--- a/Setup JETSON ORIN.docx
+++ b/Setup JETSON ORIN.docx
@@ -42,28 +42,15 @@
           <w:lang w:val="en-US"/>
         </w:rPr>
       </w:pPr>
-      <w:r>
-        <w:fldChar w:fldCharType="begin"/>
-      </w:r>
-      <w:r>
-        <w:rPr>
-          <w:lang w:val="en-US"/>
-        </w:rPr>
-        <w:instrText>HYPERLINK "https://www.youtube.com/watch?v=5k7LVeR2kfo"</w:instrText>
-      </w:r>
-      <w:r>
-        <w:fldChar w:fldCharType="separate"/>
-      </w:r>
-      <w:r>
-        <w:rPr>
-          <w:rStyle w:val="Collegamentoipertestuale"/>
-          <w:lang w:val="en-US"/>
-        </w:rPr>
-        <w:t>https://www.youtube.com/watch?v=5k7LVeR2kfo</w:t>
-      </w:r>
-      <w:r>
-        <w:fldChar w:fldCharType="end"/>
-      </w:r>
+      <w:hyperlink r:id="rId9" w:history="1">
+        <w:r>
+          <w:rPr>
+            <w:rStyle w:val="Collegamentoipertestuale"/>
+            <w:lang w:val="en-US"/>
+          </w:rPr>
+          <w:t>https://www.youtube.com/watch?v=5k7LVeR2kfo</w:t>
+        </w:r>
+      </w:hyperlink>
       <w:r>
         <w:rPr>
           <w:lang w:val="en-US"/>
@@ -120,7 +107,7 @@
           <w:lang w:val="en-US"/>
         </w:rPr>
       </w:pPr>
-      <w:hyperlink r:id="rId9" w:history="1">
+      <w:hyperlink r:id="rId10" w:history="1">
         <w:r>
           <w:rPr>
             <w:rStyle w:val="Collegamentoipertestuale"/>
@@ -171,7 +158,7 @@
           <w:lang w:val="en-US"/>
         </w:rPr>
       </w:pPr>
-      <w:hyperlink r:id="rId10" w:history="1">
+      <w:hyperlink r:id="rId11" w:history="1">
         <w:r>
           <w:rPr>
             <w:rStyle w:val="Collegamentoipertestuale"/>
@@ -248,7 +235,7 @@
           <w:bCs/>
         </w:rPr>
       </w:pPr>
-      <w:hyperlink r:id="rId11" w:history="1">
+      <w:hyperlink r:id="rId12" w:history="1">
         <w:r>
           <w:rPr>
             <w:rStyle w:val="Collegamentoipertestuale"/>
@@ -267,7 +254,7 @@
       </w:r>
     </w:p>
     <w:p>
-      <w:hyperlink r:id="rId12" w:history="1">
+      <w:hyperlink r:id="rId13" w:history="1">
         <w:r>
           <w:rPr>
             <w:rStyle w:val="Collegamentoipertestuale"/>
@@ -354,7 +341,7 @@
       <w:pPr>
         <w:spacing w:after="0" w:line="276" w:lineRule="auto"/>
       </w:pPr>
-      <w:hyperlink r:id="rId13" w:history="1">
+      <w:hyperlink r:id="rId14" w:history="1">
         <w:r>
           <w:rPr>
             <w:rStyle w:val="Collegamentoipertestuale"/>
@@ -416,7 +403,7 @@
       </w:r>
     </w:p>
     <w:p>
-      <w:hyperlink r:id="rId14" w:history="1">
+      <w:hyperlink r:id="rId15" w:history="1">
         <w:r>
           <w:rPr>
             <w:rStyle w:val="Collegamentoipertestuale"/>
@@ -515,28 +502,15 @@
           <w:lang w:val="en-US"/>
         </w:rPr>
       </w:pPr>
-      <w:r>
-        <w:fldChar w:fldCharType="begin"/>
-      </w:r>
-      <w:r>
-        <w:rPr>
-          <w:lang w:val="en-US"/>
-        </w:rPr>
-        <w:instrText>HYPERLINK "https://developer.download.nvidia.com/sdkmanager/resources/help/index.html"</w:instrText>
-      </w:r>
-      <w:r>
-        <w:fldChar w:fldCharType="separate"/>
-      </w:r>
-      <w:r>
-        <w:rPr>
-          <w:rStyle w:val="Collegamentoipertestuale"/>
-          <w:lang w:val="en-US"/>
-        </w:rPr>
-        <w:t>https://developer.download.nvidia.com/sdkmanager/resources/help/index.html</w:t>
-      </w:r>
-      <w:r>
-        <w:fldChar w:fldCharType="end"/>
-      </w:r>
+      <w:hyperlink r:id="rId16" w:history="1">
+        <w:r>
+          <w:rPr>
+            <w:rStyle w:val="Collegamentoipertestuale"/>
+            <w:lang w:val="en-US"/>
+          </w:rPr>
+          <w:t>https://developer.download.nvidia.com/sdkmanager/resources/help/index.html</w:t>
+        </w:r>
+      </w:hyperlink>
       <w:r>
         <w:rPr>
           <w:lang w:val="en-US"/>
@@ -575,28 +549,15 @@
           <w:lang w:val="en-US"/>
         </w:rPr>
       </w:pPr>
-      <w:r>
-        <w:fldChar w:fldCharType="begin"/>
-      </w:r>
-      <w:r>
-        <w:rPr>
-          <w:lang w:val="en-US"/>
-        </w:rPr>
-        <w:instrText>HYPERLINK "https://developer.nvidia.com/embedded/learn/get-started-jetson-orin-nano-devkit" \l "maxn"</w:instrText>
-      </w:r>
-      <w:r>
-        <w:fldChar w:fldCharType="separate"/>
-      </w:r>
-      <w:r>
-        <w:rPr>
-          <w:rStyle w:val="Collegamentoipertestuale"/>
-          <w:lang w:val="en-US"/>
-        </w:rPr>
-        <w:t>https://developer.nvidia.com/embedded/learn/get-started-jetson-orin-nano-devkit#maxn</w:t>
-      </w:r>
-      <w:r>
-        <w:fldChar w:fldCharType="end"/>
-      </w:r>
+      <w:hyperlink r:id="rId17" w:anchor="maxn" w:history="1">
+        <w:r>
+          <w:rPr>
+            <w:rStyle w:val="Collegamentoipertestuale"/>
+            <w:lang w:val="en-US"/>
+          </w:rPr>
+          <w:t>https://developer.nvidia.com/embedded/learn/get-started-jetson-orin-nano-devkit#maxn</w:t>
+        </w:r>
+      </w:hyperlink>
       <w:r>
         <w:rPr>
           <w:lang w:val="en-US"/>
@@ -713,7 +674,7 @@
       <w:r>
         <w:t xml:space="preserve">cazioni di setting su </w:t>
       </w:r>
-      <w:hyperlink r:id="rId15" w:history="1">
+      <w:hyperlink r:id="rId18" w:history="1">
         <w:r>
           <w:rPr>
             <w:rStyle w:val="Collegamentoipertestuale"/>
@@ -846,7 +807,7 @@
                     </pic:cNvPicPr>
                   </pic:nvPicPr>
                   <pic:blipFill rotWithShape="1">
-                    <a:blip r:embed="rId16">
+                    <a:blip r:embed="rId19">
                       <a:extLst>
                         <a:ext uri="{28A0092B-C50C-407E-A947-70E740481C1C}">
                           <a14:useLocalDpi xmlns:a14="http://schemas.microsoft.com/office/drawing/2010/main" val="0"/>
@@ -904,7 +865,7 @@
                     </pic:cNvPicPr>
                   </pic:nvPicPr>
                   <pic:blipFill rotWithShape="1">
-                    <a:blip r:embed="rId17">
+                    <a:blip r:embed="rId20">
                       <a:extLst>
                         <a:ext uri="{28A0092B-C50C-407E-A947-70E740481C1C}">
                           <a14:useLocalDpi xmlns:a14="http://schemas.microsoft.com/office/drawing/2010/main" val="0"/>
@@ -962,7 +923,7 @@
                     </pic:cNvPicPr>
                   </pic:nvPicPr>
                   <pic:blipFill rotWithShape="1">
-                    <a:blip r:embed="rId18">
+                    <a:blip r:embed="rId21">
                       <a:extLst>
                         <a:ext uri="{28A0092B-C50C-407E-A947-70E740481C1C}">
                           <a14:useLocalDpi xmlns:a14="http://schemas.microsoft.com/office/drawing/2010/main" val="0"/>
@@ -1022,7 +983,7 @@
                     </pic:cNvPicPr>
                   </pic:nvPicPr>
                   <pic:blipFill>
-                    <a:blip r:embed="rId19">
+                    <a:blip r:embed="rId22">
                       <a:extLst>
                         <a:ext uri="{28A0092B-C50C-407E-A947-70E740481C1C}">
                           <a14:useLocalDpi xmlns:a14="http://schemas.microsoft.com/office/drawing/2010/main" val="0"/>
@@ -1081,7 +1042,7 @@
                     </pic:cNvPicPr>
                   </pic:nvPicPr>
                   <pic:blipFill rotWithShape="1">
-                    <a:blip r:embed="rId20">
+                    <a:blip r:embed="rId23">
                       <a:extLst>
                         <a:ext uri="{28A0092B-C50C-407E-A947-70E740481C1C}">
                           <a14:useLocalDpi xmlns:a14="http://schemas.microsoft.com/office/drawing/2010/main" val="0"/>
@@ -1142,7 +1103,7 @@
                     </pic:cNvPicPr>
                   </pic:nvPicPr>
                   <pic:blipFill>
-                    <a:blip r:embed="rId21">
+                    <a:blip r:embed="rId24">
                       <a:extLst>
                         <a:ext uri="{28A0092B-C50C-407E-A947-70E740481C1C}">
                           <a14:useLocalDpi xmlns:a14="http://schemas.microsoft.com/office/drawing/2010/main" val="0"/>
@@ -1195,7 +1156,7 @@
                     </pic:cNvPicPr>
                   </pic:nvPicPr>
                   <pic:blipFill rotWithShape="1">
-                    <a:blip r:embed="rId22">
+                    <a:blip r:embed="rId25">
                       <a:extLst>
                         <a:ext uri="{28A0092B-C50C-407E-A947-70E740481C1C}">
                           <a14:useLocalDpi xmlns:a14="http://schemas.microsoft.com/office/drawing/2010/main" val="0"/>
@@ -1256,7 +1217,7 @@
                     </pic:cNvPicPr>
                   </pic:nvPicPr>
                   <pic:blipFill>
-                    <a:blip r:embed="rId23">
+                    <a:blip r:embed="rId26">
                       <a:extLst>
                         <a:ext uri="{28A0092B-C50C-407E-A947-70E740481C1C}">
                           <a14:useLocalDpi xmlns:a14="http://schemas.microsoft.com/office/drawing/2010/main" val="0"/>
@@ -2544,7 +2505,7 @@
           <w:noProof/>
         </w:rPr>
         <w:drawing>
-          <wp:inline distT="0" distB="0" distL="0" distR="0" wp14:anchorId="73432744" wp14:editId="57657CAB">
+          <wp:inline distT="0" distB="0" distL="0" distR="0" wp14:anchorId="73432744" wp14:editId="6EF12C81">
             <wp:extent cx="2832117" cy="2463165"/>
             <wp:effectExtent l="0" t="0" r="6350" b="0"/>
             <wp:docPr id="1025390661" name="Immagine 2"/>
@@ -2561,7 +2522,7 @@
                     </pic:cNvPicPr>
                   </pic:nvPicPr>
                   <pic:blipFill rotWithShape="1">
-                    <a:blip r:embed="rId24" cstate="print">
+                    <a:blip r:embed="rId27" cstate="print">
                       <a:extLst>
                         <a:ext uri="{28A0092B-C50C-407E-A947-70E740481C1C}">
                           <a14:useLocalDpi xmlns:a14="http://schemas.microsoft.com/office/drawing/2010/main" val="0"/>
@@ -2625,7 +2586,7 @@
                     </pic:cNvPicPr>
                   </pic:nvPicPr>
                   <pic:blipFill rotWithShape="1">
-                    <a:blip r:embed="rId25">
+                    <a:blip r:embed="rId28">
                       <a:extLst>
                         <a:ext uri="{28A0092B-C50C-407E-A947-70E740481C1C}">
                           <a14:useLocalDpi xmlns:a14="http://schemas.microsoft.com/office/drawing/2010/main" val="0"/>
@@ -2905,7 +2866,7 @@
         </w:rPr>
         <w:t xml:space="preserve"> </w:t>
       </w:r>
-      <w:hyperlink r:id="rId26" w:history="1">
+      <w:hyperlink r:id="rId29" w:history="1">
         <w:r>
           <w:rPr>
             <w:rStyle w:val="Collegamentoipertestuale"/>
@@ -4196,7 +4157,7 @@
           <w:rFonts w:ascii="Abadi ExtraLight" w:hAnsi="Abadi ExtraLight"/>
         </w:rPr>
       </w:pPr>
-      <w:hyperlink r:id="rId27" w:history="1">
+      <w:hyperlink r:id="rId30" w:history="1">
         <w:r>
           <w:rPr>
             <w:rStyle w:val="Collegamentoipertestuale"/>
@@ -6569,9 +6530,6 @@
       <w:pPr>
         <w:spacing w:after="0"/>
         <w:ind w:left="1416"/>
-        <w:rPr>
-          <w:lang w:val="en-US"/>
-        </w:rPr>
       </w:pPr>
       <w:r>
         <w:rPr>
@@ -6580,22 +6538,11 @@
         <w:t xml:space="preserve">    </w:t>
       </w:r>
       <w:r>
-        <w:rPr>
-          <w:lang w:val="en-US"/>
-        </w:rPr>
         <w:t>cudafeatures2d</w:t>
       </w:r>
     </w:p>
     <w:p>
-      <w:pPr>
-        <w:rPr>
-          <w:lang w:val="en-US"/>
-        </w:rPr>
-      </w:pPr>
-      <w:r>
-        <w:rPr>
-          <w:lang w:val="en-US"/>
-        </w:rPr>
+      <w:r>
         <w:t>Se vedi:</w:t>
       </w:r>
     </w:p>
@@ -11765,7 +11712,7 @@
                     <pic:cNvPicPr/>
                   </pic:nvPicPr>
                   <pic:blipFill>
-                    <a:blip r:embed="rId28"/>
+                    <a:blip r:embed="rId31"/>
                     <a:stretch>
                       <a:fillRect/>
                     </a:stretch>
@@ -21240,25 +21187,111 @@
         <w:ind w:left="720" w:firstLine="696"/>
         <w:rPr>
           <w:rFonts w:ascii="Abadi ExtraLight" w:hAnsi="Abadi ExtraLight"/>
-        </w:rPr>
-      </w:pPr>
-      <w:r>
-        <w:rPr>
-          <w:rFonts w:ascii="Abadi ExtraLight" w:hAnsi="Abadi ExtraLight"/>
-        </w:rPr>
-        <w:t>/usr/src/tensorrt/bin/trtexec --onnx=</w:t>
-      </w:r>
+          <w:lang w:val="en-US"/>
+        </w:rPr>
+      </w:pPr>
+      <w:r>
+        <w:rPr>
+          <w:rFonts w:ascii="Abadi ExtraLight" w:hAnsi="Abadi ExtraLight"/>
+          <w:lang w:val="en-US"/>
+        </w:rPr>
+        <w:t>/</w:t>
+      </w:r>
+      <w:proofErr w:type="spellStart"/>
+      <w:r>
+        <w:rPr>
+          <w:rFonts w:ascii="Abadi ExtraLight" w:hAnsi="Abadi ExtraLight"/>
+          <w:lang w:val="en-US"/>
+        </w:rPr>
+        <w:t>usr</w:t>
+      </w:r>
+      <w:proofErr w:type="spellEnd"/>
+      <w:r>
+        <w:rPr>
+          <w:rFonts w:ascii="Abadi ExtraLight" w:hAnsi="Abadi ExtraLight"/>
+          <w:lang w:val="en-US"/>
+        </w:rPr>
+        <w:t>/</w:t>
+      </w:r>
+      <w:proofErr w:type="spellStart"/>
+      <w:r>
+        <w:rPr>
+          <w:rFonts w:ascii="Abadi ExtraLight" w:hAnsi="Abadi ExtraLight"/>
+          <w:lang w:val="en-US"/>
+        </w:rPr>
+        <w:t>src</w:t>
+      </w:r>
+      <w:proofErr w:type="spellEnd"/>
+      <w:r>
+        <w:rPr>
+          <w:rFonts w:ascii="Abadi ExtraLight" w:hAnsi="Abadi ExtraLight"/>
+          <w:lang w:val="en-US"/>
+        </w:rPr>
+        <w:t>/</w:t>
+      </w:r>
+      <w:proofErr w:type="spellStart"/>
+      <w:r>
+        <w:rPr>
+          <w:rFonts w:ascii="Abadi ExtraLight" w:hAnsi="Abadi ExtraLight"/>
+          <w:lang w:val="en-US"/>
+        </w:rPr>
+        <w:t>tensorrt</w:t>
+      </w:r>
+      <w:proofErr w:type="spellEnd"/>
+      <w:r>
+        <w:rPr>
+          <w:rFonts w:ascii="Abadi ExtraLight" w:hAnsi="Abadi ExtraLight"/>
+          <w:lang w:val="en-US"/>
+        </w:rPr>
+        <w:t>/bin/</w:t>
+      </w:r>
+      <w:proofErr w:type="spellStart"/>
+      <w:r>
+        <w:rPr>
+          <w:rFonts w:ascii="Abadi ExtraLight" w:hAnsi="Abadi ExtraLight"/>
+          <w:lang w:val="en-US"/>
+        </w:rPr>
+        <w:t>trtexec</w:t>
+      </w:r>
+      <w:proofErr w:type="spellEnd"/>
+      <w:r>
+        <w:rPr>
+          <w:rFonts w:ascii="Abadi ExtraLight" w:hAnsi="Abadi ExtraLight"/>
+          <w:lang w:val="en-US"/>
+        </w:rPr>
+        <w:t xml:space="preserve"> --</w:t>
+      </w:r>
+      <w:proofErr w:type="spellStart"/>
+      <w:r>
+        <w:rPr>
+          <w:rFonts w:ascii="Abadi ExtraLight" w:hAnsi="Abadi ExtraLight"/>
+          <w:lang w:val="en-US"/>
+        </w:rPr>
+        <w:t>onnx</w:t>
+      </w:r>
+      <w:proofErr w:type="spellEnd"/>
+      <w:r>
+        <w:rPr>
+          <w:rFonts w:ascii="Abadi ExtraLight" w:hAnsi="Abadi ExtraLight"/>
+          <w:lang w:val="en-US"/>
+        </w:rPr>
+        <w:t>=</w:t>
+      </w:r>
+      <w:proofErr w:type="spellStart"/>
       <w:proofErr w:type="gramStart"/>
       <w:r>
         <w:rPr>
           <w:rFonts w:ascii="Abadi ExtraLight" w:hAnsi="Abadi ExtraLight"/>
+          <w:lang w:val="en-US"/>
         </w:rPr>
         <w:t>model.onnx</w:t>
       </w:r>
+      <w:proofErr w:type="spellEnd"/>
       <w:proofErr w:type="gramEnd"/>
       <w:r>
         <w:rPr>
           <w:rFonts w:ascii="Abadi ExtraLight" w:hAnsi="Abadi ExtraLight"/>
+          <w:lang w:val="en-US"/>
         </w:rPr>
         <w:t xml:space="preserve"> --fp16</w:t>
       </w:r>
@@ -21269,6 +21302,7 @@
         <w:ind w:left="720" w:firstLine="696"/>
         <w:rPr>
           <w:rFonts w:ascii="Abadi ExtraLight" w:hAnsi="Abadi ExtraLight"/>
+          <w:lang w:val="en-US"/>
         </w:rPr>
       </w:pPr>
     </w:p>
@@ -22009,7 +22043,2532 @@
       <w:r>
         <w:t xml:space="preserve">, kCHW2, kHWC8) per precisione Float16 e INT8. </w:t>
       </w:r>
-      <w:hyperlink r:id="rId29" w:tgtFrame="_blank" w:history="1">
+    </w:p>
+    <w:p>
+      <w:pPr>
+        <w:spacing w:after="0"/>
+        <w:ind w:left="720" w:firstLine="696"/>
+        <w:rPr>
+          <w:rFonts w:ascii="Abadi ExtraLight" w:hAnsi="Abadi ExtraLight"/>
+        </w:rPr>
+      </w:pPr>
+      <w:r>
+        <w:rPr>
+          <w:rFonts w:ascii="Abadi ExtraLight" w:hAnsi="Abadi ExtraLight"/>
+        </w:rPr>
+        <w:t>/</w:t>
+      </w:r>
+      <w:proofErr w:type="spellStart"/>
+      <w:r>
+        <w:rPr>
+          <w:rFonts w:ascii="Abadi ExtraLight" w:hAnsi="Abadi ExtraLight"/>
+        </w:rPr>
+        <w:t>usr</w:t>
+      </w:r>
+      <w:proofErr w:type="spellEnd"/>
+      <w:r>
+        <w:rPr>
+          <w:rFonts w:ascii="Abadi ExtraLight" w:hAnsi="Abadi ExtraLight"/>
+        </w:rPr>
+        <w:t>/</w:t>
+      </w:r>
+      <w:proofErr w:type="spellStart"/>
+      <w:r>
+        <w:rPr>
+          <w:rFonts w:ascii="Abadi ExtraLight" w:hAnsi="Abadi ExtraLight"/>
+        </w:rPr>
+        <w:t>src</w:t>
+      </w:r>
+      <w:proofErr w:type="spellEnd"/>
+      <w:r>
+        <w:rPr>
+          <w:rFonts w:ascii="Abadi ExtraLight" w:hAnsi="Abadi ExtraLight"/>
+        </w:rPr>
+        <w:t>/</w:t>
+      </w:r>
+      <w:proofErr w:type="spellStart"/>
+      <w:r>
+        <w:rPr>
+          <w:rFonts w:ascii="Abadi ExtraLight" w:hAnsi="Abadi ExtraLight"/>
+        </w:rPr>
+        <w:t>tensorrt</w:t>
+      </w:r>
+      <w:proofErr w:type="spellEnd"/>
+      <w:r>
+        <w:rPr>
+          <w:rFonts w:ascii="Abadi ExtraLight" w:hAnsi="Abadi ExtraLight"/>
+        </w:rPr>
+        <w:t>/bin/</w:t>
+      </w:r>
+      <w:proofErr w:type="spellStart"/>
+      <w:r>
+        <w:rPr>
+          <w:rFonts w:ascii="Abadi ExtraLight" w:hAnsi="Abadi ExtraLight"/>
+        </w:rPr>
+        <w:t>sample_io_formats</w:t>
+      </w:r>
+      <w:proofErr w:type="spellEnd"/>
+    </w:p>
+    <w:p/>
+    <w:p>
+      <w:pPr>
+        <w:pStyle w:val="Titolo7"/>
+        <w:spacing w:line="276" w:lineRule="auto"/>
+      </w:pPr>
+      <w:r>
+        <w:t>sample</w:t>
+      </w:r>
+      <w:r>
+        <w:t>INT</w:t>
+      </w:r>
+      <w:r>
+        <w:t>8</w:t>
+      </w:r>
+      <w:r>
+        <w:t>API</w:t>
+      </w:r>
+      <w:r>
+        <w:t xml:space="preserve"> — Inferenza INT8</w:t>
+      </w:r>
+    </w:p>
+    <w:p>
+      <w:pPr>
+        <w:jc w:val="both"/>
+      </w:pPr>
+      <w:r>
+        <w:t xml:space="preserve">Imposta il range dinamico per tensore e la precisione di computazione dei </w:t>
+      </w:r>
+      <w:proofErr w:type="spellStart"/>
+      <w:r>
+        <w:t>layer</w:t>
+      </w:r>
+      <w:proofErr w:type="spellEnd"/>
+      <w:r>
+        <w:t xml:space="preserve">. Supporta modelli ONNX di image </w:t>
+      </w:r>
+      <w:proofErr w:type="spellStart"/>
+      <w:r>
+        <w:t>classification</w:t>
+      </w:r>
+      <w:proofErr w:type="spellEnd"/>
+      <w:r>
+        <w:t xml:space="preserve"> come ResNet-50, VGG19, e </w:t>
+      </w:r>
+      <w:proofErr w:type="spellStart"/>
+      <w:r>
+        <w:t>MobileNet</w:t>
+      </w:r>
+      <w:proofErr w:type="spellEnd"/>
+      <w:r>
+        <w:t xml:space="preserve">. </w:t>
+      </w:r>
+    </w:p>
+    <w:p>
+      <w:pPr>
+        <w:spacing w:after="0"/>
+        <w:ind w:left="720" w:firstLine="696"/>
+        <w:rPr>
+          <w:rFonts w:ascii="Abadi ExtraLight" w:hAnsi="Abadi ExtraLight"/>
+          <w:lang w:val="en-US"/>
+        </w:rPr>
+      </w:pPr>
+      <w:r>
+        <w:rPr>
+          <w:rFonts w:ascii="Abadi ExtraLight" w:hAnsi="Abadi ExtraLight"/>
+          <w:lang w:val="en-US"/>
+        </w:rPr>
+        <w:t>/</w:t>
+      </w:r>
+      <w:proofErr w:type="spellStart"/>
+      <w:r>
+        <w:rPr>
+          <w:rFonts w:ascii="Abadi ExtraLight" w:hAnsi="Abadi ExtraLight"/>
+          <w:lang w:val="en-US"/>
+        </w:rPr>
+        <w:t>usr</w:t>
+      </w:r>
+      <w:proofErr w:type="spellEnd"/>
+      <w:r>
+        <w:rPr>
+          <w:rFonts w:ascii="Abadi ExtraLight" w:hAnsi="Abadi ExtraLight"/>
+          <w:lang w:val="en-US"/>
+        </w:rPr>
+        <w:t>/</w:t>
+      </w:r>
+      <w:proofErr w:type="spellStart"/>
+      <w:r>
+        <w:rPr>
+          <w:rFonts w:ascii="Abadi ExtraLight" w:hAnsi="Abadi ExtraLight"/>
+          <w:lang w:val="en-US"/>
+        </w:rPr>
+        <w:t>src</w:t>
+      </w:r>
+      <w:proofErr w:type="spellEnd"/>
+      <w:r>
+        <w:rPr>
+          <w:rFonts w:ascii="Abadi ExtraLight" w:hAnsi="Abadi ExtraLight"/>
+          <w:lang w:val="en-US"/>
+        </w:rPr>
+        <w:t>/</w:t>
+      </w:r>
+      <w:proofErr w:type="spellStart"/>
+      <w:r>
+        <w:rPr>
+          <w:rFonts w:ascii="Abadi ExtraLight" w:hAnsi="Abadi ExtraLight"/>
+          <w:lang w:val="en-US"/>
+        </w:rPr>
+        <w:t>tensorrt</w:t>
+      </w:r>
+      <w:proofErr w:type="spellEnd"/>
+      <w:r>
+        <w:rPr>
+          <w:rFonts w:ascii="Abadi ExtraLight" w:hAnsi="Abadi ExtraLight"/>
+          <w:lang w:val="en-US"/>
+        </w:rPr>
+        <w:t>/bin/sample_int8_api \</w:t>
+      </w:r>
+    </w:p>
+    <w:p>
+      <w:pPr>
+        <w:spacing w:after="0"/>
+        <w:ind w:left="720" w:firstLine="696"/>
+        <w:rPr>
+          <w:rFonts w:ascii="Abadi ExtraLight" w:hAnsi="Abadi ExtraLight"/>
+          <w:lang w:val="en-US"/>
+        </w:rPr>
+      </w:pPr>
+      <w:r>
+        <w:rPr>
+          <w:rFonts w:ascii="Abadi ExtraLight" w:hAnsi="Abadi ExtraLight"/>
+          <w:lang w:val="en-US"/>
+        </w:rPr>
+        <w:t xml:space="preserve">  --model=/</w:t>
+      </w:r>
+      <w:proofErr w:type="spellStart"/>
+      <w:r>
+        <w:rPr>
+          <w:rFonts w:ascii="Abadi ExtraLight" w:hAnsi="Abadi ExtraLight"/>
+          <w:lang w:val="en-US"/>
+        </w:rPr>
+        <w:t>usr</w:t>
+      </w:r>
+      <w:proofErr w:type="spellEnd"/>
+      <w:r>
+        <w:rPr>
+          <w:rFonts w:ascii="Abadi ExtraLight" w:hAnsi="Abadi ExtraLight"/>
+          <w:lang w:val="en-US"/>
+        </w:rPr>
+        <w:t>/</w:t>
+      </w:r>
+      <w:proofErr w:type="spellStart"/>
+      <w:r>
+        <w:rPr>
+          <w:rFonts w:ascii="Abadi ExtraLight" w:hAnsi="Abadi ExtraLight"/>
+          <w:lang w:val="en-US"/>
+        </w:rPr>
+        <w:t>src</w:t>
+      </w:r>
+      <w:proofErr w:type="spellEnd"/>
+      <w:r>
+        <w:rPr>
+          <w:rFonts w:ascii="Abadi ExtraLight" w:hAnsi="Abadi ExtraLight"/>
+          <w:lang w:val="en-US"/>
+        </w:rPr>
+        <w:t>/</w:t>
+      </w:r>
+      <w:proofErr w:type="spellStart"/>
+      <w:r>
+        <w:rPr>
+          <w:rFonts w:ascii="Abadi ExtraLight" w:hAnsi="Abadi ExtraLight"/>
+          <w:lang w:val="en-US"/>
+        </w:rPr>
+        <w:t>tensorrt</w:t>
+      </w:r>
+      <w:proofErr w:type="spellEnd"/>
+      <w:r>
+        <w:rPr>
+          <w:rFonts w:ascii="Abadi ExtraLight" w:hAnsi="Abadi ExtraLight"/>
+          <w:lang w:val="en-US"/>
+        </w:rPr>
+        <w:t>/data/resnet50/ResNet50.onnx \</w:t>
+      </w:r>
+    </w:p>
+    <w:p>
+      <w:pPr>
+        <w:spacing w:after="0"/>
+        <w:ind w:left="720" w:firstLine="696"/>
+        <w:rPr>
+          <w:rFonts w:ascii="Abadi ExtraLight" w:hAnsi="Abadi ExtraLight"/>
+          <w:lang w:val="en-US"/>
+        </w:rPr>
+      </w:pPr>
+      <w:r>
+        <w:rPr>
+          <w:rFonts w:ascii="Abadi ExtraLight" w:hAnsi="Abadi ExtraLight"/>
+          <w:lang w:val="en-US"/>
+        </w:rPr>
+        <w:t xml:space="preserve">  --ranges=/usr/src/tensorrt/data/resnet50/resnet50_per_tensor_dynamic_range.txt \</w:t>
+      </w:r>
+    </w:p>
+    <w:p>
+      <w:pPr>
+        <w:spacing w:after="0"/>
+        <w:ind w:left="720" w:firstLine="696"/>
+        <w:rPr>
+          <w:rFonts w:ascii="Abadi ExtraLight" w:hAnsi="Abadi ExtraLight"/>
+          <w:lang w:val="en-US"/>
+        </w:rPr>
+      </w:pPr>
+      <w:r>
+        <w:rPr>
+          <w:rFonts w:ascii="Abadi ExtraLight" w:hAnsi="Abadi ExtraLight"/>
+          <w:lang w:val="en-US"/>
+        </w:rPr>
+        <w:t xml:space="preserve">  --image=/</w:t>
+      </w:r>
+      <w:proofErr w:type="spellStart"/>
+      <w:r>
+        <w:rPr>
+          <w:rFonts w:ascii="Abadi ExtraLight" w:hAnsi="Abadi ExtraLight"/>
+          <w:lang w:val="en-US"/>
+        </w:rPr>
+        <w:t>usr</w:t>
+      </w:r>
+      <w:proofErr w:type="spellEnd"/>
+      <w:r>
+        <w:rPr>
+          <w:rFonts w:ascii="Abadi ExtraLight" w:hAnsi="Abadi ExtraLight"/>
+          <w:lang w:val="en-US"/>
+        </w:rPr>
+        <w:t>/</w:t>
+      </w:r>
+      <w:proofErr w:type="spellStart"/>
+      <w:r>
+        <w:rPr>
+          <w:rFonts w:ascii="Abadi ExtraLight" w:hAnsi="Abadi ExtraLight"/>
+          <w:lang w:val="en-US"/>
+        </w:rPr>
+        <w:t>src</w:t>
+      </w:r>
+      <w:proofErr w:type="spellEnd"/>
+      <w:r>
+        <w:rPr>
+          <w:rFonts w:ascii="Abadi ExtraLight" w:hAnsi="Abadi ExtraLight"/>
+          <w:lang w:val="en-US"/>
+        </w:rPr>
+        <w:t>/</w:t>
+      </w:r>
+      <w:proofErr w:type="spellStart"/>
+      <w:r>
+        <w:rPr>
+          <w:rFonts w:ascii="Abadi ExtraLight" w:hAnsi="Abadi ExtraLight"/>
+          <w:lang w:val="en-US"/>
+        </w:rPr>
+        <w:t>tensorrt</w:t>
+      </w:r>
+      <w:proofErr w:type="spellEnd"/>
+      <w:r>
+        <w:rPr>
+          <w:rFonts w:ascii="Abadi ExtraLight" w:hAnsi="Abadi ExtraLight"/>
+          <w:lang w:val="en-US"/>
+        </w:rPr>
+        <w:t>/data/resnet50/tabby_tiger_cat.jpg</w:t>
+      </w:r>
+    </w:p>
+    <w:p>
+      <w:pPr>
+        <w:rPr>
+          <w:lang w:val="en-US"/>
+        </w:rPr>
+      </w:pPr>
+    </w:p>
+    <w:p>
+      <w:pPr>
+        <w:pStyle w:val="Titolo7"/>
+        <w:spacing w:line="276" w:lineRule="auto"/>
+      </w:pPr>
+      <w:proofErr w:type="spellStart"/>
+      <w:r>
+        <w:t>sample</w:t>
+      </w:r>
+      <w:r>
+        <w:t>N</w:t>
+      </w:r>
+      <w:r>
+        <w:t>amed</w:t>
+      </w:r>
+      <w:r>
+        <w:t>D</w:t>
+      </w:r>
+      <w:r>
+        <w:t>imensions</w:t>
+      </w:r>
+      <w:proofErr w:type="spellEnd"/>
+      <w:r>
+        <w:t xml:space="preserve"> — Named input </w:t>
+      </w:r>
+      <w:proofErr w:type="spellStart"/>
+      <w:r>
+        <w:t>dimensions</w:t>
+      </w:r>
+      <w:proofErr w:type="spellEnd"/>
+    </w:p>
+    <w:p>
+      <w:pPr>
+        <w:jc w:val="both"/>
+      </w:pPr>
+      <w:r>
+        <w:t xml:space="preserve">Esempio di </w:t>
+      </w:r>
+      <w:proofErr w:type="spellStart"/>
+      <w:r>
+        <w:t>parsing</w:t>
+      </w:r>
+      <w:proofErr w:type="spellEnd"/>
+      <w:r>
+        <w:t xml:space="preserve"> di un modello ONNX con dimensioni di input con nome e building </w:t>
+      </w:r>
+      <w:proofErr w:type="spellStart"/>
+      <w:r>
+        <w:t>dell'engine</w:t>
+      </w:r>
+      <w:proofErr w:type="spellEnd"/>
+      <w:r>
+        <w:t xml:space="preserve">. </w:t>
+      </w:r>
+    </w:p>
+    <w:p>
+      <w:pPr>
+        <w:spacing w:after="0"/>
+        <w:ind w:left="720" w:firstLine="696"/>
+        <w:rPr>
+          <w:rFonts w:ascii="Abadi ExtraLight" w:hAnsi="Abadi ExtraLight"/>
+          <w:lang w:val="en-US"/>
+        </w:rPr>
+      </w:pPr>
+      <w:r>
+        <w:rPr>
+          <w:rFonts w:ascii="Abadi ExtraLight" w:hAnsi="Abadi ExtraLight"/>
+          <w:lang w:val="en-US"/>
+        </w:rPr>
+        <w:t>/</w:t>
+      </w:r>
+      <w:proofErr w:type="spellStart"/>
+      <w:r>
+        <w:rPr>
+          <w:rFonts w:ascii="Abadi ExtraLight" w:hAnsi="Abadi ExtraLight"/>
+          <w:lang w:val="en-US"/>
+        </w:rPr>
+        <w:t>usr</w:t>
+      </w:r>
+      <w:proofErr w:type="spellEnd"/>
+      <w:r>
+        <w:rPr>
+          <w:rFonts w:ascii="Abadi ExtraLight" w:hAnsi="Abadi ExtraLight"/>
+          <w:lang w:val="en-US"/>
+        </w:rPr>
+        <w:t>/</w:t>
+      </w:r>
+      <w:proofErr w:type="spellStart"/>
+      <w:r>
+        <w:rPr>
+          <w:rFonts w:ascii="Abadi ExtraLight" w:hAnsi="Abadi ExtraLight"/>
+          <w:lang w:val="en-US"/>
+        </w:rPr>
+        <w:t>src</w:t>
+      </w:r>
+      <w:proofErr w:type="spellEnd"/>
+      <w:r>
+        <w:rPr>
+          <w:rFonts w:ascii="Abadi ExtraLight" w:hAnsi="Abadi ExtraLight"/>
+          <w:lang w:val="en-US"/>
+        </w:rPr>
+        <w:t>/</w:t>
+      </w:r>
+      <w:proofErr w:type="spellStart"/>
+      <w:r>
+        <w:rPr>
+          <w:rFonts w:ascii="Abadi ExtraLight" w:hAnsi="Abadi ExtraLight"/>
+          <w:lang w:val="en-US"/>
+        </w:rPr>
+        <w:t>tensorrt</w:t>
+      </w:r>
+      <w:proofErr w:type="spellEnd"/>
+      <w:r>
+        <w:rPr>
+          <w:rFonts w:ascii="Abadi ExtraLight" w:hAnsi="Abadi ExtraLight"/>
+          <w:lang w:val="en-US"/>
+        </w:rPr>
+        <w:t>/bin/</w:t>
+      </w:r>
+      <w:proofErr w:type="spellStart"/>
+      <w:r>
+        <w:rPr>
+          <w:rFonts w:ascii="Abadi ExtraLight" w:hAnsi="Abadi ExtraLight"/>
+          <w:lang w:val="en-US"/>
+        </w:rPr>
+        <w:t>sample_named_dimensions</w:t>
+      </w:r>
+      <w:proofErr w:type="spellEnd"/>
+    </w:p>
+    <w:p>
+      <w:pPr>
+        <w:rPr>
+          <w:lang w:val="en-US"/>
+        </w:rPr>
+      </w:pPr>
+    </w:p>
+    <w:p>
+      <w:pPr>
+        <w:pStyle w:val="Titolo7"/>
+        <w:spacing w:line="276" w:lineRule="auto"/>
+      </w:pPr>
+      <w:proofErr w:type="spellStart"/>
+      <w:r>
+        <w:t>sample</w:t>
+      </w:r>
+      <w:r>
+        <w:t>O</w:t>
+      </w:r>
+      <w:r>
+        <w:t>nnx</w:t>
+      </w:r>
+      <w:r>
+        <w:t>MnistC</w:t>
+      </w:r>
+      <w:r>
+        <w:t>oord</w:t>
+      </w:r>
+      <w:r>
+        <w:t>C</w:t>
+      </w:r>
+      <w:r>
+        <w:t>onv</w:t>
+      </w:r>
+      <w:r>
+        <w:t>AC</w:t>
+      </w:r>
+      <w:proofErr w:type="spellEnd"/>
+      <w:r>
+        <w:t xml:space="preserve"> — </w:t>
+      </w:r>
+      <w:proofErr w:type="spellStart"/>
+      <w:r>
+        <w:t>CoordConv</w:t>
+      </w:r>
+      <w:proofErr w:type="spellEnd"/>
+      <w:r>
+        <w:t xml:space="preserve"> custom plugin</w:t>
+      </w:r>
+    </w:p>
+    <w:p>
+      <w:pPr>
+        <w:jc w:val="both"/>
+      </w:pPr>
+      <w:r>
+        <w:t xml:space="preserve">Converte un modello addestrato su MNIST in ONNX con </w:t>
+      </w:r>
+      <w:proofErr w:type="spellStart"/>
+      <w:r>
+        <w:t>layer</w:t>
+      </w:r>
+      <w:proofErr w:type="spellEnd"/>
+      <w:r>
+        <w:t xml:space="preserve"> </w:t>
+      </w:r>
+      <w:proofErr w:type="spellStart"/>
+      <w:r>
+        <w:t>CoordConv</w:t>
+      </w:r>
+      <w:proofErr w:type="spellEnd"/>
+      <w:r>
+        <w:t xml:space="preserve"> personalizzati (invece dei </w:t>
+      </w:r>
+      <w:proofErr w:type="spellStart"/>
+      <w:r>
+        <w:t>Conv</w:t>
+      </w:r>
+      <w:proofErr w:type="spellEnd"/>
+      <w:r>
+        <w:t xml:space="preserve"> standard) in una rete </w:t>
+      </w:r>
+      <w:proofErr w:type="spellStart"/>
+      <w:r>
+        <w:t>TensorRT</w:t>
+      </w:r>
+      <w:proofErr w:type="spellEnd"/>
+      <w:r>
+        <w:t xml:space="preserve">. </w:t>
+      </w:r>
+    </w:p>
+    <w:p>
+      <w:pPr>
+        <w:spacing w:after="0"/>
+        <w:ind w:left="720" w:firstLine="696"/>
+        <w:rPr>
+          <w:rFonts w:ascii="Abadi ExtraLight" w:hAnsi="Abadi ExtraLight"/>
+          <w:lang w:val="en-US"/>
+        </w:rPr>
+      </w:pPr>
+      <w:r>
+        <w:rPr>
+          <w:rFonts w:ascii="Abadi ExtraLight" w:hAnsi="Abadi ExtraLight"/>
+          <w:lang w:val="en-US"/>
+        </w:rPr>
+        <w:t>/</w:t>
+      </w:r>
+      <w:proofErr w:type="spellStart"/>
+      <w:r>
+        <w:rPr>
+          <w:rFonts w:ascii="Abadi ExtraLight" w:hAnsi="Abadi ExtraLight"/>
+          <w:lang w:val="en-US"/>
+        </w:rPr>
+        <w:t>usr</w:t>
+      </w:r>
+      <w:proofErr w:type="spellEnd"/>
+      <w:r>
+        <w:rPr>
+          <w:rFonts w:ascii="Abadi ExtraLight" w:hAnsi="Abadi ExtraLight"/>
+          <w:lang w:val="en-US"/>
+        </w:rPr>
+        <w:t>/</w:t>
+      </w:r>
+      <w:proofErr w:type="spellStart"/>
+      <w:r>
+        <w:rPr>
+          <w:rFonts w:ascii="Abadi ExtraLight" w:hAnsi="Abadi ExtraLight"/>
+          <w:lang w:val="en-US"/>
+        </w:rPr>
+        <w:t>src</w:t>
+      </w:r>
+      <w:proofErr w:type="spellEnd"/>
+      <w:r>
+        <w:rPr>
+          <w:rFonts w:ascii="Abadi ExtraLight" w:hAnsi="Abadi ExtraLight"/>
+          <w:lang w:val="en-US"/>
+        </w:rPr>
+        <w:t>/</w:t>
+      </w:r>
+      <w:proofErr w:type="spellStart"/>
+      <w:r>
+        <w:rPr>
+          <w:rFonts w:ascii="Abadi ExtraLight" w:hAnsi="Abadi ExtraLight"/>
+          <w:lang w:val="en-US"/>
+        </w:rPr>
+        <w:t>tensorrt</w:t>
+      </w:r>
+      <w:proofErr w:type="spellEnd"/>
+      <w:r>
+        <w:rPr>
+          <w:rFonts w:ascii="Abadi ExtraLight" w:hAnsi="Abadi ExtraLight"/>
+          <w:lang w:val="en-US"/>
+        </w:rPr>
+        <w:t>/bin/</w:t>
+      </w:r>
+      <w:proofErr w:type="spellStart"/>
+      <w:r>
+        <w:rPr>
+          <w:rFonts w:ascii="Abadi ExtraLight" w:hAnsi="Abadi ExtraLight"/>
+          <w:lang w:val="en-US"/>
+        </w:rPr>
+        <w:t>sample_onnx_mnist_coord_conv_ac</w:t>
+      </w:r>
+      <w:proofErr w:type="spellEnd"/>
+    </w:p>
+    <w:p>
+      <w:pPr>
+        <w:spacing w:after="0"/>
+        <w:ind w:left="720" w:firstLine="696"/>
+        <w:rPr>
+          <w:rFonts w:ascii="Abadi ExtraLight" w:hAnsi="Abadi ExtraLight"/>
+          <w:lang w:val="en-US"/>
+        </w:rPr>
+      </w:pPr>
+    </w:p>
+    <w:p>
+      <w:pPr>
+        <w:pStyle w:val="Titolo7"/>
+        <w:spacing w:line="276" w:lineRule="auto"/>
+      </w:pPr>
+      <w:proofErr w:type="spellStart"/>
+      <w:r>
+        <w:t>sample</w:t>
+      </w:r>
+      <w:r>
+        <w:t>O</w:t>
+      </w:r>
+      <w:r>
+        <w:t>nnx</w:t>
+      </w:r>
+      <w:r>
+        <w:t>MNIST</w:t>
+      </w:r>
+      <w:proofErr w:type="spellEnd"/>
+      <w:r>
+        <w:t xml:space="preserve"> — "Hello World" da ONNX</w:t>
+      </w:r>
+    </w:p>
+    <w:p>
+      <w:pPr>
+        <w:spacing w:line="276" w:lineRule="auto"/>
+        <w:jc w:val="both"/>
+        <w:rPr>
+          <w:sz w:val="22"/>
+          <w:szCs w:val="22"/>
+        </w:rPr>
+      </w:pPr>
+      <w:r>
+        <w:rPr>
+          <w:sz w:val="22"/>
+          <w:szCs w:val="22"/>
+        </w:rPr>
+        <w:t xml:space="preserve">Converte un modello ONNX addestrato sul dataset MNIST in una rete </w:t>
+      </w:r>
+      <w:proofErr w:type="spellStart"/>
+      <w:r>
+        <w:rPr>
+          <w:sz w:val="22"/>
+          <w:szCs w:val="22"/>
+        </w:rPr>
+        <w:t>TensorRT</w:t>
+      </w:r>
+      <w:proofErr w:type="spellEnd"/>
+      <w:r>
+        <w:rPr>
+          <w:sz w:val="22"/>
+          <w:szCs w:val="22"/>
+        </w:rPr>
+        <w:t xml:space="preserve"> ed esegue l'inferenza.</w:t>
+      </w:r>
+    </w:p>
+    <w:p>
+      <w:pPr>
+        <w:spacing w:after="0"/>
+        <w:ind w:left="720" w:firstLine="696"/>
+        <w:rPr>
+          <w:rFonts w:ascii="Abadi ExtraLight" w:hAnsi="Abadi ExtraLight"/>
+          <w:lang w:val="en-US"/>
+        </w:rPr>
+      </w:pPr>
+      <w:r>
+        <w:rPr>
+          <w:rFonts w:ascii="Abadi ExtraLight" w:hAnsi="Abadi ExtraLight"/>
+          <w:lang w:val="en-US"/>
+        </w:rPr>
+        <w:t>/</w:t>
+      </w:r>
+      <w:proofErr w:type="spellStart"/>
+      <w:r>
+        <w:rPr>
+          <w:rFonts w:ascii="Abadi ExtraLight" w:hAnsi="Abadi ExtraLight"/>
+          <w:lang w:val="en-US"/>
+        </w:rPr>
+        <w:t>usr</w:t>
+      </w:r>
+      <w:proofErr w:type="spellEnd"/>
+      <w:r>
+        <w:rPr>
+          <w:rFonts w:ascii="Abadi ExtraLight" w:hAnsi="Abadi ExtraLight"/>
+          <w:lang w:val="en-US"/>
+        </w:rPr>
+        <w:t>/</w:t>
+      </w:r>
+      <w:proofErr w:type="spellStart"/>
+      <w:r>
+        <w:rPr>
+          <w:rFonts w:ascii="Abadi ExtraLight" w:hAnsi="Abadi ExtraLight"/>
+          <w:lang w:val="en-US"/>
+        </w:rPr>
+        <w:t>src</w:t>
+      </w:r>
+      <w:proofErr w:type="spellEnd"/>
+      <w:r>
+        <w:rPr>
+          <w:rFonts w:ascii="Abadi ExtraLight" w:hAnsi="Abadi ExtraLight"/>
+          <w:lang w:val="en-US"/>
+        </w:rPr>
+        <w:t>/</w:t>
+      </w:r>
+      <w:proofErr w:type="spellStart"/>
+      <w:r>
+        <w:rPr>
+          <w:rFonts w:ascii="Abadi ExtraLight" w:hAnsi="Abadi ExtraLight"/>
+          <w:lang w:val="en-US"/>
+        </w:rPr>
+        <w:t>tensorrt</w:t>
+      </w:r>
+      <w:proofErr w:type="spellEnd"/>
+      <w:r>
+        <w:rPr>
+          <w:rFonts w:ascii="Abadi ExtraLight" w:hAnsi="Abadi ExtraLight"/>
+          <w:lang w:val="en-US"/>
+        </w:rPr>
+        <w:t>/bin/</w:t>
+      </w:r>
+      <w:proofErr w:type="spellStart"/>
+      <w:r>
+        <w:rPr>
+          <w:rFonts w:ascii="Abadi ExtraLight" w:hAnsi="Abadi ExtraLight"/>
+          <w:lang w:val="en-US"/>
+        </w:rPr>
+        <w:t>sample_onnx_mnist</w:t>
+      </w:r>
+      <w:proofErr w:type="spellEnd"/>
+    </w:p>
+    <w:p>
+      <w:pPr>
+        <w:spacing w:after="0"/>
+        <w:ind w:left="720" w:firstLine="696"/>
+        <w:rPr>
+          <w:rFonts w:ascii="Abadi ExtraLight" w:hAnsi="Abadi ExtraLight"/>
+          <w:lang w:val="en-US"/>
+        </w:rPr>
+      </w:pPr>
+    </w:p>
+    <w:p>
+      <w:pPr>
+        <w:spacing w:after="0"/>
+        <w:ind w:left="720" w:firstLine="696"/>
+        <w:rPr>
+          <w:rFonts w:ascii="Abadi ExtraLight" w:hAnsi="Abadi ExtraLight"/>
+          <w:lang w:val="en-US"/>
+        </w:rPr>
+      </w:pPr>
+      <w:r>
+        <w:rPr>
+          <w:rFonts w:ascii="Abadi ExtraLight" w:hAnsi="Abadi ExtraLight"/>
+          <w:lang w:val="en-US"/>
+        </w:rPr>
+        <w:t># Con DLA core</w:t>
+      </w:r>
+    </w:p>
+    <w:p>
+      <w:pPr>
+        <w:spacing w:after="0"/>
+        <w:ind w:left="720" w:firstLine="696"/>
+        <w:rPr>
+          <w:rFonts w:ascii="Abadi ExtraLight" w:hAnsi="Abadi ExtraLight"/>
+          <w:lang w:val="en-US"/>
+        </w:rPr>
+      </w:pPr>
+      <w:r>
+        <w:rPr>
+          <w:rFonts w:ascii="Abadi ExtraLight" w:hAnsi="Abadi ExtraLight"/>
+          <w:lang w:val="en-US"/>
+        </w:rPr>
+        <w:t>/</w:t>
+      </w:r>
+      <w:proofErr w:type="spellStart"/>
+      <w:r>
+        <w:rPr>
+          <w:rFonts w:ascii="Abadi ExtraLight" w:hAnsi="Abadi ExtraLight"/>
+          <w:lang w:val="en-US"/>
+        </w:rPr>
+        <w:t>usr</w:t>
+      </w:r>
+      <w:proofErr w:type="spellEnd"/>
+      <w:r>
+        <w:rPr>
+          <w:rFonts w:ascii="Abadi ExtraLight" w:hAnsi="Abadi ExtraLight"/>
+          <w:lang w:val="en-US"/>
+        </w:rPr>
+        <w:t>/</w:t>
+      </w:r>
+      <w:proofErr w:type="spellStart"/>
+      <w:r>
+        <w:rPr>
+          <w:rFonts w:ascii="Abadi ExtraLight" w:hAnsi="Abadi ExtraLight"/>
+          <w:lang w:val="en-US"/>
+        </w:rPr>
+        <w:t>src</w:t>
+      </w:r>
+      <w:proofErr w:type="spellEnd"/>
+      <w:r>
+        <w:rPr>
+          <w:rFonts w:ascii="Abadi ExtraLight" w:hAnsi="Abadi ExtraLight"/>
+          <w:lang w:val="en-US"/>
+        </w:rPr>
+        <w:t>/</w:t>
+      </w:r>
+      <w:proofErr w:type="spellStart"/>
+      <w:r>
+        <w:rPr>
+          <w:rFonts w:ascii="Abadi ExtraLight" w:hAnsi="Abadi ExtraLight"/>
+          <w:lang w:val="en-US"/>
+        </w:rPr>
+        <w:t>tensorrt</w:t>
+      </w:r>
+      <w:proofErr w:type="spellEnd"/>
+      <w:r>
+        <w:rPr>
+          <w:rFonts w:ascii="Abadi ExtraLight" w:hAnsi="Abadi ExtraLight"/>
+          <w:lang w:val="en-US"/>
+        </w:rPr>
+        <w:t>/bin/</w:t>
+      </w:r>
+      <w:proofErr w:type="spellStart"/>
+      <w:r>
+        <w:rPr>
+          <w:rFonts w:ascii="Abadi ExtraLight" w:hAnsi="Abadi ExtraLight"/>
+          <w:lang w:val="en-US"/>
+        </w:rPr>
+        <w:t>sample_onnx_mnist</w:t>
+      </w:r>
+      <w:proofErr w:type="spellEnd"/>
+      <w:r>
+        <w:rPr>
+          <w:rFonts w:ascii="Abadi ExtraLight" w:hAnsi="Abadi ExtraLight"/>
+          <w:lang w:val="en-US"/>
+        </w:rPr>
+        <w:t xml:space="preserve"> --</w:t>
+      </w:r>
+      <w:proofErr w:type="spellStart"/>
+      <w:r>
+        <w:rPr>
+          <w:rFonts w:ascii="Abadi ExtraLight" w:hAnsi="Abadi ExtraLight"/>
+          <w:lang w:val="en-US"/>
+        </w:rPr>
+        <w:t>useDLACore</w:t>
+      </w:r>
+      <w:proofErr w:type="spellEnd"/>
+      <w:r>
+        <w:rPr>
+          <w:rFonts w:ascii="Abadi ExtraLight" w:hAnsi="Abadi ExtraLight"/>
+          <w:lang w:val="en-US"/>
+        </w:rPr>
+        <w:t>=0</w:t>
+      </w:r>
+    </w:p>
+    <w:p>
+      <w:pPr>
+        <w:spacing w:after="0"/>
+        <w:ind w:left="720" w:firstLine="696"/>
+        <w:rPr>
+          <w:rFonts w:ascii="Abadi ExtraLight" w:hAnsi="Abadi ExtraLight"/>
+          <w:lang w:val="en-US"/>
+        </w:rPr>
+      </w:pPr>
+      <w:r>
+        <w:rPr>
+          <w:rFonts w:ascii="Abadi ExtraLight" w:hAnsi="Abadi ExtraLight"/>
+          <w:lang w:val="en-US"/>
+        </w:rPr>
+        <w:t>/</w:t>
+      </w:r>
+      <w:proofErr w:type="spellStart"/>
+      <w:r>
+        <w:rPr>
+          <w:rFonts w:ascii="Abadi ExtraLight" w:hAnsi="Abadi ExtraLight"/>
+          <w:lang w:val="en-US"/>
+        </w:rPr>
+        <w:t>usr</w:t>
+      </w:r>
+      <w:proofErr w:type="spellEnd"/>
+      <w:r>
+        <w:rPr>
+          <w:rFonts w:ascii="Abadi ExtraLight" w:hAnsi="Abadi ExtraLight"/>
+          <w:lang w:val="en-US"/>
+        </w:rPr>
+        <w:t>/</w:t>
+      </w:r>
+      <w:proofErr w:type="spellStart"/>
+      <w:r>
+        <w:rPr>
+          <w:rFonts w:ascii="Abadi ExtraLight" w:hAnsi="Abadi ExtraLight"/>
+          <w:lang w:val="en-US"/>
+        </w:rPr>
+        <w:t>src</w:t>
+      </w:r>
+      <w:proofErr w:type="spellEnd"/>
+      <w:r>
+        <w:rPr>
+          <w:rFonts w:ascii="Abadi ExtraLight" w:hAnsi="Abadi ExtraLight"/>
+          <w:lang w:val="en-US"/>
+        </w:rPr>
+        <w:t>/</w:t>
+      </w:r>
+      <w:proofErr w:type="spellStart"/>
+      <w:r>
+        <w:rPr>
+          <w:rFonts w:ascii="Abadi ExtraLight" w:hAnsi="Abadi ExtraLight"/>
+          <w:lang w:val="en-US"/>
+        </w:rPr>
+        <w:t>tensorrt</w:t>
+      </w:r>
+      <w:proofErr w:type="spellEnd"/>
+      <w:r>
+        <w:rPr>
+          <w:rFonts w:ascii="Abadi ExtraLight" w:hAnsi="Abadi ExtraLight"/>
+          <w:lang w:val="en-US"/>
+        </w:rPr>
+        <w:t>/bin/</w:t>
+      </w:r>
+      <w:proofErr w:type="spellStart"/>
+      <w:r>
+        <w:rPr>
+          <w:rFonts w:ascii="Abadi ExtraLight" w:hAnsi="Abadi ExtraLight"/>
+          <w:lang w:val="en-US"/>
+        </w:rPr>
+        <w:t>sample_onnx_mnist</w:t>
+      </w:r>
+      <w:proofErr w:type="spellEnd"/>
+      <w:r>
+        <w:rPr>
+          <w:rFonts w:ascii="Abadi ExtraLight" w:hAnsi="Abadi ExtraLight"/>
+          <w:lang w:val="en-US"/>
+        </w:rPr>
+        <w:t xml:space="preserve"> --</w:t>
+      </w:r>
+      <w:proofErr w:type="spellStart"/>
+      <w:r>
+        <w:rPr>
+          <w:rFonts w:ascii="Abadi ExtraLight" w:hAnsi="Abadi ExtraLight"/>
+          <w:lang w:val="en-US"/>
+        </w:rPr>
+        <w:t>useDLACore</w:t>
+      </w:r>
+      <w:proofErr w:type="spellEnd"/>
+      <w:r>
+        <w:rPr>
+          <w:rFonts w:ascii="Abadi ExtraLight" w:hAnsi="Abadi ExtraLight"/>
+          <w:lang w:val="en-US"/>
+        </w:rPr>
+        <w:t>=1</w:t>
+      </w:r>
+    </w:p>
+    <w:p>
+      <w:pPr>
+        <w:rPr>
+          <w:lang w:val="en-US"/>
+        </w:rPr>
+      </w:pPr>
+    </w:p>
+    <w:p>
+      <w:pPr>
+        <w:rPr>
+          <w:lang w:val="en-US"/>
+        </w:rPr>
+      </w:pPr>
+    </w:p>
+    <w:p>
+      <w:pPr>
+        <w:pStyle w:val="Titolo6"/>
+      </w:pPr>
+      <w:r>
+        <w:rPr>
+          <w:lang w:val="en-US"/>
+        </w:rPr>
+        <w:t> </w:t>
+      </w:r>
+      <w:r>
+        <w:t>Samples Python</w:t>
+      </w:r>
+    </w:p>
+    <w:p>
+      <w:r>
+        <w:t>I samples Python si trovano in /</w:t>
+      </w:r>
+      <w:proofErr w:type="spellStart"/>
+      <w:r>
+        <w:rPr>
+          <w:rFonts w:ascii="Abadi ExtraLight" w:hAnsi="Abadi ExtraLight"/>
+        </w:rPr>
+        <w:t>usr</w:t>
+      </w:r>
+      <w:proofErr w:type="spellEnd"/>
+      <w:r>
+        <w:rPr>
+          <w:rFonts w:ascii="Abadi ExtraLight" w:hAnsi="Abadi ExtraLight"/>
+        </w:rPr>
+        <w:t>/</w:t>
+      </w:r>
+      <w:proofErr w:type="spellStart"/>
+      <w:r>
+        <w:rPr>
+          <w:rFonts w:ascii="Abadi ExtraLight" w:hAnsi="Abadi ExtraLight"/>
+        </w:rPr>
+        <w:t>src</w:t>
+      </w:r>
+      <w:proofErr w:type="spellEnd"/>
+      <w:r>
+        <w:rPr>
+          <w:rFonts w:ascii="Abadi ExtraLight" w:hAnsi="Abadi ExtraLight"/>
+        </w:rPr>
+        <w:t>/</w:t>
+      </w:r>
+      <w:proofErr w:type="spellStart"/>
+      <w:r>
+        <w:rPr>
+          <w:rFonts w:ascii="Abadi ExtraLight" w:hAnsi="Abadi ExtraLight"/>
+        </w:rPr>
+        <w:t>tensorrt</w:t>
+      </w:r>
+      <w:proofErr w:type="spellEnd"/>
+      <w:r>
+        <w:rPr>
+          <w:rFonts w:ascii="Abadi ExtraLight" w:hAnsi="Abadi ExtraLight"/>
+        </w:rPr>
+        <w:t>/samples/</w:t>
+      </w:r>
+      <w:proofErr w:type="spellStart"/>
+      <w:r>
+        <w:rPr>
+          <w:rFonts w:ascii="Abadi ExtraLight" w:hAnsi="Abadi ExtraLight"/>
+        </w:rPr>
+        <w:t>python</w:t>
+      </w:r>
+      <w:proofErr w:type="spellEnd"/>
+      <w:r>
+        <w:rPr>
+          <w:rFonts w:ascii="Abadi ExtraLight" w:hAnsi="Abadi ExtraLight"/>
+        </w:rPr>
+        <w:t>/</w:t>
+      </w:r>
+      <w:r>
+        <w:t>. Ogni sample include un README.md e un requirements.txt. La procedura tipica è:</w:t>
+      </w:r>
+    </w:p>
+    <w:p>
+      <w:pPr>
+        <w:spacing w:after="0"/>
+        <w:ind w:left="720" w:firstLine="696"/>
+        <w:rPr>
+          <w:rFonts w:ascii="Abadi ExtraLight" w:hAnsi="Abadi ExtraLight"/>
+          <w:lang w:val="en-US"/>
+        </w:rPr>
+      </w:pPr>
+      <w:r>
+        <w:rPr>
+          <w:rFonts w:ascii="Abadi ExtraLight" w:hAnsi="Abadi ExtraLight"/>
+          <w:lang w:val="en-US"/>
+        </w:rPr>
+        <w:t>cd /</w:t>
+      </w:r>
+      <w:proofErr w:type="spellStart"/>
+      <w:r>
+        <w:rPr>
+          <w:rFonts w:ascii="Abadi ExtraLight" w:hAnsi="Abadi ExtraLight"/>
+          <w:lang w:val="en-US"/>
+        </w:rPr>
+        <w:t>usr</w:t>
+      </w:r>
+      <w:proofErr w:type="spellEnd"/>
+      <w:r>
+        <w:rPr>
+          <w:rFonts w:ascii="Abadi ExtraLight" w:hAnsi="Abadi ExtraLight"/>
+          <w:lang w:val="en-US"/>
+        </w:rPr>
+        <w:t>/</w:t>
+      </w:r>
+      <w:proofErr w:type="spellStart"/>
+      <w:r>
+        <w:rPr>
+          <w:rFonts w:ascii="Abadi ExtraLight" w:hAnsi="Abadi ExtraLight"/>
+          <w:lang w:val="en-US"/>
+        </w:rPr>
+        <w:t>src</w:t>
+      </w:r>
+      <w:proofErr w:type="spellEnd"/>
+      <w:r>
+        <w:rPr>
+          <w:rFonts w:ascii="Abadi ExtraLight" w:hAnsi="Abadi ExtraLight"/>
+          <w:lang w:val="en-US"/>
+        </w:rPr>
+        <w:t>/</w:t>
+      </w:r>
+      <w:proofErr w:type="spellStart"/>
+      <w:r>
+        <w:rPr>
+          <w:rFonts w:ascii="Abadi ExtraLight" w:hAnsi="Abadi ExtraLight"/>
+          <w:lang w:val="en-US"/>
+        </w:rPr>
+        <w:t>tensorrt</w:t>
+      </w:r>
+      <w:proofErr w:type="spellEnd"/>
+      <w:r>
+        <w:rPr>
+          <w:rFonts w:ascii="Abadi ExtraLight" w:hAnsi="Abadi ExtraLight"/>
+          <w:lang w:val="en-US"/>
+        </w:rPr>
+        <w:t>/samples/python/&lt;</w:t>
+      </w:r>
+      <w:proofErr w:type="spellStart"/>
+      <w:r>
+        <w:rPr>
+          <w:rFonts w:ascii="Abadi ExtraLight" w:hAnsi="Abadi ExtraLight"/>
+          <w:lang w:val="en-US"/>
+        </w:rPr>
+        <w:t>nome_sample</w:t>
+      </w:r>
+      <w:proofErr w:type="spellEnd"/>
+      <w:r>
+        <w:rPr>
+          <w:rFonts w:ascii="Abadi ExtraLight" w:hAnsi="Abadi ExtraLight"/>
+          <w:lang w:val="en-US"/>
+        </w:rPr>
+        <w:t>&gt;</w:t>
+      </w:r>
+    </w:p>
+    <w:p>
+      <w:pPr>
+        <w:spacing w:after="0"/>
+        <w:ind w:left="720" w:firstLine="696"/>
+        <w:rPr>
+          <w:rFonts w:ascii="Abadi ExtraLight" w:hAnsi="Abadi ExtraLight"/>
+          <w:lang w:val="en-US"/>
+        </w:rPr>
+      </w:pPr>
+      <w:r>
+        <w:rPr>
+          <w:rFonts w:ascii="Abadi ExtraLight" w:hAnsi="Abadi ExtraLight"/>
+          <w:lang w:val="en-US"/>
+        </w:rPr>
+        <w:t>pip3 install -r requirements.txt</w:t>
+      </w:r>
+    </w:p>
+    <w:p>
+      <w:pPr>
+        <w:spacing w:after="0"/>
+        <w:ind w:left="720" w:firstLine="696"/>
+        <w:rPr>
+          <w:rFonts w:ascii="Abadi ExtraLight" w:hAnsi="Abadi ExtraLight"/>
+          <w:lang w:val="en-US"/>
+        </w:rPr>
+      </w:pPr>
+      <w:r>
+        <w:rPr>
+          <w:rFonts w:ascii="Abadi ExtraLight" w:hAnsi="Abadi ExtraLight"/>
+          <w:lang w:val="en-US"/>
+        </w:rPr>
+        <w:t>python3 sample.py</w:t>
+      </w:r>
+    </w:p>
+    <w:p>
+      <w:pPr>
+        <w:rPr>
+          <w:lang w:val="en-US"/>
+        </w:rPr>
+      </w:pPr>
+      <w:r>
+        <w:rPr>
+          <w:lang w:val="en-US"/>
+        </w:rPr>
+        <w:lastRenderedPageBreak/>
+        <w:t> </w:t>
+      </w:r>
+    </w:p>
+    <w:p>
+      <w:pPr>
+        <w:pStyle w:val="Titolo7"/>
+        <w:spacing w:line="276" w:lineRule="auto"/>
+        <w:rPr>
+          <w:lang w:val="en-US"/>
+        </w:rPr>
+      </w:pPr>
+      <w:proofErr w:type="spellStart"/>
+      <w:r>
+        <w:rPr>
+          <w:lang w:val="en-US"/>
+        </w:rPr>
+        <w:t>network_api_pytorch_mnist</w:t>
+      </w:r>
+      <w:proofErr w:type="spellEnd"/>
+      <w:r>
+        <w:rPr>
+          <w:lang w:val="en-US"/>
+        </w:rPr>
+        <w:t xml:space="preserve"> — </w:t>
+      </w:r>
+      <w:proofErr w:type="spellStart"/>
+      <w:r>
+        <w:rPr>
+          <w:lang w:val="en-US"/>
+        </w:rPr>
+        <w:t>PyTorch</w:t>
+      </w:r>
+      <w:proofErr w:type="spellEnd"/>
+      <w:r>
+        <w:rPr>
+          <w:lang w:val="en-US"/>
+        </w:rPr>
+        <w:t xml:space="preserve"> → </w:t>
+      </w:r>
+      <w:proofErr w:type="spellStart"/>
+      <w:r>
+        <w:rPr>
+          <w:lang w:val="en-US"/>
+        </w:rPr>
+        <w:t>TensorRT</w:t>
+      </w:r>
+      <w:proofErr w:type="spellEnd"/>
+    </w:p>
+    <w:p>
+      <w:r>
+        <w:t xml:space="preserve">Addestra un modello </w:t>
+      </w:r>
+      <w:proofErr w:type="spellStart"/>
+      <w:r>
+        <w:t>convoluzionale</w:t>
+      </w:r>
+      <w:proofErr w:type="spellEnd"/>
+      <w:r>
+        <w:t xml:space="preserve"> in </w:t>
+      </w:r>
+      <w:proofErr w:type="spellStart"/>
+      <w:r>
+        <w:t>PyTorch</w:t>
+      </w:r>
+      <w:proofErr w:type="spellEnd"/>
+      <w:r>
+        <w:t xml:space="preserve"> sul dataset MNIST, ricrea la rete in </w:t>
+      </w:r>
+      <w:proofErr w:type="spellStart"/>
+      <w:r>
+        <w:t>TensorRT</w:t>
+      </w:r>
+      <w:proofErr w:type="spellEnd"/>
+      <w:r>
+        <w:t xml:space="preserve">, importa i pesi dal modello addestrato ed esegue l'inferenza con un </w:t>
+      </w:r>
+      <w:proofErr w:type="spellStart"/>
+      <w:r>
+        <w:t>engine</w:t>
+      </w:r>
+      <w:proofErr w:type="spellEnd"/>
+      <w:r>
+        <w:t xml:space="preserve"> </w:t>
+      </w:r>
+      <w:proofErr w:type="spellStart"/>
+      <w:r>
+        <w:t>TensorRT</w:t>
+      </w:r>
+      <w:proofErr w:type="spellEnd"/>
+      <w:r>
+        <w:t xml:space="preserve">. </w:t>
+      </w:r>
+    </w:p>
+    <w:p>
+      <w:pPr>
+        <w:spacing w:after="0"/>
+        <w:ind w:left="720" w:firstLine="696"/>
+        <w:rPr>
+          <w:rFonts w:ascii="Abadi ExtraLight" w:hAnsi="Abadi ExtraLight"/>
+          <w:lang w:val="en-US"/>
+        </w:rPr>
+      </w:pPr>
+      <w:r>
+        <w:rPr>
+          <w:rFonts w:ascii="Abadi ExtraLight" w:hAnsi="Abadi ExtraLight"/>
+          <w:lang w:val="en-US"/>
+        </w:rPr>
+        <w:t>cd /</w:t>
+      </w:r>
+      <w:proofErr w:type="spellStart"/>
+      <w:r>
+        <w:rPr>
+          <w:rFonts w:ascii="Abadi ExtraLight" w:hAnsi="Abadi ExtraLight"/>
+          <w:lang w:val="en-US"/>
+        </w:rPr>
+        <w:t>usr</w:t>
+      </w:r>
+      <w:proofErr w:type="spellEnd"/>
+      <w:r>
+        <w:rPr>
+          <w:rFonts w:ascii="Abadi ExtraLight" w:hAnsi="Abadi ExtraLight"/>
+          <w:lang w:val="en-US"/>
+        </w:rPr>
+        <w:t>/</w:t>
+      </w:r>
+      <w:proofErr w:type="spellStart"/>
+      <w:r>
+        <w:rPr>
+          <w:rFonts w:ascii="Abadi ExtraLight" w:hAnsi="Abadi ExtraLight"/>
+          <w:lang w:val="en-US"/>
+        </w:rPr>
+        <w:t>src</w:t>
+      </w:r>
+      <w:proofErr w:type="spellEnd"/>
+      <w:r>
+        <w:rPr>
+          <w:rFonts w:ascii="Abadi ExtraLight" w:hAnsi="Abadi ExtraLight"/>
+          <w:lang w:val="en-US"/>
+        </w:rPr>
+        <w:t>/</w:t>
+      </w:r>
+      <w:proofErr w:type="spellStart"/>
+      <w:r>
+        <w:rPr>
+          <w:rFonts w:ascii="Abadi ExtraLight" w:hAnsi="Abadi ExtraLight"/>
+          <w:lang w:val="en-US"/>
+        </w:rPr>
+        <w:t>tensorrt</w:t>
+      </w:r>
+      <w:proofErr w:type="spellEnd"/>
+      <w:r>
+        <w:rPr>
+          <w:rFonts w:ascii="Abadi ExtraLight" w:hAnsi="Abadi ExtraLight"/>
+          <w:lang w:val="en-US"/>
+        </w:rPr>
+        <w:t>/samples/python/</w:t>
+      </w:r>
+      <w:proofErr w:type="spellStart"/>
+      <w:r>
+        <w:rPr>
+          <w:rFonts w:ascii="Abadi ExtraLight" w:hAnsi="Abadi ExtraLight"/>
+          <w:lang w:val="en-US"/>
+        </w:rPr>
+        <w:t>network_api_pytorch_mnist</w:t>
+      </w:r>
+      <w:proofErr w:type="spellEnd"/>
+    </w:p>
+    <w:p>
+      <w:pPr>
+        <w:spacing w:after="0"/>
+        <w:ind w:left="720" w:firstLine="696"/>
+        <w:rPr>
+          <w:rFonts w:ascii="Abadi ExtraLight" w:hAnsi="Abadi ExtraLight"/>
+          <w:lang w:val="en-US"/>
+        </w:rPr>
+      </w:pPr>
+      <w:r>
+        <w:rPr>
+          <w:rFonts w:ascii="Abadi ExtraLight" w:hAnsi="Abadi ExtraLight"/>
+          <w:lang w:val="en-US"/>
+        </w:rPr>
+        <w:t>pip3 install -r requirements.txt</w:t>
+      </w:r>
+    </w:p>
+    <w:p>
+      <w:pPr>
+        <w:spacing w:after="0"/>
+        <w:ind w:left="720" w:firstLine="696"/>
+        <w:rPr>
+          <w:rFonts w:ascii="Abadi ExtraLight" w:hAnsi="Abadi ExtraLight"/>
+          <w:lang w:val="en-US"/>
+        </w:rPr>
+      </w:pPr>
+      <w:r>
+        <w:rPr>
+          <w:rFonts w:ascii="Abadi ExtraLight" w:hAnsi="Abadi ExtraLight"/>
+          <w:lang w:val="en-US"/>
+        </w:rPr>
+        <w:t>python3 sample.py</w:t>
+      </w:r>
+    </w:p>
+    <w:p>
+      <w:r>
+        <w:pict w14:anchorId="31010517">
+          <v:rect id="_x0000_i1025" style="width:0;height:1.5pt" o:hralign="center" o:hrstd="t" o:hr="t" fillcolor="#a0a0a0" stroked="f"/>
+        </w:pict>
+      </w:r>
+    </w:p>
+    <w:p>
+      <w:pPr>
+        <w:pStyle w:val="Titolo7"/>
+        <w:spacing w:line="276" w:lineRule="auto"/>
+        <w:rPr>
+          <w:lang w:val="en-US"/>
+        </w:rPr>
+      </w:pPr>
+      <w:proofErr w:type="spellStart"/>
+      <w:r>
+        <w:rPr>
+          <w:lang w:val="en-US"/>
+        </w:rPr>
+        <w:t>introductory_parser_samples</w:t>
+      </w:r>
+      <w:proofErr w:type="spellEnd"/>
+      <w:r>
+        <w:rPr>
+          <w:lang w:val="en-US"/>
+        </w:rPr>
+        <w:t xml:space="preserve"> — ONNX → </w:t>
+      </w:r>
+      <w:proofErr w:type="spellStart"/>
+      <w:r>
+        <w:rPr>
+          <w:lang w:val="en-US"/>
+        </w:rPr>
+        <w:t>TensorRT</w:t>
+      </w:r>
+      <w:proofErr w:type="spellEnd"/>
+      <w:r>
+        <w:rPr>
+          <w:lang w:val="en-US"/>
+        </w:rPr>
+        <w:t xml:space="preserve"> (Python)</w:t>
+      </w:r>
+    </w:p>
+    <w:p>
+      <w:r>
+        <w:t xml:space="preserve">Usa </w:t>
+      </w:r>
+      <w:proofErr w:type="spellStart"/>
+      <w:r>
+        <w:t>TensorRT</w:t>
+      </w:r>
+      <w:proofErr w:type="spellEnd"/>
+      <w:r>
+        <w:t xml:space="preserve"> e il suo parser ONNX per eseguire inferenza con modelli ResNet-50 addestrati con diversi framework. </w:t>
+      </w:r>
+    </w:p>
+    <w:p>
+      <w:pPr>
+        <w:spacing w:after="0"/>
+        <w:ind w:left="720" w:firstLine="696"/>
+        <w:rPr>
+          <w:rFonts w:ascii="Abadi ExtraLight" w:hAnsi="Abadi ExtraLight"/>
+          <w:lang w:val="en-US"/>
+        </w:rPr>
+      </w:pPr>
+      <w:r>
+        <w:rPr>
+          <w:rFonts w:ascii="Abadi ExtraLight" w:hAnsi="Abadi ExtraLight"/>
+          <w:lang w:val="en-US"/>
+        </w:rPr>
+        <w:t>cd /</w:t>
+      </w:r>
+      <w:proofErr w:type="spellStart"/>
+      <w:r>
+        <w:rPr>
+          <w:rFonts w:ascii="Abadi ExtraLight" w:hAnsi="Abadi ExtraLight"/>
+          <w:lang w:val="en-US"/>
+        </w:rPr>
+        <w:t>usr</w:t>
+      </w:r>
+      <w:proofErr w:type="spellEnd"/>
+      <w:r>
+        <w:rPr>
+          <w:rFonts w:ascii="Abadi ExtraLight" w:hAnsi="Abadi ExtraLight"/>
+          <w:lang w:val="en-US"/>
+        </w:rPr>
+        <w:t>/</w:t>
+      </w:r>
+      <w:proofErr w:type="spellStart"/>
+      <w:r>
+        <w:rPr>
+          <w:rFonts w:ascii="Abadi ExtraLight" w:hAnsi="Abadi ExtraLight"/>
+          <w:lang w:val="en-US"/>
+        </w:rPr>
+        <w:t>src</w:t>
+      </w:r>
+      <w:proofErr w:type="spellEnd"/>
+      <w:r>
+        <w:rPr>
+          <w:rFonts w:ascii="Abadi ExtraLight" w:hAnsi="Abadi ExtraLight"/>
+          <w:lang w:val="en-US"/>
+        </w:rPr>
+        <w:t>/</w:t>
+      </w:r>
+      <w:proofErr w:type="spellStart"/>
+      <w:r>
+        <w:rPr>
+          <w:rFonts w:ascii="Abadi ExtraLight" w:hAnsi="Abadi ExtraLight"/>
+          <w:lang w:val="en-US"/>
+        </w:rPr>
+        <w:t>tensorrt</w:t>
+      </w:r>
+      <w:proofErr w:type="spellEnd"/>
+      <w:r>
+        <w:rPr>
+          <w:rFonts w:ascii="Abadi ExtraLight" w:hAnsi="Abadi ExtraLight"/>
+          <w:lang w:val="en-US"/>
+        </w:rPr>
+        <w:t>/samples/python/</w:t>
+      </w:r>
+      <w:proofErr w:type="spellStart"/>
+      <w:r>
+        <w:rPr>
+          <w:rFonts w:ascii="Abadi ExtraLight" w:hAnsi="Abadi ExtraLight"/>
+          <w:lang w:val="en-US"/>
+        </w:rPr>
+        <w:t>introductory_parser_samples</w:t>
+      </w:r>
+      <w:proofErr w:type="spellEnd"/>
+    </w:p>
+    <w:p>
+      <w:pPr>
+        <w:spacing w:after="0"/>
+        <w:ind w:left="720" w:firstLine="696"/>
+        <w:rPr>
+          <w:rFonts w:ascii="Abadi ExtraLight" w:hAnsi="Abadi ExtraLight"/>
+          <w:lang w:val="en-US"/>
+        </w:rPr>
+      </w:pPr>
+      <w:r>
+        <w:rPr>
+          <w:rFonts w:ascii="Abadi ExtraLight" w:hAnsi="Abadi ExtraLight"/>
+          <w:lang w:val="en-US"/>
+        </w:rPr>
+        <w:t>pip3 install -r requirements.txt</w:t>
+      </w:r>
+    </w:p>
+    <w:p>
+      <w:pPr>
+        <w:spacing w:after="0"/>
+        <w:ind w:left="720" w:firstLine="696"/>
+        <w:rPr>
+          <w:rFonts w:ascii="Abadi ExtraLight" w:hAnsi="Abadi ExtraLight"/>
+          <w:lang w:val="en-US"/>
+        </w:rPr>
+      </w:pPr>
+      <w:r>
+        <w:rPr>
+          <w:rFonts w:ascii="Abadi ExtraLight" w:hAnsi="Abadi ExtraLight"/>
+          <w:lang w:val="en-US"/>
+        </w:rPr>
+        <w:t>python3 onnx_resnet50.py</w:t>
+      </w:r>
+    </w:p>
+    <w:p>
+      <w:r>
+        <w:pict w14:anchorId="0F2D23CB">
+          <v:rect id="_x0000_i1026" style="width:0;height:1.5pt" o:hralign="center" o:hrstd="t" o:hr="t" fillcolor="#a0a0a0" stroked="f"/>
+        </w:pict>
+      </w:r>
+    </w:p>
+    <w:p>
+      <w:pPr>
+        <w:pStyle w:val="Titolo7"/>
+        <w:spacing w:line="276" w:lineRule="auto"/>
+      </w:pPr>
+      <w:r>
+        <w:t xml:space="preserve">yolov3_onnx — Object </w:t>
+      </w:r>
+      <w:proofErr w:type="spellStart"/>
+      <w:r>
+        <w:t>Detection</w:t>
+      </w:r>
+      <w:proofErr w:type="spellEnd"/>
+      <w:r>
+        <w:t xml:space="preserve"> YOLOv3</w:t>
+      </w:r>
+    </w:p>
+    <w:p>
+      <w:r>
+        <w:t xml:space="preserve">Implementa una pipeline completa basata su ONNX per eseguire inferenza con la rete YOLOv3-608, inclusi </w:t>
+      </w:r>
+      <w:proofErr w:type="spellStart"/>
+      <w:r>
+        <w:t>pre</w:t>
+      </w:r>
+      <w:proofErr w:type="spellEnd"/>
+      <w:r>
+        <w:t xml:space="preserve"> e post-processing. </w:t>
+      </w:r>
+    </w:p>
+    <w:p>
+      <w:pPr>
+        <w:spacing w:after="0"/>
+        <w:ind w:left="720" w:firstLine="696"/>
+        <w:rPr>
+          <w:rFonts w:ascii="Abadi ExtraLight" w:hAnsi="Abadi ExtraLight"/>
+          <w:lang w:val="en-US"/>
+        </w:rPr>
+      </w:pPr>
+      <w:r>
+        <w:rPr>
+          <w:rFonts w:ascii="Abadi ExtraLight" w:hAnsi="Abadi ExtraLight"/>
+          <w:lang w:val="en-US"/>
+        </w:rPr>
+        <w:t>cd /</w:t>
+      </w:r>
+      <w:proofErr w:type="spellStart"/>
+      <w:r>
+        <w:rPr>
+          <w:rFonts w:ascii="Abadi ExtraLight" w:hAnsi="Abadi ExtraLight"/>
+          <w:lang w:val="en-US"/>
+        </w:rPr>
+        <w:t>usr</w:t>
+      </w:r>
+      <w:proofErr w:type="spellEnd"/>
+      <w:r>
+        <w:rPr>
+          <w:rFonts w:ascii="Abadi ExtraLight" w:hAnsi="Abadi ExtraLight"/>
+          <w:lang w:val="en-US"/>
+        </w:rPr>
+        <w:t>/</w:t>
+      </w:r>
+      <w:proofErr w:type="spellStart"/>
+      <w:r>
+        <w:rPr>
+          <w:rFonts w:ascii="Abadi ExtraLight" w:hAnsi="Abadi ExtraLight"/>
+          <w:lang w:val="en-US"/>
+        </w:rPr>
+        <w:t>src</w:t>
+      </w:r>
+      <w:proofErr w:type="spellEnd"/>
+      <w:r>
+        <w:rPr>
+          <w:rFonts w:ascii="Abadi ExtraLight" w:hAnsi="Abadi ExtraLight"/>
+          <w:lang w:val="en-US"/>
+        </w:rPr>
+        <w:t>/</w:t>
+      </w:r>
+      <w:proofErr w:type="spellStart"/>
+      <w:r>
+        <w:rPr>
+          <w:rFonts w:ascii="Abadi ExtraLight" w:hAnsi="Abadi ExtraLight"/>
+          <w:lang w:val="en-US"/>
+        </w:rPr>
+        <w:t>tensorrt</w:t>
+      </w:r>
+      <w:proofErr w:type="spellEnd"/>
+      <w:r>
+        <w:rPr>
+          <w:rFonts w:ascii="Abadi ExtraLight" w:hAnsi="Abadi ExtraLight"/>
+          <w:lang w:val="en-US"/>
+        </w:rPr>
+        <w:t>/samples/python/yolov3_onnx</w:t>
+      </w:r>
+    </w:p>
+    <w:p>
+      <w:pPr>
+        <w:spacing w:after="0"/>
+        <w:ind w:left="720" w:firstLine="696"/>
+        <w:rPr>
+          <w:rFonts w:ascii="Abadi ExtraLight" w:hAnsi="Abadi ExtraLight"/>
+          <w:lang w:val="en-US"/>
+        </w:rPr>
+      </w:pPr>
+      <w:r>
+        <w:rPr>
+          <w:rFonts w:ascii="Abadi ExtraLight" w:hAnsi="Abadi ExtraLight"/>
+          <w:lang w:val="en-US"/>
+        </w:rPr>
+        <w:t>pip3 install -r requirements.txt</w:t>
+      </w:r>
+    </w:p>
+    <w:p>
+      <w:pPr>
+        <w:spacing w:after="0"/>
+        <w:ind w:left="720" w:firstLine="696"/>
+        <w:rPr>
+          <w:rFonts w:ascii="Abadi ExtraLight" w:hAnsi="Abadi ExtraLight"/>
+          <w:lang w:val="en-US"/>
+        </w:rPr>
+      </w:pPr>
+      <w:r>
+        <w:rPr>
+          <w:rFonts w:ascii="Abadi ExtraLight" w:hAnsi="Abadi ExtraLight"/>
+          <w:lang w:val="en-US"/>
+        </w:rPr>
+        <w:t xml:space="preserve">python3 yolov3_to_onnx.py      # Step 1: </w:t>
+      </w:r>
+      <w:proofErr w:type="spellStart"/>
+      <w:r>
+        <w:rPr>
+          <w:rFonts w:ascii="Abadi ExtraLight" w:hAnsi="Abadi ExtraLight"/>
+          <w:lang w:val="en-US"/>
+        </w:rPr>
+        <w:t>converti</w:t>
+      </w:r>
+      <w:proofErr w:type="spellEnd"/>
+      <w:r>
+        <w:rPr>
+          <w:rFonts w:ascii="Abadi ExtraLight" w:hAnsi="Abadi ExtraLight"/>
+          <w:lang w:val="en-US"/>
+        </w:rPr>
+        <w:t xml:space="preserve"> YOLOv3 in ONNX</w:t>
+      </w:r>
+    </w:p>
+    <w:p>
+      <w:pPr>
+        <w:spacing w:after="0"/>
+        <w:ind w:left="720" w:firstLine="696"/>
+        <w:rPr>
+          <w:rFonts w:ascii="Abadi ExtraLight" w:hAnsi="Abadi ExtraLight"/>
+        </w:rPr>
+      </w:pPr>
+      <w:r>
+        <w:rPr>
+          <w:rFonts w:ascii="Abadi ExtraLight" w:hAnsi="Abadi ExtraLight"/>
+        </w:rPr>
+        <w:t xml:space="preserve">python3 onnx_to_tensorrt.py    # Step 2: converti ONNX in </w:t>
+      </w:r>
+      <w:proofErr w:type="spellStart"/>
+      <w:r>
+        <w:rPr>
+          <w:rFonts w:ascii="Abadi ExtraLight" w:hAnsi="Abadi ExtraLight"/>
+        </w:rPr>
+        <w:t>TensorRT</w:t>
+      </w:r>
+      <w:proofErr w:type="spellEnd"/>
+      <w:r>
+        <w:rPr>
+          <w:rFonts w:ascii="Abadi ExtraLight" w:hAnsi="Abadi ExtraLight"/>
+        </w:rPr>
+        <w:t xml:space="preserve"> ed esegui</w:t>
+      </w:r>
+    </w:p>
+    <w:p>
+      <w:r>
+        <w:pict w14:anchorId="51C2CD74">
+          <v:rect id="_x0000_i1027" style="width:0;height:1.5pt" o:hralign="center" o:hrstd="t" o:hr="t" fillcolor="#a0a0a0" stroked="f"/>
+        </w:pict>
+      </w:r>
+    </w:p>
+    <w:p>
+      <w:pPr>
+        <w:pStyle w:val="Titolo7"/>
+        <w:spacing w:line="276" w:lineRule="auto"/>
+        <w:rPr>
+          <w:lang w:val="en-US"/>
+        </w:rPr>
+      </w:pPr>
+      <w:proofErr w:type="spellStart"/>
+      <w:r>
+        <w:rPr>
+          <w:lang w:val="en-US"/>
+        </w:rPr>
+        <w:t>onnx_custom_plugin</w:t>
+      </w:r>
+      <w:proofErr w:type="spellEnd"/>
+      <w:r>
+        <w:rPr>
+          <w:lang w:val="en-US"/>
+        </w:rPr>
+        <w:t xml:space="preserve"> — Plugin custom in ONNX</w:t>
+      </w:r>
+    </w:p>
+    <w:p>
+      <w:r>
+        <w:t xml:space="preserve">Dimostra come usare plugin scritti in C++ per eseguire </w:t>
+      </w:r>
+      <w:proofErr w:type="spellStart"/>
+      <w:r>
+        <w:t>TensorRT</w:t>
+      </w:r>
+      <w:proofErr w:type="spellEnd"/>
+      <w:r>
+        <w:t xml:space="preserve"> su modelli ONNX con </w:t>
+      </w:r>
+      <w:proofErr w:type="spellStart"/>
+      <w:r>
+        <w:t>layer</w:t>
+      </w:r>
+      <w:proofErr w:type="spellEnd"/>
+      <w:r>
+        <w:t xml:space="preserve"> custom o non supportati. Implementa un </w:t>
+      </w:r>
+      <w:proofErr w:type="spellStart"/>
+      <w:r>
+        <w:t>layer</w:t>
+      </w:r>
+      <w:proofErr w:type="spellEnd"/>
+      <w:r>
+        <w:t xml:space="preserve"> </w:t>
+      </w:r>
+      <w:proofErr w:type="spellStart"/>
+      <w:r>
+        <w:t>Hardmax</w:t>
+      </w:r>
+      <w:proofErr w:type="spellEnd"/>
+      <w:r>
+        <w:t xml:space="preserve"> e usa un modello </w:t>
+      </w:r>
+      <w:proofErr w:type="spellStart"/>
+      <w:r>
+        <w:t>BiDAF</w:t>
+      </w:r>
+      <w:proofErr w:type="spellEnd"/>
+      <w:r>
+        <w:t xml:space="preserve"> di </w:t>
+      </w:r>
+      <w:proofErr w:type="spellStart"/>
+      <w:r>
+        <w:t>question-answering</w:t>
+      </w:r>
+      <w:proofErr w:type="spellEnd"/>
+      <w:r>
+        <w:t xml:space="preserve">. </w:t>
+      </w:r>
+    </w:p>
+    <w:p>
+      <w:pPr>
+        <w:spacing w:after="0"/>
+        <w:ind w:left="720" w:firstLine="696"/>
+        <w:rPr>
+          <w:rFonts w:ascii="Abadi ExtraLight" w:hAnsi="Abadi ExtraLight"/>
+          <w:lang w:val="en-US"/>
+        </w:rPr>
+      </w:pPr>
+      <w:r>
+        <w:rPr>
+          <w:rFonts w:ascii="Abadi ExtraLight" w:hAnsi="Abadi ExtraLight"/>
+          <w:lang w:val="en-US"/>
+        </w:rPr>
+        <w:t>cd /</w:t>
+      </w:r>
+      <w:proofErr w:type="spellStart"/>
+      <w:r>
+        <w:rPr>
+          <w:rFonts w:ascii="Abadi ExtraLight" w:hAnsi="Abadi ExtraLight"/>
+          <w:lang w:val="en-US"/>
+        </w:rPr>
+        <w:t>usr</w:t>
+      </w:r>
+      <w:proofErr w:type="spellEnd"/>
+      <w:r>
+        <w:rPr>
+          <w:rFonts w:ascii="Abadi ExtraLight" w:hAnsi="Abadi ExtraLight"/>
+          <w:lang w:val="en-US"/>
+        </w:rPr>
+        <w:t>/</w:t>
+      </w:r>
+      <w:proofErr w:type="spellStart"/>
+      <w:r>
+        <w:rPr>
+          <w:rFonts w:ascii="Abadi ExtraLight" w:hAnsi="Abadi ExtraLight"/>
+          <w:lang w:val="en-US"/>
+        </w:rPr>
+        <w:t>src</w:t>
+      </w:r>
+      <w:proofErr w:type="spellEnd"/>
+      <w:r>
+        <w:rPr>
+          <w:rFonts w:ascii="Abadi ExtraLight" w:hAnsi="Abadi ExtraLight"/>
+          <w:lang w:val="en-US"/>
+        </w:rPr>
+        <w:t>/</w:t>
+      </w:r>
+      <w:proofErr w:type="spellStart"/>
+      <w:r>
+        <w:rPr>
+          <w:rFonts w:ascii="Abadi ExtraLight" w:hAnsi="Abadi ExtraLight"/>
+          <w:lang w:val="en-US"/>
+        </w:rPr>
+        <w:t>tensorrt</w:t>
+      </w:r>
+      <w:proofErr w:type="spellEnd"/>
+      <w:r>
+        <w:rPr>
+          <w:rFonts w:ascii="Abadi ExtraLight" w:hAnsi="Abadi ExtraLight"/>
+          <w:lang w:val="en-US"/>
+        </w:rPr>
+        <w:t>/samples/python/</w:t>
+      </w:r>
+      <w:proofErr w:type="spellStart"/>
+      <w:r>
+        <w:rPr>
+          <w:rFonts w:ascii="Abadi ExtraLight" w:hAnsi="Abadi ExtraLight"/>
+          <w:lang w:val="en-US"/>
+        </w:rPr>
+        <w:t>onnx_custom_plugin</w:t>
+      </w:r>
+      <w:proofErr w:type="spellEnd"/>
+    </w:p>
+    <w:p>
+      <w:pPr>
+        <w:spacing w:after="0"/>
+        <w:ind w:left="720" w:firstLine="696"/>
+        <w:rPr>
+          <w:rFonts w:ascii="Abadi ExtraLight" w:hAnsi="Abadi ExtraLight"/>
+          <w:lang w:val="en-US"/>
+        </w:rPr>
+      </w:pPr>
+      <w:r>
+        <w:rPr>
+          <w:rFonts w:ascii="Abadi ExtraLight" w:hAnsi="Abadi ExtraLight"/>
+          <w:lang w:val="en-US"/>
+        </w:rPr>
+        <w:t>pip3 install -r requirements.txt</w:t>
+      </w:r>
+    </w:p>
+    <w:p>
+      <w:pPr>
+        <w:spacing w:after="0"/>
+        <w:ind w:left="720" w:firstLine="696"/>
+        <w:rPr>
+          <w:rFonts w:ascii="Abadi ExtraLight" w:hAnsi="Abadi ExtraLight"/>
+          <w:lang w:val="en-US"/>
+        </w:rPr>
+      </w:pPr>
+      <w:r>
+        <w:rPr>
+          <w:rFonts w:ascii="Abadi ExtraLight" w:hAnsi="Abadi ExtraLight"/>
+          <w:lang w:val="en-US"/>
+        </w:rPr>
+        <w:t>python3 sample.py</w:t>
+      </w:r>
+    </w:p>
+    <w:p>
+      <w:r>
+        <w:pict w14:anchorId="3950C983">
+          <v:rect id="_x0000_i1028" style="width:0;height:1.5pt" o:hralign="center" o:hrstd="t" o:hr="t" fillcolor="#a0a0a0" stroked="f"/>
+        </w:pict>
+      </w:r>
+    </w:p>
+    <w:p>
+      <w:pPr>
+        <w:pStyle w:val="Titolo7"/>
+        <w:spacing w:line="276" w:lineRule="auto"/>
+        <w:rPr>
+          <w:lang w:val="en-US"/>
+        </w:rPr>
+      </w:pPr>
+      <w:proofErr w:type="spellStart"/>
+      <w:r>
+        <w:rPr>
+          <w:lang w:val="en-US"/>
+        </w:rPr>
+        <w:t>engine_refit_onnx_bidaf</w:t>
+      </w:r>
+      <w:proofErr w:type="spellEnd"/>
+      <w:r>
+        <w:rPr>
+          <w:lang w:val="en-US"/>
+        </w:rPr>
+        <w:t xml:space="preserve"> — Refit engine ONNX</w:t>
+      </w:r>
+    </w:p>
+    <w:p>
+      <w:r>
+        <w:t xml:space="preserve">Costruisce un </w:t>
+      </w:r>
+      <w:proofErr w:type="spellStart"/>
+      <w:r>
+        <w:t>engine</w:t>
+      </w:r>
+      <w:proofErr w:type="spellEnd"/>
+      <w:r>
+        <w:t xml:space="preserve"> dal modello ONNX </w:t>
+      </w:r>
+      <w:proofErr w:type="spellStart"/>
+      <w:r>
+        <w:t>BiDAF</w:t>
+      </w:r>
+      <w:proofErr w:type="spellEnd"/>
+      <w:r>
+        <w:t xml:space="preserve"> e lo aggiorna con nuovi </w:t>
+      </w:r>
+      <w:proofErr w:type="spellStart"/>
+      <w:r>
+        <w:t>pesi</w:t>
+      </w:r>
+      <w:proofErr w:type="spellEnd"/>
+      <w:r>
+        <w:t xml:space="preserve"> dal modello tramite le API di </w:t>
+      </w:r>
+      <w:proofErr w:type="spellStart"/>
+      <w:r>
+        <w:t>refit</w:t>
+      </w:r>
+      <w:proofErr w:type="spellEnd"/>
+      <w:r>
+        <w:t>.</w:t>
+      </w:r>
+      <w:r>
+        <w:t xml:space="preserve"> </w:t>
+      </w:r>
+    </w:p>
+    <w:p>
+      <w:pPr>
+        <w:spacing w:after="0"/>
+        <w:ind w:left="720" w:firstLine="696"/>
+        <w:rPr>
+          <w:rFonts w:ascii="Abadi ExtraLight" w:hAnsi="Abadi ExtraLight"/>
+          <w:lang w:val="en-US"/>
+        </w:rPr>
+      </w:pPr>
+      <w:r>
+        <w:rPr>
+          <w:rFonts w:ascii="Abadi ExtraLight" w:hAnsi="Abadi ExtraLight"/>
+          <w:lang w:val="en-US"/>
+        </w:rPr>
+        <w:t>cd /</w:t>
+      </w:r>
+      <w:proofErr w:type="spellStart"/>
+      <w:r>
+        <w:rPr>
+          <w:rFonts w:ascii="Abadi ExtraLight" w:hAnsi="Abadi ExtraLight"/>
+          <w:lang w:val="en-US"/>
+        </w:rPr>
+        <w:t>usr</w:t>
+      </w:r>
+      <w:proofErr w:type="spellEnd"/>
+      <w:r>
+        <w:rPr>
+          <w:rFonts w:ascii="Abadi ExtraLight" w:hAnsi="Abadi ExtraLight"/>
+          <w:lang w:val="en-US"/>
+        </w:rPr>
+        <w:t>/</w:t>
+      </w:r>
+      <w:proofErr w:type="spellStart"/>
+      <w:r>
+        <w:rPr>
+          <w:rFonts w:ascii="Abadi ExtraLight" w:hAnsi="Abadi ExtraLight"/>
+          <w:lang w:val="en-US"/>
+        </w:rPr>
+        <w:t>src</w:t>
+      </w:r>
+      <w:proofErr w:type="spellEnd"/>
+      <w:r>
+        <w:rPr>
+          <w:rFonts w:ascii="Abadi ExtraLight" w:hAnsi="Abadi ExtraLight"/>
+          <w:lang w:val="en-US"/>
+        </w:rPr>
+        <w:t>/</w:t>
+      </w:r>
+      <w:proofErr w:type="spellStart"/>
+      <w:r>
+        <w:rPr>
+          <w:rFonts w:ascii="Abadi ExtraLight" w:hAnsi="Abadi ExtraLight"/>
+          <w:lang w:val="en-US"/>
+        </w:rPr>
+        <w:t>tensorrt</w:t>
+      </w:r>
+      <w:proofErr w:type="spellEnd"/>
+      <w:r>
+        <w:rPr>
+          <w:rFonts w:ascii="Abadi ExtraLight" w:hAnsi="Abadi ExtraLight"/>
+          <w:lang w:val="en-US"/>
+        </w:rPr>
+        <w:t>/samples/python/</w:t>
+      </w:r>
+      <w:proofErr w:type="spellStart"/>
+      <w:r>
+        <w:rPr>
+          <w:rFonts w:ascii="Abadi ExtraLight" w:hAnsi="Abadi ExtraLight"/>
+          <w:lang w:val="en-US"/>
+        </w:rPr>
+        <w:t>engine_refit_onnx_bidaf</w:t>
+      </w:r>
+      <w:proofErr w:type="spellEnd"/>
+    </w:p>
+    <w:p>
+      <w:pPr>
+        <w:spacing w:after="0"/>
+        <w:ind w:left="720" w:firstLine="696"/>
+        <w:rPr>
+          <w:rFonts w:ascii="Abadi ExtraLight" w:hAnsi="Abadi ExtraLight"/>
+          <w:lang w:val="en-US"/>
+        </w:rPr>
+      </w:pPr>
+      <w:r>
+        <w:rPr>
+          <w:rFonts w:ascii="Abadi ExtraLight" w:hAnsi="Abadi ExtraLight"/>
+          <w:lang w:val="en-US"/>
+        </w:rPr>
+        <w:t>pip3 install -r requirements.txt</w:t>
+      </w:r>
+    </w:p>
+    <w:p>
+      <w:pPr>
+        <w:spacing w:after="0"/>
+        <w:ind w:left="720" w:firstLine="696"/>
+        <w:rPr>
+          <w:rFonts w:ascii="Abadi ExtraLight" w:hAnsi="Abadi ExtraLight"/>
+          <w:lang w:val="en-US"/>
+        </w:rPr>
+      </w:pPr>
+      <w:r>
+        <w:rPr>
+          <w:rFonts w:ascii="Abadi ExtraLight" w:hAnsi="Abadi ExtraLight"/>
+          <w:lang w:val="en-US"/>
+        </w:rPr>
+        <w:t>python3 sample.py</w:t>
+      </w:r>
+    </w:p>
+    <w:p>
+      <w:r>
+        <w:pict w14:anchorId="6B4F6F6B">
+          <v:rect id="_x0000_i1029" style="width:0;height:1.5pt" o:hralign="center" o:hrstd="t" o:hr="t" fillcolor="#a0a0a0" stroked="f"/>
+        </w:pict>
+      </w:r>
+    </w:p>
+    <w:p>
+      <w:pPr>
+        <w:pStyle w:val="Titolo7"/>
+        <w:spacing w:line="276" w:lineRule="auto"/>
+      </w:pPr>
+      <w:proofErr w:type="spellStart"/>
+      <w:r>
+        <w:lastRenderedPageBreak/>
+        <w:t>efficientnet</w:t>
+      </w:r>
+      <w:proofErr w:type="spellEnd"/>
+      <w:r>
+        <w:t xml:space="preserve"> — Image </w:t>
+      </w:r>
+      <w:proofErr w:type="spellStart"/>
+      <w:r>
+        <w:t>Classification</w:t>
+      </w:r>
+      <w:proofErr w:type="spellEnd"/>
+      <w:r>
+        <w:t xml:space="preserve"> </w:t>
+      </w:r>
+      <w:proofErr w:type="spellStart"/>
+      <w:r>
+        <w:t>EfficientNet</w:t>
+      </w:r>
+      <w:proofErr w:type="spellEnd"/>
+    </w:p>
+    <w:p>
+      <w:r>
+        <w:t xml:space="preserve">Dimostra la conversione ed esecuzione di un modello Google </w:t>
+      </w:r>
+      <w:proofErr w:type="spellStart"/>
+      <w:r>
+        <w:t>EfficientNet</w:t>
+      </w:r>
+      <w:proofErr w:type="spellEnd"/>
+      <w:r>
+        <w:t xml:space="preserve"> con </w:t>
+      </w:r>
+      <w:proofErr w:type="spellStart"/>
+      <w:r>
+        <w:t>TensorRT</w:t>
+      </w:r>
+      <w:proofErr w:type="spellEnd"/>
+      <w:r>
+        <w:t xml:space="preserve">. </w:t>
+      </w:r>
+    </w:p>
+    <w:p>
+      <w:pPr>
+        <w:spacing w:after="0"/>
+        <w:ind w:left="720" w:firstLine="696"/>
+        <w:rPr>
+          <w:rFonts w:ascii="Abadi ExtraLight" w:hAnsi="Abadi ExtraLight"/>
+          <w:lang w:val="en-US"/>
+        </w:rPr>
+      </w:pPr>
+      <w:r>
+        <w:rPr>
+          <w:rFonts w:ascii="Abadi ExtraLight" w:hAnsi="Abadi ExtraLight"/>
+          <w:lang w:val="en-US"/>
+        </w:rPr>
+        <w:t>cd /</w:t>
+      </w:r>
+      <w:proofErr w:type="spellStart"/>
+      <w:r>
+        <w:rPr>
+          <w:rFonts w:ascii="Abadi ExtraLight" w:hAnsi="Abadi ExtraLight"/>
+          <w:lang w:val="en-US"/>
+        </w:rPr>
+        <w:t>usr</w:t>
+      </w:r>
+      <w:proofErr w:type="spellEnd"/>
+      <w:r>
+        <w:rPr>
+          <w:rFonts w:ascii="Abadi ExtraLight" w:hAnsi="Abadi ExtraLight"/>
+          <w:lang w:val="en-US"/>
+        </w:rPr>
+        <w:t>/</w:t>
+      </w:r>
+      <w:proofErr w:type="spellStart"/>
+      <w:r>
+        <w:rPr>
+          <w:rFonts w:ascii="Abadi ExtraLight" w:hAnsi="Abadi ExtraLight"/>
+          <w:lang w:val="en-US"/>
+        </w:rPr>
+        <w:t>src</w:t>
+      </w:r>
+      <w:proofErr w:type="spellEnd"/>
+      <w:r>
+        <w:rPr>
+          <w:rFonts w:ascii="Abadi ExtraLight" w:hAnsi="Abadi ExtraLight"/>
+          <w:lang w:val="en-US"/>
+        </w:rPr>
+        <w:t>/</w:t>
+      </w:r>
+      <w:proofErr w:type="spellStart"/>
+      <w:r>
+        <w:rPr>
+          <w:rFonts w:ascii="Abadi ExtraLight" w:hAnsi="Abadi ExtraLight"/>
+          <w:lang w:val="en-US"/>
+        </w:rPr>
+        <w:t>tensorrt</w:t>
+      </w:r>
+      <w:proofErr w:type="spellEnd"/>
+      <w:r>
+        <w:rPr>
+          <w:rFonts w:ascii="Abadi ExtraLight" w:hAnsi="Abadi ExtraLight"/>
+          <w:lang w:val="en-US"/>
+        </w:rPr>
+        <w:t>/samples/python/</w:t>
+      </w:r>
+      <w:proofErr w:type="spellStart"/>
+      <w:r>
+        <w:rPr>
+          <w:rFonts w:ascii="Abadi ExtraLight" w:hAnsi="Abadi ExtraLight"/>
+          <w:lang w:val="en-US"/>
+        </w:rPr>
+        <w:t>efficientnet</w:t>
+      </w:r>
+      <w:proofErr w:type="spellEnd"/>
+    </w:p>
+    <w:p>
+      <w:pPr>
+        <w:spacing w:after="0"/>
+        <w:ind w:left="720" w:firstLine="696"/>
+        <w:rPr>
+          <w:rFonts w:ascii="Abadi ExtraLight" w:hAnsi="Abadi ExtraLight"/>
+          <w:lang w:val="en-US"/>
+        </w:rPr>
+      </w:pPr>
+      <w:r>
+        <w:rPr>
+          <w:rFonts w:ascii="Abadi ExtraLight" w:hAnsi="Abadi ExtraLight"/>
+          <w:lang w:val="en-US"/>
+        </w:rPr>
+        <w:t>pip3 install -r requirements.txt</w:t>
+      </w:r>
+    </w:p>
+    <w:p>
+      <w:pPr>
+        <w:spacing w:after="0"/>
+        <w:ind w:left="720" w:firstLine="696"/>
+        <w:rPr>
+          <w:rFonts w:ascii="Abadi ExtraLight" w:hAnsi="Abadi ExtraLight"/>
+          <w:lang w:val="en-US"/>
+        </w:rPr>
+      </w:pPr>
+      <w:r>
+        <w:rPr>
+          <w:rFonts w:ascii="Abadi ExtraLight" w:hAnsi="Abadi ExtraLight"/>
+          <w:lang w:val="en-US"/>
+        </w:rPr>
+        <w:t>python3 sample.py</w:t>
+      </w:r>
+    </w:p>
+    <w:p>
+      <w:pPr>
+        <w:rPr>
+          <w:lang w:val="en-US"/>
+        </w:rPr>
+      </w:pPr>
+    </w:p>
+    <w:p>
+      <w:pPr>
+        <w:pStyle w:val="Titolo7"/>
+        <w:spacing w:line="276" w:lineRule="auto"/>
+      </w:pPr>
+      <w:proofErr w:type="spellStart"/>
+      <w:r>
+        <w:t>efficientdet</w:t>
+      </w:r>
+      <w:proofErr w:type="spellEnd"/>
+      <w:r>
+        <w:t xml:space="preserve"> — Object </w:t>
+      </w:r>
+      <w:proofErr w:type="spellStart"/>
+      <w:r>
+        <w:t>Detection</w:t>
+      </w:r>
+      <w:proofErr w:type="spellEnd"/>
+      <w:r>
+        <w:t xml:space="preserve"> </w:t>
+      </w:r>
+      <w:proofErr w:type="spellStart"/>
+      <w:r>
+        <w:t>EfficientDet</w:t>
+      </w:r>
+      <w:proofErr w:type="spellEnd"/>
+    </w:p>
+    <w:p>
+      <w:r>
+        <w:t xml:space="preserve">Dimostra la conversione ed esecuzione di modelli Google </w:t>
+      </w:r>
+      <w:proofErr w:type="spellStart"/>
+      <w:r>
+        <w:t>EfficientDet</w:t>
+      </w:r>
+      <w:proofErr w:type="spellEnd"/>
+      <w:r>
+        <w:t xml:space="preserve"> con </w:t>
+      </w:r>
+      <w:proofErr w:type="spellStart"/>
+      <w:r>
+        <w:t>TensorRT</w:t>
+      </w:r>
+      <w:proofErr w:type="spellEnd"/>
+      <w:r>
+        <w:t xml:space="preserve">. </w:t>
+      </w:r>
+    </w:p>
+    <w:p>
+      <w:pPr>
+        <w:spacing w:after="0"/>
+        <w:ind w:left="720" w:firstLine="696"/>
+        <w:rPr>
+          <w:rFonts w:ascii="Abadi ExtraLight" w:hAnsi="Abadi ExtraLight"/>
+          <w:lang w:val="en-US"/>
+        </w:rPr>
+      </w:pPr>
+      <w:r>
+        <w:rPr>
+          <w:rFonts w:ascii="Abadi ExtraLight" w:hAnsi="Abadi ExtraLight"/>
+          <w:lang w:val="en-US"/>
+        </w:rPr>
+        <w:t>cd /</w:t>
+      </w:r>
+      <w:proofErr w:type="spellStart"/>
+      <w:r>
+        <w:rPr>
+          <w:rFonts w:ascii="Abadi ExtraLight" w:hAnsi="Abadi ExtraLight"/>
+          <w:lang w:val="en-US"/>
+        </w:rPr>
+        <w:t>usr</w:t>
+      </w:r>
+      <w:proofErr w:type="spellEnd"/>
+      <w:r>
+        <w:rPr>
+          <w:rFonts w:ascii="Abadi ExtraLight" w:hAnsi="Abadi ExtraLight"/>
+          <w:lang w:val="en-US"/>
+        </w:rPr>
+        <w:t>/</w:t>
+      </w:r>
+      <w:proofErr w:type="spellStart"/>
+      <w:r>
+        <w:rPr>
+          <w:rFonts w:ascii="Abadi ExtraLight" w:hAnsi="Abadi ExtraLight"/>
+          <w:lang w:val="en-US"/>
+        </w:rPr>
+        <w:t>src</w:t>
+      </w:r>
+      <w:proofErr w:type="spellEnd"/>
+      <w:r>
+        <w:rPr>
+          <w:rFonts w:ascii="Abadi ExtraLight" w:hAnsi="Abadi ExtraLight"/>
+          <w:lang w:val="en-US"/>
+        </w:rPr>
+        <w:t>/</w:t>
+      </w:r>
+      <w:proofErr w:type="spellStart"/>
+      <w:r>
+        <w:rPr>
+          <w:rFonts w:ascii="Abadi ExtraLight" w:hAnsi="Abadi ExtraLight"/>
+          <w:lang w:val="en-US"/>
+        </w:rPr>
+        <w:t>tensorrt</w:t>
+      </w:r>
+      <w:proofErr w:type="spellEnd"/>
+      <w:r>
+        <w:rPr>
+          <w:rFonts w:ascii="Abadi ExtraLight" w:hAnsi="Abadi ExtraLight"/>
+          <w:lang w:val="en-US"/>
+        </w:rPr>
+        <w:t>/samples/python/</w:t>
+      </w:r>
+      <w:proofErr w:type="spellStart"/>
+      <w:r>
+        <w:rPr>
+          <w:rFonts w:ascii="Abadi ExtraLight" w:hAnsi="Abadi ExtraLight"/>
+          <w:lang w:val="en-US"/>
+        </w:rPr>
+        <w:t>efficientdet</w:t>
+      </w:r>
+      <w:proofErr w:type="spellEnd"/>
+    </w:p>
+    <w:p>
+      <w:pPr>
+        <w:spacing w:after="0"/>
+        <w:ind w:left="720" w:firstLine="696"/>
+        <w:rPr>
+          <w:rFonts w:ascii="Abadi ExtraLight" w:hAnsi="Abadi ExtraLight"/>
+          <w:lang w:val="en-US"/>
+        </w:rPr>
+      </w:pPr>
+      <w:r>
+        <w:rPr>
+          <w:rFonts w:ascii="Abadi ExtraLight" w:hAnsi="Abadi ExtraLight"/>
+          <w:lang w:val="en-US"/>
+        </w:rPr>
+        <w:t>pip3 install -r requirements.txt</w:t>
+      </w:r>
+    </w:p>
+    <w:p>
+      <w:pPr>
+        <w:spacing w:after="0"/>
+        <w:ind w:left="720" w:firstLine="696"/>
+        <w:rPr>
+          <w:rFonts w:ascii="Abadi ExtraLight" w:hAnsi="Abadi ExtraLight"/>
+          <w:lang w:val="en-US"/>
+        </w:rPr>
+      </w:pPr>
+      <w:r>
+        <w:rPr>
+          <w:rFonts w:ascii="Abadi ExtraLight" w:hAnsi="Abadi ExtraLight"/>
+          <w:lang w:val="en-US"/>
+        </w:rPr>
+        <w:t>python3 sample.py</w:t>
+      </w:r>
+    </w:p>
+    <w:p>
+      <w:pPr>
+        <w:spacing w:after="0"/>
+        <w:ind w:left="720" w:firstLine="696"/>
+        <w:rPr>
+          <w:rFonts w:ascii="Abadi ExtraLight" w:hAnsi="Abadi ExtraLight"/>
+          <w:lang w:val="en-US"/>
+        </w:rPr>
+      </w:pPr>
+    </w:p>
+    <w:p>
+      <w:pPr>
+        <w:spacing w:after="0"/>
+        <w:ind w:left="720" w:firstLine="696"/>
+        <w:rPr>
+          <w:rFonts w:ascii="Abadi ExtraLight" w:hAnsi="Abadi ExtraLight"/>
+          <w:lang w:val="en-US"/>
+        </w:rPr>
+      </w:pPr>
+    </w:p>
+    <w:p>
+      <w:pPr>
+        <w:pStyle w:val="Titolo7"/>
+        <w:spacing w:line="276" w:lineRule="auto"/>
+        <w:rPr>
+          <w:lang w:val="en-US"/>
+        </w:rPr>
+      </w:pPr>
+      <w:r>
+        <w:rPr>
+          <w:lang w:val="en-US"/>
+        </w:rPr>
+        <w:t>detectron2 — Mask R-CNN R50-FPN 3x</w:t>
+      </w:r>
+    </w:p>
+    <w:p>
+      <w:r>
+        <w:t xml:space="preserve">Dimostra la conversione ed esecuzione del modello </w:t>
+      </w:r>
+      <w:proofErr w:type="spellStart"/>
+      <w:r>
+        <w:t>Detectron</w:t>
+      </w:r>
+      <w:proofErr w:type="spellEnd"/>
+      <w:r>
+        <w:t xml:space="preserve"> 2 Mask R-CNN R50-FPN 3x con </w:t>
+      </w:r>
+      <w:proofErr w:type="spellStart"/>
+      <w:r>
+        <w:t>TensorRT</w:t>
+      </w:r>
+      <w:proofErr w:type="spellEnd"/>
+      <w:r>
+        <w:t xml:space="preserve">. Il workflow è: </w:t>
+      </w:r>
+      <w:proofErr w:type="spellStart"/>
+      <w:r>
+        <w:t>Detectron</w:t>
+      </w:r>
+      <w:proofErr w:type="spellEnd"/>
+      <w:r>
+        <w:t xml:space="preserve"> 2 → ONNX → </w:t>
+      </w:r>
+      <w:proofErr w:type="spellStart"/>
+      <w:r>
+        <w:t>TensorRT</w:t>
+      </w:r>
+      <w:proofErr w:type="spellEnd"/>
+      <w:r>
+        <w:t xml:space="preserve">. </w:t>
+      </w:r>
+      <w:hyperlink r:id="rId32" w:tgtFrame="_blank" w:history="1">
         <w:r>
           <w:rPr>
             <w:rStyle w:val="Collegamentoipertestuale"/>
@@ -22019,16 +24578,91 @@
       </w:hyperlink>
     </w:p>
     <w:p>
-      <w:pPr>
-        <w:spacing w:after="0"/>
-        <w:ind w:left="720" w:firstLine="696"/>
-        <w:rPr>
-          <w:rFonts w:ascii="Abadi ExtraLight" w:hAnsi="Abadi ExtraLight"/>
-        </w:rPr>
-      </w:pPr>
-      <w:r>
-        <w:rPr>
-          <w:rFonts w:ascii="Abadi ExtraLight" w:hAnsi="Abadi ExtraLight"/>
+      <w:r>
+        <w:rPr>
+          <w:rFonts w:ascii="Segoe UI Emoji" w:hAnsi="Segoe UI Emoji" w:cs="Segoe UI Emoji"/>
+        </w:rPr>
+        <w:t>⚠️</w:t>
+      </w:r>
+      <w:r>
+        <w:t xml:space="preserve"> </w:t>
+      </w:r>
+      <w:r>
+        <w:rPr>
+          <w:b/>
+          <w:bCs/>
+        </w:rPr>
+        <w:t>Nota importante:</w:t>
+      </w:r>
+      <w:r>
+        <w:t xml:space="preserve"> questo sample </w:t>
+      </w:r>
+      <w:r>
+        <w:rPr>
+          <w:b/>
+          <w:bCs/>
+        </w:rPr>
+        <w:t>non può girare su piattaforme Jetson</w:t>
+      </w:r>
+      <w:r>
+        <w:t xml:space="preserve"> perché </w:t>
+      </w:r>
+      <w:proofErr w:type="spellStart"/>
+      <w:proofErr w:type="gramStart"/>
+      <w:r>
+        <w:t>torch.distributed</w:t>
+      </w:r>
+      <w:proofErr w:type="spellEnd"/>
+      <w:proofErr w:type="gramEnd"/>
+      <w:r>
+        <w:t xml:space="preserve"> non è disponibile. Verifica con </w:t>
+      </w:r>
+      <w:proofErr w:type="spellStart"/>
+      <w:r>
+        <w:t>torch.distributed.is_</w:t>
+      </w:r>
+      <w:proofErr w:type="gramStart"/>
+      <w:r>
+        <w:t>available</w:t>
+      </w:r>
+      <w:proofErr w:type="spellEnd"/>
+      <w:r>
+        <w:t>(</w:t>
+      </w:r>
+      <w:proofErr w:type="gramEnd"/>
+      <w:r>
+        <w:t xml:space="preserve">) in Python prima di procedere. </w:t>
+      </w:r>
+    </w:p>
+    <w:p>
+      <w:pPr>
+        <w:spacing w:after="0"/>
+        <w:ind w:left="720" w:firstLine="696"/>
+        <w:rPr>
+          <w:rFonts w:ascii="Abadi ExtraLight" w:hAnsi="Abadi ExtraLight"/>
+          <w:lang w:val="en-US"/>
+        </w:rPr>
+      </w:pPr>
+      <w:r>
+        <w:rPr>
+          <w:rFonts w:ascii="Abadi ExtraLight" w:hAnsi="Abadi ExtraLight"/>
+          <w:lang w:val="en-US"/>
+        </w:rPr>
+        <w:t>cd /</w:t>
+      </w:r>
+      <w:proofErr w:type="spellStart"/>
+      <w:r>
+        <w:rPr>
+          <w:rFonts w:ascii="Abadi ExtraLight" w:hAnsi="Abadi ExtraLight"/>
+          <w:lang w:val="en-US"/>
+        </w:rPr>
+        <w:t>usr</w:t>
+      </w:r>
+      <w:proofErr w:type="spellEnd"/>
+      <w:r>
+        <w:rPr>
+          <w:rFonts w:ascii="Abadi ExtraLight" w:hAnsi="Abadi ExtraLight"/>
+          <w:lang w:val="en-US"/>
         </w:rPr>
         <w:t>/</w:t>
       </w:r>
@@ -22036,13 +24670,15 @@
       <w:r>
         <w:rPr>
           <w:rFonts w:ascii="Abadi ExtraLight" w:hAnsi="Abadi ExtraLight"/>
-        </w:rPr>
-        <w:t>usr</w:t>
-      </w:r>
-      <w:proofErr w:type="spellEnd"/>
-      <w:r>
-        <w:rPr>
-          <w:rFonts w:ascii="Abadi ExtraLight" w:hAnsi="Abadi ExtraLight"/>
+          <w:lang w:val="en-US"/>
+        </w:rPr>
+        <w:t>src</w:t>
+      </w:r>
+      <w:proofErr w:type="spellEnd"/>
+      <w:r>
+        <w:rPr>
+          <w:rFonts w:ascii="Abadi ExtraLight" w:hAnsi="Abadi ExtraLight"/>
+          <w:lang w:val="en-US"/>
         </w:rPr>
         <w:t>/</w:t>
       </w:r>
@@ -22050,20 +24686,7 @@
       <w:r>
         <w:rPr>
           <w:rFonts w:ascii="Abadi ExtraLight" w:hAnsi="Abadi ExtraLight"/>
-        </w:rPr>
-        <w:t>src</w:t>
-      </w:r>
-      <w:proofErr w:type="spellEnd"/>
-      <w:r>
-        <w:rPr>
-          <w:rFonts w:ascii="Abadi ExtraLight" w:hAnsi="Abadi ExtraLight"/>
-        </w:rPr>
-        <w:t>/</w:t>
-      </w:r>
-      <w:proofErr w:type="spellStart"/>
-      <w:r>
-        <w:rPr>
-          <w:rFonts w:ascii="Abadi ExtraLight" w:hAnsi="Abadi ExtraLight"/>
+          <w:lang w:val="en-US"/>
         </w:rPr>
         <w:t>tensorrt</w:t>
       </w:r>
@@ -22071,3250 +24694,653 @@
       <w:r>
         <w:rPr>
           <w:rFonts w:ascii="Abadi ExtraLight" w:hAnsi="Abadi ExtraLight"/>
-        </w:rPr>
-        <w:t>/bin/</w:t>
-      </w:r>
-      <w:proofErr w:type="spellStart"/>
-      <w:r>
-        <w:rPr>
-          <w:rFonts w:ascii="Abadi ExtraLight" w:hAnsi="Abadi ExtraLight"/>
-        </w:rPr>
-        <w:t>sample_io_formats</w:t>
+          <w:lang w:val="en-US"/>
+        </w:rPr>
+        <w:t>/samples/python/detectron2</w:t>
+      </w:r>
+    </w:p>
+    <w:p>
+      <w:pPr>
+        <w:spacing w:after="0"/>
+        <w:ind w:left="720" w:firstLine="696"/>
+        <w:rPr>
+          <w:rFonts w:ascii="Abadi ExtraLight" w:hAnsi="Abadi ExtraLight"/>
+          <w:lang w:val="en-US"/>
+        </w:rPr>
+      </w:pPr>
+      <w:r>
+        <w:rPr>
+          <w:rFonts w:ascii="Abadi ExtraLight" w:hAnsi="Abadi ExtraLight"/>
+          <w:lang w:val="en-US"/>
+        </w:rPr>
+        <w:t>pip3 install -r requirements.txt</w:t>
+      </w:r>
+    </w:p>
+    <w:p>
+      <w:pPr>
+        <w:rPr>
+          <w:lang w:val="en-US"/>
+        </w:rPr>
+      </w:pPr>
+    </w:p>
+    <w:p>
+      <w:pPr>
+        <w:spacing w:after="0"/>
+        <w:ind w:left="720" w:firstLine="696"/>
+        <w:rPr>
+          <w:rFonts w:ascii="Abadi ExtraLight" w:hAnsi="Abadi ExtraLight"/>
+          <w:lang w:val="en-US"/>
+        </w:rPr>
+      </w:pPr>
+      <w:r>
+        <w:rPr>
+          <w:rFonts w:ascii="Abadi ExtraLight" w:hAnsi="Abadi ExtraLight"/>
+          <w:lang w:val="en-US"/>
+        </w:rPr>
+        <w:t># Step 1 — esporta il modello Detectron2 in ONNX (richiede detectron2 installato)</w:t>
+      </w:r>
+    </w:p>
+    <w:p>
+      <w:pPr>
+        <w:spacing w:after="0"/>
+        <w:ind w:left="720" w:firstLine="696"/>
+        <w:rPr>
+          <w:rFonts w:ascii="Abadi ExtraLight" w:hAnsi="Abadi ExtraLight"/>
+          <w:lang w:val="en-US"/>
+        </w:rPr>
+      </w:pPr>
+      <w:r>
+        <w:rPr>
+          <w:rFonts w:ascii="Abadi ExtraLight" w:hAnsi="Abadi ExtraLight"/>
+          <w:lang w:val="en-US"/>
+        </w:rPr>
+        <w:t>python detectron2/tools/deploy/export_model.py \</w:t>
+      </w:r>
+    </w:p>
+    <w:p>
+      <w:pPr>
+        <w:spacing w:after="0"/>
+        <w:ind w:left="720" w:firstLine="696"/>
+        <w:rPr>
+          <w:rFonts w:ascii="Abadi ExtraLight" w:hAnsi="Abadi ExtraLight"/>
+          <w:lang w:val="en-US"/>
+        </w:rPr>
+      </w:pPr>
+      <w:r>
+        <w:rPr>
+          <w:rFonts w:ascii="Abadi ExtraLight" w:hAnsi="Abadi ExtraLight"/>
+          <w:lang w:val="en-US"/>
+        </w:rPr>
+        <w:t xml:space="preserve">    --sample-image 1344x1344.jpg \</w:t>
+      </w:r>
+    </w:p>
+    <w:p>
+      <w:pPr>
+        <w:spacing w:after="0"/>
+        <w:ind w:left="720" w:firstLine="696"/>
+        <w:rPr>
+          <w:rFonts w:ascii="Abadi ExtraLight" w:hAnsi="Abadi ExtraLight"/>
+          <w:lang w:val="en-US"/>
+        </w:rPr>
+      </w:pPr>
+      <w:r>
+        <w:rPr>
+          <w:rFonts w:ascii="Abadi ExtraLight" w:hAnsi="Abadi ExtraLight"/>
+          <w:lang w:val="en-US"/>
+        </w:rPr>
+        <w:t xml:space="preserve">    --config-file detectron2/configs/COCO-InstanceSegmentation/mask_rcnn_R_50_FPN_3x.yaml \</w:t>
+      </w:r>
+    </w:p>
+    <w:p>
+      <w:pPr>
+        <w:spacing w:after="0"/>
+        <w:ind w:left="720" w:firstLine="696"/>
+        <w:rPr>
+          <w:rFonts w:ascii="Abadi ExtraLight" w:hAnsi="Abadi ExtraLight"/>
+          <w:lang w:val="en-US"/>
+        </w:rPr>
+      </w:pPr>
+      <w:r>
+        <w:rPr>
+          <w:rFonts w:ascii="Abadi ExtraLight" w:hAnsi="Abadi ExtraLight"/>
+          <w:lang w:val="en-US"/>
+        </w:rPr>
+        <w:t xml:space="preserve">    --export-method tracing \</w:t>
+      </w:r>
+    </w:p>
+    <w:p>
+      <w:pPr>
+        <w:spacing w:after="0"/>
+        <w:ind w:left="720" w:firstLine="696"/>
+        <w:rPr>
+          <w:rFonts w:ascii="Abadi ExtraLight" w:hAnsi="Abadi ExtraLight"/>
+          <w:lang w:val="en-US"/>
+        </w:rPr>
+      </w:pPr>
+      <w:r>
+        <w:rPr>
+          <w:rFonts w:ascii="Abadi ExtraLight" w:hAnsi="Abadi ExtraLight"/>
+          <w:lang w:val="en-US"/>
+        </w:rPr>
+        <w:t xml:space="preserve">    --format </w:t>
+      </w:r>
+      <w:proofErr w:type="spellStart"/>
+      <w:r>
+        <w:rPr>
+          <w:rFonts w:ascii="Abadi ExtraLight" w:hAnsi="Abadi ExtraLight"/>
+          <w:lang w:val="en-US"/>
+        </w:rPr>
+        <w:t>onnx</w:t>
+      </w:r>
+      <w:proofErr w:type="spellEnd"/>
+      <w:r>
+        <w:rPr>
+          <w:rFonts w:ascii="Abadi ExtraLight" w:hAnsi="Abadi ExtraLight"/>
+          <w:lang w:val="en-US"/>
+        </w:rPr>
+        <w:t xml:space="preserve"> \</w:t>
+      </w:r>
+    </w:p>
+    <w:p>
+      <w:pPr>
+        <w:spacing w:after="0"/>
+        <w:ind w:left="720" w:firstLine="696"/>
+        <w:rPr>
+          <w:rFonts w:ascii="Abadi ExtraLight" w:hAnsi="Abadi ExtraLight"/>
+          <w:lang w:val="en-US"/>
+        </w:rPr>
+      </w:pPr>
+      <w:r>
+        <w:rPr>
+          <w:rFonts w:ascii="Abadi ExtraLight" w:hAnsi="Abadi ExtraLight"/>
+          <w:lang w:val="en-US"/>
+        </w:rPr>
+        <w:t xml:space="preserve">    --</w:t>
+      </w:r>
+      <w:proofErr w:type="gramStart"/>
+      <w:r>
+        <w:rPr>
+          <w:rFonts w:ascii="Abadi ExtraLight" w:hAnsi="Abadi ExtraLight"/>
+          <w:lang w:val="en-US"/>
+        </w:rPr>
+        <w:t>output .</w:t>
+      </w:r>
+      <w:proofErr w:type="gramEnd"/>
+      <w:r>
+        <w:rPr>
+          <w:rFonts w:ascii="Abadi ExtraLight" w:hAnsi="Abadi ExtraLight"/>
+          <w:lang w:val="en-US"/>
+        </w:rPr>
+        <w:t>/ \</w:t>
+      </w:r>
+    </w:p>
+    <w:p>
+      <w:pPr>
+        <w:spacing w:after="0"/>
+        <w:ind w:left="720" w:firstLine="696"/>
+        <w:rPr>
+          <w:rFonts w:ascii="Abadi ExtraLight" w:hAnsi="Abadi ExtraLight"/>
+          <w:lang w:val="en-US"/>
+        </w:rPr>
+      </w:pPr>
+      <w:r>
+        <w:rPr>
+          <w:rFonts w:ascii="Abadi ExtraLight" w:hAnsi="Abadi ExtraLight"/>
+          <w:lang w:val="en-US"/>
+        </w:rPr>
+        <w:t xml:space="preserve">    MODEL.WEIGHTS path/to/model_final_f10217.pkl \</w:t>
+      </w:r>
+    </w:p>
+    <w:p>
+      <w:pPr>
+        <w:spacing w:after="0"/>
+        <w:ind w:left="720" w:firstLine="696"/>
+        <w:rPr>
+          <w:rFonts w:ascii="Abadi ExtraLight" w:hAnsi="Abadi ExtraLight"/>
+        </w:rPr>
+      </w:pPr>
+      <w:r>
+        <w:rPr>
+          <w:rFonts w:ascii="Abadi ExtraLight" w:hAnsi="Abadi ExtraLight"/>
+          <w:lang w:val="en-US"/>
+        </w:rPr>
+        <w:t xml:space="preserve">    </w:t>
+      </w:r>
+      <w:r>
+        <w:rPr>
+          <w:rFonts w:ascii="Abadi ExtraLight" w:hAnsi="Abadi ExtraLight"/>
+        </w:rPr>
+        <w:t xml:space="preserve">MODEL.DEVICE </w:t>
+      </w:r>
+      <w:proofErr w:type="spellStart"/>
+      <w:r>
+        <w:rPr>
+          <w:rFonts w:ascii="Abadi ExtraLight" w:hAnsi="Abadi ExtraLight"/>
+        </w:rPr>
+        <w:t>cuda</w:t>
       </w:r>
       <w:proofErr w:type="spellEnd"/>
     </w:p>
     <w:p/>
+    <w:p>
+      <w:pPr>
+        <w:spacing w:after="0"/>
+        <w:ind w:left="720" w:firstLine="696"/>
+        <w:rPr>
+          <w:rFonts w:ascii="Abadi ExtraLight" w:hAnsi="Abadi ExtraLight"/>
+        </w:rPr>
+      </w:pPr>
+      <w:r>
+        <w:rPr>
+          <w:rFonts w:ascii="Abadi ExtraLight" w:hAnsi="Abadi ExtraLight"/>
+        </w:rPr>
+        <w:t xml:space="preserve"># Step 2 — converti l'ONNX per </w:t>
+      </w:r>
+      <w:proofErr w:type="spellStart"/>
+      <w:r>
+        <w:rPr>
+          <w:rFonts w:ascii="Abadi ExtraLight" w:hAnsi="Abadi ExtraLight"/>
+        </w:rPr>
+        <w:t>TensorRT</w:t>
+      </w:r>
+      <w:proofErr w:type="spellEnd"/>
+    </w:p>
+    <w:p>
+      <w:pPr>
+        <w:spacing w:after="0"/>
+        <w:ind w:left="720" w:firstLine="696"/>
+        <w:rPr>
+          <w:rFonts w:ascii="Abadi ExtraLight" w:hAnsi="Abadi ExtraLight"/>
+          <w:lang w:val="en-US"/>
+        </w:rPr>
+      </w:pPr>
+      <w:r>
+        <w:rPr>
+          <w:rFonts w:ascii="Abadi ExtraLight" w:hAnsi="Abadi ExtraLight"/>
+          <w:lang w:val="en-US"/>
+        </w:rPr>
+        <w:t>python3 create_onnx.py \</w:t>
+      </w:r>
+    </w:p>
+    <w:p>
+      <w:pPr>
+        <w:spacing w:after="0"/>
+        <w:ind w:left="720" w:firstLine="696"/>
+        <w:rPr>
+          <w:rFonts w:ascii="Abadi ExtraLight" w:hAnsi="Abadi ExtraLight"/>
+          <w:lang w:val="en-US"/>
+        </w:rPr>
+      </w:pPr>
+      <w:r>
+        <w:rPr>
+          <w:rFonts w:ascii="Abadi ExtraLight" w:hAnsi="Abadi ExtraLight"/>
+          <w:lang w:val="en-US"/>
+        </w:rPr>
+        <w:t xml:space="preserve">    --</w:t>
+      </w:r>
+      <w:proofErr w:type="spellStart"/>
+      <w:r>
+        <w:rPr>
+          <w:rFonts w:ascii="Abadi ExtraLight" w:hAnsi="Abadi ExtraLight"/>
+          <w:lang w:val="en-US"/>
+        </w:rPr>
+        <w:t>exported_onnx</w:t>
+      </w:r>
+      <w:proofErr w:type="spellEnd"/>
+      <w:r>
+        <w:rPr>
+          <w:rFonts w:ascii="Abadi ExtraLight" w:hAnsi="Abadi ExtraLight"/>
+          <w:lang w:val="en-US"/>
+        </w:rPr>
+        <w:t xml:space="preserve"> /path/to/</w:t>
+      </w:r>
+      <w:proofErr w:type="spellStart"/>
+      <w:r>
+        <w:rPr>
+          <w:rFonts w:ascii="Abadi ExtraLight" w:hAnsi="Abadi ExtraLight"/>
+          <w:lang w:val="en-US"/>
+        </w:rPr>
+        <w:t>model.onnx</w:t>
+      </w:r>
+      <w:proofErr w:type="spellEnd"/>
+      <w:r>
+        <w:rPr>
+          <w:rFonts w:ascii="Abadi ExtraLight" w:hAnsi="Abadi ExtraLight"/>
+          <w:lang w:val="en-US"/>
+        </w:rPr>
+        <w:t xml:space="preserve"> \</w:t>
+      </w:r>
+    </w:p>
+    <w:p>
+      <w:pPr>
+        <w:spacing w:after="0"/>
+        <w:ind w:left="720" w:firstLine="696"/>
+        <w:rPr>
+          <w:rFonts w:ascii="Abadi ExtraLight" w:hAnsi="Abadi ExtraLight"/>
+          <w:lang w:val="en-US"/>
+        </w:rPr>
+      </w:pPr>
+      <w:r>
+        <w:rPr>
+          <w:rFonts w:ascii="Abadi ExtraLight" w:hAnsi="Abadi ExtraLight"/>
+          <w:lang w:val="en-US"/>
+        </w:rPr>
+        <w:t xml:space="preserve">    --</w:t>
+      </w:r>
+      <w:proofErr w:type="spellStart"/>
+      <w:r>
+        <w:rPr>
+          <w:rFonts w:ascii="Abadi ExtraLight" w:hAnsi="Abadi ExtraLight"/>
+          <w:lang w:val="en-US"/>
+        </w:rPr>
+        <w:t>onnx</w:t>
+      </w:r>
+      <w:proofErr w:type="spellEnd"/>
+      <w:r>
+        <w:rPr>
+          <w:rFonts w:ascii="Abadi ExtraLight" w:hAnsi="Abadi ExtraLight"/>
+          <w:lang w:val="en-US"/>
+        </w:rPr>
+        <w:t xml:space="preserve"> /path/to/</w:t>
+      </w:r>
+      <w:proofErr w:type="spellStart"/>
+      <w:r>
+        <w:rPr>
+          <w:rFonts w:ascii="Abadi ExtraLight" w:hAnsi="Abadi ExtraLight"/>
+          <w:lang w:val="en-US"/>
+        </w:rPr>
+        <w:t>converted.onnx</w:t>
+      </w:r>
+      <w:proofErr w:type="spellEnd"/>
+      <w:r>
+        <w:rPr>
+          <w:rFonts w:ascii="Abadi ExtraLight" w:hAnsi="Abadi ExtraLight"/>
+          <w:lang w:val="en-US"/>
+        </w:rPr>
+        <w:t xml:space="preserve"> \</w:t>
+      </w:r>
+    </w:p>
+    <w:p>
+      <w:pPr>
+        <w:spacing w:after="0"/>
+        <w:ind w:left="720" w:firstLine="696"/>
+        <w:rPr>
+          <w:rFonts w:ascii="Abadi ExtraLight" w:hAnsi="Abadi ExtraLight"/>
+          <w:lang w:val="en-US"/>
+        </w:rPr>
+      </w:pPr>
+      <w:r>
+        <w:rPr>
+          <w:rFonts w:ascii="Abadi ExtraLight" w:hAnsi="Abadi ExtraLight"/>
+          <w:lang w:val="en-US"/>
+        </w:rPr>
+        <w:t xml:space="preserve">    --det2_config /detectron2/configs/COCO-InstanceSegmentation/mask_rcnn_R_50_FPN_3x.yaml</w:t>
+      </w:r>
+    </w:p>
+    <w:p>
+      <w:pPr>
+        <w:spacing w:after="0"/>
+        <w:ind w:left="720" w:firstLine="696"/>
+        <w:rPr>
+          <w:rFonts w:ascii="Abadi ExtraLight" w:hAnsi="Abadi ExtraLight"/>
+          <w:lang w:val="en-US"/>
+        </w:rPr>
+      </w:pPr>
+    </w:p>
+    <w:p>
+      <w:pPr>
+        <w:spacing w:after="0"/>
+        <w:ind w:left="720" w:firstLine="696"/>
+        <w:rPr>
+          <w:rFonts w:ascii="Abadi ExtraLight" w:hAnsi="Abadi ExtraLight"/>
+          <w:lang w:val="en-US"/>
+        </w:rPr>
+      </w:pPr>
+      <w:r>
+        <w:rPr>
+          <w:rFonts w:ascii="Abadi ExtraLight" w:hAnsi="Abadi ExtraLight"/>
+          <w:lang w:val="en-US"/>
+        </w:rPr>
+        <w:t xml:space="preserve"># Step 3 — </w:t>
+      </w:r>
+      <w:proofErr w:type="spellStart"/>
+      <w:r>
+        <w:rPr>
+          <w:rFonts w:ascii="Abadi ExtraLight" w:hAnsi="Abadi ExtraLight"/>
+          <w:lang w:val="en-US"/>
+        </w:rPr>
+        <w:t>inferenza</w:t>
+      </w:r>
+      <w:proofErr w:type="spellEnd"/>
+    </w:p>
+    <w:p>
+      <w:pPr>
+        <w:spacing w:after="0"/>
+        <w:ind w:left="720" w:firstLine="696"/>
+        <w:rPr>
+          <w:rFonts w:ascii="Abadi ExtraLight" w:hAnsi="Abadi ExtraLight"/>
+          <w:lang w:val="en-US"/>
+        </w:rPr>
+      </w:pPr>
+      <w:r>
+        <w:rPr>
+          <w:rFonts w:ascii="Abadi ExtraLight" w:hAnsi="Abadi ExtraLight"/>
+          <w:lang w:val="en-US"/>
+        </w:rPr>
+        <w:t>python3 infer.py \</w:t>
+      </w:r>
+    </w:p>
+    <w:p>
+      <w:pPr>
+        <w:spacing w:after="0"/>
+        <w:ind w:left="720" w:firstLine="696"/>
+        <w:rPr>
+          <w:rFonts w:ascii="Abadi ExtraLight" w:hAnsi="Abadi ExtraLight"/>
+          <w:lang w:val="en-US"/>
+        </w:rPr>
+      </w:pPr>
+      <w:r>
+        <w:rPr>
+          <w:rFonts w:ascii="Abadi ExtraLight" w:hAnsi="Abadi ExtraLight"/>
+          <w:lang w:val="en-US"/>
+        </w:rPr>
+        <w:lastRenderedPageBreak/>
+        <w:t xml:space="preserve">    --engine /path/to/</w:t>
+      </w:r>
+      <w:proofErr w:type="spellStart"/>
+      <w:r>
+        <w:rPr>
+          <w:rFonts w:ascii="Abadi ExtraLight" w:hAnsi="Abadi ExtraLight"/>
+          <w:lang w:val="en-US"/>
+        </w:rPr>
+        <w:t>engine.trt</w:t>
+      </w:r>
+      <w:proofErr w:type="spellEnd"/>
+      <w:r>
+        <w:rPr>
+          <w:rFonts w:ascii="Abadi ExtraLight" w:hAnsi="Abadi ExtraLight"/>
+          <w:lang w:val="en-US"/>
+        </w:rPr>
+        <w:t xml:space="preserve"> \</w:t>
+      </w:r>
+    </w:p>
+    <w:p>
+      <w:pPr>
+        <w:spacing w:after="0"/>
+        <w:ind w:left="720" w:firstLine="696"/>
+        <w:rPr>
+          <w:rFonts w:ascii="Abadi ExtraLight" w:hAnsi="Abadi ExtraLight"/>
+          <w:lang w:val="en-US"/>
+        </w:rPr>
+      </w:pPr>
+      <w:r>
+        <w:rPr>
+          <w:rFonts w:ascii="Abadi ExtraLight" w:hAnsi="Abadi ExtraLight"/>
+          <w:lang w:val="en-US"/>
+        </w:rPr>
+        <w:t xml:space="preserve">    --input /path/to/images \</w:t>
+      </w:r>
+    </w:p>
+    <w:p>
+      <w:pPr>
+        <w:spacing w:after="0"/>
+        <w:ind w:left="720" w:firstLine="696"/>
+        <w:rPr>
+          <w:rFonts w:ascii="Abadi ExtraLight" w:hAnsi="Abadi ExtraLight"/>
+          <w:lang w:val="en-US"/>
+        </w:rPr>
+      </w:pPr>
+      <w:r>
+        <w:rPr>
+          <w:rFonts w:ascii="Abadi ExtraLight" w:hAnsi="Abadi ExtraLight"/>
+          <w:lang w:val="en-US"/>
+        </w:rPr>
+        <w:t xml:space="preserve">    --det2_config /detectron2/configs/COCO-InstanceSegmentation/mask_rcnn_R_50_FPN_3x.yaml \</w:t>
+      </w:r>
+    </w:p>
+    <w:p>
+      <w:pPr>
+        <w:spacing w:after="0"/>
+        <w:ind w:left="720" w:firstLine="696"/>
+        <w:rPr>
+          <w:rFonts w:ascii="Abadi ExtraLight" w:hAnsi="Abadi ExtraLight"/>
+          <w:lang w:val="en-US"/>
+        </w:rPr>
+      </w:pPr>
+      <w:r>
+        <w:rPr>
+          <w:rFonts w:ascii="Abadi ExtraLight" w:hAnsi="Abadi ExtraLight"/>
+          <w:lang w:val="en-US"/>
+        </w:rPr>
+        <w:t xml:space="preserve">    --output /path/to/output</w:t>
+      </w:r>
+    </w:p>
+    <w:p>
+      <w:pPr>
+        <w:rPr>
+          <w:lang w:val="en-US"/>
+        </w:rPr>
+      </w:pPr>
+    </w:p>
     <w:p>
       <w:pPr>
         <w:pStyle w:val="Titolo7"/>
         <w:spacing w:line="276" w:lineRule="auto"/>
-      </w:pPr>
-      <w:r>
-        <w:t>sample</w:t>
-      </w:r>
-      <w:r>
-        <w:t>INT</w:t>
-      </w:r>
-      <w:r>
-        <w:t>8</w:t>
-      </w:r>
-      <w:r>
-        <w:t>API</w:t>
-      </w:r>
-      <w:r>
-        <w:t xml:space="preserve"> — Inferenza INT8</w:t>
-      </w:r>
-    </w:p>
-    <w:p>
-      <w:pPr>
-        <w:jc w:val="both"/>
-      </w:pPr>
-      <w:r>
-        <w:t xml:space="preserve">Imposta il range dinamico per tensore e la precisione di computazione dei </w:t>
-      </w:r>
-      <w:proofErr w:type="spellStart"/>
-      <w:r>
-        <w:t>layer</w:t>
-      </w:r>
-      <w:proofErr w:type="spellEnd"/>
-      <w:r>
-        <w:t xml:space="preserve">. Supporta modelli ONNX di image </w:t>
-      </w:r>
-      <w:proofErr w:type="spellStart"/>
-      <w:r>
-        <w:t>classification</w:t>
-      </w:r>
-      <w:proofErr w:type="spellEnd"/>
-      <w:r>
-        <w:t xml:space="preserve"> come ResNet-50, VGG19, e </w:t>
-      </w:r>
-      <w:proofErr w:type="spellStart"/>
-      <w:r>
-        <w:t>MobileNet</w:t>
-      </w:r>
-      <w:proofErr w:type="spellEnd"/>
-      <w:r>
+        <w:rPr>
+          <w:lang w:val="en-US"/>
+        </w:rPr>
+      </w:pPr>
+      <w:proofErr w:type="spellStart"/>
+      <w:r>
+        <w:rPr>
+          <w:lang w:val="en-US"/>
+        </w:rPr>
+        <w:t>tensorflow_object_detection_</w:t>
+      </w:r>
+      <w:proofErr w:type="gramStart"/>
+      <w:r>
+        <w:rPr>
+          <w:lang w:val="en-US"/>
+        </w:rPr>
+        <w:t>api</w:t>
+      </w:r>
+      <w:proofErr w:type="spellEnd"/>
+      <w:r>
+        <w:rPr>
+          <w:lang w:val="en-US"/>
+        </w:rPr>
+        <w:t xml:space="preserve"> — SSD</w:t>
+      </w:r>
+      <w:proofErr w:type="gramEnd"/>
+      <w:r>
+        <w:rPr>
+          <w:lang w:val="en-US"/>
+        </w:rPr>
+        <w:t xml:space="preserve"> / Faster R-CNN / Mask R-CNN</w:t>
+      </w:r>
+    </w:p>
+    <w:p>
+      <w:proofErr w:type="spellStart"/>
+      <w:r>
+        <w:rPr>
+          <w:lang w:val="en-US"/>
+        </w:rPr>
+        <w:t>Supporto</w:t>
+      </w:r>
+      <w:proofErr w:type="spellEnd"/>
+      <w:r>
+        <w:rPr>
+          <w:lang w:val="en-US"/>
+        </w:rPr>
+        <w:t xml:space="preserve"> per </w:t>
+      </w:r>
+      <w:proofErr w:type="spellStart"/>
+      <w:r>
+        <w:rPr>
+          <w:lang w:val="en-US"/>
+        </w:rPr>
+        <w:t>modelli</w:t>
+      </w:r>
+      <w:proofErr w:type="spellEnd"/>
+      <w:r>
+        <w:rPr>
+          <w:lang w:val="en-US"/>
+        </w:rPr>
+        <w:t xml:space="preserve"> TensorFlow Object Detection API (SSD, Faster R-CNN, Mask R-CNN) in </w:t>
+      </w:r>
+      <w:proofErr w:type="spellStart"/>
+      <w:r>
+        <w:rPr>
+          <w:lang w:val="en-US"/>
+        </w:rPr>
+        <w:t>TensorRT</w:t>
+      </w:r>
+      <w:proofErr w:type="spellEnd"/>
+      <w:r>
+        <w:rPr>
+          <w:lang w:val="en-US"/>
+        </w:rPr>
         <w:t xml:space="preserve">. </w:t>
       </w:r>
-    </w:p>
-    <w:p>
-      <w:pPr>
-        <w:spacing w:after="0"/>
-        <w:ind w:left="720" w:firstLine="696"/>
-        <w:rPr>
-          <w:rFonts w:ascii="Abadi ExtraLight" w:hAnsi="Abadi ExtraLight"/>
-          <w:lang w:val="en-US"/>
-        </w:rPr>
-      </w:pPr>
-      <w:r>
-        <w:rPr>
-          <w:rFonts w:ascii="Abadi ExtraLight" w:hAnsi="Abadi ExtraLight"/>
-          <w:lang w:val="en-US"/>
-        </w:rPr>
-        <w:t>/</w:t>
-      </w:r>
-      <w:proofErr w:type="spellStart"/>
-      <w:r>
-        <w:rPr>
-          <w:rFonts w:ascii="Abadi ExtraLight" w:hAnsi="Abadi ExtraLight"/>
-          <w:lang w:val="en-US"/>
-        </w:rPr>
-        <w:t>usr</w:t>
-      </w:r>
-      <w:proofErr w:type="spellEnd"/>
-      <w:r>
-        <w:rPr>
-          <w:rFonts w:ascii="Abadi ExtraLight" w:hAnsi="Abadi ExtraLight"/>
-          <w:lang w:val="en-US"/>
-        </w:rPr>
-        <w:t>/</w:t>
-      </w:r>
-      <w:proofErr w:type="spellStart"/>
-      <w:r>
-        <w:rPr>
-          <w:rFonts w:ascii="Abadi ExtraLight" w:hAnsi="Abadi ExtraLight"/>
-          <w:lang w:val="en-US"/>
-        </w:rPr>
-        <w:t>src</w:t>
-      </w:r>
-      <w:proofErr w:type="spellEnd"/>
-      <w:r>
-        <w:rPr>
-          <w:rFonts w:ascii="Abadi ExtraLight" w:hAnsi="Abadi ExtraLight"/>
-          <w:lang w:val="en-US"/>
-        </w:rPr>
-        <w:t>/</w:t>
-      </w:r>
-      <w:proofErr w:type="spellStart"/>
-      <w:r>
-        <w:rPr>
-          <w:rFonts w:ascii="Abadi ExtraLight" w:hAnsi="Abadi ExtraLight"/>
-          <w:lang w:val="en-US"/>
-        </w:rPr>
-        <w:t>tensorrt</w:t>
-      </w:r>
-      <w:proofErr w:type="spellEnd"/>
-      <w:r>
-        <w:rPr>
-          <w:rFonts w:ascii="Abadi ExtraLight" w:hAnsi="Abadi ExtraLight"/>
-          <w:lang w:val="en-US"/>
-        </w:rPr>
-        <w:t>/bin/sample_int8_api \</w:t>
-      </w:r>
-    </w:p>
-    <w:p>
-      <w:pPr>
-        <w:spacing w:after="0"/>
-        <w:ind w:left="720" w:firstLine="696"/>
-        <w:rPr>
-          <w:rFonts w:ascii="Abadi ExtraLight" w:hAnsi="Abadi ExtraLight"/>
-          <w:lang w:val="en-US"/>
-        </w:rPr>
-      </w:pPr>
-      <w:r>
-        <w:rPr>
-          <w:rFonts w:ascii="Abadi ExtraLight" w:hAnsi="Abadi ExtraLight"/>
-          <w:lang w:val="en-US"/>
-        </w:rPr>
-        <w:t xml:space="preserve">  --model=/</w:t>
-      </w:r>
-      <w:proofErr w:type="spellStart"/>
-      <w:r>
-        <w:rPr>
-          <w:rFonts w:ascii="Abadi ExtraLight" w:hAnsi="Abadi ExtraLight"/>
-          <w:lang w:val="en-US"/>
-        </w:rPr>
-        <w:t>usr</w:t>
-      </w:r>
-      <w:proofErr w:type="spellEnd"/>
-      <w:r>
-        <w:rPr>
-          <w:rFonts w:ascii="Abadi ExtraLight" w:hAnsi="Abadi ExtraLight"/>
-          <w:lang w:val="en-US"/>
-        </w:rPr>
-        <w:t>/</w:t>
-      </w:r>
-      <w:proofErr w:type="spellStart"/>
-      <w:r>
-        <w:rPr>
-          <w:rFonts w:ascii="Abadi ExtraLight" w:hAnsi="Abadi ExtraLight"/>
-          <w:lang w:val="en-US"/>
-        </w:rPr>
-        <w:t>src</w:t>
-      </w:r>
-      <w:proofErr w:type="spellEnd"/>
-      <w:r>
-        <w:rPr>
-          <w:rFonts w:ascii="Abadi ExtraLight" w:hAnsi="Abadi ExtraLight"/>
-          <w:lang w:val="en-US"/>
-        </w:rPr>
-        <w:t>/</w:t>
-      </w:r>
-      <w:proofErr w:type="spellStart"/>
-      <w:r>
-        <w:rPr>
-          <w:rFonts w:ascii="Abadi ExtraLight" w:hAnsi="Abadi ExtraLight"/>
-          <w:lang w:val="en-US"/>
-        </w:rPr>
-        <w:t>tensorrt</w:t>
-      </w:r>
-      <w:proofErr w:type="spellEnd"/>
-      <w:r>
-        <w:rPr>
-          <w:rFonts w:ascii="Abadi ExtraLight" w:hAnsi="Abadi ExtraLight"/>
-          <w:lang w:val="en-US"/>
-        </w:rPr>
-        <w:t>/data/resnet50/ResNet50.onnx \</w:t>
-      </w:r>
-    </w:p>
-    <w:p>
-      <w:pPr>
-        <w:spacing w:after="0"/>
-        <w:ind w:left="720" w:firstLine="696"/>
-        <w:rPr>
-          <w:rFonts w:ascii="Abadi ExtraLight" w:hAnsi="Abadi ExtraLight"/>
-          <w:lang w:val="en-US"/>
-        </w:rPr>
-      </w:pPr>
-      <w:r>
-        <w:rPr>
-          <w:rFonts w:ascii="Abadi ExtraLight" w:hAnsi="Abadi ExtraLight"/>
-          <w:lang w:val="en-US"/>
-        </w:rPr>
-        <w:t xml:space="preserve">  --ranges=/usr/src/tensorrt/data/resnet50/resnet50_per_tensor_dynamic_range.txt \</w:t>
-      </w:r>
-    </w:p>
-    <w:p>
-      <w:pPr>
-        <w:spacing w:after="0"/>
-        <w:ind w:left="720" w:firstLine="696"/>
-        <w:rPr>
-          <w:rFonts w:ascii="Abadi ExtraLight" w:hAnsi="Abadi ExtraLight"/>
-          <w:lang w:val="en-US"/>
-        </w:rPr>
-      </w:pPr>
-      <w:r>
-        <w:rPr>
-          <w:rFonts w:ascii="Abadi ExtraLight" w:hAnsi="Abadi ExtraLight"/>
-          <w:lang w:val="en-US"/>
-        </w:rPr>
-        <w:t xml:space="preserve">  --image=/</w:t>
-      </w:r>
-      <w:proofErr w:type="spellStart"/>
-      <w:r>
-        <w:rPr>
-          <w:rFonts w:ascii="Abadi ExtraLight" w:hAnsi="Abadi ExtraLight"/>
-          <w:lang w:val="en-US"/>
-        </w:rPr>
-        <w:t>usr</w:t>
-      </w:r>
-      <w:proofErr w:type="spellEnd"/>
-      <w:r>
-        <w:rPr>
-          <w:rFonts w:ascii="Abadi ExtraLight" w:hAnsi="Abadi ExtraLight"/>
-          <w:lang w:val="en-US"/>
-        </w:rPr>
-        <w:t>/</w:t>
-      </w:r>
-      <w:proofErr w:type="spellStart"/>
-      <w:r>
-        <w:rPr>
-          <w:rFonts w:ascii="Abadi ExtraLight" w:hAnsi="Abadi ExtraLight"/>
-          <w:lang w:val="en-US"/>
-        </w:rPr>
-        <w:t>src</w:t>
-      </w:r>
-      <w:proofErr w:type="spellEnd"/>
-      <w:r>
-        <w:rPr>
-          <w:rFonts w:ascii="Abadi ExtraLight" w:hAnsi="Abadi ExtraLight"/>
-          <w:lang w:val="en-US"/>
-        </w:rPr>
-        <w:t>/</w:t>
-      </w:r>
-      <w:proofErr w:type="spellStart"/>
-      <w:r>
-        <w:rPr>
-          <w:rFonts w:ascii="Abadi ExtraLight" w:hAnsi="Abadi ExtraLight"/>
-          <w:lang w:val="en-US"/>
-        </w:rPr>
-        <w:t>tensorrt</w:t>
-      </w:r>
-      <w:proofErr w:type="spellEnd"/>
-      <w:r>
-        <w:rPr>
-          <w:rFonts w:ascii="Abadi ExtraLight" w:hAnsi="Abadi ExtraLight"/>
-          <w:lang w:val="en-US"/>
-        </w:rPr>
-        <w:t>/data/resnet50/tabby_tiger_cat.jpg</w:t>
-      </w:r>
-    </w:p>
-    <w:p>
-      <w:pPr>
-        <w:rPr>
-          <w:lang w:val="en-US"/>
-        </w:rPr>
-      </w:pPr>
-    </w:p>
-    <w:p>
-      <w:pPr>
-        <w:pStyle w:val="Titolo7"/>
-        <w:spacing w:line="276" w:lineRule="auto"/>
-      </w:pPr>
-      <w:proofErr w:type="spellStart"/>
-      <w:r>
-        <w:t>sample</w:t>
-      </w:r>
-      <w:r>
-        <w:t>N</w:t>
-      </w:r>
-      <w:r>
-        <w:t>amed</w:t>
-      </w:r>
-      <w:r>
-        <w:t>D</w:t>
-      </w:r>
-      <w:r>
-        <w:t>imensions</w:t>
-      </w:r>
-      <w:proofErr w:type="spellEnd"/>
-      <w:r>
-        <w:t xml:space="preserve"> — Named input </w:t>
-      </w:r>
-      <w:proofErr w:type="spellStart"/>
-      <w:r>
-        <w:t>dimensions</w:t>
-      </w:r>
-      <w:proofErr w:type="spellEnd"/>
-    </w:p>
-    <w:p>
-      <w:pPr>
-        <w:jc w:val="both"/>
-      </w:pPr>
-      <w:r>
-        <w:t xml:space="preserve">Esempio di </w:t>
-      </w:r>
-      <w:proofErr w:type="spellStart"/>
-      <w:r>
-        <w:t>parsing</w:t>
-      </w:r>
-      <w:proofErr w:type="spellEnd"/>
-      <w:r>
-        <w:t xml:space="preserve"> di un modello ONNX con dimensioni di input con nome e building </w:t>
-      </w:r>
-      <w:proofErr w:type="spellStart"/>
-      <w:r>
-        <w:t>dell'engine</w:t>
-      </w:r>
-      <w:proofErr w:type="spellEnd"/>
-      <w:r>
-        <w:t xml:space="preserve">. </w:t>
-      </w:r>
-    </w:p>
-    <w:p>
-      <w:pPr>
-        <w:spacing w:after="0"/>
-        <w:ind w:left="720" w:firstLine="696"/>
-        <w:rPr>
-          <w:rFonts w:ascii="Abadi ExtraLight" w:hAnsi="Abadi ExtraLight"/>
-          <w:lang w:val="en-US"/>
-        </w:rPr>
-      </w:pPr>
-      <w:r>
-        <w:rPr>
-          <w:rFonts w:ascii="Abadi ExtraLight" w:hAnsi="Abadi ExtraLight"/>
-          <w:lang w:val="en-US"/>
-        </w:rPr>
-        <w:t>/</w:t>
-      </w:r>
-      <w:proofErr w:type="spellStart"/>
-      <w:r>
-        <w:rPr>
-          <w:rFonts w:ascii="Abadi ExtraLight" w:hAnsi="Abadi ExtraLight"/>
-          <w:lang w:val="en-US"/>
-        </w:rPr>
-        <w:t>usr</w:t>
-      </w:r>
-      <w:proofErr w:type="spellEnd"/>
-      <w:r>
-        <w:rPr>
-          <w:rFonts w:ascii="Abadi ExtraLight" w:hAnsi="Abadi ExtraLight"/>
-          <w:lang w:val="en-US"/>
-        </w:rPr>
-        <w:t>/</w:t>
-      </w:r>
-      <w:proofErr w:type="spellStart"/>
-      <w:r>
-        <w:rPr>
-          <w:rFonts w:ascii="Abadi ExtraLight" w:hAnsi="Abadi ExtraLight"/>
-          <w:lang w:val="en-US"/>
-        </w:rPr>
-        <w:t>src</w:t>
-      </w:r>
-      <w:proofErr w:type="spellEnd"/>
-      <w:r>
-        <w:rPr>
-          <w:rFonts w:ascii="Abadi ExtraLight" w:hAnsi="Abadi ExtraLight"/>
-          <w:lang w:val="en-US"/>
-        </w:rPr>
-        <w:t>/</w:t>
-      </w:r>
-      <w:proofErr w:type="spellStart"/>
-      <w:r>
-        <w:rPr>
-          <w:rFonts w:ascii="Abadi ExtraLight" w:hAnsi="Abadi ExtraLight"/>
-          <w:lang w:val="en-US"/>
-        </w:rPr>
-        <w:t>tensorrt</w:t>
-      </w:r>
-      <w:proofErr w:type="spellEnd"/>
-      <w:r>
-        <w:rPr>
-          <w:rFonts w:ascii="Abadi ExtraLight" w:hAnsi="Abadi ExtraLight"/>
-          <w:lang w:val="en-US"/>
-        </w:rPr>
-        <w:t>/bin/</w:t>
-      </w:r>
-      <w:proofErr w:type="spellStart"/>
-      <w:r>
-        <w:rPr>
-          <w:rFonts w:ascii="Abadi ExtraLight" w:hAnsi="Abadi ExtraLight"/>
-          <w:lang w:val="en-US"/>
-        </w:rPr>
-        <w:t>sample_named_dimensions</w:t>
-      </w:r>
-      <w:proofErr w:type="spellEnd"/>
-    </w:p>
-    <w:p>
-      <w:pPr>
-        <w:rPr>
-          <w:lang w:val="en-US"/>
-        </w:rPr>
-      </w:pPr>
-    </w:p>
-    <w:p>
-      <w:pPr>
-        <w:pStyle w:val="Titolo7"/>
-        <w:spacing w:line="276" w:lineRule="auto"/>
-      </w:pPr>
-      <w:proofErr w:type="spellStart"/>
-      <w:r>
-        <w:t>sample</w:t>
-      </w:r>
-      <w:r>
-        <w:t>O</w:t>
-      </w:r>
-      <w:r>
-        <w:t>nnx</w:t>
-      </w:r>
-      <w:r>
-        <w:t>MnistC</w:t>
-      </w:r>
-      <w:r>
-        <w:t>oord</w:t>
-      </w:r>
-      <w:r>
-        <w:t>C</w:t>
-      </w:r>
-      <w:r>
-        <w:t>onv</w:t>
-      </w:r>
-      <w:r>
-        <w:t>AC</w:t>
-      </w:r>
-      <w:proofErr w:type="spellEnd"/>
-      <w:r>
-        <w:t xml:space="preserve"> — </w:t>
-      </w:r>
-      <w:proofErr w:type="spellStart"/>
-      <w:r>
-        <w:t>CoordConv</w:t>
-      </w:r>
-      <w:proofErr w:type="spellEnd"/>
-      <w:r>
-        <w:t xml:space="preserve"> custom plugin</w:t>
-      </w:r>
-    </w:p>
-    <w:p>
-      <w:pPr>
-        <w:jc w:val="both"/>
-      </w:pPr>
-      <w:r>
-        <w:t xml:space="preserve">Converte un modello addestrato su MNIST in ONNX con </w:t>
-      </w:r>
-      <w:proofErr w:type="spellStart"/>
-      <w:r>
-        <w:t>layer</w:t>
-      </w:r>
-      <w:proofErr w:type="spellEnd"/>
-      <w:r>
+      <w:proofErr w:type="spellStart"/>
+      <w:r>
+        <w:rPr>
+          <w:lang w:val="en-US"/>
+        </w:rPr>
+        <w:t>Richiede</w:t>
+      </w:r>
+      <w:proofErr w:type="spellEnd"/>
+      <w:r>
+        <w:rPr>
+          <w:lang w:val="en-US"/>
+        </w:rPr>
         <w:t xml:space="preserve"> </w:t>
       </w:r>
       <w:proofErr w:type="spellStart"/>
       <w:r>
-        <w:t>CoordConv</w:t>
-      </w:r>
-      <w:proofErr w:type="spellEnd"/>
-      <w:r>
-        <w:t xml:space="preserve"> personalizzati (invece dei </w:t>
-      </w:r>
-      <w:proofErr w:type="spellStart"/>
-      <w:r>
-        <w:t>Conv</w:t>
-      </w:r>
-      <w:proofErr w:type="spellEnd"/>
-      <w:r>
-        <w:t xml:space="preserve"> standard) in una rete </w:t>
-      </w:r>
-      <w:proofErr w:type="spellStart"/>
-      <w:r>
+        <w:rPr>
+          <w:lang w:val="en-US"/>
+        </w:rPr>
         <w:t>TensorRT</w:t>
       </w:r>
       <w:proofErr w:type="spellEnd"/>
       <w:r>
-        <w:t xml:space="preserve">. </w:t>
-      </w:r>
-    </w:p>
-    <w:p>
-      <w:pPr>
-        <w:spacing w:after="0"/>
-        <w:ind w:left="720" w:firstLine="696"/>
-        <w:rPr>
-          <w:rFonts w:ascii="Abadi ExtraLight" w:hAnsi="Abadi ExtraLight"/>
-          <w:lang w:val="en-US"/>
-        </w:rPr>
-      </w:pPr>
-      <w:r>
-        <w:rPr>
-          <w:rFonts w:ascii="Abadi ExtraLight" w:hAnsi="Abadi ExtraLight"/>
-          <w:lang w:val="en-US"/>
-        </w:rPr>
-        <w:t>/</w:t>
-      </w:r>
-      <w:proofErr w:type="spellStart"/>
-      <w:r>
-        <w:rPr>
-          <w:rFonts w:ascii="Abadi ExtraLight" w:hAnsi="Abadi ExtraLight"/>
-          <w:lang w:val="en-US"/>
-        </w:rPr>
-        <w:t>usr</w:t>
-      </w:r>
-      <w:proofErr w:type="spellEnd"/>
-      <w:r>
-        <w:rPr>
-          <w:rFonts w:ascii="Abadi ExtraLight" w:hAnsi="Abadi ExtraLight"/>
-          <w:lang w:val="en-US"/>
-        </w:rPr>
-        <w:t>/</w:t>
-      </w:r>
-      <w:proofErr w:type="spellStart"/>
-      <w:r>
-        <w:rPr>
-          <w:rFonts w:ascii="Abadi ExtraLight" w:hAnsi="Abadi ExtraLight"/>
-          <w:lang w:val="en-US"/>
-        </w:rPr>
-        <w:t>src</w:t>
-      </w:r>
-      <w:proofErr w:type="spellEnd"/>
-      <w:r>
-        <w:rPr>
-          <w:rFonts w:ascii="Abadi ExtraLight" w:hAnsi="Abadi ExtraLight"/>
-          <w:lang w:val="en-US"/>
-        </w:rPr>
-        <w:t>/</w:t>
-      </w:r>
-      <w:proofErr w:type="spellStart"/>
-      <w:r>
-        <w:rPr>
-          <w:rFonts w:ascii="Abadi ExtraLight" w:hAnsi="Abadi ExtraLight"/>
-          <w:lang w:val="en-US"/>
-        </w:rPr>
-        <w:t>tensorrt</w:t>
-      </w:r>
-      <w:proofErr w:type="spellEnd"/>
-      <w:r>
-        <w:rPr>
-          <w:rFonts w:ascii="Abadi ExtraLight" w:hAnsi="Abadi ExtraLight"/>
-          <w:lang w:val="en-US"/>
-        </w:rPr>
-        <w:t>/bin/</w:t>
-      </w:r>
-      <w:proofErr w:type="spellStart"/>
-      <w:r>
-        <w:rPr>
-          <w:rFonts w:ascii="Abadi ExtraLight" w:hAnsi="Abadi ExtraLight"/>
-          <w:lang w:val="en-US"/>
-        </w:rPr>
-        <w:t>sample_onnx_mnist_coord_conv_ac</w:t>
-      </w:r>
-      <w:proofErr w:type="spellEnd"/>
-    </w:p>
-    <w:p>
-      <w:pPr>
-        <w:spacing w:after="0"/>
-        <w:ind w:left="720" w:firstLine="696"/>
-        <w:rPr>
-          <w:rFonts w:ascii="Abadi ExtraLight" w:hAnsi="Abadi ExtraLight"/>
-          <w:lang w:val="en-US"/>
-        </w:rPr>
-      </w:pPr>
-    </w:p>
-    <w:p>
-      <w:pPr>
-        <w:pStyle w:val="Titolo7"/>
-        <w:spacing w:line="276" w:lineRule="auto"/>
-      </w:pPr>
-      <w:proofErr w:type="spellStart"/>
-      <w:r>
-        <w:t>sample</w:t>
-      </w:r>
-      <w:r>
-        <w:t>O</w:t>
-      </w:r>
-      <w:r>
-        <w:t>nnx</w:t>
-      </w:r>
-      <w:r>
-        <w:t>MNIST</w:t>
-      </w:r>
-      <w:proofErr w:type="spellEnd"/>
-      <w:r>
-        <w:t xml:space="preserve"> — "Hello World" da ONNX</w:t>
-      </w:r>
-    </w:p>
-    <w:p>
-      <w:pPr>
-        <w:spacing w:line="276" w:lineRule="auto"/>
-        <w:jc w:val="both"/>
-        <w:rPr>
-          <w:sz w:val="22"/>
-          <w:szCs w:val="22"/>
-        </w:rPr>
-      </w:pPr>
-      <w:r>
-        <w:rPr>
-          <w:sz w:val="22"/>
-          <w:szCs w:val="22"/>
-        </w:rPr>
-        <w:t xml:space="preserve">Converte un modello ONNX addestrato sul dataset MNIST in una rete </w:t>
-      </w:r>
-      <w:proofErr w:type="spellStart"/>
-      <w:r>
-        <w:rPr>
-          <w:sz w:val="22"/>
-          <w:szCs w:val="22"/>
-        </w:rPr>
-        <w:t>TensorRT</w:t>
-      </w:r>
-      <w:proofErr w:type="spellEnd"/>
-      <w:r>
-        <w:rPr>
-          <w:sz w:val="22"/>
-          <w:szCs w:val="22"/>
-        </w:rPr>
-        <w:t xml:space="preserve"> ed esegue l'inferenza.</w:t>
-      </w:r>
-    </w:p>
-    <w:p>
-      <w:pPr>
-        <w:spacing w:after="0"/>
-        <w:ind w:left="720" w:firstLine="696"/>
-        <w:rPr>
-          <w:rFonts w:ascii="Abadi ExtraLight" w:hAnsi="Abadi ExtraLight"/>
-          <w:lang w:val="en-US"/>
-        </w:rPr>
-      </w:pPr>
-      <w:r>
-        <w:rPr>
-          <w:rFonts w:ascii="Abadi ExtraLight" w:hAnsi="Abadi ExtraLight"/>
-          <w:lang w:val="en-US"/>
-        </w:rPr>
-        <w:t>/</w:t>
-      </w:r>
-      <w:proofErr w:type="spellStart"/>
-      <w:r>
-        <w:rPr>
-          <w:rFonts w:ascii="Abadi ExtraLight" w:hAnsi="Abadi ExtraLight"/>
-          <w:lang w:val="en-US"/>
-        </w:rPr>
-        <w:t>usr</w:t>
-      </w:r>
-      <w:proofErr w:type="spellEnd"/>
-      <w:r>
-        <w:rPr>
-          <w:rFonts w:ascii="Abadi ExtraLight" w:hAnsi="Abadi ExtraLight"/>
-          <w:lang w:val="en-US"/>
-        </w:rPr>
-        <w:t>/</w:t>
-      </w:r>
-      <w:proofErr w:type="spellStart"/>
-      <w:r>
-        <w:rPr>
-          <w:rFonts w:ascii="Abadi ExtraLight" w:hAnsi="Abadi ExtraLight"/>
-          <w:lang w:val="en-US"/>
-        </w:rPr>
-        <w:t>src</w:t>
-      </w:r>
-      <w:proofErr w:type="spellEnd"/>
-      <w:r>
-        <w:rPr>
-          <w:rFonts w:ascii="Abadi ExtraLight" w:hAnsi="Abadi ExtraLight"/>
-          <w:lang w:val="en-US"/>
-        </w:rPr>
-        <w:t>/</w:t>
-      </w:r>
-      <w:proofErr w:type="spellStart"/>
-      <w:r>
-        <w:rPr>
-          <w:rFonts w:ascii="Abadi ExtraLight" w:hAnsi="Abadi ExtraLight"/>
-          <w:lang w:val="en-US"/>
-        </w:rPr>
-        <w:t>tensorrt</w:t>
-      </w:r>
-      <w:proofErr w:type="spellEnd"/>
-      <w:r>
-        <w:rPr>
-          <w:rFonts w:ascii="Abadi ExtraLight" w:hAnsi="Abadi ExtraLight"/>
-          <w:lang w:val="en-US"/>
-        </w:rPr>
-        <w:t>/bin/</w:t>
-      </w:r>
-      <w:proofErr w:type="spellStart"/>
-      <w:r>
-        <w:rPr>
-          <w:rFonts w:ascii="Abadi ExtraLight" w:hAnsi="Abadi ExtraLight"/>
-          <w:lang w:val="en-US"/>
-        </w:rPr>
-        <w:t>sample_onnx_mnist</w:t>
-      </w:r>
-      <w:proofErr w:type="spellEnd"/>
-    </w:p>
-    <w:p>
-      <w:pPr>
-        <w:spacing w:after="0"/>
-        <w:ind w:left="720" w:firstLine="696"/>
-        <w:rPr>
-          <w:rFonts w:ascii="Abadi ExtraLight" w:hAnsi="Abadi ExtraLight"/>
-          <w:lang w:val="en-US"/>
-        </w:rPr>
-      </w:pPr>
-    </w:p>
-    <w:p>
-      <w:pPr>
-        <w:spacing w:after="0"/>
-        <w:ind w:left="720" w:firstLine="696"/>
-        <w:rPr>
-          <w:rFonts w:ascii="Abadi ExtraLight" w:hAnsi="Abadi ExtraLight"/>
-          <w:lang w:val="en-US"/>
-        </w:rPr>
-      </w:pPr>
-      <w:r>
-        <w:rPr>
-          <w:rFonts w:ascii="Abadi ExtraLight" w:hAnsi="Abadi ExtraLight"/>
-          <w:lang w:val="en-US"/>
-        </w:rPr>
-        <w:t># Con DLA core</w:t>
-      </w:r>
-    </w:p>
-    <w:p>
-      <w:pPr>
-        <w:spacing w:after="0"/>
-        <w:ind w:left="720" w:firstLine="696"/>
-        <w:rPr>
-          <w:rFonts w:ascii="Abadi ExtraLight" w:hAnsi="Abadi ExtraLight"/>
-          <w:lang w:val="en-US"/>
-        </w:rPr>
-      </w:pPr>
-      <w:r>
-        <w:rPr>
-          <w:rFonts w:ascii="Abadi ExtraLight" w:hAnsi="Abadi ExtraLight"/>
-          <w:lang w:val="en-US"/>
-        </w:rPr>
-        <w:t>/</w:t>
-      </w:r>
-      <w:proofErr w:type="spellStart"/>
-      <w:r>
-        <w:rPr>
-          <w:rFonts w:ascii="Abadi ExtraLight" w:hAnsi="Abadi ExtraLight"/>
-          <w:lang w:val="en-US"/>
-        </w:rPr>
-        <w:t>usr</w:t>
-      </w:r>
-      <w:proofErr w:type="spellEnd"/>
-      <w:r>
-        <w:rPr>
-          <w:rFonts w:ascii="Abadi ExtraLight" w:hAnsi="Abadi ExtraLight"/>
-          <w:lang w:val="en-US"/>
-        </w:rPr>
-        <w:t>/</w:t>
-      </w:r>
-      <w:proofErr w:type="spellStart"/>
-      <w:r>
-        <w:rPr>
-          <w:rFonts w:ascii="Abadi ExtraLight" w:hAnsi="Abadi ExtraLight"/>
-          <w:lang w:val="en-US"/>
-        </w:rPr>
-        <w:t>src</w:t>
-      </w:r>
-      <w:proofErr w:type="spellEnd"/>
-      <w:r>
-        <w:rPr>
-          <w:rFonts w:ascii="Abadi ExtraLight" w:hAnsi="Abadi ExtraLight"/>
-          <w:lang w:val="en-US"/>
-        </w:rPr>
-        <w:t>/</w:t>
-      </w:r>
-      <w:proofErr w:type="spellStart"/>
-      <w:r>
-        <w:rPr>
-          <w:rFonts w:ascii="Abadi ExtraLight" w:hAnsi="Abadi ExtraLight"/>
-          <w:lang w:val="en-US"/>
-        </w:rPr>
-        <w:t>tensorrt</w:t>
-      </w:r>
-      <w:proofErr w:type="spellEnd"/>
-      <w:r>
-        <w:rPr>
-          <w:rFonts w:ascii="Abadi ExtraLight" w:hAnsi="Abadi ExtraLight"/>
-          <w:lang w:val="en-US"/>
-        </w:rPr>
-        <w:t>/bin/</w:t>
-      </w:r>
-      <w:proofErr w:type="spellStart"/>
-      <w:r>
-        <w:rPr>
-          <w:rFonts w:ascii="Abadi ExtraLight" w:hAnsi="Abadi ExtraLight"/>
-          <w:lang w:val="en-US"/>
-        </w:rPr>
-        <w:t>sample_onnx_mnist</w:t>
-      </w:r>
-      <w:proofErr w:type="spellEnd"/>
-      <w:r>
-        <w:rPr>
-          <w:rFonts w:ascii="Abadi ExtraLight" w:hAnsi="Abadi ExtraLight"/>
-          <w:lang w:val="en-US"/>
-        </w:rPr>
-        <w:t xml:space="preserve"> --</w:t>
-      </w:r>
-      <w:proofErr w:type="spellStart"/>
-      <w:r>
-        <w:rPr>
-          <w:rFonts w:ascii="Abadi ExtraLight" w:hAnsi="Abadi ExtraLight"/>
-          <w:lang w:val="en-US"/>
-        </w:rPr>
-        <w:t>useDLACore</w:t>
-      </w:r>
-      <w:proofErr w:type="spellEnd"/>
-      <w:r>
-        <w:rPr>
-          <w:rFonts w:ascii="Abadi ExtraLight" w:hAnsi="Abadi ExtraLight"/>
-          <w:lang w:val="en-US"/>
-        </w:rPr>
-        <w:t>=0</w:t>
-      </w:r>
-    </w:p>
-    <w:p>
-      <w:pPr>
-        <w:spacing w:after="0"/>
-        <w:ind w:left="720" w:firstLine="696"/>
-        <w:rPr>
-          <w:rFonts w:ascii="Abadi ExtraLight" w:hAnsi="Abadi ExtraLight"/>
-          <w:lang w:val="en-US"/>
-        </w:rPr>
-      </w:pPr>
-      <w:r>
-        <w:rPr>
-          <w:rFonts w:ascii="Abadi ExtraLight" w:hAnsi="Abadi ExtraLight"/>
-          <w:lang w:val="en-US"/>
-        </w:rPr>
-        <w:t>/</w:t>
-      </w:r>
-      <w:proofErr w:type="spellStart"/>
-      <w:r>
-        <w:rPr>
-          <w:rFonts w:ascii="Abadi ExtraLight" w:hAnsi="Abadi ExtraLight"/>
-          <w:lang w:val="en-US"/>
-        </w:rPr>
-        <w:t>usr</w:t>
-      </w:r>
-      <w:proofErr w:type="spellEnd"/>
-      <w:r>
-        <w:rPr>
-          <w:rFonts w:ascii="Abadi ExtraLight" w:hAnsi="Abadi ExtraLight"/>
-          <w:lang w:val="en-US"/>
-        </w:rPr>
-        <w:t>/</w:t>
-      </w:r>
-      <w:proofErr w:type="spellStart"/>
-      <w:r>
-        <w:rPr>
-          <w:rFonts w:ascii="Abadi ExtraLight" w:hAnsi="Abadi ExtraLight"/>
-          <w:lang w:val="en-US"/>
-        </w:rPr>
-        <w:t>src</w:t>
-      </w:r>
-      <w:proofErr w:type="spellEnd"/>
-      <w:r>
-        <w:rPr>
-          <w:rFonts w:ascii="Abadi ExtraLight" w:hAnsi="Abadi ExtraLight"/>
-          <w:lang w:val="en-US"/>
-        </w:rPr>
-        <w:t>/</w:t>
-      </w:r>
-      <w:proofErr w:type="spellStart"/>
-      <w:r>
-        <w:rPr>
-          <w:rFonts w:ascii="Abadi ExtraLight" w:hAnsi="Abadi ExtraLight"/>
-          <w:lang w:val="en-US"/>
-        </w:rPr>
-        <w:t>tensorrt</w:t>
-      </w:r>
-      <w:proofErr w:type="spellEnd"/>
-      <w:r>
-        <w:rPr>
-          <w:rFonts w:ascii="Abadi ExtraLight" w:hAnsi="Abadi ExtraLight"/>
-          <w:lang w:val="en-US"/>
-        </w:rPr>
-        <w:t>/bin/</w:t>
-      </w:r>
-      <w:proofErr w:type="spellStart"/>
-      <w:r>
-        <w:rPr>
-          <w:rFonts w:ascii="Abadi ExtraLight" w:hAnsi="Abadi ExtraLight"/>
-          <w:lang w:val="en-US"/>
-        </w:rPr>
-        <w:t>sample_onnx_mnist</w:t>
-      </w:r>
-      <w:proofErr w:type="spellEnd"/>
-      <w:r>
-        <w:rPr>
-          <w:rFonts w:ascii="Abadi ExtraLight" w:hAnsi="Abadi ExtraLight"/>
-          <w:lang w:val="en-US"/>
-        </w:rPr>
-        <w:t xml:space="preserve"> --</w:t>
-      </w:r>
-      <w:proofErr w:type="spellStart"/>
-      <w:r>
-        <w:rPr>
-          <w:rFonts w:ascii="Abadi ExtraLight" w:hAnsi="Abadi ExtraLight"/>
-          <w:lang w:val="en-US"/>
-        </w:rPr>
-        <w:t>useDLACore</w:t>
-      </w:r>
-      <w:proofErr w:type="spellEnd"/>
-      <w:r>
-        <w:rPr>
-          <w:rFonts w:ascii="Abadi ExtraLight" w:hAnsi="Abadi ExtraLight"/>
-          <w:lang w:val="en-US"/>
-        </w:rPr>
-        <w:t>=1</w:t>
-      </w:r>
-    </w:p>
-    <w:p>
-      <w:pPr>
-        <w:rPr>
-          <w:lang w:val="en-US"/>
-        </w:rPr>
-      </w:pPr>
-    </w:p>
-    <w:p>
-      <w:pPr>
-        <w:rPr>
-          <w:lang w:val="en-US"/>
-        </w:rPr>
-      </w:pPr>
-    </w:p>
-    <w:p>
-      <w:pPr>
-        <w:pStyle w:val="Titolo6"/>
-      </w:pPr>
-      <w:r>
-        <w:rPr>
-          <w:lang w:val="en-US"/>
-        </w:rPr>
-        <w:t> </w:t>
-      </w:r>
-      <w:r>
-        <w:t>Samples Python</w:t>
-      </w:r>
-    </w:p>
-    <w:p>
-      <w:r>
-        <w:t>I samples Python si trovano in /</w:t>
-      </w:r>
-      <w:proofErr w:type="spellStart"/>
-      <w:r>
-        <w:rPr>
-          <w:rFonts w:ascii="Abadi ExtraLight" w:hAnsi="Abadi ExtraLight"/>
-        </w:rPr>
-        <w:t>usr</w:t>
-      </w:r>
-      <w:proofErr w:type="spellEnd"/>
-      <w:r>
-        <w:rPr>
-          <w:rFonts w:ascii="Abadi ExtraLight" w:hAnsi="Abadi ExtraLight"/>
-        </w:rPr>
-        <w:t>/</w:t>
-      </w:r>
-      <w:proofErr w:type="spellStart"/>
-      <w:r>
-        <w:rPr>
-          <w:rFonts w:ascii="Abadi ExtraLight" w:hAnsi="Abadi ExtraLight"/>
-        </w:rPr>
-        <w:t>src</w:t>
-      </w:r>
-      <w:proofErr w:type="spellEnd"/>
-      <w:r>
-        <w:rPr>
-          <w:rFonts w:ascii="Abadi ExtraLight" w:hAnsi="Abadi ExtraLight"/>
-        </w:rPr>
-        <w:t>/</w:t>
-      </w:r>
-      <w:proofErr w:type="spellStart"/>
-      <w:r>
-        <w:rPr>
-          <w:rFonts w:ascii="Abadi ExtraLight" w:hAnsi="Abadi ExtraLight"/>
-        </w:rPr>
-        <w:t>tensorrt</w:t>
-      </w:r>
-      <w:proofErr w:type="spellEnd"/>
-      <w:r>
-        <w:rPr>
-          <w:rFonts w:ascii="Abadi ExtraLight" w:hAnsi="Abadi ExtraLight"/>
-        </w:rPr>
-        <w:t>/samples/</w:t>
-      </w:r>
-      <w:proofErr w:type="spellStart"/>
-      <w:r>
-        <w:rPr>
-          <w:rFonts w:ascii="Abadi ExtraLight" w:hAnsi="Abadi ExtraLight"/>
-        </w:rPr>
-        <w:t>python</w:t>
-      </w:r>
-      <w:proofErr w:type="spellEnd"/>
-      <w:r>
-        <w:rPr>
-          <w:rFonts w:ascii="Abadi ExtraLight" w:hAnsi="Abadi ExtraLight"/>
-        </w:rPr>
-        <w:t>/</w:t>
-      </w:r>
-      <w:r>
-        <w:t>. Ogni sample include un README.md e un requirements.txt. La procedura tipica è:</w:t>
-      </w:r>
-    </w:p>
-    <w:p>
-      <w:pPr>
-        <w:spacing w:after="0"/>
-        <w:ind w:left="720" w:firstLine="696"/>
-        <w:rPr>
-          <w:rFonts w:ascii="Abadi ExtraLight" w:hAnsi="Abadi ExtraLight"/>
-          <w:lang w:val="en-US"/>
-        </w:rPr>
-      </w:pPr>
-      <w:r>
-        <w:rPr>
-          <w:rFonts w:ascii="Abadi ExtraLight" w:hAnsi="Abadi ExtraLight"/>
-          <w:lang w:val="en-US"/>
-        </w:rPr>
-        <w:t>cd /</w:t>
-      </w:r>
-      <w:proofErr w:type="spellStart"/>
-      <w:r>
-        <w:rPr>
-          <w:rFonts w:ascii="Abadi ExtraLight" w:hAnsi="Abadi ExtraLight"/>
-          <w:lang w:val="en-US"/>
-        </w:rPr>
-        <w:t>usr</w:t>
-      </w:r>
-      <w:proofErr w:type="spellEnd"/>
-      <w:r>
-        <w:rPr>
-          <w:rFonts w:ascii="Abadi ExtraLight" w:hAnsi="Abadi ExtraLight"/>
-          <w:lang w:val="en-US"/>
-        </w:rPr>
-        <w:t>/</w:t>
-      </w:r>
-      <w:proofErr w:type="spellStart"/>
-      <w:r>
-        <w:rPr>
-          <w:rFonts w:ascii="Abadi ExtraLight" w:hAnsi="Abadi ExtraLight"/>
-          <w:lang w:val="en-US"/>
-        </w:rPr>
-        <w:t>src</w:t>
-      </w:r>
-      <w:proofErr w:type="spellEnd"/>
-      <w:r>
-        <w:rPr>
-          <w:rFonts w:ascii="Abadi ExtraLight" w:hAnsi="Abadi ExtraLight"/>
-          <w:lang w:val="en-US"/>
-        </w:rPr>
-        <w:t>/</w:t>
-      </w:r>
-      <w:proofErr w:type="spellStart"/>
-      <w:r>
-        <w:rPr>
-          <w:rFonts w:ascii="Abadi ExtraLight" w:hAnsi="Abadi ExtraLight"/>
-          <w:lang w:val="en-US"/>
-        </w:rPr>
-        <w:t>tensorrt</w:t>
-      </w:r>
-      <w:proofErr w:type="spellEnd"/>
-      <w:r>
-        <w:rPr>
-          <w:rFonts w:ascii="Abadi ExtraLight" w:hAnsi="Abadi ExtraLight"/>
-          <w:lang w:val="en-US"/>
-        </w:rPr>
-        <w:t>/samples/python/&lt;</w:t>
-      </w:r>
-      <w:proofErr w:type="spellStart"/>
-      <w:r>
-        <w:rPr>
-          <w:rFonts w:ascii="Abadi ExtraLight" w:hAnsi="Abadi ExtraLight"/>
-          <w:lang w:val="en-US"/>
-        </w:rPr>
-        <w:t>nome_sample</w:t>
-      </w:r>
-      <w:proofErr w:type="spellEnd"/>
-      <w:r>
-        <w:rPr>
-          <w:rFonts w:ascii="Abadi ExtraLight" w:hAnsi="Abadi ExtraLight"/>
-          <w:lang w:val="en-US"/>
-        </w:rPr>
-        <w:t>&gt;</w:t>
-      </w:r>
-    </w:p>
-    <w:p>
-      <w:pPr>
-        <w:spacing w:after="0"/>
-        <w:ind w:left="720" w:firstLine="696"/>
-        <w:rPr>
-          <w:rFonts w:ascii="Abadi ExtraLight" w:hAnsi="Abadi ExtraLight"/>
-          <w:lang w:val="en-US"/>
-        </w:rPr>
-      </w:pPr>
-      <w:r>
-        <w:rPr>
-          <w:rFonts w:ascii="Abadi ExtraLight" w:hAnsi="Abadi ExtraLight"/>
-          <w:lang w:val="en-US"/>
-        </w:rPr>
-        <w:t>pip3 install -r requirements.txt</w:t>
-      </w:r>
-    </w:p>
-    <w:p>
-      <w:pPr>
-        <w:spacing w:after="0"/>
-        <w:ind w:left="720" w:firstLine="696"/>
-        <w:rPr>
-          <w:rFonts w:ascii="Abadi ExtraLight" w:hAnsi="Abadi ExtraLight"/>
-          <w:lang w:val="en-US"/>
-        </w:rPr>
-      </w:pPr>
-      <w:r>
-        <w:rPr>
-          <w:rFonts w:ascii="Abadi ExtraLight" w:hAnsi="Abadi ExtraLight"/>
-          <w:lang w:val="en-US"/>
-        </w:rPr>
-        <w:t>python3 sample.py</w:t>
-      </w:r>
-    </w:p>
-    <w:p>
-      <w:pPr>
-        <w:rPr>
-          <w:lang w:val="en-US"/>
-        </w:rPr>
-      </w:pPr>
-      <w:r>
-        <w:rPr>
-          <w:lang w:val="en-US"/>
-        </w:rPr>
-        <w:lastRenderedPageBreak/>
-        <w:t> </w:t>
-      </w:r>
-    </w:p>
-    <w:p>
-      <w:pPr>
-        <w:pStyle w:val="Titolo7"/>
-        <w:spacing w:line="276" w:lineRule="auto"/>
-        <w:rPr>
-          <w:lang w:val="en-US"/>
-        </w:rPr>
-      </w:pPr>
-      <w:proofErr w:type="spellStart"/>
-      <w:r>
-        <w:rPr>
-          <w:lang w:val="en-US"/>
-        </w:rPr>
-        <w:t>network_api_pytorch_mnist</w:t>
-      </w:r>
-      <w:proofErr w:type="spellEnd"/>
-      <w:r>
-        <w:rPr>
-          <w:lang w:val="en-US"/>
-        </w:rPr>
-        <w:t xml:space="preserve"> — </w:t>
-      </w:r>
-      <w:proofErr w:type="spellStart"/>
-      <w:r>
-        <w:rPr>
-          <w:lang w:val="en-US"/>
-        </w:rPr>
-        <w:t>PyTorch</w:t>
-      </w:r>
-      <w:proofErr w:type="spellEnd"/>
-      <w:r>
-        <w:rPr>
-          <w:lang w:val="en-US"/>
-        </w:rPr>
-        <w:t xml:space="preserve"> → </w:t>
-      </w:r>
-      <w:proofErr w:type="spellStart"/>
-      <w:r>
-        <w:rPr>
-          <w:lang w:val="en-US"/>
-        </w:rPr>
-        <w:t>TensorRT</w:t>
-      </w:r>
-      <w:proofErr w:type="spellEnd"/>
-    </w:p>
-    <w:p>
-      <w:r>
-        <w:t xml:space="preserve">Addestra un modello </w:t>
-      </w:r>
-      <w:proofErr w:type="spellStart"/>
-      <w:r>
-        <w:t>convoluzionale</w:t>
-      </w:r>
-      <w:proofErr w:type="spellEnd"/>
-      <w:r>
-        <w:t xml:space="preserve"> in </w:t>
-      </w:r>
-      <w:proofErr w:type="spellStart"/>
-      <w:r>
-        <w:t>PyTorch</w:t>
-      </w:r>
-      <w:proofErr w:type="spellEnd"/>
-      <w:r>
-        <w:t xml:space="preserve"> sul dataset MNIST, ricrea la rete in </w:t>
-      </w:r>
-      <w:proofErr w:type="spellStart"/>
-      <w:r>
-        <w:t>TensorRT</w:t>
-      </w:r>
-      <w:proofErr w:type="spellEnd"/>
-      <w:r>
-        <w:t xml:space="preserve">, importa i pesi dal modello addestrato ed esegue l'inferenza con un </w:t>
-      </w:r>
-      <w:proofErr w:type="spellStart"/>
-      <w:r>
-        <w:t>engine</w:t>
-      </w:r>
-      <w:proofErr w:type="spellEnd"/>
-      <w:r>
-        <w:t xml:space="preserve"> </w:t>
-      </w:r>
-      <w:proofErr w:type="spellStart"/>
-      <w:r>
-        <w:t>TensorRT</w:t>
-      </w:r>
-      <w:proofErr w:type="spellEnd"/>
-      <w:r>
-        <w:t xml:space="preserve">. </w:t>
-      </w:r>
-    </w:p>
-    <w:p>
-      <w:pPr>
-        <w:spacing w:after="0"/>
-        <w:ind w:left="720" w:firstLine="696"/>
-        <w:rPr>
-          <w:rFonts w:ascii="Abadi ExtraLight" w:hAnsi="Abadi ExtraLight"/>
-          <w:lang w:val="en-US"/>
-        </w:rPr>
-      </w:pPr>
-      <w:r>
-        <w:rPr>
-          <w:rFonts w:ascii="Abadi ExtraLight" w:hAnsi="Abadi ExtraLight"/>
-          <w:lang w:val="en-US"/>
-        </w:rPr>
-        <w:t>cd /</w:t>
-      </w:r>
-      <w:proofErr w:type="spellStart"/>
-      <w:r>
-        <w:rPr>
-          <w:rFonts w:ascii="Abadi ExtraLight" w:hAnsi="Abadi ExtraLight"/>
-          <w:lang w:val="en-US"/>
-        </w:rPr>
-        <w:t>usr</w:t>
-      </w:r>
-      <w:proofErr w:type="spellEnd"/>
-      <w:r>
-        <w:rPr>
-          <w:rFonts w:ascii="Abadi ExtraLight" w:hAnsi="Abadi ExtraLight"/>
-          <w:lang w:val="en-US"/>
-        </w:rPr>
-        <w:t>/</w:t>
-      </w:r>
-      <w:proofErr w:type="spellStart"/>
-      <w:r>
-        <w:rPr>
-          <w:rFonts w:ascii="Abadi ExtraLight" w:hAnsi="Abadi ExtraLight"/>
-          <w:lang w:val="en-US"/>
-        </w:rPr>
-        <w:t>src</w:t>
-      </w:r>
-      <w:proofErr w:type="spellEnd"/>
-      <w:r>
-        <w:rPr>
-          <w:rFonts w:ascii="Abadi ExtraLight" w:hAnsi="Abadi ExtraLight"/>
-          <w:lang w:val="en-US"/>
-        </w:rPr>
-        <w:t>/</w:t>
-      </w:r>
-      <w:proofErr w:type="spellStart"/>
-      <w:r>
-        <w:rPr>
-          <w:rFonts w:ascii="Abadi ExtraLight" w:hAnsi="Abadi ExtraLight"/>
-          <w:lang w:val="en-US"/>
-        </w:rPr>
-        <w:t>tensorrt</w:t>
-      </w:r>
-      <w:proofErr w:type="spellEnd"/>
-      <w:r>
-        <w:rPr>
-          <w:rFonts w:ascii="Abadi ExtraLight" w:hAnsi="Abadi ExtraLight"/>
-          <w:lang w:val="en-US"/>
-        </w:rPr>
-        <w:t>/samples/python/</w:t>
-      </w:r>
-      <w:proofErr w:type="spellStart"/>
-      <w:r>
-        <w:rPr>
-          <w:rFonts w:ascii="Abadi ExtraLight" w:hAnsi="Abadi ExtraLight"/>
-          <w:lang w:val="en-US"/>
-        </w:rPr>
-        <w:t>network_api_pytorch_mnist</w:t>
-      </w:r>
-      <w:proofErr w:type="spellEnd"/>
-    </w:p>
-    <w:p>
-      <w:pPr>
-        <w:spacing w:after="0"/>
-        <w:ind w:left="720" w:firstLine="696"/>
-        <w:rPr>
-          <w:rFonts w:ascii="Abadi ExtraLight" w:hAnsi="Abadi ExtraLight"/>
-          <w:lang w:val="en-US"/>
-        </w:rPr>
-      </w:pPr>
-      <w:r>
-        <w:rPr>
-          <w:rFonts w:ascii="Abadi ExtraLight" w:hAnsi="Abadi ExtraLight"/>
-          <w:lang w:val="en-US"/>
-        </w:rPr>
-        <w:t>pip3 install -r requirements.txt</w:t>
-      </w:r>
-    </w:p>
-    <w:p>
-      <w:pPr>
-        <w:spacing w:after="0"/>
-        <w:ind w:left="720" w:firstLine="696"/>
-        <w:rPr>
-          <w:rFonts w:ascii="Abadi ExtraLight" w:hAnsi="Abadi ExtraLight"/>
-          <w:lang w:val="en-US"/>
-        </w:rPr>
-      </w:pPr>
-      <w:r>
-        <w:rPr>
-          <w:rFonts w:ascii="Abadi ExtraLight" w:hAnsi="Abadi ExtraLight"/>
-          <w:lang w:val="en-US"/>
-        </w:rPr>
-        <w:t>python3 sample.py</w:t>
-      </w:r>
-    </w:p>
-    <w:p>
-      <w:r>
-        <w:pict w14:anchorId="31010517">
-          <v:rect id="_x0000_i1025" style="width:0;height:1.5pt" o:hralign="center" o:hrstd="t" o:hr="t" fillcolor="#a0a0a0" stroked="f"/>
-        </w:pict>
-      </w:r>
-    </w:p>
-    <w:p>
-      <w:pPr>
-        <w:pStyle w:val="Titolo7"/>
-        <w:spacing w:line="276" w:lineRule="auto"/>
-        <w:rPr>
-          <w:lang w:val="en-US"/>
-        </w:rPr>
-      </w:pPr>
-      <w:proofErr w:type="spellStart"/>
-      <w:r>
-        <w:rPr>
-          <w:lang w:val="en-US"/>
-        </w:rPr>
-        <w:t>introductory_parser_samples</w:t>
-      </w:r>
-      <w:proofErr w:type="spellEnd"/>
-      <w:r>
-        <w:rPr>
-          <w:lang w:val="en-US"/>
-        </w:rPr>
-        <w:t xml:space="preserve"> — ONNX → </w:t>
-      </w:r>
-      <w:proofErr w:type="spellStart"/>
-      <w:r>
-        <w:rPr>
-          <w:lang w:val="en-US"/>
-        </w:rPr>
-        <w:t>TensorRT</w:t>
-      </w:r>
-      <w:proofErr w:type="spellEnd"/>
-      <w:r>
-        <w:rPr>
-          <w:lang w:val="en-US"/>
-        </w:rPr>
-        <w:t xml:space="preserve"> (Python)</w:t>
-      </w:r>
-    </w:p>
-    <w:p>
-      <w:r>
-        <w:t xml:space="preserve">Usa </w:t>
-      </w:r>
-      <w:proofErr w:type="spellStart"/>
-      <w:r>
-        <w:t>TensorRT</w:t>
-      </w:r>
-      <w:proofErr w:type="spellEnd"/>
-      <w:r>
-        <w:t xml:space="preserve"> e il suo parser ONNX per eseguire inferenza con modelli ResNet-50 addestrati con diversi framework. </w:t>
-      </w:r>
-    </w:p>
-    <w:p>
-      <w:pPr>
-        <w:spacing w:after="0"/>
-        <w:ind w:left="720" w:firstLine="696"/>
-        <w:rPr>
-          <w:rFonts w:ascii="Abadi ExtraLight" w:hAnsi="Abadi ExtraLight"/>
-          <w:lang w:val="en-US"/>
-        </w:rPr>
-      </w:pPr>
-      <w:r>
-        <w:rPr>
-          <w:rFonts w:ascii="Abadi ExtraLight" w:hAnsi="Abadi ExtraLight"/>
-          <w:lang w:val="en-US"/>
-        </w:rPr>
-        <w:t>cd /</w:t>
-      </w:r>
-      <w:proofErr w:type="spellStart"/>
-      <w:r>
-        <w:rPr>
-          <w:rFonts w:ascii="Abadi ExtraLight" w:hAnsi="Abadi ExtraLight"/>
-          <w:lang w:val="en-US"/>
-        </w:rPr>
-        <w:t>usr</w:t>
-      </w:r>
-      <w:proofErr w:type="spellEnd"/>
-      <w:r>
-        <w:rPr>
-          <w:rFonts w:ascii="Abadi ExtraLight" w:hAnsi="Abadi ExtraLight"/>
-          <w:lang w:val="en-US"/>
-        </w:rPr>
-        <w:t>/</w:t>
-      </w:r>
-      <w:proofErr w:type="spellStart"/>
-      <w:r>
-        <w:rPr>
-          <w:rFonts w:ascii="Abadi ExtraLight" w:hAnsi="Abadi ExtraLight"/>
-          <w:lang w:val="en-US"/>
-        </w:rPr>
-        <w:t>src</w:t>
-      </w:r>
-      <w:proofErr w:type="spellEnd"/>
-      <w:r>
-        <w:rPr>
-          <w:rFonts w:ascii="Abadi ExtraLight" w:hAnsi="Abadi ExtraLight"/>
-          <w:lang w:val="en-US"/>
-        </w:rPr>
-        <w:t>/</w:t>
-      </w:r>
-      <w:proofErr w:type="spellStart"/>
-      <w:r>
-        <w:rPr>
-          <w:rFonts w:ascii="Abadi ExtraLight" w:hAnsi="Abadi ExtraLight"/>
-          <w:lang w:val="en-US"/>
-        </w:rPr>
-        <w:t>tensorrt</w:t>
-      </w:r>
-      <w:proofErr w:type="spellEnd"/>
-      <w:r>
-        <w:rPr>
-          <w:rFonts w:ascii="Abadi ExtraLight" w:hAnsi="Abadi ExtraLight"/>
-          <w:lang w:val="en-US"/>
-        </w:rPr>
-        <w:t>/samples/python/</w:t>
-      </w:r>
-      <w:proofErr w:type="spellStart"/>
-      <w:r>
-        <w:rPr>
-          <w:rFonts w:ascii="Abadi ExtraLight" w:hAnsi="Abadi ExtraLight"/>
-          <w:lang w:val="en-US"/>
-        </w:rPr>
-        <w:t>introductory_parser_samples</w:t>
-      </w:r>
-      <w:proofErr w:type="spellEnd"/>
-    </w:p>
-    <w:p>
-      <w:pPr>
-        <w:spacing w:after="0"/>
-        <w:ind w:left="720" w:firstLine="696"/>
-        <w:rPr>
-          <w:rFonts w:ascii="Abadi ExtraLight" w:hAnsi="Abadi ExtraLight"/>
-          <w:lang w:val="en-US"/>
-        </w:rPr>
-      </w:pPr>
-      <w:r>
-        <w:rPr>
-          <w:rFonts w:ascii="Abadi ExtraLight" w:hAnsi="Abadi ExtraLight"/>
-          <w:lang w:val="en-US"/>
-        </w:rPr>
-        <w:t>pip3 install -r requirements.txt</w:t>
-      </w:r>
-    </w:p>
-    <w:p>
-      <w:pPr>
-        <w:spacing w:after="0"/>
-        <w:ind w:left="720" w:firstLine="696"/>
-        <w:rPr>
-          <w:rFonts w:ascii="Abadi ExtraLight" w:hAnsi="Abadi ExtraLight"/>
-          <w:lang w:val="en-US"/>
-        </w:rPr>
-      </w:pPr>
-      <w:r>
-        <w:rPr>
-          <w:rFonts w:ascii="Abadi ExtraLight" w:hAnsi="Abadi ExtraLight"/>
-          <w:lang w:val="en-US"/>
-        </w:rPr>
-        <w:t>python3 onnx_resnet50.py</w:t>
-      </w:r>
-    </w:p>
-    <w:p>
-      <w:r>
-        <w:pict w14:anchorId="0F2D23CB">
-          <v:rect id="_x0000_i1026" style="width:0;height:1.5pt" o:hralign="center" o:hrstd="t" o:hr="t" fillcolor="#a0a0a0" stroked="f"/>
-        </w:pict>
-      </w:r>
-    </w:p>
-    <w:p>
-      <w:pPr>
-        <w:pStyle w:val="Titolo7"/>
-        <w:spacing w:line="276" w:lineRule="auto"/>
-      </w:pPr>
-      <w:r>
-        <w:t xml:space="preserve">yolov3_onnx — Object </w:t>
-      </w:r>
-      <w:proofErr w:type="spellStart"/>
-      <w:r>
-        <w:t>Detection</w:t>
-      </w:r>
-      <w:proofErr w:type="spellEnd"/>
-      <w:r>
-        <w:t xml:space="preserve"> YOLOv3</w:t>
-      </w:r>
-    </w:p>
-    <w:p>
-      <w:r>
-        <w:t xml:space="preserve">Implementa una pipeline completa basata su ONNX per eseguire inferenza con la rete YOLOv3-608, inclusi </w:t>
-      </w:r>
-      <w:proofErr w:type="spellStart"/>
-      <w:r>
-        <w:t>pre</w:t>
-      </w:r>
-      <w:proofErr w:type="spellEnd"/>
-      <w:r>
-        <w:t xml:space="preserve"> e post-processing. </w:t>
-      </w:r>
-    </w:p>
-    <w:p>
-      <w:pPr>
-        <w:spacing w:after="0"/>
-        <w:ind w:left="720" w:firstLine="696"/>
-        <w:rPr>
-          <w:rFonts w:ascii="Abadi ExtraLight" w:hAnsi="Abadi ExtraLight"/>
-          <w:lang w:val="en-US"/>
-        </w:rPr>
-      </w:pPr>
-      <w:r>
-        <w:rPr>
-          <w:rFonts w:ascii="Abadi ExtraLight" w:hAnsi="Abadi ExtraLight"/>
-          <w:lang w:val="en-US"/>
-        </w:rPr>
-        <w:t>cd /</w:t>
-      </w:r>
-      <w:proofErr w:type="spellStart"/>
-      <w:r>
-        <w:rPr>
-          <w:rFonts w:ascii="Abadi ExtraLight" w:hAnsi="Abadi ExtraLight"/>
-          <w:lang w:val="en-US"/>
-        </w:rPr>
-        <w:t>usr</w:t>
-      </w:r>
-      <w:proofErr w:type="spellEnd"/>
-      <w:r>
-        <w:rPr>
-          <w:rFonts w:ascii="Abadi ExtraLight" w:hAnsi="Abadi ExtraLight"/>
-          <w:lang w:val="en-US"/>
-        </w:rPr>
-        <w:t>/</w:t>
-      </w:r>
-      <w:proofErr w:type="spellStart"/>
-      <w:r>
-        <w:rPr>
-          <w:rFonts w:ascii="Abadi ExtraLight" w:hAnsi="Abadi ExtraLight"/>
-          <w:lang w:val="en-US"/>
-        </w:rPr>
-        <w:t>src</w:t>
-      </w:r>
-      <w:proofErr w:type="spellEnd"/>
-      <w:r>
-        <w:rPr>
-          <w:rFonts w:ascii="Abadi ExtraLight" w:hAnsi="Abadi ExtraLight"/>
-          <w:lang w:val="en-US"/>
-        </w:rPr>
-        <w:t>/</w:t>
-      </w:r>
-      <w:proofErr w:type="spellStart"/>
-      <w:r>
-        <w:rPr>
-          <w:rFonts w:ascii="Abadi ExtraLight" w:hAnsi="Abadi ExtraLight"/>
-          <w:lang w:val="en-US"/>
-        </w:rPr>
-        <w:t>tensorrt</w:t>
-      </w:r>
-      <w:proofErr w:type="spellEnd"/>
-      <w:r>
-        <w:rPr>
-          <w:rFonts w:ascii="Abadi ExtraLight" w:hAnsi="Abadi ExtraLight"/>
-          <w:lang w:val="en-US"/>
-        </w:rPr>
-        <w:t>/samples/python/yolov3_onnx</w:t>
-      </w:r>
-    </w:p>
-    <w:p>
-      <w:pPr>
-        <w:spacing w:after="0"/>
-        <w:ind w:left="720" w:firstLine="696"/>
-        <w:rPr>
-          <w:rFonts w:ascii="Abadi ExtraLight" w:hAnsi="Abadi ExtraLight"/>
-          <w:lang w:val="en-US"/>
-        </w:rPr>
-      </w:pPr>
-      <w:r>
-        <w:rPr>
-          <w:rFonts w:ascii="Abadi ExtraLight" w:hAnsi="Abadi ExtraLight"/>
-          <w:lang w:val="en-US"/>
-        </w:rPr>
-        <w:t>pip3 install -r requirements.txt</w:t>
-      </w:r>
-    </w:p>
-    <w:p>
-      <w:pPr>
-        <w:spacing w:after="0"/>
-        <w:ind w:left="720" w:firstLine="696"/>
-        <w:rPr>
-          <w:rFonts w:ascii="Abadi ExtraLight" w:hAnsi="Abadi ExtraLight"/>
-          <w:lang w:val="en-US"/>
-        </w:rPr>
-      </w:pPr>
-      <w:r>
-        <w:rPr>
-          <w:rFonts w:ascii="Abadi ExtraLight" w:hAnsi="Abadi ExtraLight"/>
-          <w:lang w:val="en-US"/>
-        </w:rPr>
-        <w:t xml:space="preserve">python3 yolov3_to_onnx.py      # Step 1: </w:t>
-      </w:r>
-      <w:proofErr w:type="spellStart"/>
-      <w:r>
-        <w:rPr>
-          <w:rFonts w:ascii="Abadi ExtraLight" w:hAnsi="Abadi ExtraLight"/>
-          <w:lang w:val="en-US"/>
-        </w:rPr>
-        <w:t>converti</w:t>
-      </w:r>
-      <w:proofErr w:type="spellEnd"/>
-      <w:r>
-        <w:rPr>
-          <w:rFonts w:ascii="Abadi ExtraLight" w:hAnsi="Abadi ExtraLight"/>
-          <w:lang w:val="en-US"/>
-        </w:rPr>
-        <w:t xml:space="preserve"> YOLOv3 in ONNX</w:t>
-      </w:r>
-    </w:p>
-    <w:p>
-      <w:pPr>
-        <w:spacing w:after="0"/>
-        <w:ind w:left="720" w:firstLine="696"/>
-        <w:rPr>
-          <w:rFonts w:ascii="Abadi ExtraLight" w:hAnsi="Abadi ExtraLight"/>
-        </w:rPr>
-      </w:pPr>
-      <w:r>
-        <w:rPr>
-          <w:rFonts w:ascii="Abadi ExtraLight" w:hAnsi="Abadi ExtraLight"/>
-        </w:rPr>
-        <w:t xml:space="preserve">python3 onnx_to_tensorrt.py    # Step 2: converti ONNX in </w:t>
-      </w:r>
-      <w:proofErr w:type="spellStart"/>
-      <w:r>
-        <w:rPr>
-          <w:rFonts w:ascii="Abadi ExtraLight" w:hAnsi="Abadi ExtraLight"/>
-        </w:rPr>
-        <w:t>TensorRT</w:t>
-      </w:r>
-      <w:proofErr w:type="spellEnd"/>
-      <w:r>
-        <w:rPr>
-          <w:rFonts w:ascii="Abadi ExtraLight" w:hAnsi="Abadi ExtraLight"/>
-        </w:rPr>
-        <w:t xml:space="preserve"> ed esegui</w:t>
-      </w:r>
-    </w:p>
-    <w:p>
-      <w:r>
-        <w:pict w14:anchorId="51C2CD74">
-          <v:rect id="_x0000_i1027" style="width:0;height:1.5pt" o:hralign="center" o:hrstd="t" o:hr="t" fillcolor="#a0a0a0" stroked="f"/>
-        </w:pict>
-      </w:r>
-    </w:p>
-    <w:p>
-      <w:pPr>
-        <w:pStyle w:val="Titolo7"/>
-        <w:spacing w:line="276" w:lineRule="auto"/>
-        <w:rPr>
-          <w:lang w:val="en-US"/>
-        </w:rPr>
-      </w:pPr>
-      <w:proofErr w:type="spellStart"/>
-      <w:r>
-        <w:rPr>
-          <w:lang w:val="en-US"/>
-        </w:rPr>
-        <w:t>onnx_custom_plugin</w:t>
-      </w:r>
-      <w:proofErr w:type="spellEnd"/>
-      <w:r>
-        <w:rPr>
-          <w:lang w:val="en-US"/>
-        </w:rPr>
-        <w:t xml:space="preserve"> — Plugin custom in ONNX</w:t>
-      </w:r>
-    </w:p>
-    <w:p>
-      <w:r>
-        <w:t xml:space="preserve">Dimostra come usare plugin scritti in C++ per eseguire </w:t>
-      </w:r>
-      <w:proofErr w:type="spellStart"/>
-      <w:r>
-        <w:t>TensorRT</w:t>
-      </w:r>
-      <w:proofErr w:type="spellEnd"/>
-      <w:r>
-        <w:t xml:space="preserve"> su modelli ONNX con </w:t>
-      </w:r>
-      <w:proofErr w:type="spellStart"/>
-      <w:r>
-        <w:t>layer</w:t>
-      </w:r>
-      <w:proofErr w:type="spellEnd"/>
-      <w:r>
-        <w:t xml:space="preserve"> custom o non supportati. Implementa un </w:t>
-      </w:r>
-      <w:proofErr w:type="spellStart"/>
-      <w:r>
-        <w:t>layer</w:t>
-      </w:r>
-      <w:proofErr w:type="spellEnd"/>
-      <w:r>
-        <w:t xml:space="preserve"> </w:t>
-      </w:r>
-      <w:proofErr w:type="spellStart"/>
-      <w:r>
-        <w:t>Hardmax</w:t>
-      </w:r>
-      <w:proofErr w:type="spellEnd"/>
-      <w:r>
-        <w:t xml:space="preserve"> e usa un modello </w:t>
-      </w:r>
-      <w:proofErr w:type="spellStart"/>
-      <w:r>
-        <w:t>BiDAF</w:t>
-      </w:r>
-      <w:proofErr w:type="spellEnd"/>
-      <w:r>
-        <w:t xml:space="preserve"> di </w:t>
-      </w:r>
-      <w:proofErr w:type="spellStart"/>
-      <w:r>
-        <w:t>question-answering</w:t>
-      </w:r>
-      <w:proofErr w:type="spellEnd"/>
-      <w:r>
-        <w:t xml:space="preserve">. </w:t>
-      </w:r>
-    </w:p>
-    <w:p>
-      <w:pPr>
-        <w:spacing w:after="0"/>
-        <w:ind w:left="720" w:firstLine="696"/>
-        <w:rPr>
-          <w:rFonts w:ascii="Abadi ExtraLight" w:hAnsi="Abadi ExtraLight"/>
-          <w:lang w:val="en-US"/>
-        </w:rPr>
-      </w:pPr>
-      <w:r>
-        <w:rPr>
-          <w:rFonts w:ascii="Abadi ExtraLight" w:hAnsi="Abadi ExtraLight"/>
-          <w:lang w:val="en-US"/>
-        </w:rPr>
-        <w:t>cd /</w:t>
-      </w:r>
-      <w:proofErr w:type="spellStart"/>
-      <w:r>
-        <w:rPr>
-          <w:rFonts w:ascii="Abadi ExtraLight" w:hAnsi="Abadi ExtraLight"/>
-          <w:lang w:val="en-US"/>
-        </w:rPr>
-        <w:t>usr</w:t>
-      </w:r>
-      <w:proofErr w:type="spellEnd"/>
-      <w:r>
-        <w:rPr>
-          <w:rFonts w:ascii="Abadi ExtraLight" w:hAnsi="Abadi ExtraLight"/>
-          <w:lang w:val="en-US"/>
-        </w:rPr>
-        <w:t>/</w:t>
-      </w:r>
-      <w:proofErr w:type="spellStart"/>
-      <w:r>
-        <w:rPr>
-          <w:rFonts w:ascii="Abadi ExtraLight" w:hAnsi="Abadi ExtraLight"/>
-          <w:lang w:val="en-US"/>
-        </w:rPr>
-        <w:t>src</w:t>
-      </w:r>
-      <w:proofErr w:type="spellEnd"/>
-      <w:r>
-        <w:rPr>
-          <w:rFonts w:ascii="Abadi ExtraLight" w:hAnsi="Abadi ExtraLight"/>
-          <w:lang w:val="en-US"/>
-        </w:rPr>
-        <w:t>/</w:t>
-      </w:r>
-      <w:proofErr w:type="spellStart"/>
-      <w:r>
-        <w:rPr>
-          <w:rFonts w:ascii="Abadi ExtraLight" w:hAnsi="Abadi ExtraLight"/>
-          <w:lang w:val="en-US"/>
-        </w:rPr>
-        <w:t>tensorrt</w:t>
-      </w:r>
-      <w:proofErr w:type="spellEnd"/>
-      <w:r>
-        <w:rPr>
-          <w:rFonts w:ascii="Abadi ExtraLight" w:hAnsi="Abadi ExtraLight"/>
-          <w:lang w:val="en-US"/>
-        </w:rPr>
-        <w:t>/samples/python/</w:t>
-      </w:r>
-      <w:proofErr w:type="spellStart"/>
-      <w:r>
-        <w:rPr>
-          <w:rFonts w:ascii="Abadi ExtraLight" w:hAnsi="Abadi ExtraLight"/>
-          <w:lang w:val="en-US"/>
-        </w:rPr>
-        <w:t>onnx_custom_plugin</w:t>
-      </w:r>
-      <w:proofErr w:type="spellEnd"/>
-    </w:p>
-    <w:p>
-      <w:pPr>
-        <w:spacing w:after="0"/>
-        <w:ind w:left="720" w:firstLine="696"/>
-        <w:rPr>
-          <w:rFonts w:ascii="Abadi ExtraLight" w:hAnsi="Abadi ExtraLight"/>
-          <w:lang w:val="en-US"/>
-        </w:rPr>
-      </w:pPr>
-      <w:r>
-        <w:rPr>
-          <w:rFonts w:ascii="Abadi ExtraLight" w:hAnsi="Abadi ExtraLight"/>
-          <w:lang w:val="en-US"/>
-        </w:rPr>
-        <w:t>pip3 install -r requirements.txt</w:t>
-      </w:r>
-    </w:p>
-    <w:p>
-      <w:pPr>
-        <w:spacing w:after="0"/>
-        <w:ind w:left="720" w:firstLine="696"/>
-        <w:rPr>
-          <w:rFonts w:ascii="Abadi ExtraLight" w:hAnsi="Abadi ExtraLight"/>
-          <w:lang w:val="en-US"/>
-        </w:rPr>
-      </w:pPr>
-      <w:r>
-        <w:rPr>
-          <w:rFonts w:ascii="Abadi ExtraLight" w:hAnsi="Abadi ExtraLight"/>
-          <w:lang w:val="en-US"/>
-        </w:rPr>
-        <w:t>python3 sample.py</w:t>
-      </w:r>
-    </w:p>
-    <w:p>
-      <w:r>
-        <w:pict w14:anchorId="3950C983">
-          <v:rect id="_x0000_i1028" style="width:0;height:1.5pt" o:hralign="center" o:hrstd="t" o:hr="t" fillcolor="#a0a0a0" stroked="f"/>
-        </w:pict>
-      </w:r>
-    </w:p>
-    <w:p>
-      <w:pPr>
-        <w:pStyle w:val="Titolo7"/>
-        <w:spacing w:line="276" w:lineRule="auto"/>
-        <w:rPr>
-          <w:lang w:val="en-US"/>
-        </w:rPr>
-      </w:pPr>
-      <w:proofErr w:type="spellStart"/>
-      <w:r>
-        <w:rPr>
-          <w:lang w:val="en-US"/>
-        </w:rPr>
-        <w:t>engine_refit_onnx_bidaf</w:t>
-      </w:r>
-      <w:proofErr w:type="spellEnd"/>
-      <w:r>
-        <w:rPr>
-          <w:lang w:val="en-US"/>
-        </w:rPr>
-        <w:t xml:space="preserve"> — Refit engine ONNX</w:t>
-      </w:r>
-    </w:p>
-    <w:p>
-      <w:r>
-        <w:t xml:space="preserve">Costruisce un </w:t>
-      </w:r>
-      <w:proofErr w:type="spellStart"/>
-      <w:r>
-        <w:t>engine</w:t>
-      </w:r>
-      <w:proofErr w:type="spellEnd"/>
-      <w:r>
-        <w:t xml:space="preserve"> dal modello ONNX </w:t>
-      </w:r>
-      <w:proofErr w:type="spellStart"/>
-      <w:r>
-        <w:t>BiDAF</w:t>
-      </w:r>
-      <w:proofErr w:type="spellEnd"/>
-      <w:r>
-        <w:t xml:space="preserve"> e lo aggiorna con nuovi </w:t>
-      </w:r>
-      <w:proofErr w:type="spellStart"/>
-      <w:r>
-        <w:t>pesi</w:t>
-      </w:r>
-      <w:proofErr w:type="spellEnd"/>
-      <w:r>
-        <w:t xml:space="preserve"> dal modello tramite le API di </w:t>
-      </w:r>
-      <w:proofErr w:type="spellStart"/>
-      <w:r>
-        <w:t>refit</w:t>
-      </w:r>
-      <w:proofErr w:type="spellEnd"/>
-      <w:r>
-        <w:t>.</w:t>
-      </w:r>
-      <w:r>
-        <w:t xml:space="preserve"> </w:t>
-      </w:r>
-    </w:p>
-    <w:p>
-      <w:pPr>
-        <w:spacing w:after="0"/>
-        <w:ind w:left="720" w:firstLine="696"/>
-        <w:rPr>
-          <w:rFonts w:ascii="Abadi ExtraLight" w:hAnsi="Abadi ExtraLight"/>
-          <w:lang w:val="en-US"/>
-        </w:rPr>
-      </w:pPr>
-      <w:r>
-        <w:rPr>
-          <w:rFonts w:ascii="Abadi ExtraLight" w:hAnsi="Abadi ExtraLight"/>
-          <w:lang w:val="en-US"/>
-        </w:rPr>
-        <w:t>cd /</w:t>
-      </w:r>
-      <w:proofErr w:type="spellStart"/>
-      <w:r>
-        <w:rPr>
-          <w:rFonts w:ascii="Abadi ExtraLight" w:hAnsi="Abadi ExtraLight"/>
-          <w:lang w:val="en-US"/>
-        </w:rPr>
-        <w:t>usr</w:t>
-      </w:r>
-      <w:proofErr w:type="spellEnd"/>
-      <w:r>
-        <w:rPr>
-          <w:rFonts w:ascii="Abadi ExtraLight" w:hAnsi="Abadi ExtraLight"/>
-          <w:lang w:val="en-US"/>
-        </w:rPr>
-        <w:t>/</w:t>
-      </w:r>
-      <w:proofErr w:type="spellStart"/>
-      <w:r>
-        <w:rPr>
-          <w:rFonts w:ascii="Abadi ExtraLight" w:hAnsi="Abadi ExtraLight"/>
-          <w:lang w:val="en-US"/>
-        </w:rPr>
-        <w:t>src</w:t>
-      </w:r>
-      <w:proofErr w:type="spellEnd"/>
-      <w:r>
-        <w:rPr>
-          <w:rFonts w:ascii="Abadi ExtraLight" w:hAnsi="Abadi ExtraLight"/>
-          <w:lang w:val="en-US"/>
-        </w:rPr>
-        <w:t>/</w:t>
-      </w:r>
-      <w:proofErr w:type="spellStart"/>
-      <w:r>
-        <w:rPr>
-          <w:rFonts w:ascii="Abadi ExtraLight" w:hAnsi="Abadi ExtraLight"/>
-          <w:lang w:val="en-US"/>
-        </w:rPr>
-        <w:t>tensorrt</w:t>
-      </w:r>
-      <w:proofErr w:type="spellEnd"/>
-      <w:r>
-        <w:rPr>
-          <w:rFonts w:ascii="Abadi ExtraLight" w:hAnsi="Abadi ExtraLight"/>
-          <w:lang w:val="en-US"/>
-        </w:rPr>
-        <w:t>/samples/python/</w:t>
-      </w:r>
-      <w:proofErr w:type="spellStart"/>
-      <w:r>
-        <w:rPr>
-          <w:rFonts w:ascii="Abadi ExtraLight" w:hAnsi="Abadi ExtraLight"/>
-          <w:lang w:val="en-US"/>
-        </w:rPr>
-        <w:t>engine_refit_onnx_bidaf</w:t>
-      </w:r>
-      <w:proofErr w:type="spellEnd"/>
-    </w:p>
-    <w:p>
-      <w:pPr>
-        <w:spacing w:after="0"/>
-        <w:ind w:left="720" w:firstLine="696"/>
-        <w:rPr>
-          <w:rFonts w:ascii="Abadi ExtraLight" w:hAnsi="Abadi ExtraLight"/>
-          <w:lang w:val="en-US"/>
-        </w:rPr>
-      </w:pPr>
-      <w:r>
-        <w:rPr>
-          <w:rFonts w:ascii="Abadi ExtraLight" w:hAnsi="Abadi ExtraLight"/>
-          <w:lang w:val="en-US"/>
-        </w:rPr>
-        <w:t>pip3 install -r requirements.txt</w:t>
-      </w:r>
-    </w:p>
-    <w:p>
-      <w:pPr>
-        <w:spacing w:after="0"/>
-        <w:ind w:left="720" w:firstLine="696"/>
-        <w:rPr>
-          <w:rFonts w:ascii="Abadi ExtraLight" w:hAnsi="Abadi ExtraLight"/>
-          <w:lang w:val="en-US"/>
-        </w:rPr>
-      </w:pPr>
-      <w:r>
-        <w:rPr>
-          <w:rFonts w:ascii="Abadi ExtraLight" w:hAnsi="Abadi ExtraLight"/>
-          <w:lang w:val="en-US"/>
-        </w:rPr>
-        <w:t>python3 sample.py</w:t>
-      </w:r>
-    </w:p>
-    <w:p>
-      <w:r>
-        <w:pict w14:anchorId="6B4F6F6B">
-          <v:rect id="_x0000_i1029" style="width:0;height:1.5pt" o:hralign="center" o:hrstd="t" o:hr="t" fillcolor="#a0a0a0" stroked="f"/>
-        </w:pict>
-      </w:r>
-    </w:p>
-    <w:p>
-      <w:pPr>
-        <w:pStyle w:val="Titolo7"/>
-        <w:spacing w:line="276" w:lineRule="auto"/>
-      </w:pPr>
-      <w:proofErr w:type="spellStart"/>
-      <w:r>
-        <w:lastRenderedPageBreak/>
-        <w:t>efficientnet</w:t>
-      </w:r>
-      <w:proofErr w:type="spellEnd"/>
-      <w:r>
-        <w:t xml:space="preserve"> — Image </w:t>
-      </w:r>
-      <w:proofErr w:type="spellStart"/>
-      <w:r>
-        <w:t>Classification</w:t>
-      </w:r>
-      <w:proofErr w:type="spellEnd"/>
-      <w:r>
-        <w:t xml:space="preserve"> </w:t>
-      </w:r>
-      <w:proofErr w:type="spellStart"/>
-      <w:r>
-        <w:t>EfficientNet</w:t>
-      </w:r>
-      <w:proofErr w:type="spellEnd"/>
-    </w:p>
-    <w:p>
-      <w:r>
-        <w:t xml:space="preserve">Dimostra la conversione ed esecuzione di un modello Google </w:t>
-      </w:r>
-      <w:proofErr w:type="spellStart"/>
-      <w:r>
-        <w:t>EfficientNet</w:t>
-      </w:r>
-      <w:proofErr w:type="spellEnd"/>
-      <w:r>
-        <w:t xml:space="preserve"> con </w:t>
-      </w:r>
-      <w:proofErr w:type="spellStart"/>
-      <w:r>
-        <w:t>TensorRT</w:t>
-      </w:r>
-      <w:proofErr w:type="spellEnd"/>
-      <w:r>
-        <w:t xml:space="preserve">. </w:t>
-      </w:r>
-    </w:p>
-    <w:p>
-      <w:pPr>
-        <w:spacing w:after="0"/>
-        <w:ind w:left="720" w:firstLine="696"/>
-        <w:rPr>
-          <w:rFonts w:ascii="Abadi ExtraLight" w:hAnsi="Abadi ExtraLight"/>
-          <w:lang w:val="en-US"/>
-        </w:rPr>
-      </w:pPr>
-      <w:r>
-        <w:rPr>
-          <w:rFonts w:ascii="Abadi ExtraLight" w:hAnsi="Abadi ExtraLight"/>
-          <w:lang w:val="en-US"/>
-        </w:rPr>
-        <w:t>cd /</w:t>
-      </w:r>
-      <w:proofErr w:type="spellStart"/>
-      <w:r>
-        <w:rPr>
-          <w:rFonts w:ascii="Abadi ExtraLight" w:hAnsi="Abadi ExtraLight"/>
-          <w:lang w:val="en-US"/>
-        </w:rPr>
-        <w:t>usr</w:t>
-      </w:r>
-      <w:proofErr w:type="spellEnd"/>
-      <w:r>
-        <w:rPr>
-          <w:rFonts w:ascii="Abadi ExtraLight" w:hAnsi="Abadi ExtraLight"/>
-          <w:lang w:val="en-US"/>
-        </w:rPr>
-        <w:t>/</w:t>
-      </w:r>
-      <w:proofErr w:type="spellStart"/>
-      <w:r>
-        <w:rPr>
-          <w:rFonts w:ascii="Abadi ExtraLight" w:hAnsi="Abadi ExtraLight"/>
-          <w:lang w:val="en-US"/>
-        </w:rPr>
-        <w:t>src</w:t>
-      </w:r>
-      <w:proofErr w:type="spellEnd"/>
-      <w:r>
-        <w:rPr>
-          <w:rFonts w:ascii="Abadi ExtraLight" w:hAnsi="Abadi ExtraLight"/>
-          <w:lang w:val="en-US"/>
-        </w:rPr>
-        <w:t>/</w:t>
-      </w:r>
-      <w:proofErr w:type="spellStart"/>
-      <w:r>
-        <w:rPr>
-          <w:rFonts w:ascii="Abadi ExtraLight" w:hAnsi="Abadi ExtraLight"/>
-          <w:lang w:val="en-US"/>
-        </w:rPr>
-        <w:t>tensorrt</w:t>
-      </w:r>
-      <w:proofErr w:type="spellEnd"/>
-      <w:r>
-        <w:rPr>
-          <w:rFonts w:ascii="Abadi ExtraLight" w:hAnsi="Abadi ExtraLight"/>
-          <w:lang w:val="en-US"/>
-        </w:rPr>
-        <w:t>/samples/python/</w:t>
-      </w:r>
-      <w:proofErr w:type="spellStart"/>
-      <w:r>
-        <w:rPr>
-          <w:rFonts w:ascii="Abadi ExtraLight" w:hAnsi="Abadi ExtraLight"/>
-          <w:lang w:val="en-US"/>
-        </w:rPr>
-        <w:t>efficientnet</w:t>
-      </w:r>
-      <w:proofErr w:type="spellEnd"/>
-    </w:p>
-    <w:p>
-      <w:pPr>
-        <w:spacing w:after="0"/>
-        <w:ind w:left="720" w:firstLine="696"/>
-        <w:rPr>
-          <w:rFonts w:ascii="Abadi ExtraLight" w:hAnsi="Abadi ExtraLight"/>
-          <w:lang w:val="en-US"/>
-        </w:rPr>
-      </w:pPr>
-      <w:r>
-        <w:rPr>
-          <w:rFonts w:ascii="Abadi ExtraLight" w:hAnsi="Abadi ExtraLight"/>
-          <w:lang w:val="en-US"/>
-        </w:rPr>
-        <w:t>pip3 install -r requirements.txt</w:t>
-      </w:r>
-    </w:p>
-    <w:p>
-      <w:pPr>
-        <w:spacing w:after="0"/>
-        <w:ind w:left="720" w:firstLine="696"/>
-        <w:rPr>
-          <w:rFonts w:ascii="Abadi ExtraLight" w:hAnsi="Abadi ExtraLight"/>
-          <w:lang w:val="en-US"/>
-        </w:rPr>
-      </w:pPr>
-      <w:r>
-        <w:rPr>
-          <w:rFonts w:ascii="Abadi ExtraLight" w:hAnsi="Abadi ExtraLight"/>
-          <w:lang w:val="en-US"/>
-        </w:rPr>
-        <w:t>python3 sample.py</w:t>
-      </w:r>
-    </w:p>
-    <w:p>
-      <w:pPr>
-        <w:rPr>
-          <w:lang w:val="en-US"/>
-        </w:rPr>
-      </w:pPr>
-    </w:p>
-    <w:p>
-      <w:pPr>
-        <w:pStyle w:val="Titolo7"/>
-        <w:spacing w:line="276" w:lineRule="auto"/>
-      </w:pPr>
-      <w:proofErr w:type="spellStart"/>
-      <w:r>
-        <w:t>efficientdet</w:t>
-      </w:r>
-      <w:proofErr w:type="spellEnd"/>
-      <w:r>
-        <w:t xml:space="preserve"> — Object </w:t>
-      </w:r>
-      <w:proofErr w:type="spellStart"/>
-      <w:r>
-        <w:t>Detection</w:t>
-      </w:r>
-      <w:proofErr w:type="spellEnd"/>
-      <w:r>
-        <w:t xml:space="preserve"> </w:t>
-      </w:r>
-      <w:proofErr w:type="spellStart"/>
-      <w:r>
-        <w:t>EfficientDet</w:t>
-      </w:r>
-      <w:proofErr w:type="spellEnd"/>
-    </w:p>
-    <w:p>
-      <w:r>
-        <w:t xml:space="preserve">Dimostra la conversione ed esecuzione di modelli Google </w:t>
-      </w:r>
-      <w:proofErr w:type="spellStart"/>
-      <w:r>
-        <w:t>EfficientDet</w:t>
-      </w:r>
-      <w:proofErr w:type="spellEnd"/>
-      <w:r>
-        <w:t xml:space="preserve"> con </w:t>
-      </w:r>
-      <w:proofErr w:type="spellStart"/>
-      <w:r>
-        <w:t>TensorRT</w:t>
-      </w:r>
-      <w:proofErr w:type="spellEnd"/>
-      <w:r>
-        <w:t xml:space="preserve">. </w:t>
-      </w:r>
-    </w:p>
-    <w:p>
-      <w:pPr>
-        <w:spacing w:after="0"/>
-        <w:ind w:left="720" w:firstLine="696"/>
-        <w:rPr>
-          <w:rFonts w:ascii="Abadi ExtraLight" w:hAnsi="Abadi ExtraLight"/>
-          <w:lang w:val="en-US"/>
-        </w:rPr>
-      </w:pPr>
-      <w:r>
-        <w:rPr>
-          <w:rFonts w:ascii="Abadi ExtraLight" w:hAnsi="Abadi ExtraLight"/>
-          <w:lang w:val="en-US"/>
-        </w:rPr>
-        <w:t>cd /</w:t>
-      </w:r>
-      <w:proofErr w:type="spellStart"/>
-      <w:r>
-        <w:rPr>
-          <w:rFonts w:ascii="Abadi ExtraLight" w:hAnsi="Abadi ExtraLight"/>
-          <w:lang w:val="en-US"/>
-        </w:rPr>
-        <w:t>usr</w:t>
-      </w:r>
-      <w:proofErr w:type="spellEnd"/>
-      <w:r>
-        <w:rPr>
-          <w:rFonts w:ascii="Abadi ExtraLight" w:hAnsi="Abadi ExtraLight"/>
-          <w:lang w:val="en-US"/>
-        </w:rPr>
-        <w:t>/</w:t>
-      </w:r>
-      <w:proofErr w:type="spellStart"/>
-      <w:r>
-        <w:rPr>
-          <w:rFonts w:ascii="Abadi ExtraLight" w:hAnsi="Abadi ExtraLight"/>
-          <w:lang w:val="en-US"/>
-        </w:rPr>
-        <w:t>src</w:t>
-      </w:r>
-      <w:proofErr w:type="spellEnd"/>
-      <w:r>
-        <w:rPr>
-          <w:rFonts w:ascii="Abadi ExtraLight" w:hAnsi="Abadi ExtraLight"/>
-          <w:lang w:val="en-US"/>
-        </w:rPr>
-        <w:t>/</w:t>
-      </w:r>
-      <w:proofErr w:type="spellStart"/>
-      <w:r>
-        <w:rPr>
-          <w:rFonts w:ascii="Abadi ExtraLight" w:hAnsi="Abadi ExtraLight"/>
-          <w:lang w:val="en-US"/>
-        </w:rPr>
-        <w:t>tensorrt</w:t>
-      </w:r>
-      <w:proofErr w:type="spellEnd"/>
-      <w:r>
-        <w:rPr>
-          <w:rFonts w:ascii="Abadi ExtraLight" w:hAnsi="Abadi ExtraLight"/>
-          <w:lang w:val="en-US"/>
-        </w:rPr>
-        <w:t>/samples/python/</w:t>
-      </w:r>
-      <w:proofErr w:type="spellStart"/>
-      <w:r>
-        <w:rPr>
-          <w:rFonts w:ascii="Abadi ExtraLight" w:hAnsi="Abadi ExtraLight"/>
-          <w:lang w:val="en-US"/>
-        </w:rPr>
-        <w:t>efficientdet</w:t>
-      </w:r>
-      <w:proofErr w:type="spellEnd"/>
-    </w:p>
-    <w:p>
-      <w:pPr>
-        <w:spacing w:after="0"/>
-        <w:ind w:left="720" w:firstLine="696"/>
-        <w:rPr>
-          <w:rFonts w:ascii="Abadi ExtraLight" w:hAnsi="Abadi ExtraLight"/>
-          <w:lang w:val="en-US"/>
-        </w:rPr>
-      </w:pPr>
-      <w:r>
-        <w:rPr>
-          <w:rFonts w:ascii="Abadi ExtraLight" w:hAnsi="Abadi ExtraLight"/>
-          <w:lang w:val="en-US"/>
-        </w:rPr>
-        <w:t>pip3 install -r requirements.txt</w:t>
-      </w:r>
-    </w:p>
-    <w:p>
-      <w:pPr>
-        <w:spacing w:after="0"/>
-        <w:ind w:left="720" w:firstLine="696"/>
-        <w:rPr>
-          <w:rFonts w:ascii="Abadi ExtraLight" w:hAnsi="Abadi ExtraLight"/>
-          <w:lang w:val="en-US"/>
-        </w:rPr>
-      </w:pPr>
-      <w:r>
-        <w:rPr>
-          <w:rFonts w:ascii="Abadi ExtraLight" w:hAnsi="Abadi ExtraLight"/>
-          <w:lang w:val="en-US"/>
-        </w:rPr>
-        <w:t>python3 sample.py</w:t>
-      </w:r>
-    </w:p>
-    <w:p>
-      <w:pPr>
-        <w:spacing w:after="0"/>
-        <w:ind w:left="720" w:firstLine="696"/>
-        <w:rPr>
-          <w:rFonts w:ascii="Abadi ExtraLight" w:hAnsi="Abadi ExtraLight"/>
-          <w:lang w:val="en-US"/>
-        </w:rPr>
-      </w:pPr>
-    </w:p>
-    <w:p>
-      <w:pPr>
-        <w:spacing w:after="0"/>
-        <w:ind w:left="720" w:firstLine="696"/>
-        <w:rPr>
-          <w:rFonts w:ascii="Abadi ExtraLight" w:hAnsi="Abadi ExtraLight"/>
-          <w:lang w:val="en-US"/>
-        </w:rPr>
-      </w:pPr>
-    </w:p>
-    <w:p>
-      <w:pPr>
-        <w:pStyle w:val="Titolo7"/>
-        <w:spacing w:line="276" w:lineRule="auto"/>
-        <w:rPr>
-          <w:lang w:val="en-US"/>
-        </w:rPr>
-      </w:pPr>
-      <w:r>
-        <w:rPr>
-          <w:lang w:val="en-US"/>
-        </w:rPr>
-        <w:t>detectron2 — Mask R-CNN R50-FPN 3x</w:t>
-      </w:r>
-    </w:p>
-    <w:p>
-      <w:r>
-        <w:t xml:space="preserve">Dimostra la conversione ed esecuzione del modello </w:t>
-      </w:r>
-      <w:proofErr w:type="spellStart"/>
-      <w:r>
-        <w:t>Detectron</w:t>
-      </w:r>
-      <w:proofErr w:type="spellEnd"/>
-      <w:r>
-        <w:t xml:space="preserve"> 2 Mask R-CNN R50-FPN 3x con </w:t>
-      </w:r>
-      <w:proofErr w:type="spellStart"/>
-      <w:r>
-        <w:t>TensorRT</w:t>
-      </w:r>
-      <w:proofErr w:type="spellEnd"/>
-      <w:r>
-        <w:t xml:space="preserve">. Il workflow è: </w:t>
-      </w:r>
-      <w:proofErr w:type="spellStart"/>
-      <w:r>
-        <w:t>Detectron</w:t>
-      </w:r>
-      <w:proofErr w:type="spellEnd"/>
-      <w:r>
-        <w:t xml:space="preserve"> 2 → ONNX → </w:t>
-      </w:r>
-      <w:proofErr w:type="spellStart"/>
-      <w:r>
-        <w:t>TensorRT</w:t>
-      </w:r>
-      <w:proofErr w:type="spellEnd"/>
-      <w:r>
-        <w:t xml:space="preserve">. </w:t>
-      </w:r>
-      <w:hyperlink r:id="rId30" w:tgtFrame="_blank" w:history="1">
-        <w:r>
-          <w:rPr>
-            <w:rStyle w:val="Collegamentoipertestuale"/>
-          </w:rPr>
-          <w:t>NVIDIA</w:t>
-        </w:r>
-      </w:hyperlink>
-    </w:p>
-    <w:p>
-      <w:r>
-        <w:rPr>
-          <w:rFonts w:ascii="Segoe UI Emoji" w:hAnsi="Segoe UI Emoji" w:cs="Segoe UI Emoji"/>
-        </w:rPr>
-        <w:t>⚠️</w:t>
-      </w:r>
-      <w:r>
-        <w:t xml:space="preserve"> </w:t>
-      </w:r>
-      <w:r>
-        <w:rPr>
-          <w:b/>
-          <w:bCs/>
-        </w:rPr>
-        <w:t>Nota importante:</w:t>
-      </w:r>
-      <w:r>
-        <w:t xml:space="preserve"> questo sample </w:t>
-      </w:r>
-      <w:r>
-        <w:rPr>
-          <w:b/>
-          <w:bCs/>
-        </w:rPr>
-        <w:t>non può girare su piattaforme Jetson</w:t>
+        <w:rPr>
+          <w:lang w:val="en-US"/>
+        </w:rPr>
+        <w:t xml:space="preserve"> &gt;= 8.0.1 e TensorFlow 2.13.1. </w:t>
+      </w:r>
+      <w:r>
+        <w:rPr>
+          <w:b/>
+          <w:bCs/>
+        </w:rPr>
+        <w:t>Non compatibile con Python 3.12</w:t>
       </w:r>
       <w:r>
         <w:t xml:space="preserve"> perché </w:t>
       </w:r>
       <w:proofErr w:type="spellStart"/>
-      <w:proofErr w:type="gramStart"/>
-      <w:r>
-        <w:t>torch.distributed</w:t>
-      </w:r>
-      <w:proofErr w:type="spellEnd"/>
-      <w:proofErr w:type="gramEnd"/>
-      <w:r>
-        <w:t xml:space="preserve"> non è disponibile. Verifica con </w:t>
-      </w:r>
-      <w:proofErr w:type="spellStart"/>
-      <w:r>
-        <w:t>torch.distributed.is_</w:t>
-      </w:r>
-      <w:proofErr w:type="gramStart"/>
-      <w:r>
-        <w:t>available</w:t>
-      </w:r>
-      <w:proofErr w:type="spellEnd"/>
-      <w:r>
-        <w:t>(</w:t>
-      </w:r>
-      <w:proofErr w:type="gramEnd"/>
-      <w:r>
-        <w:t xml:space="preserve">) in Python prima di procedere. </w:t>
-      </w:r>
-    </w:p>
-    <w:p>
-      <w:pPr>
-        <w:spacing w:after="0"/>
-        <w:ind w:left="720" w:firstLine="696"/>
-        <w:rPr>
-          <w:rFonts w:ascii="Abadi ExtraLight" w:hAnsi="Abadi ExtraLight"/>
-          <w:lang w:val="en-US"/>
-        </w:rPr>
-      </w:pPr>
-      <w:r>
-        <w:rPr>
-          <w:rFonts w:ascii="Abadi ExtraLight" w:hAnsi="Abadi ExtraLight"/>
-          <w:lang w:val="en-US"/>
-        </w:rPr>
-        <w:t>cd /</w:t>
-      </w:r>
-      <w:proofErr w:type="spellStart"/>
-      <w:r>
-        <w:rPr>
-          <w:rFonts w:ascii="Abadi ExtraLight" w:hAnsi="Abadi ExtraLight"/>
-          <w:lang w:val="en-US"/>
-        </w:rPr>
-        <w:t>usr</w:t>
-      </w:r>
-      <w:proofErr w:type="spellEnd"/>
-      <w:r>
-        <w:rPr>
-          <w:rFonts w:ascii="Abadi ExtraLight" w:hAnsi="Abadi ExtraLight"/>
-          <w:lang w:val="en-US"/>
-        </w:rPr>
-        <w:t>/</w:t>
-      </w:r>
-      <w:proofErr w:type="spellStart"/>
-      <w:r>
-        <w:rPr>
-          <w:rFonts w:ascii="Abadi ExtraLight" w:hAnsi="Abadi ExtraLight"/>
-          <w:lang w:val="en-US"/>
-        </w:rPr>
-        <w:t>src</w:t>
-      </w:r>
-      <w:proofErr w:type="spellEnd"/>
-      <w:r>
-        <w:rPr>
-          <w:rFonts w:ascii="Abadi ExtraLight" w:hAnsi="Abadi ExtraLight"/>
-          <w:lang w:val="en-US"/>
-        </w:rPr>
-        <w:t>/</w:t>
-      </w:r>
-      <w:proofErr w:type="spellStart"/>
-      <w:r>
-        <w:rPr>
-          <w:rFonts w:ascii="Abadi ExtraLight" w:hAnsi="Abadi ExtraLight"/>
-          <w:lang w:val="en-US"/>
-        </w:rPr>
-        <w:t>tensorrt</w:t>
-      </w:r>
-      <w:proofErr w:type="spellEnd"/>
-      <w:r>
-        <w:rPr>
-          <w:rFonts w:ascii="Abadi ExtraLight" w:hAnsi="Abadi ExtraLight"/>
-          <w:lang w:val="en-US"/>
-        </w:rPr>
-        <w:t>/samples/python/detectron2</w:t>
-      </w:r>
-    </w:p>
-    <w:p>
-      <w:pPr>
-        <w:spacing w:after="0"/>
-        <w:ind w:left="720" w:firstLine="696"/>
-        <w:rPr>
-          <w:rFonts w:ascii="Abadi ExtraLight" w:hAnsi="Abadi ExtraLight"/>
-          <w:lang w:val="en-US"/>
-        </w:rPr>
-      </w:pPr>
-      <w:r>
-        <w:rPr>
-          <w:rFonts w:ascii="Abadi ExtraLight" w:hAnsi="Abadi ExtraLight"/>
-          <w:lang w:val="en-US"/>
-        </w:rPr>
-        <w:t>pip3 install -r requirements.txt</w:t>
-      </w:r>
-    </w:p>
-    <w:p>
-      <w:pPr>
-        <w:rPr>
-          <w:lang w:val="en-US"/>
-        </w:rPr>
-      </w:pPr>
-    </w:p>
-    <w:p>
-      <w:pPr>
-        <w:spacing w:after="0"/>
-        <w:ind w:left="720" w:firstLine="696"/>
-        <w:rPr>
-          <w:rFonts w:ascii="Abadi ExtraLight" w:hAnsi="Abadi ExtraLight"/>
-          <w:lang w:val="en-US"/>
-        </w:rPr>
-      </w:pPr>
-      <w:r>
-        <w:rPr>
-          <w:rFonts w:ascii="Abadi ExtraLight" w:hAnsi="Abadi ExtraLight"/>
-          <w:lang w:val="en-US"/>
-        </w:rPr>
-        <w:t># Step 1 — esporta il modello Detectron2 in ONNX (richiede detectron2 installato)</w:t>
-      </w:r>
-    </w:p>
-    <w:p>
-      <w:pPr>
-        <w:spacing w:after="0"/>
-        <w:ind w:left="720" w:firstLine="696"/>
-        <w:rPr>
-          <w:rFonts w:ascii="Abadi ExtraLight" w:hAnsi="Abadi ExtraLight"/>
-          <w:lang w:val="en-US"/>
-        </w:rPr>
-      </w:pPr>
-      <w:r>
-        <w:rPr>
-          <w:rFonts w:ascii="Abadi ExtraLight" w:hAnsi="Abadi ExtraLight"/>
-          <w:lang w:val="en-US"/>
-        </w:rPr>
-        <w:t>python detectron2/tools/deploy/export_model.py \</w:t>
-      </w:r>
-    </w:p>
-    <w:p>
-      <w:pPr>
-        <w:spacing w:after="0"/>
-        <w:ind w:left="720" w:firstLine="696"/>
-        <w:rPr>
-          <w:rFonts w:ascii="Abadi ExtraLight" w:hAnsi="Abadi ExtraLight"/>
-          <w:lang w:val="en-US"/>
-        </w:rPr>
-      </w:pPr>
-      <w:r>
-        <w:rPr>
-          <w:rFonts w:ascii="Abadi ExtraLight" w:hAnsi="Abadi ExtraLight"/>
-          <w:lang w:val="en-US"/>
-        </w:rPr>
-        <w:t xml:space="preserve">    --sample-image 1344x1344.jpg \</w:t>
-      </w:r>
-    </w:p>
-    <w:p>
-      <w:pPr>
-        <w:spacing w:after="0"/>
-        <w:ind w:left="720" w:firstLine="696"/>
-        <w:rPr>
-          <w:rFonts w:ascii="Abadi ExtraLight" w:hAnsi="Abadi ExtraLight"/>
-          <w:lang w:val="en-US"/>
-        </w:rPr>
-      </w:pPr>
-      <w:r>
-        <w:rPr>
-          <w:rFonts w:ascii="Abadi ExtraLight" w:hAnsi="Abadi ExtraLight"/>
-          <w:lang w:val="en-US"/>
-        </w:rPr>
-        <w:t xml:space="preserve">    --config-file detectron2/configs/COCO-InstanceSegmentation/mask_rcnn_R_50_FPN_3x.yaml \</w:t>
-      </w:r>
-    </w:p>
-    <w:p>
-      <w:pPr>
-        <w:spacing w:after="0"/>
-        <w:ind w:left="720" w:firstLine="696"/>
-        <w:rPr>
-          <w:rFonts w:ascii="Abadi ExtraLight" w:hAnsi="Abadi ExtraLight"/>
-          <w:lang w:val="en-US"/>
-        </w:rPr>
-      </w:pPr>
-      <w:r>
-        <w:rPr>
-          <w:rFonts w:ascii="Abadi ExtraLight" w:hAnsi="Abadi ExtraLight"/>
-          <w:lang w:val="en-US"/>
-        </w:rPr>
-        <w:t xml:space="preserve">    --export-method tracing \</w:t>
-      </w:r>
-    </w:p>
-    <w:p>
-      <w:pPr>
-        <w:spacing w:after="0"/>
-        <w:ind w:left="720" w:firstLine="696"/>
-        <w:rPr>
-          <w:rFonts w:ascii="Abadi ExtraLight" w:hAnsi="Abadi ExtraLight"/>
-          <w:lang w:val="en-US"/>
-        </w:rPr>
-      </w:pPr>
-      <w:r>
-        <w:rPr>
-          <w:rFonts w:ascii="Abadi ExtraLight" w:hAnsi="Abadi ExtraLight"/>
-          <w:lang w:val="en-US"/>
-        </w:rPr>
-        <w:t xml:space="preserve">    --format </w:t>
-      </w:r>
-      <w:proofErr w:type="spellStart"/>
-      <w:r>
-        <w:rPr>
-          <w:rFonts w:ascii="Abadi ExtraLight" w:hAnsi="Abadi ExtraLight"/>
-          <w:lang w:val="en-US"/>
-        </w:rPr>
-        <w:t>onnx</w:t>
-      </w:r>
-      <w:proofErr w:type="spellEnd"/>
-      <w:r>
-        <w:rPr>
-          <w:rFonts w:ascii="Abadi ExtraLight" w:hAnsi="Abadi ExtraLight"/>
-          <w:lang w:val="en-US"/>
-        </w:rPr>
-        <w:t xml:space="preserve"> \</w:t>
-      </w:r>
-    </w:p>
-    <w:p>
-      <w:pPr>
-        <w:spacing w:after="0"/>
-        <w:ind w:left="720" w:firstLine="696"/>
-        <w:rPr>
-          <w:rFonts w:ascii="Abadi ExtraLight" w:hAnsi="Abadi ExtraLight"/>
-          <w:lang w:val="en-US"/>
-        </w:rPr>
-      </w:pPr>
-      <w:r>
-        <w:rPr>
-          <w:rFonts w:ascii="Abadi ExtraLight" w:hAnsi="Abadi ExtraLight"/>
-          <w:lang w:val="en-US"/>
-        </w:rPr>
-        <w:t xml:space="preserve">    --</w:t>
-      </w:r>
-      <w:proofErr w:type="gramStart"/>
-      <w:r>
-        <w:rPr>
-          <w:rFonts w:ascii="Abadi ExtraLight" w:hAnsi="Abadi ExtraLight"/>
-          <w:lang w:val="en-US"/>
-        </w:rPr>
-        <w:t>output .</w:t>
-      </w:r>
-      <w:proofErr w:type="gramEnd"/>
-      <w:r>
-        <w:rPr>
-          <w:rFonts w:ascii="Abadi ExtraLight" w:hAnsi="Abadi ExtraLight"/>
-          <w:lang w:val="en-US"/>
-        </w:rPr>
-        <w:t>/ \</w:t>
-      </w:r>
-    </w:p>
-    <w:p>
-      <w:pPr>
-        <w:spacing w:after="0"/>
-        <w:ind w:left="720" w:firstLine="696"/>
-        <w:rPr>
-          <w:rFonts w:ascii="Abadi ExtraLight" w:hAnsi="Abadi ExtraLight"/>
-          <w:lang w:val="en-US"/>
-        </w:rPr>
-      </w:pPr>
-      <w:r>
-        <w:rPr>
-          <w:rFonts w:ascii="Abadi ExtraLight" w:hAnsi="Abadi ExtraLight"/>
-          <w:lang w:val="en-US"/>
-        </w:rPr>
-        <w:t xml:space="preserve">    MODEL.WEIGHTS path/to/model_final_f10217.pkl \</w:t>
-      </w:r>
-    </w:p>
-    <w:p>
-      <w:pPr>
-        <w:spacing w:after="0"/>
-        <w:ind w:left="720" w:firstLine="696"/>
-        <w:rPr>
-          <w:rFonts w:ascii="Abadi ExtraLight" w:hAnsi="Abadi ExtraLight"/>
-        </w:rPr>
-      </w:pPr>
-      <w:r>
-        <w:rPr>
-          <w:rFonts w:ascii="Abadi ExtraLight" w:hAnsi="Abadi ExtraLight"/>
-          <w:lang w:val="en-US"/>
-        </w:rPr>
-        <w:t xml:space="preserve">    </w:t>
-      </w:r>
-      <w:r>
-        <w:rPr>
-          <w:rFonts w:ascii="Abadi ExtraLight" w:hAnsi="Abadi ExtraLight"/>
-        </w:rPr>
-        <w:t xml:space="preserve">MODEL.DEVICE </w:t>
-      </w:r>
-      <w:proofErr w:type="spellStart"/>
-      <w:r>
-        <w:rPr>
-          <w:rFonts w:ascii="Abadi ExtraLight" w:hAnsi="Abadi ExtraLight"/>
-        </w:rPr>
-        <w:t>cuda</w:t>
-      </w:r>
-      <w:proofErr w:type="spellEnd"/>
-    </w:p>
-    <w:p/>
-    <w:p>
-      <w:pPr>
-        <w:spacing w:after="0"/>
-        <w:ind w:left="720" w:firstLine="696"/>
-        <w:rPr>
-          <w:rFonts w:ascii="Abadi ExtraLight" w:hAnsi="Abadi ExtraLight"/>
-        </w:rPr>
-      </w:pPr>
-      <w:r>
-        <w:rPr>
-          <w:rFonts w:ascii="Abadi ExtraLight" w:hAnsi="Abadi ExtraLight"/>
-        </w:rPr>
-        <w:t xml:space="preserve"># Step 2 — converti l'ONNX per </w:t>
-      </w:r>
-      <w:proofErr w:type="spellStart"/>
-      <w:r>
-        <w:rPr>
-          <w:rFonts w:ascii="Abadi ExtraLight" w:hAnsi="Abadi ExtraLight"/>
-        </w:rPr>
-        <w:t>TensorRT</w:t>
-      </w:r>
-      <w:proofErr w:type="spellEnd"/>
-    </w:p>
-    <w:p>
-      <w:pPr>
-        <w:spacing w:after="0"/>
-        <w:ind w:left="720" w:firstLine="696"/>
-        <w:rPr>
-          <w:rFonts w:ascii="Abadi ExtraLight" w:hAnsi="Abadi ExtraLight"/>
-          <w:lang w:val="en-US"/>
-        </w:rPr>
-      </w:pPr>
-      <w:r>
-        <w:rPr>
-          <w:rFonts w:ascii="Abadi ExtraLight" w:hAnsi="Abadi ExtraLight"/>
-          <w:lang w:val="en-US"/>
-        </w:rPr>
-        <w:t>python3 create_onnx.py \</w:t>
-      </w:r>
-    </w:p>
-    <w:p>
-      <w:pPr>
-        <w:spacing w:after="0"/>
-        <w:ind w:left="720" w:firstLine="696"/>
-        <w:rPr>
-          <w:rFonts w:ascii="Abadi ExtraLight" w:hAnsi="Abadi ExtraLight"/>
-          <w:lang w:val="en-US"/>
-        </w:rPr>
-      </w:pPr>
-      <w:r>
-        <w:rPr>
-          <w:rFonts w:ascii="Abadi ExtraLight" w:hAnsi="Abadi ExtraLight"/>
-          <w:lang w:val="en-US"/>
-        </w:rPr>
-        <w:t xml:space="preserve">    --</w:t>
-      </w:r>
-      <w:proofErr w:type="spellStart"/>
-      <w:r>
-        <w:rPr>
-          <w:rFonts w:ascii="Abadi ExtraLight" w:hAnsi="Abadi ExtraLight"/>
-          <w:lang w:val="en-US"/>
-        </w:rPr>
-        <w:t>exported_onnx</w:t>
-      </w:r>
-      <w:proofErr w:type="spellEnd"/>
-      <w:r>
-        <w:rPr>
-          <w:rFonts w:ascii="Abadi ExtraLight" w:hAnsi="Abadi ExtraLight"/>
-          <w:lang w:val="en-US"/>
-        </w:rPr>
-        <w:t xml:space="preserve"> /path/to/</w:t>
-      </w:r>
-      <w:proofErr w:type="spellStart"/>
-      <w:r>
-        <w:rPr>
-          <w:rFonts w:ascii="Abadi ExtraLight" w:hAnsi="Abadi ExtraLight"/>
-          <w:lang w:val="en-US"/>
-        </w:rPr>
-        <w:t>model.onnx</w:t>
-      </w:r>
-      <w:proofErr w:type="spellEnd"/>
-      <w:r>
-        <w:rPr>
-          <w:rFonts w:ascii="Abadi ExtraLight" w:hAnsi="Abadi ExtraLight"/>
-          <w:lang w:val="en-US"/>
-        </w:rPr>
-        <w:t xml:space="preserve"> \</w:t>
-      </w:r>
-    </w:p>
-    <w:p>
-      <w:pPr>
-        <w:spacing w:after="0"/>
-        <w:ind w:left="720" w:firstLine="696"/>
-        <w:rPr>
-          <w:rFonts w:ascii="Abadi ExtraLight" w:hAnsi="Abadi ExtraLight"/>
-          <w:lang w:val="en-US"/>
-        </w:rPr>
-      </w:pPr>
-      <w:r>
-        <w:rPr>
-          <w:rFonts w:ascii="Abadi ExtraLight" w:hAnsi="Abadi ExtraLight"/>
-          <w:lang w:val="en-US"/>
-        </w:rPr>
-        <w:t xml:space="preserve">    --</w:t>
-      </w:r>
-      <w:proofErr w:type="spellStart"/>
-      <w:r>
-        <w:rPr>
-          <w:rFonts w:ascii="Abadi ExtraLight" w:hAnsi="Abadi ExtraLight"/>
-          <w:lang w:val="en-US"/>
-        </w:rPr>
-        <w:t>onnx</w:t>
-      </w:r>
-      <w:proofErr w:type="spellEnd"/>
-      <w:r>
-        <w:rPr>
-          <w:rFonts w:ascii="Abadi ExtraLight" w:hAnsi="Abadi ExtraLight"/>
-          <w:lang w:val="en-US"/>
-        </w:rPr>
-        <w:t xml:space="preserve"> /path/to/</w:t>
-      </w:r>
-      <w:proofErr w:type="spellStart"/>
-      <w:r>
-        <w:rPr>
-          <w:rFonts w:ascii="Abadi ExtraLight" w:hAnsi="Abadi ExtraLight"/>
-          <w:lang w:val="en-US"/>
-        </w:rPr>
-        <w:t>converted.onnx</w:t>
-      </w:r>
-      <w:proofErr w:type="spellEnd"/>
-      <w:r>
-        <w:rPr>
-          <w:rFonts w:ascii="Abadi ExtraLight" w:hAnsi="Abadi ExtraLight"/>
-          <w:lang w:val="en-US"/>
-        </w:rPr>
-        <w:t xml:space="preserve"> \</w:t>
-      </w:r>
-    </w:p>
-    <w:p>
-      <w:pPr>
-        <w:spacing w:after="0"/>
-        <w:ind w:left="720" w:firstLine="696"/>
-        <w:rPr>
-          <w:rFonts w:ascii="Abadi ExtraLight" w:hAnsi="Abadi ExtraLight"/>
-          <w:lang w:val="en-US"/>
-        </w:rPr>
-      </w:pPr>
-      <w:r>
-        <w:rPr>
-          <w:rFonts w:ascii="Abadi ExtraLight" w:hAnsi="Abadi ExtraLight"/>
-          <w:lang w:val="en-US"/>
-        </w:rPr>
-        <w:t xml:space="preserve">    --det2_config /detectron2/configs/COCO-InstanceSegmentation/mask_rcnn_R_50_FPN_3x.yaml</w:t>
-      </w:r>
-    </w:p>
-    <w:p>
-      <w:pPr>
-        <w:spacing w:after="0"/>
-        <w:ind w:left="720" w:firstLine="696"/>
-        <w:rPr>
-          <w:rFonts w:ascii="Abadi ExtraLight" w:hAnsi="Abadi ExtraLight"/>
-          <w:lang w:val="en-US"/>
-        </w:rPr>
-      </w:pPr>
-    </w:p>
-    <w:p>
-      <w:pPr>
-        <w:spacing w:after="0"/>
-        <w:ind w:left="720" w:firstLine="696"/>
-        <w:rPr>
-          <w:rFonts w:ascii="Abadi ExtraLight" w:hAnsi="Abadi ExtraLight"/>
-          <w:lang w:val="en-US"/>
-        </w:rPr>
-      </w:pPr>
-      <w:r>
-        <w:rPr>
-          <w:rFonts w:ascii="Abadi ExtraLight" w:hAnsi="Abadi ExtraLight"/>
-          <w:lang w:val="en-US"/>
-        </w:rPr>
-        <w:t xml:space="preserve"># Step 3 — </w:t>
-      </w:r>
-      <w:proofErr w:type="spellStart"/>
-      <w:r>
-        <w:rPr>
-          <w:rFonts w:ascii="Abadi ExtraLight" w:hAnsi="Abadi ExtraLight"/>
-          <w:lang w:val="en-US"/>
-        </w:rPr>
-        <w:t>inferenza</w:t>
-      </w:r>
-      <w:proofErr w:type="spellEnd"/>
-    </w:p>
-    <w:p>
-      <w:pPr>
-        <w:spacing w:after="0"/>
-        <w:ind w:left="720" w:firstLine="696"/>
-        <w:rPr>
-          <w:rFonts w:ascii="Abadi ExtraLight" w:hAnsi="Abadi ExtraLight"/>
-          <w:lang w:val="en-US"/>
-        </w:rPr>
-      </w:pPr>
-      <w:r>
-        <w:rPr>
-          <w:rFonts w:ascii="Abadi ExtraLight" w:hAnsi="Abadi ExtraLight"/>
-          <w:lang w:val="en-US"/>
-        </w:rPr>
-        <w:t>python3 infer.py \</w:t>
-      </w:r>
-    </w:p>
-    <w:p>
-      <w:pPr>
-        <w:spacing w:after="0"/>
-        <w:ind w:left="720" w:firstLine="696"/>
-        <w:rPr>
-          <w:rFonts w:ascii="Abadi ExtraLight" w:hAnsi="Abadi ExtraLight"/>
-          <w:lang w:val="en-US"/>
-        </w:rPr>
-      </w:pPr>
-      <w:r>
-        <w:rPr>
-          <w:rFonts w:ascii="Abadi ExtraLight" w:hAnsi="Abadi ExtraLight"/>
-          <w:lang w:val="en-US"/>
-        </w:rPr>
-        <w:lastRenderedPageBreak/>
-        <w:t xml:space="preserve">    --engine /path/to/</w:t>
-      </w:r>
-      <w:proofErr w:type="spellStart"/>
-      <w:r>
-        <w:rPr>
-          <w:rFonts w:ascii="Abadi ExtraLight" w:hAnsi="Abadi ExtraLight"/>
-          <w:lang w:val="en-US"/>
-        </w:rPr>
-        <w:t>engine.trt</w:t>
-      </w:r>
-      <w:proofErr w:type="spellEnd"/>
-      <w:r>
-        <w:rPr>
-          <w:rFonts w:ascii="Abadi ExtraLight" w:hAnsi="Abadi ExtraLight"/>
-          <w:lang w:val="en-US"/>
-        </w:rPr>
-        <w:t xml:space="preserve"> \</w:t>
-      </w:r>
-    </w:p>
-    <w:p>
-      <w:pPr>
-        <w:spacing w:after="0"/>
-        <w:ind w:left="720" w:firstLine="696"/>
-        <w:rPr>
-          <w:rFonts w:ascii="Abadi ExtraLight" w:hAnsi="Abadi ExtraLight"/>
-          <w:lang w:val="en-US"/>
-        </w:rPr>
-      </w:pPr>
-      <w:r>
-        <w:rPr>
-          <w:rFonts w:ascii="Abadi ExtraLight" w:hAnsi="Abadi ExtraLight"/>
-          <w:lang w:val="en-US"/>
-        </w:rPr>
-        <w:t xml:space="preserve">    --input /path/to/images \</w:t>
-      </w:r>
-    </w:p>
-    <w:p>
-      <w:pPr>
-        <w:spacing w:after="0"/>
-        <w:ind w:left="720" w:firstLine="696"/>
-        <w:rPr>
-          <w:rFonts w:ascii="Abadi ExtraLight" w:hAnsi="Abadi ExtraLight"/>
-          <w:lang w:val="en-US"/>
-        </w:rPr>
-      </w:pPr>
-      <w:r>
-        <w:rPr>
-          <w:rFonts w:ascii="Abadi ExtraLight" w:hAnsi="Abadi ExtraLight"/>
-          <w:lang w:val="en-US"/>
-        </w:rPr>
-        <w:t xml:space="preserve">    --det2_config /detectron2/configs/COCO-InstanceSegmentation/mask_rcnn_R_50_FPN_3x.yaml \</w:t>
-      </w:r>
-    </w:p>
-    <w:p>
-      <w:pPr>
-        <w:spacing w:after="0"/>
-        <w:ind w:left="720" w:firstLine="696"/>
-        <w:rPr>
-          <w:rFonts w:ascii="Abadi ExtraLight" w:hAnsi="Abadi ExtraLight"/>
-          <w:lang w:val="en-US"/>
-        </w:rPr>
-      </w:pPr>
-      <w:r>
-        <w:rPr>
-          <w:rFonts w:ascii="Abadi ExtraLight" w:hAnsi="Abadi ExtraLight"/>
-          <w:lang w:val="en-US"/>
-        </w:rPr>
-        <w:t xml:space="preserve">    --output /path/to/output</w:t>
-      </w:r>
-    </w:p>
-    <w:p>
-      <w:pPr>
-        <w:rPr>
-          <w:lang w:val="en-US"/>
-        </w:rPr>
-      </w:pPr>
-    </w:p>
-    <w:p>
-      <w:pPr>
-        <w:pStyle w:val="Titolo7"/>
-        <w:spacing w:line="276" w:lineRule="auto"/>
-        <w:rPr>
-          <w:lang w:val="en-US"/>
-        </w:rPr>
-      </w:pPr>
-      <w:proofErr w:type="spellStart"/>
-      <w:r>
-        <w:rPr>
-          <w:lang w:val="en-US"/>
-        </w:rPr>
-        <w:t>tensorflow_object_detection_</w:t>
-      </w:r>
-      <w:proofErr w:type="gramStart"/>
-      <w:r>
-        <w:rPr>
-          <w:lang w:val="en-US"/>
-        </w:rPr>
-        <w:t>api</w:t>
-      </w:r>
-      <w:proofErr w:type="spellEnd"/>
-      <w:r>
-        <w:rPr>
-          <w:lang w:val="en-US"/>
-        </w:rPr>
-        <w:t xml:space="preserve"> — SSD</w:t>
-      </w:r>
-      <w:proofErr w:type="gramEnd"/>
-      <w:r>
-        <w:rPr>
-          <w:lang w:val="en-US"/>
-        </w:rPr>
-        <w:t xml:space="preserve"> / Faster R-CNN / Mask R-CNN</w:t>
-      </w:r>
-    </w:p>
-    <w:p>
-      <w:proofErr w:type="spellStart"/>
-      <w:r>
-        <w:rPr>
-          <w:lang w:val="en-US"/>
-        </w:rPr>
-        <w:t>Supporto</w:t>
-      </w:r>
-      <w:proofErr w:type="spellEnd"/>
-      <w:r>
-        <w:rPr>
-          <w:lang w:val="en-US"/>
-        </w:rPr>
-        <w:t xml:space="preserve"> per </w:t>
-      </w:r>
-      <w:proofErr w:type="spellStart"/>
-      <w:r>
-        <w:rPr>
-          <w:lang w:val="en-US"/>
-        </w:rPr>
-        <w:t>modelli</w:t>
-      </w:r>
-      <w:proofErr w:type="spellEnd"/>
-      <w:r>
-        <w:rPr>
-          <w:lang w:val="en-US"/>
-        </w:rPr>
-        <w:t xml:space="preserve"> TensorFlow Object Detection API (SSD, Faster R-CNN, Mask R-CNN) in </w:t>
-      </w:r>
-      <w:proofErr w:type="spellStart"/>
-      <w:r>
-        <w:rPr>
-          <w:lang w:val="en-US"/>
-        </w:rPr>
-        <w:t>TensorRT</w:t>
-      </w:r>
-      <w:proofErr w:type="spellEnd"/>
-      <w:r>
-        <w:rPr>
-          <w:lang w:val="en-US"/>
-        </w:rPr>
-        <w:t xml:space="preserve">. </w:t>
-      </w:r>
-      <w:proofErr w:type="spellStart"/>
-      <w:r>
-        <w:rPr>
-          <w:lang w:val="en-US"/>
-        </w:rPr>
-        <w:t>Richiede</w:t>
-      </w:r>
-      <w:proofErr w:type="spellEnd"/>
-      <w:r>
-        <w:rPr>
-          <w:lang w:val="en-US"/>
-        </w:rPr>
-        <w:t xml:space="preserve"> </w:t>
-      </w:r>
-      <w:proofErr w:type="spellStart"/>
-      <w:r>
-        <w:rPr>
-          <w:lang w:val="en-US"/>
-        </w:rPr>
-        <w:t>TensorRT</w:t>
-      </w:r>
-      <w:proofErr w:type="spellEnd"/>
-      <w:r>
-        <w:rPr>
-          <w:lang w:val="en-US"/>
-        </w:rPr>
-        <w:t xml:space="preserve"> &gt;= 8.0.1 e TensorFlow 2.13.1. </w:t>
-      </w:r>
-      <w:r>
-        <w:rPr>
-          <w:b/>
-          <w:bCs/>
-        </w:rPr>
-        <w:t>Non compatibile con Python 3.12</w:t>
-      </w:r>
-      <w:r>
-        <w:t xml:space="preserve"> perché </w:t>
-      </w:r>
-      <w:proofErr w:type="spellStart"/>
       <w:r>
         <w:t>tensorflow-addons</w:t>
       </w:r>
@@ -25322,7 +25348,7 @@
       <w:r>
         <w:t xml:space="preserve"> non lo supporta. </w:t>
       </w:r>
-      <w:hyperlink r:id="rId31" w:tgtFrame="_blank" w:history="1">
+      <w:hyperlink r:id="rId33" w:tgtFrame="_blank" w:history="1">
         <w:r>
           <w:rPr>
             <w:rStyle w:val="Collegamentoipertestuale"/>
@@ -25364,7 +25390,7 @@
       <w:r>
         <w:t xml:space="preserve"> GitHub attuale. </w:t>
       </w:r>
-      <w:hyperlink r:id="rId32" w:tgtFrame="_blank" w:history="1">
+      <w:hyperlink r:id="rId34" w:tgtFrame="_blank" w:history="1">
         <w:proofErr w:type="spellStart"/>
         <w:r>
           <w:rPr>
@@ -25939,7 +25965,7 @@
       <w:r>
         <w:t xml:space="preserve">. </w:t>
       </w:r>
-      <w:hyperlink r:id="rId33" w:tgtFrame="_blank" w:history="1">
+      <w:hyperlink r:id="rId35" w:tgtFrame="_blank" w:history="1">
         <w:r>
           <w:rPr>
             <w:rStyle w:val="Collegamentoipertestuale"/>
@@ -26252,7 +26278,7 @@
         </w:rPr>
         <w:t xml:space="preserve">. </w:t>
       </w:r>
-      <w:hyperlink r:id="rId34" w:tgtFrame="_blank" w:history="1">
+      <w:hyperlink r:id="rId36" w:tgtFrame="_blank" w:history="1">
         <w:r>
           <w:rPr>
             <w:rStyle w:val="Collegamentoipertestuale"/>
@@ -26287,7 +26313,7 @@
       <w:r>
         <w:t xml:space="preserve"> contiene solo il codice di esecuzione (CUDA kernels) senza i pesi, raggiungendo una compressione superiore al 95%. </w:t>
       </w:r>
-      <w:hyperlink r:id="rId35" w:tgtFrame="_blank" w:history="1">
+      <w:hyperlink r:id="rId37" w:tgtFrame="_blank" w:history="1">
         <w:proofErr w:type="spellStart"/>
         <w:r>
           <w:rPr>
@@ -26797,7 +26823,7 @@
       <w:r>
         <w:t xml:space="preserve"> come esempio. </w:t>
       </w:r>
-      <w:hyperlink r:id="rId36" w:tgtFrame="_blank" w:history="1">
+      <w:hyperlink r:id="rId38" w:tgtFrame="_blank" w:history="1">
         <w:proofErr w:type="spellStart"/>
         <w:r>
           <w:rPr>
@@ -26834,7 +26860,7 @@
       <w:r>
         <w:t xml:space="preserve">. </w:t>
       </w:r>
-      <w:hyperlink r:id="rId37" w:tgtFrame="_blank" w:history="1">
+      <w:hyperlink r:id="rId39" w:tgtFrame="_blank" w:history="1">
         <w:r>
           <w:rPr>
             <w:rStyle w:val="Collegamentoipertestuale"/>
@@ -27099,29 +27125,27 @@
         <w:ind w:left="720" w:firstLine="696"/>
         <w:rPr>
           <w:rFonts w:ascii="Abadi ExtraLight" w:hAnsi="Abadi ExtraLight"/>
-          <w:lang w:val="en-US"/>
-        </w:rPr>
-      </w:pPr>
-      <w:r>
-        <w:rPr>
-          <w:rFonts w:ascii="Abadi ExtraLight" w:hAnsi="Abadi ExtraLight"/>
-          <w:lang w:val="en-US"/>
+        </w:rPr>
+      </w:pPr>
+      <w:r>
+        <w:rPr>
+          <w:rFonts w:ascii="Abadi ExtraLight" w:hAnsi="Abadi ExtraLight"/>
         </w:rPr>
         <w:t>&lt;eseguibile&gt; &lt;</w:t>
       </w:r>
-      <w:r>
-        <w:rPr>
-          <w:rFonts w:ascii="Abadi ExtraLight" w:hAnsi="Abadi ExtraLight"/>
-          <w:b/>
-          <w:bCs/>
-          <w:lang w:val="en-US"/>
+      <w:proofErr w:type="spellStart"/>
+      <w:r>
+        <w:rPr>
+          <w:rFonts w:ascii="Abadi ExtraLight" w:hAnsi="Abadi ExtraLight"/>
+          <w:b/>
+          <w:bCs/>
         </w:rPr>
         <w:t>backend</w:t>
       </w:r>
-      <w:r>
-        <w:rPr>
-          <w:rFonts w:ascii="Abadi ExtraLight" w:hAnsi="Abadi ExtraLight"/>
-          <w:lang w:val="en-US"/>
+      <w:proofErr w:type="spellEnd"/>
+      <w:r>
+        <w:rPr>
+          <w:rFonts w:ascii="Abadi ExtraLight" w:hAnsi="Abadi ExtraLight"/>
         </w:rPr>
         <w:t>&gt; &lt;input1&gt; &lt;input2&gt;…</w:t>
       </w:r>
@@ -27130,22 +27154,13 @@
       <w:pPr>
         <w:spacing w:after="0"/>
         <w:jc w:val="both"/>
-        <w:rPr>
-          <w:lang w:val="en-US"/>
-        </w:rPr>
       </w:pPr>
     </w:p>
     <w:p>
       <w:pPr>
         <w:pStyle w:val="Titolo6"/>
-        <w:rPr>
-          <w:lang w:val="en-US"/>
-        </w:rPr>
-      </w:pPr>
-      <w:r>
-        <w:rPr>
-          <w:lang w:val="en-US"/>
-        </w:rPr>
+      </w:pPr>
+      <w:r>
         <w:t>01-convolve_2d</w:t>
       </w:r>
     </w:p>
@@ -28902,8 +28917,14 @@
     <w:p>
       <w:pPr>
         <w:pStyle w:val="Titolo6"/>
-      </w:pPr>
-      <w:r>
+        <w:rPr>
+          <w:lang w:val="en-US"/>
+        </w:rPr>
+      </w:pPr>
+      <w:r>
+        <w:rPr>
+          <w:lang w:val="en-US"/>
+        </w:rPr>
         <w:t>08 - cross_aarch64_l4t</w:t>
       </w:r>
     </w:p>
@@ -36908,21 +36929,50 @@
     </w:p>
     <w:p>
       <w:pPr>
-        <w:pStyle w:val="ArticleTitle"/>
+        <w:spacing w:after="0"/>
+        <w:rPr>
+          <w:b/>
+          <w:bCs/>
+          <w:lang w:val="en-US"/>
+        </w:rPr>
+      </w:pPr>
+      <w:hyperlink r:id="rId40" w:history="1">
+        <w:r>
+          <w:rPr>
+            <w:b/>
+            <w:bCs/>
+            <w:lang w:val="en-US"/>
+          </w:rPr>
+          <w:t>SAM 3D: Foundation Model for Single-Image 3D Reconstruction</w:t>
+        </w:r>
+      </w:hyperlink>
+    </w:p>
+    <w:p>
+      <w:pPr>
         <w:rPr>
           <w:rStyle w:val="Collegamentoipertestuale"/>
           <w:rFonts w:eastAsiaTheme="majorEastAsia"/>
-        </w:rPr>
-      </w:pPr>
-      <w:hyperlink r:id="rId38" w:history="1">
+          <w:lang w:val="en-US"/>
+        </w:rPr>
+      </w:pPr>
+      <w:hyperlink r:id="rId41" w:history="1">
         <w:r>
           <w:rPr>
             <w:rStyle w:val="Collegamentoipertestuale"/>
             <w:rFonts w:eastAsiaTheme="majorEastAsia"/>
+            <w:lang w:val="en-US"/>
           </w:rPr>
-          <w:t>SAM 3D: Foundation Model for Single-Image 3D Reconstruction</w:t>
+          <w:t>https://learnopencv.com/sam-3d/</w:t>
         </w:r>
       </w:hyperlink>
+      <w:r>
+        <w:rPr>
+          <w:rStyle w:val="Collegamentoipertestuale"/>
+          <w:rFonts w:eastAsiaTheme="majorEastAsia"/>
+          <w:lang w:val="en-US"/>
+        </w:rPr>
+        <w:t xml:space="preserve"> </w:t>
+      </w:r>
     </w:p>
     <w:p>
       <w:pPr>
@@ -36959,86 +37009,60 @@
           <w:lang w:val="en-US"/>
         </w:rPr>
       </w:pPr>
-      <w:r>
-        <w:fldChar w:fldCharType="begin"/>
-      </w:r>
-      <w:r>
-        <w:rPr>
-          <w:lang w:val="en-US"/>
-        </w:rPr>
-        <w:instrText>HYPERLINK "https://learnopencv.com/vlm-on-jetson-nano/"</w:instrText>
-      </w:r>
-      <w:r>
-        <w:fldChar w:fldCharType="separate"/>
-      </w:r>
-      <w:r>
+      <w:hyperlink r:id="rId42" w:history="1">
+        <w:r>
+          <w:rPr>
+            <w:rStyle w:val="Collegamentoipertestuale"/>
+            <w:lang w:val="en-US"/>
+          </w:rPr>
+          <w:t>Getting Started with VLM on Jetson Nano</w:t>
+        </w:r>
+      </w:hyperlink>
+    </w:p>
+    <w:p>
+      <w:pPr>
+        <w:spacing w:after="0"/>
+        <w:rPr>
+          <w:b/>
+          <w:bCs/>
+          <w:lang w:val="en-US"/>
+        </w:rPr>
+      </w:pPr>
+    </w:p>
+    <w:p>
+      <w:pPr>
+        <w:spacing w:after="0"/>
+        <w:rPr>
+          <w:b/>
+          <w:bCs/>
+          <w:lang w:val="en-US"/>
+        </w:rPr>
+      </w:pPr>
+      <w:r>
+        <w:rPr>
+          <w:b/>
+          <w:bCs/>
+          <w:lang w:val="en-US"/>
+        </w:rPr>
+        <w:t>Depth Anything: Accelerating Monocular Depth Perception</w:t>
+      </w:r>
+    </w:p>
+    <w:p>
+      <w:pPr>
         <w:rPr>
           <w:rStyle w:val="Collegamentoipertestuale"/>
           <w:lang w:val="en-US"/>
         </w:rPr>
-        <w:t>Getting Started with VLM on Jetson Nano</w:t>
-      </w:r>
-      <w:r>
-        <w:fldChar w:fldCharType="end"/>
-      </w:r>
-    </w:p>
-    <w:p>
-      <w:pPr>
-        <w:spacing w:after="0"/>
-        <w:rPr>
-          <w:b/>
-          <w:bCs/>
-          <w:lang w:val="en-US"/>
-        </w:rPr>
-      </w:pPr>
-    </w:p>
-    <w:p>
-      <w:pPr>
-        <w:spacing w:after="0"/>
-        <w:rPr>
-          <w:b/>
-          <w:bCs/>
-          <w:lang w:val="en-US"/>
-        </w:rPr>
-      </w:pPr>
-      <w:r>
-        <w:rPr>
-          <w:b/>
-          <w:bCs/>
-          <w:lang w:val="en-US"/>
-        </w:rPr>
-        <w:t>Depth Anything: Accelerating Monocular Depth Perception</w:t>
-      </w:r>
-    </w:p>
-    <w:p>
-      <w:pPr>
-        <w:rPr>
-          <w:rStyle w:val="Collegamentoipertestuale"/>
-          <w:lang w:val="en-US"/>
-        </w:rPr>
-      </w:pPr>
-      <w:r>
-        <w:fldChar w:fldCharType="begin"/>
-      </w:r>
-      <w:r>
-        <w:rPr>
-          <w:lang w:val="en-US"/>
-        </w:rPr>
-        <w:instrText>HYPERLINK "https://learnopencv.com/depth-anything/"</w:instrText>
-      </w:r>
-      <w:r>
-        <w:fldChar w:fldCharType="separate"/>
-      </w:r>
-      <w:r>
-        <w:rPr>
-          <w:rStyle w:val="Collegamentoipertestuale"/>
-          <w:lang w:val="en-US"/>
-        </w:rPr>
-        <w:t>Depth Anything: Accelerating Monocular Depth Perception</w:t>
-      </w:r>
-      <w:r>
-        <w:fldChar w:fldCharType="end"/>
-      </w:r>
+      </w:pPr>
+      <w:hyperlink r:id="rId43" w:history="1">
+        <w:r>
+          <w:rPr>
+            <w:rStyle w:val="Collegamentoipertestuale"/>
+            <w:lang w:val="en-US"/>
+          </w:rPr>
+          <w:t>Depth Anything: Accelerating Monocular Depth Perception</w:t>
+        </w:r>
+      </w:hyperlink>
     </w:p>
     <w:p>
       <w:pPr>
@@ -37073,28 +37097,15 @@
           <w:lang w:val="en-US"/>
         </w:rPr>
       </w:pPr>
-      <w:r>
-        <w:fldChar w:fldCharType="begin"/>
-      </w:r>
-      <w:r>
-        <w:rPr>
-          <w:lang w:val="en-US"/>
-        </w:rPr>
-        <w:instrText>HYPERLINK "https://learnopencv.com/yolo26-instance-segmentation-pixel-perfect-ai-at-real-time-speed/"</w:instrText>
-      </w:r>
-      <w:r>
-        <w:fldChar w:fldCharType="separate"/>
-      </w:r>
-      <w:r>
-        <w:rPr>
-          <w:rStyle w:val="Collegamentoipertestuale"/>
-          <w:lang w:val="en-US"/>
-        </w:rPr>
-        <w:t>https://learnopencv.com/yolo26-instance-segmentation-pixel-perfect-ai-at-real-time-speed/</w:t>
-      </w:r>
-      <w:r>
-        <w:fldChar w:fldCharType="end"/>
-      </w:r>
+      <w:hyperlink r:id="rId44" w:history="1">
+        <w:r>
+          <w:rPr>
+            <w:rStyle w:val="Collegamentoipertestuale"/>
+            <w:lang w:val="en-US"/>
+          </w:rPr>
+          <w:t>https://learnopencv.com/yolo26-instance-segmentation-pixel-perfect-ai-at-real-time-speed/</w:t>
+        </w:r>
+      </w:hyperlink>
       <w:r>
         <w:rPr>
           <w:lang w:val="en-US"/>
@@ -37143,29 +37154,15 @@
           <w:lang w:val="en-US"/>
         </w:rPr>
       </w:pPr>
-      <w:r>
-        <w:lastRenderedPageBreak/>
-        <w:fldChar w:fldCharType="begin"/>
-      </w:r>
-      <w:r>
-        <w:rPr>
-          <w:lang w:val="en-US"/>
-        </w:rPr>
-        <w:instrText>HYPERLINK "https://learnopencv.com/simlingo-vision-language-action-model-for-autonomous-driving/"</w:instrText>
-      </w:r>
-      <w:r>
-        <w:fldChar w:fldCharType="separate"/>
-      </w:r>
-      <w:r>
-        <w:rPr>
-          <w:rStyle w:val="Collegamentoipertestuale"/>
-          <w:lang w:val="en-US"/>
-        </w:rPr>
-        <w:t>https://learnopencv.com/simlingo-vision-language-action-model-for-autonomous-driving/</w:t>
-      </w:r>
-      <w:r>
-        <w:fldChar w:fldCharType="end"/>
-      </w:r>
+      <w:hyperlink r:id="rId45" w:history="1">
+        <w:r>
+          <w:rPr>
+            <w:rStyle w:val="Collegamentoipertestuale"/>
+            <w:lang w:val="en-US"/>
+          </w:rPr>
+          <w:t>https://learnopencv.com/simlingo-vision-language-action-model-for-autonomous-driving/</w:t>
+        </w:r>
+      </w:hyperlink>
       <w:r>
         <w:rPr>
           <w:lang w:val="en-US"/>
@@ -37214,28 +37211,15 @@
           <w:lang w:val="en-US"/>
         </w:rPr>
       </w:pPr>
-      <w:r>
-        <w:fldChar w:fldCharType="begin"/>
-      </w:r>
-      <w:r>
-        <w:rPr>
-          <w:lang w:val="en-US"/>
-        </w:rPr>
-        <w:instrText>HYPERLINK "https://developer.nvidia.com/embedded/community/jetson-projects/pytorch_guardian"</w:instrText>
-      </w:r>
-      <w:r>
-        <w:fldChar w:fldCharType="separate"/>
-      </w:r>
-      <w:r>
-        <w:rPr>
-          <w:rStyle w:val="Collegamentoipertestuale"/>
-          <w:lang w:val="en-US"/>
-        </w:rPr>
-        <w:t>https://developer.nvidia.com/embedded/community/jetson-projects/pytorch_guardian</w:t>
-      </w:r>
-      <w:r>
-        <w:fldChar w:fldCharType="end"/>
-      </w:r>
+      <w:hyperlink r:id="rId46" w:history="1">
+        <w:r>
+          <w:rPr>
+            <w:rStyle w:val="Collegamentoipertestuale"/>
+            <w:lang w:val="en-US"/>
+          </w:rPr>
+          <w:t>https://developer.nvidia.com/embedded/community/jetson-projects/pytorch_guardian</w:t>
+        </w:r>
+      </w:hyperlink>
       <w:r>
         <w:rPr>
           <w:lang w:val="en-US"/>
@@ -37274,28 +37258,15 @@
           <w:lang w:val="en-US"/>
         </w:rPr>
       </w:pPr>
-      <w:r>
-        <w:fldChar w:fldCharType="begin"/>
-      </w:r>
-      <w:r>
-        <w:rPr>
-          <w:lang w:val="en-US"/>
-        </w:rPr>
-        <w:instrText>HYPERLINK "https://developer.nvidia.com/embedded/community/jetson-projects/people_flow_analysis"</w:instrText>
-      </w:r>
-      <w:r>
-        <w:fldChar w:fldCharType="separate"/>
-      </w:r>
-      <w:r>
-        <w:rPr>
-          <w:rStyle w:val="Collegamentoipertestuale"/>
-          <w:lang w:val="en-US"/>
-        </w:rPr>
-        <w:t>https://developer.nvidia.com/embedded/community/jetson-projects/people_flow_analysis</w:t>
-      </w:r>
-      <w:r>
-        <w:fldChar w:fldCharType="end"/>
-      </w:r>
+      <w:hyperlink r:id="rId47" w:history="1">
+        <w:r>
+          <w:rPr>
+            <w:rStyle w:val="Collegamentoipertestuale"/>
+            <w:lang w:val="en-US"/>
+          </w:rPr>
+          <w:t>https://developer.nvidia.com/embedded/community/jetson-projects/people_flow_analysis</w:t>
+        </w:r>
+      </w:hyperlink>
       <w:r>
         <w:rPr>
           <w:lang w:val="en-US"/>
@@ -37334,28 +37305,15 @@
           <w:lang w:val="en-US"/>
         </w:rPr>
       </w:pPr>
-      <w:r>
-        <w:fldChar w:fldCharType="begin"/>
-      </w:r>
-      <w:r>
-        <w:rPr>
-          <w:lang w:val="en-US"/>
-        </w:rPr>
-        <w:instrText>HYPERLINK "https://www.youtube.com/watch?v=bcM5AQSAzUY"</w:instrText>
-      </w:r>
-      <w:r>
-        <w:fldChar w:fldCharType="separate"/>
-      </w:r>
-      <w:r>
-        <w:rPr>
-          <w:rStyle w:val="Collegamentoipertestuale"/>
-          <w:lang w:val="en-US"/>
-        </w:rPr>
-        <w:t>https://www.youtube.com/watch?v=bcM5AQSAzUY</w:t>
-      </w:r>
-      <w:r>
-        <w:fldChar w:fldCharType="end"/>
-      </w:r>
+      <w:hyperlink r:id="rId48" w:history="1">
+        <w:r>
+          <w:rPr>
+            <w:rStyle w:val="Collegamentoipertestuale"/>
+            <w:lang w:val="en-US"/>
+          </w:rPr>
+          <w:t>https://www.youtube.com/watch?v=bcM5AQSAzUY</w:t>
+        </w:r>
+      </w:hyperlink>
       <w:r>
         <w:rPr>
           <w:lang w:val="en-US"/>
@@ -37418,28 +37376,15 @@
           <w:lang w:val="en-US"/>
         </w:rPr>
       </w:pPr>
-      <w:r>
-        <w:fldChar w:fldCharType="begin"/>
-      </w:r>
-      <w:r>
-        <w:rPr>
-          <w:lang w:val="en-US"/>
-        </w:rPr>
-        <w:instrText>HYPERLINK "https://www.youtube.com/watch?v=9cSyNtpIqLc"</w:instrText>
-      </w:r>
-      <w:r>
-        <w:fldChar w:fldCharType="separate"/>
-      </w:r>
-      <w:r>
-        <w:rPr>
-          <w:rStyle w:val="Collegamentoipertestuale"/>
-          <w:lang w:val="en-US"/>
-        </w:rPr>
-        <w:t>https://www.youtube.com/watch?v=9cSyNtpIqLc</w:t>
-      </w:r>
-      <w:r>
-        <w:fldChar w:fldCharType="end"/>
-      </w:r>
+      <w:hyperlink r:id="rId49" w:history="1">
+        <w:r>
+          <w:rPr>
+            <w:rStyle w:val="Collegamentoipertestuale"/>
+            <w:lang w:val="en-US"/>
+          </w:rPr>
+          <w:t>https://www.youtube.com/watch?v=9cSyNtpIqLc</w:t>
+        </w:r>
+      </w:hyperlink>
       <w:r>
         <w:rPr>
           <w:lang w:val="en-US"/>
@@ -37763,28 +37708,15 @@
           <w:lang w:val="en-US"/>
         </w:rPr>
       </w:pPr>
-      <w:r>
-        <w:fldChar w:fldCharType="begin"/>
-      </w:r>
-      <w:r>
-        <w:rPr>
-          <w:lang w:val="en-US"/>
-        </w:rPr>
-        <w:instrText>HYPERLINK "https://docs.nvidia.com/deeplearning/tensorrt/latest/inference-library/sample-support-guide.html"</w:instrText>
-      </w:r>
-      <w:r>
-        <w:fldChar w:fldCharType="separate"/>
-      </w:r>
-      <w:r>
-        <w:rPr>
-          <w:rStyle w:val="Collegamentoipertestuale"/>
-          <w:lang w:val="en-US"/>
-        </w:rPr>
-        <w:t>https://docs.nvidia.com/deeplearning/tensorrt/latest/inference-library/sample-support-guide.html</w:t>
-      </w:r>
-      <w:r>
-        <w:fldChar w:fldCharType="end"/>
-      </w:r>
+      <w:hyperlink r:id="rId50" w:history="1">
+        <w:r>
+          <w:rPr>
+            <w:rStyle w:val="Collegamentoipertestuale"/>
+            <w:lang w:val="en-US"/>
+          </w:rPr>
+          <w:t>https://docs.nvidia.com/deeplearning/tensorrt/latest/inference-library/sample-support-guide.html</w:t>
+        </w:r>
+      </w:hyperlink>
       <w:bookmarkEnd w:id="0"/>
     </w:p>
     <w:p>
@@ -37800,7 +37732,7 @@
       <w:r>
         <w:t xml:space="preserve">NVIDIA VPI Samples: </w:t>
       </w:r>
-      <w:hyperlink r:id="rId39" w:history="1">
+      <w:hyperlink r:id="rId51" w:history="1">
         <w:r>
           <w:rPr>
             <w:rStyle w:val="Collegamentoipertestuale"/>
@@ -37830,7 +37762,7 @@
       <w:r>
         <w:t xml:space="preserve">: </w:t>
       </w:r>
-      <w:hyperlink r:id="rId40" w:anchor="install-onnxruntime-gpu" w:history="1">
+      <w:hyperlink r:id="rId52" w:anchor="install-onnxruntime-gpu" w:history="1">
         <w:r>
           <w:rPr>
             <w:rStyle w:val="Collegamentoipertestuale"/>
@@ -44667,6 +44599,14 @@
 </file>
 
 <file path=customXml/item1.xml><?xml version="1.0" encoding="utf-8"?>
+<p:properties xmlns:p="http://schemas.microsoft.com/office/2006/metadata/properties" xmlns:xsi="http://www.w3.org/2001/XMLSchema-instance" xmlns:pc="http://schemas.microsoft.com/office/infopath/2007/PartnerControls">
+  <documentManagement>
+    <_activity xmlns="898ac104-8262-43cf-a4be-3652ac4a0c43" xsi:nil="true"/>
+  </documentManagement>
+</p:properties>
+</file>
+
+<file path=customXml/item2.xml><?xml version="1.0" encoding="utf-8"?>
 <ct:contentTypeSchema xmlns:ct="http://schemas.microsoft.com/office/2006/metadata/contentType" xmlns:ma="http://schemas.microsoft.com/office/2006/metadata/properties/metaAttributes" ct:_="" ma:_="" ma:contentTypeName="Document" ma:contentTypeID="0x01010007D63F3E5CC3B44DAB802C35BB91B7C9" ma:contentTypeVersion="19" ma:contentTypeDescription="Create a new document." ma:contentTypeScope="" ma:versionID="6c93741506e9108d009d2f3ba64ada03">
   <xsd:schema xmlns:xsd="http://www.w3.org/2001/XMLSchema" xmlns:xs="http://www.w3.org/2001/XMLSchema" xmlns:p="http://schemas.microsoft.com/office/2006/metadata/properties" xmlns:ns3="898ac104-8262-43cf-a4be-3652ac4a0c43" xmlns:ns4="57957fcf-ce77-475e-8347-54dc5df118d2" targetNamespace="http://schemas.microsoft.com/office/2006/metadata/properties" ma:root="true" ma:fieldsID="fbf84d2d475519265160cbd5dd17bdec" ns3:_="" ns4:_="">
     <xsd:import namespace="898ac104-8262-43cf-a4be-3652ac4a0c43"/>
@@ -44925,19 +44865,7 @@
 </ct:contentTypeSchema>
 </file>
 
-<file path=customXml/item2.xml><?xml version="1.0" encoding="utf-8"?>
-<p:properties xmlns:p="http://schemas.microsoft.com/office/2006/metadata/properties" xmlns:xsi="http://www.w3.org/2001/XMLSchema-instance" xmlns:pc="http://schemas.microsoft.com/office/infopath/2007/PartnerControls">
-  <documentManagement>
-    <_activity xmlns="898ac104-8262-43cf-a4be-3652ac4a0c43" xsi:nil="true"/>
-  </documentManagement>
-</p:properties>
-</file>
-
 <file path=customXml/item3.xml><?xml version="1.0" encoding="utf-8"?>
-<b:Sources xmlns:b="http://schemas.openxmlformats.org/officeDocument/2006/bibliography" xmlns="http://schemas.openxmlformats.org/officeDocument/2006/bibliography" SelectedStyle="\APASixthEditionOfficeOnline.xsl" StyleName="APA" Version="6"/>
-</file>
-
-<file path=customXml/item4.xml><?xml version="1.0" encoding="utf-8"?>
 <?mso-contentType ?>
 <FormTemplates xmlns="http://schemas.microsoft.com/sharepoint/v3/contenttype/forms">
   <Display>DocumentLibraryForm</Display>
@@ -44946,7 +44874,21 @@
 </FormTemplates>
 </file>
 
+<file path=customXml/item4.xml><?xml version="1.0" encoding="utf-8"?>
+<b:Sources xmlns:b="http://schemas.openxmlformats.org/officeDocument/2006/bibliography" xmlns="http://schemas.openxmlformats.org/officeDocument/2006/bibliography" SelectedStyle="\APASixthEditionOfficeOnline.xsl" StyleName="APA" Version="6"/>
+</file>
+
 <file path=customXml/itemProps1.xml><?xml version="1.0" encoding="utf-8"?>
+<ds:datastoreItem xmlns:ds="http://schemas.openxmlformats.org/officeDocument/2006/customXml" ds:itemID="{D849D470-B558-49B3-8423-59AF47F713E6}">
+  <ds:schemaRefs>
+    <ds:schemaRef ds:uri="http://schemas.microsoft.com/office/2006/metadata/properties"/>
+    <ds:schemaRef ds:uri="http://schemas.microsoft.com/office/infopath/2007/PartnerControls"/>
+    <ds:schemaRef ds:uri="898ac104-8262-43cf-a4be-3652ac4a0c43"/>
+  </ds:schemaRefs>
+</ds:datastoreItem>
+</file>
+
+<file path=customXml/itemProps2.xml><?xml version="1.0" encoding="utf-8"?>
 <ds:datastoreItem xmlns:ds="http://schemas.openxmlformats.org/officeDocument/2006/customXml" ds:itemID="{829C864B-4DFC-48CF-B730-54CE8E2C2EAC}">
   <ds:schemaRefs>
     <ds:schemaRef ds:uri="http://schemas.microsoft.com/office/2006/metadata/contentType"/>
@@ -44965,28 +44907,18 @@
 </ds:datastoreItem>
 </file>
 
-<file path=customXml/itemProps2.xml><?xml version="1.0" encoding="utf-8"?>
-<ds:datastoreItem xmlns:ds="http://schemas.openxmlformats.org/officeDocument/2006/customXml" ds:itemID="{D849D470-B558-49B3-8423-59AF47F713E6}">
+<file path=customXml/itemProps3.xml><?xml version="1.0" encoding="utf-8"?>
+<ds:datastoreItem xmlns:ds="http://schemas.openxmlformats.org/officeDocument/2006/customXml" ds:itemID="{103093A5-C1AD-4D4F-A2FB-DC6C3EEBA441}">
   <ds:schemaRefs>
-    <ds:schemaRef ds:uri="http://schemas.microsoft.com/office/2006/metadata/properties"/>
-    <ds:schemaRef ds:uri="http://schemas.microsoft.com/office/infopath/2007/PartnerControls"/>
-    <ds:schemaRef ds:uri="898ac104-8262-43cf-a4be-3652ac4a0c43"/>
+    <ds:schemaRef ds:uri="http://schemas.microsoft.com/sharepoint/v3/contenttype/forms"/>
   </ds:schemaRefs>
 </ds:datastoreItem>
 </file>
 
-<file path=customXml/itemProps3.xml><?xml version="1.0" encoding="utf-8"?>
+<file path=customXml/itemProps4.xml><?xml version="1.0" encoding="utf-8"?>
 <ds:datastoreItem xmlns:ds="http://schemas.openxmlformats.org/officeDocument/2006/customXml" ds:itemID="{0E37B0B4-A17A-435D-85ED-FC1A73AC754A}">
   <ds:schemaRefs>
     <ds:schemaRef ds:uri="http://schemas.openxmlformats.org/officeDocument/2006/bibliography"/>
   </ds:schemaRefs>
 </ds:datastoreItem>
-</file>
-
-<file path=customXml/itemProps4.xml><?xml version="1.0" encoding="utf-8"?>
-<ds:datastoreItem xmlns:ds="http://schemas.openxmlformats.org/officeDocument/2006/customXml" ds:itemID="{103093A5-C1AD-4D4F-A2FB-DC6C3EEBA441}">
-  <ds:schemaRefs>
-    <ds:schemaRef ds:uri="http://schemas.microsoft.com/sharepoint/v3/contenttype/forms"/>
-  </ds:schemaRefs>
-</ds:datastoreItem>
 </file>
--- a/Setup JETSON ORIN.docx
+++ b/Setup JETSON ORIN.docx
@@ -80,25 +80,7 @@
           <w:bCs/>
           <w:lang w:val="en-US"/>
         </w:rPr>
-        <w:t xml:space="preserve">JETSON ORIN CASE A-Assembly Tutorial, Aluminum Alloy Case </w:t>
-      </w:r>
-      <w:proofErr w:type="gramStart"/>
-      <w:r>
-        <w:rPr>
-          <w:b/>
-          <w:bCs/>
-          <w:lang w:val="en-US"/>
-        </w:rPr>
-        <w:t>For</w:t>
-      </w:r>
-      <w:proofErr w:type="gramEnd"/>
-      <w:r>
-        <w:rPr>
-          <w:b/>
-          <w:bCs/>
-          <w:lang w:val="en-US"/>
-        </w:rPr>
-        <w:t xml:space="preserve"> Jetson Orin, With Camera Holder </w:t>
+        <w:t xml:space="preserve">JETSON ORIN CASE A-Assembly Tutorial, Aluminum Alloy Case For Jetson Orin, With Camera Holder </w:t>
       </w:r>
     </w:p>
     <w:p>
@@ -1348,13 +1330,8 @@
       <w:pPr>
         <w:ind w:left="720"/>
       </w:pPr>
-      <w:proofErr w:type="gramStart"/>
-      <w:r>
-        <w:t>o ,</w:t>
-      </w:r>
-      <w:proofErr w:type="gramEnd"/>
-      <w:r>
-        <w:t xml:space="preserve"> per tutto il </w:t>
+      <w:r>
+        <w:t xml:space="preserve">o , per tutto il </w:t>
       </w:r>
       <w:proofErr w:type="spellStart"/>
       <w:r>
@@ -1802,15 +1779,7 @@
         <w:pStyle w:val="Titolo4"/>
       </w:pPr>
       <w:r>
-        <w:t xml:space="preserve">CSI </w:t>
-      </w:r>
-      <w:proofErr w:type="gramStart"/>
-      <w:r>
-        <w:t>Camera :</w:t>
-      </w:r>
-      <w:proofErr w:type="gramEnd"/>
-      <w:r>
-        <w:t xml:space="preserve"> Prima Configurazione e verifica </w:t>
+        <w:t xml:space="preserve">CSI Camera : Prima Configurazione e verifica </w:t>
       </w:r>
     </w:p>
     <w:p>
@@ -2002,17 +1971,8 @@
           <w:b/>
           <w:bCs/>
         </w:rPr>
-        <w:t xml:space="preserve">Se vedi due </w:t>
-      </w:r>
-      <w:proofErr w:type="gramStart"/>
-      <w:r>
-        <w:rPr>
-          <w:b/>
-          <w:bCs/>
-        </w:rPr>
-        <w:t>device</w:t>
-      </w:r>
-      <w:proofErr w:type="gramEnd"/>
+        <w:t>Se vedi due device</w:t>
+      </w:r>
       <w:r>
         <w:t xml:space="preserve">, significa che </w:t>
       </w:r>
@@ -2272,26 +2232,9 @@
           <w:rFonts w:ascii="Abadi ExtraLight" w:hAnsi="Abadi ExtraLight"/>
           <w:lang w:val="en-US"/>
         </w:rPr>
-        <w:t>=</w:t>
-      </w:r>
-      <w:proofErr w:type="gramStart"/>
-      <w:r>
-        <w:rPr>
-          <w:rFonts w:ascii="Abadi ExtraLight" w:hAnsi="Abadi ExtraLight"/>
-          <w:lang w:val="en-US"/>
-        </w:rPr>
-        <w:t>0 !</w:t>
-      </w:r>
-      <w:proofErr w:type="gramEnd"/>
-      <w:r>
-        <w:rPr>
-          <w:rFonts w:ascii="Abadi ExtraLight" w:hAnsi="Abadi ExtraLight"/>
-          <w:lang w:val="en-US"/>
-        </w:rPr>
-        <w:t xml:space="preserve"> </w:t>
-      </w:r>
-      <w:proofErr w:type="spellStart"/>
-      <w:proofErr w:type="gramStart"/>
+        <w:t xml:space="preserve">=0 ! </w:t>
+      </w:r>
+      <w:proofErr w:type="spellStart"/>
       <w:r>
         <w:rPr>
           <w:rFonts w:ascii="Abadi ExtraLight" w:hAnsi="Abadi ExtraLight"/>
@@ -2305,15 +2248,7 @@
           <w:rFonts w:ascii="Abadi ExtraLight" w:hAnsi="Abadi ExtraLight"/>
           <w:lang w:val="en-US"/>
         </w:rPr>
-        <w:t xml:space="preserve"> !</w:t>
-      </w:r>
-      <w:proofErr w:type="gramEnd"/>
-      <w:r>
-        <w:rPr>
-          <w:rFonts w:ascii="Abadi ExtraLight" w:hAnsi="Abadi ExtraLight"/>
-          <w:lang w:val="en-US"/>
-        </w:rPr>
-        <w:t xml:space="preserve"> </w:t>
+        <w:t xml:space="preserve"> ! </w:t>
       </w:r>
       <w:proofErr w:type="spellStart"/>
       <w:r>
@@ -2505,7 +2440,7 @@
           <w:noProof/>
         </w:rPr>
         <w:drawing>
-          <wp:inline distT="0" distB="0" distL="0" distR="0" wp14:anchorId="73432744" wp14:editId="6EF12C81">
+          <wp:inline distT="0" distB="0" distL="0" distR="0" wp14:anchorId="73432744" wp14:editId="683E3660">
             <wp:extent cx="2832117" cy="2463165"/>
             <wp:effectExtent l="0" t="0" r="6350" b="0"/>
             <wp:docPr id="1025390661" name="Immagine 2"/>
@@ -3611,34 +3546,34 @@
           <w:iCs/>
           <w:lang w:val="en-US"/>
         </w:rPr>
-        <w:t>comar@CETMA-</w:t>
-      </w:r>
-      <w:proofErr w:type="gramStart"/>
+        <w:t>comar@CETMA-Jetson</w:t>
+      </w:r>
+      <w:proofErr w:type="spellEnd"/>
       <w:r>
         <w:rPr>
           <w:i/>
           <w:iCs/>
           <w:lang w:val="en-US"/>
         </w:rPr>
-        <w:t>Jetson</w:t>
-      </w:r>
-      <w:proofErr w:type="spellEnd"/>
+        <w:t>:~$ ps -</w:t>
+      </w:r>
+      <w:proofErr w:type="spellStart"/>
       <w:r>
         <w:rPr>
           <w:i/>
           <w:iCs/>
           <w:lang w:val="en-US"/>
         </w:rPr>
-        <w:t>:~</w:t>
-      </w:r>
-      <w:proofErr w:type="gramEnd"/>
+        <w:t>ef</w:t>
+      </w:r>
+      <w:proofErr w:type="spellEnd"/>
       <w:r>
         <w:rPr>
           <w:i/>
           <w:iCs/>
           <w:lang w:val="en-US"/>
         </w:rPr>
-        <w:t xml:space="preserve">$ </w:t>
+        <w:t xml:space="preserve"> | grep </w:t>
       </w:r>
       <w:proofErr w:type="spellStart"/>
       <w:r>
@@ -3647,81 +3582,27 @@
           <w:iCs/>
           <w:lang w:val="en-US"/>
         </w:rPr>
-        <w:t>ps</w:t>
-      </w:r>
-      <w:proofErr w:type="spellEnd"/>
-      <w:r>
+        <w:t>Xorg</w:t>
+      </w:r>
+      <w:proofErr w:type="spellEnd"/>
+    </w:p>
+    <w:p>
+      <w:pPr>
+        <w:spacing w:after="0"/>
+        <w:ind w:left="1418"/>
         <w:rPr>
           <w:i/>
           <w:iCs/>
           <w:lang w:val="en-US"/>
         </w:rPr>
-        <w:t xml:space="preserve"> -</w:t>
-      </w:r>
-      <w:proofErr w:type="spellStart"/>
+      </w:pPr>
       <w:r>
         <w:rPr>
           <w:i/>
           <w:iCs/>
           <w:lang w:val="en-US"/>
         </w:rPr>
-        <w:t>ef</w:t>
-      </w:r>
-      <w:proofErr w:type="spellEnd"/>
-      <w:r>
-        <w:rPr>
-          <w:i/>
-          <w:iCs/>
-          <w:lang w:val="en-US"/>
-        </w:rPr>
-        <w:t xml:space="preserve"> | grep </w:t>
-      </w:r>
-      <w:proofErr w:type="spellStart"/>
-      <w:r>
-        <w:rPr>
-          <w:i/>
-          <w:iCs/>
-          <w:lang w:val="en-US"/>
-        </w:rPr>
-        <w:t>Xorg</w:t>
-      </w:r>
-      <w:proofErr w:type="spellEnd"/>
-    </w:p>
-    <w:p>
-      <w:pPr>
-        <w:spacing w:after="0"/>
-        <w:ind w:left="1418"/>
-        <w:rPr>
-          <w:i/>
-          <w:iCs/>
-          <w:lang w:val="en-US"/>
-        </w:rPr>
-      </w:pPr>
-      <w:r>
-        <w:rPr>
-          <w:i/>
-          <w:iCs/>
-          <w:lang w:val="en-US"/>
-        </w:rPr>
-        <w:t xml:space="preserve">root        3506    </w:t>
-      </w:r>
-      <w:proofErr w:type="gramStart"/>
-      <w:r>
-        <w:rPr>
-          <w:i/>
-          <w:iCs/>
-          <w:lang w:val="en-US"/>
-        </w:rPr>
-        <w:t>3504  0</w:t>
-      </w:r>
-      <w:proofErr w:type="gramEnd"/>
-      <w:r>
-        <w:rPr>
-          <w:i/>
-          <w:iCs/>
-          <w:lang w:val="en-US"/>
-        </w:rPr>
-        <w:t xml:space="preserve"> 09:42 tty2     00:00:57 /</w:t>
+        <w:t>root        3506    3504  0 09:42 tty2     00:00:57 /</w:t>
       </w:r>
       <w:proofErr w:type="spellStart"/>
       <w:r>
@@ -3959,25 +3840,7 @@
           <w:iCs/>
           <w:lang w:val="en-US"/>
         </w:rPr>
-        <w:t xml:space="preserve">      21404    </w:t>
-      </w:r>
-      <w:proofErr w:type="gramStart"/>
-      <w:r>
-        <w:rPr>
-          <w:i/>
-          <w:iCs/>
-          <w:lang w:val="en-US"/>
-        </w:rPr>
-        <w:t>8396  0</w:t>
-      </w:r>
-      <w:proofErr w:type="gramEnd"/>
-      <w:r>
-        <w:rPr>
-          <w:i/>
-          <w:iCs/>
-          <w:lang w:val="en-US"/>
-        </w:rPr>
-        <w:t xml:space="preserve"> 15:11 pts/1    00:00:00 grep --color=auto </w:t>
+        <w:t xml:space="preserve">      21404    8396  0 15:11 pts/1    00:00:00 grep --color=auto </w:t>
       </w:r>
       <w:proofErr w:type="spellStart"/>
       <w:r>
@@ -4399,7 +4262,6 @@
         <w:t>-user-</w:t>
       </w:r>
       <w:proofErr w:type="spellStart"/>
-      <w:proofErr w:type="gramStart"/>
       <w:r>
         <w:rPr>
           <w:rFonts w:ascii="Abadi ExtraLight" w:hAnsi="Abadi ExtraLight"/>
@@ -4408,7 +4270,6 @@
         <w:t>sessions.service</w:t>
       </w:r>
       <w:proofErr w:type="spellEnd"/>
-      <w:proofErr w:type="gramEnd"/>
       <w:r>
         <w:rPr>
           <w:rFonts w:ascii="Abadi ExtraLight" w:hAnsi="Abadi ExtraLight"/>
@@ -4417,7 +4278,6 @@
         <w:t xml:space="preserve"> </w:t>
       </w:r>
       <w:proofErr w:type="spellStart"/>
-      <w:proofErr w:type="gramStart"/>
       <w:r>
         <w:rPr>
           <w:rFonts w:ascii="Abadi ExtraLight" w:hAnsi="Abadi ExtraLight"/>
@@ -4426,7 +4286,6 @@
         <w:t>gdm.service</w:t>
       </w:r>
       <w:proofErr w:type="spellEnd"/>
-      <w:proofErr w:type="gramEnd"/>
       <w:r>
         <w:rPr>
           <w:rFonts w:ascii="Abadi ExtraLight" w:hAnsi="Abadi ExtraLight"/>
@@ -4435,7 +4294,6 @@
         <w:t xml:space="preserve"> </w:t>
       </w:r>
       <w:proofErr w:type="spellStart"/>
-      <w:proofErr w:type="gramStart"/>
       <w:r>
         <w:rPr>
           <w:rFonts w:ascii="Abadi ExtraLight" w:hAnsi="Abadi ExtraLight"/>
@@ -4444,7 +4302,6 @@
         <w:t>graphical.target</w:t>
       </w:r>
       <w:proofErr w:type="spellEnd"/>
-      <w:proofErr w:type="gramEnd"/>
     </w:p>
     <w:p>
       <w:pPr>
@@ -4669,17 +4526,8 @@
           <w:rFonts w:ascii="Abadi ExtraLight" w:hAnsi="Abadi ExtraLight"/>
           <w:lang w:val="en-US"/>
         </w:rPr>
-        <w:t>Restart=</w:t>
-      </w:r>
-      <w:proofErr w:type="gramStart"/>
-      <w:r>
-        <w:rPr>
-          <w:rFonts w:ascii="Abadi ExtraLight" w:hAnsi="Abadi ExtraLight"/>
-          <w:lang w:val="en-US"/>
-        </w:rPr>
-        <w:t>on-failure</w:t>
-      </w:r>
-      <w:proofErr w:type="gramEnd"/>
+        <w:t>Restart=on-failure</w:t>
+      </w:r>
     </w:p>
     <w:p>
       <w:pPr>
@@ -5438,7 +5286,6 @@
           <w:bCs/>
         </w:rPr>
       </w:pPr>
-      <w:proofErr w:type="gramStart"/>
       <w:r>
         <w:rPr>
           <w:b/>
@@ -5454,7 +5301,6 @@
         </w:rPr>
         <w:t xml:space="preserve"> LXDE</w:t>
       </w:r>
-      <w:proofErr w:type="gramEnd"/>
     </w:p>
     <w:p>
       <w:pPr>
@@ -6185,7 +6031,6 @@
         <w:t xml:space="preserve">è installata </w:t>
       </w:r>
       <w:proofErr w:type="spellStart"/>
-      <w:proofErr w:type="gramStart"/>
       <w:r>
         <w:rPr>
           <w:b/>
@@ -6197,11 +6042,7 @@
       </w:r>
       <w:proofErr w:type="spellEnd"/>
       <w:r>
-        <w:t xml:space="preserve">  compilata</w:t>
-      </w:r>
-      <w:proofErr w:type="gramEnd"/>
-      <w:r>
-        <w:t xml:space="preserve"> con supporto GPU (CUDA)</w:t>
+        <w:t xml:space="preserve">  compilata con supporto GPU (CUDA)</w:t>
       </w:r>
       <w:r>
         <w:t>,</w:t>
@@ -6285,7 +6126,6 @@
         </w:rPr>
       </w:pPr>
       <w:proofErr w:type="spellStart"/>
-      <w:proofErr w:type="gramStart"/>
       <w:r>
         <w:rPr>
           <w:rFonts w:ascii="Abadi ExtraLight" w:hAnsi="Abadi ExtraLight"/>
@@ -6297,14 +6137,7 @@
         <w:rPr>
           <w:rFonts w:ascii="Abadi ExtraLight" w:hAnsi="Abadi ExtraLight"/>
         </w:rPr>
-        <w:t>(</w:t>
-      </w:r>
-      <w:proofErr w:type="gramEnd"/>
-      <w:r>
-        <w:rPr>
-          <w:rFonts w:ascii="Abadi ExtraLight" w:hAnsi="Abadi ExtraLight"/>
-        </w:rPr>
-        <w:t>cv2.getBuildInformation())</w:t>
+        <w:t>(cv2.getBuildInformation())</w:t>
       </w:r>
     </w:p>
     <w:p>
@@ -6379,21 +6212,7 @@
         <w:rPr>
           <w:lang w:val="en-US"/>
         </w:rPr>
-        <w:t>NVIDIA GPU arch:               8.7</w:t>
-      </w:r>
-      <w:proofErr w:type="gramStart"/>
-      <w:r>
-        <w:rPr>
-          <w:lang w:val="en-US"/>
-        </w:rPr>
-        <w:t xml:space="preserve">   (</w:t>
-      </w:r>
-      <w:proofErr w:type="gramEnd"/>
-      <w:r>
-        <w:rPr>
-          <w:lang w:val="en-US"/>
-        </w:rPr>
-        <w:t>Orin)</w:t>
+        <w:t>NVIDIA GPU arch:               8.7   (Orin)</w:t>
       </w:r>
     </w:p>
     <w:p>
@@ -6892,21 +6711,12 @@
           <w:lang w:val="en-US"/>
         </w:rPr>
       </w:pPr>
-      <w:proofErr w:type="gramStart"/>
-      <w:r>
-        <w:rPr>
-          <w:rFonts w:ascii="Abadi ExtraLight" w:hAnsi="Abadi ExtraLight"/>
-          <w:lang w:val="en-US"/>
-        </w:rPr>
-        <w:t>print(cv2.cuda.getCudaEnabledDeviceCount</w:t>
-      </w:r>
-      <w:proofErr w:type="gramEnd"/>
-      <w:r>
-        <w:rPr>
-          <w:rFonts w:ascii="Abadi ExtraLight" w:hAnsi="Abadi ExtraLight"/>
-          <w:lang w:val="en-US"/>
-        </w:rPr>
-        <w:t>())</w:t>
+      <w:r>
+        <w:rPr>
+          <w:rFonts w:ascii="Abadi ExtraLight" w:hAnsi="Abadi ExtraLight"/>
+          <w:lang w:val="en-US"/>
+        </w:rPr>
+        <w:t>print(cv2.cuda.getCudaEnabledDeviceCount())</w:t>
       </w:r>
     </w:p>
     <w:p>
@@ -7344,7 +7154,6 @@
         </w:rPr>
       </w:pPr>
       <w:proofErr w:type="spellStart"/>
-      <w:proofErr w:type="gramStart"/>
       <w:r>
         <w:rPr>
           <w:rFonts w:ascii="Abadi ExtraLight" w:hAnsi="Abadi ExtraLight"/>
@@ -7353,21 +7162,12 @@
         <w:t>net.setPreferableBackend</w:t>
       </w:r>
       <w:proofErr w:type="spellEnd"/>
-      <w:proofErr w:type="gramEnd"/>
-      <w:r>
-        <w:rPr>
-          <w:rFonts w:ascii="Abadi ExtraLight" w:hAnsi="Abadi ExtraLight"/>
-          <w:lang w:val="en-US"/>
-        </w:rPr>
-        <w:t>(</w:t>
-      </w:r>
-      <w:proofErr w:type="gramStart"/>
-      <w:r>
-        <w:rPr>
-          <w:rFonts w:ascii="Abadi ExtraLight" w:hAnsi="Abadi ExtraLight"/>
-          <w:lang w:val="en-US"/>
-        </w:rPr>
-        <w:t>cv::</w:t>
+      <w:r>
+        <w:rPr>
+          <w:rFonts w:ascii="Abadi ExtraLight" w:hAnsi="Abadi ExtraLight"/>
+          <w:lang w:val="en-US"/>
+        </w:rPr>
+        <w:t>(cv::</w:t>
       </w:r>
       <w:proofErr w:type="spellStart"/>
       <w:r>
@@ -7383,36 +7183,18 @@
           <w:rFonts w:ascii="Abadi ExtraLight" w:hAnsi="Abadi ExtraLight"/>
           <w:lang w:val="en-US"/>
         </w:rPr>
-        <w:t>::</w:t>
-      </w:r>
-      <w:proofErr w:type="gramEnd"/>
-      <w:r>
-        <w:rPr>
-          <w:rFonts w:ascii="Abadi ExtraLight" w:hAnsi="Abadi ExtraLight"/>
-          <w:lang w:val="en-US"/>
-        </w:rPr>
-        <w:t>DNN_BACKEND_CUDA</w:t>
-      </w:r>
-      <w:proofErr w:type="gramStart"/>
-      <w:r>
-        <w:rPr>
-          <w:rFonts w:ascii="Abadi ExtraLight" w:hAnsi="Abadi ExtraLight"/>
-          <w:lang w:val="en-US"/>
-        </w:rPr>
-        <w:t>);</w:t>
-      </w:r>
-      <w:proofErr w:type="gramEnd"/>
-    </w:p>
-    <w:p>
-      <w:pPr>
-        <w:ind w:left="720" w:firstLine="696"/>
-        <w:rPr>
-          <w:rFonts w:ascii="Abadi ExtraLight" w:hAnsi="Abadi ExtraLight"/>
-          <w:lang w:val="en-US"/>
-        </w:rPr>
-      </w:pPr>
-      <w:proofErr w:type="spellStart"/>
-      <w:proofErr w:type="gramStart"/>
+        <w:t>::DNN_BACKEND_CUDA);</w:t>
+      </w:r>
+    </w:p>
+    <w:p>
+      <w:pPr>
+        <w:ind w:left="720" w:firstLine="696"/>
+        <w:rPr>
+          <w:rFonts w:ascii="Abadi ExtraLight" w:hAnsi="Abadi ExtraLight"/>
+          <w:lang w:val="en-US"/>
+        </w:rPr>
+      </w:pPr>
+      <w:proofErr w:type="spellStart"/>
       <w:r>
         <w:rPr>
           <w:rFonts w:ascii="Abadi ExtraLight" w:hAnsi="Abadi ExtraLight"/>
@@ -7421,21 +7203,12 @@
         <w:t>net.setPreferableTarget</w:t>
       </w:r>
       <w:proofErr w:type="spellEnd"/>
-      <w:proofErr w:type="gramEnd"/>
-      <w:r>
-        <w:rPr>
-          <w:rFonts w:ascii="Abadi ExtraLight" w:hAnsi="Abadi ExtraLight"/>
-          <w:lang w:val="en-US"/>
-        </w:rPr>
-        <w:t>(</w:t>
-      </w:r>
-      <w:proofErr w:type="gramStart"/>
-      <w:r>
-        <w:rPr>
-          <w:rFonts w:ascii="Abadi ExtraLight" w:hAnsi="Abadi ExtraLight"/>
-          <w:lang w:val="en-US"/>
-        </w:rPr>
-        <w:t>cv::</w:t>
+      <w:r>
+        <w:rPr>
+          <w:rFonts w:ascii="Abadi ExtraLight" w:hAnsi="Abadi ExtraLight"/>
+          <w:lang w:val="en-US"/>
+        </w:rPr>
+        <w:t>(cv::</w:t>
       </w:r>
       <w:proofErr w:type="spellStart"/>
       <w:r>
@@ -7451,25 +7224,8 @@
           <w:rFonts w:ascii="Abadi ExtraLight" w:hAnsi="Abadi ExtraLight"/>
           <w:lang w:val="en-US"/>
         </w:rPr>
-        <w:t>::</w:t>
-      </w:r>
-      <w:proofErr w:type="gramEnd"/>
-      <w:r>
-        <w:rPr>
-          <w:rFonts w:ascii="Abadi ExtraLight" w:hAnsi="Abadi ExtraLight"/>
-          <w:lang w:val="en-US"/>
-        </w:rPr>
-        <w:t>DNN_TARGET_CUDA</w:t>
-      </w:r>
-      <w:proofErr w:type="gramStart"/>
-      <w:r>
-        <w:rPr>
-          <w:rFonts w:ascii="Abadi ExtraLight" w:hAnsi="Abadi ExtraLight"/>
-          <w:lang w:val="en-US"/>
-        </w:rPr>
-        <w:t>);</w:t>
-      </w:r>
-      <w:proofErr w:type="gramEnd"/>
+        <w:t>::DNN_TARGET_CUDA);</w:t>
+      </w:r>
     </w:p>
     <w:p>
       <w:pPr>
@@ -7628,7 +7384,6 @@
         </w:rPr>
       </w:pPr>
       <w:proofErr w:type="spellStart"/>
-      <w:proofErr w:type="gramStart"/>
       <w:r>
         <w:rPr>
           <w:rFonts w:ascii="Abadi ExtraLight" w:hAnsi="Abadi ExtraLight"/>
@@ -7637,21 +7392,12 @@
         <w:t>net.setPreferableBackend</w:t>
       </w:r>
       <w:proofErr w:type="spellEnd"/>
-      <w:proofErr w:type="gramEnd"/>
-      <w:r>
-        <w:rPr>
-          <w:rFonts w:ascii="Abadi ExtraLight" w:hAnsi="Abadi ExtraLight"/>
-          <w:lang w:val="en-US"/>
-        </w:rPr>
-        <w:t>(</w:t>
-      </w:r>
-      <w:proofErr w:type="gramStart"/>
-      <w:r>
-        <w:rPr>
-          <w:rFonts w:ascii="Abadi ExtraLight" w:hAnsi="Abadi ExtraLight"/>
-          <w:lang w:val="en-US"/>
-        </w:rPr>
-        <w:t>cv::</w:t>
+      <w:r>
+        <w:rPr>
+          <w:rFonts w:ascii="Abadi ExtraLight" w:hAnsi="Abadi ExtraLight"/>
+          <w:lang w:val="en-US"/>
+        </w:rPr>
+        <w:t>(cv::</w:t>
       </w:r>
       <w:proofErr w:type="spellStart"/>
       <w:r>
@@ -7667,25 +7413,8 @@
           <w:rFonts w:ascii="Abadi ExtraLight" w:hAnsi="Abadi ExtraLight"/>
           <w:lang w:val="en-US"/>
         </w:rPr>
-        <w:t>::</w:t>
-      </w:r>
-      <w:proofErr w:type="gramEnd"/>
-      <w:r>
-        <w:rPr>
-          <w:rFonts w:ascii="Abadi ExtraLight" w:hAnsi="Abadi ExtraLight"/>
-          <w:lang w:val="en-US"/>
-        </w:rPr>
-        <w:t>DNN_BACKEND_TENSORRT</w:t>
-      </w:r>
-      <w:proofErr w:type="gramStart"/>
-      <w:r>
-        <w:rPr>
-          <w:rFonts w:ascii="Abadi ExtraLight" w:hAnsi="Abadi ExtraLight"/>
-          <w:lang w:val="en-US"/>
-        </w:rPr>
-        <w:t>);</w:t>
-      </w:r>
-      <w:proofErr w:type="gramEnd"/>
+        <w:t>::DNN_BACKEND_TENSORRT);</w:t>
+      </w:r>
     </w:p>
     <w:p>
       <w:pPr>
@@ -8066,7 +7795,6 @@
         </w:rPr>
       </w:pPr>
       <w:proofErr w:type="spellStart"/>
-      <w:proofErr w:type="gramStart"/>
       <w:r>
         <w:rPr>
           <w:rFonts w:ascii="Abadi ExtraLight" w:hAnsi="Abadi ExtraLight"/>
@@ -8075,7 +7803,6 @@
         <w:t>net.setPreferableBackend</w:t>
       </w:r>
       <w:proofErr w:type="spellEnd"/>
-      <w:proofErr w:type="gramEnd"/>
       <w:r>
         <w:rPr>
           <w:rFonts w:ascii="Abadi ExtraLight" w:hAnsi="Abadi ExtraLight"/>
@@ -8094,7 +7821,6 @@
         </w:rPr>
       </w:pPr>
       <w:proofErr w:type="spellStart"/>
-      <w:proofErr w:type="gramStart"/>
       <w:r>
         <w:rPr>
           <w:rFonts w:ascii="Abadi ExtraLight" w:hAnsi="Abadi ExtraLight"/>
@@ -8103,7 +7829,6 @@
         <w:t>net.setPreferableTarget</w:t>
       </w:r>
       <w:proofErr w:type="spellEnd"/>
-      <w:proofErr w:type="gramEnd"/>
       <w:r>
         <w:rPr>
           <w:rFonts w:ascii="Abadi ExtraLight" w:hAnsi="Abadi ExtraLight"/>
@@ -8215,7 +7940,6 @@
         </w:rPr>
       </w:pPr>
       <w:proofErr w:type="spellStart"/>
-      <w:proofErr w:type="gramStart"/>
       <w:r>
         <w:rPr>
           <w:rFonts w:ascii="Abadi ExtraLight" w:hAnsi="Abadi ExtraLight"/>
@@ -8224,7 +7948,6 @@
         <w:t>net.setPreferableBackend</w:t>
       </w:r>
       <w:proofErr w:type="spellEnd"/>
-      <w:proofErr w:type="gramEnd"/>
       <w:r>
         <w:rPr>
           <w:rFonts w:ascii="Abadi ExtraLight" w:hAnsi="Abadi ExtraLight"/>
@@ -9071,7 +8794,6 @@
           <w:lang w:val="en-US"/>
         </w:rPr>
       </w:pPr>
-      <w:proofErr w:type="gramStart"/>
       <w:r>
         <w:rPr>
           <w:rFonts w:ascii="Abadi ExtraLight" w:hAnsi="Abadi ExtraLight"/>
@@ -9079,7 +8801,6 @@
         </w:rPr>
         <w:t>free -h</w:t>
       </w:r>
-      <w:proofErr w:type="gramEnd"/>
     </w:p>
     <w:p/>
     <w:p>
@@ -9795,15 +9516,7 @@
           <w:b/>
           <w:bCs/>
         </w:rPr>
-        <w:t xml:space="preserve"> (versione </w:t>
-      </w:r>
-      <w:proofErr w:type="gramStart"/>
-      <w:r>
-        <w:rPr>
-          <w:b/>
-          <w:bCs/>
-        </w:rPr>
-        <w:t>stabile)</w:t>
+        <w:t xml:space="preserve"> (versione stabile)</w:t>
       </w:r>
       <w:r>
         <w:rPr>
@@ -9817,15 +9530,7 @@
           <w:b/>
           <w:bCs/>
         </w:rPr>
-        <w:t xml:space="preserve"> e</w:t>
-      </w:r>
-      <w:proofErr w:type="gramEnd"/>
-      <w:r>
-        <w:rPr>
-          <w:b/>
-          <w:bCs/>
-        </w:rPr>
-        <w:t xml:space="preserve"> </w:t>
+        <w:t xml:space="preserve"> e </w:t>
       </w:r>
       <w:proofErr w:type="spellStart"/>
       <w:r>
@@ -9847,7 +9552,6 @@
           <w14:ligatures w14:val="none"/>
         </w:rPr>
       </w:pPr>
-      <w:proofErr w:type="gramStart"/>
       <w:r>
         <w:rPr>
           <w:rFonts w:eastAsia="Times New Roman" w:cs="Segoe UI"/>
@@ -9855,9 +9559,65 @@
           <w:lang w:eastAsia="it-IT"/>
           <w14:ligatures w14:val="none"/>
         </w:rPr>
-        <w:t>E’</w:t>
-      </w:r>
-      <w:proofErr w:type="gramEnd"/>
+        <w:t>E’ consigliato</w:t>
+      </w:r>
+      <w:r>
+        <w:rPr>
+          <w:rFonts w:eastAsia="Times New Roman" w:cs="Segoe UI"/>
+          <w:b/>
+          <w:bCs/>
+          <w:kern w:val="0"/>
+          <w:lang w:eastAsia="it-IT"/>
+          <w14:ligatures w14:val="none"/>
+        </w:rPr>
+        <w:t xml:space="preserve"> </w:t>
+      </w:r>
+      <w:proofErr w:type="spellStart"/>
+      <w:r>
+        <w:rPr>
+          <w:rFonts w:eastAsia="Times New Roman" w:cs="Segoe UI"/>
+          <w:b/>
+          <w:bCs/>
+          <w:kern w:val="0"/>
+          <w:lang w:eastAsia="it-IT"/>
+          <w14:ligatures w14:val="none"/>
+        </w:rPr>
+        <w:t>OpenCV</w:t>
+      </w:r>
+      <w:proofErr w:type="spellEnd"/>
+      <w:r>
+        <w:rPr>
+          <w:rFonts w:eastAsia="Times New Roman" w:cs="Segoe UI"/>
+          <w:b/>
+          <w:bCs/>
+          <w:kern w:val="0"/>
+          <w:lang w:eastAsia="it-IT"/>
+          <w14:ligatures w14:val="none"/>
+        </w:rPr>
+        <w:t xml:space="preserve"> 4.</w:t>
+      </w:r>
+      <w:r>
+        <w:rPr>
+          <w:rFonts w:eastAsia="Times New Roman" w:cs="Segoe UI"/>
+          <w:b/>
+          <w:bCs/>
+          <w:kern w:val="0"/>
+          <w:lang w:eastAsia="it-IT"/>
+          <w14:ligatures w14:val="none"/>
+        </w:rPr>
+        <w:t>10</w:t>
+      </w:r>
+      <w:r>
+        <w:rPr>
+          <w:rFonts w:eastAsia="Times New Roman" w:cs="Segoe UI"/>
+          <w:b/>
+          <w:bCs/>
+          <w:kern w:val="0"/>
+          <w:lang w:eastAsia="it-IT"/>
+          <w14:ligatures w14:val="none"/>
+        </w:rPr>
+        <w:t>.0</w:t>
+      </w:r>
       <w:r>
         <w:rPr>
           <w:rFonts w:eastAsia="Times New Roman" w:cs="Segoe UI"/>
@@ -9865,249 +9625,183 @@
           <w:lang w:eastAsia="it-IT"/>
           <w14:ligatures w14:val="none"/>
         </w:rPr>
-        <w:t xml:space="preserve"> consigliato</w:t>
-      </w:r>
-      <w:r>
-        <w:rPr>
-          <w:rFonts w:eastAsia="Times New Roman" w:cs="Segoe UI"/>
-          <w:b/>
-          <w:bCs/>
-          <w:kern w:val="0"/>
-          <w:lang w:eastAsia="it-IT"/>
-          <w14:ligatures w14:val="none"/>
+        <w:t xml:space="preserve"> (stabile su JP 6.x).</w:t>
+      </w:r>
+    </w:p>
+    <w:p>
+      <w:pPr>
+        <w:spacing w:after="0"/>
+        <w:ind w:left="720" w:firstLine="696"/>
+        <w:rPr>
+          <w:rFonts w:ascii="Abadi ExtraLight" w:hAnsi="Abadi ExtraLight"/>
+        </w:rPr>
+      </w:pPr>
+      <w:r>
+        <w:rPr>
+          <w:rFonts w:ascii="Abadi ExtraLight" w:hAnsi="Abadi ExtraLight"/>
+        </w:rPr>
+        <w:t>cd ~</w:t>
+      </w:r>
+    </w:p>
+    <w:p>
+      <w:pPr>
+        <w:spacing w:after="0"/>
+        <w:ind w:left="720" w:firstLine="696"/>
+        <w:rPr>
+          <w:rFonts w:ascii="Abadi ExtraLight" w:hAnsi="Abadi ExtraLight"/>
+        </w:rPr>
+      </w:pPr>
+      <w:proofErr w:type="spellStart"/>
+      <w:r>
+        <w:rPr>
+          <w:rFonts w:ascii="Abadi ExtraLight" w:hAnsi="Abadi ExtraLight"/>
+        </w:rPr>
+        <w:t>mkdir</w:t>
+      </w:r>
+      <w:proofErr w:type="spellEnd"/>
+      <w:r>
+        <w:rPr>
+          <w:rFonts w:ascii="Abadi ExtraLight" w:hAnsi="Abadi ExtraLight"/>
+        </w:rPr>
+        <w:t xml:space="preserve"> src             </w:t>
+      </w:r>
+      <w:r>
+        <w:rPr>
+          <w:rFonts w:ascii="Abadi ExtraLight" w:hAnsi="Abadi ExtraLight"/>
+        </w:rPr>
+        <w:tab/>
+      </w:r>
+      <w:r>
+        <w:rPr>
+          <w:rFonts w:ascii="Abadi ExtraLight" w:hAnsi="Abadi ExtraLight"/>
+        </w:rPr>
+        <w:tab/>
+      </w:r>
+      <w:r>
+        <w:rPr>
+          <w:rFonts w:ascii="Abadi ExtraLight" w:hAnsi="Abadi ExtraLight"/>
+        </w:rPr>
+        <w:t xml:space="preserve"># nome </w:t>
+      </w:r>
+      <w:r>
+        <w:rPr>
+          <w:rFonts w:ascii="Abadi ExtraLight" w:hAnsi="Abadi ExtraLight"/>
+        </w:rPr>
+        <w:t>della cartella di sviluppo personale</w:t>
+      </w:r>
+    </w:p>
+    <w:p>
+      <w:pPr>
+        <w:spacing w:after="0"/>
+        <w:ind w:left="720" w:firstLine="696"/>
+        <w:rPr>
+          <w:rFonts w:ascii="Abadi ExtraLight" w:hAnsi="Abadi ExtraLight"/>
+          <w:lang w:val="en-US"/>
+        </w:rPr>
+      </w:pPr>
+      <w:r>
+        <w:rPr>
+          <w:rFonts w:ascii="Abadi ExtraLight" w:hAnsi="Abadi ExtraLight"/>
+          <w:lang w:val="en-US"/>
+        </w:rPr>
+        <w:t xml:space="preserve">cd </w:t>
+      </w:r>
+      <w:proofErr w:type="spellStart"/>
+      <w:r>
+        <w:rPr>
+          <w:rFonts w:ascii="Abadi ExtraLight" w:hAnsi="Abadi ExtraLight"/>
+          <w:lang w:val="en-US"/>
+        </w:rPr>
+        <w:t>src</w:t>
+      </w:r>
+      <w:proofErr w:type="spellEnd"/>
+      <w:r>
+        <w:rPr>
+          <w:rFonts w:ascii="Abadi ExtraLight" w:hAnsi="Abadi ExtraLight"/>
+          <w:lang w:val="en-US"/>
         </w:rPr>
         <w:t xml:space="preserve"> </w:t>
       </w:r>
-      <w:proofErr w:type="spellStart"/>
-      <w:r>
-        <w:rPr>
-          <w:rFonts w:eastAsia="Times New Roman" w:cs="Segoe UI"/>
-          <w:b/>
-          <w:bCs/>
-          <w:kern w:val="0"/>
-          <w:lang w:eastAsia="it-IT"/>
-          <w14:ligatures w14:val="none"/>
-        </w:rPr>
+    </w:p>
+    <w:p>
+      <w:pPr>
+        <w:spacing w:after="0"/>
+        <w:ind w:left="720" w:firstLine="696"/>
+        <w:rPr>
+          <w:rFonts w:ascii="Abadi ExtraLight" w:hAnsi="Abadi ExtraLight"/>
+          <w:lang w:val="en-US"/>
+        </w:rPr>
+      </w:pPr>
+      <w:r>
+        <w:rPr>
+          <w:rFonts w:ascii="Abadi ExtraLight" w:hAnsi="Abadi ExtraLight"/>
+          <w:lang w:val="en-US"/>
+        </w:rPr>
+        <w:t>git clone https://github.com/opencv/opencv.git</w:t>
+      </w:r>
+    </w:p>
+    <w:p>
+      <w:pPr>
+        <w:spacing w:after="0"/>
+        <w:ind w:left="720" w:firstLine="696"/>
+        <w:rPr>
+          <w:rFonts w:ascii="Abadi ExtraLight" w:hAnsi="Abadi ExtraLight"/>
+        </w:rPr>
+      </w:pPr>
+      <w:r>
+        <w:rPr>
+          <w:rFonts w:ascii="Abadi ExtraLight" w:hAnsi="Abadi ExtraLight"/>
+        </w:rPr>
+        <w:t>cd opencv</w:t>
+      </w:r>
+    </w:p>
+    <w:p>
+      <w:pPr>
+        <w:ind w:left="720" w:firstLine="696"/>
+        <w:rPr>
+          <w:rFonts w:ascii="Abadi ExtraLight" w:hAnsi="Abadi ExtraLight"/>
+        </w:rPr>
+      </w:pPr>
+      <w:r>
+        <w:rPr>
+          <w:rFonts w:ascii="Abadi ExtraLight" w:hAnsi="Abadi ExtraLight"/>
+        </w:rPr>
+        <w:t>git checkout 4.</w:t>
+      </w:r>
+      <w:r>
+        <w:rPr>
+          <w:rFonts w:ascii="Abadi ExtraLight" w:hAnsi="Abadi ExtraLight"/>
+        </w:rPr>
+        <w:t>10</w:t>
+      </w:r>
+      <w:r>
+        <w:rPr>
+          <w:rFonts w:ascii="Abadi ExtraLight" w:hAnsi="Abadi ExtraLight"/>
+        </w:rPr>
+        <w:t>.0</w:t>
+      </w:r>
+    </w:p>
+    <w:p>
+      <w:pPr>
+        <w:spacing w:after="0"/>
+        <w:ind w:left="284" w:hanging="284"/>
+      </w:pPr>
+      <w:r>
+        <w:rPr>
+          <w:b/>
+          <w:bCs/>
+        </w:rPr>
+        <w:t xml:space="preserve">NOTA: </w:t>
+      </w:r>
+      <w:r>
+        <w:t>la release 4.8.0 (</w:t>
+      </w:r>
+      <w:proofErr w:type="spellStart"/>
+      <w:r>
         <w:t>OpenCV</w:t>
       </w:r>
       <w:proofErr w:type="spellEnd"/>
       <w:r>
-        <w:rPr>
-          <w:rFonts w:eastAsia="Times New Roman" w:cs="Segoe UI"/>
-          <w:b/>
-          <w:bCs/>
-          <w:kern w:val="0"/>
-          <w:lang w:eastAsia="it-IT"/>
-          <w14:ligatures w14:val="none"/>
-        </w:rPr>
-        <w:t xml:space="preserve"> 4.</w:t>
-      </w:r>
-      <w:r>
-        <w:rPr>
-          <w:rFonts w:eastAsia="Times New Roman" w:cs="Segoe UI"/>
-          <w:b/>
-          <w:bCs/>
-          <w:kern w:val="0"/>
-          <w:lang w:eastAsia="it-IT"/>
-          <w14:ligatures w14:val="none"/>
-        </w:rPr>
-        <w:t>10</w:t>
-      </w:r>
-      <w:r>
-        <w:rPr>
-          <w:rFonts w:eastAsia="Times New Roman" w:cs="Segoe UI"/>
-          <w:b/>
-          <w:bCs/>
-          <w:kern w:val="0"/>
-          <w:lang w:eastAsia="it-IT"/>
-          <w14:ligatures w14:val="none"/>
-        </w:rPr>
-        <w:t>.0</w:t>
-      </w:r>
-      <w:r>
-        <w:rPr>
-          <w:rFonts w:eastAsia="Times New Roman" w:cs="Segoe UI"/>
-          <w:kern w:val="0"/>
-          <w:lang w:eastAsia="it-IT"/>
-          <w14:ligatures w14:val="none"/>
-        </w:rPr>
-        <w:t xml:space="preserve"> (stabile su JP 6.x).</w:t>
-      </w:r>
-    </w:p>
-    <w:p>
-      <w:pPr>
-        <w:spacing w:after="0"/>
-        <w:ind w:left="720" w:firstLine="696"/>
-        <w:rPr>
-          <w:rFonts w:ascii="Abadi ExtraLight" w:hAnsi="Abadi ExtraLight"/>
-        </w:rPr>
-      </w:pPr>
-      <w:r>
-        <w:rPr>
-          <w:rFonts w:ascii="Abadi ExtraLight" w:hAnsi="Abadi ExtraLight"/>
-        </w:rPr>
-        <w:t>cd ~</w:t>
-      </w:r>
-    </w:p>
-    <w:p>
-      <w:pPr>
-        <w:spacing w:after="0"/>
-        <w:ind w:left="720" w:firstLine="696"/>
-        <w:rPr>
-          <w:rFonts w:ascii="Abadi ExtraLight" w:hAnsi="Abadi ExtraLight"/>
-        </w:rPr>
-      </w:pPr>
-      <w:proofErr w:type="spellStart"/>
-      <w:r>
-        <w:rPr>
-          <w:rFonts w:ascii="Abadi ExtraLight" w:hAnsi="Abadi ExtraLight"/>
-        </w:rPr>
-        <w:t>mkdir</w:t>
-      </w:r>
-      <w:proofErr w:type="spellEnd"/>
-      <w:r>
-        <w:rPr>
-          <w:rFonts w:ascii="Abadi ExtraLight" w:hAnsi="Abadi ExtraLight"/>
-        </w:rPr>
-        <w:t xml:space="preserve"> src             </w:t>
-      </w:r>
-      <w:r>
-        <w:rPr>
-          <w:rFonts w:ascii="Abadi ExtraLight" w:hAnsi="Abadi ExtraLight"/>
-        </w:rPr>
-        <w:tab/>
-      </w:r>
-      <w:r>
-        <w:rPr>
-          <w:rFonts w:ascii="Abadi ExtraLight" w:hAnsi="Abadi ExtraLight"/>
-        </w:rPr>
-        <w:tab/>
-      </w:r>
-      <w:r>
-        <w:rPr>
-          <w:rFonts w:ascii="Abadi ExtraLight" w:hAnsi="Abadi ExtraLight"/>
-        </w:rPr>
-        <w:t xml:space="preserve"># nome </w:t>
-      </w:r>
-      <w:r>
-        <w:rPr>
-          <w:rFonts w:ascii="Abadi ExtraLight" w:hAnsi="Abadi ExtraLight"/>
-        </w:rPr>
-        <w:t>della cartella di sviluppo personale</w:t>
-      </w:r>
-    </w:p>
-    <w:p>
-      <w:pPr>
-        <w:spacing w:after="0"/>
-        <w:ind w:left="720" w:firstLine="696"/>
-        <w:rPr>
-          <w:rFonts w:ascii="Abadi ExtraLight" w:hAnsi="Abadi ExtraLight"/>
-          <w:lang w:val="en-US"/>
-        </w:rPr>
-      </w:pPr>
-      <w:r>
-        <w:rPr>
-          <w:rFonts w:ascii="Abadi ExtraLight" w:hAnsi="Abadi ExtraLight"/>
-          <w:lang w:val="en-US"/>
-        </w:rPr>
-        <w:t xml:space="preserve">cd </w:t>
-      </w:r>
-      <w:proofErr w:type="spellStart"/>
-      <w:r>
-        <w:rPr>
-          <w:rFonts w:ascii="Abadi ExtraLight" w:hAnsi="Abadi ExtraLight"/>
-          <w:lang w:val="en-US"/>
-        </w:rPr>
-        <w:t>src</w:t>
-      </w:r>
-      <w:proofErr w:type="spellEnd"/>
-      <w:r>
-        <w:rPr>
-          <w:rFonts w:ascii="Abadi ExtraLight" w:hAnsi="Abadi ExtraLight"/>
-          <w:lang w:val="en-US"/>
-        </w:rPr>
-        <w:t xml:space="preserve"> </w:t>
-      </w:r>
-    </w:p>
-    <w:p>
-      <w:pPr>
-        <w:spacing w:after="0"/>
-        <w:ind w:left="720" w:firstLine="696"/>
-        <w:rPr>
-          <w:rFonts w:ascii="Abadi ExtraLight" w:hAnsi="Abadi ExtraLight"/>
-          <w:lang w:val="en-US"/>
-        </w:rPr>
-      </w:pPr>
-      <w:r>
-        <w:rPr>
-          <w:rFonts w:ascii="Abadi ExtraLight" w:hAnsi="Abadi ExtraLight"/>
-          <w:lang w:val="en-US"/>
-        </w:rPr>
-        <w:t>git clone https://github.com/opencv/opencv.git</w:t>
-      </w:r>
-    </w:p>
-    <w:p>
-      <w:pPr>
-        <w:spacing w:after="0"/>
-        <w:ind w:left="720" w:firstLine="696"/>
-        <w:rPr>
-          <w:rFonts w:ascii="Abadi ExtraLight" w:hAnsi="Abadi ExtraLight"/>
-        </w:rPr>
-      </w:pPr>
-      <w:r>
-        <w:rPr>
-          <w:rFonts w:ascii="Abadi ExtraLight" w:hAnsi="Abadi ExtraLight"/>
-        </w:rPr>
-        <w:t>cd opencv</w:t>
-      </w:r>
-    </w:p>
-    <w:p>
-      <w:pPr>
-        <w:ind w:left="720" w:firstLine="696"/>
-        <w:rPr>
-          <w:rFonts w:ascii="Abadi ExtraLight" w:hAnsi="Abadi ExtraLight"/>
-        </w:rPr>
-      </w:pPr>
-      <w:r>
-        <w:rPr>
-          <w:rFonts w:ascii="Abadi ExtraLight" w:hAnsi="Abadi ExtraLight"/>
-        </w:rPr>
-        <w:t>git checkout 4.</w:t>
-      </w:r>
-      <w:r>
-        <w:rPr>
-          <w:rFonts w:ascii="Abadi ExtraLight" w:hAnsi="Abadi ExtraLight"/>
-        </w:rPr>
-        <w:t>10</w:t>
-      </w:r>
-      <w:r>
-        <w:rPr>
-          <w:rFonts w:ascii="Abadi ExtraLight" w:hAnsi="Abadi ExtraLight"/>
-        </w:rPr>
-        <w:t>.0</w:t>
-      </w:r>
-    </w:p>
-    <w:p>
-      <w:pPr>
-        <w:spacing w:after="0"/>
-        <w:ind w:left="284" w:hanging="284"/>
-      </w:pPr>
-      <w:r>
-        <w:rPr>
-          <w:b/>
-          <w:bCs/>
-        </w:rPr>
-        <w:t xml:space="preserve">NOTA: </w:t>
-      </w:r>
-      <w:r>
-        <w:t>la release 4.8.0 (</w:t>
-      </w:r>
-      <w:proofErr w:type="spellStart"/>
-      <w:r>
-        <w:t>OpenCV</w:t>
-      </w:r>
-      <w:proofErr w:type="spellEnd"/>
-      <w:r>
         <w:t xml:space="preserve"> 4.8.x + </w:t>
       </w:r>
       <w:proofErr w:type="spellStart"/>
@@ -10139,15 +9833,7 @@
         <w:t xml:space="preserve"> 6.2.2).</w:t>
       </w:r>
       <w:r>
-        <w:t xml:space="preserve"> </w:t>
-      </w:r>
-      <w:proofErr w:type="gramStart"/>
-      <w:r>
-        <w:t>Infatti</w:t>
-      </w:r>
-      <w:proofErr w:type="gramEnd"/>
-      <w:r>
-        <w:t xml:space="preserve"> </w:t>
+        <w:t xml:space="preserve"> Infatti </w:t>
       </w:r>
       <w:proofErr w:type="spellStart"/>
       <w:r>
@@ -10262,7 +9948,6 @@
         <w:t xml:space="preserve">usa implementazioni </w:t>
       </w:r>
       <w:proofErr w:type="spellStart"/>
-      <w:proofErr w:type="gramStart"/>
       <w:r>
         <w:t>cudev</w:t>
       </w:r>
@@ -10271,7 +9956,6 @@
         <w:t>::</w:t>
       </w:r>
       <w:proofErr w:type="spellStart"/>
-      <w:proofErr w:type="gramEnd"/>
       <w:r>
         <w:t>blockReduce</w:t>
       </w:r>
@@ -10752,21 +10436,12 @@
         <w:t>cmake</w:t>
       </w:r>
       <w:proofErr w:type="spellEnd"/>
-      <w:proofErr w:type="gramStart"/>
-      <w:r>
-        <w:rPr>
-          <w:rFonts w:ascii="Abadi ExtraLight" w:hAnsi="Abadi ExtraLight"/>
-          <w:lang w:val="en-US"/>
-        </w:rPr>
-        <w:t xml:space="preserve"> ..</w:t>
-      </w:r>
-      <w:proofErr w:type="gramEnd"/>
-      <w:r>
-        <w:rPr>
-          <w:rFonts w:ascii="Abadi ExtraLight" w:hAnsi="Abadi ExtraLight"/>
-          <w:lang w:val="en-US"/>
-        </w:rPr>
-        <w:t xml:space="preserve"> \</w:t>
+      <w:r>
+        <w:rPr>
+          <w:rFonts w:ascii="Abadi ExtraLight" w:hAnsi="Abadi ExtraLight"/>
+          <w:lang w:val="en-US"/>
+        </w:rPr>
+        <w:t xml:space="preserve"> .. \</w:t>
       </w:r>
     </w:p>
     <w:p>
@@ -12183,7 +11858,6 @@
         <w:t>/local/lib/</w:t>
       </w:r>
       <w:proofErr w:type="spellStart"/>
-      <w:proofErr w:type="gramStart"/>
       <w:r>
         <w:rPr>
           <w:rFonts w:ascii="Abadi ExtraLight" w:hAnsi="Abadi ExtraLight"/>
@@ -12197,15 +11871,7 @@
           <w:rFonts w:ascii="Abadi ExtraLight" w:hAnsi="Abadi ExtraLight"/>
           <w:lang w:val="en-US"/>
         </w:rPr>
-        <w:t>:$</w:t>
-      </w:r>
-      <w:proofErr w:type="gramEnd"/>
-      <w:r>
-        <w:rPr>
-          <w:rFonts w:ascii="Abadi ExtraLight" w:hAnsi="Abadi ExtraLight"/>
-          <w:lang w:val="en-US"/>
-        </w:rPr>
-        <w:t>PKG_CONFIG_PATH</w:t>
+        <w:t>:$PKG_CONFIG_PATH</w:t>
       </w:r>
     </w:p>
     <w:p>
@@ -12465,7 +12131,6 @@
         <w:t>/local/lib/</w:t>
       </w:r>
       <w:proofErr w:type="spellStart"/>
-      <w:proofErr w:type="gramStart"/>
       <w:r>
         <w:rPr>
           <w:rFonts w:ascii="Abadi ExtraLight" w:hAnsi="Abadi ExtraLight"/>
@@ -12479,23 +12144,7 @@
           <w:rFonts w:ascii="Abadi ExtraLight" w:hAnsi="Abadi ExtraLight"/>
           <w:lang w:val="en-US"/>
         </w:rPr>
-        <w:t>:$</w:t>
-      </w:r>
-      <w:proofErr w:type="gramEnd"/>
-      <w:r>
-        <w:rPr>
-          <w:rFonts w:ascii="Abadi ExtraLight" w:hAnsi="Abadi ExtraLight"/>
-          <w:lang w:val="en-US"/>
-        </w:rPr>
-        <w:t>PKG_CONFIG_PATH' &gt;&gt; ~</w:t>
-      </w:r>
-      <w:proofErr w:type="gramStart"/>
-      <w:r>
-        <w:rPr>
-          <w:rFonts w:ascii="Abadi ExtraLight" w:hAnsi="Abadi ExtraLight"/>
-          <w:lang w:val="en-US"/>
-        </w:rPr>
-        <w:t>/.</w:t>
+        <w:t>:$PKG_CONFIG_PATH' &gt;&gt; ~/.</w:t>
       </w:r>
       <w:proofErr w:type="spellStart"/>
       <w:r>
@@ -12506,7 +12155,6 @@
         <w:t>bashrc</w:t>
       </w:r>
       <w:proofErr w:type="spellEnd"/>
-      <w:proofErr w:type="gramEnd"/>
     </w:p>
     <w:p>
       <w:pPr>
@@ -12520,14 +12168,7 @@
         <w:rPr>
           <w:rFonts w:ascii="Abadi ExtraLight" w:hAnsi="Abadi ExtraLight"/>
         </w:rPr>
-        <w:t>source ~</w:t>
-      </w:r>
-      <w:proofErr w:type="gramStart"/>
-      <w:r>
-        <w:rPr>
-          <w:rFonts w:ascii="Abadi ExtraLight" w:hAnsi="Abadi ExtraLight"/>
-        </w:rPr>
-        <w:t>/.</w:t>
+        <w:t>source ~/.</w:t>
       </w:r>
       <w:proofErr w:type="spellStart"/>
       <w:r>
@@ -12537,7 +12178,6 @@
         <w:t>bashrc</w:t>
       </w:r>
       <w:proofErr w:type="spellEnd"/>
-      <w:proofErr w:type="gramEnd"/>
     </w:p>
     <w:p/>
     <w:p>
@@ -13378,15 +13018,7 @@
           <w:b/>
           <w:bCs/>
         </w:rPr>
-        <w:t>find_</w:t>
-      </w:r>
-      <w:proofErr w:type="gramStart"/>
-      <w:r>
-        <w:rPr>
-          <w:b/>
-          <w:bCs/>
-        </w:rPr>
-        <w:t>package</w:t>
+        <w:t>find_package</w:t>
       </w:r>
       <w:proofErr w:type="spellEnd"/>
       <w:r>
@@ -13397,7 +13029,6 @@
         <w:t>(</w:t>
       </w:r>
       <w:proofErr w:type="spellStart"/>
-      <w:proofErr w:type="gramEnd"/>
       <w:r>
         <w:rPr>
           <w:b/>
@@ -13465,108 +13096,48 @@
           <w:lang w:val="en-US"/>
         </w:rPr>
       </w:pPr>
-      <w:proofErr w:type="gramStart"/>
-      <w:r>
-        <w:rPr>
-          <w:rFonts w:ascii="Abadi ExtraLight" w:hAnsi="Abadi ExtraLight"/>
-          <w:lang w:val="en-US"/>
-        </w:rPr>
-        <w:t>print(</w:t>
-      </w:r>
-      <w:proofErr w:type="gramEnd"/>
-      <w:r>
-        <w:rPr>
-          <w:rFonts w:ascii="Abadi ExtraLight" w:hAnsi="Abadi ExtraLight"/>
-          <w:lang w:val="en-US"/>
-        </w:rPr>
-        <w:t>"OpenCV version:", cv</w:t>
-      </w:r>
-      <w:proofErr w:type="gramStart"/>
-      <w:r>
-        <w:rPr>
-          <w:rFonts w:ascii="Abadi ExtraLight" w:hAnsi="Abadi ExtraLight"/>
-          <w:lang w:val="en-US"/>
-        </w:rPr>
-        <w:t>2._</w:t>
-      </w:r>
-      <w:proofErr w:type="gramEnd"/>
-      <w:r>
-        <w:rPr>
-          <w:rFonts w:ascii="Abadi ExtraLight" w:hAnsi="Abadi ExtraLight"/>
-          <w:lang w:val="en-US"/>
-        </w:rPr>
-        <w:t>_version__)</w:t>
-      </w:r>
-    </w:p>
-    <w:p>
-      <w:pPr>
-        <w:spacing w:after="0"/>
-        <w:ind w:left="720" w:firstLine="696"/>
-        <w:rPr>
-          <w:rFonts w:ascii="Abadi ExtraLight" w:hAnsi="Abadi ExtraLight"/>
-          <w:lang w:val="en-US"/>
-        </w:rPr>
-      </w:pPr>
-      <w:proofErr w:type="gramStart"/>
-      <w:r>
-        <w:rPr>
-          <w:rFonts w:ascii="Abadi ExtraLight" w:hAnsi="Abadi ExtraLight"/>
-          <w:lang w:val="en-US"/>
-        </w:rPr>
-        <w:t>print(</w:t>
-      </w:r>
-      <w:proofErr w:type="gramEnd"/>
-      <w:r>
-        <w:rPr>
-          <w:rFonts w:ascii="Abadi ExtraLight" w:hAnsi="Abadi ExtraLight"/>
-          <w:lang w:val="en-US"/>
-        </w:rPr>
-        <w:t xml:space="preserve">"CUDA devices:", </w:t>
-      </w:r>
-      <w:proofErr w:type="gramStart"/>
-      <w:r>
-        <w:rPr>
-          <w:rFonts w:ascii="Abadi ExtraLight" w:hAnsi="Abadi ExtraLight"/>
-          <w:lang w:val="en-US"/>
-        </w:rPr>
-        <w:t>cv2.cuda.getCudaEnabledDeviceCount</w:t>
-      </w:r>
-      <w:proofErr w:type="gramEnd"/>
-      <w:r>
-        <w:rPr>
-          <w:rFonts w:ascii="Abadi ExtraLight" w:hAnsi="Abadi ExtraLight"/>
-          <w:lang w:val="en-US"/>
-        </w:rPr>
-        <w:t>())</w:t>
-      </w:r>
-    </w:p>
-    <w:p>
-      <w:pPr>
-        <w:spacing w:after="0"/>
-        <w:ind w:left="720" w:firstLine="696"/>
-        <w:rPr>
-          <w:rFonts w:ascii="Abadi ExtraLight" w:hAnsi="Abadi ExtraLight"/>
-          <w:lang w:val="en-US"/>
-        </w:rPr>
-      </w:pPr>
-      <w:proofErr w:type="gramStart"/>
-      <w:r>
-        <w:rPr>
-          <w:rFonts w:ascii="Abadi ExtraLight" w:hAnsi="Abadi ExtraLight"/>
-          <w:lang w:val="en-US"/>
-        </w:rPr>
-        <w:t>print(</w:t>
-      </w:r>
-      <w:proofErr w:type="gramEnd"/>
-      <w:r>
-        <w:rPr>
-          <w:rFonts w:ascii="Abadi ExtraLight" w:hAnsi="Abadi ExtraLight"/>
-          <w:lang w:val="en-US"/>
-        </w:rPr>
-        <w:t xml:space="preserve">"Has CUDA module:", </w:t>
-      </w:r>
-      <w:proofErr w:type="spellStart"/>
-      <w:proofErr w:type="gramStart"/>
+      <w:r>
+        <w:rPr>
+          <w:rFonts w:ascii="Abadi ExtraLight" w:hAnsi="Abadi ExtraLight"/>
+          <w:lang w:val="en-US"/>
+        </w:rPr>
+        <w:t>print("OpenCV version:", cv2.__version__)</w:t>
+      </w:r>
+    </w:p>
+    <w:p>
+      <w:pPr>
+        <w:spacing w:after="0"/>
+        <w:ind w:left="720" w:firstLine="696"/>
+        <w:rPr>
+          <w:rFonts w:ascii="Abadi ExtraLight" w:hAnsi="Abadi ExtraLight"/>
+          <w:lang w:val="en-US"/>
+        </w:rPr>
+      </w:pPr>
+      <w:r>
+        <w:rPr>
+          <w:rFonts w:ascii="Abadi ExtraLight" w:hAnsi="Abadi ExtraLight"/>
+          <w:lang w:val="en-US"/>
+        </w:rPr>
+        <w:t>print("CUDA devices:", cv2.cuda.getCudaEnabledDeviceCount())</w:t>
+      </w:r>
+    </w:p>
+    <w:p>
+      <w:pPr>
+        <w:spacing w:after="0"/>
+        <w:ind w:left="720" w:firstLine="696"/>
+        <w:rPr>
+          <w:rFonts w:ascii="Abadi ExtraLight" w:hAnsi="Abadi ExtraLight"/>
+          <w:lang w:val="en-US"/>
+        </w:rPr>
+      </w:pPr>
+      <w:r>
+        <w:rPr>
+          <w:rFonts w:ascii="Abadi ExtraLight" w:hAnsi="Abadi ExtraLight"/>
+          <w:lang w:val="en-US"/>
+        </w:rPr>
+        <w:t xml:space="preserve">print("Has CUDA module:", </w:t>
+      </w:r>
+      <w:proofErr w:type="spellStart"/>
       <w:r>
         <w:rPr>
           <w:rFonts w:ascii="Abadi ExtraLight" w:hAnsi="Abadi ExtraLight"/>
@@ -13580,292 +13151,270 @@
           <w:rFonts w:ascii="Abadi ExtraLight" w:hAnsi="Abadi ExtraLight"/>
           <w:lang w:val="en-US"/>
         </w:rPr>
+        <w:t>(cv2, "</w:t>
+      </w:r>
+      <w:proofErr w:type="spellStart"/>
+      <w:r>
+        <w:rPr>
+          <w:rFonts w:ascii="Abadi ExtraLight" w:hAnsi="Abadi ExtraLight"/>
+          <w:lang w:val="en-US"/>
+        </w:rPr>
+        <w:t>cuda</w:t>
+      </w:r>
+      <w:proofErr w:type="spellEnd"/>
+      <w:r>
+        <w:rPr>
+          <w:rFonts w:ascii="Abadi ExtraLight" w:hAnsi="Abadi ExtraLight"/>
+          <w:lang w:val="en-US"/>
+        </w:rPr>
+        <w:t>"))</w:t>
+      </w:r>
+    </w:p>
+    <w:p>
+      <w:pPr>
+        <w:spacing w:after="0"/>
+        <w:ind w:left="720" w:firstLine="696"/>
+        <w:rPr>
+          <w:rFonts w:ascii="Abadi ExtraLight" w:hAnsi="Abadi ExtraLight"/>
+          <w:lang w:val="en-US"/>
+        </w:rPr>
+      </w:pPr>
+      <w:r>
+        <w:rPr>
+          <w:rFonts w:ascii="Abadi ExtraLight" w:hAnsi="Abadi ExtraLight"/>
+          <w:lang w:val="en-US"/>
+        </w:rPr>
+        <w:t>print("</w:t>
+      </w:r>
+      <w:proofErr w:type="spellStart"/>
+      <w:r>
+        <w:rPr>
+          <w:rFonts w:ascii="Abadi ExtraLight" w:hAnsi="Abadi ExtraLight"/>
+          <w:lang w:val="en-US"/>
+        </w:rPr>
+        <w:t>TensorRT</w:t>
+      </w:r>
+      <w:proofErr w:type="spellEnd"/>
+      <w:r>
+        <w:rPr>
+          <w:rFonts w:ascii="Abadi ExtraLight" w:hAnsi="Abadi ExtraLight"/>
+          <w:lang w:val="en-US"/>
+        </w:rPr>
+        <w:t>:", "</w:t>
+      </w:r>
+      <w:proofErr w:type="spellStart"/>
+      <w:r>
+        <w:rPr>
+          <w:rFonts w:ascii="Abadi ExtraLight" w:hAnsi="Abadi ExtraLight"/>
+          <w:lang w:val="en-US"/>
+        </w:rPr>
+        <w:t>TensorRT</w:t>
+      </w:r>
+      <w:proofErr w:type="spellEnd"/>
+      <w:r>
+        <w:rPr>
+          <w:rFonts w:ascii="Abadi ExtraLight" w:hAnsi="Abadi ExtraLight"/>
+          <w:lang w:val="en-US"/>
+        </w:rPr>
+        <w:t>" in cv2.getBuildInformation())</w:t>
+      </w:r>
+    </w:p>
+    <w:p>
+      <w:pPr>
+        <w:spacing w:after="0"/>
+        <w:ind w:left="720" w:firstLine="696"/>
+        <w:rPr>
+          <w:rFonts w:ascii="Abadi ExtraLight" w:hAnsi="Abadi ExtraLight"/>
+          <w:lang w:val="en-US"/>
+        </w:rPr>
+      </w:pPr>
+      <w:r>
+        <w:rPr>
+          <w:rFonts w:ascii="Abadi ExtraLight" w:hAnsi="Abadi ExtraLight"/>
+          <w:lang w:val="en-US"/>
+        </w:rPr>
+        <w:t>EOF</w:t>
+      </w:r>
+    </w:p>
+    <w:p>
+      <w:pPr>
+        <w:spacing w:after="0"/>
+        <w:ind w:left="720" w:firstLine="696"/>
+        <w:rPr>
+          <w:rFonts w:ascii="Abadi ExtraLight" w:hAnsi="Abadi ExtraLight"/>
+          <w:lang w:val="en-US"/>
+        </w:rPr>
+      </w:pPr>
+    </w:p>
+    <w:p>
+      <w:pPr>
+        <w:rPr>
+          <w:b/>
+          <w:bCs/>
+          <w:lang w:val="en-US"/>
+        </w:rPr>
+      </w:pPr>
+      <w:r>
+        <w:rPr>
+          <w:b/>
+          <w:bCs/>
+          <w:lang w:val="en-US"/>
+        </w:rPr>
+        <w:t xml:space="preserve">Output </w:t>
+      </w:r>
+      <w:proofErr w:type="spellStart"/>
+      <w:r>
+        <w:rPr>
+          <w:b/>
+          <w:bCs/>
+          <w:lang w:val="en-US"/>
+        </w:rPr>
+        <w:t>atteso</w:t>
+      </w:r>
+      <w:proofErr w:type="spellEnd"/>
+    </w:p>
+    <w:p>
+      <w:pPr>
+        <w:spacing w:after="0"/>
+        <w:ind w:left="720" w:firstLine="696"/>
+        <w:rPr>
+          <w:rFonts w:ascii="Abadi ExtraLight" w:hAnsi="Abadi ExtraLight"/>
+          <w:lang w:val="en-US"/>
+        </w:rPr>
+      </w:pPr>
+      <w:r>
+        <w:rPr>
+          <w:rFonts w:ascii="Abadi ExtraLight" w:hAnsi="Abadi ExtraLight"/>
+          <w:lang w:val="en-US"/>
+        </w:rPr>
+        <w:t>OpenCV version: 4.10.0</w:t>
+      </w:r>
+    </w:p>
+    <w:p>
+      <w:pPr>
+        <w:spacing w:after="0"/>
+        <w:ind w:left="720" w:firstLine="696"/>
+        <w:rPr>
+          <w:rFonts w:ascii="Abadi ExtraLight" w:hAnsi="Abadi ExtraLight"/>
+          <w:lang w:val="en-US"/>
+        </w:rPr>
+      </w:pPr>
+      <w:r>
+        <w:rPr>
+          <w:rFonts w:ascii="Abadi ExtraLight" w:hAnsi="Abadi ExtraLight"/>
+          <w:lang w:val="en-US"/>
+        </w:rPr>
+        <w:t>CUDA devices: 1</w:t>
+      </w:r>
+    </w:p>
+    <w:p>
+      <w:pPr>
+        <w:spacing w:after="0"/>
+        <w:ind w:left="720" w:firstLine="696"/>
+        <w:rPr>
+          <w:rFonts w:ascii="Abadi ExtraLight" w:hAnsi="Abadi ExtraLight"/>
+          <w:lang w:val="en-US"/>
+        </w:rPr>
+      </w:pPr>
+      <w:r>
+        <w:rPr>
+          <w:rFonts w:ascii="Abadi ExtraLight" w:hAnsi="Abadi ExtraLight"/>
+          <w:lang w:val="en-US"/>
+        </w:rPr>
+        <w:t>Has CUDA module: True</w:t>
+      </w:r>
+    </w:p>
+    <w:p>
+      <w:pPr>
+        <w:spacing w:after="0"/>
+        <w:ind w:left="720" w:firstLine="696"/>
+        <w:rPr>
+          <w:rFonts w:ascii="Abadi ExtraLight" w:hAnsi="Abadi ExtraLight"/>
+        </w:rPr>
+      </w:pPr>
+      <w:proofErr w:type="spellStart"/>
+      <w:r>
+        <w:rPr>
+          <w:rFonts w:ascii="Abadi ExtraLight" w:hAnsi="Abadi ExtraLight"/>
+        </w:rPr>
+        <w:t>TensorRT</w:t>
+      </w:r>
+      <w:proofErr w:type="spellEnd"/>
+      <w:r>
+        <w:rPr>
+          <w:rFonts w:ascii="Abadi ExtraLight" w:hAnsi="Abadi ExtraLight"/>
+        </w:rPr>
+        <w:t>: True</w:t>
+      </w:r>
+    </w:p>
+    <w:p/>
+    <w:p>
+      <w:pPr>
+        <w:pStyle w:val="Titolo4"/>
+      </w:pPr>
+      <w:r>
+        <w:t>U</w:t>
+      </w:r>
+      <w:r>
+        <w:t xml:space="preserve">sare </w:t>
+      </w:r>
+      <w:proofErr w:type="spellStart"/>
+      <w:r>
+        <w:t>OpenCV</w:t>
+      </w:r>
+      <w:proofErr w:type="spellEnd"/>
+      <w:r>
+        <w:t xml:space="preserve"> correttamente in C++ </w:t>
+      </w:r>
+    </w:p>
+    <w:p>
+      <w:r>
+        <w:t xml:space="preserve">Per progetti C++ </w:t>
+      </w:r>
+      <w:r>
+        <w:rPr>
+          <w:b/>
+          <w:bCs/>
+        </w:rPr>
+        <w:t xml:space="preserve">non usare </w:t>
+      </w:r>
+      <w:proofErr w:type="spellStart"/>
+      <w:r>
+        <w:rPr>
+          <w:b/>
+          <w:bCs/>
+        </w:rPr>
+        <w:t>pkg-config</w:t>
+      </w:r>
+      <w:proofErr w:type="spellEnd"/>
+      <w:r>
+        <w:t xml:space="preserve">, ma il metodo </w:t>
+      </w:r>
+      <w:proofErr w:type="spellStart"/>
+      <w:r>
+        <w:t>Cmake</w:t>
+      </w:r>
+      <w:proofErr w:type="spellEnd"/>
+      <w:r>
+        <w:t>:</w:t>
+      </w:r>
+      <w:r>
+        <w:t xml:space="preserve"> </w:t>
+      </w:r>
+      <w:proofErr w:type="spellStart"/>
+      <w:r>
+        <w:t>find_package</w:t>
+      </w:r>
+      <w:proofErr w:type="spellEnd"/>
+      <w:r>
         <w:t>(</w:t>
       </w:r>
-      <w:proofErr w:type="gramEnd"/>
-      <w:r>
-        <w:rPr>
-          <w:rFonts w:ascii="Abadi ExtraLight" w:hAnsi="Abadi ExtraLight"/>
-          <w:lang w:val="en-US"/>
-        </w:rPr>
-        <w:t>cv2, "</w:t>
-      </w:r>
-      <w:proofErr w:type="spellStart"/>
-      <w:r>
-        <w:rPr>
-          <w:rFonts w:ascii="Abadi ExtraLight" w:hAnsi="Abadi ExtraLight"/>
-          <w:lang w:val="en-US"/>
-        </w:rPr>
-        <w:t>cuda</w:t>
-      </w:r>
-      <w:proofErr w:type="spellEnd"/>
-      <w:r>
-        <w:rPr>
-          <w:rFonts w:ascii="Abadi ExtraLight" w:hAnsi="Abadi ExtraLight"/>
-          <w:lang w:val="en-US"/>
-        </w:rPr>
-        <w:t>"))</w:t>
-      </w:r>
-    </w:p>
-    <w:p>
-      <w:pPr>
-        <w:spacing w:after="0"/>
-        <w:ind w:left="720" w:firstLine="696"/>
-        <w:rPr>
-          <w:rFonts w:ascii="Abadi ExtraLight" w:hAnsi="Abadi ExtraLight"/>
-          <w:lang w:val="en-US"/>
-        </w:rPr>
-      </w:pPr>
-      <w:proofErr w:type="gramStart"/>
-      <w:r>
-        <w:rPr>
-          <w:rFonts w:ascii="Abadi ExtraLight" w:hAnsi="Abadi ExtraLight"/>
-          <w:lang w:val="en-US"/>
-        </w:rPr>
-        <w:t>print(</w:t>
-      </w:r>
-      <w:proofErr w:type="gramEnd"/>
-      <w:r>
-        <w:rPr>
-          <w:rFonts w:ascii="Abadi ExtraLight" w:hAnsi="Abadi ExtraLight"/>
-          <w:lang w:val="en-US"/>
-        </w:rPr>
-        <w:t>"</w:t>
-      </w:r>
-      <w:proofErr w:type="spellStart"/>
-      <w:r>
-        <w:rPr>
-          <w:rFonts w:ascii="Abadi ExtraLight" w:hAnsi="Abadi ExtraLight"/>
-          <w:lang w:val="en-US"/>
-        </w:rPr>
-        <w:t>TensorRT</w:t>
-      </w:r>
-      <w:proofErr w:type="spellEnd"/>
-      <w:r>
-        <w:rPr>
-          <w:rFonts w:ascii="Abadi ExtraLight" w:hAnsi="Abadi ExtraLight"/>
-          <w:lang w:val="en-US"/>
-        </w:rPr>
-        <w:t>:", "</w:t>
-      </w:r>
-      <w:proofErr w:type="spellStart"/>
-      <w:r>
-        <w:rPr>
-          <w:rFonts w:ascii="Abadi ExtraLight" w:hAnsi="Abadi ExtraLight"/>
-          <w:lang w:val="en-US"/>
-        </w:rPr>
-        <w:t>TensorRT</w:t>
-      </w:r>
-      <w:proofErr w:type="spellEnd"/>
-      <w:r>
-        <w:rPr>
-          <w:rFonts w:ascii="Abadi ExtraLight" w:hAnsi="Abadi ExtraLight"/>
-          <w:lang w:val="en-US"/>
-        </w:rPr>
-        <w:t>" in cv2.getBuildInformation())</w:t>
-      </w:r>
-    </w:p>
-    <w:p>
-      <w:pPr>
-        <w:spacing w:after="0"/>
-        <w:ind w:left="720" w:firstLine="696"/>
-        <w:rPr>
-          <w:rFonts w:ascii="Abadi ExtraLight" w:hAnsi="Abadi ExtraLight"/>
-          <w:lang w:val="en-US"/>
-        </w:rPr>
-      </w:pPr>
-      <w:r>
-        <w:rPr>
-          <w:rFonts w:ascii="Abadi ExtraLight" w:hAnsi="Abadi ExtraLight"/>
-          <w:lang w:val="en-US"/>
-        </w:rPr>
-        <w:t>EOF</w:t>
-      </w:r>
-    </w:p>
-    <w:p>
-      <w:pPr>
-        <w:spacing w:after="0"/>
-        <w:ind w:left="720" w:firstLine="696"/>
-        <w:rPr>
-          <w:rFonts w:ascii="Abadi ExtraLight" w:hAnsi="Abadi ExtraLight"/>
-          <w:lang w:val="en-US"/>
-        </w:rPr>
-      </w:pPr>
-    </w:p>
-    <w:p>
-      <w:pPr>
-        <w:rPr>
-          <w:b/>
-          <w:bCs/>
-          <w:lang w:val="en-US"/>
-        </w:rPr>
-      </w:pPr>
-      <w:r>
-        <w:rPr>
-          <w:b/>
-          <w:bCs/>
-          <w:lang w:val="en-US"/>
-        </w:rPr>
-        <w:t xml:space="preserve">Output </w:t>
-      </w:r>
-      <w:proofErr w:type="spellStart"/>
-      <w:r>
-        <w:rPr>
-          <w:b/>
-          <w:bCs/>
-          <w:lang w:val="en-US"/>
-        </w:rPr>
-        <w:t>atteso</w:t>
-      </w:r>
-      <w:proofErr w:type="spellEnd"/>
-    </w:p>
-    <w:p>
-      <w:pPr>
-        <w:spacing w:after="0"/>
-        <w:ind w:left="720" w:firstLine="696"/>
-        <w:rPr>
-          <w:rFonts w:ascii="Abadi ExtraLight" w:hAnsi="Abadi ExtraLight"/>
-          <w:lang w:val="en-US"/>
-        </w:rPr>
-      </w:pPr>
-      <w:r>
-        <w:rPr>
-          <w:rFonts w:ascii="Abadi ExtraLight" w:hAnsi="Abadi ExtraLight"/>
-          <w:lang w:val="en-US"/>
-        </w:rPr>
-        <w:t>OpenCV version: 4.10.0</w:t>
-      </w:r>
-    </w:p>
-    <w:p>
-      <w:pPr>
-        <w:spacing w:after="0"/>
-        <w:ind w:left="720" w:firstLine="696"/>
-        <w:rPr>
-          <w:rFonts w:ascii="Abadi ExtraLight" w:hAnsi="Abadi ExtraLight"/>
-          <w:lang w:val="en-US"/>
-        </w:rPr>
-      </w:pPr>
-      <w:r>
-        <w:rPr>
-          <w:rFonts w:ascii="Abadi ExtraLight" w:hAnsi="Abadi ExtraLight"/>
-          <w:lang w:val="en-US"/>
-        </w:rPr>
-        <w:t>CUDA devices: 1</w:t>
-      </w:r>
-    </w:p>
-    <w:p>
-      <w:pPr>
-        <w:spacing w:after="0"/>
-        <w:ind w:left="720" w:firstLine="696"/>
-        <w:rPr>
-          <w:rFonts w:ascii="Abadi ExtraLight" w:hAnsi="Abadi ExtraLight"/>
-          <w:lang w:val="en-US"/>
-        </w:rPr>
-      </w:pPr>
-      <w:r>
-        <w:rPr>
-          <w:rFonts w:ascii="Abadi ExtraLight" w:hAnsi="Abadi ExtraLight"/>
-          <w:lang w:val="en-US"/>
-        </w:rPr>
-        <w:t>Has CUDA module: True</w:t>
-      </w:r>
-    </w:p>
-    <w:p>
-      <w:pPr>
-        <w:spacing w:after="0"/>
-        <w:ind w:left="720" w:firstLine="696"/>
-        <w:rPr>
-          <w:rFonts w:ascii="Abadi ExtraLight" w:hAnsi="Abadi ExtraLight"/>
-        </w:rPr>
-      </w:pPr>
-      <w:proofErr w:type="spellStart"/>
-      <w:r>
-        <w:rPr>
-          <w:rFonts w:ascii="Abadi ExtraLight" w:hAnsi="Abadi ExtraLight"/>
-        </w:rPr>
-        <w:t>TensorRT</w:t>
-      </w:r>
-      <w:proofErr w:type="spellEnd"/>
-      <w:r>
-        <w:rPr>
-          <w:rFonts w:ascii="Abadi ExtraLight" w:hAnsi="Abadi ExtraLight"/>
-        </w:rPr>
-        <w:t>: True</w:t>
-      </w:r>
-    </w:p>
-    <w:p/>
-    <w:p>
-      <w:pPr>
-        <w:pStyle w:val="Titolo4"/>
-      </w:pPr>
-      <w:r>
-        <w:t>U</w:t>
-      </w:r>
-      <w:r>
-        <w:t xml:space="preserve">sare </w:t>
-      </w:r>
       <w:proofErr w:type="spellStart"/>
       <w:r>
         <w:t>OpenCV</w:t>
       </w:r>
       <w:proofErr w:type="spellEnd"/>
       <w:r>
-        <w:t xml:space="preserve"> correttamente in C++ </w:t>
-      </w:r>
-    </w:p>
-    <w:p>
-      <w:r>
-        <w:t xml:space="preserve">Per progetti C++ </w:t>
-      </w:r>
-      <w:r>
-        <w:rPr>
-          <w:b/>
-          <w:bCs/>
-        </w:rPr>
-        <w:t xml:space="preserve">non usare </w:t>
-      </w:r>
-      <w:proofErr w:type="spellStart"/>
-      <w:r>
-        <w:rPr>
-          <w:b/>
-          <w:bCs/>
-        </w:rPr>
-        <w:t>pkg-config</w:t>
-      </w:r>
-      <w:proofErr w:type="spellEnd"/>
-      <w:r>
-        <w:t xml:space="preserve">, ma il metodo </w:t>
-      </w:r>
-      <w:proofErr w:type="spellStart"/>
-      <w:r>
-        <w:t>Cmake</w:t>
-      </w:r>
-      <w:proofErr w:type="spellEnd"/>
-      <w:r>
-        <w:t>:</w:t>
-      </w:r>
-      <w:r>
-        <w:t xml:space="preserve"> </w:t>
-      </w:r>
-      <w:proofErr w:type="spellStart"/>
-      <w:r>
-        <w:t>find_</w:t>
-      </w:r>
-      <w:proofErr w:type="gramStart"/>
-      <w:r>
-        <w:t>package</w:t>
-      </w:r>
-      <w:proofErr w:type="spellEnd"/>
-      <w:r>
-        <w:t>(</w:t>
-      </w:r>
-      <w:proofErr w:type="spellStart"/>
-      <w:proofErr w:type="gramEnd"/>
-      <w:r>
-        <w:t>OpenCV</w:t>
-      </w:r>
-      <w:proofErr w:type="spellEnd"/>
-      <w:r>
         <w:t>):</w:t>
       </w:r>
     </w:p>
@@ -13884,31 +13433,15 @@
           <w:rFonts w:ascii="Abadi ExtraLight" w:hAnsi="Abadi ExtraLight"/>
           <w:lang w:val="en-US"/>
         </w:rPr>
-        <w:t>cmake_minimum_</w:t>
-      </w:r>
-      <w:proofErr w:type="gramStart"/>
-      <w:r>
-        <w:rPr>
-          <w:rFonts w:ascii="Abadi ExtraLight" w:hAnsi="Abadi ExtraLight"/>
-          <w:lang w:val="en-US"/>
-        </w:rPr>
-        <w:t>required</w:t>
-      </w:r>
-      <w:proofErr w:type="spellEnd"/>
-      <w:r>
-        <w:rPr>
-          <w:rFonts w:ascii="Abadi ExtraLight" w:hAnsi="Abadi ExtraLight"/>
-          <w:lang w:val="en-US"/>
-        </w:rPr>
-        <w:t>(</w:t>
-      </w:r>
-      <w:proofErr w:type="gramEnd"/>
-      <w:r>
-        <w:rPr>
-          <w:rFonts w:ascii="Abadi ExtraLight" w:hAnsi="Abadi ExtraLight"/>
-          <w:lang w:val="en-US"/>
-        </w:rPr>
-        <w:t>VERSION 3.10)</w:t>
+        <w:t>cmake_minimum_required</w:t>
+      </w:r>
+      <w:proofErr w:type="spellEnd"/>
+      <w:r>
+        <w:rPr>
+          <w:rFonts w:ascii="Abadi ExtraLight" w:hAnsi="Abadi ExtraLight"/>
+          <w:lang w:val="en-US"/>
+        </w:rPr>
+        <w:t>(VERSION 3.10)</w:t>
       </w:r>
     </w:p>
     <w:p>
@@ -13959,131 +13492,75 @@
           <w:rFonts w:ascii="Abadi ExtraLight" w:hAnsi="Abadi ExtraLight"/>
           <w:lang w:val="en-US"/>
         </w:rPr>
-        <w:t>find_</w:t>
-      </w:r>
-      <w:proofErr w:type="gramStart"/>
-      <w:r>
-        <w:rPr>
-          <w:rFonts w:ascii="Abadi ExtraLight" w:hAnsi="Abadi ExtraLight"/>
-          <w:lang w:val="en-US"/>
-        </w:rPr>
-        <w:t>package</w:t>
-      </w:r>
-      <w:proofErr w:type="spellEnd"/>
-      <w:r>
-        <w:rPr>
-          <w:rFonts w:ascii="Abadi ExtraLight" w:hAnsi="Abadi ExtraLight"/>
-          <w:lang w:val="en-US"/>
-        </w:rPr>
-        <w:t>(</w:t>
-      </w:r>
-      <w:proofErr w:type="gramEnd"/>
-      <w:r>
-        <w:rPr>
-          <w:rFonts w:ascii="Abadi ExtraLight" w:hAnsi="Abadi ExtraLight"/>
-          <w:lang w:val="en-US"/>
-        </w:rPr>
-        <w:t>OpenCV REQUIRED)</w:t>
-      </w:r>
-    </w:p>
-    <w:p>
-      <w:pPr>
-        <w:spacing w:after="0"/>
-        <w:ind w:left="720" w:firstLine="696"/>
-        <w:rPr>
-          <w:rFonts w:ascii="Abadi ExtraLight" w:hAnsi="Abadi ExtraLight"/>
-          <w:lang w:val="en-US"/>
-        </w:rPr>
-      </w:pPr>
-      <w:proofErr w:type="spellStart"/>
-      <w:r>
-        <w:rPr>
-          <w:rFonts w:ascii="Abadi ExtraLight" w:hAnsi="Abadi ExtraLight"/>
-          <w:lang w:val="en-US"/>
-        </w:rPr>
-        <w:t>add_</w:t>
-      </w:r>
-      <w:proofErr w:type="gramStart"/>
-      <w:r>
-        <w:rPr>
-          <w:rFonts w:ascii="Abadi ExtraLight" w:hAnsi="Abadi ExtraLight"/>
-          <w:lang w:val="en-US"/>
-        </w:rPr>
-        <w:t>executable</w:t>
-      </w:r>
-      <w:proofErr w:type="spellEnd"/>
-      <w:r>
-        <w:rPr>
-          <w:rFonts w:ascii="Abadi ExtraLight" w:hAnsi="Abadi ExtraLight"/>
-          <w:lang w:val="en-US"/>
-        </w:rPr>
-        <w:t>(</w:t>
-      </w:r>
-      <w:proofErr w:type="gramEnd"/>
-      <w:r>
-        <w:rPr>
-          <w:rFonts w:ascii="Abadi ExtraLight" w:hAnsi="Abadi ExtraLight"/>
-          <w:lang w:val="en-US"/>
-        </w:rPr>
-        <w:t>test main.cpp)</w:t>
-      </w:r>
-    </w:p>
-    <w:p>
-      <w:pPr>
-        <w:spacing w:after="0"/>
-        <w:ind w:left="720" w:firstLine="696"/>
-        <w:rPr>
-          <w:rFonts w:ascii="Abadi ExtraLight" w:hAnsi="Abadi ExtraLight"/>
-          <w:lang w:val="en-US"/>
-        </w:rPr>
-      </w:pPr>
-      <w:proofErr w:type="spellStart"/>
-      <w:r>
-        <w:rPr>
-          <w:rFonts w:ascii="Abadi ExtraLight" w:hAnsi="Abadi ExtraLight"/>
-          <w:lang w:val="en-US"/>
-        </w:rPr>
-        <w:t>target_link_</w:t>
-      </w:r>
-      <w:proofErr w:type="gramStart"/>
-      <w:r>
-        <w:rPr>
-          <w:rFonts w:ascii="Abadi ExtraLight" w:hAnsi="Abadi ExtraLight"/>
-          <w:lang w:val="en-US"/>
-        </w:rPr>
-        <w:t>libraries</w:t>
-      </w:r>
-      <w:proofErr w:type="spellEnd"/>
-      <w:r>
-        <w:rPr>
-          <w:rFonts w:ascii="Abadi ExtraLight" w:hAnsi="Abadi ExtraLight"/>
-          <w:lang w:val="en-US"/>
-        </w:rPr>
-        <w:t>(</w:t>
-      </w:r>
-      <w:proofErr w:type="gramEnd"/>
-      <w:r>
-        <w:rPr>
-          <w:rFonts w:ascii="Abadi ExtraLight" w:hAnsi="Abadi ExtraLight"/>
-          <w:lang w:val="en-US"/>
-        </w:rPr>
-        <w:t>test ${</w:t>
-      </w:r>
-      <w:proofErr w:type="spellStart"/>
-      <w:r>
-        <w:rPr>
-          <w:rFonts w:ascii="Abadi ExtraLight" w:hAnsi="Abadi ExtraLight"/>
-          <w:lang w:val="en-US"/>
-        </w:rPr>
-        <w:t>OpenCV_</w:t>
-      </w:r>
-      <w:proofErr w:type="gramStart"/>
-      <w:r>
-        <w:rPr>
-          <w:rFonts w:ascii="Abadi ExtraLight" w:hAnsi="Abadi ExtraLight"/>
-          <w:lang w:val="en-US"/>
-        </w:rPr>
-        <w:t>LIBS</w:t>
+        <w:t>find_package</w:t>
+      </w:r>
+      <w:proofErr w:type="spellEnd"/>
+      <w:r>
+        <w:rPr>
+          <w:rFonts w:ascii="Abadi ExtraLight" w:hAnsi="Abadi ExtraLight"/>
+          <w:lang w:val="en-US"/>
+        </w:rPr>
+        <w:t>(OpenCV REQUIRED)</w:t>
+      </w:r>
+    </w:p>
+    <w:p>
+      <w:pPr>
+        <w:spacing w:after="0"/>
+        <w:ind w:left="720" w:firstLine="696"/>
+        <w:rPr>
+          <w:rFonts w:ascii="Abadi ExtraLight" w:hAnsi="Abadi ExtraLight"/>
+          <w:lang w:val="en-US"/>
+        </w:rPr>
+      </w:pPr>
+      <w:proofErr w:type="spellStart"/>
+      <w:r>
+        <w:rPr>
+          <w:rFonts w:ascii="Abadi ExtraLight" w:hAnsi="Abadi ExtraLight"/>
+          <w:lang w:val="en-US"/>
+        </w:rPr>
+        <w:t>add_executable</w:t>
+      </w:r>
+      <w:proofErr w:type="spellEnd"/>
+      <w:r>
+        <w:rPr>
+          <w:rFonts w:ascii="Abadi ExtraLight" w:hAnsi="Abadi ExtraLight"/>
+          <w:lang w:val="en-US"/>
+        </w:rPr>
+        <w:t>(test main.cpp)</w:t>
+      </w:r>
+    </w:p>
+    <w:p>
+      <w:pPr>
+        <w:spacing w:after="0"/>
+        <w:ind w:left="720" w:firstLine="696"/>
+        <w:rPr>
+          <w:rFonts w:ascii="Abadi ExtraLight" w:hAnsi="Abadi ExtraLight"/>
+          <w:lang w:val="en-US"/>
+        </w:rPr>
+      </w:pPr>
+      <w:proofErr w:type="spellStart"/>
+      <w:r>
+        <w:rPr>
+          <w:rFonts w:ascii="Abadi ExtraLight" w:hAnsi="Abadi ExtraLight"/>
+          <w:lang w:val="en-US"/>
+        </w:rPr>
+        <w:t>target_link_libraries</w:t>
+      </w:r>
+      <w:proofErr w:type="spellEnd"/>
+      <w:r>
+        <w:rPr>
+          <w:rFonts w:ascii="Abadi ExtraLight" w:hAnsi="Abadi ExtraLight"/>
+          <w:lang w:val="en-US"/>
+        </w:rPr>
+        <w:t>(test ${</w:t>
+      </w:r>
+      <w:proofErr w:type="spellStart"/>
+      <w:r>
+        <w:rPr>
+          <w:rFonts w:ascii="Abadi ExtraLight" w:hAnsi="Abadi ExtraLight"/>
+          <w:lang w:val="en-US"/>
+        </w:rPr>
+        <w:t>OpenCV_LIBS</w:t>
       </w:r>
       <w:proofErr w:type="spellEnd"/>
       <w:r>
@@ -14093,7 +13570,6 @@
         </w:rPr>
         <w:t>})</w:t>
       </w:r>
-      <w:proofErr w:type="gramEnd"/>
     </w:p>
     <w:p>
       <w:pPr>
@@ -14124,13 +13600,8 @@
     </w:p>
     <w:p>
       <w:r>
-        <w:t xml:space="preserve">Attraverso il </w:t>
-      </w:r>
-      <w:proofErr w:type="gramStart"/>
-      <w:r>
-        <w:t>comando :</w:t>
-      </w:r>
-      <w:proofErr w:type="gramEnd"/>
+        <w:t>Attraverso il comando :</w:t>
+      </w:r>
     </w:p>
     <w:p>
       <w:pPr>
@@ -14528,15 +13999,7 @@
     </w:p>
     <w:p>
       <w:r>
-        <w:t xml:space="preserve">Consideriamo un sistema con </w:t>
-      </w:r>
-      <w:proofErr w:type="gramStart"/>
-      <w:r>
-        <w:t>le seguente</w:t>
-      </w:r>
-      <w:proofErr w:type="gramEnd"/>
-      <w:r>
-        <w:t xml:space="preserve"> </w:t>
+        <w:t xml:space="preserve">Consideriamo un sistema con le seguente </w:t>
       </w:r>
       <w:proofErr w:type="spellStart"/>
       <w:r>
@@ -16252,13 +15715,8 @@
       </w:r>
       <w:proofErr w:type="spellEnd"/>
       <w:r>
-        <w:t xml:space="preserve"> sono normalmente installati </w:t>
-      </w:r>
-      <w:proofErr w:type="gramStart"/>
-      <w:r>
-        <w:t>in :</w:t>
-      </w:r>
-      <w:proofErr w:type="gramEnd"/>
+        <w:t xml:space="preserve"> sono normalmente installati in :</w:t>
+      </w:r>
     </w:p>
     <w:p>
       <w:pPr>
@@ -16403,18 +15861,10 @@
         </w:rPr>
       </w:pPr>
       <w:r>
-        <w:t xml:space="preserve">Per i sample </w:t>
-      </w:r>
-      <w:proofErr w:type="gramStart"/>
-      <w:r>
-        <w:t xml:space="preserve">CUDA </w:t>
-      </w:r>
-      <w:r>
-        <w:t>,</w:t>
-      </w:r>
-      <w:proofErr w:type="gramEnd"/>
-      <w:r>
-        <w:t xml:space="preserve"> è</w:t>
+        <w:t xml:space="preserve">Per i sample CUDA </w:t>
+      </w:r>
+      <w:r>
+        <w:t>, è</w:t>
       </w:r>
       <w:r>
         <w:t xml:space="preserve"> necessario clonare la repo. </w:t>
@@ -16956,7 +16406,6 @@
                 <w:rFonts w:ascii="Abadi ExtraLight" w:hAnsi="Abadi ExtraLight"/>
               </w:rPr>
             </w:pPr>
-            <w:proofErr w:type="gramStart"/>
             <w:r>
               <w:rPr>
                 <w:rFonts w:ascii="Abadi ExtraLight" w:hAnsi="Abadi ExtraLight"/>
@@ -16964,7 +16413,6 @@
               <w:t>./</w:t>
             </w:r>
             <w:proofErr w:type="spellStart"/>
-            <w:proofErr w:type="gramEnd"/>
             <w:r>
               <w:rPr>
                 <w:rFonts w:ascii="Abadi ExtraLight" w:hAnsi="Abadi ExtraLight"/>
@@ -16976,27 +16424,13 @@
               <w:rPr>
                 <w:rFonts w:ascii="Abadi ExtraLight" w:hAnsi="Abadi ExtraLight"/>
               </w:rPr>
-              <w:t xml:space="preserve"> H265</w:t>
-            </w:r>
-            <w:proofErr w:type="gramStart"/>
-            <w:r>
-              <w:rPr>
-                <w:rFonts w:ascii="Abadi ExtraLight" w:hAnsi="Abadi ExtraLight"/>
-              </w:rPr>
-              <w:t xml:space="preserve"> </w:t>
+              <w:t xml:space="preserve"> H265 </w:t>
             </w:r>
             <w:r>
               <w:rPr>
                 <w:rFonts w:ascii="Abadi ExtraLight" w:hAnsi="Abadi ExtraLight"/>
               </w:rPr>
-              <w:t>../..</w:t>
-            </w:r>
-            <w:proofErr w:type="gramEnd"/>
-            <w:r>
-              <w:rPr>
-                <w:rFonts w:ascii="Abadi ExtraLight" w:hAnsi="Abadi ExtraLight"/>
-              </w:rPr>
-              <w:t>/data/Video</w:t>
+              <w:t>../../data/Video</w:t>
             </w:r>
             <w:r>
               <w:rPr>
@@ -17371,7 +16805,6 @@
                 <w:lang w:val="en-US"/>
               </w:rPr>
             </w:pPr>
-            <w:proofErr w:type="gramStart"/>
             <w:r>
               <w:rPr>
                 <w:rFonts w:ascii="Abadi ExtraLight" w:hAnsi="Abadi ExtraLight"/>
@@ -17380,7 +16813,6 @@
               <w:t>./</w:t>
             </w:r>
             <w:proofErr w:type="spellStart"/>
-            <w:proofErr w:type="gramEnd"/>
             <w:r>
               <w:rPr>
                 <w:rFonts w:ascii="Abadi ExtraLight" w:hAnsi="Abadi ExtraLight"/>
@@ -18366,23 +17798,7 @@
                 <w:sz w:val="22"/>
                 <w:szCs w:val="22"/>
               </w:rPr>
-              <w:t xml:space="preserve">Zero-copy tra GPU </w:t>
-            </w:r>
-            <w:proofErr w:type="gramStart"/>
-            <w:r>
-              <w:rPr>
-                <w:sz w:val="22"/>
-                <w:szCs w:val="22"/>
-              </w:rPr>
-              <w:t>e</w:t>
-            </w:r>
-            <w:proofErr w:type="gramEnd"/>
-            <w:r>
-              <w:rPr>
-                <w:sz w:val="22"/>
-                <w:szCs w:val="22"/>
-              </w:rPr>
-              <w:t xml:space="preserve"> Encoder.</w:t>
+              <w:t>Zero-copy tra GPU e Encoder.</w:t>
             </w:r>
           </w:p>
         </w:tc>
@@ -18975,14 +18391,7 @@
           <w:lang w:val="en-US"/>
         </w:rPr>
         <w:lastRenderedPageBreak/>
-        <w:t xml:space="preserve">Sample </w:t>
-      </w:r>
-      <w:proofErr w:type="gramStart"/>
-      <w:r>
-        <w:rPr>
-          <w:lang w:val="en-US"/>
-        </w:rPr>
-        <w:t>Argus</w:t>
+        <w:t>Sample Argus</w:t>
       </w:r>
       <w:r>
         <w:rPr>
@@ -18994,14 +18403,7 @@
         <w:rPr>
           <w:lang w:val="en-US"/>
         </w:rPr>
-        <w:t xml:space="preserve"> (</w:t>
-      </w:r>
-      <w:proofErr w:type="gramEnd"/>
-      <w:r>
-        <w:rPr>
-          <w:lang w:val="en-US"/>
-        </w:rPr>
-        <w:t>/</w:t>
+        <w:t xml:space="preserve"> (/</w:t>
       </w:r>
       <w:proofErr w:type="spellStart"/>
       <w:r>
@@ -20575,7 +19977,84 @@
       </w:r>
     </w:p>
     <w:p>
-      <w:r>
+      <w:pPr>
+        <w:spacing w:after="0" w:line="276" w:lineRule="auto"/>
+        <w:jc w:val="both"/>
+      </w:pPr>
+      <w:r>
+        <w:rPr>
+          <w:b/>
+          <w:bCs/>
+        </w:rPr>
+        <w:t>NOTA:</w:t>
+      </w:r>
+      <w:r>
+        <w:t xml:space="preserve"> molt</w:t>
+      </w:r>
+      <w:r>
+        <w:t>i</w:t>
+      </w:r>
+      <w:r>
+        <w:t xml:space="preserve"> samples necessitano dei corrispondenti modelli, che devono essere scaricati</w:t>
+      </w:r>
+    </w:p>
+    <w:p>
+      <w:pPr>
+        <w:spacing w:after="0" w:line="276" w:lineRule="auto"/>
+        <w:jc w:val="both"/>
+        <w:rPr>
+          <w:u w:val="single"/>
+        </w:rPr>
+      </w:pPr>
+      <w:r>
+        <w:rPr>
+          <w:u w:val="single"/>
+        </w:rPr>
+        <w:t xml:space="preserve">Leggere attentamente il file </w:t>
+      </w:r>
+      <w:proofErr w:type="spellStart"/>
+      <w:r>
+        <w:rPr>
+          <w:u w:val="single"/>
+        </w:rPr>
+        <w:t>readMe</w:t>
+      </w:r>
+      <w:proofErr w:type="spellEnd"/>
+      <w:r>
+        <w:rPr>
+          <w:u w:val="single"/>
+        </w:rPr>
+        <w:t xml:space="preserve"> nella cartella del sample.</w:t>
+      </w:r>
+    </w:p>
+    <w:p>
+      <w:pPr>
+        <w:spacing w:after="0" w:line="276" w:lineRule="auto"/>
+        <w:jc w:val="both"/>
+      </w:pPr>
+      <w:r>
+        <w:t>Nello stesso file, sono riportate le corrette impostazioni di esecuzione</w:t>
+      </w:r>
+    </w:p>
+    <w:p>
+      <w:pPr>
+        <w:spacing w:after="0" w:line="276" w:lineRule="auto"/>
+        <w:jc w:val="both"/>
+      </w:pPr>
+    </w:p>
+    <w:p>
+      <w:pPr>
+        <w:spacing w:after="0" w:line="276" w:lineRule="auto"/>
+        <w:jc w:val="both"/>
+      </w:pPr>
+    </w:p>
+    <w:p>
+      <w:pPr>
+        <w:spacing w:after="0" w:line="276" w:lineRule="auto"/>
+        <w:jc w:val="both"/>
+      </w:pPr>
+      <w:r>
+        <w:lastRenderedPageBreak/>
         <w:t>Per i test di validazione su Jetson, i tre sample più usati sono</w:t>
       </w:r>
     </w:p>
@@ -20700,240 +20179,1407 @@
           <w:rFonts w:ascii="Abadi ExtraLight" w:hAnsi="Abadi ExtraLight"/>
           <w:lang w:val="en-US"/>
         </w:rPr>
-        <w:t>cd</w:t>
-      </w:r>
-      <w:proofErr w:type="gramStart"/>
-      <w:r>
-        <w:rPr>
-          <w:rFonts w:ascii="Abadi ExtraLight" w:hAnsi="Abadi ExtraLight"/>
-          <w:lang w:val="en-US"/>
-        </w:rPr>
-        <w:t xml:space="preserve"> ..</w:t>
-      </w:r>
-      <w:proofErr w:type="gramEnd"/>
-      <w:r>
-        <w:rPr>
-          <w:rFonts w:ascii="Abadi ExtraLight" w:hAnsi="Abadi ExtraLight"/>
-          <w:lang w:val="en-US"/>
-        </w:rPr>
-        <w:t>/bin</w:t>
-      </w:r>
-    </w:p>
-    <w:p>
-      <w:pPr>
-        <w:spacing w:after="0"/>
-        <w:ind w:left="720" w:firstLine="696"/>
-        <w:rPr>
-          <w:rFonts w:ascii="Abadi ExtraLight" w:hAnsi="Abadi ExtraLight"/>
-          <w:lang w:val="en-US"/>
-        </w:rPr>
-      </w:pPr>
-    </w:p>
-    <w:p>
-      <w:pPr>
-        <w:spacing w:after="0"/>
-        <w:ind w:left="720" w:firstLine="696"/>
-        <w:rPr>
-          <w:rFonts w:ascii="Abadi ExtraLight" w:hAnsi="Abadi ExtraLight"/>
-          <w:lang w:val="en-US"/>
-        </w:rPr>
-      </w:pPr>
-      <w:proofErr w:type="gramStart"/>
+        <w:t>cd ../bin</w:t>
+      </w:r>
+    </w:p>
+    <w:p>
+      <w:pPr>
+        <w:spacing w:after="0"/>
+        <w:ind w:left="720" w:firstLine="696"/>
+        <w:rPr>
+          <w:rFonts w:ascii="Abadi ExtraLight" w:hAnsi="Abadi ExtraLight"/>
+          <w:lang w:val="en-US"/>
+        </w:rPr>
+      </w:pPr>
+    </w:p>
+    <w:p>
+      <w:pPr>
+        <w:spacing w:after="0"/>
+        <w:ind w:left="720" w:firstLine="696"/>
+        <w:rPr>
+          <w:rFonts w:ascii="Abadi ExtraLight" w:hAnsi="Abadi ExtraLight"/>
+          <w:lang w:val="en-US"/>
+        </w:rPr>
+      </w:pPr>
+      <w:r>
+        <w:rPr>
+          <w:rFonts w:ascii="Abadi ExtraLight" w:hAnsi="Abadi ExtraLight"/>
+          <w:lang w:val="en-US"/>
+        </w:rPr>
+        <w:t>./bin/</w:t>
+      </w:r>
+      <w:proofErr w:type="spellStart"/>
+      <w:r>
+        <w:rPr>
+          <w:rFonts w:ascii="Abadi ExtraLight" w:hAnsi="Abadi ExtraLight"/>
+          <w:lang w:val="en-US"/>
+        </w:rPr>
+        <w:t>sample_algorithm_selector</w:t>
+      </w:r>
+      <w:proofErr w:type="spellEnd"/>
+    </w:p>
+    <w:p>
+      <w:pPr>
+        <w:spacing w:after="0"/>
+        <w:ind w:left="720" w:firstLine="696"/>
+        <w:rPr>
+          <w:rFonts w:ascii="Abadi ExtraLight" w:hAnsi="Abadi ExtraLight"/>
+          <w:lang w:val="en-US"/>
+        </w:rPr>
+      </w:pPr>
+      <w:r>
+        <w:rPr>
+          <w:rFonts w:ascii="Abadi ExtraLight" w:hAnsi="Abadi ExtraLight"/>
+          <w:lang w:val="en-US"/>
+        </w:rPr>
+        <w:t>./bin/</w:t>
+      </w:r>
+      <w:proofErr w:type="spellStart"/>
+      <w:r>
+        <w:rPr>
+          <w:rFonts w:ascii="Abadi ExtraLight" w:hAnsi="Abadi ExtraLight"/>
+          <w:lang w:val="en-US"/>
+        </w:rPr>
+        <w:t>sample_onnx_mnist</w:t>
+      </w:r>
+      <w:proofErr w:type="spellEnd"/>
+    </w:p>
+    <w:p>
+      <w:pPr>
+        <w:spacing w:after="0"/>
+        <w:ind w:left="720" w:firstLine="696"/>
+        <w:rPr>
+          <w:rFonts w:ascii="Abadi ExtraLight" w:hAnsi="Abadi ExtraLight"/>
+          <w:lang w:val="en-US"/>
+        </w:rPr>
+      </w:pPr>
+      <w:r>
+        <w:rPr>
+          <w:rFonts w:ascii="Abadi ExtraLight" w:hAnsi="Abadi ExtraLight"/>
+          <w:lang w:val="en-US"/>
+        </w:rPr>
+        <w:t>./bin/</w:t>
+      </w:r>
+      <w:proofErr w:type="spellStart"/>
+      <w:r>
+        <w:rPr>
+          <w:rFonts w:ascii="Abadi ExtraLight" w:hAnsi="Abadi ExtraLight"/>
+          <w:lang w:val="en-US"/>
+        </w:rPr>
+        <w:t>sample_onnx_mnist</w:t>
+      </w:r>
+      <w:proofErr w:type="spellEnd"/>
+      <w:r>
+        <w:rPr>
+          <w:rFonts w:ascii="Abadi ExtraLight" w:hAnsi="Abadi ExtraLight"/>
+          <w:lang w:val="en-US"/>
+        </w:rPr>
+        <w:t xml:space="preserve"> --</w:t>
+      </w:r>
+      <w:proofErr w:type="spellStart"/>
+      <w:r>
+        <w:rPr>
+          <w:rFonts w:ascii="Abadi ExtraLight" w:hAnsi="Abadi ExtraLight"/>
+          <w:lang w:val="en-US"/>
+        </w:rPr>
+        <w:t>useDLACore</w:t>
+      </w:r>
+      <w:proofErr w:type="spellEnd"/>
+      <w:r>
+        <w:rPr>
+          <w:rFonts w:ascii="Abadi ExtraLight" w:hAnsi="Abadi ExtraLight"/>
+          <w:lang w:val="en-US"/>
+        </w:rPr>
+        <w:t>=0</w:t>
+      </w:r>
+    </w:p>
+    <w:p>
+      <w:pPr>
+        <w:spacing w:after="0"/>
+        <w:ind w:left="720" w:firstLine="696"/>
+        <w:rPr>
+          <w:rFonts w:ascii="Abadi ExtraLight" w:hAnsi="Abadi ExtraLight"/>
+          <w:lang w:val="en-US"/>
+        </w:rPr>
+      </w:pPr>
+      <w:r>
+        <w:rPr>
+          <w:rFonts w:ascii="Abadi ExtraLight" w:hAnsi="Abadi ExtraLight"/>
+          <w:lang w:val="en-US"/>
+        </w:rPr>
+        <w:t>./bin/</w:t>
+      </w:r>
+      <w:proofErr w:type="spellStart"/>
+      <w:r>
+        <w:rPr>
+          <w:rFonts w:ascii="Abadi ExtraLight" w:hAnsi="Abadi ExtraLight"/>
+          <w:lang w:val="en-US"/>
+        </w:rPr>
+        <w:t>sample_onnx_mnist</w:t>
+      </w:r>
+      <w:proofErr w:type="spellEnd"/>
+      <w:r>
+        <w:rPr>
+          <w:rFonts w:ascii="Abadi ExtraLight" w:hAnsi="Abadi ExtraLight"/>
+          <w:lang w:val="en-US"/>
+        </w:rPr>
+        <w:t xml:space="preserve"> --</w:t>
+      </w:r>
+      <w:proofErr w:type="spellStart"/>
+      <w:r>
+        <w:rPr>
+          <w:rFonts w:ascii="Abadi ExtraLight" w:hAnsi="Abadi ExtraLight"/>
+          <w:lang w:val="en-US"/>
+        </w:rPr>
+        <w:t>useDLACore</w:t>
+      </w:r>
+      <w:proofErr w:type="spellEnd"/>
+      <w:r>
+        <w:rPr>
+          <w:rFonts w:ascii="Abadi ExtraLight" w:hAnsi="Abadi ExtraLight"/>
+          <w:lang w:val="en-US"/>
+        </w:rPr>
+        <w:t>=1</w:t>
+      </w:r>
+    </w:p>
+    <w:p>
+      <w:pPr>
+        <w:jc w:val="both"/>
+        <w:rPr>
+          <w:lang w:val="en-US"/>
+        </w:rPr>
+      </w:pPr>
+    </w:p>
+    <w:p>
+      <w:pPr>
+        <w:pStyle w:val="Titolo6"/>
+      </w:pPr>
+      <w:r>
+        <w:t xml:space="preserve">Salvare gli Engine </w:t>
+      </w:r>
+      <w:proofErr w:type="spellStart"/>
+      <w:r>
+        <w:t>TensorRt</w:t>
+      </w:r>
+      <w:proofErr w:type="spellEnd"/>
+    </w:p>
+    <w:p>
+      <w:r>
+        <w:t xml:space="preserve">Il sample di default </w:t>
+      </w:r>
+      <w:r>
+        <w:rPr>
+          <w:b/>
+          <w:bCs/>
+        </w:rPr>
+        <w:t xml:space="preserve">non salva </w:t>
+      </w:r>
+      <w:proofErr w:type="spellStart"/>
+      <w:r>
+        <w:rPr>
+          <w:b/>
+          <w:bCs/>
+        </w:rPr>
+        <w:t>l'engine</w:t>
+      </w:r>
+      <w:proofErr w:type="spellEnd"/>
+      <w:r>
+        <w:rPr>
+          <w:b/>
+          <w:bCs/>
+        </w:rPr>
+        <w:t xml:space="preserve"> su disco</w:t>
+      </w:r>
+      <w:r>
+        <w:t xml:space="preserve"> — lo costruisce in memoria, esegue l'inferenza, e quando il programma termina </w:t>
+      </w:r>
+      <w:proofErr w:type="spellStart"/>
+      <w:r>
+        <w:t>l'engine</w:t>
+      </w:r>
+      <w:proofErr w:type="spellEnd"/>
+      <w:r>
+        <w:t xml:space="preserve"> viene distrutto.</w:t>
+      </w:r>
+    </w:p>
+    <w:p>
+      <w:r>
+        <w:t xml:space="preserve">Se vuoi riusarlo senza ricompilarlo ogni volta, devi aggiungere manualmente la serializzazione dopo il </w:t>
+      </w:r>
+      <w:proofErr w:type="spellStart"/>
+      <w:r>
+        <w:rPr>
+          <w:rFonts w:ascii="Abadi ExtraLight" w:hAnsi="Abadi ExtraLight"/>
+          <w:lang w:val="en-US"/>
+        </w:rPr>
+        <w:t>buildEngineWithConfig</w:t>
+      </w:r>
+      <w:proofErr w:type="spellEnd"/>
+      <w:r>
+        <w:rPr>
+          <w:rFonts w:ascii="Abadi ExtraLight" w:hAnsi="Abadi ExtraLight"/>
+          <w:lang w:val="en-US"/>
+        </w:rPr>
+        <w:t>:</w:t>
+      </w:r>
+    </w:p>
+    <w:p>
+      <w:pPr>
+        <w:rPr>
+          <w:i/>
+          <w:iCs/>
+        </w:rPr>
+      </w:pPr>
+      <w:r>
+        <w:rPr>
+          <w:i/>
+          <w:iCs/>
+        </w:rPr>
+        <w:t>cpp</w:t>
+      </w:r>
+    </w:p>
+    <w:p>
+      <w:pPr>
+        <w:spacing w:after="0"/>
+        <w:ind w:left="720" w:firstLine="696"/>
+        <w:rPr>
+          <w:rFonts w:ascii="Abadi ExtraLight" w:hAnsi="Abadi ExtraLight"/>
+          <w:lang w:val="en-US"/>
+        </w:rPr>
+      </w:pPr>
+      <w:r>
+        <w:rPr>
+          <w:rFonts w:ascii="Abadi ExtraLight" w:hAnsi="Abadi ExtraLight"/>
+          <w:lang w:val="en-US"/>
+        </w:rPr>
+        <w:t xml:space="preserve">// Dopo aver costruito </w:t>
+      </w:r>
+      <w:proofErr w:type="spellStart"/>
+      <w:r>
+        <w:rPr>
+          <w:rFonts w:ascii="Abadi ExtraLight" w:hAnsi="Abadi ExtraLight"/>
+          <w:lang w:val="en-US"/>
+        </w:rPr>
+        <w:t>l'engine</w:t>
+      </w:r>
+      <w:proofErr w:type="spellEnd"/>
+      <w:r>
+        <w:rPr>
+          <w:rFonts w:ascii="Abadi ExtraLight" w:hAnsi="Abadi ExtraLight"/>
+          <w:lang w:val="en-US"/>
+        </w:rPr>
+        <w:t>...</w:t>
+      </w:r>
+    </w:p>
+    <w:p>
+      <w:pPr>
+        <w:spacing w:after="0"/>
+        <w:ind w:left="720" w:firstLine="696"/>
+        <w:rPr>
+          <w:rFonts w:ascii="Abadi ExtraLight" w:hAnsi="Abadi ExtraLight"/>
+          <w:lang w:val="en-US"/>
+        </w:rPr>
+      </w:pPr>
+      <w:r>
+        <w:rPr>
+          <w:rFonts w:ascii="Abadi ExtraLight" w:hAnsi="Abadi ExtraLight"/>
+          <w:lang w:val="en-US"/>
+        </w:rPr>
+        <w:t>std::</w:t>
+      </w:r>
+      <w:proofErr w:type="spellStart"/>
+      <w:r>
+        <w:rPr>
+          <w:rFonts w:ascii="Abadi ExtraLight" w:hAnsi="Abadi ExtraLight"/>
+          <w:lang w:val="en-US"/>
+        </w:rPr>
+        <w:t>unique_ptr</w:t>
+      </w:r>
+      <w:proofErr w:type="spellEnd"/>
+      <w:r>
+        <w:rPr>
+          <w:rFonts w:ascii="Abadi ExtraLight" w:hAnsi="Abadi ExtraLight"/>
+          <w:lang w:val="en-US"/>
+        </w:rPr>
+        <w:t>&lt;nvinfer1::</w:t>
+      </w:r>
+      <w:proofErr w:type="spellStart"/>
+      <w:r>
+        <w:rPr>
+          <w:rFonts w:ascii="Abadi ExtraLight" w:hAnsi="Abadi ExtraLight"/>
+          <w:lang w:val="en-US"/>
+        </w:rPr>
+        <w:t>ICudaEngine</w:t>
+      </w:r>
+      <w:proofErr w:type="spellEnd"/>
+      <w:r>
+        <w:rPr>
+          <w:rFonts w:ascii="Abadi ExtraLight" w:hAnsi="Abadi ExtraLight"/>
+          <w:lang w:val="en-US"/>
+        </w:rPr>
+        <w:t>&gt; engine(</w:t>
+      </w:r>
+    </w:p>
+    <w:p>
+      <w:pPr>
+        <w:spacing w:after="0"/>
+        <w:ind w:left="720" w:firstLine="696"/>
+        <w:rPr>
+          <w:rFonts w:ascii="Abadi ExtraLight" w:hAnsi="Abadi ExtraLight"/>
+          <w:lang w:val="en-US"/>
+        </w:rPr>
+      </w:pPr>
+      <w:r>
+        <w:rPr>
+          <w:rFonts w:ascii="Abadi ExtraLight" w:hAnsi="Abadi ExtraLight"/>
+          <w:lang w:val="en-US"/>
+        </w:rPr>
+        <w:t xml:space="preserve">    builder-&gt;</w:t>
+      </w:r>
+      <w:proofErr w:type="spellStart"/>
+      <w:r>
+        <w:rPr>
+          <w:rFonts w:ascii="Abadi ExtraLight" w:hAnsi="Abadi ExtraLight"/>
+          <w:lang w:val="en-US"/>
+        </w:rPr>
+        <w:t>buildEngineWithConfig</w:t>
+      </w:r>
+      <w:proofErr w:type="spellEnd"/>
+      <w:r>
+        <w:rPr>
+          <w:rFonts w:ascii="Abadi ExtraLight" w:hAnsi="Abadi ExtraLight"/>
+          <w:lang w:val="en-US"/>
+        </w:rPr>
+        <w:t>(*network, *config));</w:t>
+      </w:r>
+    </w:p>
+    <w:p>
+      <w:pPr>
+        <w:spacing w:after="0"/>
+        <w:rPr>
+          <w:lang w:val="en-US"/>
+        </w:rPr>
+      </w:pPr>
+    </w:p>
+    <w:p>
+      <w:pPr>
+        <w:spacing w:after="0"/>
+        <w:ind w:left="720" w:firstLine="696"/>
+        <w:rPr>
+          <w:rFonts w:ascii="Abadi ExtraLight" w:hAnsi="Abadi ExtraLight"/>
+          <w:lang w:val="en-US"/>
+        </w:rPr>
+      </w:pPr>
+      <w:r>
+        <w:rPr>
+          <w:rFonts w:ascii="Abadi ExtraLight" w:hAnsi="Abadi ExtraLight"/>
+          <w:lang w:val="en-US"/>
+        </w:rPr>
+        <w:t xml:space="preserve">// </w:t>
+      </w:r>
+      <w:proofErr w:type="spellStart"/>
+      <w:r>
+        <w:rPr>
+          <w:rFonts w:ascii="Abadi ExtraLight" w:hAnsi="Abadi ExtraLight"/>
+          <w:lang w:val="en-US"/>
+        </w:rPr>
+        <w:t>Serializza</w:t>
+      </w:r>
+      <w:proofErr w:type="spellEnd"/>
+      <w:r>
+        <w:rPr>
+          <w:rFonts w:ascii="Abadi ExtraLight" w:hAnsi="Abadi ExtraLight"/>
+          <w:lang w:val="en-US"/>
+        </w:rPr>
+        <w:t xml:space="preserve"> e </w:t>
+      </w:r>
+      <w:proofErr w:type="spellStart"/>
+      <w:r>
+        <w:rPr>
+          <w:rFonts w:ascii="Abadi ExtraLight" w:hAnsi="Abadi ExtraLight"/>
+          <w:lang w:val="en-US"/>
+        </w:rPr>
+        <w:t>salva</w:t>
+      </w:r>
+      <w:proofErr w:type="spellEnd"/>
+      <w:r>
+        <w:rPr>
+          <w:rFonts w:ascii="Abadi ExtraLight" w:hAnsi="Abadi ExtraLight"/>
+          <w:lang w:val="en-US"/>
+        </w:rPr>
+        <w:t xml:space="preserve"> </w:t>
+      </w:r>
+      <w:proofErr w:type="spellStart"/>
+      <w:r>
+        <w:rPr>
+          <w:rFonts w:ascii="Abadi ExtraLight" w:hAnsi="Abadi ExtraLight"/>
+          <w:lang w:val="en-US"/>
+        </w:rPr>
+        <w:t>su</w:t>
+      </w:r>
+      <w:proofErr w:type="spellEnd"/>
+      <w:r>
+        <w:rPr>
+          <w:rFonts w:ascii="Abadi ExtraLight" w:hAnsi="Abadi ExtraLight"/>
+          <w:lang w:val="en-US"/>
+        </w:rPr>
+        <w:t xml:space="preserve"> disco</w:t>
+      </w:r>
+    </w:p>
+    <w:p>
+      <w:pPr>
+        <w:spacing w:after="0"/>
+        <w:ind w:left="720" w:firstLine="696"/>
+        <w:rPr>
+          <w:rFonts w:ascii="Abadi ExtraLight" w:hAnsi="Abadi ExtraLight"/>
+          <w:lang w:val="en-US"/>
+        </w:rPr>
+      </w:pPr>
+      <w:r>
+        <w:rPr>
+          <w:rFonts w:ascii="Abadi ExtraLight" w:hAnsi="Abadi ExtraLight"/>
+          <w:lang w:val="en-US"/>
+        </w:rPr>
+        <w:t>std::</w:t>
+      </w:r>
+      <w:proofErr w:type="spellStart"/>
+      <w:r>
+        <w:rPr>
+          <w:rFonts w:ascii="Abadi ExtraLight" w:hAnsi="Abadi ExtraLight"/>
+          <w:lang w:val="en-US"/>
+        </w:rPr>
+        <w:t>unique_ptr</w:t>
+      </w:r>
+      <w:proofErr w:type="spellEnd"/>
+      <w:r>
+        <w:rPr>
+          <w:rFonts w:ascii="Abadi ExtraLight" w:hAnsi="Abadi ExtraLight"/>
+          <w:lang w:val="en-US"/>
+        </w:rPr>
+        <w:t>&lt;nvinfer1::</w:t>
+      </w:r>
+      <w:proofErr w:type="spellStart"/>
+      <w:r>
+        <w:rPr>
+          <w:rFonts w:ascii="Abadi ExtraLight" w:hAnsi="Abadi ExtraLight"/>
+          <w:lang w:val="en-US"/>
+        </w:rPr>
+        <w:t>IHostMemory</w:t>
+      </w:r>
+      <w:proofErr w:type="spellEnd"/>
+      <w:r>
+        <w:rPr>
+          <w:rFonts w:ascii="Abadi ExtraLight" w:hAnsi="Abadi ExtraLight"/>
+          <w:lang w:val="en-US"/>
+        </w:rPr>
+        <w:t>&gt; serialized(engine-&gt;serialize());</w:t>
+      </w:r>
+    </w:p>
+    <w:p>
+      <w:pPr>
+        <w:spacing w:after="0"/>
+        <w:ind w:left="720" w:firstLine="696"/>
+        <w:rPr>
+          <w:rFonts w:ascii="Abadi ExtraLight" w:hAnsi="Abadi ExtraLight"/>
+          <w:lang w:val="en-US"/>
+        </w:rPr>
+      </w:pPr>
+    </w:p>
+    <w:p>
+      <w:pPr>
+        <w:spacing w:after="0"/>
+        <w:ind w:left="720" w:firstLine="696"/>
+        <w:rPr>
+          <w:rFonts w:ascii="Abadi ExtraLight" w:hAnsi="Abadi ExtraLight"/>
+          <w:lang w:val="en-US"/>
+        </w:rPr>
+      </w:pPr>
+      <w:r>
+        <w:rPr>
+          <w:rFonts w:ascii="Abadi ExtraLight" w:hAnsi="Abadi ExtraLight"/>
+          <w:lang w:val="en-US"/>
+        </w:rPr>
+        <w:t>std::</w:t>
+      </w:r>
+      <w:proofErr w:type="spellStart"/>
+      <w:r>
+        <w:rPr>
+          <w:rFonts w:ascii="Abadi ExtraLight" w:hAnsi="Abadi ExtraLight"/>
+          <w:lang w:val="en-US"/>
+        </w:rPr>
+        <w:t>ofstream</w:t>
+      </w:r>
+      <w:proofErr w:type="spellEnd"/>
+      <w:r>
+        <w:rPr>
+          <w:rFonts w:ascii="Abadi ExtraLight" w:hAnsi="Abadi ExtraLight"/>
+          <w:lang w:val="en-US"/>
+        </w:rPr>
+        <w:t xml:space="preserve"> </w:t>
+      </w:r>
+      <w:proofErr w:type="spellStart"/>
+      <w:r>
+        <w:rPr>
+          <w:rFonts w:ascii="Abadi ExtraLight" w:hAnsi="Abadi ExtraLight"/>
+          <w:lang w:val="en-US"/>
+        </w:rPr>
+        <w:t>engineFile</w:t>
+      </w:r>
+      <w:proofErr w:type="spellEnd"/>
+      <w:r>
+        <w:rPr>
+          <w:rFonts w:ascii="Abadi ExtraLight" w:hAnsi="Abadi ExtraLight"/>
+          <w:lang w:val="en-US"/>
+        </w:rPr>
+        <w:t>("model_int8.engine", std::</w:t>
+      </w:r>
+      <w:proofErr w:type="spellStart"/>
+      <w:r>
+        <w:rPr>
+          <w:rFonts w:ascii="Abadi ExtraLight" w:hAnsi="Abadi ExtraLight"/>
+          <w:lang w:val="en-US"/>
+        </w:rPr>
+        <w:t>ios</w:t>
+      </w:r>
+      <w:proofErr w:type="spellEnd"/>
+      <w:r>
+        <w:rPr>
+          <w:rFonts w:ascii="Abadi ExtraLight" w:hAnsi="Abadi ExtraLight"/>
+          <w:lang w:val="en-US"/>
+        </w:rPr>
+        <w:t>::binary);</w:t>
+      </w:r>
+    </w:p>
+    <w:p>
+      <w:pPr>
+        <w:spacing w:after="0"/>
+        <w:ind w:left="720" w:firstLine="696"/>
+        <w:rPr>
+          <w:rFonts w:ascii="Abadi ExtraLight" w:hAnsi="Abadi ExtraLight"/>
+          <w:lang w:val="en-US"/>
+        </w:rPr>
+      </w:pPr>
+      <w:proofErr w:type="spellStart"/>
+      <w:r>
+        <w:rPr>
+          <w:rFonts w:ascii="Abadi ExtraLight" w:hAnsi="Abadi ExtraLight"/>
+          <w:lang w:val="en-US"/>
+        </w:rPr>
+        <w:t>engineFile.write</w:t>
+      </w:r>
+      <w:proofErr w:type="spellEnd"/>
+      <w:r>
+        <w:rPr>
+          <w:rFonts w:ascii="Abadi ExtraLight" w:hAnsi="Abadi ExtraLight"/>
+          <w:lang w:val="en-US"/>
+        </w:rPr>
+        <w:t>(</w:t>
+      </w:r>
+    </w:p>
+    <w:p>
+      <w:pPr>
+        <w:spacing w:after="0"/>
+        <w:ind w:left="720" w:firstLine="696"/>
+        <w:rPr>
+          <w:rFonts w:ascii="Abadi ExtraLight" w:hAnsi="Abadi ExtraLight"/>
+          <w:lang w:val="en-US"/>
+        </w:rPr>
+      </w:pPr>
+      <w:r>
+        <w:rPr>
+          <w:rFonts w:ascii="Abadi ExtraLight" w:hAnsi="Abadi ExtraLight"/>
+          <w:lang w:val="en-US"/>
+        </w:rPr>
+        <w:t xml:space="preserve">    </w:t>
+      </w:r>
+      <w:proofErr w:type="spellStart"/>
+      <w:r>
+        <w:rPr>
+          <w:rFonts w:ascii="Abadi ExtraLight" w:hAnsi="Abadi ExtraLight"/>
+          <w:lang w:val="en-US"/>
+        </w:rPr>
+        <w:t>reinterpret_cast</w:t>
+      </w:r>
+      <w:proofErr w:type="spellEnd"/>
+      <w:r>
+        <w:rPr>
+          <w:rFonts w:ascii="Abadi ExtraLight" w:hAnsi="Abadi ExtraLight"/>
+          <w:lang w:val="en-US"/>
+        </w:rPr>
+        <w:t>&lt;const char*&gt;(serialized-&gt;data()),</w:t>
+      </w:r>
+    </w:p>
+    <w:p>
+      <w:pPr>
+        <w:spacing w:after="0"/>
+        <w:ind w:left="720" w:firstLine="696"/>
+        <w:rPr>
+          <w:rFonts w:ascii="Abadi ExtraLight" w:hAnsi="Abadi ExtraLight"/>
+          <w:lang w:val="en-US"/>
+        </w:rPr>
+      </w:pPr>
+      <w:r>
+        <w:rPr>
+          <w:rFonts w:ascii="Abadi ExtraLight" w:hAnsi="Abadi ExtraLight"/>
+          <w:lang w:val="en-US"/>
+        </w:rPr>
+        <w:t xml:space="preserve">    </w:t>
+      </w:r>
+      <w:proofErr w:type="spellStart"/>
+      <w:r>
+        <w:rPr>
+          <w:rFonts w:ascii="Abadi ExtraLight" w:hAnsi="Abadi ExtraLight"/>
+          <w:lang w:val="en-US"/>
+        </w:rPr>
+        <w:t>serialized</w:t>
+      </w:r>
+      <w:proofErr w:type="spellEnd"/>
+      <w:r>
+        <w:rPr>
+          <w:rFonts w:ascii="Abadi ExtraLight" w:hAnsi="Abadi ExtraLight"/>
+          <w:lang w:val="en-US"/>
+        </w:rPr>
+        <w:t>-&gt;size());</w:t>
+      </w:r>
+    </w:p>
+    <w:p>
+      <w:pPr>
+        <w:spacing w:after="0"/>
+        <w:ind w:left="720" w:firstLine="696"/>
+        <w:rPr>
+          <w:rFonts w:ascii="Abadi ExtraLight" w:hAnsi="Abadi ExtraLight"/>
+          <w:lang w:val="en-US"/>
+        </w:rPr>
+      </w:pPr>
+      <w:proofErr w:type="spellStart"/>
+      <w:r>
+        <w:rPr>
+          <w:rFonts w:ascii="Abadi ExtraLight" w:hAnsi="Abadi ExtraLight"/>
+          <w:lang w:val="en-US"/>
+        </w:rPr>
+        <w:t>engineFile.close</w:t>
+      </w:r>
+      <w:proofErr w:type="spellEnd"/>
+      <w:r>
+        <w:rPr>
+          <w:rFonts w:ascii="Abadi ExtraLight" w:hAnsi="Abadi ExtraLight"/>
+          <w:lang w:val="en-US"/>
+        </w:rPr>
+        <w:t>();</w:t>
+      </w:r>
+    </w:p>
+    <w:p>
+      <w:pPr>
+        <w:spacing w:after="0"/>
+        <w:ind w:left="720" w:firstLine="696"/>
+        <w:rPr>
+          <w:rFonts w:ascii="Abadi ExtraLight" w:hAnsi="Abadi ExtraLight"/>
+          <w:lang w:val="en-US"/>
+        </w:rPr>
+      </w:pPr>
+    </w:p>
+    <w:p>
+      <w:pPr>
+        <w:spacing w:after="0"/>
+        <w:ind w:left="720" w:firstLine="696"/>
+        <w:rPr>
+          <w:rFonts w:ascii="Abadi ExtraLight" w:hAnsi="Abadi ExtraLight"/>
+          <w:lang w:val="en-US"/>
+        </w:rPr>
+      </w:pPr>
+      <w:r>
+        <w:rPr>
+          <w:rFonts w:ascii="Abadi ExtraLight" w:hAnsi="Abadi ExtraLight"/>
+          <w:lang w:val="en-US"/>
+        </w:rPr>
+        <w:t>std::</w:t>
+      </w:r>
+      <w:proofErr w:type="spellStart"/>
+      <w:r>
+        <w:rPr>
+          <w:rFonts w:ascii="Abadi ExtraLight" w:hAnsi="Abadi ExtraLight"/>
+          <w:lang w:val="en-US"/>
+        </w:rPr>
+        <w:t>cout</w:t>
+      </w:r>
+      <w:proofErr w:type="spellEnd"/>
+      <w:r>
+        <w:rPr>
+          <w:rFonts w:ascii="Abadi ExtraLight" w:hAnsi="Abadi ExtraLight"/>
+          <w:lang w:val="en-US"/>
+        </w:rPr>
+        <w:t xml:space="preserve"> &lt;&lt; "Engine </w:t>
+      </w:r>
+      <w:proofErr w:type="spellStart"/>
+      <w:r>
+        <w:rPr>
+          <w:rFonts w:ascii="Abadi ExtraLight" w:hAnsi="Abadi ExtraLight"/>
+          <w:lang w:val="en-US"/>
+        </w:rPr>
+        <w:t>salvato</w:t>
+      </w:r>
+      <w:proofErr w:type="spellEnd"/>
+      <w:r>
+        <w:rPr>
+          <w:rFonts w:ascii="Abadi ExtraLight" w:hAnsi="Abadi ExtraLight"/>
+          <w:lang w:val="en-US"/>
+        </w:rPr>
+        <w:t xml:space="preserve"> in model_int8.engine" &lt;&lt; std::</w:t>
+      </w:r>
+      <w:proofErr w:type="spellStart"/>
+      <w:r>
+        <w:rPr>
+          <w:rFonts w:ascii="Abadi ExtraLight" w:hAnsi="Abadi ExtraLight"/>
+          <w:lang w:val="en-US"/>
+        </w:rPr>
+        <w:t>endl</w:t>
+      </w:r>
+      <w:proofErr w:type="spellEnd"/>
+      <w:r>
+        <w:rPr>
+          <w:rFonts w:ascii="Abadi ExtraLight" w:hAnsi="Abadi ExtraLight"/>
+          <w:lang w:val="en-US"/>
+        </w:rPr>
+        <w:t>;</w:t>
+      </w:r>
+    </w:p>
+    <w:p>
+      <w:pPr>
+        <w:spacing w:after="0"/>
+      </w:pPr>
+    </w:p>
+    <w:p>
+      <w:r>
+        <w:t xml:space="preserve">La volta successiva, invece di ricompilare (operazione lenta), carichi direttamente </w:t>
+      </w:r>
+      <w:proofErr w:type="spellStart"/>
+      <w:r>
+        <w:t>l'engine</w:t>
+      </w:r>
+      <w:proofErr w:type="spellEnd"/>
+      <w:r>
+        <w:t>:</w:t>
+      </w:r>
+    </w:p>
+    <w:p>
+      <w:pPr>
+        <w:rPr>
+          <w:i/>
+          <w:iCs/>
+        </w:rPr>
+      </w:pPr>
+      <w:proofErr w:type="spellStart"/>
+      <w:r>
+        <w:rPr>
+          <w:i/>
+          <w:iCs/>
+        </w:rPr>
+        <w:t>cpp</w:t>
+      </w:r>
+      <w:proofErr w:type="spellEnd"/>
+    </w:p>
+    <w:p>
+      <w:pPr>
+        <w:spacing w:after="0"/>
+        <w:ind w:left="720" w:firstLine="696"/>
+        <w:rPr>
+          <w:rFonts w:ascii="Abadi ExtraLight" w:hAnsi="Abadi ExtraLight"/>
+          <w:lang w:val="en-US"/>
+        </w:rPr>
+      </w:pPr>
+      <w:r>
+        <w:rPr>
+          <w:rFonts w:ascii="Abadi ExtraLight" w:hAnsi="Abadi ExtraLight"/>
+          <w:lang w:val="en-US"/>
+        </w:rPr>
+        <w:t xml:space="preserve">// </w:t>
+      </w:r>
+      <w:proofErr w:type="spellStart"/>
+      <w:r>
+        <w:rPr>
+          <w:rFonts w:ascii="Abadi ExtraLight" w:hAnsi="Abadi ExtraLight"/>
+          <w:lang w:val="en-US"/>
+        </w:rPr>
+        <w:t>Leggi</w:t>
+      </w:r>
+      <w:proofErr w:type="spellEnd"/>
+      <w:r>
+        <w:rPr>
+          <w:rFonts w:ascii="Abadi ExtraLight" w:hAnsi="Abadi ExtraLight"/>
+          <w:lang w:val="en-US"/>
+        </w:rPr>
+        <w:t xml:space="preserve"> il file</w:t>
+      </w:r>
+    </w:p>
+    <w:p>
+      <w:pPr>
+        <w:spacing w:after="0"/>
+        <w:ind w:left="720" w:firstLine="696"/>
+        <w:rPr>
+          <w:rFonts w:ascii="Abadi ExtraLight" w:hAnsi="Abadi ExtraLight"/>
+          <w:lang w:val="en-US"/>
+        </w:rPr>
+      </w:pPr>
+      <w:r>
+        <w:rPr>
+          <w:rFonts w:ascii="Abadi ExtraLight" w:hAnsi="Abadi ExtraLight"/>
+          <w:lang w:val="en-US"/>
+        </w:rPr>
+        <w:t>std::</w:t>
+      </w:r>
+      <w:proofErr w:type="spellStart"/>
+      <w:r>
+        <w:rPr>
+          <w:rFonts w:ascii="Abadi ExtraLight" w:hAnsi="Abadi ExtraLight"/>
+          <w:lang w:val="en-US"/>
+        </w:rPr>
+        <w:t>ifstream</w:t>
+      </w:r>
+      <w:proofErr w:type="spellEnd"/>
+      <w:r>
+        <w:rPr>
+          <w:rFonts w:ascii="Abadi ExtraLight" w:hAnsi="Abadi ExtraLight"/>
+          <w:lang w:val="en-US"/>
+        </w:rPr>
+        <w:t xml:space="preserve"> </w:t>
+      </w:r>
+      <w:proofErr w:type="spellStart"/>
+      <w:r>
+        <w:rPr>
+          <w:rFonts w:ascii="Abadi ExtraLight" w:hAnsi="Abadi ExtraLight"/>
+          <w:lang w:val="en-US"/>
+        </w:rPr>
+        <w:t>engineFile</w:t>
+      </w:r>
+      <w:proofErr w:type="spellEnd"/>
+      <w:r>
+        <w:rPr>
+          <w:rFonts w:ascii="Abadi ExtraLight" w:hAnsi="Abadi ExtraLight"/>
+          <w:lang w:val="en-US"/>
+        </w:rPr>
+        <w:t>("model_int8.engine", std::</w:t>
+      </w:r>
+      <w:proofErr w:type="spellStart"/>
+      <w:r>
+        <w:rPr>
+          <w:rFonts w:ascii="Abadi ExtraLight" w:hAnsi="Abadi ExtraLight"/>
+          <w:lang w:val="en-US"/>
+        </w:rPr>
+        <w:t>ios</w:t>
+      </w:r>
+      <w:proofErr w:type="spellEnd"/>
+      <w:r>
+        <w:rPr>
+          <w:rFonts w:ascii="Abadi ExtraLight" w:hAnsi="Abadi ExtraLight"/>
+          <w:lang w:val="en-US"/>
+        </w:rPr>
+        <w:t>::binary);</w:t>
+      </w:r>
+    </w:p>
+    <w:p>
+      <w:pPr>
+        <w:spacing w:after="0"/>
+        <w:ind w:left="720" w:firstLine="696"/>
+        <w:rPr>
+          <w:rFonts w:ascii="Abadi ExtraLight" w:hAnsi="Abadi ExtraLight"/>
+          <w:lang w:val="en-US"/>
+        </w:rPr>
+      </w:pPr>
+      <w:r>
+        <w:rPr>
+          <w:rFonts w:ascii="Abadi ExtraLight" w:hAnsi="Abadi ExtraLight"/>
+          <w:lang w:val="en-US"/>
+        </w:rPr>
+        <w:t xml:space="preserve">std::vector&lt;char&gt; </w:t>
+      </w:r>
+      <w:proofErr w:type="spellStart"/>
+      <w:r>
+        <w:rPr>
+          <w:rFonts w:ascii="Abadi ExtraLight" w:hAnsi="Abadi ExtraLight"/>
+          <w:lang w:val="en-US"/>
+        </w:rPr>
+        <w:t>engineData</w:t>
+      </w:r>
+      <w:proofErr w:type="spellEnd"/>
+      <w:r>
+        <w:rPr>
+          <w:rFonts w:ascii="Abadi ExtraLight" w:hAnsi="Abadi ExtraLight"/>
+          <w:lang w:val="en-US"/>
+        </w:rPr>
+        <w:t>(</w:t>
+      </w:r>
+    </w:p>
+    <w:p>
+      <w:pPr>
+        <w:spacing w:after="0"/>
+        <w:ind w:left="720" w:firstLine="696"/>
+        <w:rPr>
+          <w:rFonts w:ascii="Abadi ExtraLight" w:hAnsi="Abadi ExtraLight"/>
+          <w:lang w:val="en-US"/>
+        </w:rPr>
+      </w:pPr>
+      <w:r>
+        <w:rPr>
+          <w:rFonts w:ascii="Abadi ExtraLight" w:hAnsi="Abadi ExtraLight"/>
+          <w:lang w:val="en-US"/>
+        </w:rPr>
+        <w:t xml:space="preserve">    (std::</w:t>
+      </w:r>
+      <w:proofErr w:type="spellStart"/>
+      <w:r>
+        <w:rPr>
+          <w:rFonts w:ascii="Abadi ExtraLight" w:hAnsi="Abadi ExtraLight"/>
+          <w:lang w:val="en-US"/>
+        </w:rPr>
+        <w:t>istreambuf_iterator</w:t>
+      </w:r>
+      <w:proofErr w:type="spellEnd"/>
+      <w:r>
+        <w:rPr>
+          <w:rFonts w:ascii="Abadi ExtraLight" w:hAnsi="Abadi ExtraLight"/>
+          <w:lang w:val="en-US"/>
+        </w:rPr>
+        <w:t>&lt;char&gt;(</w:t>
+      </w:r>
+      <w:proofErr w:type="spellStart"/>
+      <w:r>
+        <w:rPr>
+          <w:rFonts w:ascii="Abadi ExtraLight" w:hAnsi="Abadi ExtraLight"/>
+          <w:lang w:val="en-US"/>
+        </w:rPr>
+        <w:t>engineFile</w:t>
+      </w:r>
+      <w:proofErr w:type="spellEnd"/>
+      <w:r>
+        <w:rPr>
+          <w:rFonts w:ascii="Abadi ExtraLight" w:hAnsi="Abadi ExtraLight"/>
+          <w:lang w:val="en-US"/>
+        </w:rPr>
+        <w:t>)),</w:t>
+      </w:r>
+    </w:p>
+    <w:p>
+      <w:pPr>
+        <w:spacing w:after="0"/>
+        <w:ind w:left="720" w:firstLine="696"/>
+        <w:rPr>
+          <w:rFonts w:ascii="Abadi ExtraLight" w:hAnsi="Abadi ExtraLight"/>
+          <w:lang w:val="en-US"/>
+        </w:rPr>
+      </w:pPr>
+      <w:r>
+        <w:rPr>
+          <w:rFonts w:ascii="Abadi ExtraLight" w:hAnsi="Abadi ExtraLight"/>
+          <w:lang w:val="en-US"/>
+        </w:rPr>
+        <w:t xml:space="preserve">     std::</w:t>
+      </w:r>
+      <w:proofErr w:type="spellStart"/>
+      <w:r>
+        <w:rPr>
+          <w:rFonts w:ascii="Abadi ExtraLight" w:hAnsi="Abadi ExtraLight"/>
+          <w:lang w:val="en-US"/>
+        </w:rPr>
+        <w:t>istreambuf_iterator</w:t>
+      </w:r>
+      <w:proofErr w:type="spellEnd"/>
+      <w:r>
+        <w:rPr>
+          <w:rFonts w:ascii="Abadi ExtraLight" w:hAnsi="Abadi ExtraLight"/>
+          <w:lang w:val="en-US"/>
+        </w:rPr>
+        <w:t>&lt;char&gt;());</w:t>
+      </w:r>
+    </w:p>
+    <w:p>
+      <w:pPr>
+        <w:spacing w:after="0"/>
+        <w:rPr>
+          <w:lang w:val="en-US"/>
+        </w:rPr>
+      </w:pPr>
+    </w:p>
+    <w:p>
+      <w:pPr>
+        <w:spacing w:after="0"/>
+        <w:ind w:left="720" w:firstLine="696"/>
+        <w:rPr>
+          <w:rFonts w:ascii="Abadi ExtraLight" w:hAnsi="Abadi ExtraLight"/>
+          <w:lang w:val="en-US"/>
+        </w:rPr>
+      </w:pPr>
+      <w:r>
+        <w:rPr>
+          <w:rFonts w:ascii="Abadi ExtraLight" w:hAnsi="Abadi ExtraLight"/>
+          <w:lang w:val="en-US"/>
+        </w:rPr>
+        <w:t xml:space="preserve">// </w:t>
+      </w:r>
+      <w:proofErr w:type="spellStart"/>
+      <w:r>
+        <w:rPr>
+          <w:rFonts w:ascii="Abadi ExtraLight" w:hAnsi="Abadi ExtraLight"/>
+          <w:lang w:val="en-US"/>
+        </w:rPr>
+        <w:t>Deserializza</w:t>
+      </w:r>
+      <w:proofErr w:type="spellEnd"/>
+    </w:p>
+    <w:p>
+      <w:pPr>
+        <w:spacing w:after="0"/>
+        <w:ind w:left="720" w:firstLine="696"/>
+        <w:rPr>
+          <w:rFonts w:ascii="Abadi ExtraLight" w:hAnsi="Abadi ExtraLight"/>
+          <w:lang w:val="en-US"/>
+        </w:rPr>
+      </w:pPr>
+      <w:r>
+        <w:rPr>
+          <w:rFonts w:ascii="Abadi ExtraLight" w:hAnsi="Abadi ExtraLight"/>
+          <w:lang w:val="en-US"/>
+        </w:rPr>
+        <w:t>auto runtime = std::</w:t>
+      </w:r>
+      <w:proofErr w:type="spellStart"/>
+      <w:r>
+        <w:rPr>
+          <w:rFonts w:ascii="Abadi ExtraLight" w:hAnsi="Abadi ExtraLight"/>
+          <w:lang w:val="en-US"/>
+        </w:rPr>
+        <w:t>unique_ptr</w:t>
+      </w:r>
+      <w:proofErr w:type="spellEnd"/>
+      <w:r>
+        <w:rPr>
+          <w:rFonts w:ascii="Abadi ExtraLight" w:hAnsi="Abadi ExtraLight"/>
+          <w:lang w:val="en-US"/>
+        </w:rPr>
+        <w:t>&lt;nvinfer1::</w:t>
+      </w:r>
+      <w:proofErr w:type="spellStart"/>
+      <w:r>
+        <w:rPr>
+          <w:rFonts w:ascii="Abadi ExtraLight" w:hAnsi="Abadi ExtraLight"/>
+          <w:lang w:val="en-US"/>
+        </w:rPr>
+        <w:t>IRuntime</w:t>
+      </w:r>
+      <w:proofErr w:type="spellEnd"/>
+      <w:r>
+        <w:rPr>
+          <w:rFonts w:ascii="Abadi ExtraLight" w:hAnsi="Abadi ExtraLight"/>
+          <w:lang w:val="en-US"/>
+        </w:rPr>
+        <w:t>&gt;(</w:t>
+      </w:r>
+    </w:p>
+    <w:p>
+      <w:pPr>
+        <w:spacing w:after="0"/>
+        <w:ind w:left="720" w:firstLine="696"/>
+        <w:rPr>
+          <w:rFonts w:ascii="Abadi ExtraLight" w:hAnsi="Abadi ExtraLight"/>
+          <w:lang w:val="en-US"/>
+        </w:rPr>
+      </w:pPr>
+      <w:r>
+        <w:rPr>
+          <w:rFonts w:ascii="Abadi ExtraLight" w:hAnsi="Abadi ExtraLight"/>
+          <w:lang w:val="en-US"/>
+        </w:rPr>
+        <w:t xml:space="preserve">    nvinfer1::</w:t>
+      </w:r>
+      <w:proofErr w:type="spellStart"/>
+      <w:r>
+        <w:rPr>
+          <w:rFonts w:ascii="Abadi ExtraLight" w:hAnsi="Abadi ExtraLight"/>
+          <w:lang w:val="en-US"/>
+        </w:rPr>
+        <w:t>createInferRuntime</w:t>
+      </w:r>
+      <w:proofErr w:type="spellEnd"/>
+      <w:r>
+        <w:rPr>
+          <w:rFonts w:ascii="Abadi ExtraLight" w:hAnsi="Abadi ExtraLight"/>
+          <w:lang w:val="en-US"/>
+        </w:rPr>
+        <w:t>(</w:t>
+      </w:r>
+      <w:proofErr w:type="spellStart"/>
+      <w:r>
+        <w:rPr>
+          <w:rFonts w:ascii="Abadi ExtraLight" w:hAnsi="Abadi ExtraLight"/>
+          <w:lang w:val="en-US"/>
+        </w:rPr>
+        <w:t>gLogger</w:t>
+      </w:r>
+      <w:proofErr w:type="spellEnd"/>
+      <w:r>
+        <w:rPr>
+          <w:rFonts w:ascii="Abadi ExtraLight" w:hAnsi="Abadi ExtraLight"/>
+          <w:lang w:val="en-US"/>
+        </w:rPr>
+        <w:t>));</w:t>
+      </w:r>
+    </w:p>
+    <w:p>
+      <w:pPr>
+        <w:spacing w:after="0"/>
+        <w:ind w:left="720" w:firstLine="696"/>
+        <w:rPr>
+          <w:rFonts w:ascii="Abadi ExtraLight" w:hAnsi="Abadi ExtraLight"/>
+          <w:lang w:val="en-US"/>
+        </w:rPr>
+      </w:pPr>
+    </w:p>
+    <w:p>
+      <w:pPr>
+        <w:spacing w:after="0"/>
+        <w:ind w:left="720" w:firstLine="696"/>
+        <w:rPr>
+          <w:rFonts w:ascii="Abadi ExtraLight" w:hAnsi="Abadi ExtraLight"/>
+          <w:lang w:val="en-US"/>
+        </w:rPr>
+      </w:pPr>
       <w:r>
         <w:rPr>
           <w:rFonts w:ascii="Abadi ExtraLight" w:hAnsi="Abadi ExtraLight"/>
           <w:lang w:val="en-US"/>
         </w:rPr>
         <w:lastRenderedPageBreak/>
-        <w:t>./</w:t>
-      </w:r>
-      <w:proofErr w:type="gramEnd"/>
-      <w:r>
-        <w:rPr>
-          <w:rFonts w:ascii="Abadi ExtraLight" w:hAnsi="Abadi ExtraLight"/>
-          <w:lang w:val="en-US"/>
-        </w:rPr>
-        <w:t>bin/</w:t>
-      </w:r>
-      <w:proofErr w:type="spellStart"/>
-      <w:r>
-        <w:rPr>
-          <w:rFonts w:ascii="Abadi ExtraLight" w:hAnsi="Abadi ExtraLight"/>
-          <w:lang w:val="en-US"/>
-        </w:rPr>
-        <w:t>sample_algorithm_selector</w:t>
-      </w:r>
-      <w:proofErr w:type="spellEnd"/>
-    </w:p>
-    <w:p>
-      <w:pPr>
-        <w:spacing w:after="0"/>
-        <w:ind w:left="720" w:firstLine="696"/>
-        <w:rPr>
-          <w:rFonts w:ascii="Abadi ExtraLight" w:hAnsi="Abadi ExtraLight"/>
-          <w:lang w:val="en-US"/>
-        </w:rPr>
-      </w:pPr>
-      <w:proofErr w:type="gramStart"/>
-      <w:r>
-        <w:rPr>
-          <w:rFonts w:ascii="Abadi ExtraLight" w:hAnsi="Abadi ExtraLight"/>
-          <w:lang w:val="en-US"/>
-        </w:rPr>
-        <w:t>./</w:t>
-      </w:r>
-      <w:proofErr w:type="gramEnd"/>
-      <w:r>
-        <w:rPr>
-          <w:rFonts w:ascii="Abadi ExtraLight" w:hAnsi="Abadi ExtraLight"/>
-          <w:lang w:val="en-US"/>
-        </w:rPr>
-        <w:t>bin/</w:t>
-      </w:r>
-      <w:proofErr w:type="spellStart"/>
-      <w:r>
-        <w:rPr>
-          <w:rFonts w:ascii="Abadi ExtraLight" w:hAnsi="Abadi ExtraLight"/>
-          <w:lang w:val="en-US"/>
-        </w:rPr>
-        <w:t>sample_onnx_mnist</w:t>
-      </w:r>
-      <w:proofErr w:type="spellEnd"/>
-    </w:p>
-    <w:p>
-      <w:pPr>
-        <w:spacing w:after="0"/>
-        <w:ind w:left="720" w:firstLine="696"/>
-        <w:rPr>
-          <w:rFonts w:ascii="Abadi ExtraLight" w:hAnsi="Abadi ExtraLight"/>
-          <w:lang w:val="en-US"/>
-        </w:rPr>
-      </w:pPr>
-      <w:proofErr w:type="gramStart"/>
-      <w:r>
-        <w:rPr>
-          <w:rFonts w:ascii="Abadi ExtraLight" w:hAnsi="Abadi ExtraLight"/>
-          <w:lang w:val="en-US"/>
-        </w:rPr>
-        <w:t>./</w:t>
-      </w:r>
-      <w:proofErr w:type="gramEnd"/>
-      <w:r>
-        <w:rPr>
-          <w:rFonts w:ascii="Abadi ExtraLight" w:hAnsi="Abadi ExtraLight"/>
-          <w:lang w:val="en-US"/>
-        </w:rPr>
-        <w:t>bin/</w:t>
-      </w:r>
-      <w:proofErr w:type="spellStart"/>
-      <w:r>
-        <w:rPr>
-          <w:rFonts w:ascii="Abadi ExtraLight" w:hAnsi="Abadi ExtraLight"/>
-          <w:lang w:val="en-US"/>
-        </w:rPr>
-        <w:t>sample_onnx_mnist</w:t>
-      </w:r>
-      <w:proofErr w:type="spellEnd"/>
-      <w:r>
-        <w:rPr>
-          <w:rFonts w:ascii="Abadi ExtraLight" w:hAnsi="Abadi ExtraLight"/>
-          <w:lang w:val="en-US"/>
-        </w:rPr>
-        <w:t xml:space="preserve"> --</w:t>
-      </w:r>
-      <w:proofErr w:type="spellStart"/>
-      <w:r>
-        <w:rPr>
-          <w:rFonts w:ascii="Abadi ExtraLight" w:hAnsi="Abadi ExtraLight"/>
-          <w:lang w:val="en-US"/>
-        </w:rPr>
-        <w:t>useDLACore</w:t>
-      </w:r>
-      <w:proofErr w:type="spellEnd"/>
-      <w:r>
-        <w:rPr>
-          <w:rFonts w:ascii="Abadi ExtraLight" w:hAnsi="Abadi ExtraLight"/>
-          <w:lang w:val="en-US"/>
-        </w:rPr>
-        <w:t>=0</w:t>
-      </w:r>
-    </w:p>
-    <w:p>
-      <w:pPr>
-        <w:spacing w:after="0"/>
-        <w:ind w:left="720" w:firstLine="696"/>
-        <w:rPr>
-          <w:rFonts w:ascii="Abadi ExtraLight" w:hAnsi="Abadi ExtraLight"/>
-          <w:lang w:val="en-US"/>
-        </w:rPr>
-      </w:pPr>
-      <w:proofErr w:type="gramStart"/>
-      <w:r>
-        <w:rPr>
-          <w:rFonts w:ascii="Abadi ExtraLight" w:hAnsi="Abadi ExtraLight"/>
-          <w:lang w:val="en-US"/>
-        </w:rPr>
-        <w:t>./</w:t>
-      </w:r>
-      <w:proofErr w:type="gramEnd"/>
-      <w:r>
-        <w:rPr>
-          <w:rFonts w:ascii="Abadi ExtraLight" w:hAnsi="Abadi ExtraLight"/>
-          <w:lang w:val="en-US"/>
-        </w:rPr>
-        <w:t>bin/</w:t>
-      </w:r>
-      <w:proofErr w:type="spellStart"/>
-      <w:r>
-        <w:rPr>
-          <w:rFonts w:ascii="Abadi ExtraLight" w:hAnsi="Abadi ExtraLight"/>
-          <w:lang w:val="en-US"/>
-        </w:rPr>
-        <w:t>sample_onnx_mnist</w:t>
-      </w:r>
-      <w:proofErr w:type="spellEnd"/>
-      <w:r>
-        <w:rPr>
-          <w:rFonts w:ascii="Abadi ExtraLight" w:hAnsi="Abadi ExtraLight"/>
-          <w:lang w:val="en-US"/>
-        </w:rPr>
-        <w:t xml:space="preserve"> --</w:t>
-      </w:r>
-      <w:proofErr w:type="spellStart"/>
-      <w:r>
-        <w:rPr>
-          <w:rFonts w:ascii="Abadi ExtraLight" w:hAnsi="Abadi ExtraLight"/>
-          <w:lang w:val="en-US"/>
-        </w:rPr>
-        <w:t>useDLACore</w:t>
-      </w:r>
-      <w:proofErr w:type="spellEnd"/>
-      <w:r>
-        <w:rPr>
-          <w:rFonts w:ascii="Abadi ExtraLight" w:hAnsi="Abadi ExtraLight"/>
-          <w:lang w:val="en-US"/>
-        </w:rPr>
-        <w:t>=1</w:t>
+        <w:t>auto engine = std::</w:t>
+      </w:r>
+      <w:proofErr w:type="spellStart"/>
+      <w:r>
+        <w:rPr>
+          <w:rFonts w:ascii="Abadi ExtraLight" w:hAnsi="Abadi ExtraLight"/>
+          <w:lang w:val="en-US"/>
+        </w:rPr>
+        <w:t>unique_ptr</w:t>
+      </w:r>
+      <w:proofErr w:type="spellEnd"/>
+      <w:r>
+        <w:rPr>
+          <w:rFonts w:ascii="Abadi ExtraLight" w:hAnsi="Abadi ExtraLight"/>
+          <w:lang w:val="en-US"/>
+        </w:rPr>
+        <w:t>&lt;nvinfer1::</w:t>
+      </w:r>
+      <w:proofErr w:type="spellStart"/>
+      <w:r>
+        <w:rPr>
+          <w:rFonts w:ascii="Abadi ExtraLight" w:hAnsi="Abadi ExtraLight"/>
+          <w:lang w:val="en-US"/>
+        </w:rPr>
+        <w:t>ICudaEngine</w:t>
+      </w:r>
+      <w:proofErr w:type="spellEnd"/>
+      <w:r>
+        <w:rPr>
+          <w:rFonts w:ascii="Abadi ExtraLight" w:hAnsi="Abadi ExtraLight"/>
+          <w:lang w:val="en-US"/>
+        </w:rPr>
+        <w:t>&gt;(</w:t>
+      </w:r>
+    </w:p>
+    <w:p>
+      <w:pPr>
+        <w:spacing w:after="0"/>
+        <w:ind w:left="720" w:firstLine="696"/>
+        <w:rPr>
+          <w:rFonts w:ascii="Abadi ExtraLight" w:hAnsi="Abadi ExtraLight"/>
+          <w:lang w:val="en-US"/>
+        </w:rPr>
+      </w:pPr>
+      <w:r>
+        <w:rPr>
+          <w:rFonts w:ascii="Abadi ExtraLight" w:hAnsi="Abadi ExtraLight"/>
+          <w:lang w:val="en-US"/>
+        </w:rPr>
+        <w:t xml:space="preserve">    runtime-&gt;</w:t>
+      </w:r>
+      <w:proofErr w:type="spellStart"/>
+      <w:r>
+        <w:rPr>
+          <w:rFonts w:ascii="Abadi ExtraLight" w:hAnsi="Abadi ExtraLight"/>
+          <w:lang w:val="en-US"/>
+        </w:rPr>
+        <w:t>deserializeCudaEngine</w:t>
+      </w:r>
+      <w:proofErr w:type="spellEnd"/>
+      <w:r>
+        <w:rPr>
+          <w:rFonts w:ascii="Abadi ExtraLight" w:hAnsi="Abadi ExtraLight"/>
+          <w:lang w:val="en-US"/>
+        </w:rPr>
+        <w:t>(</w:t>
+      </w:r>
+      <w:proofErr w:type="spellStart"/>
+      <w:r>
+        <w:rPr>
+          <w:rFonts w:ascii="Abadi ExtraLight" w:hAnsi="Abadi ExtraLight"/>
+          <w:lang w:val="en-US"/>
+        </w:rPr>
+        <w:t>engineData.data</w:t>
+      </w:r>
+      <w:proofErr w:type="spellEnd"/>
+      <w:r>
+        <w:rPr>
+          <w:rFonts w:ascii="Abadi ExtraLight" w:hAnsi="Abadi ExtraLight"/>
+          <w:lang w:val="en-US"/>
+        </w:rPr>
+        <w:t xml:space="preserve">(), </w:t>
+      </w:r>
+      <w:proofErr w:type="spellStart"/>
+      <w:r>
+        <w:rPr>
+          <w:rFonts w:ascii="Abadi ExtraLight" w:hAnsi="Abadi ExtraLight"/>
+          <w:lang w:val="en-US"/>
+        </w:rPr>
+        <w:t>engineData.size</w:t>
+      </w:r>
+      <w:proofErr w:type="spellEnd"/>
+      <w:r>
+        <w:rPr>
+          <w:rFonts w:ascii="Abadi ExtraLight" w:hAnsi="Abadi ExtraLight"/>
+          <w:lang w:val="en-US"/>
+        </w:rPr>
+        <w:t>()));</w:t>
+      </w:r>
+    </w:p>
+    <w:p>
+      <w:pPr>
+        <w:spacing w:after="0"/>
+      </w:pPr>
+    </w:p>
+    <w:p>
+      <w:pPr>
+        <w:rPr>
+          <w:b/>
+          <w:bCs/>
+        </w:rPr>
+      </w:pPr>
+      <w:r>
+        <w:rPr>
+          <w:rFonts w:ascii="Segoe UI Emoji" w:hAnsi="Segoe UI Emoji" w:cs="Segoe UI Emoji"/>
+          <w:b/>
+          <w:bCs/>
+        </w:rPr>
+        <w:t>⚠️</w:t>
+      </w:r>
+      <w:r>
+        <w:rPr>
+          <w:b/>
+          <w:bCs/>
+        </w:rPr>
+        <w:t xml:space="preserve"> Attenzione importante</w:t>
+      </w:r>
+    </w:p>
+    <w:p>
+      <w:pPr>
+        <w:spacing w:after="0"/>
+      </w:pPr>
+      <w:proofErr w:type="spellStart"/>
+      <w:r>
+        <w:t>L'engine</w:t>
+      </w:r>
+      <w:proofErr w:type="spellEnd"/>
+      <w:r>
+        <w:t xml:space="preserve"> serializzato è </w:t>
+      </w:r>
+      <w:r>
+        <w:rPr>
+          <w:b/>
+          <w:bCs/>
+        </w:rPr>
+        <w:t>specifico per</w:t>
+      </w:r>
+      <w:r>
+        <w:t>:</w:t>
+      </w:r>
+    </w:p>
+    <w:p>
+      <w:pPr>
+        <w:numPr>
+          <w:ilvl w:val="0"/>
+          <w:numId w:val="42"/>
+        </w:numPr>
+        <w:spacing w:after="0"/>
+      </w:pPr>
+      <w:r>
+        <w:t>La GPU su cui è stato costruito (architettura CUDA)</w:t>
+      </w:r>
+    </w:p>
+    <w:p>
+      <w:pPr>
+        <w:numPr>
+          <w:ilvl w:val="0"/>
+          <w:numId w:val="42"/>
+        </w:numPr>
+        <w:spacing w:after="0"/>
+      </w:pPr>
+      <w:r>
+        <w:t xml:space="preserve">La versione di </w:t>
+      </w:r>
+      <w:proofErr w:type="spellStart"/>
+      <w:r>
+        <w:t>TensorRT</w:t>
+      </w:r>
+      <w:proofErr w:type="spellEnd"/>
+      <w:r>
+        <w:t xml:space="preserve"> installata</w:t>
+      </w:r>
+    </w:p>
+    <w:p>
+      <w:pPr>
+        <w:numPr>
+          <w:ilvl w:val="0"/>
+          <w:numId w:val="42"/>
+        </w:numPr>
+        <w:spacing w:after="0"/>
+      </w:pPr>
+      <w:r>
+        <w:t>La precisione usata (INT8/FP16/FP32)</w:t>
       </w:r>
     </w:p>
     <w:p>
       <w:pPr>
         <w:jc w:val="both"/>
-        <w:rPr>
-          <w:lang w:val="en-US"/>
-        </w:rPr>
-      </w:pPr>
-    </w:p>
+      </w:pPr>
+      <w:r>
+        <w:t xml:space="preserve">Non è portabile tra macchine diverse o versioni diverse di </w:t>
+      </w:r>
+      <w:proofErr w:type="spellStart"/>
+      <w:r>
+        <w:t>TensorRT</w:t>
+      </w:r>
+      <w:proofErr w:type="spellEnd"/>
+      <w:r>
+        <w:t xml:space="preserve">. Sul tuo Jetson con </w:t>
+      </w:r>
+      <w:proofErr w:type="spellStart"/>
+      <w:r>
+        <w:t>JetPack</w:t>
+      </w:r>
+      <w:proofErr w:type="spellEnd"/>
+      <w:r>
+        <w:t xml:space="preserve"> 6.2.2 </w:t>
+      </w:r>
+      <w:proofErr w:type="spellStart"/>
+      <w:r>
+        <w:t>l'engine</w:t>
+      </w:r>
+      <w:proofErr w:type="spellEnd"/>
+      <w:r>
+        <w:t xml:space="preserve"> funzionerà sempre sullo stesso dispositivo, ma non su un PC desktop con una GPU diversa.</w:t>
+      </w:r>
+    </w:p>
+    <w:p/>
     <w:p>
       <w:pPr>
         <w:pStyle w:val="Titolo6"/>
       </w:pPr>
-      <w:r>
-        <w:rPr>
-          <w:lang w:val="en-US"/>
-        </w:rPr>
-        <w:t> </w:t>
-      </w:r>
       <w:r>
         <w:t>Samples C++</w:t>
       </w:r>
@@ -21278,7 +21924,6 @@
         <w:t>=</w:t>
       </w:r>
       <w:proofErr w:type="spellStart"/>
-      <w:proofErr w:type="gramStart"/>
       <w:r>
         <w:rPr>
           <w:rFonts w:ascii="Abadi ExtraLight" w:hAnsi="Abadi ExtraLight"/>
@@ -21287,7 +21932,6 @@
         <w:t>model.onnx</w:t>
       </w:r>
       <w:proofErr w:type="spellEnd"/>
-      <w:proofErr w:type="gramEnd"/>
       <w:r>
         <w:rPr>
           <w:rFonts w:ascii="Abadi ExtraLight" w:hAnsi="Abadi ExtraLight"/>
@@ -21406,7 +22050,6 @@
         <w:t>=</w:t>
       </w:r>
       <w:proofErr w:type="spellStart"/>
-      <w:proofErr w:type="gramStart"/>
       <w:r>
         <w:rPr>
           <w:rFonts w:ascii="Abadi ExtraLight" w:hAnsi="Abadi ExtraLight"/>
@@ -21414,7 +22057,6 @@
         <w:t>model.onnx</w:t>
       </w:r>
       <w:proofErr w:type="spellEnd"/>
-      <w:proofErr w:type="gramEnd"/>
       <w:r>
         <w:rPr>
           <w:rFonts w:ascii="Abadi ExtraLight" w:hAnsi="Abadi ExtraLight"/>
@@ -21987,7 +22629,6 @@
       </w:pPr>
       <w:proofErr w:type="spellStart"/>
       <w:r>
-        <w:lastRenderedPageBreak/>
         <w:t>sample</w:t>
       </w:r>
       <w:r>
@@ -22000,16 +22641,11 @@
       <w:r>
         <w:t xml:space="preserve"> </w:t>
       </w:r>
-      <w:proofErr w:type="gramStart"/>
       <w:r>
         <w:t xml:space="preserve">— </w:t>
       </w:r>
       <w:r>
-        <w:t xml:space="preserve"> Formati</w:t>
-      </w:r>
-      <w:proofErr w:type="gramEnd"/>
-      <w:r>
-        <w:t xml:space="preserve"> I/O</w:t>
+        <w:t xml:space="preserve"> Formati I/O</w:t>
       </w:r>
     </w:p>
     <w:p>
@@ -22177,207 +22813,154 @@
           <w:rFonts w:ascii="Abadi ExtraLight" w:hAnsi="Abadi ExtraLight"/>
           <w:lang w:val="en-US"/>
         </w:rPr>
-        <w:t>/</w:t>
-      </w:r>
-      <w:proofErr w:type="spellStart"/>
-      <w:r>
-        <w:rPr>
-          <w:rFonts w:ascii="Abadi ExtraLight" w:hAnsi="Abadi ExtraLight"/>
-          <w:lang w:val="en-US"/>
-        </w:rPr>
-        <w:t>usr</w:t>
-      </w:r>
-      <w:proofErr w:type="spellEnd"/>
-      <w:r>
-        <w:rPr>
-          <w:rFonts w:ascii="Abadi ExtraLight" w:hAnsi="Abadi ExtraLight"/>
-          <w:lang w:val="en-US"/>
-        </w:rPr>
-        <w:t>/</w:t>
-      </w:r>
-      <w:proofErr w:type="spellStart"/>
-      <w:r>
-        <w:rPr>
-          <w:rFonts w:ascii="Abadi ExtraLight" w:hAnsi="Abadi ExtraLight"/>
-          <w:lang w:val="en-US"/>
-        </w:rPr>
-        <w:t>src</w:t>
-      </w:r>
-      <w:proofErr w:type="spellEnd"/>
-      <w:r>
-        <w:rPr>
-          <w:rFonts w:ascii="Abadi ExtraLight" w:hAnsi="Abadi ExtraLight"/>
-          <w:lang w:val="en-US"/>
-        </w:rPr>
-        <w:t>/</w:t>
-      </w:r>
-      <w:proofErr w:type="spellStart"/>
-      <w:r>
-        <w:rPr>
-          <w:rFonts w:ascii="Abadi ExtraLight" w:hAnsi="Abadi ExtraLight"/>
-          <w:lang w:val="en-US"/>
-        </w:rPr>
-        <w:t>tensorrt</w:t>
-      </w:r>
-      <w:proofErr w:type="spellEnd"/>
-      <w:r>
-        <w:rPr>
-          <w:rFonts w:ascii="Abadi ExtraLight" w:hAnsi="Abadi ExtraLight"/>
-          <w:lang w:val="en-US"/>
-        </w:rPr>
-        <w:t>/bin/sample_int8_api \</w:t>
-      </w:r>
-    </w:p>
-    <w:p>
-      <w:pPr>
-        <w:spacing w:after="0"/>
-        <w:ind w:left="720" w:firstLine="696"/>
-        <w:rPr>
-          <w:rFonts w:ascii="Abadi ExtraLight" w:hAnsi="Abadi ExtraLight"/>
-          <w:lang w:val="en-US"/>
-        </w:rPr>
-      </w:pPr>
-      <w:r>
-        <w:rPr>
-          <w:rFonts w:ascii="Abadi ExtraLight" w:hAnsi="Abadi ExtraLight"/>
-          <w:lang w:val="en-US"/>
-        </w:rPr>
-        <w:t xml:space="preserve">  --model=/</w:t>
-      </w:r>
-      <w:proofErr w:type="spellStart"/>
-      <w:r>
-        <w:rPr>
-          <w:rFonts w:ascii="Abadi ExtraLight" w:hAnsi="Abadi ExtraLight"/>
-          <w:lang w:val="en-US"/>
-        </w:rPr>
-        <w:t>usr</w:t>
-      </w:r>
-      <w:proofErr w:type="spellEnd"/>
-      <w:r>
-        <w:rPr>
-          <w:rFonts w:ascii="Abadi ExtraLight" w:hAnsi="Abadi ExtraLight"/>
-          <w:lang w:val="en-US"/>
-        </w:rPr>
-        <w:t>/</w:t>
-      </w:r>
-      <w:proofErr w:type="spellStart"/>
-      <w:r>
-        <w:rPr>
-          <w:rFonts w:ascii="Abadi ExtraLight" w:hAnsi="Abadi ExtraLight"/>
-          <w:lang w:val="en-US"/>
-        </w:rPr>
-        <w:t>src</w:t>
-      </w:r>
-      <w:proofErr w:type="spellEnd"/>
-      <w:r>
-        <w:rPr>
-          <w:rFonts w:ascii="Abadi ExtraLight" w:hAnsi="Abadi ExtraLight"/>
-          <w:lang w:val="en-US"/>
-        </w:rPr>
-        <w:t>/</w:t>
-      </w:r>
-      <w:proofErr w:type="spellStart"/>
-      <w:r>
-        <w:rPr>
-          <w:rFonts w:ascii="Abadi ExtraLight" w:hAnsi="Abadi ExtraLight"/>
-          <w:lang w:val="en-US"/>
-        </w:rPr>
-        <w:t>tensorrt</w:t>
-      </w:r>
-      <w:proofErr w:type="spellEnd"/>
-      <w:r>
-        <w:rPr>
-          <w:rFonts w:ascii="Abadi ExtraLight" w:hAnsi="Abadi ExtraLight"/>
-          <w:lang w:val="en-US"/>
-        </w:rPr>
-        <w:t>/data/resnet50/ResNet50.onnx \</w:t>
-      </w:r>
-    </w:p>
-    <w:p>
-      <w:pPr>
-        <w:spacing w:after="0"/>
-        <w:ind w:left="720" w:firstLine="696"/>
-        <w:rPr>
-          <w:rFonts w:ascii="Abadi ExtraLight" w:hAnsi="Abadi ExtraLight"/>
-          <w:lang w:val="en-US"/>
-        </w:rPr>
-      </w:pPr>
-      <w:r>
-        <w:rPr>
-          <w:rFonts w:ascii="Abadi ExtraLight" w:hAnsi="Abadi ExtraLight"/>
-          <w:lang w:val="en-US"/>
-        </w:rPr>
-        <w:t xml:space="preserve">  --ranges=/usr/src/tensorrt/data/resnet50/resnet50_per_tensor_dynamic_range.txt \</w:t>
-      </w:r>
-    </w:p>
-    <w:p>
-      <w:pPr>
-        <w:spacing w:after="0"/>
-        <w:ind w:left="720" w:firstLine="696"/>
-        <w:rPr>
-          <w:rFonts w:ascii="Abadi ExtraLight" w:hAnsi="Abadi ExtraLight"/>
-          <w:lang w:val="en-US"/>
-        </w:rPr>
-      </w:pPr>
-      <w:r>
-        <w:rPr>
-          <w:rFonts w:ascii="Abadi ExtraLight" w:hAnsi="Abadi ExtraLight"/>
-          <w:lang w:val="en-US"/>
-        </w:rPr>
-        <w:t xml:space="preserve">  --image=/</w:t>
-      </w:r>
-      <w:proofErr w:type="spellStart"/>
-      <w:r>
-        <w:rPr>
-          <w:rFonts w:ascii="Abadi ExtraLight" w:hAnsi="Abadi ExtraLight"/>
-          <w:lang w:val="en-US"/>
-        </w:rPr>
-        <w:t>usr</w:t>
-      </w:r>
-      <w:proofErr w:type="spellEnd"/>
-      <w:r>
-        <w:rPr>
-          <w:rFonts w:ascii="Abadi ExtraLight" w:hAnsi="Abadi ExtraLight"/>
-          <w:lang w:val="en-US"/>
-        </w:rPr>
-        <w:t>/</w:t>
-      </w:r>
-      <w:proofErr w:type="spellStart"/>
-      <w:r>
-        <w:rPr>
-          <w:rFonts w:ascii="Abadi ExtraLight" w:hAnsi="Abadi ExtraLight"/>
-          <w:lang w:val="en-US"/>
-        </w:rPr>
-        <w:t>src</w:t>
-      </w:r>
-      <w:proofErr w:type="spellEnd"/>
-      <w:r>
-        <w:rPr>
-          <w:rFonts w:ascii="Abadi ExtraLight" w:hAnsi="Abadi ExtraLight"/>
-          <w:lang w:val="en-US"/>
-        </w:rPr>
-        <w:t>/</w:t>
-      </w:r>
-      <w:proofErr w:type="spellStart"/>
-      <w:r>
-        <w:rPr>
-          <w:rFonts w:ascii="Abadi ExtraLight" w:hAnsi="Abadi ExtraLight"/>
-          <w:lang w:val="en-US"/>
-        </w:rPr>
-        <w:t>tensorrt</w:t>
-      </w:r>
-      <w:proofErr w:type="spellEnd"/>
-      <w:r>
-        <w:rPr>
-          <w:rFonts w:ascii="Abadi ExtraLight" w:hAnsi="Abadi ExtraLight"/>
-          <w:lang w:val="en-US"/>
-        </w:rPr>
-        <w:t>/data/resnet50/tabby_tiger_cat.jpg</w:t>
-      </w:r>
-    </w:p>
-    <w:p>
-      <w:pPr>
-        <w:rPr>
+        <w:t>./sample_int8_api --model=$TRT_DATADIR/resnet50/ResNet50.onnx --image=$TRT_DATADIR/int8_api/</w:t>
+      </w:r>
+      <w:proofErr w:type="spellStart"/>
+      <w:r>
+        <w:rPr>
+          <w:rFonts w:ascii="Abadi ExtraLight" w:hAnsi="Abadi ExtraLight"/>
+          <w:lang w:val="en-US"/>
+        </w:rPr>
+        <w:t>airliner.ppm</w:t>
+      </w:r>
+      <w:proofErr w:type="spellEnd"/>
+      <w:r>
+        <w:rPr>
+          <w:rFonts w:ascii="Abadi ExtraLight" w:hAnsi="Abadi ExtraLight"/>
+          <w:lang w:val="en-US"/>
+        </w:rPr>
+        <w:t xml:space="preserve"> --reference=$TRT_DATADIR/int8_api/reference_labels.txt --ranges=$TRT_DATADIR/int8_api/resnet50_per_tensor_dynamic_range.txt</w:t>
+      </w:r>
+    </w:p>
+    <w:p>
+      <w:pPr>
+        <w:spacing w:after="0"/>
+        <w:ind w:left="720" w:firstLine="696"/>
+        <w:rPr>
+          <w:rFonts w:ascii="Abadi ExtraLight" w:hAnsi="Abadi ExtraLight"/>
+          <w:lang w:val="en-US"/>
+        </w:rPr>
+      </w:pPr>
+    </w:p>
+    <w:p>
+      <w:r>
+        <w:rPr>
+          <w:b/>
+          <w:bCs/>
+        </w:rPr>
+        <w:t>NOTA:</w:t>
+      </w:r>
+      <w:r>
+        <w:t xml:space="preserve"> l’eseguibile usa come $D</w:t>
+      </w:r>
+      <w:r>
+        <w:t>ATA_DIR =../data/int8_api/</w:t>
+      </w:r>
+    </w:p>
+    <w:p>
+      <w:pPr>
+        <w:rPr>
+          <w:u w:val="single"/>
+        </w:rPr>
+      </w:pPr>
+      <w:r>
+        <w:rPr>
+          <w:u w:val="single"/>
+        </w:rPr>
+        <w:t xml:space="preserve">Quindi, se I file necessari sono tutti nella </w:t>
+      </w:r>
+      <w:proofErr w:type="spellStart"/>
+      <w:r>
+        <w:rPr>
+          <w:u w:val="single"/>
+        </w:rPr>
+        <w:t>data_directory</w:t>
+      </w:r>
+      <w:proofErr w:type="spellEnd"/>
+      <w:r>
+        <w:rPr>
+          <w:u w:val="single"/>
+        </w:rPr>
+        <w:t xml:space="preserve"> indicata, </w:t>
+      </w:r>
+      <w:r>
+        <w:rPr>
+          <w:u w:val="single"/>
+        </w:rPr>
+        <w:t>per lanciare il</w:t>
+      </w:r>
+      <w:r>
+        <w:rPr>
+          <w:u w:val="single"/>
+        </w:rPr>
+        <w:t xml:space="preserve"> comando </w:t>
+      </w:r>
+      <w:r>
+        <w:rPr>
+          <w:u w:val="single"/>
+        </w:rPr>
+        <w:t xml:space="preserve">da /bin, </w:t>
+      </w:r>
+      <w:r>
+        <w:rPr>
+          <w:u w:val="single"/>
+        </w:rPr>
+        <w:t>posso indicare solo il nome del file.</w:t>
+      </w:r>
+    </w:p>
+    <w:p>
+      <w:pPr>
+        <w:spacing w:after="0"/>
+        <w:ind w:left="720" w:firstLine="696"/>
+        <w:rPr>
+          <w:rFonts w:ascii="Abadi ExtraLight" w:hAnsi="Abadi ExtraLight"/>
+          <w:lang w:val="en-US"/>
+        </w:rPr>
+      </w:pPr>
+      <w:r>
+        <w:rPr>
+          <w:rFonts w:ascii="Abadi ExtraLight" w:hAnsi="Abadi ExtraLight"/>
+          <w:lang w:val="en-US"/>
+        </w:rPr>
+        <w:t>./sample_int8_api --model=</w:t>
+      </w:r>
+      <w:proofErr w:type="spellStart"/>
+      <w:r>
+        <w:rPr>
+          <w:rFonts w:ascii="Abadi ExtraLight" w:hAnsi="Abadi ExtraLight"/>
+          <w:lang w:val="en-US"/>
+        </w:rPr>
+        <w:t>model.onnx</w:t>
+      </w:r>
+      <w:proofErr w:type="spellEnd"/>
+      <w:r>
+        <w:rPr>
+          <w:rFonts w:ascii="Abadi ExtraLight" w:hAnsi="Abadi ExtraLight"/>
+          <w:lang w:val="en-US"/>
+        </w:rPr>
+        <w:t xml:space="preserve"> --image=</w:t>
+      </w:r>
+      <w:proofErr w:type="spellStart"/>
+      <w:r>
+        <w:rPr>
+          <w:rFonts w:ascii="Abadi ExtraLight" w:hAnsi="Abadi ExtraLight"/>
+          <w:lang w:val="en-US"/>
+        </w:rPr>
+        <w:t>airliner.ppm</w:t>
+      </w:r>
+      <w:proofErr w:type="spellEnd"/>
+      <w:r>
+        <w:rPr>
+          <w:rFonts w:ascii="Abadi ExtraLight" w:hAnsi="Abadi ExtraLight"/>
+          <w:lang w:val="en-US"/>
+        </w:rPr>
+        <w:t xml:space="preserve"> --reference=reference_labels.txt --ranges=resnet50_per_tensor_dynamic_range.txt</w:t>
+      </w:r>
+    </w:p>
+    <w:p>
+      <w:pPr>
+        <w:rPr>
+          <w:u w:val="single"/>
           <w:lang w:val="en-US"/>
         </w:rPr>
       </w:pPr>
@@ -22386,32 +22969,48 @@
       <w:pPr>
         <w:pStyle w:val="Titolo7"/>
         <w:spacing w:line="276" w:lineRule="auto"/>
-      </w:pPr>
-      <w:proofErr w:type="spellStart"/>
-      <w:r>
+        <w:rPr>
+          <w:lang w:val="en-US"/>
+        </w:rPr>
+      </w:pPr>
+      <w:proofErr w:type="spellStart"/>
+      <w:r>
+        <w:rPr>
+          <w:lang w:val="en-US"/>
+        </w:rPr>
         <w:t>sample</w:t>
       </w:r>
       <w:r>
+        <w:rPr>
+          <w:lang w:val="en-US"/>
+        </w:rPr>
         <w:t>N</w:t>
       </w:r>
       <w:r>
+        <w:rPr>
+          <w:lang w:val="en-US"/>
+        </w:rPr>
         <w:t>amed</w:t>
       </w:r>
       <w:r>
+        <w:rPr>
+          <w:lang w:val="en-US"/>
+        </w:rPr>
         <w:t>D</w:t>
       </w:r>
       <w:r>
+        <w:rPr>
+          <w:lang w:val="en-US"/>
+        </w:rPr>
         <w:t>imensions</w:t>
       </w:r>
       <w:proofErr w:type="spellEnd"/>
       <w:r>
-        <w:t xml:space="preserve"> — Named input </w:t>
-      </w:r>
-      <w:proofErr w:type="spellStart"/>
-      <w:r>
-        <w:t>dimensions</w:t>
-      </w:r>
-      <w:proofErr w:type="spellEnd"/>
+        <w:rPr>
+          <w:lang w:val="en-US"/>
+        </w:rPr>
+        <w:t xml:space="preserve"> — Named input dimensions</w:t>
+      </w:r>
     </w:p>
     <w:p>
       <w:pPr>
@@ -22451,55 +23050,7 @@
           <w:rFonts w:ascii="Abadi ExtraLight" w:hAnsi="Abadi ExtraLight"/>
           <w:lang w:val="en-US"/>
         </w:rPr>
-        <w:t>/</w:t>
-      </w:r>
-      <w:proofErr w:type="spellStart"/>
-      <w:r>
-        <w:rPr>
-          <w:rFonts w:ascii="Abadi ExtraLight" w:hAnsi="Abadi ExtraLight"/>
-          <w:lang w:val="en-US"/>
-        </w:rPr>
-        <w:t>usr</w:t>
-      </w:r>
-      <w:proofErr w:type="spellEnd"/>
-      <w:r>
-        <w:rPr>
-          <w:rFonts w:ascii="Abadi ExtraLight" w:hAnsi="Abadi ExtraLight"/>
-          <w:lang w:val="en-US"/>
-        </w:rPr>
-        <w:t>/</w:t>
-      </w:r>
-      <w:proofErr w:type="spellStart"/>
-      <w:r>
-        <w:rPr>
-          <w:rFonts w:ascii="Abadi ExtraLight" w:hAnsi="Abadi ExtraLight"/>
-          <w:lang w:val="en-US"/>
-        </w:rPr>
-        <w:t>src</w:t>
-      </w:r>
-      <w:proofErr w:type="spellEnd"/>
-      <w:r>
-        <w:rPr>
-          <w:rFonts w:ascii="Abadi ExtraLight" w:hAnsi="Abadi ExtraLight"/>
-          <w:lang w:val="en-US"/>
-        </w:rPr>
-        <w:t>/</w:t>
-      </w:r>
-      <w:proofErr w:type="spellStart"/>
-      <w:r>
-        <w:rPr>
-          <w:rFonts w:ascii="Abadi ExtraLight" w:hAnsi="Abadi ExtraLight"/>
-          <w:lang w:val="en-US"/>
-        </w:rPr>
-        <w:t>tensorrt</w:t>
-      </w:r>
-      <w:proofErr w:type="spellEnd"/>
-      <w:r>
-        <w:rPr>
-          <w:rFonts w:ascii="Abadi ExtraLight" w:hAnsi="Abadi ExtraLight"/>
-          <w:lang w:val="en-US"/>
-        </w:rPr>
-        <w:t>/bin/</w:t>
+        <w:t>./</w:t>
       </w:r>
       <w:proofErr w:type="spellStart"/>
       <w:r>
@@ -22510,10 +23061,89 @@
         <w:t>sample_named_dimensions</w:t>
       </w:r>
       <w:proofErr w:type="spellEnd"/>
-    </w:p>
-    <w:p>
-      <w:pPr>
-        <w:rPr>
+      <w:r>
+        <w:rPr>
+          <w:rFonts w:ascii="Abadi ExtraLight" w:hAnsi="Abadi ExtraLight"/>
+          <w:lang w:val="en-US"/>
+        </w:rPr>
+        <w:t xml:space="preserve"> --</w:t>
+      </w:r>
+      <w:proofErr w:type="spellStart"/>
+      <w:r>
+        <w:rPr>
+          <w:rFonts w:ascii="Abadi ExtraLight" w:hAnsi="Abadi ExtraLight"/>
+          <w:lang w:val="en-US"/>
+        </w:rPr>
+        <w:t>datadir</w:t>
+      </w:r>
+      <w:proofErr w:type="spellEnd"/>
+      <w:r>
+        <w:rPr>
+          <w:rFonts w:ascii="Abadi ExtraLight" w:hAnsi="Abadi ExtraLight"/>
+          <w:lang w:val="en-US"/>
+        </w:rPr>
+        <w:t>=../samples/</w:t>
+      </w:r>
+      <w:proofErr w:type="spellStart"/>
+      <w:r>
+        <w:rPr>
+          <w:rFonts w:ascii="Abadi ExtraLight" w:hAnsi="Abadi ExtraLight"/>
+          <w:lang w:val="en-US"/>
+        </w:rPr>
+        <w:t>sampleNamedDimensions</w:t>
+      </w:r>
+      <w:proofErr w:type="spellEnd"/>
+    </w:p>
+    <w:p>
+      <w:pPr>
+        <w:spacing w:after="0"/>
+        <w:ind w:left="720" w:firstLine="696"/>
+        <w:rPr>
+          <w:rFonts w:ascii="Abadi ExtraLight" w:hAnsi="Abadi ExtraLight"/>
+          <w:lang w:val="en-US"/>
+        </w:rPr>
+      </w:pPr>
+    </w:p>
+    <w:p>
+      <w:pPr>
+        <w:jc w:val="both"/>
+      </w:pPr>
+      <w:r>
+        <w:rPr>
+          <w:b/>
+          <w:bCs/>
+        </w:rPr>
+        <w:t>NOTA:</w:t>
+      </w:r>
+      <w:r>
+        <w:t xml:space="preserve"> prima di eseguire il commando, eseguire</w:t>
+      </w:r>
+      <w:r>
+        <w:t xml:space="preserve"> dalla directory del sample:</w:t>
+      </w:r>
+    </w:p>
+    <w:p>
+      <w:pPr>
+        <w:ind w:left="720" w:firstLine="696"/>
+        <w:rPr>
+          <w:rFonts w:ascii="Abadi ExtraLight" w:hAnsi="Abadi ExtraLight"/>
+          <w:lang w:val="en-US"/>
+        </w:rPr>
+      </w:pPr>
+      <w:r>
+        <w:rPr>
+          <w:rFonts w:ascii="Abadi ExtraLight" w:hAnsi="Abadi ExtraLight"/>
+          <w:lang w:val="en-US"/>
+        </w:rPr>
+        <w:t>python3 create_model.py</w:t>
+      </w:r>
+    </w:p>
+    <w:p>
+      <w:pPr>
+        <w:spacing w:after="0"/>
+        <w:ind w:left="720" w:firstLine="696"/>
+        <w:rPr>
+          <w:rFonts w:ascii="Abadi ExtraLight" w:hAnsi="Abadi ExtraLight"/>
           <w:lang w:val="en-US"/>
         </w:rPr>
       </w:pPr>
@@ -22603,18 +23233,18 @@
     </w:p>
     <w:p>
       <w:pPr>
-        <w:spacing w:after="0"/>
-        <w:ind w:left="720" w:firstLine="696"/>
-        <w:rPr>
-          <w:rFonts w:ascii="Abadi ExtraLight" w:hAnsi="Abadi ExtraLight"/>
-          <w:lang w:val="en-US"/>
-        </w:rPr>
-      </w:pPr>
-      <w:r>
-        <w:rPr>
-          <w:rFonts w:ascii="Abadi ExtraLight" w:hAnsi="Abadi ExtraLight"/>
-          <w:lang w:val="en-US"/>
-        </w:rPr>
+        <w:ind w:left="720" w:firstLine="696"/>
+        <w:rPr>
+          <w:rFonts w:ascii="Abadi ExtraLight" w:hAnsi="Abadi ExtraLight"/>
+          <w:lang w:val="en-US"/>
+        </w:rPr>
+      </w:pPr>
+      <w:r>
+        <w:rPr>
+          <w:rFonts w:ascii="Abadi ExtraLight" w:hAnsi="Abadi ExtraLight"/>
+          <w:lang w:val="en-US"/>
+        </w:rPr>
+        <w:lastRenderedPageBreak/>
         <w:t>/</w:t>
       </w:r>
       <w:proofErr w:type="spellStart"/>
@@ -22677,7 +23307,6 @@
     </w:p>
     <w:p>
       <w:pPr>
-        <w:spacing w:after="0"/>
         <w:ind w:left="720" w:firstLine="696"/>
         <w:rPr>
           <w:rFonts w:ascii="Abadi ExtraLight" w:hAnsi="Abadi ExtraLight"/>
@@ -23055,12 +23684,6 @@
         <w:pStyle w:val="Titolo6"/>
       </w:pPr>
       <w:r>
-        <w:rPr>
-          <w:lang w:val="en-US"/>
-        </w:rPr>
-        <w:t> </w:t>
-      </w:r>
-      <w:r>
         <w:t>Samples Python</w:t>
       </w:r>
     </w:p>
@@ -23253,7 +23876,6 @@
         <w:rPr>
           <w:lang w:val="en-US"/>
         </w:rPr>
-        <w:lastRenderedPageBreak/>
         <w:t> </w:t>
       </w:r>
     </w:p>
@@ -23803,6 +24425,7 @@
     </w:p>
     <w:p>
       <w:r>
+        <w:lastRenderedPageBreak/>
         <w:pict w14:anchorId="51C2CD74">
           <v:rect id="_x0000_i1027" style="width:0;height:1.5pt" o:hralign="center" o:hrstd="t" o:hr="t" fillcolor="#a0a0a0" stroked="f"/>
         </w:pict>
@@ -24184,7 +24807,6 @@
       </w:pPr>
       <w:proofErr w:type="spellStart"/>
       <w:r>
-        <w:lastRenderedPageBreak/>
         <w:t>efficientnet</w:t>
       </w:r>
       <w:proofErr w:type="spellEnd"/>
@@ -24608,30 +25230,20 @@
         <w:t xml:space="preserve"> perché </w:t>
       </w:r>
       <w:proofErr w:type="spellStart"/>
-      <w:proofErr w:type="gramStart"/>
       <w:r>
         <w:t>torch.distributed</w:t>
       </w:r>
       <w:proofErr w:type="spellEnd"/>
-      <w:proofErr w:type="gramEnd"/>
       <w:r>
         <w:t xml:space="preserve"> non è disponibile. Verifica con </w:t>
       </w:r>
       <w:proofErr w:type="spellStart"/>
       <w:r>
-        <w:t>torch.distributed.is_</w:t>
-      </w:r>
-      <w:proofErr w:type="gramStart"/>
-      <w:r>
-        <w:t>available</w:t>
-      </w:r>
-      <w:proofErr w:type="spellEnd"/>
-      <w:r>
-        <w:t>(</w:t>
-      </w:r>
-      <w:proofErr w:type="gramEnd"/>
-      <w:r>
-        <w:t xml:space="preserve">) in Python prima di procedere. </w:t>
+        <w:t>torch.distributed.is_available</w:t>
+      </w:r>
+      <w:proofErr w:type="spellEnd"/>
+      <w:r>
+        <w:t xml:space="preserve">() in Python prima di procedere. </w:t>
       </w:r>
     </w:p>
     <w:p>
@@ -24737,6 +25349,7 @@
           <w:rFonts w:ascii="Abadi ExtraLight" w:hAnsi="Abadi ExtraLight"/>
           <w:lang w:val="en-US"/>
         </w:rPr>
+        <w:lastRenderedPageBreak/>
         <w:t># Step 1 — esporta il modello Detectron2 in ONNX (richiede detectron2 installato)</w:t>
       </w:r>
     </w:p>
@@ -24855,111 +25468,144 @@
           <w:rFonts w:ascii="Abadi ExtraLight" w:hAnsi="Abadi ExtraLight"/>
           <w:lang w:val="en-US"/>
         </w:rPr>
+        <w:t xml:space="preserve">    --output ./ \</w:t>
+      </w:r>
+    </w:p>
+    <w:p>
+      <w:pPr>
+        <w:spacing w:after="0"/>
+        <w:ind w:left="720" w:firstLine="696"/>
+        <w:rPr>
+          <w:rFonts w:ascii="Abadi ExtraLight" w:hAnsi="Abadi ExtraLight"/>
+          <w:lang w:val="en-US"/>
+        </w:rPr>
+      </w:pPr>
+      <w:r>
+        <w:rPr>
+          <w:rFonts w:ascii="Abadi ExtraLight" w:hAnsi="Abadi ExtraLight"/>
+          <w:lang w:val="en-US"/>
+        </w:rPr>
+        <w:t xml:space="preserve">    MODEL.WEIGHTS path/to/model_final_f10217.pkl \</w:t>
+      </w:r>
+    </w:p>
+    <w:p>
+      <w:pPr>
+        <w:spacing w:after="0"/>
+        <w:ind w:left="720" w:firstLine="696"/>
+        <w:rPr>
+          <w:rFonts w:ascii="Abadi ExtraLight" w:hAnsi="Abadi ExtraLight"/>
+        </w:rPr>
+      </w:pPr>
+      <w:r>
+        <w:rPr>
+          <w:rFonts w:ascii="Abadi ExtraLight" w:hAnsi="Abadi ExtraLight"/>
+          <w:lang w:val="en-US"/>
+        </w:rPr>
+        <w:t xml:space="preserve">    </w:t>
+      </w:r>
+      <w:r>
+        <w:rPr>
+          <w:rFonts w:ascii="Abadi ExtraLight" w:hAnsi="Abadi ExtraLight"/>
+        </w:rPr>
+        <w:t xml:space="preserve">MODEL.DEVICE </w:t>
+      </w:r>
+      <w:proofErr w:type="spellStart"/>
+      <w:r>
+        <w:rPr>
+          <w:rFonts w:ascii="Abadi ExtraLight" w:hAnsi="Abadi ExtraLight"/>
+        </w:rPr>
+        <w:t>cuda</w:t>
+      </w:r>
+      <w:proofErr w:type="spellEnd"/>
+    </w:p>
+    <w:p/>
+    <w:p>
+      <w:pPr>
+        <w:spacing w:after="0"/>
+        <w:ind w:left="720" w:firstLine="696"/>
+        <w:rPr>
+          <w:rFonts w:ascii="Abadi ExtraLight" w:hAnsi="Abadi ExtraLight"/>
+        </w:rPr>
+      </w:pPr>
+      <w:r>
+        <w:rPr>
+          <w:rFonts w:ascii="Abadi ExtraLight" w:hAnsi="Abadi ExtraLight"/>
+        </w:rPr>
+        <w:t xml:space="preserve"># Step 2 — converti l'ONNX per </w:t>
+      </w:r>
+      <w:proofErr w:type="spellStart"/>
+      <w:r>
+        <w:rPr>
+          <w:rFonts w:ascii="Abadi ExtraLight" w:hAnsi="Abadi ExtraLight"/>
+        </w:rPr>
+        <w:t>TensorRT</w:t>
+      </w:r>
+      <w:proofErr w:type="spellEnd"/>
+    </w:p>
+    <w:p>
+      <w:pPr>
+        <w:spacing w:after="0"/>
+        <w:ind w:left="720" w:firstLine="696"/>
+        <w:rPr>
+          <w:rFonts w:ascii="Abadi ExtraLight" w:hAnsi="Abadi ExtraLight"/>
+          <w:lang w:val="en-US"/>
+        </w:rPr>
+      </w:pPr>
+      <w:r>
+        <w:rPr>
+          <w:rFonts w:ascii="Abadi ExtraLight" w:hAnsi="Abadi ExtraLight"/>
+          <w:lang w:val="en-US"/>
+        </w:rPr>
+        <w:t>python3 create_onnx.py \</w:t>
+      </w:r>
+    </w:p>
+    <w:p>
+      <w:pPr>
+        <w:spacing w:after="0"/>
+        <w:ind w:left="720" w:firstLine="696"/>
+        <w:rPr>
+          <w:rFonts w:ascii="Abadi ExtraLight" w:hAnsi="Abadi ExtraLight"/>
+          <w:lang w:val="en-US"/>
+        </w:rPr>
+      </w:pPr>
+      <w:r>
+        <w:rPr>
+          <w:rFonts w:ascii="Abadi ExtraLight" w:hAnsi="Abadi ExtraLight"/>
+          <w:lang w:val="en-US"/>
+        </w:rPr>
         <w:t xml:space="preserve">    --</w:t>
       </w:r>
-      <w:proofErr w:type="gramStart"/>
-      <w:r>
-        <w:rPr>
-          <w:rFonts w:ascii="Abadi ExtraLight" w:hAnsi="Abadi ExtraLight"/>
-          <w:lang w:val="en-US"/>
-        </w:rPr>
-        <w:t>output .</w:t>
-      </w:r>
-      <w:proofErr w:type="gramEnd"/>
-      <w:r>
-        <w:rPr>
-          <w:rFonts w:ascii="Abadi ExtraLight" w:hAnsi="Abadi ExtraLight"/>
-          <w:lang w:val="en-US"/>
-        </w:rPr>
-        <w:t>/ \</w:t>
-      </w:r>
-    </w:p>
-    <w:p>
-      <w:pPr>
-        <w:spacing w:after="0"/>
-        <w:ind w:left="720" w:firstLine="696"/>
-        <w:rPr>
-          <w:rFonts w:ascii="Abadi ExtraLight" w:hAnsi="Abadi ExtraLight"/>
-          <w:lang w:val="en-US"/>
-        </w:rPr>
-      </w:pPr>
-      <w:r>
-        <w:rPr>
-          <w:rFonts w:ascii="Abadi ExtraLight" w:hAnsi="Abadi ExtraLight"/>
-          <w:lang w:val="en-US"/>
-        </w:rPr>
-        <w:t xml:space="preserve">    MODEL.WEIGHTS path/to/model_final_f10217.pkl \</w:t>
-      </w:r>
-    </w:p>
-    <w:p>
-      <w:pPr>
-        <w:spacing w:after="0"/>
-        <w:ind w:left="720" w:firstLine="696"/>
-        <w:rPr>
-          <w:rFonts w:ascii="Abadi ExtraLight" w:hAnsi="Abadi ExtraLight"/>
-        </w:rPr>
-      </w:pPr>
-      <w:r>
-        <w:rPr>
-          <w:rFonts w:ascii="Abadi ExtraLight" w:hAnsi="Abadi ExtraLight"/>
-          <w:lang w:val="en-US"/>
-        </w:rPr>
-        <w:t xml:space="preserve">    </w:t>
-      </w:r>
-      <w:r>
-        <w:rPr>
-          <w:rFonts w:ascii="Abadi ExtraLight" w:hAnsi="Abadi ExtraLight"/>
-        </w:rPr>
-        <w:t xml:space="preserve">MODEL.DEVICE </w:t>
-      </w:r>
-      <w:proofErr w:type="spellStart"/>
-      <w:r>
-        <w:rPr>
-          <w:rFonts w:ascii="Abadi ExtraLight" w:hAnsi="Abadi ExtraLight"/>
-        </w:rPr>
-        <w:t>cuda</w:t>
-      </w:r>
-      <w:proofErr w:type="spellEnd"/>
-    </w:p>
-    <w:p/>
-    <w:p>
-      <w:pPr>
-        <w:spacing w:after="0"/>
-        <w:ind w:left="720" w:firstLine="696"/>
-        <w:rPr>
-          <w:rFonts w:ascii="Abadi ExtraLight" w:hAnsi="Abadi ExtraLight"/>
-        </w:rPr>
-      </w:pPr>
-      <w:r>
-        <w:rPr>
-          <w:rFonts w:ascii="Abadi ExtraLight" w:hAnsi="Abadi ExtraLight"/>
-        </w:rPr>
-        <w:t xml:space="preserve"># Step 2 — converti l'ONNX per </w:t>
-      </w:r>
-      <w:proofErr w:type="spellStart"/>
-      <w:r>
-        <w:rPr>
-          <w:rFonts w:ascii="Abadi ExtraLight" w:hAnsi="Abadi ExtraLight"/>
-        </w:rPr>
-        <w:t>TensorRT</w:t>
-      </w:r>
-      <w:proofErr w:type="spellEnd"/>
-    </w:p>
-    <w:p>
-      <w:pPr>
-        <w:spacing w:after="0"/>
-        <w:ind w:left="720" w:firstLine="696"/>
-        <w:rPr>
-          <w:rFonts w:ascii="Abadi ExtraLight" w:hAnsi="Abadi ExtraLight"/>
-          <w:lang w:val="en-US"/>
-        </w:rPr>
-      </w:pPr>
-      <w:r>
-        <w:rPr>
-          <w:rFonts w:ascii="Abadi ExtraLight" w:hAnsi="Abadi ExtraLight"/>
-          <w:lang w:val="en-US"/>
-        </w:rPr>
-        <w:t>python3 create_onnx.py \</w:t>
+      <w:proofErr w:type="spellStart"/>
+      <w:r>
+        <w:rPr>
+          <w:rFonts w:ascii="Abadi ExtraLight" w:hAnsi="Abadi ExtraLight"/>
+          <w:lang w:val="en-US"/>
+        </w:rPr>
+        <w:t>exported_onnx</w:t>
+      </w:r>
+      <w:proofErr w:type="spellEnd"/>
+      <w:r>
+        <w:rPr>
+          <w:rFonts w:ascii="Abadi ExtraLight" w:hAnsi="Abadi ExtraLight"/>
+          <w:lang w:val="en-US"/>
+        </w:rPr>
+        <w:t xml:space="preserve"> /path/to/</w:t>
+      </w:r>
+      <w:proofErr w:type="spellStart"/>
+      <w:r>
+        <w:rPr>
+          <w:rFonts w:ascii="Abadi ExtraLight" w:hAnsi="Abadi ExtraLight"/>
+          <w:lang w:val="en-US"/>
+        </w:rPr>
+        <w:t>model.onnx</w:t>
+      </w:r>
+      <w:proofErr w:type="spellEnd"/>
+      <w:r>
+        <w:rPr>
+          <w:rFonts w:ascii="Abadi ExtraLight" w:hAnsi="Abadi ExtraLight"/>
+          <w:lang w:val="en-US"/>
+        </w:rPr>
+        <w:t xml:space="preserve"> \</w:t>
       </w:r>
     </w:p>
     <w:p>
@@ -24984,7 +25630,7 @@
           <w:rFonts w:ascii="Abadi ExtraLight" w:hAnsi="Abadi ExtraLight"/>
           <w:lang w:val="en-US"/>
         </w:rPr>
-        <w:t>exported_onnx</w:t>
+        <w:t>onnx</w:t>
       </w:r>
       <w:proofErr w:type="spellEnd"/>
       <w:r>
@@ -25000,7 +25646,7 @@
           <w:rFonts w:ascii="Abadi ExtraLight" w:hAnsi="Abadi ExtraLight"/>
           <w:lang w:val="en-US"/>
         </w:rPr>
-        <w:t>model.onnx</w:t>
+        <w:t>converted.onnx</w:t>
       </w:r>
       <w:proofErr w:type="spellEnd"/>
       <w:r>
@@ -25025,55 +25671,6 @@
           <w:rFonts w:ascii="Abadi ExtraLight" w:hAnsi="Abadi ExtraLight"/>
           <w:lang w:val="en-US"/>
         </w:rPr>
-        <w:t xml:space="preserve">    --</w:t>
-      </w:r>
-      <w:proofErr w:type="spellStart"/>
-      <w:r>
-        <w:rPr>
-          <w:rFonts w:ascii="Abadi ExtraLight" w:hAnsi="Abadi ExtraLight"/>
-          <w:lang w:val="en-US"/>
-        </w:rPr>
-        <w:t>onnx</w:t>
-      </w:r>
-      <w:proofErr w:type="spellEnd"/>
-      <w:r>
-        <w:rPr>
-          <w:rFonts w:ascii="Abadi ExtraLight" w:hAnsi="Abadi ExtraLight"/>
-          <w:lang w:val="en-US"/>
-        </w:rPr>
-        <w:t xml:space="preserve"> /path/to/</w:t>
-      </w:r>
-      <w:proofErr w:type="spellStart"/>
-      <w:r>
-        <w:rPr>
-          <w:rFonts w:ascii="Abadi ExtraLight" w:hAnsi="Abadi ExtraLight"/>
-          <w:lang w:val="en-US"/>
-        </w:rPr>
-        <w:t>converted.onnx</w:t>
-      </w:r>
-      <w:proofErr w:type="spellEnd"/>
-      <w:r>
-        <w:rPr>
-          <w:rFonts w:ascii="Abadi ExtraLight" w:hAnsi="Abadi ExtraLight"/>
-          <w:lang w:val="en-US"/>
-        </w:rPr>
-        <w:t xml:space="preserve"> \</w:t>
-      </w:r>
-    </w:p>
-    <w:p>
-      <w:pPr>
-        <w:spacing w:after="0"/>
-        <w:ind w:left="720" w:firstLine="696"/>
-        <w:rPr>
-          <w:rFonts w:ascii="Abadi ExtraLight" w:hAnsi="Abadi ExtraLight"/>
-          <w:lang w:val="en-US"/>
-        </w:rPr>
-      </w:pPr>
-      <w:r>
-        <w:rPr>
-          <w:rFonts w:ascii="Abadi ExtraLight" w:hAnsi="Abadi ExtraLight"/>
-          <w:lang w:val="en-US"/>
-        </w:rPr>
         <w:t xml:space="preserve">    --det2_config /detectron2/configs/COCO-InstanceSegmentation/mask_rcnn_R_50_FPN_3x.yaml</w:t>
       </w:r>
     </w:p>
@@ -25144,7 +25741,6 @@
           <w:rFonts w:ascii="Abadi ExtraLight" w:hAnsi="Abadi ExtraLight"/>
           <w:lang w:val="en-US"/>
         </w:rPr>
-        <w:lastRenderedPageBreak/>
         <w:t xml:space="preserve">    --engine /path/to/</w:t>
       </w:r>
       <w:proofErr w:type="spellStart"/>
@@ -25235,28 +25831,14 @@
         <w:rPr>
           <w:lang w:val="en-US"/>
         </w:rPr>
-        <w:t>tensorflow_object_detection_</w:t>
-      </w:r>
-      <w:proofErr w:type="gramStart"/>
-      <w:r>
-        <w:rPr>
-          <w:lang w:val="en-US"/>
-        </w:rPr>
-        <w:t>api</w:t>
-      </w:r>
-      <w:proofErr w:type="spellEnd"/>
-      <w:r>
-        <w:rPr>
-          <w:lang w:val="en-US"/>
-        </w:rPr>
-        <w:t xml:space="preserve"> — SSD</w:t>
-      </w:r>
-      <w:proofErr w:type="gramEnd"/>
-      <w:r>
-        <w:rPr>
-          <w:lang w:val="en-US"/>
-        </w:rPr>
-        <w:t xml:space="preserve"> / Faster R-CNN / Mask R-CNN</w:t>
+        <w:t>tensorflow_object_detection_api</w:t>
+      </w:r>
+      <w:proofErr w:type="spellEnd"/>
+      <w:r>
+        <w:rPr>
+          <w:lang w:val="en-US"/>
+        </w:rPr>
+        <w:t xml:space="preserve"> — SSD / Faster R-CNN / Mask R-CNN</w:t>
       </w:r>
     </w:p>
     <w:p>
@@ -25380,15 +25962,7 @@
         <w:t>[DEPRECATED]</w:t>
       </w:r>
       <w:r>
-        <w:t xml:space="preserve"> </w:t>
-      </w:r>
-      <w:proofErr w:type="gramStart"/>
-      <w:r>
-        <w:t>nella repository</w:t>
-      </w:r>
-      <w:proofErr w:type="gramEnd"/>
-      <w:r>
-        <w:t xml:space="preserve"> GitHub attuale. </w:t>
+        <w:t xml:space="preserve"> nella repository GitHub attuale. </w:t>
       </w:r>
       <w:hyperlink r:id="rId34" w:tgtFrame="_blank" w:history="1">
         <w:proofErr w:type="spellStart"/>
@@ -25858,6 +26432,7 @@
           <w:rFonts w:ascii="Abadi ExtraLight" w:hAnsi="Abadi ExtraLight"/>
           <w:lang w:val="en-US"/>
         </w:rPr>
+        <w:lastRenderedPageBreak/>
         <w:t xml:space="preserve">    --output /path/to/output</w:t>
       </w:r>
     </w:p>
@@ -25895,28 +26470,14 @@
         <w:rPr>
           <w:lang w:val="en-US"/>
         </w:rPr>
-        <w:t>simple_progress_</w:t>
-      </w:r>
-      <w:proofErr w:type="gramStart"/>
-      <w:r>
-        <w:rPr>
-          <w:lang w:val="en-US"/>
-        </w:rPr>
-        <w:t>reporter</w:t>
-      </w:r>
-      <w:proofErr w:type="spellEnd"/>
-      <w:r>
-        <w:rPr>
-          <w:lang w:val="en-US"/>
-        </w:rPr>
-        <w:t>) —</w:t>
-      </w:r>
-      <w:proofErr w:type="gramEnd"/>
-      <w:r>
-        <w:rPr>
-          <w:lang w:val="en-US"/>
-        </w:rPr>
-        <w:t xml:space="preserve"> Progress Monitor API</w:t>
+        <w:t>simple_progress_reporter</w:t>
+      </w:r>
+      <w:proofErr w:type="spellEnd"/>
+      <w:r>
+        <w:rPr>
+          <w:lang w:val="en-US"/>
+        </w:rPr>
+        <w:t>) — Progress Monitor API</w:t>
       </w:r>
     </w:p>
     <w:p>
@@ -26339,7 +26900,6 @@
           <w:rFonts w:ascii="Abadi ExtraLight" w:hAnsi="Abadi ExtraLight"/>
           <w:lang w:val="en-US"/>
         </w:rPr>
-        <w:lastRenderedPageBreak/>
         <w:t>cd /</w:t>
       </w:r>
       <w:proofErr w:type="spellStart"/>
@@ -26993,6 +27553,7 @@
         <w:pStyle w:val="Titolo5"/>
       </w:pPr>
       <w:r>
+        <w:lastRenderedPageBreak/>
         <w:t>VPI - Vision Programming Interface (</w:t>
       </w:r>
       <w:r>
@@ -27369,7 +27930,6 @@
           <w:lang w:val="en-US" w:eastAsia="en-US" w:bidi="ar-SA"/>
           <w14:ligatures w14:val="standardContextual"/>
         </w:rPr>
-        <w:lastRenderedPageBreak/>
         <w:t>Backend</w:t>
       </w:r>
       <w:r>
@@ -27472,21 +28032,12 @@
           <w:lang w:val="en-US"/>
         </w:rPr>
       </w:pPr>
-      <w:proofErr w:type="gramStart"/>
-      <w:r>
-        <w:rPr>
-          <w:rFonts w:ascii="Abadi ExtraLight" w:hAnsi="Abadi ExtraLight"/>
-          <w:lang w:val="en-US"/>
-        </w:rPr>
-        <w:t>./</w:t>
-      </w:r>
-      <w:proofErr w:type="gramEnd"/>
-      <w:r>
-        <w:rPr>
-          <w:rFonts w:ascii="Abadi ExtraLight" w:hAnsi="Abadi ExtraLight"/>
-          <w:lang w:val="en-US"/>
-        </w:rPr>
-        <w:t xml:space="preserve">vpi_sample_02_stereo_disparity </w:t>
+      <w:r>
+        <w:rPr>
+          <w:rFonts w:ascii="Abadi ExtraLight" w:hAnsi="Abadi ExtraLight"/>
+          <w:lang w:val="en-US"/>
+        </w:rPr>
+        <w:t xml:space="preserve">./vpi_sample_02_stereo_disparity </w:t>
       </w:r>
       <w:proofErr w:type="spellStart"/>
       <w:r>
@@ -27816,21 +28367,12 @@
           <w:lang w:val="en-US"/>
         </w:rPr>
       </w:pPr>
-      <w:proofErr w:type="gramStart"/>
-      <w:r>
-        <w:rPr>
-          <w:rFonts w:ascii="Abadi ExtraLight" w:hAnsi="Abadi ExtraLight"/>
-          <w:lang w:val="en-US"/>
-        </w:rPr>
-        <w:t>./</w:t>
-      </w:r>
-      <w:proofErr w:type="gramEnd"/>
-      <w:r>
-        <w:rPr>
-          <w:rFonts w:ascii="Abadi ExtraLight" w:hAnsi="Abadi ExtraLight"/>
-          <w:lang w:val="en-US"/>
-        </w:rPr>
-        <w:t xml:space="preserve">vpi_sample_03_harris_corners </w:t>
+      <w:r>
+        <w:rPr>
+          <w:rFonts w:ascii="Abadi ExtraLight" w:hAnsi="Abadi ExtraLight"/>
+          <w:lang w:val="en-US"/>
+        </w:rPr>
+        <w:t xml:space="preserve">./vpi_sample_03_harris_corners </w:t>
       </w:r>
       <w:proofErr w:type="spellStart"/>
       <w:r>
@@ -28057,6 +28599,7 @@
           <w:lang w:val="en-US" w:eastAsia="en-US" w:bidi="ar-SA"/>
           <w14:ligatures w14:val="standardContextual"/>
         </w:rPr>
+        <w:lastRenderedPageBreak/>
         <w:t>Backend</w:t>
       </w:r>
       <w:r>
@@ -28158,19 +28701,11 @@
           <w:rFonts w:ascii="Abadi ExtraLight" w:hAnsi="Abadi ExtraLight"/>
         </w:rPr>
       </w:pPr>
-      <w:proofErr w:type="gramStart"/>
-      <w:r>
-        <w:rPr>
-          <w:rFonts w:ascii="Abadi ExtraLight" w:hAnsi="Abadi ExtraLight"/>
-        </w:rPr>
-        <w:t>./</w:t>
-      </w:r>
-      <w:proofErr w:type="gramEnd"/>
-      <w:r>
-        <w:rPr>
-          <w:rFonts w:ascii="Abadi ExtraLight" w:hAnsi="Abadi ExtraLight"/>
-        </w:rPr>
-        <w:t xml:space="preserve">vpi_sample_04_rescale </w:t>
+      <w:r>
+        <w:rPr>
+          <w:rFonts w:ascii="Abadi ExtraLight" w:hAnsi="Abadi ExtraLight"/>
+        </w:rPr>
+        <w:t xml:space="preserve">./vpi_sample_04_rescale </w:t>
       </w:r>
       <w:proofErr w:type="spellStart"/>
       <w:r>
@@ -28354,21 +28889,12 @@
           <w:lang w:val="en-US"/>
         </w:rPr>
       </w:pPr>
-      <w:proofErr w:type="gramStart"/>
-      <w:r>
-        <w:rPr>
-          <w:rFonts w:ascii="Abadi ExtraLight" w:hAnsi="Abadi ExtraLight"/>
-          <w:lang w:val="en-US"/>
-        </w:rPr>
-        <w:t>./</w:t>
-      </w:r>
-      <w:proofErr w:type="gramEnd"/>
-      <w:r>
-        <w:rPr>
-          <w:rFonts w:ascii="Abadi ExtraLight" w:hAnsi="Abadi ExtraLight"/>
-          <w:lang w:val="en-US"/>
-        </w:rPr>
-        <w:t xml:space="preserve">vpi_sample_05_benchmark </w:t>
+      <w:r>
+        <w:rPr>
+          <w:rFonts w:ascii="Abadi ExtraLight" w:hAnsi="Abadi ExtraLight"/>
+          <w:lang w:val="en-US"/>
+        </w:rPr>
+        <w:t xml:space="preserve">./vpi_sample_05_benchmark </w:t>
       </w:r>
       <w:proofErr w:type="spellStart"/>
       <w:r>
@@ -28506,7 +29032,6 @@
           <w:lang w:eastAsia="en-US" w:bidi="ar-SA"/>
           <w14:ligatures w14:val="standardContextual"/>
         </w:rPr>
-        <w:lastRenderedPageBreak/>
         <w:t>Nota</w:t>
       </w:r>
     </w:p>
@@ -28671,21 +29196,12 @@
           <w:lang w:val="en-US"/>
         </w:rPr>
       </w:pPr>
-      <w:proofErr w:type="gramStart"/>
-      <w:r>
-        <w:rPr>
-          <w:rFonts w:ascii="Abadi ExtraLight" w:hAnsi="Abadi ExtraLight"/>
-          <w:lang w:val="en-US"/>
-        </w:rPr>
-        <w:t>./</w:t>
-      </w:r>
-      <w:proofErr w:type="gramEnd"/>
-      <w:r>
-        <w:rPr>
-          <w:rFonts w:ascii="Abadi ExtraLight" w:hAnsi="Abadi ExtraLight"/>
-          <w:lang w:val="en-US"/>
-        </w:rPr>
-        <w:t xml:space="preserve">vpi_sample_06_klt_tracker </w:t>
+      <w:r>
+        <w:rPr>
+          <w:rFonts w:ascii="Abadi ExtraLight" w:hAnsi="Abadi ExtraLight"/>
+          <w:lang w:val="en-US"/>
+        </w:rPr>
+        <w:t xml:space="preserve">./vpi_sample_06_klt_tracker </w:t>
       </w:r>
       <w:proofErr w:type="spellStart"/>
       <w:r>
@@ -28872,21 +29388,12 @@
           <w:lang w:val="en-US"/>
         </w:rPr>
       </w:pPr>
-      <w:proofErr w:type="gramStart"/>
-      <w:r>
-        <w:rPr>
-          <w:rFonts w:ascii="Abadi ExtraLight" w:hAnsi="Abadi ExtraLight"/>
-          <w:lang w:val="en-US"/>
-        </w:rPr>
-        <w:t>./</w:t>
-      </w:r>
-      <w:proofErr w:type="gramEnd"/>
-      <w:r>
-        <w:rPr>
-          <w:rFonts w:ascii="Abadi ExtraLight" w:hAnsi="Abadi ExtraLight"/>
-          <w:lang w:val="en-US"/>
-        </w:rPr>
-        <w:t xml:space="preserve">vpi_sample_07_fft </w:t>
+      <w:r>
+        <w:rPr>
+          <w:rFonts w:ascii="Abadi ExtraLight" w:hAnsi="Abadi ExtraLight"/>
+          <w:lang w:val="en-US"/>
+        </w:rPr>
+        <w:t xml:space="preserve">./vpi_sample_07_fft </w:t>
       </w:r>
       <w:proofErr w:type="spellStart"/>
       <w:r>
@@ -28925,6 +29432,7 @@
         <w:rPr>
           <w:lang w:val="en-US"/>
         </w:rPr>
+        <w:lastRenderedPageBreak/>
         <w:t>08 - cross_aarch64_l4t</w:t>
       </w:r>
     </w:p>
@@ -28994,25 +29502,7 @@
           <w:lang w:eastAsia="en-US" w:bidi="ar-SA"/>
           <w14:ligatures w14:val="standardContextual"/>
         </w:rPr>
-        <w:t xml:space="preserve"> non si esegue direttamente sul </w:t>
-      </w:r>
-      <w:proofErr w:type="gramStart"/>
-      <w:r>
-        <w:rPr>
-          <w:rFonts w:asciiTheme="minorHAnsi" w:eastAsiaTheme="minorHAnsi" w:hAnsiTheme="minorHAnsi" w:cstheme="minorBidi"/>
-          <w:lang w:eastAsia="en-US" w:bidi="ar-SA"/>
-          <w14:ligatures w14:val="standardContextual"/>
-        </w:rPr>
-        <w:t>device</w:t>
-      </w:r>
-      <w:proofErr w:type="gramEnd"/>
-      <w:r>
-        <w:rPr>
-          <w:rFonts w:asciiTheme="minorHAnsi" w:eastAsiaTheme="minorHAnsi" w:hAnsiTheme="minorHAnsi" w:cstheme="minorBidi"/>
-          <w:lang w:eastAsia="en-US" w:bidi="ar-SA"/>
-          <w14:ligatures w14:val="standardContextual"/>
-        </w:rPr>
-        <w:t xml:space="preserve"> come gli altri:</w:t>
+        <w:t xml:space="preserve"> non si esegue direttamente sul device come gli altri:</w:t>
       </w:r>
     </w:p>
     <w:p>
@@ -29183,7 +29673,6 @@
         </w:rPr>
       </w:pPr>
       <w:proofErr w:type="spellStart"/>
-      <w:proofErr w:type="gramStart"/>
       <w:r>
         <w:rPr>
           <w:rFonts w:ascii="Abadi ExtraLight" w:hAnsi="Abadi ExtraLight"/>
@@ -29197,15 +29686,7 @@
           <w:rFonts w:ascii="Abadi ExtraLight" w:hAnsi="Abadi ExtraLight"/>
           <w:lang w:val="en-US"/>
         </w:rPr>
-        <w:t xml:space="preserve"> .</w:t>
-      </w:r>
-      <w:proofErr w:type="gramEnd"/>
-      <w:r>
-        <w:rPr>
-          <w:rFonts w:ascii="Abadi ExtraLight" w:hAnsi="Abadi ExtraLight"/>
-          <w:lang w:val="en-US"/>
-        </w:rPr>
-        <w:t xml:space="preserve"> -DCMAKE_TOOLCHAIN_FILE=Toolchain_aarch64_l4t.cmake</w:t>
+        <w:t xml:space="preserve"> . -DCMAKE_TOOLCHAIN_FILE=Toolchain_aarch64_l4t.cmake</w:t>
       </w:r>
     </w:p>
     <w:p>
@@ -29389,21 +29870,12 @@
           <w:lang w:val="en-US"/>
         </w:rPr>
       </w:pPr>
-      <w:proofErr w:type="gramStart"/>
-      <w:r>
-        <w:rPr>
-          <w:rFonts w:ascii="Abadi ExtraLight" w:hAnsi="Abadi ExtraLight"/>
-          <w:lang w:val="en-US"/>
-        </w:rPr>
-        <w:t>./</w:t>
-      </w:r>
-      <w:proofErr w:type="gramEnd"/>
-      <w:r>
-        <w:rPr>
-          <w:rFonts w:ascii="Abadi ExtraLight" w:hAnsi="Abadi ExtraLight"/>
-          <w:lang w:val="en-US"/>
-        </w:rPr>
-        <w:t xml:space="preserve">vpi_sample_09_tnr </w:t>
+      <w:r>
+        <w:rPr>
+          <w:rFonts w:ascii="Abadi ExtraLight" w:hAnsi="Abadi ExtraLight"/>
+          <w:lang w:val="en-US"/>
+        </w:rPr>
+        <w:t xml:space="preserve">./vpi_sample_09_tnr </w:t>
       </w:r>
       <w:proofErr w:type="spellStart"/>
       <w:r>
@@ -29554,7 +30026,6 @@
           <w:lang w:val="en-US" w:eastAsia="en-US" w:bidi="ar-SA"/>
           <w14:ligatures w14:val="standardContextual"/>
         </w:rPr>
-        <w:lastRenderedPageBreak/>
         <w:t>Backend</w:t>
       </w:r>
       <w:r>
@@ -29657,21 +30128,12 @@
           <w:lang w:val="en-US"/>
         </w:rPr>
       </w:pPr>
-      <w:proofErr w:type="gramStart"/>
-      <w:r>
-        <w:rPr>
-          <w:rFonts w:ascii="Abadi ExtraLight" w:hAnsi="Abadi ExtraLight"/>
-          <w:lang w:val="en-US"/>
-        </w:rPr>
-        <w:t>./</w:t>
-      </w:r>
-      <w:proofErr w:type="gramEnd"/>
-      <w:r>
-        <w:rPr>
-          <w:rFonts w:ascii="Abadi ExtraLight" w:hAnsi="Abadi ExtraLight"/>
-          <w:lang w:val="en-US"/>
-        </w:rPr>
-        <w:t xml:space="preserve">vpi_sample_10_perspwarp </w:t>
+      <w:r>
+        <w:rPr>
+          <w:rFonts w:ascii="Abadi ExtraLight" w:hAnsi="Abadi ExtraLight"/>
+          <w:lang w:val="en-US"/>
+        </w:rPr>
+        <w:t xml:space="preserve">./vpi_sample_10_perspwarp </w:t>
       </w:r>
       <w:proofErr w:type="spellStart"/>
       <w:r>
@@ -29810,6 +30272,7 @@
         <w:jc w:val="both"/>
       </w:pPr>
       <w:r>
+        <w:lastRenderedPageBreak/>
         <w:t xml:space="preserve">I campioni VPI includono un set di immagini di input che possono essere utilizzate. </w:t>
       </w:r>
       <w:r>
@@ -29913,21 +30376,12 @@
           <w:lang w:val="en-US"/>
         </w:rPr>
       </w:pPr>
-      <w:proofErr w:type="gramStart"/>
-      <w:r>
-        <w:rPr>
-          <w:rFonts w:ascii="Abadi ExtraLight" w:hAnsi="Abadi ExtraLight"/>
-          <w:lang w:val="en-US"/>
-        </w:rPr>
-        <w:t>./</w:t>
-      </w:r>
-      <w:proofErr w:type="gramEnd"/>
-      <w:r>
-        <w:rPr>
-          <w:rFonts w:ascii="Abadi ExtraLight" w:hAnsi="Abadi ExtraLight"/>
-          <w:lang w:val="en-US"/>
-        </w:rPr>
-        <w:t xml:space="preserve">vpi_sample_11_fisheye </w:t>
+      <w:r>
+        <w:rPr>
+          <w:rFonts w:ascii="Abadi ExtraLight" w:hAnsi="Abadi ExtraLight"/>
+          <w:lang w:val="en-US"/>
+        </w:rPr>
+        <w:t xml:space="preserve">./vpi_sample_11_fisheye </w:t>
       </w:r>
       <w:proofErr w:type="spellStart"/>
       <w:r>
@@ -30011,7 +30465,6 @@
       <w:pPr>
         <w:jc w:val="both"/>
       </w:pPr>
-      <w:proofErr w:type="gramStart"/>
       <w:r>
         <w:rPr>
           <w:u w:val="single"/>
@@ -30025,11 +30478,7 @@
         <w:t>:</w:t>
       </w:r>
       <w:r>
-        <w:t xml:space="preserve">  L'output</w:t>
-      </w:r>
-      <w:proofErr w:type="gramEnd"/>
-      <w:r>
-        <w:t xml:space="preserve"> </w:t>
+        <w:t xml:space="preserve">  L'output </w:t>
       </w:r>
       <w:r>
         <w:t>è</w:t>
@@ -30162,21 +30611,12 @@
           <w:lang w:val="en-US"/>
         </w:rPr>
       </w:pPr>
-      <w:proofErr w:type="gramStart"/>
-      <w:r>
-        <w:rPr>
-          <w:rFonts w:ascii="Abadi ExtraLight" w:hAnsi="Abadi ExtraLight"/>
-          <w:lang w:val="en-US"/>
-        </w:rPr>
-        <w:t>./</w:t>
-      </w:r>
-      <w:proofErr w:type="gramEnd"/>
-      <w:r>
-        <w:rPr>
-          <w:rFonts w:ascii="Abadi ExtraLight" w:hAnsi="Abadi ExtraLight"/>
-          <w:lang w:val="en-US"/>
-        </w:rPr>
-        <w:t xml:space="preserve">vpi_sample_12_optflow_lk </w:t>
+      <w:r>
+        <w:rPr>
+          <w:rFonts w:ascii="Abadi ExtraLight" w:hAnsi="Abadi ExtraLight"/>
+          <w:lang w:val="en-US"/>
+        </w:rPr>
+        <w:t xml:space="preserve">./vpi_sample_12_optflow_lk </w:t>
       </w:r>
       <w:proofErr w:type="spellStart"/>
       <w:r>
@@ -30271,7 +30711,6 @@
         <w:rPr>
           <w:lang w:val="en-US"/>
         </w:rPr>
-        <w:lastRenderedPageBreak/>
         <w:t xml:space="preserve">13 - </w:t>
       </w:r>
       <w:proofErr w:type="spellStart"/>
@@ -30427,21 +30866,12 @@
           <w:lang w:val="en-US"/>
         </w:rPr>
       </w:pPr>
-      <w:proofErr w:type="gramStart"/>
-      <w:r>
-        <w:rPr>
-          <w:rFonts w:ascii="Abadi ExtraLight" w:hAnsi="Abadi ExtraLight"/>
-          <w:lang w:val="en-US"/>
-        </w:rPr>
-        <w:t>./</w:t>
-      </w:r>
-      <w:proofErr w:type="gramEnd"/>
-      <w:r>
-        <w:rPr>
-          <w:rFonts w:ascii="Abadi ExtraLight" w:hAnsi="Abadi ExtraLight"/>
-          <w:lang w:val="en-US"/>
-        </w:rPr>
-        <w:t xml:space="preserve">vpi_sample_13_optflow_dense </w:t>
+      <w:r>
+        <w:rPr>
+          <w:rFonts w:ascii="Abadi ExtraLight" w:hAnsi="Abadi ExtraLight"/>
+          <w:lang w:val="en-US"/>
+        </w:rPr>
+        <w:t xml:space="preserve">./vpi_sample_13_optflow_dense </w:t>
       </w:r>
       <w:proofErr w:type="spellStart"/>
       <w:r>
@@ -30752,21 +31182,12 @@
           <w:lang w:val="en-US"/>
         </w:rPr>
       </w:pPr>
-      <w:proofErr w:type="gramStart"/>
-      <w:r>
-        <w:rPr>
-          <w:rFonts w:ascii="Abadi ExtraLight" w:hAnsi="Abadi ExtraLight"/>
-          <w:lang w:val="en-US"/>
-        </w:rPr>
-        <w:t>./</w:t>
-      </w:r>
-      <w:proofErr w:type="gramEnd"/>
-      <w:r>
-        <w:rPr>
-          <w:rFonts w:ascii="Abadi ExtraLight" w:hAnsi="Abadi ExtraLight"/>
-          <w:lang w:val="en-US"/>
-        </w:rPr>
-        <w:t xml:space="preserve">vpi_sample_14_background_subtractor </w:t>
+      <w:r>
+        <w:rPr>
+          <w:rFonts w:ascii="Abadi ExtraLight" w:hAnsi="Abadi ExtraLight"/>
+          <w:lang w:val="en-US"/>
+        </w:rPr>
+        <w:t xml:space="preserve">./vpi_sample_14_background_subtractor </w:t>
       </w:r>
       <w:proofErr w:type="spellStart"/>
       <w:r>
@@ -30797,6 +31218,7 @@
         <w:pStyle w:val="Titolo6"/>
       </w:pPr>
       <w:r>
+        <w:lastRenderedPageBreak/>
         <w:t xml:space="preserve">15 - </w:t>
       </w:r>
       <w:proofErr w:type="spellStart"/>
@@ -30840,15 +31262,7 @@
         <w:t>usa</w:t>
       </w:r>
       <w:r>
-        <w:t xml:space="preserve"> la stessa immagine di input e produce un singolo output, salvando il risultato come file immagine su </w:t>
-      </w:r>
-      <w:proofErr w:type="gramStart"/>
-      <w:r>
-        <w:t>disco..</w:t>
-      </w:r>
-      <w:proofErr w:type="gramEnd"/>
-      <w:r>
-        <w:t xml:space="preserve"> I </w:t>
+        <w:t xml:space="preserve"> la stessa immagine di input e produce un singolo output, salvando il risultato come file immagine su disco.. I </w:t>
       </w:r>
       <w:proofErr w:type="spellStart"/>
       <w:r>
@@ -30888,21 +31302,7 @@
         <w:rPr>
           <w:lang w:val="en-US"/>
         </w:rPr>
-        <w:t xml:space="preserve">CPU Image </w:t>
-      </w:r>
-      <w:proofErr w:type="gramStart"/>
-      <w:r>
-        <w:rPr>
-          <w:lang w:val="en-US"/>
-        </w:rPr>
-        <w:t>flip</w:t>
-      </w:r>
-      <w:proofErr w:type="gramEnd"/>
-      <w:r>
-        <w:rPr>
-          <w:lang w:val="en-US"/>
-        </w:rPr>
-        <w:t xml:space="preserve"> in horizontal direction </w:t>
+        <w:t xml:space="preserve">CPU Image flip in horizontal direction </w:t>
       </w:r>
     </w:p>
     <w:p>
@@ -30921,21 +31321,7 @@
         <w:rPr>
           <w:lang w:val="en-US"/>
         </w:rPr>
-        <w:t xml:space="preserve">CUDA Image </w:t>
-      </w:r>
-      <w:proofErr w:type="gramStart"/>
-      <w:r>
-        <w:rPr>
-          <w:lang w:val="en-US"/>
-        </w:rPr>
-        <w:t>flip</w:t>
-      </w:r>
-      <w:proofErr w:type="gramEnd"/>
-      <w:r>
-        <w:rPr>
-          <w:lang w:val="en-US"/>
-        </w:rPr>
-        <w:t xml:space="preserve"> in vertical direction </w:t>
+        <w:t xml:space="preserve">CUDA Image flip in vertical direction </w:t>
       </w:r>
     </w:p>
     <w:p>
@@ -30954,21 +31340,7 @@
         <w:rPr>
           <w:lang w:val="en-US"/>
         </w:rPr>
-        <w:t xml:space="preserve">CUDA Image </w:t>
-      </w:r>
-      <w:proofErr w:type="gramStart"/>
-      <w:r>
-        <w:rPr>
-          <w:lang w:val="en-US"/>
-        </w:rPr>
-        <w:t>flip</w:t>
-      </w:r>
-      <w:proofErr w:type="gramEnd"/>
-      <w:r>
-        <w:rPr>
-          <w:lang w:val="en-US"/>
-        </w:rPr>
-        <w:t xml:space="preserve"> in both directions</w:t>
+        <w:t>CUDA Image flip in both directions</w:t>
       </w:r>
     </w:p>
     <w:p>
@@ -31006,21 +31378,12 @@
           <w:lang w:val="en-US"/>
         </w:rPr>
       </w:pPr>
-      <w:proofErr w:type="gramStart"/>
-      <w:r>
-        <w:rPr>
-          <w:rFonts w:ascii="Abadi ExtraLight" w:hAnsi="Abadi ExtraLight"/>
-          <w:lang w:val="en-US"/>
-        </w:rPr>
-        <w:t>./</w:t>
-      </w:r>
-      <w:proofErr w:type="gramEnd"/>
-      <w:r>
-        <w:rPr>
-          <w:rFonts w:ascii="Abadi ExtraLight" w:hAnsi="Abadi ExtraLight"/>
-          <w:lang w:val="en-US"/>
-        </w:rPr>
-        <w:t>vpi_sample_15_image_view ../assets/kodim08.png</w:t>
+      <w:r>
+        <w:rPr>
+          <w:rFonts w:ascii="Abadi ExtraLight" w:hAnsi="Abadi ExtraLight"/>
+          <w:lang w:val="en-US"/>
+        </w:rPr>
+        <w:t>./vpi_sample_15_image_view ../assets/kodim08.png</w:t>
       </w:r>
     </w:p>
     <w:p>
@@ -31088,7 +31451,6 @@
         <w:spacing w:after="0"/>
       </w:pPr>
       <w:r>
-        <w:lastRenderedPageBreak/>
         <w:t xml:space="preserve">Abbassare l'intensità dell'immagine utilizzando </w:t>
       </w:r>
       <w:proofErr w:type="spellStart"/>
@@ -31140,7 +31502,6 @@
         <w:t xml:space="preserve"> = </w:t>
       </w:r>
       <w:proofErr w:type="spellStart"/>
-      <w:proofErr w:type="gramStart"/>
       <w:r>
         <w:rPr>
           <w:rFonts w:ascii="Abadi ExtraLight" w:hAnsi="Abadi ExtraLight"/>
@@ -31149,7 +31510,6 @@
         <w:t>vpi.asimage</w:t>
       </w:r>
       <w:proofErr w:type="spellEnd"/>
-      <w:proofErr w:type="gramEnd"/>
       <w:r>
         <w:rPr>
           <w:rFonts w:ascii="Abadi ExtraLight" w:hAnsi="Abadi ExtraLight"/>
@@ -31229,31 +31589,80 @@
           <w:rFonts w:ascii="Abadi ExtraLight" w:hAnsi="Abadi ExtraLight"/>
           <w:lang w:val="en-US"/>
         </w:rPr>
-        <w:t>vpi_</w:t>
-      </w:r>
-      <w:proofErr w:type="gramStart"/>
-      <w:r>
-        <w:rPr>
-          <w:rFonts w:ascii="Abadi ExtraLight" w:hAnsi="Abadi ExtraLight"/>
-          <w:lang w:val="en-US"/>
-        </w:rPr>
-        <w:t>image.rlock</w:t>
-      </w:r>
-      <w:proofErr w:type="gramEnd"/>
-      <w:r>
-        <w:rPr>
-          <w:rFonts w:ascii="Abadi ExtraLight" w:hAnsi="Abadi ExtraLight"/>
-          <w:lang w:val="en-US"/>
-        </w:rPr>
-        <w:t>_</w:t>
-      </w:r>
-      <w:proofErr w:type="gramStart"/>
-      <w:r>
-        <w:rPr>
-          <w:rFonts w:ascii="Abadi ExtraLight" w:hAnsi="Abadi ExtraLight"/>
-          <w:lang w:val="en-US"/>
-        </w:rPr>
-        <w:t>cuda</w:t>
+        <w:t>vpi_image.rlock_cuda</w:t>
+      </w:r>
+      <w:proofErr w:type="spellEnd"/>
+      <w:r>
+        <w:rPr>
+          <w:rFonts w:ascii="Abadi ExtraLight" w:hAnsi="Abadi ExtraLight"/>
+          <w:lang w:val="en-US"/>
+        </w:rPr>
+        <w:t xml:space="preserve">() </w:t>
+      </w:r>
+      <w:r>
+        <w:rPr>
+          <w:rFonts w:ascii="Abadi ExtraLight" w:hAnsi="Abadi ExtraLight"/>
+          <w:color w:val="3A7C22" w:themeColor="accent6" w:themeShade="BF"/>
+          <w:lang w:val="en-US"/>
+        </w:rPr>
+        <w:t>come</w:t>
+      </w:r>
+      <w:r>
+        <w:rPr>
+          <w:rFonts w:ascii="Abadi ExtraLight" w:hAnsi="Abadi ExtraLight"/>
+          <w:lang w:val="en-US"/>
+        </w:rPr>
+        <w:t xml:space="preserve"> </w:t>
+      </w:r>
+      <w:proofErr w:type="spellStart"/>
+      <w:r>
+        <w:rPr>
+          <w:rFonts w:ascii="Abadi ExtraLight" w:hAnsi="Abadi ExtraLight"/>
+          <w:lang w:val="en-US"/>
+        </w:rPr>
+        <w:t>cuda_buffer</w:t>
+      </w:r>
+      <w:proofErr w:type="spellEnd"/>
+      <w:r>
+        <w:rPr>
+          <w:rFonts w:ascii="Abadi ExtraLight" w:hAnsi="Abadi ExtraLight"/>
+          <w:lang w:val="en-US"/>
+        </w:rPr>
+        <w:t>:</w:t>
+      </w:r>
+    </w:p>
+    <w:p>
+      <w:pPr>
+        <w:spacing w:after="0"/>
+        <w:ind w:left="720" w:firstLine="696"/>
+        <w:rPr>
+          <w:rFonts w:ascii="Abadi ExtraLight" w:hAnsi="Abadi ExtraLight"/>
+          <w:lang w:val="en-US"/>
+        </w:rPr>
+      </w:pPr>
+      <w:proofErr w:type="spellStart"/>
+      <w:r>
+        <w:rPr>
+          <w:rFonts w:ascii="Abadi ExtraLight" w:hAnsi="Abadi ExtraLight"/>
+          <w:lang w:val="en-US"/>
+        </w:rPr>
+        <w:t>torch_image</w:t>
+      </w:r>
+      <w:proofErr w:type="spellEnd"/>
+      <w:r>
+        <w:rPr>
+          <w:rFonts w:ascii="Abadi ExtraLight" w:hAnsi="Abadi ExtraLight"/>
+          <w:lang w:val="en-US"/>
+        </w:rPr>
+        <w:t xml:space="preserve"> = </w:t>
+      </w:r>
+      <w:proofErr w:type="spellStart"/>
+      <w:r>
+        <w:rPr>
+          <w:rFonts w:ascii="Abadi ExtraLight" w:hAnsi="Abadi ExtraLight"/>
+          <w:lang w:val="en-US"/>
+        </w:rPr>
+        <w:t>torch.as_tensor</w:t>
       </w:r>
       <w:proofErr w:type="spellEnd"/>
       <w:r>
@@ -31263,29 +31672,6 @@
         </w:rPr>
         <w:t>(</w:t>
       </w:r>
-      <w:proofErr w:type="gramEnd"/>
-      <w:r>
-        <w:rPr>
-          <w:rFonts w:ascii="Abadi ExtraLight" w:hAnsi="Abadi ExtraLight"/>
-          <w:lang w:val="en-US"/>
-        </w:rPr>
-        <w:t xml:space="preserve">) </w:t>
-      </w:r>
-      <w:r>
-        <w:rPr>
-          <w:rFonts w:ascii="Abadi ExtraLight" w:hAnsi="Abadi ExtraLight"/>
-          <w:color w:val="3A7C22" w:themeColor="accent6" w:themeShade="BF"/>
-          <w:lang w:val="en-US"/>
-        </w:rPr>
-        <w:t>come</w:t>
-      </w:r>
-      <w:r>
-        <w:rPr>
-          <w:rFonts w:ascii="Abadi ExtraLight" w:hAnsi="Abadi ExtraLight"/>
-          <w:lang w:val="en-US"/>
-        </w:rPr>
-        <w:t xml:space="preserve"> </w:t>
-      </w:r>
       <w:proofErr w:type="spellStart"/>
       <w:r>
         <w:rPr>
@@ -31300,7 +31686,12 @@
           <w:rFonts w:ascii="Abadi ExtraLight" w:hAnsi="Abadi ExtraLight"/>
           <w:lang w:val="en-US"/>
         </w:rPr>
-        <w:t>:</w:t>
+        <w:t>)</w:t>
+      </w:r>
+    </w:p>
+    <w:p>
+      <w:r>
+        <w:t xml:space="preserve">oppure, con un'ulteriore copia di memoria profonda </w:t>
       </w:r>
     </w:p>
     <w:p>
@@ -31350,81 +31741,9 @@
           <w:rFonts w:ascii="Abadi ExtraLight" w:hAnsi="Abadi ExtraLight"/>
           <w:lang w:val="en-US"/>
         </w:rPr>
-        <w:t>cuda_buffer</w:t>
-      </w:r>
-      <w:proofErr w:type="spellEnd"/>
-      <w:r>
-        <w:rPr>
-          <w:rFonts w:ascii="Abadi ExtraLight" w:hAnsi="Abadi ExtraLight"/>
-          <w:lang w:val="en-US"/>
-        </w:rPr>
-        <w:t>)</w:t>
-      </w:r>
-    </w:p>
-    <w:p>
-      <w:r>
-        <w:t xml:space="preserve">oppure, con un'ulteriore copia di memoria profonda </w:t>
-      </w:r>
-    </w:p>
-    <w:p>
-      <w:pPr>
-        <w:spacing w:after="0"/>
-        <w:ind w:left="720" w:firstLine="696"/>
-        <w:rPr>
-          <w:rFonts w:ascii="Abadi ExtraLight" w:hAnsi="Abadi ExtraLight"/>
-          <w:lang w:val="en-US"/>
-        </w:rPr>
-      </w:pPr>
-      <w:proofErr w:type="spellStart"/>
-      <w:r>
-        <w:rPr>
-          <w:rFonts w:ascii="Abadi ExtraLight" w:hAnsi="Abadi ExtraLight"/>
-          <w:lang w:val="en-US"/>
-        </w:rPr>
-        <w:t>torch_image</w:t>
-      </w:r>
-      <w:proofErr w:type="spellEnd"/>
-      <w:r>
-        <w:rPr>
-          <w:rFonts w:ascii="Abadi ExtraLight" w:hAnsi="Abadi ExtraLight"/>
-          <w:lang w:val="en-US"/>
-        </w:rPr>
-        <w:t xml:space="preserve"> = </w:t>
-      </w:r>
-      <w:proofErr w:type="spellStart"/>
-      <w:r>
-        <w:rPr>
-          <w:rFonts w:ascii="Abadi ExtraLight" w:hAnsi="Abadi ExtraLight"/>
-          <w:lang w:val="en-US"/>
-        </w:rPr>
-        <w:t>torch.as_tensor</w:t>
-      </w:r>
-      <w:proofErr w:type="spellEnd"/>
-      <w:r>
-        <w:rPr>
-          <w:rFonts w:ascii="Abadi ExtraLight" w:hAnsi="Abadi ExtraLight"/>
-          <w:lang w:val="en-US"/>
-        </w:rPr>
-        <w:t>(</w:t>
-      </w:r>
-      <w:proofErr w:type="spellStart"/>
-      <w:r>
-        <w:rPr>
-          <w:rFonts w:ascii="Abadi ExtraLight" w:hAnsi="Abadi ExtraLight"/>
-          <w:lang w:val="en-US"/>
-        </w:rPr>
-        <w:t>vpi_</w:t>
-      </w:r>
-      <w:proofErr w:type="gramStart"/>
-      <w:r>
-        <w:rPr>
-          <w:rFonts w:ascii="Abadi ExtraLight" w:hAnsi="Abadi ExtraLight"/>
-          <w:lang w:val="en-US"/>
-        </w:rPr>
-        <w:t>image.cuda</w:t>
-      </w:r>
-      <w:proofErr w:type="spellEnd"/>
-      <w:proofErr w:type="gramEnd"/>
+        <w:t>vpi_image.cuda</w:t>
+      </w:r>
+      <w:proofErr w:type="spellEnd"/>
       <w:r>
         <w:rPr>
           <w:rFonts w:ascii="Abadi ExtraLight" w:hAnsi="Abadi ExtraLight"/>
@@ -31582,6 +31901,7 @@
           <w:lang w:val="en-US" w:eastAsia="en-US" w:bidi="ar-SA"/>
           <w14:ligatures w14:val="standardContextual"/>
         </w:rPr>
+        <w:lastRenderedPageBreak/>
         <w:t>Backend</w:t>
       </w:r>
       <w:r>
@@ -31656,21 +31976,12 @@
           <w:lang w:val="en-US"/>
         </w:rPr>
       </w:pPr>
-      <w:proofErr w:type="gramStart"/>
-      <w:r>
-        <w:rPr>
-          <w:rFonts w:ascii="Abadi ExtraLight" w:hAnsi="Abadi ExtraLight"/>
-          <w:lang w:val="en-US"/>
-        </w:rPr>
-        <w:t>./</w:t>
-      </w:r>
-      <w:proofErr w:type="gramEnd"/>
-      <w:r>
-        <w:rPr>
-          <w:rFonts w:ascii="Abadi ExtraLight" w:hAnsi="Abadi ExtraLight"/>
-          <w:lang w:val="en-US"/>
-        </w:rPr>
-        <w:t xml:space="preserve">vpi_sample_17_template_matching </w:t>
+      <w:r>
+        <w:rPr>
+          <w:rFonts w:ascii="Abadi ExtraLight" w:hAnsi="Abadi ExtraLight"/>
+          <w:lang w:val="en-US"/>
+        </w:rPr>
+        <w:t xml:space="preserve">./vpi_sample_17_template_matching </w:t>
       </w:r>
       <w:proofErr w:type="spellStart"/>
       <w:r>
@@ -31738,18 +32049,10 @@
       </w:r>
       <w:proofErr w:type="spellEnd"/>
       <w:r>
-        <w:t xml:space="preserve">. Rileva </w:t>
-      </w:r>
-      <w:proofErr w:type="gramStart"/>
-      <w:r>
-        <w:t xml:space="preserve">le </w:t>
-      </w:r>
-      <w:r>
-        <w:t>features</w:t>
-      </w:r>
-      <w:proofErr w:type="gramEnd"/>
-      <w:r>
-        <w:t xml:space="preserve"> ed i descrittori mediante una</w:t>
+        <w:t xml:space="preserve">. Rileva le </w:t>
+      </w:r>
+      <w:r>
+        <w:t>features ed i descrittori mediante una</w:t>
       </w:r>
       <w:r>
         <w:t xml:space="preserve"> piramide di input, restituendo le coordinate per ogni </w:t>
@@ -31783,15 +32086,7 @@
         <w:t>o</w:t>
       </w:r>
       <w:r>
-        <w:t xml:space="preserve">: (1) legge un'immagine di input; (2) crea una piramide gaussiana dall'immagine; (3) esegue ORB sulla piramide; (4) disegna le caratteristiche ORB come punti chiave con colori che rappresentano il descrittore ORB; (5) scrivere un'immagine di uscita con i punti chiave colorati. Ogni caratteristica è disegnata sopra l'immagine di input come un cerchio, le cui mappe a colori dal blu al rosso il descrittore associato alla funzione. La mappa utilizza la distanza di Hamming di ogni descrittore al primo </w:t>
-      </w:r>
-      <w:proofErr w:type="gramStart"/>
-      <w:r>
-        <w:t>descrittore, quindi</w:t>
-      </w:r>
-      <w:proofErr w:type="gramEnd"/>
-      <w:r>
-        <w:t xml:space="preserve"> il punto chiave blu è il primo descrittore e le sfumature di giallo al rosso sono progressivamente distanti.</w:t>
+        <w:t>: (1) legge un'immagine di input; (2) crea una piramide gaussiana dall'immagine; (3) esegue ORB sulla piramide; (4) disegna le caratteristiche ORB come punti chiave con colori che rappresentano il descrittore ORB; (5) scrivere un'immagine di uscita con i punti chiave colorati. Ogni caratteristica è disegnata sopra l'immagine di input come un cerchio, le cui mappe a colori dal blu al rosso il descrittore associato alla funzione. La mappa utilizza la distanza di Hamming di ogni descrittore al primo descrittore, quindi il punto chiave blu è il primo descrittore e le sfumature di giallo al rosso sono progressivamente distanti.</w:t>
       </w:r>
     </w:p>
     <w:p>
@@ -31894,21 +32189,12 @@
           <w:lang w:val="en-US"/>
         </w:rPr>
       </w:pPr>
-      <w:proofErr w:type="gramStart"/>
-      <w:r>
-        <w:rPr>
-          <w:rFonts w:ascii="Abadi ExtraLight" w:hAnsi="Abadi ExtraLight"/>
-          <w:lang w:val="en-US"/>
-        </w:rPr>
-        <w:t>./</w:t>
-      </w:r>
-      <w:proofErr w:type="gramEnd"/>
-      <w:r>
-        <w:rPr>
-          <w:rFonts w:ascii="Abadi ExtraLight" w:hAnsi="Abadi ExtraLight"/>
-          <w:lang w:val="en-US"/>
-        </w:rPr>
-        <w:t xml:space="preserve">vpi_sample_18_orb_feature_detector </w:t>
+      <w:r>
+        <w:rPr>
+          <w:rFonts w:ascii="Abadi ExtraLight" w:hAnsi="Abadi ExtraLight"/>
+          <w:lang w:val="en-US"/>
+        </w:rPr>
+        <w:t xml:space="preserve">./vpi_sample_18_orb_feature_detector </w:t>
       </w:r>
       <w:proofErr w:type="spellStart"/>
       <w:r>
@@ -31939,7 +32225,6 @@
         <w:pStyle w:val="Titolo6"/>
       </w:pPr>
       <w:r>
-        <w:lastRenderedPageBreak/>
         <w:t xml:space="preserve">19 - </w:t>
       </w:r>
       <w:proofErr w:type="spellStart"/>
@@ -31989,7 +32274,6 @@
           <w:u w:val="single"/>
         </w:rPr>
       </w:pPr>
-      <w:proofErr w:type="gramStart"/>
       <w:r>
         <w:rPr>
           <w:u w:val="single"/>
@@ -32003,11 +32287,7 @@
         <w:t>:</w:t>
       </w:r>
       <w:r>
-        <w:t xml:space="preserve">  Il</w:t>
-      </w:r>
-      <w:proofErr w:type="gramEnd"/>
-      <w:r>
-        <w:t xml:space="preserve"> campione implementa una pipeline di tracciamento semplicistica utilizzando una scarsa qualità di tracciamento. Per la qualità di tracciamento di livello di produzione, è necessario implementare gli opportuni stadi di </w:t>
+        <w:t xml:space="preserve">  Il campione implementa una pipeline di tracciamento semplicistica utilizzando una scarsa qualità di tracciamento. Per la qualità di tracciamento di livello di produzione, è necessario implementare gli opportuni stadi di </w:t>
       </w:r>
       <w:proofErr w:type="spellStart"/>
       <w:r>
@@ -32180,21 +32460,12 @@
           <w:lang w:val="en-US"/>
         </w:rPr>
       </w:pPr>
-      <w:proofErr w:type="gramStart"/>
-      <w:r>
-        <w:rPr>
-          <w:rFonts w:ascii="Abadi ExtraLight" w:hAnsi="Abadi ExtraLight"/>
-          <w:lang w:val="en-US"/>
-        </w:rPr>
-        <w:t>./</w:t>
-      </w:r>
-      <w:proofErr w:type="gramEnd"/>
-      <w:r>
-        <w:rPr>
-          <w:rFonts w:ascii="Abadi ExtraLight" w:hAnsi="Abadi ExtraLight"/>
-          <w:lang w:val="en-US"/>
-        </w:rPr>
-        <w:t xml:space="preserve">vpi_sample_19_dcf_tracker </w:t>
+      <w:r>
+        <w:rPr>
+          <w:rFonts w:ascii="Abadi ExtraLight" w:hAnsi="Abadi ExtraLight"/>
+          <w:lang w:val="en-US"/>
+        </w:rPr>
+        <w:t xml:space="preserve">./vpi_sample_19_dcf_tracker </w:t>
       </w:r>
       <w:proofErr w:type="spellStart"/>
       <w:r>
@@ -32328,6 +32599,7 @@
           <w:b/>
           <w:bCs/>
         </w:rPr>
+        <w:lastRenderedPageBreak/>
         <w:t>Guida alla scelta: Quale usare e quando?</w:t>
       </w:r>
     </w:p>
@@ -32646,7 +32918,6 @@
         <w:rPr>
           <w:rFonts w:ascii="Abadi ExtraLight" w:hAnsi="Abadi ExtraLight"/>
         </w:rPr>
-        <w:lastRenderedPageBreak/>
         <w:t>docker</w:t>
       </w:r>
       <w:proofErr w:type="spellEnd"/>
@@ -32842,23 +33113,7 @@
           <w:rFonts w:ascii="Abadi ExtraLight" w:hAnsi="Abadi ExtraLight"/>
           <w:lang w:val="en-US"/>
         </w:rPr>
-        <w:t>/</w:t>
-      </w:r>
-      <w:proofErr w:type="gramStart"/>
-      <w:r>
-        <w:rPr>
-          <w:rFonts w:ascii="Abadi ExtraLight" w:hAnsi="Abadi ExtraLight"/>
-          <w:lang w:val="en-US"/>
-        </w:rPr>
-        <w:t>ultralytics:latest</w:t>
-      </w:r>
-      <w:proofErr w:type="gramEnd"/>
-      <w:r>
-        <w:rPr>
-          <w:rFonts w:ascii="Abadi ExtraLight" w:hAnsi="Abadi ExtraLight"/>
-          <w:lang w:val="en-US"/>
-        </w:rPr>
-        <w:t xml:space="preserve">-jetson-jetpack6 | grep </w:t>
+        <w:t xml:space="preserve">/ultralytics:latest-jetson-jetpack6 | grep </w:t>
       </w:r>
       <w:proofErr w:type="spellStart"/>
       <w:r>
@@ -33036,23 +33291,7 @@
           <w:rFonts w:ascii="Abadi ExtraLight" w:hAnsi="Abadi ExtraLight"/>
           <w:lang w:val="en-US"/>
         </w:rPr>
-        <w:t>/</w:t>
-      </w:r>
-      <w:proofErr w:type="gramStart"/>
-      <w:r>
-        <w:rPr>
-          <w:rFonts w:ascii="Abadi ExtraLight" w:hAnsi="Abadi ExtraLight"/>
-          <w:lang w:val="en-US"/>
-        </w:rPr>
-        <w:t>ultralytics:latest</w:t>
-      </w:r>
-      <w:proofErr w:type="gramEnd"/>
-      <w:r>
-        <w:rPr>
-          <w:rFonts w:ascii="Abadi ExtraLight" w:hAnsi="Abadi ExtraLight"/>
-          <w:lang w:val="en-US"/>
-        </w:rPr>
-        <w:t>-jetson-jetpack6</w:t>
+        <w:t>/ultralytics:latest-jetson-jetpack6</w:t>
       </w:r>
     </w:p>
     <w:p>
@@ -33322,7 +33561,6 @@
           <w:rFonts w:ascii="Abadi ExtraLight" w:hAnsi="Abadi ExtraLight"/>
           <w:lang w:val="en-US"/>
         </w:rPr>
-        <w:lastRenderedPageBreak/>
         <w:t>sudo</w:t>
       </w:r>
       <w:proofErr w:type="spellEnd"/>
@@ -33463,23 +33701,7 @@
           <w:rFonts w:ascii="Abadi ExtraLight" w:hAnsi="Abadi ExtraLight"/>
           <w:lang w:val="en-US"/>
         </w:rPr>
-        <w:t>/</w:t>
-      </w:r>
-      <w:proofErr w:type="gramStart"/>
-      <w:r>
-        <w:rPr>
-          <w:rFonts w:ascii="Abadi ExtraLight" w:hAnsi="Abadi ExtraLight"/>
-          <w:lang w:val="en-US"/>
-        </w:rPr>
-        <w:t>ultralytics:latest</w:t>
-      </w:r>
-      <w:proofErr w:type="gramEnd"/>
-      <w:r>
-        <w:rPr>
-          <w:rFonts w:ascii="Abadi ExtraLight" w:hAnsi="Abadi ExtraLight"/>
-          <w:lang w:val="en-US"/>
-        </w:rPr>
-        <w:t>-jetson-jetpack6</w:t>
+        <w:t>/ultralytics:latest-jetson-jetpack6</w:t>
       </w:r>
     </w:p>
     <w:p>
@@ -33764,405 +33986,368 @@
         <w:rPr>
           <w:rFonts w:ascii="Abadi ExtraLight" w:hAnsi="Abadi ExtraLight"/>
         </w:rPr>
+        <w:lastRenderedPageBreak/>
+        <w:t xml:space="preserve"> device=0</w:t>
+      </w:r>
+    </w:p>
+    <w:p>
+      <w:pPr>
+        <w:spacing w:before="240" w:after="0"/>
+        <w:rPr>
+          <w:b/>
+          <w:bCs/>
+        </w:rPr>
+      </w:pPr>
+      <w:proofErr w:type="spellStart"/>
+      <w:r>
+        <w:rPr>
+          <w:b/>
+          <w:bCs/>
+        </w:rPr>
+        <w:t>Inference</w:t>
+      </w:r>
+      <w:proofErr w:type="spellEnd"/>
+      <w:r>
+        <w:rPr>
+          <w:b/>
+          <w:bCs/>
+        </w:rPr>
+        <w:t xml:space="preserve"> su webcam USB</w:t>
+      </w:r>
+    </w:p>
+    <w:p>
+      <w:pPr>
+        <w:spacing w:before="240" w:after="0"/>
+      </w:pPr>
+      <w:r>
+        <w:t>Avvio Docker CON accesso alla camera</w:t>
+      </w:r>
+    </w:p>
+    <w:p>
+      <w:pPr>
+        <w:spacing w:after="0"/>
+        <w:ind w:left="720" w:firstLine="696"/>
+        <w:rPr>
+          <w:rFonts w:ascii="Abadi ExtraLight" w:hAnsi="Abadi ExtraLight"/>
+          <w:lang w:val="en-US"/>
+        </w:rPr>
+      </w:pPr>
+      <w:proofErr w:type="spellStart"/>
+      <w:r>
+        <w:rPr>
+          <w:rFonts w:ascii="Abadi ExtraLight" w:hAnsi="Abadi ExtraLight"/>
+          <w:lang w:val="en-US"/>
+        </w:rPr>
+        <w:t>sudo</w:t>
+      </w:r>
+      <w:proofErr w:type="spellEnd"/>
+      <w:r>
+        <w:rPr>
+          <w:rFonts w:ascii="Abadi ExtraLight" w:hAnsi="Abadi ExtraLight"/>
+          <w:lang w:val="en-US"/>
+        </w:rPr>
+        <w:t xml:space="preserve"> docker run -it \</w:t>
+      </w:r>
+    </w:p>
+    <w:p>
+      <w:pPr>
+        <w:spacing w:after="0"/>
+        <w:ind w:left="720" w:firstLine="696"/>
+        <w:rPr>
+          <w:rFonts w:ascii="Abadi ExtraLight" w:hAnsi="Abadi ExtraLight"/>
+          <w:lang w:val="en-US"/>
+        </w:rPr>
+      </w:pPr>
+      <w:r>
+        <w:rPr>
+          <w:rFonts w:ascii="Abadi ExtraLight" w:hAnsi="Abadi ExtraLight"/>
+          <w:lang w:val="en-US"/>
+        </w:rPr>
+        <w:t>  --runtime=</w:t>
+      </w:r>
+      <w:proofErr w:type="spellStart"/>
+      <w:r>
+        <w:rPr>
+          <w:rFonts w:ascii="Abadi ExtraLight" w:hAnsi="Abadi ExtraLight"/>
+          <w:lang w:val="en-US"/>
+        </w:rPr>
+        <w:t>nvidia</w:t>
+      </w:r>
+      <w:proofErr w:type="spellEnd"/>
+      <w:r>
+        <w:rPr>
+          <w:rFonts w:ascii="Abadi ExtraLight" w:hAnsi="Abadi ExtraLight"/>
+          <w:lang w:val="en-US"/>
+        </w:rPr>
+        <w:t xml:space="preserve"> \</w:t>
+      </w:r>
+    </w:p>
+    <w:p>
+      <w:pPr>
+        <w:spacing w:after="0"/>
+        <w:ind w:left="720" w:firstLine="696"/>
+        <w:rPr>
+          <w:rFonts w:ascii="Abadi ExtraLight" w:hAnsi="Abadi ExtraLight"/>
+          <w:lang w:val="en-US"/>
+        </w:rPr>
+      </w:pPr>
+      <w:r>
+        <w:rPr>
+          <w:rFonts w:ascii="Abadi ExtraLight" w:hAnsi="Abadi ExtraLight"/>
+          <w:lang w:val="en-US"/>
+        </w:rPr>
+        <w:t>  --</w:t>
+      </w:r>
+      <w:proofErr w:type="spellStart"/>
+      <w:r>
+        <w:rPr>
+          <w:rFonts w:ascii="Abadi ExtraLight" w:hAnsi="Abadi ExtraLight"/>
+          <w:lang w:val="en-US"/>
+        </w:rPr>
+        <w:t>ipc</w:t>
+      </w:r>
+      <w:proofErr w:type="spellEnd"/>
+      <w:r>
+        <w:rPr>
+          <w:rFonts w:ascii="Abadi ExtraLight" w:hAnsi="Abadi ExtraLight"/>
+          <w:lang w:val="en-US"/>
+        </w:rPr>
+        <w:t>=host \</w:t>
+      </w:r>
+    </w:p>
+    <w:p>
+      <w:pPr>
+        <w:spacing w:after="0"/>
+        <w:ind w:left="720" w:firstLine="696"/>
+        <w:rPr>
+          <w:rFonts w:ascii="Abadi ExtraLight" w:hAnsi="Abadi ExtraLight"/>
+          <w:lang w:val="en-US"/>
+        </w:rPr>
+      </w:pPr>
+      <w:r>
+        <w:rPr>
+          <w:rFonts w:ascii="Abadi ExtraLight" w:hAnsi="Abadi ExtraLight"/>
+          <w:lang w:val="en-US"/>
+        </w:rPr>
+        <w:t>  --network=host \</w:t>
+      </w:r>
+    </w:p>
+    <w:p>
+      <w:pPr>
+        <w:spacing w:after="0"/>
+        <w:ind w:left="720" w:firstLine="696"/>
+        <w:rPr>
+          <w:rFonts w:ascii="Abadi ExtraLight" w:hAnsi="Abadi ExtraLight"/>
+          <w:lang w:val="en-US"/>
+        </w:rPr>
+      </w:pPr>
+      <w:r>
+        <w:rPr>
+          <w:rFonts w:ascii="Abadi ExtraLight" w:hAnsi="Abadi ExtraLight"/>
+          <w:lang w:val="en-US"/>
+        </w:rPr>
+        <w:t>  --device /dev/video0 \</w:t>
+      </w:r>
+    </w:p>
+    <w:p>
+      <w:pPr>
+        <w:spacing w:after="0"/>
+        <w:ind w:left="720" w:firstLine="696"/>
+        <w:rPr>
+          <w:rFonts w:ascii="Abadi ExtraLight" w:hAnsi="Abadi ExtraLight"/>
+          <w:lang w:val="en-US"/>
+        </w:rPr>
+      </w:pPr>
+      <w:r>
+        <w:rPr>
+          <w:rFonts w:ascii="Abadi ExtraLight" w:hAnsi="Abadi ExtraLight"/>
+          <w:lang w:val="en-US"/>
+        </w:rPr>
+        <w:t>  -v ~/yolo:/workspace \</w:t>
+      </w:r>
+    </w:p>
+    <w:p>
+      <w:pPr>
+        <w:spacing w:after="0"/>
+        <w:ind w:left="720" w:firstLine="696"/>
+        <w:rPr>
+          <w:rFonts w:ascii="Abadi ExtraLight" w:hAnsi="Abadi ExtraLight"/>
+          <w:lang w:val="en-US"/>
+        </w:rPr>
+      </w:pPr>
+      <w:r>
+        <w:rPr>
+          <w:rFonts w:ascii="Abadi ExtraLight" w:hAnsi="Abadi ExtraLight"/>
+          <w:lang w:val="en-US"/>
+        </w:rPr>
+        <w:t>  -v ~/.config/</w:t>
+      </w:r>
+      <w:proofErr w:type="spellStart"/>
+      <w:r>
+        <w:rPr>
+          <w:rFonts w:ascii="Abadi ExtraLight" w:hAnsi="Abadi ExtraLight"/>
+          <w:lang w:val="en-US"/>
+        </w:rPr>
+        <w:t>Ultralytics</w:t>
+      </w:r>
+      <w:proofErr w:type="spellEnd"/>
+      <w:r>
+        <w:rPr>
+          <w:rFonts w:ascii="Abadi ExtraLight" w:hAnsi="Abadi ExtraLight"/>
+          <w:lang w:val="en-US"/>
+        </w:rPr>
+        <w:t>:/root/.config/</w:t>
+      </w:r>
+      <w:proofErr w:type="spellStart"/>
+      <w:r>
+        <w:rPr>
+          <w:rFonts w:ascii="Abadi ExtraLight" w:hAnsi="Abadi ExtraLight"/>
+          <w:lang w:val="en-US"/>
+        </w:rPr>
+        <w:t>Ultralytics</w:t>
+      </w:r>
+      <w:proofErr w:type="spellEnd"/>
+      <w:r>
+        <w:rPr>
+          <w:rFonts w:ascii="Abadi ExtraLight" w:hAnsi="Abadi ExtraLight"/>
+          <w:lang w:val="en-US"/>
+        </w:rPr>
+        <w:t xml:space="preserve"> \</w:t>
+      </w:r>
+    </w:p>
+    <w:p>
+      <w:pPr>
+        <w:spacing w:after="0"/>
+        <w:ind w:left="720" w:firstLine="696"/>
+        <w:rPr>
+          <w:rFonts w:ascii="Abadi ExtraLight" w:hAnsi="Abadi ExtraLight"/>
+          <w:lang w:val="en-US"/>
+        </w:rPr>
+      </w:pPr>
+      <w:r>
+        <w:rPr>
+          <w:rFonts w:ascii="Abadi ExtraLight" w:hAnsi="Abadi ExtraLight"/>
+          <w:lang w:val="en-US"/>
+        </w:rPr>
+        <w:t xml:space="preserve">  </w:t>
+      </w:r>
+      <w:proofErr w:type="spellStart"/>
+      <w:r>
+        <w:rPr>
+          <w:rFonts w:ascii="Abadi ExtraLight" w:hAnsi="Abadi ExtraLight"/>
+          <w:lang w:val="en-US"/>
+        </w:rPr>
+        <w:t>ultralytics</w:t>
+      </w:r>
+      <w:proofErr w:type="spellEnd"/>
+      <w:r>
+        <w:rPr>
+          <w:rFonts w:ascii="Abadi ExtraLight" w:hAnsi="Abadi ExtraLight"/>
+          <w:lang w:val="en-US"/>
+        </w:rPr>
+        <w:t>/ultralytics:latest-jetson-jetpack6</w:t>
+      </w:r>
+    </w:p>
+    <w:p>
+      <w:pPr>
+        <w:spacing w:before="240" w:after="0"/>
+        <w:rPr>
+          <w:lang w:val="en-US"/>
+        </w:rPr>
+      </w:pPr>
+      <w:r>
+        <w:rPr>
+          <w:lang w:val="en-US"/>
+        </w:rPr>
+        <w:t>Su docker:</w:t>
+      </w:r>
+    </w:p>
+    <w:p>
+      <w:pPr>
+        <w:spacing w:after="0"/>
+        <w:ind w:left="720" w:firstLine="696"/>
+        <w:rPr>
+          <w:rFonts w:ascii="Abadi ExtraLight" w:hAnsi="Abadi ExtraLight"/>
+          <w:lang w:val="en-US"/>
+        </w:rPr>
+      </w:pPr>
+      <w:r>
+        <w:rPr>
+          <w:rFonts w:ascii="Abadi ExtraLight" w:hAnsi="Abadi ExtraLight"/>
+          <w:lang w:val="en-US"/>
+        </w:rPr>
+        <w:t>yolo predict \</w:t>
+      </w:r>
+    </w:p>
+    <w:p>
+      <w:pPr>
+        <w:spacing w:after="0"/>
+        <w:ind w:left="720" w:firstLine="696"/>
+        <w:rPr>
+          <w:rFonts w:ascii="Abadi ExtraLight" w:hAnsi="Abadi ExtraLight"/>
+          <w:lang w:val="en-US"/>
+        </w:rPr>
+      </w:pPr>
+      <w:r>
+        <w:rPr>
+          <w:rFonts w:ascii="Abadi ExtraLight" w:hAnsi="Abadi ExtraLight"/>
+          <w:lang w:val="en-US"/>
+        </w:rPr>
+        <w:t xml:space="preserve"> model=yolo26n.pt \</w:t>
+      </w:r>
+    </w:p>
+    <w:p>
+      <w:pPr>
+        <w:spacing w:after="0"/>
+        <w:ind w:left="720" w:firstLine="696"/>
+        <w:rPr>
+          <w:rFonts w:ascii="Abadi ExtraLight" w:hAnsi="Abadi ExtraLight"/>
+          <w:lang w:val="en-US"/>
+        </w:rPr>
+      </w:pPr>
+      <w:r>
+        <w:rPr>
+          <w:rFonts w:ascii="Abadi ExtraLight" w:hAnsi="Abadi ExtraLight"/>
+          <w:lang w:val="en-US"/>
+        </w:rPr>
+        <w:t xml:space="preserve"> source=0 \</w:t>
+      </w:r>
+    </w:p>
+    <w:p>
+      <w:pPr>
+        <w:spacing w:after="0"/>
+        <w:ind w:left="720" w:firstLine="696"/>
+        <w:rPr>
+          <w:rFonts w:ascii="Abadi ExtraLight" w:hAnsi="Abadi ExtraLight"/>
+        </w:rPr>
+      </w:pPr>
+      <w:r>
+        <w:rPr>
+          <w:rFonts w:ascii="Abadi ExtraLight" w:hAnsi="Abadi ExtraLight"/>
+          <w:lang w:val="en-US"/>
+        </w:rPr>
         <w:t xml:space="preserve"> </w:t>
       </w:r>
-      <w:proofErr w:type="gramStart"/>
-      <w:r>
-        <w:rPr>
-          <w:rFonts w:ascii="Abadi ExtraLight" w:hAnsi="Abadi ExtraLight"/>
-        </w:rPr>
-        <w:t>device</w:t>
-      </w:r>
-      <w:proofErr w:type="gramEnd"/>
-      <w:r>
-        <w:rPr>
-          <w:rFonts w:ascii="Abadi ExtraLight" w:hAnsi="Abadi ExtraLight"/>
-        </w:rPr>
-        <w:t>=0</w:t>
-      </w:r>
-    </w:p>
-    <w:p>
-      <w:pPr>
-        <w:spacing w:before="240" w:after="0"/>
-        <w:rPr>
-          <w:b/>
-          <w:bCs/>
-        </w:rPr>
-      </w:pPr>
-      <w:proofErr w:type="spellStart"/>
-      <w:r>
-        <w:rPr>
-          <w:b/>
-          <w:bCs/>
-        </w:rPr>
-        <w:t>Inference</w:t>
-      </w:r>
-      <w:proofErr w:type="spellEnd"/>
-      <w:r>
-        <w:rPr>
-          <w:b/>
-          <w:bCs/>
-        </w:rPr>
-        <w:t xml:space="preserve"> su webcam USB</w:t>
-      </w:r>
-    </w:p>
-    <w:p>
-      <w:pPr>
-        <w:spacing w:before="240" w:after="0"/>
-      </w:pPr>
-      <w:r>
-        <w:t>Avvio Docker CON accesso alla camera</w:t>
-      </w:r>
-    </w:p>
-    <w:p>
-      <w:pPr>
-        <w:spacing w:after="0"/>
-        <w:ind w:left="720" w:firstLine="696"/>
-        <w:rPr>
-          <w:rFonts w:ascii="Abadi ExtraLight" w:hAnsi="Abadi ExtraLight"/>
-          <w:lang w:val="en-US"/>
-        </w:rPr>
-      </w:pPr>
-      <w:proofErr w:type="spellStart"/>
-      <w:r>
-        <w:rPr>
-          <w:rFonts w:ascii="Abadi ExtraLight" w:hAnsi="Abadi ExtraLight"/>
-          <w:lang w:val="en-US"/>
-        </w:rPr>
-        <w:t>sudo</w:t>
-      </w:r>
-      <w:proofErr w:type="spellEnd"/>
-      <w:r>
-        <w:rPr>
-          <w:rFonts w:ascii="Abadi ExtraLight" w:hAnsi="Abadi ExtraLight"/>
-          <w:lang w:val="en-US"/>
-        </w:rPr>
-        <w:t xml:space="preserve"> docker run -it \</w:t>
-      </w:r>
-    </w:p>
-    <w:p>
-      <w:pPr>
-        <w:spacing w:after="0"/>
-        <w:ind w:left="720" w:firstLine="696"/>
-        <w:rPr>
-          <w:rFonts w:ascii="Abadi ExtraLight" w:hAnsi="Abadi ExtraLight"/>
-          <w:lang w:val="en-US"/>
-        </w:rPr>
-      </w:pPr>
-      <w:r>
-        <w:rPr>
-          <w:rFonts w:ascii="Abadi ExtraLight" w:hAnsi="Abadi ExtraLight"/>
-          <w:lang w:val="en-US"/>
-        </w:rPr>
-        <w:t>  --runtime=</w:t>
-      </w:r>
-      <w:proofErr w:type="spellStart"/>
-      <w:r>
-        <w:rPr>
-          <w:rFonts w:ascii="Abadi ExtraLight" w:hAnsi="Abadi ExtraLight"/>
-          <w:lang w:val="en-US"/>
-        </w:rPr>
-        <w:t>nvidia</w:t>
-      </w:r>
-      <w:proofErr w:type="spellEnd"/>
-      <w:r>
-        <w:rPr>
-          <w:rFonts w:ascii="Abadi ExtraLight" w:hAnsi="Abadi ExtraLight"/>
-          <w:lang w:val="en-US"/>
-        </w:rPr>
-        <w:t xml:space="preserve"> \</w:t>
-      </w:r>
-    </w:p>
-    <w:p>
-      <w:pPr>
-        <w:spacing w:after="0"/>
-        <w:ind w:left="720" w:firstLine="696"/>
-        <w:rPr>
-          <w:rFonts w:ascii="Abadi ExtraLight" w:hAnsi="Abadi ExtraLight"/>
-          <w:lang w:val="en-US"/>
-        </w:rPr>
-      </w:pPr>
-      <w:r>
-        <w:rPr>
-          <w:rFonts w:ascii="Abadi ExtraLight" w:hAnsi="Abadi ExtraLight"/>
-          <w:lang w:val="en-US"/>
-        </w:rPr>
-        <w:t>  --</w:t>
-      </w:r>
-      <w:proofErr w:type="spellStart"/>
-      <w:r>
-        <w:rPr>
-          <w:rFonts w:ascii="Abadi ExtraLight" w:hAnsi="Abadi ExtraLight"/>
-          <w:lang w:val="en-US"/>
-        </w:rPr>
-        <w:t>ipc</w:t>
-      </w:r>
-      <w:proofErr w:type="spellEnd"/>
-      <w:r>
-        <w:rPr>
-          <w:rFonts w:ascii="Abadi ExtraLight" w:hAnsi="Abadi ExtraLight"/>
-          <w:lang w:val="en-US"/>
-        </w:rPr>
-        <w:t>=host \</w:t>
-      </w:r>
-    </w:p>
-    <w:p>
-      <w:pPr>
-        <w:spacing w:after="0"/>
-        <w:ind w:left="720" w:firstLine="696"/>
-        <w:rPr>
-          <w:rFonts w:ascii="Abadi ExtraLight" w:hAnsi="Abadi ExtraLight"/>
-          <w:lang w:val="en-US"/>
-        </w:rPr>
-      </w:pPr>
-      <w:r>
-        <w:rPr>
-          <w:rFonts w:ascii="Abadi ExtraLight" w:hAnsi="Abadi ExtraLight"/>
-          <w:lang w:val="en-US"/>
-        </w:rPr>
-        <w:t>  --network=host \</w:t>
-      </w:r>
-    </w:p>
-    <w:p>
-      <w:pPr>
-        <w:spacing w:after="0"/>
-        <w:ind w:left="720" w:firstLine="696"/>
-        <w:rPr>
-          <w:rFonts w:ascii="Abadi ExtraLight" w:hAnsi="Abadi ExtraLight"/>
-          <w:lang w:val="en-US"/>
-        </w:rPr>
-      </w:pPr>
-      <w:r>
-        <w:rPr>
-          <w:rFonts w:ascii="Abadi ExtraLight" w:hAnsi="Abadi ExtraLight"/>
-          <w:lang w:val="en-US"/>
-        </w:rPr>
-        <w:t>  --device /dev/video0 \</w:t>
-      </w:r>
-    </w:p>
-    <w:p>
-      <w:pPr>
-        <w:spacing w:after="0"/>
-        <w:ind w:left="720" w:firstLine="696"/>
-        <w:rPr>
-          <w:rFonts w:ascii="Abadi ExtraLight" w:hAnsi="Abadi ExtraLight"/>
-          <w:lang w:val="en-US"/>
-        </w:rPr>
-      </w:pPr>
-      <w:r>
-        <w:rPr>
-          <w:rFonts w:ascii="Abadi ExtraLight" w:hAnsi="Abadi ExtraLight"/>
-          <w:lang w:val="en-US"/>
-        </w:rPr>
-        <w:t>  -v ~/yolo:/workspace \</w:t>
-      </w:r>
-    </w:p>
-    <w:p>
-      <w:pPr>
-        <w:spacing w:after="0"/>
-        <w:ind w:left="720" w:firstLine="696"/>
-        <w:rPr>
-          <w:rFonts w:ascii="Abadi ExtraLight" w:hAnsi="Abadi ExtraLight"/>
-          <w:lang w:val="en-US"/>
-        </w:rPr>
-      </w:pPr>
-      <w:r>
-        <w:rPr>
-          <w:rFonts w:ascii="Abadi ExtraLight" w:hAnsi="Abadi ExtraLight"/>
-          <w:lang w:val="en-US"/>
-        </w:rPr>
-        <w:t>  -v ~/.config/</w:t>
-      </w:r>
-      <w:proofErr w:type="spellStart"/>
-      <w:r>
-        <w:rPr>
-          <w:rFonts w:ascii="Abadi ExtraLight" w:hAnsi="Abadi ExtraLight"/>
-          <w:lang w:val="en-US"/>
-        </w:rPr>
-        <w:t>Ultralytics</w:t>
-      </w:r>
-      <w:proofErr w:type="spellEnd"/>
-      <w:r>
-        <w:rPr>
-          <w:rFonts w:ascii="Abadi ExtraLight" w:hAnsi="Abadi ExtraLight"/>
-          <w:lang w:val="en-US"/>
-        </w:rPr>
-        <w:t>:/root/.config/</w:t>
-      </w:r>
-      <w:proofErr w:type="spellStart"/>
-      <w:r>
-        <w:rPr>
-          <w:rFonts w:ascii="Abadi ExtraLight" w:hAnsi="Abadi ExtraLight"/>
-          <w:lang w:val="en-US"/>
-        </w:rPr>
-        <w:t>Ultralytics</w:t>
-      </w:r>
-      <w:proofErr w:type="spellEnd"/>
-      <w:r>
-        <w:rPr>
-          <w:rFonts w:ascii="Abadi ExtraLight" w:hAnsi="Abadi ExtraLight"/>
-          <w:lang w:val="en-US"/>
-        </w:rPr>
-        <w:t xml:space="preserve"> \</w:t>
-      </w:r>
-    </w:p>
-    <w:p>
-      <w:pPr>
-        <w:spacing w:after="0"/>
-        <w:ind w:left="720" w:firstLine="696"/>
-        <w:rPr>
-          <w:rFonts w:ascii="Abadi ExtraLight" w:hAnsi="Abadi ExtraLight"/>
-          <w:lang w:val="en-US"/>
-        </w:rPr>
-      </w:pPr>
-      <w:r>
-        <w:rPr>
-          <w:rFonts w:ascii="Abadi ExtraLight" w:hAnsi="Abadi ExtraLight"/>
-          <w:lang w:val="en-US"/>
-        </w:rPr>
-        <w:t xml:space="preserve">  </w:t>
-      </w:r>
-      <w:proofErr w:type="spellStart"/>
-      <w:r>
-        <w:rPr>
-          <w:rFonts w:ascii="Abadi ExtraLight" w:hAnsi="Abadi ExtraLight"/>
-          <w:lang w:val="en-US"/>
-        </w:rPr>
-        <w:t>ultralytics</w:t>
-      </w:r>
-      <w:proofErr w:type="spellEnd"/>
-      <w:r>
-        <w:rPr>
-          <w:rFonts w:ascii="Abadi ExtraLight" w:hAnsi="Abadi ExtraLight"/>
-          <w:lang w:val="en-US"/>
-        </w:rPr>
-        <w:t>/</w:t>
-      </w:r>
-      <w:proofErr w:type="gramStart"/>
-      <w:r>
-        <w:rPr>
-          <w:rFonts w:ascii="Abadi ExtraLight" w:hAnsi="Abadi ExtraLight"/>
-          <w:lang w:val="en-US"/>
-        </w:rPr>
-        <w:t>ultralytics:latest</w:t>
-      </w:r>
-      <w:proofErr w:type="gramEnd"/>
-      <w:r>
-        <w:rPr>
-          <w:rFonts w:ascii="Abadi ExtraLight" w:hAnsi="Abadi ExtraLight"/>
-          <w:lang w:val="en-US"/>
-        </w:rPr>
-        <w:t>-jetson-jetpack6</w:t>
-      </w:r>
-    </w:p>
-    <w:p>
-      <w:pPr>
-        <w:spacing w:before="240" w:after="0"/>
-        <w:rPr>
-          <w:lang w:val="en-US"/>
-        </w:rPr>
-      </w:pPr>
-      <w:r>
-        <w:rPr>
-          <w:lang w:val="en-US"/>
-        </w:rPr>
-        <w:t>Su docker:</w:t>
-      </w:r>
-    </w:p>
-    <w:p>
-      <w:pPr>
-        <w:spacing w:after="0"/>
-        <w:ind w:left="720" w:firstLine="696"/>
-        <w:rPr>
-          <w:rFonts w:ascii="Abadi ExtraLight" w:hAnsi="Abadi ExtraLight"/>
-          <w:lang w:val="en-US"/>
-        </w:rPr>
-      </w:pPr>
-      <w:r>
-        <w:rPr>
-          <w:rFonts w:ascii="Abadi ExtraLight" w:hAnsi="Abadi ExtraLight"/>
-          <w:lang w:val="en-US"/>
-        </w:rPr>
-        <w:t>yolo predict \</w:t>
-      </w:r>
-    </w:p>
-    <w:p>
-      <w:pPr>
-        <w:spacing w:after="0"/>
-        <w:ind w:left="720" w:firstLine="696"/>
-        <w:rPr>
-          <w:rFonts w:ascii="Abadi ExtraLight" w:hAnsi="Abadi ExtraLight"/>
-          <w:lang w:val="en-US"/>
-        </w:rPr>
-      </w:pPr>
-      <w:r>
-        <w:rPr>
-          <w:rFonts w:ascii="Abadi ExtraLight" w:hAnsi="Abadi ExtraLight"/>
-          <w:lang w:val="en-US"/>
-        </w:rPr>
-        <w:t xml:space="preserve"> model=yolo26n.pt \</w:t>
-      </w:r>
-    </w:p>
-    <w:p>
-      <w:pPr>
-        <w:spacing w:after="0"/>
-        <w:ind w:left="720" w:firstLine="696"/>
-        <w:rPr>
-          <w:rFonts w:ascii="Abadi ExtraLight" w:hAnsi="Abadi ExtraLight"/>
-          <w:lang w:val="en-US"/>
-        </w:rPr>
-      </w:pPr>
-      <w:r>
-        <w:rPr>
-          <w:rFonts w:ascii="Abadi ExtraLight" w:hAnsi="Abadi ExtraLight"/>
-          <w:lang w:val="en-US"/>
-        </w:rPr>
-        <w:t xml:space="preserve"> source=0 \</w:t>
-      </w:r>
-    </w:p>
-    <w:p>
-      <w:pPr>
-        <w:spacing w:after="0"/>
-        <w:ind w:left="720" w:firstLine="696"/>
-        <w:rPr>
-          <w:rFonts w:ascii="Abadi ExtraLight" w:hAnsi="Abadi ExtraLight"/>
-        </w:rPr>
-      </w:pPr>
-      <w:r>
-        <w:rPr>
-          <w:rFonts w:ascii="Abadi ExtraLight" w:hAnsi="Abadi ExtraLight"/>
-          <w:lang w:val="en-US"/>
+      <w:r>
+        <w:rPr>
+          <w:rFonts w:ascii="Abadi ExtraLight" w:hAnsi="Abadi ExtraLight"/>
+        </w:rPr>
+        <w:t>device=0 \</w:t>
+      </w:r>
+    </w:p>
+    <w:p>
+      <w:pPr>
+        <w:ind w:left="720" w:firstLine="696"/>
+        <w:rPr>
+          <w:rFonts w:ascii="Abadi ExtraLight" w:hAnsi="Abadi ExtraLight"/>
+        </w:rPr>
+      </w:pPr>
+      <w:r>
+        <w:rPr>
+          <w:rFonts w:ascii="Abadi ExtraLight" w:hAnsi="Abadi ExtraLight"/>
         </w:rPr>
         <w:t xml:space="preserve"> </w:t>
       </w:r>
-      <w:proofErr w:type="gramStart"/>
-      <w:r>
-        <w:rPr>
-          <w:rFonts w:ascii="Abadi ExtraLight" w:hAnsi="Abadi ExtraLight"/>
-        </w:rPr>
-        <w:t>device</w:t>
-      </w:r>
-      <w:proofErr w:type="gramEnd"/>
-      <w:r>
-        <w:rPr>
-          <w:rFonts w:ascii="Abadi ExtraLight" w:hAnsi="Abadi ExtraLight"/>
-        </w:rPr>
-        <w:t>=0 \</w:t>
-      </w:r>
-    </w:p>
-    <w:p>
-      <w:pPr>
-        <w:ind w:left="720" w:firstLine="696"/>
-        <w:rPr>
-          <w:rFonts w:ascii="Abadi ExtraLight" w:hAnsi="Abadi ExtraLight"/>
-        </w:rPr>
-      </w:pPr>
-      <w:r>
-        <w:rPr>
-          <w:rFonts w:ascii="Abadi ExtraLight" w:hAnsi="Abadi ExtraLight"/>
-        </w:rPr>
-        <w:t xml:space="preserve"> </w:t>
-      </w:r>
       <w:proofErr w:type="spellStart"/>
       <w:r>
         <w:rPr>
@@ -34222,30 +34407,21 @@
     </w:p>
     <w:p>
       <w:r>
-        <w:t xml:space="preserve">E passa il </w:t>
-      </w:r>
-      <w:proofErr w:type="gramStart"/>
-      <w:r>
-        <w:t>device</w:t>
-      </w:r>
-      <w:proofErr w:type="gramEnd"/>
-      <w:r>
-        <w:t>:</w:t>
-      </w:r>
-    </w:p>
-    <w:p>
-      <w:pPr>
-        <w:spacing w:after="0"/>
-        <w:ind w:left="720" w:firstLine="696"/>
-        <w:rPr>
-          <w:rFonts w:ascii="Abadi ExtraLight" w:hAnsi="Abadi ExtraLight"/>
-        </w:rPr>
-      </w:pPr>
-      <w:r>
-        <w:rPr>
-          <w:rFonts w:ascii="Abadi ExtraLight" w:hAnsi="Abadi ExtraLight"/>
-        </w:rPr>
-        <w:lastRenderedPageBreak/>
+        <w:t>E passa il device:</w:t>
+      </w:r>
+    </w:p>
+    <w:p>
+      <w:pPr>
+        <w:spacing w:after="0"/>
+        <w:ind w:left="720" w:firstLine="696"/>
+        <w:rPr>
+          <w:rFonts w:ascii="Abadi ExtraLight" w:hAnsi="Abadi ExtraLight"/>
+        </w:rPr>
+      </w:pPr>
+      <w:r>
+        <w:rPr>
+          <w:rFonts w:ascii="Abadi ExtraLight" w:hAnsi="Abadi ExtraLight"/>
+        </w:rPr>
         <w:t>--device /</w:t>
       </w:r>
       <w:proofErr w:type="spellStart"/>
@@ -34385,13 +34561,8 @@
       </w:r>
     </w:p>
     <w:p>
-      <w:proofErr w:type="gramStart"/>
-      <w:r>
-        <w:t>Pertanto</w:t>
-      </w:r>
-      <w:proofErr w:type="gramEnd"/>
-      <w:r>
-        <w:t xml:space="preserve"> è necessario usare </w:t>
+      <w:r>
+        <w:t xml:space="preserve">Pertanto è necessario usare </w:t>
       </w:r>
       <w:r>
         <w:rPr>
@@ -34568,7 +34739,6 @@
         <w:t>"</w:t>
       </w:r>
       <w:proofErr w:type="spellStart"/>
-      <w:proofErr w:type="gramStart"/>
       <w:r>
         <w:rPr>
           <w:rFonts w:ascii="Abadi ExtraLight" w:hAnsi="Abadi ExtraLight"/>
@@ -34580,14 +34750,7 @@
         <w:rPr>
           <w:rFonts w:ascii="Abadi ExtraLight" w:hAnsi="Abadi ExtraLight"/>
         </w:rPr>
-        <w:t xml:space="preserve"> !</w:t>
-      </w:r>
-      <w:proofErr w:type="gramEnd"/>
-      <w:r>
-        <w:rPr>
-          <w:rFonts w:ascii="Abadi ExtraLight" w:hAnsi="Abadi ExtraLight"/>
-        </w:rPr>
-        <w:t xml:space="preserve"> "</w:t>
+        <w:t xml:space="preserve"> ! "</w:t>
       </w:r>
     </w:p>
     <w:p>
@@ -34612,7 +34775,6 @@
         <w:t>"video/x-raw(</w:t>
       </w:r>
       <w:proofErr w:type="spellStart"/>
-      <w:proofErr w:type="gramStart"/>
       <w:r>
         <w:rPr>
           <w:rFonts w:ascii="Abadi ExtraLight" w:hAnsi="Abadi ExtraLight"/>
@@ -34626,9 +34788,75 @@
           <w:rFonts w:ascii="Abadi ExtraLight" w:hAnsi="Abadi ExtraLight"/>
           <w:lang w:val="en-US"/>
         </w:rPr>
-        <w:t>),width</w:t>
-      </w:r>
-      <w:proofErr w:type="gramEnd"/>
+        <w:t xml:space="preserve">),width=1280,height=720,framerate=30/1 ! </w:t>
+      </w:r>
+      <w:r>
+        <w:rPr>
+          <w:rFonts w:ascii="Abadi ExtraLight" w:hAnsi="Abadi ExtraLight"/>
+        </w:rPr>
+        <w:t>"</w:t>
+      </w:r>
+    </w:p>
+    <w:p>
+      <w:pPr>
+        <w:spacing w:after="0"/>
+        <w:ind w:left="720" w:firstLine="696"/>
+        <w:rPr>
+          <w:rFonts w:ascii="Abadi ExtraLight" w:hAnsi="Abadi ExtraLight"/>
+        </w:rPr>
+      </w:pPr>
+      <w:r>
+        <w:rPr>
+          <w:rFonts w:ascii="Abadi ExtraLight" w:hAnsi="Abadi ExtraLight"/>
+        </w:rPr>
+        <w:t>    "</w:t>
+      </w:r>
+      <w:proofErr w:type="spellStart"/>
+      <w:r>
+        <w:rPr>
+          <w:rFonts w:ascii="Abadi ExtraLight" w:hAnsi="Abadi ExtraLight"/>
+        </w:rPr>
+        <w:t>nvvidconv</w:t>
+      </w:r>
+      <w:proofErr w:type="spellEnd"/>
+      <w:r>
+        <w:rPr>
+          <w:rFonts w:ascii="Abadi ExtraLight" w:hAnsi="Abadi ExtraLight"/>
+        </w:rPr>
+        <w:t xml:space="preserve"> ! "</w:t>
+      </w:r>
+    </w:p>
+    <w:p>
+      <w:pPr>
+        <w:spacing w:after="0"/>
+        <w:ind w:left="720" w:firstLine="696"/>
+        <w:rPr>
+          <w:rFonts w:ascii="Abadi ExtraLight" w:hAnsi="Abadi ExtraLight"/>
+        </w:rPr>
+      </w:pPr>
+      <w:r>
+        <w:rPr>
+          <w:rFonts w:ascii="Abadi ExtraLight" w:hAnsi="Abadi ExtraLight"/>
+        </w:rPr>
+        <w:lastRenderedPageBreak/>
+        <w:t xml:space="preserve">    </w:t>
+      </w:r>
+      <w:r>
+        <w:rPr>
+          <w:rFonts w:ascii="Abadi ExtraLight" w:hAnsi="Abadi ExtraLight"/>
+          <w:lang w:val="en-US"/>
+        </w:rPr>
+        <w:t>"video/x-</w:t>
+      </w:r>
+      <w:proofErr w:type="spellStart"/>
+      <w:r>
+        <w:rPr>
+          <w:rFonts w:ascii="Abadi ExtraLight" w:hAnsi="Abadi ExtraLight"/>
+          <w:lang w:val="en-US"/>
+        </w:rPr>
+        <w:t>raw,format</w:t>
+      </w:r>
+      <w:proofErr w:type="spellEnd"/>
       <w:r>
         <w:rPr>
           <w:rFonts w:ascii="Abadi ExtraLight" w:hAnsi="Abadi ExtraLight"/>
@@ -34636,47 +34864,256 @@
         </w:rPr>
         <w:t>=</w:t>
       </w:r>
-      <w:proofErr w:type="gramStart"/>
-      <w:r>
-        <w:rPr>
-          <w:rFonts w:ascii="Abadi ExtraLight" w:hAnsi="Abadi ExtraLight"/>
-          <w:lang w:val="en-US"/>
-        </w:rPr>
-        <w:t>1280,height</w:t>
-      </w:r>
-      <w:proofErr w:type="gramEnd"/>
-      <w:r>
-        <w:rPr>
-          <w:rFonts w:ascii="Abadi ExtraLight" w:hAnsi="Abadi ExtraLight"/>
-          <w:lang w:val="en-US"/>
-        </w:rPr>
-        <w:t>=</w:t>
-      </w:r>
-      <w:proofErr w:type="gramStart"/>
-      <w:r>
-        <w:rPr>
-          <w:rFonts w:ascii="Abadi ExtraLight" w:hAnsi="Abadi ExtraLight"/>
-          <w:lang w:val="en-US"/>
-        </w:rPr>
-        <w:t>720,framerate</w:t>
-      </w:r>
-      <w:proofErr w:type="gramEnd"/>
-      <w:r>
-        <w:rPr>
-          <w:rFonts w:ascii="Abadi ExtraLight" w:hAnsi="Abadi ExtraLight"/>
-          <w:lang w:val="en-US"/>
-        </w:rPr>
-        <w:t>=30/</w:t>
-      </w:r>
-      <w:proofErr w:type="gramStart"/>
-      <w:r>
-        <w:rPr>
-          <w:rFonts w:ascii="Abadi ExtraLight" w:hAnsi="Abadi ExtraLight"/>
-          <w:lang w:val="en-US"/>
-        </w:rPr>
-        <w:t>1 !</w:t>
-      </w:r>
-      <w:proofErr w:type="gramEnd"/>
+      <w:proofErr w:type="spellStart"/>
+      <w:r>
+        <w:rPr>
+          <w:rFonts w:ascii="Abadi ExtraLight" w:hAnsi="Abadi ExtraLight"/>
+          <w:lang w:val="en-US"/>
+        </w:rPr>
+        <w:t>BGRx</w:t>
+      </w:r>
+      <w:proofErr w:type="spellEnd"/>
+      <w:r>
+        <w:rPr>
+          <w:rFonts w:ascii="Abadi ExtraLight" w:hAnsi="Abadi ExtraLight"/>
+          <w:lang w:val="en-US"/>
+        </w:rPr>
+        <w:t xml:space="preserve"> ! </w:t>
+      </w:r>
+      <w:r>
+        <w:rPr>
+          <w:rFonts w:ascii="Abadi ExtraLight" w:hAnsi="Abadi ExtraLight"/>
+        </w:rPr>
+        <w:t>"</w:t>
+      </w:r>
+    </w:p>
+    <w:p>
+      <w:pPr>
+        <w:spacing w:after="0"/>
+        <w:ind w:left="720" w:firstLine="696"/>
+        <w:rPr>
+          <w:rFonts w:ascii="Abadi ExtraLight" w:hAnsi="Abadi ExtraLight"/>
+        </w:rPr>
+      </w:pPr>
+      <w:r>
+        <w:rPr>
+          <w:rFonts w:ascii="Abadi ExtraLight" w:hAnsi="Abadi ExtraLight"/>
+        </w:rPr>
+        <w:t>    "</w:t>
+      </w:r>
+      <w:proofErr w:type="spellStart"/>
+      <w:r>
+        <w:rPr>
+          <w:rFonts w:ascii="Abadi ExtraLight" w:hAnsi="Abadi ExtraLight"/>
+        </w:rPr>
+        <w:t>videoconvert</w:t>
+      </w:r>
+      <w:proofErr w:type="spellEnd"/>
+      <w:r>
+        <w:rPr>
+          <w:rFonts w:ascii="Abadi ExtraLight" w:hAnsi="Abadi ExtraLight"/>
+        </w:rPr>
+        <w:t xml:space="preserve"> ! "</w:t>
+      </w:r>
+    </w:p>
+    <w:p>
+      <w:pPr>
+        <w:spacing w:after="0"/>
+        <w:ind w:left="720" w:firstLine="696"/>
+        <w:rPr>
+          <w:rFonts w:ascii="Abadi ExtraLight" w:hAnsi="Abadi ExtraLight"/>
+          <w:lang w:val="en-US"/>
+        </w:rPr>
+      </w:pPr>
+      <w:r>
+        <w:rPr>
+          <w:rFonts w:ascii="Abadi ExtraLight" w:hAnsi="Abadi ExtraLight"/>
+        </w:rPr>
+        <w:t xml:space="preserve">    </w:t>
+      </w:r>
+      <w:r>
+        <w:rPr>
+          <w:rFonts w:ascii="Abadi ExtraLight" w:hAnsi="Abadi ExtraLight"/>
+          <w:lang w:val="en-US"/>
+        </w:rPr>
+        <w:t>"video/x-</w:t>
+      </w:r>
+      <w:proofErr w:type="spellStart"/>
+      <w:r>
+        <w:rPr>
+          <w:rFonts w:ascii="Abadi ExtraLight" w:hAnsi="Abadi ExtraLight"/>
+          <w:lang w:val="en-US"/>
+        </w:rPr>
+        <w:t>raw,format</w:t>
+      </w:r>
+      <w:proofErr w:type="spellEnd"/>
+      <w:r>
+        <w:rPr>
+          <w:rFonts w:ascii="Abadi ExtraLight" w:hAnsi="Abadi ExtraLight"/>
+          <w:lang w:val="en-US"/>
+        </w:rPr>
+        <w:t>=BGR ! "</w:t>
+      </w:r>
+    </w:p>
+    <w:p>
+      <w:pPr>
+        <w:spacing w:after="0"/>
+        <w:ind w:left="720" w:firstLine="696"/>
+        <w:rPr>
+          <w:rFonts w:ascii="Abadi ExtraLight" w:hAnsi="Abadi ExtraLight"/>
+          <w:lang w:val="en-US"/>
+        </w:rPr>
+      </w:pPr>
+      <w:r>
+        <w:rPr>
+          <w:rFonts w:ascii="Abadi ExtraLight" w:hAnsi="Abadi ExtraLight"/>
+          <w:lang w:val="en-US"/>
+        </w:rPr>
+        <w:t>    "</w:t>
+      </w:r>
+      <w:proofErr w:type="spellStart"/>
+      <w:r>
+        <w:rPr>
+          <w:rFonts w:ascii="Abadi ExtraLight" w:hAnsi="Abadi ExtraLight"/>
+          <w:lang w:val="en-US"/>
+        </w:rPr>
+        <w:t>appsink</w:t>
+      </w:r>
+      <w:proofErr w:type="spellEnd"/>
+      <w:r>
+        <w:rPr>
+          <w:rFonts w:ascii="Abadi ExtraLight" w:hAnsi="Abadi ExtraLight"/>
+          <w:lang w:val="en-US"/>
+        </w:rPr>
+        <w:t xml:space="preserve"> drop=1"</w:t>
+      </w:r>
+    </w:p>
+    <w:p>
+      <w:pPr>
+        <w:spacing w:after="0"/>
+        <w:ind w:left="720" w:firstLine="696"/>
+        <w:rPr>
+          <w:rFonts w:ascii="Abadi ExtraLight" w:hAnsi="Abadi ExtraLight"/>
+          <w:lang w:val="en-US"/>
+        </w:rPr>
+      </w:pPr>
+      <w:r>
+        <w:rPr>
+          <w:rFonts w:ascii="Abadi ExtraLight" w:hAnsi="Abadi ExtraLight"/>
+          <w:lang w:val="en-US"/>
+        </w:rPr>
+        <w:t>)</w:t>
+      </w:r>
+    </w:p>
+    <w:p>
+      <w:pPr>
+        <w:spacing w:after="0"/>
+        <w:ind w:left="720" w:firstLine="696"/>
+        <w:rPr>
+          <w:rFonts w:ascii="Abadi ExtraLight" w:hAnsi="Abadi ExtraLight"/>
+          <w:lang w:val="en-US"/>
+        </w:rPr>
+      </w:pPr>
+    </w:p>
+    <w:p>
+      <w:pPr>
+        <w:spacing w:after="0"/>
+        <w:ind w:left="720" w:firstLine="696"/>
+        <w:rPr>
+          <w:rFonts w:ascii="Abadi ExtraLight" w:hAnsi="Abadi ExtraLight"/>
+          <w:lang w:val="en-US"/>
+        </w:rPr>
+      </w:pPr>
+      <w:r>
+        <w:rPr>
+          <w:rFonts w:ascii="Abadi ExtraLight" w:hAnsi="Abadi ExtraLight"/>
+          <w:lang w:val="en-US"/>
+        </w:rPr>
+        <w:t>cap = cv2.VideoCapture(</w:t>
+      </w:r>
+      <w:proofErr w:type="spellStart"/>
+      <w:r>
+        <w:rPr>
+          <w:rFonts w:ascii="Abadi ExtraLight" w:hAnsi="Abadi ExtraLight"/>
+          <w:lang w:val="en-US"/>
+        </w:rPr>
+        <w:t>gst_pipeline</w:t>
+      </w:r>
+      <w:proofErr w:type="spellEnd"/>
+      <w:r>
+        <w:rPr>
+          <w:rFonts w:ascii="Abadi ExtraLight" w:hAnsi="Abadi ExtraLight"/>
+          <w:lang w:val="en-US"/>
+        </w:rPr>
+        <w:t>, cv2.CAP_GSTREAMER)</w:t>
+      </w:r>
+    </w:p>
+    <w:p>
+      <w:pPr>
+        <w:spacing w:after="0"/>
+        <w:ind w:left="720" w:firstLine="696"/>
+        <w:rPr>
+          <w:rFonts w:ascii="Abadi ExtraLight" w:hAnsi="Abadi ExtraLight"/>
+          <w:lang w:val="en-US"/>
+        </w:rPr>
+      </w:pPr>
+    </w:p>
+    <w:p>
+      <w:pPr>
+        <w:spacing w:after="0"/>
+        <w:ind w:left="720" w:firstLine="696"/>
+        <w:rPr>
+          <w:rFonts w:ascii="Abadi ExtraLight" w:hAnsi="Abadi ExtraLight"/>
+          <w:lang w:val="en-US"/>
+        </w:rPr>
+      </w:pPr>
+      <w:r>
+        <w:rPr>
+          <w:rFonts w:ascii="Abadi ExtraLight" w:hAnsi="Abadi ExtraLight"/>
+          <w:lang w:val="en-US"/>
+        </w:rPr>
+        <w:t xml:space="preserve">if not </w:t>
+      </w:r>
+      <w:proofErr w:type="spellStart"/>
+      <w:r>
+        <w:rPr>
+          <w:rFonts w:ascii="Abadi ExtraLight" w:hAnsi="Abadi ExtraLight"/>
+          <w:lang w:val="en-US"/>
+        </w:rPr>
+        <w:t>cap.isOpened</w:t>
+      </w:r>
+      <w:proofErr w:type="spellEnd"/>
+      <w:r>
+        <w:rPr>
+          <w:rFonts w:ascii="Abadi ExtraLight" w:hAnsi="Abadi ExtraLight"/>
+          <w:lang w:val="en-US"/>
+        </w:rPr>
+        <w:t>():</w:t>
+      </w:r>
+    </w:p>
+    <w:p>
+      <w:pPr>
+        <w:spacing w:after="0"/>
+        <w:ind w:left="720" w:firstLine="696"/>
+        <w:rPr>
+          <w:rFonts w:ascii="Abadi ExtraLight" w:hAnsi="Abadi ExtraLight"/>
+          <w:lang w:val="en-US"/>
+        </w:rPr>
+      </w:pPr>
+      <w:r>
+        <w:rPr>
+          <w:rFonts w:ascii="Abadi ExtraLight" w:hAnsi="Abadi ExtraLight"/>
+          <w:lang w:val="en-US"/>
+        </w:rPr>
+        <w:t>    print("</w:t>
+      </w:r>
+      <w:r>
+        <w:rPr>
+          <w:rFonts w:ascii="Segoe UI Emoji" w:hAnsi="Segoe UI Emoji" w:cs="Segoe UI Emoji"/>
+          <w:lang w:val="en-US"/>
+        </w:rPr>
+        <w:t>❌</w:t>
+      </w:r>
       <w:r>
         <w:rPr>
           <w:rFonts w:ascii="Abadi ExtraLight" w:hAnsi="Abadi ExtraLight"/>
@@ -34684,107 +35121,31 @@
         </w:rPr>
         <w:t xml:space="preserve"> </w:t>
       </w:r>
-      <w:r>
-        <w:rPr>
-          <w:rFonts w:ascii="Abadi ExtraLight" w:hAnsi="Abadi ExtraLight"/>
-        </w:rPr>
-        <w:t>"</w:t>
-      </w:r>
-    </w:p>
-    <w:p>
-      <w:pPr>
-        <w:spacing w:after="0"/>
-        <w:ind w:left="720" w:firstLine="696"/>
-        <w:rPr>
-          <w:rFonts w:ascii="Abadi ExtraLight" w:hAnsi="Abadi ExtraLight"/>
-        </w:rPr>
-      </w:pPr>
-      <w:r>
-        <w:rPr>
-          <w:rFonts w:ascii="Abadi ExtraLight" w:hAnsi="Abadi ExtraLight"/>
-        </w:rPr>
-        <w:t>    "</w:t>
-      </w:r>
-      <w:proofErr w:type="spellStart"/>
-      <w:proofErr w:type="gramStart"/>
-      <w:r>
-        <w:rPr>
-          <w:rFonts w:ascii="Abadi ExtraLight" w:hAnsi="Abadi ExtraLight"/>
-        </w:rPr>
-        <w:t>nvvidconv</w:t>
-      </w:r>
-      <w:proofErr w:type="spellEnd"/>
-      <w:r>
-        <w:rPr>
-          <w:rFonts w:ascii="Abadi ExtraLight" w:hAnsi="Abadi ExtraLight"/>
-        </w:rPr>
-        <w:t xml:space="preserve"> !</w:t>
-      </w:r>
-      <w:proofErr w:type="gramEnd"/>
-      <w:r>
-        <w:rPr>
-          <w:rFonts w:ascii="Abadi ExtraLight" w:hAnsi="Abadi ExtraLight"/>
-        </w:rPr>
-        <w:t xml:space="preserve"> "</w:t>
-      </w:r>
-    </w:p>
-    <w:p>
-      <w:pPr>
-        <w:spacing w:after="0"/>
-        <w:ind w:left="720" w:firstLine="696"/>
-        <w:rPr>
-          <w:rFonts w:ascii="Abadi ExtraLight" w:hAnsi="Abadi ExtraLight"/>
-        </w:rPr>
-      </w:pPr>
-      <w:r>
-        <w:rPr>
-          <w:rFonts w:ascii="Abadi ExtraLight" w:hAnsi="Abadi ExtraLight"/>
-        </w:rPr>
-        <w:t xml:space="preserve">    </w:t>
-      </w:r>
-      <w:r>
-        <w:rPr>
-          <w:rFonts w:ascii="Abadi ExtraLight" w:hAnsi="Abadi ExtraLight"/>
-          <w:lang w:val="en-US"/>
-        </w:rPr>
-        <w:t>"video/x-</w:t>
-      </w:r>
-      <w:proofErr w:type="spellStart"/>
-      <w:proofErr w:type="gramStart"/>
-      <w:r>
-        <w:rPr>
-          <w:rFonts w:ascii="Abadi ExtraLight" w:hAnsi="Abadi ExtraLight"/>
-          <w:lang w:val="en-US"/>
-        </w:rPr>
-        <w:t>raw,format</w:t>
-      </w:r>
-      <w:proofErr w:type="spellEnd"/>
-      <w:proofErr w:type="gramEnd"/>
-      <w:r>
-        <w:rPr>
-          <w:rFonts w:ascii="Abadi ExtraLight" w:hAnsi="Abadi ExtraLight"/>
-          <w:lang w:val="en-US"/>
-        </w:rPr>
-        <w:t>=</w:t>
-      </w:r>
-      <w:proofErr w:type="spellStart"/>
-      <w:proofErr w:type="gramStart"/>
-      <w:r>
-        <w:rPr>
-          <w:rFonts w:ascii="Abadi ExtraLight" w:hAnsi="Abadi ExtraLight"/>
-          <w:lang w:val="en-US"/>
-        </w:rPr>
-        <w:t>BGRx</w:t>
-      </w:r>
-      <w:proofErr w:type="spellEnd"/>
-      <w:r>
-        <w:rPr>
-          <w:rFonts w:ascii="Abadi ExtraLight" w:hAnsi="Abadi ExtraLight"/>
-          <w:lang w:val="en-US"/>
-        </w:rPr>
-        <w:t xml:space="preserve"> !</w:t>
-      </w:r>
-      <w:proofErr w:type="gramEnd"/>
+      <w:proofErr w:type="spellStart"/>
+      <w:r>
+        <w:rPr>
+          <w:rFonts w:ascii="Abadi ExtraLight" w:hAnsi="Abadi ExtraLight"/>
+          <w:lang w:val="en-US"/>
+        </w:rPr>
+        <w:t>Errore</w:t>
+      </w:r>
+      <w:proofErr w:type="spellEnd"/>
+      <w:r>
+        <w:rPr>
+          <w:rFonts w:ascii="Abadi ExtraLight" w:hAnsi="Abadi ExtraLight"/>
+          <w:lang w:val="en-US"/>
+        </w:rPr>
+        <w:t xml:space="preserve">: </w:t>
+      </w:r>
+      <w:proofErr w:type="spellStart"/>
+      <w:r>
+        <w:rPr>
+          <w:rFonts w:ascii="Abadi ExtraLight" w:hAnsi="Abadi ExtraLight"/>
+          <w:lang w:val="en-US"/>
+        </w:rPr>
+        <w:t>impossibile</w:t>
+      </w:r>
+      <w:proofErr w:type="spellEnd"/>
       <w:r>
         <w:rPr>
           <w:rFonts w:ascii="Abadi ExtraLight" w:hAnsi="Abadi ExtraLight"/>
@@ -34792,325 +35153,6 @@
         </w:rPr>
         <w:t xml:space="preserve"> </w:t>
       </w:r>
-      <w:r>
-        <w:rPr>
-          <w:rFonts w:ascii="Abadi ExtraLight" w:hAnsi="Abadi ExtraLight"/>
-        </w:rPr>
-        <w:t>"</w:t>
-      </w:r>
-    </w:p>
-    <w:p>
-      <w:pPr>
-        <w:spacing w:after="0"/>
-        <w:ind w:left="720" w:firstLine="696"/>
-        <w:rPr>
-          <w:rFonts w:ascii="Abadi ExtraLight" w:hAnsi="Abadi ExtraLight"/>
-        </w:rPr>
-      </w:pPr>
-      <w:r>
-        <w:rPr>
-          <w:rFonts w:ascii="Abadi ExtraLight" w:hAnsi="Abadi ExtraLight"/>
-        </w:rPr>
-        <w:t>    "</w:t>
-      </w:r>
-      <w:proofErr w:type="spellStart"/>
-      <w:proofErr w:type="gramStart"/>
-      <w:r>
-        <w:rPr>
-          <w:rFonts w:ascii="Abadi ExtraLight" w:hAnsi="Abadi ExtraLight"/>
-        </w:rPr>
-        <w:t>videoconvert</w:t>
-      </w:r>
-      <w:proofErr w:type="spellEnd"/>
-      <w:r>
-        <w:rPr>
-          <w:rFonts w:ascii="Abadi ExtraLight" w:hAnsi="Abadi ExtraLight"/>
-        </w:rPr>
-        <w:t xml:space="preserve"> !</w:t>
-      </w:r>
-      <w:proofErr w:type="gramEnd"/>
-      <w:r>
-        <w:rPr>
-          <w:rFonts w:ascii="Abadi ExtraLight" w:hAnsi="Abadi ExtraLight"/>
-        </w:rPr>
-        <w:t xml:space="preserve"> "</w:t>
-      </w:r>
-    </w:p>
-    <w:p>
-      <w:pPr>
-        <w:spacing w:after="0"/>
-        <w:ind w:left="720" w:firstLine="696"/>
-        <w:rPr>
-          <w:rFonts w:ascii="Abadi ExtraLight" w:hAnsi="Abadi ExtraLight"/>
-          <w:lang w:val="en-US"/>
-        </w:rPr>
-      </w:pPr>
-      <w:r>
-        <w:rPr>
-          <w:rFonts w:ascii="Abadi ExtraLight" w:hAnsi="Abadi ExtraLight"/>
-        </w:rPr>
-        <w:t xml:space="preserve">    </w:t>
-      </w:r>
-      <w:r>
-        <w:rPr>
-          <w:rFonts w:ascii="Abadi ExtraLight" w:hAnsi="Abadi ExtraLight"/>
-          <w:lang w:val="en-US"/>
-        </w:rPr>
-        <w:t>"video/x-</w:t>
-      </w:r>
-      <w:proofErr w:type="spellStart"/>
-      <w:proofErr w:type="gramStart"/>
-      <w:r>
-        <w:rPr>
-          <w:rFonts w:ascii="Abadi ExtraLight" w:hAnsi="Abadi ExtraLight"/>
-          <w:lang w:val="en-US"/>
-        </w:rPr>
-        <w:t>raw,format</w:t>
-      </w:r>
-      <w:proofErr w:type="spellEnd"/>
-      <w:proofErr w:type="gramEnd"/>
-      <w:r>
-        <w:rPr>
-          <w:rFonts w:ascii="Abadi ExtraLight" w:hAnsi="Abadi ExtraLight"/>
-          <w:lang w:val="en-US"/>
-        </w:rPr>
-        <w:t>=</w:t>
-      </w:r>
-      <w:proofErr w:type="gramStart"/>
-      <w:r>
-        <w:rPr>
-          <w:rFonts w:ascii="Abadi ExtraLight" w:hAnsi="Abadi ExtraLight"/>
-          <w:lang w:val="en-US"/>
-        </w:rPr>
-        <w:t>BGR !</w:t>
-      </w:r>
-      <w:proofErr w:type="gramEnd"/>
-      <w:r>
-        <w:rPr>
-          <w:rFonts w:ascii="Abadi ExtraLight" w:hAnsi="Abadi ExtraLight"/>
-          <w:lang w:val="en-US"/>
-        </w:rPr>
-        <w:t xml:space="preserve"> "</w:t>
-      </w:r>
-    </w:p>
-    <w:p>
-      <w:pPr>
-        <w:spacing w:after="0"/>
-        <w:ind w:left="720" w:firstLine="696"/>
-        <w:rPr>
-          <w:rFonts w:ascii="Abadi ExtraLight" w:hAnsi="Abadi ExtraLight"/>
-          <w:lang w:val="en-US"/>
-        </w:rPr>
-      </w:pPr>
-      <w:r>
-        <w:rPr>
-          <w:rFonts w:ascii="Abadi ExtraLight" w:hAnsi="Abadi ExtraLight"/>
-          <w:lang w:val="en-US"/>
-        </w:rPr>
-        <w:t>    "</w:t>
-      </w:r>
-      <w:proofErr w:type="spellStart"/>
-      <w:proofErr w:type="gramStart"/>
-      <w:r>
-        <w:rPr>
-          <w:rFonts w:ascii="Abadi ExtraLight" w:hAnsi="Abadi ExtraLight"/>
-          <w:lang w:val="en-US"/>
-        </w:rPr>
-        <w:t>appsink</w:t>
-      </w:r>
-      <w:proofErr w:type="spellEnd"/>
-      <w:proofErr w:type="gramEnd"/>
-      <w:r>
-        <w:rPr>
-          <w:rFonts w:ascii="Abadi ExtraLight" w:hAnsi="Abadi ExtraLight"/>
-          <w:lang w:val="en-US"/>
-        </w:rPr>
-        <w:t xml:space="preserve"> drop=1"</w:t>
-      </w:r>
-    </w:p>
-    <w:p>
-      <w:pPr>
-        <w:spacing w:after="0"/>
-        <w:ind w:left="720" w:firstLine="696"/>
-        <w:rPr>
-          <w:rFonts w:ascii="Abadi ExtraLight" w:hAnsi="Abadi ExtraLight"/>
-          <w:lang w:val="en-US"/>
-        </w:rPr>
-      </w:pPr>
-      <w:r>
-        <w:rPr>
-          <w:rFonts w:ascii="Abadi ExtraLight" w:hAnsi="Abadi ExtraLight"/>
-          <w:lang w:val="en-US"/>
-        </w:rPr>
-        <w:t>)</w:t>
-      </w:r>
-    </w:p>
-    <w:p>
-      <w:pPr>
-        <w:spacing w:after="0"/>
-        <w:ind w:left="720" w:firstLine="696"/>
-        <w:rPr>
-          <w:rFonts w:ascii="Abadi ExtraLight" w:hAnsi="Abadi ExtraLight"/>
-          <w:lang w:val="en-US"/>
-        </w:rPr>
-      </w:pPr>
-    </w:p>
-    <w:p>
-      <w:pPr>
-        <w:spacing w:after="0"/>
-        <w:ind w:left="720" w:firstLine="696"/>
-        <w:rPr>
-          <w:rFonts w:ascii="Abadi ExtraLight" w:hAnsi="Abadi ExtraLight"/>
-          <w:lang w:val="en-US"/>
-        </w:rPr>
-      </w:pPr>
-      <w:r>
-        <w:rPr>
-          <w:rFonts w:ascii="Abadi ExtraLight" w:hAnsi="Abadi ExtraLight"/>
-          <w:lang w:val="en-US"/>
-        </w:rPr>
-        <w:t>cap = cv2.VideoCapture(</w:t>
-      </w:r>
-      <w:proofErr w:type="spellStart"/>
-      <w:r>
-        <w:rPr>
-          <w:rFonts w:ascii="Abadi ExtraLight" w:hAnsi="Abadi ExtraLight"/>
-          <w:lang w:val="en-US"/>
-        </w:rPr>
-        <w:t>gst_pipeline</w:t>
-      </w:r>
-      <w:proofErr w:type="spellEnd"/>
-      <w:r>
-        <w:rPr>
-          <w:rFonts w:ascii="Abadi ExtraLight" w:hAnsi="Abadi ExtraLight"/>
-          <w:lang w:val="en-US"/>
-        </w:rPr>
-        <w:t>, cv2.CAP_GSTREAMER)</w:t>
-      </w:r>
-    </w:p>
-    <w:p>
-      <w:pPr>
-        <w:spacing w:after="0"/>
-        <w:ind w:left="720" w:firstLine="696"/>
-        <w:rPr>
-          <w:rFonts w:ascii="Abadi ExtraLight" w:hAnsi="Abadi ExtraLight"/>
-          <w:lang w:val="en-US"/>
-        </w:rPr>
-      </w:pPr>
-    </w:p>
-    <w:p>
-      <w:pPr>
-        <w:spacing w:after="0"/>
-        <w:ind w:left="720" w:firstLine="696"/>
-        <w:rPr>
-          <w:rFonts w:ascii="Abadi ExtraLight" w:hAnsi="Abadi ExtraLight"/>
-          <w:lang w:val="en-US"/>
-        </w:rPr>
-      </w:pPr>
-      <w:r>
-        <w:rPr>
-          <w:rFonts w:ascii="Abadi ExtraLight" w:hAnsi="Abadi ExtraLight"/>
-          <w:lang w:val="en-US"/>
-        </w:rPr>
-        <w:t xml:space="preserve">if not </w:t>
-      </w:r>
-      <w:proofErr w:type="spellStart"/>
-      <w:proofErr w:type="gramStart"/>
-      <w:r>
-        <w:rPr>
-          <w:rFonts w:ascii="Abadi ExtraLight" w:hAnsi="Abadi ExtraLight"/>
-          <w:lang w:val="en-US"/>
-        </w:rPr>
-        <w:t>cap.isOpened</w:t>
-      </w:r>
-      <w:proofErr w:type="spellEnd"/>
-      <w:proofErr w:type="gramEnd"/>
-      <w:r>
-        <w:rPr>
-          <w:rFonts w:ascii="Abadi ExtraLight" w:hAnsi="Abadi ExtraLight"/>
-          <w:lang w:val="en-US"/>
-        </w:rPr>
-        <w:t>():</w:t>
-      </w:r>
-    </w:p>
-    <w:p>
-      <w:pPr>
-        <w:spacing w:after="0"/>
-        <w:ind w:left="720" w:firstLine="696"/>
-        <w:rPr>
-          <w:rFonts w:ascii="Abadi ExtraLight" w:hAnsi="Abadi ExtraLight"/>
-          <w:lang w:val="en-US"/>
-        </w:rPr>
-      </w:pPr>
-      <w:r>
-        <w:rPr>
-          <w:rFonts w:ascii="Abadi ExtraLight" w:hAnsi="Abadi ExtraLight"/>
-          <w:lang w:val="en-US"/>
-        </w:rPr>
-        <w:t xml:space="preserve">    </w:t>
-      </w:r>
-      <w:proofErr w:type="gramStart"/>
-      <w:r>
-        <w:rPr>
-          <w:rFonts w:ascii="Abadi ExtraLight" w:hAnsi="Abadi ExtraLight"/>
-          <w:lang w:val="en-US"/>
-        </w:rPr>
-        <w:t>print(</w:t>
-      </w:r>
-      <w:proofErr w:type="gramEnd"/>
-      <w:r>
-        <w:rPr>
-          <w:rFonts w:ascii="Abadi ExtraLight" w:hAnsi="Abadi ExtraLight"/>
-          <w:lang w:val="en-US"/>
-        </w:rPr>
-        <w:t>"</w:t>
-      </w:r>
-      <w:r>
-        <w:rPr>
-          <w:rFonts w:ascii="Segoe UI Emoji" w:hAnsi="Segoe UI Emoji" w:cs="Segoe UI Emoji"/>
-          <w:lang w:val="en-US"/>
-        </w:rPr>
-        <w:t>❌</w:t>
-      </w:r>
-      <w:r>
-        <w:rPr>
-          <w:rFonts w:ascii="Abadi ExtraLight" w:hAnsi="Abadi ExtraLight"/>
-          <w:lang w:val="en-US"/>
-        </w:rPr>
-        <w:t xml:space="preserve"> </w:t>
-      </w:r>
-      <w:proofErr w:type="spellStart"/>
-      <w:r>
-        <w:rPr>
-          <w:rFonts w:ascii="Abadi ExtraLight" w:hAnsi="Abadi ExtraLight"/>
-          <w:lang w:val="en-US"/>
-        </w:rPr>
-        <w:t>Errore</w:t>
-      </w:r>
-      <w:proofErr w:type="spellEnd"/>
-      <w:r>
-        <w:rPr>
-          <w:rFonts w:ascii="Abadi ExtraLight" w:hAnsi="Abadi ExtraLight"/>
-          <w:lang w:val="en-US"/>
-        </w:rPr>
-        <w:t xml:space="preserve">: </w:t>
-      </w:r>
-      <w:proofErr w:type="spellStart"/>
-      <w:r>
-        <w:rPr>
-          <w:rFonts w:ascii="Abadi ExtraLight" w:hAnsi="Abadi ExtraLight"/>
-          <w:lang w:val="en-US"/>
-        </w:rPr>
-        <w:t>impossibile</w:t>
-      </w:r>
-      <w:proofErr w:type="spellEnd"/>
-      <w:r>
-        <w:rPr>
-          <w:rFonts w:ascii="Abadi ExtraLight" w:hAnsi="Abadi ExtraLight"/>
-          <w:lang w:val="en-US"/>
-        </w:rPr>
-        <w:t xml:space="preserve"> </w:t>
-      </w:r>
       <w:proofErr w:type="spellStart"/>
       <w:r>
         <w:rPr>
@@ -35142,23 +35184,7 @@
           <w:rFonts w:ascii="Abadi ExtraLight" w:hAnsi="Abadi ExtraLight"/>
           <w:lang w:val="en-US"/>
         </w:rPr>
-        <w:t xml:space="preserve">    </w:t>
-      </w:r>
-      <w:proofErr w:type="gramStart"/>
-      <w:r>
-        <w:rPr>
-          <w:rFonts w:ascii="Abadi ExtraLight" w:hAnsi="Abadi ExtraLight"/>
-          <w:lang w:val="en-US"/>
-        </w:rPr>
-        <w:t>exit(</w:t>
-      </w:r>
-      <w:proofErr w:type="gramEnd"/>
-      <w:r>
-        <w:rPr>
-          <w:rFonts w:ascii="Abadi ExtraLight" w:hAnsi="Abadi ExtraLight"/>
-          <w:lang w:val="en-US"/>
-        </w:rPr>
-        <w:t>1)</w:t>
+        <w:t>    exit(1)</w:t>
       </w:r>
     </w:p>
     <w:p>
@@ -35232,7 +35258,6 @@
         <w:t xml:space="preserve">    ret, frame = </w:t>
       </w:r>
       <w:proofErr w:type="spellStart"/>
-      <w:proofErr w:type="gramStart"/>
       <w:r>
         <w:rPr>
           <w:rFonts w:ascii="Abadi ExtraLight" w:hAnsi="Abadi ExtraLight"/>
@@ -35241,7 +35266,6 @@
         <w:t>cap.read</w:t>
       </w:r>
       <w:proofErr w:type="spellEnd"/>
-      <w:proofErr w:type="gramEnd"/>
       <w:r>
         <w:rPr>
           <w:rFonts w:ascii="Abadi ExtraLight" w:hAnsi="Abadi ExtraLight"/>
@@ -35281,92 +35305,51 @@
           <w:rFonts w:ascii="Abadi ExtraLight" w:hAnsi="Abadi ExtraLight"/>
           <w:lang w:val="en-US"/>
         </w:rPr>
-        <w:t xml:space="preserve">        </w:t>
-      </w:r>
-      <w:proofErr w:type="gramStart"/>
-      <w:r>
-        <w:rPr>
-          <w:rFonts w:ascii="Abadi ExtraLight" w:hAnsi="Abadi ExtraLight"/>
-          <w:lang w:val="en-US"/>
-        </w:rPr>
-        <w:t>break</w:t>
-      </w:r>
-      <w:proofErr w:type="gramEnd"/>
-    </w:p>
-    <w:p>
-      <w:pPr>
-        <w:spacing w:after="0"/>
-        <w:ind w:left="720" w:firstLine="696"/>
-        <w:rPr>
-          <w:rFonts w:ascii="Abadi ExtraLight" w:hAnsi="Abadi ExtraLight"/>
-          <w:lang w:val="en-US"/>
-        </w:rPr>
-      </w:pPr>
-    </w:p>
-    <w:p>
-      <w:pPr>
-        <w:spacing w:after="0"/>
-        <w:ind w:left="720" w:firstLine="696"/>
-        <w:rPr>
-          <w:rFonts w:ascii="Abadi ExtraLight" w:hAnsi="Abadi ExtraLight"/>
-          <w:lang w:val="en-US"/>
-        </w:rPr>
-      </w:pPr>
-      <w:r>
-        <w:rPr>
-          <w:rFonts w:ascii="Abadi ExtraLight" w:hAnsi="Abadi ExtraLight"/>
-          <w:lang w:val="en-US"/>
-        </w:rPr>
-        <w:t xml:space="preserve">    results = </w:t>
-      </w:r>
-      <w:proofErr w:type="gramStart"/>
-      <w:r>
-        <w:rPr>
-          <w:rFonts w:ascii="Abadi ExtraLight" w:hAnsi="Abadi ExtraLight"/>
-          <w:lang w:val="en-US"/>
-        </w:rPr>
-        <w:t>model(</w:t>
-      </w:r>
-      <w:proofErr w:type="gramEnd"/>
-      <w:r>
-        <w:rPr>
-          <w:rFonts w:ascii="Abadi ExtraLight" w:hAnsi="Abadi ExtraLight"/>
-          <w:lang w:val="en-US"/>
-        </w:rPr>
-        <w:t>frame, device=0)</w:t>
-      </w:r>
-    </w:p>
-    <w:p>
-      <w:pPr>
-        <w:spacing w:after="0"/>
-        <w:ind w:left="720" w:firstLine="696"/>
-        <w:rPr>
-          <w:rFonts w:ascii="Abadi ExtraLight" w:hAnsi="Abadi ExtraLight"/>
-          <w:lang w:val="en-US"/>
-        </w:rPr>
-      </w:pPr>
-      <w:r>
-        <w:rPr>
-          <w:rFonts w:ascii="Abadi ExtraLight" w:hAnsi="Abadi ExtraLight"/>
-          <w:lang w:val="en-US"/>
-        </w:rPr>
-        <w:t>    annotated = results[0</w:t>
-      </w:r>
-      <w:proofErr w:type="gramStart"/>
-      <w:r>
-        <w:rPr>
-          <w:rFonts w:ascii="Abadi ExtraLight" w:hAnsi="Abadi ExtraLight"/>
-          <w:lang w:val="en-US"/>
-        </w:rPr>
-        <w:t>].plot</w:t>
-      </w:r>
-      <w:proofErr w:type="gramEnd"/>
-      <w:r>
-        <w:rPr>
-          <w:rFonts w:ascii="Abadi ExtraLight" w:hAnsi="Abadi ExtraLight"/>
-          <w:lang w:val="en-US"/>
-        </w:rPr>
-        <w:t>()</w:t>
+        <w:t>        break</w:t>
+      </w:r>
+    </w:p>
+    <w:p>
+      <w:pPr>
+        <w:spacing w:after="0"/>
+        <w:ind w:left="720" w:firstLine="696"/>
+        <w:rPr>
+          <w:rFonts w:ascii="Abadi ExtraLight" w:hAnsi="Abadi ExtraLight"/>
+          <w:lang w:val="en-US"/>
+        </w:rPr>
+      </w:pPr>
+    </w:p>
+    <w:p>
+      <w:pPr>
+        <w:spacing w:after="0"/>
+        <w:ind w:left="720" w:firstLine="696"/>
+        <w:rPr>
+          <w:rFonts w:ascii="Abadi ExtraLight" w:hAnsi="Abadi ExtraLight"/>
+          <w:lang w:val="en-US"/>
+        </w:rPr>
+      </w:pPr>
+      <w:r>
+        <w:rPr>
+          <w:rFonts w:ascii="Abadi ExtraLight" w:hAnsi="Abadi ExtraLight"/>
+          <w:lang w:val="en-US"/>
+        </w:rPr>
+        <w:t>    results = model(frame, device=0)</w:t>
+      </w:r>
+    </w:p>
+    <w:p>
+      <w:pPr>
+        <w:spacing w:after="0"/>
+        <w:ind w:left="720" w:firstLine="696"/>
+        <w:rPr>
+          <w:rFonts w:ascii="Abadi ExtraLight" w:hAnsi="Abadi ExtraLight"/>
+          <w:lang w:val="en-US"/>
+        </w:rPr>
+      </w:pPr>
+      <w:r>
+        <w:rPr>
+          <w:rFonts w:ascii="Abadi ExtraLight" w:hAnsi="Abadi ExtraLight"/>
+          <w:lang w:val="en-US"/>
+        </w:rPr>
+        <w:t>    annotated = results[0].plot()</w:t>
       </w:r>
     </w:p>
     <w:p>
@@ -35420,73 +35403,46 @@
           <w:rFonts w:ascii="Abadi ExtraLight" w:hAnsi="Abadi ExtraLight"/>
           <w:lang w:val="en-US"/>
         </w:rPr>
-        <w:t xml:space="preserve">    if cv2.waitKey(1) &amp; 0xFF == </w:t>
-      </w:r>
-      <w:proofErr w:type="gramStart"/>
-      <w:r>
-        <w:rPr>
-          <w:rFonts w:ascii="Abadi ExtraLight" w:hAnsi="Abadi ExtraLight"/>
-          <w:lang w:val="en-US"/>
-        </w:rPr>
-        <w:t>27:  #</w:t>
-      </w:r>
-      <w:proofErr w:type="gramEnd"/>
-      <w:r>
-        <w:rPr>
-          <w:rFonts w:ascii="Abadi ExtraLight" w:hAnsi="Abadi ExtraLight"/>
-          <w:lang w:val="en-US"/>
-        </w:rPr>
-        <w:t xml:space="preserve"> ESC</w:t>
-      </w:r>
-    </w:p>
-    <w:p>
-      <w:pPr>
-        <w:spacing w:after="0"/>
-        <w:ind w:left="720" w:firstLine="696"/>
-        <w:rPr>
-          <w:rFonts w:ascii="Abadi ExtraLight" w:hAnsi="Abadi ExtraLight"/>
-          <w:lang w:val="en-US"/>
-        </w:rPr>
-      </w:pPr>
-      <w:r>
-        <w:rPr>
-          <w:rFonts w:ascii="Abadi ExtraLight" w:hAnsi="Abadi ExtraLight"/>
-          <w:lang w:val="en-US"/>
-        </w:rPr>
-        <w:lastRenderedPageBreak/>
-        <w:t xml:space="preserve">        </w:t>
-      </w:r>
-      <w:proofErr w:type="gramStart"/>
-      <w:r>
-        <w:rPr>
-          <w:rFonts w:ascii="Abadi ExtraLight" w:hAnsi="Abadi ExtraLight"/>
-          <w:lang w:val="en-US"/>
-        </w:rPr>
-        <w:t>break</w:t>
-      </w:r>
-      <w:proofErr w:type="gramEnd"/>
-    </w:p>
-    <w:p>
-      <w:pPr>
-        <w:spacing w:after="0"/>
-        <w:ind w:left="720" w:firstLine="696"/>
-        <w:rPr>
-          <w:rFonts w:ascii="Abadi ExtraLight" w:hAnsi="Abadi ExtraLight"/>
-          <w:lang w:val="en-US"/>
-        </w:rPr>
-      </w:pPr>
-    </w:p>
-    <w:p>
-      <w:pPr>
-        <w:spacing w:after="0"/>
-        <w:ind w:left="720" w:firstLine="696"/>
-        <w:rPr>
-          <w:rFonts w:ascii="Abadi ExtraLight" w:hAnsi="Abadi ExtraLight"/>
-          <w:lang w:val="en-US"/>
-        </w:rPr>
-      </w:pPr>
-      <w:proofErr w:type="spellStart"/>
-      <w:proofErr w:type="gramStart"/>
+        <w:t>    if cv2.waitKey(1) &amp; 0xFF == 27:  # ESC</w:t>
+      </w:r>
+    </w:p>
+    <w:p>
+      <w:pPr>
+        <w:spacing w:after="0"/>
+        <w:ind w:left="720" w:firstLine="696"/>
+        <w:rPr>
+          <w:rFonts w:ascii="Abadi ExtraLight" w:hAnsi="Abadi ExtraLight"/>
+          <w:lang w:val="en-US"/>
+        </w:rPr>
+      </w:pPr>
+      <w:r>
+        <w:rPr>
+          <w:rFonts w:ascii="Abadi ExtraLight" w:hAnsi="Abadi ExtraLight"/>
+          <w:lang w:val="en-US"/>
+        </w:rPr>
+        <w:t>        break</w:t>
+      </w:r>
+    </w:p>
+    <w:p>
+      <w:pPr>
+        <w:spacing w:after="0"/>
+        <w:ind w:left="720" w:firstLine="696"/>
+        <w:rPr>
+          <w:rFonts w:ascii="Abadi ExtraLight" w:hAnsi="Abadi ExtraLight"/>
+          <w:lang w:val="en-US"/>
+        </w:rPr>
+      </w:pPr>
+    </w:p>
+    <w:p>
+      <w:pPr>
+        <w:spacing w:after="0"/>
+        <w:ind w:left="720" w:firstLine="696"/>
+        <w:rPr>
+          <w:rFonts w:ascii="Abadi ExtraLight" w:hAnsi="Abadi ExtraLight"/>
+          <w:lang w:val="en-US"/>
+        </w:rPr>
+      </w:pPr>
+      <w:proofErr w:type="spellStart"/>
       <w:r>
         <w:rPr>
           <w:rFonts w:ascii="Abadi ExtraLight" w:hAnsi="Abadi ExtraLight"/>
@@ -35495,7 +35451,6 @@
         <w:t>cap.release</w:t>
       </w:r>
       <w:proofErr w:type="spellEnd"/>
-      <w:proofErr w:type="gramEnd"/>
       <w:r>
         <w:rPr>
           <w:rFonts w:ascii="Abadi ExtraLight" w:hAnsi="Abadi ExtraLight"/>
@@ -35771,7 +35726,6 @@
         <w:t xml:space="preserve"> +</w:t>
       </w:r>
       <w:proofErr w:type="spellStart"/>
-      <w:proofErr w:type="gramStart"/>
       <w:r>
         <w:rPr>
           <w:rFonts w:ascii="Abadi ExtraLight" w:hAnsi="Abadi ExtraLight"/>
@@ -35780,7 +35734,6 @@
         <w:t>local:root</w:t>
       </w:r>
       <w:proofErr w:type="spellEnd"/>
-      <w:proofErr w:type="gramEnd"/>
     </w:p>
     <w:p>
       <w:pPr>
@@ -36051,6 +36004,7 @@
           <w:rFonts w:ascii="Abadi ExtraLight" w:hAnsi="Abadi ExtraLight"/>
           <w:lang w:val="en-US"/>
         </w:rPr>
+        <w:lastRenderedPageBreak/>
         <w:t xml:space="preserve">  </w:t>
       </w:r>
       <w:proofErr w:type="spellStart"/>
@@ -36067,23 +36021,7 @@
           <w:rFonts w:ascii="Abadi ExtraLight" w:hAnsi="Abadi ExtraLight"/>
           <w:lang w:val="en-US"/>
         </w:rPr>
-        <w:t>/</w:t>
-      </w:r>
-      <w:proofErr w:type="gramStart"/>
-      <w:r>
-        <w:rPr>
-          <w:rFonts w:ascii="Abadi ExtraLight" w:hAnsi="Abadi ExtraLight"/>
-          <w:lang w:val="en-US"/>
-        </w:rPr>
-        <w:t>ultralytics:latest</w:t>
-      </w:r>
-      <w:proofErr w:type="gramEnd"/>
-      <w:r>
-        <w:rPr>
-          <w:rFonts w:ascii="Abadi ExtraLight" w:hAnsi="Abadi ExtraLight"/>
-          <w:lang w:val="en-US"/>
-        </w:rPr>
-        <w:t>-jetson-jetpack6</w:t>
+        <w:t>/ultralytics:latest-jetson-jetpack6</w:t>
       </w:r>
     </w:p>
     <w:p>
@@ -36318,19 +36256,11 @@
         </w:rPr>
         <w:t xml:space="preserve"> </w:t>
       </w:r>
-      <w:proofErr w:type="gramStart"/>
-      <w:r>
-        <w:rPr>
-          <w:rFonts w:ascii="Abadi ExtraLight" w:hAnsi="Abadi ExtraLight"/>
-        </w:rPr>
-        <w:t>device</w:t>
-      </w:r>
-      <w:proofErr w:type="gramEnd"/>
-      <w:r>
-        <w:rPr>
-          <w:rFonts w:ascii="Abadi ExtraLight" w:hAnsi="Abadi ExtraLight"/>
-        </w:rPr>
-        <w:t>=0</w:t>
+      <w:r>
+        <w:rPr>
+          <w:rFonts w:ascii="Abadi ExtraLight" w:hAnsi="Abadi ExtraLight"/>
+        </w:rPr>
+        <w:t>device=0</w:t>
       </w:r>
     </w:p>
     <w:p/>
@@ -36433,7 +36363,6 @@
         <w:spacing w:after="0"/>
       </w:pPr>
       <w:r>
-        <w:lastRenderedPageBreak/>
         <w:t>Rendere persistente il Workspace</w:t>
       </w:r>
     </w:p>
@@ -36780,23 +36709,7 @@
           <w:rFonts w:ascii="Abadi ExtraLight" w:hAnsi="Abadi ExtraLight"/>
           <w:lang w:val="en-US"/>
         </w:rPr>
-        <w:t>/</w:t>
-      </w:r>
-      <w:proofErr w:type="gramStart"/>
-      <w:r>
-        <w:rPr>
-          <w:rFonts w:ascii="Abadi ExtraLight" w:hAnsi="Abadi ExtraLight"/>
-          <w:lang w:val="en-US"/>
-        </w:rPr>
-        <w:t>ultralytics:latest</w:t>
-      </w:r>
-      <w:proofErr w:type="gramEnd"/>
-      <w:r>
-        <w:rPr>
-          <w:rFonts w:ascii="Abadi ExtraLight" w:hAnsi="Abadi ExtraLight"/>
-          <w:lang w:val="en-US"/>
-        </w:rPr>
-        <w:t>-jetson-jetpack6</w:t>
+        <w:t>/ultralytics:latest-jetson-jetpack6</w:t>
       </w:r>
     </w:p>
     <w:p>
@@ -36895,6 +36808,7 @@
           <w:bCs/>
           <w:lang w:eastAsia="it-IT"/>
         </w:rPr>
+        <w:lastRenderedPageBreak/>
         <w:t>restano anche dopo exit</w:t>
       </w:r>
     </w:p>
@@ -37404,12 +37318,103 @@
         <w:pStyle w:val="Titolo2"/>
       </w:pPr>
       <w:r>
+        <w:lastRenderedPageBreak/>
         <w:t xml:space="preserve">TODO </w:t>
       </w:r>
     </w:p>
     <w:p>
-      <w:r>
-        <w:t>Installazione Spyder / Jupiter</w:t>
+      <w:pPr>
+        <w:rPr>
+          <w:lang w:val="en-US"/>
+        </w:rPr>
+      </w:pPr>
+      <w:r>
+        <w:rPr>
+          <w:lang w:val="en-US"/>
+        </w:rPr>
+        <w:t>Samples A</w:t>
+      </w:r>
+      <w:r>
+        <w:rPr>
+          <w:lang w:val="en-US"/>
+        </w:rPr>
+        <w:t>rgus</w:t>
+      </w:r>
+    </w:p>
+    <w:p>
+      <w:pPr>
+        <w:rPr>
+          <w:lang w:val="en-US"/>
+        </w:rPr>
+      </w:pPr>
+      <w:proofErr w:type="spellStart"/>
+      <w:r>
+        <w:rPr>
+          <w:lang w:val="en-US"/>
+        </w:rPr>
+        <w:t>TEnsorrt</w:t>
+      </w:r>
+      <w:proofErr w:type="spellEnd"/>
+      <w:r>
+        <w:rPr>
+          <w:lang w:val="en-US"/>
+        </w:rPr>
+        <w:t xml:space="preserve"> Python Samples</w:t>
+      </w:r>
+    </w:p>
+    <w:p>
+      <w:pPr>
+        <w:rPr>
+          <w:lang w:val="en-US"/>
+        </w:rPr>
+      </w:pPr>
+      <w:r>
+        <w:rPr>
+          <w:lang w:val="en-US"/>
+        </w:rPr>
+        <w:t xml:space="preserve">Yolo26 </w:t>
+      </w:r>
+      <w:proofErr w:type="spellStart"/>
+      <w:r>
+        <w:rPr>
+          <w:lang w:val="en-US"/>
+        </w:rPr>
+        <w:t>su</w:t>
+      </w:r>
+      <w:proofErr w:type="spellEnd"/>
+      <w:r>
+        <w:rPr>
+          <w:lang w:val="en-US"/>
+        </w:rPr>
+        <w:t xml:space="preserve"> docker</w:t>
+      </w:r>
+    </w:p>
+    <w:p>
+      <w:pPr>
+        <w:rPr>
+          <w:lang w:val="en-US"/>
+        </w:rPr>
+      </w:pPr>
+    </w:p>
+    <w:p>
+      <w:pPr>
+        <w:rPr>
+          <w:lang w:val="en-US"/>
+        </w:rPr>
+      </w:pPr>
+      <w:proofErr w:type="spellStart"/>
+      <w:r>
+        <w:rPr>
+          <w:lang w:val="en-US"/>
+        </w:rPr>
+        <w:t>Installazione</w:t>
+      </w:r>
+      <w:proofErr w:type="spellEnd"/>
+      <w:r>
+        <w:rPr>
+          <w:lang w:val="en-US"/>
+        </w:rPr>
+        <w:t xml:space="preserve"> Spyder / Jupiter</w:t>
       </w:r>
     </w:p>
     <w:p>
@@ -37428,6 +37433,7 @@
         <w:t>irtuale Python</w:t>
       </w:r>
     </w:p>
+    <w:p/>
     <w:p/>
     <w:p>
       <w:pPr>
@@ -37643,6 +37649,212 @@
         <w:t>docker</w:t>
       </w:r>
       <w:proofErr w:type="spellEnd"/>
+    </w:p>
+    <w:p>
+      <w:pPr>
+        <w:pStyle w:val="Paragrafoelenco"/>
+        <w:numPr>
+          <w:ilvl w:val="0"/>
+          <w:numId w:val="8"/>
+        </w:numPr>
+      </w:pPr>
+      <w:proofErr w:type="spellStart"/>
+      <w:r>
+        <w:t>Vlc</w:t>
+      </w:r>
+      <w:proofErr w:type="spellEnd"/>
+    </w:p>
+    <w:p>
+      <w:pPr>
+        <w:pStyle w:val="Paragrafoelenco"/>
+        <w:numPr>
+          <w:ilvl w:val="0"/>
+          <w:numId w:val="8"/>
+        </w:numPr>
+      </w:pPr>
+      <w:r>
+        <w:t xml:space="preserve">Pacchetto </w:t>
+      </w:r>
+      <w:proofErr w:type="spellStart"/>
+      <w:r>
+        <w:t>codecmultimediali</w:t>
+      </w:r>
+      <w:proofErr w:type="spellEnd"/>
+      <w:r>
+        <w:t xml:space="preserve">: sudo </w:t>
+      </w:r>
+      <w:proofErr w:type="spellStart"/>
+      <w:r>
+        <w:t>apt</w:t>
+      </w:r>
+      <w:proofErr w:type="spellEnd"/>
+      <w:r>
+        <w:t xml:space="preserve"> </w:t>
+      </w:r>
+      <w:proofErr w:type="spellStart"/>
+      <w:r>
+        <w:t>install</w:t>
+      </w:r>
+      <w:proofErr w:type="spellEnd"/>
+      <w:r>
+        <w:t xml:space="preserve"> </w:t>
+      </w:r>
+      <w:proofErr w:type="spellStart"/>
+      <w:r>
+        <w:t>ubuntu</w:t>
+      </w:r>
+      <w:proofErr w:type="spellEnd"/>
+      <w:r>
+        <w:t>-restricted-</w:t>
+      </w:r>
+      <w:proofErr w:type="spellStart"/>
+      <w:r>
+        <w:t>extras</w:t>
+      </w:r>
+      <w:proofErr w:type="spellEnd"/>
+    </w:p>
+    <w:p>
+      <w:pPr>
+        <w:pStyle w:val="Paragrafoelenco"/>
+        <w:numPr>
+          <w:ilvl w:val="0"/>
+          <w:numId w:val="8"/>
+        </w:numPr>
+        <w:rPr>
+          <w:lang w:val="en-US"/>
+        </w:rPr>
+      </w:pPr>
+      <w:r>
+        <w:rPr>
+          <w:lang w:val="en-US"/>
+        </w:rPr>
+        <w:t xml:space="preserve">Model </w:t>
+      </w:r>
+      <w:proofErr w:type="spellStart"/>
+      <w:r>
+        <w:rPr>
+          <w:lang w:val="en-US"/>
+        </w:rPr>
+        <w:t>onnx</w:t>
+      </w:r>
+      <w:proofErr w:type="spellEnd"/>
+      <w:r>
+        <w:rPr>
+          <w:lang w:val="en-US"/>
+        </w:rPr>
+        <w:t xml:space="preserve"> e </w:t>
+      </w:r>
+      <w:r>
+        <w:rPr>
+          <w:lang w:val="en-US"/>
+        </w:rPr>
+        <w:t>resnet50_per_tensor_dynamic_range.txt</w:t>
+      </w:r>
+      <w:r>
+        <w:rPr>
+          <w:lang w:val="en-US"/>
+        </w:rPr>
+        <w:t xml:space="preserve">in </w:t>
+      </w:r>
+      <w:r>
+        <w:rPr>
+          <w:lang w:val="en-US"/>
+        </w:rPr>
+        <w:t>~/</w:t>
+      </w:r>
+      <w:proofErr w:type="spellStart"/>
+      <w:r>
+        <w:rPr>
+          <w:lang w:val="en-US"/>
+        </w:rPr>
+        <w:t>src</w:t>
+      </w:r>
+      <w:proofErr w:type="spellEnd"/>
+      <w:r>
+        <w:rPr>
+          <w:lang w:val="en-US"/>
+        </w:rPr>
+        <w:t>/</w:t>
+      </w:r>
+      <w:proofErr w:type="spellStart"/>
+      <w:r>
+        <w:rPr>
+          <w:lang w:val="en-US"/>
+        </w:rPr>
+        <w:t>tensorrt</w:t>
+      </w:r>
+      <w:proofErr w:type="spellEnd"/>
+      <w:r>
+        <w:rPr>
+          <w:lang w:val="en-US"/>
+        </w:rPr>
+        <w:t>-samples/data/int8_api</w:t>
+      </w:r>
+    </w:p>
+    <w:p>
+      <w:pPr>
+        <w:pStyle w:val="Paragrafoelenco"/>
+        <w:numPr>
+          <w:ilvl w:val="0"/>
+          <w:numId w:val="8"/>
+        </w:numPr>
+      </w:pPr>
+      <w:proofErr w:type="spellStart"/>
+      <w:r>
+        <w:t>Onnx</w:t>
+      </w:r>
+      <w:proofErr w:type="spellEnd"/>
+      <w:r>
+        <w:t xml:space="preserve"> </w:t>
+      </w:r>
+      <w:proofErr w:type="spellStart"/>
+      <w:r>
+        <w:t>module</w:t>
+      </w:r>
+      <w:proofErr w:type="spellEnd"/>
+      <w:r>
+        <w:t xml:space="preserve"> su Python d</w:t>
+      </w:r>
+      <w:r>
+        <w:t>i sistema</w:t>
+      </w:r>
+    </w:p>
+    <w:p>
+      <w:pPr>
+        <w:pStyle w:val="Paragrafoelenco"/>
+        <w:numPr>
+          <w:ilvl w:val="0"/>
+          <w:numId w:val="8"/>
+        </w:numPr>
+      </w:pPr>
+      <w:proofErr w:type="spellStart"/>
+      <w:r>
+        <w:t>onnx_graphsurgeon</w:t>
+      </w:r>
+      <w:proofErr w:type="spellEnd"/>
+      <w:r>
+        <w:t xml:space="preserve"> </w:t>
+      </w:r>
+      <w:proofErr w:type="spellStart"/>
+      <w:r>
+        <w:t>module</w:t>
+      </w:r>
+      <w:proofErr w:type="spellEnd"/>
+      <w:r>
+        <w:t xml:space="preserve"> su Python d</w:t>
+      </w:r>
+      <w:r>
+        <w:t>i sistema</w:t>
+      </w:r>
+    </w:p>
+    <w:p>
+      <w:pPr>
+        <w:pStyle w:val="Paragrafoelenco"/>
+        <w:numPr>
+          <w:ilvl w:val="0"/>
+          <w:numId w:val="8"/>
+        </w:numPr>
+      </w:pPr>
     </w:p>
     <w:p>
       <w:r>
@@ -39481,9 +39693,9 @@
     </w:lvl>
   </w:abstractNum>
   <w:abstractNum w:abstractNumId="13" w15:restartNumberingAfterBreak="0">
-    <w:nsid w:val="3DFC3087"/>
+    <w:nsid w:val="3C415C58"/>
     <w:multiLevelType w:val="multilevel"/>
-    <w:tmpl w:val="E350317A"/>
+    <w:tmpl w:val="C7861D00"/>
     <w:lvl w:ilvl="0">
       <w:start w:val="1"/>
       <w:numFmt w:val="bullet"/>
@@ -39630,6 +39842,155 @@
     </w:lvl>
   </w:abstractNum>
   <w:abstractNum w:abstractNumId="14" w15:restartNumberingAfterBreak="0">
+    <w:nsid w:val="3DFC3087"/>
+    <w:multiLevelType w:val="multilevel"/>
+    <w:tmpl w:val="E350317A"/>
+    <w:lvl w:ilvl="0">
+      <w:start w:val="1"/>
+      <w:numFmt w:val="bullet"/>
+      <w:lvlText w:val=""/>
+      <w:lvlJc w:val="left"/>
+      <w:pPr>
+        <w:tabs>
+          <w:tab w:val="num" w:pos="720"/>
+        </w:tabs>
+        <w:ind w:left="720" w:hanging="360"/>
+      </w:pPr>
+      <w:rPr>
+        <w:rFonts w:ascii="Symbol" w:hAnsi="Symbol" w:hint="default"/>
+        <w:sz w:val="20"/>
+      </w:rPr>
+    </w:lvl>
+    <w:lvl w:ilvl="1" w:tentative="1">
+      <w:start w:val="1"/>
+      <w:numFmt w:val="bullet"/>
+      <w:lvlText w:val="o"/>
+      <w:lvlJc w:val="left"/>
+      <w:pPr>
+        <w:tabs>
+          <w:tab w:val="num" w:pos="1440"/>
+        </w:tabs>
+        <w:ind w:left="1440" w:hanging="360"/>
+      </w:pPr>
+      <w:rPr>
+        <w:rFonts w:ascii="Courier New" w:hAnsi="Courier New" w:hint="default"/>
+        <w:sz w:val="20"/>
+      </w:rPr>
+    </w:lvl>
+    <w:lvl w:ilvl="2" w:tentative="1">
+      <w:start w:val="1"/>
+      <w:numFmt w:val="bullet"/>
+      <w:lvlText w:val=""/>
+      <w:lvlJc w:val="left"/>
+      <w:pPr>
+        <w:tabs>
+          <w:tab w:val="num" w:pos="2160"/>
+        </w:tabs>
+        <w:ind w:left="2160" w:hanging="360"/>
+      </w:pPr>
+      <w:rPr>
+        <w:rFonts w:ascii="Wingdings" w:hAnsi="Wingdings" w:hint="default"/>
+        <w:sz w:val="20"/>
+      </w:rPr>
+    </w:lvl>
+    <w:lvl w:ilvl="3" w:tentative="1">
+      <w:start w:val="1"/>
+      <w:numFmt w:val="bullet"/>
+      <w:lvlText w:val=""/>
+      <w:lvlJc w:val="left"/>
+      <w:pPr>
+        <w:tabs>
+          <w:tab w:val="num" w:pos="2880"/>
+        </w:tabs>
+        <w:ind w:left="2880" w:hanging="360"/>
+      </w:pPr>
+      <w:rPr>
+        <w:rFonts w:ascii="Wingdings" w:hAnsi="Wingdings" w:hint="default"/>
+        <w:sz w:val="20"/>
+      </w:rPr>
+    </w:lvl>
+    <w:lvl w:ilvl="4" w:tentative="1">
+      <w:start w:val="1"/>
+      <w:numFmt w:val="bullet"/>
+      <w:lvlText w:val=""/>
+      <w:lvlJc w:val="left"/>
+      <w:pPr>
+        <w:tabs>
+          <w:tab w:val="num" w:pos="3600"/>
+        </w:tabs>
+        <w:ind w:left="3600" w:hanging="360"/>
+      </w:pPr>
+      <w:rPr>
+        <w:rFonts w:ascii="Wingdings" w:hAnsi="Wingdings" w:hint="default"/>
+        <w:sz w:val="20"/>
+      </w:rPr>
+    </w:lvl>
+    <w:lvl w:ilvl="5" w:tentative="1">
+      <w:start w:val="1"/>
+      <w:numFmt w:val="bullet"/>
+      <w:lvlText w:val=""/>
+      <w:lvlJc w:val="left"/>
+      <w:pPr>
+        <w:tabs>
+          <w:tab w:val="num" w:pos="4320"/>
+        </w:tabs>
+        <w:ind w:left="4320" w:hanging="360"/>
+      </w:pPr>
+      <w:rPr>
+        <w:rFonts w:ascii="Wingdings" w:hAnsi="Wingdings" w:hint="default"/>
+        <w:sz w:val="20"/>
+      </w:rPr>
+    </w:lvl>
+    <w:lvl w:ilvl="6" w:tentative="1">
+      <w:start w:val="1"/>
+      <w:numFmt w:val="bullet"/>
+      <w:lvlText w:val=""/>
+      <w:lvlJc w:val="left"/>
+      <w:pPr>
+        <w:tabs>
+          <w:tab w:val="num" w:pos="5040"/>
+        </w:tabs>
+        <w:ind w:left="5040" w:hanging="360"/>
+      </w:pPr>
+      <w:rPr>
+        <w:rFonts w:ascii="Wingdings" w:hAnsi="Wingdings" w:hint="default"/>
+        <w:sz w:val="20"/>
+      </w:rPr>
+    </w:lvl>
+    <w:lvl w:ilvl="7" w:tentative="1">
+      <w:start w:val="1"/>
+      <w:numFmt w:val="bullet"/>
+      <w:lvlText w:val=""/>
+      <w:lvlJc w:val="left"/>
+      <w:pPr>
+        <w:tabs>
+          <w:tab w:val="num" w:pos="5760"/>
+        </w:tabs>
+        <w:ind w:left="5760" w:hanging="360"/>
+      </w:pPr>
+      <w:rPr>
+        <w:rFonts w:ascii="Wingdings" w:hAnsi="Wingdings" w:hint="default"/>
+        <w:sz w:val="20"/>
+      </w:rPr>
+    </w:lvl>
+    <w:lvl w:ilvl="8" w:tentative="1">
+      <w:start w:val="1"/>
+      <w:numFmt w:val="bullet"/>
+      <w:lvlText w:val=""/>
+      <w:lvlJc w:val="left"/>
+      <w:pPr>
+        <w:tabs>
+          <w:tab w:val="num" w:pos="6480"/>
+        </w:tabs>
+        <w:ind w:left="6480" w:hanging="360"/>
+      </w:pPr>
+      <w:rPr>
+        <w:rFonts w:ascii="Wingdings" w:hAnsi="Wingdings" w:hint="default"/>
+        <w:sz w:val="20"/>
+      </w:rPr>
+    </w:lvl>
+  </w:abstractNum>
+  <w:abstractNum w:abstractNumId="15" w15:restartNumberingAfterBreak="0">
     <w:nsid w:val="417B55AC"/>
     <w:multiLevelType w:val="multilevel"/>
     <w:tmpl w:val="E1F06430"/>
@@ -39778,7 +40139,7 @@
       </w:rPr>
     </w:lvl>
   </w:abstractNum>
-  <w:abstractNum w:abstractNumId="15" w15:restartNumberingAfterBreak="0">
+  <w:abstractNum w:abstractNumId="16" w15:restartNumberingAfterBreak="0">
     <w:nsid w:val="45C30763"/>
     <w:multiLevelType w:val="multilevel"/>
     <w:tmpl w:val="18C49900"/>
@@ -39927,7 +40288,7 @@
       </w:rPr>
     </w:lvl>
   </w:abstractNum>
-  <w:abstractNum w:abstractNumId="16" w15:restartNumberingAfterBreak="0">
+  <w:abstractNum w:abstractNumId="17" w15:restartNumberingAfterBreak="0">
     <w:nsid w:val="46BC6859"/>
     <w:multiLevelType w:val="multilevel"/>
     <w:tmpl w:val="ED78D188"/>
@@ -40040,7 +40401,7 @@
       </w:pPr>
     </w:lvl>
   </w:abstractNum>
-  <w:abstractNum w:abstractNumId="17" w15:restartNumberingAfterBreak="0">
+  <w:abstractNum w:abstractNumId="18" w15:restartNumberingAfterBreak="0">
     <w:nsid w:val="4A3504B0"/>
     <w:multiLevelType w:val="multilevel"/>
     <w:tmpl w:val="2CF88324"/>
@@ -40189,7 +40550,7 @@
       </w:rPr>
     </w:lvl>
   </w:abstractNum>
-  <w:abstractNum w:abstractNumId="18" w15:restartNumberingAfterBreak="0">
+  <w:abstractNum w:abstractNumId="19" w15:restartNumberingAfterBreak="0">
     <w:nsid w:val="4B32792E"/>
     <w:multiLevelType w:val="multilevel"/>
     <w:tmpl w:val="73806B9E"/>
@@ -40338,7 +40699,7 @@
       </w:rPr>
     </w:lvl>
   </w:abstractNum>
-  <w:abstractNum w:abstractNumId="19" w15:restartNumberingAfterBreak="0">
+  <w:abstractNum w:abstractNumId="20" w15:restartNumberingAfterBreak="0">
     <w:nsid w:val="4BD62190"/>
     <w:multiLevelType w:val="multilevel"/>
     <w:tmpl w:val="AE8CB244"/>
@@ -40487,7 +40848,7 @@
       </w:rPr>
     </w:lvl>
   </w:abstractNum>
-  <w:abstractNum w:abstractNumId="20" w15:restartNumberingAfterBreak="0">
+  <w:abstractNum w:abstractNumId="21" w15:restartNumberingAfterBreak="0">
     <w:nsid w:val="4DD10A91"/>
     <w:multiLevelType w:val="hybridMultilevel"/>
     <w:tmpl w:val="C78A87F8"/>
@@ -40576,7 +40937,7 @@
       </w:pPr>
     </w:lvl>
   </w:abstractNum>
-  <w:abstractNum w:abstractNumId="21" w15:restartNumberingAfterBreak="0">
+  <w:abstractNum w:abstractNumId="22" w15:restartNumberingAfterBreak="0">
     <w:nsid w:val="4E5C5620"/>
     <w:multiLevelType w:val="multilevel"/>
     <w:tmpl w:val="8F2E61E6"/>
@@ -40689,7 +41050,7 @@
       </w:pPr>
     </w:lvl>
   </w:abstractNum>
-  <w:abstractNum w:abstractNumId="22" w15:restartNumberingAfterBreak="0">
+  <w:abstractNum w:abstractNumId="23" w15:restartNumberingAfterBreak="0">
     <w:nsid w:val="4EC34F2B"/>
     <w:multiLevelType w:val="hybridMultilevel"/>
     <w:tmpl w:val="E488F03E"/>
@@ -40775,7 +41136,7 @@
       </w:pPr>
     </w:lvl>
   </w:abstractNum>
-  <w:abstractNum w:abstractNumId="23" w15:restartNumberingAfterBreak="0">
+  <w:abstractNum w:abstractNumId="24" w15:restartNumberingAfterBreak="0">
     <w:nsid w:val="53C91062"/>
     <w:multiLevelType w:val="hybridMultilevel"/>
     <w:tmpl w:val="45E60A2A"/>
@@ -40888,7 +41249,7 @@
       </w:rPr>
     </w:lvl>
   </w:abstractNum>
-  <w:abstractNum w:abstractNumId="24" w15:restartNumberingAfterBreak="0">
+  <w:abstractNum w:abstractNumId="25" w15:restartNumberingAfterBreak="0">
     <w:nsid w:val="56331BD1"/>
     <w:multiLevelType w:val="multilevel"/>
     <w:tmpl w:val="9252C0BC"/>
@@ -41037,7 +41398,7 @@
       </w:rPr>
     </w:lvl>
   </w:abstractNum>
-  <w:abstractNum w:abstractNumId="25" w15:restartNumberingAfterBreak="0">
+  <w:abstractNum w:abstractNumId="26" w15:restartNumberingAfterBreak="0">
     <w:nsid w:val="57F47378"/>
     <w:multiLevelType w:val="multilevel"/>
     <w:tmpl w:val="06BCD9C2"/>
@@ -41186,7 +41547,7 @@
       </w:rPr>
     </w:lvl>
   </w:abstractNum>
-  <w:abstractNum w:abstractNumId="26" w15:restartNumberingAfterBreak="0">
+  <w:abstractNum w:abstractNumId="27" w15:restartNumberingAfterBreak="0">
     <w:nsid w:val="58A90CCB"/>
     <w:multiLevelType w:val="hybridMultilevel"/>
     <w:tmpl w:val="EFAC181A"/>
@@ -41272,7 +41633,7 @@
       </w:pPr>
     </w:lvl>
   </w:abstractNum>
-  <w:abstractNum w:abstractNumId="27" w15:restartNumberingAfterBreak="0">
+  <w:abstractNum w:abstractNumId="28" w15:restartNumberingAfterBreak="0">
     <w:nsid w:val="5AEB21EE"/>
     <w:multiLevelType w:val="multilevel"/>
     <w:tmpl w:val="B70A95EC"/>
@@ -41389,7 +41750,7 @@
       </w:pPr>
     </w:lvl>
   </w:abstractNum>
-  <w:abstractNum w:abstractNumId="28" w15:restartNumberingAfterBreak="0">
+  <w:abstractNum w:abstractNumId="29" w15:restartNumberingAfterBreak="0">
     <w:nsid w:val="5D666D9C"/>
     <w:multiLevelType w:val="hybridMultilevel"/>
     <w:tmpl w:val="09067CD0"/>
@@ -41502,7 +41863,7 @@
       </w:rPr>
     </w:lvl>
   </w:abstractNum>
-  <w:abstractNum w:abstractNumId="29" w15:restartNumberingAfterBreak="0">
+  <w:abstractNum w:abstractNumId="30" w15:restartNumberingAfterBreak="0">
     <w:nsid w:val="5E577858"/>
     <w:multiLevelType w:val="multilevel"/>
     <w:tmpl w:val="2A04248C"/>
@@ -41651,7 +42012,7 @@
       </w:rPr>
     </w:lvl>
   </w:abstractNum>
-  <w:abstractNum w:abstractNumId="30" w15:restartNumberingAfterBreak="0">
+  <w:abstractNum w:abstractNumId="31" w15:restartNumberingAfterBreak="0">
     <w:nsid w:val="5F923405"/>
     <w:multiLevelType w:val="multilevel"/>
     <w:tmpl w:val="E22C5A88"/>
@@ -41800,7 +42161,7 @@
       </w:rPr>
     </w:lvl>
   </w:abstractNum>
-  <w:abstractNum w:abstractNumId="31" w15:restartNumberingAfterBreak="0">
+  <w:abstractNum w:abstractNumId="32" w15:restartNumberingAfterBreak="0">
     <w:nsid w:val="601974D5"/>
     <w:multiLevelType w:val="hybridMultilevel"/>
     <w:tmpl w:val="166EE5A4"/>
@@ -41889,7 +42250,7 @@
       </w:pPr>
     </w:lvl>
   </w:abstractNum>
-  <w:abstractNum w:abstractNumId="32" w15:restartNumberingAfterBreak="0">
+  <w:abstractNum w:abstractNumId="33" w15:restartNumberingAfterBreak="0">
     <w:nsid w:val="609E5269"/>
     <w:multiLevelType w:val="multilevel"/>
     <w:tmpl w:val="7AF21E66"/>
@@ -42038,7 +42399,7 @@
       </w:rPr>
     </w:lvl>
   </w:abstractNum>
-  <w:abstractNum w:abstractNumId="33" w15:restartNumberingAfterBreak="0">
+  <w:abstractNum w:abstractNumId="34" w15:restartNumberingAfterBreak="0">
     <w:nsid w:val="69FD6CD2"/>
     <w:multiLevelType w:val="multilevel"/>
     <w:tmpl w:val="0A000346"/>
@@ -42187,7 +42548,7 @@
       </w:rPr>
     </w:lvl>
   </w:abstractNum>
-  <w:abstractNum w:abstractNumId="34" w15:restartNumberingAfterBreak="0">
+  <w:abstractNum w:abstractNumId="35" w15:restartNumberingAfterBreak="0">
     <w:nsid w:val="74FF2ED4"/>
     <w:multiLevelType w:val="multilevel"/>
     <w:tmpl w:val="7DA46FA6"/>
@@ -42336,7 +42697,7 @@
       </w:rPr>
     </w:lvl>
   </w:abstractNum>
-  <w:abstractNum w:abstractNumId="35" w15:restartNumberingAfterBreak="0">
+  <w:abstractNum w:abstractNumId="36" w15:restartNumberingAfterBreak="0">
     <w:nsid w:val="76491929"/>
     <w:multiLevelType w:val="multilevel"/>
     <w:tmpl w:val="D576AC26"/>
@@ -42485,7 +42846,7 @@
       </w:rPr>
     </w:lvl>
   </w:abstractNum>
-  <w:abstractNum w:abstractNumId="36" w15:restartNumberingAfterBreak="0">
+  <w:abstractNum w:abstractNumId="37" w15:restartNumberingAfterBreak="0">
     <w:nsid w:val="776653DE"/>
     <w:multiLevelType w:val="hybridMultilevel"/>
     <w:tmpl w:val="7158AA5C"/>
@@ -42574,7 +42935,7 @@
       </w:pPr>
     </w:lvl>
   </w:abstractNum>
-  <w:abstractNum w:abstractNumId="37" w15:restartNumberingAfterBreak="0">
+  <w:abstractNum w:abstractNumId="38" w15:restartNumberingAfterBreak="0">
     <w:nsid w:val="79DE1DA6"/>
     <w:multiLevelType w:val="multilevel"/>
     <w:tmpl w:val="652A7154"/>
@@ -42723,7 +43084,7 @@
       </w:rPr>
     </w:lvl>
   </w:abstractNum>
-  <w:abstractNum w:abstractNumId="38" w15:restartNumberingAfterBreak="0">
+  <w:abstractNum w:abstractNumId="39" w15:restartNumberingAfterBreak="0">
     <w:nsid w:val="7A764BBD"/>
     <w:multiLevelType w:val="hybridMultilevel"/>
     <w:tmpl w:val="E488F03E"/>
@@ -42809,7 +43170,7 @@
       </w:pPr>
     </w:lvl>
   </w:abstractNum>
-  <w:abstractNum w:abstractNumId="39" w15:restartNumberingAfterBreak="0">
+  <w:abstractNum w:abstractNumId="40" w15:restartNumberingAfterBreak="0">
     <w:nsid w:val="7EBA6C5C"/>
     <w:multiLevelType w:val="multilevel"/>
     <w:tmpl w:val="BB46F08C"/>
@@ -42958,7 +43319,7 @@
       </w:rPr>
     </w:lvl>
   </w:abstractNum>
-  <w:abstractNum w:abstractNumId="40" w15:restartNumberingAfterBreak="0">
+  <w:abstractNum w:abstractNumId="41" w15:restartNumberingAfterBreak="0">
     <w:nsid w:val="7EF37EB8"/>
     <w:multiLevelType w:val="hybridMultilevel"/>
     <w:tmpl w:val="6622C238"/>
@@ -43072,22 +43433,22 @@
     </w:lvl>
   </w:abstractNum>
   <w:num w:numId="1" w16cid:durableId="512259495">
-    <w:abstractNumId w:val="28"/>
+    <w:abstractNumId w:val="29"/>
   </w:num>
   <w:num w:numId="2" w16cid:durableId="1466852468">
     <w:abstractNumId w:val="9"/>
   </w:num>
   <w:num w:numId="3" w16cid:durableId="641541666">
-    <w:abstractNumId w:val="21"/>
+    <w:abstractNumId w:val="22"/>
   </w:num>
   <w:num w:numId="4" w16cid:durableId="102844092">
-    <w:abstractNumId w:val="27"/>
+    <w:abstractNumId w:val="28"/>
   </w:num>
   <w:num w:numId="5" w16cid:durableId="31344051">
     <w:abstractNumId w:val="7"/>
   </w:num>
   <w:num w:numId="6" w16cid:durableId="923339970">
-    <w:abstractNumId w:val="31"/>
+    <w:abstractNumId w:val="32"/>
   </w:num>
   <w:num w:numId="7" w16cid:durableId="1639535530">
     <w:abstractNumId w:val="8"/>
@@ -43099,34 +43460,34 @@
     <w:abstractNumId w:val="6"/>
   </w:num>
   <w:num w:numId="10" w16cid:durableId="2139686694">
-    <w:abstractNumId w:val="20"/>
+    <w:abstractNumId w:val="21"/>
   </w:num>
   <w:num w:numId="11" w16cid:durableId="150483661">
     <w:abstractNumId w:val="3"/>
   </w:num>
   <w:num w:numId="12" w16cid:durableId="1351905838">
+    <w:abstractNumId w:val="31"/>
+  </w:num>
+  <w:num w:numId="13" w16cid:durableId="1140804997">
     <w:abstractNumId w:val="30"/>
   </w:num>
-  <w:num w:numId="13" w16cid:durableId="1140804997">
-    <w:abstractNumId w:val="29"/>
-  </w:num>
   <w:num w:numId="14" w16cid:durableId="966743991">
-    <w:abstractNumId w:val="13"/>
+    <w:abstractNumId w:val="14"/>
   </w:num>
   <w:num w:numId="15" w16cid:durableId="1031034551">
-    <w:abstractNumId w:val="17"/>
+    <w:abstractNumId w:val="18"/>
   </w:num>
   <w:num w:numId="16" w16cid:durableId="1145779715">
     <w:abstractNumId w:val="12"/>
   </w:num>
   <w:num w:numId="17" w16cid:durableId="1715423569">
-    <w:abstractNumId w:val="40"/>
+    <w:abstractNumId w:val="41"/>
   </w:num>
   <w:num w:numId="18" w16cid:durableId="1069306671">
-    <w:abstractNumId w:val="25"/>
+    <w:abstractNumId w:val="26"/>
   </w:num>
   <w:num w:numId="19" w16cid:durableId="2032871924">
-    <w:abstractNumId w:val="14"/>
+    <w:abstractNumId w:val="15"/>
   </w:num>
   <w:num w:numId="20" w16cid:durableId="520435483">
     <w:abstractNumId w:val="11"/>
@@ -43135,64 +43496,67 @@
     <w:abstractNumId w:val="0"/>
   </w:num>
   <w:num w:numId="22" w16cid:durableId="864443242">
-    <w:abstractNumId w:val="24"/>
+    <w:abstractNumId w:val="25"/>
   </w:num>
   <w:num w:numId="23" w16cid:durableId="46728382">
-    <w:abstractNumId w:val="33"/>
+    <w:abstractNumId w:val="34"/>
   </w:num>
   <w:num w:numId="24" w16cid:durableId="2030715850">
-    <w:abstractNumId w:val="22"/>
+    <w:abstractNumId w:val="23"/>
   </w:num>
   <w:num w:numId="25" w16cid:durableId="833224821">
     <w:abstractNumId w:val="10"/>
   </w:num>
   <w:num w:numId="26" w16cid:durableId="276913633">
-    <w:abstractNumId w:val="23"/>
+    <w:abstractNumId w:val="24"/>
   </w:num>
   <w:num w:numId="27" w16cid:durableId="114761141">
-    <w:abstractNumId w:val="26"/>
+    <w:abstractNumId w:val="27"/>
   </w:num>
   <w:num w:numId="28" w16cid:durableId="1350177020">
-    <w:abstractNumId w:val="32"/>
+    <w:abstractNumId w:val="33"/>
   </w:num>
   <w:num w:numId="29" w16cid:durableId="1177159608">
-    <w:abstractNumId w:val="19"/>
+    <w:abstractNumId w:val="20"/>
   </w:num>
   <w:num w:numId="30" w16cid:durableId="1763646830">
-    <w:abstractNumId w:val="35"/>
+    <w:abstractNumId w:val="36"/>
   </w:num>
   <w:num w:numId="31" w16cid:durableId="1837334277">
     <w:abstractNumId w:val="4"/>
   </w:num>
   <w:num w:numId="32" w16cid:durableId="943614411">
-    <w:abstractNumId w:val="36"/>
+    <w:abstractNumId w:val="37"/>
   </w:num>
   <w:num w:numId="33" w16cid:durableId="1512377816">
     <w:abstractNumId w:val="1"/>
   </w:num>
   <w:num w:numId="34" w16cid:durableId="1600676437">
-    <w:abstractNumId w:val="39"/>
+    <w:abstractNumId w:val="40"/>
   </w:num>
   <w:num w:numId="35" w16cid:durableId="11227421">
-    <w:abstractNumId w:val="37"/>
+    <w:abstractNumId w:val="38"/>
   </w:num>
   <w:num w:numId="36" w16cid:durableId="514852682">
-    <w:abstractNumId w:val="15"/>
+    <w:abstractNumId w:val="16"/>
   </w:num>
   <w:num w:numId="37" w16cid:durableId="1789549619">
     <w:abstractNumId w:val="2"/>
   </w:num>
   <w:num w:numId="38" w16cid:durableId="124470669">
-    <w:abstractNumId w:val="18"/>
+    <w:abstractNumId w:val="19"/>
   </w:num>
   <w:num w:numId="39" w16cid:durableId="1484079218">
-    <w:abstractNumId w:val="34"/>
+    <w:abstractNumId w:val="35"/>
   </w:num>
   <w:num w:numId="40" w16cid:durableId="1249920008">
-    <w:abstractNumId w:val="38"/>
+    <w:abstractNumId w:val="39"/>
   </w:num>
   <w:num w:numId="41" w16cid:durableId="1898012446">
-    <w:abstractNumId w:val="16"/>
+    <w:abstractNumId w:val="17"/>
+  </w:num>
+  <w:num w:numId="42" w16cid:durableId="1696805982">
+    <w:abstractNumId w:val="13"/>
   </w:num>
 </w:numbering>
 </file>
@@ -43794,7 +44158,6 @@
   <w:style w:type="character" w:default="1" w:styleId="Carpredefinitoparagrafo">
     <w:name w:val="Default Paragraph Font"/>
     <w:uiPriority w:val="1"/>
-    <w:semiHidden/>
     <w:unhideWhenUsed/>
   </w:style>
   <w:style w:type="table" w:default="1" w:styleId="Tabellanormale">
@@ -44599,6 +44962,19 @@
 </file>
 
 <file path=customXml/item1.xml><?xml version="1.0" encoding="utf-8"?>
+<b:Sources xmlns:b="http://schemas.openxmlformats.org/officeDocument/2006/bibliography" xmlns="http://schemas.openxmlformats.org/officeDocument/2006/bibliography" SelectedStyle="\APASixthEditionOfficeOnline.xsl" StyleName="APA" Version="6"/>
+</file>
+
+<file path=customXml/item2.xml><?xml version="1.0" encoding="utf-8"?>
+<?mso-contentType ?>
+<FormTemplates xmlns="http://schemas.microsoft.com/sharepoint/v3/contenttype/forms">
+  <Display>DocumentLibraryForm</Display>
+  <Edit>DocumentLibraryForm</Edit>
+  <New>DocumentLibraryForm</New>
+</FormTemplates>
+</file>
+
+<file path=customXml/item3.xml><?xml version="1.0" encoding="utf-8"?>
 <p:properties xmlns:p="http://schemas.microsoft.com/office/2006/metadata/properties" xmlns:xsi="http://www.w3.org/2001/XMLSchema-instance" xmlns:pc="http://schemas.microsoft.com/office/infopath/2007/PartnerControls">
   <documentManagement>
     <_activity xmlns="898ac104-8262-43cf-a4be-3652ac4a0c43" xsi:nil="true"/>
@@ -44606,7 +44982,7 @@
 </p:properties>
 </file>
 
-<file path=customXml/item2.xml><?xml version="1.0" encoding="utf-8"?>
+<file path=customXml/item4.xml><?xml version="1.0" encoding="utf-8"?>
 <ct:contentTypeSchema xmlns:ct="http://schemas.microsoft.com/office/2006/metadata/contentType" xmlns:ma="http://schemas.microsoft.com/office/2006/metadata/properties/metaAttributes" ct:_="" ma:_="" ma:contentTypeName="Document" ma:contentTypeID="0x01010007D63F3E5CC3B44DAB802C35BB91B7C9" ma:contentTypeVersion="19" ma:contentTypeDescription="Create a new document." ma:contentTypeScope="" ma:versionID="6c93741506e9108d009d2f3ba64ada03">
   <xsd:schema xmlns:xsd="http://www.w3.org/2001/XMLSchema" xmlns:xs="http://www.w3.org/2001/XMLSchema" xmlns:p="http://schemas.microsoft.com/office/2006/metadata/properties" xmlns:ns3="898ac104-8262-43cf-a4be-3652ac4a0c43" xmlns:ns4="57957fcf-ce77-475e-8347-54dc5df118d2" targetNamespace="http://schemas.microsoft.com/office/2006/metadata/properties" ma:root="true" ma:fieldsID="fbf84d2d475519265160cbd5dd17bdec" ns3:_="" ns4:_="">
     <xsd:import namespace="898ac104-8262-43cf-a4be-3652ac4a0c43"/>
@@ -44865,20 +45241,23 @@
 </ct:contentTypeSchema>
 </file>
 
-<file path=customXml/item3.xml><?xml version="1.0" encoding="utf-8"?>
-<?mso-contentType ?>
-<FormTemplates xmlns="http://schemas.microsoft.com/sharepoint/v3/contenttype/forms">
-  <Display>DocumentLibraryForm</Display>
-  <Edit>DocumentLibraryForm</Edit>
-  <New>DocumentLibraryForm</New>
-</FormTemplates>
+<file path=customXml/itemProps1.xml><?xml version="1.0" encoding="utf-8"?>
+<ds:datastoreItem xmlns:ds="http://schemas.openxmlformats.org/officeDocument/2006/customXml" ds:itemID="{0E37B0B4-A17A-435D-85ED-FC1A73AC754A}">
+  <ds:schemaRefs>
+    <ds:schemaRef ds:uri="http://schemas.openxmlformats.org/officeDocument/2006/bibliography"/>
+  </ds:schemaRefs>
+</ds:datastoreItem>
 </file>
 
-<file path=customXml/item4.xml><?xml version="1.0" encoding="utf-8"?>
-<b:Sources xmlns:b="http://schemas.openxmlformats.org/officeDocument/2006/bibliography" xmlns="http://schemas.openxmlformats.org/officeDocument/2006/bibliography" SelectedStyle="\APASixthEditionOfficeOnline.xsl" StyleName="APA" Version="6"/>
+<file path=customXml/itemProps2.xml><?xml version="1.0" encoding="utf-8"?>
+<ds:datastoreItem xmlns:ds="http://schemas.openxmlformats.org/officeDocument/2006/customXml" ds:itemID="{103093A5-C1AD-4D4F-A2FB-DC6C3EEBA441}">
+  <ds:schemaRefs>
+    <ds:schemaRef ds:uri="http://schemas.microsoft.com/sharepoint/v3/contenttype/forms"/>
+  </ds:schemaRefs>
+</ds:datastoreItem>
 </file>
 
-<file path=customXml/itemProps1.xml><?xml version="1.0" encoding="utf-8"?>
+<file path=customXml/itemProps3.xml><?xml version="1.0" encoding="utf-8"?>
 <ds:datastoreItem xmlns:ds="http://schemas.openxmlformats.org/officeDocument/2006/customXml" ds:itemID="{D849D470-B558-49B3-8423-59AF47F713E6}">
   <ds:schemaRefs>
     <ds:schemaRef ds:uri="http://schemas.microsoft.com/office/2006/metadata/properties"/>
@@ -44888,7 +45267,7 @@
 </ds:datastoreItem>
 </file>
 
-<file path=customXml/itemProps2.xml><?xml version="1.0" encoding="utf-8"?>
+<file path=customXml/itemProps4.xml><?xml version="1.0" encoding="utf-8"?>
 <ds:datastoreItem xmlns:ds="http://schemas.openxmlformats.org/officeDocument/2006/customXml" ds:itemID="{829C864B-4DFC-48CF-B730-54CE8E2C2EAC}">
   <ds:schemaRefs>
     <ds:schemaRef ds:uri="http://schemas.microsoft.com/office/2006/metadata/contentType"/>
@@ -44905,20 +45284,4 @@
     <ds:schemaRef ds:uri="http://schemas.microsoft.com/internal/obd"/>
   </ds:schemaRefs>
 </ds:datastoreItem>
-</file>
-
-<file path=customXml/itemProps3.xml><?xml version="1.0" encoding="utf-8"?>
-<ds:datastoreItem xmlns:ds="http://schemas.openxmlformats.org/officeDocument/2006/customXml" ds:itemID="{103093A5-C1AD-4D4F-A2FB-DC6C3EEBA441}">
-  <ds:schemaRefs>
-    <ds:schemaRef ds:uri="http://schemas.microsoft.com/sharepoint/v3/contenttype/forms"/>
-  </ds:schemaRefs>
-</ds:datastoreItem>
-</file>
-
-<file path=customXml/itemProps4.xml><?xml version="1.0" encoding="utf-8"?>
-<ds:datastoreItem xmlns:ds="http://schemas.openxmlformats.org/officeDocument/2006/customXml" ds:itemID="{0E37B0B4-A17A-435D-85ED-FC1A73AC754A}">
-  <ds:schemaRefs>
-    <ds:schemaRef ds:uri="http://schemas.openxmlformats.org/officeDocument/2006/bibliography"/>
-  </ds:schemaRefs>
-</ds:datastoreItem>
 </file>
--- a/Setup JETSON ORIN.docx
+++ b/Setup JETSON ORIN.docx
@@ -32894,6 +32894,1298 @@
       <w:pPr>
         <w:pStyle w:val="Titolo4"/>
       </w:pPr>
+      <w:proofErr w:type="spellStart"/>
+      <w:r>
+        <w:t>Environments</w:t>
+      </w:r>
+      <w:proofErr w:type="spellEnd"/>
+      <w:r>
+        <w:t xml:space="preserve"> Python</w:t>
+      </w:r>
+    </w:p>
+    <w:p>
+      <w:pPr>
+        <w:jc w:val="both"/>
+      </w:pPr>
+      <w:r>
+        <w:t xml:space="preserve">Per eseguire script Python con propri </w:t>
+      </w:r>
+      <w:proofErr w:type="spellStart"/>
+      <w:r>
+        <w:rPr>
+          <w:i/>
+          <w:iCs/>
+        </w:rPr>
+        <w:t>requirements</w:t>
+      </w:r>
+      <w:proofErr w:type="spellEnd"/>
+      <w:r>
+        <w:rPr>
+          <w:i/>
+          <w:iCs/>
+        </w:rPr>
+        <w:t xml:space="preserve"> </w:t>
+      </w:r>
+      <w:r>
+        <w:t>può essere utile</w:t>
+      </w:r>
+      <w:r>
+        <w:t xml:space="preserve"> creare un </w:t>
+      </w:r>
+      <w:proofErr w:type="spellStart"/>
+      <w:r>
+        <w:t>environment</w:t>
+      </w:r>
+      <w:proofErr w:type="spellEnd"/>
+      <w:r>
+        <w:t xml:space="preserve"> differente da</w:t>
+      </w:r>
+      <w:r>
+        <w:t xml:space="preserve"> quello di sistema</w:t>
+      </w:r>
+      <w:r>
+        <w:t>,</w:t>
+      </w:r>
+      <w:r>
+        <w:t xml:space="preserve"> in modo da non modificare la configurazione originale. In tal modo, </w:t>
+      </w:r>
+      <w:r>
+        <w:t xml:space="preserve">è possibile utilizzare </w:t>
+      </w:r>
+      <w:r>
+        <w:t xml:space="preserve">le librerie </w:t>
+      </w:r>
+      <w:proofErr w:type="spellStart"/>
+      <w:r>
+        <w:t>opencv</w:t>
+      </w:r>
+      <w:proofErr w:type="spellEnd"/>
+      <w:r>
+        <w:t xml:space="preserve"> compilate </w:t>
+      </w:r>
+      <w:proofErr w:type="spellStart"/>
+      <w:r>
+        <w:t>gpu</w:t>
+      </w:r>
+      <w:proofErr w:type="spellEnd"/>
+      <w:r>
+        <w:t xml:space="preserve"> </w:t>
+      </w:r>
+      <w:r>
+        <w:t xml:space="preserve">, </w:t>
+      </w:r>
+      <w:r>
+        <w:t xml:space="preserve">e </w:t>
+      </w:r>
+      <w:r>
+        <w:t xml:space="preserve">tutte le altre librerie di sistema che usano direttamente la </w:t>
+      </w:r>
+      <w:proofErr w:type="spellStart"/>
+      <w:r>
+        <w:t>gpu</w:t>
+      </w:r>
+      <w:proofErr w:type="spellEnd"/>
+      <w:r>
+        <w:t xml:space="preserve">. </w:t>
+      </w:r>
+    </w:p>
+    <w:p>
+      <w:pPr>
+        <w:jc w:val="both"/>
+      </w:pPr>
+      <w:r>
+        <w:t xml:space="preserve">Il comando </w:t>
+      </w:r>
+      <w:proofErr w:type="spellStart"/>
+      <w:r>
+        <w:rPr>
+          <w:rFonts w:ascii="Abadi ExtraLight" w:hAnsi="Abadi ExtraLight"/>
+        </w:rPr>
+        <w:t>venv</w:t>
+      </w:r>
+      <w:proofErr w:type="spellEnd"/>
+      <w:r>
+        <w:rPr>
+          <w:rFonts w:ascii="Abadi ExtraLight" w:hAnsi="Abadi ExtraLight"/>
+        </w:rPr>
+        <w:t xml:space="preserve"> </w:t>
+      </w:r>
+      <w:r>
+        <w:t>con opzione</w:t>
+      </w:r>
+      <w:r>
+        <w:rPr>
+          <w:rFonts w:ascii="Abadi ExtraLight" w:hAnsi="Abadi ExtraLight"/>
+        </w:rPr>
+        <w:t xml:space="preserve"> </w:t>
+      </w:r>
+      <w:r>
+        <w:rPr>
+          <w:rFonts w:ascii="Abadi ExtraLight" w:hAnsi="Abadi ExtraLight"/>
+        </w:rPr>
+        <w:t>--system-site-packages</w:t>
+      </w:r>
+      <w:r>
+        <w:rPr>
+          <w:rFonts w:ascii="Abadi ExtraLight" w:hAnsi="Abadi ExtraLight"/>
+        </w:rPr>
+        <w:t xml:space="preserve"> </w:t>
+      </w:r>
+      <w:r>
+        <w:t>in questo caso</w:t>
+      </w:r>
+      <w:r>
+        <w:t xml:space="preserve"> </w:t>
+      </w:r>
+      <w:r>
+        <w:t>è</w:t>
+      </w:r>
+      <w:r>
+        <w:t xml:space="preserve"> il metodo più adatto a Jetson per questo caso d'uso. Ogni sample ottiene il suo ambiente isolato ma eredita tutte le librerie GPU di sistema.</w:t>
+      </w:r>
+    </w:p>
+    <w:p>
+      <w:pPr>
+        <w:jc w:val="both"/>
+      </w:pPr>
+      <w:r>
+        <w:t>La sintassi è:</w:t>
+      </w:r>
+    </w:p>
+    <w:p>
+      <w:pPr>
+        <w:spacing w:after="0"/>
+        <w:ind w:left="720" w:firstLine="696"/>
+        <w:rPr>
+          <w:rFonts w:ascii="Abadi ExtraLight" w:hAnsi="Abadi ExtraLight"/>
+          <w:lang w:val="en-US"/>
+        </w:rPr>
+      </w:pPr>
+      <w:r>
+        <w:rPr>
+          <w:rFonts w:ascii="Abadi ExtraLight" w:hAnsi="Abadi ExtraLight"/>
+          <w:lang w:val="en-US"/>
+        </w:rPr>
+        <w:t xml:space="preserve">python -m </w:t>
+      </w:r>
+      <w:proofErr w:type="spellStart"/>
+      <w:r>
+        <w:rPr>
+          <w:rFonts w:ascii="Abadi ExtraLight" w:hAnsi="Abadi ExtraLight"/>
+          <w:lang w:val="en-US"/>
+        </w:rPr>
+        <w:t>venv</w:t>
+      </w:r>
+      <w:proofErr w:type="spellEnd"/>
+      <w:r>
+        <w:rPr>
+          <w:rFonts w:ascii="Abadi ExtraLight" w:hAnsi="Abadi ExtraLight"/>
+          <w:lang w:val="en-US"/>
+        </w:rPr>
+        <w:t xml:space="preserve"> &lt;</w:t>
+      </w:r>
+      <w:proofErr w:type="spellStart"/>
+      <w:r>
+        <w:rPr>
+          <w:rFonts w:ascii="Abadi ExtraLight" w:hAnsi="Abadi ExtraLight"/>
+          <w:lang w:val="en-US"/>
+        </w:rPr>
+        <w:t>nome_cartella</w:t>
+      </w:r>
+      <w:proofErr w:type="spellEnd"/>
+      <w:r>
+        <w:rPr>
+          <w:rFonts w:ascii="Abadi ExtraLight" w:hAnsi="Abadi ExtraLight"/>
+          <w:lang w:val="en-US"/>
+        </w:rPr>
+        <w:t>&gt;</w:t>
+      </w:r>
+    </w:p>
+    <w:p>
+      <w:pPr>
+        <w:spacing w:after="0"/>
+        <w:ind w:left="720" w:firstLine="696"/>
+        <w:rPr>
+          <w:rFonts w:ascii="Abadi ExtraLight" w:hAnsi="Abadi ExtraLight"/>
+          <w:lang w:val="en-US"/>
+        </w:rPr>
+      </w:pPr>
+    </w:p>
+    <w:p>
+      <w:pPr>
+        <w:pStyle w:val="Paragrafoelenco"/>
+        <w:numPr>
+          <w:ilvl w:val="0"/>
+          <w:numId w:val="26"/>
+        </w:numPr>
+        <w:jc w:val="both"/>
+      </w:pPr>
+      <w:r>
+        <w:rPr>
+          <w:b/>
+          <w:bCs/>
+        </w:rPr>
+        <w:t xml:space="preserve">-m </w:t>
+      </w:r>
+      <w:proofErr w:type="spellStart"/>
+      <w:r>
+        <w:rPr>
+          <w:b/>
+          <w:bCs/>
+        </w:rPr>
+        <w:t>venv</w:t>
+      </w:r>
+      <w:proofErr w:type="spellEnd"/>
+      <w:r>
+        <w:t xml:space="preserve">: Indica a Python di eseguire il modulo </w:t>
+      </w:r>
+      <w:proofErr w:type="spellStart"/>
+      <w:r>
+        <w:t>venv</w:t>
+      </w:r>
+      <w:proofErr w:type="spellEnd"/>
+      <w:r>
+        <w:t>.</w:t>
+      </w:r>
+    </w:p>
+    <w:p>
+      <w:pPr>
+        <w:pStyle w:val="Paragrafoelenco"/>
+        <w:numPr>
+          <w:ilvl w:val="0"/>
+          <w:numId w:val="26"/>
+        </w:numPr>
+        <w:jc w:val="both"/>
+      </w:pPr>
+      <w:r>
+        <w:rPr>
+          <w:b/>
+          <w:bCs/>
+        </w:rPr>
+        <w:t>&lt;</w:t>
+      </w:r>
+      <w:proofErr w:type="spellStart"/>
+      <w:r>
+        <w:rPr>
+          <w:b/>
+          <w:bCs/>
+        </w:rPr>
+        <w:t>nome_cartella</w:t>
+      </w:r>
+      <w:proofErr w:type="spellEnd"/>
+      <w:r>
+        <w:rPr>
+          <w:b/>
+          <w:bCs/>
+        </w:rPr>
+        <w:t>&gt;</w:t>
+      </w:r>
+      <w:r>
+        <w:t>: Il nome</w:t>
+      </w:r>
+      <w:r>
+        <w:t xml:space="preserve"> (eventualmente corredato di percorso)</w:t>
+      </w:r>
+      <w:r>
+        <w:t xml:space="preserve"> che vuoi dare alla cartella dell'ambiente </w:t>
+      </w:r>
+    </w:p>
+    <w:p>
+      <w:pPr>
+        <w:spacing w:after="0"/>
+      </w:pPr>
+    </w:p>
+    <w:p>
+      <w:pPr>
+        <w:rPr>
+          <w:b/>
+          <w:bCs/>
+        </w:rPr>
+      </w:pPr>
+      <w:r>
+        <w:rPr>
+          <w:b/>
+          <w:bCs/>
+        </w:rPr>
+        <w:t>Struttura consigliata</w:t>
+      </w:r>
+    </w:p>
+    <w:p>
+      <w:pPr>
+        <w:jc w:val="center"/>
+      </w:pPr>
+      <w:r>
+        <w:rPr>
+          <w:noProof/>
+        </w:rPr>
+        <w:lastRenderedPageBreak/>
+        <w:drawing>
+          <wp:inline distT="0" distB="0" distL="0" distR="0" wp14:anchorId="0607336D" wp14:editId="26AA6EBD">
+            <wp:extent cx="2475865" cy="1622751"/>
+            <wp:effectExtent l="0" t="0" r="635" b="0"/>
+            <wp:docPr id="2127954432" name="Immagine 1"/>
+            <wp:cNvGraphicFramePr>
+              <a:graphicFrameLocks xmlns:a="http://schemas.openxmlformats.org/drawingml/2006/main" noChangeAspect="1"/>
+            </wp:cNvGraphicFramePr>
+            <a:graphic xmlns:a="http://schemas.openxmlformats.org/drawingml/2006/main">
+              <a:graphicData uri="http://schemas.openxmlformats.org/drawingml/2006/picture">
+                <pic:pic xmlns:pic="http://schemas.openxmlformats.org/drawingml/2006/picture">
+                  <pic:nvPicPr>
+                    <pic:cNvPr id="2127954432" name=""/>
+                    <pic:cNvPicPr/>
+                  </pic:nvPicPr>
+                  <pic:blipFill rotWithShape="1">
+                    <a:blip r:embed="rId40"/>
+                    <a:srcRect t="4696" b="4376"/>
+                    <a:stretch>
+                      <a:fillRect/>
+                    </a:stretch>
+                  </pic:blipFill>
+                  <pic:spPr bwMode="auto">
+                    <a:xfrm>
+                      <a:off x="0" y="0"/>
+                      <a:ext cx="2481729" cy="1626594"/>
+                    </a:xfrm>
+                    <a:prstGeom prst="rect">
+                      <a:avLst/>
+                    </a:prstGeom>
+                    <a:ln>
+                      <a:noFill/>
+                    </a:ln>
+                    <a:extLst>
+                      <a:ext uri="{53640926-AAD7-44D8-BBD7-CCE9431645EC}">
+                        <a14:shadowObscured xmlns:a14="http://schemas.microsoft.com/office/drawing/2010/main"/>
+                      </a:ext>
+                    </a:extLst>
+                  </pic:spPr>
+                </pic:pic>
+              </a:graphicData>
+            </a:graphic>
+          </wp:inline>
+        </w:drawing>
+      </w:r>
+    </w:p>
+    <w:p>
+      <w:pPr>
+        <w:jc w:val="center"/>
+      </w:pPr>
+    </w:p>
+    <w:p>
+      <w:pPr>
+        <w:rPr>
+          <w:b/>
+          <w:bCs/>
+        </w:rPr>
+      </w:pPr>
+      <w:r>
+        <w:rPr>
+          <w:b/>
+          <w:bCs/>
+        </w:rPr>
+        <w:t xml:space="preserve">Creazione di ogni </w:t>
+      </w:r>
+      <w:proofErr w:type="spellStart"/>
+      <w:r>
+        <w:rPr>
+          <w:b/>
+          <w:bCs/>
+        </w:rPr>
+        <w:t>environmen</w:t>
+      </w:r>
+      <w:proofErr w:type="spellEnd"/>
+    </w:p>
+    <w:p>
+      <w:pPr>
+        <w:spacing w:after="0"/>
+        <w:ind w:left="720" w:firstLine="696"/>
+        <w:rPr>
+          <w:rFonts w:ascii="Abadi ExtraLight" w:hAnsi="Abadi ExtraLight"/>
+          <w:lang w:val="en-US"/>
+        </w:rPr>
+      </w:pPr>
+      <w:r>
+        <w:rPr>
+          <w:rFonts w:ascii="Abadi ExtraLight" w:hAnsi="Abadi ExtraLight"/>
+          <w:lang w:val="en-US"/>
+        </w:rPr>
+        <w:t># Per ogni sample</w:t>
+      </w:r>
+    </w:p>
+    <w:p>
+      <w:pPr>
+        <w:spacing w:after="0"/>
+        <w:ind w:left="720" w:firstLine="696"/>
+        <w:rPr>
+          <w:rFonts w:ascii="Abadi ExtraLight" w:hAnsi="Abadi ExtraLight"/>
+          <w:lang w:val="en-US"/>
+        </w:rPr>
+      </w:pPr>
+      <w:r>
+        <w:rPr>
+          <w:rFonts w:ascii="Abadi ExtraLight" w:hAnsi="Abadi ExtraLight"/>
+          <w:lang w:val="en-US"/>
+        </w:rPr>
+        <w:t xml:space="preserve">python3 -m </w:t>
+      </w:r>
+      <w:proofErr w:type="spellStart"/>
+      <w:r>
+        <w:rPr>
+          <w:rFonts w:ascii="Abadi ExtraLight" w:hAnsi="Abadi ExtraLight"/>
+          <w:lang w:val="en-US"/>
+        </w:rPr>
+        <w:t>venv</w:t>
+      </w:r>
+      <w:proofErr w:type="spellEnd"/>
+      <w:r>
+        <w:rPr>
+          <w:rFonts w:ascii="Abadi ExtraLight" w:hAnsi="Abadi ExtraLight"/>
+          <w:lang w:val="en-US"/>
+        </w:rPr>
+        <w:t xml:space="preserve"> ~/</w:t>
+      </w:r>
+      <w:proofErr w:type="spellStart"/>
+      <w:r>
+        <w:rPr>
+          <w:rFonts w:ascii="Abadi ExtraLight" w:hAnsi="Abadi ExtraLight"/>
+          <w:lang w:val="en-US"/>
+        </w:rPr>
+        <w:t>trt</w:t>
+      </w:r>
+      <w:proofErr w:type="spellEnd"/>
+      <w:r>
+        <w:rPr>
+          <w:rFonts w:ascii="Abadi ExtraLight" w:hAnsi="Abadi ExtraLight"/>
+          <w:lang w:val="en-US"/>
+        </w:rPr>
+        <w:t>-samples/</w:t>
+      </w:r>
+      <w:proofErr w:type="spellStart"/>
+      <w:r>
+        <w:rPr>
+          <w:rFonts w:ascii="Abadi ExtraLight" w:hAnsi="Abadi ExtraLight"/>
+          <w:lang w:val="en-US"/>
+        </w:rPr>
+        <w:t>sample_yolo</w:t>
+      </w:r>
+      <w:proofErr w:type="spellEnd"/>
+      <w:r>
+        <w:rPr>
+          <w:rFonts w:ascii="Abadi ExtraLight" w:hAnsi="Abadi ExtraLight"/>
+          <w:lang w:val="en-US"/>
+        </w:rPr>
+        <w:t>/</w:t>
+      </w:r>
+      <w:proofErr w:type="spellStart"/>
+      <w:r>
+        <w:rPr>
+          <w:rFonts w:ascii="Abadi ExtraLight" w:hAnsi="Abadi ExtraLight"/>
+          <w:lang w:val="en-US"/>
+        </w:rPr>
+        <w:t>venv</w:t>
+      </w:r>
+      <w:proofErr w:type="spellEnd"/>
+      <w:r>
+        <w:rPr>
+          <w:rFonts w:ascii="Abadi ExtraLight" w:hAnsi="Abadi ExtraLight"/>
+          <w:lang w:val="en-US"/>
+        </w:rPr>
+        <w:t xml:space="preserve"> --system-site-packages</w:t>
+      </w:r>
+    </w:p>
+    <w:p>
+      <w:pPr>
+        <w:spacing w:after="0"/>
+        <w:ind w:left="720" w:firstLine="696"/>
+        <w:rPr>
+          <w:rFonts w:ascii="Abadi ExtraLight" w:hAnsi="Abadi ExtraLight"/>
+          <w:lang w:val="en-US"/>
+        </w:rPr>
+      </w:pPr>
+    </w:p>
+    <w:p>
+      <w:pPr>
+        <w:spacing w:after="0"/>
+        <w:ind w:left="720" w:firstLine="696"/>
+        <w:rPr>
+          <w:rFonts w:ascii="Abadi ExtraLight" w:hAnsi="Abadi ExtraLight"/>
+          <w:lang w:val="en-US"/>
+        </w:rPr>
+      </w:pPr>
+      <w:r>
+        <w:rPr>
+          <w:rFonts w:ascii="Abadi ExtraLight" w:hAnsi="Abadi ExtraLight"/>
+          <w:lang w:val="en-US"/>
+        </w:rPr>
+        <w:t xml:space="preserve"># </w:t>
+      </w:r>
+      <w:proofErr w:type="spellStart"/>
+      <w:r>
+        <w:rPr>
+          <w:rFonts w:ascii="Abadi ExtraLight" w:hAnsi="Abadi ExtraLight"/>
+          <w:lang w:val="en-US"/>
+        </w:rPr>
+        <w:t>Attiva</w:t>
+      </w:r>
+      <w:proofErr w:type="spellEnd"/>
+    </w:p>
+    <w:p>
+      <w:pPr>
+        <w:spacing w:after="0"/>
+        <w:ind w:left="720" w:firstLine="696"/>
+        <w:rPr>
+          <w:rFonts w:ascii="Abadi ExtraLight" w:hAnsi="Abadi ExtraLight"/>
+          <w:lang w:val="en-US"/>
+        </w:rPr>
+      </w:pPr>
+      <w:r>
+        <w:rPr>
+          <w:rFonts w:ascii="Abadi ExtraLight" w:hAnsi="Abadi ExtraLight"/>
+          <w:lang w:val="en-US"/>
+        </w:rPr>
+        <w:t>source ~/</w:t>
+      </w:r>
+      <w:proofErr w:type="spellStart"/>
+      <w:r>
+        <w:rPr>
+          <w:rFonts w:ascii="Abadi ExtraLight" w:hAnsi="Abadi ExtraLight"/>
+          <w:lang w:val="en-US"/>
+        </w:rPr>
+        <w:t>trt</w:t>
+      </w:r>
+      <w:proofErr w:type="spellEnd"/>
+      <w:r>
+        <w:rPr>
+          <w:rFonts w:ascii="Abadi ExtraLight" w:hAnsi="Abadi ExtraLight"/>
+          <w:lang w:val="en-US"/>
+        </w:rPr>
+        <w:t>-samples/</w:t>
+      </w:r>
+      <w:proofErr w:type="spellStart"/>
+      <w:r>
+        <w:rPr>
+          <w:rFonts w:ascii="Abadi ExtraLight" w:hAnsi="Abadi ExtraLight"/>
+          <w:lang w:val="en-US"/>
+        </w:rPr>
+        <w:t>sample_yolo</w:t>
+      </w:r>
+      <w:proofErr w:type="spellEnd"/>
+      <w:r>
+        <w:rPr>
+          <w:rFonts w:ascii="Abadi ExtraLight" w:hAnsi="Abadi ExtraLight"/>
+          <w:lang w:val="en-US"/>
+        </w:rPr>
+        <w:t>/</w:t>
+      </w:r>
+      <w:proofErr w:type="spellStart"/>
+      <w:r>
+        <w:rPr>
+          <w:rFonts w:ascii="Abadi ExtraLight" w:hAnsi="Abadi ExtraLight"/>
+          <w:lang w:val="en-US"/>
+        </w:rPr>
+        <w:t>venv</w:t>
+      </w:r>
+      <w:proofErr w:type="spellEnd"/>
+      <w:r>
+        <w:rPr>
+          <w:rFonts w:ascii="Abadi ExtraLight" w:hAnsi="Abadi ExtraLight"/>
+          <w:lang w:val="en-US"/>
+        </w:rPr>
+        <w:t>/bin/activate</w:t>
+      </w:r>
+    </w:p>
+    <w:p>
+      <w:pPr>
+        <w:spacing w:after="0"/>
+        <w:ind w:left="720" w:firstLine="696"/>
+        <w:rPr>
+          <w:rFonts w:ascii="Abadi ExtraLight" w:hAnsi="Abadi ExtraLight"/>
+          <w:lang w:val="en-US"/>
+        </w:rPr>
+      </w:pPr>
+    </w:p>
+    <w:p>
+      <w:pPr>
+        <w:spacing w:after="0"/>
+        <w:ind w:left="720" w:firstLine="696"/>
+        <w:rPr>
+          <w:rFonts w:ascii="Abadi ExtraLight" w:hAnsi="Abadi ExtraLight"/>
+          <w:lang w:val="en-US"/>
+        </w:rPr>
+      </w:pPr>
+      <w:r>
+        <w:rPr>
+          <w:rFonts w:ascii="Abadi ExtraLight" w:hAnsi="Abadi ExtraLight"/>
+          <w:lang w:val="en-US"/>
+        </w:rPr>
+        <w:t xml:space="preserve"># </w:t>
+      </w:r>
+      <w:proofErr w:type="spellStart"/>
+      <w:r>
+        <w:rPr>
+          <w:rFonts w:ascii="Abadi ExtraLight" w:hAnsi="Abadi ExtraLight"/>
+          <w:lang w:val="en-US"/>
+        </w:rPr>
+        <w:t>Verifica</w:t>
+      </w:r>
+      <w:proofErr w:type="spellEnd"/>
+      <w:r>
+        <w:rPr>
+          <w:rFonts w:ascii="Abadi ExtraLight" w:hAnsi="Abadi ExtraLight"/>
+          <w:lang w:val="en-US"/>
+        </w:rPr>
+        <w:t xml:space="preserve"> </w:t>
+      </w:r>
+      <w:proofErr w:type="spellStart"/>
+      <w:r>
+        <w:rPr>
+          <w:rFonts w:ascii="Abadi ExtraLight" w:hAnsi="Abadi ExtraLight"/>
+          <w:lang w:val="en-US"/>
+        </w:rPr>
+        <w:t>che</w:t>
+      </w:r>
+      <w:proofErr w:type="spellEnd"/>
+      <w:r>
+        <w:rPr>
+          <w:rFonts w:ascii="Abadi ExtraLight" w:hAnsi="Abadi ExtraLight"/>
+          <w:lang w:val="en-US"/>
+        </w:rPr>
+        <w:t xml:space="preserve"> le librerie GPU siano visibili</w:t>
+      </w:r>
+    </w:p>
+    <w:p>
+      <w:pPr>
+        <w:spacing w:after="0"/>
+        <w:ind w:left="720" w:firstLine="696"/>
+        <w:rPr>
+          <w:rFonts w:ascii="Abadi ExtraLight" w:hAnsi="Abadi ExtraLight"/>
+          <w:lang w:val="en-US"/>
+        </w:rPr>
+      </w:pPr>
+      <w:r>
+        <w:rPr>
+          <w:rFonts w:ascii="Abadi ExtraLight" w:hAnsi="Abadi ExtraLight"/>
+          <w:lang w:val="en-US"/>
+        </w:rPr>
+        <w:t>python -c "import cv2; print(cv2.getBuildInformation())"</w:t>
+      </w:r>
+    </w:p>
+    <w:p>
+      <w:pPr>
+        <w:spacing w:after="0"/>
+        <w:ind w:left="720" w:firstLine="696"/>
+        <w:rPr>
+          <w:rFonts w:ascii="Abadi ExtraLight" w:hAnsi="Abadi ExtraLight"/>
+          <w:lang w:val="en-US"/>
+        </w:rPr>
+      </w:pPr>
+      <w:r>
+        <w:rPr>
+          <w:rFonts w:ascii="Abadi ExtraLight" w:hAnsi="Abadi ExtraLight"/>
+          <w:lang w:val="en-US"/>
+        </w:rPr>
+        <w:t xml:space="preserve">python -c "import </w:t>
+      </w:r>
+      <w:proofErr w:type="spellStart"/>
+      <w:r>
+        <w:rPr>
+          <w:rFonts w:ascii="Abadi ExtraLight" w:hAnsi="Abadi ExtraLight"/>
+          <w:lang w:val="en-US"/>
+        </w:rPr>
+        <w:t>tensorrt</w:t>
+      </w:r>
+      <w:proofErr w:type="spellEnd"/>
+      <w:r>
+        <w:rPr>
+          <w:rFonts w:ascii="Abadi ExtraLight" w:hAnsi="Abadi ExtraLight"/>
+          <w:lang w:val="en-US"/>
+        </w:rPr>
+        <w:t>; print(</w:t>
+      </w:r>
+      <w:proofErr w:type="spellStart"/>
+      <w:r>
+        <w:rPr>
+          <w:rFonts w:ascii="Abadi ExtraLight" w:hAnsi="Abadi ExtraLight"/>
+          <w:lang w:val="en-US"/>
+        </w:rPr>
+        <w:t>tensorrt</w:t>
+      </w:r>
+      <w:proofErr w:type="spellEnd"/>
+      <w:r>
+        <w:rPr>
+          <w:rFonts w:ascii="Abadi ExtraLight" w:hAnsi="Abadi ExtraLight"/>
+          <w:lang w:val="en-US"/>
+        </w:rPr>
+        <w:t>.__version__)"</w:t>
+      </w:r>
+    </w:p>
+    <w:p>
+      <w:pPr>
+        <w:spacing w:after="0"/>
+        <w:ind w:left="720" w:firstLine="696"/>
+        <w:rPr>
+          <w:rFonts w:ascii="Abadi ExtraLight" w:hAnsi="Abadi ExtraLight"/>
+          <w:lang w:val="en-US"/>
+        </w:rPr>
+      </w:pPr>
+    </w:p>
+    <w:p>
+      <w:pPr>
+        <w:spacing w:after="0"/>
+        <w:ind w:left="720" w:firstLine="696"/>
+        <w:rPr>
+          <w:rFonts w:ascii="Abadi ExtraLight" w:hAnsi="Abadi ExtraLight"/>
+          <w:lang w:val="en-US"/>
+        </w:rPr>
+      </w:pPr>
+      <w:r>
+        <w:rPr>
+          <w:rFonts w:ascii="Abadi ExtraLight" w:hAnsi="Abadi ExtraLight"/>
+          <w:lang w:val="en-US"/>
+        </w:rPr>
+        <w:t xml:space="preserve"># Installa solo i </w:t>
+      </w:r>
+      <w:proofErr w:type="spellStart"/>
+      <w:r>
+        <w:rPr>
+          <w:rFonts w:ascii="Abadi ExtraLight" w:hAnsi="Abadi ExtraLight"/>
+          <w:lang w:val="en-US"/>
+        </w:rPr>
+        <w:t>requirements</w:t>
+      </w:r>
+      <w:proofErr w:type="spellEnd"/>
+      <w:r>
+        <w:rPr>
+          <w:rFonts w:ascii="Abadi ExtraLight" w:hAnsi="Abadi ExtraLight"/>
+          <w:lang w:val="en-US"/>
+        </w:rPr>
+        <w:t xml:space="preserve"> aggiuntivi del sample</w:t>
+      </w:r>
+    </w:p>
+    <w:p>
+      <w:pPr>
+        <w:spacing w:after="0"/>
+        <w:ind w:left="720" w:firstLine="696"/>
+        <w:rPr>
+          <w:rFonts w:ascii="Abadi ExtraLight" w:hAnsi="Abadi ExtraLight"/>
+          <w:lang w:val="en-US"/>
+        </w:rPr>
+      </w:pPr>
+      <w:r>
+        <w:rPr>
+          <w:rFonts w:ascii="Abadi ExtraLight" w:hAnsi="Abadi ExtraLight"/>
+          <w:lang w:val="en-US"/>
+        </w:rPr>
+        <w:t>pip install -r requirements.txt</w:t>
+      </w:r>
+    </w:p>
+    <w:p>
+      <w:pPr>
+        <w:spacing w:after="0"/>
+        <w:ind w:left="720" w:firstLine="696"/>
+        <w:rPr>
+          <w:rFonts w:ascii="Abadi ExtraLight" w:hAnsi="Abadi ExtraLight"/>
+          <w:lang w:val="en-US"/>
+        </w:rPr>
+      </w:pPr>
+    </w:p>
+    <w:p>
+      <w:pPr>
+        <w:spacing w:after="0"/>
+        <w:ind w:left="720" w:firstLine="696"/>
+        <w:rPr>
+          <w:rFonts w:ascii="Abadi ExtraLight" w:hAnsi="Abadi ExtraLight"/>
+          <w:lang w:val="en-US"/>
+        </w:rPr>
+      </w:pPr>
+      <w:r>
+        <w:rPr>
+          <w:rFonts w:ascii="Abadi ExtraLight" w:hAnsi="Abadi ExtraLight"/>
+          <w:lang w:val="en-US"/>
+        </w:rPr>
+        <w:t xml:space="preserve"># </w:t>
+      </w:r>
+      <w:proofErr w:type="spellStart"/>
+      <w:r>
+        <w:rPr>
+          <w:rFonts w:ascii="Abadi ExtraLight" w:hAnsi="Abadi ExtraLight"/>
+          <w:lang w:val="en-US"/>
+        </w:rPr>
+        <w:t>Esci</w:t>
+      </w:r>
+      <w:proofErr w:type="spellEnd"/>
+    </w:p>
+    <w:p>
+      <w:pPr>
+        <w:spacing w:after="0"/>
+        <w:ind w:left="720" w:firstLine="696"/>
+        <w:rPr>
+          <w:rFonts w:ascii="Abadi ExtraLight" w:hAnsi="Abadi ExtraLight"/>
+          <w:lang w:val="en-US"/>
+        </w:rPr>
+      </w:pPr>
+      <w:r>
+        <w:rPr>
+          <w:rFonts w:ascii="Abadi ExtraLight" w:hAnsi="Abadi ExtraLight"/>
+          <w:lang w:val="en-US"/>
+        </w:rPr>
+        <w:t>D</w:t>
+      </w:r>
+      <w:r>
+        <w:rPr>
+          <w:rFonts w:ascii="Abadi ExtraLight" w:hAnsi="Abadi ExtraLight"/>
+          <w:lang w:val="en-US"/>
+        </w:rPr>
+        <w:t>eactivate</w:t>
+      </w:r>
+    </w:p>
+    <w:p>
+      <w:pPr>
+        <w:rPr>
+          <w:lang w:val="en-US"/>
+        </w:rPr>
+      </w:pPr>
+    </w:p>
+    <w:p>
+      <w:pPr>
+        <w:rPr>
+          <w:b/>
+          <w:bCs/>
+        </w:rPr>
+      </w:pPr>
+      <w:r>
+        <w:rPr>
+          <w:b/>
+          <w:bCs/>
+        </w:rPr>
+        <w:t>Cosa succe</w:t>
+      </w:r>
+      <w:r>
+        <w:rPr>
+          <w:b/>
+          <w:bCs/>
+        </w:rPr>
+        <w:t>de</w:t>
+      </w:r>
+      <w:r>
+        <w:rPr>
+          <w:b/>
+          <w:bCs/>
+        </w:rPr>
+        <w:t xml:space="preserve"> sotto il cofano</w:t>
+      </w:r>
+    </w:p>
+    <w:p>
+      <w:pPr>
+        <w:spacing w:after="0"/>
+        <w:ind w:left="720" w:firstLine="696"/>
+        <w:rPr>
+          <w:rFonts w:ascii="Abadi ExtraLight" w:hAnsi="Abadi ExtraLight"/>
+        </w:rPr>
+      </w:pPr>
+      <w:r>
+        <w:rPr>
+          <w:noProof/>
+        </w:rPr>
+        <w:drawing>
+          <wp:inline distT="0" distB="0" distL="0" distR="0" wp14:anchorId="40E8C8A3" wp14:editId="625F6C82">
+            <wp:extent cx="3644349" cy="1402080"/>
+            <wp:effectExtent l="0" t="0" r="0" b="7620"/>
+            <wp:docPr id="1392654440" name="Immagine 1"/>
+            <wp:cNvGraphicFramePr>
+              <a:graphicFrameLocks xmlns:a="http://schemas.openxmlformats.org/drawingml/2006/main" noChangeAspect="1"/>
+            </wp:cNvGraphicFramePr>
+            <a:graphic xmlns:a="http://schemas.openxmlformats.org/drawingml/2006/main">
+              <a:graphicData uri="http://schemas.openxmlformats.org/drawingml/2006/picture">
+                <pic:pic xmlns:pic="http://schemas.openxmlformats.org/drawingml/2006/picture">
+                  <pic:nvPicPr>
+                    <pic:cNvPr id="1392654440" name=""/>
+                    <pic:cNvPicPr/>
+                  </pic:nvPicPr>
+                  <pic:blipFill>
+                    <a:blip r:embed="rId41"/>
+                    <a:stretch>
+                      <a:fillRect/>
+                    </a:stretch>
+                  </pic:blipFill>
+                  <pic:spPr>
+                    <a:xfrm>
+                      <a:off x="0" y="0"/>
+                      <a:ext cx="3651153" cy="1404698"/>
+                    </a:xfrm>
+                    <a:prstGeom prst="rect">
+                      <a:avLst/>
+                    </a:prstGeom>
+                  </pic:spPr>
+                </pic:pic>
+              </a:graphicData>
+            </a:graphic>
+          </wp:inline>
+        </w:drawing>
+      </w:r>
+    </w:p>
+    <w:p/>
+    <w:p>
+      <w:pPr>
+        <w:rPr>
+          <w:b/>
+          <w:bCs/>
+        </w:rPr>
+      </w:pPr>
+      <w:r>
+        <w:rPr>
+          <w:b/>
+          <w:bCs/>
+        </w:rPr>
+        <w:t>Gestire i conflitti di versione</w:t>
+      </w:r>
+    </w:p>
+    <w:p>
+      <w:r>
+        <w:t xml:space="preserve">Il caso problematico è quando un sample richiede una versione </w:t>
+      </w:r>
+      <w:r>
+        <w:rPr>
+          <w:b/>
+          <w:bCs/>
+        </w:rPr>
+        <w:t>diversa</w:t>
+      </w:r>
+      <w:r>
+        <w:t xml:space="preserve"> da quella di sistema di un pacchetto già installato (es. </w:t>
+      </w:r>
+      <w:proofErr w:type="spellStart"/>
+      <w:r>
+        <w:t>numpy</w:t>
+      </w:r>
+      <w:proofErr w:type="spellEnd"/>
+      <w:r>
+        <w:t>):</w:t>
+      </w:r>
+    </w:p>
+    <w:p>
+      <w:pPr>
+        <w:spacing w:after="0"/>
+        <w:ind w:left="720" w:firstLine="696"/>
+        <w:rPr>
+          <w:rFonts w:ascii="Abadi ExtraLight" w:hAnsi="Abadi ExtraLight"/>
+          <w:lang w:val="en-US"/>
+        </w:rPr>
+      </w:pPr>
+      <w:r>
+        <w:rPr>
+          <w:rFonts w:ascii="Abadi ExtraLight" w:hAnsi="Abadi ExtraLight"/>
+          <w:lang w:val="en-US"/>
+        </w:rPr>
+        <w:t># Vedi cosa viene ereditato dal sistema</w:t>
+      </w:r>
+    </w:p>
+    <w:p>
+      <w:pPr>
+        <w:spacing w:after="0"/>
+        <w:ind w:left="720" w:firstLine="696"/>
+        <w:rPr>
+          <w:rFonts w:ascii="Abadi ExtraLight" w:hAnsi="Abadi ExtraLight"/>
+          <w:lang w:val="en-US"/>
+        </w:rPr>
+      </w:pPr>
+      <w:proofErr w:type="spellStart"/>
+      <w:r>
+        <w:rPr>
+          <w:rFonts w:ascii="Abadi ExtraLight" w:hAnsi="Abadi ExtraLight"/>
+          <w:lang w:val="en-US"/>
+        </w:rPr>
+        <w:t>pip</w:t>
+      </w:r>
+      <w:proofErr w:type="spellEnd"/>
+      <w:r>
+        <w:rPr>
+          <w:rFonts w:ascii="Abadi ExtraLight" w:hAnsi="Abadi ExtraLight"/>
+          <w:lang w:val="en-US"/>
+        </w:rPr>
+        <w:t xml:space="preserve"> list --</w:t>
+      </w:r>
+      <w:proofErr w:type="spellStart"/>
+      <w:r>
+        <w:rPr>
+          <w:rFonts w:ascii="Abadi ExtraLight" w:hAnsi="Abadi ExtraLight"/>
+          <w:lang w:val="en-US"/>
+        </w:rPr>
+        <w:t>local</w:t>
+      </w:r>
+      <w:proofErr w:type="spellEnd"/>
+      <w:r>
+        <w:rPr>
+          <w:rFonts w:ascii="Abadi ExtraLight" w:hAnsi="Abadi ExtraLight"/>
+          <w:lang w:val="en-US"/>
+        </w:rPr>
+        <w:t xml:space="preserve">          # solo pacchetti installati nel </w:t>
+      </w:r>
+      <w:proofErr w:type="spellStart"/>
+      <w:r>
+        <w:rPr>
+          <w:rFonts w:ascii="Abadi ExtraLight" w:hAnsi="Abadi ExtraLight"/>
+          <w:lang w:val="en-US"/>
+        </w:rPr>
+        <w:t>venv</w:t>
+      </w:r>
+      <w:proofErr w:type="spellEnd"/>
+    </w:p>
+    <w:p>
+      <w:pPr>
+        <w:spacing w:after="0"/>
+        <w:ind w:left="720" w:firstLine="696"/>
+        <w:rPr>
+          <w:rFonts w:ascii="Abadi ExtraLight" w:hAnsi="Abadi ExtraLight"/>
+          <w:lang w:val="en-US"/>
+        </w:rPr>
+      </w:pPr>
+      <w:proofErr w:type="spellStart"/>
+      <w:r>
+        <w:rPr>
+          <w:rFonts w:ascii="Abadi ExtraLight" w:hAnsi="Abadi ExtraLight"/>
+          <w:lang w:val="en-US"/>
+        </w:rPr>
+        <w:t>pip</w:t>
+      </w:r>
+      <w:proofErr w:type="spellEnd"/>
+      <w:r>
+        <w:rPr>
+          <w:rFonts w:ascii="Abadi ExtraLight" w:hAnsi="Abadi ExtraLight"/>
+          <w:lang w:val="en-US"/>
+        </w:rPr>
+        <w:t xml:space="preserve"> list                  # tutto (sistema + </w:t>
+      </w:r>
+      <w:proofErr w:type="spellStart"/>
+      <w:r>
+        <w:rPr>
+          <w:rFonts w:ascii="Abadi ExtraLight" w:hAnsi="Abadi ExtraLight"/>
+          <w:lang w:val="en-US"/>
+        </w:rPr>
+        <w:t>venv</w:t>
+      </w:r>
+      <w:proofErr w:type="spellEnd"/>
+      <w:r>
+        <w:rPr>
+          <w:rFonts w:ascii="Abadi ExtraLight" w:hAnsi="Abadi ExtraLight"/>
+          <w:lang w:val="en-US"/>
+        </w:rPr>
+        <w:t>)</w:t>
+      </w:r>
+    </w:p>
+    <w:p>
+      <w:pPr>
+        <w:spacing w:after="0"/>
+        <w:ind w:left="720" w:firstLine="696"/>
+        <w:rPr>
+          <w:rFonts w:ascii="Abadi ExtraLight" w:hAnsi="Abadi ExtraLight"/>
+          <w:lang w:val="en-US"/>
+        </w:rPr>
+      </w:pPr>
+    </w:p>
+    <w:p>
+      <w:pPr>
+        <w:spacing w:after="0"/>
+        <w:ind w:left="720" w:firstLine="696"/>
+        <w:rPr>
+          <w:rFonts w:ascii="Abadi ExtraLight" w:hAnsi="Abadi ExtraLight"/>
+          <w:lang w:val="en-US"/>
+        </w:rPr>
+      </w:pPr>
+      <w:r>
+        <w:rPr>
+          <w:rFonts w:ascii="Abadi ExtraLight" w:hAnsi="Abadi ExtraLight"/>
+          <w:lang w:val="en-US"/>
+        </w:rPr>
+        <w:t xml:space="preserve"># Se c'è conflitto, forza la versione nel </w:t>
+      </w:r>
+      <w:proofErr w:type="spellStart"/>
+      <w:r>
+        <w:rPr>
+          <w:rFonts w:ascii="Abadi ExtraLight" w:hAnsi="Abadi ExtraLight"/>
+          <w:lang w:val="en-US"/>
+        </w:rPr>
+        <w:t>venv</w:t>
+      </w:r>
+      <w:proofErr w:type="spellEnd"/>
+    </w:p>
+    <w:p>
+      <w:pPr>
+        <w:spacing w:after="0"/>
+        <w:ind w:left="720" w:firstLine="696"/>
+        <w:rPr>
+          <w:rFonts w:ascii="Abadi ExtraLight" w:hAnsi="Abadi ExtraLight"/>
+          <w:lang w:val="en-US"/>
+        </w:rPr>
+      </w:pPr>
+      <w:r>
+        <w:rPr>
+          <w:rFonts w:ascii="Abadi ExtraLight" w:hAnsi="Abadi ExtraLight"/>
+          <w:lang w:val="en-US"/>
+        </w:rPr>
+        <w:t xml:space="preserve">pip install </w:t>
+      </w:r>
+      <w:proofErr w:type="spellStart"/>
+      <w:r>
+        <w:rPr>
+          <w:rFonts w:ascii="Abadi ExtraLight" w:hAnsi="Abadi ExtraLight"/>
+          <w:lang w:val="en-US"/>
+        </w:rPr>
+        <w:t>numpy</w:t>
+      </w:r>
+      <w:proofErr w:type="spellEnd"/>
+      <w:r>
+        <w:rPr>
+          <w:rFonts w:ascii="Abadi ExtraLight" w:hAnsi="Abadi ExtraLight"/>
+          <w:lang w:val="en-US"/>
+        </w:rPr>
+        <w:t>==1.24 --upgrade --ignore-installed</w:t>
+      </w:r>
+    </w:p>
+    <w:p>
+      <w:pPr>
+        <w:spacing w:after="0"/>
+        <w:ind w:left="720" w:firstLine="696"/>
+        <w:rPr>
+          <w:rFonts w:ascii="Abadi ExtraLight" w:hAnsi="Abadi ExtraLight"/>
+          <w:lang w:val="en-US"/>
+        </w:rPr>
+      </w:pPr>
+    </w:p>
+    <w:p>
+      <w:r>
+        <w:rPr>
+          <w:rFonts w:ascii="Segoe UI Emoji" w:hAnsi="Segoe UI Emoji" w:cs="Segoe UI Emoji"/>
+        </w:rPr>
+        <w:t>⚠️</w:t>
+      </w:r>
+      <w:r>
+        <w:t xml:space="preserve"> Attenzione: fare </w:t>
+      </w:r>
+      <w:proofErr w:type="spellStart"/>
+      <w:r>
+        <w:t>override</w:t>
+      </w:r>
+      <w:proofErr w:type="spellEnd"/>
+      <w:r>
+        <w:t xml:space="preserve"> di pacchetti che sono </w:t>
+      </w:r>
+      <w:r>
+        <w:rPr>
+          <w:b/>
+          <w:bCs/>
+        </w:rPr>
+        <w:t xml:space="preserve">dipendenze dirette di </w:t>
+      </w:r>
+      <w:proofErr w:type="spellStart"/>
+      <w:r>
+        <w:rPr>
+          <w:b/>
+          <w:bCs/>
+        </w:rPr>
+        <w:t>TensorRT</w:t>
+      </w:r>
+      <w:proofErr w:type="spellEnd"/>
+      <w:r>
+        <w:rPr>
+          <w:b/>
+          <w:bCs/>
+        </w:rPr>
+        <w:t>/</w:t>
+      </w:r>
+      <w:proofErr w:type="spellStart"/>
+      <w:r>
+        <w:rPr>
+          <w:b/>
+          <w:bCs/>
+        </w:rPr>
+        <w:t>OpenCV</w:t>
+      </w:r>
+      <w:proofErr w:type="spellEnd"/>
+      <w:r>
+        <w:t xml:space="preserve"> (come </w:t>
+      </w:r>
+      <w:proofErr w:type="spellStart"/>
+      <w:r>
+        <w:t>numpy</w:t>
+      </w:r>
+      <w:proofErr w:type="spellEnd"/>
+      <w:r>
+        <w:t>) può rompere quelle librerie. Verifica sempre dopo.</w:t>
+      </w:r>
+    </w:p>
+    <w:p/>
+    <w:p>
+      <w:pPr>
+        <w:spacing w:before="240"/>
+        <w:rPr>
+          <w:b/>
+          <w:bCs/>
+        </w:rPr>
+      </w:pPr>
+      <w:r>
+        <w:rPr>
+          <w:b/>
+          <w:bCs/>
+        </w:rPr>
+        <w:t>Perché non Conda</w:t>
+      </w:r>
+    </w:p>
+    <w:p>
+      <w:pPr>
+        <w:jc w:val="center"/>
+      </w:pPr>
+      <w:r>
+        <w:rPr>
+          <w:noProof/>
+        </w:rPr>
+        <w:drawing>
+          <wp:inline distT="0" distB="0" distL="0" distR="0" wp14:anchorId="048AD768" wp14:editId="09F9F8B2">
+            <wp:extent cx="4697369" cy="1584960"/>
+            <wp:effectExtent l="0" t="0" r="8255" b="0"/>
+            <wp:docPr id="1143872833" name="Immagine 1"/>
+            <wp:cNvGraphicFramePr>
+              <a:graphicFrameLocks xmlns:a="http://schemas.openxmlformats.org/drawingml/2006/main" noChangeAspect="1"/>
+            </wp:cNvGraphicFramePr>
+            <a:graphic xmlns:a="http://schemas.openxmlformats.org/drawingml/2006/main">
+              <a:graphicData uri="http://schemas.openxmlformats.org/drawingml/2006/picture">
+                <pic:pic xmlns:pic="http://schemas.openxmlformats.org/drawingml/2006/picture">
+                  <pic:nvPicPr>
+                    <pic:cNvPr id="1143872833" name=""/>
+                    <pic:cNvPicPr/>
+                  </pic:nvPicPr>
+                  <pic:blipFill>
+                    <a:blip r:embed="rId42"/>
+                    <a:stretch>
+                      <a:fillRect/>
+                    </a:stretch>
+                  </pic:blipFill>
+                  <pic:spPr>
+                    <a:xfrm>
+                      <a:off x="0" y="0"/>
+                      <a:ext cx="4700739" cy="1586097"/>
+                    </a:xfrm>
+                    <a:prstGeom prst="rect">
+                      <a:avLst/>
+                    </a:prstGeom>
+                  </pic:spPr>
+                </pic:pic>
+              </a:graphicData>
+            </a:graphic>
+          </wp:inline>
+        </w:drawing>
+      </w:r>
+    </w:p>
+    <w:p>
+      <w:pPr>
+        <w:rPr>
+          <w:lang w:val="en-US"/>
+        </w:rPr>
+      </w:pPr>
+    </w:p>
+    <w:p>
+      <w:pPr>
+        <w:pStyle w:val="Titolo4"/>
+      </w:pPr>
       <w:r>
         <w:t>Docker</w:t>
       </w:r>
@@ -36850,7 +38142,7 @@
           <w:lang w:val="en-US"/>
         </w:rPr>
       </w:pPr>
-      <w:hyperlink r:id="rId40" w:history="1">
+      <w:hyperlink r:id="rId43" w:history="1">
         <w:r>
           <w:rPr>
             <w:b/>
@@ -36869,7 +38161,7 @@
           <w:lang w:val="en-US"/>
         </w:rPr>
       </w:pPr>
-      <w:hyperlink r:id="rId41" w:history="1">
+      <w:hyperlink r:id="rId44" w:history="1">
         <w:r>
           <w:rPr>
             <w:rStyle w:val="Collegamentoipertestuale"/>
@@ -36923,7 +38215,7 @@
           <w:lang w:val="en-US"/>
         </w:rPr>
       </w:pPr>
-      <w:hyperlink r:id="rId42" w:history="1">
+      <w:hyperlink r:id="rId45" w:history="1">
         <w:r>
           <w:rPr>
             <w:rStyle w:val="Collegamentoipertestuale"/>
@@ -36968,7 +38260,7 @@
           <w:lang w:val="en-US"/>
         </w:rPr>
       </w:pPr>
-      <w:hyperlink r:id="rId43" w:history="1">
+      <w:hyperlink r:id="rId46" w:history="1">
         <w:r>
           <w:rPr>
             <w:rStyle w:val="Collegamentoipertestuale"/>
@@ -37011,7 +38303,7 @@
           <w:lang w:val="en-US"/>
         </w:rPr>
       </w:pPr>
-      <w:hyperlink r:id="rId44" w:history="1">
+      <w:hyperlink r:id="rId47" w:history="1">
         <w:r>
           <w:rPr>
             <w:rStyle w:val="Collegamentoipertestuale"/>
@@ -37068,7 +38360,7 @@
           <w:lang w:val="en-US"/>
         </w:rPr>
       </w:pPr>
-      <w:hyperlink r:id="rId45" w:history="1">
+      <w:hyperlink r:id="rId48" w:history="1">
         <w:r>
           <w:rPr>
             <w:rStyle w:val="Collegamentoipertestuale"/>
@@ -37125,7 +38417,7 @@
           <w:lang w:val="en-US"/>
         </w:rPr>
       </w:pPr>
-      <w:hyperlink r:id="rId46" w:history="1">
+      <w:hyperlink r:id="rId49" w:history="1">
         <w:r>
           <w:rPr>
             <w:rStyle w:val="Collegamentoipertestuale"/>
@@ -37172,7 +38464,7 @@
           <w:lang w:val="en-US"/>
         </w:rPr>
       </w:pPr>
-      <w:hyperlink r:id="rId47" w:history="1">
+      <w:hyperlink r:id="rId50" w:history="1">
         <w:r>
           <w:rPr>
             <w:rStyle w:val="Collegamentoipertestuale"/>
@@ -37219,7 +38511,7 @@
           <w:lang w:val="en-US"/>
         </w:rPr>
       </w:pPr>
-      <w:hyperlink r:id="rId48" w:history="1">
+      <w:hyperlink r:id="rId51" w:history="1">
         <w:r>
           <w:rPr>
             <w:rStyle w:val="Collegamentoipertestuale"/>
@@ -37290,7 +38582,7 @@
           <w:lang w:val="en-US"/>
         </w:rPr>
       </w:pPr>
-      <w:hyperlink r:id="rId49" w:history="1">
+      <w:hyperlink r:id="rId52" w:history="1">
         <w:r>
           <w:rPr>
             <w:rStyle w:val="Collegamentoipertestuale"/>
@@ -37848,15 +39140,6 @@
       </w:r>
     </w:p>
     <w:p>
-      <w:pPr>
-        <w:pStyle w:val="Paragrafoelenco"/>
-        <w:numPr>
-          <w:ilvl w:val="0"/>
-          <w:numId w:val="8"/>
-        </w:numPr>
-      </w:pPr>
-    </w:p>
-    <w:p>
       <w:r>
         <w:br w:type="page"/>
       </w:r>
@@ -37920,7 +39203,7 @@
           <w:lang w:val="en-US"/>
         </w:rPr>
       </w:pPr>
-      <w:hyperlink r:id="rId50" w:history="1">
+      <w:hyperlink r:id="rId53" w:history="1">
         <w:r>
           <w:rPr>
             <w:rStyle w:val="Collegamentoipertestuale"/>
@@ -37944,7 +39227,7 @@
       <w:r>
         <w:t xml:space="preserve">NVIDIA VPI Samples: </w:t>
       </w:r>
-      <w:hyperlink r:id="rId51" w:history="1">
+      <w:hyperlink r:id="rId54" w:history="1">
         <w:r>
           <w:rPr>
             <w:rStyle w:val="Collegamentoipertestuale"/>
@@ -37974,7 +39257,7 @@
       <w:r>
         <w:t xml:space="preserve">: </w:t>
       </w:r>
-      <w:hyperlink r:id="rId52" w:anchor="install-onnxruntime-gpu" w:history="1">
+      <w:hyperlink r:id="rId55" w:anchor="install-onnxruntime-gpu" w:history="1">
         <w:r>
           <w:rPr>
             <w:rStyle w:val="Collegamentoipertestuale"/>
@@ -41139,7 +42422,7 @@
   <w:abstractNum w:abstractNumId="24" w15:restartNumberingAfterBreak="0">
     <w:nsid w:val="53C91062"/>
     <w:multiLevelType w:val="hybridMultilevel"/>
-    <w:tmpl w:val="45E60A2A"/>
+    <w:tmpl w:val="71566C64"/>
     <w:lvl w:ilvl="0" w:tplc="04100001">
       <w:start w:val="1"/>
       <w:numFmt w:val="bullet"/>

--- a/Setup JETSON ORIN.docx
+++ b/Setup JETSON ORIN.docx
@@ -80,7 +80,25 @@
           <w:bCs/>
           <w:lang w:val="en-US"/>
         </w:rPr>
-        <w:t xml:space="preserve">JETSON ORIN CASE A-Assembly Tutorial, Aluminum Alloy Case For Jetson Orin, With Camera Holder </w:t>
+        <w:t xml:space="preserve">JETSON ORIN CASE A-Assembly Tutorial, Aluminum Alloy Case </w:t>
+      </w:r>
+      <w:proofErr w:type="gramStart"/>
+      <w:r>
+        <w:rPr>
+          <w:b/>
+          <w:bCs/>
+          <w:lang w:val="en-US"/>
+        </w:rPr>
+        <w:t>For</w:t>
+      </w:r>
+      <w:proofErr w:type="gramEnd"/>
+      <w:r>
+        <w:rPr>
+          <w:b/>
+          <w:bCs/>
+          <w:lang w:val="en-US"/>
+        </w:rPr>
+        <w:t xml:space="preserve"> Jetson Orin, With Camera Holder </w:t>
       </w:r>
     </w:p>
     <w:p>
@@ -1330,8 +1348,13 @@
       <w:pPr>
         <w:ind w:left="720"/>
       </w:pPr>
-      <w:r>
-        <w:t xml:space="preserve">o , per tutto il </w:t>
+      <w:proofErr w:type="gramStart"/>
+      <w:r>
+        <w:t>o ,</w:t>
+      </w:r>
+      <w:proofErr w:type="gramEnd"/>
+      <w:r>
+        <w:t xml:space="preserve"> per tutto il </w:t>
       </w:r>
       <w:proofErr w:type="spellStart"/>
       <w:r>
@@ -1779,7 +1802,15 @@
         <w:pStyle w:val="Titolo4"/>
       </w:pPr>
       <w:r>
-        <w:t xml:space="preserve">CSI Camera : Prima Configurazione e verifica </w:t>
+        <w:t xml:space="preserve">CSI </w:t>
+      </w:r>
+      <w:proofErr w:type="gramStart"/>
+      <w:r>
+        <w:t>Camera :</w:t>
+      </w:r>
+      <w:proofErr w:type="gramEnd"/>
+      <w:r>
+        <w:t xml:space="preserve"> Prima Configurazione e verifica </w:t>
       </w:r>
     </w:p>
     <w:p>
@@ -1971,8 +2002,17 @@
           <w:b/>
           <w:bCs/>
         </w:rPr>
-        <w:t>Se vedi due device</w:t>
-      </w:r>
+        <w:t xml:space="preserve">Se vedi due </w:t>
+      </w:r>
+      <w:proofErr w:type="gramStart"/>
+      <w:r>
+        <w:rPr>
+          <w:b/>
+          <w:bCs/>
+        </w:rPr>
+        <w:t>device</w:t>
+      </w:r>
+      <w:proofErr w:type="gramEnd"/>
       <w:r>
         <w:t xml:space="preserve">, significa che </w:t>
       </w:r>
@@ -2232,9 +2272,26 @@
           <w:rFonts w:ascii="Abadi ExtraLight" w:hAnsi="Abadi ExtraLight"/>
           <w:lang w:val="en-US"/>
         </w:rPr>
-        <w:t xml:space="preserve">=0 ! </w:t>
-      </w:r>
-      <w:proofErr w:type="spellStart"/>
+        <w:t>=</w:t>
+      </w:r>
+      <w:proofErr w:type="gramStart"/>
+      <w:r>
+        <w:rPr>
+          <w:rFonts w:ascii="Abadi ExtraLight" w:hAnsi="Abadi ExtraLight"/>
+          <w:lang w:val="en-US"/>
+        </w:rPr>
+        <w:t>0 !</w:t>
+      </w:r>
+      <w:proofErr w:type="gramEnd"/>
+      <w:r>
+        <w:rPr>
+          <w:rFonts w:ascii="Abadi ExtraLight" w:hAnsi="Abadi ExtraLight"/>
+          <w:lang w:val="en-US"/>
+        </w:rPr>
+        <w:t xml:space="preserve"> </w:t>
+      </w:r>
+      <w:proofErr w:type="spellStart"/>
+      <w:proofErr w:type="gramStart"/>
       <w:r>
         <w:rPr>
           <w:rFonts w:ascii="Abadi ExtraLight" w:hAnsi="Abadi ExtraLight"/>
@@ -2248,7 +2305,15 @@
           <w:rFonts w:ascii="Abadi ExtraLight" w:hAnsi="Abadi ExtraLight"/>
           <w:lang w:val="en-US"/>
         </w:rPr>
-        <w:t xml:space="preserve"> ! </w:t>
+        <w:t xml:space="preserve"> !</w:t>
+      </w:r>
+      <w:proofErr w:type="gramEnd"/>
+      <w:r>
+        <w:rPr>
+          <w:rFonts w:ascii="Abadi ExtraLight" w:hAnsi="Abadi ExtraLight"/>
+          <w:lang w:val="en-US"/>
+        </w:rPr>
+        <w:t xml:space="preserve"> </w:t>
       </w:r>
       <w:proofErr w:type="spellStart"/>
       <w:r>
@@ -3546,34 +3611,34 @@
           <w:iCs/>
           <w:lang w:val="en-US"/>
         </w:rPr>
-        <w:t>comar@CETMA-Jetson</w:t>
-      </w:r>
-      <w:proofErr w:type="spellEnd"/>
+        <w:t>comar@CETMA-</w:t>
+      </w:r>
+      <w:proofErr w:type="gramStart"/>
       <w:r>
         <w:rPr>
           <w:i/>
           <w:iCs/>
           <w:lang w:val="en-US"/>
         </w:rPr>
-        <w:t>:~$ ps -</w:t>
-      </w:r>
-      <w:proofErr w:type="spellStart"/>
+        <w:t>Jetson</w:t>
+      </w:r>
+      <w:proofErr w:type="spellEnd"/>
       <w:r>
         <w:rPr>
           <w:i/>
           <w:iCs/>
           <w:lang w:val="en-US"/>
         </w:rPr>
-        <w:t>ef</w:t>
-      </w:r>
-      <w:proofErr w:type="spellEnd"/>
+        <w:t>:~</w:t>
+      </w:r>
+      <w:proofErr w:type="gramEnd"/>
       <w:r>
         <w:rPr>
           <w:i/>
           <w:iCs/>
           <w:lang w:val="en-US"/>
         </w:rPr>
-        <w:t xml:space="preserve"> | grep </w:t>
+        <w:t>$ ps -</w:t>
       </w:r>
       <w:proofErr w:type="spellStart"/>
       <w:r>
@@ -3582,27 +3647,63 @@
           <w:iCs/>
           <w:lang w:val="en-US"/>
         </w:rPr>
-        <w:t>Xorg</w:t>
-      </w:r>
-      <w:proofErr w:type="spellEnd"/>
-    </w:p>
-    <w:p>
-      <w:pPr>
-        <w:spacing w:after="0"/>
-        <w:ind w:left="1418"/>
+        <w:t>ef</w:t>
+      </w:r>
+      <w:proofErr w:type="spellEnd"/>
+      <w:r>
         <w:rPr>
           <w:i/>
           <w:iCs/>
           <w:lang w:val="en-US"/>
         </w:rPr>
-      </w:pPr>
+        <w:t xml:space="preserve"> | grep </w:t>
+      </w:r>
+      <w:proofErr w:type="spellStart"/>
       <w:r>
         <w:rPr>
           <w:i/>
           <w:iCs/>
           <w:lang w:val="en-US"/>
         </w:rPr>
-        <w:t>root        3506    3504  0 09:42 tty2     00:00:57 /</w:t>
+        <w:t>Xorg</w:t>
+      </w:r>
+      <w:proofErr w:type="spellEnd"/>
+    </w:p>
+    <w:p>
+      <w:pPr>
+        <w:spacing w:after="0"/>
+        <w:ind w:left="1418"/>
+        <w:rPr>
+          <w:i/>
+          <w:iCs/>
+          <w:lang w:val="en-US"/>
+        </w:rPr>
+      </w:pPr>
+      <w:r>
+        <w:rPr>
+          <w:i/>
+          <w:iCs/>
+          <w:lang w:val="en-US"/>
+        </w:rPr>
+        <w:t xml:space="preserve">root        3506    </w:t>
+      </w:r>
+      <w:proofErr w:type="gramStart"/>
+      <w:r>
+        <w:rPr>
+          <w:i/>
+          <w:iCs/>
+          <w:lang w:val="en-US"/>
+        </w:rPr>
+        <w:t>3504  0</w:t>
+      </w:r>
+      <w:proofErr w:type="gramEnd"/>
+      <w:r>
+        <w:rPr>
+          <w:i/>
+          <w:iCs/>
+          <w:lang w:val="en-US"/>
+        </w:rPr>
+        <w:t xml:space="preserve"> 09:42 tty2     00:00:57 /</w:t>
       </w:r>
       <w:proofErr w:type="spellStart"/>
       <w:r>
@@ -3840,7 +3941,25 @@
           <w:iCs/>
           <w:lang w:val="en-US"/>
         </w:rPr>
-        <w:t xml:space="preserve">      21404    8396  0 15:11 pts/1    00:00:00 grep --color=auto </w:t>
+        <w:t xml:space="preserve">      21404    </w:t>
+      </w:r>
+      <w:proofErr w:type="gramStart"/>
+      <w:r>
+        <w:rPr>
+          <w:i/>
+          <w:iCs/>
+          <w:lang w:val="en-US"/>
+        </w:rPr>
+        <w:t>8396  0</w:t>
+      </w:r>
+      <w:proofErr w:type="gramEnd"/>
+      <w:r>
+        <w:rPr>
+          <w:i/>
+          <w:iCs/>
+          <w:lang w:val="en-US"/>
+        </w:rPr>
+        <w:t xml:space="preserve"> 15:11 pts/1    00:00:00 grep --color=auto </w:t>
       </w:r>
       <w:proofErr w:type="spellStart"/>
       <w:r>
@@ -4262,6 +4381,7 @@
         <w:t>-user-</w:t>
       </w:r>
       <w:proofErr w:type="spellStart"/>
+      <w:proofErr w:type="gramStart"/>
       <w:r>
         <w:rPr>
           <w:rFonts w:ascii="Abadi ExtraLight" w:hAnsi="Abadi ExtraLight"/>
@@ -4270,6 +4390,7 @@
         <w:t>sessions.service</w:t>
       </w:r>
       <w:proofErr w:type="spellEnd"/>
+      <w:proofErr w:type="gramEnd"/>
       <w:r>
         <w:rPr>
           <w:rFonts w:ascii="Abadi ExtraLight" w:hAnsi="Abadi ExtraLight"/>
@@ -4278,6 +4399,7 @@
         <w:t xml:space="preserve"> </w:t>
       </w:r>
       <w:proofErr w:type="spellStart"/>
+      <w:proofErr w:type="gramStart"/>
       <w:r>
         <w:rPr>
           <w:rFonts w:ascii="Abadi ExtraLight" w:hAnsi="Abadi ExtraLight"/>
@@ -4286,6 +4408,7 @@
         <w:t>gdm.service</w:t>
       </w:r>
       <w:proofErr w:type="spellEnd"/>
+      <w:proofErr w:type="gramEnd"/>
       <w:r>
         <w:rPr>
           <w:rFonts w:ascii="Abadi ExtraLight" w:hAnsi="Abadi ExtraLight"/>
@@ -4294,6 +4417,7 @@
         <w:t xml:space="preserve"> </w:t>
       </w:r>
       <w:proofErr w:type="spellStart"/>
+      <w:proofErr w:type="gramStart"/>
       <w:r>
         <w:rPr>
           <w:rFonts w:ascii="Abadi ExtraLight" w:hAnsi="Abadi ExtraLight"/>
@@ -4302,6 +4426,7 @@
         <w:t>graphical.target</w:t>
       </w:r>
       <w:proofErr w:type="spellEnd"/>
+      <w:proofErr w:type="gramEnd"/>
     </w:p>
     <w:p>
       <w:pPr>
@@ -4526,8 +4651,17 @@
           <w:rFonts w:ascii="Abadi ExtraLight" w:hAnsi="Abadi ExtraLight"/>
           <w:lang w:val="en-US"/>
         </w:rPr>
-        <w:t>Restart=on-failure</w:t>
-      </w:r>
+        <w:t>Restart=</w:t>
+      </w:r>
+      <w:proofErr w:type="gramStart"/>
+      <w:r>
+        <w:rPr>
+          <w:rFonts w:ascii="Abadi ExtraLight" w:hAnsi="Abadi ExtraLight"/>
+          <w:lang w:val="en-US"/>
+        </w:rPr>
+        <w:t>on-failure</w:t>
+      </w:r>
+      <w:proofErr w:type="gramEnd"/>
     </w:p>
     <w:p>
       <w:pPr>
@@ -5286,6 +5420,7 @@
           <w:bCs/>
         </w:rPr>
       </w:pPr>
+      <w:proofErr w:type="gramStart"/>
       <w:r>
         <w:rPr>
           <w:b/>
@@ -5301,6 +5436,7 @@
         </w:rPr>
         <w:t xml:space="preserve"> LXDE</w:t>
       </w:r>
+      <w:proofErr w:type="gramEnd"/>
     </w:p>
     <w:p>
       <w:pPr>
@@ -6031,6 +6167,7 @@
         <w:t xml:space="preserve">è installata </w:t>
       </w:r>
       <w:proofErr w:type="spellStart"/>
+      <w:proofErr w:type="gramStart"/>
       <w:r>
         <w:rPr>
           <w:b/>
@@ -6042,7 +6179,11 @@
       </w:r>
       <w:proofErr w:type="spellEnd"/>
       <w:r>
-        <w:t xml:space="preserve">  compilata con supporto GPU (CUDA)</w:t>
+        <w:t xml:space="preserve">  compilata</w:t>
+      </w:r>
+      <w:proofErr w:type="gramEnd"/>
+      <w:r>
+        <w:t xml:space="preserve"> con supporto GPU (CUDA)</w:t>
       </w:r>
       <w:r>
         <w:t>,</w:t>
@@ -6126,6 +6267,7 @@
         </w:rPr>
       </w:pPr>
       <w:proofErr w:type="spellStart"/>
+      <w:proofErr w:type="gramStart"/>
       <w:r>
         <w:rPr>
           <w:rFonts w:ascii="Abadi ExtraLight" w:hAnsi="Abadi ExtraLight"/>
@@ -6137,7 +6279,14 @@
         <w:rPr>
           <w:rFonts w:ascii="Abadi ExtraLight" w:hAnsi="Abadi ExtraLight"/>
         </w:rPr>
-        <w:t>(cv2.getBuildInformation())</w:t>
+        <w:t>(</w:t>
+      </w:r>
+      <w:proofErr w:type="gramEnd"/>
+      <w:r>
+        <w:rPr>
+          <w:rFonts w:ascii="Abadi ExtraLight" w:hAnsi="Abadi ExtraLight"/>
+        </w:rPr>
+        <w:t>cv2.getBuildInformation())</w:t>
       </w:r>
     </w:p>
     <w:p>
@@ -6212,7 +6361,21 @@
         <w:rPr>
           <w:lang w:val="en-US"/>
         </w:rPr>
-        <w:t>NVIDIA GPU arch:               8.7   (Orin)</w:t>
+        <w:t>NVIDIA GPU arch:               8.7</w:t>
+      </w:r>
+      <w:proofErr w:type="gramStart"/>
+      <w:r>
+        <w:rPr>
+          <w:lang w:val="en-US"/>
+        </w:rPr>
+        <w:t xml:space="preserve">   (</w:t>
+      </w:r>
+      <w:proofErr w:type="gramEnd"/>
+      <w:r>
+        <w:rPr>
+          <w:lang w:val="en-US"/>
+        </w:rPr>
+        <w:t>Orin)</w:t>
       </w:r>
     </w:p>
     <w:p>
@@ -6711,12 +6874,21 @@
           <w:lang w:val="en-US"/>
         </w:rPr>
       </w:pPr>
-      <w:r>
-        <w:rPr>
-          <w:rFonts w:ascii="Abadi ExtraLight" w:hAnsi="Abadi ExtraLight"/>
-          <w:lang w:val="en-US"/>
-        </w:rPr>
-        <w:t>print(cv2.cuda.getCudaEnabledDeviceCount())</w:t>
+      <w:proofErr w:type="gramStart"/>
+      <w:r>
+        <w:rPr>
+          <w:rFonts w:ascii="Abadi ExtraLight" w:hAnsi="Abadi ExtraLight"/>
+          <w:lang w:val="en-US"/>
+        </w:rPr>
+        <w:t>print(cv2.cuda.getCudaEnabledDeviceCount</w:t>
+      </w:r>
+      <w:proofErr w:type="gramEnd"/>
+      <w:r>
+        <w:rPr>
+          <w:rFonts w:ascii="Abadi ExtraLight" w:hAnsi="Abadi ExtraLight"/>
+          <w:lang w:val="en-US"/>
+        </w:rPr>
+        <w:t>())</w:t>
       </w:r>
     </w:p>
     <w:p>
@@ -7154,6 +7326,7 @@
         </w:rPr>
       </w:pPr>
       <w:proofErr w:type="spellStart"/>
+      <w:proofErr w:type="gramStart"/>
       <w:r>
         <w:rPr>
           <w:rFonts w:ascii="Abadi ExtraLight" w:hAnsi="Abadi ExtraLight"/>
@@ -7162,12 +7335,21 @@
         <w:t>net.setPreferableBackend</w:t>
       </w:r>
       <w:proofErr w:type="spellEnd"/>
-      <w:r>
-        <w:rPr>
-          <w:rFonts w:ascii="Abadi ExtraLight" w:hAnsi="Abadi ExtraLight"/>
-          <w:lang w:val="en-US"/>
-        </w:rPr>
-        <w:t>(cv::</w:t>
+      <w:proofErr w:type="gramEnd"/>
+      <w:r>
+        <w:rPr>
+          <w:rFonts w:ascii="Abadi ExtraLight" w:hAnsi="Abadi ExtraLight"/>
+          <w:lang w:val="en-US"/>
+        </w:rPr>
+        <w:t>(</w:t>
+      </w:r>
+      <w:proofErr w:type="gramStart"/>
+      <w:r>
+        <w:rPr>
+          <w:rFonts w:ascii="Abadi ExtraLight" w:hAnsi="Abadi ExtraLight"/>
+          <w:lang w:val="en-US"/>
+        </w:rPr>
+        <w:t>cv::</w:t>
       </w:r>
       <w:proofErr w:type="spellStart"/>
       <w:r>
@@ -7183,18 +7365,36 @@
           <w:rFonts w:ascii="Abadi ExtraLight" w:hAnsi="Abadi ExtraLight"/>
           <w:lang w:val="en-US"/>
         </w:rPr>
-        <w:t>::DNN_BACKEND_CUDA);</w:t>
-      </w:r>
-    </w:p>
-    <w:p>
-      <w:pPr>
-        <w:ind w:left="720" w:firstLine="696"/>
-        <w:rPr>
-          <w:rFonts w:ascii="Abadi ExtraLight" w:hAnsi="Abadi ExtraLight"/>
-          <w:lang w:val="en-US"/>
-        </w:rPr>
-      </w:pPr>
-      <w:proofErr w:type="spellStart"/>
+        <w:t>::</w:t>
+      </w:r>
+      <w:proofErr w:type="gramEnd"/>
+      <w:r>
+        <w:rPr>
+          <w:rFonts w:ascii="Abadi ExtraLight" w:hAnsi="Abadi ExtraLight"/>
+          <w:lang w:val="en-US"/>
+        </w:rPr>
+        <w:t>DNN_BACKEND_CUDA</w:t>
+      </w:r>
+      <w:proofErr w:type="gramStart"/>
+      <w:r>
+        <w:rPr>
+          <w:rFonts w:ascii="Abadi ExtraLight" w:hAnsi="Abadi ExtraLight"/>
+          <w:lang w:val="en-US"/>
+        </w:rPr>
+        <w:t>);</w:t>
+      </w:r>
+      <w:proofErr w:type="gramEnd"/>
+    </w:p>
+    <w:p>
+      <w:pPr>
+        <w:ind w:left="720" w:firstLine="696"/>
+        <w:rPr>
+          <w:rFonts w:ascii="Abadi ExtraLight" w:hAnsi="Abadi ExtraLight"/>
+          <w:lang w:val="en-US"/>
+        </w:rPr>
+      </w:pPr>
+      <w:proofErr w:type="spellStart"/>
+      <w:proofErr w:type="gramStart"/>
       <w:r>
         <w:rPr>
           <w:rFonts w:ascii="Abadi ExtraLight" w:hAnsi="Abadi ExtraLight"/>
@@ -7203,12 +7403,21 @@
         <w:t>net.setPreferableTarget</w:t>
       </w:r>
       <w:proofErr w:type="spellEnd"/>
-      <w:r>
-        <w:rPr>
-          <w:rFonts w:ascii="Abadi ExtraLight" w:hAnsi="Abadi ExtraLight"/>
-          <w:lang w:val="en-US"/>
-        </w:rPr>
-        <w:t>(cv::</w:t>
+      <w:proofErr w:type="gramEnd"/>
+      <w:r>
+        <w:rPr>
+          <w:rFonts w:ascii="Abadi ExtraLight" w:hAnsi="Abadi ExtraLight"/>
+          <w:lang w:val="en-US"/>
+        </w:rPr>
+        <w:t>(</w:t>
+      </w:r>
+      <w:proofErr w:type="gramStart"/>
+      <w:r>
+        <w:rPr>
+          <w:rFonts w:ascii="Abadi ExtraLight" w:hAnsi="Abadi ExtraLight"/>
+          <w:lang w:val="en-US"/>
+        </w:rPr>
+        <w:t>cv::</w:t>
       </w:r>
       <w:proofErr w:type="spellStart"/>
       <w:r>
@@ -7224,8 +7433,25 @@
           <w:rFonts w:ascii="Abadi ExtraLight" w:hAnsi="Abadi ExtraLight"/>
           <w:lang w:val="en-US"/>
         </w:rPr>
-        <w:t>::DNN_TARGET_CUDA);</w:t>
-      </w:r>
+        <w:t>::</w:t>
+      </w:r>
+      <w:proofErr w:type="gramEnd"/>
+      <w:r>
+        <w:rPr>
+          <w:rFonts w:ascii="Abadi ExtraLight" w:hAnsi="Abadi ExtraLight"/>
+          <w:lang w:val="en-US"/>
+        </w:rPr>
+        <w:t>DNN_TARGET_CUDA</w:t>
+      </w:r>
+      <w:proofErr w:type="gramStart"/>
+      <w:r>
+        <w:rPr>
+          <w:rFonts w:ascii="Abadi ExtraLight" w:hAnsi="Abadi ExtraLight"/>
+          <w:lang w:val="en-US"/>
+        </w:rPr>
+        <w:t>);</w:t>
+      </w:r>
+      <w:proofErr w:type="gramEnd"/>
     </w:p>
     <w:p>
       <w:pPr>
@@ -7384,6 +7610,7 @@
         </w:rPr>
       </w:pPr>
       <w:proofErr w:type="spellStart"/>
+      <w:proofErr w:type="gramStart"/>
       <w:r>
         <w:rPr>
           <w:rFonts w:ascii="Abadi ExtraLight" w:hAnsi="Abadi ExtraLight"/>
@@ -7392,12 +7619,21 @@
         <w:t>net.setPreferableBackend</w:t>
       </w:r>
       <w:proofErr w:type="spellEnd"/>
-      <w:r>
-        <w:rPr>
-          <w:rFonts w:ascii="Abadi ExtraLight" w:hAnsi="Abadi ExtraLight"/>
-          <w:lang w:val="en-US"/>
-        </w:rPr>
-        <w:t>(cv::</w:t>
+      <w:proofErr w:type="gramEnd"/>
+      <w:r>
+        <w:rPr>
+          <w:rFonts w:ascii="Abadi ExtraLight" w:hAnsi="Abadi ExtraLight"/>
+          <w:lang w:val="en-US"/>
+        </w:rPr>
+        <w:t>(</w:t>
+      </w:r>
+      <w:proofErr w:type="gramStart"/>
+      <w:r>
+        <w:rPr>
+          <w:rFonts w:ascii="Abadi ExtraLight" w:hAnsi="Abadi ExtraLight"/>
+          <w:lang w:val="en-US"/>
+        </w:rPr>
+        <w:t>cv::</w:t>
       </w:r>
       <w:proofErr w:type="spellStart"/>
       <w:r>
@@ -7413,8 +7649,25 @@
           <w:rFonts w:ascii="Abadi ExtraLight" w:hAnsi="Abadi ExtraLight"/>
           <w:lang w:val="en-US"/>
         </w:rPr>
-        <w:t>::DNN_BACKEND_TENSORRT);</w:t>
-      </w:r>
+        <w:t>::</w:t>
+      </w:r>
+      <w:proofErr w:type="gramEnd"/>
+      <w:r>
+        <w:rPr>
+          <w:rFonts w:ascii="Abadi ExtraLight" w:hAnsi="Abadi ExtraLight"/>
+          <w:lang w:val="en-US"/>
+        </w:rPr>
+        <w:t>DNN_BACKEND_TENSORRT</w:t>
+      </w:r>
+      <w:proofErr w:type="gramStart"/>
+      <w:r>
+        <w:rPr>
+          <w:rFonts w:ascii="Abadi ExtraLight" w:hAnsi="Abadi ExtraLight"/>
+          <w:lang w:val="en-US"/>
+        </w:rPr>
+        <w:t>);</w:t>
+      </w:r>
+      <w:proofErr w:type="gramEnd"/>
     </w:p>
     <w:p>
       <w:pPr>
@@ -7795,6 +8048,7 @@
         </w:rPr>
       </w:pPr>
       <w:proofErr w:type="spellStart"/>
+      <w:proofErr w:type="gramStart"/>
       <w:r>
         <w:rPr>
           <w:rFonts w:ascii="Abadi ExtraLight" w:hAnsi="Abadi ExtraLight"/>
@@ -7803,6 +8057,7 @@
         <w:t>net.setPreferableBackend</w:t>
       </w:r>
       <w:proofErr w:type="spellEnd"/>
+      <w:proofErr w:type="gramEnd"/>
       <w:r>
         <w:rPr>
           <w:rFonts w:ascii="Abadi ExtraLight" w:hAnsi="Abadi ExtraLight"/>
@@ -7821,6 +8076,7 @@
         </w:rPr>
       </w:pPr>
       <w:proofErr w:type="spellStart"/>
+      <w:proofErr w:type="gramStart"/>
       <w:r>
         <w:rPr>
           <w:rFonts w:ascii="Abadi ExtraLight" w:hAnsi="Abadi ExtraLight"/>
@@ -7829,6 +8085,7 @@
         <w:t>net.setPreferableTarget</w:t>
       </w:r>
       <w:proofErr w:type="spellEnd"/>
+      <w:proofErr w:type="gramEnd"/>
       <w:r>
         <w:rPr>
           <w:rFonts w:ascii="Abadi ExtraLight" w:hAnsi="Abadi ExtraLight"/>
@@ -7940,6 +8197,7 @@
         </w:rPr>
       </w:pPr>
       <w:proofErr w:type="spellStart"/>
+      <w:proofErr w:type="gramStart"/>
       <w:r>
         <w:rPr>
           <w:rFonts w:ascii="Abadi ExtraLight" w:hAnsi="Abadi ExtraLight"/>
@@ -7948,6 +8206,7 @@
         <w:t>net.setPreferableBackend</w:t>
       </w:r>
       <w:proofErr w:type="spellEnd"/>
+      <w:proofErr w:type="gramEnd"/>
       <w:r>
         <w:rPr>
           <w:rFonts w:ascii="Abadi ExtraLight" w:hAnsi="Abadi ExtraLight"/>
@@ -8794,6 +9053,7 @@
           <w:lang w:val="en-US"/>
         </w:rPr>
       </w:pPr>
+      <w:proofErr w:type="gramStart"/>
       <w:r>
         <w:rPr>
           <w:rFonts w:ascii="Abadi ExtraLight" w:hAnsi="Abadi ExtraLight"/>
@@ -8801,6 +9061,7 @@
         </w:rPr>
         <w:t>free -h</w:t>
       </w:r>
+      <w:proofErr w:type="gramEnd"/>
     </w:p>
     <w:p/>
     <w:p>
@@ -9516,7 +9777,15 @@
           <w:b/>
           <w:bCs/>
         </w:rPr>
-        <w:t xml:space="preserve"> (versione stabile)</w:t>
+        <w:t xml:space="preserve"> (versione </w:t>
+      </w:r>
+      <w:proofErr w:type="gramStart"/>
+      <w:r>
+        <w:rPr>
+          <w:b/>
+          <w:bCs/>
+        </w:rPr>
+        <w:t>stabile)</w:t>
       </w:r>
       <w:r>
         <w:rPr>
@@ -9530,7 +9799,15 @@
           <w:b/>
           <w:bCs/>
         </w:rPr>
-        <w:t xml:space="preserve"> e </w:t>
+        <w:t xml:space="preserve"> e</w:t>
+      </w:r>
+      <w:proofErr w:type="gramEnd"/>
+      <w:r>
+        <w:rPr>
+          <w:b/>
+          <w:bCs/>
+        </w:rPr>
+        <w:t xml:space="preserve"> </w:t>
       </w:r>
       <w:proofErr w:type="spellStart"/>
       <w:r>
@@ -9552,6 +9829,7 @@
           <w14:ligatures w14:val="none"/>
         </w:rPr>
       </w:pPr>
+      <w:proofErr w:type="gramStart"/>
       <w:r>
         <w:rPr>
           <w:rFonts w:eastAsia="Times New Roman" w:cs="Segoe UI"/>
@@ -9559,65 +9837,9 @@
           <w:lang w:eastAsia="it-IT"/>
           <w14:ligatures w14:val="none"/>
         </w:rPr>
-        <w:t>E’ consigliato</w:t>
-      </w:r>
-      <w:r>
-        <w:rPr>
-          <w:rFonts w:eastAsia="Times New Roman" w:cs="Segoe UI"/>
-          <w:b/>
-          <w:bCs/>
-          <w:kern w:val="0"/>
-          <w:lang w:eastAsia="it-IT"/>
-          <w14:ligatures w14:val="none"/>
-        </w:rPr>
-        <w:t xml:space="preserve"> </w:t>
-      </w:r>
-      <w:proofErr w:type="spellStart"/>
-      <w:r>
-        <w:rPr>
-          <w:rFonts w:eastAsia="Times New Roman" w:cs="Segoe UI"/>
-          <w:b/>
-          <w:bCs/>
-          <w:kern w:val="0"/>
-          <w:lang w:eastAsia="it-IT"/>
-          <w14:ligatures w14:val="none"/>
-        </w:rPr>
-        <w:t>OpenCV</w:t>
-      </w:r>
-      <w:proofErr w:type="spellEnd"/>
-      <w:r>
-        <w:rPr>
-          <w:rFonts w:eastAsia="Times New Roman" w:cs="Segoe UI"/>
-          <w:b/>
-          <w:bCs/>
-          <w:kern w:val="0"/>
-          <w:lang w:eastAsia="it-IT"/>
-          <w14:ligatures w14:val="none"/>
-        </w:rPr>
-        <w:t xml:space="preserve"> 4.</w:t>
-      </w:r>
-      <w:r>
-        <w:rPr>
-          <w:rFonts w:eastAsia="Times New Roman" w:cs="Segoe UI"/>
-          <w:b/>
-          <w:bCs/>
-          <w:kern w:val="0"/>
-          <w:lang w:eastAsia="it-IT"/>
-          <w14:ligatures w14:val="none"/>
-        </w:rPr>
-        <w:t>10</w:t>
-      </w:r>
-      <w:r>
-        <w:rPr>
-          <w:rFonts w:eastAsia="Times New Roman" w:cs="Segoe UI"/>
-          <w:b/>
-          <w:bCs/>
-          <w:kern w:val="0"/>
-          <w:lang w:eastAsia="it-IT"/>
-          <w14:ligatures w14:val="none"/>
-        </w:rPr>
-        <w:t>.0</w:t>
-      </w:r>
+        <w:t>E’</w:t>
+      </w:r>
+      <w:proofErr w:type="gramEnd"/>
       <w:r>
         <w:rPr>
           <w:rFonts w:eastAsia="Times New Roman" w:cs="Segoe UI"/>
@@ -9625,6 +9847,72 @@
           <w:lang w:eastAsia="it-IT"/>
           <w14:ligatures w14:val="none"/>
         </w:rPr>
+        <w:t xml:space="preserve"> consigliato</w:t>
+      </w:r>
+      <w:r>
+        <w:rPr>
+          <w:rFonts w:eastAsia="Times New Roman" w:cs="Segoe UI"/>
+          <w:b/>
+          <w:bCs/>
+          <w:kern w:val="0"/>
+          <w:lang w:eastAsia="it-IT"/>
+          <w14:ligatures w14:val="none"/>
+        </w:rPr>
+        <w:t xml:space="preserve"> </w:t>
+      </w:r>
+      <w:proofErr w:type="spellStart"/>
+      <w:r>
+        <w:rPr>
+          <w:rFonts w:eastAsia="Times New Roman" w:cs="Segoe UI"/>
+          <w:b/>
+          <w:bCs/>
+          <w:kern w:val="0"/>
+          <w:lang w:eastAsia="it-IT"/>
+          <w14:ligatures w14:val="none"/>
+        </w:rPr>
+        <w:t>OpenCV</w:t>
+      </w:r>
+      <w:proofErr w:type="spellEnd"/>
+      <w:r>
+        <w:rPr>
+          <w:rFonts w:eastAsia="Times New Roman" w:cs="Segoe UI"/>
+          <w:b/>
+          <w:bCs/>
+          <w:kern w:val="0"/>
+          <w:lang w:eastAsia="it-IT"/>
+          <w14:ligatures w14:val="none"/>
+        </w:rPr>
+        <w:t xml:space="preserve"> 4.</w:t>
+      </w:r>
+      <w:r>
+        <w:rPr>
+          <w:rFonts w:eastAsia="Times New Roman" w:cs="Segoe UI"/>
+          <w:b/>
+          <w:bCs/>
+          <w:kern w:val="0"/>
+          <w:lang w:eastAsia="it-IT"/>
+          <w14:ligatures w14:val="none"/>
+        </w:rPr>
+        <w:t>10</w:t>
+      </w:r>
+      <w:r>
+        <w:rPr>
+          <w:rFonts w:eastAsia="Times New Roman" w:cs="Segoe UI"/>
+          <w:b/>
+          <w:bCs/>
+          <w:kern w:val="0"/>
+          <w:lang w:eastAsia="it-IT"/>
+          <w14:ligatures w14:val="none"/>
+        </w:rPr>
+        <w:t>.0</w:t>
+      </w:r>
+      <w:r>
+        <w:rPr>
+          <w:rFonts w:eastAsia="Times New Roman" w:cs="Segoe UI"/>
+          <w:kern w:val="0"/>
+          <w:lang w:eastAsia="it-IT"/>
+          <w14:ligatures w14:val="none"/>
+        </w:rPr>
         <w:t xml:space="preserve"> (stabile su JP 6.x).</w:t>
       </w:r>
     </w:p>
@@ -9833,7 +10121,15 @@
         <w:t xml:space="preserve"> 6.2.2).</w:t>
       </w:r>
       <w:r>
-        <w:t xml:space="preserve"> Infatti </w:t>
+        <w:t xml:space="preserve"> </w:t>
+      </w:r>
+      <w:proofErr w:type="gramStart"/>
+      <w:r>
+        <w:t>Infatti</w:t>
+      </w:r>
+      <w:proofErr w:type="gramEnd"/>
+      <w:r>
+        <w:t xml:space="preserve"> </w:t>
       </w:r>
       <w:proofErr w:type="spellStart"/>
       <w:r>
@@ -9948,6 +10244,7 @@
         <w:t xml:space="preserve">usa implementazioni </w:t>
       </w:r>
       <w:proofErr w:type="spellStart"/>
+      <w:proofErr w:type="gramStart"/>
       <w:r>
         <w:t>cudev</w:t>
       </w:r>
@@ -9956,6 +10253,7 @@
         <w:t>::</w:t>
       </w:r>
       <w:proofErr w:type="spellStart"/>
+      <w:proofErr w:type="gramEnd"/>
       <w:r>
         <w:t>blockReduce</w:t>
       </w:r>
@@ -10436,12 +10734,21 @@
         <w:t>cmake</w:t>
       </w:r>
       <w:proofErr w:type="spellEnd"/>
-      <w:r>
-        <w:rPr>
-          <w:rFonts w:ascii="Abadi ExtraLight" w:hAnsi="Abadi ExtraLight"/>
-          <w:lang w:val="en-US"/>
-        </w:rPr>
-        <w:t xml:space="preserve"> .. \</w:t>
+      <w:proofErr w:type="gramStart"/>
+      <w:r>
+        <w:rPr>
+          <w:rFonts w:ascii="Abadi ExtraLight" w:hAnsi="Abadi ExtraLight"/>
+          <w:lang w:val="en-US"/>
+        </w:rPr>
+        <w:t xml:space="preserve"> ..</w:t>
+      </w:r>
+      <w:proofErr w:type="gramEnd"/>
+      <w:r>
+        <w:rPr>
+          <w:rFonts w:ascii="Abadi ExtraLight" w:hAnsi="Abadi ExtraLight"/>
+          <w:lang w:val="en-US"/>
+        </w:rPr>
+        <w:t xml:space="preserve"> \</w:t>
       </w:r>
     </w:p>
     <w:p>
@@ -11858,6 +12165,7 @@
         <w:t>/local/lib/</w:t>
       </w:r>
       <w:proofErr w:type="spellStart"/>
+      <w:proofErr w:type="gramStart"/>
       <w:r>
         <w:rPr>
           <w:rFonts w:ascii="Abadi ExtraLight" w:hAnsi="Abadi ExtraLight"/>
@@ -11871,7 +12179,15 @@
           <w:rFonts w:ascii="Abadi ExtraLight" w:hAnsi="Abadi ExtraLight"/>
           <w:lang w:val="en-US"/>
         </w:rPr>
-        <w:t>:$PKG_CONFIG_PATH</w:t>
+        <w:t>:$</w:t>
+      </w:r>
+      <w:proofErr w:type="gramEnd"/>
+      <w:r>
+        <w:rPr>
+          <w:rFonts w:ascii="Abadi ExtraLight" w:hAnsi="Abadi ExtraLight"/>
+          <w:lang w:val="en-US"/>
+        </w:rPr>
+        <w:t>PKG_CONFIG_PATH</w:t>
       </w:r>
     </w:p>
     <w:p>
@@ -12131,6 +12447,7 @@
         <w:t>/local/lib/</w:t>
       </w:r>
       <w:proofErr w:type="spellStart"/>
+      <w:proofErr w:type="gramStart"/>
       <w:r>
         <w:rPr>
           <w:rFonts w:ascii="Abadi ExtraLight" w:hAnsi="Abadi ExtraLight"/>
@@ -12144,7 +12461,23 @@
           <w:rFonts w:ascii="Abadi ExtraLight" w:hAnsi="Abadi ExtraLight"/>
           <w:lang w:val="en-US"/>
         </w:rPr>
-        <w:t>:$PKG_CONFIG_PATH' &gt;&gt; ~/.</w:t>
+        <w:t>:$</w:t>
+      </w:r>
+      <w:proofErr w:type="gramEnd"/>
+      <w:r>
+        <w:rPr>
+          <w:rFonts w:ascii="Abadi ExtraLight" w:hAnsi="Abadi ExtraLight"/>
+          <w:lang w:val="en-US"/>
+        </w:rPr>
+        <w:t>PKG_CONFIG_PATH' &gt;&gt; ~</w:t>
+      </w:r>
+      <w:proofErr w:type="gramStart"/>
+      <w:r>
+        <w:rPr>
+          <w:rFonts w:ascii="Abadi ExtraLight" w:hAnsi="Abadi ExtraLight"/>
+          <w:lang w:val="en-US"/>
+        </w:rPr>
+        <w:t>/.</w:t>
       </w:r>
       <w:proofErr w:type="spellStart"/>
       <w:r>
@@ -12155,6 +12488,7 @@
         <w:t>bashrc</w:t>
       </w:r>
       <w:proofErr w:type="spellEnd"/>
+      <w:proofErr w:type="gramEnd"/>
     </w:p>
     <w:p>
       <w:pPr>
@@ -12168,7 +12502,14 @@
         <w:rPr>
           <w:rFonts w:ascii="Abadi ExtraLight" w:hAnsi="Abadi ExtraLight"/>
         </w:rPr>
-        <w:t>source ~/.</w:t>
+        <w:t>source ~</w:t>
+      </w:r>
+      <w:proofErr w:type="gramStart"/>
+      <w:r>
+        <w:rPr>
+          <w:rFonts w:ascii="Abadi ExtraLight" w:hAnsi="Abadi ExtraLight"/>
+        </w:rPr>
+        <w:t>/.</w:t>
       </w:r>
       <w:proofErr w:type="spellStart"/>
       <w:r>
@@ -12178,6 +12519,7 @@
         <w:t>bashrc</w:t>
       </w:r>
       <w:proofErr w:type="spellEnd"/>
+      <w:proofErr w:type="gramEnd"/>
     </w:p>
     <w:p/>
     <w:p>
@@ -13018,7 +13360,15 @@
           <w:b/>
           <w:bCs/>
         </w:rPr>
-        <w:t>find_package</w:t>
+        <w:t>find_</w:t>
+      </w:r>
+      <w:proofErr w:type="gramStart"/>
+      <w:r>
+        <w:rPr>
+          <w:b/>
+          <w:bCs/>
+        </w:rPr>
+        <w:t>package</w:t>
       </w:r>
       <w:proofErr w:type="spellEnd"/>
       <w:r>
@@ -13029,6 +13379,7 @@
         <w:t>(</w:t>
       </w:r>
       <w:proofErr w:type="spellStart"/>
+      <w:proofErr w:type="gramEnd"/>
       <w:r>
         <w:rPr>
           <w:b/>
@@ -13096,48 +13447,108 @@
           <w:lang w:val="en-US"/>
         </w:rPr>
       </w:pPr>
-      <w:r>
-        <w:rPr>
-          <w:rFonts w:ascii="Abadi ExtraLight" w:hAnsi="Abadi ExtraLight"/>
-          <w:lang w:val="en-US"/>
-        </w:rPr>
-        <w:t>print("OpenCV version:", cv2.__version__)</w:t>
-      </w:r>
-    </w:p>
-    <w:p>
-      <w:pPr>
-        <w:spacing w:after="0"/>
-        <w:ind w:left="720" w:firstLine="696"/>
-        <w:rPr>
-          <w:rFonts w:ascii="Abadi ExtraLight" w:hAnsi="Abadi ExtraLight"/>
-          <w:lang w:val="en-US"/>
-        </w:rPr>
-      </w:pPr>
-      <w:r>
-        <w:rPr>
-          <w:rFonts w:ascii="Abadi ExtraLight" w:hAnsi="Abadi ExtraLight"/>
-          <w:lang w:val="en-US"/>
-        </w:rPr>
-        <w:t>print("CUDA devices:", cv2.cuda.getCudaEnabledDeviceCount())</w:t>
-      </w:r>
-    </w:p>
-    <w:p>
-      <w:pPr>
-        <w:spacing w:after="0"/>
-        <w:ind w:left="720" w:firstLine="696"/>
-        <w:rPr>
-          <w:rFonts w:ascii="Abadi ExtraLight" w:hAnsi="Abadi ExtraLight"/>
-          <w:lang w:val="en-US"/>
-        </w:rPr>
-      </w:pPr>
-      <w:r>
-        <w:rPr>
-          <w:rFonts w:ascii="Abadi ExtraLight" w:hAnsi="Abadi ExtraLight"/>
-          <w:lang w:val="en-US"/>
-        </w:rPr>
-        <w:t xml:space="preserve">print("Has CUDA module:", </w:t>
-      </w:r>
-      <w:proofErr w:type="spellStart"/>
+      <w:proofErr w:type="gramStart"/>
+      <w:r>
+        <w:rPr>
+          <w:rFonts w:ascii="Abadi ExtraLight" w:hAnsi="Abadi ExtraLight"/>
+          <w:lang w:val="en-US"/>
+        </w:rPr>
+        <w:t>print(</w:t>
+      </w:r>
+      <w:proofErr w:type="gramEnd"/>
+      <w:r>
+        <w:rPr>
+          <w:rFonts w:ascii="Abadi ExtraLight" w:hAnsi="Abadi ExtraLight"/>
+          <w:lang w:val="en-US"/>
+        </w:rPr>
+        <w:t>"OpenCV version:", cv</w:t>
+      </w:r>
+      <w:proofErr w:type="gramStart"/>
+      <w:r>
+        <w:rPr>
+          <w:rFonts w:ascii="Abadi ExtraLight" w:hAnsi="Abadi ExtraLight"/>
+          <w:lang w:val="en-US"/>
+        </w:rPr>
+        <w:t>2._</w:t>
+      </w:r>
+      <w:proofErr w:type="gramEnd"/>
+      <w:r>
+        <w:rPr>
+          <w:rFonts w:ascii="Abadi ExtraLight" w:hAnsi="Abadi ExtraLight"/>
+          <w:lang w:val="en-US"/>
+        </w:rPr>
+        <w:t>_version__)</w:t>
+      </w:r>
+    </w:p>
+    <w:p>
+      <w:pPr>
+        <w:spacing w:after="0"/>
+        <w:ind w:left="720" w:firstLine="696"/>
+        <w:rPr>
+          <w:rFonts w:ascii="Abadi ExtraLight" w:hAnsi="Abadi ExtraLight"/>
+          <w:lang w:val="en-US"/>
+        </w:rPr>
+      </w:pPr>
+      <w:proofErr w:type="gramStart"/>
+      <w:r>
+        <w:rPr>
+          <w:rFonts w:ascii="Abadi ExtraLight" w:hAnsi="Abadi ExtraLight"/>
+          <w:lang w:val="en-US"/>
+        </w:rPr>
+        <w:t>print(</w:t>
+      </w:r>
+      <w:proofErr w:type="gramEnd"/>
+      <w:r>
+        <w:rPr>
+          <w:rFonts w:ascii="Abadi ExtraLight" w:hAnsi="Abadi ExtraLight"/>
+          <w:lang w:val="en-US"/>
+        </w:rPr>
+        <w:t xml:space="preserve">"CUDA devices:", </w:t>
+      </w:r>
+      <w:proofErr w:type="gramStart"/>
+      <w:r>
+        <w:rPr>
+          <w:rFonts w:ascii="Abadi ExtraLight" w:hAnsi="Abadi ExtraLight"/>
+          <w:lang w:val="en-US"/>
+        </w:rPr>
+        <w:t>cv2.cuda.getCudaEnabledDeviceCount</w:t>
+      </w:r>
+      <w:proofErr w:type="gramEnd"/>
+      <w:r>
+        <w:rPr>
+          <w:rFonts w:ascii="Abadi ExtraLight" w:hAnsi="Abadi ExtraLight"/>
+          <w:lang w:val="en-US"/>
+        </w:rPr>
+        <w:t>())</w:t>
+      </w:r>
+    </w:p>
+    <w:p>
+      <w:pPr>
+        <w:spacing w:after="0"/>
+        <w:ind w:left="720" w:firstLine="696"/>
+        <w:rPr>
+          <w:rFonts w:ascii="Abadi ExtraLight" w:hAnsi="Abadi ExtraLight"/>
+          <w:lang w:val="en-US"/>
+        </w:rPr>
+      </w:pPr>
+      <w:proofErr w:type="gramStart"/>
+      <w:r>
+        <w:rPr>
+          <w:rFonts w:ascii="Abadi ExtraLight" w:hAnsi="Abadi ExtraLight"/>
+          <w:lang w:val="en-US"/>
+        </w:rPr>
+        <w:t>print(</w:t>
+      </w:r>
+      <w:proofErr w:type="gramEnd"/>
+      <w:r>
+        <w:rPr>
+          <w:rFonts w:ascii="Abadi ExtraLight" w:hAnsi="Abadi ExtraLight"/>
+          <w:lang w:val="en-US"/>
+        </w:rPr>
+        <w:t xml:space="preserve">"Has CUDA module:", </w:t>
+      </w:r>
+      <w:proofErr w:type="spellStart"/>
+      <w:proofErr w:type="gramStart"/>
       <w:r>
         <w:rPr>
           <w:rFonts w:ascii="Abadi ExtraLight" w:hAnsi="Abadi ExtraLight"/>
@@ -13151,7 +13562,15 @@
           <w:rFonts w:ascii="Abadi ExtraLight" w:hAnsi="Abadi ExtraLight"/>
           <w:lang w:val="en-US"/>
         </w:rPr>
-        <w:t>(cv2, "</w:t>
+        <w:t>(</w:t>
+      </w:r>
+      <w:proofErr w:type="gramEnd"/>
+      <w:r>
+        <w:rPr>
+          <w:rFonts w:ascii="Abadi ExtraLight" w:hAnsi="Abadi ExtraLight"/>
+          <w:lang w:val="en-US"/>
+        </w:rPr>
+        <w:t>cv2, "</w:t>
       </w:r>
       <w:proofErr w:type="spellStart"/>
       <w:r>
@@ -13179,12 +13598,21 @@
           <w:lang w:val="en-US"/>
         </w:rPr>
       </w:pPr>
-      <w:r>
-        <w:rPr>
-          <w:rFonts w:ascii="Abadi ExtraLight" w:hAnsi="Abadi ExtraLight"/>
-          <w:lang w:val="en-US"/>
-        </w:rPr>
-        <w:t>print("</w:t>
+      <w:proofErr w:type="gramStart"/>
+      <w:r>
+        <w:rPr>
+          <w:rFonts w:ascii="Abadi ExtraLight" w:hAnsi="Abadi ExtraLight"/>
+          <w:lang w:val="en-US"/>
+        </w:rPr>
+        <w:t>print(</w:t>
+      </w:r>
+      <w:proofErr w:type="gramEnd"/>
+      <w:r>
+        <w:rPr>
+          <w:rFonts w:ascii="Abadi ExtraLight" w:hAnsi="Abadi ExtraLight"/>
+          <w:lang w:val="en-US"/>
+        </w:rPr>
+        <w:t>"</w:t>
       </w:r>
       <w:proofErr w:type="spellStart"/>
       <w:r>
@@ -13403,13 +13831,18 @@
       </w:r>
       <w:proofErr w:type="spellStart"/>
       <w:r>
-        <w:t>find_package</w:t>
+        <w:t>find_</w:t>
+      </w:r>
+      <w:proofErr w:type="gramStart"/>
+      <w:r>
+        <w:t>package</w:t>
       </w:r>
       <w:proofErr w:type="spellEnd"/>
       <w:r>
         <w:t>(</w:t>
       </w:r>
       <w:proofErr w:type="spellStart"/>
+      <w:proofErr w:type="gramEnd"/>
       <w:r>
         <w:t>OpenCV</w:t>
       </w:r>
@@ -13433,15 +13866,31 @@
           <w:rFonts w:ascii="Abadi ExtraLight" w:hAnsi="Abadi ExtraLight"/>
           <w:lang w:val="en-US"/>
         </w:rPr>
-        <w:t>cmake_minimum_required</w:t>
-      </w:r>
-      <w:proofErr w:type="spellEnd"/>
-      <w:r>
-        <w:rPr>
-          <w:rFonts w:ascii="Abadi ExtraLight" w:hAnsi="Abadi ExtraLight"/>
-          <w:lang w:val="en-US"/>
-        </w:rPr>
-        <w:t>(VERSION 3.10)</w:t>
+        <w:t>cmake_minimum_</w:t>
+      </w:r>
+      <w:proofErr w:type="gramStart"/>
+      <w:r>
+        <w:rPr>
+          <w:rFonts w:ascii="Abadi ExtraLight" w:hAnsi="Abadi ExtraLight"/>
+          <w:lang w:val="en-US"/>
+        </w:rPr>
+        <w:t>required</w:t>
+      </w:r>
+      <w:proofErr w:type="spellEnd"/>
+      <w:r>
+        <w:rPr>
+          <w:rFonts w:ascii="Abadi ExtraLight" w:hAnsi="Abadi ExtraLight"/>
+          <w:lang w:val="en-US"/>
+        </w:rPr>
+        <w:t>(</w:t>
+      </w:r>
+      <w:proofErr w:type="gramEnd"/>
+      <w:r>
+        <w:rPr>
+          <w:rFonts w:ascii="Abadi ExtraLight" w:hAnsi="Abadi ExtraLight"/>
+          <w:lang w:val="en-US"/>
+        </w:rPr>
+        <w:t>VERSION 3.10)</w:t>
       </w:r>
     </w:p>
     <w:p>
@@ -13492,75 +13941,131 @@
           <w:rFonts w:ascii="Abadi ExtraLight" w:hAnsi="Abadi ExtraLight"/>
           <w:lang w:val="en-US"/>
         </w:rPr>
-        <w:t>find_package</w:t>
-      </w:r>
-      <w:proofErr w:type="spellEnd"/>
-      <w:r>
-        <w:rPr>
-          <w:rFonts w:ascii="Abadi ExtraLight" w:hAnsi="Abadi ExtraLight"/>
-          <w:lang w:val="en-US"/>
-        </w:rPr>
-        <w:t>(OpenCV REQUIRED)</w:t>
-      </w:r>
-    </w:p>
-    <w:p>
-      <w:pPr>
-        <w:spacing w:after="0"/>
-        <w:ind w:left="720" w:firstLine="696"/>
-        <w:rPr>
-          <w:rFonts w:ascii="Abadi ExtraLight" w:hAnsi="Abadi ExtraLight"/>
-          <w:lang w:val="en-US"/>
-        </w:rPr>
-      </w:pPr>
-      <w:proofErr w:type="spellStart"/>
-      <w:r>
-        <w:rPr>
-          <w:rFonts w:ascii="Abadi ExtraLight" w:hAnsi="Abadi ExtraLight"/>
-          <w:lang w:val="en-US"/>
-        </w:rPr>
-        <w:t>add_executable</w:t>
-      </w:r>
-      <w:proofErr w:type="spellEnd"/>
-      <w:r>
-        <w:rPr>
-          <w:rFonts w:ascii="Abadi ExtraLight" w:hAnsi="Abadi ExtraLight"/>
-          <w:lang w:val="en-US"/>
-        </w:rPr>
-        <w:t>(test main.cpp)</w:t>
-      </w:r>
-    </w:p>
-    <w:p>
-      <w:pPr>
-        <w:spacing w:after="0"/>
-        <w:ind w:left="720" w:firstLine="696"/>
-        <w:rPr>
-          <w:rFonts w:ascii="Abadi ExtraLight" w:hAnsi="Abadi ExtraLight"/>
-          <w:lang w:val="en-US"/>
-        </w:rPr>
-      </w:pPr>
-      <w:proofErr w:type="spellStart"/>
-      <w:r>
-        <w:rPr>
-          <w:rFonts w:ascii="Abadi ExtraLight" w:hAnsi="Abadi ExtraLight"/>
-          <w:lang w:val="en-US"/>
-        </w:rPr>
-        <w:t>target_link_libraries</w:t>
-      </w:r>
-      <w:proofErr w:type="spellEnd"/>
-      <w:r>
-        <w:rPr>
-          <w:rFonts w:ascii="Abadi ExtraLight" w:hAnsi="Abadi ExtraLight"/>
-          <w:lang w:val="en-US"/>
-        </w:rPr>
-        <w:t>(test ${</w:t>
-      </w:r>
-      <w:proofErr w:type="spellStart"/>
-      <w:r>
-        <w:rPr>
-          <w:rFonts w:ascii="Abadi ExtraLight" w:hAnsi="Abadi ExtraLight"/>
-          <w:lang w:val="en-US"/>
-        </w:rPr>
-        <w:t>OpenCV_LIBS</w:t>
+        <w:t>find_</w:t>
+      </w:r>
+      <w:proofErr w:type="gramStart"/>
+      <w:r>
+        <w:rPr>
+          <w:rFonts w:ascii="Abadi ExtraLight" w:hAnsi="Abadi ExtraLight"/>
+          <w:lang w:val="en-US"/>
+        </w:rPr>
+        <w:t>package</w:t>
+      </w:r>
+      <w:proofErr w:type="spellEnd"/>
+      <w:r>
+        <w:rPr>
+          <w:rFonts w:ascii="Abadi ExtraLight" w:hAnsi="Abadi ExtraLight"/>
+          <w:lang w:val="en-US"/>
+        </w:rPr>
+        <w:t>(</w:t>
+      </w:r>
+      <w:proofErr w:type="gramEnd"/>
+      <w:r>
+        <w:rPr>
+          <w:rFonts w:ascii="Abadi ExtraLight" w:hAnsi="Abadi ExtraLight"/>
+          <w:lang w:val="en-US"/>
+        </w:rPr>
+        <w:t>OpenCV REQUIRED)</w:t>
+      </w:r>
+    </w:p>
+    <w:p>
+      <w:pPr>
+        <w:spacing w:after="0"/>
+        <w:ind w:left="720" w:firstLine="696"/>
+        <w:rPr>
+          <w:rFonts w:ascii="Abadi ExtraLight" w:hAnsi="Abadi ExtraLight"/>
+          <w:lang w:val="en-US"/>
+        </w:rPr>
+      </w:pPr>
+      <w:proofErr w:type="spellStart"/>
+      <w:r>
+        <w:rPr>
+          <w:rFonts w:ascii="Abadi ExtraLight" w:hAnsi="Abadi ExtraLight"/>
+          <w:lang w:val="en-US"/>
+        </w:rPr>
+        <w:t>add_</w:t>
+      </w:r>
+      <w:proofErr w:type="gramStart"/>
+      <w:r>
+        <w:rPr>
+          <w:rFonts w:ascii="Abadi ExtraLight" w:hAnsi="Abadi ExtraLight"/>
+          <w:lang w:val="en-US"/>
+        </w:rPr>
+        <w:t>executable</w:t>
+      </w:r>
+      <w:proofErr w:type="spellEnd"/>
+      <w:r>
+        <w:rPr>
+          <w:rFonts w:ascii="Abadi ExtraLight" w:hAnsi="Abadi ExtraLight"/>
+          <w:lang w:val="en-US"/>
+        </w:rPr>
+        <w:t>(</w:t>
+      </w:r>
+      <w:proofErr w:type="gramEnd"/>
+      <w:r>
+        <w:rPr>
+          <w:rFonts w:ascii="Abadi ExtraLight" w:hAnsi="Abadi ExtraLight"/>
+          <w:lang w:val="en-US"/>
+        </w:rPr>
+        <w:t>test main.cpp)</w:t>
+      </w:r>
+    </w:p>
+    <w:p>
+      <w:pPr>
+        <w:spacing w:after="0"/>
+        <w:ind w:left="720" w:firstLine="696"/>
+        <w:rPr>
+          <w:rFonts w:ascii="Abadi ExtraLight" w:hAnsi="Abadi ExtraLight"/>
+          <w:lang w:val="en-US"/>
+        </w:rPr>
+      </w:pPr>
+      <w:proofErr w:type="spellStart"/>
+      <w:r>
+        <w:rPr>
+          <w:rFonts w:ascii="Abadi ExtraLight" w:hAnsi="Abadi ExtraLight"/>
+          <w:lang w:val="en-US"/>
+        </w:rPr>
+        <w:t>target_link_</w:t>
+      </w:r>
+      <w:proofErr w:type="gramStart"/>
+      <w:r>
+        <w:rPr>
+          <w:rFonts w:ascii="Abadi ExtraLight" w:hAnsi="Abadi ExtraLight"/>
+          <w:lang w:val="en-US"/>
+        </w:rPr>
+        <w:t>libraries</w:t>
+      </w:r>
+      <w:proofErr w:type="spellEnd"/>
+      <w:r>
+        <w:rPr>
+          <w:rFonts w:ascii="Abadi ExtraLight" w:hAnsi="Abadi ExtraLight"/>
+          <w:lang w:val="en-US"/>
+        </w:rPr>
+        <w:t>(</w:t>
+      </w:r>
+      <w:proofErr w:type="gramEnd"/>
+      <w:r>
+        <w:rPr>
+          <w:rFonts w:ascii="Abadi ExtraLight" w:hAnsi="Abadi ExtraLight"/>
+          <w:lang w:val="en-US"/>
+        </w:rPr>
+        <w:t>test ${</w:t>
+      </w:r>
+      <w:proofErr w:type="spellStart"/>
+      <w:r>
+        <w:rPr>
+          <w:rFonts w:ascii="Abadi ExtraLight" w:hAnsi="Abadi ExtraLight"/>
+          <w:lang w:val="en-US"/>
+        </w:rPr>
+        <w:t>OpenCV_</w:t>
+      </w:r>
+      <w:proofErr w:type="gramStart"/>
+      <w:r>
+        <w:rPr>
+          <w:rFonts w:ascii="Abadi ExtraLight" w:hAnsi="Abadi ExtraLight"/>
+          <w:lang w:val="en-US"/>
+        </w:rPr>
+        <w:t>LIBS</w:t>
       </w:r>
       <w:proofErr w:type="spellEnd"/>
       <w:r>
@@ -13570,6 +14075,7 @@
         </w:rPr>
         <w:t>})</w:t>
       </w:r>
+      <w:proofErr w:type="gramEnd"/>
     </w:p>
     <w:p>
       <w:pPr>
@@ -13600,8 +14106,13 @@
     </w:p>
     <w:p>
       <w:r>
-        <w:t>Attraverso il comando :</w:t>
-      </w:r>
+        <w:t xml:space="preserve">Attraverso il </w:t>
+      </w:r>
+      <w:proofErr w:type="gramStart"/>
+      <w:r>
+        <w:t>comando :</w:t>
+      </w:r>
+      <w:proofErr w:type="gramEnd"/>
     </w:p>
     <w:p>
       <w:pPr>
@@ -13999,7 +14510,15 @@
     </w:p>
     <w:p>
       <w:r>
-        <w:t xml:space="preserve">Consideriamo un sistema con le seguente </w:t>
+        <w:t xml:space="preserve">Consideriamo un sistema con </w:t>
+      </w:r>
+      <w:proofErr w:type="gramStart"/>
+      <w:r>
+        <w:t>le seguente</w:t>
+      </w:r>
+      <w:proofErr w:type="gramEnd"/>
+      <w:r>
+        <w:t xml:space="preserve"> </w:t>
       </w:r>
       <w:proofErr w:type="spellStart"/>
       <w:r>
@@ -15715,8 +16234,13 @@
       </w:r>
       <w:proofErr w:type="spellEnd"/>
       <w:r>
-        <w:t xml:space="preserve"> sono normalmente installati in :</w:t>
-      </w:r>
+        <w:t xml:space="preserve"> sono normalmente installati </w:t>
+      </w:r>
+      <w:proofErr w:type="gramStart"/>
+      <w:r>
+        <w:t>in :</w:t>
+      </w:r>
+      <w:proofErr w:type="gramEnd"/>
     </w:p>
     <w:p>
       <w:pPr>
@@ -15861,10 +16385,18 @@
         </w:rPr>
       </w:pPr>
       <w:r>
-        <w:t xml:space="preserve">Per i sample CUDA </w:t>
-      </w:r>
-      <w:r>
-        <w:t>, è</w:t>
+        <w:t xml:space="preserve">Per i sample </w:t>
+      </w:r>
+      <w:proofErr w:type="gramStart"/>
+      <w:r>
+        <w:t xml:space="preserve">CUDA </w:t>
+      </w:r>
+      <w:r>
+        <w:t>,</w:t>
+      </w:r>
+      <w:proofErr w:type="gramEnd"/>
+      <w:r>
+        <w:t xml:space="preserve"> è</w:t>
       </w:r>
       <w:r>
         <w:t xml:space="preserve"> necessario clonare la repo. </w:t>
@@ -16406,6 +16938,7 @@
                 <w:rFonts w:ascii="Abadi ExtraLight" w:hAnsi="Abadi ExtraLight"/>
               </w:rPr>
             </w:pPr>
+            <w:proofErr w:type="gramStart"/>
             <w:r>
               <w:rPr>
                 <w:rFonts w:ascii="Abadi ExtraLight" w:hAnsi="Abadi ExtraLight"/>
@@ -16413,6 +16946,7 @@
               <w:t>./</w:t>
             </w:r>
             <w:proofErr w:type="spellStart"/>
+            <w:proofErr w:type="gramEnd"/>
             <w:r>
               <w:rPr>
                 <w:rFonts w:ascii="Abadi ExtraLight" w:hAnsi="Abadi ExtraLight"/>
@@ -16424,13 +16958,27 @@
               <w:rPr>
                 <w:rFonts w:ascii="Abadi ExtraLight" w:hAnsi="Abadi ExtraLight"/>
               </w:rPr>
-              <w:t xml:space="preserve"> H265 </w:t>
+              <w:t xml:space="preserve"> H265</w:t>
+            </w:r>
+            <w:proofErr w:type="gramStart"/>
+            <w:r>
+              <w:rPr>
+                <w:rFonts w:ascii="Abadi ExtraLight" w:hAnsi="Abadi ExtraLight"/>
+              </w:rPr>
+              <w:t xml:space="preserve"> </w:t>
             </w:r>
             <w:r>
               <w:rPr>
                 <w:rFonts w:ascii="Abadi ExtraLight" w:hAnsi="Abadi ExtraLight"/>
               </w:rPr>
-              <w:t>../../data/Video</w:t>
+              <w:t>../..</w:t>
+            </w:r>
+            <w:proofErr w:type="gramEnd"/>
+            <w:r>
+              <w:rPr>
+                <w:rFonts w:ascii="Abadi ExtraLight" w:hAnsi="Abadi ExtraLight"/>
+              </w:rPr>
+              <w:t>/data/Video</w:t>
             </w:r>
             <w:r>
               <w:rPr>
@@ -16805,6 +17353,7 @@
                 <w:lang w:val="en-US"/>
               </w:rPr>
             </w:pPr>
+            <w:proofErr w:type="gramStart"/>
             <w:r>
               <w:rPr>
                 <w:rFonts w:ascii="Abadi ExtraLight" w:hAnsi="Abadi ExtraLight"/>
@@ -16813,6 +17362,7 @@
               <w:t>./</w:t>
             </w:r>
             <w:proofErr w:type="spellStart"/>
+            <w:proofErr w:type="gramEnd"/>
             <w:r>
               <w:rPr>
                 <w:rFonts w:ascii="Abadi ExtraLight" w:hAnsi="Abadi ExtraLight"/>
@@ -17798,7 +18348,23 @@
                 <w:sz w:val="22"/>
                 <w:szCs w:val="22"/>
               </w:rPr>
-              <w:t>Zero-copy tra GPU e Encoder.</w:t>
+              <w:t xml:space="preserve">Zero-copy tra GPU </w:t>
+            </w:r>
+            <w:proofErr w:type="gramStart"/>
+            <w:r>
+              <w:rPr>
+                <w:sz w:val="22"/>
+                <w:szCs w:val="22"/>
+              </w:rPr>
+              <w:t>e</w:t>
+            </w:r>
+            <w:proofErr w:type="gramEnd"/>
+            <w:r>
+              <w:rPr>
+                <w:sz w:val="22"/>
+                <w:szCs w:val="22"/>
+              </w:rPr>
+              <w:t xml:space="preserve"> Encoder.</w:t>
             </w:r>
           </w:p>
         </w:tc>
@@ -18391,7 +18957,14 @@
           <w:lang w:val="en-US"/>
         </w:rPr>
         <w:lastRenderedPageBreak/>
-        <w:t>Sample Argus</w:t>
+        <w:t xml:space="preserve">Sample </w:t>
+      </w:r>
+      <w:proofErr w:type="gramStart"/>
+      <w:r>
+        <w:rPr>
+          <w:lang w:val="en-US"/>
+        </w:rPr>
+        <w:t>Argus</w:t>
       </w:r>
       <w:r>
         <w:rPr>
@@ -18403,7 +18976,14 @@
         <w:rPr>
           <w:lang w:val="en-US"/>
         </w:rPr>
-        <w:t xml:space="preserve"> (/</w:t>
+        <w:t xml:space="preserve"> (</w:t>
+      </w:r>
+      <w:proofErr w:type="gramEnd"/>
+      <w:r>
+        <w:rPr>
+          <w:lang w:val="en-US"/>
+        </w:rPr>
+        <w:t>/</w:t>
       </w:r>
       <w:proofErr w:type="spellStart"/>
       <w:r>
@@ -20179,34 +20759,59 @@
           <w:rFonts w:ascii="Abadi ExtraLight" w:hAnsi="Abadi ExtraLight"/>
           <w:lang w:val="en-US"/>
         </w:rPr>
-        <w:t>cd ../bin</w:t>
-      </w:r>
-    </w:p>
-    <w:p>
-      <w:pPr>
-        <w:spacing w:after="0"/>
-        <w:ind w:left="720" w:firstLine="696"/>
-        <w:rPr>
-          <w:rFonts w:ascii="Abadi ExtraLight" w:hAnsi="Abadi ExtraLight"/>
-          <w:lang w:val="en-US"/>
-        </w:rPr>
-      </w:pPr>
-    </w:p>
-    <w:p>
-      <w:pPr>
-        <w:spacing w:after="0"/>
-        <w:ind w:left="720" w:firstLine="696"/>
-        <w:rPr>
-          <w:rFonts w:ascii="Abadi ExtraLight" w:hAnsi="Abadi ExtraLight"/>
-          <w:lang w:val="en-US"/>
-        </w:rPr>
-      </w:pPr>
-      <w:r>
-        <w:rPr>
-          <w:rFonts w:ascii="Abadi ExtraLight" w:hAnsi="Abadi ExtraLight"/>
-          <w:lang w:val="en-US"/>
-        </w:rPr>
-        <w:t>./bin/</w:t>
+        <w:t>cd</w:t>
+      </w:r>
+      <w:proofErr w:type="gramStart"/>
+      <w:r>
+        <w:rPr>
+          <w:rFonts w:ascii="Abadi ExtraLight" w:hAnsi="Abadi ExtraLight"/>
+          <w:lang w:val="en-US"/>
+        </w:rPr>
+        <w:t xml:space="preserve"> ..</w:t>
+      </w:r>
+      <w:proofErr w:type="gramEnd"/>
+      <w:r>
+        <w:rPr>
+          <w:rFonts w:ascii="Abadi ExtraLight" w:hAnsi="Abadi ExtraLight"/>
+          <w:lang w:val="en-US"/>
+        </w:rPr>
+        <w:t>/bin</w:t>
+      </w:r>
+    </w:p>
+    <w:p>
+      <w:pPr>
+        <w:spacing w:after="0"/>
+        <w:ind w:left="720" w:firstLine="696"/>
+        <w:rPr>
+          <w:rFonts w:ascii="Abadi ExtraLight" w:hAnsi="Abadi ExtraLight"/>
+          <w:lang w:val="en-US"/>
+        </w:rPr>
+      </w:pPr>
+    </w:p>
+    <w:p>
+      <w:pPr>
+        <w:spacing w:after="0"/>
+        <w:ind w:left="720" w:firstLine="696"/>
+        <w:rPr>
+          <w:rFonts w:ascii="Abadi ExtraLight" w:hAnsi="Abadi ExtraLight"/>
+          <w:lang w:val="en-US"/>
+        </w:rPr>
+      </w:pPr>
+      <w:proofErr w:type="gramStart"/>
+      <w:r>
+        <w:rPr>
+          <w:rFonts w:ascii="Abadi ExtraLight" w:hAnsi="Abadi ExtraLight"/>
+          <w:lang w:val="en-US"/>
+        </w:rPr>
+        <w:t>./</w:t>
+      </w:r>
+      <w:proofErr w:type="gramEnd"/>
+      <w:r>
+        <w:rPr>
+          <w:rFonts w:ascii="Abadi ExtraLight" w:hAnsi="Abadi ExtraLight"/>
+          <w:lang w:val="en-US"/>
+        </w:rPr>
+        <w:t>bin/</w:t>
       </w:r>
       <w:proofErr w:type="spellStart"/>
       <w:r>
@@ -20227,12 +20832,21 @@
           <w:lang w:val="en-US"/>
         </w:rPr>
       </w:pPr>
-      <w:r>
-        <w:rPr>
-          <w:rFonts w:ascii="Abadi ExtraLight" w:hAnsi="Abadi ExtraLight"/>
-          <w:lang w:val="en-US"/>
-        </w:rPr>
-        <w:t>./bin/</w:t>
+      <w:proofErr w:type="gramStart"/>
+      <w:r>
+        <w:rPr>
+          <w:rFonts w:ascii="Abadi ExtraLight" w:hAnsi="Abadi ExtraLight"/>
+          <w:lang w:val="en-US"/>
+        </w:rPr>
+        <w:t>./</w:t>
+      </w:r>
+      <w:proofErr w:type="gramEnd"/>
+      <w:r>
+        <w:rPr>
+          <w:rFonts w:ascii="Abadi ExtraLight" w:hAnsi="Abadi ExtraLight"/>
+          <w:lang w:val="en-US"/>
+        </w:rPr>
+        <w:t>bin/</w:t>
       </w:r>
       <w:proofErr w:type="spellStart"/>
       <w:r>
@@ -20253,12 +20867,21 @@
           <w:lang w:val="en-US"/>
         </w:rPr>
       </w:pPr>
-      <w:r>
-        <w:rPr>
-          <w:rFonts w:ascii="Abadi ExtraLight" w:hAnsi="Abadi ExtraLight"/>
-          <w:lang w:val="en-US"/>
-        </w:rPr>
-        <w:t>./bin/</w:t>
+      <w:proofErr w:type="gramStart"/>
+      <w:r>
+        <w:rPr>
+          <w:rFonts w:ascii="Abadi ExtraLight" w:hAnsi="Abadi ExtraLight"/>
+          <w:lang w:val="en-US"/>
+        </w:rPr>
+        <w:t>./</w:t>
+      </w:r>
+      <w:proofErr w:type="gramEnd"/>
+      <w:r>
+        <w:rPr>
+          <w:rFonts w:ascii="Abadi ExtraLight" w:hAnsi="Abadi ExtraLight"/>
+          <w:lang w:val="en-US"/>
+        </w:rPr>
+        <w:t>bin/</w:t>
       </w:r>
       <w:proofErr w:type="spellStart"/>
       <w:r>
@@ -20302,12 +20925,21 @@
           <w:lang w:val="en-US"/>
         </w:rPr>
       </w:pPr>
-      <w:r>
-        <w:rPr>
-          <w:rFonts w:ascii="Abadi ExtraLight" w:hAnsi="Abadi ExtraLight"/>
-          <w:lang w:val="en-US"/>
-        </w:rPr>
-        <w:t>./bin/</w:t>
+      <w:proofErr w:type="gramStart"/>
+      <w:r>
+        <w:rPr>
+          <w:rFonts w:ascii="Abadi ExtraLight" w:hAnsi="Abadi ExtraLight"/>
+          <w:lang w:val="en-US"/>
+        </w:rPr>
+        <w:t>./</w:t>
+      </w:r>
+      <w:proofErr w:type="gramEnd"/>
+      <w:r>
+        <w:rPr>
+          <w:rFonts w:ascii="Abadi ExtraLight" w:hAnsi="Abadi ExtraLight"/>
+          <w:lang w:val="en-US"/>
+        </w:rPr>
+        <w:t>bin/</w:t>
       </w:r>
       <w:proofErr w:type="spellStart"/>
       <w:r>
@@ -20364,6 +20996,9 @@
       <w:proofErr w:type="spellEnd"/>
     </w:p>
     <w:p>
+      <w:pPr>
+        <w:jc w:val="both"/>
+      </w:pPr>
       <w:r>
         <w:t xml:space="preserve">Il sample di default </w:t>
       </w:r>
@@ -20480,6 +21115,7 @@
           <w:lang w:val="en-US"/>
         </w:rPr>
       </w:pPr>
+      <w:proofErr w:type="gramStart"/>
       <w:r>
         <w:rPr>
           <w:rFonts w:ascii="Abadi ExtraLight" w:hAnsi="Abadi ExtraLight"/>
@@ -20488,6 +21124,7 @@
         <w:t>std::</w:t>
       </w:r>
       <w:proofErr w:type="spellStart"/>
+      <w:proofErr w:type="gramEnd"/>
       <w:r>
         <w:rPr>
           <w:rFonts w:ascii="Abadi ExtraLight" w:hAnsi="Abadi ExtraLight"/>
@@ -20501,9 +21138,18 @@
           <w:rFonts w:ascii="Abadi ExtraLight" w:hAnsi="Abadi ExtraLight"/>
           <w:lang w:val="en-US"/>
         </w:rPr>
-        <w:t>&lt;nvinfer1::</w:t>
-      </w:r>
-      <w:proofErr w:type="spellStart"/>
+        <w:t>&lt;nvinfer</w:t>
+      </w:r>
+      <w:proofErr w:type="gramStart"/>
+      <w:r>
+        <w:rPr>
+          <w:rFonts w:ascii="Abadi ExtraLight" w:hAnsi="Abadi ExtraLight"/>
+          <w:lang w:val="en-US"/>
+        </w:rPr>
+        <w:t>1::</w:t>
+      </w:r>
+      <w:proofErr w:type="spellStart"/>
+      <w:proofErr w:type="gramEnd"/>
       <w:r>
         <w:rPr>
           <w:rFonts w:ascii="Abadi ExtraLight" w:hAnsi="Abadi ExtraLight"/>
@@ -20517,8 +21163,17 @@
           <w:rFonts w:ascii="Abadi ExtraLight" w:hAnsi="Abadi ExtraLight"/>
           <w:lang w:val="en-US"/>
         </w:rPr>
-        <w:t>&gt; engine(</w:t>
-      </w:r>
+        <w:t xml:space="preserve">&gt; </w:t>
+      </w:r>
+      <w:proofErr w:type="gramStart"/>
+      <w:r>
+        <w:rPr>
+          <w:rFonts w:ascii="Abadi ExtraLight" w:hAnsi="Abadi ExtraLight"/>
+          <w:lang w:val="en-US"/>
+        </w:rPr>
+        <w:t>engine(</w:t>
+      </w:r>
+      <w:proofErr w:type="gramEnd"/>
     </w:p>
     <w:p>
       <w:pPr>
@@ -20537,6 +21192,7 @@
         <w:t xml:space="preserve">    builder-&gt;</w:t>
       </w:r>
       <w:proofErr w:type="spellStart"/>
+      <w:proofErr w:type="gramStart"/>
       <w:r>
         <w:rPr>
           <w:rFonts w:ascii="Abadi ExtraLight" w:hAnsi="Abadi ExtraLight"/>
@@ -20550,8 +21206,25 @@
           <w:rFonts w:ascii="Abadi ExtraLight" w:hAnsi="Abadi ExtraLight"/>
           <w:lang w:val="en-US"/>
         </w:rPr>
-        <w:t>(*network, *config));</w:t>
-      </w:r>
+        <w:t>(</w:t>
+      </w:r>
+      <w:proofErr w:type="gramEnd"/>
+      <w:r>
+        <w:rPr>
+          <w:rFonts w:ascii="Abadi ExtraLight" w:hAnsi="Abadi ExtraLight"/>
+          <w:lang w:val="en-US"/>
+        </w:rPr>
+        <w:t>*network, *config)</w:t>
+      </w:r>
+      <w:proofErr w:type="gramStart"/>
+      <w:r>
+        <w:rPr>
+          <w:rFonts w:ascii="Abadi ExtraLight" w:hAnsi="Abadi ExtraLight"/>
+          <w:lang w:val="en-US"/>
+        </w:rPr>
+        <w:t>);</w:t>
+      </w:r>
+      <w:proofErr w:type="gramEnd"/>
     </w:p>
     <w:p>
       <w:pPr>
@@ -20635,6 +21308,7 @@
           <w:lang w:val="en-US"/>
         </w:rPr>
       </w:pPr>
+      <w:proofErr w:type="gramStart"/>
       <w:r>
         <w:rPr>
           <w:rFonts w:ascii="Abadi ExtraLight" w:hAnsi="Abadi ExtraLight"/>
@@ -20643,6 +21317,7 @@
         <w:t>std::</w:t>
       </w:r>
       <w:proofErr w:type="spellStart"/>
+      <w:proofErr w:type="gramEnd"/>
       <w:r>
         <w:rPr>
           <w:rFonts w:ascii="Abadi ExtraLight" w:hAnsi="Abadi ExtraLight"/>
@@ -20656,9 +21331,18 @@
           <w:rFonts w:ascii="Abadi ExtraLight" w:hAnsi="Abadi ExtraLight"/>
           <w:lang w:val="en-US"/>
         </w:rPr>
-        <w:t>&lt;nvinfer1::</w:t>
-      </w:r>
-      <w:proofErr w:type="spellStart"/>
+        <w:t>&lt;nvinfer</w:t>
+      </w:r>
+      <w:proofErr w:type="gramStart"/>
+      <w:r>
+        <w:rPr>
+          <w:rFonts w:ascii="Abadi ExtraLight" w:hAnsi="Abadi ExtraLight"/>
+          <w:lang w:val="en-US"/>
+        </w:rPr>
+        <w:t>1::</w:t>
+      </w:r>
+      <w:proofErr w:type="spellStart"/>
+      <w:proofErr w:type="gramEnd"/>
       <w:r>
         <w:rPr>
           <w:rFonts w:ascii="Abadi ExtraLight" w:hAnsi="Abadi ExtraLight"/>
@@ -20672,28 +21356,54 @@
           <w:rFonts w:ascii="Abadi ExtraLight" w:hAnsi="Abadi ExtraLight"/>
           <w:lang w:val="en-US"/>
         </w:rPr>
-        <w:t>&gt; serialized(engine-&gt;serialize());</w:t>
-      </w:r>
-    </w:p>
-    <w:p>
-      <w:pPr>
-        <w:spacing w:after="0"/>
-        <w:ind w:left="720" w:firstLine="696"/>
-        <w:rPr>
-          <w:rFonts w:ascii="Abadi ExtraLight" w:hAnsi="Abadi ExtraLight"/>
-          <w:lang w:val="en-US"/>
-        </w:rPr>
-      </w:pPr>
-    </w:p>
-    <w:p>
-      <w:pPr>
-        <w:spacing w:after="0"/>
-        <w:ind w:left="720" w:firstLine="696"/>
-        <w:rPr>
-          <w:rFonts w:ascii="Abadi ExtraLight" w:hAnsi="Abadi ExtraLight"/>
-          <w:lang w:val="en-US"/>
-        </w:rPr>
-      </w:pPr>
+        <w:t>&gt; serialized(engine-&gt;</w:t>
+      </w:r>
+      <w:proofErr w:type="gramStart"/>
+      <w:r>
+        <w:rPr>
+          <w:rFonts w:ascii="Abadi ExtraLight" w:hAnsi="Abadi ExtraLight"/>
+          <w:lang w:val="en-US"/>
+        </w:rPr>
+        <w:t>serialize(</w:t>
+      </w:r>
+      <w:proofErr w:type="gramEnd"/>
+      <w:r>
+        <w:rPr>
+          <w:rFonts w:ascii="Abadi ExtraLight" w:hAnsi="Abadi ExtraLight"/>
+          <w:lang w:val="en-US"/>
+        </w:rPr>
+        <w:t>)</w:t>
+      </w:r>
+      <w:proofErr w:type="gramStart"/>
+      <w:r>
+        <w:rPr>
+          <w:rFonts w:ascii="Abadi ExtraLight" w:hAnsi="Abadi ExtraLight"/>
+          <w:lang w:val="en-US"/>
+        </w:rPr>
+        <w:t>);</w:t>
+      </w:r>
+      <w:proofErr w:type="gramEnd"/>
+    </w:p>
+    <w:p>
+      <w:pPr>
+        <w:spacing w:after="0"/>
+        <w:ind w:left="720" w:firstLine="696"/>
+        <w:rPr>
+          <w:rFonts w:ascii="Abadi ExtraLight" w:hAnsi="Abadi ExtraLight"/>
+          <w:lang w:val="en-US"/>
+        </w:rPr>
+      </w:pPr>
+    </w:p>
+    <w:p>
+      <w:pPr>
+        <w:spacing w:after="0"/>
+        <w:ind w:left="720" w:firstLine="696"/>
+        <w:rPr>
+          <w:rFonts w:ascii="Abadi ExtraLight" w:hAnsi="Abadi ExtraLight"/>
+          <w:lang w:val="en-US"/>
+        </w:rPr>
+      </w:pPr>
+      <w:proofErr w:type="gramStart"/>
       <w:r>
         <w:rPr>
           <w:rFonts w:ascii="Abadi ExtraLight" w:hAnsi="Abadi ExtraLight"/>
@@ -20702,6 +21412,7 @@
         <w:t>std::</w:t>
       </w:r>
       <w:proofErr w:type="spellStart"/>
+      <w:proofErr w:type="gramEnd"/>
       <w:r>
         <w:rPr>
           <w:rFonts w:ascii="Abadi ExtraLight" w:hAnsi="Abadi ExtraLight"/>
@@ -20718,6 +21429,7 @@
         <w:t xml:space="preserve"> </w:t>
       </w:r>
       <w:proofErr w:type="spellStart"/>
+      <w:proofErr w:type="gramStart"/>
       <w:r>
         <w:rPr>
           <w:rFonts w:ascii="Abadi ExtraLight" w:hAnsi="Abadi ExtraLight"/>
@@ -20731,7 +21443,23 @@
           <w:rFonts w:ascii="Abadi ExtraLight" w:hAnsi="Abadi ExtraLight"/>
           <w:lang w:val="en-US"/>
         </w:rPr>
-        <w:t>("model_int8.engine", std::</w:t>
+        <w:t>(</w:t>
+      </w:r>
+      <w:proofErr w:type="gramEnd"/>
+      <w:r>
+        <w:rPr>
+          <w:rFonts w:ascii="Abadi ExtraLight" w:hAnsi="Abadi ExtraLight"/>
+          <w:lang w:val="en-US"/>
+        </w:rPr>
+        <w:t xml:space="preserve">"model_int8.engine", </w:t>
+      </w:r>
+      <w:proofErr w:type="gramStart"/>
+      <w:r>
+        <w:rPr>
+          <w:rFonts w:ascii="Abadi ExtraLight" w:hAnsi="Abadi ExtraLight"/>
+          <w:lang w:val="en-US"/>
+        </w:rPr>
+        <w:t>std::</w:t>
       </w:r>
       <w:proofErr w:type="spellStart"/>
       <w:r>
@@ -20747,8 +21475,25 @@
           <w:rFonts w:ascii="Abadi ExtraLight" w:hAnsi="Abadi ExtraLight"/>
           <w:lang w:val="en-US"/>
         </w:rPr>
-        <w:t>::binary);</w:t>
-      </w:r>
+        <w:t>::</w:t>
+      </w:r>
+      <w:proofErr w:type="gramEnd"/>
+      <w:r>
+        <w:rPr>
+          <w:rFonts w:ascii="Abadi ExtraLight" w:hAnsi="Abadi ExtraLight"/>
+          <w:lang w:val="en-US"/>
+        </w:rPr>
+        <w:t>binary</w:t>
+      </w:r>
+      <w:proofErr w:type="gramStart"/>
+      <w:r>
+        <w:rPr>
+          <w:rFonts w:ascii="Abadi ExtraLight" w:hAnsi="Abadi ExtraLight"/>
+          <w:lang w:val="en-US"/>
+        </w:rPr>
+        <w:t>);</w:t>
+      </w:r>
+      <w:proofErr w:type="gramEnd"/>
     </w:p>
     <w:p>
       <w:pPr>
@@ -20806,7 +21551,23 @@
           <w:rFonts w:ascii="Abadi ExtraLight" w:hAnsi="Abadi ExtraLight"/>
           <w:lang w:val="en-US"/>
         </w:rPr>
-        <w:t>&lt;const char*&gt;(serialized-&gt;data()),</w:t>
+        <w:t>&lt;const char*&gt;(serialized-&gt;</w:t>
+      </w:r>
+      <w:proofErr w:type="gramStart"/>
+      <w:r>
+        <w:rPr>
+          <w:rFonts w:ascii="Abadi ExtraLight" w:hAnsi="Abadi ExtraLight"/>
+          <w:lang w:val="en-US"/>
+        </w:rPr>
+        <w:t>data(</w:t>
+      </w:r>
+      <w:proofErr w:type="gramEnd"/>
+      <w:r>
+        <w:rPr>
+          <w:rFonts w:ascii="Abadi ExtraLight" w:hAnsi="Abadi ExtraLight"/>
+          <w:lang w:val="en-US"/>
+        </w:rPr>
+        <w:t>)),</w:t>
       </w:r>
     </w:p>
     <w:p>
@@ -20839,7 +21600,23 @@
           <w:rFonts w:ascii="Abadi ExtraLight" w:hAnsi="Abadi ExtraLight"/>
           <w:lang w:val="en-US"/>
         </w:rPr>
-        <w:t>-&gt;size());</w:t>
+        <w:t>-&gt;</w:t>
+      </w:r>
+      <w:proofErr w:type="gramStart"/>
+      <w:r>
+        <w:rPr>
+          <w:rFonts w:ascii="Abadi ExtraLight" w:hAnsi="Abadi ExtraLight"/>
+          <w:lang w:val="en-US"/>
+        </w:rPr>
+        <w:t>size(</w:t>
+      </w:r>
+      <w:proofErr w:type="gramEnd"/>
+      <w:r>
+        <w:rPr>
+          <w:rFonts w:ascii="Abadi ExtraLight" w:hAnsi="Abadi ExtraLight"/>
+          <w:lang w:val="en-US"/>
+        </w:rPr>
+        <w:t>));</w:t>
       </w:r>
     </w:p>
     <w:p>
@@ -20887,6 +21664,7 @@
           <w:lang w:val="en-US"/>
         </w:rPr>
       </w:pPr>
+      <w:proofErr w:type="gramStart"/>
       <w:r>
         <w:rPr>
           <w:rFonts w:ascii="Abadi ExtraLight" w:hAnsi="Abadi ExtraLight"/>
@@ -20895,6 +21673,7 @@
         <w:t>std::</w:t>
       </w:r>
       <w:proofErr w:type="spellStart"/>
+      <w:proofErr w:type="gramEnd"/>
       <w:r>
         <w:rPr>
           <w:rFonts w:ascii="Abadi ExtraLight" w:hAnsi="Abadi ExtraLight"/>
@@ -20924,7 +21703,15 @@
           <w:rFonts w:ascii="Abadi ExtraLight" w:hAnsi="Abadi ExtraLight"/>
           <w:lang w:val="en-US"/>
         </w:rPr>
-        <w:t xml:space="preserve"> in model_int8.engine" &lt;&lt; std::</w:t>
+        <w:t xml:space="preserve"> in model_int8.engine" &lt;&lt; </w:t>
+      </w:r>
+      <w:proofErr w:type="gramStart"/>
+      <w:r>
+        <w:rPr>
+          <w:rFonts w:ascii="Abadi ExtraLight" w:hAnsi="Abadi ExtraLight"/>
+          <w:lang w:val="en-US"/>
+        </w:rPr>
+        <w:t>std::</w:t>
       </w:r>
       <w:proofErr w:type="spellStart"/>
       <w:r>
@@ -20942,6 +21729,7 @@
         </w:rPr>
         <w:t>;</w:t>
       </w:r>
+      <w:proofErr w:type="gramEnd"/>
     </w:p>
     <w:p>
       <w:pPr>
@@ -21020,6 +21808,7 @@
           <w:lang w:val="en-US"/>
         </w:rPr>
       </w:pPr>
+      <w:proofErr w:type="gramStart"/>
       <w:r>
         <w:rPr>
           <w:rFonts w:ascii="Abadi ExtraLight" w:hAnsi="Abadi ExtraLight"/>
@@ -21028,6 +21817,7 @@
         <w:t>std::</w:t>
       </w:r>
       <w:proofErr w:type="spellStart"/>
+      <w:proofErr w:type="gramEnd"/>
       <w:r>
         <w:rPr>
           <w:rFonts w:ascii="Abadi ExtraLight" w:hAnsi="Abadi ExtraLight"/>
@@ -21044,6 +21834,7 @@
         <w:t xml:space="preserve"> </w:t>
       </w:r>
       <w:proofErr w:type="spellStart"/>
+      <w:proofErr w:type="gramStart"/>
       <w:r>
         <w:rPr>
           <w:rFonts w:ascii="Abadi ExtraLight" w:hAnsi="Abadi ExtraLight"/>
@@ -21057,7 +21848,23 @@
           <w:rFonts w:ascii="Abadi ExtraLight" w:hAnsi="Abadi ExtraLight"/>
           <w:lang w:val="en-US"/>
         </w:rPr>
-        <w:t>("model_int8.engine", std::</w:t>
+        <w:t>(</w:t>
+      </w:r>
+      <w:proofErr w:type="gramEnd"/>
+      <w:r>
+        <w:rPr>
+          <w:rFonts w:ascii="Abadi ExtraLight" w:hAnsi="Abadi ExtraLight"/>
+          <w:lang w:val="en-US"/>
+        </w:rPr>
+        <w:t xml:space="preserve">"model_int8.engine", </w:t>
+      </w:r>
+      <w:proofErr w:type="gramStart"/>
+      <w:r>
+        <w:rPr>
+          <w:rFonts w:ascii="Abadi ExtraLight" w:hAnsi="Abadi ExtraLight"/>
+          <w:lang w:val="en-US"/>
+        </w:rPr>
+        <w:t>std::</w:t>
       </w:r>
       <w:proofErr w:type="spellStart"/>
       <w:r>
@@ -21073,26 +21880,53 @@
           <w:rFonts w:ascii="Abadi ExtraLight" w:hAnsi="Abadi ExtraLight"/>
           <w:lang w:val="en-US"/>
         </w:rPr>
-        <w:t>::binary);</w:t>
-      </w:r>
-    </w:p>
-    <w:p>
-      <w:pPr>
-        <w:spacing w:after="0"/>
-        <w:ind w:left="720" w:firstLine="696"/>
-        <w:rPr>
-          <w:rFonts w:ascii="Abadi ExtraLight" w:hAnsi="Abadi ExtraLight"/>
-          <w:lang w:val="en-US"/>
-        </w:rPr>
-      </w:pPr>
-      <w:r>
-        <w:rPr>
-          <w:rFonts w:ascii="Abadi ExtraLight" w:hAnsi="Abadi ExtraLight"/>
-          <w:lang w:val="en-US"/>
-        </w:rPr>
-        <w:t xml:space="preserve">std::vector&lt;char&gt; </w:t>
-      </w:r>
-      <w:proofErr w:type="spellStart"/>
+        <w:t>::</w:t>
+      </w:r>
+      <w:proofErr w:type="gramEnd"/>
+      <w:r>
+        <w:rPr>
+          <w:rFonts w:ascii="Abadi ExtraLight" w:hAnsi="Abadi ExtraLight"/>
+          <w:lang w:val="en-US"/>
+        </w:rPr>
+        <w:t>binary</w:t>
+      </w:r>
+      <w:proofErr w:type="gramStart"/>
+      <w:r>
+        <w:rPr>
+          <w:rFonts w:ascii="Abadi ExtraLight" w:hAnsi="Abadi ExtraLight"/>
+          <w:lang w:val="en-US"/>
+        </w:rPr>
+        <w:t>);</w:t>
+      </w:r>
+      <w:proofErr w:type="gramEnd"/>
+    </w:p>
+    <w:p>
+      <w:pPr>
+        <w:spacing w:after="0"/>
+        <w:ind w:left="720" w:firstLine="696"/>
+        <w:rPr>
+          <w:rFonts w:ascii="Abadi ExtraLight" w:hAnsi="Abadi ExtraLight"/>
+          <w:lang w:val="en-US"/>
+        </w:rPr>
+      </w:pPr>
+      <w:proofErr w:type="gramStart"/>
+      <w:r>
+        <w:rPr>
+          <w:rFonts w:ascii="Abadi ExtraLight" w:hAnsi="Abadi ExtraLight"/>
+          <w:lang w:val="en-US"/>
+        </w:rPr>
+        <w:t>std::</w:t>
+      </w:r>
+      <w:proofErr w:type="gramEnd"/>
+      <w:r>
+        <w:rPr>
+          <w:rFonts w:ascii="Abadi ExtraLight" w:hAnsi="Abadi ExtraLight"/>
+          <w:lang w:val="en-US"/>
+        </w:rPr>
+        <w:t xml:space="preserve">vector&lt;char&gt; </w:t>
+      </w:r>
+      <w:proofErr w:type="spellStart"/>
+      <w:proofErr w:type="gramStart"/>
       <w:r>
         <w:rPr>
           <w:rFonts w:ascii="Abadi ExtraLight" w:hAnsi="Abadi ExtraLight"/>
@@ -21108,24 +21942,34 @@
         </w:rPr>
         <w:t>(</w:t>
       </w:r>
-    </w:p>
-    <w:p>
-      <w:pPr>
-        <w:spacing w:after="0"/>
-        <w:ind w:left="720" w:firstLine="696"/>
-        <w:rPr>
-          <w:rFonts w:ascii="Abadi ExtraLight" w:hAnsi="Abadi ExtraLight"/>
-          <w:lang w:val="en-US"/>
-        </w:rPr>
-      </w:pPr>
-      <w:r>
-        <w:rPr>
-          <w:rFonts w:ascii="Abadi ExtraLight" w:hAnsi="Abadi ExtraLight"/>
-          <w:lang w:val="en-US"/>
-        </w:rPr>
-        <w:t xml:space="preserve">    (std::</w:t>
-      </w:r>
-      <w:proofErr w:type="spellStart"/>
+      <w:proofErr w:type="gramEnd"/>
+    </w:p>
+    <w:p>
+      <w:pPr>
+        <w:spacing w:after="0"/>
+        <w:ind w:left="720" w:firstLine="696"/>
+        <w:rPr>
+          <w:rFonts w:ascii="Abadi ExtraLight" w:hAnsi="Abadi ExtraLight"/>
+          <w:lang w:val="en-US"/>
+        </w:rPr>
+      </w:pPr>
+      <w:r>
+        <w:rPr>
+          <w:rFonts w:ascii="Abadi ExtraLight" w:hAnsi="Abadi ExtraLight"/>
+          <w:lang w:val="en-US"/>
+        </w:rPr>
+        <w:t xml:space="preserve">    (</w:t>
+      </w:r>
+      <w:proofErr w:type="gramStart"/>
+      <w:r>
+        <w:rPr>
+          <w:rFonts w:ascii="Abadi ExtraLight" w:hAnsi="Abadi ExtraLight"/>
+          <w:lang w:val="en-US"/>
+        </w:rPr>
+        <w:t>std::</w:t>
+      </w:r>
+      <w:proofErr w:type="spellStart"/>
+      <w:proofErr w:type="gramEnd"/>
       <w:r>
         <w:rPr>
           <w:rFonts w:ascii="Abadi ExtraLight" w:hAnsi="Abadi ExtraLight"/>
@@ -21172,9 +22016,18 @@
           <w:rFonts w:ascii="Abadi ExtraLight" w:hAnsi="Abadi ExtraLight"/>
           <w:lang w:val="en-US"/>
         </w:rPr>
-        <w:t xml:space="preserve">     std::</w:t>
-      </w:r>
-      <w:proofErr w:type="spellStart"/>
+        <w:t xml:space="preserve">     </w:t>
+      </w:r>
+      <w:proofErr w:type="gramStart"/>
+      <w:r>
+        <w:rPr>
+          <w:rFonts w:ascii="Abadi ExtraLight" w:hAnsi="Abadi ExtraLight"/>
+          <w:lang w:val="en-US"/>
+        </w:rPr>
+        <w:t>std::</w:t>
+      </w:r>
+      <w:proofErr w:type="spellStart"/>
+      <w:proofErr w:type="gramEnd"/>
       <w:r>
         <w:rPr>
           <w:rFonts w:ascii="Abadi ExtraLight" w:hAnsi="Abadi ExtraLight"/>
@@ -21188,8 +22041,33 @@
           <w:rFonts w:ascii="Abadi ExtraLight" w:hAnsi="Abadi ExtraLight"/>
           <w:lang w:val="en-US"/>
         </w:rPr>
-        <w:t>&lt;char&gt;());</w:t>
-      </w:r>
+        <w:t>&lt;char</w:t>
+      </w:r>
+      <w:proofErr w:type="gramStart"/>
+      <w:r>
+        <w:rPr>
+          <w:rFonts w:ascii="Abadi ExtraLight" w:hAnsi="Abadi ExtraLight"/>
+          <w:lang w:val="en-US"/>
+        </w:rPr>
+        <w:t>&gt;(</w:t>
+      </w:r>
+      <w:proofErr w:type="gramEnd"/>
+      <w:r>
+        <w:rPr>
+          <w:rFonts w:ascii="Abadi ExtraLight" w:hAnsi="Abadi ExtraLight"/>
+          <w:lang w:val="en-US"/>
+        </w:rPr>
+        <w:t>)</w:t>
+      </w:r>
+      <w:proofErr w:type="gramStart"/>
+      <w:r>
+        <w:rPr>
+          <w:rFonts w:ascii="Abadi ExtraLight" w:hAnsi="Abadi ExtraLight"/>
+          <w:lang w:val="en-US"/>
+        </w:rPr>
+        <w:t>);</w:t>
+      </w:r>
+      <w:proofErr w:type="gramEnd"/>
     </w:p>
     <w:p>
       <w:pPr>
@@ -21239,9 +22117,18 @@
           <w:rFonts w:ascii="Abadi ExtraLight" w:hAnsi="Abadi ExtraLight"/>
           <w:lang w:val="en-US"/>
         </w:rPr>
-        <w:t>auto runtime = std::</w:t>
-      </w:r>
-      <w:proofErr w:type="spellStart"/>
+        <w:t xml:space="preserve">auto runtime = </w:t>
+      </w:r>
+      <w:proofErr w:type="gramStart"/>
+      <w:r>
+        <w:rPr>
+          <w:rFonts w:ascii="Abadi ExtraLight" w:hAnsi="Abadi ExtraLight"/>
+          <w:lang w:val="en-US"/>
+        </w:rPr>
+        <w:t>std::</w:t>
+      </w:r>
+      <w:proofErr w:type="spellStart"/>
+      <w:proofErr w:type="gramEnd"/>
       <w:r>
         <w:rPr>
           <w:rFonts w:ascii="Abadi ExtraLight" w:hAnsi="Abadi ExtraLight"/>
@@ -21255,9 +22142,18 @@
           <w:rFonts w:ascii="Abadi ExtraLight" w:hAnsi="Abadi ExtraLight"/>
           <w:lang w:val="en-US"/>
         </w:rPr>
-        <w:t>&lt;nvinfer1::</w:t>
-      </w:r>
-      <w:proofErr w:type="spellStart"/>
+        <w:t>&lt;nvinfer</w:t>
+      </w:r>
+      <w:proofErr w:type="gramStart"/>
+      <w:r>
+        <w:rPr>
+          <w:rFonts w:ascii="Abadi ExtraLight" w:hAnsi="Abadi ExtraLight"/>
+          <w:lang w:val="en-US"/>
+        </w:rPr>
+        <w:t>1::</w:t>
+      </w:r>
+      <w:proofErr w:type="spellStart"/>
+      <w:proofErr w:type="gramEnd"/>
       <w:r>
         <w:rPr>
           <w:rFonts w:ascii="Abadi ExtraLight" w:hAnsi="Abadi ExtraLight"/>
@@ -21266,6 +22162,7 @@
         <w:t>IRuntime</w:t>
       </w:r>
       <w:proofErr w:type="spellEnd"/>
+      <w:proofErr w:type="gramStart"/>
       <w:r>
         <w:rPr>
           <w:rFonts w:ascii="Abadi ExtraLight" w:hAnsi="Abadi ExtraLight"/>
@@ -21273,24 +22170,34 @@
         </w:rPr>
         <w:t>&gt;(</w:t>
       </w:r>
-    </w:p>
-    <w:p>
-      <w:pPr>
-        <w:spacing w:after="0"/>
-        <w:ind w:left="720" w:firstLine="696"/>
-        <w:rPr>
-          <w:rFonts w:ascii="Abadi ExtraLight" w:hAnsi="Abadi ExtraLight"/>
-          <w:lang w:val="en-US"/>
-        </w:rPr>
-      </w:pPr>
-      <w:r>
-        <w:rPr>
-          <w:rFonts w:ascii="Abadi ExtraLight" w:hAnsi="Abadi ExtraLight"/>
-          <w:lang w:val="en-US"/>
-        </w:rPr>
-        <w:t xml:space="preserve">    nvinfer1::</w:t>
-      </w:r>
-      <w:proofErr w:type="spellStart"/>
+      <w:proofErr w:type="gramEnd"/>
+    </w:p>
+    <w:p>
+      <w:pPr>
+        <w:spacing w:after="0"/>
+        <w:ind w:left="720" w:firstLine="696"/>
+        <w:rPr>
+          <w:rFonts w:ascii="Abadi ExtraLight" w:hAnsi="Abadi ExtraLight"/>
+          <w:lang w:val="en-US"/>
+        </w:rPr>
+      </w:pPr>
+      <w:r>
+        <w:rPr>
+          <w:rFonts w:ascii="Abadi ExtraLight" w:hAnsi="Abadi ExtraLight"/>
+          <w:lang w:val="en-US"/>
+        </w:rPr>
+        <w:t xml:space="preserve">    nvinfer</w:t>
+      </w:r>
+      <w:proofErr w:type="gramStart"/>
+      <w:r>
+        <w:rPr>
+          <w:rFonts w:ascii="Abadi ExtraLight" w:hAnsi="Abadi ExtraLight"/>
+          <w:lang w:val="en-US"/>
+        </w:rPr>
+        <w:t>1::</w:t>
+      </w:r>
+      <w:proofErr w:type="spellStart"/>
+      <w:proofErr w:type="gramEnd"/>
       <w:r>
         <w:rPr>
           <w:rFonts w:ascii="Abadi ExtraLight" w:hAnsi="Abadi ExtraLight"/>
@@ -21320,8 +22227,17 @@
           <w:rFonts w:ascii="Abadi ExtraLight" w:hAnsi="Abadi ExtraLight"/>
           <w:lang w:val="en-US"/>
         </w:rPr>
-        <w:t>));</w:t>
-      </w:r>
+        <w:t>)</w:t>
+      </w:r>
+      <w:proofErr w:type="gramStart"/>
+      <w:r>
+        <w:rPr>
+          <w:rFonts w:ascii="Abadi ExtraLight" w:hAnsi="Abadi ExtraLight"/>
+          <w:lang w:val="en-US"/>
+        </w:rPr>
+        <w:t>);</w:t>
+      </w:r>
+      <w:proofErr w:type="gramEnd"/>
     </w:p>
     <w:p>
       <w:pPr>
@@ -21348,9 +22264,18 @@
           <w:lang w:val="en-US"/>
         </w:rPr>
         <w:lastRenderedPageBreak/>
-        <w:t>auto engine = std::</w:t>
-      </w:r>
-      <w:proofErr w:type="spellStart"/>
+        <w:t xml:space="preserve">auto engine = </w:t>
+      </w:r>
+      <w:proofErr w:type="gramStart"/>
+      <w:r>
+        <w:rPr>
+          <w:rFonts w:ascii="Abadi ExtraLight" w:hAnsi="Abadi ExtraLight"/>
+          <w:lang w:val="en-US"/>
+        </w:rPr>
+        <w:t>std::</w:t>
+      </w:r>
+      <w:proofErr w:type="spellStart"/>
+      <w:proofErr w:type="gramEnd"/>
       <w:r>
         <w:rPr>
           <w:rFonts w:ascii="Abadi ExtraLight" w:hAnsi="Abadi ExtraLight"/>
@@ -21364,9 +22289,18 @@
           <w:rFonts w:ascii="Abadi ExtraLight" w:hAnsi="Abadi ExtraLight"/>
           <w:lang w:val="en-US"/>
         </w:rPr>
-        <w:t>&lt;nvinfer1::</w:t>
-      </w:r>
-      <w:proofErr w:type="spellStart"/>
+        <w:t>&lt;nvinfer</w:t>
+      </w:r>
+      <w:proofErr w:type="gramStart"/>
+      <w:r>
+        <w:rPr>
+          <w:rFonts w:ascii="Abadi ExtraLight" w:hAnsi="Abadi ExtraLight"/>
+          <w:lang w:val="en-US"/>
+        </w:rPr>
+        <w:t>1::</w:t>
+      </w:r>
+      <w:proofErr w:type="spellStart"/>
+      <w:proofErr w:type="gramEnd"/>
       <w:r>
         <w:rPr>
           <w:rFonts w:ascii="Abadi ExtraLight" w:hAnsi="Abadi ExtraLight"/>
@@ -21375,6 +22309,7 @@
         <w:t>ICudaEngine</w:t>
       </w:r>
       <w:proofErr w:type="spellEnd"/>
+      <w:proofErr w:type="gramStart"/>
       <w:r>
         <w:rPr>
           <w:rFonts w:ascii="Abadi ExtraLight" w:hAnsi="Abadi ExtraLight"/>
@@ -21382,6 +22317,7 @@
         </w:rPr>
         <w:t>&gt;(</w:t>
       </w:r>
+      <w:proofErr w:type="gramEnd"/>
     </w:p>
     <w:p>
       <w:pPr>
@@ -21400,6 +22336,7 @@
         <w:t xml:space="preserve">    runtime-&gt;</w:t>
       </w:r>
       <w:proofErr w:type="spellStart"/>
+      <w:proofErr w:type="gramStart"/>
       <w:r>
         <w:rPr>
           <w:rFonts w:ascii="Abadi ExtraLight" w:hAnsi="Abadi ExtraLight"/>
@@ -21416,6 +22353,7 @@
         <w:t>(</w:t>
       </w:r>
       <w:proofErr w:type="spellStart"/>
+      <w:proofErr w:type="gramEnd"/>
       <w:r>
         <w:rPr>
           <w:rFonts w:ascii="Abadi ExtraLight" w:hAnsi="Abadi ExtraLight"/>
@@ -21445,8 +22383,17 @@
           <w:rFonts w:ascii="Abadi ExtraLight" w:hAnsi="Abadi ExtraLight"/>
           <w:lang w:val="en-US"/>
         </w:rPr>
-        <w:t>()));</w:t>
-      </w:r>
+        <w:t>())</w:t>
+      </w:r>
+      <w:proofErr w:type="gramStart"/>
+      <w:r>
+        <w:rPr>
+          <w:rFonts w:ascii="Abadi ExtraLight" w:hAnsi="Abadi ExtraLight"/>
+          <w:lang w:val="en-US"/>
+        </w:rPr>
+        <w:t>);</w:t>
+      </w:r>
+      <w:proofErr w:type="gramEnd"/>
     </w:p>
     <w:p>
       <w:pPr>
@@ -21604,7 +22551,7 @@
     </w:p>
     <w:p>
       <w:pPr>
-        <w:spacing w:after="100" w:afterAutospacing="1" w:line="240" w:lineRule="auto"/>
+        <w:spacing w:after="0" w:line="240" w:lineRule="auto"/>
         <w:jc w:val="both"/>
       </w:pPr>
       <w:r>
@@ -21619,7 +22566,11 @@
         <w:t xml:space="preserve"> rapidamente senza sviluppare un'applicazione propria. È già precompilato:</w:t>
       </w:r>
     </w:p>
-    <w:p/>
+    <w:p>
+      <w:pPr>
+        <w:spacing w:after="0"/>
+      </w:pPr>
+    </w:p>
     <w:p>
       <w:pPr>
         <w:spacing w:after="0"/>
@@ -21924,6 +22875,7 @@
         <w:t>=</w:t>
       </w:r>
       <w:proofErr w:type="spellStart"/>
+      <w:proofErr w:type="gramStart"/>
       <w:r>
         <w:rPr>
           <w:rFonts w:ascii="Abadi ExtraLight" w:hAnsi="Abadi ExtraLight"/>
@@ -21932,6 +22884,7 @@
         <w:t>model.onnx</w:t>
       </w:r>
       <w:proofErr w:type="spellEnd"/>
+      <w:proofErr w:type="gramEnd"/>
       <w:r>
         <w:rPr>
           <w:rFonts w:ascii="Abadi ExtraLight" w:hAnsi="Abadi ExtraLight"/>
@@ -22050,6 +23003,7 @@
         <w:t>=</w:t>
       </w:r>
       <w:proofErr w:type="spellStart"/>
+      <w:proofErr w:type="gramStart"/>
       <w:r>
         <w:rPr>
           <w:rFonts w:ascii="Abadi ExtraLight" w:hAnsi="Abadi ExtraLight"/>
@@ -22057,6 +23011,7 @@
         <w:t>model.onnx</w:t>
       </w:r>
       <w:proofErr w:type="spellEnd"/>
+      <w:proofErr w:type="gramEnd"/>
       <w:r>
         <w:rPr>
           <w:rFonts w:ascii="Abadi ExtraLight" w:hAnsi="Abadi ExtraLight"/>
@@ -22484,6 +23439,7 @@
       </w:pPr>
       <w:proofErr w:type="spellStart"/>
       <w:r>
+        <w:lastRenderedPageBreak/>
         <w:t>sample</w:t>
       </w:r>
       <w:r>
@@ -22641,11 +23597,16 @@
       <w:r>
         <w:t xml:space="preserve"> </w:t>
       </w:r>
+      <w:proofErr w:type="gramStart"/>
       <w:r>
         <w:t xml:space="preserve">— </w:t>
       </w:r>
       <w:r>
-        <w:t xml:space="preserve"> Formati I/O</w:t>
+        <w:t xml:space="preserve"> Formati</w:t>
+      </w:r>
+      <w:proofErr w:type="gramEnd"/>
+      <w:r>
+        <w:t xml:space="preserve"> I/O</w:t>
       </w:r>
     </w:p>
     <w:p>
@@ -22808,12 +23769,21 @@
           <w:lang w:val="en-US"/>
         </w:rPr>
       </w:pPr>
-      <w:r>
-        <w:rPr>
-          <w:rFonts w:ascii="Abadi ExtraLight" w:hAnsi="Abadi ExtraLight"/>
-          <w:lang w:val="en-US"/>
-        </w:rPr>
-        <w:t>./sample_int8_api --model=$TRT_DATADIR/resnet50/ResNet50.onnx --image=$TRT_DATADIR/int8_api/</w:t>
+      <w:proofErr w:type="gramStart"/>
+      <w:r>
+        <w:rPr>
+          <w:rFonts w:ascii="Abadi ExtraLight" w:hAnsi="Abadi ExtraLight"/>
+          <w:lang w:val="en-US"/>
+        </w:rPr>
+        <w:t>./</w:t>
+      </w:r>
+      <w:proofErr w:type="gramEnd"/>
+      <w:r>
+        <w:rPr>
+          <w:rFonts w:ascii="Abadi ExtraLight" w:hAnsi="Abadi ExtraLight"/>
+          <w:lang w:val="en-US"/>
+        </w:rPr>
+        <w:t>sample_int8_api --model=$TRT_DATADIR/resnet50/ResNet50.onnx --image=$TRT_DATADIR/int8_api/</w:t>
       </w:r>
       <w:proofErr w:type="spellStart"/>
       <w:r>
@@ -22854,7 +23824,15 @@
         <w:t xml:space="preserve"> l’eseguibile usa come $D</w:t>
       </w:r>
       <w:r>
-        <w:t>ATA_DIR =../data/int8_api/</w:t>
+        <w:t xml:space="preserve">ATA_DIR </w:t>
+      </w:r>
+      <w:proofErr w:type="gramStart"/>
+      <w:r>
+        <w:t>=..</w:t>
+      </w:r>
+      <w:proofErr w:type="gramEnd"/>
+      <w:r>
+        <w:t>/data/int8_api/</w:t>
       </w:r>
     </w:p>
     <w:p>
@@ -22917,14 +23895,24 @@
           <w:lang w:val="en-US"/>
         </w:rPr>
       </w:pPr>
-      <w:r>
-        <w:rPr>
-          <w:rFonts w:ascii="Abadi ExtraLight" w:hAnsi="Abadi ExtraLight"/>
-          <w:lang w:val="en-US"/>
-        </w:rPr>
-        <w:t>./sample_int8_api --model=</w:t>
-      </w:r>
-      <w:proofErr w:type="spellStart"/>
+      <w:proofErr w:type="gramStart"/>
+      <w:r>
+        <w:rPr>
+          <w:rFonts w:ascii="Abadi ExtraLight" w:hAnsi="Abadi ExtraLight"/>
+          <w:lang w:val="en-US"/>
+        </w:rPr>
+        <w:t>./</w:t>
+      </w:r>
+      <w:proofErr w:type="gramEnd"/>
+      <w:r>
+        <w:rPr>
+          <w:rFonts w:ascii="Abadi ExtraLight" w:hAnsi="Abadi ExtraLight"/>
+          <w:lang w:val="en-US"/>
+        </w:rPr>
+        <w:t>sample_int8_api --model=</w:t>
+      </w:r>
+      <w:proofErr w:type="spellStart"/>
+      <w:proofErr w:type="gramStart"/>
       <w:r>
         <w:rPr>
           <w:rFonts w:ascii="Abadi ExtraLight" w:hAnsi="Abadi ExtraLight"/>
@@ -22933,6 +23921,7 @@
         <w:t>model.onnx</w:t>
       </w:r>
       <w:proofErr w:type="spellEnd"/>
+      <w:proofErr w:type="gramEnd"/>
       <w:r>
         <w:rPr>
           <w:rFonts w:ascii="Abadi ExtraLight" w:hAnsi="Abadi ExtraLight"/>
@@ -23045,6 +24034,7 @@
           <w:lang w:val="en-US"/>
         </w:rPr>
       </w:pPr>
+      <w:proofErr w:type="gramStart"/>
       <w:r>
         <w:rPr>
           <w:rFonts w:ascii="Abadi ExtraLight" w:hAnsi="Abadi ExtraLight"/>
@@ -23053,6 +24043,7 @@
         <w:t>./</w:t>
       </w:r>
       <w:proofErr w:type="spellStart"/>
+      <w:proofErr w:type="gramEnd"/>
       <w:r>
         <w:rPr>
           <w:rFonts w:ascii="Abadi ExtraLight" w:hAnsi="Abadi ExtraLight"/>
@@ -23244,7 +24235,6 @@
           <w:rFonts w:ascii="Abadi ExtraLight" w:hAnsi="Abadi ExtraLight"/>
           <w:lang w:val="en-US"/>
         </w:rPr>
-        <w:lastRenderedPageBreak/>
         <w:t>/</w:t>
       </w:r>
       <w:proofErr w:type="spellStart"/>
@@ -23688,6 +24678,9 @@
       </w:r>
     </w:p>
     <w:p>
+      <w:pPr>
+        <w:jc w:val="both"/>
+      </w:pPr>
       <w:r>
         <w:t>I samples Python si trovano in /</w:t>
       </w:r>
@@ -23925,6 +24918,9 @@
       <w:proofErr w:type="spellEnd"/>
     </w:p>
     <w:p>
+      <w:pPr>
+        <w:jc w:val="both"/>
+      </w:pPr>
       <w:r>
         <w:t xml:space="preserve">Addestra un modello </w:t>
       </w:r>
@@ -24267,6 +25263,9 @@
       </w:r>
     </w:p>
     <w:p>
+      <w:pPr>
+        <w:jc w:val="both"/>
+      </w:pPr>
       <w:r>
         <w:t xml:space="preserve">Implementa una pipeline completa basata su ONNX per eseguire inferenza con la rete YOLOv3-608, inclusi </w:t>
       </w:r>
@@ -24425,7 +25424,6 @@
     </w:p>
     <w:p>
       <w:r>
-        <w:lastRenderedPageBreak/>
         <w:pict w14:anchorId="51C2CD74">
           <v:rect id="_x0000_i1027" style="width:0;height:1.5pt" o:hralign="center" o:hrstd="t" o:hr="t" fillcolor="#a0a0a0" stroked="f"/>
         </w:pict>
@@ -24444,6 +25442,7 @@
         <w:rPr>
           <w:lang w:val="en-US"/>
         </w:rPr>
+        <w:lastRenderedPageBreak/>
         <w:t>onnx_custom_plugin</w:t>
       </w:r>
       <w:proofErr w:type="spellEnd"/>
@@ -24455,6 +25454,9 @@
       </w:r>
     </w:p>
     <w:p>
+      <w:pPr>
+        <w:jc w:val="both"/>
+      </w:pPr>
       <w:r>
         <w:t xml:space="preserve">Dimostra come usare plugin scritti in C++ per eseguire </w:t>
       </w:r>
@@ -24646,6 +25648,9 @@
       </w:r>
     </w:p>
     <w:p>
+      <w:pPr>
+        <w:jc w:val="both"/>
+      </w:pPr>
       <w:r>
         <w:t xml:space="preserve">Costruisce un </w:t>
       </w:r>
@@ -25155,6 +26160,9 @@
       </w:r>
     </w:p>
     <w:p>
+      <w:pPr>
+        <w:jc w:val="both"/>
+      </w:pPr>
       <w:r>
         <w:t xml:space="preserve">Dimostra la conversione ed esecuzione del modello </w:t>
       </w:r>
@@ -25200,6 +26208,9 @@
       </w:hyperlink>
     </w:p>
     <w:p>
+      <w:pPr>
+        <w:jc w:val="both"/>
+      </w:pPr>
       <w:r>
         <w:rPr>
           <w:rFonts w:ascii="Segoe UI Emoji" w:hAnsi="Segoe UI Emoji" w:cs="Segoe UI Emoji"/>
@@ -25230,20 +26241,30 @@
         <w:t xml:space="preserve"> perché </w:t>
       </w:r>
       <w:proofErr w:type="spellStart"/>
+      <w:proofErr w:type="gramStart"/>
       <w:r>
         <w:t>torch.distributed</w:t>
       </w:r>
       <w:proofErr w:type="spellEnd"/>
+      <w:proofErr w:type="gramEnd"/>
       <w:r>
         <w:t xml:space="preserve"> non è disponibile. Verifica con </w:t>
       </w:r>
       <w:proofErr w:type="spellStart"/>
       <w:r>
-        <w:t>torch.distributed.is_available</w:t>
-      </w:r>
-      <w:proofErr w:type="spellEnd"/>
-      <w:r>
-        <w:t xml:space="preserve">() in Python prima di procedere. </w:t>
+        <w:t>torch.distributed.is_</w:t>
+      </w:r>
+      <w:proofErr w:type="gramStart"/>
+      <w:r>
+        <w:t>available</w:t>
+      </w:r>
+      <w:proofErr w:type="spellEnd"/>
+      <w:r>
+        <w:t>(</w:t>
+      </w:r>
+      <w:proofErr w:type="gramEnd"/>
+      <w:r>
+        <w:t xml:space="preserve">) in Python prima di procedere. </w:t>
       </w:r>
     </w:p>
     <w:p>
@@ -25349,41 +26370,41 @@
           <w:rFonts w:ascii="Abadi ExtraLight" w:hAnsi="Abadi ExtraLight"/>
           <w:lang w:val="en-US"/>
         </w:rPr>
+        <w:t># Step 1 — esporta il modello Detectron2 in ONNX (richiede detectron2 installato)</w:t>
+      </w:r>
+    </w:p>
+    <w:p>
+      <w:pPr>
+        <w:spacing w:after="0"/>
+        <w:ind w:left="720" w:firstLine="696"/>
+        <w:rPr>
+          <w:rFonts w:ascii="Abadi ExtraLight" w:hAnsi="Abadi ExtraLight"/>
+          <w:lang w:val="en-US"/>
+        </w:rPr>
+      </w:pPr>
+      <w:r>
+        <w:rPr>
+          <w:rFonts w:ascii="Abadi ExtraLight" w:hAnsi="Abadi ExtraLight"/>
+          <w:lang w:val="en-US"/>
+        </w:rPr>
+        <w:t>python detectron2/tools/deploy/export_model.py \</w:t>
+      </w:r>
+    </w:p>
+    <w:p>
+      <w:pPr>
+        <w:spacing w:after="0"/>
+        <w:ind w:left="720" w:firstLine="696"/>
+        <w:rPr>
+          <w:rFonts w:ascii="Abadi ExtraLight" w:hAnsi="Abadi ExtraLight"/>
+          <w:lang w:val="en-US"/>
+        </w:rPr>
+      </w:pPr>
+      <w:r>
+        <w:rPr>
+          <w:rFonts w:ascii="Abadi ExtraLight" w:hAnsi="Abadi ExtraLight"/>
+          <w:lang w:val="en-US"/>
+        </w:rPr>
         <w:lastRenderedPageBreak/>
-        <w:t># Step 1 — esporta il modello Detectron2 in ONNX (richiede detectron2 installato)</w:t>
-      </w:r>
-    </w:p>
-    <w:p>
-      <w:pPr>
-        <w:spacing w:after="0"/>
-        <w:ind w:left="720" w:firstLine="696"/>
-        <w:rPr>
-          <w:rFonts w:ascii="Abadi ExtraLight" w:hAnsi="Abadi ExtraLight"/>
-          <w:lang w:val="en-US"/>
-        </w:rPr>
-      </w:pPr>
-      <w:r>
-        <w:rPr>
-          <w:rFonts w:ascii="Abadi ExtraLight" w:hAnsi="Abadi ExtraLight"/>
-          <w:lang w:val="en-US"/>
-        </w:rPr>
-        <w:t>python detectron2/tools/deploy/export_model.py \</w:t>
-      </w:r>
-    </w:p>
-    <w:p>
-      <w:pPr>
-        <w:spacing w:after="0"/>
-        <w:ind w:left="720" w:firstLine="696"/>
-        <w:rPr>
-          <w:rFonts w:ascii="Abadi ExtraLight" w:hAnsi="Abadi ExtraLight"/>
-          <w:lang w:val="en-US"/>
-        </w:rPr>
-      </w:pPr>
-      <w:r>
-        <w:rPr>
-          <w:rFonts w:ascii="Abadi ExtraLight" w:hAnsi="Abadi ExtraLight"/>
-          <w:lang w:val="en-US"/>
-        </w:rPr>
         <w:t xml:space="preserve">    --sample-image 1344x1344.jpg \</w:t>
       </w:r>
     </w:p>
@@ -25468,7 +26489,23 @@
           <w:rFonts w:ascii="Abadi ExtraLight" w:hAnsi="Abadi ExtraLight"/>
           <w:lang w:val="en-US"/>
         </w:rPr>
-        <w:t xml:space="preserve">    --output ./ \</w:t>
+        <w:t xml:space="preserve">    --</w:t>
+      </w:r>
+      <w:proofErr w:type="gramStart"/>
+      <w:r>
+        <w:rPr>
+          <w:rFonts w:ascii="Abadi ExtraLight" w:hAnsi="Abadi ExtraLight"/>
+          <w:lang w:val="en-US"/>
+        </w:rPr>
+        <w:t>output .</w:t>
+      </w:r>
+      <w:proofErr w:type="gramEnd"/>
+      <w:r>
+        <w:rPr>
+          <w:rFonts w:ascii="Abadi ExtraLight" w:hAnsi="Abadi ExtraLight"/>
+          <w:lang w:val="en-US"/>
+        </w:rPr>
+        <w:t>/ \</w:t>
       </w:r>
     </w:p>
     <w:p>
@@ -25831,14 +26868,28 @@
         <w:rPr>
           <w:lang w:val="en-US"/>
         </w:rPr>
-        <w:t>tensorflow_object_detection_api</w:t>
-      </w:r>
-      <w:proofErr w:type="spellEnd"/>
-      <w:r>
-        <w:rPr>
-          <w:lang w:val="en-US"/>
-        </w:rPr>
-        <w:t xml:space="preserve"> — SSD / Faster R-CNN / Mask R-CNN</w:t>
+        <w:t>tensorflow_object_detection_</w:t>
+      </w:r>
+      <w:proofErr w:type="gramStart"/>
+      <w:r>
+        <w:rPr>
+          <w:lang w:val="en-US"/>
+        </w:rPr>
+        <w:t>api</w:t>
+      </w:r>
+      <w:proofErr w:type="spellEnd"/>
+      <w:r>
+        <w:rPr>
+          <w:lang w:val="en-US"/>
+        </w:rPr>
+        <w:t xml:space="preserve"> — SSD</w:t>
+      </w:r>
+      <w:proofErr w:type="gramEnd"/>
+      <w:r>
+        <w:rPr>
+          <w:lang w:val="en-US"/>
+        </w:rPr>
+        <w:t xml:space="preserve"> / Faster R-CNN / Mask R-CNN</w:t>
       </w:r>
     </w:p>
     <w:p>
@@ -25962,7 +27013,15 @@
         <w:t>[DEPRECATED]</w:t>
       </w:r>
       <w:r>
-        <w:t xml:space="preserve"> nella repository GitHub attuale. </w:t>
+        <w:t xml:space="preserve"> </w:t>
+      </w:r>
+      <w:proofErr w:type="gramStart"/>
+      <w:r>
+        <w:t>nella repository</w:t>
+      </w:r>
+      <w:proofErr w:type="gramEnd"/>
+      <w:r>
+        <w:t xml:space="preserve"> GitHub attuale. </w:t>
       </w:r>
       <w:hyperlink r:id="rId34" w:tgtFrame="_blank" w:history="1">
         <w:proofErr w:type="spellStart"/>
@@ -26432,7 +27491,6 @@
           <w:rFonts w:ascii="Abadi ExtraLight" w:hAnsi="Abadi ExtraLight"/>
           <w:lang w:val="en-US"/>
         </w:rPr>
-        <w:lastRenderedPageBreak/>
         <w:t xml:space="preserve">    --output /path/to/output</w:t>
       </w:r>
     </w:p>
@@ -26456,6 +27514,7 @@
         <w:rPr>
           <w:lang w:val="en-US"/>
         </w:rPr>
+        <w:lastRenderedPageBreak/>
         <w:t>simple_progress_monitor</w:t>
       </w:r>
       <w:proofErr w:type="spellEnd"/>
@@ -26470,14 +27529,28 @@
         <w:rPr>
           <w:lang w:val="en-US"/>
         </w:rPr>
-        <w:t>simple_progress_reporter</w:t>
-      </w:r>
-      <w:proofErr w:type="spellEnd"/>
-      <w:r>
-        <w:rPr>
-          <w:lang w:val="en-US"/>
-        </w:rPr>
-        <w:t>) — Progress Monitor API</w:t>
+        <w:t>simple_progress_</w:t>
+      </w:r>
+      <w:proofErr w:type="gramStart"/>
+      <w:r>
+        <w:rPr>
+          <w:lang w:val="en-US"/>
+        </w:rPr>
+        <w:t>reporter</w:t>
+      </w:r>
+      <w:proofErr w:type="spellEnd"/>
+      <w:r>
+        <w:rPr>
+          <w:lang w:val="en-US"/>
+        </w:rPr>
+        <w:t>) —</w:t>
+      </w:r>
+      <w:proofErr w:type="gramEnd"/>
+      <w:r>
+        <w:rPr>
+          <w:lang w:val="en-US"/>
+        </w:rPr>
+        <w:t xml:space="preserve"> Progress Monitor API</w:t>
       </w:r>
     </w:p>
     <w:p>
@@ -28032,12 +29105,21 @@
           <w:lang w:val="en-US"/>
         </w:rPr>
       </w:pPr>
-      <w:r>
-        <w:rPr>
-          <w:rFonts w:ascii="Abadi ExtraLight" w:hAnsi="Abadi ExtraLight"/>
-          <w:lang w:val="en-US"/>
-        </w:rPr>
-        <w:t xml:space="preserve">./vpi_sample_02_stereo_disparity </w:t>
+      <w:proofErr w:type="gramStart"/>
+      <w:r>
+        <w:rPr>
+          <w:rFonts w:ascii="Abadi ExtraLight" w:hAnsi="Abadi ExtraLight"/>
+          <w:lang w:val="en-US"/>
+        </w:rPr>
+        <w:t>./</w:t>
+      </w:r>
+      <w:proofErr w:type="gramEnd"/>
+      <w:r>
+        <w:rPr>
+          <w:rFonts w:ascii="Abadi ExtraLight" w:hAnsi="Abadi ExtraLight"/>
+          <w:lang w:val="en-US"/>
+        </w:rPr>
+        <w:t xml:space="preserve">vpi_sample_02_stereo_disparity </w:t>
       </w:r>
       <w:proofErr w:type="spellStart"/>
       <w:r>
@@ -28367,12 +29449,21 @@
           <w:lang w:val="en-US"/>
         </w:rPr>
       </w:pPr>
-      <w:r>
-        <w:rPr>
-          <w:rFonts w:ascii="Abadi ExtraLight" w:hAnsi="Abadi ExtraLight"/>
-          <w:lang w:val="en-US"/>
-        </w:rPr>
-        <w:t xml:space="preserve">./vpi_sample_03_harris_corners </w:t>
+      <w:proofErr w:type="gramStart"/>
+      <w:r>
+        <w:rPr>
+          <w:rFonts w:ascii="Abadi ExtraLight" w:hAnsi="Abadi ExtraLight"/>
+          <w:lang w:val="en-US"/>
+        </w:rPr>
+        <w:t>./</w:t>
+      </w:r>
+      <w:proofErr w:type="gramEnd"/>
+      <w:r>
+        <w:rPr>
+          <w:rFonts w:ascii="Abadi ExtraLight" w:hAnsi="Abadi ExtraLight"/>
+          <w:lang w:val="en-US"/>
+        </w:rPr>
+        <w:t xml:space="preserve">vpi_sample_03_harris_corners </w:t>
       </w:r>
       <w:proofErr w:type="spellStart"/>
       <w:r>
@@ -28701,11 +29792,19 @@
           <w:rFonts w:ascii="Abadi ExtraLight" w:hAnsi="Abadi ExtraLight"/>
         </w:rPr>
       </w:pPr>
-      <w:r>
-        <w:rPr>
-          <w:rFonts w:ascii="Abadi ExtraLight" w:hAnsi="Abadi ExtraLight"/>
-        </w:rPr>
-        <w:t xml:space="preserve">./vpi_sample_04_rescale </w:t>
+      <w:proofErr w:type="gramStart"/>
+      <w:r>
+        <w:rPr>
+          <w:rFonts w:ascii="Abadi ExtraLight" w:hAnsi="Abadi ExtraLight"/>
+        </w:rPr>
+        <w:t>./</w:t>
+      </w:r>
+      <w:proofErr w:type="gramEnd"/>
+      <w:r>
+        <w:rPr>
+          <w:rFonts w:ascii="Abadi ExtraLight" w:hAnsi="Abadi ExtraLight"/>
+        </w:rPr>
+        <w:t xml:space="preserve">vpi_sample_04_rescale </w:t>
       </w:r>
       <w:proofErr w:type="spellStart"/>
       <w:r>
@@ -28889,12 +29988,21 @@
           <w:lang w:val="en-US"/>
         </w:rPr>
       </w:pPr>
-      <w:r>
-        <w:rPr>
-          <w:rFonts w:ascii="Abadi ExtraLight" w:hAnsi="Abadi ExtraLight"/>
-          <w:lang w:val="en-US"/>
-        </w:rPr>
-        <w:t xml:space="preserve">./vpi_sample_05_benchmark </w:t>
+      <w:proofErr w:type="gramStart"/>
+      <w:r>
+        <w:rPr>
+          <w:rFonts w:ascii="Abadi ExtraLight" w:hAnsi="Abadi ExtraLight"/>
+          <w:lang w:val="en-US"/>
+        </w:rPr>
+        <w:t>./</w:t>
+      </w:r>
+      <w:proofErr w:type="gramEnd"/>
+      <w:r>
+        <w:rPr>
+          <w:rFonts w:ascii="Abadi ExtraLight" w:hAnsi="Abadi ExtraLight"/>
+          <w:lang w:val="en-US"/>
+        </w:rPr>
+        <w:t xml:space="preserve">vpi_sample_05_benchmark </w:t>
       </w:r>
       <w:proofErr w:type="spellStart"/>
       <w:r>
@@ -29196,12 +30304,21 @@
           <w:lang w:val="en-US"/>
         </w:rPr>
       </w:pPr>
-      <w:r>
-        <w:rPr>
-          <w:rFonts w:ascii="Abadi ExtraLight" w:hAnsi="Abadi ExtraLight"/>
-          <w:lang w:val="en-US"/>
-        </w:rPr>
-        <w:t xml:space="preserve">./vpi_sample_06_klt_tracker </w:t>
+      <w:proofErr w:type="gramStart"/>
+      <w:r>
+        <w:rPr>
+          <w:rFonts w:ascii="Abadi ExtraLight" w:hAnsi="Abadi ExtraLight"/>
+          <w:lang w:val="en-US"/>
+        </w:rPr>
+        <w:t>./</w:t>
+      </w:r>
+      <w:proofErr w:type="gramEnd"/>
+      <w:r>
+        <w:rPr>
+          <w:rFonts w:ascii="Abadi ExtraLight" w:hAnsi="Abadi ExtraLight"/>
+          <w:lang w:val="en-US"/>
+        </w:rPr>
+        <w:t xml:space="preserve">vpi_sample_06_klt_tracker </w:t>
       </w:r>
       <w:proofErr w:type="spellStart"/>
       <w:r>
@@ -29388,12 +30505,21 @@
           <w:lang w:val="en-US"/>
         </w:rPr>
       </w:pPr>
-      <w:r>
-        <w:rPr>
-          <w:rFonts w:ascii="Abadi ExtraLight" w:hAnsi="Abadi ExtraLight"/>
-          <w:lang w:val="en-US"/>
-        </w:rPr>
-        <w:t xml:space="preserve">./vpi_sample_07_fft </w:t>
+      <w:proofErr w:type="gramStart"/>
+      <w:r>
+        <w:rPr>
+          <w:rFonts w:ascii="Abadi ExtraLight" w:hAnsi="Abadi ExtraLight"/>
+          <w:lang w:val="en-US"/>
+        </w:rPr>
+        <w:t>./</w:t>
+      </w:r>
+      <w:proofErr w:type="gramEnd"/>
+      <w:r>
+        <w:rPr>
+          <w:rFonts w:ascii="Abadi ExtraLight" w:hAnsi="Abadi ExtraLight"/>
+          <w:lang w:val="en-US"/>
+        </w:rPr>
+        <w:t xml:space="preserve">vpi_sample_07_fft </w:t>
       </w:r>
       <w:proofErr w:type="spellStart"/>
       <w:r>
@@ -29502,7 +30628,25 @@
           <w:lang w:eastAsia="en-US" w:bidi="ar-SA"/>
           <w14:ligatures w14:val="standardContextual"/>
         </w:rPr>
-        <w:t xml:space="preserve"> non si esegue direttamente sul device come gli altri:</w:t>
+        <w:t xml:space="preserve"> non si esegue direttamente sul </w:t>
+      </w:r>
+      <w:proofErr w:type="gramStart"/>
+      <w:r>
+        <w:rPr>
+          <w:rFonts w:asciiTheme="minorHAnsi" w:eastAsiaTheme="minorHAnsi" w:hAnsiTheme="minorHAnsi" w:cstheme="minorBidi"/>
+          <w:lang w:eastAsia="en-US" w:bidi="ar-SA"/>
+          <w14:ligatures w14:val="standardContextual"/>
+        </w:rPr>
+        <w:t>device</w:t>
+      </w:r>
+      <w:proofErr w:type="gramEnd"/>
+      <w:r>
+        <w:rPr>
+          <w:rFonts w:asciiTheme="minorHAnsi" w:eastAsiaTheme="minorHAnsi" w:hAnsiTheme="minorHAnsi" w:cstheme="minorBidi"/>
+          <w:lang w:eastAsia="en-US" w:bidi="ar-SA"/>
+          <w14:ligatures w14:val="standardContextual"/>
+        </w:rPr>
+        <w:t xml:space="preserve"> come gli altri:</w:t>
       </w:r>
     </w:p>
     <w:p>
@@ -29673,6 +30817,7 @@
         </w:rPr>
       </w:pPr>
       <w:proofErr w:type="spellStart"/>
+      <w:proofErr w:type="gramStart"/>
       <w:r>
         <w:rPr>
           <w:rFonts w:ascii="Abadi ExtraLight" w:hAnsi="Abadi ExtraLight"/>
@@ -29686,7 +30831,15 @@
           <w:rFonts w:ascii="Abadi ExtraLight" w:hAnsi="Abadi ExtraLight"/>
           <w:lang w:val="en-US"/>
         </w:rPr>
-        <w:t xml:space="preserve"> . -DCMAKE_TOOLCHAIN_FILE=Toolchain_aarch64_l4t.cmake</w:t>
+        <w:t xml:space="preserve"> .</w:t>
+      </w:r>
+      <w:proofErr w:type="gramEnd"/>
+      <w:r>
+        <w:rPr>
+          <w:rFonts w:ascii="Abadi ExtraLight" w:hAnsi="Abadi ExtraLight"/>
+          <w:lang w:val="en-US"/>
+        </w:rPr>
+        <w:t xml:space="preserve"> -DCMAKE_TOOLCHAIN_FILE=Toolchain_aarch64_l4t.cmake</w:t>
       </w:r>
     </w:p>
     <w:p>
@@ -29870,12 +31023,21 @@
           <w:lang w:val="en-US"/>
         </w:rPr>
       </w:pPr>
-      <w:r>
-        <w:rPr>
-          <w:rFonts w:ascii="Abadi ExtraLight" w:hAnsi="Abadi ExtraLight"/>
-          <w:lang w:val="en-US"/>
-        </w:rPr>
-        <w:t xml:space="preserve">./vpi_sample_09_tnr </w:t>
+      <w:proofErr w:type="gramStart"/>
+      <w:r>
+        <w:rPr>
+          <w:rFonts w:ascii="Abadi ExtraLight" w:hAnsi="Abadi ExtraLight"/>
+          <w:lang w:val="en-US"/>
+        </w:rPr>
+        <w:t>./</w:t>
+      </w:r>
+      <w:proofErr w:type="gramEnd"/>
+      <w:r>
+        <w:rPr>
+          <w:rFonts w:ascii="Abadi ExtraLight" w:hAnsi="Abadi ExtraLight"/>
+          <w:lang w:val="en-US"/>
+        </w:rPr>
+        <w:t xml:space="preserve">vpi_sample_09_tnr </w:t>
       </w:r>
       <w:proofErr w:type="spellStart"/>
       <w:r>
@@ -30128,12 +31290,21 @@
           <w:lang w:val="en-US"/>
         </w:rPr>
       </w:pPr>
-      <w:r>
-        <w:rPr>
-          <w:rFonts w:ascii="Abadi ExtraLight" w:hAnsi="Abadi ExtraLight"/>
-          <w:lang w:val="en-US"/>
-        </w:rPr>
-        <w:t xml:space="preserve">./vpi_sample_10_perspwarp </w:t>
+      <w:proofErr w:type="gramStart"/>
+      <w:r>
+        <w:rPr>
+          <w:rFonts w:ascii="Abadi ExtraLight" w:hAnsi="Abadi ExtraLight"/>
+          <w:lang w:val="en-US"/>
+        </w:rPr>
+        <w:t>./</w:t>
+      </w:r>
+      <w:proofErr w:type="gramEnd"/>
+      <w:r>
+        <w:rPr>
+          <w:rFonts w:ascii="Abadi ExtraLight" w:hAnsi="Abadi ExtraLight"/>
+          <w:lang w:val="en-US"/>
+        </w:rPr>
+        <w:t xml:space="preserve">vpi_sample_10_perspwarp </w:t>
       </w:r>
       <w:proofErr w:type="spellStart"/>
       <w:r>
@@ -30376,12 +31547,21 @@
           <w:lang w:val="en-US"/>
         </w:rPr>
       </w:pPr>
-      <w:r>
-        <w:rPr>
-          <w:rFonts w:ascii="Abadi ExtraLight" w:hAnsi="Abadi ExtraLight"/>
-          <w:lang w:val="en-US"/>
-        </w:rPr>
-        <w:t xml:space="preserve">./vpi_sample_11_fisheye </w:t>
+      <w:proofErr w:type="gramStart"/>
+      <w:r>
+        <w:rPr>
+          <w:rFonts w:ascii="Abadi ExtraLight" w:hAnsi="Abadi ExtraLight"/>
+          <w:lang w:val="en-US"/>
+        </w:rPr>
+        <w:t>./</w:t>
+      </w:r>
+      <w:proofErr w:type="gramEnd"/>
+      <w:r>
+        <w:rPr>
+          <w:rFonts w:ascii="Abadi ExtraLight" w:hAnsi="Abadi ExtraLight"/>
+          <w:lang w:val="en-US"/>
+        </w:rPr>
+        <w:t xml:space="preserve">vpi_sample_11_fisheye </w:t>
       </w:r>
       <w:proofErr w:type="spellStart"/>
       <w:r>
@@ -30465,6 +31645,7 @@
       <w:pPr>
         <w:jc w:val="both"/>
       </w:pPr>
+      <w:proofErr w:type="gramStart"/>
       <w:r>
         <w:rPr>
           <w:u w:val="single"/>
@@ -30478,7 +31659,11 @@
         <w:t>:</w:t>
       </w:r>
       <w:r>
-        <w:t xml:space="preserve">  L'output </w:t>
+        <w:t xml:space="preserve">  L'output</w:t>
+      </w:r>
+      <w:proofErr w:type="gramEnd"/>
+      <w:r>
+        <w:t xml:space="preserve"> </w:t>
       </w:r>
       <w:r>
         <w:t>è</w:t>
@@ -30611,12 +31796,21 @@
           <w:lang w:val="en-US"/>
         </w:rPr>
       </w:pPr>
-      <w:r>
-        <w:rPr>
-          <w:rFonts w:ascii="Abadi ExtraLight" w:hAnsi="Abadi ExtraLight"/>
-          <w:lang w:val="en-US"/>
-        </w:rPr>
-        <w:t xml:space="preserve">./vpi_sample_12_optflow_lk </w:t>
+      <w:proofErr w:type="gramStart"/>
+      <w:r>
+        <w:rPr>
+          <w:rFonts w:ascii="Abadi ExtraLight" w:hAnsi="Abadi ExtraLight"/>
+          <w:lang w:val="en-US"/>
+        </w:rPr>
+        <w:t>./</w:t>
+      </w:r>
+      <w:proofErr w:type="gramEnd"/>
+      <w:r>
+        <w:rPr>
+          <w:rFonts w:ascii="Abadi ExtraLight" w:hAnsi="Abadi ExtraLight"/>
+          <w:lang w:val="en-US"/>
+        </w:rPr>
+        <w:t xml:space="preserve">vpi_sample_12_optflow_lk </w:t>
       </w:r>
       <w:proofErr w:type="spellStart"/>
       <w:r>
@@ -30866,12 +32060,21 @@
           <w:lang w:val="en-US"/>
         </w:rPr>
       </w:pPr>
-      <w:r>
-        <w:rPr>
-          <w:rFonts w:ascii="Abadi ExtraLight" w:hAnsi="Abadi ExtraLight"/>
-          <w:lang w:val="en-US"/>
-        </w:rPr>
-        <w:t xml:space="preserve">./vpi_sample_13_optflow_dense </w:t>
+      <w:proofErr w:type="gramStart"/>
+      <w:r>
+        <w:rPr>
+          <w:rFonts w:ascii="Abadi ExtraLight" w:hAnsi="Abadi ExtraLight"/>
+          <w:lang w:val="en-US"/>
+        </w:rPr>
+        <w:t>./</w:t>
+      </w:r>
+      <w:proofErr w:type="gramEnd"/>
+      <w:r>
+        <w:rPr>
+          <w:rFonts w:ascii="Abadi ExtraLight" w:hAnsi="Abadi ExtraLight"/>
+          <w:lang w:val="en-US"/>
+        </w:rPr>
+        <w:t xml:space="preserve">vpi_sample_13_optflow_dense </w:t>
       </w:r>
       <w:proofErr w:type="spellStart"/>
       <w:r>
@@ -31182,12 +32385,21 @@
           <w:lang w:val="en-US"/>
         </w:rPr>
       </w:pPr>
-      <w:r>
-        <w:rPr>
-          <w:rFonts w:ascii="Abadi ExtraLight" w:hAnsi="Abadi ExtraLight"/>
-          <w:lang w:val="en-US"/>
-        </w:rPr>
-        <w:t xml:space="preserve">./vpi_sample_14_background_subtractor </w:t>
+      <w:proofErr w:type="gramStart"/>
+      <w:r>
+        <w:rPr>
+          <w:rFonts w:ascii="Abadi ExtraLight" w:hAnsi="Abadi ExtraLight"/>
+          <w:lang w:val="en-US"/>
+        </w:rPr>
+        <w:t>./</w:t>
+      </w:r>
+      <w:proofErr w:type="gramEnd"/>
+      <w:r>
+        <w:rPr>
+          <w:rFonts w:ascii="Abadi ExtraLight" w:hAnsi="Abadi ExtraLight"/>
+          <w:lang w:val="en-US"/>
+        </w:rPr>
+        <w:t xml:space="preserve">vpi_sample_14_background_subtractor </w:t>
       </w:r>
       <w:proofErr w:type="spellStart"/>
       <w:r>
@@ -31262,7 +32474,15 @@
         <w:t>usa</w:t>
       </w:r>
       <w:r>
-        <w:t xml:space="preserve"> la stessa immagine di input e produce un singolo output, salvando il risultato come file immagine su disco.. I </w:t>
+        <w:t xml:space="preserve"> la stessa immagine di input e produce un singolo output, salvando il risultato come file immagine su </w:t>
+      </w:r>
+      <w:proofErr w:type="gramStart"/>
+      <w:r>
+        <w:t>disco..</w:t>
+      </w:r>
+      <w:proofErr w:type="gramEnd"/>
+      <w:r>
+        <w:t xml:space="preserve"> I </w:t>
       </w:r>
       <w:proofErr w:type="spellStart"/>
       <w:r>
@@ -31302,7 +32522,21 @@
         <w:rPr>
           <w:lang w:val="en-US"/>
         </w:rPr>
-        <w:t xml:space="preserve">CPU Image flip in horizontal direction </w:t>
+        <w:t xml:space="preserve">CPU Image </w:t>
+      </w:r>
+      <w:proofErr w:type="gramStart"/>
+      <w:r>
+        <w:rPr>
+          <w:lang w:val="en-US"/>
+        </w:rPr>
+        <w:t>flip</w:t>
+      </w:r>
+      <w:proofErr w:type="gramEnd"/>
+      <w:r>
+        <w:rPr>
+          <w:lang w:val="en-US"/>
+        </w:rPr>
+        <w:t xml:space="preserve"> in horizontal direction </w:t>
       </w:r>
     </w:p>
     <w:p>
@@ -31321,7 +32555,21 @@
         <w:rPr>
           <w:lang w:val="en-US"/>
         </w:rPr>
-        <w:t xml:space="preserve">CUDA Image flip in vertical direction </w:t>
+        <w:t xml:space="preserve">CUDA Image </w:t>
+      </w:r>
+      <w:proofErr w:type="gramStart"/>
+      <w:r>
+        <w:rPr>
+          <w:lang w:val="en-US"/>
+        </w:rPr>
+        <w:t>flip</w:t>
+      </w:r>
+      <w:proofErr w:type="gramEnd"/>
+      <w:r>
+        <w:rPr>
+          <w:lang w:val="en-US"/>
+        </w:rPr>
+        <w:t xml:space="preserve"> in vertical direction </w:t>
       </w:r>
     </w:p>
     <w:p>
@@ -31340,7 +32588,21 @@
         <w:rPr>
           <w:lang w:val="en-US"/>
         </w:rPr>
-        <w:t>CUDA Image flip in both directions</w:t>
+        <w:t xml:space="preserve">CUDA Image </w:t>
+      </w:r>
+      <w:proofErr w:type="gramStart"/>
+      <w:r>
+        <w:rPr>
+          <w:lang w:val="en-US"/>
+        </w:rPr>
+        <w:t>flip</w:t>
+      </w:r>
+      <w:proofErr w:type="gramEnd"/>
+      <w:r>
+        <w:rPr>
+          <w:lang w:val="en-US"/>
+        </w:rPr>
+        <w:t xml:space="preserve"> in both directions</w:t>
       </w:r>
     </w:p>
     <w:p>
@@ -31378,12 +32640,21 @@
           <w:lang w:val="en-US"/>
         </w:rPr>
       </w:pPr>
-      <w:r>
-        <w:rPr>
-          <w:rFonts w:ascii="Abadi ExtraLight" w:hAnsi="Abadi ExtraLight"/>
-          <w:lang w:val="en-US"/>
-        </w:rPr>
-        <w:t>./vpi_sample_15_image_view ../assets/kodim08.png</w:t>
+      <w:proofErr w:type="gramStart"/>
+      <w:r>
+        <w:rPr>
+          <w:rFonts w:ascii="Abadi ExtraLight" w:hAnsi="Abadi ExtraLight"/>
+          <w:lang w:val="en-US"/>
+        </w:rPr>
+        <w:t>./</w:t>
+      </w:r>
+      <w:proofErr w:type="gramEnd"/>
+      <w:r>
+        <w:rPr>
+          <w:rFonts w:ascii="Abadi ExtraLight" w:hAnsi="Abadi ExtraLight"/>
+          <w:lang w:val="en-US"/>
+        </w:rPr>
+        <w:t>vpi_sample_15_image_view ../assets/kodim08.png</w:t>
       </w:r>
     </w:p>
     <w:p>
@@ -31502,6 +32773,7 @@
         <w:t xml:space="preserve"> = </w:t>
       </w:r>
       <w:proofErr w:type="spellStart"/>
+      <w:proofErr w:type="gramStart"/>
       <w:r>
         <w:rPr>
           <w:rFonts w:ascii="Abadi ExtraLight" w:hAnsi="Abadi ExtraLight"/>
@@ -31510,6 +32782,7 @@
         <w:t>vpi.asimage</w:t>
       </w:r>
       <w:proofErr w:type="spellEnd"/>
+      <w:proofErr w:type="gramEnd"/>
       <w:r>
         <w:rPr>
           <w:rFonts w:ascii="Abadi ExtraLight" w:hAnsi="Abadi ExtraLight"/>
@@ -31589,15 +32862,47 @@
           <w:rFonts w:ascii="Abadi ExtraLight" w:hAnsi="Abadi ExtraLight"/>
           <w:lang w:val="en-US"/>
         </w:rPr>
-        <w:t>vpi_image.rlock_cuda</w:t>
-      </w:r>
-      <w:proofErr w:type="spellEnd"/>
-      <w:r>
-        <w:rPr>
-          <w:rFonts w:ascii="Abadi ExtraLight" w:hAnsi="Abadi ExtraLight"/>
-          <w:lang w:val="en-US"/>
-        </w:rPr>
-        <w:t xml:space="preserve">() </w:t>
+        <w:t>vpi_</w:t>
+      </w:r>
+      <w:proofErr w:type="gramStart"/>
+      <w:r>
+        <w:rPr>
+          <w:rFonts w:ascii="Abadi ExtraLight" w:hAnsi="Abadi ExtraLight"/>
+          <w:lang w:val="en-US"/>
+        </w:rPr>
+        <w:t>image.rlock</w:t>
+      </w:r>
+      <w:proofErr w:type="gramEnd"/>
+      <w:r>
+        <w:rPr>
+          <w:rFonts w:ascii="Abadi ExtraLight" w:hAnsi="Abadi ExtraLight"/>
+          <w:lang w:val="en-US"/>
+        </w:rPr>
+        <w:t>_</w:t>
+      </w:r>
+      <w:proofErr w:type="gramStart"/>
+      <w:r>
+        <w:rPr>
+          <w:rFonts w:ascii="Abadi ExtraLight" w:hAnsi="Abadi ExtraLight"/>
+          <w:lang w:val="en-US"/>
+        </w:rPr>
+        <w:t>cuda</w:t>
+      </w:r>
+      <w:proofErr w:type="spellEnd"/>
+      <w:r>
+        <w:rPr>
+          <w:rFonts w:ascii="Abadi ExtraLight" w:hAnsi="Abadi ExtraLight"/>
+          <w:lang w:val="en-US"/>
+        </w:rPr>
+        <w:t>(</w:t>
+      </w:r>
+      <w:proofErr w:type="gramEnd"/>
+      <w:r>
+        <w:rPr>
+          <w:rFonts w:ascii="Abadi ExtraLight" w:hAnsi="Abadi ExtraLight"/>
+          <w:lang w:val="en-US"/>
+        </w:rPr>
+        <w:t xml:space="preserve">) </w:t>
       </w:r>
       <w:r>
         <w:rPr>
@@ -31741,9 +33046,18 @@
           <w:rFonts w:ascii="Abadi ExtraLight" w:hAnsi="Abadi ExtraLight"/>
           <w:lang w:val="en-US"/>
         </w:rPr>
-        <w:t>vpi_image.cuda</w:t>
-      </w:r>
-      <w:proofErr w:type="spellEnd"/>
+        <w:t>vpi_</w:t>
+      </w:r>
+      <w:proofErr w:type="gramStart"/>
+      <w:r>
+        <w:rPr>
+          <w:rFonts w:ascii="Abadi ExtraLight" w:hAnsi="Abadi ExtraLight"/>
+          <w:lang w:val="en-US"/>
+        </w:rPr>
+        <w:t>image.cuda</w:t>
+      </w:r>
+      <w:proofErr w:type="spellEnd"/>
+      <w:proofErr w:type="gramEnd"/>
       <w:r>
         <w:rPr>
           <w:rFonts w:ascii="Abadi ExtraLight" w:hAnsi="Abadi ExtraLight"/>
@@ -31976,12 +33290,21 @@
           <w:lang w:val="en-US"/>
         </w:rPr>
       </w:pPr>
-      <w:r>
-        <w:rPr>
-          <w:rFonts w:ascii="Abadi ExtraLight" w:hAnsi="Abadi ExtraLight"/>
-          <w:lang w:val="en-US"/>
-        </w:rPr>
-        <w:t xml:space="preserve">./vpi_sample_17_template_matching </w:t>
+      <w:proofErr w:type="gramStart"/>
+      <w:r>
+        <w:rPr>
+          <w:rFonts w:ascii="Abadi ExtraLight" w:hAnsi="Abadi ExtraLight"/>
+          <w:lang w:val="en-US"/>
+        </w:rPr>
+        <w:t>./</w:t>
+      </w:r>
+      <w:proofErr w:type="gramEnd"/>
+      <w:r>
+        <w:rPr>
+          <w:rFonts w:ascii="Abadi ExtraLight" w:hAnsi="Abadi ExtraLight"/>
+          <w:lang w:val="en-US"/>
+        </w:rPr>
+        <w:t xml:space="preserve">vpi_sample_17_template_matching </w:t>
       </w:r>
       <w:proofErr w:type="spellStart"/>
       <w:r>
@@ -32049,10 +33372,18 @@
       </w:r>
       <w:proofErr w:type="spellEnd"/>
       <w:r>
-        <w:t xml:space="preserve">. Rileva le </w:t>
-      </w:r>
-      <w:r>
-        <w:t>features ed i descrittori mediante una</w:t>
+        <w:t xml:space="preserve">. Rileva </w:t>
+      </w:r>
+      <w:proofErr w:type="gramStart"/>
+      <w:r>
+        <w:t xml:space="preserve">le </w:t>
+      </w:r>
+      <w:r>
+        <w:t>features</w:t>
+      </w:r>
+      <w:proofErr w:type="gramEnd"/>
+      <w:r>
+        <w:t xml:space="preserve"> ed i descrittori mediante una</w:t>
       </w:r>
       <w:r>
         <w:t xml:space="preserve"> piramide di input, restituendo le coordinate per ogni </w:t>
@@ -32086,7 +33417,15 @@
         <w:t>o</w:t>
       </w:r>
       <w:r>
-        <w:t>: (1) legge un'immagine di input; (2) crea una piramide gaussiana dall'immagine; (3) esegue ORB sulla piramide; (4) disegna le caratteristiche ORB come punti chiave con colori che rappresentano il descrittore ORB; (5) scrivere un'immagine di uscita con i punti chiave colorati. Ogni caratteristica è disegnata sopra l'immagine di input come un cerchio, le cui mappe a colori dal blu al rosso il descrittore associato alla funzione. La mappa utilizza la distanza di Hamming di ogni descrittore al primo descrittore, quindi il punto chiave blu è il primo descrittore e le sfumature di giallo al rosso sono progressivamente distanti.</w:t>
+        <w:t xml:space="preserve">: (1) legge un'immagine di input; (2) crea una piramide gaussiana dall'immagine; (3) esegue ORB sulla piramide; (4) disegna le caratteristiche ORB come punti chiave con colori che rappresentano il descrittore ORB; (5) scrivere un'immagine di uscita con i punti chiave colorati. Ogni caratteristica è disegnata sopra l'immagine di input come un cerchio, le cui mappe a colori dal blu al rosso il descrittore associato alla funzione. La mappa utilizza la distanza di Hamming di ogni descrittore al primo </w:t>
+      </w:r>
+      <w:proofErr w:type="gramStart"/>
+      <w:r>
+        <w:t>descrittore, quindi</w:t>
+      </w:r>
+      <w:proofErr w:type="gramEnd"/>
+      <w:r>
+        <w:t xml:space="preserve"> il punto chiave blu è il primo descrittore e le sfumature di giallo al rosso sono progressivamente distanti.</w:t>
       </w:r>
     </w:p>
     <w:p>
@@ -32189,12 +33528,21 @@
           <w:lang w:val="en-US"/>
         </w:rPr>
       </w:pPr>
-      <w:r>
-        <w:rPr>
-          <w:rFonts w:ascii="Abadi ExtraLight" w:hAnsi="Abadi ExtraLight"/>
-          <w:lang w:val="en-US"/>
-        </w:rPr>
-        <w:t xml:space="preserve">./vpi_sample_18_orb_feature_detector </w:t>
+      <w:proofErr w:type="gramStart"/>
+      <w:r>
+        <w:rPr>
+          <w:rFonts w:ascii="Abadi ExtraLight" w:hAnsi="Abadi ExtraLight"/>
+          <w:lang w:val="en-US"/>
+        </w:rPr>
+        <w:t>./</w:t>
+      </w:r>
+      <w:proofErr w:type="gramEnd"/>
+      <w:r>
+        <w:rPr>
+          <w:rFonts w:ascii="Abadi ExtraLight" w:hAnsi="Abadi ExtraLight"/>
+          <w:lang w:val="en-US"/>
+        </w:rPr>
+        <w:t xml:space="preserve">vpi_sample_18_orb_feature_detector </w:t>
       </w:r>
       <w:proofErr w:type="spellStart"/>
       <w:r>
@@ -32274,6 +33622,7 @@
           <w:u w:val="single"/>
         </w:rPr>
       </w:pPr>
+      <w:proofErr w:type="gramStart"/>
       <w:r>
         <w:rPr>
           <w:u w:val="single"/>
@@ -32287,7 +33636,11 @@
         <w:t>:</w:t>
       </w:r>
       <w:r>
-        <w:t xml:space="preserve">  Il campione implementa una pipeline di tracciamento semplicistica utilizzando una scarsa qualità di tracciamento. Per la qualità di tracciamento di livello di produzione, è necessario implementare gli opportuni stadi di </w:t>
+        <w:t xml:space="preserve">  Il</w:t>
+      </w:r>
+      <w:proofErr w:type="gramEnd"/>
+      <w:r>
+        <w:t xml:space="preserve"> campione implementa una pipeline di tracciamento semplicistica utilizzando una scarsa qualità di tracciamento. Per la qualità di tracciamento di livello di produzione, è necessario implementare gli opportuni stadi di </w:t>
       </w:r>
       <w:proofErr w:type="spellStart"/>
       <w:r>
@@ -32460,12 +33813,21 @@
           <w:lang w:val="en-US"/>
         </w:rPr>
       </w:pPr>
-      <w:r>
-        <w:rPr>
-          <w:rFonts w:ascii="Abadi ExtraLight" w:hAnsi="Abadi ExtraLight"/>
-          <w:lang w:val="en-US"/>
-        </w:rPr>
-        <w:t xml:space="preserve">./vpi_sample_19_dcf_tracker </w:t>
+      <w:proofErr w:type="gramStart"/>
+      <w:r>
+        <w:rPr>
+          <w:rFonts w:ascii="Abadi ExtraLight" w:hAnsi="Abadi ExtraLight"/>
+          <w:lang w:val="en-US"/>
+        </w:rPr>
+        <w:t>./</w:t>
+      </w:r>
+      <w:proofErr w:type="gramEnd"/>
+      <w:r>
+        <w:rPr>
+          <w:rFonts w:ascii="Abadi ExtraLight" w:hAnsi="Abadi ExtraLight"/>
+          <w:lang w:val="en-US"/>
+        </w:rPr>
+        <w:t xml:space="preserve">vpi_sample_19_dcf_tracker </w:t>
       </w:r>
       <w:proofErr w:type="spellStart"/>
       <w:r>
@@ -32964,6 +34326,7 @@
         <w:t xml:space="preserve"> compilate </w:t>
       </w:r>
       <w:proofErr w:type="spellStart"/>
+      <w:proofErr w:type="gramStart"/>
       <w:r>
         <w:t>gpu</w:t>
       </w:r>
@@ -32972,7 +34335,11 @@
         <w:t xml:space="preserve"> </w:t>
       </w:r>
       <w:r>
-        <w:t xml:space="preserve">, </w:t>
+        <w:t>,</w:t>
+      </w:r>
+      <w:proofErr w:type="gramEnd"/>
+      <w:r>
+        <w:t xml:space="preserve"> </w:t>
       </w:r>
       <w:r>
         <w:t xml:space="preserve">e </w:t>
@@ -33267,7 +34634,94 @@
     </w:p>
     <w:p>
       <w:pPr>
-        <w:jc w:val="center"/>
+        <w:rPr>
+          <w:b/>
+          <w:bCs/>
+        </w:rPr>
+      </w:pPr>
+      <w:proofErr w:type="spellStart"/>
+      <w:r>
+        <w:rPr>
+          <w:b/>
+          <w:bCs/>
+        </w:rPr>
+        <w:t>Requirements</w:t>
+      </w:r>
+      <w:proofErr w:type="spellEnd"/>
+    </w:p>
+    <w:p>
+      <w:r>
+        <w:t xml:space="preserve">Verificare che sia installato il pacchetto </w:t>
+      </w:r>
+      <w:r>
+        <w:rPr>
+          <w:rFonts w:ascii="Abadi ExtraLight" w:hAnsi="Abadi ExtraLight"/>
+        </w:rPr>
+        <w:t>python3-venv.</w:t>
+      </w:r>
+      <w:r>
+        <w:rPr>
+          <w:rFonts w:ascii="Abadi ExtraLight" w:hAnsi="Abadi ExtraLight"/>
+        </w:rPr>
+        <w:t xml:space="preserve"> </w:t>
+      </w:r>
+      <w:r>
+        <w:t>Eventualmente</w:t>
+      </w:r>
+      <w:r>
+        <w:t>:</w:t>
+      </w:r>
+    </w:p>
+    <w:p>
+      <w:pPr>
+        <w:spacing w:after="0"/>
+        <w:ind w:left="720" w:firstLine="696"/>
+        <w:rPr>
+          <w:rFonts w:ascii="Abadi ExtraLight" w:hAnsi="Abadi ExtraLight"/>
+          <w:lang w:val="en-US"/>
+        </w:rPr>
+      </w:pPr>
+      <w:proofErr w:type="spellStart"/>
+      <w:r>
+        <w:rPr>
+          <w:rFonts w:ascii="Abadi ExtraLight" w:hAnsi="Abadi ExtraLight"/>
+          <w:lang w:val="en-US"/>
+        </w:rPr>
+        <w:t>sudo</w:t>
+      </w:r>
+      <w:proofErr w:type="spellEnd"/>
+      <w:r>
+        <w:rPr>
+          <w:rFonts w:ascii="Abadi ExtraLight" w:hAnsi="Abadi ExtraLight"/>
+          <w:lang w:val="en-US"/>
+        </w:rPr>
+        <w:t xml:space="preserve"> apt update &amp;&amp; </w:t>
+      </w:r>
+      <w:proofErr w:type="spellStart"/>
+      <w:r>
+        <w:rPr>
+          <w:rFonts w:ascii="Abadi ExtraLight" w:hAnsi="Abadi ExtraLight"/>
+          <w:lang w:val="en-US"/>
+        </w:rPr>
+        <w:t>sudo</w:t>
+      </w:r>
+      <w:proofErr w:type="spellEnd"/>
+      <w:r>
+        <w:rPr>
+          <w:rFonts w:ascii="Abadi ExtraLight" w:hAnsi="Abadi ExtraLight"/>
+          <w:lang w:val="en-US"/>
+        </w:rPr>
+        <w:t xml:space="preserve"> apt install python3-venv</w:t>
+      </w:r>
+    </w:p>
+    <w:p>
+      <w:pPr>
+        <w:spacing w:after="0"/>
+        <w:rPr>
+          <w:b/>
+          <w:bCs/>
+          <w:lang w:val="en-US"/>
+        </w:rPr>
       </w:pPr>
     </w:p>
     <w:p>
@@ -33292,6 +34746,13 @@
         </w:rPr>
         <w:t>environmen</w:t>
       </w:r>
+      <w:r>
+        <w:rPr>
+          <w:b/>
+          <w:bCs/>
+        </w:rPr>
+        <w:t>t</w:t>
+      </w:r>
       <w:proofErr w:type="spellEnd"/>
     </w:p>
     <w:p>
@@ -33566,7 +35027,23 @@
           <w:rFonts w:ascii="Abadi ExtraLight" w:hAnsi="Abadi ExtraLight"/>
           <w:lang w:val="en-US"/>
         </w:rPr>
-        <w:t>python -c "import cv2; print(cv2.getBuildInformation())"</w:t>
+        <w:t xml:space="preserve">python -c "import cv2; </w:t>
+      </w:r>
+      <w:proofErr w:type="gramStart"/>
+      <w:r>
+        <w:rPr>
+          <w:rFonts w:ascii="Abadi ExtraLight" w:hAnsi="Abadi ExtraLight"/>
+          <w:lang w:val="en-US"/>
+        </w:rPr>
+        <w:t>print(</w:t>
+      </w:r>
+      <w:proofErr w:type="gramEnd"/>
+      <w:r>
+        <w:rPr>
+          <w:rFonts w:ascii="Abadi ExtraLight" w:hAnsi="Abadi ExtraLight"/>
+          <w:lang w:val="en-US"/>
+        </w:rPr>
+        <w:t>cv2.getBuildInformation())"</w:t>
       </w:r>
     </w:p>
     <w:p>
@@ -33602,6 +35079,7 @@
         <w:t>; print(</w:t>
       </w:r>
       <w:proofErr w:type="spellStart"/>
+      <w:proofErr w:type="gramStart"/>
       <w:r>
         <w:rPr>
           <w:rFonts w:ascii="Abadi ExtraLight" w:hAnsi="Abadi ExtraLight"/>
@@ -33615,7 +35093,15 @@
           <w:rFonts w:ascii="Abadi ExtraLight" w:hAnsi="Abadi ExtraLight"/>
           <w:lang w:val="en-US"/>
         </w:rPr>
-        <w:t>.__version__)"</w:t>
+        <w:t>._</w:t>
+      </w:r>
+      <w:proofErr w:type="gramEnd"/>
+      <w:r>
+        <w:rPr>
+          <w:rFonts w:ascii="Abadi ExtraLight" w:hAnsi="Abadi ExtraLight"/>
+          <w:lang w:val="en-US"/>
+        </w:rPr>
+        <w:t>_version__)"</w:t>
       </w:r>
     </w:p>
     <w:p>
@@ -33876,6 +35362,7 @@
           <w:rFonts w:ascii="Abadi ExtraLight" w:hAnsi="Abadi ExtraLight"/>
           <w:lang w:val="en-US"/>
         </w:rPr>
+        <w:lastRenderedPageBreak/>
         <w:t># Vedi cosa viene ereditato dal sistema</w:t>
       </w:r>
     </w:p>
@@ -34405,7 +35892,23 @@
           <w:rFonts w:ascii="Abadi ExtraLight" w:hAnsi="Abadi ExtraLight"/>
           <w:lang w:val="en-US"/>
         </w:rPr>
-        <w:t xml:space="preserve">/ultralytics:latest-jetson-jetpack6 | grep </w:t>
+        <w:t>/</w:t>
+      </w:r>
+      <w:proofErr w:type="gramStart"/>
+      <w:r>
+        <w:rPr>
+          <w:rFonts w:ascii="Abadi ExtraLight" w:hAnsi="Abadi ExtraLight"/>
+          <w:lang w:val="en-US"/>
+        </w:rPr>
+        <w:t>ultralytics:latest</w:t>
+      </w:r>
+      <w:proofErr w:type="gramEnd"/>
+      <w:r>
+        <w:rPr>
+          <w:rFonts w:ascii="Abadi ExtraLight" w:hAnsi="Abadi ExtraLight"/>
+          <w:lang w:val="en-US"/>
+        </w:rPr>
+        <w:t xml:space="preserve">-jetson-jetpack6 | grep </w:t>
       </w:r>
       <w:proofErr w:type="spellStart"/>
       <w:r>
@@ -34471,6 +35974,7 @@
         <w:pStyle w:val="Titolo3"/>
       </w:pPr>
       <w:r>
+        <w:lastRenderedPageBreak/>
         <w:t>Applicazioni</w:t>
       </w:r>
     </w:p>
@@ -34583,7 +36087,23 @@
           <w:rFonts w:ascii="Abadi ExtraLight" w:hAnsi="Abadi ExtraLight"/>
           <w:lang w:val="en-US"/>
         </w:rPr>
-        <w:t>/ultralytics:latest-jetson-jetpack6</w:t>
+        <w:t>/</w:t>
+      </w:r>
+      <w:proofErr w:type="gramStart"/>
+      <w:r>
+        <w:rPr>
+          <w:rFonts w:ascii="Abadi ExtraLight" w:hAnsi="Abadi ExtraLight"/>
+          <w:lang w:val="en-US"/>
+        </w:rPr>
+        <w:t>ultralytics:latest</w:t>
+      </w:r>
+      <w:proofErr w:type="gramEnd"/>
+      <w:r>
+        <w:rPr>
+          <w:rFonts w:ascii="Abadi ExtraLight" w:hAnsi="Abadi ExtraLight"/>
+          <w:lang w:val="en-US"/>
+        </w:rPr>
+        <w:t>-jetson-jetpack6</w:t>
       </w:r>
     </w:p>
     <w:p>
@@ -34993,7 +36513,23 @@
           <w:rFonts w:ascii="Abadi ExtraLight" w:hAnsi="Abadi ExtraLight"/>
           <w:lang w:val="en-US"/>
         </w:rPr>
-        <w:t>/ultralytics:latest-jetson-jetpack6</w:t>
+        <w:t>/</w:t>
+      </w:r>
+      <w:proofErr w:type="gramStart"/>
+      <w:r>
+        <w:rPr>
+          <w:rFonts w:ascii="Abadi ExtraLight" w:hAnsi="Abadi ExtraLight"/>
+          <w:lang w:val="en-US"/>
+        </w:rPr>
+        <w:t>ultralytics:latest</w:t>
+      </w:r>
+      <w:proofErr w:type="gramEnd"/>
+      <w:r>
+        <w:rPr>
+          <w:rFonts w:ascii="Abadi ExtraLight" w:hAnsi="Abadi ExtraLight"/>
+          <w:lang w:val="en-US"/>
+        </w:rPr>
+        <w:t>-jetson-jetpack6</w:t>
       </w:r>
     </w:p>
     <w:p>
@@ -35190,6 +36726,7 @@
         <w:rPr>
           <w:rFonts w:ascii="Abadi ExtraLight" w:hAnsi="Abadi ExtraLight"/>
         </w:rPr>
+        <w:lastRenderedPageBreak/>
         <w:t xml:space="preserve">yolo </w:t>
       </w:r>
       <w:proofErr w:type="spellStart"/>
@@ -35278,8 +36815,21 @@
         <w:rPr>
           <w:rFonts w:ascii="Abadi ExtraLight" w:hAnsi="Abadi ExtraLight"/>
         </w:rPr>
-        <w:lastRenderedPageBreak/>
-        <w:t xml:space="preserve"> device=0</w:t>
+        <w:t xml:space="preserve"> </w:t>
+      </w:r>
+      <w:proofErr w:type="gramStart"/>
+      <w:r>
+        <w:rPr>
+          <w:rFonts w:ascii="Abadi ExtraLight" w:hAnsi="Abadi ExtraLight"/>
+        </w:rPr>
+        <w:t>device</w:t>
+      </w:r>
+      <w:proofErr w:type="gramEnd"/>
+      <w:r>
+        <w:rPr>
+          <w:rFonts w:ascii="Abadi ExtraLight" w:hAnsi="Abadi ExtraLight"/>
+        </w:rPr>
+        <w:t>=0</w:t>
       </w:r>
     </w:p>
     <w:p>
@@ -35537,7 +37087,23 @@
           <w:rFonts w:ascii="Abadi ExtraLight" w:hAnsi="Abadi ExtraLight"/>
           <w:lang w:val="en-US"/>
         </w:rPr>
-        <w:t>/ultralytics:latest-jetson-jetpack6</w:t>
+        <w:t>/</w:t>
+      </w:r>
+      <w:proofErr w:type="gramStart"/>
+      <w:r>
+        <w:rPr>
+          <w:rFonts w:ascii="Abadi ExtraLight" w:hAnsi="Abadi ExtraLight"/>
+          <w:lang w:val="en-US"/>
+        </w:rPr>
+        <w:t>ultralytics:latest</w:t>
+      </w:r>
+      <w:proofErr w:type="gramEnd"/>
+      <w:r>
+        <w:rPr>
+          <w:rFonts w:ascii="Abadi ExtraLight" w:hAnsi="Abadi ExtraLight"/>
+          <w:lang w:val="en-US"/>
+        </w:rPr>
+        <w:t>-jetson-jetpack6</w:t>
       </w:r>
     </w:p>
     <w:p>
@@ -35620,11 +37186,19 @@
         </w:rPr>
         <w:t xml:space="preserve"> </w:t>
       </w:r>
-      <w:r>
-        <w:rPr>
-          <w:rFonts w:ascii="Abadi ExtraLight" w:hAnsi="Abadi ExtraLight"/>
-        </w:rPr>
-        <w:t>device=0 \</w:t>
+      <w:proofErr w:type="gramStart"/>
+      <w:r>
+        <w:rPr>
+          <w:rFonts w:ascii="Abadi ExtraLight" w:hAnsi="Abadi ExtraLight"/>
+        </w:rPr>
+        <w:t>device</w:t>
+      </w:r>
+      <w:proofErr w:type="gramEnd"/>
+      <w:r>
+        <w:rPr>
+          <w:rFonts w:ascii="Abadi ExtraLight" w:hAnsi="Abadi ExtraLight"/>
+        </w:rPr>
+        <w:t>=0 \</w:t>
       </w:r>
     </w:p>
     <w:p>
@@ -35699,7 +37273,15 @@
     </w:p>
     <w:p>
       <w:r>
-        <w:t>E passa il device:</w:t>
+        <w:t xml:space="preserve">E passa il </w:t>
+      </w:r>
+      <w:proofErr w:type="gramStart"/>
+      <w:r>
+        <w:t>device</w:t>
+      </w:r>
+      <w:proofErr w:type="gramEnd"/>
+      <w:r>
+        <w:t>:</w:t>
       </w:r>
     </w:p>
     <w:p>
@@ -35853,8 +37435,13 @@
       </w:r>
     </w:p>
     <w:p>
-      <w:r>
-        <w:t xml:space="preserve">Pertanto è necessario usare </w:t>
+      <w:proofErr w:type="gramStart"/>
+      <w:r>
+        <w:t>Pertanto</w:t>
+      </w:r>
+      <w:proofErr w:type="gramEnd"/>
+      <w:r>
+        <w:t xml:space="preserve"> è necessario usare </w:t>
       </w:r>
       <w:r>
         <w:rPr>
@@ -35998,6 +37585,7 @@
           <w:rFonts w:ascii="Abadi ExtraLight" w:hAnsi="Abadi ExtraLight"/>
           <w:lang w:val="en-US"/>
         </w:rPr>
+        <w:lastRenderedPageBreak/>
         <w:t>gst_pipeline</w:t>
       </w:r>
       <w:proofErr w:type="spellEnd"/>
@@ -36031,6 +37619,7 @@
         <w:t>"</w:t>
       </w:r>
       <w:proofErr w:type="spellStart"/>
+      <w:proofErr w:type="gramStart"/>
       <w:r>
         <w:rPr>
           <w:rFonts w:ascii="Abadi ExtraLight" w:hAnsi="Abadi ExtraLight"/>
@@ -36042,7 +37631,14 @@
         <w:rPr>
           <w:rFonts w:ascii="Abadi ExtraLight" w:hAnsi="Abadi ExtraLight"/>
         </w:rPr>
-        <w:t xml:space="preserve"> ! "</w:t>
+        <w:t xml:space="preserve"> !</w:t>
+      </w:r>
+      <w:proofErr w:type="gramEnd"/>
+      <w:r>
+        <w:rPr>
+          <w:rFonts w:ascii="Abadi ExtraLight" w:hAnsi="Abadi ExtraLight"/>
+        </w:rPr>
+        <w:t xml:space="preserve"> "</w:t>
       </w:r>
     </w:p>
     <w:p>
@@ -36067,6 +37663,7 @@
         <w:t>"video/x-raw(</w:t>
       </w:r>
       <w:proofErr w:type="spellStart"/>
+      <w:proofErr w:type="gramStart"/>
       <w:r>
         <w:rPr>
           <w:rFonts w:ascii="Abadi ExtraLight" w:hAnsi="Abadi ExtraLight"/>
@@ -36080,7 +37677,63 @@
           <w:rFonts w:ascii="Abadi ExtraLight" w:hAnsi="Abadi ExtraLight"/>
           <w:lang w:val="en-US"/>
         </w:rPr>
-        <w:t xml:space="preserve">),width=1280,height=720,framerate=30/1 ! </w:t>
+        <w:t>),width</w:t>
+      </w:r>
+      <w:proofErr w:type="gramEnd"/>
+      <w:r>
+        <w:rPr>
+          <w:rFonts w:ascii="Abadi ExtraLight" w:hAnsi="Abadi ExtraLight"/>
+          <w:lang w:val="en-US"/>
+        </w:rPr>
+        <w:t>=</w:t>
+      </w:r>
+      <w:proofErr w:type="gramStart"/>
+      <w:r>
+        <w:rPr>
+          <w:rFonts w:ascii="Abadi ExtraLight" w:hAnsi="Abadi ExtraLight"/>
+          <w:lang w:val="en-US"/>
+        </w:rPr>
+        <w:t>1280,height</w:t>
+      </w:r>
+      <w:proofErr w:type="gramEnd"/>
+      <w:r>
+        <w:rPr>
+          <w:rFonts w:ascii="Abadi ExtraLight" w:hAnsi="Abadi ExtraLight"/>
+          <w:lang w:val="en-US"/>
+        </w:rPr>
+        <w:t>=</w:t>
+      </w:r>
+      <w:proofErr w:type="gramStart"/>
+      <w:r>
+        <w:rPr>
+          <w:rFonts w:ascii="Abadi ExtraLight" w:hAnsi="Abadi ExtraLight"/>
+          <w:lang w:val="en-US"/>
+        </w:rPr>
+        <w:t>720,framerate</w:t>
+      </w:r>
+      <w:proofErr w:type="gramEnd"/>
+      <w:r>
+        <w:rPr>
+          <w:rFonts w:ascii="Abadi ExtraLight" w:hAnsi="Abadi ExtraLight"/>
+          <w:lang w:val="en-US"/>
+        </w:rPr>
+        <w:t>=30/</w:t>
+      </w:r>
+      <w:proofErr w:type="gramStart"/>
+      <w:r>
+        <w:rPr>
+          <w:rFonts w:ascii="Abadi ExtraLight" w:hAnsi="Abadi ExtraLight"/>
+          <w:lang w:val="en-US"/>
+        </w:rPr>
+        <w:t>1 !</w:t>
+      </w:r>
+      <w:proofErr w:type="gramEnd"/>
+      <w:r>
+        <w:rPr>
+          <w:rFonts w:ascii="Abadi ExtraLight" w:hAnsi="Abadi ExtraLight"/>
+          <w:lang w:val="en-US"/>
+        </w:rPr>
+        <w:t xml:space="preserve"> </w:t>
       </w:r>
       <w:r>
         <w:rPr>
@@ -36104,6 +37757,7 @@
         <w:t>    "</w:t>
       </w:r>
       <w:proofErr w:type="spellStart"/>
+      <w:proofErr w:type="gramStart"/>
       <w:r>
         <w:rPr>
           <w:rFonts w:ascii="Abadi ExtraLight" w:hAnsi="Abadi ExtraLight"/>
@@ -36115,22 +37769,28 @@
         <w:rPr>
           <w:rFonts w:ascii="Abadi ExtraLight" w:hAnsi="Abadi ExtraLight"/>
         </w:rPr>
-        <w:t xml:space="preserve"> ! "</w:t>
-      </w:r>
-    </w:p>
-    <w:p>
-      <w:pPr>
-        <w:spacing w:after="0"/>
-        <w:ind w:left="720" w:firstLine="696"/>
-        <w:rPr>
-          <w:rFonts w:ascii="Abadi ExtraLight" w:hAnsi="Abadi ExtraLight"/>
-        </w:rPr>
-      </w:pPr>
-      <w:r>
-        <w:rPr>
-          <w:rFonts w:ascii="Abadi ExtraLight" w:hAnsi="Abadi ExtraLight"/>
-        </w:rPr>
-        <w:lastRenderedPageBreak/>
+        <w:t xml:space="preserve"> !</w:t>
+      </w:r>
+      <w:proofErr w:type="gramEnd"/>
+      <w:r>
+        <w:rPr>
+          <w:rFonts w:ascii="Abadi ExtraLight" w:hAnsi="Abadi ExtraLight"/>
+        </w:rPr>
+        <w:t xml:space="preserve"> "</w:t>
+      </w:r>
+    </w:p>
+    <w:p>
+      <w:pPr>
+        <w:spacing w:after="0"/>
+        <w:ind w:left="720" w:firstLine="696"/>
+        <w:rPr>
+          <w:rFonts w:ascii="Abadi ExtraLight" w:hAnsi="Abadi ExtraLight"/>
+        </w:rPr>
+      </w:pPr>
+      <w:r>
+        <w:rPr>
+          <w:rFonts w:ascii="Abadi ExtraLight" w:hAnsi="Abadi ExtraLight"/>
+        </w:rPr>
         <w:t xml:space="preserve">    </w:t>
       </w:r>
       <w:r>
@@ -36141,6 +37801,7 @@
         <w:t>"video/x-</w:t>
       </w:r>
       <w:proofErr w:type="spellStart"/>
+      <w:proofErr w:type="gramStart"/>
       <w:r>
         <w:rPr>
           <w:rFonts w:ascii="Abadi ExtraLight" w:hAnsi="Abadi ExtraLight"/>
@@ -36149,6 +37810,7 @@
         <w:t>raw,format</w:t>
       </w:r>
       <w:proofErr w:type="spellEnd"/>
+      <w:proofErr w:type="gramEnd"/>
       <w:r>
         <w:rPr>
           <w:rFonts w:ascii="Abadi ExtraLight" w:hAnsi="Abadi ExtraLight"/>
@@ -36157,6 +37819,7 @@
         <w:t>=</w:t>
       </w:r>
       <w:proofErr w:type="spellStart"/>
+      <w:proofErr w:type="gramStart"/>
       <w:r>
         <w:rPr>
           <w:rFonts w:ascii="Abadi ExtraLight" w:hAnsi="Abadi ExtraLight"/>
@@ -36170,7 +37833,15 @@
           <w:rFonts w:ascii="Abadi ExtraLight" w:hAnsi="Abadi ExtraLight"/>
           <w:lang w:val="en-US"/>
         </w:rPr>
-        <w:t xml:space="preserve"> ! </w:t>
+        <w:t xml:space="preserve"> !</w:t>
+      </w:r>
+      <w:proofErr w:type="gramEnd"/>
+      <w:r>
+        <w:rPr>
+          <w:rFonts w:ascii="Abadi ExtraLight" w:hAnsi="Abadi ExtraLight"/>
+          <w:lang w:val="en-US"/>
+        </w:rPr>
+        <w:t xml:space="preserve"> </w:t>
       </w:r>
       <w:r>
         <w:rPr>
@@ -36194,6 +37865,7 @@
         <w:t>    "</w:t>
       </w:r>
       <w:proofErr w:type="spellStart"/>
+      <w:proofErr w:type="gramStart"/>
       <w:r>
         <w:rPr>
           <w:rFonts w:ascii="Abadi ExtraLight" w:hAnsi="Abadi ExtraLight"/>
@@ -36205,7 +37877,14 @@
         <w:rPr>
           <w:rFonts w:ascii="Abadi ExtraLight" w:hAnsi="Abadi ExtraLight"/>
         </w:rPr>
-        <w:t xml:space="preserve"> ! "</w:t>
+        <w:t xml:space="preserve"> !</w:t>
+      </w:r>
+      <w:proofErr w:type="gramEnd"/>
+      <w:r>
+        <w:rPr>
+          <w:rFonts w:ascii="Abadi ExtraLight" w:hAnsi="Abadi ExtraLight"/>
+        </w:rPr>
+        <w:t xml:space="preserve"> "</w:t>
       </w:r>
     </w:p>
     <w:p>
@@ -36231,6 +37910,7 @@
         <w:t>"video/x-</w:t>
       </w:r>
       <w:proofErr w:type="spellStart"/>
+      <w:proofErr w:type="gramStart"/>
       <w:r>
         <w:rPr>
           <w:rFonts w:ascii="Abadi ExtraLight" w:hAnsi="Abadi ExtraLight"/>
@@ -36239,12 +37919,29 @@
         <w:t>raw,format</w:t>
       </w:r>
       <w:proofErr w:type="spellEnd"/>
-      <w:r>
-        <w:rPr>
-          <w:rFonts w:ascii="Abadi ExtraLight" w:hAnsi="Abadi ExtraLight"/>
-          <w:lang w:val="en-US"/>
-        </w:rPr>
-        <w:t>=BGR ! "</w:t>
+      <w:proofErr w:type="gramEnd"/>
+      <w:r>
+        <w:rPr>
+          <w:rFonts w:ascii="Abadi ExtraLight" w:hAnsi="Abadi ExtraLight"/>
+          <w:lang w:val="en-US"/>
+        </w:rPr>
+        <w:t>=</w:t>
+      </w:r>
+      <w:proofErr w:type="gramStart"/>
+      <w:r>
+        <w:rPr>
+          <w:rFonts w:ascii="Abadi ExtraLight" w:hAnsi="Abadi ExtraLight"/>
+          <w:lang w:val="en-US"/>
+        </w:rPr>
+        <w:t>BGR !</w:t>
+      </w:r>
+      <w:proofErr w:type="gramEnd"/>
+      <w:r>
+        <w:rPr>
+          <w:rFonts w:ascii="Abadi ExtraLight" w:hAnsi="Abadi ExtraLight"/>
+          <w:lang w:val="en-US"/>
+        </w:rPr>
+        <w:t xml:space="preserve"> "</w:t>
       </w:r>
     </w:p>
     <w:p>
@@ -36264,6 +37961,7 @@
         <w:t>    "</w:t>
       </w:r>
       <w:proofErr w:type="spellStart"/>
+      <w:proofErr w:type="gramStart"/>
       <w:r>
         <w:rPr>
           <w:rFonts w:ascii="Abadi ExtraLight" w:hAnsi="Abadi ExtraLight"/>
@@ -36272,6 +37970,7 @@
         <w:t>appsink</w:t>
       </w:r>
       <w:proofErr w:type="spellEnd"/>
+      <w:proofErr w:type="gramEnd"/>
       <w:r>
         <w:rPr>
           <w:rFonts w:ascii="Abadi ExtraLight" w:hAnsi="Abadi ExtraLight"/>
@@ -36367,6 +38066,7 @@
         <w:t xml:space="preserve">if not </w:t>
       </w:r>
       <w:proofErr w:type="spellStart"/>
+      <w:proofErr w:type="gramStart"/>
       <w:r>
         <w:rPr>
           <w:rFonts w:ascii="Abadi ExtraLight" w:hAnsi="Abadi ExtraLight"/>
@@ -36375,6 +38075,7 @@
         <w:t>cap.isOpened</w:t>
       </w:r>
       <w:proofErr w:type="spellEnd"/>
+      <w:proofErr w:type="gramEnd"/>
       <w:r>
         <w:rPr>
           <w:rFonts w:ascii="Abadi ExtraLight" w:hAnsi="Abadi ExtraLight"/>
@@ -36397,7 +38098,23 @@
           <w:rFonts w:ascii="Abadi ExtraLight" w:hAnsi="Abadi ExtraLight"/>
           <w:lang w:val="en-US"/>
         </w:rPr>
-        <w:t>    print("</w:t>
+        <w:t xml:space="preserve">    </w:t>
+      </w:r>
+      <w:proofErr w:type="gramStart"/>
+      <w:r>
+        <w:rPr>
+          <w:rFonts w:ascii="Abadi ExtraLight" w:hAnsi="Abadi ExtraLight"/>
+          <w:lang w:val="en-US"/>
+        </w:rPr>
+        <w:t>print(</w:t>
+      </w:r>
+      <w:proofErr w:type="gramEnd"/>
+      <w:r>
+        <w:rPr>
+          <w:rFonts w:ascii="Abadi ExtraLight" w:hAnsi="Abadi ExtraLight"/>
+          <w:lang w:val="en-US"/>
+        </w:rPr>
+        <w:t>"</w:t>
       </w:r>
       <w:r>
         <w:rPr>
@@ -36476,7 +38193,23 @@
           <w:rFonts w:ascii="Abadi ExtraLight" w:hAnsi="Abadi ExtraLight"/>
           <w:lang w:val="en-US"/>
         </w:rPr>
-        <w:t>    exit(1)</w:t>
+        <w:t xml:space="preserve">    </w:t>
+      </w:r>
+      <w:proofErr w:type="gramStart"/>
+      <w:r>
+        <w:rPr>
+          <w:rFonts w:ascii="Abadi ExtraLight" w:hAnsi="Abadi ExtraLight"/>
+          <w:lang w:val="en-US"/>
+        </w:rPr>
+        <w:t>exit(</w:t>
+      </w:r>
+      <w:proofErr w:type="gramEnd"/>
+      <w:r>
+        <w:rPr>
+          <w:rFonts w:ascii="Abadi ExtraLight" w:hAnsi="Abadi ExtraLight"/>
+          <w:lang w:val="en-US"/>
+        </w:rPr>
+        <w:t>1)</w:t>
       </w:r>
     </w:p>
     <w:p>
@@ -36550,6 +38283,7 @@
         <w:t xml:space="preserve">    ret, frame = </w:t>
       </w:r>
       <w:proofErr w:type="spellStart"/>
+      <w:proofErr w:type="gramStart"/>
       <w:r>
         <w:rPr>
           <w:rFonts w:ascii="Abadi ExtraLight" w:hAnsi="Abadi ExtraLight"/>
@@ -36558,6 +38292,7 @@
         <w:t>cap.read</w:t>
       </w:r>
       <w:proofErr w:type="spellEnd"/>
+      <w:proofErr w:type="gramEnd"/>
       <w:r>
         <w:rPr>
           <w:rFonts w:ascii="Abadi ExtraLight" w:hAnsi="Abadi ExtraLight"/>
@@ -36597,51 +38332,92 @@
           <w:rFonts w:ascii="Abadi ExtraLight" w:hAnsi="Abadi ExtraLight"/>
           <w:lang w:val="en-US"/>
         </w:rPr>
-        <w:t>        break</w:t>
-      </w:r>
-    </w:p>
-    <w:p>
-      <w:pPr>
-        <w:spacing w:after="0"/>
-        <w:ind w:left="720" w:firstLine="696"/>
-        <w:rPr>
-          <w:rFonts w:ascii="Abadi ExtraLight" w:hAnsi="Abadi ExtraLight"/>
-          <w:lang w:val="en-US"/>
-        </w:rPr>
-      </w:pPr>
-    </w:p>
-    <w:p>
-      <w:pPr>
-        <w:spacing w:after="0"/>
-        <w:ind w:left="720" w:firstLine="696"/>
-        <w:rPr>
-          <w:rFonts w:ascii="Abadi ExtraLight" w:hAnsi="Abadi ExtraLight"/>
-          <w:lang w:val="en-US"/>
-        </w:rPr>
-      </w:pPr>
-      <w:r>
-        <w:rPr>
-          <w:rFonts w:ascii="Abadi ExtraLight" w:hAnsi="Abadi ExtraLight"/>
-          <w:lang w:val="en-US"/>
-        </w:rPr>
-        <w:t>    results = model(frame, device=0)</w:t>
-      </w:r>
-    </w:p>
-    <w:p>
-      <w:pPr>
-        <w:spacing w:after="0"/>
-        <w:ind w:left="720" w:firstLine="696"/>
-        <w:rPr>
-          <w:rFonts w:ascii="Abadi ExtraLight" w:hAnsi="Abadi ExtraLight"/>
-          <w:lang w:val="en-US"/>
-        </w:rPr>
-      </w:pPr>
-      <w:r>
-        <w:rPr>
-          <w:rFonts w:ascii="Abadi ExtraLight" w:hAnsi="Abadi ExtraLight"/>
-          <w:lang w:val="en-US"/>
-        </w:rPr>
-        <w:t>    annotated = results[0].plot()</w:t>
+        <w:t xml:space="preserve">        </w:t>
+      </w:r>
+      <w:proofErr w:type="gramStart"/>
+      <w:r>
+        <w:rPr>
+          <w:rFonts w:ascii="Abadi ExtraLight" w:hAnsi="Abadi ExtraLight"/>
+          <w:lang w:val="en-US"/>
+        </w:rPr>
+        <w:t>break</w:t>
+      </w:r>
+      <w:proofErr w:type="gramEnd"/>
+    </w:p>
+    <w:p>
+      <w:pPr>
+        <w:spacing w:after="0"/>
+        <w:ind w:left="720" w:firstLine="696"/>
+        <w:rPr>
+          <w:rFonts w:ascii="Abadi ExtraLight" w:hAnsi="Abadi ExtraLight"/>
+          <w:lang w:val="en-US"/>
+        </w:rPr>
+      </w:pPr>
+    </w:p>
+    <w:p>
+      <w:pPr>
+        <w:spacing w:after="0"/>
+        <w:ind w:left="720" w:firstLine="696"/>
+        <w:rPr>
+          <w:rFonts w:ascii="Abadi ExtraLight" w:hAnsi="Abadi ExtraLight"/>
+          <w:lang w:val="en-US"/>
+        </w:rPr>
+      </w:pPr>
+      <w:r>
+        <w:rPr>
+          <w:rFonts w:ascii="Abadi ExtraLight" w:hAnsi="Abadi ExtraLight"/>
+          <w:lang w:val="en-US"/>
+        </w:rPr>
+        <w:t xml:space="preserve">    results = </w:t>
+      </w:r>
+      <w:proofErr w:type="gramStart"/>
+      <w:r>
+        <w:rPr>
+          <w:rFonts w:ascii="Abadi ExtraLight" w:hAnsi="Abadi ExtraLight"/>
+          <w:lang w:val="en-US"/>
+        </w:rPr>
+        <w:t>model(</w:t>
+      </w:r>
+      <w:proofErr w:type="gramEnd"/>
+      <w:r>
+        <w:rPr>
+          <w:rFonts w:ascii="Abadi ExtraLight" w:hAnsi="Abadi ExtraLight"/>
+          <w:lang w:val="en-US"/>
+        </w:rPr>
+        <w:t>frame, device=0)</w:t>
+      </w:r>
+    </w:p>
+    <w:p>
+      <w:pPr>
+        <w:spacing w:after="0"/>
+        <w:ind w:left="720" w:firstLine="696"/>
+        <w:rPr>
+          <w:rFonts w:ascii="Abadi ExtraLight" w:hAnsi="Abadi ExtraLight"/>
+          <w:lang w:val="en-US"/>
+        </w:rPr>
+      </w:pPr>
+      <w:r>
+        <w:rPr>
+          <w:rFonts w:ascii="Abadi ExtraLight" w:hAnsi="Abadi ExtraLight"/>
+          <w:lang w:val="en-US"/>
+        </w:rPr>
+        <w:t>    annotated = results[0</w:t>
+      </w:r>
+      <w:proofErr w:type="gramStart"/>
+      <w:r>
+        <w:rPr>
+          <w:rFonts w:ascii="Abadi ExtraLight" w:hAnsi="Abadi ExtraLight"/>
+          <w:lang w:val="en-US"/>
+        </w:rPr>
+        <w:t>].plot</w:t>
+      </w:r>
+      <w:proofErr w:type="gramEnd"/>
+      <w:r>
+        <w:rPr>
+          <w:rFonts w:ascii="Abadi ExtraLight" w:hAnsi="Abadi ExtraLight"/>
+          <w:lang w:val="en-US"/>
+        </w:rPr>
+        <w:t>()</w:t>
       </w:r>
     </w:p>
     <w:p>
@@ -36695,46 +38471,72 @@
           <w:rFonts w:ascii="Abadi ExtraLight" w:hAnsi="Abadi ExtraLight"/>
           <w:lang w:val="en-US"/>
         </w:rPr>
-        <w:t>    if cv2.waitKey(1) &amp; 0xFF == 27:  # ESC</w:t>
-      </w:r>
-    </w:p>
-    <w:p>
-      <w:pPr>
-        <w:spacing w:after="0"/>
-        <w:ind w:left="720" w:firstLine="696"/>
-        <w:rPr>
-          <w:rFonts w:ascii="Abadi ExtraLight" w:hAnsi="Abadi ExtraLight"/>
-          <w:lang w:val="en-US"/>
-        </w:rPr>
-      </w:pPr>
-      <w:r>
-        <w:rPr>
-          <w:rFonts w:ascii="Abadi ExtraLight" w:hAnsi="Abadi ExtraLight"/>
-          <w:lang w:val="en-US"/>
-        </w:rPr>
-        <w:t>        break</w:t>
-      </w:r>
-    </w:p>
-    <w:p>
-      <w:pPr>
-        <w:spacing w:after="0"/>
-        <w:ind w:left="720" w:firstLine="696"/>
-        <w:rPr>
-          <w:rFonts w:ascii="Abadi ExtraLight" w:hAnsi="Abadi ExtraLight"/>
-          <w:lang w:val="en-US"/>
-        </w:rPr>
-      </w:pPr>
-    </w:p>
-    <w:p>
-      <w:pPr>
-        <w:spacing w:after="0"/>
-        <w:ind w:left="720" w:firstLine="696"/>
-        <w:rPr>
-          <w:rFonts w:ascii="Abadi ExtraLight" w:hAnsi="Abadi ExtraLight"/>
-          <w:lang w:val="en-US"/>
-        </w:rPr>
-      </w:pPr>
-      <w:proofErr w:type="spellStart"/>
+        <w:t xml:space="preserve">    if cv2.waitKey(1) &amp; 0xFF == </w:t>
+      </w:r>
+      <w:proofErr w:type="gramStart"/>
+      <w:r>
+        <w:rPr>
+          <w:rFonts w:ascii="Abadi ExtraLight" w:hAnsi="Abadi ExtraLight"/>
+          <w:lang w:val="en-US"/>
+        </w:rPr>
+        <w:t>27:  #</w:t>
+      </w:r>
+      <w:proofErr w:type="gramEnd"/>
+      <w:r>
+        <w:rPr>
+          <w:rFonts w:ascii="Abadi ExtraLight" w:hAnsi="Abadi ExtraLight"/>
+          <w:lang w:val="en-US"/>
+        </w:rPr>
+        <w:t xml:space="preserve"> ESC</w:t>
+      </w:r>
+    </w:p>
+    <w:p>
+      <w:pPr>
+        <w:spacing w:after="0"/>
+        <w:ind w:left="720" w:firstLine="696"/>
+        <w:rPr>
+          <w:rFonts w:ascii="Abadi ExtraLight" w:hAnsi="Abadi ExtraLight"/>
+          <w:lang w:val="en-US"/>
+        </w:rPr>
+      </w:pPr>
+      <w:r>
+        <w:rPr>
+          <w:rFonts w:ascii="Abadi ExtraLight" w:hAnsi="Abadi ExtraLight"/>
+          <w:lang w:val="en-US"/>
+        </w:rPr>
+        <w:t xml:space="preserve">        </w:t>
+      </w:r>
+      <w:proofErr w:type="gramStart"/>
+      <w:r>
+        <w:rPr>
+          <w:rFonts w:ascii="Abadi ExtraLight" w:hAnsi="Abadi ExtraLight"/>
+          <w:lang w:val="en-US"/>
+        </w:rPr>
+        <w:t>break</w:t>
+      </w:r>
+      <w:proofErr w:type="gramEnd"/>
+    </w:p>
+    <w:p>
+      <w:pPr>
+        <w:spacing w:after="0"/>
+        <w:ind w:left="720" w:firstLine="696"/>
+        <w:rPr>
+          <w:rFonts w:ascii="Abadi ExtraLight" w:hAnsi="Abadi ExtraLight"/>
+          <w:lang w:val="en-US"/>
+        </w:rPr>
+      </w:pPr>
+    </w:p>
+    <w:p>
+      <w:pPr>
+        <w:spacing w:after="0"/>
+        <w:ind w:left="720" w:firstLine="696"/>
+        <w:rPr>
+          <w:rFonts w:ascii="Abadi ExtraLight" w:hAnsi="Abadi ExtraLight"/>
+          <w:lang w:val="en-US"/>
+        </w:rPr>
+      </w:pPr>
+      <w:proofErr w:type="spellStart"/>
+      <w:proofErr w:type="gramStart"/>
       <w:r>
         <w:rPr>
           <w:rFonts w:ascii="Abadi ExtraLight" w:hAnsi="Abadi ExtraLight"/>
@@ -36743,6 +38545,7 @@
         <w:t>cap.release</w:t>
       </w:r>
       <w:proofErr w:type="spellEnd"/>
+      <w:proofErr w:type="gramEnd"/>
       <w:r>
         <w:rPr>
           <w:rFonts w:ascii="Abadi ExtraLight" w:hAnsi="Abadi ExtraLight"/>
@@ -37018,6 +38821,7 @@
         <w:t xml:space="preserve"> +</w:t>
       </w:r>
       <w:proofErr w:type="spellStart"/>
+      <w:proofErr w:type="gramStart"/>
       <w:r>
         <w:rPr>
           <w:rFonts w:ascii="Abadi ExtraLight" w:hAnsi="Abadi ExtraLight"/>
@@ -37026,6 +38830,7 @@
         <w:t>local:root</w:t>
       </w:r>
       <w:proofErr w:type="spellEnd"/>
+      <w:proofErr w:type="gramEnd"/>
     </w:p>
     <w:p>
       <w:pPr>
@@ -37164,6 +38969,7 @@
           <w:rFonts w:ascii="Abadi ExtraLight" w:hAnsi="Abadi ExtraLight"/>
           <w:lang w:val="en-US"/>
         </w:rPr>
+        <w:lastRenderedPageBreak/>
         <w:t>  -e DISPLAY=$DISPLAY \</w:t>
       </w:r>
     </w:p>
@@ -37296,7 +39102,6 @@
           <w:rFonts w:ascii="Abadi ExtraLight" w:hAnsi="Abadi ExtraLight"/>
           <w:lang w:val="en-US"/>
         </w:rPr>
-        <w:lastRenderedPageBreak/>
         <w:t xml:space="preserve">  </w:t>
       </w:r>
       <w:proofErr w:type="spellStart"/>
@@ -37313,7 +39118,23 @@
           <w:rFonts w:ascii="Abadi ExtraLight" w:hAnsi="Abadi ExtraLight"/>
           <w:lang w:val="en-US"/>
         </w:rPr>
-        <w:t>/ultralytics:latest-jetson-jetpack6</w:t>
+        <w:t>/</w:t>
+      </w:r>
+      <w:proofErr w:type="gramStart"/>
+      <w:r>
+        <w:rPr>
+          <w:rFonts w:ascii="Abadi ExtraLight" w:hAnsi="Abadi ExtraLight"/>
+          <w:lang w:val="en-US"/>
+        </w:rPr>
+        <w:t>ultralytics:latest</w:t>
+      </w:r>
+      <w:proofErr w:type="gramEnd"/>
+      <w:r>
+        <w:rPr>
+          <w:rFonts w:ascii="Abadi ExtraLight" w:hAnsi="Abadi ExtraLight"/>
+          <w:lang w:val="en-US"/>
+        </w:rPr>
+        <w:t>-jetson-jetpack6</w:t>
       </w:r>
     </w:p>
     <w:p>
@@ -37548,11 +39369,19 @@
         </w:rPr>
         <w:t xml:space="preserve"> </w:t>
       </w:r>
-      <w:r>
-        <w:rPr>
-          <w:rFonts w:ascii="Abadi ExtraLight" w:hAnsi="Abadi ExtraLight"/>
-        </w:rPr>
-        <w:t>device=0</w:t>
+      <w:proofErr w:type="gramStart"/>
+      <w:r>
+        <w:rPr>
+          <w:rFonts w:ascii="Abadi ExtraLight" w:hAnsi="Abadi ExtraLight"/>
+        </w:rPr>
+        <w:t>device</w:t>
+      </w:r>
+      <w:proofErr w:type="gramEnd"/>
+      <w:r>
+        <w:rPr>
+          <w:rFonts w:ascii="Abadi ExtraLight" w:hAnsi="Abadi ExtraLight"/>
+        </w:rPr>
+        <w:t>=0</w:t>
       </w:r>
     </w:p>
     <w:p/>
@@ -38001,7 +39830,23 @@
           <w:rFonts w:ascii="Abadi ExtraLight" w:hAnsi="Abadi ExtraLight"/>
           <w:lang w:val="en-US"/>
         </w:rPr>
-        <w:t>/ultralytics:latest-jetson-jetpack6</w:t>
+        <w:t>/</w:t>
+      </w:r>
+      <w:proofErr w:type="gramStart"/>
+      <w:r>
+        <w:rPr>
+          <w:rFonts w:ascii="Abadi ExtraLight" w:hAnsi="Abadi ExtraLight"/>
+          <w:lang w:val="en-US"/>
+        </w:rPr>
+        <w:t>ultralytics:latest</w:t>
+      </w:r>
+      <w:proofErr w:type="gramEnd"/>
+      <w:r>
+        <w:rPr>
+          <w:rFonts w:ascii="Abadi ExtraLight" w:hAnsi="Abadi ExtraLight"/>
+          <w:lang w:val="en-US"/>
+        </w:rPr>
+        <w:t>-jetson-jetpack6</w:t>
       </w:r>
     </w:p>
     <w:p>
@@ -38039,6 +39884,7 @@
         <w:rPr>
           <w:lang w:eastAsia="it-IT"/>
         </w:rPr>
+        <w:lastRenderedPageBreak/>
         <w:t>modelli</w:t>
       </w:r>
     </w:p>
@@ -38100,7 +39946,6 @@
           <w:bCs/>
           <w:lang w:eastAsia="it-IT"/>
         </w:rPr>
-        <w:lastRenderedPageBreak/>
         <w:t>restano anche dopo exit</w:t>
       </w:r>
     </w:p>
@@ -38610,7 +40455,6 @@
         <w:pStyle w:val="Titolo2"/>
       </w:pPr>
       <w:r>
-        <w:lastRenderedPageBreak/>
         <w:t xml:space="preserve">TODO </w:t>
       </w:r>
     </w:p>
@@ -39040,13 +40884,27 @@
         <w:rPr>
           <w:lang w:val="en-US"/>
         </w:rPr>
-        <w:t>resnet50_per_tensor_dynamic_range.txt</w:t>
-      </w:r>
-      <w:r>
-        <w:rPr>
-          <w:lang w:val="en-US"/>
-        </w:rPr>
-        <w:t xml:space="preserve">in </w:t>
+        <w:t>resnet50_per_tensor_dynamic_</w:t>
+      </w:r>
+      <w:proofErr w:type="gramStart"/>
+      <w:r>
+        <w:rPr>
+          <w:lang w:val="en-US"/>
+        </w:rPr>
+        <w:t>range.txt</w:t>
+      </w:r>
+      <w:r>
+        <w:rPr>
+          <w:lang w:val="en-US"/>
+        </w:rPr>
+        <w:t>in</w:t>
+      </w:r>
+      <w:proofErr w:type="gramEnd"/>
+      <w:r>
+        <w:rPr>
+          <w:lang w:val="en-US"/>
+        </w:rPr>
+        <w:t xml:space="preserve"> </w:t>
       </w:r>
       <w:r>
         <w:rPr>
@@ -39140,7 +40998,220 @@
       </w:r>
     </w:p>
     <w:p>
-      <w:r>
+      <w:pPr>
+        <w:pStyle w:val="Paragrafoelenco"/>
+      </w:pPr>
+      <w:r>
+        <w:rPr>
+          <w:b/>
+          <w:bCs/>
+        </w:rPr>
+        <w:t>ATTENZIONE:</w:t>
+      </w:r>
+      <w:r>
+        <w:t xml:space="preserve"> installa </w:t>
+      </w:r>
+      <w:proofErr w:type="spellStart"/>
+      <w:r>
+        <w:t>numpy</w:t>
+      </w:r>
+      <w:proofErr w:type="spellEnd"/>
+      <w:r>
+        <w:t xml:space="preserve"> 2.x, incompatibile con </w:t>
+      </w:r>
+      <w:proofErr w:type="spellStart"/>
+      <w:r>
+        <w:t>openCv</w:t>
+      </w:r>
+      <w:proofErr w:type="spellEnd"/>
+      <w:r>
+        <w:t xml:space="preserve">. </w:t>
+      </w:r>
+      <w:proofErr w:type="spellStart"/>
+      <w:r>
+        <w:t>onnx_graphsurgeon</w:t>
+      </w:r>
+      <w:proofErr w:type="spellEnd"/>
+      <w:r>
+        <w:t xml:space="preserve"> va installato dal </w:t>
+      </w:r>
+      <w:r>
+        <w:rPr>
+          <w:b/>
+          <w:bCs/>
+        </w:rPr>
+        <w:t>repository NGC di NVIDIA</w:t>
+      </w:r>
+      <w:r>
+        <w:t xml:space="preserve">, non da </w:t>
+      </w:r>
+      <w:proofErr w:type="spellStart"/>
+      <w:r>
+        <w:t>PyPI</w:t>
+      </w:r>
+      <w:proofErr w:type="spellEnd"/>
+      <w:r>
+        <w:t xml:space="preserve"> standard, perché è allineato alla versione di </w:t>
+      </w:r>
+      <w:proofErr w:type="spellStart"/>
+      <w:r>
+        <w:t>TensorRT</w:t>
+      </w:r>
+      <w:proofErr w:type="spellEnd"/>
+      <w:r>
+        <w:t xml:space="preserve"> installata sul sistema (TRT 10.3 su </w:t>
+      </w:r>
+      <w:proofErr w:type="spellStart"/>
+      <w:r>
+        <w:t>JetPack</w:t>
+      </w:r>
+      <w:proofErr w:type="spellEnd"/>
+      <w:r>
+        <w:t xml:space="preserve"> 6.2):</w:t>
+      </w:r>
+    </w:p>
+    <w:p>
+      <w:pPr>
+        <w:ind w:left="720" w:firstLine="696"/>
+        <w:rPr>
+          <w:rFonts w:ascii="Abadi ExtraLight" w:hAnsi="Abadi ExtraLight"/>
+          <w:lang w:val="en-US"/>
+        </w:rPr>
+      </w:pPr>
+      <w:r>
+        <w:rPr>
+          <w:rFonts w:ascii="Abadi ExtraLight" w:hAnsi="Abadi ExtraLight"/>
+          <w:lang w:val="en-US"/>
+        </w:rPr>
+        <w:t xml:space="preserve">pip install </w:t>
+      </w:r>
+      <w:proofErr w:type="spellStart"/>
+      <w:r>
+        <w:rPr>
+          <w:rFonts w:ascii="Abadi ExtraLight" w:hAnsi="Abadi ExtraLight"/>
+          <w:lang w:val="en-US"/>
+        </w:rPr>
+        <w:t>onnx_graphsurgeon</w:t>
+      </w:r>
+      <w:proofErr w:type="spellEnd"/>
+      <w:r>
+        <w:rPr>
+          <w:rFonts w:ascii="Abadi ExtraLight" w:hAnsi="Abadi ExtraLight"/>
+          <w:lang w:val="en-US"/>
+        </w:rPr>
+        <w:t xml:space="preserve">    --index-</w:t>
+      </w:r>
+      <w:proofErr w:type="spellStart"/>
+      <w:r>
+        <w:rPr>
+          <w:rFonts w:ascii="Abadi ExtraLight" w:hAnsi="Abadi ExtraLight"/>
+          <w:lang w:val="en-US"/>
+        </w:rPr>
+        <w:t>url</w:t>
+      </w:r>
+      <w:proofErr w:type="spellEnd"/>
+      <w:r>
+        <w:rPr>
+          <w:rFonts w:ascii="Abadi ExtraLight" w:hAnsi="Abadi ExtraLight"/>
+          <w:lang w:val="en-US"/>
+        </w:rPr>
+        <w:t xml:space="preserve"> https://pypi.ngc.nvidia.com</w:t>
+      </w:r>
+    </w:p>
+    <w:p>
+      <w:pPr>
+        <w:pStyle w:val="Paragrafoelenco"/>
+        <w:numPr>
+          <w:ilvl w:val="0"/>
+          <w:numId w:val="8"/>
+        </w:numPr>
+        <w:spacing w:before="240"/>
+      </w:pPr>
+      <w:r>
+        <w:rPr>
+          <w:rFonts w:ascii="Abadi ExtraLight" w:hAnsi="Abadi ExtraLight"/>
+        </w:rPr>
+        <w:t>python3-venv</w:t>
+      </w:r>
+      <w:r>
+        <w:rPr>
+          <w:rFonts w:ascii="Abadi ExtraLight" w:hAnsi="Abadi ExtraLight"/>
+        </w:rPr>
+        <w:t xml:space="preserve"> </w:t>
+      </w:r>
+      <w:r>
+        <w:t>su Python d</w:t>
+      </w:r>
+      <w:r>
+        <w:t>i sistema</w:t>
+      </w:r>
+    </w:p>
+    <w:p>
+      <w:pPr>
+        <w:pStyle w:val="Paragrafoelenco"/>
+        <w:numPr>
+          <w:ilvl w:val="0"/>
+          <w:numId w:val="8"/>
+        </w:numPr>
+      </w:pPr>
+      <w:proofErr w:type="spellStart"/>
+      <w:r>
+        <w:rPr>
+          <w:rFonts w:ascii="Abadi ExtraLight" w:hAnsi="Abadi ExtraLight"/>
+        </w:rPr>
+        <w:t>Env</w:t>
+      </w:r>
+      <w:proofErr w:type="spellEnd"/>
+      <w:r>
+        <w:t xml:space="preserve"> in </w:t>
+      </w:r>
+      <w:r>
+        <w:rPr>
+          <w:rFonts w:ascii="Abadi ExtraLight" w:hAnsi="Abadi ExtraLight"/>
+        </w:rPr>
+        <w:t>Home/</w:t>
+      </w:r>
+      <w:proofErr w:type="spellStart"/>
+      <w:r>
+        <w:rPr>
+          <w:rFonts w:ascii="Abadi ExtraLight" w:hAnsi="Abadi ExtraLight"/>
+        </w:rPr>
+        <w:t>src</w:t>
+      </w:r>
+      <w:proofErr w:type="spellEnd"/>
+      <w:r>
+        <w:rPr>
+          <w:rFonts w:ascii="Abadi ExtraLight" w:hAnsi="Abadi ExtraLight"/>
+        </w:rPr>
+        <w:t>:</w:t>
+      </w:r>
+    </w:p>
+    <w:p>
+      <w:pPr>
+        <w:pStyle w:val="Paragrafoelenco"/>
+        <w:numPr>
+          <w:ilvl w:val="1"/>
+          <w:numId w:val="8"/>
+        </w:numPr>
+      </w:pPr>
+      <w:proofErr w:type="spellStart"/>
+      <w:r>
+        <w:rPr>
+          <w:rFonts w:ascii="Abadi ExtraLight" w:hAnsi="Abadi ExtraLight"/>
+        </w:rPr>
+        <w:t>tensorrt-env</w:t>
+      </w:r>
+      <w:proofErr w:type="spellEnd"/>
+      <w:r>
+        <w:rPr>
+          <w:rFonts w:ascii="Abadi ExtraLight" w:hAnsi="Abadi ExtraLight"/>
+        </w:rPr>
+        <w:t xml:space="preserve"> </w:t>
+      </w:r>
+    </w:p>
+    <w:p>
+      <w:r>
+        <w:lastRenderedPageBreak/>
         <w:br w:type="page"/>
       </w:r>
     </w:p>
@@ -39209,7 +41280,21 @@
             <w:rStyle w:val="Collegamentoipertestuale"/>
             <w:lang w:val="en-US"/>
           </w:rPr>
-          <w:t>https://docs.nvidia.com/deeplearning/tensorrt/latest/inference-library/sample-support-guide.html</w:t>
+          <w:t>https://docs.</w:t>
+        </w:r>
+        <w:r>
+          <w:rPr>
+            <w:rStyle w:val="Collegamentoipertestuale"/>
+            <w:lang w:val="en-US"/>
+          </w:rPr>
+          <w:t>n</w:t>
+        </w:r>
+        <w:r>
+          <w:rPr>
+            <w:rStyle w:val="Collegamentoipertestuale"/>
+            <w:lang w:val="en-US"/>
+          </w:rPr>
+          <w:t>vidia.com/deeplearning/tensorrt/latest/inference-library/sample-support-guide.html</w:t>
         </w:r>
       </w:hyperlink>
       <w:bookmarkEnd w:id="0"/>
@@ -40033,7 +42118,7 @@
         <w:rFonts w:ascii="Symbol" w:hAnsi="Symbol" w:hint="default"/>
       </w:rPr>
     </w:lvl>
-    <w:lvl w:ilvl="1" w:tplc="04100003" w:tentative="1">
+    <w:lvl w:ilvl="1" w:tplc="04100003">
       <w:start w:val="1"/>
       <w:numFmt w:val="bullet"/>
       <w:lvlText w:val="o"/>

--- a/Setup JETSON ORIN.docx
+++ b/Setup JETSON ORIN.docx
@@ -418,162 +418,6 @@
     <w:p/>
     <w:p>
       <w:pPr>
-        <w:spacing w:after="0"/>
-        <w:rPr>
-          <w:b/>
-          <w:bCs/>
-          <w:lang w:val="en-US"/>
-        </w:rPr>
-      </w:pPr>
-      <w:r>
-        <w:rPr>
-          <w:b/>
-          <w:bCs/>
-          <w:lang w:val="en-US"/>
-        </w:rPr>
-        <w:t>APX Driver Set Up</w:t>
-      </w:r>
-    </w:p>
-    <w:p>
-      <w:pPr>
-        <w:spacing w:after="0"/>
-        <w:rPr>
-          <w:i/>
-          <w:iCs/>
-          <w:lang w:val="en-US"/>
-        </w:rPr>
-      </w:pPr>
-      <w:proofErr w:type="spellStart"/>
-      <w:r>
-        <w:rPr>
-          <w:i/>
-          <w:iCs/>
-          <w:lang w:val="en-US"/>
-        </w:rPr>
-        <w:t>Necessari</w:t>
-      </w:r>
-      <w:proofErr w:type="spellEnd"/>
-      <w:r>
-        <w:rPr>
-          <w:i/>
-          <w:iCs/>
-          <w:lang w:val="en-US"/>
-        </w:rPr>
-        <w:t xml:space="preserve"> per SDK Manager </w:t>
-      </w:r>
-      <w:proofErr w:type="spellStart"/>
-      <w:r>
-        <w:rPr>
-          <w:i/>
-          <w:iCs/>
-          <w:lang w:val="en-US"/>
-        </w:rPr>
-        <w:t>su</w:t>
-      </w:r>
-      <w:proofErr w:type="spellEnd"/>
-      <w:r>
-        <w:rPr>
-          <w:i/>
-          <w:iCs/>
-          <w:lang w:val="en-US"/>
-        </w:rPr>
-        <w:t xml:space="preserve"> W</w:t>
-      </w:r>
-      <w:r>
-        <w:rPr>
-          <w:i/>
-          <w:iCs/>
-          <w:lang w:val="en-US"/>
-        </w:rPr>
-        <w:t>i</w:t>
-      </w:r>
-      <w:r>
-        <w:rPr>
-          <w:i/>
-          <w:iCs/>
-          <w:lang w:val="en-US"/>
-        </w:rPr>
-        <w:t>ndows</w:t>
-      </w:r>
-    </w:p>
-    <w:p>
-      <w:pPr>
-        <w:rPr>
-          <w:lang w:val="en-US"/>
-        </w:rPr>
-      </w:pPr>
-      <w:hyperlink r:id="rId16" w:history="1">
-        <w:r>
-          <w:rPr>
-            <w:rStyle w:val="Collegamentoipertestuale"/>
-            <w:lang w:val="en-US"/>
-          </w:rPr>
-          <w:t>https://developer.download.nvidia.com/sdkmanager/resources/help/index.html</w:t>
-        </w:r>
-      </w:hyperlink>
-      <w:r>
-        <w:rPr>
-          <w:lang w:val="en-US"/>
-        </w:rPr>
-        <w:t xml:space="preserve"> </w:t>
-      </w:r>
-    </w:p>
-    <w:p>
-      <w:pPr>
-        <w:rPr>
-          <w:lang w:val="en-US"/>
-        </w:rPr>
-      </w:pPr>
-    </w:p>
-    <w:p>
-      <w:pPr>
-        <w:spacing w:after="0"/>
-        <w:rPr>
-          <w:b/>
-          <w:bCs/>
-          <w:lang w:val="en-US"/>
-        </w:rPr>
-      </w:pPr>
-      <w:r>
-        <w:rPr>
-          <w:b/>
-          <w:bCs/>
-          <w:lang w:val="en-US"/>
-        </w:rPr>
-        <w:t>Unlock super performance</w:t>
-      </w:r>
-    </w:p>
-    <w:p>
-      <w:pPr>
-        <w:rPr>
-          <w:lang w:val="en-US"/>
-        </w:rPr>
-      </w:pPr>
-      <w:hyperlink r:id="rId17" w:anchor="maxn" w:history="1">
-        <w:r>
-          <w:rPr>
-            <w:rStyle w:val="Collegamentoipertestuale"/>
-            <w:lang w:val="en-US"/>
-          </w:rPr>
-          <w:t>https://developer.nvidia.com/embedded/learn/get-started-jetson-orin-nano-devkit#maxn</w:t>
-        </w:r>
-      </w:hyperlink>
-      <w:r>
-        <w:rPr>
-          <w:lang w:val="en-US"/>
-        </w:rPr>
-        <w:t xml:space="preserve"> </w:t>
-      </w:r>
-    </w:p>
-    <w:p>
-      <w:pPr>
-        <w:rPr>
-          <w:lang w:val="en-US"/>
-        </w:rPr>
-      </w:pPr>
-    </w:p>
-    <w:p>
-      <w:pPr>
         <w:pStyle w:val="Titolo4"/>
       </w:pPr>
       <w:r>
@@ -606,11 +450,9 @@
       <w:r>
         <w:t xml:space="preserve">Connettere tastiera, </w:t>
       </w:r>
-      <w:proofErr w:type="spellStart"/>
-      <w:r>
-        <w:t>mpuse</w:t>
-      </w:r>
-      <w:proofErr w:type="spellEnd"/>
+      <w:r>
+        <w:t>mouse</w:t>
+      </w:r>
       <w:r>
         <w:t xml:space="preserve">, </w:t>
       </w:r>
@@ -627,13 +469,43 @@
           <w:ilvl w:val="0"/>
           <w:numId w:val="1"/>
         </w:numPr>
-      </w:pPr>
-      <w:r>
-        <w:lastRenderedPageBreak/>
+        <w:jc w:val="both"/>
+      </w:pPr>
+      <w:r>
         <w:t>Installazione APX Driver</w:t>
       </w:r>
       <w:r>
-        <w:t xml:space="preserve"> (riavvio p</w:t>
+        <w:t xml:space="preserve"> </w:t>
+      </w:r>
+      <w:r>
+        <w:fldChar w:fldCharType="begin"/>
+      </w:r>
+      <w:r>
+        <w:instrText xml:space="preserve"> REF _Ref228125081 \r \h </w:instrText>
+      </w:r>
+      <w:r>
+        <w:instrText xml:space="preserve"> \* MERGEFORMAT </w:instrText>
+      </w:r>
+      <w:r>
+        <w:fldChar w:fldCharType="separate"/>
+      </w:r>
+      <w:r>
+        <w:t>[1.]</w:t>
+      </w:r>
+      <w:r>
+        <w:fldChar w:fldCharType="end"/>
+      </w:r>
+      <w:r>
+        <w:t>, n</w:t>
+      </w:r>
+      <w:r>
+        <w:t>ecessari per SDK Manager su Windows</w:t>
+      </w:r>
+      <w:r>
+        <w:t xml:space="preserve"> </w:t>
+      </w:r>
+      <w:r>
+        <w:t>(riavvio p</w:t>
       </w:r>
       <w:r>
         <w:t>robabilmente necessario)</w:t>
@@ -646,6 +518,7 @@
           <w:ilvl w:val="0"/>
           <w:numId w:val="1"/>
         </w:numPr>
+        <w:jc w:val="both"/>
       </w:pPr>
       <w:r>
         <w:t xml:space="preserve">Download </w:t>
@@ -667,6 +540,7 @@
           <w:ilvl w:val="0"/>
           <w:numId w:val="1"/>
         </w:numPr>
+        <w:jc w:val="both"/>
       </w:pPr>
       <w:r>
         <w:t>Seguire le indi</w:t>
@@ -674,7 +548,7 @@
       <w:r>
         <w:t xml:space="preserve">cazioni di setting su </w:t>
       </w:r>
-      <w:hyperlink r:id="rId18" w:history="1">
+      <w:hyperlink r:id="rId16" w:history="1">
         <w:r>
           <w:rPr>
             <w:rStyle w:val="Collegamentoipertestuale"/>
@@ -693,6 +567,7 @@
           <w:ilvl w:val="0"/>
           <w:numId w:val="1"/>
         </w:numPr>
+        <w:jc w:val="both"/>
       </w:pPr>
       <w:r>
         <w:t>Eseguire la configurazione di primo avvio</w:t>
@@ -705,6 +580,7 @@
           <w:ilvl w:val="0"/>
           <w:numId w:val="1"/>
         </w:numPr>
+        <w:jc w:val="both"/>
       </w:pPr>
       <w:r>
         <w:t xml:space="preserve">Completare l’installazione dei packages aggiuntivi Jetson tramite </w:t>
@@ -716,6 +592,7 @@
     <w:p>
       <w:pPr>
         <w:pStyle w:val="Paragrafoelenco"/>
+        <w:jc w:val="both"/>
       </w:pPr>
       <w:r>
         <w:rPr>
@@ -770,8 +647,10 @@
           <w:ilvl w:val="0"/>
           <w:numId w:val="1"/>
         </w:numPr>
-      </w:pPr>
-      <w:r>
+        <w:jc w:val="both"/>
+      </w:pPr>
+      <w:r>
+        <w:lastRenderedPageBreak/>
         <w:t>Installare altri package software da SDK M</w:t>
       </w:r>
       <w:r>
@@ -807,7 +686,7 @@
                     </pic:cNvPicPr>
                   </pic:nvPicPr>
                   <pic:blipFill rotWithShape="1">
-                    <a:blip r:embed="rId19">
+                    <a:blip r:embed="rId17">
                       <a:extLst>
                         <a:ext uri="{28A0092B-C50C-407E-A947-70E740481C1C}">
                           <a14:useLocalDpi xmlns:a14="http://schemas.microsoft.com/office/drawing/2010/main" val="0"/>
@@ -865,7 +744,7 @@
                     </pic:cNvPicPr>
                   </pic:nvPicPr>
                   <pic:blipFill rotWithShape="1">
-                    <a:blip r:embed="rId20">
+                    <a:blip r:embed="rId18">
                       <a:extLst>
                         <a:ext uri="{28A0092B-C50C-407E-A947-70E740481C1C}">
                           <a14:useLocalDpi xmlns:a14="http://schemas.microsoft.com/office/drawing/2010/main" val="0"/>
@@ -923,7 +802,7 @@
                     </pic:cNvPicPr>
                   </pic:nvPicPr>
                   <pic:blipFill rotWithShape="1">
-                    <a:blip r:embed="rId21">
+                    <a:blip r:embed="rId19">
                       <a:extLst>
                         <a:ext uri="{28A0092B-C50C-407E-A947-70E740481C1C}">
                           <a14:useLocalDpi xmlns:a14="http://schemas.microsoft.com/office/drawing/2010/main" val="0"/>
@@ -983,7 +862,7 @@
                     </pic:cNvPicPr>
                   </pic:nvPicPr>
                   <pic:blipFill>
-                    <a:blip r:embed="rId22">
+                    <a:blip r:embed="rId20">
                       <a:extLst>
                         <a:ext uri="{28A0092B-C50C-407E-A947-70E740481C1C}">
                           <a14:useLocalDpi xmlns:a14="http://schemas.microsoft.com/office/drawing/2010/main" val="0"/>
@@ -1042,7 +921,7 @@
                     </pic:cNvPicPr>
                   </pic:nvPicPr>
                   <pic:blipFill rotWithShape="1">
-                    <a:blip r:embed="rId23">
+                    <a:blip r:embed="rId21">
                       <a:extLst>
                         <a:ext uri="{28A0092B-C50C-407E-A947-70E740481C1C}">
                           <a14:useLocalDpi xmlns:a14="http://schemas.microsoft.com/office/drawing/2010/main" val="0"/>
@@ -1084,7 +963,6 @@
         <w:rPr>
           <w:noProof/>
         </w:rPr>
-        <w:lastRenderedPageBreak/>
         <w:drawing>
           <wp:inline distT="0" distB="0" distL="0" distR="0" wp14:anchorId="7EC4CE75" wp14:editId="0289C76A">
             <wp:extent cx="5852160" cy="808954"/>
@@ -1103,7 +981,7 @@
                     </pic:cNvPicPr>
                   </pic:nvPicPr>
                   <pic:blipFill>
-                    <a:blip r:embed="rId24">
+                    <a:blip r:embed="rId22">
                       <a:extLst>
                         <a:ext uri="{28A0092B-C50C-407E-A947-70E740481C1C}">
                           <a14:useLocalDpi xmlns:a14="http://schemas.microsoft.com/office/drawing/2010/main" val="0"/>
@@ -1156,7 +1034,7 @@
                     </pic:cNvPicPr>
                   </pic:nvPicPr>
                   <pic:blipFill rotWithShape="1">
-                    <a:blip r:embed="rId25">
+                    <a:blip r:embed="rId23">
                       <a:extLst>
                         <a:ext uri="{28A0092B-C50C-407E-A947-70E740481C1C}">
                           <a14:useLocalDpi xmlns:a14="http://schemas.microsoft.com/office/drawing/2010/main" val="0"/>
@@ -1199,6 +1077,7 @@
         <w:rPr>
           <w:noProof/>
         </w:rPr>
+        <w:lastRenderedPageBreak/>
         <w:drawing>
           <wp:inline distT="0" distB="0" distL="0" distR="0" wp14:anchorId="638A8F81" wp14:editId="1559507B">
             <wp:extent cx="6111240" cy="3147060"/>
@@ -1217,7 +1096,7 @@
                     </pic:cNvPicPr>
                   </pic:nvPicPr>
                   <pic:blipFill>
-                    <a:blip r:embed="rId26">
+                    <a:blip r:embed="rId24">
                       <a:extLst>
                         <a:ext uri="{28A0092B-C50C-407E-A947-70E740481C1C}">
                           <a14:useLocalDpi xmlns:a14="http://schemas.microsoft.com/office/drawing/2010/main" val="0"/>
@@ -1561,7 +1440,6 @@
         <w:rPr>
           <w:rFonts w:ascii="Abadi ExtraLight" w:hAnsi="Abadi ExtraLight"/>
         </w:rPr>
-        <w:lastRenderedPageBreak/>
         <w:t xml:space="preserve">sudo </w:t>
       </w:r>
       <w:proofErr w:type="spellStart"/>
@@ -1774,6 +1652,24 @@
       <w:r>
         <w:t>, se necessario</w:t>
       </w:r>
+      <w:r>
+        <w:t xml:space="preserve"> </w:t>
+      </w:r>
+      <w:r>
+        <w:fldChar w:fldCharType="begin"/>
+      </w:r>
+      <w:r>
+        <w:instrText xml:space="preserve"> REF _Ref228126805 \r \h </w:instrText>
+      </w:r>
+      <w:r>
+        <w:fldChar w:fldCharType="separate"/>
+      </w:r>
+      <w:r>
+        <w:t>[2.]</w:t>
+      </w:r>
+      <w:r>
+        <w:fldChar w:fldCharType="end"/>
+      </w:r>
     </w:p>
     <w:p>
       <w:pPr>
@@ -1802,6 +1698,7 @@
         <w:pStyle w:val="Titolo4"/>
       </w:pPr>
       <w:r>
+        <w:lastRenderedPageBreak/>
         <w:t xml:space="preserve">CSI </w:t>
       </w:r>
       <w:proofErr w:type="gramStart"/>
@@ -2154,7 +2051,6 @@
     <w:p>
       <w:proofErr w:type="spellStart"/>
       <w:r>
-        <w:lastRenderedPageBreak/>
         <w:t>JetsonHacks</w:t>
       </w:r>
       <w:proofErr w:type="spellEnd"/>
@@ -2505,7 +2401,7 @@
           <w:noProof/>
         </w:rPr>
         <w:drawing>
-          <wp:inline distT="0" distB="0" distL="0" distR="0" wp14:anchorId="73432744" wp14:editId="683E3660">
+          <wp:inline distT="0" distB="0" distL="0" distR="0" wp14:anchorId="73432744" wp14:editId="131B0896">
             <wp:extent cx="2832117" cy="2463165"/>
             <wp:effectExtent l="0" t="0" r="6350" b="0"/>
             <wp:docPr id="1025390661" name="Immagine 2"/>
@@ -2522,7 +2418,7 @@
                     </pic:cNvPicPr>
                   </pic:nvPicPr>
                   <pic:blipFill rotWithShape="1">
-                    <a:blip r:embed="rId27" cstate="print">
+                    <a:blip r:embed="rId25" cstate="print">
                       <a:extLst>
                         <a:ext uri="{28A0092B-C50C-407E-A947-70E740481C1C}">
                           <a14:useLocalDpi xmlns:a14="http://schemas.microsoft.com/office/drawing/2010/main" val="0"/>
@@ -2567,7 +2463,6 @@
         <w:rPr>
           <w:noProof/>
         </w:rPr>
-        <w:lastRenderedPageBreak/>
         <w:drawing>
           <wp:inline distT="0" distB="0" distL="0" distR="0" wp14:anchorId="1137D9E9" wp14:editId="26AF7093">
             <wp:extent cx="2851070" cy="2247265"/>
@@ -2586,7 +2481,7 @@
                     </pic:cNvPicPr>
                   </pic:nvPicPr>
                   <pic:blipFill rotWithShape="1">
-                    <a:blip r:embed="rId28">
+                    <a:blip r:embed="rId26">
                       <a:extLst>
                         <a:ext uri="{28A0092B-C50C-407E-A947-70E740481C1C}">
                           <a14:useLocalDpi xmlns:a14="http://schemas.microsoft.com/office/drawing/2010/main" val="0"/>
@@ -2638,6 +2533,7 @@
         <w:pStyle w:val="Titolo4"/>
       </w:pPr>
       <w:r>
+        <w:lastRenderedPageBreak/>
         <w:t>Possibili problemi</w:t>
       </w:r>
     </w:p>
@@ -2866,7 +2762,7 @@
         </w:rPr>
         <w:t xml:space="preserve"> </w:t>
       </w:r>
-      <w:hyperlink r:id="rId29" w:history="1">
+      <w:hyperlink r:id="rId27" w:history="1">
         <w:r>
           <w:rPr>
             <w:rStyle w:val="Collegamentoipertestuale"/>
@@ -3139,7 +3035,6 @@
           <w:u w:val="single"/>
           <w:lang w:val="en-US"/>
         </w:rPr>
-        <w:lastRenderedPageBreak/>
         <w:t>Avvio x11vnc lato Jetson:</w:t>
       </w:r>
     </w:p>
@@ -3591,6 +3486,7 @@
           <w:iCs/>
           <w:lang w:val="en-US"/>
         </w:rPr>
+        <w:lastRenderedPageBreak/>
         <w:t>Es:</w:t>
       </w:r>
     </w:p>
@@ -3638,7 +3534,25 @@
           <w:iCs/>
           <w:lang w:val="en-US"/>
         </w:rPr>
-        <w:t>$ ps -</w:t>
+        <w:t xml:space="preserve">$ </w:t>
+      </w:r>
+      <w:proofErr w:type="spellStart"/>
+      <w:r>
+        <w:rPr>
+          <w:i/>
+          <w:iCs/>
+          <w:lang w:val="en-US"/>
+        </w:rPr>
+        <w:t>ps</w:t>
+      </w:r>
+      <w:proofErr w:type="spellEnd"/>
+      <w:r>
+        <w:rPr>
+          <w:i/>
+          <w:iCs/>
+          <w:lang w:val="en-US"/>
+        </w:rPr>
+        <w:t xml:space="preserve"> -</w:t>
       </w:r>
       <w:proofErr w:type="spellStart"/>
       <w:r>
@@ -4139,7 +4053,7 @@
           <w:rFonts w:ascii="Abadi ExtraLight" w:hAnsi="Abadi ExtraLight"/>
         </w:rPr>
       </w:pPr>
-      <w:hyperlink r:id="rId30" w:history="1">
+      <w:hyperlink r:id="rId28" w:history="1">
         <w:r>
           <w:rPr>
             <w:rStyle w:val="Collegamentoipertestuale"/>
@@ -4361,447 +4275,447 @@
           <w:rFonts w:ascii="Abadi ExtraLight" w:hAnsi="Abadi ExtraLight"/>
           <w:lang w:val="en-US"/>
         </w:rPr>
+        <w:t>After=</w:t>
+      </w:r>
+      <w:proofErr w:type="spellStart"/>
+      <w:r>
+        <w:rPr>
+          <w:rFonts w:ascii="Abadi ExtraLight" w:hAnsi="Abadi ExtraLight"/>
+          <w:lang w:val="en-US"/>
+        </w:rPr>
+        <w:t>systemd</w:t>
+      </w:r>
+      <w:proofErr w:type="spellEnd"/>
+      <w:r>
+        <w:rPr>
+          <w:rFonts w:ascii="Abadi ExtraLight" w:hAnsi="Abadi ExtraLight"/>
+          <w:lang w:val="en-US"/>
+        </w:rPr>
+        <w:t>-user-</w:t>
+      </w:r>
+      <w:proofErr w:type="spellStart"/>
+      <w:proofErr w:type="gramStart"/>
+      <w:r>
+        <w:rPr>
+          <w:rFonts w:ascii="Abadi ExtraLight" w:hAnsi="Abadi ExtraLight"/>
+          <w:lang w:val="en-US"/>
+        </w:rPr>
+        <w:t>sessions.service</w:t>
+      </w:r>
+      <w:proofErr w:type="spellEnd"/>
+      <w:proofErr w:type="gramEnd"/>
+      <w:r>
+        <w:rPr>
+          <w:rFonts w:ascii="Abadi ExtraLight" w:hAnsi="Abadi ExtraLight"/>
+          <w:lang w:val="en-US"/>
+        </w:rPr>
+        <w:t xml:space="preserve"> </w:t>
+      </w:r>
+      <w:proofErr w:type="spellStart"/>
+      <w:proofErr w:type="gramStart"/>
+      <w:r>
+        <w:rPr>
+          <w:rFonts w:ascii="Abadi ExtraLight" w:hAnsi="Abadi ExtraLight"/>
+          <w:lang w:val="en-US"/>
+        </w:rPr>
+        <w:t>gdm.service</w:t>
+      </w:r>
+      <w:proofErr w:type="spellEnd"/>
+      <w:proofErr w:type="gramEnd"/>
+      <w:r>
+        <w:rPr>
+          <w:rFonts w:ascii="Abadi ExtraLight" w:hAnsi="Abadi ExtraLight"/>
+          <w:lang w:val="en-US"/>
+        </w:rPr>
+        <w:t xml:space="preserve"> </w:t>
+      </w:r>
+      <w:proofErr w:type="spellStart"/>
+      <w:proofErr w:type="gramStart"/>
+      <w:r>
+        <w:rPr>
+          <w:rFonts w:ascii="Abadi ExtraLight" w:hAnsi="Abadi ExtraLight"/>
+          <w:lang w:val="en-US"/>
+        </w:rPr>
+        <w:t>graphical.target</w:t>
+      </w:r>
+      <w:proofErr w:type="spellEnd"/>
+      <w:proofErr w:type="gramEnd"/>
+    </w:p>
+    <w:p>
+      <w:pPr>
+        <w:spacing w:after="0"/>
+        <w:ind w:firstLine="708"/>
+        <w:rPr>
+          <w:rFonts w:ascii="Abadi ExtraLight" w:hAnsi="Abadi ExtraLight"/>
+          <w:lang w:val="en-US"/>
+        </w:rPr>
+      </w:pPr>
+    </w:p>
+    <w:p>
+      <w:pPr>
+        <w:spacing w:after="0"/>
+        <w:ind w:firstLine="708"/>
+        <w:rPr>
+          <w:rFonts w:ascii="Abadi ExtraLight" w:hAnsi="Abadi ExtraLight"/>
+          <w:lang w:val="en-US"/>
+        </w:rPr>
+      </w:pPr>
+      <w:r>
+        <w:rPr>
+          <w:rFonts w:ascii="Abadi ExtraLight" w:hAnsi="Abadi ExtraLight"/>
+          <w:lang w:val="en-US"/>
+        </w:rPr>
+        <w:t>[Service]</w:t>
+      </w:r>
+    </w:p>
+    <w:p>
+      <w:pPr>
+        <w:spacing w:after="0"/>
+        <w:ind w:firstLine="708"/>
+        <w:rPr>
+          <w:rFonts w:ascii="Abadi ExtraLight" w:hAnsi="Abadi ExtraLight"/>
+          <w:lang w:val="en-US"/>
+        </w:rPr>
+      </w:pPr>
+      <w:r>
+        <w:rPr>
+          <w:rFonts w:ascii="Abadi ExtraLight" w:hAnsi="Abadi ExtraLight"/>
+          <w:lang w:val="en-US"/>
+        </w:rPr>
+        <w:t>Type=simple</w:t>
+      </w:r>
+    </w:p>
+    <w:p>
+      <w:pPr>
+        <w:spacing w:after="0"/>
+        <w:ind w:firstLine="708"/>
+        <w:rPr>
+          <w:rFonts w:ascii="Abadi ExtraLight" w:hAnsi="Abadi ExtraLight"/>
+          <w:lang w:val="en-US"/>
+        </w:rPr>
+      </w:pPr>
+      <w:r>
+        <w:rPr>
+          <w:rFonts w:ascii="Abadi ExtraLight" w:hAnsi="Abadi ExtraLight"/>
+          <w:lang w:val="en-US"/>
+        </w:rPr>
+        <w:t>User=</w:t>
+      </w:r>
+      <w:proofErr w:type="spellStart"/>
+      <w:r>
+        <w:rPr>
+          <w:rFonts w:ascii="Abadi ExtraLight" w:hAnsi="Abadi ExtraLight"/>
+          <w:lang w:val="en-US"/>
+        </w:rPr>
+        <w:t>comar</w:t>
+      </w:r>
+      <w:proofErr w:type="spellEnd"/>
+    </w:p>
+    <w:p>
+      <w:pPr>
+        <w:spacing w:after="0"/>
+        <w:ind w:firstLine="708"/>
+        <w:rPr>
+          <w:rFonts w:ascii="Abadi ExtraLight" w:hAnsi="Abadi ExtraLight"/>
+          <w:lang w:val="en-US"/>
+        </w:rPr>
+      </w:pPr>
+      <w:r>
+        <w:rPr>
+          <w:rFonts w:ascii="Abadi ExtraLight" w:hAnsi="Abadi ExtraLight"/>
+          <w:lang w:val="en-US"/>
+        </w:rPr>
+        <w:t>Environment=DISPLAY=:1</w:t>
+      </w:r>
+    </w:p>
+    <w:p>
+      <w:pPr>
+        <w:spacing w:after="0"/>
+        <w:ind w:left="709" w:hanging="1"/>
+        <w:rPr>
+          <w:rFonts w:ascii="Abadi ExtraLight" w:hAnsi="Abadi ExtraLight"/>
+          <w:lang w:val="en-US"/>
+        </w:rPr>
+      </w:pPr>
+      <w:proofErr w:type="spellStart"/>
+      <w:r>
+        <w:rPr>
+          <w:rFonts w:ascii="Abadi ExtraLight" w:hAnsi="Abadi ExtraLight"/>
+          <w:lang w:val="en-US"/>
+        </w:rPr>
+        <w:t>ExecStart</w:t>
+      </w:r>
+      <w:proofErr w:type="spellEnd"/>
+      <w:r>
+        <w:rPr>
+          <w:rFonts w:ascii="Abadi ExtraLight" w:hAnsi="Abadi ExtraLight"/>
+          <w:lang w:val="en-US"/>
+        </w:rPr>
+        <w:t>=/</w:t>
+      </w:r>
+      <w:proofErr w:type="spellStart"/>
+      <w:r>
+        <w:rPr>
+          <w:rFonts w:ascii="Abadi ExtraLight" w:hAnsi="Abadi ExtraLight"/>
+          <w:lang w:val="en-US"/>
+        </w:rPr>
+        <w:t>usr</w:t>
+      </w:r>
+      <w:proofErr w:type="spellEnd"/>
+      <w:r>
+        <w:rPr>
+          <w:rFonts w:ascii="Abadi ExtraLight" w:hAnsi="Abadi ExtraLight"/>
+          <w:lang w:val="en-US"/>
+        </w:rPr>
+        <w:t>/bin/x11vnc -</w:t>
+      </w:r>
+      <w:proofErr w:type="spellStart"/>
+      <w:r>
+        <w:rPr>
+          <w:rFonts w:ascii="Abadi ExtraLight" w:hAnsi="Abadi ExtraLight"/>
+          <w:lang w:val="en-US"/>
+        </w:rPr>
+        <w:t>usepw</w:t>
+      </w:r>
+      <w:proofErr w:type="spellEnd"/>
+      <w:r>
+        <w:rPr>
+          <w:rFonts w:ascii="Abadi ExtraLight" w:hAnsi="Abadi ExtraLight"/>
+          <w:lang w:val="en-US"/>
+        </w:rPr>
+        <w:t xml:space="preserve"> -display :1 -auth /run/user/1000/</w:t>
+      </w:r>
+      <w:proofErr w:type="spellStart"/>
+      <w:r>
+        <w:rPr>
+          <w:rFonts w:ascii="Abadi ExtraLight" w:hAnsi="Abadi ExtraLight"/>
+          <w:lang w:val="en-US"/>
+        </w:rPr>
+        <w:t>gdm</w:t>
+      </w:r>
+      <w:proofErr w:type="spellEnd"/>
+      <w:r>
+        <w:rPr>
+          <w:rFonts w:ascii="Abadi ExtraLight" w:hAnsi="Abadi ExtraLight"/>
+          <w:lang w:val="en-US"/>
+        </w:rPr>
+        <w:t>/</w:t>
+      </w:r>
+      <w:proofErr w:type="spellStart"/>
+      <w:r>
+        <w:rPr>
+          <w:rFonts w:ascii="Abadi ExtraLight" w:hAnsi="Abadi ExtraLight"/>
+          <w:lang w:val="en-US"/>
+        </w:rPr>
+        <w:t>Xauthority</w:t>
+      </w:r>
+      <w:proofErr w:type="spellEnd"/>
+      <w:r>
+        <w:rPr>
+          <w:rFonts w:ascii="Abadi ExtraLight" w:hAnsi="Abadi ExtraLight"/>
+          <w:lang w:val="en-US"/>
+        </w:rPr>
+        <w:t xml:space="preserve"> -forever -loop -</w:t>
+      </w:r>
+      <w:proofErr w:type="spellStart"/>
+      <w:r>
+        <w:rPr>
+          <w:rFonts w:ascii="Abadi ExtraLight" w:hAnsi="Abadi ExtraLight"/>
+          <w:lang w:val="en-US"/>
+        </w:rPr>
+        <w:t>noxdamage</w:t>
+      </w:r>
+      <w:proofErr w:type="spellEnd"/>
+      <w:r>
+        <w:rPr>
+          <w:rFonts w:ascii="Abadi ExtraLight" w:hAnsi="Abadi ExtraLight"/>
+          <w:lang w:val="en-US"/>
+        </w:rPr>
+        <w:t xml:space="preserve"> -repeat -</w:t>
+      </w:r>
+      <w:proofErr w:type="spellStart"/>
+      <w:r>
+        <w:rPr>
+          <w:rFonts w:ascii="Abadi ExtraLight" w:hAnsi="Abadi ExtraLight"/>
+          <w:lang w:val="en-US"/>
+        </w:rPr>
+        <w:t>rfbport</w:t>
+      </w:r>
+      <w:proofErr w:type="spellEnd"/>
+      <w:r>
+        <w:rPr>
+          <w:rFonts w:ascii="Abadi ExtraLight" w:hAnsi="Abadi ExtraLight"/>
+          <w:lang w:val="en-US"/>
+        </w:rPr>
+        <w:t xml:space="preserve"> 5900</w:t>
+      </w:r>
+    </w:p>
+    <w:p>
+      <w:pPr>
+        <w:spacing w:after="0"/>
+        <w:ind w:firstLine="708"/>
+        <w:rPr>
+          <w:rFonts w:ascii="Abadi ExtraLight" w:hAnsi="Abadi ExtraLight"/>
+          <w:lang w:val="en-US"/>
+        </w:rPr>
+      </w:pPr>
+      <w:r>
+        <w:rPr>
+          <w:rFonts w:ascii="Abadi ExtraLight" w:hAnsi="Abadi ExtraLight"/>
+          <w:lang w:val="en-US"/>
+        </w:rPr>
+        <w:t>Restart=</w:t>
+      </w:r>
+      <w:proofErr w:type="gramStart"/>
+      <w:r>
+        <w:rPr>
+          <w:rFonts w:ascii="Abadi ExtraLight" w:hAnsi="Abadi ExtraLight"/>
+          <w:lang w:val="en-US"/>
+        </w:rPr>
+        <w:t>on-failure</w:t>
+      </w:r>
+      <w:proofErr w:type="gramEnd"/>
+    </w:p>
+    <w:p>
+      <w:pPr>
+        <w:spacing w:after="0"/>
+        <w:ind w:firstLine="708"/>
+        <w:rPr>
+          <w:rFonts w:ascii="Abadi ExtraLight" w:hAnsi="Abadi ExtraLight"/>
+          <w:lang w:val="en-US"/>
+        </w:rPr>
+      </w:pPr>
+      <w:proofErr w:type="spellStart"/>
+      <w:r>
+        <w:rPr>
+          <w:rFonts w:ascii="Abadi ExtraLight" w:hAnsi="Abadi ExtraLight"/>
+          <w:lang w:val="en-US"/>
+        </w:rPr>
+        <w:t>RestartSec</w:t>
+      </w:r>
+      <w:proofErr w:type="spellEnd"/>
+      <w:r>
+        <w:rPr>
+          <w:rFonts w:ascii="Abadi ExtraLight" w:hAnsi="Abadi ExtraLight"/>
+          <w:lang w:val="en-US"/>
+        </w:rPr>
+        <w:t>=5</w:t>
+      </w:r>
+    </w:p>
+    <w:p>
+      <w:pPr>
+        <w:spacing w:after="0"/>
+        <w:ind w:firstLine="708"/>
+        <w:rPr>
+          <w:rFonts w:ascii="Abadi ExtraLight" w:hAnsi="Abadi ExtraLight"/>
+          <w:lang w:val="en-US"/>
+        </w:rPr>
+      </w:pPr>
+    </w:p>
+    <w:p>
+      <w:pPr>
+        <w:spacing w:after="0"/>
+        <w:ind w:firstLine="708"/>
+        <w:rPr>
+          <w:rFonts w:ascii="Abadi ExtraLight" w:hAnsi="Abadi ExtraLight"/>
+          <w:lang w:val="en-US"/>
+        </w:rPr>
+      </w:pPr>
+      <w:r>
+        <w:rPr>
+          <w:rFonts w:ascii="Abadi ExtraLight" w:hAnsi="Abadi ExtraLight"/>
+          <w:lang w:val="en-US"/>
+        </w:rPr>
+        <w:t>[Install]</w:t>
+      </w:r>
+    </w:p>
+    <w:p>
+      <w:pPr>
+        <w:spacing w:after="0"/>
+        <w:ind w:firstLine="708"/>
+        <w:rPr>
+          <w:rFonts w:ascii="Abadi ExtraLight" w:hAnsi="Abadi ExtraLight"/>
+          <w:lang w:val="en-US"/>
+        </w:rPr>
+      </w:pPr>
+      <w:proofErr w:type="spellStart"/>
+      <w:r>
+        <w:rPr>
+          <w:rFonts w:ascii="Abadi ExtraLight" w:hAnsi="Abadi ExtraLight"/>
+          <w:lang w:val="en-US"/>
+        </w:rPr>
+        <w:t>WantedBy</w:t>
+      </w:r>
+      <w:proofErr w:type="spellEnd"/>
+      <w:r>
+        <w:rPr>
+          <w:rFonts w:ascii="Abadi ExtraLight" w:hAnsi="Abadi ExtraLight"/>
+          <w:lang w:val="en-US"/>
+        </w:rPr>
+        <w:t>=</w:t>
+      </w:r>
+      <w:proofErr w:type="spellStart"/>
+      <w:r>
+        <w:rPr>
+          <w:rFonts w:ascii="Abadi ExtraLight" w:hAnsi="Abadi ExtraLight"/>
+          <w:lang w:val="en-US"/>
+        </w:rPr>
+        <w:t>graphical.target</w:t>
+      </w:r>
+      <w:proofErr w:type="spellEnd"/>
+    </w:p>
+    <w:p>
+      <w:pPr>
+        <w:spacing w:after="0"/>
+        <w:ind w:firstLine="708"/>
+        <w:rPr>
+          <w:rFonts w:ascii="Abadi ExtraLight" w:hAnsi="Abadi ExtraLight"/>
+          <w:lang w:val="en-US"/>
+        </w:rPr>
+      </w:pPr>
+    </w:p>
+    <w:p>
+      <w:pPr>
+        <w:spacing w:after="0"/>
+        <w:rPr>
+          <w:lang w:val="en-US"/>
+        </w:rPr>
+      </w:pPr>
+      <w:r>
+        <w:rPr>
+          <w:lang w:val="en-US"/>
+        </w:rPr>
+        <w:t>Salva con:</w:t>
+      </w:r>
+    </w:p>
+    <w:p>
+      <w:pPr>
+        <w:spacing w:after="0"/>
+        <w:ind w:firstLine="708"/>
+        <w:rPr>
+          <w:rFonts w:ascii="Abadi ExtraLight" w:hAnsi="Abadi ExtraLight"/>
+        </w:rPr>
+      </w:pPr>
+      <w:r>
+        <w:rPr>
+          <w:rFonts w:ascii="Abadi ExtraLight" w:hAnsi="Abadi ExtraLight"/>
+        </w:rPr>
+        <w:t xml:space="preserve">CTRL + O </w:t>
+      </w:r>
+    </w:p>
+    <w:p>
+      <w:pPr>
+        <w:spacing w:after="0"/>
+        <w:ind w:firstLine="708"/>
+        <w:rPr>
+          <w:rFonts w:ascii="Abadi ExtraLight" w:hAnsi="Abadi ExtraLight"/>
+        </w:rPr>
+      </w:pPr>
+      <w:r>
+        <w:rPr>
+          <w:rFonts w:ascii="Abadi ExtraLight" w:hAnsi="Abadi ExtraLight"/>
+        </w:rPr>
         <w:lastRenderedPageBreak/>
-        <w:t>After=</w:t>
-      </w:r>
-      <w:proofErr w:type="spellStart"/>
-      <w:r>
-        <w:rPr>
-          <w:rFonts w:ascii="Abadi ExtraLight" w:hAnsi="Abadi ExtraLight"/>
-          <w:lang w:val="en-US"/>
-        </w:rPr>
-        <w:t>systemd</w:t>
-      </w:r>
-      <w:proofErr w:type="spellEnd"/>
-      <w:r>
-        <w:rPr>
-          <w:rFonts w:ascii="Abadi ExtraLight" w:hAnsi="Abadi ExtraLight"/>
-          <w:lang w:val="en-US"/>
-        </w:rPr>
-        <w:t>-user-</w:t>
-      </w:r>
-      <w:proofErr w:type="spellStart"/>
-      <w:proofErr w:type="gramStart"/>
-      <w:r>
-        <w:rPr>
-          <w:rFonts w:ascii="Abadi ExtraLight" w:hAnsi="Abadi ExtraLight"/>
-          <w:lang w:val="en-US"/>
-        </w:rPr>
-        <w:t>sessions.service</w:t>
-      </w:r>
-      <w:proofErr w:type="spellEnd"/>
-      <w:proofErr w:type="gramEnd"/>
-      <w:r>
-        <w:rPr>
-          <w:rFonts w:ascii="Abadi ExtraLight" w:hAnsi="Abadi ExtraLight"/>
-          <w:lang w:val="en-US"/>
-        </w:rPr>
-        <w:t xml:space="preserve"> </w:t>
-      </w:r>
-      <w:proofErr w:type="spellStart"/>
-      <w:proofErr w:type="gramStart"/>
-      <w:r>
-        <w:rPr>
-          <w:rFonts w:ascii="Abadi ExtraLight" w:hAnsi="Abadi ExtraLight"/>
-          <w:lang w:val="en-US"/>
-        </w:rPr>
-        <w:t>gdm.service</w:t>
-      </w:r>
-      <w:proofErr w:type="spellEnd"/>
-      <w:proofErr w:type="gramEnd"/>
-      <w:r>
-        <w:rPr>
-          <w:rFonts w:ascii="Abadi ExtraLight" w:hAnsi="Abadi ExtraLight"/>
-          <w:lang w:val="en-US"/>
-        </w:rPr>
-        <w:t xml:space="preserve"> </w:t>
-      </w:r>
-      <w:proofErr w:type="spellStart"/>
-      <w:proofErr w:type="gramStart"/>
-      <w:r>
-        <w:rPr>
-          <w:rFonts w:ascii="Abadi ExtraLight" w:hAnsi="Abadi ExtraLight"/>
-          <w:lang w:val="en-US"/>
-        </w:rPr>
-        <w:t>graphical.target</w:t>
-      </w:r>
-      <w:proofErr w:type="spellEnd"/>
-      <w:proofErr w:type="gramEnd"/>
-    </w:p>
-    <w:p>
-      <w:pPr>
-        <w:spacing w:after="0"/>
-        <w:ind w:firstLine="708"/>
-        <w:rPr>
-          <w:rFonts w:ascii="Abadi ExtraLight" w:hAnsi="Abadi ExtraLight"/>
-          <w:lang w:val="en-US"/>
-        </w:rPr>
-      </w:pPr>
-    </w:p>
-    <w:p>
-      <w:pPr>
-        <w:spacing w:after="0"/>
-        <w:ind w:firstLine="708"/>
-        <w:rPr>
-          <w:rFonts w:ascii="Abadi ExtraLight" w:hAnsi="Abadi ExtraLight"/>
-          <w:lang w:val="en-US"/>
-        </w:rPr>
-      </w:pPr>
-      <w:r>
-        <w:rPr>
-          <w:rFonts w:ascii="Abadi ExtraLight" w:hAnsi="Abadi ExtraLight"/>
-          <w:lang w:val="en-US"/>
-        </w:rPr>
-        <w:t>[Service]</w:t>
-      </w:r>
-    </w:p>
-    <w:p>
-      <w:pPr>
-        <w:spacing w:after="0"/>
-        <w:ind w:firstLine="708"/>
-        <w:rPr>
-          <w:rFonts w:ascii="Abadi ExtraLight" w:hAnsi="Abadi ExtraLight"/>
-          <w:lang w:val="en-US"/>
-        </w:rPr>
-      </w:pPr>
-      <w:r>
-        <w:rPr>
-          <w:rFonts w:ascii="Abadi ExtraLight" w:hAnsi="Abadi ExtraLight"/>
-          <w:lang w:val="en-US"/>
-        </w:rPr>
-        <w:t>Type=simple</w:t>
-      </w:r>
-    </w:p>
-    <w:p>
-      <w:pPr>
-        <w:spacing w:after="0"/>
-        <w:ind w:firstLine="708"/>
-        <w:rPr>
-          <w:rFonts w:ascii="Abadi ExtraLight" w:hAnsi="Abadi ExtraLight"/>
-          <w:lang w:val="en-US"/>
-        </w:rPr>
-      </w:pPr>
-      <w:r>
-        <w:rPr>
-          <w:rFonts w:ascii="Abadi ExtraLight" w:hAnsi="Abadi ExtraLight"/>
-          <w:lang w:val="en-US"/>
-        </w:rPr>
-        <w:t>User=</w:t>
-      </w:r>
-      <w:proofErr w:type="spellStart"/>
-      <w:r>
-        <w:rPr>
-          <w:rFonts w:ascii="Abadi ExtraLight" w:hAnsi="Abadi ExtraLight"/>
-          <w:lang w:val="en-US"/>
-        </w:rPr>
-        <w:t>comar</w:t>
-      </w:r>
-      <w:proofErr w:type="spellEnd"/>
-    </w:p>
-    <w:p>
-      <w:pPr>
-        <w:spacing w:after="0"/>
-        <w:ind w:firstLine="708"/>
-        <w:rPr>
-          <w:rFonts w:ascii="Abadi ExtraLight" w:hAnsi="Abadi ExtraLight"/>
-          <w:lang w:val="en-US"/>
-        </w:rPr>
-      </w:pPr>
-      <w:r>
-        <w:rPr>
-          <w:rFonts w:ascii="Abadi ExtraLight" w:hAnsi="Abadi ExtraLight"/>
-          <w:lang w:val="en-US"/>
-        </w:rPr>
-        <w:t>Environment=DISPLAY=:1</w:t>
-      </w:r>
-    </w:p>
-    <w:p>
-      <w:pPr>
-        <w:spacing w:after="0"/>
-        <w:ind w:left="709" w:hanging="1"/>
-        <w:rPr>
-          <w:rFonts w:ascii="Abadi ExtraLight" w:hAnsi="Abadi ExtraLight"/>
-          <w:lang w:val="en-US"/>
-        </w:rPr>
-      </w:pPr>
-      <w:proofErr w:type="spellStart"/>
-      <w:r>
-        <w:rPr>
-          <w:rFonts w:ascii="Abadi ExtraLight" w:hAnsi="Abadi ExtraLight"/>
-          <w:lang w:val="en-US"/>
-        </w:rPr>
-        <w:t>ExecStart</w:t>
-      </w:r>
-      <w:proofErr w:type="spellEnd"/>
-      <w:r>
-        <w:rPr>
-          <w:rFonts w:ascii="Abadi ExtraLight" w:hAnsi="Abadi ExtraLight"/>
-          <w:lang w:val="en-US"/>
-        </w:rPr>
-        <w:t>=/</w:t>
-      </w:r>
-      <w:proofErr w:type="spellStart"/>
-      <w:r>
-        <w:rPr>
-          <w:rFonts w:ascii="Abadi ExtraLight" w:hAnsi="Abadi ExtraLight"/>
-          <w:lang w:val="en-US"/>
-        </w:rPr>
-        <w:t>usr</w:t>
-      </w:r>
-      <w:proofErr w:type="spellEnd"/>
-      <w:r>
-        <w:rPr>
-          <w:rFonts w:ascii="Abadi ExtraLight" w:hAnsi="Abadi ExtraLight"/>
-          <w:lang w:val="en-US"/>
-        </w:rPr>
-        <w:t>/bin/x11vnc -</w:t>
-      </w:r>
-      <w:proofErr w:type="spellStart"/>
-      <w:r>
-        <w:rPr>
-          <w:rFonts w:ascii="Abadi ExtraLight" w:hAnsi="Abadi ExtraLight"/>
-          <w:lang w:val="en-US"/>
-        </w:rPr>
-        <w:t>usepw</w:t>
-      </w:r>
-      <w:proofErr w:type="spellEnd"/>
-      <w:r>
-        <w:rPr>
-          <w:rFonts w:ascii="Abadi ExtraLight" w:hAnsi="Abadi ExtraLight"/>
-          <w:lang w:val="en-US"/>
-        </w:rPr>
-        <w:t xml:space="preserve"> -display :1 -auth /run/user/1000/</w:t>
-      </w:r>
-      <w:proofErr w:type="spellStart"/>
-      <w:r>
-        <w:rPr>
-          <w:rFonts w:ascii="Abadi ExtraLight" w:hAnsi="Abadi ExtraLight"/>
-          <w:lang w:val="en-US"/>
-        </w:rPr>
-        <w:t>gdm</w:t>
-      </w:r>
-      <w:proofErr w:type="spellEnd"/>
-      <w:r>
-        <w:rPr>
-          <w:rFonts w:ascii="Abadi ExtraLight" w:hAnsi="Abadi ExtraLight"/>
-          <w:lang w:val="en-US"/>
-        </w:rPr>
-        <w:t>/</w:t>
-      </w:r>
-      <w:proofErr w:type="spellStart"/>
-      <w:r>
-        <w:rPr>
-          <w:rFonts w:ascii="Abadi ExtraLight" w:hAnsi="Abadi ExtraLight"/>
-          <w:lang w:val="en-US"/>
-        </w:rPr>
-        <w:t>Xauthority</w:t>
-      </w:r>
-      <w:proofErr w:type="spellEnd"/>
-      <w:r>
-        <w:rPr>
-          <w:rFonts w:ascii="Abadi ExtraLight" w:hAnsi="Abadi ExtraLight"/>
-          <w:lang w:val="en-US"/>
-        </w:rPr>
-        <w:t xml:space="preserve"> -forever -loop -</w:t>
-      </w:r>
-      <w:proofErr w:type="spellStart"/>
-      <w:r>
-        <w:rPr>
-          <w:rFonts w:ascii="Abadi ExtraLight" w:hAnsi="Abadi ExtraLight"/>
-          <w:lang w:val="en-US"/>
-        </w:rPr>
-        <w:t>noxdamage</w:t>
-      </w:r>
-      <w:proofErr w:type="spellEnd"/>
-      <w:r>
-        <w:rPr>
-          <w:rFonts w:ascii="Abadi ExtraLight" w:hAnsi="Abadi ExtraLight"/>
-          <w:lang w:val="en-US"/>
-        </w:rPr>
-        <w:t xml:space="preserve"> -repeat -</w:t>
-      </w:r>
-      <w:proofErr w:type="spellStart"/>
-      <w:r>
-        <w:rPr>
-          <w:rFonts w:ascii="Abadi ExtraLight" w:hAnsi="Abadi ExtraLight"/>
-          <w:lang w:val="en-US"/>
-        </w:rPr>
-        <w:t>rfbport</w:t>
-      </w:r>
-      <w:proofErr w:type="spellEnd"/>
-      <w:r>
-        <w:rPr>
-          <w:rFonts w:ascii="Abadi ExtraLight" w:hAnsi="Abadi ExtraLight"/>
-          <w:lang w:val="en-US"/>
-        </w:rPr>
-        <w:t xml:space="preserve"> 5900</w:t>
-      </w:r>
-    </w:p>
-    <w:p>
-      <w:pPr>
-        <w:spacing w:after="0"/>
-        <w:ind w:firstLine="708"/>
-        <w:rPr>
-          <w:rFonts w:ascii="Abadi ExtraLight" w:hAnsi="Abadi ExtraLight"/>
-          <w:lang w:val="en-US"/>
-        </w:rPr>
-      </w:pPr>
-      <w:r>
-        <w:rPr>
-          <w:rFonts w:ascii="Abadi ExtraLight" w:hAnsi="Abadi ExtraLight"/>
-          <w:lang w:val="en-US"/>
-        </w:rPr>
-        <w:t>Restart=</w:t>
-      </w:r>
-      <w:proofErr w:type="gramStart"/>
-      <w:r>
-        <w:rPr>
-          <w:rFonts w:ascii="Abadi ExtraLight" w:hAnsi="Abadi ExtraLight"/>
-          <w:lang w:val="en-US"/>
-        </w:rPr>
-        <w:t>on-failure</w:t>
-      </w:r>
-      <w:proofErr w:type="gramEnd"/>
-    </w:p>
-    <w:p>
-      <w:pPr>
-        <w:spacing w:after="0"/>
-        <w:ind w:firstLine="708"/>
-        <w:rPr>
-          <w:rFonts w:ascii="Abadi ExtraLight" w:hAnsi="Abadi ExtraLight"/>
-          <w:lang w:val="en-US"/>
-        </w:rPr>
-      </w:pPr>
-      <w:proofErr w:type="spellStart"/>
-      <w:r>
-        <w:rPr>
-          <w:rFonts w:ascii="Abadi ExtraLight" w:hAnsi="Abadi ExtraLight"/>
-          <w:lang w:val="en-US"/>
-        </w:rPr>
-        <w:t>RestartSec</w:t>
-      </w:r>
-      <w:proofErr w:type="spellEnd"/>
-      <w:r>
-        <w:rPr>
-          <w:rFonts w:ascii="Abadi ExtraLight" w:hAnsi="Abadi ExtraLight"/>
-          <w:lang w:val="en-US"/>
-        </w:rPr>
-        <w:t>=5</w:t>
-      </w:r>
-    </w:p>
-    <w:p>
-      <w:pPr>
-        <w:spacing w:after="0"/>
-        <w:ind w:firstLine="708"/>
-        <w:rPr>
-          <w:rFonts w:ascii="Abadi ExtraLight" w:hAnsi="Abadi ExtraLight"/>
-          <w:lang w:val="en-US"/>
-        </w:rPr>
-      </w:pPr>
-    </w:p>
-    <w:p>
-      <w:pPr>
-        <w:spacing w:after="0"/>
-        <w:ind w:firstLine="708"/>
-        <w:rPr>
-          <w:rFonts w:ascii="Abadi ExtraLight" w:hAnsi="Abadi ExtraLight"/>
-          <w:lang w:val="en-US"/>
-        </w:rPr>
-      </w:pPr>
-      <w:r>
-        <w:rPr>
-          <w:rFonts w:ascii="Abadi ExtraLight" w:hAnsi="Abadi ExtraLight"/>
-          <w:lang w:val="en-US"/>
-        </w:rPr>
-        <w:t>[Install]</w:t>
-      </w:r>
-    </w:p>
-    <w:p>
-      <w:pPr>
-        <w:spacing w:after="0"/>
-        <w:ind w:firstLine="708"/>
-        <w:rPr>
-          <w:rFonts w:ascii="Abadi ExtraLight" w:hAnsi="Abadi ExtraLight"/>
-          <w:lang w:val="en-US"/>
-        </w:rPr>
-      </w:pPr>
-      <w:proofErr w:type="spellStart"/>
-      <w:r>
-        <w:rPr>
-          <w:rFonts w:ascii="Abadi ExtraLight" w:hAnsi="Abadi ExtraLight"/>
-          <w:lang w:val="en-US"/>
-        </w:rPr>
-        <w:t>WantedBy</w:t>
-      </w:r>
-      <w:proofErr w:type="spellEnd"/>
-      <w:r>
-        <w:rPr>
-          <w:rFonts w:ascii="Abadi ExtraLight" w:hAnsi="Abadi ExtraLight"/>
-          <w:lang w:val="en-US"/>
-        </w:rPr>
-        <w:t>=</w:t>
-      </w:r>
-      <w:proofErr w:type="spellStart"/>
-      <w:r>
-        <w:rPr>
-          <w:rFonts w:ascii="Abadi ExtraLight" w:hAnsi="Abadi ExtraLight"/>
-          <w:lang w:val="en-US"/>
-        </w:rPr>
-        <w:t>graphical.target</w:t>
-      </w:r>
-      <w:proofErr w:type="spellEnd"/>
-    </w:p>
-    <w:p>
-      <w:pPr>
-        <w:spacing w:after="0"/>
-        <w:ind w:firstLine="708"/>
-        <w:rPr>
-          <w:rFonts w:ascii="Abadi ExtraLight" w:hAnsi="Abadi ExtraLight"/>
-          <w:lang w:val="en-US"/>
-        </w:rPr>
-      </w:pPr>
-    </w:p>
-    <w:p>
-      <w:pPr>
-        <w:spacing w:after="0"/>
-        <w:rPr>
-          <w:lang w:val="en-US"/>
-        </w:rPr>
-      </w:pPr>
-      <w:r>
-        <w:rPr>
-          <w:lang w:val="en-US"/>
-        </w:rPr>
-        <w:t>Salva con:</w:t>
-      </w:r>
-    </w:p>
-    <w:p>
-      <w:pPr>
-        <w:spacing w:after="0"/>
-        <w:ind w:firstLine="708"/>
-        <w:rPr>
-          <w:rFonts w:ascii="Abadi ExtraLight" w:hAnsi="Abadi ExtraLight"/>
-        </w:rPr>
-      </w:pPr>
-      <w:r>
-        <w:rPr>
-          <w:rFonts w:ascii="Abadi ExtraLight" w:hAnsi="Abadi ExtraLight"/>
-        </w:rPr>
-        <w:t xml:space="preserve">CTRL + O </w:t>
-      </w:r>
-    </w:p>
-    <w:p>
-      <w:pPr>
-        <w:spacing w:after="0"/>
-        <w:ind w:firstLine="708"/>
-        <w:rPr>
-          <w:rFonts w:ascii="Abadi ExtraLight" w:hAnsi="Abadi ExtraLight"/>
-        </w:rPr>
-      </w:pPr>
-      <w:r>
-        <w:rPr>
-          <w:rFonts w:ascii="Abadi ExtraLight" w:hAnsi="Abadi ExtraLight"/>
-        </w:rPr>
         <w:t xml:space="preserve">ENTER </w:t>
       </w:r>
     </w:p>
@@ -5426,7 +5340,6 @@
           <w:b/>
           <w:bCs/>
         </w:rPr>
-        <w:lastRenderedPageBreak/>
         <w:t xml:space="preserve">Installazione </w:t>
       </w:r>
       <w:r>
@@ -5794,6 +5707,7 @@
         <w:spacing w:after="0"/>
       </w:pPr>
       <w:r>
+        <w:lastRenderedPageBreak/>
         <w:t>Deve stampare:</w:t>
       </w:r>
     </w:p>
@@ -6138,7 +6052,6 @@
         <w:pStyle w:val="Titolo4"/>
       </w:pPr>
       <w:r>
-        <w:lastRenderedPageBreak/>
         <w:t xml:space="preserve">Verifica installazione </w:t>
       </w:r>
       <w:proofErr w:type="spellStart"/>
@@ -6474,6 +6387,7 @@
         <w:rPr>
           <w:lang w:val="en-US"/>
         </w:rPr>
+        <w:lastRenderedPageBreak/>
         <w:t xml:space="preserve">    </w:t>
       </w:r>
       <w:proofErr w:type="spellStart"/>
@@ -6861,7 +6775,6 @@
           <w:rFonts w:ascii="Abadi ExtraLight" w:hAnsi="Abadi ExtraLight"/>
           <w:lang w:val="en-US"/>
         </w:rPr>
-        <w:lastRenderedPageBreak/>
         <w:t>import cv2</w:t>
       </w:r>
     </w:p>
@@ -7134,6 +7047,7 @@
           <w:rFonts w:ascii="Abadi ExtraLight" w:hAnsi="Abadi ExtraLight"/>
           <w:lang w:val="en-US"/>
         </w:rPr>
+        <w:lastRenderedPageBreak/>
         <w:t>-D OPENCV_DNN_CUDA=ON</w:t>
       </w:r>
     </w:p>
@@ -7857,6 +7771,7 @@
       </w:pPr>
       <w:proofErr w:type="spellStart"/>
       <w:r>
+        <w:lastRenderedPageBreak/>
         <w:t>cudawarping</w:t>
       </w:r>
       <w:proofErr w:type="spellEnd"/>
@@ -8183,7 +8098,6 @@
           <w:u w:val="single"/>
           <w:lang w:val="en-US"/>
         </w:rPr>
-        <w:lastRenderedPageBreak/>
         <w:t>Uso in Python:</w:t>
       </w:r>
     </w:p>
@@ -8564,6 +8478,7 @@
         <w:pStyle w:val="Titolo4"/>
       </w:pPr>
       <w:r>
+        <w:lastRenderedPageBreak/>
         <w:t xml:space="preserve">Compilazione </w:t>
       </w:r>
       <w:proofErr w:type="spellStart"/>
@@ -9040,7 +8955,6 @@
         <w:spacing w:after="0"/>
       </w:pPr>
       <w:r>
-        <w:lastRenderedPageBreak/>
         <w:t>Verifica:</w:t>
       </w:r>
     </w:p>
@@ -9419,6 +9333,7 @@
           <w:rFonts w:ascii="Abadi ExtraLight" w:hAnsi="Abadi ExtraLight"/>
           <w:lang w:val="en-US"/>
         </w:rPr>
+        <w:lastRenderedPageBreak/>
         <w:t xml:space="preserve">  </w:t>
       </w:r>
       <w:proofErr w:type="spellStart"/>
@@ -10198,7 +10113,6 @@
       </w:pPr>
       <w:proofErr w:type="spellStart"/>
       <w:r>
-        <w:lastRenderedPageBreak/>
         <w:t>OpenCV</w:t>
       </w:r>
       <w:proofErr w:type="spellEnd"/>
@@ -10517,6 +10431,7 @@
           <w:b/>
           <w:bCs/>
         </w:rPr>
+        <w:lastRenderedPageBreak/>
         <w:t xml:space="preserve">Configurazione </w:t>
       </w:r>
       <w:proofErr w:type="spellStart"/>
@@ -11188,7 +11103,6 @@
           <w:rFonts w:ascii="Abadi ExtraLight" w:hAnsi="Abadi ExtraLight"/>
           <w:lang w:val="en-US"/>
         </w:rPr>
-        <w:lastRenderedPageBreak/>
         <w:t>  -</w:t>
       </w:r>
       <w:proofErr w:type="spellStart"/>
@@ -11528,6 +11442,7 @@
           <w:b/>
           <w:bCs/>
         </w:rPr>
+        <w:lastRenderedPageBreak/>
         <w:t>Compilazione</w:t>
       </w:r>
     </w:p>
@@ -11694,7 +11609,7 @@
                     <pic:cNvPicPr/>
                   </pic:nvPicPr>
                   <pic:blipFill>
-                    <a:blip r:embed="rId31"/>
+                    <a:blip r:embed="rId29"/>
                     <a:stretch>
                       <a:fillRect/>
                     </a:stretch>
@@ -11968,7 +11883,6 @@
         <w:rPr>
           <w:lang w:val="en-US"/>
         </w:rPr>
-        <w:lastRenderedPageBreak/>
         <w:t>/</w:t>
       </w:r>
       <w:proofErr w:type="spellStart"/>
@@ -12316,6 +12230,7 @@
         <w:rPr>
           <w:rFonts w:ascii="Abadi ExtraLight" w:hAnsi="Abadi ExtraLight"/>
         </w:rPr>
+        <w:lastRenderedPageBreak/>
         <w:t>... -</w:t>
       </w:r>
       <w:proofErr w:type="spellStart"/>
@@ -13014,7 +12929,6 @@
           <w:rFonts w:ascii="Abadi ExtraLight" w:hAnsi="Abadi ExtraLight"/>
           <w:lang w:val="en-US"/>
         </w:rPr>
-        <w:lastRenderedPageBreak/>
         <w:t>ls /</w:t>
       </w:r>
       <w:proofErr w:type="spellStart"/>
@@ -13282,6 +13196,7 @@
         <w:jc w:val="both"/>
       </w:pPr>
       <w:r>
+        <w:lastRenderedPageBreak/>
         <w:t>Infatti, a</w:t>
       </w:r>
       <w:r>
@@ -14089,359 +14004,359 @@
         <w:pStyle w:val="Titolo4"/>
       </w:pPr>
       <w:r>
+        <w:t xml:space="preserve">Rimuovere versioni </w:t>
+      </w:r>
+      <w:r>
+        <w:t xml:space="preserve">di </w:t>
+      </w:r>
+      <w:proofErr w:type="spellStart"/>
+      <w:r>
+        <w:t>openCV</w:t>
+      </w:r>
+      <w:proofErr w:type="spellEnd"/>
+      <w:r>
+        <w:t xml:space="preserve"> precedentemente installate</w:t>
+      </w:r>
+    </w:p>
+    <w:p>
+      <w:r>
+        <w:t xml:space="preserve">Attraverso il </w:t>
+      </w:r>
+      <w:proofErr w:type="gramStart"/>
+      <w:r>
+        <w:t>comando :</w:t>
+      </w:r>
+      <w:proofErr w:type="gramEnd"/>
+    </w:p>
+    <w:p>
+      <w:pPr>
+        <w:ind w:left="720" w:firstLine="696"/>
+        <w:rPr>
+          <w:rFonts w:ascii="Abadi ExtraLight" w:hAnsi="Abadi ExtraLight"/>
+        </w:rPr>
+      </w:pPr>
+      <w:proofErr w:type="spellStart"/>
+      <w:r>
+        <w:rPr>
+          <w:rFonts w:ascii="Abadi ExtraLight" w:hAnsi="Abadi ExtraLight"/>
+        </w:rPr>
+        <w:t>dpkg</w:t>
+      </w:r>
+      <w:proofErr w:type="spellEnd"/>
+      <w:r>
+        <w:rPr>
+          <w:rFonts w:ascii="Abadi ExtraLight" w:hAnsi="Abadi ExtraLight"/>
+        </w:rPr>
+        <w:t xml:space="preserve"> -l | </w:t>
+      </w:r>
+      <w:proofErr w:type="spellStart"/>
+      <w:r>
+        <w:rPr>
+          <w:rFonts w:ascii="Abadi ExtraLight" w:hAnsi="Abadi ExtraLight"/>
+        </w:rPr>
+        <w:t>grep</w:t>
+      </w:r>
+      <w:proofErr w:type="spellEnd"/>
+      <w:r>
+        <w:rPr>
+          <w:rFonts w:ascii="Abadi ExtraLight" w:hAnsi="Abadi ExtraLight"/>
+        </w:rPr>
+        <w:t xml:space="preserve"> </w:t>
+      </w:r>
+      <w:proofErr w:type="spellStart"/>
+      <w:r>
+        <w:rPr>
+          <w:rFonts w:ascii="Abadi ExtraLight" w:hAnsi="Abadi ExtraLight"/>
+        </w:rPr>
+        <w:t>opencv</w:t>
+      </w:r>
+      <w:proofErr w:type="spellEnd"/>
+    </w:p>
+    <w:p>
+      <w:r>
+        <w:t xml:space="preserve">verifichiamo quali </w:t>
+      </w:r>
+      <w:proofErr w:type="spellStart"/>
+      <w:r>
+        <w:t>version</w:t>
+      </w:r>
+      <w:proofErr w:type="spellEnd"/>
+      <w:r>
+        <w:t xml:space="preserve"> di </w:t>
+      </w:r>
+      <w:proofErr w:type="spellStart"/>
+      <w:r>
+        <w:t>op</w:t>
+      </w:r>
+      <w:r>
+        <w:t>enCV</w:t>
+      </w:r>
+      <w:proofErr w:type="spellEnd"/>
+      <w:r>
+        <w:t xml:space="preserve"> sono installate.</w:t>
+      </w:r>
+    </w:p>
+    <w:p>
+      <w:r>
+        <w:t>Se compaiono le 4.8 (o precedenti), avviare il comando per la rimozione:</w:t>
+      </w:r>
+    </w:p>
+    <w:p>
+      <w:pPr>
+        <w:spacing w:after="0"/>
+        <w:ind w:left="720" w:firstLine="696"/>
+        <w:rPr>
+          <w:rFonts w:ascii="Abadi ExtraLight" w:hAnsi="Abadi ExtraLight"/>
+          <w:lang w:val="en-US"/>
+        </w:rPr>
+      </w:pPr>
+      <w:proofErr w:type="spellStart"/>
+      <w:r>
+        <w:rPr>
+          <w:rFonts w:ascii="Abadi ExtraLight" w:hAnsi="Abadi ExtraLight"/>
+          <w:lang w:val="en-US"/>
+        </w:rPr>
+        <w:t>sudo</w:t>
+      </w:r>
+      <w:proofErr w:type="spellEnd"/>
+      <w:r>
+        <w:rPr>
+          <w:rFonts w:ascii="Abadi ExtraLight" w:hAnsi="Abadi ExtraLight"/>
+          <w:lang w:val="en-US"/>
+        </w:rPr>
+        <w:t xml:space="preserve"> apt purge \</w:t>
+      </w:r>
+    </w:p>
+    <w:p>
+      <w:pPr>
+        <w:spacing w:after="0"/>
+        <w:ind w:left="720" w:firstLine="696"/>
+        <w:rPr>
+          <w:rFonts w:ascii="Abadi ExtraLight" w:hAnsi="Abadi ExtraLight"/>
+          <w:lang w:val="en-US"/>
+        </w:rPr>
+      </w:pPr>
+      <w:r>
+        <w:rPr>
+          <w:rFonts w:ascii="Abadi ExtraLight" w:hAnsi="Abadi ExtraLight"/>
+          <w:lang w:val="en-US"/>
+        </w:rPr>
+        <w:t xml:space="preserve">  </w:t>
+      </w:r>
+      <w:proofErr w:type="spellStart"/>
+      <w:r>
+        <w:rPr>
+          <w:rFonts w:ascii="Abadi ExtraLight" w:hAnsi="Abadi ExtraLight"/>
+          <w:lang w:val="en-US"/>
+        </w:rPr>
+        <w:t>libopencv</w:t>
+      </w:r>
+      <w:proofErr w:type="spellEnd"/>
+      <w:r>
+        <w:rPr>
+          <w:rFonts w:ascii="Abadi ExtraLight" w:hAnsi="Abadi ExtraLight"/>
+          <w:lang w:val="en-US"/>
+        </w:rPr>
+        <w:t>* \</w:t>
+      </w:r>
+    </w:p>
+    <w:p>
+      <w:pPr>
+        <w:spacing w:after="0"/>
+        <w:ind w:left="720" w:firstLine="696"/>
+        <w:rPr>
+          <w:rFonts w:ascii="Abadi ExtraLight" w:hAnsi="Abadi ExtraLight"/>
+          <w:lang w:val="en-US"/>
+        </w:rPr>
+      </w:pPr>
+      <w:r>
+        <w:rPr>
+          <w:rFonts w:ascii="Abadi ExtraLight" w:hAnsi="Abadi ExtraLight"/>
+          <w:lang w:val="en-US"/>
+        </w:rPr>
+        <w:t xml:space="preserve">  </w:t>
+      </w:r>
+      <w:proofErr w:type="spellStart"/>
+      <w:r>
+        <w:rPr>
+          <w:rFonts w:ascii="Abadi ExtraLight" w:hAnsi="Abadi ExtraLight"/>
+          <w:lang w:val="en-US"/>
+        </w:rPr>
+        <w:t>opencv</w:t>
+      </w:r>
+      <w:proofErr w:type="spellEnd"/>
+      <w:r>
+        <w:rPr>
+          <w:rFonts w:ascii="Abadi ExtraLight" w:hAnsi="Abadi ExtraLight"/>
+          <w:lang w:val="en-US"/>
+        </w:rPr>
+        <w:t>-* \</w:t>
+      </w:r>
+    </w:p>
+    <w:p>
+      <w:pPr>
+        <w:spacing w:after="0"/>
+        <w:ind w:left="720" w:firstLine="696"/>
+        <w:rPr>
+          <w:rFonts w:ascii="Abadi ExtraLight" w:hAnsi="Abadi ExtraLight"/>
+          <w:lang w:val="en-US"/>
+        </w:rPr>
+      </w:pPr>
+      <w:r>
+        <w:rPr>
+          <w:rFonts w:ascii="Abadi ExtraLight" w:hAnsi="Abadi ExtraLight"/>
+          <w:lang w:val="en-US"/>
+        </w:rPr>
+        <w:t xml:space="preserve">  python3-opencv \</w:t>
+      </w:r>
+    </w:p>
+    <w:p>
+      <w:pPr>
+        <w:spacing w:after="0"/>
+        <w:ind w:left="720" w:firstLine="696"/>
+        <w:rPr>
+          <w:rFonts w:ascii="Abadi ExtraLight" w:hAnsi="Abadi ExtraLight"/>
+          <w:lang w:val="en-US"/>
+        </w:rPr>
+      </w:pPr>
+      <w:r>
+        <w:rPr>
+          <w:rFonts w:ascii="Abadi ExtraLight" w:hAnsi="Abadi ExtraLight"/>
+          <w:lang w:val="en-US"/>
+        </w:rPr>
+        <w:t xml:space="preserve">  </w:t>
+      </w:r>
+      <w:proofErr w:type="spellStart"/>
+      <w:r>
+        <w:rPr>
+          <w:rFonts w:ascii="Abadi ExtraLight" w:hAnsi="Abadi ExtraLight"/>
+          <w:lang w:val="en-US"/>
+        </w:rPr>
+        <w:t>libopencv</w:t>
+      </w:r>
+      <w:proofErr w:type="spellEnd"/>
+      <w:r>
+        <w:rPr>
+          <w:rFonts w:ascii="Abadi ExtraLight" w:hAnsi="Abadi ExtraLight"/>
+          <w:lang w:val="en-US"/>
+        </w:rPr>
+        <w:t>-python \</w:t>
+      </w:r>
+    </w:p>
+    <w:p>
+      <w:pPr>
+        <w:spacing w:after="0"/>
+        <w:ind w:left="720" w:firstLine="696"/>
+        <w:rPr>
+          <w:rFonts w:ascii="Abadi ExtraLight" w:hAnsi="Abadi ExtraLight"/>
+          <w:lang w:val="en-US"/>
+        </w:rPr>
+      </w:pPr>
+      <w:r>
+        <w:rPr>
+          <w:rFonts w:ascii="Abadi ExtraLight" w:hAnsi="Abadi ExtraLight"/>
+          <w:lang w:val="en-US"/>
+        </w:rPr>
+        <w:t xml:space="preserve">  </w:t>
+      </w:r>
+      <w:proofErr w:type="spellStart"/>
+      <w:r>
+        <w:rPr>
+          <w:rFonts w:ascii="Abadi ExtraLight" w:hAnsi="Abadi ExtraLight"/>
+          <w:lang w:val="en-US"/>
+        </w:rPr>
+        <w:t>libopencv</w:t>
+      </w:r>
+      <w:proofErr w:type="spellEnd"/>
+      <w:r>
+        <w:rPr>
+          <w:rFonts w:ascii="Abadi ExtraLight" w:hAnsi="Abadi ExtraLight"/>
+          <w:lang w:val="en-US"/>
+        </w:rPr>
+        <w:t>-dev</w:t>
+      </w:r>
+    </w:p>
+    <w:p>
+      <w:r>
+        <w:t>Poi:</w:t>
+      </w:r>
+    </w:p>
+    <w:p>
+      <w:pPr>
+        <w:spacing w:after="0"/>
+        <w:ind w:left="720" w:firstLine="696"/>
+        <w:rPr>
+          <w:rFonts w:ascii="Abadi ExtraLight" w:hAnsi="Abadi ExtraLight"/>
+        </w:rPr>
+      </w:pPr>
+      <w:r>
+        <w:rPr>
+          <w:rFonts w:ascii="Abadi ExtraLight" w:hAnsi="Abadi ExtraLight"/>
+        </w:rPr>
+        <w:t xml:space="preserve">sudo </w:t>
+      </w:r>
+      <w:proofErr w:type="spellStart"/>
+      <w:r>
+        <w:rPr>
+          <w:rFonts w:ascii="Abadi ExtraLight" w:hAnsi="Abadi ExtraLight"/>
+        </w:rPr>
+        <w:t>apt</w:t>
+      </w:r>
+      <w:proofErr w:type="spellEnd"/>
+      <w:r>
+        <w:rPr>
+          <w:rFonts w:ascii="Abadi ExtraLight" w:hAnsi="Abadi ExtraLight"/>
+        </w:rPr>
+        <w:t xml:space="preserve"> </w:t>
+      </w:r>
+      <w:proofErr w:type="spellStart"/>
+      <w:r>
+        <w:rPr>
+          <w:rFonts w:ascii="Abadi ExtraLight" w:hAnsi="Abadi ExtraLight"/>
+        </w:rPr>
+        <w:t>autoremove</w:t>
+      </w:r>
+      <w:proofErr w:type="spellEnd"/>
+    </w:p>
+    <w:p>
+      <w:pPr>
+        <w:ind w:left="720" w:firstLine="696"/>
+        <w:rPr>
+          <w:rFonts w:ascii="Abadi ExtraLight" w:hAnsi="Abadi ExtraLight"/>
+        </w:rPr>
+      </w:pPr>
+      <w:r>
+        <w:rPr>
+          <w:rFonts w:ascii="Abadi ExtraLight" w:hAnsi="Abadi ExtraLight"/>
+        </w:rPr>
+        <w:t xml:space="preserve">sudo </w:t>
+      </w:r>
+      <w:proofErr w:type="spellStart"/>
+      <w:r>
+        <w:rPr>
+          <w:rFonts w:ascii="Abadi ExtraLight" w:hAnsi="Abadi ExtraLight"/>
+        </w:rPr>
+        <w:t>apt</w:t>
+      </w:r>
+      <w:proofErr w:type="spellEnd"/>
+      <w:r>
+        <w:rPr>
+          <w:rFonts w:ascii="Abadi ExtraLight" w:hAnsi="Abadi ExtraLight"/>
+        </w:rPr>
+        <w:t xml:space="preserve"> </w:t>
+      </w:r>
+      <w:proofErr w:type="spellStart"/>
+      <w:r>
+        <w:rPr>
+          <w:rFonts w:ascii="Abadi ExtraLight" w:hAnsi="Abadi ExtraLight"/>
+        </w:rPr>
+        <w:t>clean</w:t>
+      </w:r>
+      <w:proofErr w:type="spellEnd"/>
+    </w:p>
+    <w:p>
+      <w:r>
         <w:lastRenderedPageBreak/>
-        <w:t xml:space="preserve">Rimuovere versioni </w:t>
-      </w:r>
-      <w:r>
-        <w:t xml:space="preserve">di </w:t>
-      </w:r>
-      <w:proofErr w:type="spellStart"/>
-      <w:r>
-        <w:t>openCV</w:t>
-      </w:r>
-      <w:proofErr w:type="spellEnd"/>
-      <w:r>
-        <w:t xml:space="preserve"> precedentemente installate</w:t>
-      </w:r>
-    </w:p>
-    <w:p>
-      <w:r>
-        <w:t xml:space="preserve">Attraverso il </w:t>
-      </w:r>
-      <w:proofErr w:type="gramStart"/>
-      <w:r>
-        <w:t>comando :</w:t>
-      </w:r>
-      <w:proofErr w:type="gramEnd"/>
-    </w:p>
-    <w:p>
-      <w:pPr>
-        <w:ind w:left="720" w:firstLine="696"/>
-        <w:rPr>
-          <w:rFonts w:ascii="Abadi ExtraLight" w:hAnsi="Abadi ExtraLight"/>
-        </w:rPr>
-      </w:pPr>
-      <w:proofErr w:type="spellStart"/>
-      <w:r>
-        <w:rPr>
-          <w:rFonts w:ascii="Abadi ExtraLight" w:hAnsi="Abadi ExtraLight"/>
-        </w:rPr>
-        <w:t>dpkg</w:t>
-      </w:r>
-      <w:proofErr w:type="spellEnd"/>
-      <w:r>
-        <w:rPr>
-          <w:rFonts w:ascii="Abadi ExtraLight" w:hAnsi="Abadi ExtraLight"/>
-        </w:rPr>
-        <w:t xml:space="preserve"> -l | </w:t>
-      </w:r>
-      <w:proofErr w:type="spellStart"/>
-      <w:r>
-        <w:rPr>
-          <w:rFonts w:ascii="Abadi ExtraLight" w:hAnsi="Abadi ExtraLight"/>
-        </w:rPr>
-        <w:t>grep</w:t>
-      </w:r>
-      <w:proofErr w:type="spellEnd"/>
-      <w:r>
-        <w:rPr>
-          <w:rFonts w:ascii="Abadi ExtraLight" w:hAnsi="Abadi ExtraLight"/>
-        </w:rPr>
-        <w:t xml:space="preserve"> </w:t>
-      </w:r>
-      <w:proofErr w:type="spellStart"/>
-      <w:r>
-        <w:rPr>
-          <w:rFonts w:ascii="Abadi ExtraLight" w:hAnsi="Abadi ExtraLight"/>
-        </w:rPr>
-        <w:t>opencv</w:t>
-      </w:r>
-      <w:proofErr w:type="spellEnd"/>
-    </w:p>
-    <w:p>
-      <w:r>
-        <w:t xml:space="preserve">verifichiamo quali </w:t>
-      </w:r>
-      <w:proofErr w:type="spellStart"/>
-      <w:r>
-        <w:t>version</w:t>
-      </w:r>
-      <w:proofErr w:type="spellEnd"/>
-      <w:r>
-        <w:t xml:space="preserve"> di </w:t>
-      </w:r>
-      <w:proofErr w:type="spellStart"/>
-      <w:r>
-        <w:t>op</w:t>
-      </w:r>
-      <w:r>
-        <w:t>enCV</w:t>
-      </w:r>
-      <w:proofErr w:type="spellEnd"/>
-      <w:r>
-        <w:t xml:space="preserve"> sono installate.</w:t>
-      </w:r>
-    </w:p>
-    <w:p>
-      <w:r>
-        <w:t>Se compaiono le 4.8 (o precedenti), avviare il comando per la rimozione:</w:t>
-      </w:r>
-    </w:p>
-    <w:p>
-      <w:pPr>
-        <w:spacing w:after="0"/>
-        <w:ind w:left="720" w:firstLine="696"/>
-        <w:rPr>
-          <w:rFonts w:ascii="Abadi ExtraLight" w:hAnsi="Abadi ExtraLight"/>
-          <w:lang w:val="en-US"/>
-        </w:rPr>
-      </w:pPr>
-      <w:proofErr w:type="spellStart"/>
-      <w:r>
-        <w:rPr>
-          <w:rFonts w:ascii="Abadi ExtraLight" w:hAnsi="Abadi ExtraLight"/>
-          <w:lang w:val="en-US"/>
-        </w:rPr>
-        <w:t>sudo</w:t>
-      </w:r>
-      <w:proofErr w:type="spellEnd"/>
-      <w:r>
-        <w:rPr>
-          <w:rFonts w:ascii="Abadi ExtraLight" w:hAnsi="Abadi ExtraLight"/>
-          <w:lang w:val="en-US"/>
-        </w:rPr>
-        <w:t xml:space="preserve"> apt purge \</w:t>
-      </w:r>
-    </w:p>
-    <w:p>
-      <w:pPr>
-        <w:spacing w:after="0"/>
-        <w:ind w:left="720" w:firstLine="696"/>
-        <w:rPr>
-          <w:rFonts w:ascii="Abadi ExtraLight" w:hAnsi="Abadi ExtraLight"/>
-          <w:lang w:val="en-US"/>
-        </w:rPr>
-      </w:pPr>
-      <w:r>
-        <w:rPr>
-          <w:rFonts w:ascii="Abadi ExtraLight" w:hAnsi="Abadi ExtraLight"/>
-          <w:lang w:val="en-US"/>
-        </w:rPr>
-        <w:t xml:space="preserve">  </w:t>
-      </w:r>
-      <w:proofErr w:type="spellStart"/>
-      <w:r>
-        <w:rPr>
-          <w:rFonts w:ascii="Abadi ExtraLight" w:hAnsi="Abadi ExtraLight"/>
-          <w:lang w:val="en-US"/>
-        </w:rPr>
-        <w:t>libopencv</w:t>
-      </w:r>
-      <w:proofErr w:type="spellEnd"/>
-      <w:r>
-        <w:rPr>
-          <w:rFonts w:ascii="Abadi ExtraLight" w:hAnsi="Abadi ExtraLight"/>
-          <w:lang w:val="en-US"/>
-        </w:rPr>
-        <w:t>* \</w:t>
-      </w:r>
-    </w:p>
-    <w:p>
-      <w:pPr>
-        <w:spacing w:after="0"/>
-        <w:ind w:left="720" w:firstLine="696"/>
-        <w:rPr>
-          <w:rFonts w:ascii="Abadi ExtraLight" w:hAnsi="Abadi ExtraLight"/>
-          <w:lang w:val="en-US"/>
-        </w:rPr>
-      </w:pPr>
-      <w:r>
-        <w:rPr>
-          <w:rFonts w:ascii="Abadi ExtraLight" w:hAnsi="Abadi ExtraLight"/>
-          <w:lang w:val="en-US"/>
-        </w:rPr>
-        <w:t xml:space="preserve">  </w:t>
-      </w:r>
-      <w:proofErr w:type="spellStart"/>
-      <w:r>
-        <w:rPr>
-          <w:rFonts w:ascii="Abadi ExtraLight" w:hAnsi="Abadi ExtraLight"/>
-          <w:lang w:val="en-US"/>
-        </w:rPr>
-        <w:t>opencv</w:t>
-      </w:r>
-      <w:proofErr w:type="spellEnd"/>
-      <w:r>
-        <w:rPr>
-          <w:rFonts w:ascii="Abadi ExtraLight" w:hAnsi="Abadi ExtraLight"/>
-          <w:lang w:val="en-US"/>
-        </w:rPr>
-        <w:t>-* \</w:t>
-      </w:r>
-    </w:p>
-    <w:p>
-      <w:pPr>
-        <w:spacing w:after="0"/>
-        <w:ind w:left="720" w:firstLine="696"/>
-        <w:rPr>
-          <w:rFonts w:ascii="Abadi ExtraLight" w:hAnsi="Abadi ExtraLight"/>
-          <w:lang w:val="en-US"/>
-        </w:rPr>
-      </w:pPr>
-      <w:r>
-        <w:rPr>
-          <w:rFonts w:ascii="Abadi ExtraLight" w:hAnsi="Abadi ExtraLight"/>
-          <w:lang w:val="en-US"/>
-        </w:rPr>
-        <w:t xml:space="preserve">  python3-opencv \</w:t>
-      </w:r>
-    </w:p>
-    <w:p>
-      <w:pPr>
-        <w:spacing w:after="0"/>
-        <w:ind w:left="720" w:firstLine="696"/>
-        <w:rPr>
-          <w:rFonts w:ascii="Abadi ExtraLight" w:hAnsi="Abadi ExtraLight"/>
-          <w:lang w:val="en-US"/>
-        </w:rPr>
-      </w:pPr>
-      <w:r>
-        <w:rPr>
-          <w:rFonts w:ascii="Abadi ExtraLight" w:hAnsi="Abadi ExtraLight"/>
-          <w:lang w:val="en-US"/>
-        </w:rPr>
-        <w:t xml:space="preserve">  </w:t>
-      </w:r>
-      <w:proofErr w:type="spellStart"/>
-      <w:r>
-        <w:rPr>
-          <w:rFonts w:ascii="Abadi ExtraLight" w:hAnsi="Abadi ExtraLight"/>
-          <w:lang w:val="en-US"/>
-        </w:rPr>
-        <w:t>libopencv</w:t>
-      </w:r>
-      <w:proofErr w:type="spellEnd"/>
-      <w:r>
-        <w:rPr>
-          <w:rFonts w:ascii="Abadi ExtraLight" w:hAnsi="Abadi ExtraLight"/>
-          <w:lang w:val="en-US"/>
-        </w:rPr>
-        <w:t>-python \</w:t>
-      </w:r>
-    </w:p>
-    <w:p>
-      <w:pPr>
-        <w:spacing w:after="0"/>
-        <w:ind w:left="720" w:firstLine="696"/>
-        <w:rPr>
-          <w:rFonts w:ascii="Abadi ExtraLight" w:hAnsi="Abadi ExtraLight"/>
-          <w:lang w:val="en-US"/>
-        </w:rPr>
-      </w:pPr>
-      <w:r>
-        <w:rPr>
-          <w:rFonts w:ascii="Abadi ExtraLight" w:hAnsi="Abadi ExtraLight"/>
-          <w:lang w:val="en-US"/>
-        </w:rPr>
-        <w:t xml:space="preserve">  </w:t>
-      </w:r>
-      <w:proofErr w:type="spellStart"/>
-      <w:r>
-        <w:rPr>
-          <w:rFonts w:ascii="Abadi ExtraLight" w:hAnsi="Abadi ExtraLight"/>
-          <w:lang w:val="en-US"/>
-        </w:rPr>
-        <w:t>libopencv</w:t>
-      </w:r>
-      <w:proofErr w:type="spellEnd"/>
-      <w:r>
-        <w:rPr>
-          <w:rFonts w:ascii="Abadi ExtraLight" w:hAnsi="Abadi ExtraLight"/>
-          <w:lang w:val="en-US"/>
-        </w:rPr>
-        <w:t>-dev</w:t>
-      </w:r>
-    </w:p>
-    <w:p>
-      <w:r>
-        <w:t>Poi:</w:t>
-      </w:r>
-    </w:p>
-    <w:p>
-      <w:pPr>
-        <w:spacing w:after="0"/>
-        <w:ind w:left="720" w:firstLine="696"/>
-        <w:rPr>
-          <w:rFonts w:ascii="Abadi ExtraLight" w:hAnsi="Abadi ExtraLight"/>
-        </w:rPr>
-      </w:pPr>
-      <w:r>
-        <w:rPr>
-          <w:rFonts w:ascii="Abadi ExtraLight" w:hAnsi="Abadi ExtraLight"/>
-        </w:rPr>
-        <w:t xml:space="preserve">sudo </w:t>
-      </w:r>
-      <w:proofErr w:type="spellStart"/>
-      <w:r>
-        <w:rPr>
-          <w:rFonts w:ascii="Abadi ExtraLight" w:hAnsi="Abadi ExtraLight"/>
-        </w:rPr>
-        <w:t>apt</w:t>
-      </w:r>
-      <w:proofErr w:type="spellEnd"/>
-      <w:r>
-        <w:rPr>
-          <w:rFonts w:ascii="Abadi ExtraLight" w:hAnsi="Abadi ExtraLight"/>
-        </w:rPr>
-        <w:t xml:space="preserve"> </w:t>
-      </w:r>
-      <w:proofErr w:type="spellStart"/>
-      <w:r>
-        <w:rPr>
-          <w:rFonts w:ascii="Abadi ExtraLight" w:hAnsi="Abadi ExtraLight"/>
-        </w:rPr>
-        <w:t>autoremove</w:t>
-      </w:r>
-      <w:proofErr w:type="spellEnd"/>
-    </w:p>
-    <w:p>
-      <w:pPr>
-        <w:ind w:left="720" w:firstLine="696"/>
-        <w:rPr>
-          <w:rFonts w:ascii="Abadi ExtraLight" w:hAnsi="Abadi ExtraLight"/>
-        </w:rPr>
-      </w:pPr>
-      <w:r>
-        <w:rPr>
-          <w:rFonts w:ascii="Abadi ExtraLight" w:hAnsi="Abadi ExtraLight"/>
-        </w:rPr>
-        <w:t xml:space="preserve">sudo </w:t>
-      </w:r>
-      <w:proofErr w:type="spellStart"/>
-      <w:r>
-        <w:rPr>
-          <w:rFonts w:ascii="Abadi ExtraLight" w:hAnsi="Abadi ExtraLight"/>
-        </w:rPr>
-        <w:t>apt</w:t>
-      </w:r>
-      <w:proofErr w:type="spellEnd"/>
-      <w:r>
-        <w:rPr>
-          <w:rFonts w:ascii="Abadi ExtraLight" w:hAnsi="Abadi ExtraLight"/>
-        </w:rPr>
-        <w:t xml:space="preserve"> </w:t>
-      </w:r>
-      <w:proofErr w:type="spellStart"/>
-      <w:r>
-        <w:rPr>
-          <w:rFonts w:ascii="Abadi ExtraLight" w:hAnsi="Abadi ExtraLight"/>
-        </w:rPr>
-        <w:t>clean</w:t>
-      </w:r>
-      <w:proofErr w:type="spellEnd"/>
-    </w:p>
-    <w:p>
-      <w:r>
         <w:t>Per verificare che siano s</w:t>
       </w:r>
       <w:r>
@@ -14861,7 +14776,6 @@
           <w:b/>
           <w:bCs/>
         </w:rPr>
-        <w:lastRenderedPageBreak/>
         <w:t>RAM</w:t>
       </w:r>
       <w:r>
@@ -15151,6 +15065,7 @@
           <w:i/>
           <w:iCs/>
         </w:rPr>
+        <w:lastRenderedPageBreak/>
         <w:t>(massime prestazioni, build più pesante)</w:t>
       </w:r>
     </w:p>
@@ -15858,7 +15773,6 @@
           <w:rFonts w:ascii="Abadi ExtraLight" w:hAnsi="Abadi ExtraLight"/>
           <w:lang w:val="en-US"/>
         </w:rPr>
-        <w:lastRenderedPageBreak/>
         <w:t>-DBUILD_TESTS=OFF</w:t>
       </w:r>
     </w:p>
@@ -16086,6 +16000,7 @@
           <w:rFonts w:ascii="Abadi ExtraLight" w:hAnsi="Abadi ExtraLight"/>
           <w:lang w:val="en-US"/>
         </w:rPr>
+        <w:lastRenderedPageBreak/>
         <w:t>sudo</w:t>
       </w:r>
       <w:proofErr w:type="spellEnd"/>
@@ -16561,7 +16476,6 @@
     </w:p>
     <w:p>
       <w:r>
-        <w:lastRenderedPageBreak/>
         <w:t>Questo genererà i binari dentro le rispettive cartelle dei sample.</w:t>
       </w:r>
     </w:p>
@@ -16712,6 +16626,7 @@
                 <w:sz w:val="22"/>
                 <w:szCs w:val="22"/>
               </w:rPr>
+              <w:lastRenderedPageBreak/>
               <w:t>Sample ID &amp; Nome</w:t>
             </w:r>
           </w:p>
@@ -17904,7 +17819,6 @@
                 <w:sz w:val="22"/>
                 <w:szCs w:val="22"/>
               </w:rPr>
-              <w:lastRenderedPageBreak/>
               <w:t>10_camera_recording</w:t>
             </w:r>
           </w:p>
@@ -18507,6 +18421,7 @@
                 <w:sz w:val="22"/>
                 <w:szCs w:val="22"/>
               </w:rPr>
+              <w:lastRenderedPageBreak/>
               <w:t>backend</w:t>
             </w:r>
             <w:proofErr w:type="spellEnd"/>
@@ -18956,7 +18871,6 @@
         <w:rPr>
           <w:lang w:val="en-US"/>
         </w:rPr>
-        <w:lastRenderedPageBreak/>
         <w:t xml:space="preserve">Sample </w:t>
       </w:r>
       <w:proofErr w:type="gramStart"/>
@@ -20634,7 +20548,6 @@
         <w:jc w:val="both"/>
       </w:pPr>
       <w:r>
-        <w:lastRenderedPageBreak/>
         <w:t>Per i test di validazione su Jetson, i tre sample più usati sono</w:t>
       </w:r>
     </w:p>
@@ -21045,7 +20958,6 @@
       <w:r>
         <w:rPr>
           <w:rFonts w:ascii="Abadi ExtraLight" w:hAnsi="Abadi ExtraLight"/>
-          <w:lang w:val="en-US"/>
         </w:rPr>
         <w:t>buildEngineWithConfig</w:t>
       </w:r>
@@ -21053,7 +20965,6 @@
       <w:r>
         <w:rPr>
           <w:rFonts w:ascii="Abadi ExtraLight" w:hAnsi="Abadi ExtraLight"/>
-          <w:lang w:val="en-US"/>
         </w:rPr>
         <w:t>:</w:t>
       </w:r>
@@ -21079,21 +20990,19 @@
         <w:ind w:left="720" w:firstLine="696"/>
         <w:rPr>
           <w:rFonts w:ascii="Abadi ExtraLight" w:hAnsi="Abadi ExtraLight"/>
-          <w:lang w:val="en-US"/>
-        </w:rPr>
-      </w:pPr>
-      <w:r>
-        <w:rPr>
-          <w:rFonts w:ascii="Abadi ExtraLight" w:hAnsi="Abadi ExtraLight"/>
-          <w:lang w:val="en-US"/>
-        </w:rPr>
+        </w:rPr>
+      </w:pPr>
+      <w:r>
+        <w:rPr>
+          <w:rFonts w:ascii="Abadi ExtraLight" w:hAnsi="Abadi ExtraLight"/>
+        </w:rPr>
+        <w:lastRenderedPageBreak/>
         <w:t xml:space="preserve">// Dopo aver costruito </w:t>
       </w:r>
       <w:proofErr w:type="spellStart"/>
       <w:r>
         <w:rPr>
           <w:rFonts w:ascii="Abadi ExtraLight" w:hAnsi="Abadi ExtraLight"/>
-          <w:lang w:val="en-US"/>
         </w:rPr>
         <w:t>l'engine</w:t>
       </w:r>
@@ -21101,7 +21010,6 @@
       <w:r>
         <w:rPr>
           <w:rFonts w:ascii="Abadi ExtraLight" w:hAnsi="Abadi ExtraLight"/>
-          <w:lang w:val="en-US"/>
         </w:rPr>
         <w:t>...</w:t>
       </w:r>
@@ -21584,23 +21492,7 @@
           <w:rFonts w:ascii="Abadi ExtraLight" w:hAnsi="Abadi ExtraLight"/>
           <w:lang w:val="en-US"/>
         </w:rPr>
-        <w:t xml:space="preserve">    </w:t>
-      </w:r>
-      <w:proofErr w:type="spellStart"/>
-      <w:r>
-        <w:rPr>
-          <w:rFonts w:ascii="Abadi ExtraLight" w:hAnsi="Abadi ExtraLight"/>
-          <w:lang w:val="en-US"/>
-        </w:rPr>
-        <w:t>serialized</w:t>
-      </w:r>
-      <w:proofErr w:type="spellEnd"/>
-      <w:r>
-        <w:rPr>
-          <w:rFonts w:ascii="Abadi ExtraLight" w:hAnsi="Abadi ExtraLight"/>
-          <w:lang w:val="en-US"/>
-        </w:rPr>
-        <w:t>-&gt;</w:t>
+        <w:t xml:space="preserve">    serialized-&gt;</w:t>
       </w:r>
       <w:proofErr w:type="gramStart"/>
       <w:r>
@@ -21616,8 +21508,17 @@
           <w:rFonts w:ascii="Abadi ExtraLight" w:hAnsi="Abadi ExtraLight"/>
           <w:lang w:val="en-US"/>
         </w:rPr>
-        <w:t>));</w:t>
-      </w:r>
+        <w:t>)</w:t>
+      </w:r>
+      <w:proofErr w:type="gramStart"/>
+      <w:r>
+        <w:rPr>
+          <w:rFonts w:ascii="Abadi ExtraLight" w:hAnsi="Abadi ExtraLight"/>
+          <w:lang w:val="en-US"/>
+        </w:rPr>
+        <w:t>);</w:t>
+      </w:r>
+      <w:proofErr w:type="gramEnd"/>
     </w:p>
     <w:p>
       <w:pPr>
@@ -21734,6 +21635,9 @@
     <w:p>
       <w:pPr>
         <w:spacing w:after="0"/>
+        <w:rPr>
+          <w:lang w:val="en-US"/>
+        </w:rPr>
       </w:pPr>
     </w:p>
     <w:p>
@@ -21756,7 +21660,6 @@
           <w:iCs/>
         </w:rPr>
       </w:pPr>
-      <w:proofErr w:type="spellStart"/>
       <w:r>
         <w:rPr>
           <w:i/>
@@ -21764,7 +21667,6 @@
         </w:rPr>
         <w:t>cpp</w:t>
       </w:r>
-      <w:proofErr w:type="spellEnd"/>
     </w:p>
     <w:p>
       <w:pPr>
@@ -22263,7 +22165,6 @@
           <w:rFonts w:ascii="Abadi ExtraLight" w:hAnsi="Abadi ExtraLight"/>
           <w:lang w:val="en-US"/>
         </w:rPr>
-        <w:lastRenderedPageBreak/>
         <w:t xml:space="preserve">auto engine = </w:t>
       </w:r>
       <w:proofErr w:type="gramStart"/>
@@ -22398,6 +22299,9 @@
     <w:p>
       <w:pPr>
         <w:spacing w:after="0"/>
+        <w:rPr>
+          <w:lang w:val="en-US"/>
+        </w:rPr>
       </w:pPr>
     </w:p>
     <w:p>
@@ -22542,6 +22446,7 @@
       </w:pPr>
       <w:proofErr w:type="spellStart"/>
       <w:r>
+        <w:lastRenderedPageBreak/>
         <w:t>trtexec</w:t>
       </w:r>
       <w:proofErr w:type="spellEnd"/>
@@ -23439,7 +23344,6 @@
       </w:pPr>
       <w:proofErr w:type="spellStart"/>
       <w:r>
-        <w:lastRenderedPageBreak/>
         <w:t>sample</w:t>
       </w:r>
       <w:r>
@@ -23775,6 +23679,7 @@
           <w:rFonts w:ascii="Abadi ExtraLight" w:hAnsi="Abadi ExtraLight"/>
           <w:lang w:val="en-US"/>
         </w:rPr>
+        <w:lastRenderedPageBreak/>
         <w:t>./</w:t>
       </w:r>
       <w:proofErr w:type="gramEnd"/>
@@ -23958,48 +23863,32 @@
       <w:pPr>
         <w:pStyle w:val="Titolo7"/>
         <w:spacing w:line="276" w:lineRule="auto"/>
-        <w:rPr>
-          <w:lang w:val="en-US"/>
-        </w:rPr>
-      </w:pPr>
-      <w:proofErr w:type="spellStart"/>
-      <w:r>
-        <w:rPr>
-          <w:lang w:val="en-US"/>
-        </w:rPr>
+      </w:pPr>
+      <w:proofErr w:type="spellStart"/>
+      <w:r>
         <w:t>sample</w:t>
       </w:r>
       <w:r>
-        <w:rPr>
-          <w:lang w:val="en-US"/>
-        </w:rPr>
         <w:t>N</w:t>
       </w:r>
       <w:r>
-        <w:rPr>
-          <w:lang w:val="en-US"/>
-        </w:rPr>
         <w:t>amed</w:t>
       </w:r>
       <w:r>
-        <w:rPr>
-          <w:lang w:val="en-US"/>
-        </w:rPr>
         <w:t>D</w:t>
       </w:r>
       <w:r>
-        <w:rPr>
-          <w:lang w:val="en-US"/>
-        </w:rPr>
         <w:t>imensions</w:t>
       </w:r>
       <w:proofErr w:type="spellEnd"/>
       <w:r>
-        <w:rPr>
-          <w:lang w:val="en-US"/>
-        </w:rPr>
-        <w:t xml:space="preserve"> — Named input dimensions</w:t>
-      </w:r>
+        <w:t xml:space="preserve"> — Named input </w:t>
+      </w:r>
+      <w:proofErr w:type="spellStart"/>
+      <w:r>
+        <w:t>dimensions</w:t>
+      </w:r>
+      <w:proofErr w:type="spellEnd"/>
     </w:p>
     <w:p>
       <w:pPr>
@@ -24068,12 +23957,21 @@
         <w:t>datadir</w:t>
       </w:r>
       <w:proofErr w:type="spellEnd"/>
-      <w:r>
-        <w:rPr>
-          <w:rFonts w:ascii="Abadi ExtraLight" w:hAnsi="Abadi ExtraLight"/>
-          <w:lang w:val="en-US"/>
-        </w:rPr>
-        <w:t>=../samples/</w:t>
+      <w:proofErr w:type="gramStart"/>
+      <w:r>
+        <w:rPr>
+          <w:rFonts w:ascii="Abadi ExtraLight" w:hAnsi="Abadi ExtraLight"/>
+          <w:lang w:val="en-US"/>
+        </w:rPr>
+        <w:t>=..</w:t>
+      </w:r>
+      <w:proofErr w:type="gramEnd"/>
+      <w:r>
+        <w:rPr>
+          <w:rFonts w:ascii="Abadi ExtraLight" w:hAnsi="Abadi ExtraLight"/>
+          <w:lang w:val="en-US"/>
+        </w:rPr>
+        <w:t>/samples/</w:t>
       </w:r>
       <w:proofErr w:type="spellStart"/>
       <w:r>
@@ -24143,42 +24041,78 @@
       <w:pPr>
         <w:pStyle w:val="Titolo7"/>
         <w:spacing w:line="276" w:lineRule="auto"/>
-      </w:pPr>
-      <w:proofErr w:type="spellStart"/>
-      <w:r>
+        <w:rPr>
+          <w:lang w:val="en-US"/>
+        </w:rPr>
+      </w:pPr>
+      <w:proofErr w:type="spellStart"/>
+      <w:r>
+        <w:rPr>
+          <w:lang w:val="en-US"/>
+        </w:rPr>
         <w:t>sample</w:t>
       </w:r>
       <w:r>
+        <w:rPr>
+          <w:lang w:val="en-US"/>
+        </w:rPr>
         <w:t>O</w:t>
       </w:r>
       <w:r>
+        <w:rPr>
+          <w:lang w:val="en-US"/>
+        </w:rPr>
         <w:t>nnx</w:t>
       </w:r>
       <w:r>
+        <w:rPr>
+          <w:lang w:val="en-US"/>
+        </w:rPr>
         <w:t>MnistC</w:t>
       </w:r>
       <w:r>
+        <w:rPr>
+          <w:lang w:val="en-US"/>
+        </w:rPr>
         <w:t>oord</w:t>
       </w:r>
       <w:r>
+        <w:rPr>
+          <w:lang w:val="en-US"/>
+        </w:rPr>
         <w:t>C</w:t>
       </w:r>
       <w:r>
+        <w:rPr>
+          <w:lang w:val="en-US"/>
+        </w:rPr>
         <w:t>onv</w:t>
       </w:r>
       <w:r>
+        <w:rPr>
+          <w:lang w:val="en-US"/>
+        </w:rPr>
         <w:t>AC</w:t>
       </w:r>
       <w:proofErr w:type="spellEnd"/>
       <w:r>
+        <w:rPr>
+          <w:lang w:val="en-US"/>
+        </w:rPr>
         <w:t xml:space="preserve"> — </w:t>
       </w:r>
       <w:proofErr w:type="spellStart"/>
       <w:r>
+        <w:rPr>
+          <w:lang w:val="en-US"/>
+        </w:rPr>
         <w:t>CoordConv</w:t>
       </w:r>
       <w:proofErr w:type="spellEnd"/>
       <w:r>
+        <w:rPr>
+          <w:lang w:val="en-US"/>
+        </w:rPr>
         <w:t xml:space="preserve"> custom plugin</w:t>
       </w:r>
     </w:p>
@@ -24856,22 +24790,111 @@
           <w:rFonts w:ascii="Abadi ExtraLight" w:hAnsi="Abadi ExtraLight"/>
           <w:lang w:val="en-US"/>
         </w:rPr>
+        <w:lastRenderedPageBreak/>
         <w:t>python3 sample.py</w:t>
       </w:r>
     </w:p>
     <w:p>
-      <w:pPr>
-        <w:rPr>
-          <w:lang w:val="en-US"/>
-        </w:rPr>
-      </w:pPr>
-      <w:r>
-        <w:rPr>
-          <w:lang w:val="en-US"/>
-        </w:rPr>
-        <w:t> </w:t>
-      </w:r>
-    </w:p>
+      <w:r>
+        <w:t>La dove nella cartella d</w:t>
+      </w:r>
+      <w:r>
+        <w:t xml:space="preserve">i sample sia presente un file </w:t>
+      </w:r>
+      <w:proofErr w:type="spellStart"/>
+      <w:r>
+        <w:rPr>
+          <w:rFonts w:ascii="Abadi ExtraLight" w:hAnsi="Abadi ExtraLight"/>
+        </w:rPr>
+        <w:t>download</w:t>
+      </w:r>
+      <w:r>
+        <w:t>.</w:t>
+      </w:r>
+      <w:r>
+        <w:rPr>
+          <w:rFonts w:ascii="Abadi ExtraLight" w:hAnsi="Abadi ExtraLight"/>
+        </w:rPr>
+        <w:t>yml</w:t>
+      </w:r>
+      <w:proofErr w:type="spellEnd"/>
+      <w:r>
+        <w:rPr>
+          <w:rFonts w:ascii="Abadi ExtraLight" w:hAnsi="Abadi ExtraLight"/>
+        </w:rPr>
+        <w:t>,</w:t>
+      </w:r>
+      <w:r>
+        <w:t xml:space="preserve"> è necessario utilizzare il comando </w:t>
+      </w:r>
+      <w:r>
+        <w:rPr>
+          <w:rFonts w:ascii="Abadi ExtraLight" w:hAnsi="Abadi ExtraLight"/>
+          <w:lang w:val="en-US"/>
+        </w:rPr>
+        <w:t>downloader.py</w:t>
+      </w:r>
+      <w:r>
+        <w:t xml:space="preserve"> (nella cartella </w:t>
+      </w:r>
+      <w:proofErr w:type="spellStart"/>
+      <w:r>
+        <w:t>python</w:t>
+      </w:r>
+      <w:proofErr w:type="spellEnd"/>
+      <w:r>
+        <w:t xml:space="preserve">) per scaricare il modello. </w:t>
+      </w:r>
+    </w:p>
+    <w:p>
+      <w:r>
+        <w:t xml:space="preserve">Il file </w:t>
+      </w:r>
+      <w:proofErr w:type="spellStart"/>
+      <w:r>
+        <w:t>yml</w:t>
+      </w:r>
+      <w:proofErr w:type="spellEnd"/>
+      <w:r>
+        <w:t xml:space="preserve"> di default è quello nella directory di lavoro dalla quale si lancia il comando.</w:t>
+      </w:r>
+    </w:p>
+    <w:p>
+      <w:pPr>
+        <w:rPr>
+          <w:rFonts w:ascii="Abadi ExtraLight" w:hAnsi="Abadi ExtraLight"/>
+        </w:rPr>
+      </w:pPr>
+      <w:proofErr w:type="gramStart"/>
+      <w:r>
+        <w:t>E’</w:t>
+      </w:r>
+      <w:proofErr w:type="gramEnd"/>
+      <w:r>
+        <w:t xml:space="preserve"> possibile indicare la DATA_DIR attraverso l’opzione -</w:t>
+      </w:r>
+      <w:r>
+        <w:rPr>
+          <w:rFonts w:ascii="Abadi ExtraLight" w:hAnsi="Abadi ExtraLight"/>
+        </w:rPr>
+        <w:t>d &lt;</w:t>
+      </w:r>
+      <w:proofErr w:type="spellStart"/>
+      <w:r>
+        <w:rPr>
+          <w:rFonts w:ascii="Abadi ExtraLight" w:hAnsi="Abadi ExtraLight"/>
+        </w:rPr>
+        <w:t>path_data_dir</w:t>
+      </w:r>
+      <w:proofErr w:type="spellEnd"/>
+      <w:r>
+        <w:rPr>
+          <w:rFonts w:ascii="Abadi ExtraLight" w:hAnsi="Abadi ExtraLight"/>
+        </w:rPr>
+        <w:t>&gt;</w:t>
+      </w:r>
+    </w:p>
+    <w:p/>
     <w:p>
       <w:pPr>
         <w:pStyle w:val="Titolo7"/>
@@ -25073,13 +25096,7 @@
         <w:t>python3 sample.py</w:t>
       </w:r>
     </w:p>
-    <w:p>
-      <w:r>
-        <w:pict w14:anchorId="31010517">
-          <v:rect id="_x0000_i1025" style="width:0;height:1.5pt" o:hralign="center" o:hrstd="t" o:hr="t" fillcolor="#a0a0a0" stroked="f"/>
-        </w:pict>
-      </w:r>
-    </w:p>
+    <w:p/>
     <w:p>
       <w:pPr>
         <w:pStyle w:val="Titolo7"/>
@@ -25088,6 +25105,12 @@
           <w:lang w:val="en-US"/>
         </w:rPr>
       </w:pPr>
+      <w:r>
+        <w:rPr>
+          <w:lang w:val="en-US"/>
+        </w:rPr>
+        <w:t xml:space="preserve">OK </w:t>
+      </w:r>
       <w:proofErr w:type="spellStart"/>
       <w:r>
         <w:rPr>
@@ -25239,27 +25262,91 @@
       </w:r>
     </w:p>
     <w:p>
-      <w:r>
-        <w:pict w14:anchorId="0F2D23CB">
-          <v:rect id="_x0000_i1026" style="width:0;height:1.5pt" o:hralign="center" o:hrstd="t" o:hr="t" fillcolor="#a0a0a0" stroked="f"/>
-        </w:pict>
-      </w:r>
+      <w:pPr>
+        <w:jc w:val="both"/>
+      </w:pPr>
+      <w:r>
+        <w:rPr>
+          <w:b/>
+          <w:bCs/>
+        </w:rPr>
+        <w:t>NOTA:</w:t>
+      </w:r>
+      <w:r>
+        <w:t xml:space="preserve"> il commando utilizza la</w:t>
+      </w:r>
+      <w:r>
+        <w:t xml:space="preserve"> directory $DATA_DIR di default. </w:t>
+      </w:r>
+      <w:r>
+        <w:t>Per directory differenti specificare ne</w:t>
+      </w:r>
+      <w:r>
+        <w:t>l comando l’opzione:</w:t>
+      </w:r>
+    </w:p>
+    <w:p>
+      <w:pPr>
+        <w:spacing w:after="0"/>
+        <w:ind w:left="720" w:firstLine="696"/>
+        <w:rPr>
+          <w:rFonts w:ascii="Abadi ExtraLight" w:hAnsi="Abadi ExtraLight"/>
+          <w:lang w:val="en-US"/>
+        </w:rPr>
+      </w:pPr>
+      <w:r>
+        <w:rPr>
+          <w:rFonts w:ascii="Abadi ExtraLight" w:hAnsi="Abadi ExtraLight"/>
+          <w:lang w:val="en-US"/>
+        </w:rPr>
+        <w:t>-d &lt;</w:t>
+      </w:r>
+      <w:proofErr w:type="spellStart"/>
+      <w:r>
+        <w:rPr>
+          <w:rFonts w:ascii="Abadi ExtraLight" w:hAnsi="Abadi ExtraLight"/>
+          <w:lang w:val="en-US"/>
+        </w:rPr>
+        <w:t>path_data_dir</w:t>
+      </w:r>
+      <w:proofErr w:type="spellEnd"/>
+      <w:r>
+        <w:rPr>
+          <w:rFonts w:ascii="Abadi ExtraLight" w:hAnsi="Abadi ExtraLight"/>
+          <w:lang w:val="en-US"/>
+        </w:rPr>
+        <w:t>&gt;</w:t>
+      </w:r>
+    </w:p>
+    <w:p>
+      <w:pPr>
+        <w:spacing w:after="0"/>
+        <w:ind w:left="720" w:firstLine="696"/>
+        <w:rPr>
+          <w:rFonts w:ascii="Abadi ExtraLight" w:hAnsi="Abadi ExtraLight"/>
+          <w:lang w:val="en-US"/>
+        </w:rPr>
+      </w:pPr>
     </w:p>
     <w:p>
       <w:pPr>
         <w:pStyle w:val="Titolo7"/>
         <w:spacing w:line="276" w:lineRule="auto"/>
-      </w:pPr>
-      <w:r>
-        <w:t xml:space="preserve">yolov3_onnx — Object </w:t>
-      </w:r>
-      <w:proofErr w:type="spellStart"/>
-      <w:r>
-        <w:t>Detection</w:t>
-      </w:r>
-      <w:proofErr w:type="spellEnd"/>
-      <w:r>
-        <w:t xml:space="preserve"> YOLOv3</w:t>
+        <w:rPr>
+          <w:lang w:val="en-US"/>
+        </w:rPr>
+      </w:pPr>
+      <w:r>
+        <w:rPr>
+          <w:lang w:val="en-US"/>
+        </w:rPr>
+        <w:t xml:space="preserve">OK </w:t>
+      </w:r>
+      <w:r>
+        <w:rPr>
+          <w:lang w:val="en-US"/>
+        </w:rPr>
+        <w:t>yolov3_onnx — Object Detection YOLOv3</w:t>
       </w:r>
     </w:p>
     <w:p>
@@ -25395,7 +25482,6 @@
     </w:p>
     <w:p>
       <w:pPr>
-        <w:spacing w:after="0"/>
         <w:ind w:left="720" w:firstLine="696"/>
         <w:rPr>
           <w:rFonts w:ascii="Abadi ExtraLight" w:hAnsi="Abadi ExtraLight"/>
@@ -25423,11 +25509,68 @@
       </w:r>
     </w:p>
     <w:p>
-      <w:r>
-        <w:pict w14:anchorId="51C2CD74">
-          <v:rect id="_x0000_i1027" style="width:0;height:1.5pt" o:hralign="center" o:hrstd="t" o:hr="t" fillcolor="#a0a0a0" stroked="f"/>
-        </w:pict>
-      </w:r>
+      <w:pPr>
+        <w:jc w:val="both"/>
+      </w:pPr>
+      <w:r>
+        <w:rPr>
+          <w:b/>
+          <w:bCs/>
+        </w:rPr>
+        <w:t>NOTA:</w:t>
+      </w:r>
+      <w:r>
+        <w:t xml:space="preserve"> il commando utilizza la</w:t>
+      </w:r>
+      <w:r>
+        <w:t xml:space="preserve"> directory $DATA_DIR di default. </w:t>
+      </w:r>
+      <w:r>
+        <w:t>Per directory differenti specificare ne</w:t>
+      </w:r>
+      <w:r>
+        <w:t>l comando l’opzione:</w:t>
+      </w:r>
+    </w:p>
+    <w:p>
+      <w:pPr>
+        <w:spacing w:after="0"/>
+        <w:ind w:left="720" w:firstLine="696"/>
+        <w:rPr>
+          <w:rFonts w:ascii="Abadi ExtraLight" w:hAnsi="Abadi ExtraLight"/>
+          <w:lang w:val="en-US"/>
+        </w:rPr>
+      </w:pPr>
+      <w:r>
+        <w:rPr>
+          <w:rFonts w:ascii="Abadi ExtraLight" w:hAnsi="Abadi ExtraLight"/>
+          <w:lang w:val="en-US"/>
+        </w:rPr>
+        <w:t>-d &lt;</w:t>
+      </w:r>
+      <w:proofErr w:type="spellStart"/>
+      <w:r>
+        <w:rPr>
+          <w:rFonts w:ascii="Abadi ExtraLight" w:hAnsi="Abadi ExtraLight"/>
+          <w:lang w:val="en-US"/>
+        </w:rPr>
+        <w:t>path_data_dir</w:t>
+      </w:r>
+      <w:proofErr w:type="spellEnd"/>
+      <w:r>
+        <w:rPr>
+          <w:rFonts w:ascii="Abadi ExtraLight" w:hAnsi="Abadi ExtraLight"/>
+          <w:lang w:val="en-US"/>
+        </w:rPr>
+        <w:t>&gt;</w:t>
+      </w:r>
+    </w:p>
+    <w:p>
+      <w:pPr>
+        <w:rPr>
+          <w:lang w:val="en-US"/>
+        </w:rPr>
+      </w:pPr>
     </w:p>
     <w:p>
       <w:pPr>
@@ -25442,87 +25585,87 @@
         <w:rPr>
           <w:lang w:val="en-US"/>
         </w:rPr>
+        <w:t>onnx_custom_plugin</w:t>
+      </w:r>
+      <w:proofErr w:type="spellEnd"/>
+      <w:r>
+        <w:rPr>
+          <w:lang w:val="en-US"/>
+        </w:rPr>
+        <w:t xml:space="preserve"> — Plugin custom in ONNX</w:t>
+      </w:r>
+    </w:p>
+    <w:p>
+      <w:pPr>
+        <w:jc w:val="both"/>
+      </w:pPr>
+      <w:r>
+        <w:t xml:space="preserve">Dimostra come usare plugin scritti in C++ per eseguire </w:t>
+      </w:r>
+      <w:proofErr w:type="spellStart"/>
+      <w:r>
+        <w:t>TensorRT</w:t>
+      </w:r>
+      <w:proofErr w:type="spellEnd"/>
+      <w:r>
+        <w:t xml:space="preserve"> su modelli ONNX con </w:t>
+      </w:r>
+      <w:proofErr w:type="spellStart"/>
+      <w:r>
+        <w:t>layer</w:t>
+      </w:r>
+      <w:proofErr w:type="spellEnd"/>
+      <w:r>
+        <w:t xml:space="preserve"> custom o non supportati. Implementa un </w:t>
+      </w:r>
+      <w:proofErr w:type="spellStart"/>
+      <w:r>
+        <w:t>layer</w:t>
+      </w:r>
+      <w:proofErr w:type="spellEnd"/>
+      <w:r>
+        <w:t xml:space="preserve"> </w:t>
+      </w:r>
+      <w:proofErr w:type="spellStart"/>
+      <w:r>
+        <w:t>Hardmax</w:t>
+      </w:r>
+      <w:proofErr w:type="spellEnd"/>
+      <w:r>
+        <w:t xml:space="preserve"> e usa un modello </w:t>
+      </w:r>
+      <w:proofErr w:type="spellStart"/>
+      <w:r>
+        <w:t>BiDAF</w:t>
+      </w:r>
+      <w:proofErr w:type="spellEnd"/>
+      <w:r>
+        <w:t xml:space="preserve"> di </w:t>
+      </w:r>
+      <w:proofErr w:type="spellStart"/>
+      <w:r>
+        <w:t>question-answering</w:t>
+      </w:r>
+      <w:proofErr w:type="spellEnd"/>
+      <w:r>
+        <w:t xml:space="preserve">. </w:t>
+      </w:r>
+    </w:p>
+    <w:p>
+      <w:pPr>
+        <w:spacing w:after="0"/>
+        <w:ind w:left="720" w:firstLine="696"/>
+        <w:rPr>
+          <w:rFonts w:ascii="Abadi ExtraLight" w:hAnsi="Abadi ExtraLight"/>
+          <w:lang w:val="en-US"/>
+        </w:rPr>
+      </w:pPr>
+      <w:r>
+        <w:rPr>
+          <w:rFonts w:ascii="Abadi ExtraLight" w:hAnsi="Abadi ExtraLight"/>
+          <w:lang w:val="en-US"/>
+        </w:rPr>
         <w:lastRenderedPageBreak/>
-        <w:t>onnx_custom_plugin</w:t>
-      </w:r>
-      <w:proofErr w:type="spellEnd"/>
-      <w:r>
-        <w:rPr>
-          <w:lang w:val="en-US"/>
-        </w:rPr>
-        <w:t xml:space="preserve"> — Plugin custom in ONNX</w:t>
-      </w:r>
-    </w:p>
-    <w:p>
-      <w:pPr>
-        <w:jc w:val="both"/>
-      </w:pPr>
-      <w:r>
-        <w:t xml:space="preserve">Dimostra come usare plugin scritti in C++ per eseguire </w:t>
-      </w:r>
-      <w:proofErr w:type="spellStart"/>
-      <w:r>
-        <w:t>TensorRT</w:t>
-      </w:r>
-      <w:proofErr w:type="spellEnd"/>
-      <w:r>
-        <w:t xml:space="preserve"> su modelli ONNX con </w:t>
-      </w:r>
-      <w:proofErr w:type="spellStart"/>
-      <w:r>
-        <w:t>layer</w:t>
-      </w:r>
-      <w:proofErr w:type="spellEnd"/>
-      <w:r>
-        <w:t xml:space="preserve"> custom o non supportati. Implementa un </w:t>
-      </w:r>
-      <w:proofErr w:type="spellStart"/>
-      <w:r>
-        <w:t>layer</w:t>
-      </w:r>
-      <w:proofErr w:type="spellEnd"/>
-      <w:r>
-        <w:t xml:space="preserve"> </w:t>
-      </w:r>
-      <w:proofErr w:type="spellStart"/>
-      <w:r>
-        <w:t>Hardmax</w:t>
-      </w:r>
-      <w:proofErr w:type="spellEnd"/>
-      <w:r>
-        <w:t xml:space="preserve"> e usa un modello </w:t>
-      </w:r>
-      <w:proofErr w:type="spellStart"/>
-      <w:r>
-        <w:t>BiDAF</w:t>
-      </w:r>
-      <w:proofErr w:type="spellEnd"/>
-      <w:r>
-        <w:t xml:space="preserve"> di </w:t>
-      </w:r>
-      <w:proofErr w:type="spellStart"/>
-      <w:r>
-        <w:t>question-answering</w:t>
-      </w:r>
-      <w:proofErr w:type="spellEnd"/>
-      <w:r>
-        <w:t xml:space="preserve">. </w:t>
-      </w:r>
-    </w:p>
-    <w:p>
-      <w:pPr>
-        <w:spacing w:after="0"/>
-        <w:ind w:left="720" w:firstLine="696"/>
-        <w:rPr>
-          <w:rFonts w:ascii="Abadi ExtraLight" w:hAnsi="Abadi ExtraLight"/>
-          <w:lang w:val="en-US"/>
-        </w:rPr>
-      </w:pPr>
-      <w:r>
-        <w:rPr>
-          <w:rFonts w:ascii="Abadi ExtraLight" w:hAnsi="Abadi ExtraLight"/>
-          <w:lang w:val="en-US"/>
-        </w:rPr>
         <w:t>cd /</w:t>
       </w:r>
       <w:proofErr w:type="spellStart"/>
@@ -25854,6 +25997,18 @@
       </w:r>
     </w:p>
     <w:p>
+      <w:r>
+        <w:rPr>
+          <w:b/>
+          <w:bCs/>
+        </w:rPr>
+        <w:t>NOTA:</w:t>
+      </w:r>
+      <w:r>
+        <w:t xml:space="preserve"> seguire le istruzioni nel read.me</w:t>
+      </w:r>
+    </w:p>
+    <w:p>
       <w:pPr>
         <w:spacing w:after="0"/>
         <w:ind w:left="720" w:firstLine="696"/>
@@ -26017,6 +26172,19 @@
       </w:r>
     </w:p>
     <w:p>
+      <w:r>
+        <w:rPr>
+          <w:b/>
+          <w:bCs/>
+        </w:rPr>
+        <w:t>NOTA:</w:t>
+      </w:r>
+      <w:r>
+        <w:t xml:space="preserve"> seguire le istruzioni nel read.me</w:t>
+      </w:r>
+    </w:p>
+    <w:p/>
+    <w:p>
       <w:pPr>
         <w:spacing w:after="0"/>
         <w:ind w:left="720" w:firstLine="696"/>
@@ -26198,7 +26366,7 @@
       <w:r>
         <w:t xml:space="preserve">. </w:t>
       </w:r>
-      <w:hyperlink r:id="rId32" w:tgtFrame="_blank" w:history="1">
+      <w:hyperlink r:id="rId30" w:tgtFrame="_blank" w:history="1">
         <w:r>
           <w:rPr>
             <w:rStyle w:val="Collegamentoipertestuale"/>
@@ -26981,7 +27149,7 @@
       <w:r>
         <w:t xml:space="preserve"> non lo supporta. </w:t>
       </w:r>
-      <w:hyperlink r:id="rId33" w:tgtFrame="_blank" w:history="1">
+      <w:hyperlink r:id="rId31" w:tgtFrame="_blank" w:history="1">
         <w:r>
           <w:rPr>
             <w:rStyle w:val="Collegamentoipertestuale"/>
@@ -27023,17 +27191,6 @@
       <w:r>
         <w:t xml:space="preserve"> GitHub attuale. </w:t>
       </w:r>
-      <w:hyperlink r:id="rId34" w:tgtFrame="_blank" w:history="1">
-        <w:proofErr w:type="spellStart"/>
-        <w:r>
-          <w:rPr>
-            <w:rStyle w:val="Collegamentoipertestuale"/>
-            <w:lang w:val="en-US"/>
-          </w:rPr>
-          <w:t>github</w:t>
-        </w:r>
-        <w:proofErr w:type="spellEnd"/>
-      </w:hyperlink>
     </w:p>
     <w:p>
       <w:pPr>
@@ -27555,6 +27712,7 @@
     </w:p>
     <w:p>
       <w:pPr>
+        <w:jc w:val="both"/>
         <w:rPr>
           <w:lang w:val="en-US"/>
         </w:rPr>
@@ -27599,15 +27757,6 @@
       <w:r>
         <w:t xml:space="preserve">. </w:t>
       </w:r>
-      <w:hyperlink r:id="rId35" w:tgtFrame="_blank" w:history="1">
-        <w:r>
-          <w:rPr>
-            <w:rStyle w:val="Collegamentoipertestuale"/>
-            <w:lang w:val="en-US"/>
-          </w:rPr>
-          <w:t>NVIDIA</w:t>
-        </w:r>
-      </w:hyperlink>
     </w:p>
     <w:p>
       <w:pPr>
@@ -27807,6 +27956,12 @@
           <w:lang w:val="en-US"/>
         </w:rPr>
       </w:pPr>
+      <w:r>
+        <w:rPr>
+          <w:lang w:val="en-US"/>
+        </w:rPr>
+        <w:t xml:space="preserve">OK </w:t>
+      </w:r>
       <w:proofErr w:type="spellStart"/>
       <w:r>
         <w:rPr>
@@ -27824,6 +27979,7 @@
     </w:p>
     <w:p>
       <w:pPr>
+        <w:jc w:val="both"/>
         <w:rPr>
           <w:lang w:val="en-US"/>
         </w:rPr>
@@ -27910,18 +28066,24 @@
         <w:rPr>
           <w:lang w:val="en-US"/>
         </w:rPr>
-        <w:t xml:space="preserve">. </w:t>
-      </w:r>
-      <w:hyperlink r:id="rId36" w:tgtFrame="_blank" w:history="1">
-        <w:r>
-          <w:rPr>
-            <w:rStyle w:val="Collegamentoipertestuale"/>
-          </w:rPr>
-          <w:t>NVIDIA</w:t>
-        </w:r>
-      </w:hyperlink>
-      <w:r>
-        <w:t xml:space="preserve"> Introdotto in </w:t>
+        <w:t>.</w:t>
+      </w:r>
+      <w:r>
+        <w:rPr>
+          <w:lang w:val="en-US"/>
+        </w:rPr>
+        <w:t xml:space="preserve"> </w:t>
+      </w:r>
+    </w:p>
+    <w:p>
+      <w:pPr>
+        <w:jc w:val="both"/>
+        <w:rPr>
+          <w:lang w:val="en-US"/>
+        </w:rPr>
+      </w:pPr>
+      <w:r>
+        <w:t xml:space="preserve">Introdotto in </w:t>
       </w:r>
       <w:proofErr w:type="spellStart"/>
       <w:r>
@@ -27947,17 +28109,6 @@
       <w:r>
         <w:t xml:space="preserve"> contiene solo il codice di esecuzione (CUDA kernels) senza i pesi, raggiungendo una compressione superiore al 95%. </w:t>
       </w:r>
-      <w:hyperlink r:id="rId37" w:tgtFrame="_blank" w:history="1">
-        <w:proofErr w:type="spellStart"/>
-        <w:r>
-          <w:rPr>
-            <w:rStyle w:val="Collegamentoipertestuale"/>
-            <w:lang w:val="en-US"/>
-          </w:rPr>
-          <w:t>nvidia</w:t>
-        </w:r>
-        <w:proofErr w:type="spellEnd"/>
-      </w:hyperlink>
     </w:p>
     <w:p>
       <w:pPr>
@@ -28412,6 +28563,7 @@
     </w:p>
     <w:p>
       <w:pPr>
+        <w:jc w:val="both"/>
         <w:rPr>
           <w:lang w:val="en-US"/>
         </w:rPr>
@@ -28456,7 +28608,7 @@
       <w:r>
         <w:t xml:space="preserve"> come esempio. </w:t>
       </w:r>
-      <w:hyperlink r:id="rId38" w:tgtFrame="_blank" w:history="1">
+      <w:hyperlink r:id="rId32" w:tgtFrame="_blank" w:history="1">
         <w:proofErr w:type="spellStart"/>
         <w:r>
           <w:rPr>
@@ -28493,7 +28645,7 @@
       <w:r>
         <w:t xml:space="preserve">. </w:t>
       </w:r>
-      <w:hyperlink r:id="rId39" w:tgtFrame="_blank" w:history="1">
+      <w:hyperlink r:id="rId33" w:tgtFrame="_blank" w:history="1">
         <w:r>
           <w:rPr>
             <w:rStyle w:val="Collegamentoipertestuale"/>
@@ -28620,6 +28772,20 @@
       </w:r>
     </w:p>
     <w:p/>
+    <w:p>
+      <w:pPr>
+        <w:pStyle w:val="Titolo7"/>
+        <w:spacing w:line="276" w:lineRule="auto"/>
+      </w:pPr>
+      <w:r>
+        <w:t xml:space="preserve">TODO </w:t>
+      </w:r>
+      <w:proofErr w:type="spellStart"/>
+      <w:r>
+        <w:t>PackNet</w:t>
+      </w:r>
+      <w:proofErr w:type="spellEnd"/>
+    </w:p>
     <w:p/>
     <w:p>
       <w:pPr>
@@ -28678,7 +28844,10 @@
         <w:jc w:val="both"/>
       </w:pPr>
       <w:r>
-        <w:t>VPI è una libreria rivoluzionaria perché permette di scrivere codice una volta e decidere se farlo girare su </w:t>
+        <w:t>VPI è una libreria rivoluzionaria perché permette di scrivere codice una volta e decidere se farlo girare su</w:t>
+      </w:r>
+      <w:r>
+        <w:t xml:space="preserve"> </w:t>
       </w:r>
       <w:r>
         <w:rPr>
@@ -34425,21 +34594,26 @@
         <w:ind w:left="720" w:firstLine="696"/>
         <w:rPr>
           <w:rFonts w:ascii="Abadi ExtraLight" w:hAnsi="Abadi ExtraLight"/>
-          <w:lang w:val="en-US"/>
-        </w:rPr>
-      </w:pPr>
-      <w:r>
-        <w:rPr>
-          <w:rFonts w:ascii="Abadi ExtraLight" w:hAnsi="Abadi ExtraLight"/>
-          <w:lang w:val="en-US"/>
-        </w:rPr>
-        <w:t xml:space="preserve">python -m </w:t>
-      </w:r>
-      <w:proofErr w:type="spellStart"/>
-      <w:r>
-        <w:rPr>
-          <w:rFonts w:ascii="Abadi ExtraLight" w:hAnsi="Abadi ExtraLight"/>
-          <w:lang w:val="en-US"/>
+        </w:rPr>
+      </w:pPr>
+      <w:proofErr w:type="spellStart"/>
+      <w:r>
+        <w:rPr>
+          <w:rFonts w:ascii="Abadi ExtraLight" w:hAnsi="Abadi ExtraLight"/>
+        </w:rPr>
+        <w:t>python</w:t>
+      </w:r>
+      <w:proofErr w:type="spellEnd"/>
+      <w:r>
+        <w:rPr>
+          <w:rFonts w:ascii="Abadi ExtraLight" w:hAnsi="Abadi ExtraLight"/>
+        </w:rPr>
+        <w:t xml:space="preserve"> -m </w:t>
+      </w:r>
+      <w:proofErr w:type="spellStart"/>
+      <w:r>
+        <w:rPr>
+          <w:rFonts w:ascii="Abadi ExtraLight" w:hAnsi="Abadi ExtraLight"/>
         </w:rPr>
         <w:t>venv</w:t>
       </w:r>
@@ -34447,7 +34621,6 @@
       <w:r>
         <w:rPr>
           <w:rFonts w:ascii="Abadi ExtraLight" w:hAnsi="Abadi ExtraLight"/>
-          <w:lang w:val="en-US"/>
         </w:rPr>
         <w:t xml:space="preserve"> &lt;</w:t>
       </w:r>
@@ -34455,7 +34628,6 @@
       <w:r>
         <w:rPr>
           <w:rFonts w:ascii="Abadi ExtraLight" w:hAnsi="Abadi ExtraLight"/>
-          <w:lang w:val="en-US"/>
         </w:rPr>
         <w:t>nome_cartella</w:t>
       </w:r>
@@ -34463,7 +34635,6 @@
       <w:r>
         <w:rPr>
           <w:rFonts w:ascii="Abadi ExtraLight" w:hAnsi="Abadi ExtraLight"/>
-          <w:lang w:val="en-US"/>
         </w:rPr>
         <w:t>&gt;</w:t>
       </w:r>
@@ -34474,7 +34645,6 @@
         <w:ind w:left="720" w:firstLine="696"/>
         <w:rPr>
           <w:rFonts w:ascii="Abadi ExtraLight" w:hAnsi="Abadi ExtraLight"/>
-          <w:lang w:val="en-US"/>
         </w:rPr>
       </w:pPr>
     </w:p>
@@ -34602,7 +34772,7 @@
                     <pic:cNvPicPr/>
                   </pic:nvPicPr>
                   <pic:blipFill rotWithShape="1">
-                    <a:blip r:embed="rId40"/>
+                    <a:blip r:embed="rId34"/>
                     <a:srcRect t="4696" b="4376"/>
                     <a:stretch>
                       <a:fillRect/>
@@ -34678,49 +34848,63 @@
         <w:ind w:left="720" w:firstLine="696"/>
         <w:rPr>
           <w:rFonts w:ascii="Abadi ExtraLight" w:hAnsi="Abadi ExtraLight"/>
-          <w:lang w:val="en-US"/>
-        </w:rPr>
-      </w:pPr>
-      <w:proofErr w:type="spellStart"/>
-      <w:r>
-        <w:rPr>
-          <w:rFonts w:ascii="Abadi ExtraLight" w:hAnsi="Abadi ExtraLight"/>
-          <w:lang w:val="en-US"/>
-        </w:rPr>
-        <w:t>sudo</w:t>
-      </w:r>
-      <w:proofErr w:type="spellEnd"/>
-      <w:r>
-        <w:rPr>
-          <w:rFonts w:ascii="Abadi ExtraLight" w:hAnsi="Abadi ExtraLight"/>
-          <w:lang w:val="en-US"/>
-        </w:rPr>
-        <w:t xml:space="preserve"> apt update &amp;&amp; </w:t>
-      </w:r>
-      <w:proofErr w:type="spellStart"/>
-      <w:r>
-        <w:rPr>
-          <w:rFonts w:ascii="Abadi ExtraLight" w:hAnsi="Abadi ExtraLight"/>
-          <w:lang w:val="en-US"/>
-        </w:rPr>
-        <w:t>sudo</w:t>
-      </w:r>
-      <w:proofErr w:type="spellEnd"/>
-      <w:r>
-        <w:rPr>
-          <w:rFonts w:ascii="Abadi ExtraLight" w:hAnsi="Abadi ExtraLight"/>
-          <w:lang w:val="en-US"/>
-        </w:rPr>
-        <w:t xml:space="preserve"> apt install python3-venv</w:t>
-      </w:r>
-    </w:p>
-    <w:p>
-      <w:pPr>
-        <w:spacing w:after="0"/>
-        <w:rPr>
-          <w:b/>
-          <w:bCs/>
-          <w:lang w:val="en-US"/>
+        </w:rPr>
+      </w:pPr>
+      <w:r>
+        <w:rPr>
+          <w:rFonts w:ascii="Abadi ExtraLight" w:hAnsi="Abadi ExtraLight"/>
+        </w:rPr>
+        <w:t xml:space="preserve">sudo </w:t>
+      </w:r>
+      <w:proofErr w:type="spellStart"/>
+      <w:r>
+        <w:rPr>
+          <w:rFonts w:ascii="Abadi ExtraLight" w:hAnsi="Abadi ExtraLight"/>
+        </w:rPr>
+        <w:t>apt</w:t>
+      </w:r>
+      <w:proofErr w:type="spellEnd"/>
+      <w:r>
+        <w:rPr>
+          <w:rFonts w:ascii="Abadi ExtraLight" w:hAnsi="Abadi ExtraLight"/>
+        </w:rPr>
+        <w:t xml:space="preserve"> update &amp;&amp; sudo </w:t>
+      </w:r>
+      <w:proofErr w:type="spellStart"/>
+      <w:r>
+        <w:rPr>
+          <w:rFonts w:ascii="Abadi ExtraLight" w:hAnsi="Abadi ExtraLight"/>
+        </w:rPr>
+        <w:t>apt</w:t>
+      </w:r>
+      <w:proofErr w:type="spellEnd"/>
+      <w:r>
+        <w:rPr>
+          <w:rFonts w:ascii="Abadi ExtraLight" w:hAnsi="Abadi ExtraLight"/>
+        </w:rPr>
+        <w:t xml:space="preserve"> </w:t>
+      </w:r>
+      <w:proofErr w:type="spellStart"/>
+      <w:r>
+        <w:rPr>
+          <w:rFonts w:ascii="Abadi ExtraLight" w:hAnsi="Abadi ExtraLight"/>
+        </w:rPr>
+        <w:t>install</w:t>
+      </w:r>
+      <w:proofErr w:type="spellEnd"/>
+      <w:r>
+        <w:rPr>
+          <w:rFonts w:ascii="Abadi ExtraLight" w:hAnsi="Abadi ExtraLight"/>
+        </w:rPr>
+        <w:t xml:space="preserve"> python3-venv</w:t>
+      </w:r>
+    </w:p>
+    <w:p>
+      <w:pPr>
+        <w:spacing w:after="0"/>
+        <w:rPr>
+          <w:b/>
+          <w:bCs/>
         </w:rPr>
       </w:pPr>
     </w:p>
@@ -34970,6 +35154,178 @@
         <w:ind w:left="720" w:firstLine="696"/>
         <w:rPr>
           <w:rFonts w:ascii="Abadi ExtraLight" w:hAnsi="Abadi ExtraLight"/>
+        </w:rPr>
+      </w:pPr>
+      <w:r>
+        <w:rPr>
+          <w:rFonts w:ascii="Abadi ExtraLight" w:hAnsi="Abadi ExtraLight"/>
+        </w:rPr>
+        <w:t># Verifica che le librerie GPU siano visibili</w:t>
+      </w:r>
+    </w:p>
+    <w:p>
+      <w:pPr>
+        <w:spacing w:after="0"/>
+        <w:ind w:left="720" w:firstLine="696"/>
+        <w:rPr>
+          <w:rFonts w:ascii="Abadi ExtraLight" w:hAnsi="Abadi ExtraLight"/>
+          <w:lang w:val="en-US"/>
+        </w:rPr>
+      </w:pPr>
+      <w:r>
+        <w:rPr>
+          <w:rFonts w:ascii="Abadi ExtraLight" w:hAnsi="Abadi ExtraLight"/>
+          <w:lang w:val="en-US"/>
+        </w:rPr>
+        <w:t xml:space="preserve">python -c "import cv2; </w:t>
+      </w:r>
+      <w:proofErr w:type="gramStart"/>
+      <w:r>
+        <w:rPr>
+          <w:rFonts w:ascii="Abadi ExtraLight" w:hAnsi="Abadi ExtraLight"/>
+          <w:lang w:val="en-US"/>
+        </w:rPr>
+        <w:t>print(</w:t>
+      </w:r>
+      <w:proofErr w:type="gramEnd"/>
+      <w:r>
+        <w:rPr>
+          <w:rFonts w:ascii="Abadi ExtraLight" w:hAnsi="Abadi ExtraLight"/>
+          <w:lang w:val="en-US"/>
+        </w:rPr>
+        <w:t>cv2.getBuildInformation())"</w:t>
+      </w:r>
+    </w:p>
+    <w:p>
+      <w:pPr>
+        <w:spacing w:after="0"/>
+        <w:ind w:left="720" w:firstLine="696"/>
+        <w:rPr>
+          <w:rFonts w:ascii="Abadi ExtraLight" w:hAnsi="Abadi ExtraLight"/>
+          <w:lang w:val="en-US"/>
+        </w:rPr>
+      </w:pPr>
+      <w:r>
+        <w:rPr>
+          <w:rFonts w:ascii="Abadi ExtraLight" w:hAnsi="Abadi ExtraLight"/>
+          <w:lang w:val="en-US"/>
+        </w:rPr>
+        <w:t xml:space="preserve">python -c "import </w:t>
+      </w:r>
+      <w:proofErr w:type="spellStart"/>
+      <w:r>
+        <w:rPr>
+          <w:rFonts w:ascii="Abadi ExtraLight" w:hAnsi="Abadi ExtraLight"/>
+          <w:lang w:val="en-US"/>
+        </w:rPr>
+        <w:t>tensorrt</w:t>
+      </w:r>
+      <w:proofErr w:type="spellEnd"/>
+      <w:r>
+        <w:rPr>
+          <w:rFonts w:ascii="Abadi ExtraLight" w:hAnsi="Abadi ExtraLight"/>
+          <w:lang w:val="en-US"/>
+        </w:rPr>
+        <w:t>; print(</w:t>
+      </w:r>
+      <w:proofErr w:type="spellStart"/>
+      <w:proofErr w:type="gramStart"/>
+      <w:r>
+        <w:rPr>
+          <w:rFonts w:ascii="Abadi ExtraLight" w:hAnsi="Abadi ExtraLight"/>
+          <w:lang w:val="en-US"/>
+        </w:rPr>
+        <w:t>tensorrt</w:t>
+      </w:r>
+      <w:proofErr w:type="spellEnd"/>
+      <w:r>
+        <w:rPr>
+          <w:rFonts w:ascii="Abadi ExtraLight" w:hAnsi="Abadi ExtraLight"/>
+          <w:lang w:val="en-US"/>
+        </w:rPr>
+        <w:t>._</w:t>
+      </w:r>
+      <w:proofErr w:type="gramEnd"/>
+      <w:r>
+        <w:rPr>
+          <w:rFonts w:ascii="Abadi ExtraLight" w:hAnsi="Abadi ExtraLight"/>
+          <w:lang w:val="en-US"/>
+        </w:rPr>
+        <w:t>_version__)"</w:t>
+      </w:r>
+    </w:p>
+    <w:p>
+      <w:pPr>
+        <w:spacing w:after="0"/>
+        <w:ind w:left="720" w:firstLine="696"/>
+        <w:rPr>
+          <w:rFonts w:ascii="Abadi ExtraLight" w:hAnsi="Abadi ExtraLight"/>
+          <w:lang w:val="en-US"/>
+        </w:rPr>
+      </w:pPr>
+    </w:p>
+    <w:p>
+      <w:pPr>
+        <w:spacing w:after="0"/>
+        <w:ind w:left="720" w:firstLine="696"/>
+        <w:rPr>
+          <w:rFonts w:ascii="Abadi ExtraLight" w:hAnsi="Abadi ExtraLight"/>
+        </w:rPr>
+      </w:pPr>
+      <w:r>
+        <w:rPr>
+          <w:rFonts w:ascii="Abadi ExtraLight" w:hAnsi="Abadi ExtraLight"/>
+        </w:rPr>
+        <w:t xml:space="preserve"># Installa solo i </w:t>
+      </w:r>
+      <w:proofErr w:type="spellStart"/>
+      <w:r>
+        <w:rPr>
+          <w:rFonts w:ascii="Abadi ExtraLight" w:hAnsi="Abadi ExtraLight"/>
+        </w:rPr>
+        <w:t>requirements</w:t>
+      </w:r>
+      <w:proofErr w:type="spellEnd"/>
+      <w:r>
+        <w:rPr>
+          <w:rFonts w:ascii="Abadi ExtraLight" w:hAnsi="Abadi ExtraLight"/>
+        </w:rPr>
+        <w:t xml:space="preserve"> aggiuntivi del sample</w:t>
+      </w:r>
+    </w:p>
+    <w:p>
+      <w:pPr>
+        <w:spacing w:after="0"/>
+        <w:ind w:left="720" w:firstLine="696"/>
+        <w:rPr>
+          <w:rFonts w:ascii="Abadi ExtraLight" w:hAnsi="Abadi ExtraLight"/>
+          <w:lang w:val="en-US"/>
+        </w:rPr>
+      </w:pPr>
+      <w:r>
+        <w:rPr>
+          <w:rFonts w:ascii="Abadi ExtraLight" w:hAnsi="Abadi ExtraLight"/>
+          <w:lang w:val="en-US"/>
+        </w:rPr>
+        <w:t>pip install -r requirements.txt</w:t>
+      </w:r>
+    </w:p>
+    <w:p>
+      <w:pPr>
+        <w:spacing w:after="0"/>
+        <w:ind w:left="720" w:firstLine="696"/>
+        <w:rPr>
+          <w:rFonts w:ascii="Abadi ExtraLight" w:hAnsi="Abadi ExtraLight"/>
+          <w:lang w:val="en-US"/>
+        </w:rPr>
+      </w:pPr>
+    </w:p>
+    <w:p>
+      <w:pPr>
+        <w:spacing w:after="0"/>
+        <w:ind w:left="720" w:firstLine="696"/>
+        <w:rPr>
+          <w:rFonts w:ascii="Abadi ExtraLight" w:hAnsi="Abadi ExtraLight"/>
           <w:lang w:val="en-US"/>
         </w:rPr>
       </w:pPr>
@@ -34986,216 +35342,6 @@
           <w:rFonts w:ascii="Abadi ExtraLight" w:hAnsi="Abadi ExtraLight"/>
           <w:lang w:val="en-US"/>
         </w:rPr>
-        <w:t>Verifica</w:t>
-      </w:r>
-      <w:proofErr w:type="spellEnd"/>
-      <w:r>
-        <w:rPr>
-          <w:rFonts w:ascii="Abadi ExtraLight" w:hAnsi="Abadi ExtraLight"/>
-          <w:lang w:val="en-US"/>
-        </w:rPr>
-        <w:t xml:space="preserve"> </w:t>
-      </w:r>
-      <w:proofErr w:type="spellStart"/>
-      <w:r>
-        <w:rPr>
-          <w:rFonts w:ascii="Abadi ExtraLight" w:hAnsi="Abadi ExtraLight"/>
-          <w:lang w:val="en-US"/>
-        </w:rPr>
-        <w:t>che</w:t>
-      </w:r>
-      <w:proofErr w:type="spellEnd"/>
-      <w:r>
-        <w:rPr>
-          <w:rFonts w:ascii="Abadi ExtraLight" w:hAnsi="Abadi ExtraLight"/>
-          <w:lang w:val="en-US"/>
-        </w:rPr>
-        <w:t xml:space="preserve"> le librerie GPU siano visibili</w:t>
-      </w:r>
-    </w:p>
-    <w:p>
-      <w:pPr>
-        <w:spacing w:after="0"/>
-        <w:ind w:left="720" w:firstLine="696"/>
-        <w:rPr>
-          <w:rFonts w:ascii="Abadi ExtraLight" w:hAnsi="Abadi ExtraLight"/>
-          <w:lang w:val="en-US"/>
-        </w:rPr>
-      </w:pPr>
-      <w:r>
-        <w:rPr>
-          <w:rFonts w:ascii="Abadi ExtraLight" w:hAnsi="Abadi ExtraLight"/>
-          <w:lang w:val="en-US"/>
-        </w:rPr>
-        <w:t xml:space="preserve">python -c "import cv2; </w:t>
-      </w:r>
-      <w:proofErr w:type="gramStart"/>
-      <w:r>
-        <w:rPr>
-          <w:rFonts w:ascii="Abadi ExtraLight" w:hAnsi="Abadi ExtraLight"/>
-          <w:lang w:val="en-US"/>
-        </w:rPr>
-        <w:t>print(</w:t>
-      </w:r>
-      <w:proofErr w:type="gramEnd"/>
-      <w:r>
-        <w:rPr>
-          <w:rFonts w:ascii="Abadi ExtraLight" w:hAnsi="Abadi ExtraLight"/>
-          <w:lang w:val="en-US"/>
-        </w:rPr>
-        <w:t>cv2.getBuildInformation())"</w:t>
-      </w:r>
-    </w:p>
-    <w:p>
-      <w:pPr>
-        <w:spacing w:after="0"/>
-        <w:ind w:left="720" w:firstLine="696"/>
-        <w:rPr>
-          <w:rFonts w:ascii="Abadi ExtraLight" w:hAnsi="Abadi ExtraLight"/>
-          <w:lang w:val="en-US"/>
-        </w:rPr>
-      </w:pPr>
-      <w:r>
-        <w:rPr>
-          <w:rFonts w:ascii="Abadi ExtraLight" w:hAnsi="Abadi ExtraLight"/>
-          <w:lang w:val="en-US"/>
-        </w:rPr>
-        <w:t xml:space="preserve">python -c "import </w:t>
-      </w:r>
-      <w:proofErr w:type="spellStart"/>
-      <w:r>
-        <w:rPr>
-          <w:rFonts w:ascii="Abadi ExtraLight" w:hAnsi="Abadi ExtraLight"/>
-          <w:lang w:val="en-US"/>
-        </w:rPr>
-        <w:t>tensorrt</w:t>
-      </w:r>
-      <w:proofErr w:type="spellEnd"/>
-      <w:r>
-        <w:rPr>
-          <w:rFonts w:ascii="Abadi ExtraLight" w:hAnsi="Abadi ExtraLight"/>
-          <w:lang w:val="en-US"/>
-        </w:rPr>
-        <w:t>; print(</w:t>
-      </w:r>
-      <w:proofErr w:type="spellStart"/>
-      <w:proofErr w:type="gramStart"/>
-      <w:r>
-        <w:rPr>
-          <w:rFonts w:ascii="Abadi ExtraLight" w:hAnsi="Abadi ExtraLight"/>
-          <w:lang w:val="en-US"/>
-        </w:rPr>
-        <w:t>tensorrt</w:t>
-      </w:r>
-      <w:proofErr w:type="spellEnd"/>
-      <w:r>
-        <w:rPr>
-          <w:rFonts w:ascii="Abadi ExtraLight" w:hAnsi="Abadi ExtraLight"/>
-          <w:lang w:val="en-US"/>
-        </w:rPr>
-        <w:t>._</w:t>
-      </w:r>
-      <w:proofErr w:type="gramEnd"/>
-      <w:r>
-        <w:rPr>
-          <w:rFonts w:ascii="Abadi ExtraLight" w:hAnsi="Abadi ExtraLight"/>
-          <w:lang w:val="en-US"/>
-        </w:rPr>
-        <w:t>_version__)"</w:t>
-      </w:r>
-    </w:p>
-    <w:p>
-      <w:pPr>
-        <w:spacing w:after="0"/>
-        <w:ind w:left="720" w:firstLine="696"/>
-        <w:rPr>
-          <w:rFonts w:ascii="Abadi ExtraLight" w:hAnsi="Abadi ExtraLight"/>
-          <w:lang w:val="en-US"/>
-        </w:rPr>
-      </w:pPr>
-    </w:p>
-    <w:p>
-      <w:pPr>
-        <w:spacing w:after="0"/>
-        <w:ind w:left="720" w:firstLine="696"/>
-        <w:rPr>
-          <w:rFonts w:ascii="Abadi ExtraLight" w:hAnsi="Abadi ExtraLight"/>
-          <w:lang w:val="en-US"/>
-        </w:rPr>
-      </w:pPr>
-      <w:r>
-        <w:rPr>
-          <w:rFonts w:ascii="Abadi ExtraLight" w:hAnsi="Abadi ExtraLight"/>
-          <w:lang w:val="en-US"/>
-        </w:rPr>
-        <w:t xml:space="preserve"># Installa solo i </w:t>
-      </w:r>
-      <w:proofErr w:type="spellStart"/>
-      <w:r>
-        <w:rPr>
-          <w:rFonts w:ascii="Abadi ExtraLight" w:hAnsi="Abadi ExtraLight"/>
-          <w:lang w:val="en-US"/>
-        </w:rPr>
-        <w:t>requirements</w:t>
-      </w:r>
-      <w:proofErr w:type="spellEnd"/>
-      <w:r>
-        <w:rPr>
-          <w:rFonts w:ascii="Abadi ExtraLight" w:hAnsi="Abadi ExtraLight"/>
-          <w:lang w:val="en-US"/>
-        </w:rPr>
-        <w:t xml:space="preserve"> aggiuntivi del sample</w:t>
-      </w:r>
-    </w:p>
-    <w:p>
-      <w:pPr>
-        <w:spacing w:after="0"/>
-        <w:ind w:left="720" w:firstLine="696"/>
-        <w:rPr>
-          <w:rFonts w:ascii="Abadi ExtraLight" w:hAnsi="Abadi ExtraLight"/>
-          <w:lang w:val="en-US"/>
-        </w:rPr>
-      </w:pPr>
-      <w:r>
-        <w:rPr>
-          <w:rFonts w:ascii="Abadi ExtraLight" w:hAnsi="Abadi ExtraLight"/>
-          <w:lang w:val="en-US"/>
-        </w:rPr>
-        <w:t>pip install -r requirements.txt</w:t>
-      </w:r>
-    </w:p>
-    <w:p>
-      <w:pPr>
-        <w:spacing w:after="0"/>
-        <w:ind w:left="720" w:firstLine="696"/>
-        <w:rPr>
-          <w:rFonts w:ascii="Abadi ExtraLight" w:hAnsi="Abadi ExtraLight"/>
-          <w:lang w:val="en-US"/>
-        </w:rPr>
-      </w:pPr>
-    </w:p>
-    <w:p>
-      <w:pPr>
-        <w:spacing w:after="0"/>
-        <w:ind w:left="720" w:firstLine="696"/>
-        <w:rPr>
-          <w:rFonts w:ascii="Abadi ExtraLight" w:hAnsi="Abadi ExtraLight"/>
-          <w:lang w:val="en-US"/>
-        </w:rPr>
-      </w:pPr>
-      <w:r>
-        <w:rPr>
-          <w:rFonts w:ascii="Abadi ExtraLight" w:hAnsi="Abadi ExtraLight"/>
-          <w:lang w:val="en-US"/>
-        </w:rPr>
-        <w:t xml:space="preserve"># </w:t>
-      </w:r>
-      <w:proofErr w:type="spellStart"/>
-      <w:r>
-        <w:rPr>
-          <w:rFonts w:ascii="Abadi ExtraLight" w:hAnsi="Abadi ExtraLight"/>
-          <w:lang w:val="en-US"/>
-        </w:rPr>
         <w:t>Esci</w:t>
       </w:r>
       <w:proofErr w:type="spellEnd"/>
@@ -35206,31 +35352,18 @@
         <w:ind w:left="720" w:firstLine="696"/>
         <w:rPr>
           <w:rFonts w:ascii="Abadi ExtraLight" w:hAnsi="Abadi ExtraLight"/>
-          <w:lang w:val="en-US"/>
-        </w:rPr>
-      </w:pPr>
-      <w:r>
-        <w:rPr>
-          <w:rFonts w:ascii="Abadi ExtraLight" w:hAnsi="Abadi ExtraLight"/>
-          <w:lang w:val="en-US"/>
-        </w:rPr>
-        <w:t>D</w:t>
-      </w:r>
-      <w:r>
-        <w:rPr>
-          <w:rFonts w:ascii="Abadi ExtraLight" w:hAnsi="Abadi ExtraLight"/>
-          <w:lang w:val="en-US"/>
-        </w:rPr>
-        <w:t>eactivate</w:t>
-      </w:r>
-    </w:p>
-    <w:p>
-      <w:pPr>
-        <w:rPr>
-          <w:lang w:val="en-US"/>
-        </w:rPr>
-      </w:pPr>
-    </w:p>
+        </w:rPr>
+      </w:pPr>
+      <w:proofErr w:type="spellStart"/>
+      <w:r>
+        <w:rPr>
+          <w:rFonts w:ascii="Abadi ExtraLight" w:hAnsi="Abadi ExtraLight"/>
+        </w:rPr>
+        <w:t>Deactivate</w:t>
+      </w:r>
+      <w:proofErr w:type="spellEnd"/>
+    </w:p>
+    <w:p/>
     <w:p>
       <w:pPr>
         <w:rPr>
@@ -35288,7 +35421,7 @@
                     <pic:cNvPicPr/>
                   </pic:nvPicPr>
                   <pic:blipFill>
-                    <a:blip r:embed="rId41"/>
+                    <a:blip r:embed="rId35"/>
                     <a:stretch>
                       <a:fillRect/>
                     </a:stretch>
@@ -35354,13 +35487,11 @@
         <w:ind w:left="720" w:firstLine="696"/>
         <w:rPr>
           <w:rFonts w:ascii="Abadi ExtraLight" w:hAnsi="Abadi ExtraLight"/>
-          <w:lang w:val="en-US"/>
-        </w:rPr>
-      </w:pPr>
-      <w:r>
-        <w:rPr>
-          <w:rFonts w:ascii="Abadi ExtraLight" w:hAnsi="Abadi ExtraLight"/>
-          <w:lang w:val="en-US"/>
+        </w:rPr>
+      </w:pPr>
+      <w:r>
+        <w:rPr>
+          <w:rFonts w:ascii="Abadi ExtraLight" w:hAnsi="Abadi ExtraLight"/>
         </w:rPr>
         <w:lastRenderedPageBreak/>
         <w:t># Vedi cosa viene ereditato dal sistema</w:t>
@@ -35372,14 +35503,12 @@
         <w:ind w:left="720" w:firstLine="696"/>
         <w:rPr>
           <w:rFonts w:ascii="Abadi ExtraLight" w:hAnsi="Abadi ExtraLight"/>
-          <w:lang w:val="en-US"/>
-        </w:rPr>
-      </w:pPr>
-      <w:proofErr w:type="spellStart"/>
-      <w:r>
-        <w:rPr>
-          <w:rFonts w:ascii="Abadi ExtraLight" w:hAnsi="Abadi ExtraLight"/>
-          <w:lang w:val="en-US"/>
+        </w:rPr>
+      </w:pPr>
+      <w:proofErr w:type="spellStart"/>
+      <w:r>
+        <w:rPr>
+          <w:rFonts w:ascii="Abadi ExtraLight" w:hAnsi="Abadi ExtraLight"/>
         </w:rPr>
         <w:t>pip</w:t>
       </w:r>
@@ -35387,7 +35516,6 @@
       <w:r>
         <w:rPr>
           <w:rFonts w:ascii="Abadi ExtraLight" w:hAnsi="Abadi ExtraLight"/>
-          <w:lang w:val="en-US"/>
         </w:rPr>
         <w:t xml:space="preserve"> list --</w:t>
       </w:r>
@@ -35395,7 +35523,6 @@
       <w:r>
         <w:rPr>
           <w:rFonts w:ascii="Abadi ExtraLight" w:hAnsi="Abadi ExtraLight"/>
-          <w:lang w:val="en-US"/>
         </w:rPr>
         <w:t>local</w:t>
       </w:r>
@@ -35403,7 +35530,6 @@
       <w:r>
         <w:rPr>
           <w:rFonts w:ascii="Abadi ExtraLight" w:hAnsi="Abadi ExtraLight"/>
-          <w:lang w:val="en-US"/>
         </w:rPr>
         <w:t xml:space="preserve">          # solo pacchetti installati nel </w:t>
       </w:r>
@@ -35411,7 +35537,6 @@
       <w:r>
         <w:rPr>
           <w:rFonts w:ascii="Abadi ExtraLight" w:hAnsi="Abadi ExtraLight"/>
-          <w:lang w:val="en-US"/>
         </w:rPr>
         <w:t>venv</w:t>
       </w:r>
@@ -35423,14 +35548,12 @@
         <w:ind w:left="720" w:firstLine="696"/>
         <w:rPr>
           <w:rFonts w:ascii="Abadi ExtraLight" w:hAnsi="Abadi ExtraLight"/>
-          <w:lang w:val="en-US"/>
-        </w:rPr>
-      </w:pPr>
-      <w:proofErr w:type="spellStart"/>
-      <w:r>
-        <w:rPr>
-          <w:rFonts w:ascii="Abadi ExtraLight" w:hAnsi="Abadi ExtraLight"/>
-          <w:lang w:val="en-US"/>
+        </w:rPr>
+      </w:pPr>
+      <w:proofErr w:type="spellStart"/>
+      <w:r>
+        <w:rPr>
+          <w:rFonts w:ascii="Abadi ExtraLight" w:hAnsi="Abadi ExtraLight"/>
         </w:rPr>
         <w:t>pip</w:t>
       </w:r>
@@ -35438,7 +35561,6 @@
       <w:r>
         <w:rPr>
           <w:rFonts w:ascii="Abadi ExtraLight" w:hAnsi="Abadi ExtraLight"/>
-          <w:lang w:val="en-US"/>
         </w:rPr>
         <w:t xml:space="preserve"> list                  # tutto (sistema + </w:t>
       </w:r>
@@ -35446,7 +35568,6 @@
       <w:r>
         <w:rPr>
           <w:rFonts w:ascii="Abadi ExtraLight" w:hAnsi="Abadi ExtraLight"/>
-          <w:lang w:val="en-US"/>
         </w:rPr>
         <w:t>venv</w:t>
       </w:r>
@@ -35454,7 +35575,6 @@
       <w:r>
         <w:rPr>
           <w:rFonts w:ascii="Abadi ExtraLight" w:hAnsi="Abadi ExtraLight"/>
-          <w:lang w:val="en-US"/>
         </w:rPr>
         <w:t>)</w:t>
       </w:r>
@@ -35465,23 +35585,20 @@
         <w:ind w:left="720" w:firstLine="696"/>
         <w:rPr>
           <w:rFonts w:ascii="Abadi ExtraLight" w:hAnsi="Abadi ExtraLight"/>
-          <w:lang w:val="en-US"/>
-        </w:rPr>
-      </w:pPr>
-    </w:p>
-    <w:p>
-      <w:pPr>
-        <w:spacing w:after="0"/>
-        <w:ind w:left="720" w:firstLine="696"/>
-        <w:rPr>
-          <w:rFonts w:ascii="Abadi ExtraLight" w:hAnsi="Abadi ExtraLight"/>
-          <w:lang w:val="en-US"/>
-        </w:rPr>
-      </w:pPr>
-      <w:r>
-        <w:rPr>
-          <w:rFonts w:ascii="Abadi ExtraLight" w:hAnsi="Abadi ExtraLight"/>
-          <w:lang w:val="en-US"/>
+        </w:rPr>
+      </w:pPr>
+    </w:p>
+    <w:p>
+      <w:pPr>
+        <w:spacing w:after="0"/>
+        <w:ind w:left="720" w:firstLine="696"/>
+        <w:rPr>
+          <w:rFonts w:ascii="Abadi ExtraLight" w:hAnsi="Abadi ExtraLight"/>
+        </w:rPr>
+      </w:pPr>
+      <w:r>
+        <w:rPr>
+          <w:rFonts w:ascii="Abadi ExtraLight" w:hAnsi="Abadi ExtraLight"/>
         </w:rPr>
         <w:t xml:space="preserve"># Se c'è conflitto, forza la versione nel </w:t>
       </w:r>
@@ -35489,7 +35606,6 @@
       <w:r>
         <w:rPr>
           <w:rFonts w:ascii="Abadi ExtraLight" w:hAnsi="Abadi ExtraLight"/>
-          <w:lang w:val="en-US"/>
         </w:rPr>
         <w:t>venv</w:t>
       </w:r>
@@ -35641,7 +35757,7 @@
                     <pic:cNvPicPr/>
                   </pic:nvPicPr>
                   <pic:blipFill>
-                    <a:blip r:embed="rId42"/>
+                    <a:blip r:embed="rId36"/>
                     <a:stretch>
                       <a:fillRect/>
                     </a:stretch>
@@ -39962,32 +40078,193 @@
     <w:p/>
     <w:p>
       <w:pPr>
+        <w:pStyle w:val="Titolo2"/>
+        <w:rPr>
+          <w:lang w:val="en-US"/>
+        </w:rPr>
+      </w:pPr>
+      <w:r>
+        <w:rPr>
+          <w:lang w:val="en-US"/>
+        </w:rPr>
+        <w:t xml:space="preserve">TODO </w:t>
+      </w:r>
+    </w:p>
+    <w:p>
+      <w:pPr>
+        <w:pStyle w:val="Paragrafoelenco"/>
+        <w:numPr>
+          <w:ilvl w:val="0"/>
+          <w:numId w:val="43"/>
+        </w:numPr>
+        <w:rPr>
+          <w:lang w:val="en-US"/>
+        </w:rPr>
+      </w:pPr>
+      <w:r>
+        <w:rPr>
+          <w:lang w:val="en-US"/>
+        </w:rPr>
+        <w:t>Samples Argus</w:t>
+      </w:r>
+    </w:p>
+    <w:p>
+      <w:pPr>
+        <w:pStyle w:val="Paragrafoelenco"/>
+        <w:numPr>
+          <w:ilvl w:val="0"/>
+          <w:numId w:val="43"/>
+        </w:numPr>
+      </w:pPr>
+      <w:r>
+        <w:t xml:space="preserve">Yolo26 su </w:t>
+      </w:r>
+      <w:proofErr w:type="spellStart"/>
+      <w:r>
+        <w:t>docker</w:t>
+      </w:r>
+      <w:proofErr w:type="spellEnd"/>
+    </w:p>
+    <w:p>
+      <w:pPr>
+        <w:spacing w:after="0"/>
+      </w:pPr>
+    </w:p>
+    <w:p>
+      <w:pPr>
+        <w:pStyle w:val="Paragrafoelenco"/>
+        <w:numPr>
+          <w:ilvl w:val="0"/>
+          <w:numId w:val="43"/>
+        </w:numPr>
+      </w:pPr>
+      <w:r>
+        <w:t>Installazione Spyder / Jupiter</w:t>
+      </w:r>
+    </w:p>
+    <w:p>
+      <w:pPr>
         <w:pStyle w:val="Titolo4"/>
-      </w:pPr>
-      <w:r>
-        <w:t>Altre TODO</w:t>
-      </w:r>
-    </w:p>
-    <w:p>
-      <w:pPr>
-        <w:spacing w:after="0"/>
-        <w:rPr>
-          <w:b/>
-          <w:bCs/>
-          <w:lang w:val="en-US"/>
-        </w:rPr>
-      </w:pPr>
-    </w:p>
-    <w:p>
-      <w:pPr>
-        <w:spacing w:after="0"/>
-        <w:rPr>
-          <w:b/>
-          <w:bCs/>
-          <w:lang w:val="en-US"/>
-        </w:rPr>
-      </w:pPr>
-      <w:hyperlink r:id="rId43" w:history="1">
+        <w:rPr>
+          <w:lang w:val="en-US"/>
+        </w:rPr>
+      </w:pPr>
+      <w:proofErr w:type="spellStart"/>
+      <w:r>
+        <w:rPr>
+          <w:lang w:val="en-US"/>
+        </w:rPr>
+        <w:t>Altre</w:t>
+      </w:r>
+      <w:proofErr w:type="spellEnd"/>
+      <w:r>
+        <w:rPr>
+          <w:lang w:val="en-US"/>
+        </w:rPr>
+        <w:t xml:space="preserve"> TODO</w:t>
+      </w:r>
+    </w:p>
+    <w:p>
+      <w:pPr>
+        <w:spacing w:after="0"/>
+        <w:rPr>
+          <w:b/>
+          <w:bCs/>
+          <w:lang w:val="en-US"/>
+        </w:rPr>
+      </w:pPr>
+      <w:proofErr w:type="spellStart"/>
+      <w:r>
+        <w:rPr>
+          <w:b/>
+          <w:bCs/>
+          <w:lang w:val="en-US"/>
+        </w:rPr>
+        <w:t>FoundationStereo</w:t>
+      </w:r>
+      <w:proofErr w:type="spellEnd"/>
+      <w:r>
+        <w:rPr>
+          <w:b/>
+          <w:bCs/>
+          <w:lang w:val="en-US"/>
+        </w:rPr>
+        <w:t>: Zero-Shot Stereo Matching</w:t>
+      </w:r>
+    </w:p>
+    <w:p>
+      <w:pPr>
+        <w:spacing w:after="0"/>
+        <w:rPr>
+          <w:lang w:val="en-US"/>
+        </w:rPr>
+      </w:pPr>
+      <w:hyperlink r:id="rId37" w:history="1">
+        <w:r>
+          <w:rPr>
+            <w:rStyle w:val="Collegamentoipertestuale"/>
+            <w:lang w:val="en-US"/>
+          </w:rPr>
+          <w:t>H</w:t>
+        </w:r>
+        <w:r>
+          <w:rPr>
+            <w:rStyle w:val="Collegamentoipertestuale"/>
+            <w:lang w:val="en-US"/>
+          </w:rPr>
+          <w:t>ttps://github.com/NVlabs/FoundationStereo/tree/master</w:t>
+        </w:r>
+      </w:hyperlink>
+      <w:r>
+        <w:rPr>
+          <w:lang w:val="en-US"/>
+        </w:rPr>
+        <w:t xml:space="preserve"> </w:t>
+      </w:r>
+    </w:p>
+    <w:p>
+      <w:pPr>
+        <w:spacing w:after="0"/>
+        <w:rPr>
+          <w:lang w:val="en-US"/>
+        </w:rPr>
+      </w:pPr>
+      <w:hyperlink r:id="rId38" w:history="1">
+        <w:r>
+          <w:rPr>
+            <w:rStyle w:val="Collegamentoipertestuale"/>
+            <w:lang w:val="en-US"/>
+          </w:rPr>
+          <w:t>https://www.youtube.com/watch?v=es87f9pQpTo</w:t>
+        </w:r>
+      </w:hyperlink>
+      <w:r>
+        <w:rPr>
+          <w:lang w:val="en-US"/>
+        </w:rPr>
+        <w:t xml:space="preserve"> </w:t>
+      </w:r>
+    </w:p>
+    <w:p>
+      <w:pPr>
+        <w:spacing w:after="0"/>
+        <w:rPr>
+          <w:b/>
+          <w:bCs/>
+          <w:lang w:val="en-US"/>
+        </w:rPr>
+      </w:pPr>
+    </w:p>
+    <w:p>
+      <w:pPr>
+        <w:spacing w:after="0"/>
+        <w:rPr>
+          <w:b/>
+          <w:bCs/>
+          <w:lang w:val="en-US"/>
+        </w:rPr>
+      </w:pPr>
+      <w:hyperlink r:id="rId39" w:history="1">
         <w:r>
           <w:rPr>
             <w:b/>
@@ -40006,7 +40283,7 @@
           <w:lang w:val="en-US"/>
         </w:rPr>
       </w:pPr>
-      <w:hyperlink r:id="rId44" w:history="1">
+      <w:hyperlink r:id="rId40" w:history="1">
         <w:r>
           <w:rPr>
             <w:rStyle w:val="Collegamentoipertestuale"/>
@@ -40060,7 +40337,7 @@
           <w:lang w:val="en-US"/>
         </w:rPr>
       </w:pPr>
-      <w:hyperlink r:id="rId45" w:history="1">
+      <w:hyperlink r:id="rId41" w:history="1">
         <w:r>
           <w:rPr>
             <w:rStyle w:val="Collegamentoipertestuale"/>
@@ -40105,7 +40382,7 @@
           <w:lang w:val="en-US"/>
         </w:rPr>
       </w:pPr>
-      <w:hyperlink r:id="rId46" w:history="1">
+      <w:hyperlink r:id="rId42" w:history="1">
         <w:r>
           <w:rPr>
             <w:rStyle w:val="Collegamentoipertestuale"/>
@@ -40148,7 +40425,7 @@
           <w:lang w:val="en-US"/>
         </w:rPr>
       </w:pPr>
-      <w:hyperlink r:id="rId47" w:history="1">
+      <w:hyperlink r:id="rId43" w:history="1">
         <w:r>
           <w:rPr>
             <w:rStyle w:val="Collegamentoipertestuale"/>
@@ -40205,7 +40482,7 @@
           <w:lang w:val="en-US"/>
         </w:rPr>
       </w:pPr>
-      <w:hyperlink r:id="rId48" w:history="1">
+      <w:hyperlink r:id="rId44" w:history="1">
         <w:r>
           <w:rPr>
             <w:rStyle w:val="Collegamentoipertestuale"/>
@@ -40262,7 +40539,7 @@
           <w:lang w:val="en-US"/>
         </w:rPr>
       </w:pPr>
-      <w:hyperlink r:id="rId49" w:history="1">
+      <w:hyperlink r:id="rId45" w:history="1">
         <w:r>
           <w:rPr>
             <w:rStyle w:val="Collegamentoipertestuale"/>
@@ -40300,6 +40577,7 @@
           <w:bCs/>
           <w:lang w:val="en-US"/>
         </w:rPr>
+        <w:lastRenderedPageBreak/>
         <w:t>People Flow Analysis</w:t>
       </w:r>
     </w:p>
@@ -40309,7 +40587,7 @@
           <w:lang w:val="en-US"/>
         </w:rPr>
       </w:pPr>
-      <w:hyperlink r:id="rId50" w:history="1">
+      <w:hyperlink r:id="rId46" w:history="1">
         <w:r>
           <w:rPr>
             <w:rStyle w:val="Collegamentoipertestuale"/>
@@ -40356,7 +40634,7 @@
           <w:lang w:val="en-US"/>
         </w:rPr>
       </w:pPr>
-      <w:hyperlink r:id="rId51" w:history="1">
+      <w:hyperlink r:id="rId47" w:history="1">
         <w:r>
           <w:rPr>
             <w:rStyle w:val="Collegamentoipertestuale"/>
@@ -40382,13 +40660,6 @@
     <w:p>
       <w:pPr>
         <w:rPr>
-          <w:lang w:val="en-US"/>
-        </w:rPr>
-      </w:pPr>
-    </w:p>
-    <w:p>
-      <w:pPr>
-        <w:rPr>
           <w:b/>
           <w:bCs/>
           <w:lang w:val="en-US"/>
@@ -40427,7 +40698,7 @@
           <w:lang w:val="en-US"/>
         </w:rPr>
       </w:pPr>
-      <w:hyperlink r:id="rId52" w:history="1">
+      <w:hyperlink r:id="rId48" w:history="1">
         <w:r>
           <w:rPr>
             <w:rStyle w:val="Collegamentoipertestuale"/>
@@ -40452,136 +40723,16 @@
     </w:p>
     <w:p>
       <w:pPr>
+        <w:rPr>
+          <w:lang w:val="en-US"/>
+        </w:rPr>
+      </w:pPr>
+    </w:p>
+    <w:p>
+      <w:pPr>
         <w:pStyle w:val="Titolo2"/>
       </w:pPr>
       <w:r>
-        <w:t xml:space="preserve">TODO </w:t>
-      </w:r>
-    </w:p>
-    <w:p>
-      <w:pPr>
-        <w:rPr>
-          <w:lang w:val="en-US"/>
-        </w:rPr>
-      </w:pPr>
-      <w:r>
-        <w:rPr>
-          <w:lang w:val="en-US"/>
-        </w:rPr>
-        <w:t>Samples A</w:t>
-      </w:r>
-      <w:r>
-        <w:rPr>
-          <w:lang w:val="en-US"/>
-        </w:rPr>
-        <w:t>rgus</w:t>
-      </w:r>
-    </w:p>
-    <w:p>
-      <w:pPr>
-        <w:rPr>
-          <w:lang w:val="en-US"/>
-        </w:rPr>
-      </w:pPr>
-      <w:proofErr w:type="spellStart"/>
-      <w:r>
-        <w:rPr>
-          <w:lang w:val="en-US"/>
-        </w:rPr>
-        <w:t>TEnsorrt</w:t>
-      </w:r>
-      <w:proofErr w:type="spellEnd"/>
-      <w:r>
-        <w:rPr>
-          <w:lang w:val="en-US"/>
-        </w:rPr>
-        <w:t xml:space="preserve"> Python Samples</w:t>
-      </w:r>
-    </w:p>
-    <w:p>
-      <w:pPr>
-        <w:rPr>
-          <w:lang w:val="en-US"/>
-        </w:rPr>
-      </w:pPr>
-      <w:r>
-        <w:rPr>
-          <w:lang w:val="en-US"/>
-        </w:rPr>
-        <w:t xml:space="preserve">Yolo26 </w:t>
-      </w:r>
-      <w:proofErr w:type="spellStart"/>
-      <w:r>
-        <w:rPr>
-          <w:lang w:val="en-US"/>
-        </w:rPr>
-        <w:t>su</w:t>
-      </w:r>
-      <w:proofErr w:type="spellEnd"/>
-      <w:r>
-        <w:rPr>
-          <w:lang w:val="en-US"/>
-        </w:rPr>
-        <w:t xml:space="preserve"> docker</w:t>
-      </w:r>
-    </w:p>
-    <w:p>
-      <w:pPr>
-        <w:rPr>
-          <w:lang w:val="en-US"/>
-        </w:rPr>
-      </w:pPr>
-    </w:p>
-    <w:p>
-      <w:pPr>
-        <w:rPr>
-          <w:lang w:val="en-US"/>
-        </w:rPr>
-      </w:pPr>
-      <w:proofErr w:type="spellStart"/>
-      <w:r>
-        <w:rPr>
-          <w:lang w:val="en-US"/>
-        </w:rPr>
-        <w:t>Installazione</w:t>
-      </w:r>
-      <w:proofErr w:type="spellEnd"/>
-      <w:r>
-        <w:rPr>
-          <w:lang w:val="en-US"/>
-        </w:rPr>
-        <w:t xml:space="preserve"> Spyder / Jupiter</w:t>
-      </w:r>
-    </w:p>
-    <w:p>
-      <w:r>
-        <w:t xml:space="preserve">Creazione </w:t>
-      </w:r>
-      <w:proofErr w:type="spellStart"/>
-      <w:r>
-        <w:t>environment</w:t>
-      </w:r>
-      <w:proofErr w:type="spellEnd"/>
-      <w:r>
-        <w:t xml:space="preserve"> v</w:t>
-      </w:r>
-      <w:r>
-        <w:t>irtuale Python</w:t>
-      </w:r>
-    </w:p>
-    <w:p/>
-    <w:p/>
-    <w:p>
-      <w:pPr>
-        <w:pStyle w:val="Titolo2"/>
-        <w:rPr>
-          <w:lang w:val="en-US"/>
-        </w:rPr>
-      </w:pPr>
-      <w:r>
-        <w:rPr>
-          <w:lang w:val="en-US"/>
-        </w:rPr>
         <w:t>Installazioni su Jetson</w:t>
       </w:r>
     </w:p>
@@ -40878,39 +41029,21 @@
         <w:rPr>
           <w:lang w:val="en-US"/>
         </w:rPr>
-        <w:t xml:space="preserve"> e </w:t>
-      </w:r>
-      <w:r>
-        <w:rPr>
-          <w:lang w:val="en-US"/>
-        </w:rPr>
-        <w:t>resnet50_per_tensor_dynamic_</w:t>
+        <w:t xml:space="preserve"> e resnet50_per_tensor_dynamic_</w:t>
       </w:r>
       <w:proofErr w:type="gramStart"/>
       <w:r>
         <w:rPr>
           <w:lang w:val="en-US"/>
         </w:rPr>
-        <w:t>range.txt</w:t>
-      </w:r>
-      <w:r>
-        <w:rPr>
-          <w:lang w:val="en-US"/>
-        </w:rPr>
-        <w:t>in</w:t>
+        <w:t>range.txtin</w:t>
       </w:r>
       <w:proofErr w:type="gramEnd"/>
       <w:r>
         <w:rPr>
           <w:lang w:val="en-US"/>
         </w:rPr>
-        <w:t xml:space="preserve"> </w:t>
-      </w:r>
-      <w:r>
-        <w:rPr>
-          <w:lang w:val="en-US"/>
-        </w:rPr>
-        <w:t>~/</w:t>
+        <w:t xml:space="preserve"> ~/</w:t>
       </w:r>
       <w:proofErr w:type="spellStart"/>
       <w:r>
@@ -41131,13 +41264,7 @@
         <w:rPr>
           <w:rFonts w:ascii="Abadi ExtraLight" w:hAnsi="Abadi ExtraLight"/>
         </w:rPr>
-        <w:t>python3-venv</w:t>
-      </w:r>
-      <w:r>
-        <w:rPr>
-          <w:rFonts w:ascii="Abadi ExtraLight" w:hAnsi="Abadi ExtraLight"/>
-        </w:rPr>
-        <w:t xml:space="preserve"> </w:t>
+        <w:t xml:space="preserve">python3-venv </w:t>
       </w:r>
       <w:r>
         <w:t>su Python d</w:t>
@@ -41210,29 +41337,113 @@
       </w:r>
     </w:p>
     <w:p>
-      <w:r>
-        <w:lastRenderedPageBreak/>
+      <w:pPr>
+        <w:pStyle w:val="Paragrafoelenco"/>
+        <w:numPr>
+          <w:ilvl w:val="0"/>
+          <w:numId w:val="8"/>
+        </w:numPr>
+        <w:rPr>
+          <w:lang w:val="en-US"/>
+        </w:rPr>
+      </w:pPr>
+      <w:r>
+        <w:rPr>
+          <w:lang w:val="en-US"/>
+        </w:rPr>
+        <w:t>/</w:t>
+      </w:r>
+      <w:proofErr w:type="spellStart"/>
+      <w:r>
+        <w:rPr>
+          <w:lang w:val="en-US"/>
+        </w:rPr>
+        <w:t>src</w:t>
+      </w:r>
+      <w:proofErr w:type="spellEnd"/>
+      <w:r>
+        <w:rPr>
+          <w:lang w:val="en-US"/>
+        </w:rPr>
+        <w:t>/</w:t>
+      </w:r>
+      <w:proofErr w:type="spellStart"/>
+      <w:r>
+        <w:rPr>
+          <w:lang w:val="en-US"/>
+        </w:rPr>
+        <w:t>tensorrt</w:t>
+      </w:r>
+      <w:proofErr w:type="spellEnd"/>
+      <w:r>
+        <w:rPr>
+          <w:lang w:val="en-US"/>
+        </w:rPr>
+        <w:t>/samples/python/yolov3_onnx</w:t>
+      </w:r>
+      <w:r>
+        <w:rPr>
+          <w:lang w:val="en-US"/>
+        </w:rPr>
+        <w:t>:</w:t>
+      </w:r>
+      <w:r>
+        <w:rPr>
+          <w:lang w:val="en-US"/>
+        </w:rPr>
+        <w:t xml:space="preserve"> yolo3 model + </w:t>
+      </w:r>
+      <w:proofErr w:type="spellStart"/>
+      <w:r>
+        <w:rPr>
+          <w:lang w:val="en-US"/>
+        </w:rPr>
+        <w:t>onnx</w:t>
+      </w:r>
+      <w:proofErr w:type="spellEnd"/>
+      <w:r>
+        <w:rPr>
+          <w:lang w:val="en-US"/>
+        </w:rPr>
+        <w:t xml:space="preserve"> + </w:t>
+      </w:r>
+      <w:proofErr w:type="spellStart"/>
+      <w:r>
+        <w:rPr>
+          <w:lang w:val="en-US"/>
+        </w:rPr>
+        <w:t>trt</w:t>
+      </w:r>
+      <w:proofErr w:type="spellEnd"/>
+    </w:p>
+    <w:p>
+      <w:pPr>
+        <w:rPr>
+          <w:lang w:val="en-US"/>
+        </w:rPr>
+      </w:pPr>
+      <w:r>
+        <w:rPr>
+          <w:lang w:val="en-US"/>
+        </w:rPr>
         <w:br w:type="page"/>
       </w:r>
     </w:p>
-    <w:p/>
+    <w:p>
+      <w:pPr>
+        <w:rPr>
+          <w:lang w:val="en-US"/>
+        </w:rPr>
+      </w:pPr>
+    </w:p>
     <w:p>
       <w:pPr>
         <w:pStyle w:val="Titolo2"/>
-        <w:rPr>
-          <w:lang w:val="en-US"/>
-        </w:rPr>
-      </w:pPr>
-      <w:proofErr w:type="spellStart"/>
-      <w:r>
-        <w:rPr>
-          <w:lang w:val="en-US"/>
-        </w:rPr>
+      </w:pPr>
+      <w:r>
         <w:t>Riferimenti</w:t>
       </w:r>
-      <w:proofErr w:type="spellEnd"/>
-    </w:p>
-    <w:p/>
+    </w:p>
     <w:p>
       <w:pPr>
         <w:numPr>
@@ -41246,58 +41457,27 @@
           <w:lang w:val="en-US"/>
         </w:rPr>
       </w:pPr>
-      <w:bookmarkStart w:id="0" w:name="_Ref226534019"/>
-      <w:bookmarkStart w:id="1" w:name="_Ref226485976"/>
-      <w:bookmarkStart w:id="2" w:name="_Ref226237732"/>
-      <w:bookmarkStart w:id="3" w:name="_Ref128563534"/>
-      <w:proofErr w:type="spellStart"/>
-      <w:r>
-        <w:rPr>
-          <w:lang w:val="en-US"/>
-        </w:rPr>
-        <w:t>TensorRT</w:t>
-      </w:r>
-      <w:proofErr w:type="spellEnd"/>
-      <w:r>
-        <w:rPr>
-          <w:lang w:val="en-US"/>
-        </w:rPr>
-        <w:t xml:space="preserve"> Sample Support Guide (latest): </w:t>
-      </w:r>
-    </w:p>
-    <w:p>
-      <w:pPr>
-        <w:spacing w:line="240" w:lineRule="auto"/>
-        <w:ind w:left="567"/>
-        <w:jc w:val="both"/>
-        <w:rPr>
-          <w:lang w:val="en-US"/>
-        </w:rPr>
-      </w:pPr>
-      <w:hyperlink r:id="rId53" w:history="1">
+      <w:bookmarkStart w:id="0" w:name="_Ref228125081"/>
+      <w:r>
+        <w:rPr>
+          <w:lang w:val="en-US"/>
+        </w:rPr>
+        <w:t>APX Driver Set Up</w:t>
+      </w:r>
+      <w:bookmarkEnd w:id="0"/>
+    </w:p>
+    <w:p>
+      <w:hyperlink r:id="rId49" w:history="1">
         <w:r>
           <w:rPr>
             <w:rStyle w:val="Collegamentoipertestuale"/>
-            <w:lang w:val="en-US"/>
           </w:rPr>
-          <w:t>https://docs.</w:t>
-        </w:r>
-        <w:r>
-          <w:rPr>
-            <w:rStyle w:val="Collegamentoipertestuale"/>
-            <w:lang w:val="en-US"/>
-          </w:rPr>
-          <w:t>n</w:t>
-        </w:r>
-        <w:r>
-          <w:rPr>
-            <w:rStyle w:val="Collegamentoipertestuale"/>
-            <w:lang w:val="en-US"/>
-          </w:rPr>
-          <w:t>vidia.com/deeplearning/tensorrt/latest/inference-library/sample-support-guide.html</w:t>
+          <w:t>https://developer.download.nvidia.com/sdkmanager/resources/help/index.html</w:t>
         </w:r>
       </w:hyperlink>
-      <w:bookmarkEnd w:id="0"/>
+      <w:r>
+        <w:t xml:space="preserve"> </w:t>
+      </w:r>
     </w:p>
     <w:p>
       <w:pPr>
@@ -41308,11 +41488,107 @@
         <w:spacing w:line="240" w:lineRule="auto"/>
         <w:ind w:left="567" w:hanging="567"/>
         <w:jc w:val="both"/>
+        <w:rPr>
+          <w:lang w:val="en-US"/>
+        </w:rPr>
+      </w:pPr>
+      <w:bookmarkStart w:id="1" w:name="_Ref228126805"/>
+      <w:r>
+        <w:rPr>
+          <w:lang w:val="en-US"/>
+        </w:rPr>
+        <w:t>Unlock super performance</w:t>
+      </w:r>
+      <w:bookmarkEnd w:id="1"/>
+    </w:p>
+    <w:p>
+      <w:pPr>
+        <w:rPr>
+          <w:lang w:val="en-US"/>
+        </w:rPr>
+      </w:pPr>
+      <w:hyperlink r:id="rId50" w:anchor="maxn" w:history="1">
+        <w:r>
+          <w:rPr>
+            <w:rStyle w:val="Collegamentoipertestuale"/>
+            <w:lang w:val="en-US"/>
+          </w:rPr>
+          <w:t>https://developer.nvidia.com/embedded/learn/get-started-jetson-orin-nano-devkit#maxn</w:t>
+        </w:r>
+      </w:hyperlink>
+      <w:r>
+        <w:rPr>
+          <w:lang w:val="en-US"/>
+        </w:rPr>
+        <w:t xml:space="preserve"> </w:t>
+      </w:r>
+    </w:p>
+    <w:p>
+      <w:pPr>
+        <w:numPr>
+          <w:ilvl w:val="0"/>
+          <w:numId w:val="32"/>
+        </w:numPr>
+        <w:spacing w:line="240" w:lineRule="auto"/>
+        <w:ind w:left="567" w:hanging="567"/>
+        <w:jc w:val="both"/>
+        <w:rPr>
+          <w:lang w:val="en-US"/>
+        </w:rPr>
+      </w:pPr>
+      <w:bookmarkStart w:id="2" w:name="_Ref226534019"/>
+      <w:bookmarkStart w:id="3" w:name="_Ref226485976"/>
+      <w:bookmarkStart w:id="4" w:name="_Ref226237732"/>
+      <w:bookmarkStart w:id="5" w:name="_Ref128563534"/>
+      <w:proofErr w:type="spellStart"/>
+      <w:r>
+        <w:rPr>
+          <w:lang w:val="en-US"/>
+        </w:rPr>
+        <w:t>TensorRT</w:t>
+      </w:r>
+      <w:proofErr w:type="spellEnd"/>
+      <w:r>
+        <w:rPr>
+          <w:lang w:val="en-US"/>
+        </w:rPr>
+        <w:t xml:space="preserve"> Sample Support Guide (latest): </w:t>
+      </w:r>
+    </w:p>
+    <w:p>
+      <w:pPr>
+        <w:spacing w:line="240" w:lineRule="auto"/>
+        <w:ind w:left="567"/>
+        <w:jc w:val="both"/>
+        <w:rPr>
+          <w:lang w:val="en-US"/>
+        </w:rPr>
+      </w:pPr>
+      <w:hyperlink r:id="rId51" w:history="1">
+        <w:r>
+          <w:rPr>
+            <w:rStyle w:val="Collegamentoipertestuale"/>
+            <w:lang w:val="en-US"/>
+          </w:rPr>
+          <w:t>https://docs.nvidia.com/deeplearning/tensorrt/latest/inference-library/sample-support-guide.html</w:t>
+        </w:r>
+      </w:hyperlink>
+      <w:bookmarkEnd w:id="2"/>
+    </w:p>
+    <w:p>
+      <w:pPr>
+        <w:numPr>
+          <w:ilvl w:val="0"/>
+          <w:numId w:val="32"/>
+        </w:numPr>
+        <w:spacing w:line="240" w:lineRule="auto"/>
+        <w:ind w:left="567" w:hanging="567"/>
+        <w:jc w:val="both"/>
       </w:pPr>
       <w:r>
         <w:t xml:space="preserve">NVIDIA VPI Samples: </w:t>
       </w:r>
-      <w:hyperlink r:id="rId54" w:history="1">
+      <w:hyperlink r:id="rId52" w:history="1">
         <w:r>
           <w:rPr>
             <w:rStyle w:val="Collegamentoipertestuale"/>
@@ -41320,7 +41596,7 @@
           <w:t>https://docs.nvidia.com/vpi/</w:t>
         </w:r>
       </w:hyperlink>
-      <w:bookmarkEnd w:id="1"/>
+      <w:bookmarkEnd w:id="3"/>
       <w:r>
         <w:t xml:space="preserve"> </w:t>
       </w:r>
@@ -41338,11 +41614,11 @@
       <w:r>
         <w:t>YOLO su Jetson</w:t>
       </w:r>
-      <w:bookmarkEnd w:id="2"/>
+      <w:bookmarkEnd w:id="4"/>
       <w:r>
         <w:t xml:space="preserve">: </w:t>
       </w:r>
-      <w:hyperlink r:id="rId55" w:anchor="install-onnxruntime-gpu" w:history="1">
+      <w:hyperlink r:id="rId53" w:anchor="install-onnxruntime-gpu" w:history="1">
         <w:r>
           <w:rPr>
             <w:rStyle w:val="Collegamentoipertestuale"/>
@@ -41392,7 +41668,7 @@
         </w:rPr>
         <w:t xml:space="preserve">. </w:t>
       </w:r>
-      <w:bookmarkEnd w:id="3"/>
+      <w:bookmarkEnd w:id="5"/>
     </w:p>
     <w:p>
       <w:pPr>
@@ -41954,6 +42230,118 @@
     </w:lvl>
   </w:abstractNum>
   <w:abstractNum w:abstractNumId="4" w15:restartNumberingAfterBreak="0">
+    <w:nsid w:val="12353BB9"/>
+    <w:multiLevelType w:val="hybridMultilevel"/>
+    <w:tmpl w:val="BED0E262"/>
+    <w:lvl w:ilvl="0" w:tplc="55ECB940">
+      <w:numFmt w:val="bullet"/>
+      <w:lvlText w:val="-"/>
+      <w:lvlJc w:val="left"/>
+      <w:pPr>
+        <w:ind w:left="720" w:hanging="360"/>
+      </w:pPr>
+      <w:rPr>
+        <w:rFonts w:ascii="Times New Roman" w:eastAsia="Times New Roman" w:hAnsi="Times New Roman" w:cs="Times New Roman" w:hint="default"/>
+      </w:rPr>
+    </w:lvl>
+    <w:lvl w:ilvl="1" w:tplc="04100003" w:tentative="1">
+      <w:start w:val="1"/>
+      <w:numFmt w:val="bullet"/>
+      <w:lvlText w:val="o"/>
+      <w:lvlJc w:val="left"/>
+      <w:pPr>
+        <w:ind w:left="1440" w:hanging="360"/>
+      </w:pPr>
+      <w:rPr>
+        <w:rFonts w:ascii="Courier New" w:hAnsi="Courier New" w:cs="Courier New" w:hint="default"/>
+      </w:rPr>
+    </w:lvl>
+    <w:lvl w:ilvl="2" w:tplc="04100005" w:tentative="1">
+      <w:start w:val="1"/>
+      <w:numFmt w:val="bullet"/>
+      <w:lvlText w:val=""/>
+      <w:lvlJc w:val="left"/>
+      <w:pPr>
+        <w:ind w:left="2160" w:hanging="360"/>
+      </w:pPr>
+      <w:rPr>
+        <w:rFonts w:ascii="Wingdings" w:hAnsi="Wingdings" w:hint="default"/>
+      </w:rPr>
+    </w:lvl>
+    <w:lvl w:ilvl="3" w:tplc="04100001" w:tentative="1">
+      <w:start w:val="1"/>
+      <w:numFmt w:val="bullet"/>
+      <w:lvlText w:val=""/>
+      <w:lvlJc w:val="left"/>
+      <w:pPr>
+        <w:ind w:left="2880" w:hanging="360"/>
+      </w:pPr>
+      <w:rPr>
+        <w:rFonts w:ascii="Symbol" w:hAnsi="Symbol" w:hint="default"/>
+      </w:rPr>
+    </w:lvl>
+    <w:lvl w:ilvl="4" w:tplc="04100003" w:tentative="1">
+      <w:start w:val="1"/>
+      <w:numFmt w:val="bullet"/>
+      <w:lvlText w:val="o"/>
+      <w:lvlJc w:val="left"/>
+      <w:pPr>
+        <w:ind w:left="3600" w:hanging="360"/>
+      </w:pPr>
+      <w:rPr>
+        <w:rFonts w:ascii="Courier New" w:hAnsi="Courier New" w:cs="Courier New" w:hint="default"/>
+      </w:rPr>
+    </w:lvl>
+    <w:lvl w:ilvl="5" w:tplc="04100005" w:tentative="1">
+      <w:start w:val="1"/>
+      <w:numFmt w:val="bullet"/>
+      <w:lvlText w:val=""/>
+      <w:lvlJc w:val="left"/>
+      <w:pPr>
+        <w:ind w:left="4320" w:hanging="360"/>
+      </w:pPr>
+      <w:rPr>
+        <w:rFonts w:ascii="Wingdings" w:hAnsi="Wingdings" w:hint="default"/>
+      </w:rPr>
+    </w:lvl>
+    <w:lvl w:ilvl="6" w:tplc="04100001" w:tentative="1">
+      <w:start w:val="1"/>
+      <w:numFmt w:val="bullet"/>
+      <w:lvlText w:val=""/>
+      <w:lvlJc w:val="left"/>
+      <w:pPr>
+        <w:ind w:left="5040" w:hanging="360"/>
+      </w:pPr>
+      <w:rPr>
+        <w:rFonts w:ascii="Symbol" w:hAnsi="Symbol" w:hint="default"/>
+      </w:rPr>
+    </w:lvl>
+    <w:lvl w:ilvl="7" w:tplc="04100003" w:tentative="1">
+      <w:start w:val="1"/>
+      <w:numFmt w:val="bullet"/>
+      <w:lvlText w:val="o"/>
+      <w:lvlJc w:val="left"/>
+      <w:pPr>
+        <w:ind w:left="5760" w:hanging="360"/>
+      </w:pPr>
+      <w:rPr>
+        <w:rFonts w:ascii="Courier New" w:hAnsi="Courier New" w:cs="Courier New" w:hint="default"/>
+      </w:rPr>
+    </w:lvl>
+    <w:lvl w:ilvl="8" w:tplc="04100005" w:tentative="1">
+      <w:start w:val="1"/>
+      <w:numFmt w:val="bullet"/>
+      <w:lvlText w:val=""/>
+      <w:lvlJc w:val="left"/>
+      <w:pPr>
+        <w:ind w:left="6480" w:hanging="360"/>
+      </w:pPr>
+      <w:rPr>
+        <w:rFonts w:ascii="Wingdings" w:hAnsi="Wingdings" w:hint="default"/>
+      </w:rPr>
+    </w:lvl>
+  </w:abstractNum>
+  <w:abstractNum w:abstractNumId="5" w15:restartNumberingAfterBreak="0">
     <w:nsid w:val="137C3640"/>
     <w:multiLevelType w:val="multilevel"/>
     <w:tmpl w:val="093E04A0"/>
@@ -42102,7 +42490,7 @@
       </w:rPr>
     </w:lvl>
   </w:abstractNum>
-  <w:abstractNum w:abstractNumId="5" w15:restartNumberingAfterBreak="0">
+  <w:abstractNum w:abstractNumId="6" w15:restartNumberingAfterBreak="0">
     <w:nsid w:val="13FB404B"/>
     <w:multiLevelType w:val="hybridMultilevel"/>
     <w:tmpl w:val="99746206"/>
@@ -42215,7 +42603,7 @@
       </w:rPr>
     </w:lvl>
   </w:abstractNum>
-  <w:abstractNum w:abstractNumId="6" w15:restartNumberingAfterBreak="0">
+  <w:abstractNum w:abstractNumId="7" w15:restartNumberingAfterBreak="0">
     <w:nsid w:val="296E1293"/>
     <w:multiLevelType w:val="multilevel"/>
     <w:tmpl w:val="8940D96A"/>
@@ -42364,7 +42752,7 @@
       </w:rPr>
     </w:lvl>
   </w:abstractNum>
-  <w:abstractNum w:abstractNumId="7" w15:restartNumberingAfterBreak="0">
+  <w:abstractNum w:abstractNumId="8" w15:restartNumberingAfterBreak="0">
     <w:nsid w:val="300331A8"/>
     <w:multiLevelType w:val="hybridMultilevel"/>
     <w:tmpl w:val="578C2562"/>
@@ -42450,7 +42838,7 @@
       </w:pPr>
     </w:lvl>
   </w:abstractNum>
-  <w:abstractNum w:abstractNumId="8" w15:restartNumberingAfterBreak="0">
+  <w:abstractNum w:abstractNumId="9" w15:restartNumberingAfterBreak="0">
     <w:nsid w:val="391F2C26"/>
     <w:multiLevelType w:val="multilevel"/>
     <w:tmpl w:val="F3A24198"/>
@@ -42563,7 +42951,7 @@
       </w:pPr>
     </w:lvl>
   </w:abstractNum>
-  <w:abstractNum w:abstractNumId="9" w15:restartNumberingAfterBreak="0">
+  <w:abstractNum w:abstractNumId="10" w15:restartNumberingAfterBreak="0">
     <w:nsid w:val="39553FD5"/>
     <w:multiLevelType w:val="multilevel"/>
     <w:tmpl w:val="19A097C4"/>
@@ -42712,7 +43100,7 @@
       </w:rPr>
     </w:lvl>
   </w:abstractNum>
-  <w:abstractNum w:abstractNumId="10" w15:restartNumberingAfterBreak="0">
+  <w:abstractNum w:abstractNumId="11" w15:restartNumberingAfterBreak="0">
     <w:nsid w:val="3B0B659F"/>
     <w:multiLevelType w:val="hybridMultilevel"/>
     <w:tmpl w:val="AC605CBE"/>
@@ -42825,7 +43213,7 @@
       </w:rPr>
     </w:lvl>
   </w:abstractNum>
-  <w:abstractNum w:abstractNumId="11" w15:restartNumberingAfterBreak="0">
+  <w:abstractNum w:abstractNumId="12" w15:restartNumberingAfterBreak="0">
     <w:nsid w:val="3B8E7EBE"/>
     <w:multiLevelType w:val="hybridMultilevel"/>
     <w:tmpl w:val="51D00DE4"/>
@@ -42911,7 +43299,7 @@
       </w:pPr>
     </w:lvl>
   </w:abstractNum>
-  <w:abstractNum w:abstractNumId="12" w15:restartNumberingAfterBreak="0">
+  <w:abstractNum w:abstractNumId="13" w15:restartNumberingAfterBreak="0">
     <w:nsid w:val="3C2F1211"/>
     <w:multiLevelType w:val="multilevel"/>
     <w:tmpl w:val="B76ADF64"/>
@@ -43060,7 +43448,7 @@
       </w:rPr>
     </w:lvl>
   </w:abstractNum>
-  <w:abstractNum w:abstractNumId="13" w15:restartNumberingAfterBreak="0">
+  <w:abstractNum w:abstractNumId="14" w15:restartNumberingAfterBreak="0">
     <w:nsid w:val="3C415C58"/>
     <w:multiLevelType w:val="multilevel"/>
     <w:tmpl w:val="C7861D00"/>
@@ -43209,7 +43597,7 @@
       </w:rPr>
     </w:lvl>
   </w:abstractNum>
-  <w:abstractNum w:abstractNumId="14" w15:restartNumberingAfterBreak="0">
+  <w:abstractNum w:abstractNumId="15" w15:restartNumberingAfterBreak="0">
     <w:nsid w:val="3DFC3087"/>
     <w:multiLevelType w:val="multilevel"/>
     <w:tmpl w:val="E350317A"/>
@@ -43358,7 +43746,7 @@
       </w:rPr>
     </w:lvl>
   </w:abstractNum>
-  <w:abstractNum w:abstractNumId="15" w15:restartNumberingAfterBreak="0">
+  <w:abstractNum w:abstractNumId="16" w15:restartNumberingAfterBreak="0">
     <w:nsid w:val="417B55AC"/>
     <w:multiLevelType w:val="multilevel"/>
     <w:tmpl w:val="E1F06430"/>
@@ -43507,7 +43895,7 @@
       </w:rPr>
     </w:lvl>
   </w:abstractNum>
-  <w:abstractNum w:abstractNumId="16" w15:restartNumberingAfterBreak="0">
+  <w:abstractNum w:abstractNumId="17" w15:restartNumberingAfterBreak="0">
     <w:nsid w:val="45C30763"/>
     <w:multiLevelType w:val="multilevel"/>
     <w:tmpl w:val="18C49900"/>
@@ -43656,7 +44044,7 @@
       </w:rPr>
     </w:lvl>
   </w:abstractNum>
-  <w:abstractNum w:abstractNumId="17" w15:restartNumberingAfterBreak="0">
+  <w:abstractNum w:abstractNumId="18" w15:restartNumberingAfterBreak="0">
     <w:nsid w:val="46BC6859"/>
     <w:multiLevelType w:val="multilevel"/>
     <w:tmpl w:val="ED78D188"/>
@@ -43769,7 +44157,7 @@
       </w:pPr>
     </w:lvl>
   </w:abstractNum>
-  <w:abstractNum w:abstractNumId="18" w15:restartNumberingAfterBreak="0">
+  <w:abstractNum w:abstractNumId="19" w15:restartNumberingAfterBreak="0">
     <w:nsid w:val="4A3504B0"/>
     <w:multiLevelType w:val="multilevel"/>
     <w:tmpl w:val="2CF88324"/>
@@ -43918,7 +44306,7 @@
       </w:rPr>
     </w:lvl>
   </w:abstractNum>
-  <w:abstractNum w:abstractNumId="19" w15:restartNumberingAfterBreak="0">
+  <w:abstractNum w:abstractNumId="20" w15:restartNumberingAfterBreak="0">
     <w:nsid w:val="4B32792E"/>
     <w:multiLevelType w:val="multilevel"/>
     <w:tmpl w:val="73806B9E"/>
@@ -44067,7 +44455,7 @@
       </w:rPr>
     </w:lvl>
   </w:abstractNum>
-  <w:abstractNum w:abstractNumId="20" w15:restartNumberingAfterBreak="0">
+  <w:abstractNum w:abstractNumId="21" w15:restartNumberingAfterBreak="0">
     <w:nsid w:val="4BD62190"/>
     <w:multiLevelType w:val="multilevel"/>
     <w:tmpl w:val="AE8CB244"/>
@@ -44216,7 +44604,7 @@
       </w:rPr>
     </w:lvl>
   </w:abstractNum>
-  <w:abstractNum w:abstractNumId="21" w15:restartNumberingAfterBreak="0">
+  <w:abstractNum w:abstractNumId="22" w15:restartNumberingAfterBreak="0">
     <w:nsid w:val="4DD10A91"/>
     <w:multiLevelType w:val="hybridMultilevel"/>
     <w:tmpl w:val="C78A87F8"/>
@@ -44305,7 +44693,7 @@
       </w:pPr>
     </w:lvl>
   </w:abstractNum>
-  <w:abstractNum w:abstractNumId="22" w15:restartNumberingAfterBreak="0">
+  <w:abstractNum w:abstractNumId="23" w15:restartNumberingAfterBreak="0">
     <w:nsid w:val="4E5C5620"/>
     <w:multiLevelType w:val="multilevel"/>
     <w:tmpl w:val="8F2E61E6"/>
@@ -44418,7 +44806,7 @@
       </w:pPr>
     </w:lvl>
   </w:abstractNum>
-  <w:abstractNum w:abstractNumId="23" w15:restartNumberingAfterBreak="0">
+  <w:abstractNum w:abstractNumId="24" w15:restartNumberingAfterBreak="0">
     <w:nsid w:val="4EC34F2B"/>
     <w:multiLevelType w:val="hybridMultilevel"/>
     <w:tmpl w:val="E488F03E"/>
@@ -44504,7 +44892,7 @@
       </w:pPr>
     </w:lvl>
   </w:abstractNum>
-  <w:abstractNum w:abstractNumId="24" w15:restartNumberingAfterBreak="0">
+  <w:abstractNum w:abstractNumId="25" w15:restartNumberingAfterBreak="0">
     <w:nsid w:val="53C91062"/>
     <w:multiLevelType w:val="hybridMultilevel"/>
     <w:tmpl w:val="71566C64"/>
@@ -44617,7 +45005,7 @@
       </w:rPr>
     </w:lvl>
   </w:abstractNum>
-  <w:abstractNum w:abstractNumId="25" w15:restartNumberingAfterBreak="0">
+  <w:abstractNum w:abstractNumId="26" w15:restartNumberingAfterBreak="0">
     <w:nsid w:val="56331BD1"/>
     <w:multiLevelType w:val="multilevel"/>
     <w:tmpl w:val="9252C0BC"/>
@@ -44766,7 +45154,7 @@
       </w:rPr>
     </w:lvl>
   </w:abstractNum>
-  <w:abstractNum w:abstractNumId="26" w15:restartNumberingAfterBreak="0">
+  <w:abstractNum w:abstractNumId="27" w15:restartNumberingAfterBreak="0">
     <w:nsid w:val="57F47378"/>
     <w:multiLevelType w:val="multilevel"/>
     <w:tmpl w:val="06BCD9C2"/>
@@ -44915,7 +45303,7 @@
       </w:rPr>
     </w:lvl>
   </w:abstractNum>
-  <w:abstractNum w:abstractNumId="27" w15:restartNumberingAfterBreak="0">
+  <w:abstractNum w:abstractNumId="28" w15:restartNumberingAfterBreak="0">
     <w:nsid w:val="58A90CCB"/>
     <w:multiLevelType w:val="hybridMultilevel"/>
     <w:tmpl w:val="EFAC181A"/>
@@ -45001,7 +45389,7 @@
       </w:pPr>
     </w:lvl>
   </w:abstractNum>
-  <w:abstractNum w:abstractNumId="28" w15:restartNumberingAfterBreak="0">
+  <w:abstractNum w:abstractNumId="29" w15:restartNumberingAfterBreak="0">
     <w:nsid w:val="5AEB21EE"/>
     <w:multiLevelType w:val="multilevel"/>
     <w:tmpl w:val="B70A95EC"/>
@@ -45118,7 +45506,7 @@
       </w:pPr>
     </w:lvl>
   </w:abstractNum>
-  <w:abstractNum w:abstractNumId="29" w15:restartNumberingAfterBreak="0">
+  <w:abstractNum w:abstractNumId="30" w15:restartNumberingAfterBreak="0">
     <w:nsid w:val="5D666D9C"/>
     <w:multiLevelType w:val="hybridMultilevel"/>
     <w:tmpl w:val="09067CD0"/>
@@ -45231,7 +45619,7 @@
       </w:rPr>
     </w:lvl>
   </w:abstractNum>
-  <w:abstractNum w:abstractNumId="30" w15:restartNumberingAfterBreak="0">
+  <w:abstractNum w:abstractNumId="31" w15:restartNumberingAfterBreak="0">
     <w:nsid w:val="5E577858"/>
     <w:multiLevelType w:val="multilevel"/>
     <w:tmpl w:val="2A04248C"/>
@@ -45380,7 +45768,7 @@
       </w:rPr>
     </w:lvl>
   </w:abstractNum>
-  <w:abstractNum w:abstractNumId="31" w15:restartNumberingAfterBreak="0">
+  <w:abstractNum w:abstractNumId="32" w15:restartNumberingAfterBreak="0">
     <w:nsid w:val="5F923405"/>
     <w:multiLevelType w:val="multilevel"/>
     <w:tmpl w:val="E22C5A88"/>
@@ -45529,7 +45917,7 @@
       </w:rPr>
     </w:lvl>
   </w:abstractNum>
-  <w:abstractNum w:abstractNumId="32" w15:restartNumberingAfterBreak="0">
+  <w:abstractNum w:abstractNumId="33" w15:restartNumberingAfterBreak="0">
     <w:nsid w:val="601974D5"/>
     <w:multiLevelType w:val="hybridMultilevel"/>
     <w:tmpl w:val="166EE5A4"/>
@@ -45618,7 +46006,7 @@
       </w:pPr>
     </w:lvl>
   </w:abstractNum>
-  <w:abstractNum w:abstractNumId="33" w15:restartNumberingAfterBreak="0">
+  <w:abstractNum w:abstractNumId="34" w15:restartNumberingAfterBreak="0">
     <w:nsid w:val="609E5269"/>
     <w:multiLevelType w:val="multilevel"/>
     <w:tmpl w:val="7AF21E66"/>
@@ -45767,7 +46155,7 @@
       </w:rPr>
     </w:lvl>
   </w:abstractNum>
-  <w:abstractNum w:abstractNumId="34" w15:restartNumberingAfterBreak="0">
+  <w:abstractNum w:abstractNumId="35" w15:restartNumberingAfterBreak="0">
     <w:nsid w:val="69FD6CD2"/>
     <w:multiLevelType w:val="multilevel"/>
     <w:tmpl w:val="0A000346"/>
@@ -45916,7 +46304,7 @@
       </w:rPr>
     </w:lvl>
   </w:abstractNum>
-  <w:abstractNum w:abstractNumId="35" w15:restartNumberingAfterBreak="0">
+  <w:abstractNum w:abstractNumId="36" w15:restartNumberingAfterBreak="0">
     <w:nsid w:val="74FF2ED4"/>
     <w:multiLevelType w:val="multilevel"/>
     <w:tmpl w:val="7DA46FA6"/>
@@ -46065,7 +46453,7 @@
       </w:rPr>
     </w:lvl>
   </w:abstractNum>
-  <w:abstractNum w:abstractNumId="36" w15:restartNumberingAfterBreak="0">
+  <w:abstractNum w:abstractNumId="37" w15:restartNumberingAfterBreak="0">
     <w:nsid w:val="76491929"/>
     <w:multiLevelType w:val="multilevel"/>
     <w:tmpl w:val="D576AC26"/>
@@ -46214,7 +46602,7 @@
       </w:rPr>
     </w:lvl>
   </w:abstractNum>
-  <w:abstractNum w:abstractNumId="37" w15:restartNumberingAfterBreak="0">
+  <w:abstractNum w:abstractNumId="38" w15:restartNumberingAfterBreak="0">
     <w:nsid w:val="776653DE"/>
     <w:multiLevelType w:val="hybridMultilevel"/>
     <w:tmpl w:val="7158AA5C"/>
@@ -46303,7 +46691,7 @@
       </w:pPr>
     </w:lvl>
   </w:abstractNum>
-  <w:abstractNum w:abstractNumId="38" w15:restartNumberingAfterBreak="0">
+  <w:abstractNum w:abstractNumId="39" w15:restartNumberingAfterBreak="0">
     <w:nsid w:val="79DE1DA6"/>
     <w:multiLevelType w:val="multilevel"/>
     <w:tmpl w:val="652A7154"/>
@@ -46452,7 +46840,7 @@
       </w:rPr>
     </w:lvl>
   </w:abstractNum>
-  <w:abstractNum w:abstractNumId="39" w15:restartNumberingAfterBreak="0">
+  <w:abstractNum w:abstractNumId="40" w15:restartNumberingAfterBreak="0">
     <w:nsid w:val="7A764BBD"/>
     <w:multiLevelType w:val="hybridMultilevel"/>
     <w:tmpl w:val="E488F03E"/>
@@ -46538,7 +46926,7 @@
       </w:pPr>
     </w:lvl>
   </w:abstractNum>
-  <w:abstractNum w:abstractNumId="40" w15:restartNumberingAfterBreak="0">
+  <w:abstractNum w:abstractNumId="41" w15:restartNumberingAfterBreak="0">
     <w:nsid w:val="7EBA6C5C"/>
     <w:multiLevelType w:val="multilevel"/>
     <w:tmpl w:val="BB46F08C"/>
@@ -46687,7 +47075,7 @@
       </w:rPr>
     </w:lvl>
   </w:abstractNum>
-  <w:abstractNum w:abstractNumId="41" w15:restartNumberingAfterBreak="0">
+  <w:abstractNum w:abstractNumId="42" w15:restartNumberingAfterBreak="0">
     <w:nsid w:val="7EF37EB8"/>
     <w:multiLevelType w:val="hybridMultilevel"/>
     <w:tmpl w:val="6622C238"/>
@@ -46801,130 +47189,133 @@
     </w:lvl>
   </w:abstractNum>
   <w:num w:numId="1" w16cid:durableId="512259495">
+    <w:abstractNumId w:val="30"/>
+  </w:num>
+  <w:num w:numId="2" w16cid:durableId="1466852468">
+    <w:abstractNumId w:val="10"/>
+  </w:num>
+  <w:num w:numId="3" w16cid:durableId="641541666">
+    <w:abstractNumId w:val="23"/>
+  </w:num>
+  <w:num w:numId="4" w16cid:durableId="102844092">
     <w:abstractNumId w:val="29"/>
   </w:num>
-  <w:num w:numId="2" w16cid:durableId="1466852468">
+  <w:num w:numId="5" w16cid:durableId="31344051">
+    <w:abstractNumId w:val="8"/>
+  </w:num>
+  <w:num w:numId="6" w16cid:durableId="923339970">
+    <w:abstractNumId w:val="33"/>
+  </w:num>
+  <w:num w:numId="7" w16cid:durableId="1639535530">
     <w:abstractNumId w:val="9"/>
   </w:num>
-  <w:num w:numId="3" w16cid:durableId="641541666">
-    <w:abstractNumId w:val="22"/>
+  <w:num w:numId="8" w16cid:durableId="537355274">
+    <w:abstractNumId w:val="6"/>
   </w:num>
-  <w:num w:numId="4" w16cid:durableId="102844092">
-    <w:abstractNumId w:val="28"/>
-  </w:num>
-  <w:num w:numId="5" w16cid:durableId="31344051">
+  <w:num w:numId="9" w16cid:durableId="444351196">
     <w:abstractNumId w:val="7"/>
   </w:num>
-  <w:num w:numId="6" w16cid:durableId="923339970">
-    <w:abstractNumId w:val="32"/>
-  </w:num>
-  <w:num w:numId="7" w16cid:durableId="1639535530">
-    <w:abstractNumId w:val="8"/>
-  </w:num>
-  <w:num w:numId="8" w16cid:durableId="537355274">
-    <w:abstractNumId w:val="5"/>
-  </w:num>
-  <w:num w:numId="9" w16cid:durableId="444351196">
-    <w:abstractNumId w:val="6"/>
-  </w:num>
   <w:num w:numId="10" w16cid:durableId="2139686694">
-    <w:abstractNumId w:val="21"/>
+    <w:abstractNumId w:val="22"/>
   </w:num>
   <w:num w:numId="11" w16cid:durableId="150483661">
     <w:abstractNumId w:val="3"/>
   </w:num>
   <w:num w:numId="12" w16cid:durableId="1351905838">
+    <w:abstractNumId w:val="32"/>
+  </w:num>
+  <w:num w:numId="13" w16cid:durableId="1140804997">
     <w:abstractNumId w:val="31"/>
   </w:num>
-  <w:num w:numId="13" w16cid:durableId="1140804997">
-    <w:abstractNumId w:val="30"/>
-  </w:num>
   <w:num w:numId="14" w16cid:durableId="966743991">
-    <w:abstractNumId w:val="14"/>
+    <w:abstractNumId w:val="15"/>
   </w:num>
   <w:num w:numId="15" w16cid:durableId="1031034551">
-    <w:abstractNumId w:val="18"/>
+    <w:abstractNumId w:val="19"/>
   </w:num>
   <w:num w:numId="16" w16cid:durableId="1145779715">
-    <w:abstractNumId w:val="12"/>
+    <w:abstractNumId w:val="13"/>
   </w:num>
   <w:num w:numId="17" w16cid:durableId="1715423569">
-    <w:abstractNumId w:val="41"/>
+    <w:abstractNumId w:val="42"/>
   </w:num>
   <w:num w:numId="18" w16cid:durableId="1069306671">
-    <w:abstractNumId w:val="26"/>
+    <w:abstractNumId w:val="27"/>
   </w:num>
   <w:num w:numId="19" w16cid:durableId="2032871924">
-    <w:abstractNumId w:val="15"/>
+    <w:abstractNumId w:val="16"/>
   </w:num>
   <w:num w:numId="20" w16cid:durableId="520435483">
-    <w:abstractNumId w:val="11"/>
+    <w:abstractNumId w:val="12"/>
   </w:num>
   <w:num w:numId="21" w16cid:durableId="1086653651">
     <w:abstractNumId w:val="0"/>
   </w:num>
   <w:num w:numId="22" w16cid:durableId="864443242">
+    <w:abstractNumId w:val="26"/>
+  </w:num>
+  <w:num w:numId="23" w16cid:durableId="46728382">
+    <w:abstractNumId w:val="35"/>
+  </w:num>
+  <w:num w:numId="24" w16cid:durableId="2030715850">
+    <w:abstractNumId w:val="24"/>
+  </w:num>
+  <w:num w:numId="25" w16cid:durableId="833224821">
+    <w:abstractNumId w:val="11"/>
+  </w:num>
+  <w:num w:numId="26" w16cid:durableId="276913633">
     <w:abstractNumId w:val="25"/>
   </w:num>
-  <w:num w:numId="23" w16cid:durableId="46728382">
+  <w:num w:numId="27" w16cid:durableId="114761141">
+    <w:abstractNumId w:val="28"/>
+  </w:num>
+  <w:num w:numId="28" w16cid:durableId="1350177020">
     <w:abstractNumId w:val="34"/>
   </w:num>
-  <w:num w:numId="24" w16cid:durableId="2030715850">
-    <w:abstractNumId w:val="23"/>
-  </w:num>
-  <w:num w:numId="25" w16cid:durableId="833224821">
-    <w:abstractNumId w:val="10"/>
-  </w:num>
-  <w:num w:numId="26" w16cid:durableId="276913633">
-    <w:abstractNumId w:val="24"/>
-  </w:num>
-  <w:num w:numId="27" w16cid:durableId="114761141">
-    <w:abstractNumId w:val="27"/>
-  </w:num>
-  <w:num w:numId="28" w16cid:durableId="1350177020">
-    <w:abstractNumId w:val="33"/>
-  </w:num>
   <w:num w:numId="29" w16cid:durableId="1177159608">
-    <w:abstractNumId w:val="20"/>
+    <w:abstractNumId w:val="21"/>
   </w:num>
   <w:num w:numId="30" w16cid:durableId="1763646830">
-    <w:abstractNumId w:val="36"/>
+    <w:abstractNumId w:val="37"/>
   </w:num>
   <w:num w:numId="31" w16cid:durableId="1837334277">
-    <w:abstractNumId w:val="4"/>
+    <w:abstractNumId w:val="5"/>
   </w:num>
   <w:num w:numId="32" w16cid:durableId="943614411">
-    <w:abstractNumId w:val="37"/>
+    <w:abstractNumId w:val="38"/>
   </w:num>
   <w:num w:numId="33" w16cid:durableId="1512377816">
     <w:abstractNumId w:val="1"/>
   </w:num>
   <w:num w:numId="34" w16cid:durableId="1600676437">
-    <w:abstractNumId w:val="40"/>
+    <w:abstractNumId w:val="41"/>
   </w:num>
   <w:num w:numId="35" w16cid:durableId="11227421">
-    <w:abstractNumId w:val="38"/>
+    <w:abstractNumId w:val="39"/>
   </w:num>
   <w:num w:numId="36" w16cid:durableId="514852682">
-    <w:abstractNumId w:val="16"/>
+    <w:abstractNumId w:val="17"/>
   </w:num>
   <w:num w:numId="37" w16cid:durableId="1789549619">
     <w:abstractNumId w:val="2"/>
   </w:num>
   <w:num w:numId="38" w16cid:durableId="124470669">
-    <w:abstractNumId w:val="19"/>
+    <w:abstractNumId w:val="20"/>
   </w:num>
   <w:num w:numId="39" w16cid:durableId="1484079218">
-    <w:abstractNumId w:val="35"/>
+    <w:abstractNumId w:val="36"/>
   </w:num>
   <w:num w:numId="40" w16cid:durableId="1249920008">
-    <w:abstractNumId w:val="39"/>
+    <w:abstractNumId w:val="40"/>
   </w:num>
   <w:num w:numId="41" w16cid:durableId="1898012446">
-    <w:abstractNumId w:val="17"/>
+    <w:abstractNumId w:val="18"/>
   </w:num>
   <w:num w:numId="42" w16cid:durableId="1696805982">
-    <w:abstractNumId w:val="13"/>
+    <w:abstractNumId w:val="14"/>
+  </w:num>
+  <w:num w:numId="43" w16cid:durableId="784543573">
+    <w:abstractNumId w:val="4"/>
   </w:num>
 </w:numbering>
 </file>
@@ -48330,10 +48721,6 @@
 </file>
 
 <file path=customXml/item1.xml><?xml version="1.0" encoding="utf-8"?>
-<b:Sources xmlns:b="http://schemas.openxmlformats.org/officeDocument/2006/bibliography" xmlns="http://schemas.openxmlformats.org/officeDocument/2006/bibliography" SelectedStyle="\APASixthEditionOfficeOnline.xsl" StyleName="APA" Version="6"/>
-</file>
-
-<file path=customXml/item2.xml><?xml version="1.0" encoding="utf-8"?>
 <?mso-contentType ?>
 <FormTemplates xmlns="http://schemas.microsoft.com/sharepoint/v3/contenttype/forms">
   <Display>DocumentLibraryForm</Display>
@@ -48342,15 +48729,7 @@
 </FormTemplates>
 </file>
 
-<file path=customXml/item3.xml><?xml version="1.0" encoding="utf-8"?>
-<p:properties xmlns:p="http://schemas.microsoft.com/office/2006/metadata/properties" xmlns:xsi="http://www.w3.org/2001/XMLSchema-instance" xmlns:pc="http://schemas.microsoft.com/office/infopath/2007/PartnerControls">
-  <documentManagement>
-    <_activity xmlns="898ac104-8262-43cf-a4be-3652ac4a0c43" xsi:nil="true"/>
-  </documentManagement>
-</p:properties>
-</file>
-
-<file path=customXml/item4.xml><?xml version="1.0" encoding="utf-8"?>
+<file path=customXml/item2.xml><?xml version="1.0" encoding="utf-8"?>
 <ct:contentTypeSchema xmlns:ct="http://schemas.microsoft.com/office/2006/metadata/contentType" xmlns:ma="http://schemas.microsoft.com/office/2006/metadata/properties/metaAttributes" ct:_="" ma:_="" ma:contentTypeName="Document" ma:contentTypeID="0x01010007D63F3E5CC3B44DAB802C35BB91B7C9" ma:contentTypeVersion="19" ma:contentTypeDescription="Create a new document." ma:contentTypeScope="" ma:versionID="6c93741506e9108d009d2f3ba64ada03">
   <xsd:schema xmlns:xsd="http://www.w3.org/2001/XMLSchema" xmlns:xs="http://www.w3.org/2001/XMLSchema" xmlns:p="http://schemas.microsoft.com/office/2006/metadata/properties" xmlns:ns3="898ac104-8262-43cf-a4be-3652ac4a0c43" xmlns:ns4="57957fcf-ce77-475e-8347-54dc5df118d2" targetNamespace="http://schemas.microsoft.com/office/2006/metadata/properties" ma:root="true" ma:fieldsID="fbf84d2d475519265160cbd5dd17bdec" ns3:_="" ns4:_="">
     <xsd:import namespace="898ac104-8262-43cf-a4be-3652ac4a0c43"/>
@@ -48609,15 +48988,19 @@
 </ct:contentTypeSchema>
 </file>
 
-<file path=customXml/itemProps1.xml><?xml version="1.0" encoding="utf-8"?>
-<ds:datastoreItem xmlns:ds="http://schemas.openxmlformats.org/officeDocument/2006/customXml" ds:itemID="{0E37B0B4-A17A-435D-85ED-FC1A73AC754A}">
-  <ds:schemaRefs>
-    <ds:schemaRef ds:uri="http://schemas.openxmlformats.org/officeDocument/2006/bibliography"/>
-  </ds:schemaRefs>
-</ds:datastoreItem>
+<file path=customXml/item3.xml><?xml version="1.0" encoding="utf-8"?>
+<p:properties xmlns:p="http://schemas.microsoft.com/office/2006/metadata/properties" xmlns:xsi="http://www.w3.org/2001/XMLSchema-instance" xmlns:pc="http://schemas.microsoft.com/office/infopath/2007/PartnerControls">
+  <documentManagement>
+    <_activity xmlns="898ac104-8262-43cf-a4be-3652ac4a0c43" xsi:nil="true"/>
+  </documentManagement>
+</p:properties>
 </file>
 
-<file path=customXml/itemProps2.xml><?xml version="1.0" encoding="utf-8"?>
+<file path=customXml/item4.xml><?xml version="1.0" encoding="utf-8"?>
+<b:Sources xmlns:b="http://schemas.openxmlformats.org/officeDocument/2006/bibliography" xmlns="http://schemas.openxmlformats.org/officeDocument/2006/bibliography" SelectedStyle="\APASixthEditionOfficeOnline.xsl" StyleName="APA" Version="6"/>
+</file>
+
+<file path=customXml/itemProps1.xml><?xml version="1.0" encoding="utf-8"?>
 <ds:datastoreItem xmlns:ds="http://schemas.openxmlformats.org/officeDocument/2006/customXml" ds:itemID="{103093A5-C1AD-4D4F-A2FB-DC6C3EEBA441}">
   <ds:schemaRefs>
     <ds:schemaRef ds:uri="http://schemas.microsoft.com/sharepoint/v3/contenttype/forms"/>
@@ -48625,17 +49008,7 @@
 </ds:datastoreItem>
 </file>
 
-<file path=customXml/itemProps3.xml><?xml version="1.0" encoding="utf-8"?>
-<ds:datastoreItem xmlns:ds="http://schemas.openxmlformats.org/officeDocument/2006/customXml" ds:itemID="{D849D470-B558-49B3-8423-59AF47F713E6}">
-  <ds:schemaRefs>
-    <ds:schemaRef ds:uri="http://schemas.microsoft.com/office/2006/metadata/properties"/>
-    <ds:schemaRef ds:uri="http://schemas.microsoft.com/office/infopath/2007/PartnerControls"/>
-    <ds:schemaRef ds:uri="898ac104-8262-43cf-a4be-3652ac4a0c43"/>
-  </ds:schemaRefs>
-</ds:datastoreItem>
-</file>
-
-<file path=customXml/itemProps4.xml><?xml version="1.0" encoding="utf-8"?>
+<file path=customXml/itemProps2.xml><?xml version="1.0" encoding="utf-8"?>
 <ds:datastoreItem xmlns:ds="http://schemas.openxmlformats.org/officeDocument/2006/customXml" ds:itemID="{829C864B-4DFC-48CF-B730-54CE8E2C2EAC}">
   <ds:schemaRefs>
     <ds:schemaRef ds:uri="http://schemas.microsoft.com/office/2006/metadata/contentType"/>
@@ -48652,4 +49025,22 @@
     <ds:schemaRef ds:uri="http://schemas.microsoft.com/internal/obd"/>
   </ds:schemaRefs>
 </ds:datastoreItem>
+</file>
+
+<file path=customXml/itemProps3.xml><?xml version="1.0" encoding="utf-8"?>
+<ds:datastoreItem xmlns:ds="http://schemas.openxmlformats.org/officeDocument/2006/customXml" ds:itemID="{D849D470-B558-49B3-8423-59AF47F713E6}">
+  <ds:schemaRefs>
+    <ds:schemaRef ds:uri="http://schemas.microsoft.com/office/2006/metadata/properties"/>
+    <ds:schemaRef ds:uri="http://schemas.microsoft.com/office/infopath/2007/PartnerControls"/>
+    <ds:schemaRef ds:uri="898ac104-8262-43cf-a4be-3652ac4a0c43"/>
+  </ds:schemaRefs>
+</ds:datastoreItem>
+</file>
+
+<file path=customXml/itemProps4.xml><?xml version="1.0" encoding="utf-8"?>
+<ds:datastoreItem xmlns:ds="http://schemas.openxmlformats.org/officeDocument/2006/customXml" ds:itemID="{0E37B0B4-A17A-435D-85ED-FC1A73AC754A}">
+  <ds:schemaRefs>
+    <ds:schemaRef ds:uri="http://schemas.openxmlformats.org/officeDocument/2006/bibliography"/>
+  </ds:schemaRefs>
+</ds:datastoreItem>
 </file>
--- a/Setup JETSON ORIN.docx
+++ b/Setup JETSON ORIN.docx
@@ -208,23 +208,7 @@
           <w:b/>
           <w:bCs/>
         </w:rPr>
-        <w:t xml:space="preserve">AI Lab: </w:t>
-      </w:r>
-      <w:proofErr w:type="spellStart"/>
-      <w:r>
-        <w:rPr>
-          <w:b/>
-          <w:bCs/>
-        </w:rPr>
-        <w:t>Initial</w:t>
-      </w:r>
-      <w:proofErr w:type="spellEnd"/>
-      <w:r>
-        <w:rPr>
-          <w:b/>
-          <w:bCs/>
-        </w:rPr>
-        <w:t xml:space="preserve"> Setup Jetson</w:t>
+        <w:t>AI Lab: Initial Setup Jetson</w:t>
       </w:r>
     </w:p>
     <w:p>
@@ -481,10 +465,7 @@
         <w:fldChar w:fldCharType="begin"/>
       </w:r>
       <w:r>
-        <w:instrText xml:space="preserve"> REF _Ref228125081 \r \h </w:instrText>
-      </w:r>
-      <w:r>
-        <w:instrText xml:space="preserve"> \* MERGEFORMAT </w:instrText>
+        <w:instrText xml:space="preserve"> REF _Ref228125081 \r \h  \* MERGEFORMAT </w:instrText>
       </w:r>
       <w:r>
         <w:fldChar w:fldCharType="separate"/>
@@ -2401,7 +2382,7 @@
           <w:noProof/>
         </w:rPr>
         <w:drawing>
-          <wp:inline distT="0" distB="0" distL="0" distR="0" wp14:anchorId="73432744" wp14:editId="131B0896">
+          <wp:inline distT="0" distB="0" distL="0" distR="0" wp14:anchorId="73432744" wp14:editId="73811ADF">
             <wp:extent cx="2832117" cy="2463165"/>
             <wp:effectExtent l="0" t="0" r="6350" b="0"/>
             <wp:docPr id="1025390661" name="Immagine 2"/>
@@ -3534,25 +3515,7 @@
           <w:iCs/>
           <w:lang w:val="en-US"/>
         </w:rPr>
-        <w:t xml:space="preserve">$ </w:t>
-      </w:r>
-      <w:proofErr w:type="spellStart"/>
-      <w:r>
-        <w:rPr>
-          <w:i/>
-          <w:iCs/>
-          <w:lang w:val="en-US"/>
-        </w:rPr>
-        <w:t>ps</w:t>
-      </w:r>
-      <w:proofErr w:type="spellEnd"/>
-      <w:r>
-        <w:rPr>
-          <w:i/>
-          <w:iCs/>
-          <w:lang w:val="en-US"/>
-        </w:rPr>
-        <w:t xml:space="preserve"> -</w:t>
+        <w:t>$ ps -</w:t>
       </w:r>
       <w:proofErr w:type="spellStart"/>
       <w:r>
@@ -4034,15 +3997,7 @@
         <w:spacing w:after="0"/>
       </w:pPr>
       <w:r>
-        <w:t xml:space="preserve">Lato Sistema Windows, installare </w:t>
-      </w:r>
-      <w:proofErr w:type="spellStart"/>
-      <w:r>
-        <w:t>TigerVNC</w:t>
-      </w:r>
-      <w:proofErr w:type="spellEnd"/>
-      <w:r>
-        <w:t>:</w:t>
+        <w:t>Lato Sistema Windows, installare TigerVNC:</w:t>
       </w:r>
     </w:p>
     <w:p>
@@ -7287,85 +7242,67 @@
           <w:rFonts w:ascii="Abadi ExtraLight" w:hAnsi="Abadi ExtraLight"/>
           <w:lang w:val="en-US"/>
         </w:rPr>
-        <w:t>DNN_BACKEND_CUDA</w:t>
-      </w:r>
+        <w:t>DNN_BACKEND_CUDA);</w:t>
+      </w:r>
+    </w:p>
+    <w:p>
+      <w:pPr>
+        <w:ind w:left="720" w:firstLine="696"/>
+        <w:rPr>
+          <w:rFonts w:ascii="Abadi ExtraLight" w:hAnsi="Abadi ExtraLight"/>
+          <w:lang w:val="en-US"/>
+        </w:rPr>
+      </w:pPr>
+      <w:proofErr w:type="spellStart"/>
       <w:proofErr w:type="gramStart"/>
       <w:r>
         <w:rPr>
           <w:rFonts w:ascii="Abadi ExtraLight" w:hAnsi="Abadi ExtraLight"/>
           <w:lang w:val="en-US"/>
         </w:rPr>
-        <w:t>);</w:t>
-      </w:r>
+        <w:t>net.setPreferableTarget</w:t>
+      </w:r>
+      <w:proofErr w:type="spellEnd"/>
       <w:proofErr w:type="gramEnd"/>
-    </w:p>
-    <w:p>
-      <w:pPr>
-        <w:ind w:left="720" w:firstLine="696"/>
-        <w:rPr>
-          <w:rFonts w:ascii="Abadi ExtraLight" w:hAnsi="Abadi ExtraLight"/>
-          <w:lang w:val="en-US"/>
-        </w:rPr>
-      </w:pPr>
-      <w:proofErr w:type="spellStart"/>
+      <w:r>
+        <w:rPr>
+          <w:rFonts w:ascii="Abadi ExtraLight" w:hAnsi="Abadi ExtraLight"/>
+          <w:lang w:val="en-US"/>
+        </w:rPr>
+        <w:t>(</w:t>
+      </w:r>
       <w:proofErr w:type="gramStart"/>
       <w:r>
         <w:rPr>
           <w:rFonts w:ascii="Abadi ExtraLight" w:hAnsi="Abadi ExtraLight"/>
           <w:lang w:val="en-US"/>
         </w:rPr>
-        <w:t>net.setPreferableTarget</w:t>
-      </w:r>
-      <w:proofErr w:type="spellEnd"/>
+        <w:t>cv::</w:t>
+      </w:r>
+      <w:proofErr w:type="spellStart"/>
+      <w:r>
+        <w:rPr>
+          <w:rFonts w:ascii="Abadi ExtraLight" w:hAnsi="Abadi ExtraLight"/>
+          <w:lang w:val="en-US"/>
+        </w:rPr>
+        <w:t>dnn</w:t>
+      </w:r>
+      <w:proofErr w:type="spellEnd"/>
+      <w:r>
+        <w:rPr>
+          <w:rFonts w:ascii="Abadi ExtraLight" w:hAnsi="Abadi ExtraLight"/>
+          <w:lang w:val="en-US"/>
+        </w:rPr>
+        <w:t>::</w:t>
+      </w:r>
       <w:proofErr w:type="gramEnd"/>
       <w:r>
         <w:rPr>
           <w:rFonts w:ascii="Abadi ExtraLight" w:hAnsi="Abadi ExtraLight"/>
           <w:lang w:val="en-US"/>
         </w:rPr>
-        <w:t>(</w:t>
-      </w:r>
-      <w:proofErr w:type="gramStart"/>
-      <w:r>
-        <w:rPr>
-          <w:rFonts w:ascii="Abadi ExtraLight" w:hAnsi="Abadi ExtraLight"/>
-          <w:lang w:val="en-US"/>
-        </w:rPr>
-        <w:t>cv::</w:t>
-      </w:r>
-      <w:proofErr w:type="spellStart"/>
-      <w:r>
-        <w:rPr>
-          <w:rFonts w:ascii="Abadi ExtraLight" w:hAnsi="Abadi ExtraLight"/>
-          <w:lang w:val="en-US"/>
-        </w:rPr>
-        <w:t>dnn</w:t>
-      </w:r>
-      <w:proofErr w:type="spellEnd"/>
-      <w:r>
-        <w:rPr>
-          <w:rFonts w:ascii="Abadi ExtraLight" w:hAnsi="Abadi ExtraLight"/>
-          <w:lang w:val="en-US"/>
-        </w:rPr>
-        <w:t>::</w:t>
-      </w:r>
-      <w:proofErr w:type="gramEnd"/>
-      <w:r>
-        <w:rPr>
-          <w:rFonts w:ascii="Abadi ExtraLight" w:hAnsi="Abadi ExtraLight"/>
-          <w:lang w:val="en-US"/>
-        </w:rPr>
-        <w:t>DNN_TARGET_CUDA</w:t>
-      </w:r>
-      <w:proofErr w:type="gramStart"/>
-      <w:r>
-        <w:rPr>
-          <w:rFonts w:ascii="Abadi ExtraLight" w:hAnsi="Abadi ExtraLight"/>
-          <w:lang w:val="en-US"/>
-        </w:rPr>
-        <w:t>);</w:t>
-      </w:r>
-      <w:proofErr w:type="gramEnd"/>
+        <w:t>DNN_TARGET_CUDA);</w:t>
+      </w:r>
     </w:p>
     <w:p>
       <w:pPr>
@@ -7571,17 +7508,8 @@
           <w:rFonts w:ascii="Abadi ExtraLight" w:hAnsi="Abadi ExtraLight"/>
           <w:lang w:val="en-US"/>
         </w:rPr>
-        <w:t>DNN_BACKEND_TENSORRT</w:t>
-      </w:r>
-      <w:proofErr w:type="gramStart"/>
-      <w:r>
-        <w:rPr>
-          <w:rFonts w:ascii="Abadi ExtraLight" w:hAnsi="Abadi ExtraLight"/>
-          <w:lang w:val="en-US"/>
-        </w:rPr>
-        <w:t>);</w:t>
-      </w:r>
-      <w:proofErr w:type="gramEnd"/>
+        <w:t>DNN_BACKEND_TENSORRT);</w:t>
+      </w:r>
     </w:p>
     <w:p>
       <w:pPr>
@@ -11566,7 +11494,15 @@
       </w:r>
       <w:proofErr w:type="spellEnd"/>
       <w:r>
-        <w:t xml:space="preserve"> CPU-only, ad es. </w:t>
+        <w:t xml:space="preserve"> CPU-</w:t>
+      </w:r>
+      <w:proofErr w:type="spellStart"/>
+      <w:r>
+        <w:t>only</w:t>
+      </w:r>
+      <w:proofErr w:type="spellEnd"/>
+      <w:r>
+        <w:t xml:space="preserve">, ad es. </w:t>
       </w:r>
       <w:proofErr w:type="spellStart"/>
       <w:r>
@@ -21122,65 +21058,193 @@
           <w:rFonts w:ascii="Abadi ExtraLight" w:hAnsi="Abadi ExtraLight"/>
           <w:lang w:val="en-US"/>
         </w:rPr>
-        <w:t>*network, *config)</w:t>
-      </w:r>
+        <w:t>*network, *config));</w:t>
+      </w:r>
+    </w:p>
+    <w:p>
+      <w:pPr>
+        <w:spacing w:after="0"/>
+        <w:rPr>
+          <w:lang w:val="en-US"/>
+        </w:rPr>
+      </w:pPr>
+    </w:p>
+    <w:p>
+      <w:pPr>
+        <w:spacing w:after="0"/>
+        <w:ind w:left="720" w:firstLine="696"/>
+        <w:rPr>
+          <w:rFonts w:ascii="Abadi ExtraLight" w:hAnsi="Abadi ExtraLight"/>
+          <w:lang w:val="en-US"/>
+        </w:rPr>
+      </w:pPr>
+      <w:r>
+        <w:rPr>
+          <w:rFonts w:ascii="Abadi ExtraLight" w:hAnsi="Abadi ExtraLight"/>
+          <w:lang w:val="en-US"/>
+        </w:rPr>
+        <w:t xml:space="preserve">// </w:t>
+      </w:r>
+      <w:proofErr w:type="spellStart"/>
+      <w:r>
+        <w:rPr>
+          <w:rFonts w:ascii="Abadi ExtraLight" w:hAnsi="Abadi ExtraLight"/>
+          <w:lang w:val="en-US"/>
+        </w:rPr>
+        <w:t>Serializza</w:t>
+      </w:r>
+      <w:proofErr w:type="spellEnd"/>
+      <w:r>
+        <w:rPr>
+          <w:rFonts w:ascii="Abadi ExtraLight" w:hAnsi="Abadi ExtraLight"/>
+          <w:lang w:val="en-US"/>
+        </w:rPr>
+        <w:t xml:space="preserve"> e </w:t>
+      </w:r>
+      <w:proofErr w:type="spellStart"/>
+      <w:r>
+        <w:rPr>
+          <w:rFonts w:ascii="Abadi ExtraLight" w:hAnsi="Abadi ExtraLight"/>
+          <w:lang w:val="en-US"/>
+        </w:rPr>
+        <w:t>salva</w:t>
+      </w:r>
+      <w:proofErr w:type="spellEnd"/>
+      <w:r>
+        <w:rPr>
+          <w:rFonts w:ascii="Abadi ExtraLight" w:hAnsi="Abadi ExtraLight"/>
+          <w:lang w:val="en-US"/>
+        </w:rPr>
+        <w:t xml:space="preserve"> </w:t>
+      </w:r>
+      <w:proofErr w:type="spellStart"/>
+      <w:r>
+        <w:rPr>
+          <w:rFonts w:ascii="Abadi ExtraLight" w:hAnsi="Abadi ExtraLight"/>
+          <w:lang w:val="en-US"/>
+        </w:rPr>
+        <w:t>su</w:t>
+      </w:r>
+      <w:proofErr w:type="spellEnd"/>
+      <w:r>
+        <w:rPr>
+          <w:rFonts w:ascii="Abadi ExtraLight" w:hAnsi="Abadi ExtraLight"/>
+          <w:lang w:val="en-US"/>
+        </w:rPr>
+        <w:t xml:space="preserve"> disco</w:t>
+      </w:r>
+    </w:p>
+    <w:p>
+      <w:pPr>
+        <w:spacing w:after="0"/>
+        <w:ind w:left="720" w:firstLine="696"/>
+        <w:rPr>
+          <w:rFonts w:ascii="Abadi ExtraLight" w:hAnsi="Abadi ExtraLight"/>
+          <w:lang w:val="en-US"/>
+        </w:rPr>
+      </w:pPr>
       <w:proofErr w:type="gramStart"/>
       <w:r>
         <w:rPr>
           <w:rFonts w:ascii="Abadi ExtraLight" w:hAnsi="Abadi ExtraLight"/>
           <w:lang w:val="en-US"/>
         </w:rPr>
-        <w:t>);</w:t>
-      </w:r>
+        <w:t>std::</w:t>
+      </w:r>
+      <w:proofErr w:type="spellStart"/>
       <w:proofErr w:type="gramEnd"/>
-    </w:p>
-    <w:p>
-      <w:pPr>
-        <w:spacing w:after="0"/>
-        <w:rPr>
-          <w:lang w:val="en-US"/>
-        </w:rPr>
-      </w:pPr>
-    </w:p>
-    <w:p>
-      <w:pPr>
-        <w:spacing w:after="0"/>
-        <w:ind w:left="720" w:firstLine="696"/>
-        <w:rPr>
-          <w:rFonts w:ascii="Abadi ExtraLight" w:hAnsi="Abadi ExtraLight"/>
-          <w:lang w:val="en-US"/>
-        </w:rPr>
-      </w:pPr>
-      <w:r>
-        <w:rPr>
-          <w:rFonts w:ascii="Abadi ExtraLight" w:hAnsi="Abadi ExtraLight"/>
-          <w:lang w:val="en-US"/>
-        </w:rPr>
-        <w:t xml:space="preserve">// </w:t>
-      </w:r>
-      <w:proofErr w:type="spellStart"/>
-      <w:r>
-        <w:rPr>
-          <w:rFonts w:ascii="Abadi ExtraLight" w:hAnsi="Abadi ExtraLight"/>
-          <w:lang w:val="en-US"/>
-        </w:rPr>
-        <w:t>Serializza</w:t>
-      </w:r>
-      <w:proofErr w:type="spellEnd"/>
-      <w:r>
-        <w:rPr>
-          <w:rFonts w:ascii="Abadi ExtraLight" w:hAnsi="Abadi ExtraLight"/>
-          <w:lang w:val="en-US"/>
-        </w:rPr>
-        <w:t xml:space="preserve"> e </w:t>
-      </w:r>
-      <w:proofErr w:type="spellStart"/>
-      <w:r>
-        <w:rPr>
-          <w:rFonts w:ascii="Abadi ExtraLight" w:hAnsi="Abadi ExtraLight"/>
-          <w:lang w:val="en-US"/>
-        </w:rPr>
-        <w:t>salva</w:t>
+      <w:r>
+        <w:rPr>
+          <w:rFonts w:ascii="Abadi ExtraLight" w:hAnsi="Abadi ExtraLight"/>
+          <w:lang w:val="en-US"/>
+        </w:rPr>
+        <w:t>unique_ptr</w:t>
+      </w:r>
+      <w:proofErr w:type="spellEnd"/>
+      <w:r>
+        <w:rPr>
+          <w:rFonts w:ascii="Abadi ExtraLight" w:hAnsi="Abadi ExtraLight"/>
+          <w:lang w:val="en-US"/>
+        </w:rPr>
+        <w:t>&lt;nvinfer</w:t>
+      </w:r>
+      <w:proofErr w:type="gramStart"/>
+      <w:r>
+        <w:rPr>
+          <w:rFonts w:ascii="Abadi ExtraLight" w:hAnsi="Abadi ExtraLight"/>
+          <w:lang w:val="en-US"/>
+        </w:rPr>
+        <w:t>1::</w:t>
+      </w:r>
+      <w:proofErr w:type="spellStart"/>
+      <w:proofErr w:type="gramEnd"/>
+      <w:r>
+        <w:rPr>
+          <w:rFonts w:ascii="Abadi ExtraLight" w:hAnsi="Abadi ExtraLight"/>
+          <w:lang w:val="en-US"/>
+        </w:rPr>
+        <w:t>IHostMemory</w:t>
+      </w:r>
+      <w:proofErr w:type="spellEnd"/>
+      <w:r>
+        <w:rPr>
+          <w:rFonts w:ascii="Abadi ExtraLight" w:hAnsi="Abadi ExtraLight"/>
+          <w:lang w:val="en-US"/>
+        </w:rPr>
+        <w:t>&gt; serialized(engine-&gt;</w:t>
+      </w:r>
+      <w:proofErr w:type="gramStart"/>
+      <w:r>
+        <w:rPr>
+          <w:rFonts w:ascii="Abadi ExtraLight" w:hAnsi="Abadi ExtraLight"/>
+          <w:lang w:val="en-US"/>
+        </w:rPr>
+        <w:t>serialize(</w:t>
+      </w:r>
+      <w:proofErr w:type="gramEnd"/>
+      <w:r>
+        <w:rPr>
+          <w:rFonts w:ascii="Abadi ExtraLight" w:hAnsi="Abadi ExtraLight"/>
+          <w:lang w:val="en-US"/>
+        </w:rPr>
+        <w:t>));</w:t>
+      </w:r>
+    </w:p>
+    <w:p>
+      <w:pPr>
+        <w:spacing w:after="0"/>
+        <w:ind w:left="720" w:firstLine="696"/>
+        <w:rPr>
+          <w:rFonts w:ascii="Abadi ExtraLight" w:hAnsi="Abadi ExtraLight"/>
+          <w:lang w:val="en-US"/>
+        </w:rPr>
+      </w:pPr>
+    </w:p>
+    <w:p>
+      <w:pPr>
+        <w:spacing w:after="0"/>
+        <w:ind w:left="720" w:firstLine="696"/>
+        <w:rPr>
+          <w:rFonts w:ascii="Abadi ExtraLight" w:hAnsi="Abadi ExtraLight"/>
+          <w:lang w:val="en-US"/>
+        </w:rPr>
+      </w:pPr>
+      <w:proofErr w:type="gramStart"/>
+      <w:r>
+        <w:rPr>
+          <w:rFonts w:ascii="Abadi ExtraLight" w:hAnsi="Abadi ExtraLight"/>
+          <w:lang w:val="en-US"/>
+        </w:rPr>
+        <w:t>std::</w:t>
+      </w:r>
+      <w:proofErr w:type="spellStart"/>
+      <w:proofErr w:type="gramEnd"/>
+      <w:r>
+        <w:rPr>
+          <w:rFonts w:ascii="Abadi ExtraLight" w:hAnsi="Abadi ExtraLight"/>
+          <w:lang w:val="en-US"/>
+        </w:rPr>
+        <w:t>ofstream</w:t>
       </w:r>
       <w:proofErr w:type="spellEnd"/>
       <w:r>
@@ -21191,55 +21255,120 @@
         <w:t xml:space="preserve"> </w:t>
       </w:r>
       <w:proofErr w:type="spellStart"/>
-      <w:r>
-        <w:rPr>
-          <w:rFonts w:ascii="Abadi ExtraLight" w:hAnsi="Abadi ExtraLight"/>
-          <w:lang w:val="en-US"/>
-        </w:rPr>
-        <w:t>su</w:t>
-      </w:r>
-      <w:proofErr w:type="spellEnd"/>
-      <w:r>
-        <w:rPr>
-          <w:rFonts w:ascii="Abadi ExtraLight" w:hAnsi="Abadi ExtraLight"/>
-          <w:lang w:val="en-US"/>
-        </w:rPr>
-        <w:t xml:space="preserve"> disco</w:t>
-      </w:r>
-    </w:p>
-    <w:p>
-      <w:pPr>
-        <w:spacing w:after="0"/>
-        <w:ind w:left="720" w:firstLine="696"/>
-        <w:rPr>
-          <w:rFonts w:ascii="Abadi ExtraLight" w:hAnsi="Abadi ExtraLight"/>
-          <w:lang w:val="en-US"/>
-        </w:rPr>
-      </w:pPr>
       <w:proofErr w:type="gramStart"/>
       <w:r>
         <w:rPr>
           <w:rFonts w:ascii="Abadi ExtraLight" w:hAnsi="Abadi ExtraLight"/>
           <w:lang w:val="en-US"/>
         </w:rPr>
+        <w:t>engineFile</w:t>
+      </w:r>
+      <w:proofErr w:type="spellEnd"/>
+      <w:r>
+        <w:rPr>
+          <w:rFonts w:ascii="Abadi ExtraLight" w:hAnsi="Abadi ExtraLight"/>
+          <w:lang w:val="en-US"/>
+        </w:rPr>
+        <w:t>(</w:t>
+      </w:r>
+      <w:proofErr w:type="gramEnd"/>
+      <w:r>
+        <w:rPr>
+          <w:rFonts w:ascii="Abadi ExtraLight" w:hAnsi="Abadi ExtraLight"/>
+          <w:lang w:val="en-US"/>
+        </w:rPr>
+        <w:t xml:space="preserve">"model_int8.engine", </w:t>
+      </w:r>
+      <w:proofErr w:type="gramStart"/>
+      <w:r>
+        <w:rPr>
+          <w:rFonts w:ascii="Abadi ExtraLight" w:hAnsi="Abadi ExtraLight"/>
+          <w:lang w:val="en-US"/>
+        </w:rPr>
         <w:t>std::</w:t>
       </w:r>
       <w:proofErr w:type="spellStart"/>
+      <w:r>
+        <w:rPr>
+          <w:rFonts w:ascii="Abadi ExtraLight" w:hAnsi="Abadi ExtraLight"/>
+          <w:lang w:val="en-US"/>
+        </w:rPr>
+        <w:t>ios</w:t>
+      </w:r>
+      <w:proofErr w:type="spellEnd"/>
+      <w:r>
+        <w:rPr>
+          <w:rFonts w:ascii="Abadi ExtraLight" w:hAnsi="Abadi ExtraLight"/>
+          <w:lang w:val="en-US"/>
+        </w:rPr>
+        <w:t>::</w:t>
+      </w:r>
       <w:proofErr w:type="gramEnd"/>
       <w:r>
         <w:rPr>
           <w:rFonts w:ascii="Abadi ExtraLight" w:hAnsi="Abadi ExtraLight"/>
           <w:lang w:val="en-US"/>
         </w:rPr>
-        <w:t>unique_ptr</w:t>
-      </w:r>
-      <w:proofErr w:type="spellEnd"/>
-      <w:r>
-        <w:rPr>
-          <w:rFonts w:ascii="Abadi ExtraLight" w:hAnsi="Abadi ExtraLight"/>
-          <w:lang w:val="en-US"/>
-        </w:rPr>
-        <w:t>&lt;nvinfer</w:t>
+        <w:t>binary);</w:t>
+      </w:r>
+    </w:p>
+    <w:p>
+      <w:pPr>
+        <w:spacing w:after="0"/>
+        <w:ind w:left="720" w:firstLine="696"/>
+        <w:rPr>
+          <w:rFonts w:ascii="Abadi ExtraLight" w:hAnsi="Abadi ExtraLight"/>
+          <w:lang w:val="en-US"/>
+        </w:rPr>
+      </w:pPr>
+      <w:proofErr w:type="spellStart"/>
+      <w:r>
+        <w:rPr>
+          <w:rFonts w:ascii="Abadi ExtraLight" w:hAnsi="Abadi ExtraLight"/>
+          <w:lang w:val="en-US"/>
+        </w:rPr>
+        <w:t>engineFile.write</w:t>
+      </w:r>
+      <w:proofErr w:type="spellEnd"/>
+      <w:r>
+        <w:rPr>
+          <w:rFonts w:ascii="Abadi ExtraLight" w:hAnsi="Abadi ExtraLight"/>
+          <w:lang w:val="en-US"/>
+        </w:rPr>
+        <w:t>(</w:t>
+      </w:r>
+    </w:p>
+    <w:p>
+      <w:pPr>
+        <w:spacing w:after="0"/>
+        <w:ind w:left="720" w:firstLine="696"/>
+        <w:rPr>
+          <w:rFonts w:ascii="Abadi ExtraLight" w:hAnsi="Abadi ExtraLight"/>
+          <w:lang w:val="en-US"/>
+        </w:rPr>
+      </w:pPr>
+      <w:r>
+        <w:rPr>
+          <w:rFonts w:ascii="Abadi ExtraLight" w:hAnsi="Abadi ExtraLight"/>
+          <w:lang w:val="en-US"/>
+        </w:rPr>
+        <w:t xml:space="preserve">    </w:t>
+      </w:r>
+      <w:proofErr w:type="spellStart"/>
+      <w:r>
+        <w:rPr>
+          <w:rFonts w:ascii="Abadi ExtraLight" w:hAnsi="Abadi ExtraLight"/>
+          <w:lang w:val="en-US"/>
+        </w:rPr>
+        <w:t>reinterpret_cast</w:t>
+      </w:r>
+      <w:proofErr w:type="spellEnd"/>
+      <w:r>
+        <w:rPr>
+          <w:rFonts w:ascii="Abadi ExtraLight" w:hAnsi="Abadi ExtraLight"/>
+          <w:lang w:val="en-US"/>
+        </w:rPr>
+        <w:t>&lt;const char*&gt;(serialized-&gt;</w:t>
       </w:r>
       <w:proofErr w:type="gramStart"/>
       <w:r>
@@ -21247,24 +21376,32 @@
           <w:rFonts w:ascii="Abadi ExtraLight" w:hAnsi="Abadi ExtraLight"/>
           <w:lang w:val="en-US"/>
         </w:rPr>
-        <w:t>1::</w:t>
-      </w:r>
-      <w:proofErr w:type="spellStart"/>
+        <w:t>data(</w:t>
+      </w:r>
       <w:proofErr w:type="gramEnd"/>
       <w:r>
         <w:rPr>
           <w:rFonts w:ascii="Abadi ExtraLight" w:hAnsi="Abadi ExtraLight"/>
           <w:lang w:val="en-US"/>
         </w:rPr>
-        <w:t>IHostMemory</w:t>
-      </w:r>
-      <w:proofErr w:type="spellEnd"/>
-      <w:r>
-        <w:rPr>
-          <w:rFonts w:ascii="Abadi ExtraLight" w:hAnsi="Abadi ExtraLight"/>
-          <w:lang w:val="en-US"/>
-        </w:rPr>
-        <w:t>&gt; serialized(engine-&gt;</w:t>
+        <w:t>)),</w:t>
+      </w:r>
+    </w:p>
+    <w:p>
+      <w:pPr>
+        <w:spacing w:after="0"/>
+        <w:ind w:left="720" w:firstLine="696"/>
+        <w:rPr>
+          <w:rFonts w:ascii="Abadi ExtraLight" w:hAnsi="Abadi ExtraLight"/>
+          <w:lang w:val="en-US"/>
+        </w:rPr>
+      </w:pPr>
+      <w:r>
+        <w:rPr>
+          <w:rFonts w:ascii="Abadi ExtraLight" w:hAnsi="Abadi ExtraLight"/>
+          <w:lang w:val="en-US"/>
+        </w:rPr>
+        <w:t xml:space="preserve">    serialized-&gt;</w:t>
       </w:r>
       <w:proofErr w:type="gramStart"/>
       <w:r>
@@ -21272,7 +21409,7 @@
           <w:rFonts w:ascii="Abadi ExtraLight" w:hAnsi="Abadi ExtraLight"/>
           <w:lang w:val="en-US"/>
         </w:rPr>
-        <w:t>serialize(</w:t>
+        <w:t>size(</w:t>
       </w:r>
       <w:proofErr w:type="gramEnd"/>
       <w:r>
@@ -21280,37 +21417,95 @@
           <w:rFonts w:ascii="Abadi ExtraLight" w:hAnsi="Abadi ExtraLight"/>
           <w:lang w:val="en-US"/>
         </w:rPr>
-        <w:t>)</w:t>
-      </w:r>
+        <w:t>));</w:t>
+      </w:r>
+    </w:p>
+    <w:p>
+      <w:pPr>
+        <w:spacing w:after="0"/>
+        <w:ind w:left="720" w:firstLine="696"/>
+        <w:rPr>
+          <w:rFonts w:ascii="Abadi ExtraLight" w:hAnsi="Abadi ExtraLight"/>
+          <w:lang w:val="en-US"/>
+        </w:rPr>
+      </w:pPr>
+      <w:proofErr w:type="spellStart"/>
+      <w:r>
+        <w:rPr>
+          <w:rFonts w:ascii="Abadi ExtraLight" w:hAnsi="Abadi ExtraLight"/>
+          <w:lang w:val="en-US"/>
+        </w:rPr>
+        <w:t>engineFile.close</w:t>
+      </w:r>
+      <w:proofErr w:type="spellEnd"/>
+      <w:r>
+        <w:rPr>
+          <w:rFonts w:ascii="Abadi ExtraLight" w:hAnsi="Abadi ExtraLight"/>
+          <w:lang w:val="en-US"/>
+        </w:rPr>
+        <w:t>();</w:t>
+      </w:r>
+    </w:p>
+    <w:p>
+      <w:pPr>
+        <w:spacing w:after="0"/>
+        <w:ind w:left="720" w:firstLine="696"/>
+        <w:rPr>
+          <w:rFonts w:ascii="Abadi ExtraLight" w:hAnsi="Abadi ExtraLight"/>
+          <w:lang w:val="en-US"/>
+        </w:rPr>
+      </w:pPr>
+    </w:p>
+    <w:p>
+      <w:pPr>
+        <w:spacing w:after="0"/>
+        <w:ind w:left="720" w:firstLine="696"/>
+        <w:rPr>
+          <w:rFonts w:ascii="Abadi ExtraLight" w:hAnsi="Abadi ExtraLight"/>
+          <w:lang w:val="en-US"/>
+        </w:rPr>
+      </w:pPr>
       <w:proofErr w:type="gramStart"/>
       <w:r>
         <w:rPr>
           <w:rFonts w:ascii="Abadi ExtraLight" w:hAnsi="Abadi ExtraLight"/>
           <w:lang w:val="en-US"/>
         </w:rPr>
-        <w:t>);</w:t>
-      </w:r>
+        <w:t>std::</w:t>
+      </w:r>
+      <w:proofErr w:type="spellStart"/>
       <w:proofErr w:type="gramEnd"/>
-    </w:p>
-    <w:p>
-      <w:pPr>
-        <w:spacing w:after="0"/>
-        <w:ind w:left="720" w:firstLine="696"/>
-        <w:rPr>
-          <w:rFonts w:ascii="Abadi ExtraLight" w:hAnsi="Abadi ExtraLight"/>
-          <w:lang w:val="en-US"/>
-        </w:rPr>
-      </w:pPr>
-    </w:p>
-    <w:p>
-      <w:pPr>
-        <w:spacing w:after="0"/>
-        <w:ind w:left="720" w:firstLine="696"/>
-        <w:rPr>
-          <w:rFonts w:ascii="Abadi ExtraLight" w:hAnsi="Abadi ExtraLight"/>
-          <w:lang w:val="en-US"/>
-        </w:rPr>
-      </w:pPr>
+      <w:r>
+        <w:rPr>
+          <w:rFonts w:ascii="Abadi ExtraLight" w:hAnsi="Abadi ExtraLight"/>
+          <w:lang w:val="en-US"/>
+        </w:rPr>
+        <w:t>cout</w:t>
+      </w:r>
+      <w:proofErr w:type="spellEnd"/>
+      <w:r>
+        <w:rPr>
+          <w:rFonts w:ascii="Abadi ExtraLight" w:hAnsi="Abadi ExtraLight"/>
+          <w:lang w:val="en-US"/>
+        </w:rPr>
+        <w:t xml:space="preserve"> &lt;&lt; "Engine </w:t>
+      </w:r>
+      <w:proofErr w:type="spellStart"/>
+      <w:r>
+        <w:rPr>
+          <w:rFonts w:ascii="Abadi ExtraLight" w:hAnsi="Abadi ExtraLight"/>
+          <w:lang w:val="en-US"/>
+        </w:rPr>
+        <w:t>salvato</w:t>
+      </w:r>
+      <w:proofErr w:type="spellEnd"/>
+      <w:r>
+        <w:rPr>
+          <w:rFonts w:ascii="Abadi ExtraLight" w:hAnsi="Abadi ExtraLight"/>
+          <w:lang w:val="en-US"/>
+        </w:rPr>
+        <w:t xml:space="preserve"> in model_int8.engine" &lt;&lt; </w:t>
+      </w:r>
       <w:proofErr w:type="gramStart"/>
       <w:r>
         <w:rPr>
@@ -21326,300 +21521,6 @@
           <w:rFonts w:ascii="Abadi ExtraLight" w:hAnsi="Abadi ExtraLight"/>
           <w:lang w:val="en-US"/>
         </w:rPr>
-        <w:t>ofstream</w:t>
-      </w:r>
-      <w:proofErr w:type="spellEnd"/>
-      <w:r>
-        <w:rPr>
-          <w:rFonts w:ascii="Abadi ExtraLight" w:hAnsi="Abadi ExtraLight"/>
-          <w:lang w:val="en-US"/>
-        </w:rPr>
-        <w:t xml:space="preserve"> </w:t>
-      </w:r>
-      <w:proofErr w:type="spellStart"/>
-      <w:proofErr w:type="gramStart"/>
-      <w:r>
-        <w:rPr>
-          <w:rFonts w:ascii="Abadi ExtraLight" w:hAnsi="Abadi ExtraLight"/>
-          <w:lang w:val="en-US"/>
-        </w:rPr>
-        <w:t>engineFile</w:t>
-      </w:r>
-      <w:proofErr w:type="spellEnd"/>
-      <w:r>
-        <w:rPr>
-          <w:rFonts w:ascii="Abadi ExtraLight" w:hAnsi="Abadi ExtraLight"/>
-          <w:lang w:val="en-US"/>
-        </w:rPr>
-        <w:t>(</w:t>
-      </w:r>
-      <w:proofErr w:type="gramEnd"/>
-      <w:r>
-        <w:rPr>
-          <w:rFonts w:ascii="Abadi ExtraLight" w:hAnsi="Abadi ExtraLight"/>
-          <w:lang w:val="en-US"/>
-        </w:rPr>
-        <w:t xml:space="preserve">"model_int8.engine", </w:t>
-      </w:r>
-      <w:proofErr w:type="gramStart"/>
-      <w:r>
-        <w:rPr>
-          <w:rFonts w:ascii="Abadi ExtraLight" w:hAnsi="Abadi ExtraLight"/>
-          <w:lang w:val="en-US"/>
-        </w:rPr>
-        <w:t>std::</w:t>
-      </w:r>
-      <w:proofErr w:type="spellStart"/>
-      <w:r>
-        <w:rPr>
-          <w:rFonts w:ascii="Abadi ExtraLight" w:hAnsi="Abadi ExtraLight"/>
-          <w:lang w:val="en-US"/>
-        </w:rPr>
-        <w:t>ios</w:t>
-      </w:r>
-      <w:proofErr w:type="spellEnd"/>
-      <w:r>
-        <w:rPr>
-          <w:rFonts w:ascii="Abadi ExtraLight" w:hAnsi="Abadi ExtraLight"/>
-          <w:lang w:val="en-US"/>
-        </w:rPr>
-        <w:t>::</w:t>
-      </w:r>
-      <w:proofErr w:type="gramEnd"/>
-      <w:r>
-        <w:rPr>
-          <w:rFonts w:ascii="Abadi ExtraLight" w:hAnsi="Abadi ExtraLight"/>
-          <w:lang w:val="en-US"/>
-        </w:rPr>
-        <w:t>binary</w:t>
-      </w:r>
-      <w:proofErr w:type="gramStart"/>
-      <w:r>
-        <w:rPr>
-          <w:rFonts w:ascii="Abadi ExtraLight" w:hAnsi="Abadi ExtraLight"/>
-          <w:lang w:val="en-US"/>
-        </w:rPr>
-        <w:t>);</w:t>
-      </w:r>
-      <w:proofErr w:type="gramEnd"/>
-    </w:p>
-    <w:p>
-      <w:pPr>
-        <w:spacing w:after="0"/>
-        <w:ind w:left="720" w:firstLine="696"/>
-        <w:rPr>
-          <w:rFonts w:ascii="Abadi ExtraLight" w:hAnsi="Abadi ExtraLight"/>
-          <w:lang w:val="en-US"/>
-        </w:rPr>
-      </w:pPr>
-      <w:proofErr w:type="spellStart"/>
-      <w:r>
-        <w:rPr>
-          <w:rFonts w:ascii="Abadi ExtraLight" w:hAnsi="Abadi ExtraLight"/>
-          <w:lang w:val="en-US"/>
-        </w:rPr>
-        <w:t>engineFile.write</w:t>
-      </w:r>
-      <w:proofErr w:type="spellEnd"/>
-      <w:r>
-        <w:rPr>
-          <w:rFonts w:ascii="Abadi ExtraLight" w:hAnsi="Abadi ExtraLight"/>
-          <w:lang w:val="en-US"/>
-        </w:rPr>
-        <w:t>(</w:t>
-      </w:r>
-    </w:p>
-    <w:p>
-      <w:pPr>
-        <w:spacing w:after="0"/>
-        <w:ind w:left="720" w:firstLine="696"/>
-        <w:rPr>
-          <w:rFonts w:ascii="Abadi ExtraLight" w:hAnsi="Abadi ExtraLight"/>
-          <w:lang w:val="en-US"/>
-        </w:rPr>
-      </w:pPr>
-      <w:r>
-        <w:rPr>
-          <w:rFonts w:ascii="Abadi ExtraLight" w:hAnsi="Abadi ExtraLight"/>
-          <w:lang w:val="en-US"/>
-        </w:rPr>
-        <w:t xml:space="preserve">    </w:t>
-      </w:r>
-      <w:proofErr w:type="spellStart"/>
-      <w:r>
-        <w:rPr>
-          <w:rFonts w:ascii="Abadi ExtraLight" w:hAnsi="Abadi ExtraLight"/>
-          <w:lang w:val="en-US"/>
-        </w:rPr>
-        <w:t>reinterpret_cast</w:t>
-      </w:r>
-      <w:proofErr w:type="spellEnd"/>
-      <w:r>
-        <w:rPr>
-          <w:rFonts w:ascii="Abadi ExtraLight" w:hAnsi="Abadi ExtraLight"/>
-          <w:lang w:val="en-US"/>
-        </w:rPr>
-        <w:t>&lt;const char*&gt;(serialized-&gt;</w:t>
-      </w:r>
-      <w:proofErr w:type="gramStart"/>
-      <w:r>
-        <w:rPr>
-          <w:rFonts w:ascii="Abadi ExtraLight" w:hAnsi="Abadi ExtraLight"/>
-          <w:lang w:val="en-US"/>
-        </w:rPr>
-        <w:t>data(</w:t>
-      </w:r>
-      <w:proofErr w:type="gramEnd"/>
-      <w:r>
-        <w:rPr>
-          <w:rFonts w:ascii="Abadi ExtraLight" w:hAnsi="Abadi ExtraLight"/>
-          <w:lang w:val="en-US"/>
-        </w:rPr>
-        <w:t>)),</w:t>
-      </w:r>
-    </w:p>
-    <w:p>
-      <w:pPr>
-        <w:spacing w:after="0"/>
-        <w:ind w:left="720" w:firstLine="696"/>
-        <w:rPr>
-          <w:rFonts w:ascii="Abadi ExtraLight" w:hAnsi="Abadi ExtraLight"/>
-          <w:lang w:val="en-US"/>
-        </w:rPr>
-      </w:pPr>
-      <w:r>
-        <w:rPr>
-          <w:rFonts w:ascii="Abadi ExtraLight" w:hAnsi="Abadi ExtraLight"/>
-          <w:lang w:val="en-US"/>
-        </w:rPr>
-        <w:t xml:space="preserve">    serialized-&gt;</w:t>
-      </w:r>
-      <w:proofErr w:type="gramStart"/>
-      <w:r>
-        <w:rPr>
-          <w:rFonts w:ascii="Abadi ExtraLight" w:hAnsi="Abadi ExtraLight"/>
-          <w:lang w:val="en-US"/>
-        </w:rPr>
-        <w:t>size(</w:t>
-      </w:r>
-      <w:proofErr w:type="gramEnd"/>
-      <w:r>
-        <w:rPr>
-          <w:rFonts w:ascii="Abadi ExtraLight" w:hAnsi="Abadi ExtraLight"/>
-          <w:lang w:val="en-US"/>
-        </w:rPr>
-        <w:t>)</w:t>
-      </w:r>
-      <w:proofErr w:type="gramStart"/>
-      <w:r>
-        <w:rPr>
-          <w:rFonts w:ascii="Abadi ExtraLight" w:hAnsi="Abadi ExtraLight"/>
-          <w:lang w:val="en-US"/>
-        </w:rPr>
-        <w:t>);</w:t>
-      </w:r>
-      <w:proofErr w:type="gramEnd"/>
-    </w:p>
-    <w:p>
-      <w:pPr>
-        <w:spacing w:after="0"/>
-        <w:ind w:left="720" w:firstLine="696"/>
-        <w:rPr>
-          <w:rFonts w:ascii="Abadi ExtraLight" w:hAnsi="Abadi ExtraLight"/>
-          <w:lang w:val="en-US"/>
-        </w:rPr>
-      </w:pPr>
-      <w:proofErr w:type="spellStart"/>
-      <w:r>
-        <w:rPr>
-          <w:rFonts w:ascii="Abadi ExtraLight" w:hAnsi="Abadi ExtraLight"/>
-          <w:lang w:val="en-US"/>
-        </w:rPr>
-        <w:t>engineFile.close</w:t>
-      </w:r>
-      <w:proofErr w:type="spellEnd"/>
-      <w:r>
-        <w:rPr>
-          <w:rFonts w:ascii="Abadi ExtraLight" w:hAnsi="Abadi ExtraLight"/>
-          <w:lang w:val="en-US"/>
-        </w:rPr>
-        <w:t>();</w:t>
-      </w:r>
-    </w:p>
-    <w:p>
-      <w:pPr>
-        <w:spacing w:after="0"/>
-        <w:ind w:left="720" w:firstLine="696"/>
-        <w:rPr>
-          <w:rFonts w:ascii="Abadi ExtraLight" w:hAnsi="Abadi ExtraLight"/>
-          <w:lang w:val="en-US"/>
-        </w:rPr>
-      </w:pPr>
-    </w:p>
-    <w:p>
-      <w:pPr>
-        <w:spacing w:after="0"/>
-        <w:ind w:left="720" w:firstLine="696"/>
-        <w:rPr>
-          <w:rFonts w:ascii="Abadi ExtraLight" w:hAnsi="Abadi ExtraLight"/>
-          <w:lang w:val="en-US"/>
-        </w:rPr>
-      </w:pPr>
-      <w:proofErr w:type="gramStart"/>
-      <w:r>
-        <w:rPr>
-          <w:rFonts w:ascii="Abadi ExtraLight" w:hAnsi="Abadi ExtraLight"/>
-          <w:lang w:val="en-US"/>
-        </w:rPr>
-        <w:t>std::</w:t>
-      </w:r>
-      <w:proofErr w:type="spellStart"/>
-      <w:proofErr w:type="gramEnd"/>
-      <w:r>
-        <w:rPr>
-          <w:rFonts w:ascii="Abadi ExtraLight" w:hAnsi="Abadi ExtraLight"/>
-          <w:lang w:val="en-US"/>
-        </w:rPr>
-        <w:t>cout</w:t>
-      </w:r>
-      <w:proofErr w:type="spellEnd"/>
-      <w:r>
-        <w:rPr>
-          <w:rFonts w:ascii="Abadi ExtraLight" w:hAnsi="Abadi ExtraLight"/>
-          <w:lang w:val="en-US"/>
-        </w:rPr>
-        <w:t xml:space="preserve"> &lt;&lt; "Engine </w:t>
-      </w:r>
-      <w:proofErr w:type="spellStart"/>
-      <w:r>
-        <w:rPr>
-          <w:rFonts w:ascii="Abadi ExtraLight" w:hAnsi="Abadi ExtraLight"/>
-          <w:lang w:val="en-US"/>
-        </w:rPr>
-        <w:t>salvato</w:t>
-      </w:r>
-      <w:proofErr w:type="spellEnd"/>
-      <w:r>
-        <w:rPr>
-          <w:rFonts w:ascii="Abadi ExtraLight" w:hAnsi="Abadi ExtraLight"/>
-          <w:lang w:val="en-US"/>
-        </w:rPr>
-        <w:t xml:space="preserve"> in model_int8.engine" &lt;&lt; </w:t>
-      </w:r>
-      <w:proofErr w:type="gramStart"/>
-      <w:r>
-        <w:rPr>
-          <w:rFonts w:ascii="Abadi ExtraLight" w:hAnsi="Abadi ExtraLight"/>
-          <w:lang w:val="en-US"/>
-        </w:rPr>
-        <w:t>std::</w:t>
-      </w:r>
-      <w:proofErr w:type="spellStart"/>
-      <w:r>
-        <w:rPr>
-          <w:rFonts w:ascii="Abadi ExtraLight" w:hAnsi="Abadi ExtraLight"/>
-          <w:lang w:val="en-US"/>
-        </w:rPr>
         <w:t>endl</w:t>
       </w:r>
       <w:proofErr w:type="spellEnd"/>
@@ -21630,7 +21531,6 @@
         </w:rPr>
         <w:t>;</w:t>
       </w:r>
-      <w:proofErr w:type="gramEnd"/>
     </w:p>
     <w:p>
       <w:pPr>
@@ -21790,51 +21690,304 @@
           <w:rFonts w:ascii="Abadi ExtraLight" w:hAnsi="Abadi ExtraLight"/>
           <w:lang w:val="en-US"/>
         </w:rPr>
-        <w:t>binary</w:t>
-      </w:r>
+        <w:t>binary);</w:t>
+      </w:r>
+    </w:p>
+    <w:p>
+      <w:pPr>
+        <w:spacing w:after="0"/>
+        <w:ind w:left="720" w:firstLine="696"/>
+        <w:rPr>
+          <w:rFonts w:ascii="Abadi ExtraLight" w:hAnsi="Abadi ExtraLight"/>
+          <w:lang w:val="en-US"/>
+        </w:rPr>
+      </w:pPr>
       <w:proofErr w:type="gramStart"/>
       <w:r>
         <w:rPr>
           <w:rFonts w:ascii="Abadi ExtraLight" w:hAnsi="Abadi ExtraLight"/>
           <w:lang w:val="en-US"/>
         </w:rPr>
-        <w:t>);</w:t>
+        <w:t>std::</w:t>
       </w:r>
       <w:proofErr w:type="gramEnd"/>
-    </w:p>
-    <w:p>
-      <w:pPr>
-        <w:spacing w:after="0"/>
-        <w:ind w:left="720" w:firstLine="696"/>
-        <w:rPr>
-          <w:rFonts w:ascii="Abadi ExtraLight" w:hAnsi="Abadi ExtraLight"/>
-          <w:lang w:val="en-US"/>
-        </w:rPr>
-      </w:pPr>
+      <w:r>
+        <w:rPr>
+          <w:rFonts w:ascii="Abadi ExtraLight" w:hAnsi="Abadi ExtraLight"/>
+          <w:lang w:val="en-US"/>
+        </w:rPr>
+        <w:t xml:space="preserve">vector&lt;char&gt; </w:t>
+      </w:r>
+      <w:proofErr w:type="spellStart"/>
       <w:proofErr w:type="gramStart"/>
       <w:r>
         <w:rPr>
           <w:rFonts w:ascii="Abadi ExtraLight" w:hAnsi="Abadi ExtraLight"/>
           <w:lang w:val="en-US"/>
         </w:rPr>
+        <w:t>engineData</w:t>
+      </w:r>
+      <w:proofErr w:type="spellEnd"/>
+      <w:r>
+        <w:rPr>
+          <w:rFonts w:ascii="Abadi ExtraLight" w:hAnsi="Abadi ExtraLight"/>
+          <w:lang w:val="en-US"/>
+        </w:rPr>
+        <w:t>(</w:t>
+      </w:r>
+      <w:proofErr w:type="gramEnd"/>
+    </w:p>
+    <w:p>
+      <w:pPr>
+        <w:spacing w:after="0"/>
+        <w:ind w:left="720" w:firstLine="696"/>
+        <w:rPr>
+          <w:rFonts w:ascii="Abadi ExtraLight" w:hAnsi="Abadi ExtraLight"/>
+          <w:lang w:val="en-US"/>
+        </w:rPr>
+      </w:pPr>
+      <w:r>
+        <w:rPr>
+          <w:rFonts w:ascii="Abadi ExtraLight" w:hAnsi="Abadi ExtraLight"/>
+          <w:lang w:val="en-US"/>
+        </w:rPr>
+        <w:t xml:space="preserve">    (</w:t>
+      </w:r>
+      <w:proofErr w:type="gramStart"/>
+      <w:r>
+        <w:rPr>
+          <w:rFonts w:ascii="Abadi ExtraLight" w:hAnsi="Abadi ExtraLight"/>
+          <w:lang w:val="en-US"/>
+        </w:rPr>
         <w:t>std::</w:t>
       </w:r>
+      <w:proofErr w:type="spellStart"/>
       <w:proofErr w:type="gramEnd"/>
       <w:r>
         <w:rPr>
           <w:rFonts w:ascii="Abadi ExtraLight" w:hAnsi="Abadi ExtraLight"/>
           <w:lang w:val="en-US"/>
         </w:rPr>
-        <w:t xml:space="preserve">vector&lt;char&gt; </w:t>
-      </w:r>
-      <w:proofErr w:type="spellStart"/>
+        <w:t>istreambuf_iterator</w:t>
+      </w:r>
+      <w:proofErr w:type="spellEnd"/>
+      <w:r>
+        <w:rPr>
+          <w:rFonts w:ascii="Abadi ExtraLight" w:hAnsi="Abadi ExtraLight"/>
+          <w:lang w:val="en-US"/>
+        </w:rPr>
+        <w:t>&lt;char&gt;(</w:t>
+      </w:r>
+      <w:proofErr w:type="spellStart"/>
+      <w:r>
+        <w:rPr>
+          <w:rFonts w:ascii="Abadi ExtraLight" w:hAnsi="Abadi ExtraLight"/>
+          <w:lang w:val="en-US"/>
+        </w:rPr>
+        <w:t>engineFile</w:t>
+      </w:r>
+      <w:proofErr w:type="spellEnd"/>
+      <w:r>
+        <w:rPr>
+          <w:rFonts w:ascii="Abadi ExtraLight" w:hAnsi="Abadi ExtraLight"/>
+          <w:lang w:val="en-US"/>
+        </w:rPr>
+        <w:t>)),</w:t>
+      </w:r>
+    </w:p>
+    <w:p>
+      <w:pPr>
+        <w:spacing w:after="0"/>
+        <w:ind w:left="720" w:firstLine="696"/>
+        <w:rPr>
+          <w:rFonts w:ascii="Abadi ExtraLight" w:hAnsi="Abadi ExtraLight"/>
+          <w:lang w:val="en-US"/>
+        </w:rPr>
+      </w:pPr>
+      <w:r>
+        <w:rPr>
+          <w:rFonts w:ascii="Abadi ExtraLight" w:hAnsi="Abadi ExtraLight"/>
+          <w:lang w:val="en-US"/>
+        </w:rPr>
+        <w:t xml:space="preserve">     </w:t>
+      </w:r>
       <w:proofErr w:type="gramStart"/>
       <w:r>
         <w:rPr>
           <w:rFonts w:ascii="Abadi ExtraLight" w:hAnsi="Abadi ExtraLight"/>
           <w:lang w:val="en-US"/>
         </w:rPr>
-        <w:t>engineData</w:t>
+        <w:t>std::</w:t>
+      </w:r>
+      <w:proofErr w:type="spellStart"/>
+      <w:proofErr w:type="gramEnd"/>
+      <w:r>
+        <w:rPr>
+          <w:rFonts w:ascii="Abadi ExtraLight" w:hAnsi="Abadi ExtraLight"/>
+          <w:lang w:val="en-US"/>
+        </w:rPr>
+        <w:t>istreambuf_iterator</w:t>
+      </w:r>
+      <w:proofErr w:type="spellEnd"/>
+      <w:r>
+        <w:rPr>
+          <w:rFonts w:ascii="Abadi ExtraLight" w:hAnsi="Abadi ExtraLight"/>
+          <w:lang w:val="en-US"/>
+        </w:rPr>
+        <w:t>&lt;char</w:t>
+      </w:r>
+      <w:proofErr w:type="gramStart"/>
+      <w:r>
+        <w:rPr>
+          <w:rFonts w:ascii="Abadi ExtraLight" w:hAnsi="Abadi ExtraLight"/>
+          <w:lang w:val="en-US"/>
+        </w:rPr>
+        <w:t>&gt;(</w:t>
+      </w:r>
+      <w:proofErr w:type="gramEnd"/>
+      <w:r>
+        <w:rPr>
+          <w:rFonts w:ascii="Abadi ExtraLight" w:hAnsi="Abadi ExtraLight"/>
+          <w:lang w:val="en-US"/>
+        </w:rPr>
+        <w:t>));</w:t>
+      </w:r>
+    </w:p>
+    <w:p>
+      <w:pPr>
+        <w:spacing w:after="0"/>
+        <w:rPr>
+          <w:lang w:val="en-US"/>
+        </w:rPr>
+      </w:pPr>
+    </w:p>
+    <w:p>
+      <w:pPr>
+        <w:spacing w:after="0"/>
+        <w:ind w:left="720" w:firstLine="696"/>
+        <w:rPr>
+          <w:rFonts w:ascii="Abadi ExtraLight" w:hAnsi="Abadi ExtraLight"/>
+          <w:lang w:val="en-US"/>
+        </w:rPr>
+      </w:pPr>
+      <w:r>
+        <w:rPr>
+          <w:rFonts w:ascii="Abadi ExtraLight" w:hAnsi="Abadi ExtraLight"/>
+          <w:lang w:val="en-US"/>
+        </w:rPr>
+        <w:t xml:space="preserve">// </w:t>
+      </w:r>
+      <w:proofErr w:type="spellStart"/>
+      <w:r>
+        <w:rPr>
+          <w:rFonts w:ascii="Abadi ExtraLight" w:hAnsi="Abadi ExtraLight"/>
+          <w:lang w:val="en-US"/>
+        </w:rPr>
+        <w:t>Deserializza</w:t>
+      </w:r>
+      <w:proofErr w:type="spellEnd"/>
+    </w:p>
+    <w:p>
+      <w:pPr>
+        <w:spacing w:after="0"/>
+        <w:ind w:left="720" w:firstLine="696"/>
+        <w:rPr>
+          <w:rFonts w:ascii="Abadi ExtraLight" w:hAnsi="Abadi ExtraLight"/>
+          <w:lang w:val="en-US"/>
+        </w:rPr>
+      </w:pPr>
+      <w:r>
+        <w:rPr>
+          <w:rFonts w:ascii="Abadi ExtraLight" w:hAnsi="Abadi ExtraLight"/>
+          <w:lang w:val="en-US"/>
+        </w:rPr>
+        <w:t xml:space="preserve">auto runtime = </w:t>
+      </w:r>
+      <w:proofErr w:type="gramStart"/>
+      <w:r>
+        <w:rPr>
+          <w:rFonts w:ascii="Abadi ExtraLight" w:hAnsi="Abadi ExtraLight"/>
+          <w:lang w:val="en-US"/>
+        </w:rPr>
+        <w:t>std::</w:t>
+      </w:r>
+      <w:proofErr w:type="spellStart"/>
+      <w:proofErr w:type="gramEnd"/>
+      <w:r>
+        <w:rPr>
+          <w:rFonts w:ascii="Abadi ExtraLight" w:hAnsi="Abadi ExtraLight"/>
+          <w:lang w:val="en-US"/>
+        </w:rPr>
+        <w:t>unique_ptr</w:t>
+      </w:r>
+      <w:proofErr w:type="spellEnd"/>
+      <w:r>
+        <w:rPr>
+          <w:rFonts w:ascii="Abadi ExtraLight" w:hAnsi="Abadi ExtraLight"/>
+          <w:lang w:val="en-US"/>
+        </w:rPr>
+        <w:t>&lt;nvinfer</w:t>
+      </w:r>
+      <w:proofErr w:type="gramStart"/>
+      <w:r>
+        <w:rPr>
+          <w:rFonts w:ascii="Abadi ExtraLight" w:hAnsi="Abadi ExtraLight"/>
+          <w:lang w:val="en-US"/>
+        </w:rPr>
+        <w:t>1::</w:t>
+      </w:r>
+      <w:proofErr w:type="spellStart"/>
+      <w:proofErr w:type="gramEnd"/>
+      <w:r>
+        <w:rPr>
+          <w:rFonts w:ascii="Abadi ExtraLight" w:hAnsi="Abadi ExtraLight"/>
+          <w:lang w:val="en-US"/>
+        </w:rPr>
+        <w:t>IRuntime</w:t>
+      </w:r>
+      <w:proofErr w:type="spellEnd"/>
+      <w:proofErr w:type="gramStart"/>
+      <w:r>
+        <w:rPr>
+          <w:rFonts w:ascii="Abadi ExtraLight" w:hAnsi="Abadi ExtraLight"/>
+          <w:lang w:val="en-US"/>
+        </w:rPr>
+        <w:t>&gt;(</w:t>
+      </w:r>
+      <w:proofErr w:type="gramEnd"/>
+    </w:p>
+    <w:p>
+      <w:pPr>
+        <w:spacing w:after="0"/>
+        <w:ind w:left="720" w:firstLine="696"/>
+        <w:rPr>
+          <w:rFonts w:ascii="Abadi ExtraLight" w:hAnsi="Abadi ExtraLight"/>
+          <w:lang w:val="en-US"/>
+        </w:rPr>
+      </w:pPr>
+      <w:r>
+        <w:rPr>
+          <w:rFonts w:ascii="Abadi ExtraLight" w:hAnsi="Abadi ExtraLight"/>
+          <w:lang w:val="en-US"/>
+        </w:rPr>
+        <w:t xml:space="preserve">    nvinfer</w:t>
+      </w:r>
+      <w:proofErr w:type="gramStart"/>
+      <w:r>
+        <w:rPr>
+          <w:rFonts w:ascii="Abadi ExtraLight" w:hAnsi="Abadi ExtraLight"/>
+          <w:lang w:val="en-US"/>
+        </w:rPr>
+        <w:t>1::</w:t>
+      </w:r>
+      <w:proofErr w:type="spellStart"/>
+      <w:proofErr w:type="gramEnd"/>
+      <w:r>
+        <w:rPr>
+          <w:rFonts w:ascii="Abadi ExtraLight" w:hAnsi="Abadi ExtraLight"/>
+          <w:lang w:val="en-US"/>
+        </w:rPr>
+        <w:t>createInferRuntime</w:t>
       </w:r>
       <w:proofErr w:type="spellEnd"/>
       <w:r>
@@ -21844,23 +21997,73 @@
         </w:rPr>
         <w:t>(</w:t>
       </w:r>
+      <w:proofErr w:type="spellStart"/>
+      <w:r>
+        <w:rPr>
+          <w:rFonts w:ascii="Abadi ExtraLight" w:hAnsi="Abadi ExtraLight"/>
+          <w:lang w:val="en-US"/>
+        </w:rPr>
+        <w:t>gLogger</w:t>
+      </w:r>
+      <w:proofErr w:type="spellEnd"/>
+      <w:r>
+        <w:rPr>
+          <w:rFonts w:ascii="Abadi ExtraLight" w:hAnsi="Abadi ExtraLight"/>
+          <w:lang w:val="en-US"/>
+        </w:rPr>
+        <w:t>));</w:t>
+      </w:r>
+    </w:p>
+    <w:p>
+      <w:pPr>
+        <w:spacing w:after="0"/>
+        <w:ind w:left="720" w:firstLine="696"/>
+        <w:rPr>
+          <w:rFonts w:ascii="Abadi ExtraLight" w:hAnsi="Abadi ExtraLight"/>
+          <w:lang w:val="en-US"/>
+        </w:rPr>
+      </w:pPr>
+    </w:p>
+    <w:p>
+      <w:pPr>
+        <w:spacing w:after="0"/>
+        <w:ind w:left="720" w:firstLine="696"/>
+        <w:rPr>
+          <w:rFonts w:ascii="Abadi ExtraLight" w:hAnsi="Abadi ExtraLight"/>
+          <w:lang w:val="en-US"/>
+        </w:rPr>
+      </w:pPr>
+      <w:r>
+        <w:rPr>
+          <w:rFonts w:ascii="Abadi ExtraLight" w:hAnsi="Abadi ExtraLight"/>
+          <w:lang w:val="en-US"/>
+        </w:rPr>
+        <w:t xml:space="preserve">auto engine = </w:t>
+      </w:r>
+      <w:proofErr w:type="gramStart"/>
+      <w:r>
+        <w:rPr>
+          <w:rFonts w:ascii="Abadi ExtraLight" w:hAnsi="Abadi ExtraLight"/>
+          <w:lang w:val="en-US"/>
+        </w:rPr>
+        <w:t>std::</w:t>
+      </w:r>
+      <w:proofErr w:type="spellStart"/>
       <w:proofErr w:type="gramEnd"/>
-    </w:p>
-    <w:p>
-      <w:pPr>
-        <w:spacing w:after="0"/>
-        <w:ind w:left="720" w:firstLine="696"/>
-        <w:rPr>
-          <w:rFonts w:ascii="Abadi ExtraLight" w:hAnsi="Abadi ExtraLight"/>
-          <w:lang w:val="en-US"/>
-        </w:rPr>
-      </w:pPr>
-      <w:r>
-        <w:rPr>
-          <w:rFonts w:ascii="Abadi ExtraLight" w:hAnsi="Abadi ExtraLight"/>
-          <w:lang w:val="en-US"/>
-        </w:rPr>
-        <w:t xml:space="preserve">    (</w:t>
+      <w:r>
+        <w:rPr>
+          <w:rFonts w:ascii="Abadi ExtraLight" w:hAnsi="Abadi ExtraLight"/>
+          <w:lang w:val="en-US"/>
+        </w:rPr>
+        <w:t>unique_ptr</w:t>
+      </w:r>
+      <w:proofErr w:type="spellEnd"/>
+      <w:r>
+        <w:rPr>
+          <w:rFonts w:ascii="Abadi ExtraLight" w:hAnsi="Abadi ExtraLight"/>
+          <w:lang w:val="en-US"/>
+        </w:rPr>
+        <w:t>&lt;nvinfer</w:t>
       </w:r>
       <w:proofErr w:type="gramStart"/>
       <w:r>
@@ -21868,7 +22071,7 @@
           <w:rFonts w:ascii="Abadi ExtraLight" w:hAnsi="Abadi ExtraLight"/>
           <w:lang w:val="en-US"/>
         </w:rPr>
-        <w:t>std::</w:t>
+        <w:t>1::</w:t>
       </w:r>
       <w:proofErr w:type="spellStart"/>
       <w:proofErr w:type="gramEnd"/>
@@ -21877,389 +22080,59 @@
           <w:rFonts w:ascii="Abadi ExtraLight" w:hAnsi="Abadi ExtraLight"/>
           <w:lang w:val="en-US"/>
         </w:rPr>
-        <w:t>istreambuf_iterator</w:t>
-      </w:r>
-      <w:proofErr w:type="spellEnd"/>
-      <w:r>
-        <w:rPr>
-          <w:rFonts w:ascii="Abadi ExtraLight" w:hAnsi="Abadi ExtraLight"/>
-          <w:lang w:val="en-US"/>
-        </w:rPr>
-        <w:t>&lt;char&gt;(</w:t>
-      </w:r>
-      <w:proofErr w:type="spellStart"/>
-      <w:r>
-        <w:rPr>
-          <w:rFonts w:ascii="Abadi ExtraLight" w:hAnsi="Abadi ExtraLight"/>
-          <w:lang w:val="en-US"/>
-        </w:rPr>
-        <w:t>engineFile</w:t>
-      </w:r>
-      <w:proofErr w:type="spellEnd"/>
-      <w:r>
-        <w:rPr>
-          <w:rFonts w:ascii="Abadi ExtraLight" w:hAnsi="Abadi ExtraLight"/>
-          <w:lang w:val="en-US"/>
-        </w:rPr>
-        <w:t>)),</w:t>
-      </w:r>
-    </w:p>
-    <w:p>
-      <w:pPr>
-        <w:spacing w:after="0"/>
-        <w:ind w:left="720" w:firstLine="696"/>
-        <w:rPr>
-          <w:rFonts w:ascii="Abadi ExtraLight" w:hAnsi="Abadi ExtraLight"/>
-          <w:lang w:val="en-US"/>
-        </w:rPr>
-      </w:pPr>
-      <w:r>
-        <w:rPr>
-          <w:rFonts w:ascii="Abadi ExtraLight" w:hAnsi="Abadi ExtraLight"/>
-          <w:lang w:val="en-US"/>
-        </w:rPr>
-        <w:t xml:space="preserve">     </w:t>
-      </w:r>
+        <w:t>ICudaEngine</w:t>
+      </w:r>
+      <w:proofErr w:type="spellEnd"/>
       <w:proofErr w:type="gramStart"/>
       <w:r>
         <w:rPr>
           <w:rFonts w:ascii="Abadi ExtraLight" w:hAnsi="Abadi ExtraLight"/>
           <w:lang w:val="en-US"/>
         </w:rPr>
-        <w:t>std::</w:t>
-      </w:r>
-      <w:proofErr w:type="spellStart"/>
+        <w:t>&gt;(</w:t>
+      </w:r>
       <w:proofErr w:type="gramEnd"/>
-      <w:r>
-        <w:rPr>
-          <w:rFonts w:ascii="Abadi ExtraLight" w:hAnsi="Abadi ExtraLight"/>
-          <w:lang w:val="en-US"/>
-        </w:rPr>
-        <w:t>istreambuf_iterator</w:t>
-      </w:r>
-      <w:proofErr w:type="spellEnd"/>
-      <w:r>
-        <w:rPr>
-          <w:rFonts w:ascii="Abadi ExtraLight" w:hAnsi="Abadi ExtraLight"/>
-          <w:lang w:val="en-US"/>
-        </w:rPr>
-        <w:t>&lt;char</w:t>
-      </w:r>
+    </w:p>
+    <w:p>
+      <w:pPr>
+        <w:spacing w:after="0"/>
+        <w:ind w:left="720" w:firstLine="696"/>
+        <w:rPr>
+          <w:rFonts w:ascii="Abadi ExtraLight" w:hAnsi="Abadi ExtraLight"/>
+          <w:lang w:val="en-US"/>
+        </w:rPr>
+      </w:pPr>
+      <w:r>
+        <w:rPr>
+          <w:rFonts w:ascii="Abadi ExtraLight" w:hAnsi="Abadi ExtraLight"/>
+          <w:lang w:val="en-US"/>
+        </w:rPr>
+        <w:t xml:space="preserve">    runtime-&gt;</w:t>
+      </w:r>
+      <w:proofErr w:type="spellStart"/>
       <w:proofErr w:type="gramStart"/>
       <w:r>
         <w:rPr>
           <w:rFonts w:ascii="Abadi ExtraLight" w:hAnsi="Abadi ExtraLight"/>
           <w:lang w:val="en-US"/>
         </w:rPr>
-        <w:t>&gt;(</w:t>
-      </w:r>
+        <w:t>deserializeCudaEngine</w:t>
+      </w:r>
+      <w:proofErr w:type="spellEnd"/>
+      <w:r>
+        <w:rPr>
+          <w:rFonts w:ascii="Abadi ExtraLight" w:hAnsi="Abadi ExtraLight"/>
+          <w:lang w:val="en-US"/>
+        </w:rPr>
+        <w:t>(</w:t>
+      </w:r>
+      <w:proofErr w:type="spellStart"/>
       <w:proofErr w:type="gramEnd"/>
       <w:r>
         <w:rPr>
           <w:rFonts w:ascii="Abadi ExtraLight" w:hAnsi="Abadi ExtraLight"/>
           <w:lang w:val="en-US"/>
         </w:rPr>
-        <w:t>)</w:t>
-      </w:r>
-      <w:proofErr w:type="gramStart"/>
-      <w:r>
-        <w:rPr>
-          <w:rFonts w:ascii="Abadi ExtraLight" w:hAnsi="Abadi ExtraLight"/>
-          <w:lang w:val="en-US"/>
-        </w:rPr>
-        <w:t>);</w:t>
-      </w:r>
-      <w:proofErr w:type="gramEnd"/>
-    </w:p>
-    <w:p>
-      <w:pPr>
-        <w:spacing w:after="0"/>
-        <w:rPr>
-          <w:lang w:val="en-US"/>
-        </w:rPr>
-      </w:pPr>
-    </w:p>
-    <w:p>
-      <w:pPr>
-        <w:spacing w:after="0"/>
-        <w:ind w:left="720" w:firstLine="696"/>
-        <w:rPr>
-          <w:rFonts w:ascii="Abadi ExtraLight" w:hAnsi="Abadi ExtraLight"/>
-          <w:lang w:val="en-US"/>
-        </w:rPr>
-      </w:pPr>
-      <w:r>
-        <w:rPr>
-          <w:rFonts w:ascii="Abadi ExtraLight" w:hAnsi="Abadi ExtraLight"/>
-          <w:lang w:val="en-US"/>
-        </w:rPr>
-        <w:t xml:space="preserve">// </w:t>
-      </w:r>
-      <w:proofErr w:type="spellStart"/>
-      <w:r>
-        <w:rPr>
-          <w:rFonts w:ascii="Abadi ExtraLight" w:hAnsi="Abadi ExtraLight"/>
-          <w:lang w:val="en-US"/>
-        </w:rPr>
-        <w:t>Deserializza</w:t>
-      </w:r>
-      <w:proofErr w:type="spellEnd"/>
-    </w:p>
-    <w:p>
-      <w:pPr>
-        <w:spacing w:after="0"/>
-        <w:ind w:left="720" w:firstLine="696"/>
-        <w:rPr>
-          <w:rFonts w:ascii="Abadi ExtraLight" w:hAnsi="Abadi ExtraLight"/>
-          <w:lang w:val="en-US"/>
-        </w:rPr>
-      </w:pPr>
-      <w:r>
-        <w:rPr>
-          <w:rFonts w:ascii="Abadi ExtraLight" w:hAnsi="Abadi ExtraLight"/>
-          <w:lang w:val="en-US"/>
-        </w:rPr>
-        <w:t xml:space="preserve">auto runtime = </w:t>
-      </w:r>
-      <w:proofErr w:type="gramStart"/>
-      <w:r>
-        <w:rPr>
-          <w:rFonts w:ascii="Abadi ExtraLight" w:hAnsi="Abadi ExtraLight"/>
-          <w:lang w:val="en-US"/>
-        </w:rPr>
-        <w:t>std::</w:t>
-      </w:r>
-      <w:proofErr w:type="spellStart"/>
-      <w:proofErr w:type="gramEnd"/>
-      <w:r>
-        <w:rPr>
-          <w:rFonts w:ascii="Abadi ExtraLight" w:hAnsi="Abadi ExtraLight"/>
-          <w:lang w:val="en-US"/>
-        </w:rPr>
-        <w:t>unique_ptr</w:t>
-      </w:r>
-      <w:proofErr w:type="spellEnd"/>
-      <w:r>
-        <w:rPr>
-          <w:rFonts w:ascii="Abadi ExtraLight" w:hAnsi="Abadi ExtraLight"/>
-          <w:lang w:val="en-US"/>
-        </w:rPr>
-        <w:t>&lt;nvinfer</w:t>
-      </w:r>
-      <w:proofErr w:type="gramStart"/>
-      <w:r>
-        <w:rPr>
-          <w:rFonts w:ascii="Abadi ExtraLight" w:hAnsi="Abadi ExtraLight"/>
-          <w:lang w:val="en-US"/>
-        </w:rPr>
-        <w:t>1::</w:t>
-      </w:r>
-      <w:proofErr w:type="spellStart"/>
-      <w:proofErr w:type="gramEnd"/>
-      <w:r>
-        <w:rPr>
-          <w:rFonts w:ascii="Abadi ExtraLight" w:hAnsi="Abadi ExtraLight"/>
-          <w:lang w:val="en-US"/>
-        </w:rPr>
-        <w:t>IRuntime</w:t>
-      </w:r>
-      <w:proofErr w:type="spellEnd"/>
-      <w:proofErr w:type="gramStart"/>
-      <w:r>
-        <w:rPr>
-          <w:rFonts w:ascii="Abadi ExtraLight" w:hAnsi="Abadi ExtraLight"/>
-          <w:lang w:val="en-US"/>
-        </w:rPr>
-        <w:t>&gt;(</w:t>
-      </w:r>
-      <w:proofErr w:type="gramEnd"/>
-    </w:p>
-    <w:p>
-      <w:pPr>
-        <w:spacing w:after="0"/>
-        <w:ind w:left="720" w:firstLine="696"/>
-        <w:rPr>
-          <w:rFonts w:ascii="Abadi ExtraLight" w:hAnsi="Abadi ExtraLight"/>
-          <w:lang w:val="en-US"/>
-        </w:rPr>
-      </w:pPr>
-      <w:r>
-        <w:rPr>
-          <w:rFonts w:ascii="Abadi ExtraLight" w:hAnsi="Abadi ExtraLight"/>
-          <w:lang w:val="en-US"/>
-        </w:rPr>
-        <w:t xml:space="preserve">    nvinfer</w:t>
-      </w:r>
-      <w:proofErr w:type="gramStart"/>
-      <w:r>
-        <w:rPr>
-          <w:rFonts w:ascii="Abadi ExtraLight" w:hAnsi="Abadi ExtraLight"/>
-          <w:lang w:val="en-US"/>
-        </w:rPr>
-        <w:t>1::</w:t>
-      </w:r>
-      <w:proofErr w:type="spellStart"/>
-      <w:proofErr w:type="gramEnd"/>
-      <w:r>
-        <w:rPr>
-          <w:rFonts w:ascii="Abadi ExtraLight" w:hAnsi="Abadi ExtraLight"/>
-          <w:lang w:val="en-US"/>
-        </w:rPr>
-        <w:t>createInferRuntime</w:t>
-      </w:r>
-      <w:proofErr w:type="spellEnd"/>
-      <w:r>
-        <w:rPr>
-          <w:rFonts w:ascii="Abadi ExtraLight" w:hAnsi="Abadi ExtraLight"/>
-          <w:lang w:val="en-US"/>
-        </w:rPr>
-        <w:t>(</w:t>
-      </w:r>
-      <w:proofErr w:type="spellStart"/>
-      <w:r>
-        <w:rPr>
-          <w:rFonts w:ascii="Abadi ExtraLight" w:hAnsi="Abadi ExtraLight"/>
-          <w:lang w:val="en-US"/>
-        </w:rPr>
-        <w:t>gLogger</w:t>
-      </w:r>
-      <w:proofErr w:type="spellEnd"/>
-      <w:r>
-        <w:rPr>
-          <w:rFonts w:ascii="Abadi ExtraLight" w:hAnsi="Abadi ExtraLight"/>
-          <w:lang w:val="en-US"/>
-        </w:rPr>
-        <w:t>)</w:t>
-      </w:r>
-      <w:proofErr w:type="gramStart"/>
-      <w:r>
-        <w:rPr>
-          <w:rFonts w:ascii="Abadi ExtraLight" w:hAnsi="Abadi ExtraLight"/>
-          <w:lang w:val="en-US"/>
-        </w:rPr>
-        <w:t>);</w:t>
-      </w:r>
-      <w:proofErr w:type="gramEnd"/>
-    </w:p>
-    <w:p>
-      <w:pPr>
-        <w:spacing w:after="0"/>
-        <w:ind w:left="720" w:firstLine="696"/>
-        <w:rPr>
-          <w:rFonts w:ascii="Abadi ExtraLight" w:hAnsi="Abadi ExtraLight"/>
-          <w:lang w:val="en-US"/>
-        </w:rPr>
-      </w:pPr>
-    </w:p>
-    <w:p>
-      <w:pPr>
-        <w:spacing w:after="0"/>
-        <w:ind w:left="720" w:firstLine="696"/>
-        <w:rPr>
-          <w:rFonts w:ascii="Abadi ExtraLight" w:hAnsi="Abadi ExtraLight"/>
-          <w:lang w:val="en-US"/>
-        </w:rPr>
-      </w:pPr>
-      <w:r>
-        <w:rPr>
-          <w:rFonts w:ascii="Abadi ExtraLight" w:hAnsi="Abadi ExtraLight"/>
-          <w:lang w:val="en-US"/>
-        </w:rPr>
-        <w:t xml:space="preserve">auto engine = </w:t>
-      </w:r>
-      <w:proofErr w:type="gramStart"/>
-      <w:r>
-        <w:rPr>
-          <w:rFonts w:ascii="Abadi ExtraLight" w:hAnsi="Abadi ExtraLight"/>
-          <w:lang w:val="en-US"/>
-        </w:rPr>
-        <w:t>std::</w:t>
-      </w:r>
-      <w:proofErr w:type="spellStart"/>
-      <w:proofErr w:type="gramEnd"/>
-      <w:r>
-        <w:rPr>
-          <w:rFonts w:ascii="Abadi ExtraLight" w:hAnsi="Abadi ExtraLight"/>
-          <w:lang w:val="en-US"/>
-        </w:rPr>
-        <w:t>unique_ptr</w:t>
-      </w:r>
-      <w:proofErr w:type="spellEnd"/>
-      <w:r>
-        <w:rPr>
-          <w:rFonts w:ascii="Abadi ExtraLight" w:hAnsi="Abadi ExtraLight"/>
-          <w:lang w:val="en-US"/>
-        </w:rPr>
-        <w:t>&lt;nvinfer</w:t>
-      </w:r>
-      <w:proofErr w:type="gramStart"/>
-      <w:r>
-        <w:rPr>
-          <w:rFonts w:ascii="Abadi ExtraLight" w:hAnsi="Abadi ExtraLight"/>
-          <w:lang w:val="en-US"/>
-        </w:rPr>
-        <w:t>1::</w:t>
-      </w:r>
-      <w:proofErr w:type="spellStart"/>
-      <w:proofErr w:type="gramEnd"/>
-      <w:r>
-        <w:rPr>
-          <w:rFonts w:ascii="Abadi ExtraLight" w:hAnsi="Abadi ExtraLight"/>
-          <w:lang w:val="en-US"/>
-        </w:rPr>
-        <w:t>ICudaEngine</w:t>
-      </w:r>
-      <w:proofErr w:type="spellEnd"/>
-      <w:proofErr w:type="gramStart"/>
-      <w:r>
-        <w:rPr>
-          <w:rFonts w:ascii="Abadi ExtraLight" w:hAnsi="Abadi ExtraLight"/>
-          <w:lang w:val="en-US"/>
-        </w:rPr>
-        <w:t>&gt;(</w:t>
-      </w:r>
-      <w:proofErr w:type="gramEnd"/>
-    </w:p>
-    <w:p>
-      <w:pPr>
-        <w:spacing w:after="0"/>
-        <w:ind w:left="720" w:firstLine="696"/>
-        <w:rPr>
-          <w:rFonts w:ascii="Abadi ExtraLight" w:hAnsi="Abadi ExtraLight"/>
-          <w:lang w:val="en-US"/>
-        </w:rPr>
-      </w:pPr>
-      <w:r>
-        <w:rPr>
-          <w:rFonts w:ascii="Abadi ExtraLight" w:hAnsi="Abadi ExtraLight"/>
-          <w:lang w:val="en-US"/>
-        </w:rPr>
-        <w:t xml:space="preserve">    runtime-&gt;</w:t>
-      </w:r>
-      <w:proofErr w:type="spellStart"/>
-      <w:proofErr w:type="gramStart"/>
-      <w:r>
-        <w:rPr>
-          <w:rFonts w:ascii="Abadi ExtraLight" w:hAnsi="Abadi ExtraLight"/>
-          <w:lang w:val="en-US"/>
-        </w:rPr>
-        <w:t>deserializeCudaEngine</w:t>
-      </w:r>
-      <w:proofErr w:type="spellEnd"/>
-      <w:r>
-        <w:rPr>
-          <w:rFonts w:ascii="Abadi ExtraLight" w:hAnsi="Abadi ExtraLight"/>
-          <w:lang w:val="en-US"/>
-        </w:rPr>
-        <w:t>(</w:t>
-      </w:r>
-      <w:proofErr w:type="spellStart"/>
-      <w:proofErr w:type="gramEnd"/>
-      <w:r>
-        <w:rPr>
-          <w:rFonts w:ascii="Abadi ExtraLight" w:hAnsi="Abadi ExtraLight"/>
-          <w:lang w:val="en-US"/>
-        </w:rPr>
         <w:t>engineData.data</w:t>
       </w:r>
       <w:proofErr w:type="spellEnd"/>
@@ -22284,17 +22157,8 @@
           <w:rFonts w:ascii="Abadi ExtraLight" w:hAnsi="Abadi ExtraLight"/>
           <w:lang w:val="en-US"/>
         </w:rPr>
-        <w:t>())</w:t>
-      </w:r>
-      <w:proofErr w:type="gramStart"/>
-      <w:r>
-        <w:rPr>
-          <w:rFonts w:ascii="Abadi ExtraLight" w:hAnsi="Abadi ExtraLight"/>
-          <w:lang w:val="en-US"/>
-        </w:rPr>
-        <w:t>);</w:t>
-      </w:r>
-      <w:proofErr w:type="gramEnd"/>
+        <w:t>()));</w:t>
+      </w:r>
     </w:p>
     <w:p>
       <w:pPr>
@@ -24830,7 +24694,6 @@
       <w:r>
         <w:rPr>
           <w:rFonts w:ascii="Abadi ExtraLight" w:hAnsi="Abadi ExtraLight"/>
-          <w:lang w:val="en-US"/>
         </w:rPr>
         <w:t>downloader.py</w:t>
       </w:r>
@@ -25096,7 +24959,13 @@
         <w:t>python3 sample.py</w:t>
       </w:r>
     </w:p>
-    <w:p/>
+    <w:p>
+      <w:pPr>
+        <w:rPr>
+          <w:lang w:val="en-US"/>
+        </w:rPr>
+      </w:pPr>
+    </w:p>
     <w:p>
       <w:pPr>
         <w:pStyle w:val="Titolo7"/>
@@ -25763,7 +25632,7 @@
     <w:p>
       <w:r>
         <w:pict w14:anchorId="3950C983">
-          <v:rect id="_x0000_i1028" style="width:0;height:1.5pt" o:hralign="center" o:hrstd="t" o:hr="t" fillcolor="#a0a0a0" stroked="f"/>
+          <v:rect id="_x0000_i1025" style="width:0;height:1.5pt" o:hralign="center" o:hrstd="t" o:hr="t" fillcolor="#a0a0a0" stroked="f"/>
         </w:pict>
       </w:r>
     </w:p>
@@ -25944,7 +25813,7 @@
     <w:p>
       <w:r>
         <w:pict w14:anchorId="6B4F6F6B">
-          <v:rect id="_x0000_i1029" style="width:0;height:1.5pt" o:hralign="center" o:hrstd="t" o:hr="t" fillcolor="#a0a0a0" stroked="f"/>
+          <v:rect id="_x0000_i1026" style="width:0;height:1.5pt" o:hralign="center" o:hrstd="t" o:hr="t" fillcolor="#a0a0a0" stroked="f"/>
         </w:pict>
       </w:r>
     </w:p>
@@ -27159,11 +27028,6 @@
       </w:hyperlink>
     </w:p>
     <w:p>
-      <w:pPr>
-        <w:rPr>
-          <w:lang w:val="en-US"/>
-        </w:rPr>
-      </w:pPr>
       <w:r>
         <w:rPr>
           <w:rFonts w:ascii="Segoe UI Emoji" w:hAnsi="Segoe UI Emoji" w:cs="Segoe UI Emoji"/>
@@ -27713,9 +27577,6 @@
     <w:p>
       <w:pPr>
         <w:jc w:val="both"/>
-        <w:rPr>
-          <w:lang w:val="en-US"/>
-        </w:rPr>
       </w:pPr>
       <w:proofErr w:type="spellStart"/>
       <w:r>
@@ -28078,9 +27939,6 @@
     <w:p>
       <w:pPr>
         <w:jc w:val="both"/>
-        <w:rPr>
-          <w:lang w:val="en-US"/>
-        </w:rPr>
       </w:pPr>
       <w:r>
         <w:t xml:space="preserve">Introdotto in </w:t>
@@ -28217,36 +28075,64 @@
         <w:ind w:left="720" w:firstLine="696"/>
         <w:rPr>
           <w:rFonts w:ascii="Abadi ExtraLight" w:hAnsi="Abadi ExtraLight"/>
-        </w:rPr>
-      </w:pPr>
-      <w:r>
-        <w:rPr>
-          <w:rFonts w:ascii="Abadi ExtraLight" w:hAnsi="Abadi ExtraLight"/>
-        </w:rPr>
-        <w:t xml:space="preserve"># Step 1 — costruisce il normale </w:t>
-      </w:r>
-      <w:proofErr w:type="spellStart"/>
-      <w:r>
-        <w:rPr>
-          <w:rFonts w:ascii="Abadi ExtraLight" w:hAnsi="Abadi ExtraLight"/>
-        </w:rPr>
-        <w:t>engine</w:t>
-      </w:r>
-      <w:proofErr w:type="spellEnd"/>
-      <w:r>
-        <w:rPr>
-          <w:rFonts w:ascii="Abadi ExtraLight" w:hAnsi="Abadi ExtraLight"/>
-        </w:rPr>
-        <w:t xml:space="preserve"> e quello weight-</w:t>
-      </w:r>
-      <w:proofErr w:type="spellStart"/>
-      <w:r>
-        <w:rPr>
-          <w:rFonts w:ascii="Abadi ExtraLight" w:hAnsi="Abadi ExtraLight"/>
-        </w:rPr>
-        <w:t>stripped</w:t>
-      </w:r>
-      <w:proofErr w:type="spellEnd"/>
+          <w:lang w:val="en-US"/>
+        </w:rPr>
+      </w:pPr>
+      <w:r>
+        <w:rPr>
+          <w:rFonts w:ascii="Abadi ExtraLight" w:hAnsi="Abadi ExtraLight"/>
+          <w:lang w:val="en-US"/>
+        </w:rPr>
+        <w:t xml:space="preserve"># Step 1 — </w:t>
+      </w:r>
+      <w:proofErr w:type="spellStart"/>
+      <w:r>
+        <w:rPr>
+          <w:rFonts w:ascii="Abadi ExtraLight" w:hAnsi="Abadi ExtraLight"/>
+          <w:lang w:val="en-US"/>
+        </w:rPr>
+        <w:t>costruisce</w:t>
+      </w:r>
+      <w:proofErr w:type="spellEnd"/>
+      <w:r>
+        <w:rPr>
+          <w:rFonts w:ascii="Abadi ExtraLight" w:hAnsi="Abadi ExtraLight"/>
+          <w:lang w:val="en-US"/>
+        </w:rPr>
+        <w:t xml:space="preserve"> il </w:t>
+      </w:r>
+      <w:proofErr w:type="spellStart"/>
+      <w:r>
+        <w:rPr>
+          <w:rFonts w:ascii="Abadi ExtraLight" w:hAnsi="Abadi ExtraLight"/>
+          <w:lang w:val="en-US"/>
+        </w:rPr>
+        <w:t>normale</w:t>
+      </w:r>
+      <w:proofErr w:type="spellEnd"/>
+      <w:r>
+        <w:rPr>
+          <w:rFonts w:ascii="Abadi ExtraLight" w:hAnsi="Abadi ExtraLight"/>
+          <w:lang w:val="en-US"/>
+        </w:rPr>
+        <w:t xml:space="preserve"> engine e </w:t>
+      </w:r>
+      <w:proofErr w:type="spellStart"/>
+      <w:r>
+        <w:rPr>
+          <w:rFonts w:ascii="Abadi ExtraLight" w:hAnsi="Abadi ExtraLight"/>
+          <w:lang w:val="en-US"/>
+        </w:rPr>
+        <w:t>quello</w:t>
+      </w:r>
+      <w:proofErr w:type="spellEnd"/>
+      <w:r>
+        <w:rPr>
+          <w:rFonts w:ascii="Abadi ExtraLight" w:hAnsi="Abadi ExtraLight"/>
+          <w:lang w:val="en-US"/>
+        </w:rPr>
+        <w:t xml:space="preserve"> weight-stripped</w:t>
+      </w:r>
     </w:p>
     <w:p>
       <w:pPr>
@@ -40166,18 +40052,21 @@
     </w:p>
     <w:p>
       <w:pPr>
-        <w:spacing w:after="0"/>
-        <w:rPr>
-          <w:b/>
-          <w:bCs/>
-          <w:lang w:val="en-US"/>
-        </w:rPr>
-      </w:pPr>
-      <w:proofErr w:type="spellStart"/>
-      <w:r>
-        <w:rPr>
-          <w:b/>
-          <w:bCs/>
+        <w:rPr>
+          <w:lang w:val="en-US"/>
+        </w:rPr>
+      </w:pPr>
+    </w:p>
+    <w:p>
+      <w:pPr>
+        <w:pStyle w:val="Titolo5"/>
+        <w:rPr>
+          <w:lang w:val="en-US"/>
+        </w:rPr>
+      </w:pPr>
+      <w:proofErr w:type="spellStart"/>
+      <w:r>
+        <w:rPr>
           <w:lang w:val="en-US"/>
         </w:rPr>
         <w:t>FoundationStereo</w:t>
@@ -40185,8 +40074,6 @@
       <w:proofErr w:type="spellEnd"/>
       <w:r>
         <w:rPr>
-          <w:b/>
-          <w:bCs/>
           <w:lang w:val="en-US"/>
         </w:rPr>
         <w:t>: Zero-Shot Stereo Matching</w:t>
@@ -40205,14 +40092,7 @@
             <w:rStyle w:val="Collegamentoipertestuale"/>
             <w:lang w:val="en-US"/>
           </w:rPr>
-          <w:t>H</w:t>
-        </w:r>
-        <w:r>
-          <w:rPr>
-            <w:rStyle w:val="Collegamentoipertestuale"/>
-            <w:lang w:val="en-US"/>
-          </w:rPr>
-          <w:t>ttps://github.com/NVlabs/FoundationStereo/tree/master</w:t>
+          <w:t>Https://github.com/NVlabs/FoundationStereo/tree/master</w:t>
         </w:r>
       </w:hyperlink>
       <w:r>
@@ -40249,22 +40129,4762 @@
       <w:pPr>
         <w:spacing w:after="0"/>
         <w:rPr>
-          <w:b/>
-          <w:bCs/>
-          <w:lang w:val="en-US"/>
-        </w:rPr>
-      </w:pPr>
-    </w:p>
-    <w:p>
-      <w:pPr>
-        <w:spacing w:after="0"/>
-        <w:rPr>
-          <w:b/>
-          <w:bCs/>
-          <w:lang w:val="en-US"/>
-        </w:rPr>
-      </w:pPr>
-      <w:hyperlink r:id="rId39" w:history="1">
+          <w:lang w:val="en-US"/>
+        </w:rPr>
+      </w:pPr>
+    </w:p>
+    <w:p>
+      <w:pPr>
+        <w:spacing w:after="0"/>
+        <w:jc w:val="both"/>
+      </w:pPr>
+      <w:proofErr w:type="spellStart"/>
+      <w:proofErr w:type="gramStart"/>
+      <w:r>
+        <w:t>FoundationStereo</w:t>
+      </w:r>
+      <w:proofErr w:type="spellEnd"/>
+      <w:proofErr w:type="gramEnd"/>
+      <w:r>
+        <w:t xml:space="preserve"> è un modello </w:t>
+      </w:r>
+      <w:proofErr w:type="spellStart"/>
+      <w:r>
+        <w:t>foundation</w:t>
+      </w:r>
+      <w:proofErr w:type="spellEnd"/>
+      <w:r>
+        <w:t xml:space="preserve"> per la stima della profondità stereo sviluppato da NVIDIA</w:t>
+      </w:r>
+      <w:r>
+        <w:t xml:space="preserve"> </w:t>
+      </w:r>
+      <w:r>
+        <w:fldChar w:fldCharType="begin"/>
+      </w:r>
+      <w:r>
+        <w:instrText xml:space="preserve"> REF _Ref228736445 \r \h </w:instrText>
+      </w:r>
+      <w:r>
+        <w:fldChar w:fldCharType="separate"/>
+      </w:r>
+      <w:r>
+        <w:t>[6.]</w:t>
+      </w:r>
+      <w:r>
+        <w:fldChar w:fldCharType="end"/>
+      </w:r>
+      <w:r>
+        <w:t>. Usa un'architettura transformer-</w:t>
+      </w:r>
+      <w:proofErr w:type="spellStart"/>
+      <w:r>
+        <w:t>based</w:t>
+      </w:r>
+      <w:proofErr w:type="spellEnd"/>
+      <w:r>
+        <w:t xml:space="preserve"> con training su dataset diversificati, incorporando </w:t>
+      </w:r>
+      <w:proofErr w:type="spellStart"/>
+      <w:r>
+        <w:t>prior</w:t>
+      </w:r>
+      <w:proofErr w:type="spellEnd"/>
+      <w:r>
+        <w:t xml:space="preserve"> specifici per la profondità tramite il modello </w:t>
+      </w:r>
+      <w:r>
+        <w:rPr>
+          <w:i/>
+          <w:iCs/>
+        </w:rPr>
+        <w:t xml:space="preserve">Depth </w:t>
+      </w:r>
+      <w:proofErr w:type="spellStart"/>
+      <w:r>
+        <w:rPr>
+          <w:i/>
+          <w:iCs/>
+        </w:rPr>
+        <w:t>Anything</w:t>
+      </w:r>
+      <w:proofErr w:type="spellEnd"/>
+      <w:r>
+        <w:rPr>
+          <w:i/>
+          <w:iCs/>
+        </w:rPr>
+        <w:t xml:space="preserve"> V2</w:t>
+      </w:r>
+      <w:r>
+        <w:t>, per generalizzare robustamente a nuovi ambienti, tipi di camera e scenari difficili.</w:t>
+      </w:r>
+    </w:p>
+    <w:p>
+      <w:pPr>
+        <w:spacing w:after="0"/>
+      </w:pPr>
+    </w:p>
+    <w:p>
+      <w:pPr>
+        <w:pStyle w:val="Titolo6"/>
+      </w:pPr>
+      <w:r>
+        <w:t xml:space="preserve">TODO </w:t>
+      </w:r>
+      <w:r>
+        <w:t>Configurazione camere</w:t>
+      </w:r>
+    </w:p>
+    <w:p>
+      <w:pPr>
+        <w:spacing w:after="0"/>
+      </w:pPr>
+      <w:r>
+        <w:rPr>
+          <w:highlight w:val="green"/>
+        </w:rPr>
+        <w:t xml:space="preserve">Non uso una telecamera stereo, ma due camere 8MP IMX219-77 Camera Module 3280 × 2464 </w:t>
+      </w:r>
+      <w:proofErr w:type="spellStart"/>
+      <w:r>
+        <w:rPr>
+          <w:highlight w:val="green"/>
+        </w:rPr>
+        <w:t>Resolution</w:t>
+      </w:r>
+      <w:proofErr w:type="spellEnd"/>
+      <w:r>
+        <w:rPr>
+          <w:highlight w:val="green"/>
+        </w:rPr>
+        <w:t xml:space="preserve"> 8 MP IMX219 Sensor</w:t>
+      </w:r>
+    </w:p>
+    <w:p>
+      <w:pPr>
+        <w:spacing w:after="0"/>
+      </w:pPr>
+    </w:p>
+    <w:p>
+      <w:pPr>
+        <w:spacing w:after="0"/>
+        <w:rPr>
+          <w:b/>
+          <w:bCs/>
+        </w:rPr>
+      </w:pPr>
+      <w:r>
+        <w:rPr>
+          <w:b/>
+          <w:bCs/>
+        </w:rPr>
+        <w:t>Claude ha risposto: Ottima scelta: le IMX219 si collegano via CSI e il Jetson Orin Nano ha 2 slot CSI — quindi funziona nativamente.</w:t>
+      </w:r>
+    </w:p>
+    <w:p>
+      <w:r>
+        <w:t xml:space="preserve">Ottima scelta: le IMX219 si collegano via </w:t>
+      </w:r>
+      <w:r>
+        <w:rPr>
+          <w:b/>
+          <w:bCs/>
+        </w:rPr>
+        <w:t>CSI</w:t>
+      </w:r>
+      <w:r>
+        <w:t xml:space="preserve"> e il Jetson Orin Nano ha </w:t>
+      </w:r>
+      <w:r>
+        <w:rPr>
+          <w:b/>
+          <w:bCs/>
+        </w:rPr>
+        <w:t>2 slot CSI</w:t>
+      </w:r>
+      <w:r>
+        <w:t xml:space="preserve"> — quindi funziona nativamente. Ma rispetto a una telecamera stereo </w:t>
+      </w:r>
+      <w:proofErr w:type="spellStart"/>
+      <w:r>
+        <w:t>pre</w:t>
+      </w:r>
+      <w:proofErr w:type="spellEnd"/>
+      <w:r>
+        <w:t>-calibrata (come ZED), devi gestire da solo tutta la pipeline. Ecco una roadmap completa</w:t>
+      </w:r>
+    </w:p>
+    <w:p>
+      <w:pPr>
+        <w:spacing w:after="0"/>
+        <w:rPr>
+          <w:b/>
+          <w:bCs/>
+        </w:rPr>
+      </w:pPr>
+      <w:r>
+        <w:rPr>
+          <w:b/>
+          <w:bCs/>
+        </w:rPr>
+        <w:t>Pipeline completa</w:t>
+      </w:r>
+    </w:p>
+    <w:p>
+      <w:pPr>
+        <w:spacing w:after="0"/>
+      </w:pPr>
+      <w:r>
+        <w:rPr>
+          <w:noProof/>
+        </w:rPr>
+        <w:drawing>
+          <wp:inline distT="0" distB="0" distL="0" distR="0" wp14:anchorId="2DFF16E1" wp14:editId="3D67328E">
+            <wp:extent cx="6120130" cy="1043305"/>
+            <wp:effectExtent l="0" t="0" r="0" b="4445"/>
+            <wp:docPr id="1471983723" name="Immagine 1"/>
+            <wp:cNvGraphicFramePr>
+              <a:graphicFrameLocks xmlns:a="http://schemas.openxmlformats.org/drawingml/2006/main" noChangeAspect="1"/>
+            </wp:cNvGraphicFramePr>
+            <a:graphic xmlns:a="http://schemas.openxmlformats.org/drawingml/2006/main">
+              <a:graphicData uri="http://schemas.openxmlformats.org/drawingml/2006/picture">
+                <pic:pic xmlns:pic="http://schemas.openxmlformats.org/drawingml/2006/picture">
+                  <pic:nvPicPr>
+                    <pic:cNvPr id="1471983723" name=""/>
+                    <pic:cNvPicPr/>
+                  </pic:nvPicPr>
+                  <pic:blipFill>
+                    <a:blip r:embed="rId39"/>
+                    <a:stretch>
+                      <a:fillRect/>
+                    </a:stretch>
+                  </pic:blipFill>
+                  <pic:spPr>
+                    <a:xfrm>
+                      <a:off x="0" y="0"/>
+                      <a:ext cx="6120130" cy="1043305"/>
+                    </a:xfrm>
+                    <a:prstGeom prst="rect">
+                      <a:avLst/>
+                    </a:prstGeom>
+                  </pic:spPr>
+                </pic:pic>
+              </a:graphicData>
+            </a:graphic>
+          </wp:inline>
+        </w:drawing>
+      </w:r>
+    </w:p>
+    <w:p>
+      <w:pPr>
+        <w:spacing w:after="0"/>
+      </w:pPr>
+    </w:p>
+    <w:p>
+      <w:pPr>
+        <w:spacing w:after="0"/>
+        <w:rPr>
+          <w:b/>
+          <w:bCs/>
+        </w:rPr>
+      </w:pPr>
+      <w:r>
+        <w:rPr>
+          <w:b/>
+          <w:bCs/>
+        </w:rPr>
+        <w:lastRenderedPageBreak/>
+        <w:t>1️</w:t>
+      </w:r>
+      <w:r>
+        <w:rPr>
+          <w:rFonts w:ascii="Segoe UI Symbol" w:hAnsi="Segoe UI Symbol" w:cs="Segoe UI Symbol"/>
+          <w:b/>
+          <w:bCs/>
+        </w:rPr>
+        <w:t>⃣</w:t>
+      </w:r>
+      <w:r>
+        <w:rPr>
+          <w:b/>
+          <w:bCs/>
+        </w:rPr>
+        <w:t xml:space="preserve"> Acquisizione via </w:t>
+      </w:r>
+      <w:proofErr w:type="spellStart"/>
+      <w:r>
+        <w:rPr>
+          <w:b/>
+          <w:bCs/>
+        </w:rPr>
+        <w:t>GStreamer</w:t>
+      </w:r>
+      <w:proofErr w:type="spellEnd"/>
+    </w:p>
+    <w:p>
+      <w:pPr>
+        <w:spacing w:after="0"/>
+      </w:pPr>
+      <w:r>
+        <w:t xml:space="preserve">Le Jetson supportano due slot CSI. Puoi selezionare la camera con il parametro </w:t>
+      </w:r>
+      <w:proofErr w:type="spellStart"/>
+      <w:r>
+        <w:t>sensor_id</w:t>
+      </w:r>
+      <w:proofErr w:type="spellEnd"/>
+      <w:r>
+        <w:t xml:space="preserve"> in </w:t>
+      </w:r>
+      <w:proofErr w:type="spellStart"/>
+      <w:r>
+        <w:t>nvarguscamerasrc</w:t>
+      </w:r>
+      <w:proofErr w:type="spellEnd"/>
+      <w:r>
+        <w:t xml:space="preserve">. In Python: </w:t>
+      </w:r>
+      <w:hyperlink r:id="rId40" w:tgtFrame="_blank" w:history="1">
+        <w:r>
+          <w:rPr>
+            <w:rStyle w:val="Collegamentoipertestuale"/>
+          </w:rPr>
+          <w:t>NVIDIA Developer Forums</w:t>
+        </w:r>
+      </w:hyperlink>
+    </w:p>
+    <w:p>
+      <w:pPr>
+        <w:spacing w:after="0"/>
+        <w:ind w:left="720" w:firstLine="696"/>
+        <w:rPr>
+          <w:rFonts w:ascii="Abadi ExtraLight" w:hAnsi="Abadi ExtraLight"/>
+          <w:lang w:val="en-US"/>
+        </w:rPr>
+      </w:pPr>
+    </w:p>
+    <w:p>
+      <w:pPr>
+        <w:spacing w:after="0"/>
+        <w:ind w:left="720" w:firstLine="696"/>
+        <w:rPr>
+          <w:rFonts w:ascii="Abadi ExtraLight" w:hAnsi="Abadi ExtraLight"/>
+          <w:lang w:val="en-US"/>
+        </w:rPr>
+      </w:pPr>
+      <w:r>
+        <w:rPr>
+          <w:rFonts w:ascii="Abadi ExtraLight" w:hAnsi="Abadi ExtraLight"/>
+          <w:lang w:val="en-US"/>
+        </w:rPr>
+        <w:t>import cv2</w:t>
+      </w:r>
+    </w:p>
+    <w:p>
+      <w:pPr>
+        <w:spacing w:after="0"/>
+        <w:ind w:left="720" w:firstLine="696"/>
+        <w:rPr>
+          <w:rFonts w:ascii="Abadi ExtraLight" w:hAnsi="Abadi ExtraLight"/>
+          <w:lang w:val="en-US"/>
+        </w:rPr>
+      </w:pPr>
+    </w:p>
+    <w:p>
+      <w:pPr>
+        <w:spacing w:after="0"/>
+        <w:ind w:left="720" w:firstLine="696"/>
+        <w:rPr>
+          <w:rFonts w:ascii="Abadi ExtraLight" w:hAnsi="Abadi ExtraLight"/>
+          <w:lang w:val="en-US"/>
+        </w:rPr>
+      </w:pPr>
+      <w:r>
+        <w:rPr>
+          <w:rFonts w:ascii="Abadi ExtraLight" w:hAnsi="Abadi ExtraLight"/>
+          <w:lang w:val="en-US"/>
+        </w:rPr>
+        <w:t xml:space="preserve">def </w:t>
+      </w:r>
+      <w:proofErr w:type="spellStart"/>
+      <w:r>
+        <w:rPr>
+          <w:rFonts w:ascii="Abadi ExtraLight" w:hAnsi="Abadi ExtraLight"/>
+          <w:lang w:val="en-US"/>
+        </w:rPr>
+        <w:t>gstreamer_</w:t>
+      </w:r>
+      <w:proofErr w:type="gramStart"/>
+      <w:r>
+        <w:rPr>
+          <w:rFonts w:ascii="Abadi ExtraLight" w:hAnsi="Abadi ExtraLight"/>
+          <w:lang w:val="en-US"/>
+        </w:rPr>
+        <w:t>pipeline</w:t>
+      </w:r>
+      <w:proofErr w:type="spellEnd"/>
+      <w:r>
+        <w:rPr>
+          <w:rFonts w:ascii="Abadi ExtraLight" w:hAnsi="Abadi ExtraLight"/>
+          <w:lang w:val="en-US"/>
+        </w:rPr>
+        <w:t>(</w:t>
+      </w:r>
+      <w:proofErr w:type="spellStart"/>
+      <w:proofErr w:type="gramEnd"/>
+      <w:r>
+        <w:rPr>
+          <w:rFonts w:ascii="Abadi ExtraLight" w:hAnsi="Abadi ExtraLight"/>
+          <w:lang w:val="en-US"/>
+        </w:rPr>
+        <w:t>sensor_id</w:t>
+      </w:r>
+      <w:proofErr w:type="spellEnd"/>
+      <w:r>
+        <w:rPr>
+          <w:rFonts w:ascii="Abadi ExtraLight" w:hAnsi="Abadi ExtraLight"/>
+          <w:lang w:val="en-US"/>
+        </w:rPr>
+        <w:t>=0, width=1640, height=1232, fps=30):</w:t>
+      </w:r>
+    </w:p>
+    <w:p>
+      <w:pPr>
+        <w:spacing w:after="0"/>
+        <w:ind w:left="720" w:firstLine="696"/>
+        <w:rPr>
+          <w:rFonts w:ascii="Abadi ExtraLight" w:hAnsi="Abadi ExtraLight"/>
+          <w:lang w:val="en-US"/>
+        </w:rPr>
+      </w:pPr>
+      <w:r>
+        <w:rPr>
+          <w:rFonts w:ascii="Abadi ExtraLight" w:hAnsi="Abadi ExtraLight"/>
+          <w:lang w:val="en-US"/>
+        </w:rPr>
+        <w:t xml:space="preserve">    return (</w:t>
+      </w:r>
+    </w:p>
+    <w:p>
+      <w:pPr>
+        <w:spacing w:after="0"/>
+        <w:ind w:left="720" w:firstLine="696"/>
+        <w:rPr>
+          <w:rFonts w:ascii="Abadi ExtraLight" w:hAnsi="Abadi ExtraLight"/>
+          <w:lang w:val="en-US"/>
+        </w:rPr>
+      </w:pPr>
+      <w:r>
+        <w:rPr>
+          <w:rFonts w:ascii="Abadi ExtraLight" w:hAnsi="Abadi ExtraLight"/>
+          <w:lang w:val="en-US"/>
+        </w:rPr>
+        <w:t xml:space="preserve">        </w:t>
+      </w:r>
+      <w:proofErr w:type="spellStart"/>
+      <w:r>
+        <w:rPr>
+          <w:rFonts w:ascii="Abadi ExtraLight" w:hAnsi="Abadi ExtraLight"/>
+          <w:lang w:val="en-US"/>
+        </w:rPr>
+        <w:t>f"nvarguscamerasrc</w:t>
+      </w:r>
+      <w:proofErr w:type="spellEnd"/>
+      <w:r>
+        <w:rPr>
+          <w:rFonts w:ascii="Abadi ExtraLight" w:hAnsi="Abadi ExtraLight"/>
+          <w:lang w:val="en-US"/>
+        </w:rPr>
+        <w:t xml:space="preserve"> sensor-id={</w:t>
+      </w:r>
+      <w:proofErr w:type="spellStart"/>
+      <w:r>
+        <w:rPr>
+          <w:rFonts w:ascii="Abadi ExtraLight" w:hAnsi="Abadi ExtraLight"/>
+          <w:lang w:val="en-US"/>
+        </w:rPr>
+        <w:t>sensor_id</w:t>
+      </w:r>
+      <w:proofErr w:type="spellEnd"/>
+      <w:proofErr w:type="gramStart"/>
+      <w:r>
+        <w:rPr>
+          <w:rFonts w:ascii="Abadi ExtraLight" w:hAnsi="Abadi ExtraLight"/>
+          <w:lang w:val="en-US"/>
+        </w:rPr>
+        <w:t>} !</w:t>
+      </w:r>
+      <w:proofErr w:type="gramEnd"/>
+      <w:r>
+        <w:rPr>
+          <w:rFonts w:ascii="Abadi ExtraLight" w:hAnsi="Abadi ExtraLight"/>
+          <w:lang w:val="en-US"/>
+        </w:rPr>
+        <w:t xml:space="preserve"> "</w:t>
+      </w:r>
+    </w:p>
+    <w:p>
+      <w:pPr>
+        <w:spacing w:after="0"/>
+        <w:ind w:left="720" w:firstLine="696"/>
+        <w:rPr>
+          <w:rFonts w:ascii="Abadi ExtraLight" w:hAnsi="Abadi ExtraLight"/>
+          <w:lang w:val="en-US"/>
+        </w:rPr>
+      </w:pPr>
+      <w:r>
+        <w:rPr>
+          <w:rFonts w:ascii="Abadi ExtraLight" w:hAnsi="Abadi ExtraLight"/>
+          <w:lang w:val="en-US"/>
+        </w:rPr>
+        <w:t xml:space="preserve">        </w:t>
+      </w:r>
+      <w:proofErr w:type="spellStart"/>
+      <w:r>
+        <w:rPr>
+          <w:rFonts w:ascii="Abadi ExtraLight" w:hAnsi="Abadi ExtraLight"/>
+          <w:lang w:val="en-US"/>
+        </w:rPr>
+        <w:t>f"video</w:t>
+      </w:r>
+      <w:proofErr w:type="spellEnd"/>
+      <w:r>
+        <w:rPr>
+          <w:rFonts w:ascii="Abadi ExtraLight" w:hAnsi="Abadi ExtraLight"/>
+          <w:lang w:val="en-US"/>
+        </w:rPr>
+        <w:t>/x-raw(</w:t>
+      </w:r>
+      <w:proofErr w:type="spellStart"/>
+      <w:proofErr w:type="gramStart"/>
+      <w:r>
+        <w:rPr>
+          <w:rFonts w:ascii="Abadi ExtraLight" w:hAnsi="Abadi ExtraLight"/>
+          <w:lang w:val="en-US"/>
+        </w:rPr>
+        <w:t>memory:NVMM</w:t>
+      </w:r>
+      <w:proofErr w:type="spellEnd"/>
+      <w:proofErr w:type="gramEnd"/>
+      <w:r>
+        <w:rPr>
+          <w:rFonts w:ascii="Abadi ExtraLight" w:hAnsi="Abadi ExtraLight"/>
+          <w:lang w:val="en-US"/>
+        </w:rPr>
+        <w:t>), width={width}, height={height}, "</w:t>
+      </w:r>
+    </w:p>
+    <w:p>
+      <w:pPr>
+        <w:spacing w:after="0"/>
+        <w:ind w:left="720" w:firstLine="696"/>
+        <w:rPr>
+          <w:rFonts w:ascii="Abadi ExtraLight" w:hAnsi="Abadi ExtraLight"/>
+          <w:lang w:val="en-US"/>
+        </w:rPr>
+      </w:pPr>
+      <w:r>
+        <w:rPr>
+          <w:rFonts w:ascii="Abadi ExtraLight" w:hAnsi="Abadi ExtraLight"/>
+          <w:lang w:val="en-US"/>
+        </w:rPr>
+        <w:t xml:space="preserve">        </w:t>
+      </w:r>
+      <w:proofErr w:type="spellStart"/>
+      <w:r>
+        <w:rPr>
+          <w:rFonts w:ascii="Abadi ExtraLight" w:hAnsi="Abadi ExtraLight"/>
+          <w:lang w:val="en-US"/>
+        </w:rPr>
+        <w:t>f"format</w:t>
+      </w:r>
+      <w:proofErr w:type="spellEnd"/>
+      <w:r>
+        <w:rPr>
+          <w:rFonts w:ascii="Abadi ExtraLight" w:hAnsi="Abadi ExtraLight"/>
+          <w:lang w:val="en-US"/>
+        </w:rPr>
+        <w:t>=NV12, framerate={fps}/</w:t>
+      </w:r>
+      <w:proofErr w:type="gramStart"/>
+      <w:r>
+        <w:rPr>
+          <w:rFonts w:ascii="Abadi ExtraLight" w:hAnsi="Abadi ExtraLight"/>
+          <w:lang w:val="en-US"/>
+        </w:rPr>
+        <w:t>1 !</w:t>
+      </w:r>
+      <w:proofErr w:type="gramEnd"/>
+      <w:r>
+        <w:rPr>
+          <w:rFonts w:ascii="Abadi ExtraLight" w:hAnsi="Abadi ExtraLight"/>
+          <w:lang w:val="en-US"/>
+        </w:rPr>
+        <w:t xml:space="preserve"> "</w:t>
+      </w:r>
+    </w:p>
+    <w:p>
+      <w:pPr>
+        <w:spacing w:after="0"/>
+        <w:ind w:left="720" w:firstLine="696"/>
+        <w:rPr>
+          <w:rFonts w:ascii="Abadi ExtraLight" w:hAnsi="Abadi ExtraLight"/>
+          <w:lang w:val="en-US"/>
+        </w:rPr>
+      </w:pPr>
+      <w:r>
+        <w:rPr>
+          <w:rFonts w:ascii="Abadi ExtraLight" w:hAnsi="Abadi ExtraLight"/>
+          <w:lang w:val="en-US"/>
+        </w:rPr>
+        <w:t xml:space="preserve">        </w:t>
+      </w:r>
+      <w:proofErr w:type="spellStart"/>
+      <w:r>
+        <w:rPr>
+          <w:rFonts w:ascii="Abadi ExtraLight" w:hAnsi="Abadi ExtraLight"/>
+          <w:lang w:val="en-US"/>
+        </w:rPr>
+        <w:t>f"</w:t>
+      </w:r>
+      <w:proofErr w:type="gramStart"/>
+      <w:r>
+        <w:rPr>
+          <w:rFonts w:ascii="Abadi ExtraLight" w:hAnsi="Abadi ExtraLight"/>
+          <w:lang w:val="en-US"/>
+        </w:rPr>
+        <w:t>nvvidconv</w:t>
+      </w:r>
+      <w:proofErr w:type="spellEnd"/>
+      <w:r>
+        <w:rPr>
+          <w:rFonts w:ascii="Abadi ExtraLight" w:hAnsi="Abadi ExtraLight"/>
+          <w:lang w:val="en-US"/>
+        </w:rPr>
+        <w:t xml:space="preserve"> !</w:t>
+      </w:r>
+      <w:proofErr w:type="gramEnd"/>
+      <w:r>
+        <w:rPr>
+          <w:rFonts w:ascii="Abadi ExtraLight" w:hAnsi="Abadi ExtraLight"/>
+          <w:lang w:val="en-US"/>
+        </w:rPr>
+        <w:t xml:space="preserve"> video/x-raw, format=</w:t>
+      </w:r>
+      <w:proofErr w:type="spellStart"/>
+      <w:proofErr w:type="gramStart"/>
+      <w:r>
+        <w:rPr>
+          <w:rFonts w:ascii="Abadi ExtraLight" w:hAnsi="Abadi ExtraLight"/>
+          <w:lang w:val="en-US"/>
+        </w:rPr>
+        <w:t>BGRx</w:t>
+      </w:r>
+      <w:proofErr w:type="spellEnd"/>
+      <w:r>
+        <w:rPr>
+          <w:rFonts w:ascii="Abadi ExtraLight" w:hAnsi="Abadi ExtraLight"/>
+          <w:lang w:val="en-US"/>
+        </w:rPr>
+        <w:t xml:space="preserve"> !</w:t>
+      </w:r>
+      <w:proofErr w:type="gramEnd"/>
+      <w:r>
+        <w:rPr>
+          <w:rFonts w:ascii="Abadi ExtraLight" w:hAnsi="Abadi ExtraLight"/>
+          <w:lang w:val="en-US"/>
+        </w:rPr>
+        <w:t xml:space="preserve"> "</w:t>
+      </w:r>
+    </w:p>
+    <w:p>
+      <w:pPr>
+        <w:spacing w:after="0"/>
+        <w:ind w:left="720" w:firstLine="696"/>
+        <w:rPr>
+          <w:rFonts w:ascii="Abadi ExtraLight" w:hAnsi="Abadi ExtraLight"/>
+          <w:lang w:val="en-US"/>
+        </w:rPr>
+      </w:pPr>
+      <w:r>
+        <w:rPr>
+          <w:rFonts w:ascii="Abadi ExtraLight" w:hAnsi="Abadi ExtraLight"/>
+          <w:lang w:val="en-US"/>
+        </w:rPr>
+        <w:t xml:space="preserve">        </w:t>
+      </w:r>
+      <w:proofErr w:type="spellStart"/>
+      <w:r>
+        <w:rPr>
+          <w:rFonts w:ascii="Abadi ExtraLight" w:hAnsi="Abadi ExtraLight"/>
+          <w:lang w:val="en-US"/>
+        </w:rPr>
+        <w:t>f"</w:t>
+      </w:r>
+      <w:proofErr w:type="gramStart"/>
+      <w:r>
+        <w:rPr>
+          <w:rFonts w:ascii="Abadi ExtraLight" w:hAnsi="Abadi ExtraLight"/>
+          <w:lang w:val="en-US"/>
+        </w:rPr>
+        <w:t>videoconvert</w:t>
+      </w:r>
+      <w:proofErr w:type="spellEnd"/>
+      <w:r>
+        <w:rPr>
+          <w:rFonts w:ascii="Abadi ExtraLight" w:hAnsi="Abadi ExtraLight"/>
+          <w:lang w:val="en-US"/>
+        </w:rPr>
+        <w:t xml:space="preserve"> !</w:t>
+      </w:r>
+      <w:proofErr w:type="gramEnd"/>
+      <w:r>
+        <w:rPr>
+          <w:rFonts w:ascii="Abadi ExtraLight" w:hAnsi="Abadi ExtraLight"/>
+          <w:lang w:val="en-US"/>
+        </w:rPr>
+        <w:t xml:space="preserve"> video/x-raw, format=</w:t>
+      </w:r>
+      <w:proofErr w:type="gramStart"/>
+      <w:r>
+        <w:rPr>
+          <w:rFonts w:ascii="Abadi ExtraLight" w:hAnsi="Abadi ExtraLight"/>
+          <w:lang w:val="en-US"/>
+        </w:rPr>
+        <w:t>BGR !</w:t>
+      </w:r>
+      <w:proofErr w:type="gramEnd"/>
+      <w:r>
+        <w:rPr>
+          <w:rFonts w:ascii="Abadi ExtraLight" w:hAnsi="Abadi ExtraLight"/>
+          <w:lang w:val="en-US"/>
+        </w:rPr>
+        <w:t xml:space="preserve"> </w:t>
+      </w:r>
+      <w:proofErr w:type="spellStart"/>
+      <w:r>
+        <w:rPr>
+          <w:rFonts w:ascii="Abadi ExtraLight" w:hAnsi="Abadi ExtraLight"/>
+          <w:lang w:val="en-US"/>
+        </w:rPr>
+        <w:t>appsink</w:t>
+      </w:r>
+      <w:proofErr w:type="spellEnd"/>
+      <w:r>
+        <w:rPr>
+          <w:rFonts w:ascii="Abadi ExtraLight" w:hAnsi="Abadi ExtraLight"/>
+          <w:lang w:val="en-US"/>
+        </w:rPr>
+        <w:t>"</w:t>
+      </w:r>
+    </w:p>
+    <w:p>
+      <w:pPr>
+        <w:spacing w:after="0"/>
+        <w:ind w:left="720" w:firstLine="696"/>
+        <w:rPr>
+          <w:rFonts w:ascii="Abadi ExtraLight" w:hAnsi="Abadi ExtraLight"/>
+          <w:lang w:val="en-US"/>
+        </w:rPr>
+      </w:pPr>
+      <w:r>
+        <w:rPr>
+          <w:rFonts w:ascii="Abadi ExtraLight" w:hAnsi="Abadi ExtraLight"/>
+          <w:lang w:val="en-US"/>
+        </w:rPr>
+        <w:t xml:space="preserve">    )</w:t>
+      </w:r>
+    </w:p>
+    <w:p>
+      <w:pPr>
+        <w:spacing w:after="0"/>
+        <w:ind w:left="720" w:firstLine="696"/>
+        <w:rPr>
+          <w:rFonts w:ascii="Abadi ExtraLight" w:hAnsi="Abadi ExtraLight"/>
+          <w:lang w:val="en-US"/>
+        </w:rPr>
+      </w:pPr>
+    </w:p>
+    <w:p>
+      <w:pPr>
+        <w:spacing w:after="0"/>
+        <w:ind w:left="720" w:firstLine="696"/>
+        <w:rPr>
+          <w:rFonts w:ascii="Abadi ExtraLight" w:hAnsi="Abadi ExtraLight"/>
+          <w:lang w:val="en-US"/>
+        </w:rPr>
+      </w:pPr>
+      <w:proofErr w:type="spellStart"/>
+      <w:r>
+        <w:rPr>
+          <w:rFonts w:ascii="Abadi ExtraLight" w:hAnsi="Abadi ExtraLight"/>
+          <w:lang w:val="en-US"/>
+        </w:rPr>
+        <w:t>cap_</w:t>
+      </w:r>
+      <w:proofErr w:type="gramStart"/>
+      <w:r>
+        <w:rPr>
+          <w:rFonts w:ascii="Abadi ExtraLight" w:hAnsi="Abadi ExtraLight"/>
+          <w:lang w:val="en-US"/>
+        </w:rPr>
+        <w:t>left</w:t>
+      </w:r>
+      <w:proofErr w:type="spellEnd"/>
+      <w:r>
+        <w:rPr>
+          <w:rFonts w:ascii="Abadi ExtraLight" w:hAnsi="Abadi ExtraLight"/>
+          <w:lang w:val="en-US"/>
+        </w:rPr>
+        <w:t xml:space="preserve">  =</w:t>
+      </w:r>
+      <w:proofErr w:type="gramEnd"/>
+      <w:r>
+        <w:rPr>
+          <w:rFonts w:ascii="Abadi ExtraLight" w:hAnsi="Abadi ExtraLight"/>
+          <w:lang w:val="en-US"/>
+        </w:rPr>
+        <w:t xml:space="preserve"> cv2.VideoCapture(</w:t>
+      </w:r>
+      <w:proofErr w:type="spellStart"/>
+      <w:r>
+        <w:rPr>
+          <w:rFonts w:ascii="Abadi ExtraLight" w:hAnsi="Abadi ExtraLight"/>
+          <w:lang w:val="en-US"/>
+        </w:rPr>
+        <w:t>gstreamer_pipeline</w:t>
+      </w:r>
+      <w:proofErr w:type="spellEnd"/>
+      <w:r>
+        <w:rPr>
+          <w:rFonts w:ascii="Abadi ExtraLight" w:hAnsi="Abadi ExtraLight"/>
+          <w:lang w:val="en-US"/>
+        </w:rPr>
+        <w:t>(</w:t>
+      </w:r>
+      <w:proofErr w:type="spellStart"/>
+      <w:r>
+        <w:rPr>
+          <w:rFonts w:ascii="Abadi ExtraLight" w:hAnsi="Abadi ExtraLight"/>
+          <w:lang w:val="en-US"/>
+        </w:rPr>
+        <w:t>sensor_id</w:t>
+      </w:r>
+      <w:proofErr w:type="spellEnd"/>
+      <w:r>
+        <w:rPr>
+          <w:rFonts w:ascii="Abadi ExtraLight" w:hAnsi="Abadi ExtraLight"/>
+          <w:lang w:val="en-US"/>
+        </w:rPr>
+        <w:t>=0),</w:t>
+      </w:r>
+      <w:r>
+        <w:rPr>
+          <w:rFonts w:ascii="Abadi ExtraLight" w:hAnsi="Abadi ExtraLight"/>
+          <w:lang w:val="en-US"/>
+        </w:rPr>
+        <w:t xml:space="preserve"> </w:t>
+      </w:r>
+      <w:r>
+        <w:rPr>
+          <w:rFonts w:ascii="Abadi ExtraLight" w:hAnsi="Abadi ExtraLight"/>
+          <w:lang w:val="en-US"/>
+        </w:rPr>
+        <w:t>cv2.CAP_GSTREAMER)</w:t>
+      </w:r>
+    </w:p>
+    <w:p>
+      <w:pPr>
+        <w:spacing w:after="0"/>
+        <w:ind w:left="720" w:firstLine="696"/>
+        <w:rPr>
+          <w:rFonts w:ascii="Abadi ExtraLight" w:hAnsi="Abadi ExtraLight"/>
+          <w:lang w:val="en-US"/>
+        </w:rPr>
+      </w:pPr>
+      <w:proofErr w:type="spellStart"/>
+      <w:r>
+        <w:rPr>
+          <w:rFonts w:ascii="Abadi ExtraLight" w:hAnsi="Abadi ExtraLight"/>
+          <w:lang w:val="en-US"/>
+        </w:rPr>
+        <w:t>cap_right</w:t>
+      </w:r>
+      <w:proofErr w:type="spellEnd"/>
+      <w:r>
+        <w:rPr>
+          <w:rFonts w:ascii="Abadi ExtraLight" w:hAnsi="Abadi ExtraLight"/>
+          <w:lang w:val="en-US"/>
+        </w:rPr>
+        <w:t xml:space="preserve"> = cv2.VideoCapture(</w:t>
+      </w:r>
+      <w:proofErr w:type="spellStart"/>
+      <w:r>
+        <w:rPr>
+          <w:rFonts w:ascii="Abadi ExtraLight" w:hAnsi="Abadi ExtraLight"/>
+          <w:lang w:val="en-US"/>
+        </w:rPr>
+        <w:t>gstreamer_pipeline</w:t>
+      </w:r>
+      <w:proofErr w:type="spellEnd"/>
+      <w:r>
+        <w:rPr>
+          <w:rFonts w:ascii="Abadi ExtraLight" w:hAnsi="Abadi ExtraLight"/>
+          <w:lang w:val="en-US"/>
+        </w:rPr>
+        <w:t>(</w:t>
+      </w:r>
+      <w:proofErr w:type="spellStart"/>
+      <w:r>
+        <w:rPr>
+          <w:rFonts w:ascii="Abadi ExtraLight" w:hAnsi="Abadi ExtraLight"/>
+          <w:lang w:val="en-US"/>
+        </w:rPr>
+        <w:t>sensor_id</w:t>
+      </w:r>
+      <w:proofErr w:type="spellEnd"/>
+      <w:r>
+        <w:rPr>
+          <w:rFonts w:ascii="Abadi ExtraLight" w:hAnsi="Abadi ExtraLight"/>
+          <w:lang w:val="en-US"/>
+        </w:rPr>
+        <w:t>=1), cv2.CAP_GSTREAMER)</w:t>
+      </w:r>
+    </w:p>
+    <w:p>
+      <w:pPr>
+        <w:spacing w:after="0"/>
+        <w:rPr>
+          <w:lang w:val="en-US"/>
+        </w:rPr>
+      </w:pPr>
+    </w:p>
+    <w:p>
+      <w:pPr>
+        <w:jc w:val="both"/>
+      </w:pPr>
+      <w:r>
+        <w:rPr>
+          <w:rFonts w:ascii="Segoe UI Emoji" w:hAnsi="Segoe UI Emoji" w:cs="Segoe UI Emoji"/>
+        </w:rPr>
+        <w:t>⚠️</w:t>
+      </w:r>
+      <w:r>
+        <w:t xml:space="preserve"> </w:t>
+      </w:r>
+      <w:r>
+        <w:rPr>
+          <w:b/>
+          <w:bCs/>
+        </w:rPr>
+        <w:t>Problema noto</w:t>
+      </w:r>
+      <w:r>
+        <w:t xml:space="preserve">: la sincronizzazione software non è perfetta con sensori </w:t>
+      </w:r>
+      <w:proofErr w:type="spellStart"/>
+      <w:r>
+        <w:t>rolling</w:t>
+      </w:r>
+      <w:proofErr w:type="spellEnd"/>
+      <w:r>
+        <w:t xml:space="preserve"> </w:t>
+      </w:r>
+      <w:proofErr w:type="spellStart"/>
+      <w:r>
+        <w:t>shutter</w:t>
+      </w:r>
+      <w:proofErr w:type="spellEnd"/>
+      <w:r>
+        <w:t xml:space="preserve"> come l'IMX219 — potresti vedere </w:t>
+      </w:r>
+      <w:proofErr w:type="spellStart"/>
+      <w:r>
+        <w:t>timestamp</w:t>
+      </w:r>
+      <w:proofErr w:type="spellEnd"/>
+      <w:r>
+        <w:t xml:space="preserve"> leggermente diversi tra le due immagini. Per applicazioni lente va bene, per sistemi veloci considera un trigger hardware esterno.</w:t>
+      </w:r>
+    </w:p>
+    <w:p>
+      <w:pPr>
+        <w:spacing w:after="0"/>
+      </w:pPr>
+      <w:r>
+        <w:rPr>
+          <w:b/>
+          <w:bCs/>
+        </w:rPr>
+        <w:t>Risoluzione consigliata</w:t>
+      </w:r>
+      <w:r>
+        <w:t xml:space="preserve">: usa </w:t>
+      </w:r>
+      <w:r>
+        <w:rPr>
+          <w:b/>
+          <w:bCs/>
+        </w:rPr>
+        <w:t>1640×1232</w:t>
+      </w:r>
+      <w:r>
+        <w:t xml:space="preserve"> (</w:t>
+      </w:r>
+      <w:proofErr w:type="spellStart"/>
+      <w:r>
+        <w:t>binning</w:t>
+      </w:r>
+      <w:proofErr w:type="spellEnd"/>
+      <w:r>
+        <w:t xml:space="preserve"> 2x) invece di 3280×2464 — riduce latenza e memoria mantenendo buona qualità per la stereo.</w:t>
+      </w:r>
+    </w:p>
+    <w:p>
+      <w:pPr>
+        <w:spacing w:after="0"/>
+      </w:pPr>
+    </w:p>
+    <w:p>
+      <w:pPr>
+        <w:spacing w:after="0"/>
+        <w:rPr>
+          <w:b/>
+          <w:bCs/>
+        </w:rPr>
+      </w:pPr>
+      <w:r>
+        <w:rPr>
+          <w:b/>
+          <w:bCs/>
+        </w:rPr>
+        <w:t>2️</w:t>
+      </w:r>
+      <w:r>
+        <w:rPr>
+          <w:rFonts w:ascii="Segoe UI Symbol" w:hAnsi="Segoe UI Symbol" w:cs="Segoe UI Symbol"/>
+          <w:b/>
+          <w:bCs/>
+        </w:rPr>
+        <w:t>⃣</w:t>
+      </w:r>
+      <w:r>
+        <w:rPr>
+          <w:b/>
+          <w:bCs/>
+        </w:rPr>
+        <w:t xml:space="preserve"> Calibrazione stereo (obbligatoria)</w:t>
+      </w:r>
+    </w:p>
+    <w:p>
+      <w:pPr>
+        <w:spacing w:after="0"/>
+        <w:jc w:val="both"/>
+      </w:pPr>
+      <w:proofErr w:type="spellStart"/>
+      <w:proofErr w:type="gramStart"/>
+      <w:r>
+        <w:t>FoundationStereo</w:t>
+      </w:r>
+      <w:proofErr w:type="spellEnd"/>
+      <w:proofErr w:type="gramEnd"/>
+      <w:r>
+        <w:t xml:space="preserve"> richiede </w:t>
+      </w:r>
+      <w:r>
+        <w:rPr>
+          <w:b/>
+          <w:bCs/>
+        </w:rPr>
+        <w:t>immagini rettificate</w:t>
+      </w:r>
+      <w:r>
+        <w:t xml:space="preserve">. Devi calibrare le due camere con </w:t>
+      </w:r>
+      <w:proofErr w:type="spellStart"/>
+      <w:r>
+        <w:t>OpenCV</w:t>
+      </w:r>
+      <w:proofErr w:type="spellEnd"/>
+      <w:r>
+        <w:t>:</w:t>
+      </w:r>
+    </w:p>
+    <w:p>
+      <w:pPr>
+        <w:spacing w:after="0"/>
+      </w:pPr>
+    </w:p>
+    <w:p>
+      <w:pPr>
+        <w:spacing w:after="0"/>
+        <w:ind w:left="720" w:firstLine="696"/>
+        <w:rPr>
+          <w:rFonts w:ascii="Abadi ExtraLight" w:hAnsi="Abadi ExtraLight"/>
+          <w:lang w:val="en-US"/>
+        </w:rPr>
+      </w:pPr>
+      <w:r>
+        <w:rPr>
+          <w:rFonts w:ascii="Abadi ExtraLight" w:hAnsi="Abadi ExtraLight"/>
+          <w:lang w:val="en-US"/>
+        </w:rPr>
+        <w:t>import cv2</w:t>
+      </w:r>
+    </w:p>
+    <w:p>
+      <w:pPr>
+        <w:spacing w:after="0"/>
+        <w:ind w:left="720" w:firstLine="696"/>
+        <w:rPr>
+          <w:rFonts w:ascii="Abadi ExtraLight" w:hAnsi="Abadi ExtraLight"/>
+          <w:lang w:val="en-US"/>
+        </w:rPr>
+      </w:pPr>
+      <w:r>
+        <w:rPr>
+          <w:rFonts w:ascii="Abadi ExtraLight" w:hAnsi="Abadi ExtraLight"/>
+          <w:lang w:val="en-US"/>
+        </w:rPr>
+        <w:t xml:space="preserve">import </w:t>
+      </w:r>
+      <w:proofErr w:type="spellStart"/>
+      <w:r>
+        <w:rPr>
+          <w:rFonts w:ascii="Abadi ExtraLight" w:hAnsi="Abadi ExtraLight"/>
+          <w:lang w:val="en-US"/>
+        </w:rPr>
+        <w:t>numpy</w:t>
+      </w:r>
+      <w:proofErr w:type="spellEnd"/>
+      <w:r>
+        <w:rPr>
+          <w:rFonts w:ascii="Abadi ExtraLight" w:hAnsi="Abadi ExtraLight"/>
+          <w:lang w:val="en-US"/>
+        </w:rPr>
+        <w:t xml:space="preserve"> </w:t>
+      </w:r>
+      <w:proofErr w:type="spellStart"/>
+      <w:r>
+        <w:rPr>
+          <w:rFonts w:ascii="Abadi ExtraLight" w:hAnsi="Abadi ExtraLight"/>
+          <w:lang w:val="en-US"/>
+        </w:rPr>
+        <w:t>as</w:t>
+      </w:r>
+      <w:proofErr w:type="spellEnd"/>
+      <w:r>
+        <w:rPr>
+          <w:rFonts w:ascii="Abadi ExtraLight" w:hAnsi="Abadi ExtraLight"/>
+          <w:lang w:val="en-US"/>
+        </w:rPr>
+        <w:t xml:space="preserve"> </w:t>
+      </w:r>
+      <w:proofErr w:type="spellStart"/>
+      <w:r>
+        <w:rPr>
+          <w:rFonts w:ascii="Abadi ExtraLight" w:hAnsi="Abadi ExtraLight"/>
+          <w:lang w:val="en-US"/>
+        </w:rPr>
+        <w:t>np</w:t>
+      </w:r>
+      <w:proofErr w:type="spellEnd"/>
+    </w:p>
+    <w:p>
+      <w:pPr>
+        <w:spacing w:after="0"/>
+        <w:ind w:left="720" w:firstLine="696"/>
+        <w:rPr>
+          <w:rFonts w:ascii="Abadi ExtraLight" w:hAnsi="Abadi ExtraLight"/>
+          <w:lang w:val="en-US"/>
+        </w:rPr>
+      </w:pPr>
+    </w:p>
+    <w:p>
+      <w:pPr>
+        <w:spacing w:after="0"/>
+        <w:ind w:left="720" w:firstLine="696"/>
+        <w:rPr>
+          <w:rFonts w:ascii="Abadi ExtraLight" w:hAnsi="Abadi ExtraLight"/>
+          <w:lang w:val="en-US"/>
+        </w:rPr>
+      </w:pPr>
+      <w:r>
+        <w:rPr>
+          <w:rFonts w:ascii="Abadi ExtraLight" w:hAnsi="Abadi ExtraLight"/>
+          <w:lang w:val="en-US"/>
+        </w:rPr>
+        <w:t># Pattern scacchiera: stampa un pattern 9x6 e fotografalo da ~20 angolazioni diverse</w:t>
+      </w:r>
+    </w:p>
+    <w:p>
+      <w:pPr>
+        <w:spacing w:after="0"/>
+        <w:ind w:left="720" w:firstLine="696"/>
+        <w:rPr>
+          <w:rFonts w:ascii="Abadi ExtraLight" w:hAnsi="Abadi ExtraLight"/>
+          <w:lang w:val="en-US"/>
+        </w:rPr>
+      </w:pPr>
+      <w:r>
+        <w:rPr>
+          <w:rFonts w:ascii="Abadi ExtraLight" w:hAnsi="Abadi ExtraLight"/>
+          <w:lang w:val="en-US"/>
+        </w:rPr>
+        <w:t>CHECKERBOARD = (9, 6)</w:t>
+      </w:r>
+    </w:p>
+    <w:p>
+      <w:pPr>
+        <w:spacing w:after="0"/>
+        <w:ind w:left="720" w:firstLine="696"/>
+        <w:rPr>
+          <w:rFonts w:ascii="Abadi ExtraLight" w:hAnsi="Abadi ExtraLight"/>
+          <w:lang w:val="en-US"/>
+        </w:rPr>
+      </w:pPr>
+      <w:r>
+        <w:rPr>
+          <w:rFonts w:ascii="Abadi ExtraLight" w:hAnsi="Abadi ExtraLight"/>
+          <w:lang w:val="en-US"/>
+        </w:rPr>
+        <w:t>criteria = (cv2.TERM_CRITERIA_EPS + cv2.TERM_CRITERIA_MAX_ITER, 30, 0.001)</w:t>
+      </w:r>
+    </w:p>
+    <w:p>
+      <w:pPr>
+        <w:spacing w:after="0"/>
+        <w:ind w:left="720" w:firstLine="696"/>
+        <w:rPr>
+          <w:rFonts w:ascii="Abadi ExtraLight" w:hAnsi="Abadi ExtraLight"/>
+          <w:lang w:val="en-US"/>
+        </w:rPr>
+      </w:pPr>
+    </w:p>
+    <w:p>
+      <w:pPr>
+        <w:spacing w:after="0"/>
+        <w:ind w:left="720" w:firstLine="696"/>
+        <w:rPr>
+          <w:rFonts w:ascii="Abadi ExtraLight" w:hAnsi="Abadi ExtraLight"/>
+          <w:lang w:val="en-US"/>
+        </w:rPr>
+      </w:pPr>
+      <w:proofErr w:type="spellStart"/>
+      <w:r>
+        <w:rPr>
+          <w:rFonts w:ascii="Abadi ExtraLight" w:hAnsi="Abadi ExtraLight"/>
+          <w:lang w:val="en-US"/>
+        </w:rPr>
+        <w:t>obj_points</w:t>
+      </w:r>
+      <w:proofErr w:type="spellEnd"/>
+      <w:r>
+        <w:rPr>
+          <w:rFonts w:ascii="Abadi ExtraLight" w:hAnsi="Abadi ExtraLight"/>
+          <w:lang w:val="en-US"/>
+        </w:rPr>
+        <w:t xml:space="preserve"> = </w:t>
+      </w:r>
+      <w:proofErr w:type="gramStart"/>
+      <w:r>
+        <w:rPr>
+          <w:rFonts w:ascii="Abadi ExtraLight" w:hAnsi="Abadi ExtraLight"/>
+          <w:lang w:val="en-US"/>
+        </w:rPr>
+        <w:t xml:space="preserve">[]   </w:t>
+      </w:r>
+      <w:proofErr w:type="gramEnd"/>
+      <w:r>
+        <w:rPr>
+          <w:rFonts w:ascii="Abadi ExtraLight" w:hAnsi="Abadi ExtraLight"/>
+          <w:lang w:val="en-US"/>
+        </w:rPr>
+        <w:t># punti 3D mondo</w:t>
+      </w:r>
+    </w:p>
+    <w:p>
+      <w:pPr>
+        <w:spacing w:after="0"/>
+        <w:ind w:left="720" w:firstLine="696"/>
+        <w:rPr>
+          <w:rFonts w:ascii="Abadi ExtraLight" w:hAnsi="Abadi ExtraLight"/>
+          <w:lang w:val="en-US"/>
+        </w:rPr>
+      </w:pPr>
+      <w:proofErr w:type="spellStart"/>
+      <w:r>
+        <w:rPr>
+          <w:rFonts w:ascii="Abadi ExtraLight" w:hAnsi="Abadi ExtraLight"/>
+          <w:lang w:val="en-US"/>
+        </w:rPr>
+        <w:t>img_points_l</w:t>
+      </w:r>
+      <w:proofErr w:type="spellEnd"/>
+      <w:r>
+        <w:rPr>
+          <w:rFonts w:ascii="Abadi ExtraLight" w:hAnsi="Abadi ExtraLight"/>
+          <w:lang w:val="en-US"/>
+        </w:rPr>
+        <w:t xml:space="preserve"> = [] # punti 2D camera sinistra</w:t>
+      </w:r>
+    </w:p>
+    <w:p>
+      <w:pPr>
+        <w:spacing w:after="0"/>
+        <w:ind w:left="720" w:firstLine="696"/>
+        <w:rPr>
+          <w:rFonts w:ascii="Abadi ExtraLight" w:hAnsi="Abadi ExtraLight"/>
+          <w:lang w:val="en-US"/>
+        </w:rPr>
+      </w:pPr>
+      <w:proofErr w:type="spellStart"/>
+      <w:r>
+        <w:rPr>
+          <w:rFonts w:ascii="Abadi ExtraLight" w:hAnsi="Abadi ExtraLight"/>
+          <w:lang w:val="en-US"/>
+        </w:rPr>
+        <w:t>img_points_r</w:t>
+      </w:r>
+      <w:proofErr w:type="spellEnd"/>
+      <w:r>
+        <w:rPr>
+          <w:rFonts w:ascii="Abadi ExtraLight" w:hAnsi="Abadi ExtraLight"/>
+          <w:lang w:val="en-US"/>
+        </w:rPr>
+        <w:t xml:space="preserve"> = [] # punti 2D camera destra</w:t>
+      </w:r>
+    </w:p>
+    <w:p>
+      <w:pPr>
+        <w:spacing w:after="0"/>
+        <w:ind w:left="720" w:firstLine="696"/>
+        <w:rPr>
+          <w:rFonts w:ascii="Abadi ExtraLight" w:hAnsi="Abadi ExtraLight"/>
+          <w:lang w:val="en-US"/>
+        </w:rPr>
+      </w:pPr>
+    </w:p>
+    <w:p>
+      <w:pPr>
+        <w:spacing w:after="0"/>
+        <w:ind w:left="720" w:firstLine="696"/>
+        <w:rPr>
+          <w:rFonts w:ascii="Abadi ExtraLight" w:hAnsi="Abadi ExtraLight"/>
+          <w:lang w:val="en-US"/>
+        </w:rPr>
+      </w:pPr>
+      <w:r>
+        <w:rPr>
+          <w:rFonts w:ascii="Abadi ExtraLight" w:hAnsi="Abadi ExtraLight"/>
+          <w:lang w:val="en-US"/>
+        </w:rPr>
+        <w:t># Per ogni coppia di immagini calibrazione:</w:t>
+      </w:r>
+    </w:p>
+    <w:p>
+      <w:pPr>
+        <w:spacing w:after="0"/>
+        <w:ind w:left="720" w:firstLine="696"/>
+        <w:rPr>
+          <w:rFonts w:ascii="Abadi ExtraLight" w:hAnsi="Abadi ExtraLight"/>
+          <w:lang w:val="en-US"/>
+        </w:rPr>
+      </w:pPr>
+      <w:proofErr w:type="spellStart"/>
+      <w:r>
+        <w:rPr>
+          <w:rFonts w:ascii="Abadi ExtraLight" w:hAnsi="Abadi ExtraLight"/>
+          <w:lang w:val="en-US"/>
+        </w:rPr>
+        <w:t>objp</w:t>
+      </w:r>
+      <w:proofErr w:type="spellEnd"/>
+      <w:r>
+        <w:rPr>
+          <w:rFonts w:ascii="Abadi ExtraLight" w:hAnsi="Abadi ExtraLight"/>
+          <w:lang w:val="en-US"/>
+        </w:rPr>
+        <w:t xml:space="preserve"> = </w:t>
+      </w:r>
+      <w:proofErr w:type="spellStart"/>
+      <w:proofErr w:type="gramStart"/>
+      <w:r>
+        <w:rPr>
+          <w:rFonts w:ascii="Abadi ExtraLight" w:hAnsi="Abadi ExtraLight"/>
+          <w:lang w:val="en-US"/>
+        </w:rPr>
+        <w:t>np.zeros</w:t>
+      </w:r>
+      <w:proofErr w:type="spellEnd"/>
+      <w:proofErr w:type="gramEnd"/>
+      <w:r>
+        <w:rPr>
+          <w:rFonts w:ascii="Abadi ExtraLight" w:hAnsi="Abadi ExtraLight"/>
+          <w:lang w:val="en-US"/>
+        </w:rPr>
+        <w:t>((CHECKERBOARD[</w:t>
+      </w:r>
+      <w:proofErr w:type="gramStart"/>
+      <w:r>
+        <w:rPr>
+          <w:rFonts w:ascii="Abadi ExtraLight" w:hAnsi="Abadi ExtraLight"/>
+          <w:lang w:val="en-US"/>
+        </w:rPr>
+        <w:t>0]*CHECKERBOARD[</w:t>
+      </w:r>
+      <w:proofErr w:type="gramEnd"/>
+      <w:r>
+        <w:rPr>
+          <w:rFonts w:ascii="Abadi ExtraLight" w:hAnsi="Abadi ExtraLight"/>
+          <w:lang w:val="en-US"/>
+        </w:rPr>
+        <w:t xml:space="preserve">1], 3), </w:t>
+      </w:r>
+      <w:proofErr w:type="gramStart"/>
+      <w:r>
+        <w:rPr>
+          <w:rFonts w:ascii="Abadi ExtraLight" w:hAnsi="Abadi ExtraLight"/>
+          <w:lang w:val="en-US"/>
+        </w:rPr>
+        <w:t>np.float</w:t>
+      </w:r>
+      <w:proofErr w:type="gramEnd"/>
+      <w:r>
+        <w:rPr>
+          <w:rFonts w:ascii="Abadi ExtraLight" w:hAnsi="Abadi ExtraLight"/>
+          <w:lang w:val="en-US"/>
+        </w:rPr>
+        <w:t>32)</w:t>
+      </w:r>
+    </w:p>
+    <w:p>
+      <w:pPr>
+        <w:spacing w:after="0"/>
+        <w:ind w:left="720" w:firstLine="696"/>
+        <w:rPr>
+          <w:rFonts w:ascii="Abadi ExtraLight" w:hAnsi="Abadi ExtraLight"/>
+          <w:lang w:val="en-US"/>
+        </w:rPr>
+      </w:pPr>
+      <w:proofErr w:type="spellStart"/>
+      <w:r>
+        <w:rPr>
+          <w:rFonts w:ascii="Abadi ExtraLight" w:hAnsi="Abadi ExtraLight"/>
+          <w:lang w:val="en-US"/>
+        </w:rPr>
+        <w:t>objp</w:t>
+      </w:r>
+      <w:proofErr w:type="spellEnd"/>
+      <w:proofErr w:type="gramStart"/>
+      <w:r>
+        <w:rPr>
+          <w:rFonts w:ascii="Abadi ExtraLight" w:hAnsi="Abadi ExtraLight"/>
+          <w:lang w:val="en-US"/>
+        </w:rPr>
+        <w:t>[:,</w:t>
+      </w:r>
+      <w:proofErr w:type="gramEnd"/>
+      <w:r>
+        <w:rPr>
+          <w:rFonts w:ascii="Abadi ExtraLight" w:hAnsi="Abadi ExtraLight"/>
+          <w:lang w:val="en-US"/>
+        </w:rPr>
+        <w:t xml:space="preserve"> :2] = </w:t>
+      </w:r>
+      <w:proofErr w:type="spellStart"/>
+      <w:proofErr w:type="gramStart"/>
+      <w:r>
+        <w:rPr>
+          <w:rFonts w:ascii="Abadi ExtraLight" w:hAnsi="Abadi ExtraLight"/>
+          <w:lang w:val="en-US"/>
+        </w:rPr>
+        <w:t>np.mgrid</w:t>
+      </w:r>
+      <w:proofErr w:type="spellEnd"/>
+      <w:proofErr w:type="gramEnd"/>
+      <w:r>
+        <w:rPr>
+          <w:rFonts w:ascii="Abadi ExtraLight" w:hAnsi="Abadi ExtraLight"/>
+          <w:lang w:val="en-US"/>
+        </w:rPr>
+        <w:t>[</w:t>
+      </w:r>
+      <w:proofErr w:type="gramStart"/>
+      <w:r>
+        <w:rPr>
+          <w:rFonts w:ascii="Abadi ExtraLight" w:hAnsi="Abadi ExtraLight"/>
+          <w:lang w:val="en-US"/>
+        </w:rPr>
+        <w:t>0:CHECKERBOARD</w:t>
+      </w:r>
+      <w:proofErr w:type="gramEnd"/>
+      <w:r>
+        <w:rPr>
+          <w:rFonts w:ascii="Abadi ExtraLight" w:hAnsi="Abadi ExtraLight"/>
+          <w:lang w:val="en-US"/>
+        </w:rPr>
+        <w:t xml:space="preserve">[0], </w:t>
+      </w:r>
+      <w:proofErr w:type="gramStart"/>
+      <w:r>
+        <w:rPr>
+          <w:rFonts w:ascii="Abadi ExtraLight" w:hAnsi="Abadi ExtraLight"/>
+          <w:lang w:val="en-US"/>
+        </w:rPr>
+        <w:t>0:CHECKERBOARD</w:t>
+      </w:r>
+      <w:proofErr w:type="gramEnd"/>
+      <w:r>
+        <w:rPr>
+          <w:rFonts w:ascii="Abadi ExtraLight" w:hAnsi="Abadi ExtraLight"/>
+          <w:lang w:val="en-US"/>
+        </w:rPr>
+        <w:t>[1]].</w:t>
+      </w:r>
+      <w:proofErr w:type="spellStart"/>
+      <w:proofErr w:type="gramStart"/>
+      <w:r>
+        <w:rPr>
+          <w:rFonts w:ascii="Abadi ExtraLight" w:hAnsi="Abadi ExtraLight"/>
+          <w:lang w:val="en-US"/>
+        </w:rPr>
+        <w:t>T.reshape</w:t>
+      </w:r>
+      <w:proofErr w:type="spellEnd"/>
+      <w:proofErr w:type="gramEnd"/>
+      <w:r>
+        <w:rPr>
+          <w:rFonts w:ascii="Abadi ExtraLight" w:hAnsi="Abadi ExtraLight"/>
+          <w:lang w:val="en-US"/>
+        </w:rPr>
+        <w:t>(-1, 2)</w:t>
+      </w:r>
+    </w:p>
+    <w:p>
+      <w:pPr>
+        <w:spacing w:after="0"/>
+        <w:ind w:left="720" w:firstLine="696"/>
+        <w:rPr>
+          <w:rFonts w:ascii="Abadi ExtraLight" w:hAnsi="Abadi ExtraLight"/>
+          <w:lang w:val="en-US"/>
+        </w:rPr>
+      </w:pPr>
+      <w:r>
+        <w:rPr>
+          <w:rFonts w:ascii="Abadi ExtraLight" w:hAnsi="Abadi ExtraLight"/>
+          <w:lang w:val="en-US"/>
+        </w:rPr>
+        <w:t># (moltiplica per la dimensione fisica dei quadrati in mm)</w:t>
+      </w:r>
+    </w:p>
+    <w:p>
+      <w:pPr>
+        <w:spacing w:after="0"/>
+        <w:ind w:left="720" w:firstLine="696"/>
+        <w:rPr>
+          <w:rFonts w:ascii="Abadi ExtraLight" w:hAnsi="Abadi ExtraLight"/>
+          <w:lang w:val="en-US"/>
+        </w:rPr>
+      </w:pPr>
+    </w:p>
+    <w:p>
+      <w:pPr>
+        <w:spacing w:after="0"/>
+        <w:ind w:left="720" w:firstLine="696"/>
+        <w:rPr>
+          <w:rFonts w:ascii="Abadi ExtraLight" w:hAnsi="Abadi ExtraLight"/>
+          <w:lang w:val="en-US"/>
+        </w:rPr>
+      </w:pPr>
+      <w:r>
+        <w:rPr>
+          <w:rFonts w:ascii="Abadi ExtraLight" w:hAnsi="Abadi ExtraLight"/>
+          <w:lang w:val="en-US"/>
+        </w:rPr>
+        <w:lastRenderedPageBreak/>
+        <w:t># Dopo aver raccolto le immagini:</w:t>
+      </w:r>
+    </w:p>
+    <w:p>
+      <w:pPr>
+        <w:spacing w:after="0"/>
+        <w:ind w:left="720" w:firstLine="696"/>
+        <w:rPr>
+          <w:rFonts w:ascii="Abadi ExtraLight" w:hAnsi="Abadi ExtraLight"/>
+          <w:lang w:val="en-US"/>
+        </w:rPr>
+      </w:pPr>
+      <w:proofErr w:type="spellStart"/>
+      <w:r>
+        <w:rPr>
+          <w:rFonts w:ascii="Abadi ExtraLight" w:hAnsi="Abadi ExtraLight"/>
+          <w:lang w:val="en-US"/>
+        </w:rPr>
+        <w:t>ret</w:t>
+      </w:r>
+      <w:proofErr w:type="spellEnd"/>
+      <w:r>
+        <w:rPr>
+          <w:rFonts w:ascii="Abadi ExtraLight" w:hAnsi="Abadi ExtraLight"/>
+          <w:lang w:val="en-US"/>
+        </w:rPr>
+        <w:t xml:space="preserve">, </w:t>
+      </w:r>
+      <w:proofErr w:type="spellStart"/>
+      <w:r>
+        <w:rPr>
+          <w:rFonts w:ascii="Abadi ExtraLight" w:hAnsi="Abadi ExtraLight"/>
+          <w:lang w:val="en-US"/>
+        </w:rPr>
+        <w:t>K_l</w:t>
+      </w:r>
+      <w:proofErr w:type="spellEnd"/>
+      <w:r>
+        <w:rPr>
+          <w:rFonts w:ascii="Abadi ExtraLight" w:hAnsi="Abadi ExtraLight"/>
+          <w:lang w:val="en-US"/>
+        </w:rPr>
+        <w:t xml:space="preserve">, </w:t>
+      </w:r>
+      <w:proofErr w:type="spellStart"/>
+      <w:r>
+        <w:rPr>
+          <w:rFonts w:ascii="Abadi ExtraLight" w:hAnsi="Abadi ExtraLight"/>
+          <w:lang w:val="en-US"/>
+        </w:rPr>
+        <w:t>D_l</w:t>
+      </w:r>
+      <w:proofErr w:type="spellEnd"/>
+      <w:r>
+        <w:rPr>
+          <w:rFonts w:ascii="Abadi ExtraLight" w:hAnsi="Abadi ExtraLight"/>
+          <w:lang w:val="en-US"/>
+        </w:rPr>
+        <w:t xml:space="preserve">, </w:t>
+      </w:r>
+      <w:proofErr w:type="spellStart"/>
+      <w:r>
+        <w:rPr>
+          <w:rFonts w:ascii="Abadi ExtraLight" w:hAnsi="Abadi ExtraLight"/>
+          <w:lang w:val="en-US"/>
+        </w:rPr>
+        <w:t>K_r</w:t>
+      </w:r>
+      <w:proofErr w:type="spellEnd"/>
+      <w:r>
+        <w:rPr>
+          <w:rFonts w:ascii="Abadi ExtraLight" w:hAnsi="Abadi ExtraLight"/>
+          <w:lang w:val="en-US"/>
+        </w:rPr>
+        <w:t xml:space="preserve">, </w:t>
+      </w:r>
+      <w:proofErr w:type="spellStart"/>
+      <w:r>
+        <w:rPr>
+          <w:rFonts w:ascii="Abadi ExtraLight" w:hAnsi="Abadi ExtraLight"/>
+          <w:lang w:val="en-US"/>
+        </w:rPr>
+        <w:t>D_r</w:t>
+      </w:r>
+      <w:proofErr w:type="spellEnd"/>
+      <w:r>
+        <w:rPr>
+          <w:rFonts w:ascii="Abadi ExtraLight" w:hAnsi="Abadi ExtraLight"/>
+          <w:lang w:val="en-US"/>
+        </w:rPr>
+        <w:t>, R, T, E, F = cv2.stereoCalibrate(</w:t>
+      </w:r>
+    </w:p>
+    <w:p>
+      <w:pPr>
+        <w:spacing w:after="0"/>
+        <w:ind w:left="720" w:firstLine="696"/>
+        <w:rPr>
+          <w:rFonts w:ascii="Abadi ExtraLight" w:hAnsi="Abadi ExtraLight"/>
+          <w:lang w:val="en-US"/>
+        </w:rPr>
+      </w:pPr>
+      <w:r>
+        <w:rPr>
+          <w:rFonts w:ascii="Abadi ExtraLight" w:hAnsi="Abadi ExtraLight"/>
+          <w:lang w:val="en-US"/>
+        </w:rPr>
+        <w:t xml:space="preserve">    </w:t>
+      </w:r>
+      <w:proofErr w:type="spellStart"/>
+      <w:r>
+        <w:rPr>
+          <w:rFonts w:ascii="Abadi ExtraLight" w:hAnsi="Abadi ExtraLight"/>
+          <w:lang w:val="en-US"/>
+        </w:rPr>
+        <w:t>obj_points</w:t>
+      </w:r>
+      <w:proofErr w:type="spellEnd"/>
+      <w:r>
+        <w:rPr>
+          <w:rFonts w:ascii="Abadi ExtraLight" w:hAnsi="Abadi ExtraLight"/>
+          <w:lang w:val="en-US"/>
+        </w:rPr>
+        <w:t xml:space="preserve">, </w:t>
+      </w:r>
+      <w:proofErr w:type="spellStart"/>
+      <w:r>
+        <w:rPr>
+          <w:rFonts w:ascii="Abadi ExtraLight" w:hAnsi="Abadi ExtraLight"/>
+          <w:lang w:val="en-US"/>
+        </w:rPr>
+        <w:t>img_points_l</w:t>
+      </w:r>
+      <w:proofErr w:type="spellEnd"/>
+      <w:r>
+        <w:rPr>
+          <w:rFonts w:ascii="Abadi ExtraLight" w:hAnsi="Abadi ExtraLight"/>
+          <w:lang w:val="en-US"/>
+        </w:rPr>
+        <w:t xml:space="preserve">, </w:t>
+      </w:r>
+      <w:proofErr w:type="spellStart"/>
+      <w:r>
+        <w:rPr>
+          <w:rFonts w:ascii="Abadi ExtraLight" w:hAnsi="Abadi ExtraLight"/>
+          <w:lang w:val="en-US"/>
+        </w:rPr>
+        <w:t>img_points_r</w:t>
+      </w:r>
+      <w:proofErr w:type="spellEnd"/>
+      <w:r>
+        <w:rPr>
+          <w:rFonts w:ascii="Abadi ExtraLight" w:hAnsi="Abadi ExtraLight"/>
+          <w:lang w:val="en-US"/>
+        </w:rPr>
+        <w:t>,</w:t>
+      </w:r>
+    </w:p>
+    <w:p>
+      <w:pPr>
+        <w:spacing w:after="0"/>
+        <w:ind w:left="720" w:firstLine="696"/>
+        <w:rPr>
+          <w:rFonts w:ascii="Abadi ExtraLight" w:hAnsi="Abadi ExtraLight"/>
+          <w:lang w:val="en-US"/>
+        </w:rPr>
+      </w:pPr>
+      <w:r>
+        <w:rPr>
+          <w:rFonts w:ascii="Abadi ExtraLight" w:hAnsi="Abadi ExtraLight"/>
+          <w:lang w:val="en-US"/>
+        </w:rPr>
+        <w:t xml:space="preserve">    None, None, None, None, </w:t>
+      </w:r>
+      <w:proofErr w:type="spellStart"/>
+      <w:r>
+        <w:rPr>
+          <w:rFonts w:ascii="Abadi ExtraLight" w:hAnsi="Abadi ExtraLight"/>
+          <w:lang w:val="en-US"/>
+        </w:rPr>
+        <w:t>img_size</w:t>
+      </w:r>
+      <w:proofErr w:type="spellEnd"/>
+      <w:r>
+        <w:rPr>
+          <w:rFonts w:ascii="Abadi ExtraLight" w:hAnsi="Abadi ExtraLight"/>
+          <w:lang w:val="en-US"/>
+        </w:rPr>
+        <w:t>,</w:t>
+      </w:r>
+    </w:p>
+    <w:p>
+      <w:pPr>
+        <w:spacing w:after="0"/>
+        <w:ind w:left="720" w:firstLine="696"/>
+        <w:rPr>
+          <w:rFonts w:ascii="Abadi ExtraLight" w:hAnsi="Abadi ExtraLight"/>
+          <w:lang w:val="en-US"/>
+        </w:rPr>
+      </w:pPr>
+      <w:r>
+        <w:rPr>
+          <w:rFonts w:ascii="Abadi ExtraLight" w:hAnsi="Abadi ExtraLight"/>
+          <w:lang w:val="en-US"/>
+        </w:rPr>
+        <w:t xml:space="preserve">    flags=cv2.CALIB_FIX_INTRINSIC</w:t>
+      </w:r>
+    </w:p>
+    <w:p>
+      <w:pPr>
+        <w:spacing w:after="0"/>
+        <w:ind w:left="720" w:firstLine="696"/>
+        <w:rPr>
+          <w:rFonts w:ascii="Abadi ExtraLight" w:hAnsi="Abadi ExtraLight"/>
+          <w:lang w:val="en-US"/>
+        </w:rPr>
+      </w:pPr>
+      <w:r>
+        <w:rPr>
+          <w:rFonts w:ascii="Abadi ExtraLight" w:hAnsi="Abadi ExtraLight"/>
+          <w:lang w:val="en-US"/>
+        </w:rPr>
+        <w:t>)</w:t>
+      </w:r>
+    </w:p>
+    <w:p>
+      <w:pPr>
+        <w:spacing w:after="0"/>
+        <w:ind w:left="720" w:firstLine="696"/>
+        <w:rPr>
+          <w:rFonts w:ascii="Abadi ExtraLight" w:hAnsi="Abadi ExtraLight"/>
+          <w:lang w:val="en-US"/>
+        </w:rPr>
+      </w:pPr>
+    </w:p>
+    <w:p>
+      <w:pPr>
+        <w:spacing w:after="0"/>
+        <w:ind w:left="720" w:firstLine="696"/>
+        <w:rPr>
+          <w:rFonts w:ascii="Abadi ExtraLight" w:hAnsi="Abadi ExtraLight"/>
+          <w:lang w:val="en-US"/>
+        </w:rPr>
+      </w:pPr>
+      <w:r>
+        <w:rPr>
+          <w:rFonts w:ascii="Abadi ExtraLight" w:hAnsi="Abadi ExtraLight"/>
+          <w:lang w:val="en-US"/>
+        </w:rPr>
+        <w:t># Calcola mappe di rettifica</w:t>
+      </w:r>
+    </w:p>
+    <w:p>
+      <w:pPr>
+        <w:spacing w:after="0"/>
+        <w:ind w:left="720" w:firstLine="696"/>
+        <w:rPr>
+          <w:rFonts w:ascii="Abadi ExtraLight" w:hAnsi="Abadi ExtraLight"/>
+          <w:lang w:val="en-US"/>
+        </w:rPr>
+      </w:pPr>
+      <w:proofErr w:type="spellStart"/>
+      <w:r>
+        <w:rPr>
+          <w:rFonts w:ascii="Abadi ExtraLight" w:hAnsi="Abadi ExtraLight"/>
+          <w:lang w:val="en-US"/>
+        </w:rPr>
+        <w:t>R_l</w:t>
+      </w:r>
+      <w:proofErr w:type="spellEnd"/>
+      <w:r>
+        <w:rPr>
+          <w:rFonts w:ascii="Abadi ExtraLight" w:hAnsi="Abadi ExtraLight"/>
+          <w:lang w:val="en-US"/>
+        </w:rPr>
+        <w:t xml:space="preserve">, </w:t>
+      </w:r>
+      <w:proofErr w:type="spellStart"/>
+      <w:r>
+        <w:rPr>
+          <w:rFonts w:ascii="Abadi ExtraLight" w:hAnsi="Abadi ExtraLight"/>
+          <w:lang w:val="en-US"/>
+        </w:rPr>
+        <w:t>R_r</w:t>
+      </w:r>
+      <w:proofErr w:type="spellEnd"/>
+      <w:r>
+        <w:rPr>
+          <w:rFonts w:ascii="Abadi ExtraLight" w:hAnsi="Abadi ExtraLight"/>
+          <w:lang w:val="en-US"/>
+        </w:rPr>
+        <w:t xml:space="preserve">, </w:t>
+      </w:r>
+      <w:proofErr w:type="spellStart"/>
+      <w:r>
+        <w:rPr>
+          <w:rFonts w:ascii="Abadi ExtraLight" w:hAnsi="Abadi ExtraLight"/>
+          <w:lang w:val="en-US"/>
+        </w:rPr>
+        <w:t>P_l</w:t>
+      </w:r>
+      <w:proofErr w:type="spellEnd"/>
+      <w:r>
+        <w:rPr>
+          <w:rFonts w:ascii="Abadi ExtraLight" w:hAnsi="Abadi ExtraLight"/>
+          <w:lang w:val="en-US"/>
+        </w:rPr>
+        <w:t xml:space="preserve">, </w:t>
+      </w:r>
+      <w:proofErr w:type="spellStart"/>
+      <w:r>
+        <w:rPr>
+          <w:rFonts w:ascii="Abadi ExtraLight" w:hAnsi="Abadi ExtraLight"/>
+          <w:lang w:val="en-US"/>
+        </w:rPr>
+        <w:t>P_r</w:t>
+      </w:r>
+      <w:proofErr w:type="spellEnd"/>
+      <w:r>
+        <w:rPr>
+          <w:rFonts w:ascii="Abadi ExtraLight" w:hAnsi="Abadi ExtraLight"/>
+          <w:lang w:val="en-US"/>
+        </w:rPr>
+        <w:t>, Q, _, _ = cv2.stereoRectify(</w:t>
+      </w:r>
+      <w:proofErr w:type="spellStart"/>
+      <w:r>
+        <w:rPr>
+          <w:rFonts w:ascii="Abadi ExtraLight" w:hAnsi="Abadi ExtraLight"/>
+          <w:lang w:val="en-US"/>
+        </w:rPr>
+        <w:t>K_l</w:t>
+      </w:r>
+      <w:proofErr w:type="spellEnd"/>
+      <w:r>
+        <w:rPr>
+          <w:rFonts w:ascii="Abadi ExtraLight" w:hAnsi="Abadi ExtraLight"/>
+          <w:lang w:val="en-US"/>
+        </w:rPr>
+        <w:t xml:space="preserve">, </w:t>
+      </w:r>
+      <w:proofErr w:type="spellStart"/>
+      <w:r>
+        <w:rPr>
+          <w:rFonts w:ascii="Abadi ExtraLight" w:hAnsi="Abadi ExtraLight"/>
+          <w:lang w:val="en-US"/>
+        </w:rPr>
+        <w:t>D_l</w:t>
+      </w:r>
+      <w:proofErr w:type="spellEnd"/>
+      <w:r>
+        <w:rPr>
+          <w:rFonts w:ascii="Abadi ExtraLight" w:hAnsi="Abadi ExtraLight"/>
+          <w:lang w:val="en-US"/>
+        </w:rPr>
+        <w:t xml:space="preserve">, </w:t>
+      </w:r>
+      <w:proofErr w:type="spellStart"/>
+      <w:r>
+        <w:rPr>
+          <w:rFonts w:ascii="Abadi ExtraLight" w:hAnsi="Abadi ExtraLight"/>
+          <w:lang w:val="en-US"/>
+        </w:rPr>
+        <w:t>K_r</w:t>
+      </w:r>
+      <w:proofErr w:type="spellEnd"/>
+      <w:r>
+        <w:rPr>
+          <w:rFonts w:ascii="Abadi ExtraLight" w:hAnsi="Abadi ExtraLight"/>
+          <w:lang w:val="en-US"/>
+        </w:rPr>
+        <w:t xml:space="preserve">, </w:t>
+      </w:r>
+      <w:proofErr w:type="spellStart"/>
+      <w:r>
+        <w:rPr>
+          <w:rFonts w:ascii="Abadi ExtraLight" w:hAnsi="Abadi ExtraLight"/>
+          <w:lang w:val="en-US"/>
+        </w:rPr>
+        <w:t>D_r</w:t>
+      </w:r>
+      <w:proofErr w:type="spellEnd"/>
+      <w:r>
+        <w:rPr>
+          <w:rFonts w:ascii="Abadi ExtraLight" w:hAnsi="Abadi ExtraLight"/>
+          <w:lang w:val="en-US"/>
+        </w:rPr>
+        <w:t xml:space="preserve">, </w:t>
+      </w:r>
+      <w:proofErr w:type="spellStart"/>
+      <w:r>
+        <w:rPr>
+          <w:rFonts w:ascii="Abadi ExtraLight" w:hAnsi="Abadi ExtraLight"/>
+          <w:lang w:val="en-US"/>
+        </w:rPr>
+        <w:t>img_size</w:t>
+      </w:r>
+      <w:proofErr w:type="spellEnd"/>
+      <w:r>
+        <w:rPr>
+          <w:rFonts w:ascii="Abadi ExtraLight" w:hAnsi="Abadi ExtraLight"/>
+          <w:lang w:val="en-US"/>
+        </w:rPr>
+        <w:t>, R, T)</w:t>
+      </w:r>
+    </w:p>
+    <w:p>
+      <w:pPr>
+        <w:spacing w:after="0"/>
+        <w:ind w:left="720" w:firstLine="696"/>
+        <w:rPr>
+          <w:rFonts w:ascii="Abadi ExtraLight" w:hAnsi="Abadi ExtraLight"/>
+          <w:lang w:val="en-US"/>
+        </w:rPr>
+      </w:pPr>
+    </w:p>
+    <w:p>
+      <w:pPr>
+        <w:spacing w:after="0"/>
+        <w:ind w:left="720" w:firstLine="696"/>
+        <w:rPr>
+          <w:rFonts w:ascii="Abadi ExtraLight" w:hAnsi="Abadi ExtraLight"/>
+          <w:lang w:val="en-US"/>
+        </w:rPr>
+      </w:pPr>
+      <w:r>
+        <w:rPr>
+          <w:rFonts w:ascii="Abadi ExtraLight" w:hAnsi="Abadi ExtraLight"/>
+          <w:lang w:val="en-US"/>
+        </w:rPr>
+        <w:t xml:space="preserve"># Salva per uso </w:t>
+      </w:r>
+      <w:proofErr w:type="spellStart"/>
+      <w:r>
+        <w:rPr>
+          <w:rFonts w:ascii="Abadi ExtraLight" w:hAnsi="Abadi ExtraLight"/>
+          <w:lang w:val="en-US"/>
+        </w:rPr>
+        <w:t>runtime</w:t>
+      </w:r>
+      <w:proofErr w:type="spellEnd"/>
+    </w:p>
+    <w:p>
+      <w:pPr>
+        <w:spacing w:after="0"/>
+        <w:ind w:left="720" w:firstLine="696"/>
+        <w:rPr>
+          <w:rFonts w:ascii="Abadi ExtraLight" w:hAnsi="Abadi ExtraLight"/>
+          <w:lang w:val="en-US"/>
+        </w:rPr>
+      </w:pPr>
+      <w:proofErr w:type="spellStart"/>
+      <w:proofErr w:type="gramStart"/>
+      <w:r>
+        <w:rPr>
+          <w:rFonts w:ascii="Abadi ExtraLight" w:hAnsi="Abadi ExtraLight"/>
+          <w:lang w:val="en-US"/>
+        </w:rPr>
+        <w:t>np.savez</w:t>
+      </w:r>
+      <w:proofErr w:type="spellEnd"/>
+      <w:proofErr w:type="gramEnd"/>
+      <w:r>
+        <w:rPr>
+          <w:rFonts w:ascii="Abadi ExtraLight" w:hAnsi="Abadi ExtraLight"/>
+          <w:lang w:val="en-US"/>
+        </w:rPr>
+        <w:t>("</w:t>
+      </w:r>
+      <w:proofErr w:type="spellStart"/>
+      <w:r>
+        <w:rPr>
+          <w:rFonts w:ascii="Abadi ExtraLight" w:hAnsi="Abadi ExtraLight"/>
+          <w:lang w:val="en-US"/>
+        </w:rPr>
+        <w:t>stereo_calib.npz</w:t>
+      </w:r>
+      <w:proofErr w:type="spellEnd"/>
+      <w:r>
+        <w:rPr>
+          <w:rFonts w:ascii="Abadi ExtraLight" w:hAnsi="Abadi ExtraLight"/>
+          <w:lang w:val="en-US"/>
+        </w:rPr>
+        <w:t xml:space="preserve">", </w:t>
+      </w:r>
+      <w:proofErr w:type="spellStart"/>
+      <w:r>
+        <w:rPr>
+          <w:rFonts w:ascii="Abadi ExtraLight" w:hAnsi="Abadi ExtraLight"/>
+          <w:lang w:val="en-US"/>
+        </w:rPr>
+        <w:t>K_l</w:t>
+      </w:r>
+      <w:proofErr w:type="spellEnd"/>
+      <w:r>
+        <w:rPr>
+          <w:rFonts w:ascii="Abadi ExtraLight" w:hAnsi="Abadi ExtraLight"/>
+          <w:lang w:val="en-US"/>
+        </w:rPr>
+        <w:t>=</w:t>
+      </w:r>
+      <w:proofErr w:type="spellStart"/>
+      <w:r>
+        <w:rPr>
+          <w:rFonts w:ascii="Abadi ExtraLight" w:hAnsi="Abadi ExtraLight"/>
+          <w:lang w:val="en-US"/>
+        </w:rPr>
+        <w:t>K_l</w:t>
+      </w:r>
+      <w:proofErr w:type="spellEnd"/>
+      <w:r>
+        <w:rPr>
+          <w:rFonts w:ascii="Abadi ExtraLight" w:hAnsi="Abadi ExtraLight"/>
+          <w:lang w:val="en-US"/>
+        </w:rPr>
+        <w:t xml:space="preserve">, </w:t>
+      </w:r>
+      <w:proofErr w:type="spellStart"/>
+      <w:r>
+        <w:rPr>
+          <w:rFonts w:ascii="Abadi ExtraLight" w:hAnsi="Abadi ExtraLight"/>
+          <w:lang w:val="en-US"/>
+        </w:rPr>
+        <w:t>D_l</w:t>
+      </w:r>
+      <w:proofErr w:type="spellEnd"/>
+      <w:r>
+        <w:rPr>
+          <w:rFonts w:ascii="Abadi ExtraLight" w:hAnsi="Abadi ExtraLight"/>
+          <w:lang w:val="en-US"/>
+        </w:rPr>
+        <w:t>=</w:t>
+      </w:r>
+      <w:proofErr w:type="spellStart"/>
+      <w:r>
+        <w:rPr>
+          <w:rFonts w:ascii="Abadi ExtraLight" w:hAnsi="Abadi ExtraLight"/>
+          <w:lang w:val="en-US"/>
+        </w:rPr>
+        <w:t>D_l</w:t>
+      </w:r>
+      <w:proofErr w:type="spellEnd"/>
+      <w:r>
+        <w:rPr>
+          <w:rFonts w:ascii="Abadi ExtraLight" w:hAnsi="Abadi ExtraLight"/>
+          <w:lang w:val="en-US"/>
+        </w:rPr>
+        <w:t xml:space="preserve">, </w:t>
+      </w:r>
+      <w:proofErr w:type="spellStart"/>
+      <w:r>
+        <w:rPr>
+          <w:rFonts w:ascii="Abadi ExtraLight" w:hAnsi="Abadi ExtraLight"/>
+          <w:lang w:val="en-US"/>
+        </w:rPr>
+        <w:t>K_r</w:t>
+      </w:r>
+      <w:proofErr w:type="spellEnd"/>
+      <w:r>
+        <w:rPr>
+          <w:rFonts w:ascii="Abadi ExtraLight" w:hAnsi="Abadi ExtraLight"/>
+          <w:lang w:val="en-US"/>
+        </w:rPr>
+        <w:t>=</w:t>
+      </w:r>
+      <w:proofErr w:type="spellStart"/>
+      <w:r>
+        <w:rPr>
+          <w:rFonts w:ascii="Abadi ExtraLight" w:hAnsi="Abadi ExtraLight"/>
+          <w:lang w:val="en-US"/>
+        </w:rPr>
+        <w:t>K_r</w:t>
+      </w:r>
+      <w:proofErr w:type="spellEnd"/>
+      <w:r>
+        <w:rPr>
+          <w:rFonts w:ascii="Abadi ExtraLight" w:hAnsi="Abadi ExtraLight"/>
+          <w:lang w:val="en-US"/>
+        </w:rPr>
+        <w:t xml:space="preserve">, </w:t>
+      </w:r>
+      <w:proofErr w:type="spellStart"/>
+      <w:r>
+        <w:rPr>
+          <w:rFonts w:ascii="Abadi ExtraLight" w:hAnsi="Abadi ExtraLight"/>
+          <w:lang w:val="en-US"/>
+        </w:rPr>
+        <w:t>D_r</w:t>
+      </w:r>
+      <w:proofErr w:type="spellEnd"/>
+      <w:r>
+        <w:rPr>
+          <w:rFonts w:ascii="Abadi ExtraLight" w:hAnsi="Abadi ExtraLight"/>
+          <w:lang w:val="en-US"/>
+        </w:rPr>
+        <w:t>=</w:t>
+      </w:r>
+      <w:proofErr w:type="spellStart"/>
+      <w:r>
+        <w:rPr>
+          <w:rFonts w:ascii="Abadi ExtraLight" w:hAnsi="Abadi ExtraLight"/>
+          <w:lang w:val="en-US"/>
+        </w:rPr>
+        <w:t>D_r</w:t>
+      </w:r>
+      <w:proofErr w:type="spellEnd"/>
+      <w:r>
+        <w:rPr>
+          <w:rFonts w:ascii="Abadi ExtraLight" w:hAnsi="Abadi ExtraLight"/>
+          <w:lang w:val="en-US"/>
+        </w:rPr>
+        <w:t xml:space="preserve">, R=R, T=T, </w:t>
+      </w:r>
+      <w:proofErr w:type="spellStart"/>
+      <w:r>
+        <w:rPr>
+          <w:rFonts w:ascii="Abadi ExtraLight" w:hAnsi="Abadi ExtraLight"/>
+          <w:lang w:val="en-US"/>
+        </w:rPr>
+        <w:t>R_l</w:t>
+      </w:r>
+      <w:proofErr w:type="spellEnd"/>
+      <w:r>
+        <w:rPr>
+          <w:rFonts w:ascii="Abadi ExtraLight" w:hAnsi="Abadi ExtraLight"/>
+          <w:lang w:val="en-US"/>
+        </w:rPr>
+        <w:t>=</w:t>
+      </w:r>
+      <w:proofErr w:type="spellStart"/>
+      <w:r>
+        <w:rPr>
+          <w:rFonts w:ascii="Abadi ExtraLight" w:hAnsi="Abadi ExtraLight"/>
+          <w:lang w:val="en-US"/>
+        </w:rPr>
+        <w:t>R_l</w:t>
+      </w:r>
+      <w:proofErr w:type="spellEnd"/>
+      <w:r>
+        <w:rPr>
+          <w:rFonts w:ascii="Abadi ExtraLight" w:hAnsi="Abadi ExtraLight"/>
+          <w:lang w:val="en-US"/>
+        </w:rPr>
+        <w:t xml:space="preserve">, </w:t>
+      </w:r>
+      <w:proofErr w:type="spellStart"/>
+      <w:r>
+        <w:rPr>
+          <w:rFonts w:ascii="Abadi ExtraLight" w:hAnsi="Abadi ExtraLight"/>
+          <w:lang w:val="en-US"/>
+        </w:rPr>
+        <w:t>R_r</w:t>
+      </w:r>
+      <w:proofErr w:type="spellEnd"/>
+      <w:r>
+        <w:rPr>
+          <w:rFonts w:ascii="Abadi ExtraLight" w:hAnsi="Abadi ExtraLight"/>
+          <w:lang w:val="en-US"/>
+        </w:rPr>
+        <w:t>=</w:t>
+      </w:r>
+      <w:proofErr w:type="spellStart"/>
+      <w:r>
+        <w:rPr>
+          <w:rFonts w:ascii="Abadi ExtraLight" w:hAnsi="Abadi ExtraLight"/>
+          <w:lang w:val="en-US"/>
+        </w:rPr>
+        <w:t>R_r</w:t>
+      </w:r>
+      <w:proofErr w:type="spellEnd"/>
+      <w:r>
+        <w:rPr>
+          <w:rFonts w:ascii="Abadi ExtraLight" w:hAnsi="Abadi ExtraLight"/>
+          <w:lang w:val="en-US"/>
+        </w:rPr>
+        <w:t xml:space="preserve">, </w:t>
+      </w:r>
+      <w:proofErr w:type="spellStart"/>
+      <w:r>
+        <w:rPr>
+          <w:rFonts w:ascii="Abadi ExtraLight" w:hAnsi="Abadi ExtraLight"/>
+          <w:lang w:val="en-US"/>
+        </w:rPr>
+        <w:t>P_l</w:t>
+      </w:r>
+      <w:proofErr w:type="spellEnd"/>
+      <w:r>
+        <w:rPr>
+          <w:rFonts w:ascii="Abadi ExtraLight" w:hAnsi="Abadi ExtraLight"/>
+          <w:lang w:val="en-US"/>
+        </w:rPr>
+        <w:t>=</w:t>
+      </w:r>
+      <w:proofErr w:type="spellStart"/>
+      <w:r>
+        <w:rPr>
+          <w:rFonts w:ascii="Abadi ExtraLight" w:hAnsi="Abadi ExtraLight"/>
+          <w:lang w:val="en-US"/>
+        </w:rPr>
+        <w:t>P_l</w:t>
+      </w:r>
+      <w:proofErr w:type="spellEnd"/>
+      <w:r>
+        <w:rPr>
+          <w:rFonts w:ascii="Abadi ExtraLight" w:hAnsi="Abadi ExtraLight"/>
+          <w:lang w:val="en-US"/>
+        </w:rPr>
+        <w:t xml:space="preserve">, </w:t>
+      </w:r>
+      <w:proofErr w:type="spellStart"/>
+      <w:r>
+        <w:rPr>
+          <w:rFonts w:ascii="Abadi ExtraLight" w:hAnsi="Abadi ExtraLight"/>
+          <w:lang w:val="en-US"/>
+        </w:rPr>
+        <w:t>P_r</w:t>
+      </w:r>
+      <w:proofErr w:type="spellEnd"/>
+      <w:r>
+        <w:rPr>
+          <w:rFonts w:ascii="Abadi ExtraLight" w:hAnsi="Abadi ExtraLight"/>
+          <w:lang w:val="en-US"/>
+        </w:rPr>
+        <w:t>=</w:t>
+      </w:r>
+      <w:proofErr w:type="spellStart"/>
+      <w:r>
+        <w:rPr>
+          <w:rFonts w:ascii="Abadi ExtraLight" w:hAnsi="Abadi ExtraLight"/>
+          <w:lang w:val="en-US"/>
+        </w:rPr>
+        <w:t>P_r</w:t>
+      </w:r>
+      <w:proofErr w:type="spellEnd"/>
+      <w:r>
+        <w:rPr>
+          <w:rFonts w:ascii="Abadi ExtraLight" w:hAnsi="Abadi ExtraLight"/>
+          <w:lang w:val="en-US"/>
+        </w:rPr>
+        <w:t>, Q=Q)</w:t>
+      </w:r>
+    </w:p>
+    <w:p>
+      <w:pPr>
+        <w:spacing w:after="0"/>
+      </w:pPr>
+    </w:p>
+    <w:p>
+      <w:pPr>
+        <w:spacing w:after="0"/>
+        <w:rPr>
+          <w:b/>
+          <w:bCs/>
+        </w:rPr>
+      </w:pPr>
+      <w:r>
+        <w:rPr>
+          <w:b/>
+          <w:bCs/>
+        </w:rPr>
+        <w:t>3️</w:t>
+      </w:r>
+      <w:r>
+        <w:rPr>
+          <w:rFonts w:ascii="Segoe UI Symbol" w:hAnsi="Segoe UI Symbol" w:cs="Segoe UI Symbol"/>
+          <w:b/>
+          <w:bCs/>
+        </w:rPr>
+        <w:t>⃣</w:t>
+      </w:r>
+      <w:r>
+        <w:rPr>
+          <w:b/>
+          <w:bCs/>
+        </w:rPr>
+        <w:t xml:space="preserve"> Rettifica </w:t>
+      </w:r>
+      <w:proofErr w:type="spellStart"/>
+      <w:r>
+        <w:rPr>
+          <w:b/>
+          <w:bCs/>
+        </w:rPr>
+        <w:t>runtime</w:t>
+      </w:r>
+      <w:proofErr w:type="spellEnd"/>
+    </w:p>
+    <w:p>
+      <w:pPr>
+        <w:spacing w:after="0"/>
+      </w:pPr>
+    </w:p>
+    <w:p>
+      <w:pPr>
+        <w:spacing w:after="0"/>
+        <w:ind w:left="720" w:firstLine="696"/>
+        <w:rPr>
+          <w:rFonts w:ascii="Abadi ExtraLight" w:hAnsi="Abadi ExtraLight"/>
+          <w:lang w:val="en-US"/>
+        </w:rPr>
+      </w:pPr>
+      <w:proofErr w:type="spellStart"/>
+      <w:r>
+        <w:rPr>
+          <w:rFonts w:ascii="Abadi ExtraLight" w:hAnsi="Abadi ExtraLight"/>
+          <w:lang w:val="en-US"/>
+        </w:rPr>
+        <w:t>calib</w:t>
+      </w:r>
+      <w:proofErr w:type="spellEnd"/>
+      <w:r>
+        <w:rPr>
+          <w:rFonts w:ascii="Abadi ExtraLight" w:hAnsi="Abadi ExtraLight"/>
+          <w:lang w:val="en-US"/>
+        </w:rPr>
+        <w:t xml:space="preserve"> = </w:t>
+      </w:r>
+      <w:proofErr w:type="spellStart"/>
+      <w:proofErr w:type="gramStart"/>
+      <w:r>
+        <w:rPr>
+          <w:rFonts w:ascii="Abadi ExtraLight" w:hAnsi="Abadi ExtraLight"/>
+          <w:lang w:val="en-US"/>
+        </w:rPr>
+        <w:t>np.load</w:t>
+      </w:r>
+      <w:proofErr w:type="spellEnd"/>
+      <w:proofErr w:type="gramEnd"/>
+      <w:r>
+        <w:rPr>
+          <w:rFonts w:ascii="Abadi ExtraLight" w:hAnsi="Abadi ExtraLight"/>
+          <w:lang w:val="en-US"/>
+        </w:rPr>
+        <w:t>("</w:t>
+      </w:r>
+      <w:proofErr w:type="spellStart"/>
+      <w:r>
+        <w:rPr>
+          <w:rFonts w:ascii="Abadi ExtraLight" w:hAnsi="Abadi ExtraLight"/>
+          <w:lang w:val="en-US"/>
+        </w:rPr>
+        <w:t>stereo_calib.npz</w:t>
+      </w:r>
+      <w:proofErr w:type="spellEnd"/>
+      <w:r>
+        <w:rPr>
+          <w:rFonts w:ascii="Abadi ExtraLight" w:hAnsi="Abadi ExtraLight"/>
+          <w:lang w:val="en-US"/>
+        </w:rPr>
+        <w:t>")</w:t>
+      </w:r>
+    </w:p>
+    <w:p>
+      <w:pPr>
+        <w:spacing w:after="0"/>
+        <w:ind w:left="720" w:firstLine="696"/>
+        <w:rPr>
+          <w:rFonts w:ascii="Abadi ExtraLight" w:hAnsi="Abadi ExtraLight"/>
+          <w:lang w:val="en-US"/>
+        </w:rPr>
+      </w:pPr>
+      <w:r>
+        <w:rPr>
+          <w:rFonts w:ascii="Abadi ExtraLight" w:hAnsi="Abadi ExtraLight"/>
+          <w:lang w:val="en-US"/>
+        </w:rPr>
+        <w:t>map1_l, map2_l = cv2.initUndistortRectifyMap(</w:t>
+      </w:r>
+      <w:proofErr w:type="spellStart"/>
+      <w:r>
+        <w:rPr>
+          <w:rFonts w:ascii="Abadi ExtraLight" w:hAnsi="Abadi ExtraLight"/>
+          <w:lang w:val="en-US"/>
+        </w:rPr>
+        <w:t>calib</w:t>
+      </w:r>
+      <w:proofErr w:type="spellEnd"/>
+      <w:r>
+        <w:rPr>
+          <w:rFonts w:ascii="Abadi ExtraLight" w:hAnsi="Abadi ExtraLight"/>
+          <w:lang w:val="en-US"/>
+        </w:rPr>
+        <w:t>["</w:t>
+      </w:r>
+      <w:proofErr w:type="spellStart"/>
+      <w:r>
+        <w:rPr>
+          <w:rFonts w:ascii="Abadi ExtraLight" w:hAnsi="Abadi ExtraLight"/>
+          <w:lang w:val="en-US"/>
+        </w:rPr>
+        <w:t>K_l</w:t>
+      </w:r>
+      <w:proofErr w:type="spellEnd"/>
+      <w:r>
+        <w:rPr>
+          <w:rFonts w:ascii="Abadi ExtraLight" w:hAnsi="Abadi ExtraLight"/>
+          <w:lang w:val="en-US"/>
+        </w:rPr>
+        <w:t xml:space="preserve">"], </w:t>
+      </w:r>
+      <w:proofErr w:type="spellStart"/>
+      <w:proofErr w:type="gramStart"/>
+      <w:r>
+        <w:rPr>
+          <w:rFonts w:ascii="Abadi ExtraLight" w:hAnsi="Abadi ExtraLight"/>
+          <w:lang w:val="en-US"/>
+        </w:rPr>
+        <w:t>calib</w:t>
+      </w:r>
+      <w:proofErr w:type="spellEnd"/>
+      <w:r>
+        <w:rPr>
+          <w:rFonts w:ascii="Abadi ExtraLight" w:hAnsi="Abadi ExtraLight"/>
+          <w:lang w:val="en-US"/>
+        </w:rPr>
+        <w:t>["</w:t>
+      </w:r>
+      <w:proofErr w:type="spellStart"/>
+      <w:proofErr w:type="gramEnd"/>
+      <w:r>
+        <w:rPr>
+          <w:rFonts w:ascii="Abadi ExtraLight" w:hAnsi="Abadi ExtraLight"/>
+          <w:lang w:val="en-US"/>
+        </w:rPr>
+        <w:t>D_l</w:t>
+      </w:r>
+      <w:proofErr w:type="spellEnd"/>
+      <w:r>
+        <w:rPr>
+          <w:rFonts w:ascii="Abadi ExtraLight" w:hAnsi="Abadi ExtraLight"/>
+          <w:lang w:val="en-US"/>
+        </w:rPr>
+        <w:t xml:space="preserve">"], </w:t>
+      </w:r>
+      <w:proofErr w:type="spellStart"/>
+      <w:r>
+        <w:rPr>
+          <w:rFonts w:ascii="Abadi ExtraLight" w:hAnsi="Abadi ExtraLight"/>
+          <w:lang w:val="en-US"/>
+        </w:rPr>
+        <w:t>calib</w:t>
+      </w:r>
+      <w:proofErr w:type="spellEnd"/>
+      <w:r>
+        <w:rPr>
+          <w:rFonts w:ascii="Abadi ExtraLight" w:hAnsi="Abadi ExtraLight"/>
+          <w:lang w:val="en-US"/>
+        </w:rPr>
+        <w:t>["</w:t>
+      </w:r>
+      <w:proofErr w:type="spellStart"/>
+      <w:r>
+        <w:rPr>
+          <w:rFonts w:ascii="Abadi ExtraLight" w:hAnsi="Abadi ExtraLight"/>
+          <w:lang w:val="en-US"/>
+        </w:rPr>
+        <w:t>R_l</w:t>
+      </w:r>
+      <w:proofErr w:type="spellEnd"/>
+      <w:r>
+        <w:rPr>
+          <w:rFonts w:ascii="Abadi ExtraLight" w:hAnsi="Abadi ExtraLight"/>
+          <w:lang w:val="en-US"/>
+        </w:rPr>
+        <w:t xml:space="preserve">"], </w:t>
+      </w:r>
+      <w:proofErr w:type="spellStart"/>
+      <w:r>
+        <w:rPr>
+          <w:rFonts w:ascii="Abadi ExtraLight" w:hAnsi="Abadi ExtraLight"/>
+          <w:lang w:val="en-US"/>
+        </w:rPr>
+        <w:t>calib</w:t>
+      </w:r>
+      <w:proofErr w:type="spellEnd"/>
+      <w:r>
+        <w:rPr>
+          <w:rFonts w:ascii="Abadi ExtraLight" w:hAnsi="Abadi ExtraLight"/>
+          <w:lang w:val="en-US"/>
+        </w:rPr>
+        <w:t>["</w:t>
+      </w:r>
+      <w:proofErr w:type="spellStart"/>
+      <w:r>
+        <w:rPr>
+          <w:rFonts w:ascii="Abadi ExtraLight" w:hAnsi="Abadi ExtraLight"/>
+          <w:lang w:val="en-US"/>
+        </w:rPr>
+        <w:t>P_l</w:t>
+      </w:r>
+      <w:proofErr w:type="spellEnd"/>
+      <w:r>
+        <w:rPr>
+          <w:rFonts w:ascii="Abadi ExtraLight" w:hAnsi="Abadi ExtraLight"/>
+          <w:lang w:val="en-US"/>
+        </w:rPr>
+        <w:t xml:space="preserve">"], </w:t>
+      </w:r>
+      <w:proofErr w:type="spellStart"/>
+      <w:r>
+        <w:rPr>
+          <w:rFonts w:ascii="Abadi ExtraLight" w:hAnsi="Abadi ExtraLight"/>
+          <w:lang w:val="en-US"/>
+        </w:rPr>
+        <w:t>img_size</w:t>
+      </w:r>
+      <w:proofErr w:type="spellEnd"/>
+      <w:r>
+        <w:rPr>
+          <w:rFonts w:ascii="Abadi ExtraLight" w:hAnsi="Abadi ExtraLight"/>
+          <w:lang w:val="en-US"/>
+        </w:rPr>
+        <w:t>, cv2.CV_32FC1)</w:t>
+      </w:r>
+    </w:p>
+    <w:p>
+      <w:pPr>
+        <w:spacing w:after="0"/>
+        <w:ind w:left="720" w:firstLine="696"/>
+        <w:rPr>
+          <w:rFonts w:ascii="Abadi ExtraLight" w:hAnsi="Abadi ExtraLight"/>
+          <w:lang w:val="en-US"/>
+        </w:rPr>
+      </w:pPr>
+      <w:r>
+        <w:rPr>
+          <w:rFonts w:ascii="Abadi ExtraLight" w:hAnsi="Abadi ExtraLight"/>
+          <w:lang w:val="en-US"/>
+        </w:rPr>
+        <w:t>map1_r, map2_r = cv2.initUndistortRectifyMap(</w:t>
+      </w:r>
+      <w:proofErr w:type="spellStart"/>
+      <w:r>
+        <w:rPr>
+          <w:rFonts w:ascii="Abadi ExtraLight" w:hAnsi="Abadi ExtraLight"/>
+          <w:lang w:val="en-US"/>
+        </w:rPr>
+        <w:t>calib</w:t>
+      </w:r>
+      <w:proofErr w:type="spellEnd"/>
+      <w:r>
+        <w:rPr>
+          <w:rFonts w:ascii="Abadi ExtraLight" w:hAnsi="Abadi ExtraLight"/>
+          <w:lang w:val="en-US"/>
+        </w:rPr>
+        <w:t>["</w:t>
+      </w:r>
+      <w:proofErr w:type="spellStart"/>
+      <w:r>
+        <w:rPr>
+          <w:rFonts w:ascii="Abadi ExtraLight" w:hAnsi="Abadi ExtraLight"/>
+          <w:lang w:val="en-US"/>
+        </w:rPr>
+        <w:t>K_r</w:t>
+      </w:r>
+      <w:proofErr w:type="spellEnd"/>
+      <w:r>
+        <w:rPr>
+          <w:rFonts w:ascii="Abadi ExtraLight" w:hAnsi="Abadi ExtraLight"/>
+          <w:lang w:val="en-US"/>
+        </w:rPr>
+        <w:t xml:space="preserve">"], </w:t>
+      </w:r>
+      <w:proofErr w:type="spellStart"/>
+      <w:proofErr w:type="gramStart"/>
+      <w:r>
+        <w:rPr>
+          <w:rFonts w:ascii="Abadi ExtraLight" w:hAnsi="Abadi ExtraLight"/>
+          <w:lang w:val="en-US"/>
+        </w:rPr>
+        <w:t>calib</w:t>
+      </w:r>
+      <w:proofErr w:type="spellEnd"/>
+      <w:r>
+        <w:rPr>
+          <w:rFonts w:ascii="Abadi ExtraLight" w:hAnsi="Abadi ExtraLight"/>
+          <w:lang w:val="en-US"/>
+        </w:rPr>
+        <w:t>["</w:t>
+      </w:r>
+      <w:proofErr w:type="spellStart"/>
+      <w:proofErr w:type="gramEnd"/>
+      <w:r>
+        <w:rPr>
+          <w:rFonts w:ascii="Abadi ExtraLight" w:hAnsi="Abadi ExtraLight"/>
+          <w:lang w:val="en-US"/>
+        </w:rPr>
+        <w:t>D_r</w:t>
+      </w:r>
+      <w:proofErr w:type="spellEnd"/>
+      <w:r>
+        <w:rPr>
+          <w:rFonts w:ascii="Abadi ExtraLight" w:hAnsi="Abadi ExtraLight"/>
+          <w:lang w:val="en-US"/>
+        </w:rPr>
+        <w:t xml:space="preserve">"], </w:t>
+      </w:r>
+      <w:proofErr w:type="spellStart"/>
+      <w:r>
+        <w:rPr>
+          <w:rFonts w:ascii="Abadi ExtraLight" w:hAnsi="Abadi ExtraLight"/>
+          <w:lang w:val="en-US"/>
+        </w:rPr>
+        <w:t>calib</w:t>
+      </w:r>
+      <w:proofErr w:type="spellEnd"/>
+      <w:r>
+        <w:rPr>
+          <w:rFonts w:ascii="Abadi ExtraLight" w:hAnsi="Abadi ExtraLight"/>
+          <w:lang w:val="en-US"/>
+        </w:rPr>
+        <w:t>["</w:t>
+      </w:r>
+      <w:proofErr w:type="spellStart"/>
+      <w:r>
+        <w:rPr>
+          <w:rFonts w:ascii="Abadi ExtraLight" w:hAnsi="Abadi ExtraLight"/>
+          <w:lang w:val="en-US"/>
+        </w:rPr>
+        <w:t>R_r</w:t>
+      </w:r>
+      <w:proofErr w:type="spellEnd"/>
+      <w:r>
+        <w:rPr>
+          <w:rFonts w:ascii="Abadi ExtraLight" w:hAnsi="Abadi ExtraLight"/>
+          <w:lang w:val="en-US"/>
+        </w:rPr>
+        <w:t xml:space="preserve">"], </w:t>
+      </w:r>
+      <w:proofErr w:type="spellStart"/>
+      <w:r>
+        <w:rPr>
+          <w:rFonts w:ascii="Abadi ExtraLight" w:hAnsi="Abadi ExtraLight"/>
+          <w:lang w:val="en-US"/>
+        </w:rPr>
+        <w:t>calib</w:t>
+      </w:r>
+      <w:proofErr w:type="spellEnd"/>
+      <w:r>
+        <w:rPr>
+          <w:rFonts w:ascii="Abadi ExtraLight" w:hAnsi="Abadi ExtraLight"/>
+          <w:lang w:val="en-US"/>
+        </w:rPr>
+        <w:t>["</w:t>
+      </w:r>
+      <w:proofErr w:type="spellStart"/>
+      <w:r>
+        <w:rPr>
+          <w:rFonts w:ascii="Abadi ExtraLight" w:hAnsi="Abadi ExtraLight"/>
+          <w:lang w:val="en-US"/>
+        </w:rPr>
+        <w:t>P_r</w:t>
+      </w:r>
+      <w:proofErr w:type="spellEnd"/>
+      <w:r>
+        <w:rPr>
+          <w:rFonts w:ascii="Abadi ExtraLight" w:hAnsi="Abadi ExtraLight"/>
+          <w:lang w:val="en-US"/>
+        </w:rPr>
+        <w:t xml:space="preserve">"], </w:t>
+      </w:r>
+      <w:proofErr w:type="spellStart"/>
+      <w:r>
+        <w:rPr>
+          <w:rFonts w:ascii="Abadi ExtraLight" w:hAnsi="Abadi ExtraLight"/>
+          <w:lang w:val="en-US"/>
+        </w:rPr>
+        <w:t>img_size</w:t>
+      </w:r>
+      <w:proofErr w:type="spellEnd"/>
+      <w:r>
+        <w:rPr>
+          <w:rFonts w:ascii="Abadi ExtraLight" w:hAnsi="Abadi ExtraLight"/>
+          <w:lang w:val="en-US"/>
+        </w:rPr>
+        <w:t>, cv2.CV_32FC1)</w:t>
+      </w:r>
+    </w:p>
+    <w:p>
+      <w:pPr>
+        <w:spacing w:after="0"/>
+        <w:ind w:left="720" w:firstLine="696"/>
+        <w:rPr>
+          <w:rFonts w:ascii="Abadi ExtraLight" w:hAnsi="Abadi ExtraLight"/>
+          <w:lang w:val="en-US"/>
+        </w:rPr>
+      </w:pPr>
+    </w:p>
+    <w:p>
+      <w:pPr>
+        <w:spacing w:after="0"/>
+        <w:ind w:left="720" w:firstLine="696"/>
+        <w:rPr>
+          <w:rFonts w:ascii="Abadi ExtraLight" w:hAnsi="Abadi ExtraLight"/>
+          <w:lang w:val="en-US"/>
+        </w:rPr>
+      </w:pPr>
+      <w:proofErr w:type="spellStart"/>
+      <w:r>
+        <w:rPr>
+          <w:rFonts w:ascii="Abadi ExtraLight" w:hAnsi="Abadi ExtraLight"/>
+          <w:lang w:val="en-US"/>
+        </w:rPr>
+        <w:t>left_</w:t>
+      </w:r>
+      <w:proofErr w:type="gramStart"/>
+      <w:r>
+        <w:rPr>
+          <w:rFonts w:ascii="Abadi ExtraLight" w:hAnsi="Abadi ExtraLight"/>
+          <w:lang w:val="en-US"/>
+        </w:rPr>
+        <w:t>rect</w:t>
+      </w:r>
+      <w:proofErr w:type="spellEnd"/>
+      <w:r>
+        <w:rPr>
+          <w:rFonts w:ascii="Abadi ExtraLight" w:hAnsi="Abadi ExtraLight"/>
+          <w:lang w:val="en-US"/>
+        </w:rPr>
+        <w:t xml:space="preserve">  =</w:t>
+      </w:r>
+      <w:proofErr w:type="gramEnd"/>
+      <w:r>
+        <w:rPr>
+          <w:rFonts w:ascii="Abadi ExtraLight" w:hAnsi="Abadi ExtraLight"/>
+          <w:lang w:val="en-US"/>
+        </w:rPr>
+        <w:t xml:space="preserve"> cv2.remap(</w:t>
+      </w:r>
+      <w:proofErr w:type="spellStart"/>
+      <w:r>
+        <w:rPr>
+          <w:rFonts w:ascii="Abadi ExtraLight" w:hAnsi="Abadi ExtraLight"/>
+          <w:lang w:val="en-US"/>
+        </w:rPr>
+        <w:t>left_</w:t>
+      </w:r>
+      <w:proofErr w:type="gramStart"/>
+      <w:r>
+        <w:rPr>
+          <w:rFonts w:ascii="Abadi ExtraLight" w:hAnsi="Abadi ExtraLight"/>
+          <w:lang w:val="en-US"/>
+        </w:rPr>
+        <w:t>frame</w:t>
+      </w:r>
+      <w:proofErr w:type="spellEnd"/>
+      <w:r>
+        <w:rPr>
+          <w:rFonts w:ascii="Abadi ExtraLight" w:hAnsi="Abadi ExtraLight"/>
+          <w:lang w:val="en-US"/>
+        </w:rPr>
+        <w:t>,  map</w:t>
+      </w:r>
+      <w:proofErr w:type="gramEnd"/>
+      <w:r>
+        <w:rPr>
+          <w:rFonts w:ascii="Abadi ExtraLight" w:hAnsi="Abadi ExtraLight"/>
+          <w:lang w:val="en-US"/>
+        </w:rPr>
+        <w:t>1_l, map2_l, cv2.INTER_LINEAR)</w:t>
+      </w:r>
+    </w:p>
+    <w:p>
+      <w:pPr>
+        <w:spacing w:after="0"/>
+        <w:ind w:left="720" w:firstLine="696"/>
+        <w:rPr>
+          <w:rFonts w:ascii="Abadi ExtraLight" w:hAnsi="Abadi ExtraLight"/>
+          <w:lang w:val="en-US"/>
+        </w:rPr>
+      </w:pPr>
+      <w:proofErr w:type="spellStart"/>
+      <w:r>
+        <w:rPr>
+          <w:rFonts w:ascii="Abadi ExtraLight" w:hAnsi="Abadi ExtraLight"/>
+          <w:lang w:val="en-US"/>
+        </w:rPr>
+        <w:t>right_rect</w:t>
+      </w:r>
+      <w:proofErr w:type="spellEnd"/>
+      <w:r>
+        <w:rPr>
+          <w:rFonts w:ascii="Abadi ExtraLight" w:hAnsi="Abadi ExtraLight"/>
+          <w:lang w:val="en-US"/>
+        </w:rPr>
+        <w:t xml:space="preserve"> = cv2.remap(</w:t>
+      </w:r>
+      <w:proofErr w:type="spellStart"/>
+      <w:r>
+        <w:rPr>
+          <w:rFonts w:ascii="Abadi ExtraLight" w:hAnsi="Abadi ExtraLight"/>
+          <w:lang w:val="en-US"/>
+        </w:rPr>
+        <w:t>right_frame</w:t>
+      </w:r>
+      <w:proofErr w:type="spellEnd"/>
+      <w:r>
+        <w:rPr>
+          <w:rFonts w:ascii="Abadi ExtraLight" w:hAnsi="Abadi ExtraLight"/>
+          <w:lang w:val="en-US"/>
+        </w:rPr>
+        <w:t>, map1_r, map2_r, cv2.INTER_LINEAR)</w:t>
+      </w:r>
+    </w:p>
+    <w:p>
+      <w:pPr>
+        <w:spacing w:after="0"/>
+        <w:ind w:left="720" w:firstLine="696"/>
+        <w:rPr>
+          <w:rFonts w:ascii="Abadi ExtraLight" w:hAnsi="Abadi ExtraLight"/>
+          <w:lang w:val="en-US"/>
+        </w:rPr>
+      </w:pPr>
+      <w:r>
+        <w:rPr>
+          <w:rFonts w:ascii="Abadi ExtraLight" w:hAnsi="Abadi ExtraLight"/>
+          <w:lang w:val="en-US"/>
+        </w:rPr>
+        <w:t xml:space="preserve"># </w:t>
+      </w:r>
+      <w:r>
+        <w:rPr>
+          <w:rFonts w:ascii="Arial" w:hAnsi="Arial" w:cs="Arial"/>
+          <w:lang w:val="en-US"/>
+        </w:rPr>
+        <w:t>→</w:t>
+      </w:r>
+      <w:r>
+        <w:rPr>
+          <w:rFonts w:ascii="Abadi ExtraLight" w:hAnsi="Abadi ExtraLight"/>
+          <w:lang w:val="en-US"/>
+        </w:rPr>
+        <w:t xml:space="preserve"> </w:t>
+      </w:r>
+      <w:proofErr w:type="spellStart"/>
+      <w:r>
+        <w:rPr>
+          <w:rFonts w:ascii="Abadi ExtraLight" w:hAnsi="Abadi ExtraLight"/>
+          <w:lang w:val="en-US"/>
+        </w:rPr>
+        <w:t>pronte</w:t>
+      </w:r>
+      <w:proofErr w:type="spellEnd"/>
+      <w:r>
+        <w:rPr>
+          <w:rFonts w:ascii="Abadi ExtraLight" w:hAnsi="Abadi ExtraLight"/>
+          <w:lang w:val="en-US"/>
+        </w:rPr>
+        <w:t xml:space="preserve"> per </w:t>
+      </w:r>
+      <w:proofErr w:type="spellStart"/>
+      <w:r>
+        <w:rPr>
+          <w:rFonts w:ascii="Abadi ExtraLight" w:hAnsi="Abadi ExtraLight"/>
+          <w:lang w:val="en-US"/>
+        </w:rPr>
+        <w:t>FoundationStereo</w:t>
+      </w:r>
+      <w:proofErr w:type="spellEnd"/>
+    </w:p>
+    <w:p>
+      <w:pPr>
+        <w:spacing w:after="0"/>
+        <w:rPr>
+          <w:b/>
+          <w:bCs/>
+          <w:lang w:val="en-US"/>
+        </w:rPr>
+      </w:pPr>
+    </w:p>
+    <w:p>
+      <w:pPr>
+        <w:spacing w:after="0"/>
+        <w:rPr>
+          <w:b/>
+          <w:bCs/>
+        </w:rPr>
+      </w:pPr>
+      <w:r>
+        <w:rPr>
+          <w:b/>
+          <w:bCs/>
+        </w:rPr>
+        <w:t>4️</w:t>
+      </w:r>
+      <w:r>
+        <w:rPr>
+          <w:rFonts w:ascii="Segoe UI Symbol" w:hAnsi="Segoe UI Symbol" w:cs="Segoe UI Symbol"/>
+          <w:b/>
+          <w:bCs/>
+        </w:rPr>
+        <w:t>⃣</w:t>
+      </w:r>
+      <w:r>
+        <w:rPr>
+          <w:b/>
+          <w:bCs/>
+        </w:rPr>
+        <w:t xml:space="preserve"> Input per </w:t>
+      </w:r>
+      <w:proofErr w:type="spellStart"/>
+      <w:r>
+        <w:rPr>
+          <w:b/>
+          <w:bCs/>
+        </w:rPr>
+        <w:t>FoundationStereo</w:t>
+      </w:r>
+      <w:proofErr w:type="spellEnd"/>
+    </w:p>
+    <w:p>
+      <w:pPr>
+        <w:spacing w:after="0"/>
+        <w:jc w:val="both"/>
+      </w:pPr>
+      <w:proofErr w:type="spellStart"/>
+      <w:proofErr w:type="gramStart"/>
+      <w:r>
+        <w:t>FoundationStereo</w:t>
+      </w:r>
+      <w:proofErr w:type="spellEnd"/>
+      <w:proofErr w:type="gramEnd"/>
+      <w:r>
+        <w:t xml:space="preserve"> richiede in input immagini stereo </w:t>
+      </w:r>
+      <w:r>
+        <w:rPr>
+          <w:b/>
+          <w:bCs/>
+        </w:rPr>
+        <w:t>rettificate e non distorte</w:t>
+      </w:r>
+      <w:r>
+        <w:t xml:space="preserve">, dove le linee </w:t>
+      </w:r>
+      <w:proofErr w:type="spellStart"/>
+      <w:r>
+        <w:t>epipolari</w:t>
+      </w:r>
+      <w:proofErr w:type="spellEnd"/>
+      <w:r>
+        <w:t xml:space="preserve"> siano orizzontali tra sinistra e destra. Le immagini PNG senza compressione lossy sono raccomandate. </w:t>
+      </w:r>
+    </w:p>
+    <w:p>
+      <w:pPr>
+        <w:spacing w:after="0"/>
+        <w:jc w:val="both"/>
+      </w:pPr>
+      <w:r>
+        <w:t xml:space="preserve">Dovrai anche creare il file K.txt con le </w:t>
+      </w:r>
+      <w:proofErr w:type="spellStart"/>
+      <w:r>
+        <w:t>intrinsics</w:t>
+      </w:r>
+      <w:proofErr w:type="spellEnd"/>
+      <w:r>
+        <w:t xml:space="preserve"> + baseline:</w:t>
+      </w:r>
+    </w:p>
+    <w:p>
+      <w:pPr>
+        <w:spacing w:after="0"/>
+      </w:pPr>
+    </w:p>
+    <w:p>
+      <w:pPr>
+        <w:spacing w:after="0"/>
+        <w:ind w:left="720" w:firstLine="696"/>
+        <w:rPr>
+          <w:rFonts w:ascii="Abadi ExtraLight" w:hAnsi="Abadi ExtraLight"/>
+          <w:lang w:val="en-US"/>
+        </w:rPr>
+      </w:pPr>
+      <w:r>
+        <w:rPr>
+          <w:rFonts w:ascii="Abadi ExtraLight" w:hAnsi="Abadi ExtraLight"/>
+          <w:lang w:val="en-US"/>
+        </w:rPr>
+        <w:t># K.txt (formato richiesto da Fast-</w:t>
+      </w:r>
+      <w:proofErr w:type="spellStart"/>
+      <w:r>
+        <w:rPr>
+          <w:rFonts w:ascii="Abadi ExtraLight" w:hAnsi="Abadi ExtraLight"/>
+          <w:lang w:val="en-US"/>
+        </w:rPr>
+        <w:t>FoundationStereo</w:t>
+      </w:r>
+      <w:proofErr w:type="spellEnd"/>
+      <w:r>
+        <w:rPr>
+          <w:rFonts w:ascii="Abadi ExtraLight" w:hAnsi="Abadi ExtraLight"/>
+          <w:lang w:val="en-US"/>
+        </w:rPr>
+        <w:t>)</w:t>
+      </w:r>
+    </w:p>
+    <w:p>
+      <w:pPr>
+        <w:spacing w:after="0"/>
+        <w:ind w:left="720" w:firstLine="696"/>
+        <w:rPr>
+          <w:rFonts w:ascii="Abadi ExtraLight" w:hAnsi="Abadi ExtraLight"/>
+          <w:lang w:val="en-US"/>
+        </w:rPr>
+      </w:pPr>
+      <w:proofErr w:type="spellStart"/>
+      <w:proofErr w:type="gramStart"/>
+      <w:r>
+        <w:rPr>
+          <w:rFonts w:ascii="Abadi ExtraLight" w:hAnsi="Abadi ExtraLight"/>
+          <w:lang w:val="en-US"/>
+        </w:rPr>
+        <w:t>fx</w:t>
+      </w:r>
+      <w:proofErr w:type="spellEnd"/>
+      <w:r>
+        <w:rPr>
+          <w:rFonts w:ascii="Abadi ExtraLight" w:hAnsi="Abadi ExtraLight"/>
+          <w:lang w:val="en-US"/>
+        </w:rPr>
+        <w:t xml:space="preserve">  0</w:t>
+      </w:r>
+      <w:proofErr w:type="gramEnd"/>
+      <w:r>
+        <w:rPr>
+          <w:rFonts w:ascii="Abadi ExtraLight" w:hAnsi="Abadi ExtraLight"/>
+          <w:lang w:val="en-US"/>
+        </w:rPr>
+        <w:t xml:space="preserve">  </w:t>
+      </w:r>
+      <w:proofErr w:type="gramStart"/>
+      <w:r>
+        <w:rPr>
+          <w:rFonts w:ascii="Abadi ExtraLight" w:hAnsi="Abadi ExtraLight"/>
+          <w:lang w:val="en-US"/>
+        </w:rPr>
+        <w:t>cx  0</w:t>
+      </w:r>
+      <w:proofErr w:type="gramEnd"/>
+      <w:r>
+        <w:rPr>
+          <w:rFonts w:ascii="Abadi ExtraLight" w:hAnsi="Abadi ExtraLight"/>
+          <w:lang w:val="en-US"/>
+        </w:rPr>
+        <w:t xml:space="preserve">  </w:t>
+      </w:r>
+      <w:proofErr w:type="spellStart"/>
+      <w:proofErr w:type="gramStart"/>
+      <w:r>
+        <w:rPr>
+          <w:rFonts w:ascii="Abadi ExtraLight" w:hAnsi="Abadi ExtraLight"/>
+          <w:lang w:val="en-US"/>
+        </w:rPr>
+        <w:t>fy</w:t>
+      </w:r>
+      <w:proofErr w:type="spellEnd"/>
+      <w:r>
+        <w:rPr>
+          <w:rFonts w:ascii="Abadi ExtraLight" w:hAnsi="Abadi ExtraLight"/>
+          <w:lang w:val="en-US"/>
+        </w:rPr>
+        <w:t xml:space="preserve">  </w:t>
+      </w:r>
+      <w:proofErr w:type="spellStart"/>
+      <w:r>
+        <w:rPr>
+          <w:rFonts w:ascii="Abadi ExtraLight" w:hAnsi="Abadi ExtraLight"/>
+          <w:lang w:val="en-US"/>
+        </w:rPr>
+        <w:t>cy</w:t>
+      </w:r>
+      <w:proofErr w:type="spellEnd"/>
+      <w:proofErr w:type="gramEnd"/>
+      <w:r>
+        <w:rPr>
+          <w:rFonts w:ascii="Abadi ExtraLight" w:hAnsi="Abadi ExtraLight"/>
+          <w:lang w:val="en-US"/>
+        </w:rPr>
+        <w:t xml:space="preserve">  </w:t>
+      </w:r>
+      <w:proofErr w:type="gramStart"/>
+      <w:r>
+        <w:rPr>
+          <w:rFonts w:ascii="Abadi ExtraLight" w:hAnsi="Abadi ExtraLight"/>
+          <w:lang w:val="en-US"/>
+        </w:rPr>
+        <w:t>0  0</w:t>
+      </w:r>
+      <w:proofErr w:type="gramEnd"/>
+      <w:r>
+        <w:rPr>
+          <w:rFonts w:ascii="Abadi ExtraLight" w:hAnsi="Abadi ExtraLight"/>
+          <w:lang w:val="en-US"/>
+        </w:rPr>
+        <w:t xml:space="preserve">  1   # prima riga: matrice K appiattita</w:t>
+      </w:r>
+    </w:p>
+    <w:p>
+      <w:pPr>
+        <w:spacing w:after="0"/>
+        <w:ind w:left="720" w:firstLine="696"/>
+        <w:rPr>
+          <w:rFonts w:ascii="Abadi ExtraLight" w:hAnsi="Abadi ExtraLight"/>
+          <w:lang w:val="en-US"/>
+        </w:rPr>
+      </w:pPr>
+      <w:proofErr w:type="spellStart"/>
+      <w:r>
+        <w:rPr>
+          <w:rFonts w:ascii="Abadi ExtraLight" w:hAnsi="Abadi ExtraLight"/>
+          <w:lang w:val="en-US"/>
+        </w:rPr>
+        <w:t>baseline_in_meters</w:t>
+      </w:r>
+      <w:proofErr w:type="spellEnd"/>
+      <w:r>
+        <w:rPr>
+          <w:rFonts w:ascii="Abadi ExtraLight" w:hAnsi="Abadi ExtraLight"/>
+          <w:lang w:val="en-US"/>
+        </w:rPr>
+        <w:t xml:space="preserve">               # seconda riga: baseline in metri</w:t>
+      </w:r>
+    </w:p>
+    <w:p>
+      <w:pPr>
+        <w:spacing w:after="0"/>
+      </w:pPr>
+    </w:p>
+    <w:p>
+      <w:pPr>
+        <w:spacing w:after="0"/>
+        <w:rPr>
+          <w:b/>
+          <w:bCs/>
+        </w:rPr>
+      </w:pPr>
+      <w:r>
+        <w:rPr>
+          <w:rFonts w:ascii="Segoe UI Emoji" w:hAnsi="Segoe UI Emoji" w:cs="Segoe UI Emoji"/>
+          <w:b/>
+          <w:bCs/>
+        </w:rPr>
+        <w:t>📊</w:t>
+      </w:r>
+      <w:r>
+        <w:rPr>
+          <w:b/>
+          <w:bCs/>
+        </w:rPr>
+        <w:t xml:space="preserve"> Setup completo consigliato</w:t>
+      </w:r>
+    </w:p>
+    <w:p>
+      <w:pPr>
+        <w:spacing w:after="0"/>
+        <w:jc w:val="center"/>
+        <w:rPr>
+          <w:b/>
+          <w:bCs/>
+        </w:rPr>
+      </w:pPr>
+      <w:r>
+        <w:rPr>
+          <w:noProof/>
+        </w:rPr>
+        <w:drawing>
+          <wp:inline distT="0" distB="0" distL="0" distR="0" wp14:anchorId="38D0EB85" wp14:editId="1F9C19C1">
+            <wp:extent cx="3483610" cy="1487709"/>
+            <wp:effectExtent l="0" t="0" r="2540" b="0"/>
+            <wp:docPr id="1016635365" name="Immagine 1"/>
+            <wp:cNvGraphicFramePr>
+              <a:graphicFrameLocks xmlns:a="http://schemas.openxmlformats.org/drawingml/2006/main" noChangeAspect="1"/>
+            </wp:cNvGraphicFramePr>
+            <a:graphic xmlns:a="http://schemas.openxmlformats.org/drawingml/2006/main">
+              <a:graphicData uri="http://schemas.openxmlformats.org/drawingml/2006/picture">
+                <pic:pic xmlns:pic="http://schemas.openxmlformats.org/drawingml/2006/picture">
+                  <pic:nvPicPr>
+                    <pic:cNvPr id="1016635365" name=""/>
+                    <pic:cNvPicPr/>
+                  </pic:nvPicPr>
+                  <pic:blipFill>
+                    <a:blip r:embed="rId41"/>
+                    <a:stretch>
+                      <a:fillRect/>
+                    </a:stretch>
+                  </pic:blipFill>
+                  <pic:spPr>
+                    <a:xfrm>
+                      <a:off x="0" y="0"/>
+                      <a:ext cx="3495603" cy="1492831"/>
+                    </a:xfrm>
+                    <a:prstGeom prst="rect">
+                      <a:avLst/>
+                    </a:prstGeom>
+                  </pic:spPr>
+                </pic:pic>
+              </a:graphicData>
+            </a:graphic>
+          </wp:inline>
+        </w:drawing>
+      </w:r>
+    </w:p>
+    <w:p>
+      <w:pPr>
+        <w:spacing w:after="0"/>
+        <w:jc w:val="both"/>
+        <w:rPr>
+          <w:b/>
+          <w:bCs/>
+        </w:rPr>
+      </w:pPr>
+      <w:r>
+        <w:rPr>
+          <w:b/>
+          <w:bCs/>
+        </w:rPr>
+        <w:lastRenderedPageBreak/>
+        <w:t>Cosa tenere a mente</w:t>
+      </w:r>
+    </w:p>
+    <w:p>
+      <w:pPr>
+        <w:numPr>
+          <w:ilvl w:val="0"/>
+          <w:numId w:val="44"/>
+        </w:numPr>
+        <w:spacing w:after="0"/>
+        <w:jc w:val="both"/>
+      </w:pPr>
+      <w:r>
+        <w:rPr>
+          <w:b/>
+          <w:bCs/>
+        </w:rPr>
+        <w:t>Baseline fisica</w:t>
+      </w:r>
+      <w:r>
+        <w:t>: le due camere devono essere montate rigidamente (consigliato 6–12 cm di baseline per oggetti a 0.5–5m di distanza).</w:t>
+      </w:r>
+    </w:p>
+    <w:p>
+      <w:pPr>
+        <w:numPr>
+          <w:ilvl w:val="0"/>
+          <w:numId w:val="44"/>
+        </w:numPr>
+        <w:spacing w:after="0"/>
+        <w:jc w:val="both"/>
+      </w:pPr>
+      <w:r>
+        <w:rPr>
+          <w:b/>
+          <w:bCs/>
+        </w:rPr>
+        <w:t>Obiettivo IMX219-77</w:t>
+      </w:r>
+      <w:r>
+        <w:t>: campo visivo 77°, buono per distanze medie. La baseline influenza l'intervallo di distanze misurabili.</w:t>
+      </w:r>
+    </w:p>
+    <w:p>
+      <w:pPr>
+        <w:numPr>
+          <w:ilvl w:val="0"/>
+          <w:numId w:val="44"/>
+        </w:numPr>
+        <w:spacing w:after="0"/>
+        <w:jc w:val="both"/>
+      </w:pPr>
+      <w:proofErr w:type="spellStart"/>
+      <w:r>
+        <w:rPr>
+          <w:b/>
+          <w:bCs/>
+        </w:rPr>
+        <w:t>OpenCV</w:t>
+      </w:r>
+      <w:proofErr w:type="spellEnd"/>
+      <w:r>
+        <w:rPr>
+          <w:b/>
+          <w:bCs/>
+        </w:rPr>
+        <w:t xml:space="preserve"> con CUDA</w:t>
+      </w:r>
+      <w:r>
+        <w:t xml:space="preserve">: su </w:t>
+      </w:r>
+      <w:proofErr w:type="spellStart"/>
+      <w:r>
+        <w:t>JetPack</w:t>
+      </w:r>
+      <w:proofErr w:type="spellEnd"/>
+      <w:r>
+        <w:t xml:space="preserve"> 6 devi ricompilare </w:t>
+      </w:r>
+      <w:proofErr w:type="spellStart"/>
+      <w:r>
+        <w:t>OpenCV</w:t>
+      </w:r>
+      <w:proofErr w:type="spellEnd"/>
+      <w:r>
+        <w:t xml:space="preserve"> con -DWITH_CUDA=ON per sfruttare la GPU nella rettifica (di default non è attivo).</w:t>
+      </w:r>
+    </w:p>
+    <w:p>
+      <w:pPr>
+        <w:spacing w:after="0"/>
+      </w:pPr>
+    </w:p>
+    <w:p>
+      <w:pPr>
+        <w:pStyle w:val="Titolo7"/>
+      </w:pPr>
+      <w:r>
+        <w:t>Procedure complete di Calibrazione ed Elaborazione</w:t>
+      </w:r>
+    </w:p>
+    <w:p>
+      <w:pPr>
+        <w:spacing w:after="0"/>
+      </w:pPr>
+      <w:r>
+        <w:t>Ecco i due script. Qui sotto un riassunto di cosa fa ciascuno e come procedere.</w:t>
+      </w:r>
+    </w:p>
+    <w:p>
+      <w:pPr>
+        <w:spacing w:after="0"/>
+      </w:pPr>
+    </w:p>
+    <w:p>
+      <w:pPr>
+        <w:spacing w:after="0"/>
+        <w:rPr>
+          <w:b/>
+          <w:bCs/>
+        </w:rPr>
+      </w:pPr>
+      <w:r>
+        <w:rPr>
+          <w:b/>
+          <w:bCs/>
+        </w:rPr>
+        <w:t>stereo_calibration.py</w:t>
+      </w:r>
+    </w:p>
+    <w:p>
+      <w:pPr>
+        <w:spacing w:after="0"/>
+      </w:pPr>
+      <w:r>
+        <w:t>Avvia una sessione interattiva con preview live affiancata:</w:t>
+      </w:r>
+    </w:p>
+    <w:p>
+      <w:pPr>
+        <w:numPr>
+          <w:ilvl w:val="0"/>
+          <w:numId w:val="45"/>
+        </w:numPr>
+        <w:spacing w:after="0"/>
+      </w:pPr>
+      <w:r>
+        <w:rPr>
+          <w:b/>
+          <w:bCs/>
+        </w:rPr>
+        <w:t>SPAZIO</w:t>
+      </w:r>
+      <w:r>
+        <w:t xml:space="preserve"> per catturare una coppia quando entrambe le camere rilevano la scacchiera</w:t>
+      </w:r>
+    </w:p>
+    <w:p>
+      <w:pPr>
+        <w:numPr>
+          <w:ilvl w:val="0"/>
+          <w:numId w:val="45"/>
+        </w:numPr>
+        <w:spacing w:after="0"/>
+      </w:pPr>
+      <w:r>
+        <w:rPr>
+          <w:b/>
+          <w:bCs/>
+        </w:rPr>
+        <w:t>ESC</w:t>
+      </w:r>
+      <w:r>
+        <w:t xml:space="preserve"> per terminare e calcolare</w:t>
+      </w:r>
+    </w:p>
+    <w:p>
+      <w:pPr>
+        <w:numPr>
+          <w:ilvl w:val="0"/>
+          <w:numId w:val="45"/>
+        </w:numPr>
+        <w:spacing w:after="0"/>
+      </w:pPr>
+      <w:r>
+        <w:t xml:space="preserve">Produce </w:t>
+      </w:r>
+      <w:proofErr w:type="spellStart"/>
+      <w:r>
+        <w:rPr>
+          <w:i/>
+          <w:iCs/>
+        </w:rPr>
+        <w:t>stereo_calib.npz</w:t>
+      </w:r>
+      <w:proofErr w:type="spellEnd"/>
+      <w:r>
+        <w:t xml:space="preserve"> e </w:t>
+      </w:r>
+      <w:r>
+        <w:rPr>
+          <w:i/>
+          <w:iCs/>
+        </w:rPr>
+        <w:t>K.txt</w:t>
+      </w:r>
+      <w:r>
+        <w:t xml:space="preserve"> (usato da Fast-</w:t>
+      </w:r>
+      <w:proofErr w:type="spellStart"/>
+      <w:r>
+        <w:t>FoundationStereo</w:t>
+      </w:r>
+      <w:proofErr w:type="spellEnd"/>
+      <w:r>
+        <w:t>)</w:t>
+      </w:r>
+    </w:p>
+    <w:p>
+      <w:pPr>
+        <w:numPr>
+          <w:ilvl w:val="0"/>
+          <w:numId w:val="45"/>
+        </w:numPr>
+      </w:pPr>
+      <w:r>
+        <w:t xml:space="preserve">Mostra anteprima rettificata con linee </w:t>
+      </w:r>
+      <w:proofErr w:type="spellStart"/>
+      <w:r>
+        <w:t>epipolari</w:t>
+      </w:r>
+      <w:proofErr w:type="spellEnd"/>
+      <w:r>
+        <w:t xml:space="preserve"> per verifica visiva — le linee verdi orizzontali devono allinearsi perfettamente su entrambe le immagini</w:t>
+      </w:r>
+    </w:p>
+    <w:p>
+      <w:pPr>
+        <w:spacing w:after="0"/>
+        <w:rPr>
+          <w:u w:val="single"/>
+        </w:rPr>
+      </w:pPr>
+      <w:r>
+        <w:rPr>
+          <w:u w:val="single"/>
+        </w:rPr>
+        <w:t>Consigli per la calibrazione:</w:t>
+      </w:r>
+    </w:p>
+    <w:p>
+      <w:pPr>
+        <w:numPr>
+          <w:ilvl w:val="0"/>
+          <w:numId w:val="46"/>
+        </w:numPr>
+        <w:spacing w:after="0"/>
+      </w:pPr>
+      <w:r>
+        <w:t>Stampa la scacchiera su carta rigida (non piegata), minimo A4</w:t>
+      </w:r>
+    </w:p>
+    <w:p>
+      <w:pPr>
+        <w:numPr>
+          <w:ilvl w:val="0"/>
+          <w:numId w:val="46"/>
+        </w:numPr>
+        <w:spacing w:after="0"/>
+      </w:pPr>
+      <w:r>
+        <w:t>Cattura 15–20 coppie da angolazioni molto diverse (30°–45°), distanze tra 30cm e 150cm</w:t>
+      </w:r>
+    </w:p>
+    <w:p>
+      <w:pPr>
+        <w:numPr>
+          <w:ilvl w:val="0"/>
+          <w:numId w:val="46"/>
+        </w:numPr>
+        <w:spacing w:after="0"/>
+      </w:pPr>
+      <w:r>
+        <w:t>RMS &lt; 1.0px è ottimo, &lt; 0.5px è eccellente</w:t>
+      </w:r>
+    </w:p>
+    <w:p>
+      <w:pPr>
+        <w:spacing w:after="0"/>
+      </w:pPr>
+    </w:p>
+    <w:p>
+      <w:pPr>
+        <w:spacing w:after="0"/>
+        <w:rPr>
+          <w:b/>
+          <w:bCs/>
+        </w:rPr>
+      </w:pPr>
+      <w:r>
+        <w:rPr>
+          <w:b/>
+          <w:bCs/>
+        </w:rPr>
+        <w:t>stereo_pipeline.py</w:t>
+      </w:r>
+    </w:p>
+    <w:p>
+      <w:pPr>
+        <w:spacing w:after="0"/>
+      </w:pPr>
+      <w:r>
+        <w:t>Loop di acquisizione continua con:</w:t>
+      </w:r>
+    </w:p>
+    <w:p>
+      <w:pPr>
+        <w:numPr>
+          <w:ilvl w:val="0"/>
+          <w:numId w:val="47"/>
+        </w:numPr>
+        <w:spacing w:after="0"/>
+      </w:pPr>
+      <w:r>
+        <w:t xml:space="preserve">Acquisizione </w:t>
+      </w:r>
+      <w:proofErr w:type="spellStart"/>
+      <w:r>
+        <w:t>GStreamer</w:t>
+      </w:r>
+      <w:proofErr w:type="spellEnd"/>
+      <w:r>
+        <w:t xml:space="preserve"> da entrambi i CSI (</w:t>
+      </w:r>
+      <w:proofErr w:type="spellStart"/>
+      <w:r>
+        <w:t>sensor</w:t>
+      </w:r>
+      <w:proofErr w:type="spellEnd"/>
+      <w:r>
+        <w:t>-id=0 e 1)</w:t>
+      </w:r>
+    </w:p>
+    <w:p>
+      <w:pPr>
+        <w:numPr>
+          <w:ilvl w:val="0"/>
+          <w:numId w:val="47"/>
+        </w:numPr>
+        <w:spacing w:after="0"/>
+      </w:pPr>
+      <w:r>
+        <w:t>Rettifica con le mappe calcolate dalla calibrazione</w:t>
+      </w:r>
+    </w:p>
+    <w:p>
+      <w:pPr>
+        <w:numPr>
+          <w:ilvl w:val="0"/>
+          <w:numId w:val="47"/>
+        </w:numPr>
+        <w:spacing w:after="0"/>
+      </w:pPr>
+      <w:r>
+        <w:t xml:space="preserve">Inferenza via </w:t>
+      </w:r>
+      <w:r>
+        <w:rPr>
+          <w:b/>
+          <w:bCs/>
+        </w:rPr>
+        <w:t xml:space="preserve">TRT </w:t>
+      </w:r>
+      <w:proofErr w:type="spellStart"/>
+      <w:r>
+        <w:rPr>
+          <w:b/>
+          <w:bCs/>
+        </w:rPr>
+        <w:t>engine</w:t>
+      </w:r>
+      <w:proofErr w:type="spellEnd"/>
+      <w:r>
+        <w:t xml:space="preserve"> di Fast-</w:t>
+      </w:r>
+      <w:proofErr w:type="spellStart"/>
+      <w:r>
+        <w:t>FoundationStereo</w:t>
+      </w:r>
+      <w:proofErr w:type="spellEnd"/>
+      <w:r>
+        <w:t xml:space="preserve"> (se trovato) o </w:t>
+      </w:r>
+      <w:proofErr w:type="spellStart"/>
+      <w:r>
+        <w:t>fallback</w:t>
+      </w:r>
+      <w:proofErr w:type="spellEnd"/>
+      <w:r>
+        <w:t xml:space="preserve"> SGBM</w:t>
+      </w:r>
+    </w:p>
+    <w:p>
+      <w:pPr>
+        <w:numPr>
+          <w:ilvl w:val="0"/>
+          <w:numId w:val="47"/>
+        </w:numPr>
+        <w:spacing w:after="0"/>
+      </w:pPr>
+      <w:r>
+        <w:t xml:space="preserve">Visualizzazione: le due immagini rettificate in alto, la </w:t>
+      </w:r>
+      <w:proofErr w:type="spellStart"/>
+      <w:r>
+        <w:t>depth</w:t>
+      </w:r>
+      <w:proofErr w:type="spellEnd"/>
+      <w:r>
+        <w:t xml:space="preserve"> </w:t>
+      </w:r>
+      <w:proofErr w:type="spellStart"/>
+      <w:r>
+        <w:t>map</w:t>
+      </w:r>
+      <w:proofErr w:type="spellEnd"/>
+      <w:r>
+        <w:t xml:space="preserve"> colorata sotto</w:t>
+      </w:r>
+    </w:p>
+    <w:p>
+      <w:pPr>
+        <w:numPr>
+          <w:ilvl w:val="0"/>
+          <w:numId w:val="47"/>
+        </w:numPr>
+        <w:spacing w:after="0"/>
+        <w:rPr>
+          <w:lang w:val="en-US"/>
+        </w:rPr>
+      </w:pPr>
+      <w:r>
+        <w:rPr>
+          <w:b/>
+          <w:bCs/>
+          <w:lang w:val="en-US"/>
+        </w:rPr>
+        <w:t>S</w:t>
+      </w:r>
+      <w:r>
+        <w:rPr>
+          <w:lang w:val="en-US"/>
+        </w:rPr>
+        <w:t xml:space="preserve"> per </w:t>
+      </w:r>
+      <w:proofErr w:type="spellStart"/>
+      <w:r>
+        <w:rPr>
+          <w:lang w:val="en-US"/>
+        </w:rPr>
+        <w:t>salvare</w:t>
+      </w:r>
+      <w:proofErr w:type="spellEnd"/>
+      <w:r>
+        <w:rPr>
+          <w:lang w:val="en-US"/>
+        </w:rPr>
+        <w:t xml:space="preserve"> </w:t>
+      </w:r>
+      <w:proofErr w:type="spellStart"/>
+      <w:r>
+        <w:rPr>
+          <w:lang w:val="en-US"/>
+        </w:rPr>
+        <w:t>manualmente</w:t>
+      </w:r>
+      <w:proofErr w:type="spellEnd"/>
+      <w:r>
+        <w:rPr>
+          <w:lang w:val="en-US"/>
+        </w:rPr>
+        <w:t xml:space="preserve"> frame + depth PNG 16-bit + point </w:t>
+      </w:r>
+      <w:proofErr w:type="gramStart"/>
+      <w:r>
+        <w:rPr>
+          <w:lang w:val="en-US"/>
+        </w:rPr>
+        <w:t>cloud .ply</w:t>
+      </w:r>
+      <w:proofErr w:type="gramEnd"/>
+    </w:p>
+    <w:p>
+      <w:pPr>
+        <w:numPr>
+          <w:ilvl w:val="0"/>
+          <w:numId w:val="47"/>
+        </w:numPr>
+        <w:spacing w:after="0"/>
+      </w:pPr>
+      <w:r>
+        <w:t>--</w:t>
+      </w:r>
+      <w:proofErr w:type="spellStart"/>
+      <w:r>
+        <w:t>save_depth</w:t>
+      </w:r>
+      <w:proofErr w:type="spellEnd"/>
+      <w:r>
+        <w:t xml:space="preserve"> e --</w:t>
+      </w:r>
+      <w:proofErr w:type="spellStart"/>
+      <w:r>
+        <w:t>save_pc</w:t>
+      </w:r>
+      <w:proofErr w:type="spellEnd"/>
+      <w:r>
+        <w:t xml:space="preserve"> per salvataggio automatico</w:t>
+      </w:r>
+    </w:p>
+    <w:p>
+      <w:pPr>
+        <w:spacing w:after="0"/>
+        <w:ind w:left="720"/>
+      </w:pPr>
+    </w:p>
+    <w:p>
+      <w:pPr>
+        <w:rPr>
+          <w:lang w:val="en-US"/>
+        </w:rPr>
+      </w:pPr>
+      <w:r>
+        <w:rPr>
+          <w:b/>
+          <w:bCs/>
+          <w:lang w:val="en-US"/>
+        </w:rPr>
+        <w:t xml:space="preserve">Workflow </w:t>
+      </w:r>
+      <w:proofErr w:type="spellStart"/>
+      <w:r>
+        <w:rPr>
+          <w:b/>
+          <w:bCs/>
+          <w:lang w:val="en-US"/>
+        </w:rPr>
+        <w:t>completo</w:t>
+      </w:r>
+      <w:proofErr w:type="spellEnd"/>
+      <w:r>
+        <w:rPr>
+          <w:b/>
+          <w:bCs/>
+          <w:lang w:val="en-US"/>
+        </w:rPr>
+        <w:t>:</w:t>
+      </w:r>
+    </w:p>
+    <w:p>
+      <w:pPr>
+        <w:spacing w:after="0"/>
+        <w:ind w:left="720" w:firstLine="696"/>
+        <w:rPr>
+          <w:rFonts w:ascii="Abadi ExtraLight" w:hAnsi="Abadi ExtraLight"/>
+          <w:lang w:val="en-US"/>
+        </w:rPr>
+      </w:pPr>
+      <w:r>
+        <w:rPr>
+          <w:rFonts w:ascii="Abadi ExtraLight" w:hAnsi="Abadi ExtraLight"/>
+          <w:lang w:val="en-US"/>
+        </w:rPr>
+        <w:t># 1. Calibra</w:t>
+      </w:r>
+    </w:p>
+    <w:p>
+      <w:pPr>
+        <w:spacing w:after="0"/>
+        <w:ind w:left="720" w:firstLine="696"/>
+        <w:rPr>
+          <w:rFonts w:ascii="Abadi ExtraLight" w:hAnsi="Abadi ExtraLight"/>
+          <w:lang w:val="en-US"/>
+        </w:rPr>
+      </w:pPr>
+      <w:r>
+        <w:rPr>
+          <w:rFonts w:ascii="Abadi ExtraLight" w:hAnsi="Abadi ExtraLight"/>
+          <w:lang w:val="en-US"/>
+        </w:rPr>
+        <w:t>python3 stereo_calibration.py</w:t>
+      </w:r>
+    </w:p>
+    <w:p>
+      <w:pPr>
+        <w:spacing w:after="0"/>
+        <w:ind w:left="720" w:firstLine="696"/>
+        <w:rPr>
+          <w:rFonts w:ascii="Abadi ExtraLight" w:hAnsi="Abadi ExtraLight"/>
+          <w:lang w:val="en-US"/>
+        </w:rPr>
+      </w:pPr>
+    </w:p>
+    <w:p>
+      <w:pPr>
+        <w:spacing w:after="0"/>
+        <w:ind w:left="720" w:firstLine="696"/>
+        <w:rPr>
+          <w:rFonts w:ascii="Abadi ExtraLight" w:hAnsi="Abadi ExtraLight"/>
+          <w:lang w:val="en-US"/>
+        </w:rPr>
+      </w:pPr>
+      <w:r>
+        <w:rPr>
+          <w:rFonts w:ascii="Abadi ExtraLight" w:hAnsi="Abadi ExtraLight"/>
+          <w:lang w:val="en-US"/>
+        </w:rPr>
+        <w:t xml:space="preserve"># 2. </w:t>
+      </w:r>
+      <w:proofErr w:type="spellStart"/>
+      <w:r>
+        <w:rPr>
+          <w:rFonts w:ascii="Abadi ExtraLight" w:hAnsi="Abadi ExtraLight"/>
+          <w:lang w:val="en-US"/>
+        </w:rPr>
+        <w:t>Converti</w:t>
+      </w:r>
+      <w:proofErr w:type="spellEnd"/>
+      <w:r>
+        <w:rPr>
+          <w:rFonts w:ascii="Abadi ExtraLight" w:hAnsi="Abadi ExtraLight"/>
+          <w:lang w:val="en-US"/>
+        </w:rPr>
+        <w:t xml:space="preserve"> il </w:t>
+      </w:r>
+      <w:proofErr w:type="spellStart"/>
+      <w:r>
+        <w:rPr>
+          <w:rFonts w:ascii="Abadi ExtraLight" w:hAnsi="Abadi ExtraLight"/>
+          <w:lang w:val="en-US"/>
+        </w:rPr>
+        <w:t>modello</w:t>
+      </w:r>
+      <w:proofErr w:type="spellEnd"/>
+      <w:r>
+        <w:rPr>
+          <w:rFonts w:ascii="Abadi ExtraLight" w:hAnsi="Abadi ExtraLight"/>
+          <w:lang w:val="en-US"/>
+        </w:rPr>
+        <w:t xml:space="preserve"> (</w:t>
+      </w:r>
+      <w:proofErr w:type="spellStart"/>
+      <w:r>
+        <w:rPr>
+          <w:rFonts w:ascii="Abadi ExtraLight" w:hAnsi="Abadi ExtraLight"/>
+          <w:lang w:val="en-US"/>
+        </w:rPr>
+        <w:t>nella</w:t>
+      </w:r>
+      <w:proofErr w:type="spellEnd"/>
+      <w:r>
+        <w:rPr>
+          <w:rFonts w:ascii="Abadi ExtraLight" w:hAnsi="Abadi ExtraLight"/>
+          <w:lang w:val="en-US"/>
+        </w:rPr>
+        <w:t xml:space="preserve"> repo Fast-</w:t>
+      </w:r>
+      <w:proofErr w:type="spellStart"/>
+      <w:r>
+        <w:rPr>
+          <w:rFonts w:ascii="Abadi ExtraLight" w:hAnsi="Abadi ExtraLight"/>
+          <w:lang w:val="en-US"/>
+        </w:rPr>
+        <w:t>FoundationStereo</w:t>
+      </w:r>
+      <w:proofErr w:type="spellEnd"/>
+      <w:r>
+        <w:rPr>
+          <w:rFonts w:ascii="Abadi ExtraLight" w:hAnsi="Abadi ExtraLight"/>
+          <w:lang w:val="en-US"/>
+        </w:rPr>
+        <w:t>)</w:t>
+      </w:r>
+    </w:p>
+    <w:p>
+      <w:pPr>
+        <w:spacing w:after="0"/>
+        <w:ind w:left="720" w:firstLine="696"/>
+        <w:rPr>
+          <w:rFonts w:ascii="Abadi ExtraLight" w:hAnsi="Abadi ExtraLight"/>
+          <w:lang w:val="en-US"/>
+        </w:rPr>
+      </w:pPr>
+      <w:r>
+        <w:rPr>
+          <w:rFonts w:ascii="Abadi ExtraLight" w:hAnsi="Abadi ExtraLight"/>
+          <w:lang w:val="en-US"/>
+        </w:rPr>
+        <w:t>python scripts/make_single_onnx.py --height 480 --width 640 --</w:t>
+      </w:r>
+      <w:proofErr w:type="spellStart"/>
+      <w:r>
+        <w:rPr>
+          <w:rFonts w:ascii="Abadi ExtraLight" w:hAnsi="Abadi ExtraLight"/>
+          <w:lang w:val="en-US"/>
+        </w:rPr>
+        <w:t>valid_iters</w:t>
+      </w:r>
+      <w:proofErr w:type="spellEnd"/>
+      <w:r>
+        <w:rPr>
+          <w:rFonts w:ascii="Abadi ExtraLight" w:hAnsi="Abadi ExtraLight"/>
+          <w:lang w:val="en-US"/>
+        </w:rPr>
+        <w:t xml:space="preserve"> 8</w:t>
+      </w:r>
+    </w:p>
+    <w:p>
+      <w:pPr>
+        <w:spacing w:after="0"/>
+        <w:ind w:left="720" w:firstLine="696"/>
+        <w:rPr>
+          <w:rFonts w:ascii="Abadi ExtraLight" w:hAnsi="Abadi ExtraLight"/>
+          <w:lang w:val="en-US"/>
+        </w:rPr>
+      </w:pPr>
+      <w:proofErr w:type="spellStart"/>
+      <w:r>
+        <w:rPr>
+          <w:rFonts w:ascii="Abadi ExtraLight" w:hAnsi="Abadi ExtraLight"/>
+          <w:lang w:val="en-US"/>
+        </w:rPr>
+        <w:t>trtexec</w:t>
+      </w:r>
+      <w:proofErr w:type="spellEnd"/>
+      <w:r>
+        <w:rPr>
+          <w:rFonts w:ascii="Abadi ExtraLight" w:hAnsi="Abadi ExtraLight"/>
+          <w:lang w:val="en-US"/>
+        </w:rPr>
+        <w:t xml:space="preserve"> --</w:t>
+      </w:r>
+      <w:proofErr w:type="spellStart"/>
+      <w:r>
+        <w:rPr>
+          <w:rFonts w:ascii="Abadi ExtraLight" w:hAnsi="Abadi ExtraLight"/>
+          <w:lang w:val="en-US"/>
+        </w:rPr>
+        <w:t>onnx</w:t>
+      </w:r>
+      <w:proofErr w:type="spellEnd"/>
+      <w:r>
+        <w:rPr>
+          <w:rFonts w:ascii="Abadi ExtraLight" w:hAnsi="Abadi ExtraLight"/>
+          <w:lang w:val="en-US"/>
+        </w:rPr>
+        <w:t>=output/</w:t>
+      </w:r>
+      <w:proofErr w:type="spellStart"/>
+      <w:r>
+        <w:rPr>
+          <w:rFonts w:ascii="Abadi ExtraLight" w:hAnsi="Abadi ExtraLight"/>
+          <w:lang w:val="en-US"/>
+        </w:rPr>
+        <w:t>fast_fs.onnx</w:t>
+      </w:r>
+      <w:proofErr w:type="spellEnd"/>
+      <w:r>
+        <w:rPr>
+          <w:rFonts w:ascii="Abadi ExtraLight" w:hAnsi="Abadi ExtraLight"/>
+          <w:lang w:val="en-US"/>
+        </w:rPr>
+        <w:t xml:space="preserve"> --</w:t>
+      </w:r>
+      <w:proofErr w:type="spellStart"/>
+      <w:r>
+        <w:rPr>
+          <w:rFonts w:ascii="Abadi ExtraLight" w:hAnsi="Abadi ExtraLight"/>
+          <w:lang w:val="en-US"/>
+        </w:rPr>
+        <w:t>saveEngine</w:t>
+      </w:r>
+      <w:proofErr w:type="spellEnd"/>
+      <w:r>
+        <w:rPr>
+          <w:rFonts w:ascii="Abadi ExtraLight" w:hAnsi="Abadi ExtraLight"/>
+          <w:lang w:val="en-US"/>
+        </w:rPr>
+        <w:t>=</w:t>
+      </w:r>
+      <w:proofErr w:type="spellStart"/>
+      <w:r>
+        <w:rPr>
+          <w:rFonts w:ascii="Abadi ExtraLight" w:hAnsi="Abadi ExtraLight"/>
+          <w:lang w:val="en-US"/>
+        </w:rPr>
+        <w:t>fast_</w:t>
+      </w:r>
+      <w:proofErr w:type="gramStart"/>
+      <w:r>
+        <w:rPr>
+          <w:rFonts w:ascii="Abadi ExtraLight" w:hAnsi="Abadi ExtraLight"/>
+          <w:lang w:val="en-US"/>
+        </w:rPr>
+        <w:t>fs.engine</w:t>
+      </w:r>
+      <w:proofErr w:type="spellEnd"/>
+      <w:proofErr w:type="gramEnd"/>
+      <w:r>
+        <w:rPr>
+          <w:rFonts w:ascii="Abadi ExtraLight" w:hAnsi="Abadi ExtraLight"/>
+          <w:lang w:val="en-US"/>
+        </w:rPr>
+        <w:t xml:space="preserve"> --fp16</w:t>
+      </w:r>
+    </w:p>
+    <w:p>
+      <w:pPr>
+        <w:spacing w:after="0"/>
+        <w:ind w:left="720" w:firstLine="696"/>
+        <w:rPr>
+          <w:rFonts w:ascii="Abadi ExtraLight" w:hAnsi="Abadi ExtraLight"/>
+          <w:lang w:val="en-US"/>
+        </w:rPr>
+      </w:pPr>
+    </w:p>
+    <w:p>
+      <w:pPr>
+        <w:spacing w:after="0"/>
+        <w:ind w:left="720" w:firstLine="696"/>
+        <w:rPr>
+          <w:rFonts w:ascii="Abadi ExtraLight" w:hAnsi="Abadi ExtraLight"/>
+          <w:lang w:val="en-US"/>
+        </w:rPr>
+      </w:pPr>
+      <w:r>
+        <w:rPr>
+          <w:rFonts w:ascii="Abadi ExtraLight" w:hAnsi="Abadi ExtraLight"/>
+          <w:lang w:val="en-US"/>
+        </w:rPr>
+        <w:t># 3. Avvia la pipeline</w:t>
+      </w:r>
+    </w:p>
+    <w:p>
+      <w:pPr>
+        <w:spacing w:after="0"/>
+        <w:ind w:left="720" w:firstLine="696"/>
+        <w:rPr>
+          <w:rFonts w:ascii="Abadi ExtraLight" w:hAnsi="Abadi ExtraLight"/>
+          <w:lang w:val="en-US"/>
+        </w:rPr>
+      </w:pPr>
+      <w:r>
+        <w:rPr>
+          <w:rFonts w:ascii="Abadi ExtraLight" w:hAnsi="Abadi ExtraLight"/>
+          <w:lang w:val="en-US"/>
+        </w:rPr>
+        <w:lastRenderedPageBreak/>
+        <w:t>python3 stereo_pipeline.py --</w:t>
+      </w:r>
+      <w:proofErr w:type="spellStart"/>
+      <w:r>
+        <w:rPr>
+          <w:rFonts w:ascii="Abadi ExtraLight" w:hAnsi="Abadi ExtraLight"/>
+          <w:lang w:val="en-US"/>
+        </w:rPr>
+        <w:t>save_pc</w:t>
+      </w:r>
+      <w:proofErr w:type="spellEnd"/>
+    </w:p>
+    <w:p>
+      <w:pPr>
+        <w:spacing w:after="0"/>
+      </w:pPr>
+    </w:p>
+    <w:p>
+      <w:pPr>
+        <w:pStyle w:val="Titolo6"/>
+      </w:pPr>
+      <w:r>
+        <w:t>Isaac ROS</w:t>
+      </w:r>
+      <w:r>
+        <w:t xml:space="preserve">: incompatibilità </w:t>
+      </w:r>
+      <w:proofErr w:type="spellStart"/>
+      <w:proofErr w:type="gramStart"/>
+      <w:r>
+        <w:t>FoundationStereo</w:t>
+      </w:r>
+      <w:proofErr w:type="spellEnd"/>
+      <w:proofErr w:type="gramEnd"/>
+      <w:r>
+        <w:t xml:space="preserve"> su O</w:t>
+      </w:r>
+      <w:r>
+        <w:t>rin Nano Super</w:t>
+      </w:r>
+    </w:p>
+    <w:p>
+      <w:pPr>
+        <w:spacing w:after="0"/>
+        <w:jc w:val="both"/>
+      </w:pPr>
+      <w:r>
+        <w:t xml:space="preserve">Le informazioni riportate sulla repo GitHub </w:t>
+      </w:r>
+      <w:r>
+        <w:fldChar w:fldCharType="begin"/>
+      </w:r>
+      <w:r>
+        <w:instrText xml:space="preserve"> REF _Ref228736445 \r \h </w:instrText>
+      </w:r>
+      <w:r>
+        <w:fldChar w:fldCharType="separate"/>
+      </w:r>
+      <w:r>
+        <w:t>[6.]</w:t>
+      </w:r>
+      <w:r>
+        <w:fldChar w:fldCharType="end"/>
+      </w:r>
+      <w:r>
+        <w:t xml:space="preserve"> indicano le istruzioni per eseguire il modello attraverso il </w:t>
+      </w:r>
+      <w:r>
+        <w:t>middleware</w:t>
+      </w:r>
+      <w:r>
+        <w:t xml:space="preserve"> </w:t>
+      </w:r>
+      <w:r>
+        <w:rPr>
+          <w:i/>
+          <w:iCs/>
+        </w:rPr>
+        <w:t>Isaac ROS</w:t>
+      </w:r>
+      <w:r>
+        <w:t xml:space="preserve"> </w:t>
+      </w:r>
+      <w:r>
+        <w:fldChar w:fldCharType="begin"/>
+      </w:r>
+      <w:r>
+        <w:instrText xml:space="preserve"> REF _Ref228736458 \r \h </w:instrText>
+      </w:r>
+      <w:r>
+        <w:instrText xml:space="preserve"> \* MERGEFORMAT </w:instrText>
+      </w:r>
+      <w:r>
+        <w:fldChar w:fldCharType="separate"/>
+      </w:r>
+      <w:r>
+        <w:t>[7.]</w:t>
+      </w:r>
+      <w:r>
+        <w:fldChar w:fldCharType="end"/>
+      </w:r>
+    </w:p>
+    <w:p>
+      <w:pPr>
+        <w:spacing w:after="0"/>
+        <w:jc w:val="both"/>
+      </w:pPr>
+    </w:p>
+    <w:p>
+      <w:pPr>
+        <w:spacing w:after="0"/>
+        <w:jc w:val="both"/>
+        <w:rPr>
+          <w:b/>
+          <w:bCs/>
+        </w:rPr>
+      </w:pPr>
+      <w:r>
+        <w:rPr>
+          <w:b/>
+          <w:bCs/>
+        </w:rPr>
+        <w:t>Compatibilità Isaac ROS - Jetson</w:t>
+      </w:r>
+    </w:p>
+    <w:p>
+      <w:pPr>
+        <w:jc w:val="both"/>
+      </w:pPr>
+      <w:r>
+        <w:rPr>
+          <w:i/>
+          <w:iCs/>
+        </w:rPr>
+        <w:t>Isaac ROS</w:t>
+      </w:r>
+      <w:r>
+        <w:t xml:space="preserve"> ha aggiunto il supporto per Jetson Orin Nano 8GB a partire dalla release DP3, e successivamente ha aggiunto il supporto per </w:t>
+      </w:r>
+      <w:proofErr w:type="spellStart"/>
+      <w:r>
+        <w:t>JetPack</w:t>
+      </w:r>
+      <w:proofErr w:type="spellEnd"/>
+      <w:r>
+        <w:t xml:space="preserve"> 6.2 e il Jetson Orin Nano Super nella versione 3.2</w:t>
+      </w:r>
+      <w:r>
+        <w:t xml:space="preserve"> </w:t>
+      </w:r>
+      <w:r>
+        <w:fldChar w:fldCharType="begin"/>
+      </w:r>
+      <w:r>
+        <w:instrText xml:space="preserve"> REF _Ref228736173 \r \h </w:instrText>
+      </w:r>
+      <w:r>
+        <w:fldChar w:fldCharType="separate"/>
+      </w:r>
+      <w:r>
+        <w:t>[8.]</w:t>
+      </w:r>
+      <w:r>
+        <w:fldChar w:fldCharType="end"/>
+      </w:r>
+      <w:r>
+        <w:t xml:space="preserve">. Quindi </w:t>
+      </w:r>
+      <w:r>
+        <w:t>è possibile installare</w:t>
+      </w:r>
+      <w:r>
+        <w:t xml:space="preserve"> </w:t>
+      </w:r>
+      <w:r>
+        <w:rPr>
+          <w:b/>
+          <w:bCs/>
+        </w:rPr>
+        <w:t xml:space="preserve">Isaac ROS 3.x + </w:t>
+      </w:r>
+      <w:proofErr w:type="spellStart"/>
+      <w:r>
+        <w:rPr>
+          <w:b/>
+          <w:bCs/>
+        </w:rPr>
+        <w:t>JetPack</w:t>
+      </w:r>
+      <w:proofErr w:type="spellEnd"/>
+      <w:r>
+        <w:rPr>
+          <w:b/>
+          <w:bCs/>
+        </w:rPr>
+        <w:t xml:space="preserve"> 6</w:t>
+      </w:r>
+      <w:r>
+        <w:t xml:space="preserve"> </w:t>
+      </w:r>
+      <w:r>
+        <w:t>su Jetson ORIN Nano Super.</w:t>
+      </w:r>
+    </w:p>
+    <w:p>
+      <w:pPr>
+        <w:spacing w:before="240" w:after="0"/>
+        <w:rPr>
+          <w:u w:val="single"/>
+        </w:rPr>
+      </w:pPr>
+      <w:r>
+        <w:rPr>
+          <w:rFonts w:ascii="Segoe UI Emoji" w:hAnsi="Segoe UI Emoji" w:cs="Segoe UI Emoji"/>
+          <w:u w:val="single"/>
+        </w:rPr>
+        <w:t>⚠️</w:t>
+      </w:r>
+      <w:r>
+        <w:rPr>
+          <w:u w:val="single"/>
+        </w:rPr>
+        <w:t xml:space="preserve"> Attenzione a Isaac ROS 4.x (più recente)</w:t>
+      </w:r>
+    </w:p>
+    <w:p>
+      <w:pPr>
+        <w:spacing w:after="0"/>
+        <w:jc w:val="both"/>
+      </w:pPr>
+      <w:r>
+        <w:t xml:space="preserve">Le versioni di Isaac ROS basate su </w:t>
+      </w:r>
+      <w:r>
+        <w:rPr>
+          <w:i/>
+          <w:iCs/>
+        </w:rPr>
+        <w:t>ROS 2 Jazzy</w:t>
+      </w:r>
+      <w:r>
+        <w:t xml:space="preserve"> (ovvero Isaac ROS 4.x) hanno come target x86 e Jetson Thor, </w:t>
+      </w:r>
+      <w:r>
+        <w:rPr>
+          <w:b/>
+          <w:bCs/>
+        </w:rPr>
+        <w:t>non</w:t>
+      </w:r>
+      <w:r>
+        <w:t xml:space="preserve"> l'Orin Nano. Seguire ciecamente la documentazione "</w:t>
+      </w:r>
+      <w:proofErr w:type="spellStart"/>
+      <w:r>
+        <w:t>latest</w:t>
+      </w:r>
+      <w:proofErr w:type="spellEnd"/>
+      <w:r>
+        <w:t xml:space="preserve">" di NVIDIA può quindi rompere il sistema. </w:t>
+      </w:r>
+      <w:hyperlink r:id="rId42" w:tgtFrame="_blank" w:history="1">
+        <w:r>
+          <w:rPr>
+            <w:rStyle w:val="Collegamentoipertestuale"/>
+          </w:rPr>
+          <w:t>Thomasth</w:t>
+        </w:r>
+        <w:r>
+          <w:rPr>
+            <w:rStyle w:val="Collegamentoipertestuale"/>
+          </w:rPr>
+          <w:t>e</w:t>
+        </w:r>
+        <w:r>
+          <w:rPr>
+            <w:rStyle w:val="Collegamentoipertestuale"/>
+          </w:rPr>
+          <w:t>lliez</w:t>
+        </w:r>
+      </w:hyperlink>
+    </w:p>
+    <w:p>
+      <w:pPr>
+        <w:jc w:val="both"/>
+      </w:pPr>
+      <w:r>
+        <w:t xml:space="preserve">Questo è un punto critico: </w:t>
+      </w:r>
+      <w:r>
+        <w:rPr>
+          <w:b/>
+          <w:bCs/>
+        </w:rPr>
+        <w:t>non installare Isaac ROS 4.x su Orin Nano</w:t>
+      </w:r>
+      <w:r>
+        <w:t xml:space="preserve"> aspettandoti che funzioni.</w:t>
+      </w:r>
+    </w:p>
+    <w:p>
+      <w:pPr>
+        <w:spacing w:after="0"/>
+        <w:jc w:val="both"/>
+        <w:rPr>
+          <w:u w:val="single"/>
+        </w:rPr>
+      </w:pPr>
+      <w:r>
+        <w:rPr>
+          <w:u w:val="single"/>
+        </w:rPr>
+        <w:t>Setup raccomandato</w:t>
+      </w:r>
+    </w:p>
+    <w:p>
+      <w:pPr>
+        <w:spacing w:after="0"/>
+        <w:jc w:val="center"/>
+      </w:pPr>
+      <w:r>
+        <w:rPr>
+          <w:noProof/>
+        </w:rPr>
+        <w:drawing>
+          <wp:inline distT="0" distB="0" distL="0" distR="0" wp14:anchorId="7E03BDBE" wp14:editId="5E3BE272">
+            <wp:extent cx="2968625" cy="1128558"/>
+            <wp:effectExtent l="0" t="0" r="3175" b="0"/>
+            <wp:docPr id="1517043698" name="Immagine 1"/>
+            <wp:cNvGraphicFramePr>
+              <a:graphicFrameLocks xmlns:a="http://schemas.openxmlformats.org/drawingml/2006/main" noChangeAspect="1"/>
+            </wp:cNvGraphicFramePr>
+            <a:graphic xmlns:a="http://schemas.openxmlformats.org/drawingml/2006/main">
+              <a:graphicData uri="http://schemas.openxmlformats.org/drawingml/2006/picture">
+                <pic:pic xmlns:pic="http://schemas.openxmlformats.org/drawingml/2006/picture">
+                  <pic:nvPicPr>
+                    <pic:cNvPr id="1517043698" name=""/>
+                    <pic:cNvPicPr/>
+                  </pic:nvPicPr>
+                  <pic:blipFill>
+                    <a:blip r:embed="rId43"/>
+                    <a:stretch>
+                      <a:fillRect/>
+                    </a:stretch>
+                  </pic:blipFill>
+                  <pic:spPr>
+                    <a:xfrm>
+                      <a:off x="0" y="0"/>
+                      <a:ext cx="2976189" cy="1131433"/>
+                    </a:xfrm>
+                    <a:prstGeom prst="rect">
+                      <a:avLst/>
+                    </a:prstGeom>
+                  </pic:spPr>
+                </pic:pic>
+              </a:graphicData>
+            </a:graphic>
+          </wp:inline>
+        </w:drawing>
+      </w:r>
+    </w:p>
+    <w:p>
+      <w:pPr>
+        <w:spacing w:after="0"/>
+      </w:pPr>
+    </w:p>
+    <w:p>
+      <w:pPr>
+        <w:spacing w:after="0"/>
+        <w:rPr>
+          <w:b/>
+          <w:bCs/>
+        </w:rPr>
+      </w:pPr>
+      <w:proofErr w:type="spellStart"/>
+      <w:r>
+        <w:rPr>
+          <w:b/>
+          <w:bCs/>
+        </w:rPr>
+        <w:t>FoundationStereo</w:t>
+      </w:r>
+      <w:proofErr w:type="spellEnd"/>
+    </w:p>
+    <w:p>
+      <w:pPr>
+        <w:spacing w:after="0"/>
+        <w:jc w:val="both"/>
+      </w:pPr>
+      <w:r>
+        <w:t xml:space="preserve">Per quanto riguarda però il modulo </w:t>
+      </w:r>
+      <w:proofErr w:type="spellStart"/>
+      <w:r>
+        <w:rPr>
+          <w:rFonts w:ascii="Abadi ExtraLight" w:hAnsi="Abadi ExtraLight"/>
+        </w:rPr>
+        <w:t>isaac_ros_foundationstereo</w:t>
+      </w:r>
+      <w:proofErr w:type="spellEnd"/>
+      <w:r>
+        <w:t xml:space="preserve"> </w:t>
+      </w:r>
+      <w:r>
+        <w:t>su</w:t>
+      </w:r>
+      <w:r>
+        <w:t xml:space="preserve"> Jetson Orin Nano</w:t>
+      </w:r>
+      <w:r>
+        <w:t>, bisogna considerare che t</w:t>
+      </w:r>
+      <w:r>
+        <w:t xml:space="preserve">utti i pacchetti Isaac ROS attuali (incluso </w:t>
+      </w:r>
+      <w:proofErr w:type="spellStart"/>
+      <w:r>
+        <w:rPr>
+          <w:rFonts w:ascii="Abadi ExtraLight" w:hAnsi="Abadi ExtraLight"/>
+        </w:rPr>
+        <w:t>isaac_ros_foundationstereo</w:t>
+      </w:r>
+      <w:proofErr w:type="spellEnd"/>
+      <w:r>
+        <w:t xml:space="preserve">) sono progettati e testati per essere compatibili con </w:t>
+      </w:r>
+      <w:r>
+        <w:rPr>
+          <w:b/>
+          <w:bCs/>
+        </w:rPr>
+        <w:t>ROS 2 Jazzy</w:t>
+      </w:r>
+      <w:r>
+        <w:t xml:space="preserve">. E come visto prima, le versioni Isaac ROS basate su ROS 2 Jazzy hanno come target x86 e Jetson Thor, </w:t>
+      </w:r>
+      <w:r>
+        <w:rPr>
+          <w:b/>
+          <w:bCs/>
+        </w:rPr>
+        <w:t>non</w:t>
+      </w:r>
+      <w:r>
+        <w:t xml:space="preserve"> l'Orin Nano.</w:t>
+      </w:r>
+    </w:p>
+    <w:p>
+      <w:pPr>
+        <w:spacing w:after="0"/>
+        <w:rPr>
+          <w:b/>
+          <w:bCs/>
+        </w:rPr>
+      </w:pPr>
+    </w:p>
+    <w:p>
+      <w:pPr>
+        <w:spacing w:after="0"/>
+        <w:jc w:val="both"/>
+        <w:rPr>
+          <w:u w:val="single"/>
+        </w:rPr>
+      </w:pPr>
+      <w:r>
+        <w:rPr>
+          <w:u w:val="single"/>
+        </w:rPr>
+        <w:t>Riepilogo compatibilità</w:t>
+      </w:r>
+    </w:p>
+    <w:p>
+      <w:pPr>
+        <w:spacing w:after="0"/>
+        <w:jc w:val="center"/>
+        <w:rPr>
+          <w:b/>
+          <w:bCs/>
+        </w:rPr>
+      </w:pPr>
+      <w:r>
+        <w:rPr>
+          <w:noProof/>
+        </w:rPr>
+        <w:drawing>
+          <wp:inline distT="0" distB="0" distL="0" distR="0" wp14:anchorId="43C4CD6B" wp14:editId="27595C15">
+            <wp:extent cx="3994150" cy="1476153"/>
+            <wp:effectExtent l="0" t="0" r="6350" b="0"/>
+            <wp:docPr id="652211322" name="Immagine 1"/>
+            <wp:cNvGraphicFramePr>
+              <a:graphicFrameLocks xmlns:a="http://schemas.openxmlformats.org/drawingml/2006/main" noChangeAspect="1"/>
+            </wp:cNvGraphicFramePr>
+            <a:graphic xmlns:a="http://schemas.openxmlformats.org/drawingml/2006/main">
+              <a:graphicData uri="http://schemas.openxmlformats.org/drawingml/2006/picture">
+                <pic:pic xmlns:pic="http://schemas.openxmlformats.org/drawingml/2006/picture">
+                  <pic:nvPicPr>
+                    <pic:cNvPr id="652211322" name=""/>
+                    <pic:cNvPicPr/>
+                  </pic:nvPicPr>
+                  <pic:blipFill>
+                    <a:blip r:embed="rId44"/>
+                    <a:stretch>
+                      <a:fillRect/>
+                    </a:stretch>
+                  </pic:blipFill>
+                  <pic:spPr>
+                    <a:xfrm>
+                      <a:off x="0" y="0"/>
+                      <a:ext cx="4006124" cy="1480578"/>
+                    </a:xfrm>
+                    <a:prstGeom prst="rect">
+                      <a:avLst/>
+                    </a:prstGeom>
+                  </pic:spPr>
+                </pic:pic>
+              </a:graphicData>
+            </a:graphic>
+          </wp:inline>
+        </w:drawing>
+      </w:r>
+    </w:p>
+    <w:p>
+      <w:pPr>
+        <w:spacing w:after="0"/>
+        <w:rPr>
+          <w:b/>
+          <w:bCs/>
+        </w:rPr>
+      </w:pPr>
+    </w:p>
+    <w:p>
+      <w:pPr>
+        <w:pStyle w:val="Titolo5"/>
+        <w:rPr>
+          <w:lang w:val="en-US"/>
+        </w:rPr>
+      </w:pPr>
+      <w:r>
+        <w:rPr>
+          <w:lang w:val="en-US"/>
+        </w:rPr>
+        <w:lastRenderedPageBreak/>
+        <w:t>Fast-</w:t>
+      </w:r>
+      <w:proofErr w:type="spellStart"/>
+      <w:r>
+        <w:rPr>
+          <w:lang w:val="en-US"/>
+        </w:rPr>
+        <w:t>FoundationStereo</w:t>
+      </w:r>
+      <w:proofErr w:type="spellEnd"/>
+      <w:r>
+        <w:rPr>
+          <w:lang w:val="en-US"/>
+        </w:rPr>
+        <w:t>: Real-Time Zero-Shot Stereo Matching</w:t>
+      </w:r>
+    </w:p>
+    <w:p>
+      <w:pPr>
+        <w:spacing w:after="0"/>
+        <w:rPr>
+          <w:lang w:val="en-US"/>
+        </w:rPr>
+      </w:pPr>
+      <w:hyperlink r:id="rId45" w:history="1">
+        <w:r>
+          <w:rPr>
+            <w:rStyle w:val="Collegamentoipertestuale"/>
+            <w:lang w:val="en-US"/>
+          </w:rPr>
+          <w:t>https://github.com/NVlabs/Fast-FoundationStereo</w:t>
+        </w:r>
+      </w:hyperlink>
+      <w:r>
+        <w:rPr>
+          <w:lang w:val="en-US"/>
+        </w:rPr>
+        <w:t xml:space="preserve"> </w:t>
+      </w:r>
+    </w:p>
+    <w:p>
+      <w:pPr>
+        <w:spacing w:after="0"/>
+        <w:rPr>
+          <w:b/>
+          <w:bCs/>
+          <w:lang w:val="en-US"/>
+        </w:rPr>
+      </w:pPr>
+    </w:p>
+    <w:p>
+      <w:pPr>
+        <w:spacing w:after="0"/>
+        <w:rPr>
+          <w:b/>
+          <w:bCs/>
+          <w:lang w:val="en-US"/>
+        </w:rPr>
+      </w:pPr>
+      <w:hyperlink r:id="rId46" w:history="1">
         <w:r>
           <w:rPr>
             <w:b/>
@@ -40283,7 +44903,7 @@
           <w:lang w:val="en-US"/>
         </w:rPr>
       </w:pPr>
-      <w:hyperlink r:id="rId40" w:history="1">
+      <w:hyperlink r:id="rId47" w:history="1">
         <w:r>
           <w:rPr>
             <w:rStyle w:val="Collegamentoipertestuale"/>
@@ -40337,7 +44957,7 @@
           <w:lang w:val="en-US"/>
         </w:rPr>
       </w:pPr>
-      <w:hyperlink r:id="rId41" w:history="1">
+      <w:hyperlink r:id="rId48" w:history="1">
         <w:r>
           <w:rPr>
             <w:rStyle w:val="Collegamentoipertestuale"/>
@@ -40382,7 +45002,7 @@
           <w:lang w:val="en-US"/>
         </w:rPr>
       </w:pPr>
-      <w:hyperlink r:id="rId42" w:history="1">
+      <w:hyperlink r:id="rId49" w:history="1">
         <w:r>
           <w:rPr>
             <w:rStyle w:val="Collegamentoipertestuale"/>
@@ -40425,7 +45045,7 @@
           <w:lang w:val="en-US"/>
         </w:rPr>
       </w:pPr>
-      <w:hyperlink r:id="rId43" w:history="1">
+      <w:hyperlink r:id="rId50" w:history="1">
         <w:r>
           <w:rPr>
             <w:rStyle w:val="Collegamentoipertestuale"/>
@@ -40482,7 +45102,7 @@
           <w:lang w:val="en-US"/>
         </w:rPr>
       </w:pPr>
-      <w:hyperlink r:id="rId44" w:history="1">
+      <w:hyperlink r:id="rId51" w:history="1">
         <w:r>
           <w:rPr>
             <w:rStyle w:val="Collegamentoipertestuale"/>
@@ -40539,7 +45159,7 @@
           <w:lang w:val="en-US"/>
         </w:rPr>
       </w:pPr>
-      <w:hyperlink r:id="rId45" w:history="1">
+      <w:hyperlink r:id="rId52" w:history="1">
         <w:r>
           <w:rPr>
             <w:rStyle w:val="Collegamentoipertestuale"/>
@@ -40577,7 +45197,6 @@
           <w:bCs/>
           <w:lang w:val="en-US"/>
         </w:rPr>
-        <w:lastRenderedPageBreak/>
         <w:t>People Flow Analysis</w:t>
       </w:r>
     </w:p>
@@ -40587,7 +45206,7 @@
           <w:lang w:val="en-US"/>
         </w:rPr>
       </w:pPr>
-      <w:hyperlink r:id="rId46" w:history="1">
+      <w:hyperlink r:id="rId53" w:history="1">
         <w:r>
           <w:rPr>
             <w:rStyle w:val="Collegamentoipertestuale"/>
@@ -40634,7 +45253,7 @@
           <w:lang w:val="en-US"/>
         </w:rPr>
       </w:pPr>
-      <w:hyperlink r:id="rId47" w:history="1">
+      <w:hyperlink r:id="rId54" w:history="1">
         <w:r>
           <w:rPr>
             <w:rStyle w:val="Collegamentoipertestuale"/>
@@ -40698,7 +45317,7 @@
           <w:lang w:val="en-US"/>
         </w:rPr>
       </w:pPr>
-      <w:hyperlink r:id="rId48" w:history="1">
+      <w:hyperlink r:id="rId55" w:history="1">
         <w:r>
           <w:rPr>
             <w:rStyle w:val="Collegamentoipertestuale"/>
@@ -40757,6 +45376,7 @@
         </w:numPr>
       </w:pPr>
       <w:r>
+        <w:lastRenderedPageBreak/>
         <w:t>T</w:t>
       </w:r>
       <w:r>
@@ -41379,13 +45999,7 @@
         <w:rPr>
           <w:lang w:val="en-US"/>
         </w:rPr>
-        <w:t>/samples/python/yolov3_onnx</w:t>
-      </w:r>
-      <w:r>
-        <w:rPr>
-          <w:lang w:val="en-US"/>
-        </w:rPr>
-        <w:t>:</w:t>
+        <w:t>/samples/python/yolov3_onnx:</w:t>
       </w:r>
       <w:r>
         <w:rPr>
@@ -41467,15 +46081,24 @@
       <w:bookmarkEnd w:id="0"/>
     </w:p>
     <w:p>
-      <w:hyperlink r:id="rId49" w:history="1">
+      <w:pPr>
+        <w:rPr>
+          <w:lang w:val="en-US"/>
+        </w:rPr>
+      </w:pPr>
+      <w:hyperlink r:id="rId56" w:history="1">
         <w:r>
           <w:rPr>
             <w:rStyle w:val="Collegamentoipertestuale"/>
+            <w:lang w:val="en-US"/>
           </w:rPr>
           <w:t>https://developer.download.nvidia.com/sdkmanager/resources/help/index.html</w:t>
         </w:r>
       </w:hyperlink>
       <w:r>
+        <w:rPr>
+          <w:lang w:val="en-US"/>
+        </w:rPr>
         <w:t xml:space="preserve"> </w:t>
       </w:r>
     </w:p>
@@ -41507,7 +46130,7 @@
           <w:lang w:val="en-US"/>
         </w:rPr>
       </w:pPr>
-      <w:hyperlink r:id="rId50" w:anchor="maxn" w:history="1">
+      <w:hyperlink r:id="rId57" w:anchor="maxn" w:history="1">
         <w:r>
           <w:rPr>
             <w:rStyle w:val="Collegamentoipertestuale"/>
@@ -41564,7 +46187,7 @@
           <w:lang w:val="en-US"/>
         </w:rPr>
       </w:pPr>
-      <w:hyperlink r:id="rId51" w:history="1">
+      <w:hyperlink r:id="rId58" w:history="1">
         <w:r>
           <w:rPr>
             <w:rStyle w:val="Collegamentoipertestuale"/>
@@ -41588,7 +46211,7 @@
       <w:r>
         <w:t xml:space="preserve">NVIDIA VPI Samples: </w:t>
       </w:r>
-      <w:hyperlink r:id="rId52" w:history="1">
+      <w:hyperlink r:id="rId59" w:history="1">
         <w:r>
           <w:rPr>
             <w:rStyle w:val="Collegamentoipertestuale"/>
@@ -41607,7 +46230,7 @@
           <w:ilvl w:val="0"/>
           <w:numId w:val="32"/>
         </w:numPr>
-        <w:spacing w:after="0" w:line="240" w:lineRule="auto"/>
+        <w:spacing w:line="240" w:lineRule="auto"/>
         <w:ind w:left="567" w:hanging="567"/>
         <w:jc w:val="both"/>
       </w:pPr>
@@ -41618,7 +46241,7 @@
       <w:r>
         <w:t xml:space="preserve">: </w:t>
       </w:r>
-      <w:hyperlink r:id="rId53" w:anchor="install-onnxruntime-gpu" w:history="1">
+      <w:hyperlink r:id="rId60" w:anchor="install-onnxruntime-gpu" w:history="1">
         <w:r>
           <w:rPr>
             <w:rStyle w:val="Collegamentoipertestuale"/>
@@ -41630,7 +46253,148 @@
         <w:t xml:space="preserve"> </w:t>
       </w:r>
     </w:p>
-    <w:p/>
+    <w:p>
+      <w:pPr>
+        <w:numPr>
+          <w:ilvl w:val="0"/>
+          <w:numId w:val="32"/>
+        </w:numPr>
+        <w:spacing w:after="0" w:line="240" w:lineRule="auto"/>
+        <w:ind w:left="567" w:hanging="567"/>
+        <w:jc w:val="both"/>
+      </w:pPr>
+      <w:bookmarkStart w:id="6" w:name="_Ref228736445"/>
+      <w:proofErr w:type="spellStart"/>
+      <w:r>
+        <w:t>FoundationStereo</w:t>
+      </w:r>
+      <w:proofErr w:type="spellEnd"/>
+      <w:r>
+        <w:t xml:space="preserve"> – GitHub Repository</w:t>
+      </w:r>
+      <w:bookmarkEnd w:id="6"/>
+    </w:p>
+    <w:p>
+      <w:pPr>
+        <w:spacing w:line="240" w:lineRule="auto"/>
+        <w:ind w:left="567"/>
+        <w:jc w:val="both"/>
+      </w:pPr>
+      <w:hyperlink r:id="rId61" w:history="1">
+        <w:r>
+          <w:rPr>
+            <w:rStyle w:val="Collegamentoipertestuale"/>
+          </w:rPr>
+          <w:t>https://github.com/NVlabs/FoundationStereo</w:t>
+        </w:r>
+      </w:hyperlink>
+      <w:r>
+        <w:t xml:space="preserve"> </w:t>
+      </w:r>
+    </w:p>
+    <w:p>
+      <w:pPr>
+        <w:numPr>
+          <w:ilvl w:val="0"/>
+          <w:numId w:val="32"/>
+        </w:numPr>
+        <w:spacing w:after="0" w:line="240" w:lineRule="auto"/>
+        <w:ind w:left="567" w:hanging="567"/>
+        <w:jc w:val="both"/>
+      </w:pPr>
+      <w:bookmarkStart w:id="7" w:name="_Ref228736458"/>
+      <w:proofErr w:type="spellStart"/>
+      <w:r>
+        <w:t>FoundationStereo</w:t>
+      </w:r>
+      <w:proofErr w:type="spellEnd"/>
+      <w:r>
+        <w:t xml:space="preserve"> – Run </w:t>
+      </w:r>
+      <w:proofErr w:type="gramStart"/>
+      <w:r>
+        <w:t>On</w:t>
+      </w:r>
+      <w:proofErr w:type="gramEnd"/>
+      <w:r>
+        <w:t xml:space="preserve"> Jetson Guide</w:t>
+      </w:r>
+      <w:bookmarkEnd w:id="7"/>
+    </w:p>
+    <w:p>
+      <w:pPr>
+        <w:spacing w:line="240" w:lineRule="auto"/>
+        <w:ind w:left="567"/>
+        <w:jc w:val="both"/>
+        <w:rPr>
+          <w:lang w:val="en-US"/>
+        </w:rPr>
+      </w:pPr>
+      <w:hyperlink r:id="rId62" w:history="1">
+        <w:r>
+          <w:rPr>
+            <w:rStyle w:val="Collegamentoipertestuale"/>
+            <w:lang w:val="en-US"/>
+          </w:rPr>
+          <w:t>https://github.com/NVlabs/FoundationStereo/blob/master/readme_jetson.md</w:t>
+        </w:r>
+      </w:hyperlink>
+      <w:r>
+        <w:rPr>
+          <w:lang w:val="en-US"/>
+        </w:rPr>
+        <w:t xml:space="preserve"> </w:t>
+      </w:r>
+    </w:p>
+    <w:p>
+      <w:pPr>
+        <w:numPr>
+          <w:ilvl w:val="0"/>
+          <w:numId w:val="32"/>
+        </w:numPr>
+        <w:spacing w:line="240" w:lineRule="auto"/>
+        <w:ind w:left="567" w:hanging="567"/>
+        <w:jc w:val="both"/>
+        <w:rPr>
+          <w:lang w:val="en-US"/>
+        </w:rPr>
+      </w:pPr>
+      <w:bookmarkStart w:id="8" w:name="_Ref228736173"/>
+      <w:r>
+        <w:rPr>
+          <w:lang w:val="en-US"/>
+        </w:rPr>
+        <w:t>Isaac ROS Re</w:t>
+      </w:r>
+      <w:r>
+        <w:rPr>
+          <w:lang w:val="en-US"/>
+        </w:rPr>
+        <w:t>leases -</w:t>
+      </w:r>
+      <w:r>
+        <w:rPr>
+          <w:lang w:val="en-US"/>
+        </w:rPr>
+        <w:t xml:space="preserve"> </w:t>
+      </w:r>
+      <w:hyperlink r:id="rId63" w:history="1">
+        <w:r>
+          <w:rPr>
+            <w:rStyle w:val="Collegamentoipertestuale"/>
+            <w:lang w:val="en-US"/>
+          </w:rPr>
+          <w:t>https://nvidia-isaac-ros.github.io/releases/index.html</w:t>
+        </w:r>
+      </w:hyperlink>
+      <w:bookmarkEnd w:id="8"/>
+      <w:r>
+        <w:rPr>
+          <w:lang w:val="en-US"/>
+        </w:rPr>
+        <w:t xml:space="preserve"> </w:t>
+      </w:r>
+    </w:p>
     <w:p>
       <w:pPr>
         <w:numPr>
@@ -42839,122 +47603,9 @@
     </w:lvl>
   </w:abstractNum>
   <w:abstractNum w:abstractNumId="9" w15:restartNumberingAfterBreak="0">
-    <w:nsid w:val="391F2C26"/>
+    <w:nsid w:val="36C603A8"/>
     <w:multiLevelType w:val="multilevel"/>
-    <w:tmpl w:val="F3A24198"/>
-    <w:lvl w:ilvl="0">
-      <w:start w:val="1"/>
-      <w:numFmt w:val="decimal"/>
-      <w:lvlText w:val="%1."/>
-      <w:lvlJc w:val="left"/>
-      <w:pPr>
-        <w:tabs>
-          <w:tab w:val="num" w:pos="720"/>
-        </w:tabs>
-        <w:ind w:left="720" w:hanging="360"/>
-      </w:pPr>
-    </w:lvl>
-    <w:lvl w:ilvl="1" w:tentative="1">
-      <w:start w:val="1"/>
-      <w:numFmt w:val="decimal"/>
-      <w:lvlText w:val="%2."/>
-      <w:lvlJc w:val="left"/>
-      <w:pPr>
-        <w:tabs>
-          <w:tab w:val="num" w:pos="1440"/>
-        </w:tabs>
-        <w:ind w:left="1440" w:hanging="360"/>
-      </w:pPr>
-    </w:lvl>
-    <w:lvl w:ilvl="2" w:tentative="1">
-      <w:start w:val="1"/>
-      <w:numFmt w:val="decimal"/>
-      <w:lvlText w:val="%3."/>
-      <w:lvlJc w:val="left"/>
-      <w:pPr>
-        <w:tabs>
-          <w:tab w:val="num" w:pos="2160"/>
-        </w:tabs>
-        <w:ind w:left="2160" w:hanging="360"/>
-      </w:pPr>
-    </w:lvl>
-    <w:lvl w:ilvl="3" w:tentative="1">
-      <w:start w:val="1"/>
-      <w:numFmt w:val="decimal"/>
-      <w:lvlText w:val="%4."/>
-      <w:lvlJc w:val="left"/>
-      <w:pPr>
-        <w:tabs>
-          <w:tab w:val="num" w:pos="2880"/>
-        </w:tabs>
-        <w:ind w:left="2880" w:hanging="360"/>
-      </w:pPr>
-    </w:lvl>
-    <w:lvl w:ilvl="4" w:tentative="1">
-      <w:start w:val="1"/>
-      <w:numFmt w:val="decimal"/>
-      <w:lvlText w:val="%5."/>
-      <w:lvlJc w:val="left"/>
-      <w:pPr>
-        <w:tabs>
-          <w:tab w:val="num" w:pos="3600"/>
-        </w:tabs>
-        <w:ind w:left="3600" w:hanging="360"/>
-      </w:pPr>
-    </w:lvl>
-    <w:lvl w:ilvl="5" w:tentative="1">
-      <w:start w:val="1"/>
-      <w:numFmt w:val="decimal"/>
-      <w:lvlText w:val="%6."/>
-      <w:lvlJc w:val="left"/>
-      <w:pPr>
-        <w:tabs>
-          <w:tab w:val="num" w:pos="4320"/>
-        </w:tabs>
-        <w:ind w:left="4320" w:hanging="360"/>
-      </w:pPr>
-    </w:lvl>
-    <w:lvl w:ilvl="6" w:tentative="1">
-      <w:start w:val="1"/>
-      <w:numFmt w:val="decimal"/>
-      <w:lvlText w:val="%7."/>
-      <w:lvlJc w:val="left"/>
-      <w:pPr>
-        <w:tabs>
-          <w:tab w:val="num" w:pos="5040"/>
-        </w:tabs>
-        <w:ind w:left="5040" w:hanging="360"/>
-      </w:pPr>
-    </w:lvl>
-    <w:lvl w:ilvl="7" w:tentative="1">
-      <w:start w:val="1"/>
-      <w:numFmt w:val="decimal"/>
-      <w:lvlText w:val="%8."/>
-      <w:lvlJc w:val="left"/>
-      <w:pPr>
-        <w:tabs>
-          <w:tab w:val="num" w:pos="5760"/>
-        </w:tabs>
-        <w:ind w:left="5760" w:hanging="360"/>
-      </w:pPr>
-    </w:lvl>
-    <w:lvl w:ilvl="8" w:tentative="1">
-      <w:start w:val="1"/>
-      <w:numFmt w:val="decimal"/>
-      <w:lvlText w:val="%9."/>
-      <w:lvlJc w:val="left"/>
-      <w:pPr>
-        <w:tabs>
-          <w:tab w:val="num" w:pos="6480"/>
-        </w:tabs>
-        <w:ind w:left="6480" w:hanging="360"/>
-      </w:pPr>
-    </w:lvl>
-  </w:abstractNum>
-  <w:abstractNum w:abstractNumId="10" w15:restartNumberingAfterBreak="0">
-    <w:nsid w:val="39553FD5"/>
-    <w:multiLevelType w:val="multilevel"/>
-    <w:tmpl w:val="19A097C4"/>
+    <w:tmpl w:val="C9125738"/>
     <w:lvl w:ilvl="0">
       <w:start w:val="1"/>
       <w:numFmt w:val="bullet"/>
@@ -43100,209 +47751,123 @@
       </w:rPr>
     </w:lvl>
   </w:abstractNum>
-  <w:abstractNum w:abstractNumId="11" w15:restartNumberingAfterBreak="0">
-    <w:nsid w:val="3B0B659F"/>
-    <w:multiLevelType w:val="hybridMultilevel"/>
-    <w:tmpl w:val="AC605CBE"/>
-    <w:lvl w:ilvl="0" w:tplc="04100001">
-      <w:start w:val="1"/>
-      <w:numFmt w:val="bullet"/>
-      <w:lvlText w:val=""/>
-      <w:lvlJc w:val="left"/>
-      <w:pPr>
-        <w:ind w:left="720" w:hanging="360"/>
-      </w:pPr>
-      <w:rPr>
-        <w:rFonts w:ascii="Symbol" w:hAnsi="Symbol" w:hint="default"/>
-      </w:rPr>
-    </w:lvl>
-    <w:lvl w:ilvl="1" w:tplc="04100003" w:tentative="1">
-      <w:start w:val="1"/>
-      <w:numFmt w:val="bullet"/>
-      <w:lvlText w:val="o"/>
-      <w:lvlJc w:val="left"/>
-      <w:pPr>
-        <w:ind w:left="1440" w:hanging="360"/>
-      </w:pPr>
-      <w:rPr>
-        <w:rFonts w:ascii="Courier New" w:hAnsi="Courier New" w:cs="Courier New" w:hint="default"/>
-      </w:rPr>
-    </w:lvl>
-    <w:lvl w:ilvl="2" w:tplc="04100005" w:tentative="1">
-      <w:start w:val="1"/>
-      <w:numFmt w:val="bullet"/>
-      <w:lvlText w:val=""/>
-      <w:lvlJc w:val="left"/>
-      <w:pPr>
-        <w:ind w:left="2160" w:hanging="360"/>
-      </w:pPr>
-      <w:rPr>
-        <w:rFonts w:ascii="Wingdings" w:hAnsi="Wingdings" w:hint="default"/>
-      </w:rPr>
-    </w:lvl>
-    <w:lvl w:ilvl="3" w:tplc="04100001" w:tentative="1">
-      <w:start w:val="1"/>
-      <w:numFmt w:val="bullet"/>
-      <w:lvlText w:val=""/>
-      <w:lvlJc w:val="left"/>
-      <w:pPr>
-        <w:ind w:left="2880" w:hanging="360"/>
-      </w:pPr>
-      <w:rPr>
-        <w:rFonts w:ascii="Symbol" w:hAnsi="Symbol" w:hint="default"/>
-      </w:rPr>
-    </w:lvl>
-    <w:lvl w:ilvl="4" w:tplc="04100003" w:tentative="1">
-      <w:start w:val="1"/>
-      <w:numFmt w:val="bullet"/>
-      <w:lvlText w:val="o"/>
-      <w:lvlJc w:val="left"/>
-      <w:pPr>
-        <w:ind w:left="3600" w:hanging="360"/>
-      </w:pPr>
-      <w:rPr>
-        <w:rFonts w:ascii="Courier New" w:hAnsi="Courier New" w:cs="Courier New" w:hint="default"/>
-      </w:rPr>
-    </w:lvl>
-    <w:lvl w:ilvl="5" w:tplc="04100005" w:tentative="1">
-      <w:start w:val="1"/>
-      <w:numFmt w:val="bullet"/>
-      <w:lvlText w:val=""/>
-      <w:lvlJc w:val="left"/>
-      <w:pPr>
-        <w:ind w:left="4320" w:hanging="360"/>
-      </w:pPr>
-      <w:rPr>
-        <w:rFonts w:ascii="Wingdings" w:hAnsi="Wingdings" w:hint="default"/>
-      </w:rPr>
-    </w:lvl>
-    <w:lvl w:ilvl="6" w:tplc="04100001" w:tentative="1">
-      <w:start w:val="1"/>
-      <w:numFmt w:val="bullet"/>
-      <w:lvlText w:val=""/>
-      <w:lvlJc w:val="left"/>
-      <w:pPr>
-        <w:ind w:left="5040" w:hanging="360"/>
-      </w:pPr>
-      <w:rPr>
-        <w:rFonts w:ascii="Symbol" w:hAnsi="Symbol" w:hint="default"/>
-      </w:rPr>
-    </w:lvl>
-    <w:lvl w:ilvl="7" w:tplc="04100003" w:tentative="1">
-      <w:start w:val="1"/>
-      <w:numFmt w:val="bullet"/>
-      <w:lvlText w:val="o"/>
-      <w:lvlJc w:val="left"/>
-      <w:pPr>
-        <w:ind w:left="5760" w:hanging="360"/>
-      </w:pPr>
-      <w:rPr>
-        <w:rFonts w:ascii="Courier New" w:hAnsi="Courier New" w:cs="Courier New" w:hint="default"/>
-      </w:rPr>
-    </w:lvl>
-    <w:lvl w:ilvl="8" w:tplc="04100005" w:tentative="1">
-      <w:start w:val="1"/>
-      <w:numFmt w:val="bullet"/>
-      <w:lvlText w:val=""/>
-      <w:lvlJc w:val="left"/>
-      <w:pPr>
-        <w:ind w:left="6480" w:hanging="360"/>
-      </w:pPr>
-      <w:rPr>
-        <w:rFonts w:ascii="Wingdings" w:hAnsi="Wingdings" w:hint="default"/>
-      </w:rPr>
-    </w:lvl>
-  </w:abstractNum>
-  <w:abstractNum w:abstractNumId="12" w15:restartNumberingAfterBreak="0">
-    <w:nsid w:val="3B8E7EBE"/>
-    <w:multiLevelType w:val="hybridMultilevel"/>
-    <w:tmpl w:val="51D00DE4"/>
-    <w:lvl w:ilvl="0" w:tplc="0410000F">
+  <w:abstractNum w:abstractNumId="10" w15:restartNumberingAfterBreak="0">
+    <w:nsid w:val="391F2C26"/>
+    <w:multiLevelType w:val="multilevel"/>
+    <w:tmpl w:val="F3A24198"/>
+    <w:lvl w:ilvl="0">
       <w:start w:val="1"/>
       <w:numFmt w:val="decimal"/>
       <w:lvlText w:val="%1."/>
       <w:lvlJc w:val="left"/>
       <w:pPr>
+        <w:tabs>
+          <w:tab w:val="num" w:pos="720"/>
+        </w:tabs>
         <w:ind w:left="720" w:hanging="360"/>
       </w:pPr>
     </w:lvl>
-    <w:lvl w:ilvl="1" w:tplc="04100019" w:tentative="1">
+    <w:lvl w:ilvl="1" w:tentative="1">
       <w:start w:val="1"/>
-      <w:numFmt w:val="lowerLetter"/>
+      <w:numFmt w:val="decimal"/>
       <w:lvlText w:val="%2."/>
       <w:lvlJc w:val="left"/>
       <w:pPr>
+        <w:tabs>
+          <w:tab w:val="num" w:pos="1440"/>
+        </w:tabs>
         <w:ind w:left="1440" w:hanging="360"/>
       </w:pPr>
     </w:lvl>
-    <w:lvl w:ilvl="2" w:tplc="0410001B" w:tentative="1">
+    <w:lvl w:ilvl="2" w:tentative="1">
       <w:start w:val="1"/>
-      <w:numFmt w:val="lowerRoman"/>
+      <w:numFmt w:val="decimal"/>
       <w:lvlText w:val="%3."/>
-      <w:lvlJc w:val="right"/>
-      <w:pPr>
-        <w:ind w:left="2160" w:hanging="180"/>
+      <w:lvlJc w:val="left"/>
+      <w:pPr>
+        <w:tabs>
+          <w:tab w:val="num" w:pos="2160"/>
+        </w:tabs>
+        <w:ind w:left="2160" w:hanging="360"/>
       </w:pPr>
     </w:lvl>
-    <w:lvl w:ilvl="3" w:tplc="0410000F" w:tentative="1">
+    <w:lvl w:ilvl="3" w:tentative="1">
       <w:start w:val="1"/>
       <w:numFmt w:val="decimal"/>
       <w:lvlText w:val="%4."/>
       <w:lvlJc w:val="left"/>
       <w:pPr>
+        <w:tabs>
+          <w:tab w:val="num" w:pos="2880"/>
+        </w:tabs>
         <w:ind w:left="2880" w:hanging="360"/>
       </w:pPr>
     </w:lvl>
-    <w:lvl w:ilvl="4" w:tplc="04100019" w:tentative="1">
+    <w:lvl w:ilvl="4" w:tentative="1">
       <w:start w:val="1"/>
-      <w:numFmt w:val="lowerLetter"/>
+      <w:numFmt w:val="decimal"/>
       <w:lvlText w:val="%5."/>
       <w:lvlJc w:val="left"/>
       <w:pPr>
+        <w:tabs>
+          <w:tab w:val="num" w:pos="3600"/>
+        </w:tabs>
         <w:ind w:left="3600" w:hanging="360"/>
       </w:pPr>
     </w:lvl>
-    <w:lvl w:ilvl="5" w:tplc="0410001B" w:tentative="1">
+    <w:lvl w:ilvl="5" w:tentative="1">
       <w:start w:val="1"/>
-      <w:numFmt w:val="lowerRoman"/>
+      <w:numFmt w:val="decimal"/>
       <w:lvlText w:val="%6."/>
-      <w:lvlJc w:val="right"/>
-      <w:pPr>
-        <w:ind w:left="4320" w:hanging="180"/>
+      <w:lvlJc w:val="left"/>
+      <w:pPr>
+        <w:tabs>
+          <w:tab w:val="num" w:pos="4320"/>
+        </w:tabs>
+        <w:ind w:left="4320" w:hanging="360"/>
       </w:pPr>
     </w:lvl>
-    <w:lvl w:ilvl="6" w:tplc="0410000F" w:tentative="1">
+    <w:lvl w:ilvl="6" w:tentative="1">
       <w:start w:val="1"/>
       <w:numFmt w:val="decimal"/>
       <w:lvlText w:val="%7."/>
       <w:lvlJc w:val="left"/>
       <w:pPr>
+        <w:tabs>
+          <w:tab w:val="num" w:pos="5040"/>
+        </w:tabs>
         <w:ind w:left="5040" w:hanging="360"/>
       </w:pPr>
     </w:lvl>
-    <w:lvl w:ilvl="7" w:tplc="04100019" w:tentative="1">
+    <w:lvl w:ilvl="7" w:tentative="1">
       <w:start w:val="1"/>
-      <w:numFmt w:val="lowerLetter"/>
+      <w:numFmt w:val="decimal"/>
       <w:lvlText w:val="%8."/>
       <w:lvlJc w:val="left"/>
       <w:pPr>
+        <w:tabs>
+          <w:tab w:val="num" w:pos="5760"/>
+        </w:tabs>
         <w:ind w:left="5760" w:hanging="360"/>
       </w:pPr>
     </w:lvl>
-    <w:lvl w:ilvl="8" w:tplc="0410001B" w:tentative="1">
+    <w:lvl w:ilvl="8" w:tentative="1">
       <w:start w:val="1"/>
-      <w:numFmt w:val="lowerRoman"/>
+      <w:numFmt w:val="decimal"/>
       <w:lvlText w:val="%9."/>
-      <w:lvlJc w:val="right"/>
-      <w:pPr>
-        <w:ind w:left="6480" w:hanging="180"/>
+      <w:lvlJc w:val="left"/>
+      <w:pPr>
+        <w:tabs>
+          <w:tab w:val="num" w:pos="6480"/>
+        </w:tabs>
+        <w:ind w:left="6480" w:hanging="360"/>
       </w:pPr>
     </w:lvl>
   </w:abstractNum>
-  <w:abstractNum w:abstractNumId="13" w15:restartNumberingAfterBreak="0">
-    <w:nsid w:val="3C2F1211"/>
+  <w:abstractNum w:abstractNumId="11" w15:restartNumberingAfterBreak="0">
+    <w:nsid w:val="39553FD5"/>
     <w:multiLevelType w:val="multilevel"/>
-    <w:tmpl w:val="B76ADF64"/>
+    <w:tmpl w:val="19A097C4"/>
     <w:lvl w:ilvl="0">
       <w:start w:val="1"/>
       <w:numFmt w:val="bullet"/>
@@ -43448,10 +48013,209 @@
       </w:rPr>
     </w:lvl>
   </w:abstractNum>
+  <w:abstractNum w:abstractNumId="12" w15:restartNumberingAfterBreak="0">
+    <w:nsid w:val="3B0B659F"/>
+    <w:multiLevelType w:val="hybridMultilevel"/>
+    <w:tmpl w:val="AC605CBE"/>
+    <w:lvl w:ilvl="0" w:tplc="04100001">
+      <w:start w:val="1"/>
+      <w:numFmt w:val="bullet"/>
+      <w:lvlText w:val=""/>
+      <w:lvlJc w:val="left"/>
+      <w:pPr>
+        <w:ind w:left="720" w:hanging="360"/>
+      </w:pPr>
+      <w:rPr>
+        <w:rFonts w:ascii="Symbol" w:hAnsi="Symbol" w:hint="default"/>
+      </w:rPr>
+    </w:lvl>
+    <w:lvl w:ilvl="1" w:tplc="04100003" w:tentative="1">
+      <w:start w:val="1"/>
+      <w:numFmt w:val="bullet"/>
+      <w:lvlText w:val="o"/>
+      <w:lvlJc w:val="left"/>
+      <w:pPr>
+        <w:ind w:left="1440" w:hanging="360"/>
+      </w:pPr>
+      <w:rPr>
+        <w:rFonts w:ascii="Courier New" w:hAnsi="Courier New" w:cs="Courier New" w:hint="default"/>
+      </w:rPr>
+    </w:lvl>
+    <w:lvl w:ilvl="2" w:tplc="04100005" w:tentative="1">
+      <w:start w:val="1"/>
+      <w:numFmt w:val="bullet"/>
+      <w:lvlText w:val=""/>
+      <w:lvlJc w:val="left"/>
+      <w:pPr>
+        <w:ind w:left="2160" w:hanging="360"/>
+      </w:pPr>
+      <w:rPr>
+        <w:rFonts w:ascii="Wingdings" w:hAnsi="Wingdings" w:hint="default"/>
+      </w:rPr>
+    </w:lvl>
+    <w:lvl w:ilvl="3" w:tplc="04100001" w:tentative="1">
+      <w:start w:val="1"/>
+      <w:numFmt w:val="bullet"/>
+      <w:lvlText w:val=""/>
+      <w:lvlJc w:val="left"/>
+      <w:pPr>
+        <w:ind w:left="2880" w:hanging="360"/>
+      </w:pPr>
+      <w:rPr>
+        <w:rFonts w:ascii="Symbol" w:hAnsi="Symbol" w:hint="default"/>
+      </w:rPr>
+    </w:lvl>
+    <w:lvl w:ilvl="4" w:tplc="04100003" w:tentative="1">
+      <w:start w:val="1"/>
+      <w:numFmt w:val="bullet"/>
+      <w:lvlText w:val="o"/>
+      <w:lvlJc w:val="left"/>
+      <w:pPr>
+        <w:ind w:left="3600" w:hanging="360"/>
+      </w:pPr>
+      <w:rPr>
+        <w:rFonts w:ascii="Courier New" w:hAnsi="Courier New" w:cs="Courier New" w:hint="default"/>
+      </w:rPr>
+    </w:lvl>
+    <w:lvl w:ilvl="5" w:tplc="04100005" w:tentative="1">
+      <w:start w:val="1"/>
+      <w:numFmt w:val="bullet"/>
+      <w:lvlText w:val=""/>
+      <w:lvlJc w:val="left"/>
+      <w:pPr>
+        <w:ind w:left="4320" w:hanging="360"/>
+      </w:pPr>
+      <w:rPr>
+        <w:rFonts w:ascii="Wingdings" w:hAnsi="Wingdings" w:hint="default"/>
+      </w:rPr>
+    </w:lvl>
+    <w:lvl w:ilvl="6" w:tplc="04100001" w:tentative="1">
+      <w:start w:val="1"/>
+      <w:numFmt w:val="bullet"/>
+      <w:lvlText w:val=""/>
+      <w:lvlJc w:val="left"/>
+      <w:pPr>
+        <w:ind w:left="5040" w:hanging="360"/>
+      </w:pPr>
+      <w:rPr>
+        <w:rFonts w:ascii="Symbol" w:hAnsi="Symbol" w:hint="default"/>
+      </w:rPr>
+    </w:lvl>
+    <w:lvl w:ilvl="7" w:tplc="04100003" w:tentative="1">
+      <w:start w:val="1"/>
+      <w:numFmt w:val="bullet"/>
+      <w:lvlText w:val="o"/>
+      <w:lvlJc w:val="left"/>
+      <w:pPr>
+        <w:ind w:left="5760" w:hanging="360"/>
+      </w:pPr>
+      <w:rPr>
+        <w:rFonts w:ascii="Courier New" w:hAnsi="Courier New" w:cs="Courier New" w:hint="default"/>
+      </w:rPr>
+    </w:lvl>
+    <w:lvl w:ilvl="8" w:tplc="04100005" w:tentative="1">
+      <w:start w:val="1"/>
+      <w:numFmt w:val="bullet"/>
+      <w:lvlText w:val=""/>
+      <w:lvlJc w:val="left"/>
+      <w:pPr>
+        <w:ind w:left="6480" w:hanging="360"/>
+      </w:pPr>
+      <w:rPr>
+        <w:rFonts w:ascii="Wingdings" w:hAnsi="Wingdings" w:hint="default"/>
+      </w:rPr>
+    </w:lvl>
+  </w:abstractNum>
+  <w:abstractNum w:abstractNumId="13" w15:restartNumberingAfterBreak="0">
+    <w:nsid w:val="3B8E7EBE"/>
+    <w:multiLevelType w:val="hybridMultilevel"/>
+    <w:tmpl w:val="51D00DE4"/>
+    <w:lvl w:ilvl="0" w:tplc="0410000F">
+      <w:start w:val="1"/>
+      <w:numFmt w:val="decimal"/>
+      <w:lvlText w:val="%1."/>
+      <w:lvlJc w:val="left"/>
+      <w:pPr>
+        <w:ind w:left="720" w:hanging="360"/>
+      </w:pPr>
+    </w:lvl>
+    <w:lvl w:ilvl="1" w:tplc="04100019" w:tentative="1">
+      <w:start w:val="1"/>
+      <w:numFmt w:val="lowerLetter"/>
+      <w:lvlText w:val="%2."/>
+      <w:lvlJc w:val="left"/>
+      <w:pPr>
+        <w:ind w:left="1440" w:hanging="360"/>
+      </w:pPr>
+    </w:lvl>
+    <w:lvl w:ilvl="2" w:tplc="0410001B" w:tentative="1">
+      <w:start w:val="1"/>
+      <w:numFmt w:val="lowerRoman"/>
+      <w:lvlText w:val="%3."/>
+      <w:lvlJc w:val="right"/>
+      <w:pPr>
+        <w:ind w:left="2160" w:hanging="180"/>
+      </w:pPr>
+    </w:lvl>
+    <w:lvl w:ilvl="3" w:tplc="0410000F" w:tentative="1">
+      <w:start w:val="1"/>
+      <w:numFmt w:val="decimal"/>
+      <w:lvlText w:val="%4."/>
+      <w:lvlJc w:val="left"/>
+      <w:pPr>
+        <w:ind w:left="2880" w:hanging="360"/>
+      </w:pPr>
+    </w:lvl>
+    <w:lvl w:ilvl="4" w:tplc="04100019" w:tentative="1">
+      <w:start w:val="1"/>
+      <w:numFmt w:val="lowerLetter"/>
+      <w:lvlText w:val="%5."/>
+      <w:lvlJc w:val="left"/>
+      <w:pPr>
+        <w:ind w:left="3600" w:hanging="360"/>
+      </w:pPr>
+    </w:lvl>
+    <w:lvl w:ilvl="5" w:tplc="0410001B" w:tentative="1">
+      <w:start w:val="1"/>
+      <w:numFmt w:val="lowerRoman"/>
+      <w:lvlText w:val="%6."/>
+      <w:lvlJc w:val="right"/>
+      <w:pPr>
+        <w:ind w:left="4320" w:hanging="180"/>
+      </w:pPr>
+    </w:lvl>
+    <w:lvl w:ilvl="6" w:tplc="0410000F" w:tentative="1">
+      <w:start w:val="1"/>
+      <w:numFmt w:val="decimal"/>
+      <w:lvlText w:val="%7."/>
+      <w:lvlJc w:val="left"/>
+      <w:pPr>
+        <w:ind w:left="5040" w:hanging="360"/>
+      </w:pPr>
+    </w:lvl>
+    <w:lvl w:ilvl="7" w:tplc="04100019" w:tentative="1">
+      <w:start w:val="1"/>
+      <w:numFmt w:val="lowerLetter"/>
+      <w:lvlText w:val="%8."/>
+      <w:lvlJc w:val="left"/>
+      <w:pPr>
+        <w:ind w:left="5760" w:hanging="360"/>
+      </w:pPr>
+    </w:lvl>
+    <w:lvl w:ilvl="8" w:tplc="0410001B" w:tentative="1">
+      <w:start w:val="1"/>
+      <w:numFmt w:val="lowerRoman"/>
+      <w:lvlText w:val="%9."/>
+      <w:lvlJc w:val="right"/>
+      <w:pPr>
+        <w:ind w:left="6480" w:hanging="180"/>
+      </w:pPr>
+    </w:lvl>
+  </w:abstractNum>
   <w:abstractNum w:abstractNumId="14" w15:restartNumberingAfterBreak="0">
-    <w:nsid w:val="3C415C58"/>
+    <w:nsid w:val="3C2F1211"/>
     <w:multiLevelType w:val="multilevel"/>
-    <w:tmpl w:val="C7861D00"/>
+    <w:tmpl w:val="B76ADF64"/>
     <w:lvl w:ilvl="0">
       <w:start w:val="1"/>
       <w:numFmt w:val="bullet"/>
@@ -43598,9 +48362,9 @@
     </w:lvl>
   </w:abstractNum>
   <w:abstractNum w:abstractNumId="15" w15:restartNumberingAfterBreak="0">
-    <w:nsid w:val="3DFC3087"/>
+    <w:nsid w:val="3C415C58"/>
     <w:multiLevelType w:val="multilevel"/>
-    <w:tmpl w:val="E350317A"/>
+    <w:tmpl w:val="C7861D00"/>
     <w:lvl w:ilvl="0">
       <w:start w:val="1"/>
       <w:numFmt w:val="bullet"/>
@@ -43747,6 +48511,155 @@
     </w:lvl>
   </w:abstractNum>
   <w:abstractNum w:abstractNumId="16" w15:restartNumberingAfterBreak="0">
+    <w:nsid w:val="3DFC3087"/>
+    <w:multiLevelType w:val="multilevel"/>
+    <w:tmpl w:val="E350317A"/>
+    <w:lvl w:ilvl="0">
+      <w:start w:val="1"/>
+      <w:numFmt w:val="bullet"/>
+      <w:lvlText w:val=""/>
+      <w:lvlJc w:val="left"/>
+      <w:pPr>
+        <w:tabs>
+          <w:tab w:val="num" w:pos="720"/>
+        </w:tabs>
+        <w:ind w:left="720" w:hanging="360"/>
+      </w:pPr>
+      <w:rPr>
+        <w:rFonts w:ascii="Symbol" w:hAnsi="Symbol" w:hint="default"/>
+        <w:sz w:val="20"/>
+      </w:rPr>
+    </w:lvl>
+    <w:lvl w:ilvl="1" w:tentative="1">
+      <w:start w:val="1"/>
+      <w:numFmt w:val="bullet"/>
+      <w:lvlText w:val="o"/>
+      <w:lvlJc w:val="left"/>
+      <w:pPr>
+        <w:tabs>
+          <w:tab w:val="num" w:pos="1440"/>
+        </w:tabs>
+        <w:ind w:left="1440" w:hanging="360"/>
+      </w:pPr>
+      <w:rPr>
+        <w:rFonts w:ascii="Courier New" w:hAnsi="Courier New" w:hint="default"/>
+        <w:sz w:val="20"/>
+      </w:rPr>
+    </w:lvl>
+    <w:lvl w:ilvl="2" w:tentative="1">
+      <w:start w:val="1"/>
+      <w:numFmt w:val="bullet"/>
+      <w:lvlText w:val=""/>
+      <w:lvlJc w:val="left"/>
+      <w:pPr>
+        <w:tabs>
+          <w:tab w:val="num" w:pos="2160"/>
+        </w:tabs>
+        <w:ind w:left="2160" w:hanging="360"/>
+      </w:pPr>
+      <w:rPr>
+        <w:rFonts w:ascii="Wingdings" w:hAnsi="Wingdings" w:hint="default"/>
+        <w:sz w:val="20"/>
+      </w:rPr>
+    </w:lvl>
+    <w:lvl w:ilvl="3" w:tentative="1">
+      <w:start w:val="1"/>
+      <w:numFmt w:val="bullet"/>
+      <w:lvlText w:val=""/>
+      <w:lvlJc w:val="left"/>
+      <w:pPr>
+        <w:tabs>
+          <w:tab w:val="num" w:pos="2880"/>
+        </w:tabs>
+        <w:ind w:left="2880" w:hanging="360"/>
+      </w:pPr>
+      <w:rPr>
+        <w:rFonts w:ascii="Wingdings" w:hAnsi="Wingdings" w:hint="default"/>
+        <w:sz w:val="20"/>
+      </w:rPr>
+    </w:lvl>
+    <w:lvl w:ilvl="4" w:tentative="1">
+      <w:start w:val="1"/>
+      <w:numFmt w:val="bullet"/>
+      <w:lvlText w:val=""/>
+      <w:lvlJc w:val="left"/>
+      <w:pPr>
+        <w:tabs>
+          <w:tab w:val="num" w:pos="3600"/>
+        </w:tabs>
+        <w:ind w:left="3600" w:hanging="360"/>
+      </w:pPr>
+      <w:rPr>
+        <w:rFonts w:ascii="Wingdings" w:hAnsi="Wingdings" w:hint="default"/>
+        <w:sz w:val="20"/>
+      </w:rPr>
+    </w:lvl>
+    <w:lvl w:ilvl="5" w:tentative="1">
+      <w:start w:val="1"/>
+      <w:numFmt w:val="bullet"/>
+      <w:lvlText w:val=""/>
+      <w:lvlJc w:val="left"/>
+      <w:pPr>
+        <w:tabs>
+          <w:tab w:val="num" w:pos="4320"/>
+        </w:tabs>
+        <w:ind w:left="4320" w:hanging="360"/>
+      </w:pPr>
+      <w:rPr>
+        <w:rFonts w:ascii="Wingdings" w:hAnsi="Wingdings" w:hint="default"/>
+        <w:sz w:val="20"/>
+      </w:rPr>
+    </w:lvl>
+    <w:lvl w:ilvl="6" w:tentative="1">
+      <w:start w:val="1"/>
+      <w:numFmt w:val="bullet"/>
+      <w:lvlText w:val=""/>
+      <w:lvlJc w:val="left"/>
+      <w:pPr>
+        <w:tabs>
+          <w:tab w:val="num" w:pos="5040"/>
+        </w:tabs>
+        <w:ind w:left="5040" w:hanging="360"/>
+      </w:pPr>
+      <w:rPr>
+        <w:rFonts w:ascii="Wingdings" w:hAnsi="Wingdings" w:hint="default"/>
+        <w:sz w:val="20"/>
+      </w:rPr>
+    </w:lvl>
+    <w:lvl w:ilvl="7" w:tentative="1">
+      <w:start w:val="1"/>
+      <w:numFmt w:val="bullet"/>
+      <w:lvlText w:val=""/>
+      <w:lvlJc w:val="left"/>
+      <w:pPr>
+        <w:tabs>
+          <w:tab w:val="num" w:pos="5760"/>
+        </w:tabs>
+        <w:ind w:left="5760" w:hanging="360"/>
+      </w:pPr>
+      <w:rPr>
+        <w:rFonts w:ascii="Wingdings" w:hAnsi="Wingdings" w:hint="default"/>
+        <w:sz w:val="20"/>
+      </w:rPr>
+    </w:lvl>
+    <w:lvl w:ilvl="8" w:tentative="1">
+      <w:start w:val="1"/>
+      <w:numFmt w:val="bullet"/>
+      <w:lvlText w:val=""/>
+      <w:lvlJc w:val="left"/>
+      <w:pPr>
+        <w:tabs>
+          <w:tab w:val="num" w:pos="6480"/>
+        </w:tabs>
+        <w:ind w:left="6480" w:hanging="360"/>
+      </w:pPr>
+      <w:rPr>
+        <w:rFonts w:ascii="Wingdings" w:hAnsi="Wingdings" w:hint="default"/>
+        <w:sz w:val="20"/>
+      </w:rPr>
+    </w:lvl>
+  </w:abstractNum>
+  <w:abstractNum w:abstractNumId="17" w15:restartNumberingAfterBreak="0">
     <w:nsid w:val="417B55AC"/>
     <w:multiLevelType w:val="multilevel"/>
     <w:tmpl w:val="E1F06430"/>
@@ -43895,7 +48808,7 @@
       </w:rPr>
     </w:lvl>
   </w:abstractNum>
-  <w:abstractNum w:abstractNumId="17" w15:restartNumberingAfterBreak="0">
+  <w:abstractNum w:abstractNumId="18" w15:restartNumberingAfterBreak="0">
     <w:nsid w:val="45C30763"/>
     <w:multiLevelType w:val="multilevel"/>
     <w:tmpl w:val="18C49900"/>
@@ -44044,123 +48957,10 @@
       </w:rPr>
     </w:lvl>
   </w:abstractNum>
-  <w:abstractNum w:abstractNumId="18" w15:restartNumberingAfterBreak="0">
-    <w:nsid w:val="46BC6859"/>
+  <w:abstractNum w:abstractNumId="19" w15:restartNumberingAfterBreak="0">
+    <w:nsid w:val="46242377"/>
     <w:multiLevelType w:val="multilevel"/>
-    <w:tmpl w:val="ED78D188"/>
-    <w:lvl w:ilvl="0">
-      <w:start w:val="1"/>
-      <w:numFmt w:val="decimal"/>
-      <w:lvlText w:val="%1."/>
-      <w:lvlJc w:val="left"/>
-      <w:pPr>
-        <w:tabs>
-          <w:tab w:val="num" w:pos="720"/>
-        </w:tabs>
-        <w:ind w:left="720" w:hanging="360"/>
-      </w:pPr>
-    </w:lvl>
-    <w:lvl w:ilvl="1" w:tentative="1">
-      <w:start w:val="1"/>
-      <w:numFmt w:val="decimal"/>
-      <w:lvlText w:val="%2."/>
-      <w:lvlJc w:val="left"/>
-      <w:pPr>
-        <w:tabs>
-          <w:tab w:val="num" w:pos="1440"/>
-        </w:tabs>
-        <w:ind w:left="1440" w:hanging="360"/>
-      </w:pPr>
-    </w:lvl>
-    <w:lvl w:ilvl="2" w:tentative="1">
-      <w:start w:val="1"/>
-      <w:numFmt w:val="decimal"/>
-      <w:lvlText w:val="%3."/>
-      <w:lvlJc w:val="left"/>
-      <w:pPr>
-        <w:tabs>
-          <w:tab w:val="num" w:pos="2160"/>
-        </w:tabs>
-        <w:ind w:left="2160" w:hanging="360"/>
-      </w:pPr>
-    </w:lvl>
-    <w:lvl w:ilvl="3" w:tentative="1">
-      <w:start w:val="1"/>
-      <w:numFmt w:val="decimal"/>
-      <w:lvlText w:val="%4."/>
-      <w:lvlJc w:val="left"/>
-      <w:pPr>
-        <w:tabs>
-          <w:tab w:val="num" w:pos="2880"/>
-        </w:tabs>
-        <w:ind w:left="2880" w:hanging="360"/>
-      </w:pPr>
-    </w:lvl>
-    <w:lvl w:ilvl="4" w:tentative="1">
-      <w:start w:val="1"/>
-      <w:numFmt w:val="decimal"/>
-      <w:lvlText w:val="%5."/>
-      <w:lvlJc w:val="left"/>
-      <w:pPr>
-        <w:tabs>
-          <w:tab w:val="num" w:pos="3600"/>
-        </w:tabs>
-        <w:ind w:left="3600" w:hanging="360"/>
-      </w:pPr>
-    </w:lvl>
-    <w:lvl w:ilvl="5" w:tentative="1">
-      <w:start w:val="1"/>
-      <w:numFmt w:val="decimal"/>
-      <w:lvlText w:val="%6."/>
-      <w:lvlJc w:val="left"/>
-      <w:pPr>
-        <w:tabs>
-          <w:tab w:val="num" w:pos="4320"/>
-        </w:tabs>
-        <w:ind w:left="4320" w:hanging="360"/>
-      </w:pPr>
-    </w:lvl>
-    <w:lvl w:ilvl="6" w:tentative="1">
-      <w:start w:val="1"/>
-      <w:numFmt w:val="decimal"/>
-      <w:lvlText w:val="%7."/>
-      <w:lvlJc w:val="left"/>
-      <w:pPr>
-        <w:tabs>
-          <w:tab w:val="num" w:pos="5040"/>
-        </w:tabs>
-        <w:ind w:left="5040" w:hanging="360"/>
-      </w:pPr>
-    </w:lvl>
-    <w:lvl w:ilvl="7" w:tentative="1">
-      <w:start w:val="1"/>
-      <w:numFmt w:val="decimal"/>
-      <w:lvlText w:val="%8."/>
-      <w:lvlJc w:val="left"/>
-      <w:pPr>
-        <w:tabs>
-          <w:tab w:val="num" w:pos="5760"/>
-        </w:tabs>
-        <w:ind w:left="5760" w:hanging="360"/>
-      </w:pPr>
-    </w:lvl>
-    <w:lvl w:ilvl="8" w:tentative="1">
-      <w:start w:val="1"/>
-      <w:numFmt w:val="decimal"/>
-      <w:lvlText w:val="%9."/>
-      <w:lvlJc w:val="left"/>
-      <w:pPr>
-        <w:tabs>
-          <w:tab w:val="num" w:pos="6480"/>
-        </w:tabs>
-        <w:ind w:left="6480" w:hanging="360"/>
-      </w:pPr>
-    </w:lvl>
-  </w:abstractNum>
-  <w:abstractNum w:abstractNumId="19" w15:restartNumberingAfterBreak="0">
-    <w:nsid w:val="4A3504B0"/>
-    <w:multiLevelType w:val="multilevel"/>
-    <w:tmpl w:val="2CF88324"/>
+    <w:tmpl w:val="AC20B5F2"/>
     <w:lvl w:ilvl="0">
       <w:start w:val="1"/>
       <w:numFmt w:val="bullet"/>
@@ -44307,9 +49107,122 @@
     </w:lvl>
   </w:abstractNum>
   <w:abstractNum w:abstractNumId="20" w15:restartNumberingAfterBreak="0">
-    <w:nsid w:val="4B32792E"/>
+    <w:nsid w:val="46BC6859"/>
     <w:multiLevelType w:val="multilevel"/>
-    <w:tmpl w:val="73806B9E"/>
+    <w:tmpl w:val="ED78D188"/>
+    <w:lvl w:ilvl="0">
+      <w:start w:val="1"/>
+      <w:numFmt w:val="decimal"/>
+      <w:lvlText w:val="%1."/>
+      <w:lvlJc w:val="left"/>
+      <w:pPr>
+        <w:tabs>
+          <w:tab w:val="num" w:pos="720"/>
+        </w:tabs>
+        <w:ind w:left="720" w:hanging="360"/>
+      </w:pPr>
+    </w:lvl>
+    <w:lvl w:ilvl="1" w:tentative="1">
+      <w:start w:val="1"/>
+      <w:numFmt w:val="decimal"/>
+      <w:lvlText w:val="%2."/>
+      <w:lvlJc w:val="left"/>
+      <w:pPr>
+        <w:tabs>
+          <w:tab w:val="num" w:pos="1440"/>
+        </w:tabs>
+        <w:ind w:left="1440" w:hanging="360"/>
+      </w:pPr>
+    </w:lvl>
+    <w:lvl w:ilvl="2" w:tentative="1">
+      <w:start w:val="1"/>
+      <w:numFmt w:val="decimal"/>
+      <w:lvlText w:val="%3."/>
+      <w:lvlJc w:val="left"/>
+      <w:pPr>
+        <w:tabs>
+          <w:tab w:val="num" w:pos="2160"/>
+        </w:tabs>
+        <w:ind w:left="2160" w:hanging="360"/>
+      </w:pPr>
+    </w:lvl>
+    <w:lvl w:ilvl="3" w:tentative="1">
+      <w:start w:val="1"/>
+      <w:numFmt w:val="decimal"/>
+      <w:lvlText w:val="%4."/>
+      <w:lvlJc w:val="left"/>
+      <w:pPr>
+        <w:tabs>
+          <w:tab w:val="num" w:pos="2880"/>
+        </w:tabs>
+        <w:ind w:left="2880" w:hanging="360"/>
+      </w:pPr>
+    </w:lvl>
+    <w:lvl w:ilvl="4" w:tentative="1">
+      <w:start w:val="1"/>
+      <w:numFmt w:val="decimal"/>
+      <w:lvlText w:val="%5."/>
+      <w:lvlJc w:val="left"/>
+      <w:pPr>
+        <w:tabs>
+          <w:tab w:val="num" w:pos="3600"/>
+        </w:tabs>
+        <w:ind w:left="3600" w:hanging="360"/>
+      </w:pPr>
+    </w:lvl>
+    <w:lvl w:ilvl="5" w:tentative="1">
+      <w:start w:val="1"/>
+      <w:numFmt w:val="decimal"/>
+      <w:lvlText w:val="%6."/>
+      <w:lvlJc w:val="left"/>
+      <w:pPr>
+        <w:tabs>
+          <w:tab w:val="num" w:pos="4320"/>
+        </w:tabs>
+        <w:ind w:left="4320" w:hanging="360"/>
+      </w:pPr>
+    </w:lvl>
+    <w:lvl w:ilvl="6" w:tentative="1">
+      <w:start w:val="1"/>
+      <w:numFmt w:val="decimal"/>
+      <w:lvlText w:val="%7."/>
+      <w:lvlJc w:val="left"/>
+      <w:pPr>
+        <w:tabs>
+          <w:tab w:val="num" w:pos="5040"/>
+        </w:tabs>
+        <w:ind w:left="5040" w:hanging="360"/>
+      </w:pPr>
+    </w:lvl>
+    <w:lvl w:ilvl="7" w:tentative="1">
+      <w:start w:val="1"/>
+      <w:numFmt w:val="decimal"/>
+      <w:lvlText w:val="%8."/>
+      <w:lvlJc w:val="left"/>
+      <w:pPr>
+        <w:tabs>
+          <w:tab w:val="num" w:pos="5760"/>
+        </w:tabs>
+        <w:ind w:left="5760" w:hanging="360"/>
+      </w:pPr>
+    </w:lvl>
+    <w:lvl w:ilvl="8" w:tentative="1">
+      <w:start w:val="1"/>
+      <w:numFmt w:val="decimal"/>
+      <w:lvlText w:val="%9."/>
+      <w:lvlJc w:val="left"/>
+      <w:pPr>
+        <w:tabs>
+          <w:tab w:val="num" w:pos="6480"/>
+        </w:tabs>
+        <w:ind w:left="6480" w:hanging="360"/>
+      </w:pPr>
+    </w:lvl>
+  </w:abstractNum>
+  <w:abstractNum w:abstractNumId="21" w15:restartNumberingAfterBreak="0">
+    <w:nsid w:val="4A3504B0"/>
+    <w:multiLevelType w:val="multilevel"/>
+    <w:tmpl w:val="2CF88324"/>
     <w:lvl w:ilvl="0">
       <w:start w:val="1"/>
       <w:numFmt w:val="bullet"/>
@@ -44455,10 +49368,10 @@
       </w:rPr>
     </w:lvl>
   </w:abstractNum>
-  <w:abstractNum w:abstractNumId="21" w15:restartNumberingAfterBreak="0">
-    <w:nsid w:val="4BD62190"/>
+  <w:abstractNum w:abstractNumId="22" w15:restartNumberingAfterBreak="0">
+    <w:nsid w:val="4B32792E"/>
     <w:multiLevelType w:val="multilevel"/>
-    <w:tmpl w:val="AE8CB244"/>
+    <w:tmpl w:val="73806B9E"/>
     <w:lvl w:ilvl="0">
       <w:start w:val="1"/>
       <w:numFmt w:val="bullet"/>
@@ -44604,7 +49517,156 @@
       </w:rPr>
     </w:lvl>
   </w:abstractNum>
-  <w:abstractNum w:abstractNumId="22" w15:restartNumberingAfterBreak="0">
+  <w:abstractNum w:abstractNumId="23" w15:restartNumberingAfterBreak="0">
+    <w:nsid w:val="4BD62190"/>
+    <w:multiLevelType w:val="multilevel"/>
+    <w:tmpl w:val="AE8CB244"/>
+    <w:lvl w:ilvl="0">
+      <w:start w:val="1"/>
+      <w:numFmt w:val="bullet"/>
+      <w:lvlText w:val=""/>
+      <w:lvlJc w:val="left"/>
+      <w:pPr>
+        <w:tabs>
+          <w:tab w:val="num" w:pos="720"/>
+        </w:tabs>
+        <w:ind w:left="720" w:hanging="360"/>
+      </w:pPr>
+      <w:rPr>
+        <w:rFonts w:ascii="Symbol" w:hAnsi="Symbol" w:hint="default"/>
+        <w:sz w:val="20"/>
+      </w:rPr>
+    </w:lvl>
+    <w:lvl w:ilvl="1" w:tentative="1">
+      <w:start w:val="1"/>
+      <w:numFmt w:val="bullet"/>
+      <w:lvlText w:val="o"/>
+      <w:lvlJc w:val="left"/>
+      <w:pPr>
+        <w:tabs>
+          <w:tab w:val="num" w:pos="1440"/>
+        </w:tabs>
+        <w:ind w:left="1440" w:hanging="360"/>
+      </w:pPr>
+      <w:rPr>
+        <w:rFonts w:ascii="Courier New" w:hAnsi="Courier New" w:hint="default"/>
+        <w:sz w:val="20"/>
+      </w:rPr>
+    </w:lvl>
+    <w:lvl w:ilvl="2" w:tentative="1">
+      <w:start w:val="1"/>
+      <w:numFmt w:val="bullet"/>
+      <w:lvlText w:val=""/>
+      <w:lvlJc w:val="left"/>
+      <w:pPr>
+        <w:tabs>
+          <w:tab w:val="num" w:pos="2160"/>
+        </w:tabs>
+        <w:ind w:left="2160" w:hanging="360"/>
+      </w:pPr>
+      <w:rPr>
+        <w:rFonts w:ascii="Wingdings" w:hAnsi="Wingdings" w:hint="default"/>
+        <w:sz w:val="20"/>
+      </w:rPr>
+    </w:lvl>
+    <w:lvl w:ilvl="3" w:tentative="1">
+      <w:start w:val="1"/>
+      <w:numFmt w:val="bullet"/>
+      <w:lvlText w:val=""/>
+      <w:lvlJc w:val="left"/>
+      <w:pPr>
+        <w:tabs>
+          <w:tab w:val="num" w:pos="2880"/>
+        </w:tabs>
+        <w:ind w:left="2880" w:hanging="360"/>
+      </w:pPr>
+      <w:rPr>
+        <w:rFonts w:ascii="Wingdings" w:hAnsi="Wingdings" w:hint="default"/>
+        <w:sz w:val="20"/>
+      </w:rPr>
+    </w:lvl>
+    <w:lvl w:ilvl="4" w:tentative="1">
+      <w:start w:val="1"/>
+      <w:numFmt w:val="bullet"/>
+      <w:lvlText w:val=""/>
+      <w:lvlJc w:val="left"/>
+      <w:pPr>
+        <w:tabs>
+          <w:tab w:val="num" w:pos="3600"/>
+        </w:tabs>
+        <w:ind w:left="3600" w:hanging="360"/>
+      </w:pPr>
+      <w:rPr>
+        <w:rFonts w:ascii="Wingdings" w:hAnsi="Wingdings" w:hint="default"/>
+        <w:sz w:val="20"/>
+      </w:rPr>
+    </w:lvl>
+    <w:lvl w:ilvl="5" w:tentative="1">
+      <w:start w:val="1"/>
+      <w:numFmt w:val="bullet"/>
+      <w:lvlText w:val=""/>
+      <w:lvlJc w:val="left"/>
+      <w:pPr>
+        <w:tabs>
+          <w:tab w:val="num" w:pos="4320"/>
+        </w:tabs>
+        <w:ind w:left="4320" w:hanging="360"/>
+      </w:pPr>
+      <w:rPr>
+        <w:rFonts w:ascii="Wingdings" w:hAnsi="Wingdings" w:hint="default"/>
+        <w:sz w:val="20"/>
+      </w:rPr>
+    </w:lvl>
+    <w:lvl w:ilvl="6" w:tentative="1">
+      <w:start w:val="1"/>
+      <w:numFmt w:val="bullet"/>
+      <w:lvlText w:val=""/>
+      <w:lvlJc w:val="left"/>
+      <w:pPr>
+        <w:tabs>
+          <w:tab w:val="num" w:pos="5040"/>
+        </w:tabs>
+        <w:ind w:left="5040" w:hanging="360"/>
+      </w:pPr>
+      <w:rPr>
+        <w:rFonts w:ascii="Wingdings" w:hAnsi="Wingdings" w:hint="default"/>
+        <w:sz w:val="20"/>
+      </w:rPr>
+    </w:lvl>
+    <w:lvl w:ilvl="7" w:tentative="1">
+      <w:start w:val="1"/>
+      <w:numFmt w:val="bullet"/>
+      <w:lvlText w:val=""/>
+      <w:lvlJc w:val="left"/>
+      <w:pPr>
+        <w:tabs>
+          <w:tab w:val="num" w:pos="5760"/>
+        </w:tabs>
+        <w:ind w:left="5760" w:hanging="360"/>
+      </w:pPr>
+      <w:rPr>
+        <w:rFonts w:ascii="Wingdings" w:hAnsi="Wingdings" w:hint="default"/>
+        <w:sz w:val="20"/>
+      </w:rPr>
+    </w:lvl>
+    <w:lvl w:ilvl="8" w:tentative="1">
+      <w:start w:val="1"/>
+      <w:numFmt w:val="bullet"/>
+      <w:lvlText w:val=""/>
+      <w:lvlJc w:val="left"/>
+      <w:pPr>
+        <w:tabs>
+          <w:tab w:val="num" w:pos="6480"/>
+        </w:tabs>
+        <w:ind w:left="6480" w:hanging="360"/>
+      </w:pPr>
+      <w:rPr>
+        <w:rFonts w:ascii="Wingdings" w:hAnsi="Wingdings" w:hint="default"/>
+        <w:sz w:val="20"/>
+      </w:rPr>
+    </w:lvl>
+  </w:abstractNum>
+  <w:abstractNum w:abstractNumId="24" w15:restartNumberingAfterBreak="0">
     <w:nsid w:val="4DD10A91"/>
     <w:multiLevelType w:val="hybridMultilevel"/>
     <w:tmpl w:val="C78A87F8"/>
@@ -44693,7 +49755,7 @@
       </w:pPr>
     </w:lvl>
   </w:abstractNum>
-  <w:abstractNum w:abstractNumId="23" w15:restartNumberingAfterBreak="0">
+  <w:abstractNum w:abstractNumId="25" w15:restartNumberingAfterBreak="0">
     <w:nsid w:val="4E5C5620"/>
     <w:multiLevelType w:val="multilevel"/>
     <w:tmpl w:val="8F2E61E6"/>
@@ -44806,7 +49868,7 @@
       </w:pPr>
     </w:lvl>
   </w:abstractNum>
-  <w:abstractNum w:abstractNumId="24" w15:restartNumberingAfterBreak="0">
+  <w:abstractNum w:abstractNumId="26" w15:restartNumberingAfterBreak="0">
     <w:nsid w:val="4EC34F2B"/>
     <w:multiLevelType w:val="hybridMultilevel"/>
     <w:tmpl w:val="E488F03E"/>
@@ -44892,7 +49954,7 @@
       </w:pPr>
     </w:lvl>
   </w:abstractNum>
-  <w:abstractNum w:abstractNumId="25" w15:restartNumberingAfterBreak="0">
+  <w:abstractNum w:abstractNumId="27" w15:restartNumberingAfterBreak="0">
     <w:nsid w:val="53C91062"/>
     <w:multiLevelType w:val="hybridMultilevel"/>
     <w:tmpl w:val="71566C64"/>
@@ -45005,7 +50067,7 @@
       </w:rPr>
     </w:lvl>
   </w:abstractNum>
-  <w:abstractNum w:abstractNumId="26" w15:restartNumberingAfterBreak="0">
+  <w:abstractNum w:abstractNumId="28" w15:restartNumberingAfterBreak="0">
     <w:nsid w:val="56331BD1"/>
     <w:multiLevelType w:val="multilevel"/>
     <w:tmpl w:val="9252C0BC"/>
@@ -45154,7 +50216,7 @@
       </w:rPr>
     </w:lvl>
   </w:abstractNum>
-  <w:abstractNum w:abstractNumId="27" w15:restartNumberingAfterBreak="0">
+  <w:abstractNum w:abstractNumId="29" w15:restartNumberingAfterBreak="0">
     <w:nsid w:val="57F47378"/>
     <w:multiLevelType w:val="multilevel"/>
     <w:tmpl w:val="06BCD9C2"/>
@@ -45303,7 +50365,7 @@
       </w:rPr>
     </w:lvl>
   </w:abstractNum>
-  <w:abstractNum w:abstractNumId="28" w15:restartNumberingAfterBreak="0">
+  <w:abstractNum w:abstractNumId="30" w15:restartNumberingAfterBreak="0">
     <w:nsid w:val="58A90CCB"/>
     <w:multiLevelType w:val="hybridMultilevel"/>
     <w:tmpl w:val="EFAC181A"/>
@@ -45389,7 +50451,7 @@
       </w:pPr>
     </w:lvl>
   </w:abstractNum>
-  <w:abstractNum w:abstractNumId="29" w15:restartNumberingAfterBreak="0">
+  <w:abstractNum w:abstractNumId="31" w15:restartNumberingAfterBreak="0">
     <w:nsid w:val="5AEB21EE"/>
     <w:multiLevelType w:val="multilevel"/>
     <w:tmpl w:val="B70A95EC"/>
@@ -45506,7 +50568,7 @@
       </w:pPr>
     </w:lvl>
   </w:abstractNum>
-  <w:abstractNum w:abstractNumId="30" w15:restartNumberingAfterBreak="0">
+  <w:abstractNum w:abstractNumId="32" w15:restartNumberingAfterBreak="0">
     <w:nsid w:val="5D666D9C"/>
     <w:multiLevelType w:val="hybridMultilevel"/>
     <w:tmpl w:val="09067CD0"/>
@@ -45619,7 +50681,7 @@
       </w:rPr>
     </w:lvl>
   </w:abstractNum>
-  <w:abstractNum w:abstractNumId="31" w15:restartNumberingAfterBreak="0">
+  <w:abstractNum w:abstractNumId="33" w15:restartNumberingAfterBreak="0">
     <w:nsid w:val="5E577858"/>
     <w:multiLevelType w:val="multilevel"/>
     <w:tmpl w:val="2A04248C"/>
@@ -45768,7 +50830,7 @@
       </w:rPr>
     </w:lvl>
   </w:abstractNum>
-  <w:abstractNum w:abstractNumId="32" w15:restartNumberingAfterBreak="0">
+  <w:abstractNum w:abstractNumId="34" w15:restartNumberingAfterBreak="0">
     <w:nsid w:val="5F923405"/>
     <w:multiLevelType w:val="multilevel"/>
     <w:tmpl w:val="E22C5A88"/>
@@ -45917,7 +50979,7 @@
       </w:rPr>
     </w:lvl>
   </w:abstractNum>
-  <w:abstractNum w:abstractNumId="33" w15:restartNumberingAfterBreak="0">
+  <w:abstractNum w:abstractNumId="35" w15:restartNumberingAfterBreak="0">
     <w:nsid w:val="601974D5"/>
     <w:multiLevelType w:val="hybridMultilevel"/>
     <w:tmpl w:val="166EE5A4"/>
@@ -46006,7 +51068,7 @@
       </w:pPr>
     </w:lvl>
   </w:abstractNum>
-  <w:abstractNum w:abstractNumId="34" w15:restartNumberingAfterBreak="0">
+  <w:abstractNum w:abstractNumId="36" w15:restartNumberingAfterBreak="0">
     <w:nsid w:val="609E5269"/>
     <w:multiLevelType w:val="multilevel"/>
     <w:tmpl w:val="7AF21E66"/>
@@ -46155,10 +51217,10 @@
       </w:rPr>
     </w:lvl>
   </w:abstractNum>
-  <w:abstractNum w:abstractNumId="35" w15:restartNumberingAfterBreak="0">
-    <w:nsid w:val="69FD6CD2"/>
+  <w:abstractNum w:abstractNumId="37" w15:restartNumberingAfterBreak="0">
+    <w:nsid w:val="60B84FBE"/>
     <w:multiLevelType w:val="multilevel"/>
-    <w:tmpl w:val="0A000346"/>
+    <w:tmpl w:val="CDCC93E8"/>
     <w:lvl w:ilvl="0">
       <w:start w:val="1"/>
       <w:numFmt w:val="bullet"/>
@@ -46304,10 +51366,10 @@
       </w:rPr>
     </w:lvl>
   </w:abstractNum>
-  <w:abstractNum w:abstractNumId="36" w15:restartNumberingAfterBreak="0">
-    <w:nsid w:val="74FF2ED4"/>
+  <w:abstractNum w:abstractNumId="38" w15:restartNumberingAfterBreak="0">
+    <w:nsid w:val="69FD6CD2"/>
     <w:multiLevelType w:val="multilevel"/>
-    <w:tmpl w:val="7DA46FA6"/>
+    <w:tmpl w:val="0A000346"/>
     <w:lvl w:ilvl="0">
       <w:start w:val="1"/>
       <w:numFmt w:val="bullet"/>
@@ -46453,10 +51515,10 @@
       </w:rPr>
     </w:lvl>
   </w:abstractNum>
-  <w:abstractNum w:abstractNumId="37" w15:restartNumberingAfterBreak="0">
-    <w:nsid w:val="76491929"/>
+  <w:abstractNum w:abstractNumId="39" w15:restartNumberingAfterBreak="0">
+    <w:nsid w:val="743A22CC"/>
     <w:multiLevelType w:val="multilevel"/>
-    <w:tmpl w:val="D576AC26"/>
+    <w:tmpl w:val="6F069D58"/>
     <w:lvl w:ilvl="0">
       <w:start w:val="1"/>
       <w:numFmt w:val="bullet"/>
@@ -46602,99 +51664,10 @@
       </w:rPr>
     </w:lvl>
   </w:abstractNum>
-  <w:abstractNum w:abstractNumId="38" w15:restartNumberingAfterBreak="0">
-    <w:nsid w:val="776653DE"/>
-    <w:multiLevelType w:val="hybridMultilevel"/>
-    <w:tmpl w:val="7158AA5C"/>
-    <w:lvl w:ilvl="0" w:tplc="E256B3A4">
-      <w:start w:val="1"/>
-      <w:numFmt w:val="decimal"/>
-      <w:lvlText w:val="[%1.]"/>
-      <w:lvlJc w:val="left"/>
-      <w:pPr>
-        <w:ind w:left="720" w:hanging="360"/>
-      </w:pPr>
-      <w:rPr>
-        <w:rFonts w:hint="default"/>
-      </w:rPr>
-    </w:lvl>
-    <w:lvl w:ilvl="1" w:tplc="04100019" w:tentative="1">
-      <w:start w:val="1"/>
-      <w:numFmt w:val="lowerLetter"/>
-      <w:lvlText w:val="%2."/>
-      <w:lvlJc w:val="left"/>
-      <w:pPr>
-        <w:ind w:left="1440" w:hanging="360"/>
-      </w:pPr>
-    </w:lvl>
-    <w:lvl w:ilvl="2" w:tplc="0410001B" w:tentative="1">
-      <w:start w:val="1"/>
-      <w:numFmt w:val="lowerRoman"/>
-      <w:lvlText w:val="%3."/>
-      <w:lvlJc w:val="right"/>
-      <w:pPr>
-        <w:ind w:left="2160" w:hanging="180"/>
-      </w:pPr>
-    </w:lvl>
-    <w:lvl w:ilvl="3" w:tplc="0410000F" w:tentative="1">
-      <w:start w:val="1"/>
-      <w:numFmt w:val="decimal"/>
-      <w:lvlText w:val="%4."/>
-      <w:lvlJc w:val="left"/>
-      <w:pPr>
-        <w:ind w:left="2880" w:hanging="360"/>
-      </w:pPr>
-    </w:lvl>
-    <w:lvl w:ilvl="4" w:tplc="04100019" w:tentative="1">
-      <w:start w:val="1"/>
-      <w:numFmt w:val="lowerLetter"/>
-      <w:lvlText w:val="%5."/>
-      <w:lvlJc w:val="left"/>
-      <w:pPr>
-        <w:ind w:left="3600" w:hanging="360"/>
-      </w:pPr>
-    </w:lvl>
-    <w:lvl w:ilvl="5" w:tplc="0410001B" w:tentative="1">
-      <w:start w:val="1"/>
-      <w:numFmt w:val="lowerRoman"/>
-      <w:lvlText w:val="%6."/>
-      <w:lvlJc w:val="right"/>
-      <w:pPr>
-        <w:ind w:left="4320" w:hanging="180"/>
-      </w:pPr>
-    </w:lvl>
-    <w:lvl w:ilvl="6" w:tplc="0410000F" w:tentative="1">
-      <w:start w:val="1"/>
-      <w:numFmt w:val="decimal"/>
-      <w:lvlText w:val="%7."/>
-      <w:lvlJc w:val="left"/>
-      <w:pPr>
-        <w:ind w:left="5040" w:hanging="360"/>
-      </w:pPr>
-    </w:lvl>
-    <w:lvl w:ilvl="7" w:tplc="04100019" w:tentative="1">
-      <w:start w:val="1"/>
-      <w:numFmt w:val="lowerLetter"/>
-      <w:lvlText w:val="%8."/>
-      <w:lvlJc w:val="left"/>
-      <w:pPr>
-        <w:ind w:left="5760" w:hanging="360"/>
-      </w:pPr>
-    </w:lvl>
-    <w:lvl w:ilvl="8" w:tplc="0410001B" w:tentative="1">
-      <w:start w:val="1"/>
-      <w:numFmt w:val="lowerRoman"/>
-      <w:lvlText w:val="%9."/>
-      <w:lvlJc w:val="right"/>
-      <w:pPr>
-        <w:ind w:left="6480" w:hanging="180"/>
-      </w:pPr>
-    </w:lvl>
-  </w:abstractNum>
-  <w:abstractNum w:abstractNumId="39" w15:restartNumberingAfterBreak="0">
-    <w:nsid w:val="79DE1DA6"/>
+  <w:abstractNum w:abstractNumId="40" w15:restartNumberingAfterBreak="0">
+    <w:nsid w:val="74FF2ED4"/>
     <w:multiLevelType w:val="multilevel"/>
-    <w:tmpl w:val="652A7154"/>
+    <w:tmpl w:val="7DA46FA6"/>
     <w:lvl w:ilvl="0">
       <w:start w:val="1"/>
       <w:numFmt w:val="bullet"/>
@@ -46840,96 +51813,10 @@
       </w:rPr>
     </w:lvl>
   </w:abstractNum>
-  <w:abstractNum w:abstractNumId="40" w15:restartNumberingAfterBreak="0">
-    <w:nsid w:val="7A764BBD"/>
-    <w:multiLevelType w:val="hybridMultilevel"/>
-    <w:tmpl w:val="E488F03E"/>
-    <w:lvl w:ilvl="0" w:tplc="FFFFFFFF">
-      <w:start w:val="1"/>
-      <w:numFmt w:val="decimal"/>
-      <w:lvlText w:val="%1."/>
-      <w:lvlJc w:val="left"/>
-      <w:pPr>
-        <w:ind w:left="720" w:hanging="360"/>
-      </w:pPr>
-    </w:lvl>
-    <w:lvl w:ilvl="1" w:tplc="FFFFFFFF" w:tentative="1">
-      <w:start w:val="1"/>
-      <w:numFmt w:val="lowerLetter"/>
-      <w:lvlText w:val="%2."/>
-      <w:lvlJc w:val="left"/>
-      <w:pPr>
-        <w:ind w:left="1440" w:hanging="360"/>
-      </w:pPr>
-    </w:lvl>
-    <w:lvl w:ilvl="2" w:tplc="FFFFFFFF" w:tentative="1">
-      <w:start w:val="1"/>
-      <w:numFmt w:val="lowerRoman"/>
-      <w:lvlText w:val="%3."/>
-      <w:lvlJc w:val="right"/>
-      <w:pPr>
-        <w:ind w:left="2160" w:hanging="180"/>
-      </w:pPr>
-    </w:lvl>
-    <w:lvl w:ilvl="3" w:tplc="FFFFFFFF" w:tentative="1">
-      <w:start w:val="1"/>
-      <w:numFmt w:val="decimal"/>
-      <w:lvlText w:val="%4."/>
-      <w:lvlJc w:val="left"/>
-      <w:pPr>
-        <w:ind w:left="2880" w:hanging="360"/>
-      </w:pPr>
-    </w:lvl>
-    <w:lvl w:ilvl="4" w:tplc="FFFFFFFF" w:tentative="1">
-      <w:start w:val="1"/>
-      <w:numFmt w:val="lowerLetter"/>
-      <w:lvlText w:val="%5."/>
-      <w:lvlJc w:val="left"/>
-      <w:pPr>
-        <w:ind w:left="3600" w:hanging="360"/>
-      </w:pPr>
-    </w:lvl>
-    <w:lvl w:ilvl="5" w:tplc="FFFFFFFF" w:tentative="1">
-      <w:start w:val="1"/>
-      <w:numFmt w:val="lowerRoman"/>
-      <w:lvlText w:val="%6."/>
-      <w:lvlJc w:val="right"/>
-      <w:pPr>
-        <w:ind w:left="4320" w:hanging="180"/>
-      </w:pPr>
-    </w:lvl>
-    <w:lvl w:ilvl="6" w:tplc="FFFFFFFF" w:tentative="1">
-      <w:start w:val="1"/>
-      <w:numFmt w:val="decimal"/>
-      <w:lvlText w:val="%7."/>
-      <w:lvlJc w:val="left"/>
-      <w:pPr>
-        <w:ind w:left="5040" w:hanging="360"/>
-      </w:pPr>
-    </w:lvl>
-    <w:lvl w:ilvl="7" w:tplc="FFFFFFFF" w:tentative="1">
-      <w:start w:val="1"/>
-      <w:numFmt w:val="lowerLetter"/>
-      <w:lvlText w:val="%8."/>
-      <w:lvlJc w:val="left"/>
-      <w:pPr>
-        <w:ind w:left="5760" w:hanging="360"/>
-      </w:pPr>
-    </w:lvl>
-    <w:lvl w:ilvl="8" w:tplc="FFFFFFFF" w:tentative="1">
-      <w:start w:val="1"/>
-      <w:numFmt w:val="lowerRoman"/>
-      <w:lvlText w:val="%9."/>
-      <w:lvlJc w:val="right"/>
-      <w:pPr>
-        <w:ind w:left="6480" w:hanging="180"/>
-      </w:pPr>
-    </w:lvl>
-  </w:abstractNum>
   <w:abstractNum w:abstractNumId="41" w15:restartNumberingAfterBreak="0">
-    <w:nsid w:val="7EBA6C5C"/>
+    <w:nsid w:val="76491929"/>
     <w:multiLevelType w:val="multilevel"/>
-    <w:tmpl w:val="BB46F08C"/>
+    <w:tmpl w:val="D576AC26"/>
     <w:lvl w:ilvl="0">
       <w:start w:val="1"/>
       <w:numFmt w:val="bullet"/>
@@ -47076,6 +51963,479 @@
     </w:lvl>
   </w:abstractNum>
   <w:abstractNum w:abstractNumId="42" w15:restartNumberingAfterBreak="0">
+    <w:nsid w:val="776653DE"/>
+    <w:multiLevelType w:val="hybridMultilevel"/>
+    <w:tmpl w:val="7158AA5C"/>
+    <w:lvl w:ilvl="0" w:tplc="E256B3A4">
+      <w:start w:val="1"/>
+      <w:numFmt w:val="decimal"/>
+      <w:lvlText w:val="[%1.]"/>
+      <w:lvlJc w:val="left"/>
+      <w:pPr>
+        <w:ind w:left="720" w:hanging="360"/>
+      </w:pPr>
+      <w:rPr>
+        <w:rFonts w:hint="default"/>
+      </w:rPr>
+    </w:lvl>
+    <w:lvl w:ilvl="1" w:tplc="04100019" w:tentative="1">
+      <w:start w:val="1"/>
+      <w:numFmt w:val="lowerLetter"/>
+      <w:lvlText w:val="%2."/>
+      <w:lvlJc w:val="left"/>
+      <w:pPr>
+        <w:ind w:left="1440" w:hanging="360"/>
+      </w:pPr>
+    </w:lvl>
+    <w:lvl w:ilvl="2" w:tplc="0410001B" w:tentative="1">
+      <w:start w:val="1"/>
+      <w:numFmt w:val="lowerRoman"/>
+      <w:lvlText w:val="%3."/>
+      <w:lvlJc w:val="right"/>
+      <w:pPr>
+        <w:ind w:left="2160" w:hanging="180"/>
+      </w:pPr>
+    </w:lvl>
+    <w:lvl w:ilvl="3" w:tplc="0410000F" w:tentative="1">
+      <w:start w:val="1"/>
+      <w:numFmt w:val="decimal"/>
+      <w:lvlText w:val="%4."/>
+      <w:lvlJc w:val="left"/>
+      <w:pPr>
+        <w:ind w:left="2880" w:hanging="360"/>
+      </w:pPr>
+    </w:lvl>
+    <w:lvl w:ilvl="4" w:tplc="04100019" w:tentative="1">
+      <w:start w:val="1"/>
+      <w:numFmt w:val="lowerLetter"/>
+      <w:lvlText w:val="%5."/>
+      <w:lvlJc w:val="left"/>
+      <w:pPr>
+        <w:ind w:left="3600" w:hanging="360"/>
+      </w:pPr>
+    </w:lvl>
+    <w:lvl w:ilvl="5" w:tplc="0410001B" w:tentative="1">
+      <w:start w:val="1"/>
+      <w:numFmt w:val="lowerRoman"/>
+      <w:lvlText w:val="%6."/>
+      <w:lvlJc w:val="right"/>
+      <w:pPr>
+        <w:ind w:left="4320" w:hanging="180"/>
+      </w:pPr>
+    </w:lvl>
+    <w:lvl w:ilvl="6" w:tplc="0410000F" w:tentative="1">
+      <w:start w:val="1"/>
+      <w:numFmt w:val="decimal"/>
+      <w:lvlText w:val="%7."/>
+      <w:lvlJc w:val="left"/>
+      <w:pPr>
+        <w:ind w:left="5040" w:hanging="360"/>
+      </w:pPr>
+    </w:lvl>
+    <w:lvl w:ilvl="7" w:tplc="04100019" w:tentative="1">
+      <w:start w:val="1"/>
+      <w:numFmt w:val="lowerLetter"/>
+      <w:lvlText w:val="%8."/>
+      <w:lvlJc w:val="left"/>
+      <w:pPr>
+        <w:ind w:left="5760" w:hanging="360"/>
+      </w:pPr>
+    </w:lvl>
+    <w:lvl w:ilvl="8" w:tplc="0410001B" w:tentative="1">
+      <w:start w:val="1"/>
+      <w:numFmt w:val="lowerRoman"/>
+      <w:lvlText w:val="%9."/>
+      <w:lvlJc w:val="right"/>
+      <w:pPr>
+        <w:ind w:left="6480" w:hanging="180"/>
+      </w:pPr>
+    </w:lvl>
+  </w:abstractNum>
+  <w:abstractNum w:abstractNumId="43" w15:restartNumberingAfterBreak="0">
+    <w:nsid w:val="79DE1DA6"/>
+    <w:multiLevelType w:val="multilevel"/>
+    <w:tmpl w:val="652A7154"/>
+    <w:lvl w:ilvl="0">
+      <w:start w:val="1"/>
+      <w:numFmt w:val="bullet"/>
+      <w:lvlText w:val=""/>
+      <w:lvlJc w:val="left"/>
+      <w:pPr>
+        <w:tabs>
+          <w:tab w:val="num" w:pos="720"/>
+        </w:tabs>
+        <w:ind w:left="720" w:hanging="360"/>
+      </w:pPr>
+      <w:rPr>
+        <w:rFonts w:ascii="Symbol" w:hAnsi="Symbol" w:hint="default"/>
+        <w:sz w:val="20"/>
+      </w:rPr>
+    </w:lvl>
+    <w:lvl w:ilvl="1" w:tentative="1">
+      <w:start w:val="1"/>
+      <w:numFmt w:val="bullet"/>
+      <w:lvlText w:val="o"/>
+      <w:lvlJc w:val="left"/>
+      <w:pPr>
+        <w:tabs>
+          <w:tab w:val="num" w:pos="1440"/>
+        </w:tabs>
+        <w:ind w:left="1440" w:hanging="360"/>
+      </w:pPr>
+      <w:rPr>
+        <w:rFonts w:ascii="Courier New" w:hAnsi="Courier New" w:hint="default"/>
+        <w:sz w:val="20"/>
+      </w:rPr>
+    </w:lvl>
+    <w:lvl w:ilvl="2" w:tentative="1">
+      <w:start w:val="1"/>
+      <w:numFmt w:val="bullet"/>
+      <w:lvlText w:val=""/>
+      <w:lvlJc w:val="left"/>
+      <w:pPr>
+        <w:tabs>
+          <w:tab w:val="num" w:pos="2160"/>
+        </w:tabs>
+        <w:ind w:left="2160" w:hanging="360"/>
+      </w:pPr>
+      <w:rPr>
+        <w:rFonts w:ascii="Wingdings" w:hAnsi="Wingdings" w:hint="default"/>
+        <w:sz w:val="20"/>
+      </w:rPr>
+    </w:lvl>
+    <w:lvl w:ilvl="3" w:tentative="1">
+      <w:start w:val="1"/>
+      <w:numFmt w:val="bullet"/>
+      <w:lvlText w:val=""/>
+      <w:lvlJc w:val="left"/>
+      <w:pPr>
+        <w:tabs>
+          <w:tab w:val="num" w:pos="2880"/>
+        </w:tabs>
+        <w:ind w:left="2880" w:hanging="360"/>
+      </w:pPr>
+      <w:rPr>
+        <w:rFonts w:ascii="Wingdings" w:hAnsi="Wingdings" w:hint="default"/>
+        <w:sz w:val="20"/>
+      </w:rPr>
+    </w:lvl>
+    <w:lvl w:ilvl="4" w:tentative="1">
+      <w:start w:val="1"/>
+      <w:numFmt w:val="bullet"/>
+      <w:lvlText w:val=""/>
+      <w:lvlJc w:val="left"/>
+      <w:pPr>
+        <w:tabs>
+          <w:tab w:val="num" w:pos="3600"/>
+        </w:tabs>
+        <w:ind w:left="3600" w:hanging="360"/>
+      </w:pPr>
+      <w:rPr>
+        <w:rFonts w:ascii="Wingdings" w:hAnsi="Wingdings" w:hint="default"/>
+        <w:sz w:val="20"/>
+      </w:rPr>
+    </w:lvl>
+    <w:lvl w:ilvl="5" w:tentative="1">
+      <w:start w:val="1"/>
+      <w:numFmt w:val="bullet"/>
+      <w:lvlText w:val=""/>
+      <w:lvlJc w:val="left"/>
+      <w:pPr>
+        <w:tabs>
+          <w:tab w:val="num" w:pos="4320"/>
+        </w:tabs>
+        <w:ind w:left="4320" w:hanging="360"/>
+      </w:pPr>
+      <w:rPr>
+        <w:rFonts w:ascii="Wingdings" w:hAnsi="Wingdings" w:hint="default"/>
+        <w:sz w:val="20"/>
+      </w:rPr>
+    </w:lvl>
+    <w:lvl w:ilvl="6" w:tentative="1">
+      <w:start w:val="1"/>
+      <w:numFmt w:val="bullet"/>
+      <w:lvlText w:val=""/>
+      <w:lvlJc w:val="left"/>
+      <w:pPr>
+        <w:tabs>
+          <w:tab w:val="num" w:pos="5040"/>
+        </w:tabs>
+        <w:ind w:left="5040" w:hanging="360"/>
+      </w:pPr>
+      <w:rPr>
+        <w:rFonts w:ascii="Wingdings" w:hAnsi="Wingdings" w:hint="default"/>
+        <w:sz w:val="20"/>
+      </w:rPr>
+    </w:lvl>
+    <w:lvl w:ilvl="7" w:tentative="1">
+      <w:start w:val="1"/>
+      <w:numFmt w:val="bullet"/>
+      <w:lvlText w:val=""/>
+      <w:lvlJc w:val="left"/>
+      <w:pPr>
+        <w:tabs>
+          <w:tab w:val="num" w:pos="5760"/>
+        </w:tabs>
+        <w:ind w:left="5760" w:hanging="360"/>
+      </w:pPr>
+      <w:rPr>
+        <w:rFonts w:ascii="Wingdings" w:hAnsi="Wingdings" w:hint="default"/>
+        <w:sz w:val="20"/>
+      </w:rPr>
+    </w:lvl>
+    <w:lvl w:ilvl="8" w:tentative="1">
+      <w:start w:val="1"/>
+      <w:numFmt w:val="bullet"/>
+      <w:lvlText w:val=""/>
+      <w:lvlJc w:val="left"/>
+      <w:pPr>
+        <w:tabs>
+          <w:tab w:val="num" w:pos="6480"/>
+        </w:tabs>
+        <w:ind w:left="6480" w:hanging="360"/>
+      </w:pPr>
+      <w:rPr>
+        <w:rFonts w:ascii="Wingdings" w:hAnsi="Wingdings" w:hint="default"/>
+        <w:sz w:val="20"/>
+      </w:rPr>
+    </w:lvl>
+  </w:abstractNum>
+  <w:abstractNum w:abstractNumId="44" w15:restartNumberingAfterBreak="0">
+    <w:nsid w:val="7A764BBD"/>
+    <w:multiLevelType w:val="hybridMultilevel"/>
+    <w:tmpl w:val="E488F03E"/>
+    <w:lvl w:ilvl="0" w:tplc="FFFFFFFF">
+      <w:start w:val="1"/>
+      <w:numFmt w:val="decimal"/>
+      <w:lvlText w:val="%1."/>
+      <w:lvlJc w:val="left"/>
+      <w:pPr>
+        <w:ind w:left="720" w:hanging="360"/>
+      </w:pPr>
+    </w:lvl>
+    <w:lvl w:ilvl="1" w:tplc="FFFFFFFF" w:tentative="1">
+      <w:start w:val="1"/>
+      <w:numFmt w:val="lowerLetter"/>
+      <w:lvlText w:val="%2."/>
+      <w:lvlJc w:val="left"/>
+      <w:pPr>
+        <w:ind w:left="1440" w:hanging="360"/>
+      </w:pPr>
+    </w:lvl>
+    <w:lvl w:ilvl="2" w:tplc="FFFFFFFF" w:tentative="1">
+      <w:start w:val="1"/>
+      <w:numFmt w:val="lowerRoman"/>
+      <w:lvlText w:val="%3."/>
+      <w:lvlJc w:val="right"/>
+      <w:pPr>
+        <w:ind w:left="2160" w:hanging="180"/>
+      </w:pPr>
+    </w:lvl>
+    <w:lvl w:ilvl="3" w:tplc="FFFFFFFF" w:tentative="1">
+      <w:start w:val="1"/>
+      <w:numFmt w:val="decimal"/>
+      <w:lvlText w:val="%4."/>
+      <w:lvlJc w:val="left"/>
+      <w:pPr>
+        <w:ind w:left="2880" w:hanging="360"/>
+      </w:pPr>
+    </w:lvl>
+    <w:lvl w:ilvl="4" w:tplc="FFFFFFFF" w:tentative="1">
+      <w:start w:val="1"/>
+      <w:numFmt w:val="lowerLetter"/>
+      <w:lvlText w:val="%5."/>
+      <w:lvlJc w:val="left"/>
+      <w:pPr>
+        <w:ind w:left="3600" w:hanging="360"/>
+      </w:pPr>
+    </w:lvl>
+    <w:lvl w:ilvl="5" w:tplc="FFFFFFFF" w:tentative="1">
+      <w:start w:val="1"/>
+      <w:numFmt w:val="lowerRoman"/>
+      <w:lvlText w:val="%6."/>
+      <w:lvlJc w:val="right"/>
+      <w:pPr>
+        <w:ind w:left="4320" w:hanging="180"/>
+      </w:pPr>
+    </w:lvl>
+    <w:lvl w:ilvl="6" w:tplc="FFFFFFFF" w:tentative="1">
+      <w:start w:val="1"/>
+      <w:numFmt w:val="decimal"/>
+      <w:lvlText w:val="%7."/>
+      <w:lvlJc w:val="left"/>
+      <w:pPr>
+        <w:ind w:left="5040" w:hanging="360"/>
+      </w:pPr>
+    </w:lvl>
+    <w:lvl w:ilvl="7" w:tplc="FFFFFFFF" w:tentative="1">
+      <w:start w:val="1"/>
+      <w:numFmt w:val="lowerLetter"/>
+      <w:lvlText w:val="%8."/>
+      <w:lvlJc w:val="left"/>
+      <w:pPr>
+        <w:ind w:left="5760" w:hanging="360"/>
+      </w:pPr>
+    </w:lvl>
+    <w:lvl w:ilvl="8" w:tplc="FFFFFFFF" w:tentative="1">
+      <w:start w:val="1"/>
+      <w:numFmt w:val="lowerRoman"/>
+      <w:lvlText w:val="%9."/>
+      <w:lvlJc w:val="right"/>
+      <w:pPr>
+        <w:ind w:left="6480" w:hanging="180"/>
+      </w:pPr>
+    </w:lvl>
+  </w:abstractNum>
+  <w:abstractNum w:abstractNumId="45" w15:restartNumberingAfterBreak="0">
+    <w:nsid w:val="7EBA6C5C"/>
+    <w:multiLevelType w:val="multilevel"/>
+    <w:tmpl w:val="BB46F08C"/>
+    <w:lvl w:ilvl="0">
+      <w:start w:val="1"/>
+      <w:numFmt w:val="bullet"/>
+      <w:lvlText w:val=""/>
+      <w:lvlJc w:val="left"/>
+      <w:pPr>
+        <w:tabs>
+          <w:tab w:val="num" w:pos="720"/>
+        </w:tabs>
+        <w:ind w:left="720" w:hanging="360"/>
+      </w:pPr>
+      <w:rPr>
+        <w:rFonts w:ascii="Symbol" w:hAnsi="Symbol" w:hint="default"/>
+        <w:sz w:val="20"/>
+      </w:rPr>
+    </w:lvl>
+    <w:lvl w:ilvl="1" w:tentative="1">
+      <w:start w:val="1"/>
+      <w:numFmt w:val="bullet"/>
+      <w:lvlText w:val="o"/>
+      <w:lvlJc w:val="left"/>
+      <w:pPr>
+        <w:tabs>
+          <w:tab w:val="num" w:pos="1440"/>
+        </w:tabs>
+        <w:ind w:left="1440" w:hanging="360"/>
+      </w:pPr>
+      <w:rPr>
+        <w:rFonts w:ascii="Courier New" w:hAnsi="Courier New" w:hint="default"/>
+        <w:sz w:val="20"/>
+      </w:rPr>
+    </w:lvl>
+    <w:lvl w:ilvl="2" w:tentative="1">
+      <w:start w:val="1"/>
+      <w:numFmt w:val="bullet"/>
+      <w:lvlText w:val=""/>
+      <w:lvlJc w:val="left"/>
+      <w:pPr>
+        <w:tabs>
+          <w:tab w:val="num" w:pos="2160"/>
+        </w:tabs>
+        <w:ind w:left="2160" w:hanging="360"/>
+      </w:pPr>
+      <w:rPr>
+        <w:rFonts w:ascii="Wingdings" w:hAnsi="Wingdings" w:hint="default"/>
+        <w:sz w:val="20"/>
+      </w:rPr>
+    </w:lvl>
+    <w:lvl w:ilvl="3" w:tentative="1">
+      <w:start w:val="1"/>
+      <w:numFmt w:val="bullet"/>
+      <w:lvlText w:val=""/>
+      <w:lvlJc w:val="left"/>
+      <w:pPr>
+        <w:tabs>
+          <w:tab w:val="num" w:pos="2880"/>
+        </w:tabs>
+        <w:ind w:left="2880" w:hanging="360"/>
+      </w:pPr>
+      <w:rPr>
+        <w:rFonts w:ascii="Wingdings" w:hAnsi="Wingdings" w:hint="default"/>
+        <w:sz w:val="20"/>
+      </w:rPr>
+    </w:lvl>
+    <w:lvl w:ilvl="4" w:tentative="1">
+      <w:start w:val="1"/>
+      <w:numFmt w:val="bullet"/>
+      <w:lvlText w:val=""/>
+      <w:lvlJc w:val="left"/>
+      <w:pPr>
+        <w:tabs>
+          <w:tab w:val="num" w:pos="3600"/>
+        </w:tabs>
+        <w:ind w:left="3600" w:hanging="360"/>
+      </w:pPr>
+      <w:rPr>
+        <w:rFonts w:ascii="Wingdings" w:hAnsi="Wingdings" w:hint="default"/>
+        <w:sz w:val="20"/>
+      </w:rPr>
+    </w:lvl>
+    <w:lvl w:ilvl="5" w:tentative="1">
+      <w:start w:val="1"/>
+      <w:numFmt w:val="bullet"/>
+      <w:lvlText w:val=""/>
+      <w:lvlJc w:val="left"/>
+      <w:pPr>
+        <w:tabs>
+          <w:tab w:val="num" w:pos="4320"/>
+        </w:tabs>
+        <w:ind w:left="4320" w:hanging="360"/>
+      </w:pPr>
+      <w:rPr>
+        <w:rFonts w:ascii="Wingdings" w:hAnsi="Wingdings" w:hint="default"/>
+        <w:sz w:val="20"/>
+      </w:rPr>
+    </w:lvl>
+    <w:lvl w:ilvl="6" w:tentative="1">
+      <w:start w:val="1"/>
+      <w:numFmt w:val="bullet"/>
+      <w:lvlText w:val=""/>
+      <w:lvlJc w:val="left"/>
+      <w:pPr>
+        <w:tabs>
+          <w:tab w:val="num" w:pos="5040"/>
+        </w:tabs>
+        <w:ind w:left="5040" w:hanging="360"/>
+      </w:pPr>
+      <w:rPr>
+        <w:rFonts w:ascii="Wingdings" w:hAnsi="Wingdings" w:hint="default"/>
+        <w:sz w:val="20"/>
+      </w:rPr>
+    </w:lvl>
+    <w:lvl w:ilvl="7" w:tentative="1">
+      <w:start w:val="1"/>
+      <w:numFmt w:val="bullet"/>
+      <w:lvlText w:val=""/>
+      <w:lvlJc w:val="left"/>
+      <w:pPr>
+        <w:tabs>
+          <w:tab w:val="num" w:pos="5760"/>
+        </w:tabs>
+        <w:ind w:left="5760" w:hanging="360"/>
+      </w:pPr>
+      <w:rPr>
+        <w:rFonts w:ascii="Wingdings" w:hAnsi="Wingdings" w:hint="default"/>
+        <w:sz w:val="20"/>
+      </w:rPr>
+    </w:lvl>
+    <w:lvl w:ilvl="8" w:tentative="1">
+      <w:start w:val="1"/>
+      <w:numFmt w:val="bullet"/>
+      <w:lvlText w:val=""/>
+      <w:lvlJc w:val="left"/>
+      <w:pPr>
+        <w:tabs>
+          <w:tab w:val="num" w:pos="6480"/>
+        </w:tabs>
+        <w:ind w:left="6480" w:hanging="360"/>
+      </w:pPr>
+      <w:rPr>
+        <w:rFonts w:ascii="Wingdings" w:hAnsi="Wingdings" w:hint="default"/>
+        <w:sz w:val="20"/>
+      </w:rPr>
+    </w:lvl>
+  </w:abstractNum>
+  <w:abstractNum w:abstractNumId="46" w15:restartNumberingAfterBreak="0">
     <w:nsid w:val="7EF37EB8"/>
     <w:multiLevelType w:val="hybridMultilevel"/>
     <w:tmpl w:val="6622C238"/>
@@ -47189,25 +52549,25 @@
     </w:lvl>
   </w:abstractNum>
   <w:num w:numId="1" w16cid:durableId="512259495">
-    <w:abstractNumId w:val="30"/>
+    <w:abstractNumId w:val="32"/>
   </w:num>
   <w:num w:numId="2" w16cid:durableId="1466852468">
-    <w:abstractNumId w:val="10"/>
+    <w:abstractNumId w:val="11"/>
   </w:num>
   <w:num w:numId="3" w16cid:durableId="641541666">
-    <w:abstractNumId w:val="23"/>
+    <w:abstractNumId w:val="25"/>
   </w:num>
   <w:num w:numId="4" w16cid:durableId="102844092">
-    <w:abstractNumId w:val="29"/>
+    <w:abstractNumId w:val="31"/>
   </w:num>
   <w:num w:numId="5" w16cid:durableId="31344051">
     <w:abstractNumId w:val="8"/>
   </w:num>
   <w:num w:numId="6" w16cid:durableId="923339970">
-    <w:abstractNumId w:val="33"/>
+    <w:abstractNumId w:val="35"/>
   </w:num>
   <w:num w:numId="7" w16cid:durableId="1639535530">
-    <w:abstractNumId w:val="9"/>
+    <w:abstractNumId w:val="10"/>
   </w:num>
   <w:num w:numId="8" w16cid:durableId="537355274">
     <w:abstractNumId w:val="6"/>
@@ -47216,106 +52576,118 @@
     <w:abstractNumId w:val="7"/>
   </w:num>
   <w:num w:numId="10" w16cid:durableId="2139686694">
-    <w:abstractNumId w:val="22"/>
+    <w:abstractNumId w:val="24"/>
   </w:num>
   <w:num w:numId="11" w16cid:durableId="150483661">
     <w:abstractNumId w:val="3"/>
   </w:num>
   <w:num w:numId="12" w16cid:durableId="1351905838">
-    <w:abstractNumId w:val="32"/>
+    <w:abstractNumId w:val="34"/>
   </w:num>
   <w:num w:numId="13" w16cid:durableId="1140804997">
-    <w:abstractNumId w:val="31"/>
+    <w:abstractNumId w:val="33"/>
   </w:num>
   <w:num w:numId="14" w16cid:durableId="966743991">
-    <w:abstractNumId w:val="15"/>
+    <w:abstractNumId w:val="16"/>
   </w:num>
   <w:num w:numId="15" w16cid:durableId="1031034551">
-    <w:abstractNumId w:val="19"/>
+    <w:abstractNumId w:val="21"/>
   </w:num>
   <w:num w:numId="16" w16cid:durableId="1145779715">
-    <w:abstractNumId w:val="13"/>
+    <w:abstractNumId w:val="14"/>
   </w:num>
   <w:num w:numId="17" w16cid:durableId="1715423569">
-    <w:abstractNumId w:val="42"/>
+    <w:abstractNumId w:val="46"/>
   </w:num>
   <w:num w:numId="18" w16cid:durableId="1069306671">
-    <w:abstractNumId w:val="27"/>
+    <w:abstractNumId w:val="29"/>
   </w:num>
   <w:num w:numId="19" w16cid:durableId="2032871924">
-    <w:abstractNumId w:val="16"/>
+    <w:abstractNumId w:val="17"/>
   </w:num>
   <w:num w:numId="20" w16cid:durableId="520435483">
-    <w:abstractNumId w:val="12"/>
+    <w:abstractNumId w:val="13"/>
   </w:num>
   <w:num w:numId="21" w16cid:durableId="1086653651">
     <w:abstractNumId w:val="0"/>
   </w:num>
   <w:num w:numId="22" w16cid:durableId="864443242">
+    <w:abstractNumId w:val="28"/>
+  </w:num>
+  <w:num w:numId="23" w16cid:durableId="46728382">
+    <w:abstractNumId w:val="38"/>
+  </w:num>
+  <w:num w:numId="24" w16cid:durableId="2030715850">
     <w:abstractNumId w:val="26"/>
   </w:num>
-  <w:num w:numId="23" w16cid:durableId="46728382">
-    <w:abstractNumId w:val="35"/>
-  </w:num>
-  <w:num w:numId="24" w16cid:durableId="2030715850">
-    <w:abstractNumId w:val="24"/>
-  </w:num>
   <w:num w:numId="25" w16cid:durableId="833224821">
-    <w:abstractNumId w:val="11"/>
+    <w:abstractNumId w:val="12"/>
   </w:num>
   <w:num w:numId="26" w16cid:durableId="276913633">
-    <w:abstractNumId w:val="25"/>
+    <w:abstractNumId w:val="27"/>
   </w:num>
   <w:num w:numId="27" w16cid:durableId="114761141">
-    <w:abstractNumId w:val="28"/>
+    <w:abstractNumId w:val="30"/>
   </w:num>
   <w:num w:numId="28" w16cid:durableId="1350177020">
-    <w:abstractNumId w:val="34"/>
+    <w:abstractNumId w:val="36"/>
   </w:num>
   <w:num w:numId="29" w16cid:durableId="1177159608">
-    <w:abstractNumId w:val="21"/>
+    <w:abstractNumId w:val="23"/>
   </w:num>
   <w:num w:numId="30" w16cid:durableId="1763646830">
-    <w:abstractNumId w:val="37"/>
+    <w:abstractNumId w:val="41"/>
   </w:num>
   <w:num w:numId="31" w16cid:durableId="1837334277">
     <w:abstractNumId w:val="5"/>
   </w:num>
   <w:num w:numId="32" w16cid:durableId="943614411">
-    <w:abstractNumId w:val="38"/>
+    <w:abstractNumId w:val="42"/>
   </w:num>
   <w:num w:numId="33" w16cid:durableId="1512377816">
     <w:abstractNumId w:val="1"/>
   </w:num>
   <w:num w:numId="34" w16cid:durableId="1600676437">
-    <w:abstractNumId w:val="41"/>
+    <w:abstractNumId w:val="45"/>
   </w:num>
   <w:num w:numId="35" w16cid:durableId="11227421">
-    <w:abstractNumId w:val="39"/>
+    <w:abstractNumId w:val="43"/>
   </w:num>
   <w:num w:numId="36" w16cid:durableId="514852682">
-    <w:abstractNumId w:val="17"/>
+    <w:abstractNumId w:val="18"/>
   </w:num>
   <w:num w:numId="37" w16cid:durableId="1789549619">
     <w:abstractNumId w:val="2"/>
   </w:num>
   <w:num w:numId="38" w16cid:durableId="124470669">
+    <w:abstractNumId w:val="22"/>
+  </w:num>
+  <w:num w:numId="39" w16cid:durableId="1484079218">
+    <w:abstractNumId w:val="40"/>
+  </w:num>
+  <w:num w:numId="40" w16cid:durableId="1249920008">
+    <w:abstractNumId w:val="44"/>
+  </w:num>
+  <w:num w:numId="41" w16cid:durableId="1898012446">
     <w:abstractNumId w:val="20"/>
   </w:num>
-  <w:num w:numId="39" w16cid:durableId="1484079218">
-    <w:abstractNumId w:val="36"/>
-  </w:num>
-  <w:num w:numId="40" w16cid:durableId="1249920008">
-    <w:abstractNumId w:val="40"/>
-  </w:num>
-  <w:num w:numId="41" w16cid:durableId="1898012446">
-    <w:abstractNumId w:val="18"/>
-  </w:num>
   <w:num w:numId="42" w16cid:durableId="1696805982">
-    <w:abstractNumId w:val="14"/>
+    <w:abstractNumId w:val="15"/>
   </w:num>
   <w:num w:numId="43" w16cid:durableId="784543573">
     <w:abstractNumId w:val="4"/>
+  </w:num>
+  <w:num w:numId="44" w16cid:durableId="1263302502">
+    <w:abstractNumId w:val="37"/>
+  </w:num>
+  <w:num w:numId="45" w16cid:durableId="1430202888">
+    <w:abstractNumId w:val="19"/>
+  </w:num>
+  <w:num w:numId="46" w16cid:durableId="849484964">
+    <w:abstractNumId w:val="9"/>
+  </w:num>
+  <w:num w:numId="47" w16cid:durableId="1708144726">
+    <w:abstractNumId w:val="39"/>
   </w:num>
 </w:numbering>
 </file>
@@ -48721,6 +54093,18 @@
 </file>
 
 <file path=customXml/item1.xml><?xml version="1.0" encoding="utf-8"?>
+<b:Sources xmlns:b="http://schemas.openxmlformats.org/officeDocument/2006/bibliography" xmlns="http://schemas.openxmlformats.org/officeDocument/2006/bibliography" SelectedStyle="\APASixthEditionOfficeOnline.xsl" StyleName="APA" Version="6"/>
+</file>
+
+<file path=customXml/item2.xml><?xml version="1.0" encoding="utf-8"?>
+<p:properties xmlns:p="http://schemas.microsoft.com/office/2006/metadata/properties" xmlns:xsi="http://www.w3.org/2001/XMLSchema-instance" xmlns:pc="http://schemas.microsoft.com/office/infopath/2007/PartnerControls">
+  <documentManagement>
+    <_activity xmlns="898ac104-8262-43cf-a4be-3652ac4a0c43" xsi:nil="true"/>
+  </documentManagement>
+</p:properties>
+</file>
+
+<file path=customXml/item3.xml><?xml version="1.0" encoding="utf-8"?>
 <?mso-contentType ?>
 <FormTemplates xmlns="http://schemas.microsoft.com/sharepoint/v3/contenttype/forms">
   <Display>DocumentLibraryForm</Display>
@@ -48729,7 +54113,7 @@
 </FormTemplates>
 </file>
 
-<file path=customXml/item2.xml><?xml version="1.0" encoding="utf-8"?>
+<file path=customXml/item4.xml><?xml version="1.0" encoding="utf-8"?>
 <ct:contentTypeSchema xmlns:ct="http://schemas.microsoft.com/office/2006/metadata/contentType" xmlns:ma="http://schemas.microsoft.com/office/2006/metadata/properties/metaAttributes" ct:_="" ma:_="" ma:contentTypeName="Document" ma:contentTypeID="0x01010007D63F3E5CC3B44DAB802C35BB91B7C9" ma:contentTypeVersion="19" ma:contentTypeDescription="Create a new document." ma:contentTypeScope="" ma:versionID="6c93741506e9108d009d2f3ba64ada03">
   <xsd:schema xmlns:xsd="http://www.w3.org/2001/XMLSchema" xmlns:xs="http://www.w3.org/2001/XMLSchema" xmlns:p="http://schemas.microsoft.com/office/2006/metadata/properties" xmlns:ns3="898ac104-8262-43cf-a4be-3652ac4a0c43" xmlns:ns4="57957fcf-ce77-475e-8347-54dc5df118d2" targetNamespace="http://schemas.microsoft.com/office/2006/metadata/properties" ma:root="true" ma:fieldsID="fbf84d2d475519265160cbd5dd17bdec" ns3:_="" ns4:_="">
     <xsd:import namespace="898ac104-8262-43cf-a4be-3652ac4a0c43"/>
@@ -48988,19 +54372,25 @@
 </ct:contentTypeSchema>
 </file>
 
-<file path=customXml/item3.xml><?xml version="1.0" encoding="utf-8"?>
-<p:properties xmlns:p="http://schemas.microsoft.com/office/2006/metadata/properties" xmlns:xsi="http://www.w3.org/2001/XMLSchema-instance" xmlns:pc="http://schemas.microsoft.com/office/infopath/2007/PartnerControls">
-  <documentManagement>
-    <_activity xmlns="898ac104-8262-43cf-a4be-3652ac4a0c43" xsi:nil="true"/>
-  </documentManagement>
-</p:properties>
+<file path=customXml/itemProps1.xml><?xml version="1.0" encoding="utf-8"?>
+<ds:datastoreItem xmlns:ds="http://schemas.openxmlformats.org/officeDocument/2006/customXml" ds:itemID="{0E37B0B4-A17A-435D-85ED-FC1A73AC754A}">
+  <ds:schemaRefs>
+    <ds:schemaRef ds:uri="http://schemas.openxmlformats.org/officeDocument/2006/bibliography"/>
+  </ds:schemaRefs>
+</ds:datastoreItem>
 </file>
 
-<file path=customXml/item4.xml><?xml version="1.0" encoding="utf-8"?>
-<b:Sources xmlns:b="http://schemas.openxmlformats.org/officeDocument/2006/bibliography" xmlns="http://schemas.openxmlformats.org/officeDocument/2006/bibliography" SelectedStyle="\APASixthEditionOfficeOnline.xsl" StyleName="APA" Version="6"/>
+<file path=customXml/itemProps2.xml><?xml version="1.0" encoding="utf-8"?>
+<ds:datastoreItem xmlns:ds="http://schemas.openxmlformats.org/officeDocument/2006/customXml" ds:itemID="{D849D470-B558-49B3-8423-59AF47F713E6}">
+  <ds:schemaRefs>
+    <ds:schemaRef ds:uri="http://schemas.microsoft.com/office/2006/metadata/properties"/>
+    <ds:schemaRef ds:uri="http://schemas.microsoft.com/office/infopath/2007/PartnerControls"/>
+    <ds:schemaRef ds:uri="898ac104-8262-43cf-a4be-3652ac4a0c43"/>
+  </ds:schemaRefs>
+</ds:datastoreItem>
 </file>
 
-<file path=customXml/itemProps1.xml><?xml version="1.0" encoding="utf-8"?>
+<file path=customXml/itemProps3.xml><?xml version="1.0" encoding="utf-8"?>
 <ds:datastoreItem xmlns:ds="http://schemas.openxmlformats.org/officeDocument/2006/customXml" ds:itemID="{103093A5-C1AD-4D4F-A2FB-DC6C3EEBA441}">
   <ds:schemaRefs>
     <ds:schemaRef ds:uri="http://schemas.microsoft.com/sharepoint/v3/contenttype/forms"/>
@@ -49008,7 +54398,7 @@
 </ds:datastoreItem>
 </file>
 
-<file path=customXml/itemProps2.xml><?xml version="1.0" encoding="utf-8"?>
+<file path=customXml/itemProps4.xml><?xml version="1.0" encoding="utf-8"?>
 <ds:datastoreItem xmlns:ds="http://schemas.openxmlformats.org/officeDocument/2006/customXml" ds:itemID="{829C864B-4DFC-48CF-B730-54CE8E2C2EAC}">
   <ds:schemaRefs>
     <ds:schemaRef ds:uri="http://schemas.microsoft.com/office/2006/metadata/contentType"/>
@@ -49025,22 +54415,4 @@
     <ds:schemaRef ds:uri="http://schemas.microsoft.com/internal/obd"/>
   </ds:schemaRefs>
 </ds:datastoreItem>
-</file>
-
-<file path=customXml/itemProps3.xml><?xml version="1.0" encoding="utf-8"?>
-<ds:datastoreItem xmlns:ds="http://schemas.openxmlformats.org/officeDocument/2006/customXml" ds:itemID="{D849D470-B558-49B3-8423-59AF47F713E6}">
-  <ds:schemaRefs>
-    <ds:schemaRef ds:uri="http://schemas.microsoft.com/office/2006/metadata/properties"/>
-    <ds:schemaRef ds:uri="http://schemas.microsoft.com/office/infopath/2007/PartnerControls"/>
-    <ds:schemaRef ds:uri="898ac104-8262-43cf-a4be-3652ac4a0c43"/>
-  </ds:schemaRefs>
-</ds:datastoreItem>
-</file>
-
-<file path=customXml/itemProps4.xml><?xml version="1.0" encoding="utf-8"?>
-<ds:datastoreItem xmlns:ds="http://schemas.openxmlformats.org/officeDocument/2006/customXml" ds:itemID="{0E37B0B4-A17A-435D-85ED-FC1A73AC754A}">
-  <ds:schemaRefs>
-    <ds:schemaRef ds:uri="http://schemas.openxmlformats.org/officeDocument/2006/bibliography"/>
-  </ds:schemaRefs>
-</ds:datastoreItem>
 </file>
--- a/Setup JETSON ORIN.docx
+++ b/Setup JETSON ORIN.docx
@@ -40169,7 +40169,13 @@
         <w:fldChar w:fldCharType="separate"/>
       </w:r>
       <w:r>
-        <w:t>[6.]</w:t>
+        <w:t>[6</w:t>
+      </w:r>
+      <w:r>
+        <w:t>.</w:t>
+      </w:r>
+      <w:r>
+        <w:t>]</w:t>
       </w:r>
       <w:r>
         <w:fldChar w:fldCharType="end"/>
@@ -40223,6 +40229,96 @@
     <w:p>
       <w:pPr>
         <w:spacing w:after="0"/>
+        <w:jc w:val="both"/>
+        <w:rPr>
+          <w:b/>
+          <w:bCs/>
+        </w:rPr>
+      </w:pPr>
+      <w:proofErr w:type="gramStart"/>
+      <w:r>
+        <w:t>E’</w:t>
+      </w:r>
+      <w:proofErr w:type="gramEnd"/>
+      <w:r>
+        <w:t xml:space="preserve"> indicato per elaborazione </w:t>
+      </w:r>
+      <w:r>
+        <w:t xml:space="preserve">offline </w:t>
+      </w:r>
+      <w:r>
+        <w:t xml:space="preserve">per raggiungete maggiore accuratezza, per applicazioni </w:t>
+      </w:r>
+      <w:proofErr w:type="spellStart"/>
+      <w:r>
+        <w:t>real</w:t>
+      </w:r>
+      <w:proofErr w:type="spellEnd"/>
+      <w:r>
+        <w:t xml:space="preserve"> time è più indicato invece il modello </w:t>
+      </w:r>
+      <w:r>
+        <w:rPr>
+          <w:i/>
+          <w:iCs/>
+        </w:rPr>
+        <w:t>Fast-</w:t>
+      </w:r>
+      <w:proofErr w:type="spellStart"/>
+      <w:r>
+        <w:rPr>
+          <w:i/>
+          <w:iCs/>
+        </w:rPr>
+        <w:t>FoundationStereo</w:t>
+      </w:r>
+      <w:proofErr w:type="spellEnd"/>
+      <w:r>
+        <w:rPr>
+          <w:i/>
+          <w:iCs/>
+        </w:rPr>
+        <w:t xml:space="preserve"> </w:t>
+      </w:r>
+      <w:r>
+        <w:fldChar w:fldCharType="begin"/>
+      </w:r>
+      <w:r>
+        <w:rPr>
+          <w:i/>
+          <w:iCs/>
+        </w:rPr>
+        <w:instrText xml:space="preserve"> REF _Ref228872733 \r \h </w:instrText>
+      </w:r>
+      <w:r>
+        <w:fldChar w:fldCharType="separate"/>
+      </w:r>
+      <w:r>
+        <w:rPr>
+          <w:i/>
+          <w:iCs/>
+        </w:rPr>
+        <w:t>[9.]</w:t>
+      </w:r>
+      <w:r>
+        <w:fldChar w:fldCharType="end"/>
+      </w:r>
+      <w:r>
+        <w:t xml:space="preserve"> </w:t>
+      </w:r>
+    </w:p>
+    <w:p>
+      <w:pPr>
+        <w:spacing w:after="0"/>
+        <w:jc w:val="both"/>
+      </w:pPr>
+      <w:r>
+        <w:t>,</w:t>
+      </w:r>
+    </w:p>
+    <w:p>
+      <w:pPr>
+        <w:spacing w:after="0"/>
       </w:pPr>
     </w:p>
     <w:p>
@@ -40230,6 +40326,1396 @@
         <w:pStyle w:val="Titolo6"/>
       </w:pPr>
       <w:r>
+        <w:t>Creazione Environment</w:t>
+      </w:r>
+    </w:p>
+    <w:p>
+      <w:pPr>
+        <w:spacing w:after="0"/>
+        <w:rPr>
+          <w:i/>
+          <w:iCs/>
+        </w:rPr>
+      </w:pPr>
+      <w:proofErr w:type="gramStart"/>
+      <w:r>
+        <w:t>Nella repository</w:t>
+      </w:r>
+      <w:proofErr w:type="gramEnd"/>
+      <w:r>
+        <w:t xml:space="preserve"> è contenuto il </w:t>
+      </w:r>
+      <w:proofErr w:type="gramStart"/>
+      <w:r>
+        <w:t xml:space="preserve">file </w:t>
+      </w:r>
+      <w:r>
+        <w:rPr>
+          <w:i/>
+          <w:iCs/>
+        </w:rPr>
+        <w:t>.</w:t>
+      </w:r>
+      <w:proofErr w:type="spellStart"/>
+      <w:r>
+        <w:rPr>
+          <w:i/>
+          <w:iCs/>
+        </w:rPr>
+        <w:t>yml</w:t>
+      </w:r>
+      <w:proofErr w:type="spellEnd"/>
+      <w:proofErr w:type="gramEnd"/>
+      <w:r>
+        <w:rPr>
+          <w:i/>
+          <w:iCs/>
+        </w:rPr>
+        <w:t xml:space="preserve"> </w:t>
+      </w:r>
+      <w:r>
+        <w:t xml:space="preserve">per la creazione di un </w:t>
+      </w:r>
+      <w:proofErr w:type="spellStart"/>
+      <w:r>
+        <w:t>environment</w:t>
+      </w:r>
+      <w:proofErr w:type="spellEnd"/>
+      <w:r>
+        <w:t xml:space="preserve"> su Conda.</w:t>
+      </w:r>
+    </w:p>
+    <w:p>
+      <w:r>
+        <w:t xml:space="preserve">Per creare un </w:t>
+      </w:r>
+      <w:proofErr w:type="spellStart"/>
+      <w:r>
+        <w:t>environment</w:t>
+      </w:r>
+      <w:proofErr w:type="spellEnd"/>
+      <w:r>
+        <w:t xml:space="preserve"> Python con </w:t>
+      </w:r>
+      <w:proofErr w:type="spellStart"/>
+      <w:proofErr w:type="gramStart"/>
+      <w:r>
+        <w:rPr>
+          <w:i/>
+          <w:iCs/>
+        </w:rPr>
+        <w:t>venv</w:t>
+      </w:r>
+      <w:proofErr w:type="spellEnd"/>
+      <w:r>
+        <w:rPr>
+          <w:i/>
+          <w:iCs/>
+        </w:rPr>
+        <w:t xml:space="preserve"> </w:t>
+      </w:r>
+      <w:r>
+        <w:t>,</w:t>
+      </w:r>
+      <w:proofErr w:type="gramEnd"/>
+      <w:r>
+        <w:t xml:space="preserve"> creiamo innanzitutto </w:t>
+      </w:r>
+      <w:proofErr w:type="spellStart"/>
+      <w:r>
+        <w:t>l’environment</w:t>
+      </w:r>
+      <w:proofErr w:type="spellEnd"/>
+      <w:r>
+        <w:t>.</w:t>
+      </w:r>
+    </w:p>
+    <w:p>
+      <w:pPr>
+        <w:spacing w:after="0"/>
+        <w:ind w:left="720" w:firstLine="696"/>
+        <w:rPr>
+          <w:rFonts w:ascii="Abadi ExtraLight" w:hAnsi="Abadi ExtraLight"/>
+          <w:lang w:val="en-US"/>
+        </w:rPr>
+      </w:pPr>
+      <w:r>
+        <w:rPr>
+          <w:rFonts w:ascii="Abadi ExtraLight" w:hAnsi="Abadi ExtraLight"/>
+          <w:lang w:val="en-US"/>
+        </w:rPr>
+        <w:t xml:space="preserve"># Crea e attiva il </w:t>
+      </w:r>
+      <w:proofErr w:type="spellStart"/>
+      <w:r>
+        <w:rPr>
+          <w:rFonts w:ascii="Abadi ExtraLight" w:hAnsi="Abadi ExtraLight"/>
+          <w:lang w:val="en-US"/>
+        </w:rPr>
+        <w:t>venv</w:t>
+      </w:r>
+      <w:proofErr w:type="spellEnd"/>
+    </w:p>
+    <w:p>
+      <w:pPr>
+        <w:spacing w:after="0"/>
+        <w:ind w:left="720" w:firstLine="696"/>
+        <w:rPr>
+          <w:rFonts w:ascii="Abadi ExtraLight" w:hAnsi="Abadi ExtraLight"/>
+        </w:rPr>
+      </w:pPr>
+      <w:r>
+        <w:rPr>
+          <w:rFonts w:ascii="Abadi ExtraLight" w:hAnsi="Abadi ExtraLight"/>
+        </w:rPr>
+        <w:t>python3</w:t>
+      </w:r>
+      <w:r>
+        <w:rPr>
+          <w:rFonts w:ascii="Abadi ExtraLight" w:hAnsi="Abadi ExtraLight"/>
+        </w:rPr>
+        <w:t>.11</w:t>
+      </w:r>
+      <w:r>
+        <w:rPr>
+          <w:rFonts w:ascii="Abadi ExtraLight" w:hAnsi="Abadi ExtraLight"/>
+        </w:rPr>
+        <w:t xml:space="preserve"> -m </w:t>
+      </w:r>
+      <w:proofErr w:type="spellStart"/>
+      <w:r>
+        <w:rPr>
+          <w:rFonts w:ascii="Abadi ExtraLight" w:hAnsi="Abadi ExtraLight"/>
+        </w:rPr>
+        <w:t>venv</w:t>
+      </w:r>
+      <w:proofErr w:type="spellEnd"/>
+      <w:r>
+        <w:rPr>
+          <w:rFonts w:ascii="Abadi ExtraLight" w:hAnsi="Abadi ExtraLight"/>
+        </w:rPr>
+        <w:t xml:space="preserve"> </w:t>
+      </w:r>
+      <w:proofErr w:type="spellStart"/>
+      <w:r>
+        <w:rPr>
+          <w:rFonts w:ascii="Abadi ExtraLight" w:hAnsi="Abadi ExtraLight"/>
+        </w:rPr>
+        <w:t>foundation_stereo</w:t>
+      </w:r>
+      <w:proofErr w:type="spellEnd"/>
+      <w:r>
+        <w:rPr>
+          <w:rFonts w:ascii="Abadi ExtraLight" w:hAnsi="Abadi ExtraLight"/>
+        </w:rPr>
+        <w:t xml:space="preserve">    # </w:t>
+      </w:r>
+      <w:proofErr w:type="gramStart"/>
+      <w:r>
+        <w:rPr>
+          <w:rFonts w:ascii="Abadi ExtraLight" w:hAnsi="Abadi ExtraLight"/>
+        </w:rPr>
+        <w:t>nel .</w:t>
+      </w:r>
+      <w:proofErr w:type="spellStart"/>
+      <w:r>
+        <w:rPr>
+          <w:rFonts w:ascii="Abadi ExtraLight" w:hAnsi="Abadi ExtraLight"/>
+        </w:rPr>
+        <w:t>yml</w:t>
+      </w:r>
+      <w:proofErr w:type="spellEnd"/>
+      <w:proofErr w:type="gramEnd"/>
+      <w:r>
+        <w:rPr>
+          <w:rFonts w:ascii="Abadi ExtraLight" w:hAnsi="Abadi ExtraLight"/>
+        </w:rPr>
+        <w:t xml:space="preserve"> richiede </w:t>
+      </w:r>
+      <w:proofErr w:type="spellStart"/>
+      <w:r>
+        <w:rPr>
+          <w:rFonts w:ascii="Abadi ExtraLight" w:hAnsi="Abadi ExtraLight"/>
+        </w:rPr>
+        <w:t>python</w:t>
+      </w:r>
+      <w:proofErr w:type="spellEnd"/>
+      <w:r>
+        <w:rPr>
+          <w:rFonts w:ascii="Abadi ExtraLight" w:hAnsi="Abadi ExtraLight"/>
+        </w:rPr>
+        <w:t xml:space="preserve"> 3.11</w:t>
+      </w:r>
+    </w:p>
+    <w:p>
+      <w:pPr>
+        <w:spacing w:after="0"/>
+        <w:ind w:left="720" w:firstLine="696"/>
+        <w:rPr>
+          <w:rFonts w:ascii="Abadi ExtraLight" w:hAnsi="Abadi ExtraLight"/>
+        </w:rPr>
+      </w:pPr>
+      <w:r>
+        <w:rPr>
+          <w:rFonts w:ascii="Abadi ExtraLight" w:hAnsi="Abadi ExtraLight"/>
+        </w:rPr>
+        <w:t xml:space="preserve">source </w:t>
+      </w:r>
+      <w:proofErr w:type="spellStart"/>
+      <w:r>
+        <w:rPr>
+          <w:rFonts w:ascii="Abadi ExtraLight" w:hAnsi="Abadi ExtraLight"/>
+        </w:rPr>
+        <w:t>foundation_stereo</w:t>
+      </w:r>
+      <w:proofErr w:type="spellEnd"/>
+      <w:r>
+        <w:rPr>
+          <w:rFonts w:ascii="Abadi ExtraLight" w:hAnsi="Abadi ExtraLight"/>
+        </w:rPr>
+        <w:t xml:space="preserve"> </w:t>
+      </w:r>
+      <w:r>
+        <w:rPr>
+          <w:rFonts w:ascii="Abadi ExtraLight" w:hAnsi="Abadi ExtraLight"/>
+        </w:rPr>
+        <w:t>/bin/</w:t>
+      </w:r>
+      <w:proofErr w:type="spellStart"/>
+      <w:r>
+        <w:rPr>
+          <w:rFonts w:ascii="Abadi ExtraLight" w:hAnsi="Abadi ExtraLight"/>
+        </w:rPr>
+        <w:t>activate</w:t>
+      </w:r>
+      <w:proofErr w:type="spellEnd"/>
+    </w:p>
+    <w:p>
+      <w:pPr>
+        <w:spacing w:after="0"/>
+        <w:ind w:left="720" w:firstLine="696"/>
+        <w:rPr>
+          <w:rFonts w:ascii="Abadi ExtraLight" w:hAnsi="Abadi ExtraLight"/>
+        </w:rPr>
+      </w:pPr>
+    </w:p>
+    <w:p>
+      <w:r>
+        <w:t xml:space="preserve">Quindi, dal </w:t>
+      </w:r>
+      <w:proofErr w:type="gramStart"/>
+      <w:r>
+        <w:t>file .</w:t>
+      </w:r>
+      <w:proofErr w:type="spellStart"/>
+      <w:r>
+        <w:t>yml</w:t>
+      </w:r>
+      <w:proofErr w:type="spellEnd"/>
+      <w:proofErr w:type="gramEnd"/>
+      <w:r>
+        <w:t xml:space="preserve"> r</w:t>
+      </w:r>
+      <w:r>
+        <w:t xml:space="preserve">icaviamo le dipendenze, </w:t>
+      </w:r>
+      <w:r>
+        <w:t xml:space="preserve">disattivando le librerie </w:t>
+      </w:r>
+      <w:proofErr w:type="spellStart"/>
+      <w:r>
+        <w:t>pytorch</w:t>
+      </w:r>
+      <w:proofErr w:type="spellEnd"/>
+      <w:r>
+        <w:t xml:space="preserve"> che installeremo separatamente.</w:t>
+      </w:r>
+    </w:p>
+    <w:p>
+      <w:pPr>
+        <w:rPr>
+          <w:u w:val="single"/>
+        </w:rPr>
+      </w:pPr>
+      <w:r>
+        <w:rPr>
+          <w:u w:val="single"/>
+        </w:rPr>
+        <w:t>Estrazione dipendenze</w:t>
+      </w:r>
+    </w:p>
+    <w:p>
+      <w:pPr>
+        <w:spacing w:after="0"/>
+        <w:ind w:left="720" w:firstLine="696"/>
+        <w:rPr>
+          <w:rFonts w:ascii="Abadi ExtraLight" w:hAnsi="Abadi ExtraLight"/>
+          <w:lang w:val="en-US"/>
+        </w:rPr>
+      </w:pPr>
+      <w:r>
+        <w:rPr>
+          <w:rFonts w:ascii="Abadi ExtraLight" w:hAnsi="Abadi ExtraLight"/>
+          <w:lang w:val="en-US"/>
+        </w:rPr>
+        <w:t># parse_conda_env.py</w:t>
+      </w:r>
+    </w:p>
+    <w:p>
+      <w:pPr>
+        <w:spacing w:after="0"/>
+        <w:ind w:left="720" w:firstLine="696"/>
+        <w:rPr>
+          <w:rFonts w:ascii="Abadi ExtraLight" w:hAnsi="Abadi ExtraLight"/>
+          <w:lang w:val="en-US"/>
+        </w:rPr>
+      </w:pPr>
+      <w:r>
+        <w:rPr>
+          <w:rFonts w:ascii="Abadi ExtraLight" w:hAnsi="Abadi ExtraLight"/>
+          <w:lang w:val="en-US"/>
+        </w:rPr>
+        <w:t xml:space="preserve">import </w:t>
+      </w:r>
+      <w:proofErr w:type="spellStart"/>
+      <w:r>
+        <w:rPr>
+          <w:rFonts w:ascii="Abadi ExtraLight" w:hAnsi="Abadi ExtraLight"/>
+          <w:lang w:val="en-US"/>
+        </w:rPr>
+        <w:t>yaml</w:t>
+      </w:r>
+      <w:proofErr w:type="spellEnd"/>
+    </w:p>
+    <w:p>
+      <w:pPr>
+        <w:spacing w:after="0"/>
+        <w:ind w:left="720" w:firstLine="696"/>
+        <w:rPr>
+          <w:rFonts w:ascii="Abadi ExtraLight" w:hAnsi="Abadi ExtraLight"/>
+          <w:lang w:val="en-US"/>
+        </w:rPr>
+      </w:pPr>
+    </w:p>
+    <w:p>
+      <w:pPr>
+        <w:spacing w:after="0"/>
+        <w:ind w:left="720" w:firstLine="696"/>
+        <w:rPr>
+          <w:rFonts w:ascii="Abadi ExtraLight" w:hAnsi="Abadi ExtraLight"/>
+          <w:lang w:val="en-US"/>
+        </w:rPr>
+      </w:pPr>
+      <w:r>
+        <w:rPr>
+          <w:rFonts w:ascii="Abadi ExtraLight" w:hAnsi="Abadi ExtraLight"/>
+          <w:lang w:val="en-US"/>
+        </w:rPr>
+        <w:lastRenderedPageBreak/>
+        <w:t>with open("</w:t>
+      </w:r>
+      <w:proofErr w:type="spellStart"/>
+      <w:r>
+        <w:rPr>
+          <w:rFonts w:ascii="Abadi ExtraLight" w:hAnsi="Abadi ExtraLight"/>
+          <w:lang w:val="en-US"/>
+        </w:rPr>
+        <w:t>environment.yml</w:t>
+      </w:r>
+      <w:proofErr w:type="spellEnd"/>
+      <w:r>
+        <w:rPr>
+          <w:rFonts w:ascii="Abadi ExtraLight" w:hAnsi="Abadi ExtraLight"/>
+          <w:lang w:val="en-US"/>
+        </w:rPr>
+        <w:t>") as f:</w:t>
+      </w:r>
+    </w:p>
+    <w:p>
+      <w:pPr>
+        <w:spacing w:after="0"/>
+        <w:ind w:left="720" w:firstLine="696"/>
+        <w:rPr>
+          <w:rFonts w:ascii="Abadi ExtraLight" w:hAnsi="Abadi ExtraLight"/>
+          <w:lang w:val="en-US"/>
+        </w:rPr>
+      </w:pPr>
+      <w:r>
+        <w:rPr>
+          <w:rFonts w:ascii="Abadi ExtraLight" w:hAnsi="Abadi ExtraLight"/>
+          <w:lang w:val="en-US"/>
+        </w:rPr>
+        <w:t xml:space="preserve">    env = </w:t>
+      </w:r>
+      <w:proofErr w:type="spellStart"/>
+      <w:proofErr w:type="gramStart"/>
+      <w:r>
+        <w:rPr>
+          <w:rFonts w:ascii="Abadi ExtraLight" w:hAnsi="Abadi ExtraLight"/>
+          <w:lang w:val="en-US"/>
+        </w:rPr>
+        <w:t>yaml.safe</w:t>
+      </w:r>
+      <w:proofErr w:type="gramEnd"/>
+      <w:r>
+        <w:rPr>
+          <w:rFonts w:ascii="Abadi ExtraLight" w:hAnsi="Abadi ExtraLight"/>
+          <w:lang w:val="en-US"/>
+        </w:rPr>
+        <w:t>_load</w:t>
+      </w:r>
+      <w:proofErr w:type="spellEnd"/>
+      <w:r>
+        <w:rPr>
+          <w:rFonts w:ascii="Abadi ExtraLight" w:hAnsi="Abadi ExtraLight"/>
+          <w:lang w:val="en-US"/>
+        </w:rPr>
+        <w:t>(f)</w:t>
+      </w:r>
+    </w:p>
+    <w:p>
+      <w:pPr>
+        <w:spacing w:after="0"/>
+        <w:ind w:left="720" w:firstLine="696"/>
+        <w:rPr>
+          <w:rFonts w:ascii="Abadi ExtraLight" w:hAnsi="Abadi ExtraLight"/>
+          <w:lang w:val="en-US"/>
+        </w:rPr>
+      </w:pPr>
+    </w:p>
+    <w:p>
+      <w:pPr>
+        <w:spacing w:after="0"/>
+        <w:ind w:left="720" w:firstLine="696"/>
+        <w:rPr>
+          <w:rFonts w:ascii="Abadi ExtraLight" w:hAnsi="Abadi ExtraLight"/>
+          <w:lang w:val="en-US"/>
+        </w:rPr>
+      </w:pPr>
+      <w:r>
+        <w:rPr>
+          <w:rFonts w:ascii="Abadi ExtraLight" w:hAnsi="Abadi ExtraLight"/>
+          <w:lang w:val="en-US"/>
+        </w:rPr>
+        <w:t xml:space="preserve">with </w:t>
+      </w:r>
+      <w:proofErr w:type="gramStart"/>
+      <w:r>
+        <w:rPr>
+          <w:rFonts w:ascii="Abadi ExtraLight" w:hAnsi="Abadi ExtraLight"/>
+          <w:lang w:val="en-US"/>
+        </w:rPr>
+        <w:t>open(</w:t>
+      </w:r>
+      <w:proofErr w:type="gramEnd"/>
+      <w:r>
+        <w:rPr>
+          <w:rFonts w:ascii="Abadi ExtraLight" w:hAnsi="Abadi ExtraLight"/>
+          <w:lang w:val="en-US"/>
+        </w:rPr>
+        <w:t>"requirements.txt", "w") as out:</w:t>
+      </w:r>
+    </w:p>
+    <w:p>
+      <w:pPr>
+        <w:spacing w:after="0"/>
+        <w:ind w:left="720" w:firstLine="696"/>
+        <w:rPr>
+          <w:rFonts w:ascii="Abadi ExtraLight" w:hAnsi="Abadi ExtraLight"/>
+          <w:lang w:val="en-US"/>
+        </w:rPr>
+      </w:pPr>
+      <w:r>
+        <w:rPr>
+          <w:rFonts w:ascii="Abadi ExtraLight" w:hAnsi="Abadi ExtraLight"/>
+          <w:lang w:val="en-US"/>
+        </w:rPr>
+        <w:t xml:space="preserve">    for dep in </w:t>
+      </w:r>
+      <w:proofErr w:type="spellStart"/>
+      <w:proofErr w:type="gramStart"/>
+      <w:r>
+        <w:rPr>
+          <w:rFonts w:ascii="Abadi ExtraLight" w:hAnsi="Abadi ExtraLight"/>
+          <w:lang w:val="en-US"/>
+        </w:rPr>
+        <w:t>env.get</w:t>
+      </w:r>
+      <w:proofErr w:type="spellEnd"/>
+      <w:r>
+        <w:rPr>
+          <w:rFonts w:ascii="Abadi ExtraLight" w:hAnsi="Abadi ExtraLight"/>
+          <w:lang w:val="en-US"/>
+        </w:rPr>
+        <w:t>(</w:t>
+      </w:r>
+      <w:proofErr w:type="gramEnd"/>
+      <w:r>
+        <w:rPr>
+          <w:rFonts w:ascii="Abadi ExtraLight" w:hAnsi="Abadi ExtraLight"/>
+          <w:lang w:val="en-US"/>
+        </w:rPr>
+        <w:t>"dependencies", []):</w:t>
+      </w:r>
+    </w:p>
+    <w:p>
+      <w:pPr>
+        <w:spacing w:after="0"/>
+        <w:ind w:left="720" w:firstLine="696"/>
+        <w:rPr>
+          <w:rFonts w:ascii="Abadi ExtraLight" w:hAnsi="Abadi ExtraLight"/>
+          <w:lang w:val="en-US"/>
+        </w:rPr>
+      </w:pPr>
+      <w:r>
+        <w:rPr>
+          <w:rFonts w:ascii="Abadi ExtraLight" w:hAnsi="Abadi ExtraLight"/>
+          <w:lang w:val="en-US"/>
+        </w:rPr>
+        <w:t xml:space="preserve">        if </w:t>
+      </w:r>
+      <w:proofErr w:type="spellStart"/>
+      <w:proofErr w:type="gramStart"/>
+      <w:r>
+        <w:rPr>
+          <w:rFonts w:ascii="Abadi ExtraLight" w:hAnsi="Abadi ExtraLight"/>
+          <w:lang w:val="en-US"/>
+        </w:rPr>
+        <w:t>isinstance</w:t>
+      </w:r>
+      <w:proofErr w:type="spellEnd"/>
+      <w:r>
+        <w:rPr>
+          <w:rFonts w:ascii="Abadi ExtraLight" w:hAnsi="Abadi ExtraLight"/>
+          <w:lang w:val="en-US"/>
+        </w:rPr>
+        <w:t>(</w:t>
+      </w:r>
+      <w:proofErr w:type="gramEnd"/>
+      <w:r>
+        <w:rPr>
+          <w:rFonts w:ascii="Abadi ExtraLight" w:hAnsi="Abadi ExtraLight"/>
+          <w:lang w:val="en-US"/>
+        </w:rPr>
+        <w:t>dep, str):</w:t>
+      </w:r>
+    </w:p>
+    <w:p>
+      <w:pPr>
+        <w:spacing w:after="0"/>
+        <w:ind w:left="720" w:firstLine="696"/>
+        <w:rPr>
+          <w:rFonts w:ascii="Abadi ExtraLight" w:hAnsi="Abadi ExtraLight"/>
+          <w:lang w:val="en-US"/>
+        </w:rPr>
+      </w:pPr>
+      <w:r>
+        <w:rPr>
+          <w:rFonts w:ascii="Abadi ExtraLight" w:hAnsi="Abadi ExtraLight"/>
+          <w:lang w:val="en-US"/>
+        </w:rPr>
+        <w:t xml:space="preserve">            # Converti sintassi </w:t>
+      </w:r>
+      <w:proofErr w:type="spellStart"/>
+      <w:r>
+        <w:rPr>
+          <w:rFonts w:ascii="Abadi ExtraLight" w:hAnsi="Abadi ExtraLight"/>
+          <w:lang w:val="en-US"/>
+        </w:rPr>
+        <w:t>conda</w:t>
+      </w:r>
+      <w:proofErr w:type="spellEnd"/>
+      <w:r>
+        <w:rPr>
+          <w:rFonts w:ascii="Abadi ExtraLight" w:hAnsi="Abadi ExtraLight"/>
+          <w:lang w:val="en-US"/>
+        </w:rPr>
+        <w:t xml:space="preserve"> </w:t>
+      </w:r>
+      <w:r>
+        <w:rPr>
+          <w:rFonts w:ascii="Arial" w:hAnsi="Arial" w:cs="Arial"/>
+          <w:lang w:val="en-US"/>
+        </w:rPr>
+        <w:t>→</w:t>
+      </w:r>
+      <w:r>
+        <w:rPr>
+          <w:rFonts w:ascii="Abadi ExtraLight" w:hAnsi="Abadi ExtraLight"/>
+          <w:lang w:val="en-US"/>
+        </w:rPr>
+        <w:t xml:space="preserve"> </w:t>
+      </w:r>
+      <w:proofErr w:type="spellStart"/>
+      <w:r>
+        <w:rPr>
+          <w:rFonts w:ascii="Abadi ExtraLight" w:hAnsi="Abadi ExtraLight"/>
+          <w:lang w:val="en-US"/>
+        </w:rPr>
+        <w:t>pip</w:t>
+      </w:r>
+      <w:proofErr w:type="spellEnd"/>
+      <w:r>
+        <w:rPr>
+          <w:rFonts w:ascii="Abadi ExtraLight" w:hAnsi="Abadi ExtraLight"/>
+          <w:lang w:val="en-US"/>
+        </w:rPr>
+        <w:t xml:space="preserve"> (es. "</w:t>
+      </w:r>
+      <w:proofErr w:type="spellStart"/>
+      <w:r>
+        <w:rPr>
+          <w:rFonts w:ascii="Abadi ExtraLight" w:hAnsi="Abadi ExtraLight"/>
+          <w:lang w:val="en-US"/>
+        </w:rPr>
+        <w:t>numpy</w:t>
+      </w:r>
+      <w:proofErr w:type="spellEnd"/>
+      <w:r>
+        <w:rPr>
+          <w:rFonts w:ascii="Abadi ExtraLight" w:hAnsi="Abadi ExtraLight"/>
+          <w:lang w:val="en-US"/>
+        </w:rPr>
+        <w:t xml:space="preserve">=1.24" </w:t>
+      </w:r>
+      <w:r>
+        <w:rPr>
+          <w:rFonts w:ascii="Arial" w:hAnsi="Arial" w:cs="Arial"/>
+          <w:lang w:val="en-US"/>
+        </w:rPr>
+        <w:t>→</w:t>
+      </w:r>
+      <w:r>
+        <w:rPr>
+          <w:rFonts w:ascii="Abadi ExtraLight" w:hAnsi="Abadi ExtraLight"/>
+          <w:lang w:val="en-US"/>
+        </w:rPr>
+        <w:t xml:space="preserve"> "</w:t>
+      </w:r>
+      <w:proofErr w:type="spellStart"/>
+      <w:r>
+        <w:rPr>
+          <w:rFonts w:ascii="Abadi ExtraLight" w:hAnsi="Abadi ExtraLight"/>
+          <w:lang w:val="en-US"/>
+        </w:rPr>
+        <w:t>numpy</w:t>
+      </w:r>
+      <w:proofErr w:type="spellEnd"/>
+      <w:r>
+        <w:rPr>
+          <w:rFonts w:ascii="Abadi ExtraLight" w:hAnsi="Abadi ExtraLight"/>
+          <w:lang w:val="en-US"/>
+        </w:rPr>
+        <w:t>==1.24")</w:t>
+      </w:r>
+    </w:p>
+    <w:p>
+      <w:pPr>
+        <w:spacing w:after="0"/>
+        <w:ind w:left="720" w:firstLine="696"/>
+        <w:rPr>
+          <w:rFonts w:ascii="Abadi ExtraLight" w:hAnsi="Abadi ExtraLight"/>
+          <w:lang w:val="en-US"/>
+        </w:rPr>
+      </w:pPr>
+      <w:r>
+        <w:rPr>
+          <w:rFonts w:ascii="Abadi ExtraLight" w:hAnsi="Abadi ExtraLight"/>
+          <w:lang w:val="en-US"/>
+        </w:rPr>
+        <w:t xml:space="preserve">            </w:t>
+      </w:r>
+      <w:proofErr w:type="spellStart"/>
+      <w:proofErr w:type="gramStart"/>
+      <w:r>
+        <w:rPr>
+          <w:rFonts w:ascii="Abadi ExtraLight" w:hAnsi="Abadi ExtraLight"/>
+          <w:lang w:val="en-US"/>
+        </w:rPr>
+        <w:t>out.write</w:t>
+      </w:r>
+      <w:proofErr w:type="spellEnd"/>
+      <w:proofErr w:type="gramEnd"/>
+      <w:r>
+        <w:rPr>
+          <w:rFonts w:ascii="Abadi ExtraLight" w:hAnsi="Abadi ExtraLight"/>
+          <w:lang w:val="en-US"/>
+        </w:rPr>
+        <w:t>(</w:t>
+      </w:r>
+      <w:proofErr w:type="spellStart"/>
+      <w:proofErr w:type="gramStart"/>
+      <w:r>
+        <w:rPr>
+          <w:rFonts w:ascii="Abadi ExtraLight" w:hAnsi="Abadi ExtraLight"/>
+          <w:lang w:val="en-US"/>
+        </w:rPr>
+        <w:t>dep.replace</w:t>
+      </w:r>
+      <w:proofErr w:type="spellEnd"/>
+      <w:proofErr w:type="gramEnd"/>
+      <w:r>
+        <w:rPr>
+          <w:rFonts w:ascii="Abadi ExtraLight" w:hAnsi="Abadi ExtraLight"/>
+          <w:lang w:val="en-US"/>
+        </w:rPr>
+        <w:t>("=", "=="</w:t>
+      </w:r>
+      <w:proofErr w:type="gramStart"/>
+      <w:r>
+        <w:rPr>
+          <w:rFonts w:ascii="Abadi ExtraLight" w:hAnsi="Abadi ExtraLight"/>
+          <w:lang w:val="en-US"/>
+        </w:rPr>
+        <w:t>).replace</w:t>
+      </w:r>
+      <w:proofErr w:type="gramEnd"/>
+      <w:r>
+        <w:rPr>
+          <w:rFonts w:ascii="Abadi ExtraLight" w:hAnsi="Abadi ExtraLight"/>
+          <w:lang w:val="en-US"/>
+        </w:rPr>
+        <w:t>("===", "==") + "\n")</w:t>
+      </w:r>
+    </w:p>
+    <w:p>
+      <w:pPr>
+        <w:spacing w:after="0"/>
+        <w:ind w:left="720" w:firstLine="696"/>
+        <w:rPr>
+          <w:rFonts w:ascii="Abadi ExtraLight" w:hAnsi="Abadi ExtraLight"/>
+          <w:lang w:val="en-US"/>
+        </w:rPr>
+      </w:pPr>
+      <w:r>
+        <w:rPr>
+          <w:rFonts w:ascii="Abadi ExtraLight" w:hAnsi="Abadi ExtraLight"/>
+          <w:lang w:val="en-US"/>
+        </w:rPr>
+        <w:t xml:space="preserve">        </w:t>
+      </w:r>
+      <w:proofErr w:type="spellStart"/>
+      <w:r>
+        <w:rPr>
+          <w:rFonts w:ascii="Abadi ExtraLight" w:hAnsi="Abadi ExtraLight"/>
+          <w:lang w:val="en-US"/>
+        </w:rPr>
+        <w:t>elif</w:t>
+      </w:r>
+      <w:proofErr w:type="spellEnd"/>
+      <w:r>
+        <w:rPr>
+          <w:rFonts w:ascii="Abadi ExtraLight" w:hAnsi="Abadi ExtraLight"/>
+          <w:lang w:val="en-US"/>
+        </w:rPr>
+        <w:t xml:space="preserve"> </w:t>
+      </w:r>
+      <w:proofErr w:type="spellStart"/>
+      <w:proofErr w:type="gramStart"/>
+      <w:r>
+        <w:rPr>
+          <w:rFonts w:ascii="Abadi ExtraLight" w:hAnsi="Abadi ExtraLight"/>
+          <w:lang w:val="en-US"/>
+        </w:rPr>
+        <w:t>isinstance</w:t>
+      </w:r>
+      <w:proofErr w:type="spellEnd"/>
+      <w:r>
+        <w:rPr>
+          <w:rFonts w:ascii="Abadi ExtraLight" w:hAnsi="Abadi ExtraLight"/>
+          <w:lang w:val="en-US"/>
+        </w:rPr>
+        <w:t>(</w:t>
+      </w:r>
+      <w:proofErr w:type="gramEnd"/>
+      <w:r>
+        <w:rPr>
+          <w:rFonts w:ascii="Abadi ExtraLight" w:hAnsi="Abadi ExtraLight"/>
+          <w:lang w:val="en-US"/>
+        </w:rPr>
+        <w:t xml:space="preserve">dep, </w:t>
+      </w:r>
+      <w:proofErr w:type="spellStart"/>
+      <w:r>
+        <w:rPr>
+          <w:rFonts w:ascii="Abadi ExtraLight" w:hAnsi="Abadi ExtraLight"/>
+          <w:lang w:val="en-US"/>
+        </w:rPr>
+        <w:t>dict</w:t>
+      </w:r>
+      <w:proofErr w:type="spellEnd"/>
+      <w:r>
+        <w:rPr>
+          <w:rFonts w:ascii="Abadi ExtraLight" w:hAnsi="Abadi ExtraLight"/>
+          <w:lang w:val="en-US"/>
+        </w:rPr>
+        <w:t>) and "pip" in dep:</w:t>
+      </w:r>
+    </w:p>
+    <w:p>
+      <w:pPr>
+        <w:spacing w:after="0"/>
+        <w:ind w:left="720" w:firstLine="696"/>
+        <w:rPr>
+          <w:rFonts w:ascii="Abadi ExtraLight" w:hAnsi="Abadi ExtraLight"/>
+          <w:lang w:val="en-US"/>
+        </w:rPr>
+      </w:pPr>
+      <w:r>
+        <w:rPr>
+          <w:rFonts w:ascii="Abadi ExtraLight" w:hAnsi="Abadi ExtraLight"/>
+          <w:lang w:val="en-US"/>
+        </w:rPr>
+        <w:t xml:space="preserve">            for </w:t>
+      </w:r>
+      <w:proofErr w:type="spellStart"/>
+      <w:r>
+        <w:rPr>
+          <w:rFonts w:ascii="Abadi ExtraLight" w:hAnsi="Abadi ExtraLight"/>
+          <w:lang w:val="en-US"/>
+        </w:rPr>
+        <w:t>pip_dep</w:t>
+      </w:r>
+      <w:proofErr w:type="spellEnd"/>
+      <w:r>
+        <w:rPr>
+          <w:rFonts w:ascii="Abadi ExtraLight" w:hAnsi="Abadi ExtraLight"/>
+          <w:lang w:val="en-US"/>
+        </w:rPr>
+        <w:t xml:space="preserve"> in </w:t>
+      </w:r>
+      <w:proofErr w:type="gramStart"/>
+      <w:r>
+        <w:rPr>
+          <w:rFonts w:ascii="Abadi ExtraLight" w:hAnsi="Abadi ExtraLight"/>
+          <w:lang w:val="en-US"/>
+        </w:rPr>
+        <w:t>dep["</w:t>
+      </w:r>
+      <w:proofErr w:type="gramEnd"/>
+      <w:r>
+        <w:rPr>
+          <w:rFonts w:ascii="Abadi ExtraLight" w:hAnsi="Abadi ExtraLight"/>
+          <w:lang w:val="en-US"/>
+        </w:rPr>
+        <w:t>pip"]:</w:t>
+      </w:r>
+    </w:p>
+    <w:p>
+      <w:pPr>
+        <w:spacing w:after="0"/>
+        <w:ind w:left="720" w:firstLine="696"/>
+        <w:rPr>
+          <w:rFonts w:ascii="Abadi ExtraLight" w:hAnsi="Abadi ExtraLight"/>
+          <w:lang w:val="en-US"/>
+        </w:rPr>
+      </w:pPr>
+      <w:r>
+        <w:rPr>
+          <w:rFonts w:ascii="Abadi ExtraLight" w:hAnsi="Abadi ExtraLight"/>
+          <w:lang w:val="en-US"/>
+        </w:rPr>
+        <w:t xml:space="preserve">                </w:t>
+      </w:r>
+      <w:proofErr w:type="spellStart"/>
+      <w:proofErr w:type="gramStart"/>
+      <w:r>
+        <w:rPr>
+          <w:rFonts w:ascii="Abadi ExtraLight" w:hAnsi="Abadi ExtraLight"/>
+          <w:lang w:val="en-US"/>
+        </w:rPr>
+        <w:t>out.write</w:t>
+      </w:r>
+      <w:proofErr w:type="spellEnd"/>
+      <w:proofErr w:type="gramEnd"/>
+      <w:r>
+        <w:rPr>
+          <w:rFonts w:ascii="Abadi ExtraLight" w:hAnsi="Abadi ExtraLight"/>
+          <w:lang w:val="en-US"/>
+        </w:rPr>
+        <w:t>(</w:t>
+      </w:r>
+      <w:proofErr w:type="spellStart"/>
+      <w:r>
+        <w:rPr>
+          <w:rFonts w:ascii="Abadi ExtraLight" w:hAnsi="Abadi ExtraLight"/>
+          <w:lang w:val="en-US"/>
+        </w:rPr>
+        <w:t>pip_dep</w:t>
+      </w:r>
+      <w:proofErr w:type="spellEnd"/>
+      <w:r>
+        <w:rPr>
+          <w:rFonts w:ascii="Abadi ExtraLight" w:hAnsi="Abadi ExtraLight"/>
+          <w:lang w:val="en-US"/>
+        </w:rPr>
+        <w:t xml:space="preserve"> + "\n")</w:t>
+      </w:r>
+    </w:p>
+    <w:p>
+      <w:pPr>
+        <w:spacing w:after="0"/>
+        <w:ind w:left="720" w:firstLine="696"/>
+        <w:rPr>
+          <w:rFonts w:ascii="Abadi ExtraLight" w:hAnsi="Abadi ExtraLight"/>
+          <w:lang w:val="en-US"/>
+        </w:rPr>
+      </w:pPr>
+    </w:p>
+    <w:p>
+      <w:pPr>
+        <w:spacing w:after="0"/>
+        <w:ind w:left="720" w:firstLine="696"/>
+        <w:rPr>
+          <w:rFonts w:ascii="Abadi ExtraLight" w:hAnsi="Abadi ExtraLight"/>
+          <w:lang w:val="en-US"/>
+        </w:rPr>
+      </w:pPr>
+      <w:proofErr w:type="gramStart"/>
+      <w:r>
+        <w:rPr>
+          <w:rFonts w:ascii="Abadi ExtraLight" w:hAnsi="Abadi ExtraLight"/>
+          <w:lang w:val="en-US"/>
+        </w:rPr>
+        <w:t>print(</w:t>
+      </w:r>
+      <w:proofErr w:type="gramEnd"/>
+      <w:r>
+        <w:rPr>
+          <w:rFonts w:ascii="Abadi ExtraLight" w:hAnsi="Abadi ExtraLight"/>
+          <w:lang w:val="en-US"/>
+        </w:rPr>
+        <w:t xml:space="preserve">"requirements.txt </w:t>
+      </w:r>
+      <w:proofErr w:type="spellStart"/>
+      <w:r>
+        <w:rPr>
+          <w:rFonts w:ascii="Abadi ExtraLight" w:hAnsi="Abadi ExtraLight"/>
+          <w:lang w:val="en-US"/>
+        </w:rPr>
+        <w:t>generato</w:t>
+      </w:r>
+      <w:proofErr w:type="spellEnd"/>
+      <w:r>
+        <w:rPr>
+          <w:rFonts w:ascii="Abadi ExtraLight" w:hAnsi="Abadi ExtraLight"/>
+          <w:lang w:val="en-US"/>
+        </w:rPr>
+        <w:t>!")</w:t>
+      </w:r>
+    </w:p>
+    <w:p>
+      <w:pPr>
+        <w:spacing w:after="0"/>
+        <w:ind w:left="720" w:firstLine="696"/>
+        <w:rPr>
+          <w:rFonts w:ascii="Abadi ExtraLight" w:hAnsi="Abadi ExtraLight"/>
+          <w:lang w:val="en-US"/>
+        </w:rPr>
+      </w:pPr>
+    </w:p>
+    <w:p>
+      <w:r>
+        <w:t>Installo dunq</w:t>
+      </w:r>
+      <w:r>
+        <w:t xml:space="preserve">ue, nell’ordine: </w:t>
+      </w:r>
+      <w:proofErr w:type="spellStart"/>
+      <w:r>
+        <w:t>pytorch</w:t>
+      </w:r>
+      <w:proofErr w:type="spellEnd"/>
+      <w:r>
+        <w:t xml:space="preserve">, </w:t>
+      </w:r>
+      <w:proofErr w:type="spellStart"/>
+      <w:r>
+        <w:t>numpy</w:t>
+      </w:r>
+      <w:proofErr w:type="spellEnd"/>
+      <w:r>
+        <w:t xml:space="preserve">, </w:t>
+      </w:r>
+      <w:proofErr w:type="spellStart"/>
+      <w:r>
+        <w:t>requirements</w:t>
+      </w:r>
+      <w:proofErr w:type="spellEnd"/>
+    </w:p>
+    <w:p>
+      <w:pPr>
+        <w:spacing w:after="0"/>
+        <w:ind w:left="720" w:firstLine="696"/>
+        <w:rPr>
+          <w:rFonts w:ascii="Abadi ExtraLight" w:hAnsi="Abadi ExtraLight"/>
+        </w:rPr>
+      </w:pPr>
+    </w:p>
+    <w:p>
+      <w:pPr>
+        <w:spacing w:after="0"/>
+        <w:ind w:left="720" w:firstLine="696"/>
+        <w:rPr>
+          <w:rFonts w:ascii="Abadi ExtraLight" w:hAnsi="Abadi ExtraLight"/>
+        </w:rPr>
+      </w:pPr>
+      <w:r>
+        <w:rPr>
+          <w:rFonts w:ascii="Abadi ExtraLight" w:hAnsi="Abadi ExtraLight"/>
+        </w:rPr>
+        <w:t xml:space="preserve"># 4. Dipendenze CUDA-specifiche prima </w:t>
+      </w:r>
+    </w:p>
+    <w:p>
+      <w:pPr>
+        <w:spacing w:after="0"/>
+        <w:ind w:left="720" w:firstLine="696"/>
+        <w:rPr>
+          <w:rFonts w:ascii="Abadi ExtraLight" w:hAnsi="Abadi ExtraLight"/>
+        </w:rPr>
+      </w:pPr>
+      <w:r>
+        <w:rPr>
+          <w:rFonts w:ascii="Abadi ExtraLight" w:hAnsi="Abadi ExtraLight"/>
+        </w:rPr>
+        <w:t xml:space="preserve">pip install torch </w:t>
+      </w:r>
+      <w:proofErr w:type="spellStart"/>
+      <w:r>
+        <w:rPr>
+          <w:rFonts w:ascii="Abadi ExtraLight" w:hAnsi="Abadi ExtraLight"/>
+        </w:rPr>
+        <w:t>torchvision</w:t>
+      </w:r>
+      <w:proofErr w:type="spellEnd"/>
+      <w:r>
+        <w:rPr>
+          <w:rFonts w:ascii="Abadi ExtraLight" w:hAnsi="Abadi ExtraLight"/>
+        </w:rPr>
+        <w:t xml:space="preserve"> </w:t>
+      </w:r>
+      <w:proofErr w:type="spellStart"/>
+      <w:r>
+        <w:rPr>
+          <w:rFonts w:ascii="Abadi ExtraLight" w:hAnsi="Abadi ExtraLight"/>
+        </w:rPr>
+        <w:t>torchaudio</w:t>
+      </w:r>
+      <w:proofErr w:type="spellEnd"/>
+      <w:r>
+        <w:rPr>
+          <w:rFonts w:ascii="Abadi ExtraLight" w:hAnsi="Abadi ExtraLight"/>
+        </w:rPr>
+        <w:t xml:space="preserve"> \</w:t>
+      </w:r>
+    </w:p>
+    <w:p>
+      <w:pPr>
+        <w:spacing w:after="0"/>
+        <w:ind w:left="720" w:firstLine="696"/>
+        <w:rPr>
+          <w:rFonts w:ascii="Abadi ExtraLight" w:hAnsi="Abadi ExtraLight"/>
+        </w:rPr>
+      </w:pPr>
+      <w:r>
+        <w:rPr>
+          <w:rFonts w:ascii="Abadi ExtraLight" w:hAnsi="Abadi ExtraLight"/>
+        </w:rPr>
+        <w:t xml:space="preserve"> --index-</w:t>
+      </w:r>
+      <w:proofErr w:type="spellStart"/>
+      <w:r>
+        <w:rPr>
+          <w:rFonts w:ascii="Abadi ExtraLight" w:hAnsi="Abadi ExtraLight"/>
+        </w:rPr>
+        <w:t>url</w:t>
+      </w:r>
+      <w:proofErr w:type="spellEnd"/>
+      <w:r>
+        <w:rPr>
+          <w:rFonts w:ascii="Abadi ExtraLight" w:hAnsi="Abadi ExtraLight"/>
+        </w:rPr>
+        <w:t xml:space="preserve"> </w:t>
+      </w:r>
+      <w:hyperlink r:id="rId39" w:history="1">
+        <w:r>
+          <w:t>https://pypi.jetson-ai-lab.dev/jp6/cu126</w:t>
+        </w:r>
+      </w:hyperlink>
+      <w:r>
+        <w:rPr>
+          <w:rFonts w:ascii="Abadi ExtraLight" w:hAnsi="Abadi ExtraLight"/>
+        </w:rPr>
+        <w:t xml:space="preserve"> </w:t>
+      </w:r>
+    </w:p>
+    <w:p>
+      <w:pPr>
+        <w:spacing w:after="0"/>
+        <w:ind w:left="720" w:firstLine="696"/>
+        <w:rPr>
+          <w:rFonts w:ascii="Abadi ExtraLight" w:hAnsi="Abadi ExtraLight"/>
+        </w:rPr>
+      </w:pPr>
+      <w:r>
+        <w:rPr>
+          <w:rFonts w:ascii="Abadi ExtraLight" w:hAnsi="Abadi ExtraLight"/>
+        </w:rPr>
+        <w:t xml:space="preserve"># 5. Resto delle dipendenze </w:t>
+      </w:r>
+    </w:p>
+    <w:p>
+      <w:pPr>
+        <w:spacing w:after="0"/>
+        <w:ind w:left="720" w:firstLine="696"/>
+        <w:rPr>
+          <w:rFonts w:ascii="Abadi ExtraLight" w:hAnsi="Abadi ExtraLight"/>
+        </w:rPr>
+      </w:pPr>
+      <w:proofErr w:type="spellStart"/>
+      <w:r>
+        <w:rPr>
+          <w:rFonts w:ascii="Abadi ExtraLight" w:hAnsi="Abadi ExtraLight"/>
+        </w:rPr>
+        <w:t>pip</w:t>
+      </w:r>
+      <w:proofErr w:type="spellEnd"/>
+      <w:r>
+        <w:rPr>
+          <w:rFonts w:ascii="Abadi ExtraLight" w:hAnsi="Abadi ExtraLight"/>
+        </w:rPr>
+        <w:t xml:space="preserve"> </w:t>
+      </w:r>
+      <w:proofErr w:type="spellStart"/>
+      <w:r>
+        <w:rPr>
+          <w:rFonts w:ascii="Abadi ExtraLight" w:hAnsi="Abadi ExtraLight"/>
+        </w:rPr>
+        <w:t>install</w:t>
+      </w:r>
+      <w:proofErr w:type="spellEnd"/>
+      <w:r>
+        <w:rPr>
+          <w:rFonts w:ascii="Abadi ExtraLight" w:hAnsi="Abadi ExtraLight"/>
+        </w:rPr>
+        <w:t xml:space="preserve"> </w:t>
+      </w:r>
+      <w:proofErr w:type="spellStart"/>
+      <w:r>
+        <w:rPr>
+          <w:rFonts w:ascii="Abadi ExtraLight" w:hAnsi="Abadi ExtraLight"/>
+        </w:rPr>
+        <w:t>numpy</w:t>
+      </w:r>
+      <w:proofErr w:type="spellEnd"/>
+      <w:r>
+        <w:rPr>
+          <w:rFonts w:ascii="Abadi ExtraLight" w:hAnsi="Abadi ExtraLight"/>
+        </w:rPr>
+        <w:t xml:space="preserve">==1.26.1 # versione compatibile con JP6 </w:t>
+      </w:r>
+      <w:proofErr w:type="spellStart"/>
+      <w:r>
+        <w:rPr>
+          <w:rFonts w:ascii="Abadi ExtraLight" w:hAnsi="Abadi ExtraLight"/>
+        </w:rPr>
+        <w:t>pip</w:t>
+      </w:r>
+      <w:proofErr w:type="spellEnd"/>
+      <w:r>
+        <w:rPr>
+          <w:rFonts w:ascii="Abadi ExtraLight" w:hAnsi="Abadi ExtraLight"/>
+        </w:rPr>
+        <w:t xml:space="preserve"> </w:t>
+      </w:r>
+      <w:proofErr w:type="spellStart"/>
+      <w:r>
+        <w:rPr>
+          <w:rFonts w:ascii="Abadi ExtraLight" w:hAnsi="Abadi ExtraLight"/>
+        </w:rPr>
+        <w:t>install</w:t>
+      </w:r>
+      <w:proofErr w:type="spellEnd"/>
+      <w:r>
+        <w:rPr>
+          <w:rFonts w:ascii="Abadi ExtraLight" w:hAnsi="Abadi ExtraLight"/>
+        </w:rPr>
+        <w:t xml:space="preserve"> -r requirements.txt</w:t>
+      </w:r>
+    </w:p>
+    <w:p>
+      <w:pPr>
+        <w:spacing w:after="0"/>
+        <w:rPr>
+          <w:rFonts w:ascii="Abadi ExtraLight" w:hAnsi="Abadi ExtraLight"/>
+          <w:lang w:val="en-US"/>
+        </w:rPr>
+      </w:pPr>
+    </w:p>
+    <w:p>
+      <w:pPr>
+        <w:spacing w:after="0"/>
+        <w:ind w:left="720" w:firstLine="696"/>
+        <w:rPr>
+          <w:rFonts w:ascii="Abadi ExtraLight" w:hAnsi="Abadi ExtraLight"/>
+        </w:rPr>
+      </w:pPr>
+      <w:r>
+        <w:rPr>
+          <w:rFonts w:ascii="Abadi ExtraLight" w:hAnsi="Abadi ExtraLight"/>
+        </w:rPr>
+        <w:t xml:space="preserve"># Installa </w:t>
+      </w:r>
+      <w:proofErr w:type="spellStart"/>
+      <w:r>
+        <w:rPr>
+          <w:rFonts w:ascii="Abadi ExtraLight" w:hAnsi="Abadi ExtraLight"/>
+        </w:rPr>
+        <w:t>torch</w:t>
+      </w:r>
+      <w:proofErr w:type="spellEnd"/>
+      <w:r>
+        <w:rPr>
+          <w:rFonts w:ascii="Abadi ExtraLight" w:hAnsi="Abadi ExtraLight"/>
+        </w:rPr>
+        <w:t xml:space="preserve"> + </w:t>
+      </w:r>
+      <w:proofErr w:type="spellStart"/>
+      <w:r>
+        <w:rPr>
+          <w:rFonts w:ascii="Abadi ExtraLight" w:hAnsi="Abadi ExtraLight"/>
+        </w:rPr>
+        <w:t>torchvision</w:t>
+      </w:r>
+      <w:proofErr w:type="spellEnd"/>
+      <w:r>
+        <w:rPr>
+          <w:rFonts w:ascii="Abadi ExtraLight" w:hAnsi="Abadi ExtraLight"/>
+        </w:rPr>
+        <w:t xml:space="preserve"> + </w:t>
+      </w:r>
+      <w:proofErr w:type="spellStart"/>
+      <w:r>
+        <w:rPr>
+          <w:rFonts w:ascii="Abadi ExtraLight" w:hAnsi="Abadi ExtraLight"/>
+        </w:rPr>
+        <w:t>torchaudio</w:t>
+      </w:r>
+      <w:proofErr w:type="spellEnd"/>
+      <w:r>
+        <w:rPr>
+          <w:rFonts w:ascii="Abadi ExtraLight" w:hAnsi="Abadi ExtraLight"/>
+        </w:rPr>
+        <w:t xml:space="preserve"> in un colpo solo</w:t>
+      </w:r>
+    </w:p>
+    <w:p>
+      <w:pPr>
+        <w:spacing w:after="0"/>
+        <w:ind w:left="720" w:firstLine="696"/>
+        <w:rPr>
+          <w:rFonts w:ascii="Abadi ExtraLight" w:hAnsi="Abadi ExtraLight"/>
+          <w:lang w:val="en-US"/>
+        </w:rPr>
+      </w:pPr>
+      <w:r>
+        <w:rPr>
+          <w:rFonts w:ascii="Abadi ExtraLight" w:hAnsi="Abadi ExtraLight"/>
+          <w:lang w:val="en-US"/>
+        </w:rPr>
+        <w:t xml:space="preserve">pip install torch </w:t>
+      </w:r>
+      <w:proofErr w:type="spellStart"/>
+      <w:r>
+        <w:rPr>
+          <w:rFonts w:ascii="Abadi ExtraLight" w:hAnsi="Abadi ExtraLight"/>
+          <w:lang w:val="en-US"/>
+        </w:rPr>
+        <w:t>torchvision</w:t>
+      </w:r>
+      <w:proofErr w:type="spellEnd"/>
+      <w:r>
+        <w:rPr>
+          <w:rFonts w:ascii="Abadi ExtraLight" w:hAnsi="Abadi ExtraLight"/>
+          <w:lang w:val="en-US"/>
+        </w:rPr>
+        <w:t xml:space="preserve"> </w:t>
+      </w:r>
+      <w:proofErr w:type="spellStart"/>
+      <w:r>
+        <w:rPr>
+          <w:rFonts w:ascii="Abadi ExtraLight" w:hAnsi="Abadi ExtraLight"/>
+          <w:lang w:val="en-US"/>
+        </w:rPr>
+        <w:t>torchaudio</w:t>
+      </w:r>
+      <w:proofErr w:type="spellEnd"/>
+      <w:r>
+        <w:rPr>
+          <w:rFonts w:ascii="Abadi ExtraLight" w:hAnsi="Abadi ExtraLight"/>
+          <w:lang w:val="en-US"/>
+        </w:rPr>
+        <w:t xml:space="preserve"> \</w:t>
+      </w:r>
+    </w:p>
+    <w:p>
+      <w:pPr>
+        <w:spacing w:after="0"/>
+        <w:ind w:left="708" w:firstLine="708"/>
+        <w:rPr>
+          <w:rFonts w:ascii="Abadi ExtraLight" w:hAnsi="Abadi ExtraLight"/>
+          <w:lang w:val="en-US"/>
+        </w:rPr>
+      </w:pPr>
+      <w:r>
+        <w:rPr>
+          <w:rFonts w:ascii="Abadi ExtraLight" w:hAnsi="Abadi ExtraLight"/>
+          <w:lang w:val="en-US"/>
+        </w:rPr>
+        <w:t>--index-</w:t>
+      </w:r>
+      <w:proofErr w:type="spellStart"/>
+      <w:r>
+        <w:rPr>
+          <w:rFonts w:ascii="Abadi ExtraLight" w:hAnsi="Abadi ExtraLight"/>
+          <w:lang w:val="en-US"/>
+        </w:rPr>
+        <w:t>url</w:t>
+      </w:r>
+      <w:proofErr w:type="spellEnd"/>
+      <w:r>
+        <w:rPr>
+          <w:rFonts w:ascii="Abadi ExtraLight" w:hAnsi="Abadi ExtraLight"/>
+          <w:lang w:val="en-US"/>
+        </w:rPr>
+        <w:t xml:space="preserve"> </w:t>
+      </w:r>
+      <w:hyperlink r:id="rId40" w:history="1">
+        <w:r>
+          <w:rPr>
+            <w:rStyle w:val="Collegamentoipertestuale"/>
+            <w:rFonts w:ascii="Abadi ExtraLight" w:hAnsi="Abadi ExtraLight"/>
+            <w:lang w:val="en-US"/>
+          </w:rPr>
+          <w:t>https://pypi.jetson-ai-lab.dev/jp6/cu126</w:t>
+        </w:r>
+      </w:hyperlink>
+    </w:p>
+    <w:p>
+      <w:pPr>
+        <w:spacing w:after="0"/>
+        <w:ind w:left="708" w:firstLine="708"/>
+        <w:rPr>
+          <w:lang w:val="en-US"/>
+        </w:rPr>
+      </w:pPr>
+    </w:p>
+    <w:p>
+      <w:pPr>
+        <w:pStyle w:val="Titolo6"/>
+      </w:pPr>
+      <w:r>
         <w:t xml:space="preserve">TODO </w:t>
       </w:r>
       <w:r>
@@ -40238,73 +41724,45 @@
     </w:p>
     <w:p>
       <w:pPr>
-        <w:spacing w:after="0"/>
-      </w:pPr>
-      <w:r>
-        <w:rPr>
-          <w:highlight w:val="green"/>
-        </w:rPr>
-        <w:t xml:space="preserve">Non uso una telecamera stereo, ma due camere 8MP IMX219-77 Camera Module 3280 × 2464 </w:t>
-      </w:r>
-      <w:proofErr w:type="spellStart"/>
-      <w:r>
-        <w:rPr>
-          <w:highlight w:val="green"/>
-        </w:rPr>
+        <w:jc w:val="both"/>
+      </w:pPr>
+      <w:r>
+        <w:t xml:space="preserve">Il sistema utilizza </w:t>
+      </w:r>
+      <w:r>
+        <w:t xml:space="preserve">due camere 8MP IMX219-77 Camera Module 3280 × 2464 </w:t>
+      </w:r>
+      <w:proofErr w:type="spellStart"/>
+      <w:r>
         <w:t>Resolution</w:t>
       </w:r>
       <w:proofErr w:type="spellEnd"/>
       <w:r>
-        <w:rPr>
-          <w:highlight w:val="green"/>
-        </w:rPr>
-        <w:t xml:space="preserve"> 8 MP IMX219 Sensor</w:t>
-      </w:r>
-    </w:p>
-    <w:p>
-      <w:pPr>
-        <w:spacing w:after="0"/>
-      </w:pPr>
-    </w:p>
-    <w:p>
-      <w:pPr>
-        <w:spacing w:after="0"/>
-        <w:rPr>
-          <w:b/>
-          <w:bCs/>
-        </w:rPr>
-      </w:pPr>
-      <w:r>
-        <w:rPr>
-          <w:b/>
-          <w:bCs/>
-        </w:rPr>
-        <w:t>Claude ha risposto: Ottima scelta: le IMX219 si collegano via CSI e il Jetson Orin Nano ha 2 slot CSI — quindi funziona nativamente.</w:t>
-      </w:r>
-    </w:p>
-    <w:p>
-      <w:r>
-        <w:t xml:space="preserve">Ottima scelta: le IMX219 si collegano via </w:t>
-      </w:r>
-      <w:r>
-        <w:rPr>
-          <w:b/>
-          <w:bCs/>
-        </w:rPr>
-        <w:t>CSI</w:t>
-      </w:r>
-      <w:r>
-        <w:t xml:space="preserve"> e il Jetson Orin Nano ha </w:t>
-      </w:r>
-      <w:r>
-        <w:rPr>
-          <w:b/>
-          <w:bCs/>
-        </w:rPr>
-        <w:t>2 slot CSI</w:t>
-      </w:r>
-      <w:r>
-        <w:t xml:space="preserve"> — quindi funziona nativamente. Ma rispetto a una telecamera stereo </w:t>
+        <w:t xml:space="preserve"> 8 </w:t>
+      </w:r>
+      <w:proofErr w:type="gramStart"/>
+      <w:r>
+        <w:t xml:space="preserve">MP </w:t>
+      </w:r>
+      <w:r>
+        <w:t xml:space="preserve"> collegate</w:t>
+      </w:r>
+      <w:proofErr w:type="gramEnd"/>
+      <w:r>
+        <w:t xml:space="preserve"> </w:t>
+      </w:r>
+      <w:r>
+        <w:rPr>
+          <w:b/>
+          <w:bCs/>
+        </w:rPr>
+        <w:t xml:space="preserve"> via CSI.</w:t>
+      </w:r>
+      <w:r>
+        <w:t xml:space="preserve"> R</w:t>
+      </w:r>
+      <w:r>
+        <w:t xml:space="preserve">ispetto a una telecamera stereo </w:t>
       </w:r>
       <w:proofErr w:type="spellStart"/>
       <w:r>
@@ -40314,25 +41772,13 @@
       <w:r>
         <w:t>-calibrata (come ZED), devi gestire da solo tutta la pipeline. Ecco una roadmap completa</w:t>
       </w:r>
-    </w:p>
-    <w:p>
-      <w:pPr>
-        <w:spacing w:after="0"/>
-        <w:rPr>
-          <w:b/>
-          <w:bCs/>
-        </w:rPr>
-      </w:pPr>
-      <w:r>
-        <w:rPr>
-          <w:b/>
-          <w:bCs/>
-        </w:rPr>
-        <w:t>Pipeline completa</w:t>
-      </w:r>
-    </w:p>
-    <w:p>
-      <w:pPr>
+      <w:r>
+        <w:t>.</w:t>
+      </w:r>
+    </w:p>
+    <w:p>
+      <w:pPr>
+        <w:keepNext/>
         <w:spacing w:after="0"/>
       </w:pPr>
       <w:r>
@@ -40355,7 +41801,7 @@
                     <pic:cNvPicPr/>
                   </pic:nvPicPr>
                   <pic:blipFill>
-                    <a:blip r:embed="rId39"/>
+                    <a:blip r:embed="rId41"/>
                     <a:stretch>
                       <a:fillRect/>
                     </a:stretch>
@@ -40378,23 +41824,54 @@
     </w:p>
     <w:p>
       <w:pPr>
-        <w:spacing w:after="0"/>
-      </w:pPr>
-    </w:p>
-    <w:p>
-      <w:pPr>
-        <w:spacing w:after="0"/>
-        <w:rPr>
-          <w:b/>
-          <w:bCs/>
-        </w:rPr>
-      </w:pPr>
-      <w:r>
-        <w:rPr>
-          <w:b/>
-          <w:bCs/>
-        </w:rPr>
-        <w:lastRenderedPageBreak/>
+        <w:pStyle w:val="Didascalia"/>
+      </w:pPr>
+      <w:r>
+        <w:t xml:space="preserve">Figura </w:t>
+      </w:r>
+      <w:r>
+        <w:fldChar w:fldCharType="begin"/>
+      </w:r>
+      <w:r>
+        <w:instrText xml:space="preserve"> SEQ Figura \* ARABIC </w:instrText>
+      </w:r>
+      <w:r>
+        <w:fldChar w:fldCharType="separate"/>
+      </w:r>
+      <w:r>
+        <w:rPr>
+          <w:noProof/>
+        </w:rPr>
+        <w:t>1</w:t>
+      </w:r>
+      <w:r>
+        <w:fldChar w:fldCharType="end"/>
+      </w:r>
+      <w:r>
+        <w:t xml:space="preserve"> - </w:t>
+      </w:r>
+      <w:r>
+        <w:t>Pipeline completa</w:t>
+      </w:r>
+    </w:p>
+    <w:p>
+      <w:pPr>
+        <w:spacing w:after="0"/>
+      </w:pPr>
+    </w:p>
+    <w:p>
+      <w:pPr>
+        <w:spacing w:after="0"/>
+        <w:rPr>
+          <w:b/>
+          <w:bCs/>
+        </w:rPr>
+      </w:pPr>
+      <w:r>
+        <w:rPr>
+          <w:b/>
+          <w:bCs/>
+        </w:rPr>
         <w:t>1️</w:t>
       </w:r>
       <w:r>
@@ -40445,12 +41922,24 @@
       <w:r>
         <w:t xml:space="preserve">. In Python: </w:t>
       </w:r>
-      <w:hyperlink r:id="rId40" w:tgtFrame="_blank" w:history="1">
+      <w:hyperlink r:id="rId42" w:tgtFrame="_blank" w:history="1">
         <w:r>
           <w:rPr>
             <w:rStyle w:val="Collegamentoipertestuale"/>
           </w:rPr>
-          <w:t>NVIDIA Developer Forums</w:t>
+          <w:t>NVIDIA Develop</w:t>
+        </w:r>
+        <w:r>
+          <w:rPr>
+            <w:rStyle w:val="Collegamentoipertestuale"/>
+          </w:rPr>
+          <w:t>e</w:t>
+        </w:r>
+        <w:r>
+          <w:rPr>
+            <w:rStyle w:val="Collegamentoipertestuale"/>
+          </w:rPr>
+          <w:t>r Forums</w:t>
         </w:r>
       </w:hyperlink>
     </w:p>
@@ -40505,6 +41994,7 @@
           <w:rFonts w:ascii="Abadi ExtraLight" w:hAnsi="Abadi ExtraLight"/>
           <w:lang w:val="en-US"/>
         </w:rPr>
+        <w:lastRenderedPageBreak/>
         <w:t xml:space="preserve">def </w:t>
       </w:r>
       <w:proofErr w:type="spellStart"/>
@@ -41703,7 +43193,6 @@
           <w:rFonts w:ascii="Abadi ExtraLight" w:hAnsi="Abadi ExtraLight"/>
           <w:lang w:val="en-US"/>
         </w:rPr>
-        <w:lastRenderedPageBreak/>
         <w:t># Dopo aver raccolto le immagini:</w:t>
       </w:r>
     </w:p>
@@ -43388,7 +44877,7 @@
                     <pic:cNvPicPr/>
                   </pic:nvPicPr>
                   <pic:blipFill>
-                    <a:blip r:embed="rId41"/>
+                    <a:blip r:embed="rId43"/>
                     <a:stretch>
                       <a:fillRect/>
                     </a:stretch>
@@ -43423,7 +44912,6 @@
           <w:b/>
           <w:bCs/>
         </w:rPr>
-        <w:lastRenderedPageBreak/>
         <w:t>Cosa tenere a mente</w:t>
       </w:r>
     </w:p>
@@ -43482,6 +44970,7 @@
           <w:b/>
           <w:bCs/>
         </w:rPr>
+        <w:lastRenderedPageBreak/>
         <w:t>OpenCV</w:t>
       </w:r>
       <w:proofErr w:type="spellEnd"/>
@@ -44282,141 +45771,4366 @@
           <w:rFonts w:ascii="Abadi ExtraLight" w:hAnsi="Abadi ExtraLight"/>
           <w:lang w:val="en-US"/>
         </w:rPr>
+        <w:t>python3 stereo_pipeline.py --</w:t>
+      </w:r>
+      <w:proofErr w:type="spellStart"/>
+      <w:r>
+        <w:rPr>
+          <w:rFonts w:ascii="Abadi ExtraLight" w:hAnsi="Abadi ExtraLight"/>
+          <w:lang w:val="en-US"/>
+        </w:rPr>
+        <w:t>save_pc</w:t>
+      </w:r>
+      <w:proofErr w:type="spellEnd"/>
+    </w:p>
+    <w:p>
+      <w:pPr>
+        <w:spacing w:after="0"/>
+      </w:pPr>
+    </w:p>
+    <w:p>
+      <w:pPr>
+        <w:spacing w:after="0"/>
+      </w:pPr>
+    </w:p>
+    <w:p>
+      <w:pPr>
+        <w:spacing w:after="0"/>
+        <w:rPr>
+          <w:b/>
+          <w:bCs/>
+          <w:u w:val="single"/>
+        </w:rPr>
+      </w:pPr>
+      <w:r>
+        <w:rPr>
+          <w:b/>
+          <w:bCs/>
+          <w:u w:val="single"/>
+        </w:rPr>
+        <w:t>ATTENZIONE</w:t>
+      </w:r>
+    </w:p>
+    <w:p>
+      <w:pPr>
+        <w:spacing w:after="0"/>
+        <w:jc w:val="both"/>
+      </w:pPr>
+      <w:r>
         <w:lastRenderedPageBreak/>
-        <w:t>python3 stereo_pipeline.py --</w:t>
-      </w:r>
-      <w:proofErr w:type="spellStart"/>
-      <w:r>
-        <w:rPr>
-          <w:rFonts w:ascii="Abadi ExtraLight" w:hAnsi="Abadi ExtraLight"/>
-          <w:lang w:val="en-US"/>
-        </w:rPr>
-        <w:t>save_pc</w:t>
-      </w:r>
-      <w:proofErr w:type="spellEnd"/>
-    </w:p>
-    <w:p>
-      <w:pPr>
-        <w:spacing w:after="0"/>
-      </w:pPr>
-    </w:p>
-    <w:p>
-      <w:pPr>
-        <w:pStyle w:val="Titolo6"/>
-      </w:pPr>
-      <w:r>
-        <w:t>Isaac ROS</w:t>
-      </w:r>
-      <w:r>
-        <w:t xml:space="preserve">: incompatibilità </w:t>
-      </w:r>
-      <w:proofErr w:type="spellStart"/>
-      <w:proofErr w:type="gramStart"/>
-      <w:r>
-        <w:t>FoundationStereo</w:t>
-      </w:r>
-      <w:proofErr w:type="spellEnd"/>
-      <w:proofErr w:type="gramEnd"/>
-      <w:r>
-        <w:t xml:space="preserve"> su O</w:t>
-      </w:r>
-      <w:r>
-        <w:t>rin Nano Super</w:t>
-      </w:r>
-    </w:p>
-    <w:p>
-      <w:pPr>
-        <w:spacing w:after="0"/>
-        <w:jc w:val="both"/>
-      </w:pPr>
-      <w:r>
-        <w:t xml:space="preserve">Le informazioni riportate sulla repo GitHub </w:t>
-      </w:r>
-      <w:r>
-        <w:fldChar w:fldCharType="begin"/>
-      </w:r>
-      <w:r>
-        <w:instrText xml:space="preserve"> REF _Ref228736445 \r \h </w:instrText>
-      </w:r>
-      <w:r>
-        <w:fldChar w:fldCharType="separate"/>
-      </w:r>
-      <w:r>
-        <w:t>[6.]</w:t>
-      </w:r>
-      <w:r>
-        <w:fldChar w:fldCharType="end"/>
-      </w:r>
-      <w:r>
-        <w:t xml:space="preserve"> indicano le istruzioni per eseguire il modello attraverso il </w:t>
-      </w:r>
-      <w:r>
-        <w:t>middleware</w:t>
-      </w:r>
-      <w:r>
-        <w:t xml:space="preserve"> </w:t>
+        <w:t xml:space="preserve">le procedure implementate sono </w:t>
+      </w:r>
+      <w:proofErr w:type="spellStart"/>
+      <w:r>
+        <w:t>utlizzabili</w:t>
+      </w:r>
+      <w:proofErr w:type="spellEnd"/>
+      <w:r>
+        <w:t xml:space="preserve"> con </w:t>
       </w:r>
       <w:r>
         <w:rPr>
           <w:i/>
           <w:iCs/>
         </w:rPr>
-        <w:t>Isaac ROS</w:t>
-      </w:r>
-      <w:r>
-        <w:t xml:space="preserve"> </w:t>
-      </w:r>
-      <w:r>
-        <w:fldChar w:fldCharType="begin"/>
-      </w:r>
-      <w:r>
-        <w:instrText xml:space="preserve"> REF _Ref228736458 \r \h </w:instrText>
-      </w:r>
-      <w:r>
-        <w:instrText xml:space="preserve"> \* MERGEFORMAT </w:instrText>
-      </w:r>
-      <w:r>
-        <w:fldChar w:fldCharType="separate"/>
-      </w:r>
-      <w:r>
-        <w:t>[7.]</w:t>
-      </w:r>
-      <w:r>
-        <w:fldChar w:fldCharType="end"/>
-      </w:r>
-    </w:p>
-    <w:p>
-      <w:pPr>
-        <w:spacing w:after="0"/>
-        <w:jc w:val="both"/>
-      </w:pPr>
-    </w:p>
-    <w:p>
-      <w:pPr>
-        <w:spacing w:after="0"/>
-        <w:jc w:val="both"/>
-        <w:rPr>
-          <w:b/>
-          <w:bCs/>
-        </w:rPr>
-      </w:pPr>
-      <w:r>
-        <w:rPr>
-          <w:b/>
-          <w:bCs/>
-        </w:rPr>
-        <w:t>Compatibilità Isaac ROS - Jetson</w:t>
-      </w:r>
-    </w:p>
-    <w:p>
-      <w:pPr>
-        <w:jc w:val="both"/>
-      </w:pPr>
+        <w:t xml:space="preserve">Fast-Foundation </w:t>
+      </w:r>
+      <w:proofErr w:type="gramStart"/>
       <w:r>
         <w:rPr>
           <w:i/>
           <w:iCs/>
         </w:rPr>
+        <w:t>stereo</w:t>
+      </w:r>
+      <w:r>
+        <w:t xml:space="preserve"> </w:t>
+      </w:r>
+      <w:r>
+        <w:t>,</w:t>
+      </w:r>
+      <w:proofErr w:type="gramEnd"/>
+      <w:r>
+        <w:t xml:space="preserve"> ma solo parzialmente con</w:t>
+      </w:r>
+      <w:r>
+        <w:t xml:space="preserve"> </w:t>
+      </w:r>
+      <w:proofErr w:type="spellStart"/>
+      <w:r>
+        <w:rPr>
+          <w:i/>
+          <w:iCs/>
+        </w:rPr>
+        <w:t>Foundationstereo</w:t>
+      </w:r>
+      <w:proofErr w:type="spellEnd"/>
+    </w:p>
+    <w:p>
+      <w:pPr>
+        <w:spacing w:after="0"/>
+      </w:pPr>
+    </w:p>
+    <w:p>
+      <w:pPr>
+        <w:spacing w:after="0"/>
+        <w:jc w:val="both"/>
+        <w:rPr>
+          <w:b/>
+          <w:bCs/>
+        </w:rPr>
+      </w:pPr>
+      <w:r>
+        <w:rPr>
+          <w:b/>
+          <w:bCs/>
+        </w:rPr>
+        <w:t xml:space="preserve">stereo_calibration.py → </w:t>
+      </w:r>
+      <w:r>
+        <w:rPr>
+          <w:rFonts w:ascii="Segoe UI Emoji" w:hAnsi="Segoe UI Emoji" w:cs="Segoe UI Emoji"/>
+          <w:b/>
+          <w:bCs/>
+        </w:rPr>
+        <w:t>✅</w:t>
+      </w:r>
+      <w:r>
+        <w:rPr>
+          <w:b/>
+          <w:bCs/>
+        </w:rPr>
+        <w:t xml:space="preserve"> Compatibile con entrambi</w:t>
+      </w:r>
+    </w:p>
+    <w:p>
+      <w:pPr>
+        <w:spacing w:after="0"/>
+        <w:jc w:val="both"/>
+      </w:pPr>
+      <w:r>
+        <w:t xml:space="preserve">È completamente indipendente dal modello. Produce </w:t>
+      </w:r>
+      <w:proofErr w:type="spellStart"/>
+      <w:r>
+        <w:t>stereo_calib.npz</w:t>
+      </w:r>
+      <w:proofErr w:type="spellEnd"/>
+      <w:r>
+        <w:t xml:space="preserve"> e K.txt che vanno bene per qualsiasi sistema stereo.</w:t>
+      </w:r>
+    </w:p>
+    <w:p>
+      <w:pPr>
+        <w:spacing w:after="0"/>
+        <w:jc w:val="both"/>
+      </w:pPr>
+    </w:p>
+    <w:p>
+      <w:pPr>
+        <w:spacing w:after="0"/>
+        <w:jc w:val="both"/>
+        <w:rPr>
+          <w:b/>
+          <w:bCs/>
+        </w:rPr>
+      </w:pPr>
+      <w:r>
+        <w:rPr>
+          <w:b/>
+          <w:bCs/>
+        </w:rPr>
+        <w:t xml:space="preserve">stereo_pipeline.py → </w:t>
+      </w:r>
+      <w:r>
+        <w:rPr>
+          <w:rFonts w:ascii="Segoe UI Emoji" w:hAnsi="Segoe UI Emoji" w:cs="Segoe UI Emoji"/>
+          <w:b/>
+          <w:bCs/>
+        </w:rPr>
+        <w:t>⚠️</w:t>
+      </w:r>
+      <w:r>
+        <w:rPr>
+          <w:b/>
+          <w:bCs/>
+        </w:rPr>
+        <w:t xml:space="preserve"> Serve adattamento per </w:t>
+      </w:r>
+      <w:proofErr w:type="spellStart"/>
+      <w:proofErr w:type="gramStart"/>
+      <w:r>
+        <w:rPr>
+          <w:b/>
+          <w:bCs/>
+        </w:rPr>
+        <w:t>FoundationStereo</w:t>
+      </w:r>
+      <w:proofErr w:type="spellEnd"/>
+      <w:proofErr w:type="gramEnd"/>
+      <w:r>
+        <w:rPr>
+          <w:b/>
+          <w:bCs/>
+        </w:rPr>
+        <w:t xml:space="preserve"> originale</w:t>
+      </w:r>
+    </w:p>
+    <w:p>
+      <w:pPr>
+        <w:spacing w:after="0"/>
+        <w:jc w:val="both"/>
+      </w:pPr>
+      <w:r>
+        <w:t xml:space="preserve">Le differenze riguardano la classe </w:t>
+      </w:r>
+      <w:proofErr w:type="spellStart"/>
+      <w:r>
+        <w:t>FoundationStereoTRT</w:t>
+      </w:r>
+      <w:proofErr w:type="spellEnd"/>
+      <w:r>
+        <w:t xml:space="preserve">. Ci sono </w:t>
+      </w:r>
+      <w:proofErr w:type="gramStart"/>
+      <w:r>
+        <w:t>3</w:t>
+      </w:r>
+      <w:proofErr w:type="gramEnd"/>
+      <w:r>
+        <w:t xml:space="preserve"> punti da modificare:</w:t>
+      </w:r>
+    </w:p>
+    <w:p>
+      <w:pPr>
+        <w:spacing w:after="0"/>
+        <w:jc w:val="both"/>
+      </w:pPr>
+    </w:p>
+    <w:p>
+      <w:pPr>
+        <w:spacing w:after="0"/>
+        <w:rPr>
+          <w:b/>
+          <w:bCs/>
+        </w:rPr>
+      </w:pPr>
+      <w:r>
+        <w:rPr>
+          <w:b/>
+          <w:bCs/>
+        </w:rPr>
+        <w:t xml:space="preserve">1. Nomi dei </w:t>
+      </w:r>
+      <w:proofErr w:type="spellStart"/>
+      <w:r>
+        <w:rPr>
+          <w:b/>
+          <w:bCs/>
+        </w:rPr>
+        <w:t>binding</w:t>
+      </w:r>
+      <w:proofErr w:type="spellEnd"/>
+      <w:r>
+        <w:rPr>
+          <w:b/>
+          <w:bCs/>
+        </w:rPr>
+        <w:t xml:space="preserve"> nel TRT </w:t>
+      </w:r>
+      <w:proofErr w:type="spellStart"/>
+      <w:r>
+        <w:rPr>
+          <w:b/>
+          <w:bCs/>
+        </w:rPr>
+        <w:t>engine</w:t>
+      </w:r>
+      <w:proofErr w:type="spellEnd"/>
+    </w:p>
+    <w:p>
+      <w:pPr>
+        <w:spacing w:after="0"/>
+      </w:pPr>
+      <w:r>
+        <w:rPr>
+          <w:noProof/>
+        </w:rPr>
+        <w:drawing>
+          <wp:inline distT="0" distB="0" distL="0" distR="0" wp14:anchorId="391F8DF9" wp14:editId="1820989F">
+            <wp:extent cx="6120130" cy="1336675"/>
+            <wp:effectExtent l="0" t="0" r="0" b="0"/>
+            <wp:docPr id="549393495" name="Immagine 1"/>
+            <wp:cNvGraphicFramePr>
+              <a:graphicFrameLocks xmlns:a="http://schemas.openxmlformats.org/drawingml/2006/main" noChangeAspect="1"/>
+            </wp:cNvGraphicFramePr>
+            <a:graphic xmlns:a="http://schemas.openxmlformats.org/drawingml/2006/main">
+              <a:graphicData uri="http://schemas.openxmlformats.org/drawingml/2006/picture">
+                <pic:pic xmlns:pic="http://schemas.openxmlformats.org/drawingml/2006/picture">
+                  <pic:nvPicPr>
+                    <pic:cNvPr id="549393495" name=""/>
+                    <pic:cNvPicPr/>
+                  </pic:nvPicPr>
+                  <pic:blipFill>
+                    <a:blip r:embed="rId44"/>
+                    <a:stretch>
+                      <a:fillRect/>
+                    </a:stretch>
+                  </pic:blipFill>
+                  <pic:spPr>
+                    <a:xfrm>
+                      <a:off x="0" y="0"/>
+                      <a:ext cx="6120130" cy="1336675"/>
+                    </a:xfrm>
+                    <a:prstGeom prst="rect">
+                      <a:avLst/>
+                    </a:prstGeom>
+                  </pic:spPr>
+                </pic:pic>
+              </a:graphicData>
+            </a:graphic>
+          </wp:inline>
+        </w:drawing>
+      </w:r>
+    </w:p>
+    <w:p>
+      <w:pPr>
+        <w:spacing w:before="240" w:after="0"/>
+      </w:pPr>
+      <w:r>
+        <w:t xml:space="preserve">Puoi verificare i nomi reali del tuo </w:t>
+      </w:r>
+      <w:proofErr w:type="spellStart"/>
+      <w:r>
+        <w:t>engine</w:t>
+      </w:r>
+      <w:proofErr w:type="spellEnd"/>
+      <w:r>
+        <w:t xml:space="preserve"> con:</w:t>
+      </w:r>
+    </w:p>
+    <w:p>
+      <w:pPr>
+        <w:spacing w:after="0"/>
+        <w:ind w:left="720" w:firstLine="696"/>
+        <w:rPr>
+          <w:rFonts w:ascii="Abadi ExtraLight" w:hAnsi="Abadi ExtraLight"/>
+          <w:lang w:val="en-US"/>
+        </w:rPr>
+      </w:pPr>
+      <w:r>
+        <w:rPr>
+          <w:rFonts w:ascii="Abadi ExtraLight" w:hAnsi="Abadi ExtraLight"/>
+          <w:lang w:val="en-US"/>
+        </w:rPr>
+        <w:t xml:space="preserve">import </w:t>
+      </w:r>
+      <w:proofErr w:type="spellStart"/>
+      <w:r>
+        <w:rPr>
+          <w:rFonts w:ascii="Abadi ExtraLight" w:hAnsi="Abadi ExtraLight"/>
+          <w:lang w:val="en-US"/>
+        </w:rPr>
+        <w:t>tensorrt</w:t>
+      </w:r>
+      <w:proofErr w:type="spellEnd"/>
+      <w:r>
+        <w:rPr>
+          <w:rFonts w:ascii="Abadi ExtraLight" w:hAnsi="Abadi ExtraLight"/>
+          <w:lang w:val="en-US"/>
+        </w:rPr>
+        <w:t xml:space="preserve"> as </w:t>
+      </w:r>
+      <w:proofErr w:type="spellStart"/>
+      <w:r>
+        <w:rPr>
+          <w:rFonts w:ascii="Abadi ExtraLight" w:hAnsi="Abadi ExtraLight"/>
+          <w:lang w:val="en-US"/>
+        </w:rPr>
+        <w:t>trt</w:t>
+      </w:r>
+      <w:proofErr w:type="spellEnd"/>
+    </w:p>
+    <w:p>
+      <w:pPr>
+        <w:spacing w:after="0"/>
+        <w:ind w:left="720" w:firstLine="696"/>
+        <w:rPr>
+          <w:rFonts w:ascii="Abadi ExtraLight" w:hAnsi="Abadi ExtraLight"/>
+          <w:lang w:val="en-US"/>
+        </w:rPr>
+      </w:pPr>
+      <w:proofErr w:type="gramStart"/>
+      <w:r>
+        <w:rPr>
+          <w:rFonts w:ascii="Abadi ExtraLight" w:hAnsi="Abadi ExtraLight"/>
+          <w:lang w:val="en-US"/>
+        </w:rPr>
+        <w:t>logger</w:t>
+      </w:r>
+      <w:proofErr w:type="gramEnd"/>
+      <w:r>
+        <w:rPr>
+          <w:rFonts w:ascii="Abadi ExtraLight" w:hAnsi="Abadi ExtraLight"/>
+          <w:lang w:val="en-US"/>
+        </w:rPr>
+        <w:t xml:space="preserve"> = </w:t>
+      </w:r>
+      <w:proofErr w:type="spellStart"/>
+      <w:proofErr w:type="gramStart"/>
+      <w:r>
+        <w:rPr>
+          <w:rFonts w:ascii="Abadi ExtraLight" w:hAnsi="Abadi ExtraLight"/>
+          <w:lang w:val="en-US"/>
+        </w:rPr>
+        <w:t>trt.Logger</w:t>
+      </w:r>
+      <w:proofErr w:type="spellEnd"/>
+      <w:proofErr w:type="gramEnd"/>
+      <w:r>
+        <w:rPr>
+          <w:rFonts w:ascii="Abadi ExtraLight" w:hAnsi="Abadi ExtraLight"/>
+          <w:lang w:val="en-US"/>
+        </w:rPr>
+        <w:t>(</w:t>
+      </w:r>
+      <w:proofErr w:type="spellStart"/>
+      <w:proofErr w:type="gramStart"/>
+      <w:r>
+        <w:rPr>
+          <w:rFonts w:ascii="Abadi ExtraLight" w:hAnsi="Abadi ExtraLight"/>
+          <w:lang w:val="en-US"/>
+        </w:rPr>
+        <w:t>trt.Logger.WARNING</w:t>
+      </w:r>
+      <w:proofErr w:type="spellEnd"/>
+      <w:proofErr w:type="gramEnd"/>
+      <w:r>
+        <w:rPr>
+          <w:rFonts w:ascii="Abadi ExtraLight" w:hAnsi="Abadi ExtraLight"/>
+          <w:lang w:val="en-US"/>
+        </w:rPr>
+        <w:t>)</w:t>
+      </w:r>
+    </w:p>
+    <w:p>
+      <w:pPr>
+        <w:spacing w:after="0"/>
+        <w:ind w:left="720" w:firstLine="696"/>
+        <w:rPr>
+          <w:rFonts w:ascii="Abadi ExtraLight" w:hAnsi="Abadi ExtraLight"/>
+          <w:lang w:val="en-US"/>
+        </w:rPr>
+      </w:pPr>
+      <w:r>
+        <w:rPr>
+          <w:rFonts w:ascii="Abadi ExtraLight" w:hAnsi="Abadi ExtraLight"/>
+          <w:lang w:val="en-US"/>
+        </w:rPr>
+        <w:t xml:space="preserve">with </w:t>
+      </w:r>
+      <w:proofErr w:type="gramStart"/>
+      <w:r>
+        <w:rPr>
+          <w:rFonts w:ascii="Abadi ExtraLight" w:hAnsi="Abadi ExtraLight"/>
+          <w:lang w:val="en-US"/>
+        </w:rPr>
+        <w:t>open(</w:t>
+      </w:r>
+      <w:proofErr w:type="gramEnd"/>
+      <w:r>
+        <w:rPr>
+          <w:rFonts w:ascii="Abadi ExtraLight" w:hAnsi="Abadi ExtraLight"/>
+          <w:lang w:val="en-US"/>
+        </w:rPr>
+        <w:t>"</w:t>
+      </w:r>
+      <w:proofErr w:type="spellStart"/>
+      <w:r>
+        <w:rPr>
+          <w:rFonts w:ascii="Abadi ExtraLight" w:hAnsi="Abadi ExtraLight"/>
+          <w:lang w:val="en-US"/>
+        </w:rPr>
+        <w:t>foundation_</w:t>
+      </w:r>
+      <w:proofErr w:type="gramStart"/>
+      <w:r>
+        <w:rPr>
+          <w:rFonts w:ascii="Abadi ExtraLight" w:hAnsi="Abadi ExtraLight"/>
+          <w:lang w:val="en-US"/>
+        </w:rPr>
+        <w:t>stereo.engine</w:t>
+      </w:r>
+      <w:proofErr w:type="spellEnd"/>
+      <w:proofErr w:type="gramEnd"/>
+      <w:r>
+        <w:rPr>
+          <w:rFonts w:ascii="Abadi ExtraLight" w:hAnsi="Abadi ExtraLight"/>
+          <w:lang w:val="en-US"/>
+        </w:rPr>
+        <w:t>", "</w:t>
+      </w:r>
+      <w:proofErr w:type="spellStart"/>
+      <w:r>
+        <w:rPr>
+          <w:rFonts w:ascii="Abadi ExtraLight" w:hAnsi="Abadi ExtraLight"/>
+          <w:lang w:val="en-US"/>
+        </w:rPr>
+        <w:t>rb</w:t>
+      </w:r>
+      <w:proofErr w:type="spellEnd"/>
+      <w:r>
+        <w:rPr>
+          <w:rFonts w:ascii="Abadi ExtraLight" w:hAnsi="Abadi ExtraLight"/>
+          <w:lang w:val="en-US"/>
+        </w:rPr>
+        <w:t xml:space="preserve">") as f, </w:t>
+      </w:r>
+      <w:proofErr w:type="spellStart"/>
+      <w:proofErr w:type="gramStart"/>
+      <w:r>
+        <w:rPr>
+          <w:rFonts w:ascii="Abadi ExtraLight" w:hAnsi="Abadi ExtraLight"/>
+          <w:lang w:val="en-US"/>
+        </w:rPr>
+        <w:t>trt.Runtime</w:t>
+      </w:r>
+      <w:proofErr w:type="spellEnd"/>
+      <w:proofErr w:type="gramEnd"/>
+      <w:r>
+        <w:rPr>
+          <w:rFonts w:ascii="Abadi ExtraLight" w:hAnsi="Abadi ExtraLight"/>
+          <w:lang w:val="en-US"/>
+        </w:rPr>
+        <w:t>(logger) as rt:</w:t>
+      </w:r>
+    </w:p>
+    <w:p>
+      <w:pPr>
+        <w:spacing w:after="0"/>
+        <w:ind w:left="720" w:firstLine="696"/>
+        <w:rPr>
+          <w:rFonts w:ascii="Abadi ExtraLight" w:hAnsi="Abadi ExtraLight"/>
+          <w:lang w:val="en-US"/>
+        </w:rPr>
+      </w:pPr>
+      <w:r>
+        <w:rPr>
+          <w:rFonts w:ascii="Abadi ExtraLight" w:hAnsi="Abadi ExtraLight"/>
+          <w:lang w:val="en-US"/>
+        </w:rPr>
+        <w:t xml:space="preserve">    engine = </w:t>
+      </w:r>
+      <w:proofErr w:type="spellStart"/>
+      <w:proofErr w:type="gramStart"/>
+      <w:r>
+        <w:rPr>
+          <w:rFonts w:ascii="Abadi ExtraLight" w:hAnsi="Abadi ExtraLight"/>
+          <w:lang w:val="en-US"/>
+        </w:rPr>
+        <w:t>rt.deserialize</w:t>
+      </w:r>
+      <w:proofErr w:type="gramEnd"/>
+      <w:r>
+        <w:rPr>
+          <w:rFonts w:ascii="Abadi ExtraLight" w:hAnsi="Abadi ExtraLight"/>
+          <w:lang w:val="en-US"/>
+        </w:rPr>
+        <w:t>_cuda_engine</w:t>
+      </w:r>
+      <w:proofErr w:type="spellEnd"/>
+      <w:r>
+        <w:rPr>
+          <w:rFonts w:ascii="Abadi ExtraLight" w:hAnsi="Abadi ExtraLight"/>
+          <w:lang w:val="en-US"/>
+        </w:rPr>
+        <w:t>(</w:t>
+      </w:r>
+      <w:proofErr w:type="spellStart"/>
+      <w:proofErr w:type="gramStart"/>
+      <w:r>
+        <w:rPr>
+          <w:rFonts w:ascii="Abadi ExtraLight" w:hAnsi="Abadi ExtraLight"/>
+          <w:lang w:val="en-US"/>
+        </w:rPr>
+        <w:t>f.read</w:t>
+      </w:r>
+      <w:proofErr w:type="spellEnd"/>
+      <w:proofErr w:type="gramEnd"/>
+      <w:r>
+        <w:rPr>
+          <w:rFonts w:ascii="Abadi ExtraLight" w:hAnsi="Abadi ExtraLight"/>
+          <w:lang w:val="en-US"/>
+        </w:rPr>
+        <w:t>())</w:t>
+      </w:r>
+    </w:p>
+    <w:p>
+      <w:pPr>
+        <w:spacing w:after="0"/>
+        <w:ind w:left="720" w:firstLine="696"/>
+        <w:rPr>
+          <w:rFonts w:ascii="Abadi ExtraLight" w:hAnsi="Abadi ExtraLight"/>
+          <w:lang w:val="en-US"/>
+        </w:rPr>
+      </w:pPr>
+      <w:r>
+        <w:rPr>
+          <w:rFonts w:ascii="Abadi ExtraLight" w:hAnsi="Abadi ExtraLight"/>
+          <w:lang w:val="en-US"/>
+        </w:rPr>
+        <w:t xml:space="preserve">for </w:t>
+      </w:r>
+      <w:proofErr w:type="spellStart"/>
+      <w:r>
+        <w:rPr>
+          <w:rFonts w:ascii="Abadi ExtraLight" w:hAnsi="Abadi ExtraLight"/>
+          <w:lang w:val="en-US"/>
+        </w:rPr>
+        <w:t>i</w:t>
+      </w:r>
+      <w:proofErr w:type="spellEnd"/>
+      <w:r>
+        <w:rPr>
+          <w:rFonts w:ascii="Abadi ExtraLight" w:hAnsi="Abadi ExtraLight"/>
+          <w:lang w:val="en-US"/>
+        </w:rPr>
+        <w:t xml:space="preserve"> in range(</w:t>
+      </w:r>
+      <w:proofErr w:type="spellStart"/>
+      <w:r>
+        <w:rPr>
+          <w:rFonts w:ascii="Abadi ExtraLight" w:hAnsi="Abadi ExtraLight"/>
+          <w:lang w:val="en-US"/>
+        </w:rPr>
+        <w:t>engine.num_bindings</w:t>
+      </w:r>
+      <w:proofErr w:type="spellEnd"/>
+      <w:r>
+        <w:rPr>
+          <w:rFonts w:ascii="Abadi ExtraLight" w:hAnsi="Abadi ExtraLight"/>
+          <w:lang w:val="en-US"/>
+        </w:rPr>
+        <w:t>):</w:t>
+      </w:r>
+    </w:p>
+    <w:p>
+      <w:pPr>
+        <w:spacing w:after="0"/>
+        <w:ind w:left="720" w:firstLine="696"/>
+        <w:rPr>
+          <w:rFonts w:ascii="Abadi ExtraLight" w:hAnsi="Abadi ExtraLight"/>
+          <w:lang w:val="en-US"/>
+        </w:rPr>
+      </w:pPr>
+      <w:r>
+        <w:rPr>
+          <w:rFonts w:ascii="Abadi ExtraLight" w:hAnsi="Abadi ExtraLight"/>
+          <w:lang w:val="en-US"/>
+        </w:rPr>
+        <w:t xml:space="preserve">    </w:t>
+      </w:r>
+      <w:proofErr w:type="gramStart"/>
+      <w:r>
+        <w:rPr>
+          <w:rFonts w:ascii="Abadi ExtraLight" w:hAnsi="Abadi ExtraLight"/>
+          <w:lang w:val="en-US"/>
+        </w:rPr>
+        <w:t>print(</w:t>
+      </w:r>
+      <w:proofErr w:type="spellStart"/>
+      <w:r>
+        <w:rPr>
+          <w:rFonts w:ascii="Abadi ExtraLight" w:hAnsi="Abadi ExtraLight"/>
+          <w:lang w:val="en-US"/>
+        </w:rPr>
+        <w:t>i</w:t>
+      </w:r>
+      <w:proofErr w:type="spellEnd"/>
+      <w:r>
+        <w:rPr>
+          <w:rFonts w:ascii="Abadi ExtraLight" w:hAnsi="Abadi ExtraLight"/>
+          <w:lang w:val="en-US"/>
+        </w:rPr>
+        <w:t>,</w:t>
+      </w:r>
+      <w:proofErr w:type="gramEnd"/>
+      <w:r>
+        <w:rPr>
+          <w:rFonts w:ascii="Abadi ExtraLight" w:hAnsi="Abadi ExtraLight"/>
+          <w:lang w:val="en-US"/>
+        </w:rPr>
+        <w:t xml:space="preserve"> </w:t>
+      </w:r>
+      <w:proofErr w:type="spellStart"/>
+      <w:r>
+        <w:rPr>
+          <w:rFonts w:ascii="Abadi ExtraLight" w:hAnsi="Abadi ExtraLight"/>
+          <w:lang w:val="en-US"/>
+        </w:rPr>
+        <w:t>engine.get_binding_name</w:t>
+      </w:r>
+      <w:proofErr w:type="spellEnd"/>
+      <w:r>
+        <w:rPr>
+          <w:rFonts w:ascii="Abadi ExtraLight" w:hAnsi="Abadi ExtraLight"/>
+          <w:lang w:val="en-US"/>
+        </w:rPr>
+        <w:t>(</w:t>
+      </w:r>
+      <w:proofErr w:type="spellStart"/>
+      <w:r>
+        <w:rPr>
+          <w:rFonts w:ascii="Abadi ExtraLight" w:hAnsi="Abadi ExtraLight"/>
+          <w:lang w:val="en-US"/>
+        </w:rPr>
+        <w:t>i</w:t>
+      </w:r>
+      <w:proofErr w:type="spellEnd"/>
+      <w:r>
+        <w:rPr>
+          <w:rFonts w:ascii="Abadi ExtraLight" w:hAnsi="Abadi ExtraLight"/>
+          <w:lang w:val="en-US"/>
+        </w:rPr>
+        <w:t xml:space="preserve">), </w:t>
+      </w:r>
+      <w:proofErr w:type="spellStart"/>
+      <w:r>
+        <w:rPr>
+          <w:rFonts w:ascii="Abadi ExtraLight" w:hAnsi="Abadi ExtraLight"/>
+          <w:lang w:val="en-US"/>
+        </w:rPr>
+        <w:t>engine.get_binding_shape</w:t>
+      </w:r>
+      <w:proofErr w:type="spellEnd"/>
+      <w:r>
+        <w:rPr>
+          <w:rFonts w:ascii="Abadi ExtraLight" w:hAnsi="Abadi ExtraLight"/>
+          <w:lang w:val="en-US"/>
+        </w:rPr>
+        <w:t>(</w:t>
+      </w:r>
+      <w:proofErr w:type="spellStart"/>
+      <w:r>
+        <w:rPr>
+          <w:rFonts w:ascii="Abadi ExtraLight" w:hAnsi="Abadi ExtraLight"/>
+          <w:lang w:val="en-US"/>
+        </w:rPr>
+        <w:t>i</w:t>
+      </w:r>
+      <w:proofErr w:type="spellEnd"/>
+      <w:r>
+        <w:rPr>
+          <w:rFonts w:ascii="Abadi ExtraLight" w:hAnsi="Abadi ExtraLight"/>
+          <w:lang w:val="en-US"/>
+        </w:rPr>
+        <w:t>))</w:t>
+      </w:r>
+    </w:p>
+    <w:p>
+      <w:pPr>
+        <w:spacing w:after="0"/>
+        <w:rPr>
+          <w:lang w:val="en-US"/>
+        </w:rPr>
+      </w:pPr>
+    </w:p>
+    <w:p>
+      <w:pPr>
+        <w:spacing w:after="0"/>
+        <w:rPr>
+          <w:b/>
+          <w:bCs/>
+        </w:rPr>
+      </w:pPr>
+      <w:r>
+        <w:rPr>
+          <w:b/>
+          <w:bCs/>
+        </w:rPr>
+        <w:t xml:space="preserve">2. </w:t>
+      </w:r>
+      <w:proofErr w:type="spellStart"/>
+      <w:r>
+        <w:rPr>
+          <w:b/>
+          <w:bCs/>
+        </w:rPr>
+        <w:t>Preprocessing</w:t>
+      </w:r>
+      <w:proofErr w:type="spellEnd"/>
+      <w:r>
+        <w:rPr>
+          <w:b/>
+          <w:bCs/>
+        </w:rPr>
+        <w:t xml:space="preserve"> diverso</w:t>
+      </w:r>
+    </w:p>
+    <w:p>
+      <w:pPr>
+        <w:jc w:val="both"/>
+      </w:pPr>
+      <w:r>
+        <w:t>Fast-</w:t>
+      </w:r>
+      <w:proofErr w:type="spellStart"/>
+      <w:proofErr w:type="gramStart"/>
+      <w:r>
+        <w:t>FoundationStereo</w:t>
+      </w:r>
+      <w:proofErr w:type="spellEnd"/>
+      <w:proofErr w:type="gramEnd"/>
+      <w:r>
+        <w:t xml:space="preserve"> usa normalizzazione [0, 1]. Il </w:t>
+      </w:r>
+      <w:proofErr w:type="spellStart"/>
+      <w:proofErr w:type="gramStart"/>
+      <w:r>
+        <w:t>FoundationStereo</w:t>
+      </w:r>
+      <w:proofErr w:type="spellEnd"/>
+      <w:proofErr w:type="gramEnd"/>
+      <w:r>
+        <w:t xml:space="preserve"> originale usa </w:t>
+      </w:r>
+      <w:r>
+        <w:rPr>
+          <w:b/>
+          <w:bCs/>
+        </w:rPr>
+        <w:t xml:space="preserve">normalizzazione </w:t>
+      </w:r>
+      <w:proofErr w:type="spellStart"/>
+      <w:r>
+        <w:rPr>
+          <w:b/>
+          <w:bCs/>
+        </w:rPr>
+        <w:t>ImageNet</w:t>
+      </w:r>
+      <w:proofErr w:type="spellEnd"/>
+      <w:r>
+        <w:t>:</w:t>
+      </w:r>
+    </w:p>
+    <w:p>
+      <w:pPr>
+        <w:spacing w:after="0"/>
+        <w:ind w:left="720" w:firstLine="696"/>
+        <w:rPr>
+          <w:rFonts w:ascii="Abadi ExtraLight" w:hAnsi="Abadi ExtraLight"/>
+          <w:lang w:val="en-US"/>
+        </w:rPr>
+      </w:pPr>
+      <w:r>
+        <w:rPr>
+          <w:rFonts w:ascii="Abadi ExtraLight" w:hAnsi="Abadi ExtraLight"/>
+          <w:lang w:val="en-US"/>
+        </w:rPr>
+        <w:t># Fast-</w:t>
+      </w:r>
+      <w:proofErr w:type="spellStart"/>
+      <w:r>
+        <w:rPr>
+          <w:rFonts w:ascii="Abadi ExtraLight" w:hAnsi="Abadi ExtraLight"/>
+          <w:lang w:val="en-US"/>
+        </w:rPr>
+        <w:t>FoundationStereo</w:t>
+      </w:r>
+      <w:proofErr w:type="spellEnd"/>
+      <w:r>
+        <w:rPr>
+          <w:rFonts w:ascii="Abadi ExtraLight" w:hAnsi="Abadi ExtraLight"/>
+          <w:lang w:val="en-US"/>
+        </w:rPr>
+        <w:t xml:space="preserve"> (attuale nel codice)</w:t>
+      </w:r>
+    </w:p>
+    <w:p>
+      <w:pPr>
+        <w:spacing w:after="0"/>
+        <w:ind w:left="720" w:firstLine="696"/>
+        <w:rPr>
+          <w:rFonts w:ascii="Abadi ExtraLight" w:hAnsi="Abadi ExtraLight"/>
+          <w:lang w:val="en-US"/>
+        </w:rPr>
+      </w:pPr>
+      <w:proofErr w:type="spellStart"/>
+      <w:r>
+        <w:rPr>
+          <w:rFonts w:ascii="Abadi ExtraLight" w:hAnsi="Abadi ExtraLight"/>
+          <w:lang w:val="en-US"/>
+        </w:rPr>
+        <w:t>rgb</w:t>
+      </w:r>
+      <w:proofErr w:type="spellEnd"/>
+      <w:r>
+        <w:rPr>
+          <w:rFonts w:ascii="Abadi ExtraLight" w:hAnsi="Abadi ExtraLight"/>
+          <w:lang w:val="en-US"/>
+        </w:rPr>
+        <w:t xml:space="preserve"> / 255.0</w:t>
+      </w:r>
+    </w:p>
+    <w:p>
+      <w:pPr>
+        <w:spacing w:after="0"/>
+        <w:ind w:left="720" w:firstLine="696"/>
+        <w:rPr>
+          <w:rFonts w:ascii="Abadi ExtraLight" w:hAnsi="Abadi ExtraLight"/>
+          <w:lang w:val="en-US"/>
+        </w:rPr>
+      </w:pPr>
+    </w:p>
+    <w:p>
+      <w:pPr>
+        <w:spacing w:after="0"/>
+        <w:ind w:left="720" w:firstLine="696"/>
+        <w:rPr>
+          <w:rFonts w:ascii="Abadi ExtraLight" w:hAnsi="Abadi ExtraLight"/>
+          <w:lang w:val="en-US"/>
+        </w:rPr>
+      </w:pPr>
+      <w:r>
+        <w:rPr>
+          <w:rFonts w:ascii="Abadi ExtraLight" w:hAnsi="Abadi ExtraLight"/>
+          <w:lang w:val="en-US"/>
+        </w:rPr>
+        <w:t xml:space="preserve"># </w:t>
+      </w:r>
+      <w:proofErr w:type="spellStart"/>
+      <w:r>
+        <w:rPr>
+          <w:rFonts w:ascii="Abadi ExtraLight" w:hAnsi="Abadi ExtraLight"/>
+          <w:lang w:val="en-US"/>
+        </w:rPr>
+        <w:t>FoundationStereo</w:t>
+      </w:r>
+      <w:proofErr w:type="spellEnd"/>
+      <w:r>
+        <w:rPr>
+          <w:rFonts w:ascii="Abadi ExtraLight" w:hAnsi="Abadi ExtraLight"/>
+          <w:lang w:val="en-US"/>
+        </w:rPr>
+        <w:t xml:space="preserve"> </w:t>
+      </w:r>
+      <w:proofErr w:type="spellStart"/>
+      <w:r>
+        <w:rPr>
+          <w:rFonts w:ascii="Abadi ExtraLight" w:hAnsi="Abadi ExtraLight"/>
+          <w:lang w:val="en-US"/>
+        </w:rPr>
+        <w:t>originale</w:t>
+      </w:r>
+      <w:proofErr w:type="spellEnd"/>
+    </w:p>
+    <w:p>
+      <w:pPr>
+        <w:spacing w:after="0"/>
+        <w:ind w:left="720" w:firstLine="696"/>
+        <w:rPr>
+          <w:rFonts w:ascii="Abadi ExtraLight" w:hAnsi="Abadi ExtraLight"/>
+          <w:lang w:val="en-US"/>
+        </w:rPr>
+      </w:pPr>
+      <w:r>
+        <w:rPr>
+          <w:rFonts w:ascii="Abadi ExtraLight" w:hAnsi="Abadi ExtraLight"/>
+          <w:lang w:val="en-US"/>
+        </w:rPr>
+        <w:t xml:space="preserve">mean = </w:t>
+      </w:r>
+      <w:proofErr w:type="spellStart"/>
+      <w:proofErr w:type="gramStart"/>
+      <w:r>
+        <w:rPr>
+          <w:rFonts w:ascii="Abadi ExtraLight" w:hAnsi="Abadi ExtraLight"/>
+          <w:lang w:val="en-US"/>
+        </w:rPr>
+        <w:t>np.array</w:t>
+      </w:r>
+      <w:proofErr w:type="spellEnd"/>
+      <w:proofErr w:type="gramEnd"/>
+      <w:r>
+        <w:rPr>
+          <w:rFonts w:ascii="Abadi ExtraLight" w:hAnsi="Abadi ExtraLight"/>
+          <w:lang w:val="en-US"/>
+        </w:rPr>
+        <w:t xml:space="preserve">([0.485, 0.456, 0.406], </w:t>
+      </w:r>
+      <w:proofErr w:type="spellStart"/>
+      <w:r>
+        <w:rPr>
+          <w:rFonts w:ascii="Abadi ExtraLight" w:hAnsi="Abadi ExtraLight"/>
+          <w:lang w:val="en-US"/>
+        </w:rPr>
+        <w:t>dtype</w:t>
+      </w:r>
+      <w:proofErr w:type="spellEnd"/>
+      <w:r>
+        <w:rPr>
+          <w:rFonts w:ascii="Abadi ExtraLight" w:hAnsi="Abadi ExtraLight"/>
+          <w:lang w:val="en-US"/>
+        </w:rPr>
+        <w:t>=</w:t>
+      </w:r>
+      <w:proofErr w:type="gramStart"/>
+      <w:r>
+        <w:rPr>
+          <w:rFonts w:ascii="Abadi ExtraLight" w:hAnsi="Abadi ExtraLight"/>
+          <w:lang w:val="en-US"/>
+        </w:rPr>
+        <w:t>np.float</w:t>
+      </w:r>
+      <w:proofErr w:type="gramEnd"/>
+      <w:r>
+        <w:rPr>
+          <w:rFonts w:ascii="Abadi ExtraLight" w:hAnsi="Abadi ExtraLight"/>
+          <w:lang w:val="en-US"/>
+        </w:rPr>
+        <w:t>32)</w:t>
+      </w:r>
+    </w:p>
+    <w:p>
+      <w:pPr>
+        <w:spacing w:after="0"/>
+        <w:ind w:left="720" w:firstLine="696"/>
+        <w:rPr>
+          <w:rFonts w:ascii="Abadi ExtraLight" w:hAnsi="Abadi ExtraLight"/>
+          <w:lang w:val="en-US"/>
+        </w:rPr>
+      </w:pPr>
+      <w:proofErr w:type="gramStart"/>
+      <w:r>
+        <w:rPr>
+          <w:rFonts w:ascii="Abadi ExtraLight" w:hAnsi="Abadi ExtraLight"/>
+          <w:lang w:val="en-US"/>
+        </w:rPr>
+        <w:t>std  =</w:t>
+      </w:r>
+      <w:proofErr w:type="gramEnd"/>
+      <w:r>
+        <w:rPr>
+          <w:rFonts w:ascii="Abadi ExtraLight" w:hAnsi="Abadi ExtraLight"/>
+          <w:lang w:val="en-US"/>
+        </w:rPr>
+        <w:t xml:space="preserve"> </w:t>
+      </w:r>
+      <w:proofErr w:type="spellStart"/>
+      <w:proofErr w:type="gramStart"/>
+      <w:r>
+        <w:rPr>
+          <w:rFonts w:ascii="Abadi ExtraLight" w:hAnsi="Abadi ExtraLight"/>
+          <w:lang w:val="en-US"/>
+        </w:rPr>
+        <w:t>np.array</w:t>
+      </w:r>
+      <w:proofErr w:type="spellEnd"/>
+      <w:proofErr w:type="gramEnd"/>
+      <w:r>
+        <w:rPr>
+          <w:rFonts w:ascii="Abadi ExtraLight" w:hAnsi="Abadi ExtraLight"/>
+          <w:lang w:val="en-US"/>
+        </w:rPr>
+        <w:t xml:space="preserve">([0.229, 0.224, 0.225], </w:t>
+      </w:r>
+      <w:proofErr w:type="spellStart"/>
+      <w:r>
+        <w:rPr>
+          <w:rFonts w:ascii="Abadi ExtraLight" w:hAnsi="Abadi ExtraLight"/>
+          <w:lang w:val="en-US"/>
+        </w:rPr>
+        <w:t>dtype</w:t>
+      </w:r>
+      <w:proofErr w:type="spellEnd"/>
+      <w:r>
+        <w:rPr>
+          <w:rFonts w:ascii="Abadi ExtraLight" w:hAnsi="Abadi ExtraLight"/>
+          <w:lang w:val="en-US"/>
+        </w:rPr>
+        <w:t>=</w:t>
+      </w:r>
+      <w:proofErr w:type="gramStart"/>
+      <w:r>
+        <w:rPr>
+          <w:rFonts w:ascii="Abadi ExtraLight" w:hAnsi="Abadi ExtraLight"/>
+          <w:lang w:val="en-US"/>
+        </w:rPr>
+        <w:t>np.float</w:t>
+      </w:r>
+      <w:proofErr w:type="gramEnd"/>
+      <w:r>
+        <w:rPr>
+          <w:rFonts w:ascii="Abadi ExtraLight" w:hAnsi="Abadi ExtraLight"/>
+          <w:lang w:val="en-US"/>
+        </w:rPr>
+        <w:t>32)</w:t>
+      </w:r>
+    </w:p>
+    <w:p>
+      <w:pPr>
+        <w:spacing w:after="0"/>
+        <w:ind w:left="720" w:firstLine="696"/>
+        <w:rPr>
+          <w:rFonts w:ascii="Abadi ExtraLight" w:hAnsi="Abadi ExtraLight"/>
+          <w:lang w:val="en-US"/>
+        </w:rPr>
+      </w:pPr>
+      <w:proofErr w:type="spellStart"/>
+      <w:proofErr w:type="gramStart"/>
+      <w:r>
+        <w:rPr>
+          <w:rFonts w:ascii="Abadi ExtraLight" w:hAnsi="Abadi ExtraLight"/>
+          <w:lang w:val="en-US"/>
+        </w:rPr>
+        <w:t>rgb</w:t>
+      </w:r>
+      <w:proofErr w:type="spellEnd"/>
+      <w:r>
+        <w:rPr>
+          <w:rFonts w:ascii="Abadi ExtraLight" w:hAnsi="Abadi ExtraLight"/>
+          <w:lang w:val="en-US"/>
+        </w:rPr>
+        <w:t xml:space="preserve">  =</w:t>
+      </w:r>
+      <w:proofErr w:type="gramEnd"/>
+      <w:r>
+        <w:rPr>
+          <w:rFonts w:ascii="Abadi ExtraLight" w:hAnsi="Abadi ExtraLight"/>
+          <w:lang w:val="en-US"/>
+        </w:rPr>
+        <w:t xml:space="preserve"> (</w:t>
+      </w:r>
+      <w:proofErr w:type="spellStart"/>
+      <w:r>
+        <w:rPr>
+          <w:rFonts w:ascii="Abadi ExtraLight" w:hAnsi="Abadi ExtraLight"/>
+          <w:lang w:val="en-US"/>
+        </w:rPr>
+        <w:t>rgb</w:t>
+      </w:r>
+      <w:proofErr w:type="spellEnd"/>
+      <w:r>
+        <w:rPr>
+          <w:rFonts w:ascii="Abadi ExtraLight" w:hAnsi="Abadi ExtraLight"/>
+          <w:lang w:val="en-US"/>
+        </w:rPr>
+        <w:t xml:space="preserve"> / 255.0 - </w:t>
+      </w:r>
+      <w:proofErr w:type="spellStart"/>
+      <w:r>
+        <w:rPr>
+          <w:rFonts w:ascii="Abadi ExtraLight" w:hAnsi="Abadi ExtraLight"/>
+          <w:lang w:val="en-US"/>
+        </w:rPr>
+        <w:t>mean</w:t>
+      </w:r>
+      <w:proofErr w:type="spellEnd"/>
+      <w:r>
+        <w:rPr>
+          <w:rFonts w:ascii="Abadi ExtraLight" w:hAnsi="Abadi ExtraLight"/>
+          <w:lang w:val="en-US"/>
+        </w:rPr>
+        <w:t xml:space="preserve">) / </w:t>
+      </w:r>
+      <w:proofErr w:type="spellStart"/>
+      <w:r>
+        <w:rPr>
+          <w:rFonts w:ascii="Abadi ExtraLight" w:hAnsi="Abadi ExtraLight"/>
+          <w:lang w:val="en-US"/>
+        </w:rPr>
+        <w:t>std</w:t>
+      </w:r>
+      <w:proofErr w:type="spellEnd"/>
+    </w:p>
+    <w:p>
+      <w:pPr>
+        <w:spacing w:after="0"/>
+      </w:pPr>
+    </w:p>
+    <w:p>
+      <w:pPr>
+        <w:spacing w:after="0"/>
+        <w:rPr>
+          <w:b/>
+          <w:bCs/>
+        </w:rPr>
+      </w:pPr>
+      <w:r>
+        <w:rPr>
+          <w:b/>
+          <w:bCs/>
+        </w:rPr>
+        <w:t>3. Engine non single-file → serve adattamento</w:t>
+      </w:r>
+    </w:p>
+    <w:p>
+      <w:pPr>
+        <w:spacing w:after="0"/>
+        <w:jc w:val="both"/>
+      </w:pPr>
+      <w:r>
+        <w:t xml:space="preserve">Il </w:t>
+      </w:r>
+      <w:proofErr w:type="spellStart"/>
+      <w:proofErr w:type="gramStart"/>
+      <w:r>
+        <w:t>FoundationStereo</w:t>
+      </w:r>
+      <w:proofErr w:type="spellEnd"/>
+      <w:proofErr w:type="gramEnd"/>
+      <w:r>
+        <w:t xml:space="preserve"> originale usa make_onnx.py che </w:t>
+      </w:r>
+      <w:r>
+        <w:rPr>
+          <w:b/>
+          <w:bCs/>
+        </w:rPr>
+        <w:t>non</w:t>
+      </w:r>
+      <w:r>
+        <w:t xml:space="preserve"> produce un singolo ONNX pulito come Fast-</w:t>
+      </w:r>
+      <w:proofErr w:type="spellStart"/>
+      <w:r>
+        <w:t>FoundationStereo</w:t>
+      </w:r>
+      <w:proofErr w:type="spellEnd"/>
+      <w:r>
+        <w:t>. In pratica:</w:t>
+      </w:r>
+    </w:p>
+    <w:p>
+      <w:pPr>
+        <w:numPr>
+          <w:ilvl w:val="0"/>
+          <w:numId w:val="48"/>
+        </w:numPr>
+        <w:spacing w:after="0"/>
+        <w:jc w:val="both"/>
+      </w:pPr>
+      <w:r>
+        <w:t xml:space="preserve">Potrebbe avere </w:t>
+      </w:r>
+      <w:r>
+        <w:rPr>
+          <w:b/>
+          <w:bCs/>
+        </w:rPr>
+        <w:t>iterazioni esplicite</w:t>
+      </w:r>
+      <w:r>
+        <w:t xml:space="preserve"> (il </w:t>
+      </w:r>
+      <w:proofErr w:type="spellStart"/>
+      <w:r>
+        <w:t>refinement</w:t>
+      </w:r>
+      <w:proofErr w:type="spellEnd"/>
+      <w:r>
+        <w:t xml:space="preserve"> loop) fuori dal grafo ONNX</w:t>
+      </w:r>
+    </w:p>
+    <w:p>
+      <w:pPr>
+        <w:numPr>
+          <w:ilvl w:val="0"/>
+          <w:numId w:val="48"/>
+        </w:numPr>
+        <w:spacing w:after="0"/>
+      </w:pPr>
+      <w:r>
+        <w:t xml:space="preserve">Potrebbe richiedere </w:t>
+      </w:r>
+      <w:r>
+        <w:rPr>
+          <w:b/>
+          <w:bCs/>
+        </w:rPr>
+        <w:t>più chiamate</w:t>
+      </w:r>
+      <w:r>
+        <w:t xml:space="preserve"> di inferenza successive</w:t>
+      </w:r>
+    </w:p>
+    <w:p>
+      <w:pPr>
+        <w:numPr>
+          <w:ilvl w:val="0"/>
+          <w:numId w:val="48"/>
+        </w:numPr>
+        <w:spacing w:after="0"/>
+        <w:jc w:val="both"/>
+      </w:pPr>
+      <w:r>
+        <w:lastRenderedPageBreak/>
+        <w:t xml:space="preserve">Su Orin Nano con 8GB </w:t>
+      </w:r>
+      <w:proofErr w:type="spellStart"/>
+      <w:r>
+        <w:t>unified</w:t>
+      </w:r>
+      <w:proofErr w:type="spellEnd"/>
+      <w:r>
+        <w:t xml:space="preserve"> </w:t>
+      </w:r>
+      <w:proofErr w:type="spellStart"/>
+      <w:r>
+        <w:t>memory</w:t>
+      </w:r>
+      <w:proofErr w:type="spellEnd"/>
+      <w:r>
+        <w:t xml:space="preserve">, la conversione TRT può dare </w:t>
+      </w:r>
+      <w:r>
+        <w:rPr>
+          <w:b/>
+          <w:bCs/>
+        </w:rPr>
+        <w:t>OOM</w:t>
+      </w:r>
+      <w:r>
+        <w:t xml:space="preserve"> come già discusso</w:t>
+      </w:r>
+    </w:p>
+    <w:p>
+      <w:pPr>
+        <w:spacing w:after="0"/>
+        <w:jc w:val="both"/>
+      </w:pPr>
+    </w:p>
+    <w:p>
+      <w:pPr>
+        <w:spacing w:after="0"/>
+        <w:jc w:val="both"/>
+        <w:rPr>
+          <w:b/>
+          <w:bCs/>
+        </w:rPr>
+      </w:pPr>
+      <w:r>
+        <w:rPr>
+          <w:b/>
+          <w:bCs/>
+        </w:rPr>
+        <w:t>Modifica pratica alla pipeline</w:t>
+      </w:r>
+    </w:p>
+    <w:p>
+      <w:pPr>
+        <w:spacing w:after="0"/>
+        <w:jc w:val="both"/>
+      </w:pPr>
+      <w:r>
+        <w:t xml:space="preserve">Basta aggiornare la classe </w:t>
+      </w:r>
+      <w:proofErr w:type="spellStart"/>
+      <w:r>
+        <w:rPr>
+          <w:rFonts w:ascii="Abadi ExtraLight" w:hAnsi="Abadi ExtraLight"/>
+          <w:lang w:val="en-US"/>
+        </w:rPr>
+        <w:t>FoundationStereoTRT</w:t>
+      </w:r>
+      <w:proofErr w:type="spellEnd"/>
+      <w:r>
+        <w:t xml:space="preserve"> con un parametro </w:t>
+      </w:r>
+      <w:r>
+        <w:rPr>
+          <w:rFonts w:ascii="Abadi ExtraLight" w:hAnsi="Abadi ExtraLight"/>
+          <w:lang w:val="en-US"/>
+        </w:rPr>
+        <w:t>mode</w:t>
+      </w:r>
+      <w:r>
+        <w:t>:</w:t>
+      </w:r>
+    </w:p>
+    <w:p>
+      <w:pPr>
+        <w:spacing w:after="0"/>
+        <w:jc w:val="both"/>
+      </w:pPr>
+    </w:p>
+    <w:p>
+      <w:pPr>
+        <w:spacing w:after="0"/>
+        <w:ind w:left="720" w:firstLine="696"/>
+        <w:rPr>
+          <w:rFonts w:ascii="Abadi ExtraLight" w:hAnsi="Abadi ExtraLight"/>
+          <w:lang w:val="en-US"/>
+        </w:rPr>
+      </w:pPr>
+      <w:r>
+        <w:rPr>
+          <w:rFonts w:ascii="Abadi ExtraLight" w:hAnsi="Abadi ExtraLight"/>
+          <w:lang w:val="en-US"/>
+        </w:rPr>
+        <w:t xml:space="preserve">class </w:t>
+      </w:r>
+      <w:proofErr w:type="spellStart"/>
+      <w:r>
+        <w:rPr>
+          <w:rFonts w:ascii="Abadi ExtraLight" w:hAnsi="Abadi ExtraLight"/>
+          <w:lang w:val="en-US"/>
+        </w:rPr>
+        <w:t>FoundationStereoTRT</w:t>
+      </w:r>
+      <w:proofErr w:type="spellEnd"/>
+      <w:r>
+        <w:rPr>
+          <w:rFonts w:ascii="Abadi ExtraLight" w:hAnsi="Abadi ExtraLight"/>
+          <w:lang w:val="en-US"/>
+        </w:rPr>
+        <w:t>:</w:t>
+      </w:r>
+    </w:p>
+    <w:p>
+      <w:pPr>
+        <w:spacing w:after="0"/>
+        <w:ind w:left="720" w:firstLine="696"/>
+        <w:rPr>
+          <w:rFonts w:ascii="Abadi ExtraLight" w:hAnsi="Abadi ExtraLight"/>
+          <w:lang w:val="en-US"/>
+        </w:rPr>
+      </w:pPr>
+      <w:r>
+        <w:rPr>
+          <w:rFonts w:ascii="Abadi ExtraLight" w:hAnsi="Abadi ExtraLight"/>
+          <w:lang w:val="en-US"/>
+        </w:rPr>
+        <w:t xml:space="preserve">    def __</w:t>
+      </w:r>
+      <w:proofErr w:type="spellStart"/>
+      <w:r>
+        <w:rPr>
+          <w:rFonts w:ascii="Abadi ExtraLight" w:hAnsi="Abadi ExtraLight"/>
+          <w:lang w:val="en-US"/>
+        </w:rPr>
+        <w:t>init</w:t>
+      </w:r>
+      <w:proofErr w:type="spellEnd"/>
+      <w:r>
+        <w:rPr>
+          <w:rFonts w:ascii="Abadi ExtraLight" w:hAnsi="Abadi ExtraLight"/>
+          <w:lang w:val="en-US"/>
+        </w:rPr>
+        <w:t>_</w:t>
+      </w:r>
+      <w:proofErr w:type="gramStart"/>
+      <w:r>
+        <w:rPr>
+          <w:rFonts w:ascii="Abadi ExtraLight" w:hAnsi="Abadi ExtraLight"/>
+          <w:lang w:val="en-US"/>
+        </w:rPr>
+        <w:t>_(</w:t>
+      </w:r>
+      <w:proofErr w:type="gramEnd"/>
+      <w:r>
+        <w:rPr>
+          <w:rFonts w:ascii="Abadi ExtraLight" w:hAnsi="Abadi ExtraLight"/>
+          <w:lang w:val="en-US"/>
+        </w:rPr>
+        <w:t xml:space="preserve">self, </w:t>
+      </w:r>
+      <w:proofErr w:type="spellStart"/>
+      <w:r>
+        <w:rPr>
+          <w:rFonts w:ascii="Abadi ExtraLight" w:hAnsi="Abadi ExtraLight"/>
+          <w:lang w:val="en-US"/>
+        </w:rPr>
+        <w:t>engine_path</w:t>
+      </w:r>
+      <w:proofErr w:type="spellEnd"/>
+      <w:r>
+        <w:rPr>
+          <w:rFonts w:ascii="Abadi ExtraLight" w:hAnsi="Abadi ExtraLight"/>
+          <w:lang w:val="en-US"/>
+        </w:rPr>
+        <w:t>, h, w, mode="fast"):</w:t>
+      </w:r>
+    </w:p>
+    <w:p>
+      <w:pPr>
+        <w:spacing w:after="0"/>
+        <w:ind w:left="720" w:firstLine="696"/>
+        <w:rPr>
+          <w:rFonts w:ascii="Abadi ExtraLight" w:hAnsi="Abadi ExtraLight"/>
+          <w:lang w:val="en-US"/>
+        </w:rPr>
+      </w:pPr>
+      <w:r>
+        <w:rPr>
+          <w:rFonts w:ascii="Abadi ExtraLight" w:hAnsi="Abadi ExtraLight"/>
+          <w:lang w:val="en-US"/>
+        </w:rPr>
+        <w:t xml:space="preserve">        # mode: "fast" = Fast-</w:t>
+      </w:r>
+      <w:proofErr w:type="spellStart"/>
+      <w:r>
+        <w:rPr>
+          <w:rFonts w:ascii="Abadi ExtraLight" w:hAnsi="Abadi ExtraLight"/>
+          <w:lang w:val="en-US"/>
+        </w:rPr>
+        <w:t>FoundationStereo</w:t>
+      </w:r>
+      <w:proofErr w:type="spellEnd"/>
+    </w:p>
+    <w:p>
+      <w:pPr>
+        <w:spacing w:after="0"/>
+        <w:ind w:left="720" w:firstLine="696"/>
+        <w:rPr>
+          <w:rFonts w:ascii="Abadi ExtraLight" w:hAnsi="Abadi ExtraLight"/>
+          <w:lang w:val="en-US"/>
+        </w:rPr>
+      </w:pPr>
+      <w:r>
+        <w:rPr>
+          <w:rFonts w:ascii="Abadi ExtraLight" w:hAnsi="Abadi ExtraLight"/>
+          <w:lang w:val="en-US"/>
+        </w:rPr>
+        <w:t xml:space="preserve">        #       "orig" = </w:t>
+      </w:r>
+      <w:proofErr w:type="spellStart"/>
+      <w:r>
+        <w:rPr>
+          <w:rFonts w:ascii="Abadi ExtraLight" w:hAnsi="Abadi ExtraLight"/>
+          <w:lang w:val="en-US"/>
+        </w:rPr>
+        <w:t>FoundationStereo</w:t>
+      </w:r>
+      <w:proofErr w:type="spellEnd"/>
+      <w:r>
+        <w:rPr>
+          <w:rFonts w:ascii="Abadi ExtraLight" w:hAnsi="Abadi ExtraLight"/>
+          <w:lang w:val="en-US"/>
+        </w:rPr>
+        <w:t xml:space="preserve"> </w:t>
+      </w:r>
+      <w:proofErr w:type="spellStart"/>
+      <w:r>
+        <w:rPr>
+          <w:rFonts w:ascii="Abadi ExtraLight" w:hAnsi="Abadi ExtraLight"/>
+          <w:lang w:val="en-US"/>
+        </w:rPr>
+        <w:t>originale</w:t>
+      </w:r>
+      <w:proofErr w:type="spellEnd"/>
+    </w:p>
+    <w:p>
+      <w:pPr>
+        <w:spacing w:after="0"/>
+        <w:ind w:left="720" w:firstLine="696"/>
+        <w:rPr>
+          <w:rFonts w:ascii="Abadi ExtraLight" w:hAnsi="Abadi ExtraLight"/>
+          <w:lang w:val="en-US"/>
+        </w:rPr>
+      </w:pPr>
+      <w:r>
+        <w:rPr>
+          <w:rFonts w:ascii="Abadi ExtraLight" w:hAnsi="Abadi ExtraLight"/>
+          <w:lang w:val="en-US"/>
+        </w:rPr>
+        <w:t xml:space="preserve">        </w:t>
+      </w:r>
+      <w:proofErr w:type="spellStart"/>
+      <w:r>
+        <w:rPr>
+          <w:rFonts w:ascii="Abadi ExtraLight" w:hAnsi="Abadi ExtraLight"/>
+          <w:lang w:val="en-US"/>
+        </w:rPr>
+        <w:t>self.mode</w:t>
+      </w:r>
+      <w:proofErr w:type="spellEnd"/>
+      <w:r>
+        <w:rPr>
+          <w:rFonts w:ascii="Abadi ExtraLight" w:hAnsi="Abadi ExtraLight"/>
+          <w:lang w:val="en-US"/>
+        </w:rPr>
+        <w:t xml:space="preserve"> = mode</w:t>
+      </w:r>
+    </w:p>
+    <w:p>
+      <w:pPr>
+        <w:spacing w:after="0"/>
+        <w:ind w:left="720" w:firstLine="696"/>
+        <w:rPr>
+          <w:rFonts w:ascii="Abadi ExtraLight" w:hAnsi="Abadi ExtraLight"/>
+          <w:lang w:val="en-US"/>
+        </w:rPr>
+      </w:pPr>
+      <w:r>
+        <w:rPr>
+          <w:rFonts w:ascii="Abadi ExtraLight" w:hAnsi="Abadi ExtraLight"/>
+          <w:lang w:val="en-US"/>
+        </w:rPr>
+        <w:t xml:space="preserve">        # ... resto invariato ...</w:t>
+      </w:r>
+    </w:p>
+    <w:p>
+      <w:pPr>
+        <w:spacing w:after="0"/>
+        <w:ind w:left="720" w:firstLine="696"/>
+        <w:rPr>
+          <w:rFonts w:ascii="Abadi ExtraLight" w:hAnsi="Abadi ExtraLight"/>
+          <w:lang w:val="en-US"/>
+        </w:rPr>
+      </w:pPr>
+    </w:p>
+    <w:p>
+      <w:pPr>
+        <w:spacing w:after="0"/>
+        <w:ind w:left="720" w:firstLine="696"/>
+        <w:rPr>
+          <w:rFonts w:ascii="Abadi ExtraLight" w:hAnsi="Abadi ExtraLight"/>
+          <w:lang w:val="en-US"/>
+        </w:rPr>
+      </w:pPr>
+      <w:r>
+        <w:rPr>
+          <w:rFonts w:ascii="Abadi ExtraLight" w:hAnsi="Abadi ExtraLight"/>
+          <w:lang w:val="en-US"/>
+        </w:rPr>
+        <w:t xml:space="preserve">    def _</w:t>
+      </w:r>
+      <w:proofErr w:type="gramStart"/>
+      <w:r>
+        <w:rPr>
+          <w:rFonts w:ascii="Abadi ExtraLight" w:hAnsi="Abadi ExtraLight"/>
+          <w:lang w:val="en-US"/>
+        </w:rPr>
+        <w:t>preprocess(</w:t>
+      </w:r>
+      <w:proofErr w:type="gramEnd"/>
+      <w:r>
+        <w:rPr>
+          <w:rFonts w:ascii="Abadi ExtraLight" w:hAnsi="Abadi ExtraLight"/>
+          <w:lang w:val="en-US"/>
+        </w:rPr>
+        <w:t xml:space="preserve">self, </w:t>
+      </w:r>
+      <w:proofErr w:type="spellStart"/>
+      <w:r>
+        <w:rPr>
+          <w:rFonts w:ascii="Abadi ExtraLight" w:hAnsi="Abadi ExtraLight"/>
+          <w:lang w:val="en-US"/>
+        </w:rPr>
+        <w:t>img_bgr</w:t>
+      </w:r>
+      <w:proofErr w:type="spellEnd"/>
+      <w:r>
+        <w:rPr>
+          <w:rFonts w:ascii="Abadi ExtraLight" w:hAnsi="Abadi ExtraLight"/>
+          <w:lang w:val="en-US"/>
+        </w:rPr>
+        <w:t>):</w:t>
+      </w:r>
+    </w:p>
+    <w:p>
+      <w:pPr>
+        <w:spacing w:after="0"/>
+        <w:ind w:left="720" w:firstLine="696"/>
+        <w:rPr>
+          <w:rFonts w:ascii="Abadi ExtraLight" w:hAnsi="Abadi ExtraLight"/>
+          <w:lang w:val="en-US"/>
+        </w:rPr>
+      </w:pPr>
+      <w:r>
+        <w:rPr>
+          <w:rFonts w:ascii="Abadi ExtraLight" w:hAnsi="Abadi ExtraLight"/>
+          <w:lang w:val="en-US"/>
+        </w:rPr>
+        <w:t xml:space="preserve">        </w:t>
+      </w:r>
+      <w:proofErr w:type="spellStart"/>
+      <w:r>
+        <w:rPr>
+          <w:rFonts w:ascii="Abadi ExtraLight" w:hAnsi="Abadi ExtraLight"/>
+          <w:lang w:val="en-US"/>
+        </w:rPr>
+        <w:t>rgb</w:t>
+      </w:r>
+      <w:proofErr w:type="spellEnd"/>
+      <w:r>
+        <w:rPr>
+          <w:rFonts w:ascii="Abadi ExtraLight" w:hAnsi="Abadi ExtraLight"/>
+          <w:lang w:val="en-US"/>
+        </w:rPr>
+        <w:t xml:space="preserve"> = cv2.cvtColor(</w:t>
+      </w:r>
+      <w:proofErr w:type="spellStart"/>
+      <w:r>
+        <w:rPr>
+          <w:rFonts w:ascii="Abadi ExtraLight" w:hAnsi="Abadi ExtraLight"/>
+          <w:lang w:val="en-US"/>
+        </w:rPr>
+        <w:t>img_bgr</w:t>
+      </w:r>
+      <w:proofErr w:type="spellEnd"/>
+      <w:r>
+        <w:rPr>
+          <w:rFonts w:ascii="Abadi ExtraLight" w:hAnsi="Abadi ExtraLight"/>
+          <w:lang w:val="en-US"/>
+        </w:rPr>
+        <w:t>, cv2.COLOR_BGR2RGB</w:t>
+      </w:r>
+      <w:proofErr w:type="gramStart"/>
+      <w:r>
+        <w:rPr>
+          <w:rFonts w:ascii="Abadi ExtraLight" w:hAnsi="Abadi ExtraLight"/>
+          <w:lang w:val="en-US"/>
+        </w:rPr>
+        <w:t>).</w:t>
+      </w:r>
+      <w:proofErr w:type="spellStart"/>
+      <w:r>
+        <w:rPr>
+          <w:rFonts w:ascii="Abadi ExtraLight" w:hAnsi="Abadi ExtraLight"/>
+          <w:lang w:val="en-US"/>
+        </w:rPr>
+        <w:t>astype</w:t>
+      </w:r>
+      <w:proofErr w:type="spellEnd"/>
+      <w:proofErr w:type="gramEnd"/>
+      <w:r>
+        <w:rPr>
+          <w:rFonts w:ascii="Abadi ExtraLight" w:hAnsi="Abadi ExtraLight"/>
+          <w:lang w:val="en-US"/>
+        </w:rPr>
+        <w:t>(</w:t>
+      </w:r>
+      <w:proofErr w:type="gramStart"/>
+      <w:r>
+        <w:rPr>
+          <w:rFonts w:ascii="Abadi ExtraLight" w:hAnsi="Abadi ExtraLight"/>
+          <w:lang w:val="en-US"/>
+        </w:rPr>
+        <w:t>np.float</w:t>
+      </w:r>
+      <w:proofErr w:type="gramEnd"/>
+      <w:r>
+        <w:rPr>
+          <w:rFonts w:ascii="Abadi ExtraLight" w:hAnsi="Abadi ExtraLight"/>
+          <w:lang w:val="en-US"/>
+        </w:rPr>
+        <w:t>32)</w:t>
+      </w:r>
+    </w:p>
+    <w:p>
+      <w:pPr>
+        <w:spacing w:after="0"/>
+        <w:ind w:left="720" w:firstLine="696"/>
+        <w:rPr>
+          <w:rFonts w:ascii="Abadi ExtraLight" w:hAnsi="Abadi ExtraLight"/>
+          <w:lang w:val="en-US"/>
+        </w:rPr>
+      </w:pPr>
+      <w:r>
+        <w:rPr>
+          <w:rFonts w:ascii="Abadi ExtraLight" w:hAnsi="Abadi ExtraLight"/>
+          <w:lang w:val="en-US"/>
+        </w:rPr>
+        <w:t xml:space="preserve">        </w:t>
+      </w:r>
+      <w:proofErr w:type="spellStart"/>
+      <w:r>
+        <w:rPr>
+          <w:rFonts w:ascii="Abadi ExtraLight" w:hAnsi="Abadi ExtraLight"/>
+          <w:lang w:val="en-US"/>
+        </w:rPr>
+        <w:t>rgb</w:t>
+      </w:r>
+      <w:proofErr w:type="spellEnd"/>
+      <w:r>
+        <w:rPr>
+          <w:rFonts w:ascii="Abadi ExtraLight" w:hAnsi="Abadi ExtraLight"/>
+          <w:lang w:val="en-US"/>
+        </w:rPr>
+        <w:t xml:space="preserve"> /= 255.0</w:t>
+      </w:r>
+    </w:p>
+    <w:p>
+      <w:pPr>
+        <w:spacing w:after="0"/>
+        <w:ind w:left="720" w:firstLine="696"/>
+        <w:rPr>
+          <w:rFonts w:ascii="Abadi ExtraLight" w:hAnsi="Abadi ExtraLight"/>
+          <w:lang w:val="en-US"/>
+        </w:rPr>
+      </w:pPr>
+      <w:r>
+        <w:rPr>
+          <w:rFonts w:ascii="Abadi ExtraLight" w:hAnsi="Abadi ExtraLight"/>
+          <w:lang w:val="en-US"/>
+        </w:rPr>
+        <w:t xml:space="preserve">        if </w:t>
+      </w:r>
+      <w:proofErr w:type="spellStart"/>
+      <w:proofErr w:type="gramStart"/>
+      <w:r>
+        <w:rPr>
+          <w:rFonts w:ascii="Abadi ExtraLight" w:hAnsi="Abadi ExtraLight"/>
+          <w:lang w:val="en-US"/>
+        </w:rPr>
+        <w:t>self.mode</w:t>
+      </w:r>
+      <w:proofErr w:type="spellEnd"/>
+      <w:proofErr w:type="gramEnd"/>
+      <w:r>
+        <w:rPr>
+          <w:rFonts w:ascii="Abadi ExtraLight" w:hAnsi="Abadi ExtraLight"/>
+          <w:lang w:val="en-US"/>
+        </w:rPr>
+        <w:t xml:space="preserve"> == "orig":</w:t>
+      </w:r>
+    </w:p>
+    <w:p>
+      <w:pPr>
+        <w:spacing w:after="0"/>
+        <w:ind w:left="720" w:firstLine="696"/>
+        <w:rPr>
+          <w:rFonts w:ascii="Abadi ExtraLight" w:hAnsi="Abadi ExtraLight"/>
+          <w:lang w:val="en-US"/>
+        </w:rPr>
+      </w:pPr>
+      <w:r>
+        <w:rPr>
+          <w:rFonts w:ascii="Abadi ExtraLight" w:hAnsi="Abadi ExtraLight"/>
+          <w:lang w:val="en-US"/>
+        </w:rPr>
+        <w:t xml:space="preserve">            mean = </w:t>
+      </w:r>
+      <w:proofErr w:type="spellStart"/>
+      <w:proofErr w:type="gramStart"/>
+      <w:r>
+        <w:rPr>
+          <w:rFonts w:ascii="Abadi ExtraLight" w:hAnsi="Abadi ExtraLight"/>
+          <w:lang w:val="en-US"/>
+        </w:rPr>
+        <w:t>np.array</w:t>
+      </w:r>
+      <w:proofErr w:type="spellEnd"/>
+      <w:proofErr w:type="gramEnd"/>
+      <w:r>
+        <w:rPr>
+          <w:rFonts w:ascii="Abadi ExtraLight" w:hAnsi="Abadi ExtraLight"/>
+          <w:lang w:val="en-US"/>
+        </w:rPr>
+        <w:t xml:space="preserve">([0.485, 0.456, 0.406], </w:t>
+      </w:r>
+      <w:proofErr w:type="gramStart"/>
+      <w:r>
+        <w:rPr>
+          <w:rFonts w:ascii="Abadi ExtraLight" w:hAnsi="Abadi ExtraLight"/>
+          <w:lang w:val="en-US"/>
+        </w:rPr>
+        <w:t>np.float</w:t>
+      </w:r>
+      <w:proofErr w:type="gramEnd"/>
+      <w:r>
+        <w:rPr>
+          <w:rFonts w:ascii="Abadi ExtraLight" w:hAnsi="Abadi ExtraLight"/>
+          <w:lang w:val="en-US"/>
+        </w:rPr>
+        <w:t>32)</w:t>
+      </w:r>
+    </w:p>
+    <w:p>
+      <w:pPr>
+        <w:spacing w:after="0"/>
+        <w:ind w:left="720" w:firstLine="696"/>
+        <w:rPr>
+          <w:rFonts w:ascii="Abadi ExtraLight" w:hAnsi="Abadi ExtraLight"/>
+          <w:lang w:val="en-US"/>
+        </w:rPr>
+      </w:pPr>
+      <w:r>
+        <w:rPr>
+          <w:rFonts w:ascii="Abadi ExtraLight" w:hAnsi="Abadi ExtraLight"/>
+          <w:lang w:val="en-US"/>
+        </w:rPr>
+        <w:t xml:space="preserve">            </w:t>
+      </w:r>
+      <w:proofErr w:type="gramStart"/>
+      <w:r>
+        <w:rPr>
+          <w:rFonts w:ascii="Abadi ExtraLight" w:hAnsi="Abadi ExtraLight"/>
+          <w:lang w:val="en-US"/>
+        </w:rPr>
+        <w:t>std  =</w:t>
+      </w:r>
+      <w:proofErr w:type="gramEnd"/>
+      <w:r>
+        <w:rPr>
+          <w:rFonts w:ascii="Abadi ExtraLight" w:hAnsi="Abadi ExtraLight"/>
+          <w:lang w:val="en-US"/>
+        </w:rPr>
+        <w:t xml:space="preserve"> </w:t>
+      </w:r>
+      <w:proofErr w:type="spellStart"/>
+      <w:proofErr w:type="gramStart"/>
+      <w:r>
+        <w:rPr>
+          <w:rFonts w:ascii="Abadi ExtraLight" w:hAnsi="Abadi ExtraLight"/>
+          <w:lang w:val="en-US"/>
+        </w:rPr>
+        <w:t>np.array</w:t>
+      </w:r>
+      <w:proofErr w:type="spellEnd"/>
+      <w:proofErr w:type="gramEnd"/>
+      <w:r>
+        <w:rPr>
+          <w:rFonts w:ascii="Abadi ExtraLight" w:hAnsi="Abadi ExtraLight"/>
+          <w:lang w:val="en-US"/>
+        </w:rPr>
+        <w:t xml:space="preserve">([0.229, 0.224, 0.225], </w:t>
+      </w:r>
+      <w:proofErr w:type="gramStart"/>
+      <w:r>
+        <w:rPr>
+          <w:rFonts w:ascii="Abadi ExtraLight" w:hAnsi="Abadi ExtraLight"/>
+          <w:lang w:val="en-US"/>
+        </w:rPr>
+        <w:t>np.float</w:t>
+      </w:r>
+      <w:proofErr w:type="gramEnd"/>
+      <w:r>
+        <w:rPr>
+          <w:rFonts w:ascii="Abadi ExtraLight" w:hAnsi="Abadi ExtraLight"/>
+          <w:lang w:val="en-US"/>
+        </w:rPr>
+        <w:t>32)</w:t>
+      </w:r>
+    </w:p>
+    <w:p>
+      <w:pPr>
+        <w:spacing w:after="0"/>
+        <w:ind w:left="720" w:firstLine="696"/>
+        <w:rPr>
+          <w:rFonts w:ascii="Abadi ExtraLight" w:hAnsi="Abadi ExtraLight"/>
+          <w:lang w:val="en-US"/>
+        </w:rPr>
+      </w:pPr>
+      <w:r>
+        <w:rPr>
+          <w:rFonts w:ascii="Abadi ExtraLight" w:hAnsi="Abadi ExtraLight"/>
+          <w:lang w:val="en-US"/>
+        </w:rPr>
+        <w:t xml:space="preserve">            </w:t>
+      </w:r>
+      <w:proofErr w:type="spellStart"/>
+      <w:proofErr w:type="gramStart"/>
+      <w:r>
+        <w:rPr>
+          <w:rFonts w:ascii="Abadi ExtraLight" w:hAnsi="Abadi ExtraLight"/>
+          <w:lang w:val="en-US"/>
+        </w:rPr>
+        <w:t>rgb</w:t>
+      </w:r>
+      <w:proofErr w:type="spellEnd"/>
+      <w:r>
+        <w:rPr>
+          <w:rFonts w:ascii="Abadi ExtraLight" w:hAnsi="Abadi ExtraLight"/>
+          <w:lang w:val="en-US"/>
+        </w:rPr>
+        <w:t xml:space="preserve">  =</w:t>
+      </w:r>
+      <w:proofErr w:type="gramEnd"/>
+      <w:r>
+        <w:rPr>
+          <w:rFonts w:ascii="Abadi ExtraLight" w:hAnsi="Abadi ExtraLight"/>
+          <w:lang w:val="en-US"/>
+        </w:rPr>
+        <w:t xml:space="preserve"> (</w:t>
+      </w:r>
+      <w:proofErr w:type="spellStart"/>
+      <w:r>
+        <w:rPr>
+          <w:rFonts w:ascii="Abadi ExtraLight" w:hAnsi="Abadi ExtraLight"/>
+          <w:lang w:val="en-US"/>
+        </w:rPr>
+        <w:t>rgb</w:t>
+      </w:r>
+      <w:proofErr w:type="spellEnd"/>
+      <w:r>
+        <w:rPr>
+          <w:rFonts w:ascii="Abadi ExtraLight" w:hAnsi="Abadi ExtraLight"/>
+          <w:lang w:val="en-US"/>
+        </w:rPr>
+        <w:t xml:space="preserve"> - mean) / std</w:t>
+      </w:r>
+    </w:p>
+    <w:p>
+      <w:pPr>
+        <w:spacing w:after="0"/>
+        <w:ind w:left="720" w:firstLine="696"/>
+        <w:rPr>
+          <w:rFonts w:ascii="Abadi ExtraLight" w:hAnsi="Abadi ExtraLight"/>
+          <w:lang w:val="en-US"/>
+        </w:rPr>
+      </w:pPr>
+      <w:r>
+        <w:rPr>
+          <w:rFonts w:ascii="Abadi ExtraLight" w:hAnsi="Abadi ExtraLight"/>
+          <w:lang w:val="en-US"/>
+        </w:rPr>
+        <w:t xml:space="preserve">        return </w:t>
+      </w:r>
+      <w:proofErr w:type="spellStart"/>
+      <w:proofErr w:type="gramStart"/>
+      <w:r>
+        <w:rPr>
+          <w:rFonts w:ascii="Abadi ExtraLight" w:hAnsi="Abadi ExtraLight"/>
+          <w:lang w:val="en-US"/>
+        </w:rPr>
+        <w:t>np.ascontiguousarray</w:t>
+      </w:r>
+      <w:proofErr w:type="spellEnd"/>
+      <w:proofErr w:type="gramEnd"/>
+      <w:r>
+        <w:rPr>
+          <w:rFonts w:ascii="Abadi ExtraLight" w:hAnsi="Abadi ExtraLight"/>
+          <w:lang w:val="en-US"/>
+        </w:rPr>
+        <w:t>(</w:t>
+      </w:r>
+      <w:proofErr w:type="spellStart"/>
+      <w:proofErr w:type="gramStart"/>
+      <w:r>
+        <w:rPr>
+          <w:rFonts w:ascii="Abadi ExtraLight" w:hAnsi="Abadi ExtraLight"/>
+          <w:lang w:val="en-US"/>
+        </w:rPr>
+        <w:t>rgb.transpose</w:t>
+      </w:r>
+      <w:proofErr w:type="spellEnd"/>
+      <w:proofErr w:type="gramEnd"/>
+      <w:r>
+        <w:rPr>
+          <w:rFonts w:ascii="Abadi ExtraLight" w:hAnsi="Abadi ExtraLight"/>
+          <w:lang w:val="en-US"/>
+        </w:rPr>
+        <w:t>(2, 0, 1))</w:t>
+      </w:r>
+    </w:p>
+    <w:p>
+      <w:pPr>
+        <w:spacing w:after="0"/>
+        <w:ind w:left="720" w:firstLine="696"/>
+        <w:rPr>
+          <w:rFonts w:ascii="Abadi ExtraLight" w:hAnsi="Abadi ExtraLight"/>
+          <w:lang w:val="en-US"/>
+        </w:rPr>
+      </w:pPr>
+    </w:p>
+    <w:p>
+      <w:pPr>
+        <w:spacing w:after="0"/>
+        <w:ind w:left="720" w:firstLine="696"/>
+        <w:rPr>
+          <w:rFonts w:ascii="Abadi ExtraLight" w:hAnsi="Abadi ExtraLight"/>
+          <w:lang w:val="en-US"/>
+        </w:rPr>
+      </w:pPr>
+      <w:r>
+        <w:rPr>
+          <w:rFonts w:ascii="Abadi ExtraLight" w:hAnsi="Abadi ExtraLight"/>
+          <w:lang w:val="en-US"/>
+        </w:rPr>
+        <w:t xml:space="preserve">    def </w:t>
+      </w:r>
+      <w:proofErr w:type="gramStart"/>
+      <w:r>
+        <w:rPr>
+          <w:rFonts w:ascii="Abadi ExtraLight" w:hAnsi="Abadi ExtraLight"/>
+          <w:lang w:val="en-US"/>
+        </w:rPr>
+        <w:t>infer(</w:t>
+      </w:r>
+      <w:proofErr w:type="gramEnd"/>
+      <w:r>
+        <w:rPr>
+          <w:rFonts w:ascii="Abadi ExtraLight" w:hAnsi="Abadi ExtraLight"/>
+          <w:lang w:val="en-US"/>
+        </w:rPr>
+        <w:t xml:space="preserve">self, </w:t>
+      </w:r>
+      <w:proofErr w:type="spellStart"/>
+      <w:r>
+        <w:rPr>
+          <w:rFonts w:ascii="Abadi ExtraLight" w:hAnsi="Abadi ExtraLight"/>
+          <w:lang w:val="en-US"/>
+        </w:rPr>
+        <w:t>left_rect</w:t>
+      </w:r>
+      <w:proofErr w:type="spellEnd"/>
+      <w:r>
+        <w:rPr>
+          <w:rFonts w:ascii="Abadi ExtraLight" w:hAnsi="Abadi ExtraLight"/>
+          <w:lang w:val="en-US"/>
+        </w:rPr>
+        <w:t xml:space="preserve">, </w:t>
+      </w:r>
+      <w:proofErr w:type="spellStart"/>
+      <w:r>
+        <w:rPr>
+          <w:rFonts w:ascii="Abadi ExtraLight" w:hAnsi="Abadi ExtraLight"/>
+          <w:lang w:val="en-US"/>
+        </w:rPr>
+        <w:t>right_rect</w:t>
+      </w:r>
+      <w:proofErr w:type="spellEnd"/>
+      <w:r>
+        <w:rPr>
+          <w:rFonts w:ascii="Abadi ExtraLight" w:hAnsi="Abadi ExtraLight"/>
+          <w:lang w:val="en-US"/>
+        </w:rPr>
+        <w:t>):</w:t>
+      </w:r>
+    </w:p>
+    <w:p>
+      <w:pPr>
+        <w:spacing w:after="0"/>
+        <w:ind w:left="720" w:firstLine="696"/>
+        <w:rPr>
+          <w:rFonts w:ascii="Abadi ExtraLight" w:hAnsi="Abadi ExtraLight"/>
+          <w:lang w:val="en-US"/>
+        </w:rPr>
+      </w:pPr>
+      <w:r>
+        <w:rPr>
+          <w:rFonts w:ascii="Abadi ExtraLight" w:hAnsi="Abadi ExtraLight"/>
+          <w:lang w:val="en-US"/>
+        </w:rPr>
+        <w:t xml:space="preserve">        # ... stessa logica, ma adatta il nome output:</w:t>
+      </w:r>
+    </w:p>
+    <w:p>
+      <w:pPr>
+        <w:spacing w:after="0"/>
+        <w:ind w:left="720" w:firstLine="696"/>
+        <w:rPr>
+          <w:rFonts w:ascii="Abadi ExtraLight" w:hAnsi="Abadi ExtraLight"/>
+          <w:lang w:val="en-US"/>
+        </w:rPr>
+      </w:pPr>
+      <w:r>
+        <w:rPr>
+          <w:rFonts w:ascii="Abadi ExtraLight" w:hAnsi="Abadi ExtraLight"/>
+          <w:lang w:val="en-US"/>
+        </w:rPr>
+        <w:t xml:space="preserve">        </w:t>
+      </w:r>
+      <w:proofErr w:type="spellStart"/>
+      <w:r>
+        <w:rPr>
+          <w:rFonts w:ascii="Abadi ExtraLight" w:hAnsi="Abadi ExtraLight"/>
+          <w:lang w:val="en-US"/>
+        </w:rPr>
+        <w:t>out_name</w:t>
+      </w:r>
+      <w:proofErr w:type="spellEnd"/>
+      <w:r>
+        <w:rPr>
+          <w:rFonts w:ascii="Abadi ExtraLight" w:hAnsi="Abadi ExtraLight"/>
+          <w:lang w:val="en-US"/>
+        </w:rPr>
+        <w:t xml:space="preserve"> = "</w:t>
+      </w:r>
+      <w:proofErr w:type="spellStart"/>
+      <w:r>
+        <w:rPr>
+          <w:rFonts w:ascii="Abadi ExtraLight" w:hAnsi="Abadi ExtraLight"/>
+          <w:lang w:val="en-US"/>
+        </w:rPr>
+        <w:t>disp</w:t>
+      </w:r>
+      <w:proofErr w:type="spellEnd"/>
+      <w:r>
+        <w:rPr>
+          <w:rFonts w:ascii="Abadi ExtraLight" w:hAnsi="Abadi ExtraLight"/>
+          <w:lang w:val="en-US"/>
+        </w:rPr>
+        <w:t xml:space="preserve">" if </w:t>
+      </w:r>
+      <w:proofErr w:type="spellStart"/>
+      <w:proofErr w:type="gramStart"/>
+      <w:r>
+        <w:rPr>
+          <w:rFonts w:ascii="Abadi ExtraLight" w:hAnsi="Abadi ExtraLight"/>
+          <w:lang w:val="en-US"/>
+        </w:rPr>
+        <w:t>self.mode</w:t>
+      </w:r>
+      <w:proofErr w:type="spellEnd"/>
+      <w:proofErr w:type="gramEnd"/>
+      <w:r>
+        <w:rPr>
+          <w:rFonts w:ascii="Abadi ExtraLight" w:hAnsi="Abadi ExtraLight"/>
+          <w:lang w:val="en-US"/>
+        </w:rPr>
+        <w:t xml:space="preserve"> == "fast" else "output</w:t>
+      </w:r>
+      <w:proofErr w:type="gramStart"/>
+      <w:r>
+        <w:rPr>
+          <w:rFonts w:ascii="Abadi ExtraLight" w:hAnsi="Abadi ExtraLight"/>
+          <w:lang w:val="en-US"/>
+        </w:rPr>
+        <w:t>"  #</w:t>
+      </w:r>
+      <w:proofErr w:type="gramEnd"/>
+      <w:r>
+        <w:rPr>
+          <w:rFonts w:ascii="Abadi ExtraLight" w:hAnsi="Abadi ExtraLight"/>
+          <w:lang w:val="en-US"/>
+        </w:rPr>
+        <w:t xml:space="preserve"> </w:t>
+      </w:r>
+      <w:proofErr w:type="spellStart"/>
+      <w:r>
+        <w:rPr>
+          <w:rFonts w:ascii="Abadi ExtraLight" w:hAnsi="Abadi ExtraLight"/>
+          <w:lang w:val="en-US"/>
+        </w:rPr>
+        <w:t>verifica</w:t>
+      </w:r>
+      <w:proofErr w:type="spellEnd"/>
+      <w:r>
+        <w:rPr>
+          <w:rFonts w:ascii="Abadi ExtraLight" w:hAnsi="Abadi ExtraLight"/>
+          <w:lang w:val="en-US"/>
+        </w:rPr>
+        <w:t xml:space="preserve"> col </w:t>
+      </w:r>
+      <w:proofErr w:type="spellStart"/>
+      <w:r>
+        <w:rPr>
+          <w:rFonts w:ascii="Abadi ExtraLight" w:hAnsi="Abadi ExtraLight"/>
+          <w:lang w:val="en-US"/>
+        </w:rPr>
+        <w:t>tuo</w:t>
+      </w:r>
+      <w:proofErr w:type="spellEnd"/>
+      <w:r>
+        <w:rPr>
+          <w:rFonts w:ascii="Abadi ExtraLight" w:hAnsi="Abadi ExtraLight"/>
+          <w:lang w:val="en-US"/>
+        </w:rPr>
+        <w:t xml:space="preserve"> engine</w:t>
+      </w:r>
+    </w:p>
+    <w:p>
+      <w:pPr>
+        <w:spacing w:after="0"/>
+        <w:ind w:left="720" w:firstLine="696"/>
+        <w:rPr>
+          <w:rFonts w:ascii="Abadi ExtraLight" w:hAnsi="Abadi ExtraLight"/>
+          <w:lang w:val="en-US"/>
+        </w:rPr>
+      </w:pPr>
+      <w:r>
+        <w:rPr>
+          <w:rFonts w:ascii="Abadi ExtraLight" w:hAnsi="Abadi ExtraLight"/>
+          <w:lang w:val="en-US"/>
+        </w:rPr>
+        <w:t xml:space="preserve">        # ...</w:t>
+      </w:r>
+    </w:p>
+    <w:p>
+      <w:pPr>
+        <w:spacing w:after="0"/>
+      </w:pPr>
+    </w:p>
+    <w:p>
+      <w:pPr>
+        <w:spacing w:after="0"/>
+        <w:rPr>
+          <w:b/>
+          <w:bCs/>
+        </w:rPr>
+      </w:pPr>
+      <w:r>
+        <w:rPr>
+          <w:b/>
+          <w:bCs/>
+        </w:rPr>
+        <w:t>Consiglio pratico</w:t>
+      </w:r>
+    </w:p>
+    <w:p>
+      <w:pPr>
+        <w:spacing w:after="0"/>
+      </w:pPr>
+      <w:r>
+        <w:t xml:space="preserve">Per Orin Nano </w:t>
+      </w:r>
+      <w:r>
+        <w:rPr>
+          <w:b/>
+          <w:bCs/>
+        </w:rPr>
+        <w:t>conviene restare su Fast-</w:t>
+      </w:r>
+      <w:proofErr w:type="spellStart"/>
+      <w:r>
+        <w:rPr>
+          <w:b/>
+          <w:bCs/>
+        </w:rPr>
+        <w:t>FoundationStereo</w:t>
+      </w:r>
+      <w:proofErr w:type="spellEnd"/>
+      <w:r>
+        <w:t xml:space="preserve">. Il </w:t>
+      </w:r>
+      <w:proofErr w:type="spellStart"/>
+      <w:proofErr w:type="gramStart"/>
+      <w:r>
+        <w:t>FoundationStereo</w:t>
+      </w:r>
+      <w:proofErr w:type="spellEnd"/>
+      <w:proofErr w:type="gramEnd"/>
+      <w:r>
+        <w:t xml:space="preserve"> originale:</w:t>
+      </w:r>
+    </w:p>
+    <w:p>
+      <w:pPr>
+        <w:numPr>
+          <w:ilvl w:val="0"/>
+          <w:numId w:val="49"/>
+        </w:numPr>
+        <w:spacing w:after="0"/>
+      </w:pPr>
+      <w:r>
+        <w:t>È ~10x più lento</w:t>
+      </w:r>
+    </w:p>
+    <w:p>
+      <w:pPr>
+        <w:numPr>
+          <w:ilvl w:val="0"/>
+          <w:numId w:val="49"/>
+        </w:numPr>
+        <w:spacing w:after="0"/>
+      </w:pPr>
+      <w:r>
+        <w:t xml:space="preserve">Rischia OOM durante la conversione TRT con </w:t>
+      </w:r>
+      <w:proofErr w:type="spellStart"/>
+      <w:r>
+        <w:t>JetPack</w:t>
+      </w:r>
+      <w:proofErr w:type="spellEnd"/>
+      <w:r>
+        <w:t xml:space="preserve"> 6</w:t>
+      </w:r>
+    </w:p>
+    <w:p>
+      <w:pPr>
+        <w:numPr>
+          <w:ilvl w:val="0"/>
+          <w:numId w:val="49"/>
+        </w:numPr>
+        <w:spacing w:after="0"/>
+      </w:pPr>
+      <w:r>
+        <w:t>Richiede più intervento manuale sull'export ONNX</w:t>
+      </w:r>
+    </w:p>
+    <w:p>
+      <w:pPr>
+        <w:spacing w:after="0"/>
+      </w:pPr>
+    </w:p>
+    <w:p>
+      <w:pPr>
+        <w:spacing w:after="0"/>
+      </w:pPr>
+    </w:p>
+    <w:p>
+      <w:pPr>
+        <w:pStyle w:val="Titolo6"/>
+      </w:pPr>
+      <w:r>
+        <w:t>TODO Esecuzione del modello</w:t>
+      </w:r>
+    </w:p>
+    <w:p/>
+    <w:p>
+      <w:pPr>
+        <w:rPr>
+          <w:b/>
+          <w:bCs/>
+        </w:rPr>
+      </w:pPr>
+      <w:r>
+        <w:rPr>
+          <w:b/>
+          <w:bCs/>
+        </w:rPr>
+        <w:t>Confronto opzioni su Orin Nano</w:t>
+      </w:r>
+    </w:p>
+    <w:p>
+      <w:r>
+        <w:rPr>
+          <w:noProof/>
+        </w:rPr>
+        <w:lastRenderedPageBreak/>
+        <w:drawing>
+          <wp:inline distT="0" distB="0" distL="0" distR="0" wp14:anchorId="4B5D0215" wp14:editId="13DAC105">
+            <wp:extent cx="6120130" cy="1488440"/>
+            <wp:effectExtent l="0" t="0" r="0" b="0"/>
+            <wp:docPr id="1546586334" name="Immagine 1"/>
+            <wp:cNvGraphicFramePr>
+              <a:graphicFrameLocks xmlns:a="http://schemas.openxmlformats.org/drawingml/2006/main" noChangeAspect="1"/>
+            </wp:cNvGraphicFramePr>
+            <a:graphic xmlns:a="http://schemas.openxmlformats.org/drawingml/2006/main">
+              <a:graphicData uri="http://schemas.openxmlformats.org/drawingml/2006/picture">
+                <pic:pic xmlns:pic="http://schemas.openxmlformats.org/drawingml/2006/picture">
+                  <pic:nvPicPr>
+                    <pic:cNvPr id="1546586334" name=""/>
+                    <pic:cNvPicPr/>
+                  </pic:nvPicPr>
+                  <pic:blipFill>
+                    <a:blip r:embed="rId45"/>
+                    <a:stretch>
+                      <a:fillRect/>
+                    </a:stretch>
+                  </pic:blipFill>
+                  <pic:spPr>
+                    <a:xfrm>
+                      <a:off x="0" y="0"/>
+                      <a:ext cx="6120130" cy="1488440"/>
+                    </a:xfrm>
+                    <a:prstGeom prst="rect">
+                      <a:avLst/>
+                    </a:prstGeom>
+                  </pic:spPr>
+                </pic:pic>
+              </a:graphicData>
+            </a:graphic>
+          </wp:inline>
+        </w:drawing>
+      </w:r>
+    </w:p>
+    <w:p/>
+    <w:p>
+      <w:pPr>
+        <w:pStyle w:val="Titolo7"/>
+      </w:pPr>
+      <w:r>
+        <w:t xml:space="preserve">Opzione 1: </w:t>
+      </w:r>
+      <w:proofErr w:type="spellStart"/>
+      <w:r>
+        <w:t>PyTorch</w:t>
+      </w:r>
+      <w:proofErr w:type="spellEnd"/>
+      <w:r>
+        <w:t xml:space="preserve"> diretto (</w:t>
+      </w:r>
+      <w:proofErr w:type="spellStart"/>
+      <w:r>
+        <w:t>NVlabs</w:t>
+      </w:r>
+      <w:proofErr w:type="spellEnd"/>
+      <w:r>
+        <w:t xml:space="preserve"> repo)</w:t>
+      </w:r>
+    </w:p>
+    <w:p>
+      <w:pPr>
+        <w:spacing w:after="0"/>
+        <w:jc w:val="both"/>
+      </w:pPr>
+      <w:r>
+        <w:t xml:space="preserve">Il repo ufficiale </w:t>
+      </w:r>
+      <w:proofErr w:type="spellStart"/>
+      <w:r>
+        <w:t>NVlabs</w:t>
+      </w:r>
+      <w:proofErr w:type="spellEnd"/>
+      <w:r>
+        <w:t>/</w:t>
+      </w:r>
+      <w:proofErr w:type="spellStart"/>
+      <w:proofErr w:type="gramStart"/>
+      <w:r>
+        <w:t>FoundationStereo</w:t>
+      </w:r>
+      <w:proofErr w:type="spellEnd"/>
+      <w:proofErr w:type="gramEnd"/>
+      <w:r>
+        <w:t xml:space="preserve"> supporta l'inferenza standalone con un semplice script Python, senza bisogno di ROS. Su Jetson con </w:t>
+      </w:r>
+      <w:proofErr w:type="spellStart"/>
+      <w:r>
+        <w:t>JetPack</w:t>
+      </w:r>
+      <w:proofErr w:type="spellEnd"/>
+      <w:r>
+        <w:t xml:space="preserve"> 6 hai già </w:t>
+      </w:r>
+      <w:proofErr w:type="spellStart"/>
+      <w:r>
+        <w:t>PyTorch</w:t>
+      </w:r>
+      <w:proofErr w:type="spellEnd"/>
+      <w:r>
+        <w:t xml:space="preserve"> + CUDA disponibili.</w:t>
+      </w:r>
+    </w:p>
+    <w:p>
+      <w:pPr>
+        <w:spacing w:after="0"/>
+        <w:ind w:left="720" w:firstLine="696"/>
+        <w:rPr>
+          <w:rFonts w:ascii="Abadi ExtraLight" w:hAnsi="Abadi ExtraLight"/>
+          <w:lang w:val="en-US"/>
+        </w:rPr>
+      </w:pPr>
+      <w:r>
+        <w:rPr>
+          <w:rFonts w:ascii="Abadi ExtraLight" w:hAnsi="Abadi ExtraLight"/>
+          <w:lang w:val="en-US"/>
+        </w:rPr>
+        <w:t>git clone https://github.com/NVlabs/FoundationStereo</w:t>
+      </w:r>
+    </w:p>
+    <w:p>
+      <w:pPr>
+        <w:spacing w:after="0"/>
+        <w:ind w:left="720" w:firstLine="696"/>
+        <w:rPr>
+          <w:rFonts w:ascii="Abadi ExtraLight" w:hAnsi="Abadi ExtraLight"/>
+          <w:lang w:val="en-US"/>
+        </w:rPr>
+      </w:pPr>
+      <w:r>
+        <w:rPr>
+          <w:rFonts w:ascii="Abadi ExtraLight" w:hAnsi="Abadi ExtraLight"/>
+          <w:lang w:val="en-US"/>
+        </w:rPr>
+        <w:t xml:space="preserve">cd </w:t>
+      </w:r>
+      <w:proofErr w:type="spellStart"/>
+      <w:r>
+        <w:rPr>
+          <w:rFonts w:ascii="Abadi ExtraLight" w:hAnsi="Abadi ExtraLight"/>
+          <w:lang w:val="en-US"/>
+        </w:rPr>
+        <w:t>FoundationStereo</w:t>
+      </w:r>
+      <w:proofErr w:type="spellEnd"/>
+    </w:p>
+    <w:p>
+      <w:pPr>
+        <w:spacing w:after="0"/>
+        <w:ind w:left="720" w:firstLine="696"/>
+        <w:rPr>
+          <w:rFonts w:ascii="Abadi ExtraLight" w:hAnsi="Abadi ExtraLight"/>
+          <w:lang w:val="en-US"/>
+        </w:rPr>
+      </w:pPr>
+      <w:r>
+        <w:rPr>
+          <w:rFonts w:ascii="Abadi ExtraLight" w:hAnsi="Abadi ExtraLight"/>
+          <w:lang w:val="en-US"/>
+        </w:rPr>
+        <w:t xml:space="preserve"># scarica il modello </w:t>
+      </w:r>
+      <w:proofErr w:type="spellStart"/>
+      <w:r>
+        <w:rPr>
+          <w:rFonts w:ascii="Abadi ExtraLight" w:hAnsi="Abadi ExtraLight"/>
+          <w:lang w:val="en-US"/>
+        </w:rPr>
+        <w:t>pretrained</w:t>
+      </w:r>
+      <w:proofErr w:type="spellEnd"/>
+      <w:r>
+        <w:rPr>
+          <w:rFonts w:ascii="Abadi ExtraLight" w:hAnsi="Abadi ExtraLight"/>
+          <w:lang w:val="en-US"/>
+        </w:rPr>
+        <w:t xml:space="preserve"> da NGC</w:t>
+      </w:r>
+    </w:p>
+    <w:p>
+      <w:pPr>
+        <w:spacing w:after="0"/>
+        <w:ind w:left="720" w:firstLine="696"/>
+        <w:rPr>
+          <w:rFonts w:ascii="Abadi ExtraLight" w:hAnsi="Abadi ExtraLight"/>
+          <w:lang w:val="en-US"/>
+        </w:rPr>
+      </w:pPr>
+      <w:r>
+        <w:rPr>
+          <w:rFonts w:ascii="Abadi ExtraLight" w:hAnsi="Abadi ExtraLight"/>
+          <w:lang w:val="en-US"/>
+        </w:rPr>
+        <w:t>python scripts/run_demo.py \</w:t>
+      </w:r>
+    </w:p>
+    <w:p>
+      <w:pPr>
+        <w:spacing w:after="0"/>
+        <w:ind w:left="720" w:firstLine="696"/>
+        <w:rPr>
+          <w:rFonts w:ascii="Abadi ExtraLight" w:hAnsi="Abadi ExtraLight"/>
+          <w:lang w:val="en-US"/>
+        </w:rPr>
+      </w:pPr>
+      <w:r>
+        <w:rPr>
+          <w:rFonts w:ascii="Abadi ExtraLight" w:hAnsi="Abadi ExtraLight"/>
+          <w:lang w:val="en-US"/>
+        </w:rPr>
+        <w:t xml:space="preserve">  --</w:t>
+      </w:r>
+      <w:proofErr w:type="spellStart"/>
+      <w:r>
+        <w:rPr>
+          <w:rFonts w:ascii="Abadi ExtraLight" w:hAnsi="Abadi ExtraLight"/>
+          <w:lang w:val="en-US"/>
+        </w:rPr>
+        <w:t>left_file</w:t>
+      </w:r>
+      <w:proofErr w:type="spellEnd"/>
+      <w:r>
+        <w:rPr>
+          <w:rFonts w:ascii="Abadi ExtraLight" w:hAnsi="Abadi ExtraLight"/>
+          <w:lang w:val="en-US"/>
+        </w:rPr>
+        <w:t xml:space="preserve"> ./left.png \</w:t>
+      </w:r>
+    </w:p>
+    <w:p>
+      <w:pPr>
+        <w:spacing w:after="0"/>
+        <w:ind w:left="720" w:firstLine="696"/>
+        <w:rPr>
+          <w:rFonts w:ascii="Abadi ExtraLight" w:hAnsi="Abadi ExtraLight"/>
+          <w:lang w:val="en-US"/>
+        </w:rPr>
+      </w:pPr>
+      <w:r>
+        <w:rPr>
+          <w:rFonts w:ascii="Abadi ExtraLight" w:hAnsi="Abadi ExtraLight"/>
+          <w:lang w:val="en-US"/>
+        </w:rPr>
+        <w:t xml:space="preserve">  --</w:t>
+      </w:r>
+      <w:proofErr w:type="spellStart"/>
+      <w:r>
+        <w:rPr>
+          <w:rFonts w:ascii="Abadi ExtraLight" w:hAnsi="Abadi ExtraLight"/>
+          <w:lang w:val="en-US"/>
+        </w:rPr>
+        <w:t>right_file</w:t>
+      </w:r>
+      <w:proofErr w:type="spellEnd"/>
+      <w:r>
+        <w:rPr>
+          <w:rFonts w:ascii="Abadi ExtraLight" w:hAnsi="Abadi ExtraLight"/>
+          <w:lang w:val="en-US"/>
+        </w:rPr>
+        <w:t xml:space="preserve"> ./right.png \</w:t>
+      </w:r>
+    </w:p>
+    <w:p>
+      <w:pPr>
+        <w:spacing w:after="0"/>
+        <w:ind w:left="720" w:firstLine="696"/>
+        <w:rPr>
+          <w:rFonts w:ascii="Abadi ExtraLight" w:hAnsi="Abadi ExtraLight"/>
+          <w:lang w:val="en-US"/>
+        </w:rPr>
+      </w:pPr>
+      <w:r>
+        <w:rPr>
+          <w:rFonts w:ascii="Abadi ExtraLight" w:hAnsi="Abadi ExtraLight"/>
+          <w:lang w:val="en-US"/>
+        </w:rPr>
+        <w:t xml:space="preserve">  --</w:t>
+      </w:r>
+      <w:proofErr w:type="spellStart"/>
+      <w:r>
+        <w:rPr>
+          <w:rFonts w:ascii="Abadi ExtraLight" w:hAnsi="Abadi ExtraLight"/>
+          <w:lang w:val="en-US"/>
+        </w:rPr>
+        <w:t>ckpt_dir</w:t>
+      </w:r>
+      <w:proofErr w:type="spellEnd"/>
+      <w:r>
+        <w:rPr>
+          <w:rFonts w:ascii="Abadi ExtraLight" w:hAnsi="Abadi ExtraLight"/>
+          <w:lang w:val="en-US"/>
+        </w:rPr>
+        <w:t xml:space="preserve"> ./</w:t>
+      </w:r>
+      <w:proofErr w:type="spellStart"/>
+      <w:r>
+        <w:rPr>
+          <w:rFonts w:ascii="Abadi ExtraLight" w:hAnsi="Abadi ExtraLight"/>
+          <w:lang w:val="en-US"/>
+        </w:rPr>
+        <w:t>pretrained_models</w:t>
+      </w:r>
+      <w:proofErr w:type="spellEnd"/>
+      <w:r>
+        <w:rPr>
+          <w:rFonts w:ascii="Abadi ExtraLight" w:hAnsi="Abadi ExtraLight"/>
+          <w:lang w:val="en-US"/>
+        </w:rPr>
+        <w:t>/23-51-11/model_best_bp2.pth \</w:t>
+      </w:r>
+    </w:p>
+    <w:p>
+      <w:pPr>
+        <w:spacing w:after="0"/>
+        <w:ind w:left="720" w:firstLine="696"/>
+        <w:rPr>
+          <w:rFonts w:ascii="Abadi ExtraLight" w:hAnsi="Abadi ExtraLight"/>
+        </w:rPr>
+      </w:pPr>
+      <w:r>
+        <w:rPr>
+          <w:rFonts w:ascii="Abadi ExtraLight" w:hAnsi="Abadi ExtraLight"/>
+          <w:lang w:val="en-US"/>
+        </w:rPr>
+        <w:t xml:space="preserve">  </w:t>
+      </w:r>
+      <w:r>
+        <w:rPr>
+          <w:rFonts w:ascii="Abadi ExtraLight" w:hAnsi="Abadi ExtraLight"/>
+        </w:rPr>
+        <w:t>--</w:t>
+      </w:r>
+      <w:proofErr w:type="spellStart"/>
+      <w:r>
+        <w:rPr>
+          <w:rFonts w:ascii="Abadi ExtraLight" w:hAnsi="Abadi ExtraLight"/>
+        </w:rPr>
+        <w:t>out_</w:t>
+      </w:r>
+      <w:proofErr w:type="gramStart"/>
+      <w:r>
+        <w:rPr>
+          <w:rFonts w:ascii="Abadi ExtraLight" w:hAnsi="Abadi ExtraLight"/>
+        </w:rPr>
+        <w:t>dir</w:t>
+      </w:r>
+      <w:proofErr w:type="spellEnd"/>
+      <w:r>
+        <w:rPr>
+          <w:rFonts w:ascii="Abadi ExtraLight" w:hAnsi="Abadi ExtraLight"/>
+        </w:rPr>
+        <w:t xml:space="preserve"> .</w:t>
+      </w:r>
+      <w:proofErr w:type="gramEnd"/>
+      <w:r>
+        <w:rPr>
+          <w:rFonts w:ascii="Abadi ExtraLight" w:hAnsi="Abadi ExtraLight"/>
+        </w:rPr>
+        <w:t>/output/</w:t>
+      </w:r>
+    </w:p>
+    <w:p>
+      <w:pPr>
+        <w:spacing w:after="0"/>
+      </w:pPr>
+    </w:p>
+    <w:p>
+      <w:pPr>
+        <w:spacing w:after="0"/>
+        <w:jc w:val="both"/>
+      </w:pPr>
+      <w:r>
+        <w:t>Per immagini ad alta risoluzione puoi usare --scale 0.5 per ridurre la risoluzione (e quindi la memoria/latenza), e --</w:t>
+      </w:r>
+      <w:proofErr w:type="spellStart"/>
+      <w:r>
+        <w:t>valid_iters</w:t>
+      </w:r>
+      <w:proofErr w:type="spellEnd"/>
+      <w:r>
+        <w:t xml:space="preserve"> 16 per ridurre le iterazioni di </w:t>
+      </w:r>
+      <w:proofErr w:type="spellStart"/>
+      <w:r>
+        <w:t>refinement</w:t>
+      </w:r>
+      <w:proofErr w:type="spellEnd"/>
+      <w:r>
+        <w:t xml:space="preserve">. </w:t>
+      </w:r>
+    </w:p>
+    <w:p>
+      <w:pPr>
+        <w:spacing w:after="0"/>
+        <w:jc w:val="both"/>
+      </w:pPr>
+      <w:r>
+        <w:rPr>
+          <w:b/>
+          <w:bCs/>
+        </w:rPr>
+        <w:t>NOTA</w:t>
+      </w:r>
+      <w:r>
+        <w:t xml:space="preserve">: su Orin Nano (8GB </w:t>
+      </w:r>
+      <w:proofErr w:type="spellStart"/>
+      <w:r>
+        <w:t>unified</w:t>
+      </w:r>
+      <w:proofErr w:type="spellEnd"/>
+      <w:r>
+        <w:t xml:space="preserve"> </w:t>
+      </w:r>
+      <w:proofErr w:type="spellStart"/>
+      <w:r>
+        <w:t>memory</w:t>
+      </w:r>
+      <w:proofErr w:type="spellEnd"/>
+      <w:r>
+        <w:t xml:space="preserve">) l'inferenza </w:t>
+      </w:r>
+      <w:proofErr w:type="spellStart"/>
+      <w:r>
+        <w:t>PyTorch</w:t>
+      </w:r>
+      <w:proofErr w:type="spellEnd"/>
+      <w:r>
+        <w:t xml:space="preserve"> pura è lenta e potrebbe andare OOM a risoluzione piena.</w:t>
+      </w:r>
+    </w:p>
+    <w:p>
+      <w:pPr>
+        <w:spacing w:after="0"/>
+        <w:jc w:val="both"/>
+      </w:pPr>
+    </w:p>
+    <w:p>
+      <w:pPr>
+        <w:pStyle w:val="Titolo7"/>
+      </w:pPr>
+      <w:r>
+        <w:t xml:space="preserve">Opzione 2: ONNX + </w:t>
+      </w:r>
+      <w:proofErr w:type="spellStart"/>
+      <w:r>
+        <w:t>TensorRT</w:t>
+      </w:r>
+      <w:proofErr w:type="spellEnd"/>
+    </w:p>
+    <w:p>
+      <w:pPr>
+        <w:spacing w:after="0"/>
+        <w:jc w:val="both"/>
+      </w:pPr>
+      <w:r>
+        <w:t xml:space="preserve">Il repo supporta anche la conversione a ONNX e poi a </w:t>
+      </w:r>
+      <w:proofErr w:type="spellStart"/>
+      <w:r>
+        <w:t>TensorRT</w:t>
+      </w:r>
+      <w:proofErr w:type="spellEnd"/>
+      <w:r>
+        <w:t xml:space="preserve">, con </w:t>
+      </w:r>
+      <w:proofErr w:type="spellStart"/>
+      <w:r>
+        <w:t>speedup</w:t>
+      </w:r>
+      <w:proofErr w:type="spellEnd"/>
+      <w:r>
+        <w:t xml:space="preserve"> di circa 6x rispetto a </w:t>
+      </w:r>
+      <w:proofErr w:type="spellStart"/>
+      <w:r>
+        <w:t>PyTorch</w:t>
+      </w:r>
+      <w:proofErr w:type="spellEnd"/>
+      <w:r>
+        <w:t xml:space="preserve"> su GPU, usando fp16. </w:t>
+      </w:r>
+    </w:p>
+    <w:p>
+      <w:pPr>
+        <w:spacing w:after="0"/>
+        <w:ind w:left="720" w:firstLine="696"/>
+        <w:rPr>
+          <w:rFonts w:ascii="Abadi ExtraLight" w:hAnsi="Abadi ExtraLight"/>
+          <w:lang w:val="en-US"/>
+        </w:rPr>
+      </w:pPr>
+      <w:r>
+        <w:rPr>
+          <w:rFonts w:ascii="Abadi ExtraLight" w:hAnsi="Abadi ExtraLight"/>
+          <w:lang w:val="en-US"/>
+        </w:rPr>
+        <w:t xml:space="preserve"># Step 1: </w:t>
+      </w:r>
+      <w:proofErr w:type="spellStart"/>
+      <w:r>
+        <w:rPr>
+          <w:rFonts w:ascii="Abadi ExtraLight" w:hAnsi="Abadi ExtraLight"/>
+          <w:lang w:val="en-US"/>
+        </w:rPr>
+        <w:t>esporta</w:t>
+      </w:r>
+      <w:proofErr w:type="spellEnd"/>
+      <w:r>
+        <w:rPr>
+          <w:rFonts w:ascii="Abadi ExtraLight" w:hAnsi="Abadi ExtraLight"/>
+          <w:lang w:val="en-US"/>
+        </w:rPr>
+        <w:t xml:space="preserve"> in ONNX</w:t>
+      </w:r>
+    </w:p>
+    <w:p>
+      <w:pPr>
+        <w:spacing w:after="0"/>
+        <w:ind w:left="720" w:firstLine="696"/>
+        <w:rPr>
+          <w:rFonts w:ascii="Abadi ExtraLight" w:hAnsi="Abadi ExtraLight"/>
+          <w:lang w:val="en-US"/>
+        </w:rPr>
+      </w:pPr>
+      <w:r>
+        <w:rPr>
+          <w:rFonts w:ascii="Abadi ExtraLight" w:hAnsi="Abadi ExtraLight"/>
+          <w:lang w:val="en-US"/>
+        </w:rPr>
+        <w:t>XFORMERS_DISABLED=1 python scripts/make_onnx.py \</w:t>
+      </w:r>
+    </w:p>
+    <w:p>
+      <w:pPr>
+        <w:spacing w:after="0"/>
+        <w:ind w:left="720" w:firstLine="696"/>
+        <w:rPr>
+          <w:rFonts w:ascii="Abadi ExtraLight" w:hAnsi="Abadi ExtraLight"/>
+          <w:lang w:val="en-US"/>
+        </w:rPr>
+      </w:pPr>
+      <w:r>
+        <w:rPr>
+          <w:rFonts w:ascii="Abadi ExtraLight" w:hAnsi="Abadi ExtraLight"/>
+          <w:lang w:val="en-US"/>
+        </w:rPr>
+        <w:t xml:space="preserve">  --</w:t>
+      </w:r>
+      <w:proofErr w:type="spellStart"/>
+      <w:r>
+        <w:rPr>
+          <w:rFonts w:ascii="Abadi ExtraLight" w:hAnsi="Abadi ExtraLight"/>
+          <w:lang w:val="en-US"/>
+        </w:rPr>
+        <w:t>save_path</w:t>
+      </w:r>
+      <w:proofErr w:type="spellEnd"/>
+      <w:r>
+        <w:rPr>
+          <w:rFonts w:ascii="Abadi ExtraLight" w:hAnsi="Abadi ExtraLight"/>
+          <w:lang w:val="en-US"/>
+        </w:rPr>
+        <w:t xml:space="preserve"> ./output/</w:t>
+      </w:r>
+      <w:proofErr w:type="spellStart"/>
+      <w:r>
+        <w:rPr>
+          <w:rFonts w:ascii="Abadi ExtraLight" w:hAnsi="Abadi ExtraLight"/>
+          <w:lang w:val="en-US"/>
+        </w:rPr>
+        <w:t>foundation_stereo.onnx</w:t>
+      </w:r>
+      <w:proofErr w:type="spellEnd"/>
+      <w:r>
+        <w:rPr>
+          <w:rFonts w:ascii="Abadi ExtraLight" w:hAnsi="Abadi ExtraLight"/>
+          <w:lang w:val="en-US"/>
+        </w:rPr>
+        <w:t xml:space="preserve"> \</w:t>
+      </w:r>
+    </w:p>
+    <w:p>
+      <w:pPr>
+        <w:spacing w:after="0"/>
+        <w:ind w:left="720" w:firstLine="696"/>
+        <w:rPr>
+          <w:rFonts w:ascii="Abadi ExtraLight" w:hAnsi="Abadi ExtraLight"/>
+          <w:lang w:val="en-US"/>
+        </w:rPr>
+      </w:pPr>
+      <w:r>
+        <w:rPr>
+          <w:rFonts w:ascii="Abadi ExtraLight" w:hAnsi="Abadi ExtraLight"/>
+          <w:lang w:val="en-US"/>
+        </w:rPr>
+        <w:t xml:space="preserve">  --</w:t>
+      </w:r>
+      <w:proofErr w:type="spellStart"/>
+      <w:r>
+        <w:rPr>
+          <w:rFonts w:ascii="Abadi ExtraLight" w:hAnsi="Abadi ExtraLight"/>
+          <w:lang w:val="en-US"/>
+        </w:rPr>
+        <w:t>ckpt_dir</w:t>
+      </w:r>
+      <w:proofErr w:type="spellEnd"/>
+      <w:r>
+        <w:rPr>
+          <w:rFonts w:ascii="Abadi ExtraLight" w:hAnsi="Abadi ExtraLight"/>
+          <w:lang w:val="en-US"/>
+        </w:rPr>
+        <w:t xml:space="preserve"> ./</w:t>
+      </w:r>
+      <w:proofErr w:type="spellStart"/>
+      <w:r>
+        <w:rPr>
+          <w:rFonts w:ascii="Abadi ExtraLight" w:hAnsi="Abadi ExtraLight"/>
+          <w:lang w:val="en-US"/>
+        </w:rPr>
+        <w:t>pretrained_models</w:t>
+      </w:r>
+      <w:proofErr w:type="spellEnd"/>
+      <w:r>
+        <w:rPr>
+          <w:rFonts w:ascii="Abadi ExtraLight" w:hAnsi="Abadi ExtraLight"/>
+          <w:lang w:val="en-US"/>
+        </w:rPr>
+        <w:t>/23-51-11/model_best_bp2.pth \</w:t>
+      </w:r>
+    </w:p>
+    <w:p>
+      <w:pPr>
+        <w:spacing w:after="0"/>
+        <w:ind w:left="720" w:firstLine="696"/>
+        <w:rPr>
+          <w:rFonts w:ascii="Abadi ExtraLight" w:hAnsi="Abadi ExtraLight"/>
+          <w:lang w:val="en-US"/>
+        </w:rPr>
+      </w:pPr>
+      <w:r>
+        <w:rPr>
+          <w:rFonts w:ascii="Abadi ExtraLight" w:hAnsi="Abadi ExtraLight"/>
+          <w:lang w:val="en-US"/>
+        </w:rPr>
+        <w:t xml:space="preserve">  --height 480 --width 640 --</w:t>
+      </w:r>
+      <w:proofErr w:type="spellStart"/>
+      <w:r>
+        <w:rPr>
+          <w:rFonts w:ascii="Abadi ExtraLight" w:hAnsi="Abadi ExtraLight"/>
+          <w:lang w:val="en-US"/>
+        </w:rPr>
+        <w:t>valid_iters</w:t>
+      </w:r>
+      <w:proofErr w:type="spellEnd"/>
+      <w:r>
+        <w:rPr>
+          <w:rFonts w:ascii="Abadi ExtraLight" w:hAnsi="Abadi ExtraLight"/>
+          <w:lang w:val="en-US"/>
+        </w:rPr>
+        <w:t xml:space="preserve"> 22</w:t>
+      </w:r>
+    </w:p>
+    <w:p>
+      <w:pPr>
+        <w:spacing w:after="0"/>
+        <w:ind w:left="720" w:firstLine="696"/>
+        <w:rPr>
+          <w:rFonts w:ascii="Abadi ExtraLight" w:hAnsi="Abadi ExtraLight"/>
+          <w:lang w:val="en-US"/>
+        </w:rPr>
+      </w:pPr>
+    </w:p>
+    <w:p>
+      <w:pPr>
+        <w:spacing w:after="0"/>
+        <w:ind w:left="720" w:firstLine="696"/>
+        <w:rPr>
+          <w:rFonts w:ascii="Abadi ExtraLight" w:hAnsi="Abadi ExtraLight"/>
+          <w:lang w:val="en-US"/>
+        </w:rPr>
+      </w:pPr>
+      <w:r>
+        <w:rPr>
+          <w:rFonts w:ascii="Abadi ExtraLight" w:hAnsi="Abadi ExtraLight"/>
+          <w:lang w:val="en-US"/>
+        </w:rPr>
+        <w:t xml:space="preserve"># Step 2: </w:t>
+      </w:r>
+      <w:proofErr w:type="spellStart"/>
+      <w:r>
+        <w:rPr>
+          <w:rFonts w:ascii="Abadi ExtraLight" w:hAnsi="Abadi ExtraLight"/>
+          <w:lang w:val="en-US"/>
+        </w:rPr>
+        <w:t>converti</w:t>
+      </w:r>
+      <w:proofErr w:type="spellEnd"/>
+      <w:r>
+        <w:rPr>
+          <w:rFonts w:ascii="Abadi ExtraLight" w:hAnsi="Abadi ExtraLight"/>
+          <w:lang w:val="en-US"/>
+        </w:rPr>
+        <w:t xml:space="preserve"> con </w:t>
+      </w:r>
+      <w:proofErr w:type="spellStart"/>
+      <w:r>
+        <w:rPr>
+          <w:rFonts w:ascii="Abadi ExtraLight" w:hAnsi="Abadi ExtraLight"/>
+          <w:lang w:val="en-US"/>
+        </w:rPr>
+        <w:t>trtexec</w:t>
+      </w:r>
+      <w:proofErr w:type="spellEnd"/>
+      <w:r>
+        <w:rPr>
+          <w:rFonts w:ascii="Abadi ExtraLight" w:hAnsi="Abadi ExtraLight"/>
+          <w:lang w:val="en-US"/>
+        </w:rPr>
+        <w:t xml:space="preserve"> (</w:t>
+      </w:r>
+      <w:proofErr w:type="spellStart"/>
+      <w:r>
+        <w:rPr>
+          <w:rFonts w:ascii="Abadi ExtraLight" w:hAnsi="Abadi ExtraLight"/>
+          <w:lang w:val="en-US"/>
+        </w:rPr>
+        <w:t>già</w:t>
+      </w:r>
+      <w:proofErr w:type="spellEnd"/>
+      <w:r>
+        <w:rPr>
+          <w:rFonts w:ascii="Abadi ExtraLight" w:hAnsi="Abadi ExtraLight"/>
+          <w:lang w:val="en-US"/>
+        </w:rPr>
+        <w:t xml:space="preserve"> </w:t>
+      </w:r>
+      <w:proofErr w:type="spellStart"/>
+      <w:r>
+        <w:rPr>
+          <w:rFonts w:ascii="Abadi ExtraLight" w:hAnsi="Abadi ExtraLight"/>
+          <w:lang w:val="en-US"/>
+        </w:rPr>
+        <w:t>incluso</w:t>
+      </w:r>
+      <w:proofErr w:type="spellEnd"/>
+      <w:r>
+        <w:rPr>
+          <w:rFonts w:ascii="Abadi ExtraLight" w:hAnsi="Abadi ExtraLight"/>
+          <w:lang w:val="en-US"/>
+        </w:rPr>
+        <w:t xml:space="preserve"> in </w:t>
+      </w:r>
+      <w:proofErr w:type="spellStart"/>
+      <w:r>
+        <w:rPr>
+          <w:rFonts w:ascii="Abadi ExtraLight" w:hAnsi="Abadi ExtraLight"/>
+          <w:lang w:val="en-US"/>
+        </w:rPr>
+        <w:t>JetPack</w:t>
+      </w:r>
+      <w:proofErr w:type="spellEnd"/>
+      <w:r>
+        <w:rPr>
+          <w:rFonts w:ascii="Abadi ExtraLight" w:hAnsi="Abadi ExtraLight"/>
+          <w:lang w:val="en-US"/>
+        </w:rPr>
+        <w:t>)</w:t>
+      </w:r>
+    </w:p>
+    <w:p>
+      <w:pPr>
+        <w:spacing w:after="0"/>
+        <w:ind w:left="720" w:firstLine="696"/>
+        <w:rPr>
+          <w:rFonts w:ascii="Abadi ExtraLight" w:hAnsi="Abadi ExtraLight"/>
+          <w:lang w:val="en-US"/>
+        </w:rPr>
+      </w:pPr>
+      <w:proofErr w:type="spellStart"/>
+      <w:r>
+        <w:rPr>
+          <w:rFonts w:ascii="Abadi ExtraLight" w:hAnsi="Abadi ExtraLight"/>
+          <w:lang w:val="en-US"/>
+        </w:rPr>
+        <w:t>trtexec</w:t>
+      </w:r>
+      <w:proofErr w:type="spellEnd"/>
+      <w:r>
+        <w:rPr>
+          <w:rFonts w:ascii="Abadi ExtraLight" w:hAnsi="Abadi ExtraLight"/>
+          <w:lang w:val="en-US"/>
+        </w:rPr>
+        <w:t xml:space="preserve"> --</w:t>
+      </w:r>
+      <w:proofErr w:type="spellStart"/>
+      <w:r>
+        <w:rPr>
+          <w:rFonts w:ascii="Abadi ExtraLight" w:hAnsi="Abadi ExtraLight"/>
+          <w:lang w:val="en-US"/>
+        </w:rPr>
+        <w:t>onnx</w:t>
+      </w:r>
+      <w:proofErr w:type="spellEnd"/>
+      <w:r>
+        <w:rPr>
+          <w:rFonts w:ascii="Abadi ExtraLight" w:hAnsi="Abadi ExtraLight"/>
+          <w:lang w:val="en-US"/>
+        </w:rPr>
+        <w:t>=./output/</w:t>
+      </w:r>
+      <w:proofErr w:type="spellStart"/>
+      <w:r>
+        <w:rPr>
+          <w:rFonts w:ascii="Abadi ExtraLight" w:hAnsi="Abadi ExtraLight"/>
+          <w:lang w:val="en-US"/>
+        </w:rPr>
+        <w:t>foundation_stereo.onnx</w:t>
+      </w:r>
+      <w:proofErr w:type="spellEnd"/>
+      <w:r>
+        <w:rPr>
+          <w:rFonts w:ascii="Abadi ExtraLight" w:hAnsi="Abadi ExtraLight"/>
+          <w:lang w:val="en-US"/>
+        </w:rPr>
+        <w:t xml:space="preserve"> \</w:t>
+      </w:r>
+    </w:p>
+    <w:p>
+      <w:pPr>
+        <w:spacing w:after="0"/>
+        <w:ind w:left="720" w:firstLine="696"/>
+        <w:rPr>
+          <w:rFonts w:ascii="Abadi ExtraLight" w:hAnsi="Abadi ExtraLight"/>
+          <w:lang w:val="en-US"/>
+        </w:rPr>
+      </w:pPr>
+      <w:r>
+        <w:rPr>
+          <w:rFonts w:ascii="Abadi ExtraLight" w:hAnsi="Abadi ExtraLight"/>
+          <w:lang w:val="en-US"/>
+        </w:rPr>
+        <w:t xml:space="preserve">  --</w:t>
+      </w:r>
+      <w:proofErr w:type="spellStart"/>
+      <w:r>
+        <w:rPr>
+          <w:rFonts w:ascii="Abadi ExtraLight" w:hAnsi="Abadi ExtraLight"/>
+          <w:lang w:val="en-US"/>
+        </w:rPr>
+        <w:t>saveEngine</w:t>
+      </w:r>
+      <w:proofErr w:type="spellEnd"/>
+      <w:r>
+        <w:rPr>
+          <w:rFonts w:ascii="Abadi ExtraLight" w:hAnsi="Abadi ExtraLight"/>
+          <w:lang w:val="en-US"/>
+        </w:rPr>
+        <w:t>=./output/</w:t>
+      </w:r>
+      <w:proofErr w:type="spellStart"/>
+      <w:r>
+        <w:rPr>
+          <w:rFonts w:ascii="Abadi ExtraLight" w:hAnsi="Abadi ExtraLight"/>
+          <w:lang w:val="en-US"/>
+        </w:rPr>
+        <w:t>foundation_stereo.engine</w:t>
+      </w:r>
+      <w:proofErr w:type="spellEnd"/>
+      <w:r>
+        <w:rPr>
+          <w:rFonts w:ascii="Abadi ExtraLight" w:hAnsi="Abadi ExtraLight"/>
+          <w:lang w:val="en-US"/>
+        </w:rPr>
+        <w:t xml:space="preserve"> \</w:t>
+      </w:r>
+    </w:p>
+    <w:p>
+      <w:pPr>
+        <w:spacing w:after="0"/>
+        <w:ind w:left="720" w:firstLine="696"/>
+        <w:rPr>
+          <w:rFonts w:ascii="Abadi ExtraLight" w:hAnsi="Abadi ExtraLight"/>
+          <w:lang w:val="en-US"/>
+        </w:rPr>
+      </w:pPr>
+      <w:r>
+        <w:rPr>
+          <w:rFonts w:ascii="Abadi ExtraLight" w:hAnsi="Abadi ExtraLight"/>
+          <w:lang w:val="en-US"/>
+        </w:rPr>
+        <w:t xml:space="preserve">  --fp16 --verbose</w:t>
+      </w:r>
+    </w:p>
+    <w:p>
+      <w:pPr>
+        <w:spacing w:after="0"/>
+      </w:pPr>
+    </w:p>
+    <w:p>
+      <w:pPr>
+        <w:spacing w:after="0"/>
+        <w:jc w:val="both"/>
+      </w:pPr>
+      <w:r>
+        <w:rPr>
+          <w:rFonts w:ascii="Segoe UI Emoji" w:hAnsi="Segoe UI Emoji" w:cs="Segoe UI Emoji"/>
+        </w:rPr>
+        <w:t>⚠️</w:t>
+      </w:r>
+      <w:r>
+        <w:t xml:space="preserve"> </w:t>
+      </w:r>
+      <w:r>
+        <w:rPr>
+          <w:b/>
+          <w:bCs/>
+        </w:rPr>
+        <w:t>NOTA:</w:t>
+      </w:r>
+      <w:r>
+        <w:t xml:space="preserve"> </w:t>
+      </w:r>
+      <w:r>
+        <w:rPr>
+          <w:b/>
+          <w:bCs/>
+        </w:rPr>
+        <w:t>Problema noto su Orin</w:t>
+      </w:r>
+      <w:r>
+        <w:t xml:space="preserve"> -</w:t>
+      </w:r>
+      <w:r>
+        <w:t xml:space="preserve"> la conversione con </w:t>
+      </w:r>
+      <w:proofErr w:type="spellStart"/>
+      <w:r>
+        <w:t>TensorRT</w:t>
+      </w:r>
+      <w:proofErr w:type="spellEnd"/>
+      <w:r>
+        <w:t xml:space="preserve"> 10.3 (quello incluso in </w:t>
+      </w:r>
+      <w:proofErr w:type="spellStart"/>
+      <w:r>
+        <w:t>JetPack</w:t>
+      </w:r>
+      <w:proofErr w:type="spellEnd"/>
+      <w:r>
+        <w:t xml:space="preserve"> 6) presenta problemi con alcuni </w:t>
+      </w:r>
+      <w:proofErr w:type="spellStart"/>
+      <w:r>
+        <w:t>layer</w:t>
+      </w:r>
+      <w:proofErr w:type="spellEnd"/>
+      <w:r>
+        <w:t xml:space="preserve"> quantizzati, e la Jetson Orin è bloccata a TRT 10.3 e CUDA 12.6</w:t>
+      </w:r>
+    </w:p>
+    <w:p>
+      <w:pPr>
+        <w:spacing w:after="0"/>
+      </w:pPr>
+    </w:p>
+    <w:p>
+      <w:pPr>
+        <w:pStyle w:val="Titolo7"/>
+      </w:pPr>
+      <w:r>
+        <w:t xml:space="preserve"> Opzione 3 (Migliore): Fast-</w:t>
+      </w:r>
+      <w:proofErr w:type="spellStart"/>
+      <w:r>
+        <w:t>FoundationStereo</w:t>
+      </w:r>
+      <w:proofErr w:type="spellEnd"/>
+      <w:r>
+        <w:t xml:space="preserve"> ← consigliata</w:t>
+      </w:r>
+    </w:p>
+    <w:p>
+      <w:pPr>
+        <w:spacing w:after="0"/>
+        <w:jc w:val="both"/>
+      </w:pPr>
+      <w:r>
+        <w:t>Questa è la notizia più interessante. NVIDIA ha pubblicato a CVPR 2026 un modello appositamente ottimizzato</w:t>
+      </w:r>
+      <w:r>
+        <w:t xml:space="preserve">. </w:t>
+      </w:r>
+      <w:r>
+        <w:rPr>
+          <w:b/>
+          <w:bCs/>
+        </w:rPr>
+        <w:t>Fast-</w:t>
+      </w:r>
+      <w:proofErr w:type="spellStart"/>
+      <w:proofErr w:type="gramStart"/>
+      <w:r>
+        <w:rPr>
+          <w:b/>
+          <w:bCs/>
+        </w:rPr>
+        <w:t>FoundationStereo</w:t>
+      </w:r>
+      <w:proofErr w:type="spellEnd"/>
+      <w:proofErr w:type="gramEnd"/>
+      <w:r>
+        <w:t xml:space="preserve"> è una famiglia di architetture che raggiunge, per la prima volta, una forte generalizzazione zero-shot a </w:t>
+      </w:r>
+      <w:r>
+        <w:rPr>
+          <w:b/>
+          <w:bCs/>
+        </w:rPr>
+        <w:t>frame rate real-time</w:t>
+      </w:r>
+      <w:r>
+        <w:t xml:space="preserve">, risultando oltre 10x più veloce di </w:t>
+      </w:r>
+      <w:proofErr w:type="spellStart"/>
+      <w:proofErr w:type="gramStart"/>
+      <w:r>
+        <w:t>FoundationStereo</w:t>
+      </w:r>
+      <w:proofErr w:type="spellEnd"/>
+      <w:proofErr w:type="gramEnd"/>
+      <w:r>
+        <w:t xml:space="preserve"> mantenendo un'accuratezza comparabile</w:t>
+      </w:r>
+      <w:r>
+        <w:t xml:space="preserve"> </w:t>
+      </w:r>
+      <w:r>
+        <w:fldChar w:fldCharType="begin"/>
+      </w:r>
+      <w:r>
+        <w:instrText xml:space="preserve"> REF _Ref228872733 \r \h </w:instrText>
+      </w:r>
+      <w:r>
+        <w:fldChar w:fldCharType="separate"/>
+      </w:r>
+      <w:r>
+        <w:t>[9.]</w:t>
+      </w:r>
+      <w:r>
+        <w:fldChar w:fldCharType="end"/>
+      </w:r>
+      <w:r>
+        <w:t xml:space="preserve">. </w:t>
+      </w:r>
+    </w:p>
+    <w:p>
+      <w:pPr>
+        <w:spacing w:after="0"/>
+        <w:jc w:val="both"/>
+      </w:pPr>
+      <w:r>
+        <w:t xml:space="preserve">Usa tre strategie: </w:t>
+      </w:r>
+      <w:r>
+        <w:rPr>
+          <w:i/>
+          <w:iCs/>
+        </w:rPr>
+        <w:t xml:space="preserve">knowledge </w:t>
+      </w:r>
+      <w:proofErr w:type="spellStart"/>
+      <w:r>
+        <w:rPr>
+          <w:i/>
+          <w:iCs/>
+        </w:rPr>
+        <w:t>distillation</w:t>
+      </w:r>
+      <w:proofErr w:type="spellEnd"/>
+      <w:r>
+        <w:rPr>
+          <w:i/>
+          <w:iCs/>
+        </w:rPr>
+        <w:t xml:space="preserve"> del </w:t>
+      </w:r>
+      <w:proofErr w:type="spellStart"/>
+      <w:r>
+        <w:rPr>
+          <w:i/>
+          <w:iCs/>
+        </w:rPr>
+        <w:t>backbone</w:t>
+      </w:r>
+      <w:proofErr w:type="spellEnd"/>
+      <w:r>
+        <w:t xml:space="preserve">, </w:t>
+      </w:r>
+      <w:proofErr w:type="spellStart"/>
+      <w:r>
+        <w:rPr>
+          <w:i/>
+          <w:iCs/>
+        </w:rPr>
+        <w:t>neural</w:t>
+      </w:r>
+      <w:proofErr w:type="spellEnd"/>
+      <w:r>
+        <w:rPr>
+          <w:i/>
+          <w:iCs/>
+        </w:rPr>
+        <w:t xml:space="preserve"> </w:t>
+      </w:r>
+      <w:proofErr w:type="spellStart"/>
+      <w:r>
+        <w:rPr>
+          <w:i/>
+          <w:iCs/>
+        </w:rPr>
+        <w:t>architecture</w:t>
+      </w:r>
+      <w:proofErr w:type="spellEnd"/>
+      <w:r>
+        <w:rPr>
+          <w:i/>
+          <w:iCs/>
+        </w:rPr>
+        <w:t xml:space="preserve"> </w:t>
+      </w:r>
+      <w:proofErr w:type="spellStart"/>
+      <w:r>
+        <w:rPr>
+          <w:i/>
+          <w:iCs/>
+        </w:rPr>
+        <w:t>search</w:t>
+      </w:r>
+      <w:proofErr w:type="spellEnd"/>
+      <w:r>
+        <w:t xml:space="preserve"> per il cost filtering, e </w:t>
+      </w:r>
+      <w:proofErr w:type="spellStart"/>
+      <w:r>
+        <w:rPr>
+          <w:i/>
+          <w:iCs/>
+        </w:rPr>
+        <w:t>structured</w:t>
+      </w:r>
+      <w:proofErr w:type="spellEnd"/>
+      <w:r>
+        <w:rPr>
+          <w:i/>
+          <w:iCs/>
+        </w:rPr>
+        <w:t xml:space="preserve"> </w:t>
+      </w:r>
+      <w:proofErr w:type="spellStart"/>
+      <w:r>
+        <w:rPr>
+          <w:i/>
+          <w:iCs/>
+        </w:rPr>
+        <w:t>pruning</w:t>
+      </w:r>
+      <w:proofErr w:type="spellEnd"/>
+      <w:r>
+        <w:t xml:space="preserve"> per il modulo di </w:t>
+      </w:r>
+      <w:proofErr w:type="spellStart"/>
+      <w:r>
+        <w:t>refinement</w:t>
+      </w:r>
+      <w:proofErr w:type="spellEnd"/>
+      <w:r>
+        <w:t>.</w:t>
+      </w:r>
+    </w:p>
+    <w:p>
+      <w:pPr>
+        <w:spacing w:after="0"/>
+        <w:jc w:val="both"/>
+      </w:pPr>
+      <w:r>
+        <w:t xml:space="preserve">Supporta export in un singolo file ONNX e poi TRT </w:t>
+      </w:r>
+      <w:proofErr w:type="spellStart"/>
+      <w:r>
+        <w:t>engine</w:t>
+      </w:r>
+      <w:proofErr w:type="spellEnd"/>
+      <w:r>
+        <w:t>, con inferenza via script Python standalone — senza Isaac ROS.</w:t>
+      </w:r>
+    </w:p>
+    <w:p>
+      <w:pPr>
+        <w:spacing w:after="0"/>
+        <w:ind w:left="720" w:firstLine="696"/>
+        <w:rPr>
+          <w:rFonts w:ascii="Abadi ExtraLight" w:hAnsi="Abadi ExtraLight"/>
+          <w:lang w:val="en-US"/>
+        </w:rPr>
+      </w:pPr>
+      <w:r>
+        <w:rPr>
+          <w:rFonts w:ascii="Abadi ExtraLight" w:hAnsi="Abadi ExtraLight"/>
+          <w:lang w:val="en-US"/>
+        </w:rPr>
+        <w:t xml:space="preserve"># Esporta ONNX single-file (più semplice del </w:t>
+      </w:r>
+      <w:proofErr w:type="spellStart"/>
+      <w:proofErr w:type="gramStart"/>
+      <w:r>
+        <w:rPr>
+          <w:rFonts w:ascii="Abadi ExtraLight" w:hAnsi="Abadi ExtraLight"/>
+          <w:lang w:val="en-US"/>
+        </w:rPr>
+        <w:t>FoundationStereo</w:t>
+      </w:r>
+      <w:proofErr w:type="spellEnd"/>
+      <w:proofErr w:type="gramEnd"/>
+      <w:r>
+        <w:rPr>
+          <w:rFonts w:ascii="Abadi ExtraLight" w:hAnsi="Abadi ExtraLight"/>
+          <w:lang w:val="en-US"/>
+        </w:rPr>
+        <w:t xml:space="preserve"> originale)</w:t>
+      </w:r>
+    </w:p>
+    <w:p>
+      <w:pPr>
+        <w:spacing w:after="0"/>
+        <w:ind w:left="720" w:firstLine="696"/>
+        <w:rPr>
+          <w:rFonts w:ascii="Abadi ExtraLight" w:hAnsi="Abadi ExtraLight"/>
+          <w:lang w:val="en-US"/>
+        </w:rPr>
+      </w:pPr>
+      <w:r>
+        <w:rPr>
+          <w:rFonts w:ascii="Abadi ExtraLight" w:hAnsi="Abadi ExtraLight"/>
+          <w:lang w:val="en-US"/>
+        </w:rPr>
+        <w:t>python scripts/make_single_onnx.py \</w:t>
+      </w:r>
+    </w:p>
+    <w:p>
+      <w:pPr>
+        <w:spacing w:after="0"/>
+        <w:ind w:left="720" w:firstLine="696"/>
+        <w:rPr>
+          <w:rFonts w:ascii="Abadi ExtraLight" w:hAnsi="Abadi ExtraLight"/>
+          <w:lang w:val="en-US"/>
+        </w:rPr>
+      </w:pPr>
+      <w:r>
+        <w:rPr>
+          <w:rFonts w:ascii="Abadi ExtraLight" w:hAnsi="Abadi ExtraLight"/>
+          <w:lang w:val="en-US"/>
+        </w:rPr>
+        <w:t xml:space="preserve">  --</w:t>
+      </w:r>
+      <w:proofErr w:type="spellStart"/>
+      <w:r>
+        <w:rPr>
+          <w:rFonts w:ascii="Abadi ExtraLight" w:hAnsi="Abadi ExtraLight"/>
+          <w:lang w:val="en-US"/>
+        </w:rPr>
+        <w:t>model_dir</w:t>
+      </w:r>
+      <w:proofErr w:type="spellEnd"/>
+      <w:r>
+        <w:rPr>
+          <w:rFonts w:ascii="Abadi ExtraLight" w:hAnsi="Abadi ExtraLight"/>
+          <w:lang w:val="en-US"/>
+        </w:rPr>
+        <w:t xml:space="preserve"> weights/23-36-37/model_best_bp2_serialize.pth \</w:t>
+      </w:r>
+    </w:p>
+    <w:p>
+      <w:pPr>
+        <w:spacing w:after="0"/>
+        <w:ind w:left="720" w:firstLine="696"/>
+        <w:rPr>
+          <w:rFonts w:ascii="Abadi ExtraLight" w:hAnsi="Abadi ExtraLight"/>
+          <w:lang w:val="en-US"/>
+        </w:rPr>
+      </w:pPr>
+      <w:r>
+        <w:rPr>
+          <w:rFonts w:ascii="Abadi ExtraLight" w:hAnsi="Abadi ExtraLight"/>
+          <w:lang w:val="en-US"/>
+        </w:rPr>
+        <w:t xml:space="preserve">  --</w:t>
+      </w:r>
+      <w:proofErr w:type="spellStart"/>
+      <w:r>
+        <w:rPr>
+          <w:rFonts w:ascii="Abadi ExtraLight" w:hAnsi="Abadi ExtraLight"/>
+          <w:lang w:val="en-US"/>
+        </w:rPr>
+        <w:t>save_path</w:t>
+      </w:r>
+      <w:proofErr w:type="spellEnd"/>
+      <w:r>
+        <w:rPr>
+          <w:rFonts w:ascii="Abadi ExtraLight" w:hAnsi="Abadi ExtraLight"/>
+          <w:lang w:val="en-US"/>
+        </w:rPr>
+        <w:t xml:space="preserve"> output/ \</w:t>
+      </w:r>
+    </w:p>
+    <w:p>
+      <w:pPr>
+        <w:spacing w:after="0"/>
+        <w:ind w:left="720" w:firstLine="696"/>
+        <w:rPr>
+          <w:rFonts w:ascii="Abadi ExtraLight" w:hAnsi="Abadi ExtraLight"/>
+          <w:lang w:val="en-US"/>
+        </w:rPr>
+      </w:pPr>
+      <w:r>
+        <w:rPr>
+          <w:rFonts w:ascii="Abadi ExtraLight" w:hAnsi="Abadi ExtraLight"/>
+          <w:lang w:val="en-US"/>
+        </w:rPr>
+        <w:t xml:space="preserve">  --height 480 --width 640 \</w:t>
+      </w:r>
+    </w:p>
+    <w:p>
+      <w:pPr>
+        <w:spacing w:after="0"/>
+        <w:ind w:left="720" w:firstLine="696"/>
+        <w:rPr>
+          <w:rFonts w:ascii="Abadi ExtraLight" w:hAnsi="Abadi ExtraLight"/>
+          <w:lang w:val="en-US"/>
+        </w:rPr>
+      </w:pPr>
+      <w:r>
+        <w:rPr>
+          <w:rFonts w:ascii="Abadi ExtraLight" w:hAnsi="Abadi ExtraLight"/>
+          <w:lang w:val="en-US"/>
+        </w:rPr>
+        <w:t xml:space="preserve">  --</w:t>
+      </w:r>
+      <w:proofErr w:type="spellStart"/>
+      <w:r>
+        <w:rPr>
+          <w:rFonts w:ascii="Abadi ExtraLight" w:hAnsi="Abadi ExtraLight"/>
+          <w:lang w:val="en-US"/>
+        </w:rPr>
+        <w:t>valid_iters</w:t>
+      </w:r>
+      <w:proofErr w:type="spellEnd"/>
+      <w:r>
+        <w:rPr>
+          <w:rFonts w:ascii="Abadi ExtraLight" w:hAnsi="Abadi ExtraLight"/>
+          <w:lang w:val="en-US"/>
+        </w:rPr>
+        <w:t xml:space="preserve"> 8 --</w:t>
+      </w:r>
+      <w:proofErr w:type="spellStart"/>
+      <w:r>
+        <w:rPr>
+          <w:rFonts w:ascii="Abadi ExtraLight" w:hAnsi="Abadi ExtraLight"/>
+          <w:lang w:val="en-US"/>
+        </w:rPr>
+        <w:t>max_disp</w:t>
+      </w:r>
+      <w:proofErr w:type="spellEnd"/>
+      <w:r>
+        <w:rPr>
+          <w:rFonts w:ascii="Abadi ExtraLight" w:hAnsi="Abadi ExtraLight"/>
+          <w:lang w:val="en-US"/>
+        </w:rPr>
+        <w:t xml:space="preserve"> 192</w:t>
+      </w:r>
+    </w:p>
+    <w:p>
+      <w:pPr>
+        <w:spacing w:after="0"/>
+        <w:ind w:left="720" w:firstLine="696"/>
+        <w:rPr>
+          <w:rFonts w:ascii="Abadi ExtraLight" w:hAnsi="Abadi ExtraLight"/>
+          <w:lang w:val="en-US"/>
+        </w:rPr>
+      </w:pPr>
+    </w:p>
+    <w:p>
+      <w:pPr>
+        <w:spacing w:after="0"/>
+        <w:ind w:left="720" w:firstLine="696"/>
+        <w:rPr>
+          <w:rFonts w:ascii="Abadi ExtraLight" w:hAnsi="Abadi ExtraLight"/>
+          <w:lang w:val="en-US"/>
+        </w:rPr>
+      </w:pPr>
+      <w:r>
+        <w:rPr>
+          <w:rFonts w:ascii="Abadi ExtraLight" w:hAnsi="Abadi ExtraLight"/>
+          <w:lang w:val="en-US"/>
+        </w:rPr>
+        <w:t xml:space="preserve"># </w:t>
+      </w:r>
+      <w:proofErr w:type="spellStart"/>
+      <w:r>
+        <w:rPr>
+          <w:rFonts w:ascii="Abadi ExtraLight" w:hAnsi="Abadi ExtraLight"/>
+          <w:lang w:val="en-US"/>
+        </w:rPr>
+        <w:t>Converti</w:t>
+      </w:r>
+      <w:proofErr w:type="spellEnd"/>
+      <w:r>
+        <w:rPr>
+          <w:rFonts w:ascii="Abadi ExtraLight" w:hAnsi="Abadi ExtraLight"/>
+          <w:lang w:val="en-US"/>
+        </w:rPr>
+        <w:t xml:space="preserve"> in TRT engine</w:t>
+      </w:r>
+    </w:p>
+    <w:p>
+      <w:pPr>
+        <w:spacing w:after="0"/>
+        <w:ind w:left="720" w:firstLine="696"/>
+        <w:rPr>
+          <w:rFonts w:ascii="Abadi ExtraLight" w:hAnsi="Abadi ExtraLight"/>
+          <w:lang w:val="en-US"/>
+        </w:rPr>
+      </w:pPr>
+      <w:proofErr w:type="spellStart"/>
+      <w:r>
+        <w:rPr>
+          <w:rFonts w:ascii="Abadi ExtraLight" w:hAnsi="Abadi ExtraLight"/>
+          <w:lang w:val="en-US"/>
+        </w:rPr>
+        <w:t>trtexec</w:t>
+      </w:r>
+      <w:proofErr w:type="spellEnd"/>
+      <w:r>
+        <w:rPr>
+          <w:rFonts w:ascii="Abadi ExtraLight" w:hAnsi="Abadi ExtraLight"/>
+          <w:lang w:val="en-US"/>
+        </w:rPr>
+        <w:t xml:space="preserve"> --</w:t>
+      </w:r>
+      <w:proofErr w:type="spellStart"/>
+      <w:r>
+        <w:rPr>
+          <w:rFonts w:ascii="Abadi ExtraLight" w:hAnsi="Abadi ExtraLight"/>
+          <w:lang w:val="en-US"/>
+        </w:rPr>
+        <w:t>onnx</w:t>
+      </w:r>
+      <w:proofErr w:type="spellEnd"/>
+      <w:r>
+        <w:rPr>
+          <w:rFonts w:ascii="Abadi ExtraLight" w:hAnsi="Abadi ExtraLight"/>
+          <w:lang w:val="en-US"/>
+        </w:rPr>
+        <w:t>=output/</w:t>
+      </w:r>
+      <w:proofErr w:type="spellStart"/>
+      <w:r>
+        <w:rPr>
+          <w:rFonts w:ascii="Abadi ExtraLight" w:hAnsi="Abadi ExtraLight"/>
+          <w:lang w:val="en-US"/>
+        </w:rPr>
+        <w:t>fast_foundationstereo.onnx</w:t>
+      </w:r>
+      <w:proofErr w:type="spellEnd"/>
+      <w:r>
+        <w:rPr>
+          <w:rFonts w:ascii="Abadi ExtraLight" w:hAnsi="Abadi ExtraLight"/>
+          <w:lang w:val="en-US"/>
+        </w:rPr>
+        <w:t xml:space="preserve"> \</w:t>
+      </w:r>
+    </w:p>
+    <w:p>
+      <w:pPr>
+        <w:spacing w:after="0"/>
+        <w:ind w:left="720" w:firstLine="696"/>
+        <w:rPr>
+          <w:rFonts w:ascii="Abadi ExtraLight" w:hAnsi="Abadi ExtraLight"/>
+          <w:lang w:val="en-US"/>
+        </w:rPr>
+      </w:pPr>
+      <w:r>
+        <w:rPr>
+          <w:rFonts w:ascii="Abadi ExtraLight" w:hAnsi="Abadi ExtraLight"/>
+          <w:lang w:val="en-US"/>
+        </w:rPr>
+        <w:t xml:space="preserve">  --</w:t>
+      </w:r>
+      <w:proofErr w:type="spellStart"/>
+      <w:r>
+        <w:rPr>
+          <w:rFonts w:ascii="Abadi ExtraLight" w:hAnsi="Abadi ExtraLight"/>
+          <w:lang w:val="en-US"/>
+        </w:rPr>
+        <w:t>saveEngine</w:t>
+      </w:r>
+      <w:proofErr w:type="spellEnd"/>
+      <w:r>
+        <w:rPr>
+          <w:rFonts w:ascii="Abadi ExtraLight" w:hAnsi="Abadi ExtraLight"/>
+          <w:lang w:val="en-US"/>
+        </w:rPr>
+        <w:t>=output/</w:t>
+      </w:r>
+      <w:proofErr w:type="spellStart"/>
+      <w:r>
+        <w:rPr>
+          <w:rFonts w:ascii="Abadi ExtraLight" w:hAnsi="Abadi ExtraLight"/>
+          <w:lang w:val="en-US"/>
+        </w:rPr>
+        <w:t>fast_foundationstereo.engine</w:t>
+      </w:r>
+      <w:proofErr w:type="spellEnd"/>
+      <w:r>
+        <w:rPr>
+          <w:rFonts w:ascii="Abadi ExtraLight" w:hAnsi="Abadi ExtraLight"/>
+          <w:lang w:val="en-US"/>
+        </w:rPr>
+        <w:t xml:space="preserve"> --fp16</w:t>
+      </w:r>
+    </w:p>
+    <w:p>
+      <w:pPr>
+        <w:spacing w:after="0"/>
+        <w:ind w:left="720" w:firstLine="696"/>
+        <w:rPr>
+          <w:rFonts w:ascii="Abadi ExtraLight" w:hAnsi="Abadi ExtraLight"/>
+          <w:lang w:val="en-US"/>
+        </w:rPr>
+      </w:pPr>
+    </w:p>
+    <w:p>
+      <w:pPr>
+        <w:spacing w:after="0"/>
+        <w:ind w:left="720" w:firstLine="696"/>
+        <w:rPr>
+          <w:rFonts w:ascii="Abadi ExtraLight" w:hAnsi="Abadi ExtraLight"/>
+          <w:lang w:val="en-US"/>
+        </w:rPr>
+      </w:pPr>
+      <w:r>
+        <w:rPr>
+          <w:rFonts w:ascii="Abadi ExtraLight" w:hAnsi="Abadi ExtraLight"/>
+          <w:lang w:val="en-US"/>
+        </w:rPr>
+        <w:t xml:space="preserve"># </w:t>
+      </w:r>
+      <w:proofErr w:type="spellStart"/>
+      <w:r>
+        <w:rPr>
+          <w:rFonts w:ascii="Abadi ExtraLight" w:hAnsi="Abadi ExtraLight"/>
+          <w:lang w:val="en-US"/>
+        </w:rPr>
+        <w:t>Inferenza</w:t>
+      </w:r>
+      <w:proofErr w:type="spellEnd"/>
+    </w:p>
+    <w:p>
+      <w:pPr>
+        <w:spacing w:after="0"/>
+        <w:ind w:left="720" w:firstLine="696"/>
+        <w:rPr>
+          <w:rFonts w:ascii="Abadi ExtraLight" w:hAnsi="Abadi ExtraLight"/>
+          <w:lang w:val="en-US"/>
+        </w:rPr>
+      </w:pPr>
+      <w:r>
+        <w:rPr>
+          <w:rFonts w:ascii="Abadi ExtraLight" w:hAnsi="Abadi ExtraLight"/>
+          <w:lang w:val="en-US"/>
+        </w:rPr>
+        <w:t>python scripts/run_demo_single_trt.py \</w:t>
+      </w:r>
+    </w:p>
+    <w:p>
+      <w:pPr>
+        <w:spacing w:after="0"/>
+        <w:ind w:left="720" w:firstLine="696"/>
+        <w:rPr>
+          <w:rFonts w:ascii="Abadi ExtraLight" w:hAnsi="Abadi ExtraLight"/>
+          <w:lang w:val="en-US"/>
+        </w:rPr>
+      </w:pPr>
+      <w:r>
+        <w:rPr>
+          <w:rFonts w:ascii="Abadi ExtraLight" w:hAnsi="Abadi ExtraLight"/>
+          <w:lang w:val="en-US"/>
+        </w:rPr>
+        <w:t xml:space="preserve">  --</w:t>
+      </w:r>
+      <w:proofErr w:type="spellStart"/>
+      <w:r>
+        <w:rPr>
+          <w:rFonts w:ascii="Abadi ExtraLight" w:hAnsi="Abadi ExtraLight"/>
+          <w:lang w:val="en-US"/>
+        </w:rPr>
+        <w:t>model_dir</w:t>
+      </w:r>
+      <w:proofErr w:type="spellEnd"/>
+      <w:r>
+        <w:rPr>
+          <w:rFonts w:ascii="Abadi ExtraLight" w:hAnsi="Abadi ExtraLight"/>
+          <w:lang w:val="en-US"/>
+        </w:rPr>
+        <w:t xml:space="preserve"> output/ \</w:t>
+      </w:r>
+    </w:p>
+    <w:p>
+      <w:pPr>
+        <w:spacing w:after="0"/>
+        <w:ind w:left="720" w:firstLine="696"/>
+        <w:rPr>
+          <w:rFonts w:ascii="Abadi ExtraLight" w:hAnsi="Abadi ExtraLight"/>
+          <w:lang w:val="en-US"/>
+        </w:rPr>
+      </w:pPr>
+      <w:r>
+        <w:rPr>
+          <w:rFonts w:ascii="Abadi ExtraLight" w:hAnsi="Abadi ExtraLight"/>
+          <w:lang w:val="en-US"/>
+        </w:rPr>
+        <w:t xml:space="preserve">  --</w:t>
+      </w:r>
+      <w:proofErr w:type="spellStart"/>
+      <w:r>
+        <w:rPr>
+          <w:rFonts w:ascii="Abadi ExtraLight" w:hAnsi="Abadi ExtraLight"/>
+          <w:lang w:val="en-US"/>
+        </w:rPr>
+        <w:t>left_file</w:t>
+      </w:r>
+      <w:proofErr w:type="spellEnd"/>
+      <w:r>
+        <w:rPr>
+          <w:rFonts w:ascii="Abadi ExtraLight" w:hAnsi="Abadi ExtraLight"/>
+          <w:lang w:val="en-US"/>
+        </w:rPr>
+        <w:t xml:space="preserve"> </w:t>
+      </w:r>
+      <w:proofErr w:type="spellStart"/>
+      <w:r>
+        <w:rPr>
+          <w:rFonts w:ascii="Abadi ExtraLight" w:hAnsi="Abadi ExtraLight"/>
+          <w:lang w:val="en-US"/>
+        </w:rPr>
+        <w:t>demo_data</w:t>
+      </w:r>
+      <w:proofErr w:type="spellEnd"/>
+      <w:r>
+        <w:rPr>
+          <w:rFonts w:ascii="Abadi ExtraLight" w:hAnsi="Abadi ExtraLight"/>
+          <w:lang w:val="en-US"/>
+        </w:rPr>
+        <w:t>/left.png \</w:t>
+      </w:r>
+    </w:p>
+    <w:p>
+      <w:pPr>
+        <w:spacing w:after="0"/>
+        <w:ind w:left="720" w:firstLine="696"/>
+        <w:rPr>
+          <w:rFonts w:ascii="Abadi ExtraLight" w:hAnsi="Abadi ExtraLight"/>
+          <w:lang w:val="en-US"/>
+        </w:rPr>
+      </w:pPr>
+      <w:r>
+        <w:rPr>
+          <w:rFonts w:ascii="Abadi ExtraLight" w:hAnsi="Abadi ExtraLight"/>
+          <w:lang w:val="en-US"/>
+        </w:rPr>
+        <w:t xml:space="preserve">  --</w:t>
+      </w:r>
+      <w:proofErr w:type="spellStart"/>
+      <w:r>
+        <w:rPr>
+          <w:rFonts w:ascii="Abadi ExtraLight" w:hAnsi="Abadi ExtraLight"/>
+          <w:lang w:val="en-US"/>
+        </w:rPr>
+        <w:t>right_file</w:t>
+      </w:r>
+      <w:proofErr w:type="spellEnd"/>
+      <w:r>
+        <w:rPr>
+          <w:rFonts w:ascii="Abadi ExtraLight" w:hAnsi="Abadi ExtraLight"/>
+          <w:lang w:val="en-US"/>
+        </w:rPr>
+        <w:t xml:space="preserve"> </w:t>
+      </w:r>
+      <w:proofErr w:type="spellStart"/>
+      <w:r>
+        <w:rPr>
+          <w:rFonts w:ascii="Abadi ExtraLight" w:hAnsi="Abadi ExtraLight"/>
+          <w:lang w:val="en-US"/>
+        </w:rPr>
+        <w:t>demo_data</w:t>
+      </w:r>
+      <w:proofErr w:type="spellEnd"/>
+      <w:r>
+        <w:rPr>
+          <w:rFonts w:ascii="Abadi ExtraLight" w:hAnsi="Abadi ExtraLight"/>
+          <w:lang w:val="en-US"/>
+        </w:rPr>
+        <w:t>/right.png \</w:t>
+      </w:r>
+    </w:p>
+    <w:p>
+      <w:pPr>
+        <w:spacing w:after="0"/>
+        <w:ind w:left="720" w:firstLine="696"/>
+        <w:rPr>
+          <w:rFonts w:ascii="Abadi ExtraLight" w:hAnsi="Abadi ExtraLight"/>
+          <w:lang w:val="en-US"/>
+        </w:rPr>
+      </w:pPr>
+      <w:r>
+        <w:rPr>
+          <w:rFonts w:ascii="Abadi ExtraLight" w:hAnsi="Abadi ExtraLight"/>
+          <w:lang w:val="en-US"/>
+        </w:rPr>
+        <w:t xml:space="preserve">  --</w:t>
+      </w:r>
+      <w:proofErr w:type="spellStart"/>
+      <w:r>
+        <w:rPr>
+          <w:rFonts w:ascii="Abadi ExtraLight" w:hAnsi="Abadi ExtraLight"/>
+          <w:lang w:val="en-US"/>
+        </w:rPr>
+        <w:t>intrinsic_file</w:t>
+      </w:r>
+      <w:proofErr w:type="spellEnd"/>
+      <w:r>
+        <w:rPr>
+          <w:rFonts w:ascii="Abadi ExtraLight" w:hAnsi="Abadi ExtraLight"/>
+          <w:lang w:val="en-US"/>
+        </w:rPr>
+        <w:t xml:space="preserve"> </w:t>
+      </w:r>
+      <w:proofErr w:type="spellStart"/>
+      <w:r>
+        <w:rPr>
+          <w:rFonts w:ascii="Abadi ExtraLight" w:hAnsi="Abadi ExtraLight"/>
+          <w:lang w:val="en-US"/>
+        </w:rPr>
+        <w:t>demo_data</w:t>
+      </w:r>
+      <w:proofErr w:type="spellEnd"/>
+      <w:r>
+        <w:rPr>
+          <w:rFonts w:ascii="Abadi ExtraLight" w:hAnsi="Abadi ExtraLight"/>
+          <w:lang w:val="en-US"/>
+        </w:rPr>
+        <w:t>/K.txt \</w:t>
+      </w:r>
+    </w:p>
+    <w:p>
+      <w:pPr>
+        <w:spacing w:after="0"/>
+        <w:ind w:left="720" w:firstLine="696"/>
+        <w:rPr>
+          <w:rFonts w:ascii="Abadi ExtraLight" w:hAnsi="Abadi ExtraLight"/>
+          <w:lang w:val="en-US"/>
+        </w:rPr>
+      </w:pPr>
+      <w:r>
+        <w:rPr>
+          <w:rFonts w:ascii="Abadi ExtraLight" w:hAnsi="Abadi ExtraLight"/>
+          <w:lang w:val="en-US"/>
+        </w:rPr>
+        <w:t xml:space="preserve">  --</w:t>
+      </w:r>
+      <w:proofErr w:type="spellStart"/>
+      <w:r>
+        <w:rPr>
+          <w:rFonts w:ascii="Abadi ExtraLight" w:hAnsi="Abadi ExtraLight"/>
+          <w:lang w:val="en-US"/>
+        </w:rPr>
+        <w:t>out_dir</w:t>
+      </w:r>
+      <w:proofErr w:type="spellEnd"/>
+      <w:r>
+        <w:rPr>
+          <w:rFonts w:ascii="Abadi ExtraLight" w:hAnsi="Abadi ExtraLight"/>
+          <w:lang w:val="en-US"/>
+        </w:rPr>
+        <w:t xml:space="preserve"> </w:t>
+      </w:r>
+      <w:proofErr w:type="spellStart"/>
+      <w:r>
+        <w:rPr>
+          <w:rFonts w:ascii="Abadi ExtraLight" w:hAnsi="Abadi ExtraLight"/>
+          <w:lang w:val="en-US"/>
+        </w:rPr>
+        <w:t>output_demo</w:t>
+      </w:r>
+      <w:proofErr w:type="spellEnd"/>
+      <w:r>
+        <w:rPr>
+          <w:rFonts w:ascii="Abadi ExtraLight" w:hAnsi="Abadi ExtraLight"/>
+          <w:lang w:val="en-US"/>
+        </w:rPr>
+        <w:t>/ --</w:t>
+      </w:r>
+      <w:proofErr w:type="spellStart"/>
+      <w:r>
+        <w:rPr>
+          <w:rFonts w:ascii="Abadi ExtraLight" w:hAnsi="Abadi ExtraLight"/>
+          <w:lang w:val="en-US"/>
+        </w:rPr>
+        <w:t>get_pc</w:t>
+      </w:r>
+      <w:proofErr w:type="spellEnd"/>
+      <w:r>
+        <w:rPr>
+          <w:rFonts w:ascii="Abadi ExtraLight" w:hAnsi="Abadi ExtraLight"/>
+          <w:lang w:val="en-US"/>
+        </w:rPr>
+        <w:t xml:space="preserve"> 1</w:t>
+      </w:r>
+    </w:p>
+    <w:p>
+      <w:pPr>
+        <w:spacing w:after="0"/>
+        <w:rPr>
+          <w:lang w:val="en-US"/>
+        </w:rPr>
+      </w:pPr>
+    </w:p>
+    <w:p>
+      <w:pPr>
+        <w:pStyle w:val="Titolo7"/>
+      </w:pPr>
+      <w:r>
+        <w:t xml:space="preserve">Isaac ROS: incompatibilità </w:t>
+      </w:r>
+      <w:proofErr w:type="spellStart"/>
+      <w:proofErr w:type="gramStart"/>
+      <w:r>
+        <w:t>FoundationStereo</w:t>
+      </w:r>
+      <w:proofErr w:type="spellEnd"/>
+      <w:proofErr w:type="gramEnd"/>
+      <w:r>
+        <w:t xml:space="preserve"> su O</w:t>
+      </w:r>
+      <w:r>
+        <w:t>rin Nano Super</w:t>
+      </w:r>
+    </w:p>
+    <w:p>
+      <w:pPr>
+        <w:spacing w:after="0"/>
+        <w:jc w:val="both"/>
+      </w:pPr>
+      <w:r>
+        <w:t xml:space="preserve">Le informazioni riportate sulla repo GitHub </w:t>
+      </w:r>
+      <w:r>
+        <w:fldChar w:fldCharType="begin"/>
+      </w:r>
+      <w:r>
+        <w:instrText xml:space="preserve"> REF _Ref228736445 \r \h </w:instrText>
+      </w:r>
+      <w:r>
+        <w:fldChar w:fldCharType="separate"/>
+      </w:r>
+      <w:r>
+        <w:t>[6.]</w:t>
+      </w:r>
+      <w:r>
+        <w:fldChar w:fldCharType="end"/>
+      </w:r>
+      <w:r>
+        <w:t xml:space="preserve"> indicano le istruzioni per eseguire il modello attraverso il middleware </w:t>
+      </w:r>
+      <w:r>
+        <w:rPr>
+          <w:i/>
+          <w:iCs/>
+        </w:rPr>
+        <w:t>Isaac ROS</w:t>
+      </w:r>
+      <w:r>
+        <w:t xml:space="preserve"> </w:t>
+      </w:r>
+      <w:r>
+        <w:fldChar w:fldCharType="begin"/>
+      </w:r>
+      <w:r>
+        <w:instrText xml:space="preserve"> REF _Ref228736458 \r \h </w:instrText>
+      </w:r>
+      <w:r>
+        <w:instrText xml:space="preserve"> \* MERGEFORMAT </w:instrText>
+      </w:r>
+      <w:r>
+        <w:fldChar w:fldCharType="separate"/>
+      </w:r>
+      <w:r>
+        <w:t>[7.]</w:t>
+      </w:r>
+      <w:r>
+        <w:fldChar w:fldCharType="end"/>
+      </w:r>
+    </w:p>
+    <w:p>
+      <w:pPr>
+        <w:spacing w:after="0"/>
+        <w:jc w:val="both"/>
+      </w:pPr>
+    </w:p>
+    <w:p>
+      <w:pPr>
+        <w:spacing w:after="0"/>
+        <w:jc w:val="both"/>
+        <w:rPr>
+          <w:b/>
+          <w:bCs/>
+        </w:rPr>
+      </w:pPr>
+      <w:r>
+        <w:rPr>
+          <w:b/>
+          <w:bCs/>
+        </w:rPr>
+        <w:t>Compatibilità Isaac ROS - Jetson</w:t>
+      </w:r>
+    </w:p>
+    <w:p>
+      <w:pPr>
+        <w:jc w:val="both"/>
+      </w:pPr>
+      <w:r>
+        <w:rPr>
+          <w:i/>
+          <w:iCs/>
+        </w:rPr>
         <w:t>Isaac ROS</w:t>
       </w:r>
       <w:r>
@@ -44544,7 +50258,7 @@
       <w:r>
         <w:t xml:space="preserve">" di NVIDIA può quindi rompere il sistema. </w:t>
       </w:r>
-      <w:hyperlink r:id="rId42" w:tgtFrame="_blank" w:history="1">
+      <w:hyperlink r:id="rId46" w:tgtFrame="_blank" w:history="1">
         <w:r>
           <w:rPr>
             <w:rStyle w:val="Collegamentoipertestuale"/>
@@ -44570,6 +50284,7 @@
         <w:jc w:val="both"/>
       </w:pPr>
       <w:r>
+        <w:lastRenderedPageBreak/>
         <w:t xml:space="preserve">Questo è un punto critico: </w:t>
       </w:r>
       <w:r>
@@ -44608,7 +50323,7 @@
           <w:noProof/>
         </w:rPr>
         <w:drawing>
-          <wp:inline distT="0" distB="0" distL="0" distR="0" wp14:anchorId="7E03BDBE" wp14:editId="5E3BE272">
+          <wp:inline distT="0" distB="0" distL="0" distR="0" wp14:anchorId="7EEB2188" wp14:editId="1D725253">
             <wp:extent cx="2968625" cy="1128558"/>
             <wp:effectExtent l="0" t="0" r="3175" b="0"/>
             <wp:docPr id="1517043698" name="Immagine 1"/>
@@ -44623,7 +50338,7 @@
                     <pic:cNvPicPr/>
                   </pic:nvPicPr>
                   <pic:blipFill>
-                    <a:blip r:embed="rId43"/>
+                    <a:blip r:embed="rId47"/>
                     <a:stretch>
                       <a:fillRect/>
                     </a:stretch>
@@ -44768,7 +50483,7 @@
           <w:noProof/>
         </w:rPr>
         <w:drawing>
-          <wp:inline distT="0" distB="0" distL="0" distR="0" wp14:anchorId="43C4CD6B" wp14:editId="27595C15">
+          <wp:inline distT="0" distB="0" distL="0" distR="0" wp14:anchorId="45CCEDA1" wp14:editId="61C50B29">
             <wp:extent cx="3994150" cy="1476153"/>
             <wp:effectExtent l="0" t="0" r="6350" b="0"/>
             <wp:docPr id="652211322" name="Immagine 1"/>
@@ -44783,7 +50498,7 @@
                     <pic:cNvPicPr/>
                   </pic:nvPicPr>
                   <pic:blipFill>
-                    <a:blip r:embed="rId44"/>
+                    <a:blip r:embed="rId48"/>
                     <a:stretch>
                       <a:fillRect/>
                     </a:stretch>
@@ -44815,6 +50530,22 @@
     </w:p>
     <w:p>
       <w:pPr>
+        <w:spacing w:after="0"/>
+        <w:rPr>
+          <w:lang w:val="en-US"/>
+        </w:rPr>
+      </w:pPr>
+    </w:p>
+    <w:p>
+      <w:pPr>
+        <w:spacing w:after="0"/>
+        <w:rPr>
+          <w:lang w:val="en-US"/>
+        </w:rPr>
+      </w:pPr>
+    </w:p>
+    <w:p>
+      <w:pPr>
         <w:pStyle w:val="Titolo5"/>
         <w:rPr>
           <w:lang w:val="en-US"/>
@@ -44824,7 +50555,6 @@
         <w:rPr>
           <w:lang w:val="en-US"/>
         </w:rPr>
-        <w:lastRenderedPageBreak/>
         <w:t>Fast-</w:t>
       </w:r>
       <w:proofErr w:type="spellStart"/>
@@ -44849,7 +50579,7 @@
           <w:lang w:val="en-US"/>
         </w:rPr>
       </w:pPr>
-      <w:hyperlink r:id="rId45" w:history="1">
+      <w:hyperlink r:id="rId49" w:history="1">
         <w:r>
           <w:rPr>
             <w:rStyle w:val="Collegamentoipertestuale"/>
@@ -44884,7 +50614,17 @@
           <w:lang w:val="en-US"/>
         </w:rPr>
       </w:pPr>
-      <w:hyperlink r:id="rId46" w:history="1">
+    </w:p>
+    <w:p>
+      <w:pPr>
+        <w:spacing w:after="0"/>
+        <w:rPr>
+          <w:b/>
+          <w:bCs/>
+          <w:lang w:val="en-US"/>
+        </w:rPr>
+      </w:pPr>
+      <w:hyperlink r:id="rId50" w:history="1">
         <w:r>
           <w:rPr>
             <w:b/>
@@ -44903,7 +50643,7 @@
           <w:lang w:val="en-US"/>
         </w:rPr>
       </w:pPr>
-      <w:hyperlink r:id="rId47" w:history="1">
+      <w:hyperlink r:id="rId51" w:history="1">
         <w:r>
           <w:rPr>
             <w:rStyle w:val="Collegamentoipertestuale"/>
@@ -44957,7 +50697,7 @@
           <w:lang w:val="en-US"/>
         </w:rPr>
       </w:pPr>
-      <w:hyperlink r:id="rId48" w:history="1">
+      <w:hyperlink r:id="rId52" w:history="1">
         <w:r>
           <w:rPr>
             <w:rStyle w:val="Collegamentoipertestuale"/>
@@ -45002,7 +50742,7 @@
           <w:lang w:val="en-US"/>
         </w:rPr>
       </w:pPr>
-      <w:hyperlink r:id="rId49" w:history="1">
+      <w:hyperlink r:id="rId53" w:history="1">
         <w:r>
           <w:rPr>
             <w:rStyle w:val="Collegamentoipertestuale"/>
@@ -45036,6 +50776,7 @@
           <w:bCs/>
           <w:lang w:val="en-US"/>
         </w:rPr>
+        <w:lastRenderedPageBreak/>
         <w:t>YOLO26 Instance Segmentation: Pixel-Perfect AI at Real-Time Speed</w:t>
       </w:r>
     </w:p>
@@ -45045,7 +50786,7 @@
           <w:lang w:val="en-US"/>
         </w:rPr>
       </w:pPr>
-      <w:hyperlink r:id="rId50" w:history="1">
+      <w:hyperlink r:id="rId54" w:history="1">
         <w:r>
           <w:rPr>
             <w:rStyle w:val="Collegamentoipertestuale"/>
@@ -45102,7 +50843,7 @@
           <w:lang w:val="en-US"/>
         </w:rPr>
       </w:pPr>
-      <w:hyperlink r:id="rId51" w:history="1">
+      <w:hyperlink r:id="rId55" w:history="1">
         <w:r>
           <w:rPr>
             <w:rStyle w:val="Collegamentoipertestuale"/>
@@ -45159,7 +50900,7 @@
           <w:lang w:val="en-US"/>
         </w:rPr>
       </w:pPr>
-      <w:hyperlink r:id="rId52" w:history="1">
+      <w:hyperlink r:id="rId56" w:history="1">
         <w:r>
           <w:rPr>
             <w:rStyle w:val="Collegamentoipertestuale"/>
@@ -45206,7 +50947,7 @@
           <w:lang w:val="en-US"/>
         </w:rPr>
       </w:pPr>
-      <w:hyperlink r:id="rId53" w:history="1">
+      <w:hyperlink r:id="rId57" w:history="1">
         <w:r>
           <w:rPr>
             <w:rStyle w:val="Collegamentoipertestuale"/>
@@ -45253,7 +50994,7 @@
           <w:lang w:val="en-US"/>
         </w:rPr>
       </w:pPr>
-      <w:hyperlink r:id="rId54" w:history="1">
+      <w:hyperlink r:id="rId58" w:history="1">
         <w:r>
           <w:rPr>
             <w:rStyle w:val="Collegamentoipertestuale"/>
@@ -45317,7 +51058,7 @@
           <w:lang w:val="en-US"/>
         </w:rPr>
       </w:pPr>
-      <w:hyperlink r:id="rId55" w:history="1">
+      <w:hyperlink r:id="rId59" w:history="1">
         <w:r>
           <w:rPr>
             <w:rStyle w:val="Collegamentoipertestuale"/>
@@ -45376,7 +51117,6 @@
         </w:numPr>
       </w:pPr>
       <w:r>
-        <w:lastRenderedPageBreak/>
         <w:t>T</w:t>
       </w:r>
       <w:r>
@@ -45732,6 +51472,7 @@
       </w:pPr>
       <w:proofErr w:type="spellStart"/>
       <w:r>
+        <w:lastRenderedPageBreak/>
         <w:t>onnx_graphsurgeon</w:t>
       </w:r>
       <w:proofErr w:type="spellEnd"/>
@@ -46086,7 +51827,7 @@
           <w:lang w:val="en-US"/>
         </w:rPr>
       </w:pPr>
-      <w:hyperlink r:id="rId56" w:history="1">
+      <w:hyperlink r:id="rId60" w:history="1">
         <w:r>
           <w:rPr>
             <w:rStyle w:val="Collegamentoipertestuale"/>
@@ -46130,7 +51871,7 @@
           <w:lang w:val="en-US"/>
         </w:rPr>
       </w:pPr>
-      <w:hyperlink r:id="rId57" w:anchor="maxn" w:history="1">
+      <w:hyperlink r:id="rId61" w:anchor="maxn" w:history="1">
         <w:r>
           <w:rPr>
             <w:rStyle w:val="Collegamentoipertestuale"/>
@@ -46187,7 +51928,7 @@
           <w:lang w:val="en-US"/>
         </w:rPr>
       </w:pPr>
-      <w:hyperlink r:id="rId58" w:history="1">
+      <w:hyperlink r:id="rId62" w:history="1">
         <w:r>
           <w:rPr>
             <w:rStyle w:val="Collegamentoipertestuale"/>
@@ -46211,7 +51952,7 @@
       <w:r>
         <w:t xml:space="preserve">NVIDIA VPI Samples: </w:t>
       </w:r>
-      <w:hyperlink r:id="rId59" w:history="1">
+      <w:hyperlink r:id="rId63" w:history="1">
         <w:r>
           <w:rPr>
             <w:rStyle w:val="Collegamentoipertestuale"/>
@@ -46241,7 +51982,7 @@
       <w:r>
         <w:t xml:space="preserve">: </w:t>
       </w:r>
-      <w:hyperlink r:id="rId60" w:anchor="install-onnxruntime-gpu" w:history="1">
+      <w:hyperlink r:id="rId64" w:anchor="install-onnxruntime-gpu" w:history="1">
         <w:r>
           <w:rPr>
             <w:rStyle w:val="Collegamentoipertestuale"/>
@@ -46280,12 +52021,30 @@
         <w:ind w:left="567"/>
         <w:jc w:val="both"/>
       </w:pPr>
-      <w:hyperlink r:id="rId61" w:history="1">
+      <w:hyperlink r:id="rId65" w:history="1">
         <w:r>
           <w:rPr>
             <w:rStyle w:val="Collegamentoipertestuale"/>
           </w:rPr>
-          <w:t>https://github.com/NVlabs/FoundationStereo</w:t>
+          <w:t>https://github.com/N</w:t>
+        </w:r>
+        <w:r>
+          <w:rPr>
+            <w:rStyle w:val="Collegamentoipertestuale"/>
+          </w:rPr>
+          <w:t>V</w:t>
+        </w:r>
+        <w:r>
+          <w:rPr>
+            <w:rStyle w:val="Collegamentoipertestuale"/>
+          </w:rPr>
+          <w:t>l</w:t>
+        </w:r>
+        <w:r>
+          <w:rPr>
+            <w:rStyle w:val="Collegamentoipertestuale"/>
+          </w:rPr>
+          <w:t>abs/FoundationStereo</w:t>
         </w:r>
       </w:hyperlink>
       <w:r>
@@ -46330,7 +52089,7 @@
           <w:lang w:val="en-US"/>
         </w:rPr>
       </w:pPr>
-      <w:hyperlink r:id="rId62" w:history="1">
+      <w:hyperlink r:id="rId66" w:history="1">
         <w:r>
           <w:rPr>
             <w:rStyle w:val="Collegamentoipertestuale"/>
@@ -46378,7 +52137,7 @@
         </w:rPr>
         <w:t xml:space="preserve"> </w:t>
       </w:r>
-      <w:hyperlink r:id="rId63" w:history="1">
+      <w:hyperlink r:id="rId67" w:history="1">
         <w:r>
           <w:rPr>
             <w:rStyle w:val="Collegamentoipertestuale"/>
@@ -46401,39 +52160,80 @@
           <w:ilvl w:val="0"/>
           <w:numId w:val="32"/>
         </w:numPr>
-        <w:spacing w:before="240" w:after="120" w:line="360" w:lineRule="auto"/>
-        <w:ind w:left="284" w:hanging="284"/>
+        <w:spacing w:line="240" w:lineRule="auto"/>
+        <w:ind w:left="567" w:hanging="567"/>
         <w:jc w:val="both"/>
         <w:rPr>
-          <w:rStyle w:val="Collegamentoipertestuale"/>
-          <w:highlight w:val="yellow"/>
-        </w:rPr>
-      </w:pPr>
-      <w:r>
-        <w:rPr>
-          <w:highlight w:val="yellow"/>
-          <w:lang w:val="en-US"/>
-        </w:rPr>
-        <w:t xml:space="preserve">Imam, </w:t>
-      </w:r>
-      <w:proofErr w:type="spellStart"/>
-      <w:r>
-        <w:rPr>
-          <w:highlight w:val="yellow"/>
-          <w:lang w:val="en-US"/>
-        </w:rPr>
-        <w:t>Ekwal</w:t>
-      </w:r>
-      <w:proofErr w:type="spellEnd"/>
-      <w:r>
-        <w:rPr>
-          <w:highlight w:val="yellow"/>
-          <w:lang w:val="en-US"/>
-        </w:rPr>
-        <w:t xml:space="preserve">. </w:t>
-      </w:r>
-      <w:bookmarkEnd w:id="5"/>
-    </w:p>
+          <w:lang w:val="en-US"/>
+        </w:rPr>
+      </w:pPr>
+      <w:bookmarkStart w:id="9" w:name="_Ref228872733"/>
+      <w:r>
+        <w:rPr>
+          <w:lang w:val="en-US"/>
+        </w:rPr>
+        <w:t>Fast-</w:t>
+      </w:r>
+      <w:proofErr w:type="spellStart"/>
+      <w:r>
+        <w:rPr>
+          <w:lang w:val="en-US"/>
+        </w:rPr>
+        <w:t>FoundationStereo</w:t>
+      </w:r>
+      <w:proofErr w:type="spellEnd"/>
+      <w:r>
+        <w:rPr>
+          <w:lang w:val="en-US"/>
+        </w:rPr>
+        <w:t xml:space="preserve"> </w:t>
+      </w:r>
+      <w:proofErr w:type="gramStart"/>
+      <w:r>
+        <w:rPr>
+          <w:lang w:val="en-US"/>
+        </w:rPr>
+        <w:t>Model :</w:t>
+      </w:r>
+      <w:proofErr w:type="gramEnd"/>
+      <w:r>
+        <w:rPr>
+          <w:lang w:val="en-US"/>
+        </w:rPr>
+        <w:t xml:space="preserve"> </w:t>
+      </w:r>
+      <w:hyperlink r:id="rId68" w:history="1">
+        <w:r>
+          <w:rPr>
+            <w:rStyle w:val="Collegamentoipertestuale"/>
+            <w:lang w:val="en-US"/>
+          </w:rPr>
+          <w:t>https://github.com/NVlabs/Fast-FoundationStereo</w:t>
+        </w:r>
+      </w:hyperlink>
+      <w:bookmarkEnd w:id="9"/>
+      <w:r>
+        <w:rPr>
+          <w:lang w:val="en-US"/>
+        </w:rPr>
+        <w:t xml:space="preserve"> </w:t>
+      </w:r>
+    </w:p>
+    <w:p>
+      <w:pPr>
+        <w:numPr>
+          <w:ilvl w:val="0"/>
+          <w:numId w:val="32"/>
+        </w:numPr>
+        <w:spacing w:line="240" w:lineRule="auto"/>
+        <w:ind w:left="567" w:hanging="567"/>
+        <w:jc w:val="both"/>
+        <w:rPr>
+          <w:lang w:val="en-US"/>
+        </w:rPr>
+      </w:pPr>
+    </w:p>
+    <w:bookmarkEnd w:id="5"/>
     <w:p>
       <w:pPr>
         <w:spacing w:after="120"/>
@@ -47368,9 +53168,9 @@
     </w:lvl>
   </w:abstractNum>
   <w:abstractNum w:abstractNumId="7" w15:restartNumberingAfterBreak="0">
-    <w:nsid w:val="296E1293"/>
+    <w:nsid w:val="17CB6997"/>
     <w:multiLevelType w:val="multilevel"/>
-    <w:tmpl w:val="8940D96A"/>
+    <w:tmpl w:val="34CA75C8"/>
     <w:lvl w:ilvl="0">
       <w:start w:val="1"/>
       <w:numFmt w:val="bullet"/>
@@ -47517,95 +53317,9 @@
     </w:lvl>
   </w:abstractNum>
   <w:abstractNum w:abstractNumId="8" w15:restartNumberingAfterBreak="0">
-    <w:nsid w:val="300331A8"/>
-    <w:multiLevelType w:val="hybridMultilevel"/>
-    <w:tmpl w:val="578C2562"/>
-    <w:lvl w:ilvl="0" w:tplc="0410000F">
-      <w:start w:val="1"/>
-      <w:numFmt w:val="decimal"/>
-      <w:lvlText w:val="%1."/>
-      <w:lvlJc w:val="left"/>
-      <w:pPr>
-        <w:ind w:left="720" w:hanging="360"/>
-      </w:pPr>
-    </w:lvl>
-    <w:lvl w:ilvl="1" w:tplc="04100019" w:tentative="1">
-      <w:start w:val="1"/>
-      <w:numFmt w:val="lowerLetter"/>
-      <w:lvlText w:val="%2."/>
-      <w:lvlJc w:val="left"/>
-      <w:pPr>
-        <w:ind w:left="1440" w:hanging="360"/>
-      </w:pPr>
-    </w:lvl>
-    <w:lvl w:ilvl="2" w:tplc="0410001B" w:tentative="1">
-      <w:start w:val="1"/>
-      <w:numFmt w:val="lowerRoman"/>
-      <w:lvlText w:val="%3."/>
-      <w:lvlJc w:val="right"/>
-      <w:pPr>
-        <w:ind w:left="2160" w:hanging="180"/>
-      </w:pPr>
-    </w:lvl>
-    <w:lvl w:ilvl="3" w:tplc="0410000F" w:tentative="1">
-      <w:start w:val="1"/>
-      <w:numFmt w:val="decimal"/>
-      <w:lvlText w:val="%4."/>
-      <w:lvlJc w:val="left"/>
-      <w:pPr>
-        <w:ind w:left="2880" w:hanging="360"/>
-      </w:pPr>
-    </w:lvl>
-    <w:lvl w:ilvl="4" w:tplc="04100019" w:tentative="1">
-      <w:start w:val="1"/>
-      <w:numFmt w:val="lowerLetter"/>
-      <w:lvlText w:val="%5."/>
-      <w:lvlJc w:val="left"/>
-      <w:pPr>
-        <w:ind w:left="3600" w:hanging="360"/>
-      </w:pPr>
-    </w:lvl>
-    <w:lvl w:ilvl="5" w:tplc="0410001B" w:tentative="1">
-      <w:start w:val="1"/>
-      <w:numFmt w:val="lowerRoman"/>
-      <w:lvlText w:val="%6."/>
-      <w:lvlJc w:val="right"/>
-      <w:pPr>
-        <w:ind w:left="4320" w:hanging="180"/>
-      </w:pPr>
-    </w:lvl>
-    <w:lvl w:ilvl="6" w:tplc="0410000F" w:tentative="1">
-      <w:start w:val="1"/>
-      <w:numFmt w:val="decimal"/>
-      <w:lvlText w:val="%7."/>
-      <w:lvlJc w:val="left"/>
-      <w:pPr>
-        <w:ind w:left="5040" w:hanging="360"/>
-      </w:pPr>
-    </w:lvl>
-    <w:lvl w:ilvl="7" w:tplc="04100019" w:tentative="1">
-      <w:start w:val="1"/>
-      <w:numFmt w:val="lowerLetter"/>
-      <w:lvlText w:val="%8."/>
-      <w:lvlJc w:val="left"/>
-      <w:pPr>
-        <w:ind w:left="5760" w:hanging="360"/>
-      </w:pPr>
-    </w:lvl>
-    <w:lvl w:ilvl="8" w:tplc="0410001B" w:tentative="1">
-      <w:start w:val="1"/>
-      <w:numFmt w:val="lowerRoman"/>
-      <w:lvlText w:val="%9."/>
-      <w:lvlJc w:val="right"/>
-      <w:pPr>
-        <w:ind w:left="6480" w:hanging="180"/>
-      </w:pPr>
-    </w:lvl>
-  </w:abstractNum>
-  <w:abstractNum w:abstractNumId="9" w15:restartNumberingAfterBreak="0">
-    <w:nsid w:val="36C603A8"/>
+    <w:nsid w:val="296E1293"/>
     <w:multiLevelType w:val="multilevel"/>
-    <w:tmpl w:val="C9125738"/>
+    <w:tmpl w:val="8940D96A"/>
     <w:lvl w:ilvl="0">
       <w:start w:val="1"/>
       <w:numFmt w:val="bullet"/>
@@ -47751,123 +53465,96 @@
       </w:rPr>
     </w:lvl>
   </w:abstractNum>
-  <w:abstractNum w:abstractNumId="10" w15:restartNumberingAfterBreak="0">
-    <w:nsid w:val="391F2C26"/>
-    <w:multiLevelType w:val="multilevel"/>
-    <w:tmpl w:val="F3A24198"/>
-    <w:lvl w:ilvl="0">
+  <w:abstractNum w:abstractNumId="9" w15:restartNumberingAfterBreak="0">
+    <w:nsid w:val="300331A8"/>
+    <w:multiLevelType w:val="hybridMultilevel"/>
+    <w:tmpl w:val="578C2562"/>
+    <w:lvl w:ilvl="0" w:tplc="0410000F">
       <w:start w:val="1"/>
       <w:numFmt w:val="decimal"/>
       <w:lvlText w:val="%1."/>
       <w:lvlJc w:val="left"/>
       <w:pPr>
-        <w:tabs>
-          <w:tab w:val="num" w:pos="720"/>
-        </w:tabs>
         <w:ind w:left="720" w:hanging="360"/>
       </w:pPr>
     </w:lvl>
-    <w:lvl w:ilvl="1" w:tentative="1">
+    <w:lvl w:ilvl="1" w:tplc="04100019" w:tentative="1">
       <w:start w:val="1"/>
-      <w:numFmt w:val="decimal"/>
+      <w:numFmt w:val="lowerLetter"/>
       <w:lvlText w:val="%2."/>
       <w:lvlJc w:val="left"/>
       <w:pPr>
-        <w:tabs>
-          <w:tab w:val="num" w:pos="1440"/>
-        </w:tabs>
         <w:ind w:left="1440" w:hanging="360"/>
       </w:pPr>
     </w:lvl>
-    <w:lvl w:ilvl="2" w:tentative="1">
+    <w:lvl w:ilvl="2" w:tplc="0410001B" w:tentative="1">
       <w:start w:val="1"/>
-      <w:numFmt w:val="decimal"/>
+      <w:numFmt w:val="lowerRoman"/>
       <w:lvlText w:val="%3."/>
-      <w:lvlJc w:val="left"/>
-      <w:pPr>
-        <w:tabs>
-          <w:tab w:val="num" w:pos="2160"/>
-        </w:tabs>
-        <w:ind w:left="2160" w:hanging="360"/>
+      <w:lvlJc w:val="right"/>
+      <w:pPr>
+        <w:ind w:left="2160" w:hanging="180"/>
       </w:pPr>
     </w:lvl>
-    <w:lvl w:ilvl="3" w:tentative="1">
+    <w:lvl w:ilvl="3" w:tplc="0410000F" w:tentative="1">
       <w:start w:val="1"/>
       <w:numFmt w:val="decimal"/>
       <w:lvlText w:val="%4."/>
       <w:lvlJc w:val="left"/>
       <w:pPr>
-        <w:tabs>
-          <w:tab w:val="num" w:pos="2880"/>
-        </w:tabs>
         <w:ind w:left="2880" w:hanging="360"/>
       </w:pPr>
     </w:lvl>
-    <w:lvl w:ilvl="4" w:tentative="1">
+    <w:lvl w:ilvl="4" w:tplc="04100019" w:tentative="1">
       <w:start w:val="1"/>
-      <w:numFmt w:val="decimal"/>
+      <w:numFmt w:val="lowerLetter"/>
       <w:lvlText w:val="%5."/>
       <w:lvlJc w:val="left"/>
       <w:pPr>
-        <w:tabs>
-          <w:tab w:val="num" w:pos="3600"/>
-        </w:tabs>
         <w:ind w:left="3600" w:hanging="360"/>
       </w:pPr>
     </w:lvl>
-    <w:lvl w:ilvl="5" w:tentative="1">
+    <w:lvl w:ilvl="5" w:tplc="0410001B" w:tentative="1">
       <w:start w:val="1"/>
-      <w:numFmt w:val="decimal"/>
+      <w:numFmt w:val="lowerRoman"/>
       <w:lvlText w:val="%6."/>
-      <w:lvlJc w:val="left"/>
-      <w:pPr>
-        <w:tabs>
-          <w:tab w:val="num" w:pos="4320"/>
-        </w:tabs>
-        <w:ind w:left="4320" w:hanging="360"/>
+      <w:lvlJc w:val="right"/>
+      <w:pPr>
+        <w:ind w:left="4320" w:hanging="180"/>
       </w:pPr>
     </w:lvl>
-    <w:lvl w:ilvl="6" w:tentative="1">
+    <w:lvl w:ilvl="6" w:tplc="0410000F" w:tentative="1">
       <w:start w:val="1"/>
       <w:numFmt w:val="decimal"/>
       <w:lvlText w:val="%7."/>
       <w:lvlJc w:val="left"/>
       <w:pPr>
-        <w:tabs>
-          <w:tab w:val="num" w:pos="5040"/>
-        </w:tabs>
         <w:ind w:left="5040" w:hanging="360"/>
       </w:pPr>
     </w:lvl>
-    <w:lvl w:ilvl="7" w:tentative="1">
+    <w:lvl w:ilvl="7" w:tplc="04100019" w:tentative="1">
       <w:start w:val="1"/>
-      <w:numFmt w:val="decimal"/>
+      <w:numFmt w:val="lowerLetter"/>
       <w:lvlText w:val="%8."/>
       <w:lvlJc w:val="left"/>
       <w:pPr>
-        <w:tabs>
-          <w:tab w:val="num" w:pos="5760"/>
-        </w:tabs>
         <w:ind w:left="5760" w:hanging="360"/>
       </w:pPr>
     </w:lvl>
-    <w:lvl w:ilvl="8" w:tentative="1">
+    <w:lvl w:ilvl="8" w:tplc="0410001B" w:tentative="1">
       <w:start w:val="1"/>
-      <w:numFmt w:val="decimal"/>
+      <w:numFmt w:val="lowerRoman"/>
       <w:lvlText w:val="%9."/>
-      <w:lvlJc w:val="left"/>
-      <w:pPr>
-        <w:tabs>
-          <w:tab w:val="num" w:pos="6480"/>
-        </w:tabs>
-        <w:ind w:left="6480" w:hanging="360"/>
+      <w:lvlJc w:val="right"/>
+      <w:pPr>
+        <w:ind w:left="6480" w:hanging="180"/>
       </w:pPr>
     </w:lvl>
   </w:abstractNum>
-  <w:abstractNum w:abstractNumId="11" w15:restartNumberingAfterBreak="0">
-    <w:nsid w:val="39553FD5"/>
+  <w:abstractNum w:abstractNumId="10" w15:restartNumberingAfterBreak="0">
+    <w:nsid w:val="36C603A8"/>
     <w:multiLevelType w:val="multilevel"/>
-    <w:tmpl w:val="19A097C4"/>
+    <w:tmpl w:val="C9125738"/>
     <w:lvl w:ilvl="0">
       <w:start w:val="1"/>
       <w:numFmt w:val="bullet"/>
@@ -48013,209 +53700,123 @@
       </w:rPr>
     </w:lvl>
   </w:abstractNum>
-  <w:abstractNum w:abstractNumId="12" w15:restartNumberingAfterBreak="0">
-    <w:nsid w:val="3B0B659F"/>
-    <w:multiLevelType w:val="hybridMultilevel"/>
-    <w:tmpl w:val="AC605CBE"/>
-    <w:lvl w:ilvl="0" w:tplc="04100001">
-      <w:start w:val="1"/>
-      <w:numFmt w:val="bullet"/>
-      <w:lvlText w:val=""/>
-      <w:lvlJc w:val="left"/>
-      <w:pPr>
-        <w:ind w:left="720" w:hanging="360"/>
-      </w:pPr>
-      <w:rPr>
-        <w:rFonts w:ascii="Symbol" w:hAnsi="Symbol" w:hint="default"/>
-      </w:rPr>
-    </w:lvl>
-    <w:lvl w:ilvl="1" w:tplc="04100003" w:tentative="1">
-      <w:start w:val="1"/>
-      <w:numFmt w:val="bullet"/>
-      <w:lvlText w:val="o"/>
-      <w:lvlJc w:val="left"/>
-      <w:pPr>
-        <w:ind w:left="1440" w:hanging="360"/>
-      </w:pPr>
-      <w:rPr>
-        <w:rFonts w:ascii="Courier New" w:hAnsi="Courier New" w:cs="Courier New" w:hint="default"/>
-      </w:rPr>
-    </w:lvl>
-    <w:lvl w:ilvl="2" w:tplc="04100005" w:tentative="1">
-      <w:start w:val="1"/>
-      <w:numFmt w:val="bullet"/>
-      <w:lvlText w:val=""/>
-      <w:lvlJc w:val="left"/>
-      <w:pPr>
-        <w:ind w:left="2160" w:hanging="360"/>
-      </w:pPr>
-      <w:rPr>
-        <w:rFonts w:ascii="Wingdings" w:hAnsi="Wingdings" w:hint="default"/>
-      </w:rPr>
-    </w:lvl>
-    <w:lvl w:ilvl="3" w:tplc="04100001" w:tentative="1">
-      <w:start w:val="1"/>
-      <w:numFmt w:val="bullet"/>
-      <w:lvlText w:val=""/>
-      <w:lvlJc w:val="left"/>
-      <w:pPr>
-        <w:ind w:left="2880" w:hanging="360"/>
-      </w:pPr>
-      <w:rPr>
-        <w:rFonts w:ascii="Symbol" w:hAnsi="Symbol" w:hint="default"/>
-      </w:rPr>
-    </w:lvl>
-    <w:lvl w:ilvl="4" w:tplc="04100003" w:tentative="1">
-      <w:start w:val="1"/>
-      <w:numFmt w:val="bullet"/>
-      <w:lvlText w:val="o"/>
-      <w:lvlJc w:val="left"/>
-      <w:pPr>
-        <w:ind w:left="3600" w:hanging="360"/>
-      </w:pPr>
-      <w:rPr>
-        <w:rFonts w:ascii="Courier New" w:hAnsi="Courier New" w:cs="Courier New" w:hint="default"/>
-      </w:rPr>
-    </w:lvl>
-    <w:lvl w:ilvl="5" w:tplc="04100005" w:tentative="1">
-      <w:start w:val="1"/>
-      <w:numFmt w:val="bullet"/>
-      <w:lvlText w:val=""/>
-      <w:lvlJc w:val="left"/>
-      <w:pPr>
-        <w:ind w:left="4320" w:hanging="360"/>
-      </w:pPr>
-      <w:rPr>
-        <w:rFonts w:ascii="Wingdings" w:hAnsi="Wingdings" w:hint="default"/>
-      </w:rPr>
-    </w:lvl>
-    <w:lvl w:ilvl="6" w:tplc="04100001" w:tentative="1">
-      <w:start w:val="1"/>
-      <w:numFmt w:val="bullet"/>
-      <w:lvlText w:val=""/>
-      <w:lvlJc w:val="left"/>
-      <w:pPr>
-        <w:ind w:left="5040" w:hanging="360"/>
-      </w:pPr>
-      <w:rPr>
-        <w:rFonts w:ascii="Symbol" w:hAnsi="Symbol" w:hint="default"/>
-      </w:rPr>
-    </w:lvl>
-    <w:lvl w:ilvl="7" w:tplc="04100003" w:tentative="1">
-      <w:start w:val="1"/>
-      <w:numFmt w:val="bullet"/>
-      <w:lvlText w:val="o"/>
-      <w:lvlJc w:val="left"/>
-      <w:pPr>
-        <w:ind w:left="5760" w:hanging="360"/>
-      </w:pPr>
-      <w:rPr>
-        <w:rFonts w:ascii="Courier New" w:hAnsi="Courier New" w:cs="Courier New" w:hint="default"/>
-      </w:rPr>
-    </w:lvl>
-    <w:lvl w:ilvl="8" w:tplc="04100005" w:tentative="1">
-      <w:start w:val="1"/>
-      <w:numFmt w:val="bullet"/>
-      <w:lvlText w:val=""/>
-      <w:lvlJc w:val="left"/>
-      <w:pPr>
-        <w:ind w:left="6480" w:hanging="360"/>
-      </w:pPr>
-      <w:rPr>
-        <w:rFonts w:ascii="Wingdings" w:hAnsi="Wingdings" w:hint="default"/>
-      </w:rPr>
-    </w:lvl>
-  </w:abstractNum>
-  <w:abstractNum w:abstractNumId="13" w15:restartNumberingAfterBreak="0">
-    <w:nsid w:val="3B8E7EBE"/>
-    <w:multiLevelType w:val="hybridMultilevel"/>
-    <w:tmpl w:val="51D00DE4"/>
-    <w:lvl w:ilvl="0" w:tplc="0410000F">
+  <w:abstractNum w:abstractNumId="11" w15:restartNumberingAfterBreak="0">
+    <w:nsid w:val="391F2C26"/>
+    <w:multiLevelType w:val="multilevel"/>
+    <w:tmpl w:val="F3A24198"/>
+    <w:lvl w:ilvl="0">
       <w:start w:val="1"/>
       <w:numFmt w:val="decimal"/>
       <w:lvlText w:val="%1."/>
       <w:lvlJc w:val="left"/>
       <w:pPr>
+        <w:tabs>
+          <w:tab w:val="num" w:pos="720"/>
+        </w:tabs>
         <w:ind w:left="720" w:hanging="360"/>
       </w:pPr>
     </w:lvl>
-    <w:lvl w:ilvl="1" w:tplc="04100019" w:tentative="1">
+    <w:lvl w:ilvl="1" w:tentative="1">
       <w:start w:val="1"/>
-      <w:numFmt w:val="lowerLetter"/>
+      <w:numFmt w:val="decimal"/>
       <w:lvlText w:val="%2."/>
       <w:lvlJc w:val="left"/>
       <w:pPr>
+        <w:tabs>
+          <w:tab w:val="num" w:pos="1440"/>
+        </w:tabs>
         <w:ind w:left="1440" w:hanging="360"/>
       </w:pPr>
     </w:lvl>
-    <w:lvl w:ilvl="2" w:tplc="0410001B" w:tentative="1">
+    <w:lvl w:ilvl="2" w:tentative="1">
       <w:start w:val="1"/>
-      <w:numFmt w:val="lowerRoman"/>
+      <w:numFmt w:val="decimal"/>
       <w:lvlText w:val="%3."/>
-      <w:lvlJc w:val="right"/>
-      <w:pPr>
-        <w:ind w:left="2160" w:hanging="180"/>
+      <w:lvlJc w:val="left"/>
+      <w:pPr>
+        <w:tabs>
+          <w:tab w:val="num" w:pos="2160"/>
+        </w:tabs>
+        <w:ind w:left="2160" w:hanging="360"/>
       </w:pPr>
     </w:lvl>
-    <w:lvl w:ilvl="3" w:tplc="0410000F" w:tentative="1">
+    <w:lvl w:ilvl="3" w:tentative="1">
       <w:start w:val="1"/>
       <w:numFmt w:val="decimal"/>
       <w:lvlText w:val="%4."/>
       <w:lvlJc w:val="left"/>
       <w:pPr>
+        <w:tabs>
+          <w:tab w:val="num" w:pos="2880"/>
+        </w:tabs>
         <w:ind w:left="2880" w:hanging="360"/>
       </w:pPr>
     </w:lvl>
-    <w:lvl w:ilvl="4" w:tplc="04100019" w:tentative="1">
+    <w:lvl w:ilvl="4" w:tentative="1">
       <w:start w:val="1"/>
-      <w:numFmt w:val="lowerLetter"/>
+      <w:numFmt w:val="decimal"/>
       <w:lvlText w:val="%5."/>
       <w:lvlJc w:val="left"/>
       <w:pPr>
+        <w:tabs>
+          <w:tab w:val="num" w:pos="3600"/>
+        </w:tabs>
         <w:ind w:left="3600" w:hanging="360"/>
       </w:pPr>
     </w:lvl>
-    <w:lvl w:ilvl="5" w:tplc="0410001B" w:tentative="1">
+    <w:lvl w:ilvl="5" w:tentative="1">
       <w:start w:val="1"/>
-      <w:numFmt w:val="lowerRoman"/>
+      <w:numFmt w:val="decimal"/>
       <w:lvlText w:val="%6."/>
-      <w:lvlJc w:val="right"/>
-      <w:pPr>
-        <w:ind w:left="4320" w:hanging="180"/>
+      <w:lvlJc w:val="left"/>
+      <w:pPr>
+        <w:tabs>
+          <w:tab w:val="num" w:pos="4320"/>
+        </w:tabs>
+        <w:ind w:left="4320" w:hanging="360"/>
       </w:pPr>
     </w:lvl>
-    <w:lvl w:ilvl="6" w:tplc="0410000F" w:tentative="1">
+    <w:lvl w:ilvl="6" w:tentative="1">
       <w:start w:val="1"/>
       <w:numFmt w:val="decimal"/>
       <w:lvlText w:val="%7."/>
       <w:lvlJc w:val="left"/>
       <w:pPr>
+        <w:tabs>
+          <w:tab w:val="num" w:pos="5040"/>
+        </w:tabs>
         <w:ind w:left="5040" w:hanging="360"/>
       </w:pPr>
     </w:lvl>
-    <w:lvl w:ilvl="7" w:tplc="04100019" w:tentative="1">
+    <w:lvl w:ilvl="7" w:tentative="1">
       <w:start w:val="1"/>
-      <w:numFmt w:val="lowerLetter"/>
+      <w:numFmt w:val="decimal"/>
       <w:lvlText w:val="%8."/>
       <w:lvlJc w:val="left"/>
       <w:pPr>
+        <w:tabs>
+          <w:tab w:val="num" w:pos="5760"/>
+        </w:tabs>
         <w:ind w:left="5760" w:hanging="360"/>
       </w:pPr>
     </w:lvl>
-    <w:lvl w:ilvl="8" w:tplc="0410001B" w:tentative="1">
+    <w:lvl w:ilvl="8" w:tentative="1">
       <w:start w:val="1"/>
-      <w:numFmt w:val="lowerRoman"/>
+      <w:numFmt w:val="decimal"/>
       <w:lvlText w:val="%9."/>
-      <w:lvlJc w:val="right"/>
-      <w:pPr>
-        <w:ind w:left="6480" w:hanging="180"/>
+      <w:lvlJc w:val="left"/>
+      <w:pPr>
+        <w:tabs>
+          <w:tab w:val="num" w:pos="6480"/>
+        </w:tabs>
+        <w:ind w:left="6480" w:hanging="360"/>
       </w:pPr>
     </w:lvl>
   </w:abstractNum>
-  <w:abstractNum w:abstractNumId="14" w15:restartNumberingAfterBreak="0">
-    <w:nsid w:val="3C2F1211"/>
+  <w:abstractNum w:abstractNumId="12" w15:restartNumberingAfterBreak="0">
+    <w:nsid w:val="39553FD5"/>
     <w:multiLevelType w:val="multilevel"/>
-    <w:tmpl w:val="B76ADF64"/>
+    <w:tmpl w:val="19A097C4"/>
     <w:lvl w:ilvl="0">
       <w:start w:val="1"/>
       <w:numFmt w:val="bullet"/>
@@ -48361,10 +53962,209 @@
       </w:rPr>
     </w:lvl>
   </w:abstractNum>
+  <w:abstractNum w:abstractNumId="13" w15:restartNumberingAfterBreak="0">
+    <w:nsid w:val="3B0B659F"/>
+    <w:multiLevelType w:val="hybridMultilevel"/>
+    <w:tmpl w:val="AC605CBE"/>
+    <w:lvl w:ilvl="0" w:tplc="04100001">
+      <w:start w:val="1"/>
+      <w:numFmt w:val="bullet"/>
+      <w:lvlText w:val=""/>
+      <w:lvlJc w:val="left"/>
+      <w:pPr>
+        <w:ind w:left="720" w:hanging="360"/>
+      </w:pPr>
+      <w:rPr>
+        <w:rFonts w:ascii="Symbol" w:hAnsi="Symbol" w:hint="default"/>
+      </w:rPr>
+    </w:lvl>
+    <w:lvl w:ilvl="1" w:tplc="04100003" w:tentative="1">
+      <w:start w:val="1"/>
+      <w:numFmt w:val="bullet"/>
+      <w:lvlText w:val="o"/>
+      <w:lvlJc w:val="left"/>
+      <w:pPr>
+        <w:ind w:left="1440" w:hanging="360"/>
+      </w:pPr>
+      <w:rPr>
+        <w:rFonts w:ascii="Courier New" w:hAnsi="Courier New" w:cs="Courier New" w:hint="default"/>
+      </w:rPr>
+    </w:lvl>
+    <w:lvl w:ilvl="2" w:tplc="04100005" w:tentative="1">
+      <w:start w:val="1"/>
+      <w:numFmt w:val="bullet"/>
+      <w:lvlText w:val=""/>
+      <w:lvlJc w:val="left"/>
+      <w:pPr>
+        <w:ind w:left="2160" w:hanging="360"/>
+      </w:pPr>
+      <w:rPr>
+        <w:rFonts w:ascii="Wingdings" w:hAnsi="Wingdings" w:hint="default"/>
+      </w:rPr>
+    </w:lvl>
+    <w:lvl w:ilvl="3" w:tplc="04100001" w:tentative="1">
+      <w:start w:val="1"/>
+      <w:numFmt w:val="bullet"/>
+      <w:lvlText w:val=""/>
+      <w:lvlJc w:val="left"/>
+      <w:pPr>
+        <w:ind w:left="2880" w:hanging="360"/>
+      </w:pPr>
+      <w:rPr>
+        <w:rFonts w:ascii="Symbol" w:hAnsi="Symbol" w:hint="default"/>
+      </w:rPr>
+    </w:lvl>
+    <w:lvl w:ilvl="4" w:tplc="04100003" w:tentative="1">
+      <w:start w:val="1"/>
+      <w:numFmt w:val="bullet"/>
+      <w:lvlText w:val="o"/>
+      <w:lvlJc w:val="left"/>
+      <w:pPr>
+        <w:ind w:left="3600" w:hanging="360"/>
+      </w:pPr>
+      <w:rPr>
+        <w:rFonts w:ascii="Courier New" w:hAnsi="Courier New" w:cs="Courier New" w:hint="default"/>
+      </w:rPr>
+    </w:lvl>
+    <w:lvl w:ilvl="5" w:tplc="04100005" w:tentative="1">
+      <w:start w:val="1"/>
+      <w:numFmt w:val="bullet"/>
+      <w:lvlText w:val=""/>
+      <w:lvlJc w:val="left"/>
+      <w:pPr>
+        <w:ind w:left="4320" w:hanging="360"/>
+      </w:pPr>
+      <w:rPr>
+        <w:rFonts w:ascii="Wingdings" w:hAnsi="Wingdings" w:hint="default"/>
+      </w:rPr>
+    </w:lvl>
+    <w:lvl w:ilvl="6" w:tplc="04100001" w:tentative="1">
+      <w:start w:val="1"/>
+      <w:numFmt w:val="bullet"/>
+      <w:lvlText w:val=""/>
+      <w:lvlJc w:val="left"/>
+      <w:pPr>
+        <w:ind w:left="5040" w:hanging="360"/>
+      </w:pPr>
+      <w:rPr>
+        <w:rFonts w:ascii="Symbol" w:hAnsi="Symbol" w:hint="default"/>
+      </w:rPr>
+    </w:lvl>
+    <w:lvl w:ilvl="7" w:tplc="04100003" w:tentative="1">
+      <w:start w:val="1"/>
+      <w:numFmt w:val="bullet"/>
+      <w:lvlText w:val="o"/>
+      <w:lvlJc w:val="left"/>
+      <w:pPr>
+        <w:ind w:left="5760" w:hanging="360"/>
+      </w:pPr>
+      <w:rPr>
+        <w:rFonts w:ascii="Courier New" w:hAnsi="Courier New" w:cs="Courier New" w:hint="default"/>
+      </w:rPr>
+    </w:lvl>
+    <w:lvl w:ilvl="8" w:tplc="04100005" w:tentative="1">
+      <w:start w:val="1"/>
+      <w:numFmt w:val="bullet"/>
+      <w:lvlText w:val=""/>
+      <w:lvlJc w:val="left"/>
+      <w:pPr>
+        <w:ind w:left="6480" w:hanging="360"/>
+      </w:pPr>
+      <w:rPr>
+        <w:rFonts w:ascii="Wingdings" w:hAnsi="Wingdings" w:hint="default"/>
+      </w:rPr>
+    </w:lvl>
+  </w:abstractNum>
+  <w:abstractNum w:abstractNumId="14" w15:restartNumberingAfterBreak="0">
+    <w:nsid w:val="3B8E7EBE"/>
+    <w:multiLevelType w:val="hybridMultilevel"/>
+    <w:tmpl w:val="51D00DE4"/>
+    <w:lvl w:ilvl="0" w:tplc="0410000F">
+      <w:start w:val="1"/>
+      <w:numFmt w:val="decimal"/>
+      <w:lvlText w:val="%1."/>
+      <w:lvlJc w:val="left"/>
+      <w:pPr>
+        <w:ind w:left="720" w:hanging="360"/>
+      </w:pPr>
+    </w:lvl>
+    <w:lvl w:ilvl="1" w:tplc="04100019" w:tentative="1">
+      <w:start w:val="1"/>
+      <w:numFmt w:val="lowerLetter"/>
+      <w:lvlText w:val="%2."/>
+      <w:lvlJc w:val="left"/>
+      <w:pPr>
+        <w:ind w:left="1440" w:hanging="360"/>
+      </w:pPr>
+    </w:lvl>
+    <w:lvl w:ilvl="2" w:tplc="0410001B" w:tentative="1">
+      <w:start w:val="1"/>
+      <w:numFmt w:val="lowerRoman"/>
+      <w:lvlText w:val="%3."/>
+      <w:lvlJc w:val="right"/>
+      <w:pPr>
+        <w:ind w:left="2160" w:hanging="180"/>
+      </w:pPr>
+    </w:lvl>
+    <w:lvl w:ilvl="3" w:tplc="0410000F" w:tentative="1">
+      <w:start w:val="1"/>
+      <w:numFmt w:val="decimal"/>
+      <w:lvlText w:val="%4."/>
+      <w:lvlJc w:val="left"/>
+      <w:pPr>
+        <w:ind w:left="2880" w:hanging="360"/>
+      </w:pPr>
+    </w:lvl>
+    <w:lvl w:ilvl="4" w:tplc="04100019" w:tentative="1">
+      <w:start w:val="1"/>
+      <w:numFmt w:val="lowerLetter"/>
+      <w:lvlText w:val="%5."/>
+      <w:lvlJc w:val="left"/>
+      <w:pPr>
+        <w:ind w:left="3600" w:hanging="360"/>
+      </w:pPr>
+    </w:lvl>
+    <w:lvl w:ilvl="5" w:tplc="0410001B" w:tentative="1">
+      <w:start w:val="1"/>
+      <w:numFmt w:val="lowerRoman"/>
+      <w:lvlText w:val="%6."/>
+      <w:lvlJc w:val="right"/>
+      <w:pPr>
+        <w:ind w:left="4320" w:hanging="180"/>
+      </w:pPr>
+    </w:lvl>
+    <w:lvl w:ilvl="6" w:tplc="0410000F" w:tentative="1">
+      <w:start w:val="1"/>
+      <w:numFmt w:val="decimal"/>
+      <w:lvlText w:val="%7."/>
+      <w:lvlJc w:val="left"/>
+      <w:pPr>
+        <w:ind w:left="5040" w:hanging="360"/>
+      </w:pPr>
+    </w:lvl>
+    <w:lvl w:ilvl="7" w:tplc="04100019" w:tentative="1">
+      <w:start w:val="1"/>
+      <w:numFmt w:val="lowerLetter"/>
+      <w:lvlText w:val="%8."/>
+      <w:lvlJc w:val="left"/>
+      <w:pPr>
+        <w:ind w:left="5760" w:hanging="360"/>
+      </w:pPr>
+    </w:lvl>
+    <w:lvl w:ilvl="8" w:tplc="0410001B" w:tentative="1">
+      <w:start w:val="1"/>
+      <w:numFmt w:val="lowerRoman"/>
+      <w:lvlText w:val="%9."/>
+      <w:lvlJc w:val="right"/>
+      <w:pPr>
+        <w:ind w:left="6480" w:hanging="180"/>
+      </w:pPr>
+    </w:lvl>
+  </w:abstractNum>
   <w:abstractNum w:abstractNumId="15" w15:restartNumberingAfterBreak="0">
-    <w:nsid w:val="3C415C58"/>
+    <w:nsid w:val="3C2F1211"/>
     <w:multiLevelType w:val="multilevel"/>
-    <w:tmpl w:val="C7861D00"/>
+    <w:tmpl w:val="B76ADF64"/>
     <w:lvl w:ilvl="0">
       <w:start w:val="1"/>
       <w:numFmt w:val="bullet"/>
@@ -48511,9 +54311,9 @@
     </w:lvl>
   </w:abstractNum>
   <w:abstractNum w:abstractNumId="16" w15:restartNumberingAfterBreak="0">
-    <w:nsid w:val="3DFC3087"/>
+    <w:nsid w:val="3C415C58"/>
     <w:multiLevelType w:val="multilevel"/>
-    <w:tmpl w:val="E350317A"/>
+    <w:tmpl w:val="C7861D00"/>
     <w:lvl w:ilvl="0">
       <w:start w:val="1"/>
       <w:numFmt w:val="bullet"/>
@@ -48660,6 +54460,155 @@
     </w:lvl>
   </w:abstractNum>
   <w:abstractNum w:abstractNumId="17" w15:restartNumberingAfterBreak="0">
+    <w:nsid w:val="3DFC3087"/>
+    <w:multiLevelType w:val="multilevel"/>
+    <w:tmpl w:val="E350317A"/>
+    <w:lvl w:ilvl="0">
+      <w:start w:val="1"/>
+      <w:numFmt w:val="bullet"/>
+      <w:lvlText w:val=""/>
+      <w:lvlJc w:val="left"/>
+      <w:pPr>
+        <w:tabs>
+          <w:tab w:val="num" w:pos="720"/>
+        </w:tabs>
+        <w:ind w:left="720" w:hanging="360"/>
+      </w:pPr>
+      <w:rPr>
+        <w:rFonts w:ascii="Symbol" w:hAnsi="Symbol" w:hint="default"/>
+        <w:sz w:val="20"/>
+      </w:rPr>
+    </w:lvl>
+    <w:lvl w:ilvl="1" w:tentative="1">
+      <w:start w:val="1"/>
+      <w:numFmt w:val="bullet"/>
+      <w:lvlText w:val="o"/>
+      <w:lvlJc w:val="left"/>
+      <w:pPr>
+        <w:tabs>
+          <w:tab w:val="num" w:pos="1440"/>
+        </w:tabs>
+        <w:ind w:left="1440" w:hanging="360"/>
+      </w:pPr>
+      <w:rPr>
+        <w:rFonts w:ascii="Courier New" w:hAnsi="Courier New" w:hint="default"/>
+        <w:sz w:val="20"/>
+      </w:rPr>
+    </w:lvl>
+    <w:lvl w:ilvl="2" w:tentative="1">
+      <w:start w:val="1"/>
+      <w:numFmt w:val="bullet"/>
+      <w:lvlText w:val=""/>
+      <w:lvlJc w:val="left"/>
+      <w:pPr>
+        <w:tabs>
+          <w:tab w:val="num" w:pos="2160"/>
+        </w:tabs>
+        <w:ind w:left="2160" w:hanging="360"/>
+      </w:pPr>
+      <w:rPr>
+        <w:rFonts w:ascii="Wingdings" w:hAnsi="Wingdings" w:hint="default"/>
+        <w:sz w:val="20"/>
+      </w:rPr>
+    </w:lvl>
+    <w:lvl w:ilvl="3" w:tentative="1">
+      <w:start w:val="1"/>
+      <w:numFmt w:val="bullet"/>
+      <w:lvlText w:val=""/>
+      <w:lvlJc w:val="left"/>
+      <w:pPr>
+        <w:tabs>
+          <w:tab w:val="num" w:pos="2880"/>
+        </w:tabs>
+        <w:ind w:left="2880" w:hanging="360"/>
+      </w:pPr>
+      <w:rPr>
+        <w:rFonts w:ascii="Wingdings" w:hAnsi="Wingdings" w:hint="default"/>
+        <w:sz w:val="20"/>
+      </w:rPr>
+    </w:lvl>
+    <w:lvl w:ilvl="4" w:tentative="1">
+      <w:start w:val="1"/>
+      <w:numFmt w:val="bullet"/>
+      <w:lvlText w:val=""/>
+      <w:lvlJc w:val="left"/>
+      <w:pPr>
+        <w:tabs>
+          <w:tab w:val="num" w:pos="3600"/>
+        </w:tabs>
+        <w:ind w:left="3600" w:hanging="360"/>
+      </w:pPr>
+      <w:rPr>
+        <w:rFonts w:ascii="Wingdings" w:hAnsi="Wingdings" w:hint="default"/>
+        <w:sz w:val="20"/>
+      </w:rPr>
+    </w:lvl>
+    <w:lvl w:ilvl="5" w:tentative="1">
+      <w:start w:val="1"/>
+      <w:numFmt w:val="bullet"/>
+      <w:lvlText w:val=""/>
+      <w:lvlJc w:val="left"/>
+      <w:pPr>
+        <w:tabs>
+          <w:tab w:val="num" w:pos="4320"/>
+        </w:tabs>
+        <w:ind w:left="4320" w:hanging="360"/>
+      </w:pPr>
+      <w:rPr>
+        <w:rFonts w:ascii="Wingdings" w:hAnsi="Wingdings" w:hint="default"/>
+        <w:sz w:val="20"/>
+      </w:rPr>
+    </w:lvl>
+    <w:lvl w:ilvl="6" w:tentative="1">
+      <w:start w:val="1"/>
+      <w:numFmt w:val="bullet"/>
+      <w:lvlText w:val=""/>
+      <w:lvlJc w:val="left"/>
+      <w:pPr>
+        <w:tabs>
+          <w:tab w:val="num" w:pos="5040"/>
+        </w:tabs>
+        <w:ind w:left="5040" w:hanging="360"/>
+      </w:pPr>
+      <w:rPr>
+        <w:rFonts w:ascii="Wingdings" w:hAnsi="Wingdings" w:hint="default"/>
+        <w:sz w:val="20"/>
+      </w:rPr>
+    </w:lvl>
+    <w:lvl w:ilvl="7" w:tentative="1">
+      <w:start w:val="1"/>
+      <w:numFmt w:val="bullet"/>
+      <w:lvlText w:val=""/>
+      <w:lvlJc w:val="left"/>
+      <w:pPr>
+        <w:tabs>
+          <w:tab w:val="num" w:pos="5760"/>
+        </w:tabs>
+        <w:ind w:left="5760" w:hanging="360"/>
+      </w:pPr>
+      <w:rPr>
+        <w:rFonts w:ascii="Wingdings" w:hAnsi="Wingdings" w:hint="default"/>
+        <w:sz w:val="20"/>
+      </w:rPr>
+    </w:lvl>
+    <w:lvl w:ilvl="8" w:tentative="1">
+      <w:start w:val="1"/>
+      <w:numFmt w:val="bullet"/>
+      <w:lvlText w:val=""/>
+      <w:lvlJc w:val="left"/>
+      <w:pPr>
+        <w:tabs>
+          <w:tab w:val="num" w:pos="6480"/>
+        </w:tabs>
+        <w:ind w:left="6480" w:hanging="360"/>
+      </w:pPr>
+      <w:rPr>
+        <w:rFonts w:ascii="Wingdings" w:hAnsi="Wingdings" w:hint="default"/>
+        <w:sz w:val="20"/>
+      </w:rPr>
+    </w:lvl>
+  </w:abstractNum>
+  <w:abstractNum w:abstractNumId="18" w15:restartNumberingAfterBreak="0">
     <w:nsid w:val="417B55AC"/>
     <w:multiLevelType w:val="multilevel"/>
     <w:tmpl w:val="E1F06430"/>
@@ -48808,7 +54757,7 @@
       </w:rPr>
     </w:lvl>
   </w:abstractNum>
-  <w:abstractNum w:abstractNumId="18" w15:restartNumberingAfterBreak="0">
+  <w:abstractNum w:abstractNumId="19" w15:restartNumberingAfterBreak="0">
     <w:nsid w:val="45C30763"/>
     <w:multiLevelType w:val="multilevel"/>
     <w:tmpl w:val="18C49900"/>
@@ -48957,7 +54906,7 @@
       </w:rPr>
     </w:lvl>
   </w:abstractNum>
-  <w:abstractNum w:abstractNumId="19" w15:restartNumberingAfterBreak="0">
+  <w:abstractNum w:abstractNumId="20" w15:restartNumberingAfterBreak="0">
     <w:nsid w:val="46242377"/>
     <w:multiLevelType w:val="multilevel"/>
     <w:tmpl w:val="AC20B5F2"/>
@@ -49106,7 +55055,7 @@
       </w:rPr>
     </w:lvl>
   </w:abstractNum>
-  <w:abstractNum w:abstractNumId="20" w15:restartNumberingAfterBreak="0">
+  <w:abstractNum w:abstractNumId="21" w15:restartNumberingAfterBreak="0">
     <w:nsid w:val="46BC6859"/>
     <w:multiLevelType w:val="multilevel"/>
     <w:tmpl w:val="ED78D188"/>
@@ -49219,7 +55168,7 @@
       </w:pPr>
     </w:lvl>
   </w:abstractNum>
-  <w:abstractNum w:abstractNumId="21" w15:restartNumberingAfterBreak="0">
+  <w:abstractNum w:abstractNumId="22" w15:restartNumberingAfterBreak="0">
     <w:nsid w:val="4A3504B0"/>
     <w:multiLevelType w:val="multilevel"/>
     <w:tmpl w:val="2CF88324"/>
@@ -49368,7 +55317,7 @@
       </w:rPr>
     </w:lvl>
   </w:abstractNum>
-  <w:abstractNum w:abstractNumId="22" w15:restartNumberingAfterBreak="0">
+  <w:abstractNum w:abstractNumId="23" w15:restartNumberingAfterBreak="0">
     <w:nsid w:val="4B32792E"/>
     <w:multiLevelType w:val="multilevel"/>
     <w:tmpl w:val="73806B9E"/>
@@ -49517,7 +55466,7 @@
       </w:rPr>
     </w:lvl>
   </w:abstractNum>
-  <w:abstractNum w:abstractNumId="23" w15:restartNumberingAfterBreak="0">
+  <w:abstractNum w:abstractNumId="24" w15:restartNumberingAfterBreak="0">
     <w:nsid w:val="4BD62190"/>
     <w:multiLevelType w:val="multilevel"/>
     <w:tmpl w:val="AE8CB244"/>
@@ -49666,7 +55615,7 @@
       </w:rPr>
     </w:lvl>
   </w:abstractNum>
-  <w:abstractNum w:abstractNumId="24" w15:restartNumberingAfterBreak="0">
+  <w:abstractNum w:abstractNumId="25" w15:restartNumberingAfterBreak="0">
     <w:nsid w:val="4DD10A91"/>
     <w:multiLevelType w:val="hybridMultilevel"/>
     <w:tmpl w:val="C78A87F8"/>
@@ -49755,7 +55704,7 @@
       </w:pPr>
     </w:lvl>
   </w:abstractNum>
-  <w:abstractNum w:abstractNumId="25" w15:restartNumberingAfterBreak="0">
+  <w:abstractNum w:abstractNumId="26" w15:restartNumberingAfterBreak="0">
     <w:nsid w:val="4E5C5620"/>
     <w:multiLevelType w:val="multilevel"/>
     <w:tmpl w:val="8F2E61E6"/>
@@ -49868,7 +55817,7 @@
       </w:pPr>
     </w:lvl>
   </w:abstractNum>
-  <w:abstractNum w:abstractNumId="26" w15:restartNumberingAfterBreak="0">
+  <w:abstractNum w:abstractNumId="27" w15:restartNumberingAfterBreak="0">
     <w:nsid w:val="4EC34F2B"/>
     <w:multiLevelType w:val="hybridMultilevel"/>
     <w:tmpl w:val="E488F03E"/>
@@ -49954,7 +55903,156 @@
       </w:pPr>
     </w:lvl>
   </w:abstractNum>
-  <w:abstractNum w:abstractNumId="27" w15:restartNumberingAfterBreak="0">
+  <w:abstractNum w:abstractNumId="28" w15:restartNumberingAfterBreak="0">
+    <w:nsid w:val="50DC590D"/>
+    <w:multiLevelType w:val="multilevel"/>
+    <w:tmpl w:val="446EC274"/>
+    <w:lvl w:ilvl="0">
+      <w:start w:val="1"/>
+      <w:numFmt w:val="bullet"/>
+      <w:lvlText w:val=""/>
+      <w:lvlJc w:val="left"/>
+      <w:pPr>
+        <w:tabs>
+          <w:tab w:val="num" w:pos="720"/>
+        </w:tabs>
+        <w:ind w:left="720" w:hanging="360"/>
+      </w:pPr>
+      <w:rPr>
+        <w:rFonts w:ascii="Symbol" w:hAnsi="Symbol" w:hint="default"/>
+        <w:sz w:val="20"/>
+      </w:rPr>
+    </w:lvl>
+    <w:lvl w:ilvl="1" w:tentative="1">
+      <w:start w:val="1"/>
+      <w:numFmt w:val="bullet"/>
+      <w:lvlText w:val="o"/>
+      <w:lvlJc w:val="left"/>
+      <w:pPr>
+        <w:tabs>
+          <w:tab w:val="num" w:pos="1440"/>
+        </w:tabs>
+        <w:ind w:left="1440" w:hanging="360"/>
+      </w:pPr>
+      <w:rPr>
+        <w:rFonts w:ascii="Courier New" w:hAnsi="Courier New" w:hint="default"/>
+        <w:sz w:val="20"/>
+      </w:rPr>
+    </w:lvl>
+    <w:lvl w:ilvl="2" w:tentative="1">
+      <w:start w:val="1"/>
+      <w:numFmt w:val="bullet"/>
+      <w:lvlText w:val=""/>
+      <w:lvlJc w:val="left"/>
+      <w:pPr>
+        <w:tabs>
+          <w:tab w:val="num" w:pos="2160"/>
+        </w:tabs>
+        <w:ind w:left="2160" w:hanging="360"/>
+      </w:pPr>
+      <w:rPr>
+        <w:rFonts w:ascii="Wingdings" w:hAnsi="Wingdings" w:hint="default"/>
+        <w:sz w:val="20"/>
+      </w:rPr>
+    </w:lvl>
+    <w:lvl w:ilvl="3" w:tentative="1">
+      <w:start w:val="1"/>
+      <w:numFmt w:val="bullet"/>
+      <w:lvlText w:val=""/>
+      <w:lvlJc w:val="left"/>
+      <w:pPr>
+        <w:tabs>
+          <w:tab w:val="num" w:pos="2880"/>
+        </w:tabs>
+        <w:ind w:left="2880" w:hanging="360"/>
+      </w:pPr>
+      <w:rPr>
+        <w:rFonts w:ascii="Wingdings" w:hAnsi="Wingdings" w:hint="default"/>
+        <w:sz w:val="20"/>
+      </w:rPr>
+    </w:lvl>
+    <w:lvl w:ilvl="4" w:tentative="1">
+      <w:start w:val="1"/>
+      <w:numFmt w:val="bullet"/>
+      <w:lvlText w:val=""/>
+      <w:lvlJc w:val="left"/>
+      <w:pPr>
+        <w:tabs>
+          <w:tab w:val="num" w:pos="3600"/>
+        </w:tabs>
+        <w:ind w:left="3600" w:hanging="360"/>
+      </w:pPr>
+      <w:rPr>
+        <w:rFonts w:ascii="Wingdings" w:hAnsi="Wingdings" w:hint="default"/>
+        <w:sz w:val="20"/>
+      </w:rPr>
+    </w:lvl>
+    <w:lvl w:ilvl="5" w:tentative="1">
+      <w:start w:val="1"/>
+      <w:numFmt w:val="bullet"/>
+      <w:lvlText w:val=""/>
+      <w:lvlJc w:val="left"/>
+      <w:pPr>
+        <w:tabs>
+          <w:tab w:val="num" w:pos="4320"/>
+        </w:tabs>
+        <w:ind w:left="4320" w:hanging="360"/>
+      </w:pPr>
+      <w:rPr>
+        <w:rFonts w:ascii="Wingdings" w:hAnsi="Wingdings" w:hint="default"/>
+        <w:sz w:val="20"/>
+      </w:rPr>
+    </w:lvl>
+    <w:lvl w:ilvl="6" w:tentative="1">
+      <w:start w:val="1"/>
+      <w:numFmt w:val="bullet"/>
+      <w:lvlText w:val=""/>
+      <w:lvlJc w:val="left"/>
+      <w:pPr>
+        <w:tabs>
+          <w:tab w:val="num" w:pos="5040"/>
+        </w:tabs>
+        <w:ind w:left="5040" w:hanging="360"/>
+      </w:pPr>
+      <w:rPr>
+        <w:rFonts w:ascii="Wingdings" w:hAnsi="Wingdings" w:hint="default"/>
+        <w:sz w:val="20"/>
+      </w:rPr>
+    </w:lvl>
+    <w:lvl w:ilvl="7" w:tentative="1">
+      <w:start w:val="1"/>
+      <w:numFmt w:val="bullet"/>
+      <w:lvlText w:val=""/>
+      <w:lvlJc w:val="left"/>
+      <w:pPr>
+        <w:tabs>
+          <w:tab w:val="num" w:pos="5760"/>
+        </w:tabs>
+        <w:ind w:left="5760" w:hanging="360"/>
+      </w:pPr>
+      <w:rPr>
+        <w:rFonts w:ascii="Wingdings" w:hAnsi="Wingdings" w:hint="default"/>
+        <w:sz w:val="20"/>
+      </w:rPr>
+    </w:lvl>
+    <w:lvl w:ilvl="8" w:tentative="1">
+      <w:start w:val="1"/>
+      <w:numFmt w:val="bullet"/>
+      <w:lvlText w:val=""/>
+      <w:lvlJc w:val="left"/>
+      <w:pPr>
+        <w:tabs>
+          <w:tab w:val="num" w:pos="6480"/>
+        </w:tabs>
+        <w:ind w:left="6480" w:hanging="360"/>
+      </w:pPr>
+      <w:rPr>
+        <w:rFonts w:ascii="Wingdings" w:hAnsi="Wingdings" w:hint="default"/>
+        <w:sz w:val="20"/>
+      </w:rPr>
+    </w:lvl>
+  </w:abstractNum>
+  <w:abstractNum w:abstractNumId="29" w15:restartNumberingAfterBreak="0">
     <w:nsid w:val="53C91062"/>
     <w:multiLevelType w:val="hybridMultilevel"/>
     <w:tmpl w:val="71566C64"/>
@@ -50067,7 +56165,7 @@
       </w:rPr>
     </w:lvl>
   </w:abstractNum>
-  <w:abstractNum w:abstractNumId="28" w15:restartNumberingAfterBreak="0">
+  <w:abstractNum w:abstractNumId="30" w15:restartNumberingAfterBreak="0">
     <w:nsid w:val="56331BD1"/>
     <w:multiLevelType w:val="multilevel"/>
     <w:tmpl w:val="9252C0BC"/>
@@ -50216,7 +56314,7 @@
       </w:rPr>
     </w:lvl>
   </w:abstractNum>
-  <w:abstractNum w:abstractNumId="29" w15:restartNumberingAfterBreak="0">
+  <w:abstractNum w:abstractNumId="31" w15:restartNumberingAfterBreak="0">
     <w:nsid w:val="57F47378"/>
     <w:multiLevelType w:val="multilevel"/>
     <w:tmpl w:val="06BCD9C2"/>
@@ -50365,7 +56463,7 @@
       </w:rPr>
     </w:lvl>
   </w:abstractNum>
-  <w:abstractNum w:abstractNumId="30" w15:restartNumberingAfterBreak="0">
+  <w:abstractNum w:abstractNumId="32" w15:restartNumberingAfterBreak="0">
     <w:nsid w:val="58A90CCB"/>
     <w:multiLevelType w:val="hybridMultilevel"/>
     <w:tmpl w:val="EFAC181A"/>
@@ -50451,7 +56549,7 @@
       </w:pPr>
     </w:lvl>
   </w:abstractNum>
-  <w:abstractNum w:abstractNumId="31" w15:restartNumberingAfterBreak="0">
+  <w:abstractNum w:abstractNumId="33" w15:restartNumberingAfterBreak="0">
     <w:nsid w:val="5AEB21EE"/>
     <w:multiLevelType w:val="multilevel"/>
     <w:tmpl w:val="B70A95EC"/>
@@ -50568,7 +56666,7 @@
       </w:pPr>
     </w:lvl>
   </w:abstractNum>
-  <w:abstractNum w:abstractNumId="32" w15:restartNumberingAfterBreak="0">
+  <w:abstractNum w:abstractNumId="34" w15:restartNumberingAfterBreak="0">
     <w:nsid w:val="5D666D9C"/>
     <w:multiLevelType w:val="hybridMultilevel"/>
     <w:tmpl w:val="09067CD0"/>
@@ -50681,7 +56779,7 @@
       </w:rPr>
     </w:lvl>
   </w:abstractNum>
-  <w:abstractNum w:abstractNumId="33" w15:restartNumberingAfterBreak="0">
+  <w:abstractNum w:abstractNumId="35" w15:restartNumberingAfterBreak="0">
     <w:nsid w:val="5E577858"/>
     <w:multiLevelType w:val="multilevel"/>
     <w:tmpl w:val="2A04248C"/>
@@ -50830,7 +56928,7 @@
       </w:rPr>
     </w:lvl>
   </w:abstractNum>
-  <w:abstractNum w:abstractNumId="34" w15:restartNumberingAfterBreak="0">
+  <w:abstractNum w:abstractNumId="36" w15:restartNumberingAfterBreak="0">
     <w:nsid w:val="5F923405"/>
     <w:multiLevelType w:val="multilevel"/>
     <w:tmpl w:val="E22C5A88"/>
@@ -50979,7 +57077,7 @@
       </w:rPr>
     </w:lvl>
   </w:abstractNum>
-  <w:abstractNum w:abstractNumId="35" w15:restartNumberingAfterBreak="0">
+  <w:abstractNum w:abstractNumId="37" w15:restartNumberingAfterBreak="0">
     <w:nsid w:val="601974D5"/>
     <w:multiLevelType w:val="hybridMultilevel"/>
     <w:tmpl w:val="166EE5A4"/>
@@ -51068,7 +57166,7 @@
       </w:pPr>
     </w:lvl>
   </w:abstractNum>
-  <w:abstractNum w:abstractNumId="36" w15:restartNumberingAfterBreak="0">
+  <w:abstractNum w:abstractNumId="38" w15:restartNumberingAfterBreak="0">
     <w:nsid w:val="609E5269"/>
     <w:multiLevelType w:val="multilevel"/>
     <w:tmpl w:val="7AF21E66"/>
@@ -51217,7 +57315,7 @@
       </w:rPr>
     </w:lvl>
   </w:abstractNum>
-  <w:abstractNum w:abstractNumId="37" w15:restartNumberingAfterBreak="0">
+  <w:abstractNum w:abstractNumId="39" w15:restartNumberingAfterBreak="0">
     <w:nsid w:val="60B84FBE"/>
     <w:multiLevelType w:val="multilevel"/>
     <w:tmpl w:val="CDCC93E8"/>
@@ -51366,7 +57464,7 @@
       </w:rPr>
     </w:lvl>
   </w:abstractNum>
-  <w:abstractNum w:abstractNumId="38" w15:restartNumberingAfterBreak="0">
+  <w:abstractNum w:abstractNumId="40" w15:restartNumberingAfterBreak="0">
     <w:nsid w:val="69FD6CD2"/>
     <w:multiLevelType w:val="multilevel"/>
     <w:tmpl w:val="0A000346"/>
@@ -51515,7 +57613,7 @@
       </w:rPr>
     </w:lvl>
   </w:abstractNum>
-  <w:abstractNum w:abstractNumId="39" w15:restartNumberingAfterBreak="0">
+  <w:abstractNum w:abstractNumId="41" w15:restartNumberingAfterBreak="0">
     <w:nsid w:val="743A22CC"/>
     <w:multiLevelType w:val="multilevel"/>
     <w:tmpl w:val="6F069D58"/>
@@ -51664,7 +57762,7 @@
       </w:rPr>
     </w:lvl>
   </w:abstractNum>
-  <w:abstractNum w:abstractNumId="40" w15:restartNumberingAfterBreak="0">
+  <w:abstractNum w:abstractNumId="42" w15:restartNumberingAfterBreak="0">
     <w:nsid w:val="74FF2ED4"/>
     <w:multiLevelType w:val="multilevel"/>
     <w:tmpl w:val="7DA46FA6"/>
@@ -51813,7 +57911,7 @@
       </w:rPr>
     </w:lvl>
   </w:abstractNum>
-  <w:abstractNum w:abstractNumId="41" w15:restartNumberingAfterBreak="0">
+  <w:abstractNum w:abstractNumId="43" w15:restartNumberingAfterBreak="0">
     <w:nsid w:val="76491929"/>
     <w:multiLevelType w:val="multilevel"/>
     <w:tmpl w:val="D576AC26"/>
@@ -51962,7 +58060,7 @@
       </w:rPr>
     </w:lvl>
   </w:abstractNum>
-  <w:abstractNum w:abstractNumId="42" w15:restartNumberingAfterBreak="0">
+  <w:abstractNum w:abstractNumId="44" w15:restartNumberingAfterBreak="0">
     <w:nsid w:val="776653DE"/>
     <w:multiLevelType w:val="hybridMultilevel"/>
     <w:tmpl w:val="7158AA5C"/>
@@ -52051,7 +58149,7 @@
       </w:pPr>
     </w:lvl>
   </w:abstractNum>
-  <w:abstractNum w:abstractNumId="43" w15:restartNumberingAfterBreak="0">
+  <w:abstractNum w:abstractNumId="45" w15:restartNumberingAfterBreak="0">
     <w:nsid w:val="79DE1DA6"/>
     <w:multiLevelType w:val="multilevel"/>
     <w:tmpl w:val="652A7154"/>
@@ -52200,7 +58298,7 @@
       </w:rPr>
     </w:lvl>
   </w:abstractNum>
-  <w:abstractNum w:abstractNumId="44" w15:restartNumberingAfterBreak="0">
+  <w:abstractNum w:abstractNumId="46" w15:restartNumberingAfterBreak="0">
     <w:nsid w:val="7A764BBD"/>
     <w:multiLevelType w:val="hybridMultilevel"/>
     <w:tmpl w:val="E488F03E"/>
@@ -52286,7 +58384,7 @@
       </w:pPr>
     </w:lvl>
   </w:abstractNum>
-  <w:abstractNum w:abstractNumId="45" w15:restartNumberingAfterBreak="0">
+  <w:abstractNum w:abstractNumId="47" w15:restartNumberingAfterBreak="0">
     <w:nsid w:val="7EBA6C5C"/>
     <w:multiLevelType w:val="multilevel"/>
     <w:tmpl w:val="BB46F08C"/>
@@ -52435,7 +58533,7 @@
       </w:rPr>
     </w:lvl>
   </w:abstractNum>
-  <w:abstractNum w:abstractNumId="46" w15:restartNumberingAfterBreak="0">
+  <w:abstractNum w:abstractNumId="48" w15:restartNumberingAfterBreak="0">
     <w:nsid w:val="7EF37EB8"/>
     <w:multiLevelType w:val="hybridMultilevel"/>
     <w:tmpl w:val="6622C238"/>
@@ -52549,145 +58647,151 @@
     </w:lvl>
   </w:abstractNum>
   <w:num w:numId="1" w16cid:durableId="512259495">
-    <w:abstractNumId w:val="32"/>
+    <w:abstractNumId w:val="34"/>
   </w:num>
   <w:num w:numId="2" w16cid:durableId="1466852468">
-    <w:abstractNumId w:val="11"/>
+    <w:abstractNumId w:val="12"/>
   </w:num>
   <w:num w:numId="3" w16cid:durableId="641541666">
-    <w:abstractNumId w:val="25"/>
+    <w:abstractNumId w:val="26"/>
   </w:num>
   <w:num w:numId="4" w16cid:durableId="102844092">
-    <w:abstractNumId w:val="31"/>
+    <w:abstractNumId w:val="33"/>
   </w:num>
   <w:num w:numId="5" w16cid:durableId="31344051">
-    <w:abstractNumId w:val="8"/>
+    <w:abstractNumId w:val="9"/>
   </w:num>
   <w:num w:numId="6" w16cid:durableId="923339970">
-    <w:abstractNumId w:val="35"/>
+    <w:abstractNumId w:val="37"/>
   </w:num>
   <w:num w:numId="7" w16cid:durableId="1639535530">
-    <w:abstractNumId w:val="10"/>
+    <w:abstractNumId w:val="11"/>
   </w:num>
   <w:num w:numId="8" w16cid:durableId="537355274">
     <w:abstractNumId w:val="6"/>
   </w:num>
   <w:num w:numId="9" w16cid:durableId="444351196">
-    <w:abstractNumId w:val="7"/>
+    <w:abstractNumId w:val="8"/>
   </w:num>
   <w:num w:numId="10" w16cid:durableId="2139686694">
-    <w:abstractNumId w:val="24"/>
+    <w:abstractNumId w:val="25"/>
   </w:num>
   <w:num w:numId="11" w16cid:durableId="150483661">
     <w:abstractNumId w:val="3"/>
   </w:num>
   <w:num w:numId="12" w16cid:durableId="1351905838">
-    <w:abstractNumId w:val="34"/>
+    <w:abstractNumId w:val="36"/>
   </w:num>
   <w:num w:numId="13" w16cid:durableId="1140804997">
-    <w:abstractNumId w:val="33"/>
+    <w:abstractNumId w:val="35"/>
   </w:num>
   <w:num w:numId="14" w16cid:durableId="966743991">
-    <w:abstractNumId w:val="16"/>
+    <w:abstractNumId w:val="17"/>
   </w:num>
   <w:num w:numId="15" w16cid:durableId="1031034551">
-    <w:abstractNumId w:val="21"/>
+    <w:abstractNumId w:val="22"/>
   </w:num>
   <w:num w:numId="16" w16cid:durableId="1145779715">
-    <w:abstractNumId w:val="14"/>
+    <w:abstractNumId w:val="15"/>
   </w:num>
   <w:num w:numId="17" w16cid:durableId="1715423569">
-    <w:abstractNumId w:val="46"/>
+    <w:abstractNumId w:val="48"/>
   </w:num>
   <w:num w:numId="18" w16cid:durableId="1069306671">
-    <w:abstractNumId w:val="29"/>
+    <w:abstractNumId w:val="31"/>
   </w:num>
   <w:num w:numId="19" w16cid:durableId="2032871924">
-    <w:abstractNumId w:val="17"/>
+    <w:abstractNumId w:val="18"/>
   </w:num>
   <w:num w:numId="20" w16cid:durableId="520435483">
-    <w:abstractNumId w:val="13"/>
+    <w:abstractNumId w:val="14"/>
   </w:num>
   <w:num w:numId="21" w16cid:durableId="1086653651">
     <w:abstractNumId w:val="0"/>
   </w:num>
   <w:num w:numId="22" w16cid:durableId="864443242">
-    <w:abstractNumId w:val="28"/>
+    <w:abstractNumId w:val="30"/>
   </w:num>
   <w:num w:numId="23" w16cid:durableId="46728382">
+    <w:abstractNumId w:val="40"/>
+  </w:num>
+  <w:num w:numId="24" w16cid:durableId="2030715850">
+    <w:abstractNumId w:val="27"/>
+  </w:num>
+  <w:num w:numId="25" w16cid:durableId="833224821">
+    <w:abstractNumId w:val="13"/>
+  </w:num>
+  <w:num w:numId="26" w16cid:durableId="276913633">
+    <w:abstractNumId w:val="29"/>
+  </w:num>
+  <w:num w:numId="27" w16cid:durableId="114761141">
+    <w:abstractNumId w:val="32"/>
+  </w:num>
+  <w:num w:numId="28" w16cid:durableId="1350177020">
     <w:abstractNumId w:val="38"/>
   </w:num>
-  <w:num w:numId="24" w16cid:durableId="2030715850">
-    <w:abstractNumId w:val="26"/>
-  </w:num>
-  <w:num w:numId="25" w16cid:durableId="833224821">
-    <w:abstractNumId w:val="12"/>
-  </w:num>
-  <w:num w:numId="26" w16cid:durableId="276913633">
-    <w:abstractNumId w:val="27"/>
-  </w:num>
-  <w:num w:numId="27" w16cid:durableId="114761141">
-    <w:abstractNumId w:val="30"/>
-  </w:num>
-  <w:num w:numId="28" w16cid:durableId="1350177020">
-    <w:abstractNumId w:val="36"/>
-  </w:num>
   <w:num w:numId="29" w16cid:durableId="1177159608">
-    <w:abstractNumId w:val="23"/>
+    <w:abstractNumId w:val="24"/>
   </w:num>
   <w:num w:numId="30" w16cid:durableId="1763646830">
-    <w:abstractNumId w:val="41"/>
+    <w:abstractNumId w:val="43"/>
   </w:num>
   <w:num w:numId="31" w16cid:durableId="1837334277">
     <w:abstractNumId w:val="5"/>
   </w:num>
   <w:num w:numId="32" w16cid:durableId="943614411">
-    <w:abstractNumId w:val="42"/>
+    <w:abstractNumId w:val="44"/>
   </w:num>
   <w:num w:numId="33" w16cid:durableId="1512377816">
     <w:abstractNumId w:val="1"/>
   </w:num>
   <w:num w:numId="34" w16cid:durableId="1600676437">
+    <w:abstractNumId w:val="47"/>
+  </w:num>
+  <w:num w:numId="35" w16cid:durableId="11227421">
     <w:abstractNumId w:val="45"/>
   </w:num>
-  <w:num w:numId="35" w16cid:durableId="11227421">
-    <w:abstractNumId w:val="43"/>
-  </w:num>
   <w:num w:numId="36" w16cid:durableId="514852682">
-    <w:abstractNumId w:val="18"/>
+    <w:abstractNumId w:val="19"/>
   </w:num>
   <w:num w:numId="37" w16cid:durableId="1789549619">
     <w:abstractNumId w:val="2"/>
   </w:num>
   <w:num w:numId="38" w16cid:durableId="124470669">
-    <w:abstractNumId w:val="22"/>
+    <w:abstractNumId w:val="23"/>
   </w:num>
   <w:num w:numId="39" w16cid:durableId="1484079218">
-    <w:abstractNumId w:val="40"/>
+    <w:abstractNumId w:val="42"/>
   </w:num>
   <w:num w:numId="40" w16cid:durableId="1249920008">
-    <w:abstractNumId w:val="44"/>
+    <w:abstractNumId w:val="46"/>
   </w:num>
   <w:num w:numId="41" w16cid:durableId="1898012446">
-    <w:abstractNumId w:val="20"/>
+    <w:abstractNumId w:val="21"/>
   </w:num>
   <w:num w:numId="42" w16cid:durableId="1696805982">
-    <w:abstractNumId w:val="15"/>
+    <w:abstractNumId w:val="16"/>
   </w:num>
   <w:num w:numId="43" w16cid:durableId="784543573">
     <w:abstractNumId w:val="4"/>
   </w:num>
   <w:num w:numId="44" w16cid:durableId="1263302502">
-    <w:abstractNumId w:val="37"/>
+    <w:abstractNumId w:val="39"/>
   </w:num>
   <w:num w:numId="45" w16cid:durableId="1430202888">
-    <w:abstractNumId w:val="19"/>
+    <w:abstractNumId w:val="20"/>
   </w:num>
   <w:num w:numId="46" w16cid:durableId="849484964">
-    <w:abstractNumId w:val="9"/>
+    <w:abstractNumId w:val="10"/>
   </w:num>
   <w:num w:numId="47" w16cid:durableId="1708144726">
-    <w:abstractNumId w:val="39"/>
+    <w:abstractNumId w:val="41"/>
+  </w:num>
+  <w:num w:numId="48" w16cid:durableId="220214976">
+    <w:abstractNumId w:val="7"/>
+  </w:num>
+  <w:num w:numId="49" w16cid:durableId="728656072">
+    <w:abstractNumId w:val="28"/>
   </w:num>
 </w:numbering>
 </file>
@@ -53774,6 +59878,25 @@
       <w14:ligatures w14:val="none"/>
     </w:rPr>
   </w:style>
+  <w:style w:type="paragraph" w:styleId="Didascalia">
+    <w:name w:val="caption"/>
+    <w:basedOn w:val="Normale"/>
+    <w:next w:val="Normale"/>
+    <w:uiPriority w:val="35"/>
+    <w:unhideWhenUsed/>
+    <w:qFormat/>
+    <w:rsid w:val="007C1034"/>
+    <w:pPr>
+      <w:spacing w:after="200" w:line="240" w:lineRule="auto"/>
+    </w:pPr>
+    <w:rPr>
+      <w:i/>
+      <w:iCs/>
+      <w:color w:val="0E2841" w:themeColor="text2"/>
+      <w:sz w:val="18"/>
+      <w:szCs w:val="18"/>
+    </w:rPr>
+  </w:style>
 </w:styles>
 </file>
 
